--- a/obsidian-history-vault-master/09 courses/UCSB/Sociology UCSB/Kevin Anderson/Marx Seminar/KV1C2C3_vF.docx
+++ b/obsidian-history-vault-master/09 courses/UCSB/Sociology UCSB/Kevin Anderson/Marx Seminar/KV1C2C3_vF.docx
@@ -12,7 +12,7 @@
     </w:p>
     <w:p>
       <w:pPr>
-        <w:spacing w:before="240"/>
+        <w:spacing w:before="240" w:line="360" w:lineRule="auto"/>
         <w:rPr>
           <w:rFonts w:ascii="Century" w:hAnsi="Century"/>
         </w:rPr>
@@ -26,7 +26,7 @@
     </w:p>
     <w:p>
       <w:pPr>
-        <w:spacing w:before="240"/>
+        <w:spacing w:before="240" w:line="360" w:lineRule="auto"/>
         <w:rPr>
           <w:rFonts w:ascii="Century" w:hAnsi="Century"/>
         </w:rPr>
@@ -68,7 +68,7 @@
     </w:p>
     <w:p>
       <w:pPr>
-        <w:spacing w:before="240"/>
+        <w:spacing w:before="240" w:line="360" w:lineRule="auto"/>
         <w:rPr>
           <w:rFonts w:ascii="Century" w:hAnsi="Century"/>
         </w:rPr>
@@ -118,7 +118,7 @@
     </w:p>
     <w:p>
       <w:pPr>
-        <w:spacing w:before="240"/>
+        <w:spacing w:before="240" w:line="360" w:lineRule="auto"/>
         <w:rPr>
           <w:rFonts w:ascii="Century" w:hAnsi="Century"/>
         </w:rPr>
@@ -174,7 +174,7 @@
     </w:p>
     <w:p>
       <w:pPr>
-        <w:spacing w:before="240"/>
+        <w:spacing w:before="240" w:line="360" w:lineRule="auto"/>
         <w:rPr>
           <w:rFonts w:ascii="Century" w:hAnsi="Century"/>
         </w:rPr>
@@ -307,7 +307,14 @@
         <w:rPr>
           <w:rFonts w:ascii="Century" w:hAnsi="Century"/>
         </w:rPr>
-        <w:t xml:space="preserve"> That movement, the mechanical and unreflective, unethical application of the logic of dialectics, the power of alienation, therefore appropriation of something not being for appropriation</w:t>
+        <w:t xml:space="preserve"> That </w:t>
+      </w:r>
+      <w:r>
+        <w:rPr>
+          <w:rFonts w:ascii="Century" w:hAnsi="Century"/>
+        </w:rPr>
+        <w:lastRenderedPageBreak/>
+        <w:t>movement, the mechanical and unreflective, unethical application of the logic of dialectics, the power of alienation, therefore appropriation of something not being for appropriation</w:t>
       </w:r>
       <w:r>
         <w:rPr>
@@ -318,7 +325,7 @@
     </w:p>
     <w:p>
       <w:pPr>
-        <w:spacing w:before="240"/>
+        <w:spacing w:before="240" w:line="360" w:lineRule="auto"/>
         <w:rPr>
           <w:rFonts w:ascii="Century" w:hAnsi="Century"/>
         </w:rPr>
@@ -369,28 +376,197 @@
         <w:rPr>
           <w:rFonts w:ascii="Century" w:hAnsi="Century"/>
         </w:rPr>
-        <w:t xml:space="preserve">%. Fixing its use as a means of exchange, appearing in the process of exchange as a sign of magnitude for the quantitative equivalence </w:t>
+        <w:t xml:space="preserve">%. Fixing its use as a means of exchange, appearing in the process of exchange as a sign of magnitude for the quantitative equivalence of the exchange-value form of all the commodities, as the universal equivalent commodity under certain scale of circulation. </w:t>
+      </w:r>
+    </w:p>
+    <w:p>
+      <w:pPr>
+        <w:spacing w:before="240" w:line="360" w:lineRule="auto"/>
+        <w:rPr>
+          <w:rFonts w:ascii="Century" w:hAnsi="Century"/>
+        </w:rPr>
+      </w:pPr>
+      <w:r>
+        <w:rPr>
+          <w:rFonts w:ascii="Century" w:hAnsi="Century"/>
+        </w:rPr>
+        <w:t xml:space="preserve">With the escalation of its compulsive subsumption by circulation over the exchange process, money is used (first in theory, and then in real) as a determinant of the “need to give an external expression to this opposition [between use-value and value which is latent in the nature of the commodity] for the purposes of commercial intercourse”. The upward scale shift of the exchange process mediated by money produced the drive toward the invention of an “independent” form of value, which finds neither rest nor peace until it became “independent from its own use-value” %%[[KV1C2P182L34]]%% completed the differentiation of all commodities into commodities and money. Therefore, the value of everything is distinguished from its usefulness for exchange, and signed with </w:t>
+      </w:r>
+      <w:proofErr w:type="gramStart"/>
+      <w:r>
+        <w:rPr>
+          <w:rFonts w:ascii="Century" w:hAnsi="Century"/>
+        </w:rPr>
+        <w:t>price %%[</w:t>
+      </w:r>
+      <w:proofErr w:type="gramEnd"/>
+      <w:r>
+        <w:rPr>
+          <w:rFonts w:ascii="Century" w:hAnsi="Century"/>
+        </w:rPr>
+        <w:t>[KV1C2P187L9</w:t>
+      </w:r>
+      <w:proofErr w:type="gramStart"/>
+      <w:r>
+        <w:rPr>
+          <w:rFonts w:ascii="Century" w:hAnsi="Century"/>
+        </w:rPr>
+        <w:t>]]%</w:t>
+      </w:r>
+      <w:proofErr w:type="gramEnd"/>
+      <w:r>
+        <w:rPr>
+          <w:rFonts w:ascii="Century" w:hAnsi="Century"/>
+        </w:rPr>
+        <w:t xml:space="preserve">%, by an imagined quantity of monetized capital valorized as an ideally equivalent quantity of expended human labour. </w:t>
+      </w:r>
+    </w:p>
+    <w:p>
+      <w:pPr>
+        <w:spacing w:before="240" w:line="360" w:lineRule="auto"/>
+        <w:rPr>
+          <w:rFonts w:ascii="Century" w:hAnsi="Century"/>
+        </w:rPr>
+      </w:pPr>
+      <w:r>
+        <w:rPr>
+          <w:rFonts w:ascii="Century" w:hAnsi="Century"/>
+        </w:rPr>
+        <w:t xml:space="preserve">Why the indigenous alienable wealth became gold and silver, and aren’t anymore nor cattle neither slaves? Is because gold and not the slave was already the social form of money when the “discovery” of silver and gold mines </w:t>
       </w:r>
       <w:r>
         <w:rPr>
           <w:rFonts w:ascii="Century" w:hAnsi="Century"/>
         </w:rPr>
         <w:lastRenderedPageBreak/>
-        <w:t xml:space="preserve">of the exchange-value form of all the commodities, as the universal equivalent commodity under certain scale of circulation. </w:t>
-      </w:r>
-    </w:p>
-    <w:p>
-      <w:pPr>
-        <w:spacing w:before="240"/>
-        <w:rPr>
-          <w:rFonts w:ascii="Century" w:hAnsi="Century"/>
-        </w:rPr>
-      </w:pPr>
-      <w:r>
-        <w:rPr>
-          <w:rFonts w:ascii="Century" w:hAnsi="Century"/>
-        </w:rPr>
-        <w:t xml:space="preserve">With the escalation of its compulsive subsumption by circulation over the exchange process, money is used (first in theory, and then in real) as a determinant of the “need to give an external expression to this opposition [between use-value and value which is latent in the nature of the commodity] for the purposes of commercial intercourse”. The upward scale shift of the exchange process mediated by money produced the drive toward the invention of an “independent” form of value, which finds neither rest nor peace until it became “independent from its own use-value” %%[[KV1C2P182L34]]%% completed the differentiation of all commodities into commodities and money. Therefore, the value of everything is distinguished from its usefulness for exchange, and signed with </w:t>
+        <w:t xml:space="preserve">of America occurred. After genocide and slavery, in the exchange process, the mercantile capitalist as bearer of that commodity-money purposely treats something as the “chief element of indigenous alienable wealth” %%[[KV1C2P183L18]]%%. As if it doesn’t have use-value outside its exchange-value form. They treated gold as pure money, and not as commodity-money. Not all the mercantile capitalists could understand at the same pace the value of labour for the circulation process, this means, the valorization process of exchange-values. </w:t>
+      </w:r>
+    </w:p>
+    <w:p>
+      <w:pPr>
+        <w:spacing w:before="240" w:line="360" w:lineRule="auto"/>
+        <w:rPr>
+          <w:rFonts w:ascii="Century" w:hAnsi="Century"/>
+        </w:rPr>
+      </w:pPr>
+      <w:r>
+        <w:rPr>
+          <w:rFonts w:ascii="Century" w:hAnsi="Century"/>
+        </w:rPr>
+        <w:t xml:space="preserve">But certain industrial capital was in formation, incorporating the value of labour into the valorization process of gold as a commodity in its circulation toward its money-form of value. Besides its circulation as a means of payment, gold is then produced for hoarding. At the same time, gold mining was already a branch of production centralized in the hand of capitalist production, before, during, and after the transition of mercantile capital into industrial and finance capital. So, the social accident of the expanded circulation of gold-money as capital and mainly the decision to use it as a means for exchange, as a universal equivalent, was not an accident for the individual gold bearer producing and hoarding the money-commodity of gold. That one, then, later, became the bearer of finance capital. Who as hoarder of the money-commodity wants to exchange every other commodity as metallized-money, monetized money, monetarized money or crypto-money, avoiding the alienation of his money-gold in the process of circulation as a means of </w:t>
+      </w:r>
+      <w:proofErr w:type="gramStart"/>
+      <w:r>
+        <w:rPr>
+          <w:rFonts w:ascii="Century" w:hAnsi="Century"/>
+        </w:rPr>
+        <w:t>payment %%[</w:t>
+      </w:r>
+      <w:proofErr w:type="gramEnd"/>
+      <w:r>
+        <w:rPr>
+          <w:rFonts w:ascii="Century" w:hAnsi="Century"/>
+        </w:rPr>
+        <w:t>[KV1C3P231L8</w:t>
+      </w:r>
+      <w:proofErr w:type="gramStart"/>
+      <w:r>
+        <w:rPr>
+          <w:rFonts w:ascii="Century" w:hAnsi="Century"/>
+        </w:rPr>
+        <w:t>]]%</w:t>
+      </w:r>
+      <w:proofErr w:type="gramEnd"/>
+      <w:r>
+        <w:rPr>
+          <w:rFonts w:ascii="Century" w:hAnsi="Century"/>
+        </w:rPr>
+        <w:t xml:space="preserve">%. </w:t>
+      </w:r>
+    </w:p>
+    <w:p>
+      <w:pPr>
+        <w:spacing w:before="240" w:line="360" w:lineRule="auto"/>
+        <w:rPr>
+          <w:rFonts w:ascii="Century" w:hAnsi="Century"/>
+        </w:rPr>
+      </w:pPr>
+      <w:r>
+        <w:rPr>
+          <w:rFonts w:ascii="Century" w:hAnsi="Century"/>
+        </w:rPr>
+        <w:t>“The difficulty lies not in comprehending that money is a commodity, but in discovering how, why and by what means a commodity becomes money.” %%[[KV1C2P186L24</w:t>
+      </w:r>
+      <w:proofErr w:type="gramStart"/>
+      <w:r>
+        <w:rPr>
+          <w:rFonts w:ascii="Century" w:hAnsi="Century"/>
+        </w:rPr>
+        <w:t>]]%</w:t>
+      </w:r>
+      <w:proofErr w:type="gramEnd"/>
+      <w:r>
+        <w:rPr>
+          <w:rFonts w:ascii="Century" w:hAnsi="Century"/>
+        </w:rPr>
+        <w:t xml:space="preserve">% “all the things are consumed by fire, and fire by all things, just as gold does for goods and goods for gold” (Herakleitos, Plutarch, Moralia, “The E at Delphi, 388D”). </w:t>
+      </w:r>
+    </w:p>
+    <w:p>
+      <w:pPr>
+        <w:spacing w:before="240" w:line="360" w:lineRule="auto"/>
+        <w:rPr>
+          <w:rFonts w:ascii="Century" w:hAnsi="Century"/>
+        </w:rPr>
+      </w:pPr>
+      <w:r>
+        <w:rPr>
+          <w:rFonts w:ascii="Century" w:hAnsi="Century"/>
+        </w:rPr>
+        <w:lastRenderedPageBreak/>
+        <w:t xml:space="preserve">Chapter 3 of Capital explains the social functions executed by money in the circulation process. Marx distinguished money, first, as a measure of value, as the social incarnation of labour expressed in price or money-form. Money as form of appearence of the common measure of value: labour-time, depended on the circulation of gold as universal equivalent commodity. </w:t>
+      </w:r>
+      <w:proofErr w:type="gramStart"/>
+      <w:r>
+        <w:rPr>
+          <w:rFonts w:ascii="Century" w:hAnsi="Century"/>
+        </w:rPr>
+        <w:t>%%[</w:t>
+      </w:r>
+      <w:proofErr w:type="gramEnd"/>
+      <w:r>
+        <w:rPr>
+          <w:rFonts w:ascii="Century" w:hAnsi="Century"/>
+        </w:rPr>
+        <w:t>[KV1C3P188L10</w:t>
+      </w:r>
+      <w:proofErr w:type="gramStart"/>
+      <w:r>
+        <w:rPr>
+          <w:rFonts w:ascii="Century" w:hAnsi="Century"/>
+        </w:rPr>
+        <w:t>]]%</w:t>
+      </w:r>
+      <w:proofErr w:type="gramEnd"/>
+      <w:r>
+        <w:rPr>
+          <w:rFonts w:ascii="Century" w:hAnsi="Century"/>
+        </w:rPr>
+        <w:t xml:space="preserve">% </w:t>
+      </w:r>
+    </w:p>
+    <w:p>
+      <w:pPr>
+        <w:spacing w:before="240" w:line="360" w:lineRule="auto"/>
+        <w:rPr>
+          <w:rFonts w:ascii="Century" w:hAnsi="Century"/>
+        </w:rPr>
+      </w:pPr>
+      <w:r>
+        <w:rPr>
+          <w:rFonts w:ascii="Century" w:hAnsi="Century"/>
+        </w:rPr>
+        <w:t xml:space="preserve">Price is the money form of the magnitude of value measured by an imaginary quantity of gold ideally equivalent to the labour time socially necessary to produce the correspondent quantity of standard units of </w:t>
       </w:r>
       <w:proofErr w:type="gramStart"/>
       <w:r>
@@ -404,7 +580,77 @@
         <w:rPr>
           <w:rFonts w:ascii="Century" w:hAnsi="Century"/>
         </w:rPr>
-        <w:t>[KV1C2P187L9</w:t>
+        <w:t>[KV1C3P195L20</w:t>
+      </w:r>
+      <w:proofErr w:type="gramStart"/>
+      <w:r>
+        <w:rPr>
+          <w:rFonts w:ascii="Century" w:hAnsi="Century"/>
+        </w:rPr>
+        <w:t>]][</w:t>
+      </w:r>
+      <w:proofErr w:type="gramEnd"/>
+      <w:r>
+        <w:rPr>
+          <w:rFonts w:ascii="Century" w:hAnsi="Century"/>
+        </w:rPr>
+        <w:t xml:space="preserve">[KV1C3P196L24]]%%. When the standard of price is defined by a fixed weight of </w:t>
+      </w:r>
+      <w:proofErr w:type="gramStart"/>
+      <w:r>
+        <w:rPr>
+          <w:rFonts w:ascii="Century" w:hAnsi="Century"/>
+        </w:rPr>
+        <w:t>gold %%</w:t>
+      </w:r>
+      <w:proofErr w:type="gramEnd"/>
+      <w:r>
+        <w:rPr>
+          <w:rFonts w:ascii="Century" w:hAnsi="Century"/>
+        </w:rPr>
+        <w:t>[[KV1C3P191L4</w:t>
+      </w:r>
+      <w:proofErr w:type="gramStart"/>
+      <w:r>
+        <w:rPr>
+          <w:rFonts w:ascii="Century" w:hAnsi="Century"/>
+        </w:rPr>
+        <w:t>]][</w:t>
+      </w:r>
+      <w:proofErr w:type="gramEnd"/>
+      <w:r>
+        <w:rPr>
+          <w:rFonts w:ascii="Century" w:hAnsi="Century"/>
+        </w:rPr>
+        <w:t xml:space="preserve">[KV1C3P194L13]]%%. </w:t>
+      </w:r>
+    </w:p>
+    <w:p>
+      <w:pPr>
+        <w:spacing w:before="240" w:line="360" w:lineRule="auto"/>
+        <w:rPr>
+          <w:rFonts w:ascii="Century" w:hAnsi="Century"/>
+        </w:rPr>
+      </w:pPr>
+      <w:r>
+        <w:rPr>
+          <w:rFonts w:ascii="Century" w:hAnsi="Century"/>
+        </w:rPr>
+        <w:t xml:space="preserve">Indeed, as measure of value, money serves only in an ideal capacity, as an imaginary quantity of gold equivalent to the abstractly neccessary labour-time which is, in first instance, the common measure of </w:t>
+      </w:r>
+      <w:proofErr w:type="gramStart"/>
+      <w:r>
+        <w:rPr>
+          <w:rFonts w:ascii="Century" w:hAnsi="Century"/>
+        </w:rPr>
+        <w:t>value %%[</w:t>
+      </w:r>
+      <w:proofErr w:type="gramEnd"/>
+      <w:r>
+        <w:rPr>
+          <w:rFonts w:ascii="Century" w:hAnsi="Century"/>
+        </w:rPr>
+        <w:t>[KV1C3P192L5</w:t>
       </w:r>
       <w:proofErr w:type="gramStart"/>
       <w:r>
@@ -418,49 +664,51 @@
         <w:rPr>
           <w:rFonts w:ascii="Century" w:hAnsi="Century"/>
         </w:rPr>
-        <w:t xml:space="preserve">%, by an imagined quantity of monetized capital valorized as an ideally equivalent quantity of expended human labour. </w:t>
-      </w:r>
-    </w:p>
-    <w:p>
-      <w:pPr>
-        <w:spacing w:before="240"/>
-        <w:rPr>
-          <w:rFonts w:ascii="Century" w:hAnsi="Century"/>
-        </w:rPr>
-      </w:pPr>
-      <w:r>
-        <w:rPr>
-          <w:rFonts w:ascii="Century" w:hAnsi="Century"/>
-        </w:rPr>
-        <w:t xml:space="preserve">Why the indigenous alienable wealth became gold and silver, and aren’t anymore nor cattle neither slaves? Is because gold and not the slave was already the social form of money when the “discovery” of silver and gold mines of America occurred. After genocide and slavery, in the exchange process, the mercantile capitalist as bearer of that commodity-money purposely treats something as the “chief element of indigenous alienable wealth” %%[[KV1C2P183L18]]%%. As if it doesn’t have use-value outside its exchange-value form. They treated gold as pure money, and not as commodity-money. Not all the mercantile capitalists could understand at the same pace the value of labour for the circulation process, this means, the valorization process of exchange-values. </w:t>
-      </w:r>
-    </w:p>
-    <w:p>
-      <w:pPr>
-        <w:spacing w:before="240"/>
-        <w:rPr>
-          <w:rFonts w:ascii="Century" w:hAnsi="Century"/>
-        </w:rPr>
-      </w:pPr>
-      <w:r>
-        <w:rPr>
-          <w:rFonts w:ascii="Century" w:hAnsi="Century"/>
-        </w:rPr>
-        <w:t xml:space="preserve">But certain industrial capital was in formation, incorporating the value of labour into the valorization process of gold as a commodity in its circulation toward its money-form of value. Besides its circulation as a means of payment, gold is then produced for hoarding. At the same time, gold mining was already a branch of production centralized in the hand of capitalist production, before, during, and after the transition of mercantile capital into industrial and finance capital. So, the social accident of the expanded circulation of gold-money as capital and mainly the decision to use it as a means for exchange, as a universal equivalent, was not an accident for the individual gold bearer producing and hoarding the money-commodity of gold. That one, then, later, became the bearer of finance capital. Who as hoarder of the money-commodity wants to exchange every other commodity as metallized-money, monetized money, monetarized money or crypto-money, avoiding the alienation of his money-gold in the process of circulation as a means of </w:t>
-      </w:r>
-      <w:proofErr w:type="gramStart"/>
-      <w:r>
-        <w:rPr>
-          <w:rFonts w:ascii="Century" w:hAnsi="Century"/>
-        </w:rPr>
-        <w:t>payment %%[</w:t>
-      </w:r>
-      <w:proofErr w:type="gramEnd"/>
-      <w:r>
-        <w:rPr>
-          <w:rFonts w:ascii="Century" w:hAnsi="Century"/>
-        </w:rPr>
-        <w:t>[KV1C3P231L8</w:t>
+        <w:t xml:space="preserve">%. Then gold became the standard of price with the separation of the money-form from gold in the circulation of money, but not in the circulation of gold as a money-commodity. This separation of the money-form from the commodity-form of value, developed later in the liberalization of the money price from its elementary form as gold %%[[KV1C3P189L1]]%%. Extending the dissassociation between socially neccessary labour time, as the common measure of value of commodities, and the money-form of value. </w:t>
+      </w:r>
+    </w:p>
+    <w:p>
+      <w:pPr>
+        <w:spacing w:before="240" w:line="360" w:lineRule="auto"/>
+        <w:rPr>
+          <w:rFonts w:ascii="Century" w:hAnsi="Century"/>
+        </w:rPr>
+      </w:pPr>
+      <w:r>
+        <w:rPr>
+          <w:rFonts w:ascii="Century" w:hAnsi="Century"/>
+        </w:rPr>
+        <w:t>T</w:t>
+      </w:r>
+      <w:r>
+        <w:rPr>
+          <w:rFonts w:ascii="Century" w:hAnsi="Century"/>
+        </w:rPr>
+        <w:t xml:space="preserve">he U.S. Dollar </w:t>
+      </w:r>
+      <w:r>
+        <w:rPr>
+          <w:rFonts w:ascii="Century" w:hAnsi="Century"/>
+        </w:rPr>
+        <w:t>became the hegemonic currency functioning as measure of value</w:t>
+      </w:r>
+      <w:r>
+        <w:rPr>
+          <w:rFonts w:ascii="Century" w:hAnsi="Century"/>
+        </w:rPr>
+        <w:t xml:space="preserve"> after 1971 international financial reforms</w:t>
+      </w:r>
+      <w:r>
+        <w:rPr>
+          <w:rFonts w:ascii="Century" w:hAnsi="Century"/>
+        </w:rPr>
+        <w:t>, s</w:t>
+      </w:r>
+      <w:r>
+        <w:rPr>
+          <w:rFonts w:ascii="Century" w:hAnsi="Century"/>
+        </w:rPr>
+        <w:t>eparated from the price of gold and only lightly linked to an imaginary quantity of gold %%[[KV1C3P197L1</w:t>
       </w:r>
       <w:proofErr w:type="gramStart"/>
       <w:r>
@@ -474,50 +722,438 @@
         <w:rPr>
           <w:rFonts w:ascii="Century" w:hAnsi="Century"/>
         </w:rPr>
+        <w:t>% fixed as aliquote part %%[[KV1C3P193L1]]%% of the actual measure of the standard of price</w:t>
+      </w:r>
+      <w:r>
+        <w:rPr>
+          <w:rFonts w:ascii="Century" w:hAnsi="Century"/>
+        </w:rPr>
+        <w:t xml:space="preserve">. </w:t>
+      </w:r>
+      <w:r>
+        <w:rPr>
+          <w:rFonts w:ascii="Century" w:hAnsi="Century"/>
+        </w:rPr>
+        <w:t xml:space="preserve">Marx explained his concern relative to the quantitative incongruity and qualitative contradiction between magnitude </w:t>
+      </w:r>
+      <w:r>
+        <w:rPr>
+          <w:rFonts w:ascii="Century" w:hAnsi="Century"/>
+        </w:rPr>
+        <w:lastRenderedPageBreak/>
+        <w:t xml:space="preserve">of value and </w:t>
+      </w:r>
+      <w:proofErr w:type="gramStart"/>
+      <w:r>
+        <w:rPr>
+          <w:rFonts w:ascii="Century" w:hAnsi="Century"/>
+        </w:rPr>
+        <w:t>price%%[</w:t>
+      </w:r>
+      <w:proofErr w:type="gramEnd"/>
+      <w:r>
+        <w:rPr>
+          <w:rFonts w:ascii="Century" w:hAnsi="Century"/>
+        </w:rPr>
+        <w:t>[KV1C3P197L1</w:t>
+      </w:r>
+      <w:proofErr w:type="gramStart"/>
+      <w:r>
+        <w:rPr>
+          <w:rFonts w:ascii="Century" w:hAnsi="Century"/>
+        </w:rPr>
+        <w:t>]]%</w:t>
+      </w:r>
+      <w:proofErr w:type="gramEnd"/>
+      <w:r>
+        <w:rPr>
+          <w:rFonts w:ascii="Century" w:hAnsi="Century"/>
+        </w:rPr>
+        <w:t>%</w:t>
+      </w:r>
+      <w:r>
+        <w:rPr>
+          <w:rFonts w:ascii="Century" w:hAnsi="Century"/>
+        </w:rPr>
+        <w:t>.</w:t>
+      </w:r>
+      <w:r>
+        <w:rPr>
+          <w:rFonts w:ascii="Century" w:hAnsi="Century"/>
+        </w:rPr>
+        <w:t xml:space="preserve"> As inherent to the introduction of the price-</w:t>
+      </w:r>
+      <w:proofErr w:type="gramStart"/>
+      <w:r>
+        <w:rPr>
+          <w:rFonts w:ascii="Century" w:hAnsi="Century"/>
+        </w:rPr>
+        <w:t>form %%[</w:t>
+      </w:r>
+      <w:proofErr w:type="gramEnd"/>
+      <w:r>
+        <w:rPr>
+          <w:rFonts w:ascii="Century" w:hAnsi="Century"/>
+        </w:rPr>
+        <w:t>[KV1C3P196L24</w:t>
+      </w:r>
+      <w:proofErr w:type="gramStart"/>
+      <w:r>
+        <w:rPr>
+          <w:rFonts w:ascii="Century" w:hAnsi="Century"/>
+        </w:rPr>
+        <w:t>]]%</w:t>
+      </w:r>
+      <w:proofErr w:type="gramEnd"/>
+      <w:r>
+        <w:rPr>
+          <w:rFonts w:ascii="Century" w:hAnsi="Century"/>
+        </w:rPr>
         <w:t xml:space="preserve">%. </w:t>
       </w:r>
     </w:p>
     <w:p>
       <w:pPr>
-        <w:spacing w:before="240"/>
-        <w:rPr>
-          <w:rFonts w:ascii="Century" w:hAnsi="Century"/>
-        </w:rPr>
-      </w:pPr>
+        <w:spacing w:before="240" w:line="360" w:lineRule="auto"/>
+        <w:rPr>
+          <w:rFonts w:ascii="Century" w:hAnsi="Century"/>
+        </w:rPr>
+      </w:pPr>
+      <w:r>
+        <w:rPr>
+          <w:rFonts w:ascii="Century" w:hAnsi="Century"/>
+        </w:rPr>
+        <w:t>“Hence the less the unit of measurement (here a quantity of gold) is subject to variation, the better the standard of price fulfils its office. But gold can serve as a measure of value only because it is itself a product of labour, and therefore potentially variable in-value” %%[[KV1C3P192L20</w:t>
+      </w:r>
+      <w:proofErr w:type="gramStart"/>
+      <w:r>
+        <w:rPr>
+          <w:rFonts w:ascii="Century" w:hAnsi="Century"/>
+        </w:rPr>
+        <w:t>]]%</w:t>
+      </w:r>
+      <w:proofErr w:type="gramEnd"/>
+      <w:r>
+        <w:rPr>
+          <w:rFonts w:ascii="Century" w:hAnsi="Century"/>
+        </w:rPr>
+        <w:t xml:space="preserve">%. </w:t>
+      </w:r>
+    </w:p>
+    <w:p>
+      <w:pPr>
+        <w:spacing w:before="240" w:line="360" w:lineRule="auto"/>
+        <w:rPr>
+          <w:rFonts w:ascii="Century" w:hAnsi="Century"/>
+        </w:rPr>
+      </w:pPr>
+      <w:r>
+        <w:rPr>
+          <w:rFonts w:ascii="Century" w:hAnsi="Century"/>
+        </w:rPr>
+        <w:t xml:space="preserve">Gold is still nowadays a fixed measure of the price-form, the exponential upward in its price is non-related with its value variation in its production process or variable composition of capital -as Marx will specify later. As the productivity of labour in mining reduced the variability of the amount of labour embodied in gold production its variation becames reduced, diluting its function of gold as a measure of value, in comparison to the U.S. Dollar as the money-form or price. </w:t>
+      </w:r>
+    </w:p>
+    <w:p>
+      <w:pPr>
+        <w:spacing w:before="240" w:line="360" w:lineRule="auto"/>
+        <w:rPr>
+          <w:rFonts w:ascii="Century" w:hAnsi="Century"/>
+        </w:rPr>
+      </w:pPr>
+      <w:r>
+        <w:rPr>
+          <w:rFonts w:ascii="Century" w:hAnsi="Century"/>
+        </w:rPr>
+        <w:t>Nevertheless, gold diminish its variation as unit of measurement as a fixed aliquote part of the standard of price, but that stability is contradicted by the volatility of the U.S. Dollar and of the U.S. Dollar price of gold reserves. The function of money as means for circulation resulted from the inherent contradiction between the elementary form of use value and its exchange-value, resolved by the creation of a new form of value which is the money-form (M) of exchange-value, mediating the exchange of commodities (C-</w:t>
+      </w:r>
+      <w:proofErr w:type="gramStart"/>
+      <w:r>
+        <w:rPr>
+          <w:rFonts w:ascii="Century" w:hAnsi="Century"/>
+        </w:rPr>
+        <w:t>C) %</w:t>
+      </w:r>
+      <w:proofErr w:type="gramEnd"/>
+      <w:r>
+        <w:rPr>
+          <w:rFonts w:ascii="Century" w:hAnsi="Century"/>
+        </w:rPr>
+        <w:t>%[[KV1C3P198L16</w:t>
+      </w:r>
+      <w:proofErr w:type="gramStart"/>
+      <w:r>
+        <w:rPr>
+          <w:rFonts w:ascii="Century" w:hAnsi="Century"/>
+        </w:rPr>
+        <w:t>]]%</w:t>
+      </w:r>
+      <w:proofErr w:type="gramEnd"/>
+      <w:r>
+        <w:rPr>
+          <w:rFonts w:ascii="Century" w:hAnsi="Century"/>
+        </w:rPr>
+        <w:t xml:space="preserve">%. </w:t>
+      </w:r>
+    </w:p>
+    <w:p>
+      <w:pPr>
+        <w:spacing w:before="240" w:line="360" w:lineRule="auto"/>
+        <w:rPr>
+          <w:rFonts w:ascii="Century" w:hAnsi="Century"/>
+        </w:rPr>
+      </w:pPr>
+      <w:r>
+        <w:rPr>
+          <w:rFonts w:ascii="Century" w:hAnsi="Century"/>
+        </w:rPr>
+        <w:t xml:space="preserve">The final instance of the exchange of commodities mediated by </w:t>
+      </w:r>
+      <w:proofErr w:type="gramStart"/>
+      <w:r>
+        <w:rPr>
+          <w:rFonts w:ascii="Century" w:hAnsi="Century"/>
+        </w:rPr>
+        <w:t>money,</w:t>
+      </w:r>
+      <w:proofErr w:type="gramEnd"/>
+      <w:r>
+        <w:rPr>
+          <w:rFonts w:ascii="Century" w:hAnsi="Century"/>
+        </w:rPr>
+        <w:t xml:space="preserve"> allows the consumption of a use-value, only after its purchase (C-M-C). Introducing the commodities in a circulation process %%[[KV1C3P198L29]]%%. The metamorphosis of commodities is a double process expressing, first the inherent contradiction in the commodity form, between use-value and exchange-value. And an external contradiction between the commodities and money, expressing the use-value that are commodities while representing its </w:t>
+      </w:r>
       <w:r>
         <w:rPr>
           <w:rFonts w:ascii="Century" w:hAnsi="Century"/>
         </w:rPr>
         <w:lastRenderedPageBreak/>
-        <w:t xml:space="preserve">“The difficulty lies not in comprehending that money is a commodity, but in discovering how, why and by what means a commodity becomes money.” %%[[KV1C2P186L24]]%% “all the things are consumed by fire, and fire by all things, just as gold does for goods and goods for gold” (Herakleitos, Plutarch, Moralia, “The E at Delphi, 388D”). Chapter 3 of Capital explains the social functions executed by money in the circulation process. </w:t>
-      </w:r>
-    </w:p>
-    <w:p>
-      <w:pPr>
-        <w:spacing w:before="240"/>
-        <w:rPr>
-          <w:rFonts w:ascii="Century" w:hAnsi="Century"/>
-        </w:rPr>
-      </w:pPr>
-      <w:r>
-        <w:rPr>
-          <w:rFonts w:ascii="Century" w:hAnsi="Century"/>
-        </w:rPr>
-        <w:t xml:space="preserve">Marx distinguished money, first, as a measure of value, as the social incarnation of labour expressed in price or money-form. Money as form of appearence of the common measure of value: labour-time, depended on the circulation of gold as universal equivalent commodity. %%[[KV1C3P188L10]]%% Price is the money form of the magnitude of value measured by an imaginary quantity of gold ideally equivalent to the labour time socially necessary to produce the correspondent quantity of standard units of price %%[[KV1C3P195L20]][[KV1C3P196L24]]%%. When the standard of price is defined by a fixed weight of </w:t>
-      </w:r>
-      <w:proofErr w:type="gramStart"/>
-      <w:r>
-        <w:rPr>
-          <w:rFonts w:ascii="Century" w:hAnsi="Century"/>
-        </w:rPr>
-        <w:t>gold %%</w:t>
-      </w:r>
-      <w:proofErr w:type="gramEnd"/>
-      <w:r>
-        <w:rPr>
-          <w:rFonts w:ascii="Century" w:hAnsi="Century"/>
-        </w:rPr>
-        <w:t>[[KV1C3P191L4</w:t>
+        <w:t xml:space="preserve">exchange-value in price, while the money-commodity gold appears as the materialization of </w:t>
+      </w:r>
+      <w:proofErr w:type="gramStart"/>
+      <w:r>
+        <w:rPr>
+          <w:rFonts w:ascii="Century" w:hAnsi="Century"/>
+        </w:rPr>
+        <w:t>value %%[</w:t>
+      </w:r>
+      <w:proofErr w:type="gramEnd"/>
+      <w:r>
+        <w:rPr>
+          <w:rFonts w:ascii="Century" w:hAnsi="Century"/>
+        </w:rPr>
+        <w:t>[KV1C3P199L16</w:t>
+      </w:r>
+      <w:proofErr w:type="gramStart"/>
+      <w:r>
+        <w:rPr>
+          <w:rFonts w:ascii="Century" w:hAnsi="Century"/>
+        </w:rPr>
+        <w:t>]]%</w:t>
+      </w:r>
+      <w:proofErr w:type="gramEnd"/>
+      <w:r>
+        <w:rPr>
+          <w:rFonts w:ascii="Century" w:hAnsi="Century"/>
+        </w:rPr>
+        <w:t xml:space="preserve">%. </w:t>
+      </w:r>
+    </w:p>
+    <w:p>
+      <w:pPr>
+        <w:spacing w:before="240" w:line="360" w:lineRule="auto"/>
+        <w:rPr>
+          <w:rFonts w:ascii="Century" w:hAnsi="Century"/>
+        </w:rPr>
+      </w:pPr>
+      <w:proofErr w:type="spellStart"/>
+      <w:r>
+        <w:rPr>
+          <w:rFonts w:ascii="Century" w:hAnsi="Century"/>
+        </w:rPr>
+        <w:t>Neverthless</w:t>
+      </w:r>
+      <w:proofErr w:type="spellEnd"/>
+      <w:r>
+        <w:rPr>
+          <w:rFonts w:ascii="Century" w:hAnsi="Century"/>
+        </w:rPr>
+        <w:t xml:space="preserve">, gold is not money, </w:t>
+      </w:r>
+      <w:proofErr w:type="gramStart"/>
+      <w:r>
+        <w:rPr>
+          <w:rFonts w:ascii="Century" w:hAnsi="Century"/>
+        </w:rPr>
+        <w:t>is</w:t>
+      </w:r>
+      <w:proofErr w:type="gramEnd"/>
+      <w:r>
+        <w:rPr>
+          <w:rFonts w:ascii="Century" w:hAnsi="Century"/>
+        </w:rPr>
+        <w:t xml:space="preserve"> the money-commodity. All the other commodities relates with gold as the mean to express its money-form of value, in price %%[[KV1C3P199L10]]%%. Price is the money-name of an assumed quantity of socially neccesary labour objectified in it, as exchange-value of the total of real embodiments of its utility measured by an imaginary quantity of gold represented in the money-form which becomes, price. </w:t>
+      </w:r>
+      <w:proofErr w:type="gramStart"/>
+      <w:r>
+        <w:rPr>
+          <w:rFonts w:ascii="Century" w:hAnsi="Century"/>
+        </w:rPr>
+        <w:t>%%[</w:t>
+      </w:r>
+      <w:proofErr w:type="gramEnd"/>
+      <w:r>
+        <w:rPr>
+          <w:rFonts w:ascii="Century" w:hAnsi="Century"/>
+        </w:rPr>
+        <w:t>[KV1C3P202L1</w:t>
+      </w:r>
+      <w:proofErr w:type="gramStart"/>
+      <w:r>
+        <w:rPr>
+          <w:rFonts w:ascii="Century" w:hAnsi="Century"/>
+        </w:rPr>
+        <w:t>]]%</w:t>
+      </w:r>
+      <w:proofErr w:type="gramEnd"/>
+      <w:r>
+        <w:rPr>
+          <w:rFonts w:ascii="Century" w:hAnsi="Century"/>
+        </w:rPr>
+        <w:t xml:space="preserve">% </w:t>
+      </w:r>
+    </w:p>
+    <w:p>
+      <w:pPr>
+        <w:spacing w:before="240" w:line="360" w:lineRule="auto"/>
+        <w:rPr>
+          <w:rFonts w:ascii="Century" w:hAnsi="Century"/>
+        </w:rPr>
+      </w:pPr>
+      <w:r>
+        <w:rPr>
+          <w:rFonts w:ascii="Century" w:hAnsi="Century"/>
+        </w:rPr>
+        <w:t xml:space="preserve">“But what is the commodity exchanged for? For the universal shape assumed by its own value. And what is the gold exchanged for? For a particular form of its own use-value”. %%[[KV1C3P203L17]]%% The particular use-value form of gold, which Marx is referring to above, is the standard of price. Which is a fixed weight of gold (i.e. an ounce of gold) operating as the unit of expression shared by their comparable magnitudes of </w:t>
+      </w:r>
+      <w:proofErr w:type="gramStart"/>
+      <w:r>
+        <w:rPr>
+          <w:rFonts w:ascii="Century" w:hAnsi="Century"/>
+        </w:rPr>
+        <w:t>price.%%[[</w:t>
+      </w:r>
+      <w:proofErr w:type="gramEnd"/>
+      <w:r>
+        <w:rPr>
+          <w:rFonts w:ascii="Century" w:hAnsi="Century"/>
+        </w:rPr>
+        <w:t xml:space="preserve">KV1C3P192L5]]%% </w:t>
+      </w:r>
+    </w:p>
+    <w:p>
+      <w:pPr>
+        <w:spacing w:before="240" w:line="360" w:lineRule="auto"/>
+        <w:rPr>
+          <w:rFonts w:ascii="Century" w:hAnsi="Century"/>
+        </w:rPr>
+      </w:pPr>
+      <w:r>
+        <w:rPr>
+          <w:rFonts w:ascii="Century" w:hAnsi="Century"/>
+        </w:rPr>
+        <w:t xml:space="preserve">Therefore </w:t>
+      </w:r>
+      <w:proofErr w:type="gramStart"/>
+      <w:r>
+        <w:rPr>
+          <w:rFonts w:ascii="Century" w:hAnsi="Century"/>
+        </w:rPr>
+        <w:t>in “[t]he</w:t>
+      </w:r>
+      <w:proofErr w:type="gramEnd"/>
+      <w:r>
+        <w:rPr>
+          <w:rFonts w:ascii="Century" w:hAnsi="Century"/>
+        </w:rPr>
+        <w:t xml:space="preserve"> process of circulation, therefore, unlike the direct exchange of products, does not disappear from view once the use-values have changed places and changed hands. The money does not vanish when it finally drops out of the series of metamorphoses undergone by a commodity. It always leaves behind a precipitate at a point in the arena of circulation vacated by the commodities. Circulation [of commodities] sweats money from every pore”. </w:t>
+      </w:r>
+      <w:proofErr w:type="gramStart"/>
+      <w:r>
+        <w:rPr>
+          <w:rFonts w:ascii="Century" w:hAnsi="Century"/>
+        </w:rPr>
+        <w:t>%%[</w:t>
+      </w:r>
+      <w:proofErr w:type="gramEnd"/>
+      <w:r>
+        <w:rPr>
+          <w:rFonts w:ascii="Century" w:hAnsi="Century"/>
+        </w:rPr>
+        <w:t>[KV1C3P208L4</w:t>
+      </w:r>
+      <w:proofErr w:type="gramStart"/>
+      <w:r>
+        <w:rPr>
+          <w:rFonts w:ascii="Century" w:hAnsi="Century"/>
+        </w:rPr>
+        <w:t>]]%</w:t>
+      </w:r>
+      <w:proofErr w:type="gramEnd"/>
+      <w:r>
+        <w:rPr>
+          <w:rFonts w:ascii="Century" w:hAnsi="Century"/>
+        </w:rPr>
+        <w:t xml:space="preserve">% </w:t>
+      </w:r>
+    </w:p>
+    <w:p>
+      <w:pPr>
+        <w:spacing w:before="240" w:line="360" w:lineRule="auto"/>
+        <w:rPr>
+          <w:rFonts w:ascii="Century" w:hAnsi="Century"/>
+        </w:rPr>
+      </w:pPr>
+      <w:r>
+        <w:rPr>
+          <w:rFonts w:ascii="Century" w:hAnsi="Century"/>
+        </w:rPr>
+        <w:t xml:space="preserve">The circulation of money, on the other </w:t>
+      </w:r>
+      <w:proofErr w:type="gramStart"/>
+      <w:r>
+        <w:rPr>
+          <w:rFonts w:ascii="Century" w:hAnsi="Century"/>
+        </w:rPr>
+        <w:t>hands</w:t>
+      </w:r>
+      <w:proofErr w:type="gramEnd"/>
+      <w:r>
+        <w:rPr>
+          <w:rFonts w:ascii="Century" w:hAnsi="Century"/>
+        </w:rPr>
+        <w:t xml:space="preserve">, is determined by the circulation of commmodities, the circuit C-M-C always implicate the constant removal of money (M) from the commodity-owner in its first metamorphosis (C-M) to the other commodity-owner (M-C). By this second metamorphosis money becames a means of purchase, always in the hands of the buyer, so the commodity is transfered from the hands of the seller to the buyer’s one, while removes the </w:t>
+      </w:r>
+      <w:r>
+        <w:rPr>
+          <w:rFonts w:ascii="Century" w:hAnsi="Century"/>
+        </w:rPr>
+        <w:lastRenderedPageBreak/>
+        <w:t xml:space="preserve">money from the hands of the buyer puting it in the sellers’ one. </w:t>
+      </w:r>
+      <w:proofErr w:type="gramStart"/>
+      <w:r>
+        <w:rPr>
+          <w:rFonts w:ascii="Century" w:hAnsi="Century"/>
+        </w:rPr>
+        <w:t>%%[</w:t>
+      </w:r>
+      <w:proofErr w:type="gramEnd"/>
+      <w:r>
+        <w:rPr>
+          <w:rFonts w:ascii="Century" w:hAnsi="Century"/>
+        </w:rPr>
+        <w:t>[KV1C3P210L18</w:t>
       </w:r>
       <w:proofErr w:type="gramStart"/>
       <w:r>
@@ -531,466 +1167,12 @@
         <w:rPr>
           <w:rFonts w:ascii="Century" w:hAnsi="Century"/>
         </w:rPr>
-        <w:t xml:space="preserve">[KV1C3P194L13]]%%. </w:t>
-      </w:r>
-    </w:p>
-    <w:p>
-      <w:pPr>
-        <w:spacing w:before="240"/>
-        <w:rPr>
-          <w:rFonts w:ascii="Century" w:hAnsi="Century"/>
-        </w:rPr>
-      </w:pPr>
-      <w:r>
-        <w:rPr>
-          <w:rFonts w:ascii="Century" w:hAnsi="Century"/>
-        </w:rPr>
-        <w:t xml:space="preserve">Indeed, as measure of value, money serves only in an ideal capacity, as an imaginary quantity of gold equivalent to the abstractly neccessary labour-time which is, in first instance, the common measure of </w:t>
-      </w:r>
-      <w:proofErr w:type="gramStart"/>
-      <w:r>
-        <w:rPr>
-          <w:rFonts w:ascii="Century" w:hAnsi="Century"/>
-        </w:rPr>
-        <w:t>value %%[</w:t>
-      </w:r>
-      <w:proofErr w:type="gramEnd"/>
-      <w:r>
-        <w:rPr>
-          <w:rFonts w:ascii="Century" w:hAnsi="Century"/>
-        </w:rPr>
-        <w:t>[KV1C3P192L5</w:t>
-      </w:r>
-      <w:proofErr w:type="gramStart"/>
-      <w:r>
-        <w:rPr>
-          <w:rFonts w:ascii="Century" w:hAnsi="Century"/>
-        </w:rPr>
-        <w:t>]]%</w:t>
-      </w:r>
-      <w:proofErr w:type="gramEnd"/>
-      <w:r>
-        <w:rPr>
-          <w:rFonts w:ascii="Century" w:hAnsi="Century"/>
-        </w:rPr>
-        <w:t xml:space="preserve">%. Then gold became the standard of price with the separation of the money-form from gold in the circulation of money, but not in the circulation of gold as a money-commodity. This separation of the money-form from the commodity-form of value, developed later in the liberalization of the money price from its elementary form as gold %%[[KV1C3P189L1]]%%. Extending the dissassociation between socially neccessary labour time, as the common measure of value of commodities, and the money-form of value. </w:t>
-      </w:r>
-    </w:p>
-    <w:p>
-      <w:pPr>
-        <w:spacing w:before="240"/>
-        <w:rPr>
-          <w:rFonts w:ascii="Century" w:hAnsi="Century"/>
-        </w:rPr>
-      </w:pPr>
-      <w:r>
-        <w:rPr>
-          <w:rFonts w:ascii="Century" w:hAnsi="Century"/>
-        </w:rPr>
-        <w:t>T</w:t>
-      </w:r>
-      <w:r>
-        <w:rPr>
-          <w:rFonts w:ascii="Century" w:hAnsi="Century"/>
-        </w:rPr>
-        <w:t xml:space="preserve">he U.S. Dollar </w:t>
-      </w:r>
-      <w:r>
-        <w:rPr>
-          <w:rFonts w:ascii="Century" w:hAnsi="Century"/>
-        </w:rPr>
-        <w:t>became the hegemonic currency functioning as measure of value</w:t>
-      </w:r>
-      <w:r>
-        <w:rPr>
-          <w:rFonts w:ascii="Century" w:hAnsi="Century"/>
-        </w:rPr>
-        <w:t xml:space="preserve"> after 1971 international financial reforms</w:t>
-      </w:r>
-      <w:r>
-        <w:rPr>
-          <w:rFonts w:ascii="Century" w:hAnsi="Century"/>
-        </w:rPr>
-        <w:t>, s</w:t>
-      </w:r>
-      <w:r>
-        <w:rPr>
-          <w:rFonts w:ascii="Century" w:hAnsi="Century"/>
-        </w:rPr>
-        <w:t>eparated from the price of gold and only lightly linked to an imaginary quantity of gold %%[[KV1C3P197L1</w:t>
-      </w:r>
-      <w:proofErr w:type="gramStart"/>
-      <w:r>
-        <w:rPr>
-          <w:rFonts w:ascii="Century" w:hAnsi="Century"/>
-        </w:rPr>
-        <w:t>]]%</w:t>
-      </w:r>
-      <w:proofErr w:type="gramEnd"/>
-      <w:r>
-        <w:rPr>
-          <w:rFonts w:ascii="Century" w:hAnsi="Century"/>
-        </w:rPr>
-        <w:t>% fixed as aliquote part %%[[KV1C3P193L1]]%% of the actual measure of the standard of price</w:t>
-      </w:r>
-      <w:r>
-        <w:rPr>
-          <w:rFonts w:ascii="Century" w:hAnsi="Century"/>
-        </w:rPr>
-        <w:t xml:space="preserve">. </w:t>
-      </w:r>
-      <w:r>
-        <w:rPr>
-          <w:rFonts w:ascii="Century" w:hAnsi="Century"/>
-        </w:rPr>
-        <w:t xml:space="preserve">Marx explained his concern relative to the quantitative incongruity and qualitative contradiction between magnitude of value and </w:t>
-      </w:r>
-      <w:proofErr w:type="gramStart"/>
-      <w:r>
-        <w:rPr>
-          <w:rFonts w:ascii="Century" w:hAnsi="Century"/>
-        </w:rPr>
-        <w:t>price%%[</w:t>
-      </w:r>
-      <w:proofErr w:type="gramEnd"/>
-      <w:r>
-        <w:rPr>
-          <w:rFonts w:ascii="Century" w:hAnsi="Century"/>
-        </w:rPr>
-        <w:t>[KV1C3P197L1</w:t>
-      </w:r>
-      <w:proofErr w:type="gramStart"/>
-      <w:r>
-        <w:rPr>
-          <w:rFonts w:ascii="Century" w:hAnsi="Century"/>
-        </w:rPr>
-        <w:t>]]%</w:t>
-      </w:r>
-      <w:proofErr w:type="gramEnd"/>
-      <w:r>
-        <w:rPr>
-          <w:rFonts w:ascii="Century" w:hAnsi="Century"/>
-        </w:rPr>
-        <w:t>%</w:t>
-      </w:r>
-      <w:r>
-        <w:rPr>
-          <w:rFonts w:ascii="Century" w:hAnsi="Century"/>
-        </w:rPr>
-        <w:t>.</w:t>
-      </w:r>
-      <w:r>
-        <w:rPr>
-          <w:rFonts w:ascii="Century" w:hAnsi="Century"/>
-        </w:rPr>
-        <w:t xml:space="preserve"> As inherent to the introduction of the price-</w:t>
-      </w:r>
-      <w:proofErr w:type="gramStart"/>
-      <w:r>
-        <w:rPr>
-          <w:rFonts w:ascii="Century" w:hAnsi="Century"/>
-        </w:rPr>
-        <w:t>form %%[</w:t>
-      </w:r>
-      <w:proofErr w:type="gramEnd"/>
-      <w:r>
-        <w:rPr>
-          <w:rFonts w:ascii="Century" w:hAnsi="Century"/>
-        </w:rPr>
-        <w:t>[KV1C3P196L24</w:t>
-      </w:r>
-      <w:proofErr w:type="gramStart"/>
-      <w:r>
-        <w:rPr>
-          <w:rFonts w:ascii="Century" w:hAnsi="Century"/>
-        </w:rPr>
-        <w:t>]]%</w:t>
-      </w:r>
-      <w:proofErr w:type="gramEnd"/>
-      <w:r>
-        <w:rPr>
-          <w:rFonts w:ascii="Century" w:hAnsi="Century"/>
-        </w:rPr>
-        <w:t xml:space="preserve">%. </w:t>
-      </w:r>
-    </w:p>
-    <w:p>
-      <w:pPr>
-        <w:spacing w:before="240"/>
-        <w:rPr>
-          <w:rFonts w:ascii="Century" w:hAnsi="Century"/>
-        </w:rPr>
-      </w:pPr>
-      <w:r>
-        <w:rPr>
-          <w:rFonts w:ascii="Century" w:hAnsi="Century"/>
-        </w:rPr>
-        <w:t xml:space="preserve">“Hence the less the unit of measurement (here a quantity of gold) is subject to variation, the better the standard of price fulfils its office. But gold can serve as a measure of value only because it is itself a product of labour, and therefore potentially variable in-value” %%[[KV1C3P192L20]]%%. Gold is still nowadays a fixed measure of the price-form, the exponential upward in its price is non-related with its value variation in its production process or variable composition of capital -as Marx will specify later. As the productivity of labour </w:t>
-      </w:r>
-      <w:r>
-        <w:rPr>
-          <w:rFonts w:ascii="Century" w:hAnsi="Century"/>
-        </w:rPr>
-        <w:lastRenderedPageBreak/>
-        <w:t xml:space="preserve">in mining reduced the variability of the amount of labour embodied in gold production its variation becames reduced, diluting its function of gold as a measure of value, in comparison to the U.S. Dollar as the money-form or price. </w:t>
-      </w:r>
-    </w:p>
-    <w:p>
-      <w:pPr>
-        <w:spacing w:before="240"/>
-        <w:rPr>
-          <w:rFonts w:ascii="Century" w:hAnsi="Century"/>
-        </w:rPr>
-      </w:pPr>
-      <w:r>
-        <w:rPr>
-          <w:rFonts w:ascii="Century" w:hAnsi="Century"/>
-        </w:rPr>
-        <w:t>Nevertheless, gold diminish its variation as unit of measurement as a fixed aliquote part of the standard of price, but that stability is contradicted by the volatility of the U.S. Dollar and of the U.S. Dollar price of gold reserves. The function of money as means for circulation resulted from the inherent contradiction between the elementary form of use value and its exchange-value, resolved by the creation of a new form of value which is the money-form (M) of exchange-value, mediating the exchange of commodities (C-</w:t>
-      </w:r>
-      <w:proofErr w:type="gramStart"/>
-      <w:r>
-        <w:rPr>
-          <w:rFonts w:ascii="Century" w:hAnsi="Century"/>
-        </w:rPr>
-        <w:t>C) %</w:t>
-      </w:r>
-      <w:proofErr w:type="gramEnd"/>
-      <w:r>
-        <w:rPr>
-          <w:rFonts w:ascii="Century" w:hAnsi="Century"/>
-        </w:rPr>
-        <w:t>%[[KV1C3P198L16</w:t>
-      </w:r>
-      <w:proofErr w:type="gramStart"/>
-      <w:r>
-        <w:rPr>
-          <w:rFonts w:ascii="Century" w:hAnsi="Century"/>
-        </w:rPr>
-        <w:t>]]%</w:t>
-      </w:r>
-      <w:proofErr w:type="gramEnd"/>
-      <w:r>
-        <w:rPr>
-          <w:rFonts w:ascii="Century" w:hAnsi="Century"/>
-        </w:rPr>
-        <w:t xml:space="preserve">%. </w:t>
-      </w:r>
-    </w:p>
-    <w:p>
-      <w:pPr>
-        <w:spacing w:before="240"/>
-        <w:rPr>
-          <w:rFonts w:ascii="Century" w:hAnsi="Century"/>
-        </w:rPr>
-      </w:pPr>
-      <w:r>
-        <w:rPr>
-          <w:rFonts w:ascii="Century" w:hAnsi="Century"/>
-        </w:rPr>
-        <w:t xml:space="preserve">The final instance of the exchange of commodities mediated by </w:t>
-      </w:r>
-      <w:proofErr w:type="gramStart"/>
-      <w:r>
-        <w:rPr>
-          <w:rFonts w:ascii="Century" w:hAnsi="Century"/>
-        </w:rPr>
-        <w:t>money,</w:t>
-      </w:r>
-      <w:proofErr w:type="gramEnd"/>
-      <w:r>
-        <w:rPr>
-          <w:rFonts w:ascii="Century" w:hAnsi="Century"/>
-        </w:rPr>
-        <w:t xml:space="preserve"> allows the consumption of a use-value, only after its purchase (C-M-C). Introducing the commodities in a circulation process %%[[KV1C3P198L29]]%%. The metamorphosis of commodities is a double process expressing, first the inherent contradiction in the commodity form, between use-value and exchange-value. And an external contradiction between the commodities and money, expressing the use-value that are commodities while representing its exchange-value in price, while the money-commodity gold appears as the materialization of </w:t>
-      </w:r>
-      <w:proofErr w:type="gramStart"/>
-      <w:r>
-        <w:rPr>
-          <w:rFonts w:ascii="Century" w:hAnsi="Century"/>
-        </w:rPr>
-        <w:t>value %%[</w:t>
-      </w:r>
-      <w:proofErr w:type="gramEnd"/>
-      <w:r>
-        <w:rPr>
-          <w:rFonts w:ascii="Century" w:hAnsi="Century"/>
-        </w:rPr>
-        <w:t>[KV1C3P199L16</w:t>
-      </w:r>
-      <w:proofErr w:type="gramStart"/>
-      <w:r>
-        <w:rPr>
-          <w:rFonts w:ascii="Century" w:hAnsi="Century"/>
-        </w:rPr>
-        <w:t>]]%</w:t>
-      </w:r>
-      <w:proofErr w:type="gramEnd"/>
-      <w:r>
-        <w:rPr>
-          <w:rFonts w:ascii="Century" w:hAnsi="Century"/>
-        </w:rPr>
-        <w:t xml:space="preserve">%. </w:t>
-      </w:r>
-    </w:p>
-    <w:p>
-      <w:pPr>
-        <w:spacing w:before="240"/>
-        <w:rPr>
-          <w:rFonts w:ascii="Century" w:hAnsi="Century"/>
-        </w:rPr>
-      </w:pPr>
-      <w:proofErr w:type="spellStart"/>
-      <w:r>
-        <w:rPr>
-          <w:rFonts w:ascii="Century" w:hAnsi="Century"/>
-        </w:rPr>
-        <w:t>Neverthless</w:t>
-      </w:r>
-      <w:proofErr w:type="spellEnd"/>
-      <w:r>
-        <w:rPr>
-          <w:rFonts w:ascii="Century" w:hAnsi="Century"/>
-        </w:rPr>
-        <w:t xml:space="preserve">, gold is not money, </w:t>
-      </w:r>
-      <w:proofErr w:type="gramStart"/>
-      <w:r>
-        <w:rPr>
-          <w:rFonts w:ascii="Century" w:hAnsi="Century"/>
-        </w:rPr>
-        <w:t>is</w:t>
-      </w:r>
-      <w:proofErr w:type="gramEnd"/>
-      <w:r>
-        <w:rPr>
-          <w:rFonts w:ascii="Century" w:hAnsi="Century"/>
-        </w:rPr>
-        <w:t xml:space="preserve"> the money-commodity. All the other commodities relates with gold as the mean to express its money-form of value, in price %%[[KV1C3P199L10]]%%. Price is the money-name of an assumed quantity of socially neccesary labour objectified in it, as exchange-value of the total of real embodiments of its utility measured by an imaginary quantity of gold represented in the money-form which becomes, price. </w:t>
-      </w:r>
-      <w:proofErr w:type="gramStart"/>
-      <w:r>
-        <w:rPr>
-          <w:rFonts w:ascii="Century" w:hAnsi="Century"/>
-        </w:rPr>
-        <w:t>%%[</w:t>
-      </w:r>
-      <w:proofErr w:type="gramEnd"/>
-      <w:r>
-        <w:rPr>
-          <w:rFonts w:ascii="Century" w:hAnsi="Century"/>
-        </w:rPr>
-        <w:t>[KV1C3P202L1</w:t>
-      </w:r>
-      <w:proofErr w:type="gramStart"/>
-      <w:r>
-        <w:rPr>
-          <w:rFonts w:ascii="Century" w:hAnsi="Century"/>
-        </w:rPr>
-        <w:t>]]%</w:t>
-      </w:r>
-      <w:proofErr w:type="gramEnd"/>
-      <w:r>
-        <w:rPr>
-          <w:rFonts w:ascii="Century" w:hAnsi="Century"/>
-        </w:rPr>
-        <w:t xml:space="preserve">% </w:t>
-      </w:r>
-    </w:p>
-    <w:p>
-      <w:pPr>
-        <w:spacing w:before="240"/>
-        <w:rPr>
-          <w:rFonts w:ascii="Century" w:hAnsi="Century"/>
-        </w:rPr>
-      </w:pPr>
-      <w:r>
-        <w:rPr>
-          <w:rFonts w:ascii="Century" w:hAnsi="Century"/>
-        </w:rPr>
-        <w:t xml:space="preserve">“But what is the commodity exchanged for? For the universal shape assumed by its own value. And what is the gold exchanged for? For a particular form of its own use-value”. %%[[KV1C3P203L17]]%% The particular use-value form of gold, which Marx is referring to above, is the standard of price. Which is a fixed weight of gold (i.e. an ounce of gold) operating as the unit of expression shared by their comparable magnitudes of </w:t>
-      </w:r>
-      <w:proofErr w:type="gramStart"/>
-      <w:r>
-        <w:rPr>
-          <w:rFonts w:ascii="Century" w:hAnsi="Century"/>
-        </w:rPr>
-        <w:t>price.%%[[</w:t>
-      </w:r>
-      <w:proofErr w:type="gramEnd"/>
-      <w:r>
-        <w:rPr>
-          <w:rFonts w:ascii="Century" w:hAnsi="Century"/>
-        </w:rPr>
-        <w:t xml:space="preserve">KV1C3P192L5]]%% </w:t>
-      </w:r>
-    </w:p>
-    <w:p>
-      <w:pPr>
-        <w:spacing w:before="240"/>
-        <w:rPr>
-          <w:rFonts w:ascii="Century" w:hAnsi="Century"/>
-        </w:rPr>
-      </w:pPr>
-      <w:r>
-        <w:rPr>
-          <w:rFonts w:ascii="Century" w:hAnsi="Century"/>
-        </w:rPr>
-        <w:t xml:space="preserve">Therefore </w:t>
-      </w:r>
-      <w:proofErr w:type="gramStart"/>
-      <w:r>
-        <w:rPr>
-          <w:rFonts w:ascii="Century" w:hAnsi="Century"/>
-        </w:rPr>
-        <w:t>in “[t]he</w:t>
-      </w:r>
-      <w:proofErr w:type="gramEnd"/>
-      <w:r>
-        <w:rPr>
-          <w:rFonts w:ascii="Century" w:hAnsi="Century"/>
-        </w:rPr>
-        <w:t xml:space="preserve"> process of circulation, therefore, unlike the direct exchange of products, does not disappear from view once the use-values have changed places and changed hands. The money does not vanish when it finally drops out of the series of metamorphoses undergone by a commodity. It always leaves behind a precipitate at a point in the arena of circulation vacated by the commodities. Circulation [of commodities] sweats money from every pore”. %%[[KV1C3P208L4]]%% The circulation of money, on the other hands, is </w:t>
-      </w:r>
-      <w:r>
-        <w:rPr>
-          <w:rFonts w:ascii="Century" w:hAnsi="Century"/>
-        </w:rPr>
-        <w:lastRenderedPageBreak/>
-        <w:t xml:space="preserve">determined by the circulation of commmodities, the circuit C-M-C always implicate the constant removal of money (M) from the commodity-owner in its first metamorphosis (C-M) to the other commodity-owner (M-C). By this second metamorphosis money becames a means of purchase, always in the hands of the buyer, so the commodity is transfered from the hands of the seller to the buyer’s one, while removes the money from the hands of the buyer puting it in the sellers’ one. </w:t>
-      </w:r>
-      <w:proofErr w:type="gramStart"/>
-      <w:r>
-        <w:rPr>
-          <w:rFonts w:ascii="Century" w:hAnsi="Century"/>
-        </w:rPr>
-        <w:t>%%[</w:t>
-      </w:r>
-      <w:proofErr w:type="gramEnd"/>
-      <w:r>
-        <w:rPr>
-          <w:rFonts w:ascii="Century" w:hAnsi="Century"/>
-        </w:rPr>
-        <w:t>[KV1C3P210L18</w:t>
-      </w:r>
-      <w:proofErr w:type="gramStart"/>
-      <w:r>
-        <w:rPr>
-          <w:rFonts w:ascii="Century" w:hAnsi="Century"/>
-        </w:rPr>
-        <w:t>]][</w:t>
-      </w:r>
-      <w:proofErr w:type="gramEnd"/>
-      <w:r>
-        <w:rPr>
-          <w:rFonts w:ascii="Century" w:hAnsi="Century"/>
-        </w:rPr>
         <w:t xml:space="preserve">[KV1C3P210L26]][[KV1C3P211L10]][[KV1C3P213L1]]%% </w:t>
       </w:r>
     </w:p>
     <w:p>
       <w:pPr>
-        <w:spacing w:before="240"/>
+        <w:spacing w:before="240" w:line="360" w:lineRule="auto"/>
         <w:rPr>
           <w:rFonts w:ascii="Century" w:hAnsi="Century"/>
         </w:rPr>
@@ -1025,7 +1207,7 @@
     </w:p>
     <w:p>
       <w:pPr>
-        <w:spacing w:before="240"/>
+        <w:spacing w:before="240" w:line="360" w:lineRule="auto"/>
         <w:rPr>
           <w:rFonts w:ascii="Century" w:hAnsi="Century"/>
         </w:rPr>
@@ -1126,7 +1308,21 @@
         <w:rPr>
           <w:rFonts w:ascii="Century" w:hAnsi="Century"/>
         </w:rPr>
-        <w:t xml:space="preserve">circulation time as a determinant of the ratio between the velocity of the circulation of commodities and the velocity of circulation of money. So, if the total quantity of money circulating, is determined by the total sum of prices of all commodities in </w:t>
+        <w:t xml:space="preserve">circulation time as a determinant of the ratio between the velocity of the circulation of commodities and the velocity of circulation of money. </w:t>
+      </w:r>
+    </w:p>
+    <w:p>
+      <w:pPr>
+        <w:spacing w:before="240" w:line="360" w:lineRule="auto"/>
+        <w:rPr>
+          <w:rFonts w:ascii="Century" w:hAnsi="Century"/>
+        </w:rPr>
+      </w:pPr>
+      <w:r>
+        <w:rPr>
+          <w:rFonts w:ascii="Century" w:hAnsi="Century"/>
+        </w:rPr>
+        <w:t xml:space="preserve">So, if the total quantity of money circulating, is determined by the total sum of prices of all commodities in </w:t>
       </w:r>
       <w:proofErr w:type="gramStart"/>
       <w:r>
@@ -1159,7 +1355,7 @@
     </w:p>
     <w:p>
       <w:pPr>
-        <w:spacing w:before="240"/>
+        <w:spacing w:before="240" w:line="360" w:lineRule="auto"/>
         <w:rPr>
           <w:rFonts w:ascii="Century" w:hAnsi="Century"/>
         </w:rPr>
@@ -1192,7 +1388,14 @@
         <w:rPr>
           <w:rFonts w:ascii="Century" w:hAnsi="Century"/>
         </w:rPr>
-        <w:t>: How much gold is being absorbed by the circulation of money? As, its answer should be different from the response of the next one: How much gold is being expressed ideally by the sum of total prices of the commodities circulating? The total sum of the prices of the commodities in circulation blass the average of the velocity of circulation (measured as the number of times the same piece of money turns-over within a given period %%[[KV1C3P216L2]]%%), determine the price of the quantity of money or the price of the money-commodity which is gold as means of circulation. Gold, indeed, is the medium of circulation and measure of value as the money-</w:t>
+        <w:t xml:space="preserve">: How much gold is being absorbed by the circulation of money? As, its answer should be different from the response of the next one: How much gold is being expressed ideally by the sum of total prices of the commodities circulating? The total sum of the prices of the commodities in circulation blass the average of the velocity of circulation (measured as the number of times the same piece of money turns-over within a given period %%[[KV1C3P216L2]]%%), determine the price of the quantity of money or the price of the money-commodity which is gold as means of circulation. Gold, indeed, is the medium of circulation and measure of value as </w:t>
+      </w:r>
+      <w:r>
+        <w:rPr>
+          <w:rFonts w:ascii="Century" w:hAnsi="Century"/>
+        </w:rPr>
+        <w:lastRenderedPageBreak/>
+        <w:t>the money-</w:t>
       </w:r>
       <w:proofErr w:type="gramStart"/>
       <w:r>
@@ -1231,7 +1434,7 @@
     </w:p>
     <w:p>
       <w:pPr>
-        <w:spacing w:before="240"/>
+        <w:spacing w:before="240" w:line="360" w:lineRule="auto"/>
         <w:rPr>
           <w:rFonts w:ascii="Century" w:hAnsi="Century"/>
         </w:rPr>
@@ -1254,26 +1457,359 @@
         <w:rPr>
           <w:rFonts w:ascii="Century" w:hAnsi="Century"/>
         </w:rPr>
-        <w:t xml:space="preserve">% Gold is accumulated first as a result of the exchange of surplus-product converted into money, so hoarded in its money-commodity form (gold, silver, and cooper mainly), expressing the “superfluity or wealth” in </w:t>
+        <w:t>% Gold is accumulated first as a result of the exchange of surplus-product converted into money, so hoarded in its money-commodity form (gold, silver, and cooper mainly), expressing the “superfluity or wealth” in money form of value, which becames real wealth or real capital</w:t>
+      </w:r>
+      <w:r>
+        <w:rPr>
+          <w:rFonts w:ascii="Century" w:hAnsi="Century"/>
+        </w:rPr>
+        <w:t>:</w:t>
+      </w:r>
+      <w:r>
+        <w:rPr>
+          <w:rFonts w:ascii="Century" w:hAnsi="Century"/>
+        </w:rPr>
+        <w:t xml:space="preserve"> %%[[GNBIVP459L13]]%% as the money-commodity separated from the total circulating capital. While still being present in the backstage of capital reproduction, consuming an aliquote part of every value by each circulation turn-over.</w:t>
+      </w:r>
+      <w:r>
+        <w:rPr>
+          <w:rFonts w:ascii="Century" w:hAnsi="Century"/>
+        </w:rPr>
+        <w:t xml:space="preserve"> </w:t>
+      </w:r>
+    </w:p>
+    <w:p>
+      <w:pPr>
+        <w:spacing w:before="240" w:line="360" w:lineRule="auto"/>
+        <w:rPr>
+          <w:rFonts w:ascii="Century" w:hAnsi="Century"/>
+        </w:rPr>
+      </w:pPr>
+      <w:r>
+        <w:rPr>
+          <w:rFonts w:ascii="Century" w:hAnsi="Century"/>
+        </w:rPr>
+        <w:t xml:space="preserve">Gold hoarding </w:t>
+      </w:r>
+      <w:r>
+        <w:rPr>
+          <w:rFonts w:ascii="Century" w:hAnsi="Century"/>
+        </w:rPr>
+        <w:t>developed in</w:t>
+      </w:r>
+      <w:r>
+        <w:rPr>
+          <w:rFonts w:ascii="Century" w:hAnsi="Century"/>
+        </w:rPr>
+        <w:t xml:space="preserve"> the separation of the money-commodity from circulation. </w:t>
+      </w:r>
+      <w:r>
+        <w:rPr>
+          <w:rFonts w:ascii="Century" w:hAnsi="Century"/>
+        </w:rPr>
+        <w:t xml:space="preserve">It’s </w:t>
+      </w:r>
+      <w:r>
+        <w:rPr>
+          <w:rFonts w:ascii="Century" w:hAnsi="Century"/>
+        </w:rPr>
+        <w:t xml:space="preserve">separated from the circulating capital, finance capital, productive capital, </w:t>
+      </w:r>
+      <w:r>
+        <w:rPr>
+          <w:rFonts w:ascii="Century" w:hAnsi="Century"/>
+        </w:rPr>
+        <w:t xml:space="preserve">as means of circulation. It </w:t>
+      </w:r>
+      <w:r>
+        <w:rPr>
+          <w:rFonts w:ascii="Century" w:hAnsi="Century"/>
+        </w:rPr>
+        <w:t>is real capital as soon as it is present in its money-commodity form</w:t>
+      </w:r>
+      <w:r>
+        <w:rPr>
+          <w:rFonts w:ascii="Century" w:hAnsi="Century"/>
+        </w:rPr>
+        <w:t xml:space="preserve"> in every purchase/sale without being the means of payment or the measure value of price</w:t>
+      </w:r>
+      <w:r>
+        <w:rPr>
+          <w:rFonts w:ascii="Century" w:hAnsi="Century"/>
+        </w:rPr>
+        <w:t xml:space="preserve">, </w:t>
+      </w:r>
+      <w:r>
+        <w:rPr>
+          <w:rFonts w:ascii="Century" w:hAnsi="Century"/>
+        </w:rPr>
+        <w:t xml:space="preserve">accumulating an aliquot part of each exchange-value </w:t>
+      </w:r>
+      <w:r>
+        <w:rPr>
+          <w:rFonts w:ascii="Century" w:hAnsi="Century"/>
+        </w:rPr>
+        <w:t xml:space="preserve">circulation, </w:t>
+      </w:r>
+      <w:r>
+        <w:rPr>
+          <w:rFonts w:ascii="Century" w:hAnsi="Century"/>
+        </w:rPr>
+        <w:t>as</w:t>
+      </w:r>
+      <w:r>
+        <w:rPr>
+          <w:rFonts w:ascii="Century" w:hAnsi="Century"/>
+        </w:rPr>
+        <w:t xml:space="preserve"> gold is</w:t>
+      </w:r>
+      <w:r>
+        <w:rPr>
+          <w:rFonts w:ascii="Century" w:hAnsi="Century"/>
+        </w:rPr>
+        <w:t xml:space="preserve"> the elementary form of the standard of money price</w:t>
+      </w:r>
+      <w:r>
+        <w:rPr>
+          <w:rFonts w:ascii="Century" w:hAnsi="Century"/>
+        </w:rPr>
+        <w:t xml:space="preserve"> </w:t>
+      </w:r>
+      <w:r>
+        <w:rPr>
+          <w:rFonts w:ascii="Century" w:hAnsi="Century"/>
+        </w:rPr>
+        <w:t>from which the monetized-form of value divorced from.</w:t>
+      </w:r>
+      <w:r>
+        <w:rPr>
+          <w:rFonts w:ascii="Century" w:hAnsi="Century"/>
+        </w:rPr>
+        <w:t xml:space="preserve"> </w:t>
+      </w:r>
+    </w:p>
+    <w:p>
+      <w:pPr>
+        <w:spacing w:before="240" w:line="360" w:lineRule="auto"/>
+        <w:rPr>
+          <w:rFonts w:ascii="Century" w:hAnsi="Century"/>
+        </w:rPr>
+      </w:pPr>
+      <w:r>
+        <w:rPr>
+          <w:rFonts w:ascii="Century" w:hAnsi="Century"/>
+        </w:rPr>
+        <w:t xml:space="preserve">Real capital hoarded, while separated from circulation as </w:t>
+      </w:r>
+      <w:r>
+        <w:rPr>
+          <w:rFonts w:ascii="Century" w:hAnsi="Century"/>
+        </w:rPr>
+        <w:t>a means</w:t>
+      </w:r>
+      <w:r>
+        <w:rPr>
+          <w:rFonts w:ascii="Century" w:hAnsi="Century"/>
+        </w:rPr>
+        <w:t xml:space="preserve"> of payment, is still being present at the backstage of capital reproduction. Consuming an aliquote part of the total surplus value produced with its realization in money form equal to the total price of the commodities sold by each circulation turn-over time, which corresponds to a proportion of the non-circulating surplus-capital which is not distributed among capitalists as it is the physical form or presentation of money</w:t>
+      </w:r>
+      <w:r>
+        <w:rPr>
+          <w:rFonts w:ascii="Century" w:hAnsi="Century"/>
+        </w:rPr>
+        <w:t xml:space="preserve"> (gold, the money-commodity)</w:t>
+      </w:r>
+      <w:r>
+        <w:rPr>
+          <w:rFonts w:ascii="Century" w:hAnsi="Century"/>
+        </w:rPr>
+        <w:t xml:space="preserve">. </w:t>
+      </w:r>
+    </w:p>
+    <w:p>
+      <w:pPr>
+        <w:spacing w:before="240" w:line="360" w:lineRule="auto"/>
+        <w:rPr>
+          <w:rFonts w:ascii="Century" w:hAnsi="Century"/>
+        </w:rPr>
+      </w:pPr>
+      <w:r>
+        <w:rPr>
+          <w:rFonts w:ascii="Century" w:hAnsi="Century"/>
+        </w:rPr>
+        <w:t xml:space="preserve">With the realization of every commodity in its money-form, an aliquote part of the profit of enterprise, already disccounted rent and interest, as the gold form </w:t>
       </w:r>
       <w:r>
         <w:rPr>
           <w:rFonts w:ascii="Century" w:hAnsi="Century"/>
         </w:rPr>
         <w:lastRenderedPageBreak/>
-        <w:t>money form of value, which becames real wealth or real capital</w:t>
-      </w:r>
-      <w:r>
-        <w:rPr>
-          <w:rFonts w:ascii="Century" w:hAnsi="Century"/>
-        </w:rPr>
-        <w:t>:</w:t>
-      </w:r>
-      <w:r>
-        <w:rPr>
-          <w:rFonts w:ascii="Century" w:hAnsi="Century"/>
-        </w:rPr>
-        <w:t xml:space="preserve"> %%[[GNBIVP459L13]]%% as the money-commodity separated from the total circulating capital. While still being present in the backstage of capital reproduction, consuming an aliquote part of every value by each circulation turn-over.</w:t>
+        <w:t xml:space="preserve">of money-commodity already eluded its use as circulating capital or </w:t>
+      </w:r>
+      <w:r>
+        <w:rPr>
+          <w:rFonts w:ascii="Century" w:hAnsi="Century"/>
+        </w:rPr>
+        <w:t>means</w:t>
+      </w:r>
+      <w:r>
+        <w:rPr>
+          <w:rFonts w:ascii="Century" w:hAnsi="Century"/>
+        </w:rPr>
+        <w:t xml:space="preserve"> of payment. itself with the circulation of money and the circulation of commodities left an aliquote part of value into the money-commodity which is historically and not by choice: gold. Without the circulation of money and commodities entangled by the circuit of capital reproduction, the valorization of gold as the money-commodity is interrupted.</w:t>
+      </w:r>
+    </w:p>
+    <w:p>
+      <w:pPr>
+        <w:spacing w:before="240" w:line="360" w:lineRule="auto"/>
+        <w:rPr>
+          <w:rFonts w:ascii="Century" w:hAnsi="Century"/>
+        </w:rPr>
+      </w:pPr>
+      <w:r>
+        <w:rPr>
+          <w:rFonts w:ascii="Century" w:hAnsi="Century"/>
+        </w:rPr>
+        <w:t xml:space="preserve">Indeed, the rise in the productivity of labor in gold production changed the quantity of the standard of value measure of money that is being produced by an equivalent abstract quantity of labor, while the price of gold growth exponentially as it is hoarded in its money-commodity form of value by the international finance state capitalists in reserves funds. As the circulation of the commodities and their transubstantiation into money are by their exchange scale, the chance of social accident by which the circuit M-C-M’ is being obstructed, mediate between the necessary conversion of commodities into money, correspondent to the process of transformation of surplus-value into profit. </w:t>
+      </w:r>
+    </w:p>
+    <w:p>
+      <w:pPr>
+        <w:spacing w:before="240" w:line="360" w:lineRule="auto"/>
+        <w:rPr>
+          <w:rFonts w:ascii="Century" w:hAnsi="Century"/>
+        </w:rPr>
+      </w:pPr>
+      <w:r>
+        <w:rPr>
+          <w:rFonts w:ascii="Century" w:hAnsi="Century"/>
+        </w:rPr>
+        <w:t>Is it not in the transition forms in which we should pay attention? What is to be done? Historically, the exchange process produced the accumulation of gold as a universal equivalent commodity which became money-commodity. At the same pace the production of gold reaches the circulation process, “gold […], in its crude state, becomes immediately, on its emergence from the bowels of the earth, the direct incarnation of all human labour” %%[[KV1C2P187L18</w:t>
+      </w:r>
+      <w:proofErr w:type="gramStart"/>
+      <w:r>
+        <w:rPr>
+          <w:rFonts w:ascii="Century" w:hAnsi="Century"/>
+        </w:rPr>
+        <w:t>]]%</w:t>
+      </w:r>
+      <w:proofErr w:type="gramEnd"/>
+      <w:r>
+        <w:rPr>
+          <w:rFonts w:ascii="Century" w:hAnsi="Century"/>
+        </w:rPr>
+        <w:t xml:space="preserve">%. </w:t>
+      </w:r>
+    </w:p>
+    <w:p>
+      <w:pPr>
+        <w:spacing w:before="240" w:line="360" w:lineRule="auto"/>
+        <w:rPr>
+          <w:rFonts w:ascii="Century" w:hAnsi="Century"/>
+        </w:rPr>
+      </w:pPr>
+      <w:r>
+        <w:rPr>
+          <w:rFonts w:ascii="Century" w:hAnsi="Century"/>
+        </w:rPr>
+        <w:t xml:space="preserve">With the liberalization of gold price, since 1971, the total monetary system debased money from its elementary form. As if in that manner, the use-value of gold as the socially formed universally equivalent, would be suppressed, and replaced by certain specific currency (US Dollar), fixed by a hegemonic arrangement relying only on U.S. hegemony. The liberalization of the price of money from its standard of price expressed in a fixed weight of gold as the </w:t>
+      </w:r>
+      <w:r>
+        <w:rPr>
+          <w:rFonts w:ascii="Century" w:hAnsi="Century"/>
+        </w:rPr>
+        <w:lastRenderedPageBreak/>
+        <w:t xml:space="preserve">elementary value form of money-commodity, raised the price of gold exponentially as well as propel another gold rush. </w:t>
+      </w:r>
+    </w:p>
+    <w:p>
+      <w:pPr>
+        <w:spacing w:before="240" w:line="360" w:lineRule="auto"/>
+        <w:rPr>
+          <w:rFonts w:ascii="Century" w:hAnsi="Century"/>
+        </w:rPr>
+      </w:pPr>
+      <w:r>
+        <w:rPr>
+          <w:rFonts w:ascii="Century" w:hAnsi="Century"/>
+        </w:rPr>
+        <w:t>But, as gold didn’t lose completely its properties, its physical properties as standard of price, central and international banks hoard it with extended voracity, while at the same time state capitalism is benefiting from the exponential upward of the gold-commodity price effecting in the exchange value of its national reserve gold fund. Is the total sum of the different prices of the money-commodity circulating as world money expressing “the direct incarnation of all human labour” %%[[KV1C2P187L18</w:t>
+      </w:r>
+      <w:proofErr w:type="gramStart"/>
+      <w:r>
+        <w:rPr>
+          <w:rFonts w:ascii="Century" w:hAnsi="Century"/>
+        </w:rPr>
+        <w:t>]]%</w:t>
+      </w:r>
+      <w:proofErr w:type="gramEnd"/>
+      <w:r>
+        <w:rPr>
+          <w:rFonts w:ascii="Century" w:hAnsi="Century"/>
+        </w:rPr>
+        <w:t>% through the production of gold? Still considering gold production, the production of gold as a money-commodity, as the process on which the joint “social process of production in a purely atomistic way” %%[[KV1C2P187L20</w:t>
+      </w:r>
+      <w:proofErr w:type="gramStart"/>
+      <w:r>
+        <w:rPr>
+          <w:rFonts w:ascii="Century" w:hAnsi="Century"/>
+        </w:rPr>
+        <w:t>]]%</w:t>
+      </w:r>
+      <w:proofErr w:type="gramEnd"/>
+      <w:r>
+        <w:rPr>
+          <w:rFonts w:ascii="Century" w:hAnsi="Century"/>
+        </w:rPr>
+        <w:t>% “assume a material shape [the gold standard of price]. [W]hich [appropriation] is independent of their control and their conscious individual action” %%[[KV1C2P187L22</w:t>
+      </w:r>
+      <w:proofErr w:type="gramStart"/>
+      <w:r>
+        <w:rPr>
+          <w:rFonts w:ascii="Century" w:hAnsi="Century"/>
+        </w:rPr>
+        <w:t>]]%</w:t>
+      </w:r>
+      <w:proofErr w:type="gramEnd"/>
+      <w:r>
+        <w:rPr>
+          <w:rFonts w:ascii="Century" w:hAnsi="Century"/>
+        </w:rPr>
+        <w:t xml:space="preserve">%. </w:t>
+      </w:r>
+    </w:p>
+    <w:p>
+      <w:pPr>
+        <w:spacing w:before="240" w:line="360" w:lineRule="auto"/>
+        <w:rPr>
+          <w:rFonts w:ascii="Century" w:hAnsi="Century"/>
+        </w:rPr>
+      </w:pPr>
+      <w:r>
+        <w:rPr>
+          <w:rFonts w:ascii="Century" w:hAnsi="Century"/>
+        </w:rPr>
+        <w:t xml:space="preserve">Really, we know that the appropriation of gold is dependent on our control of the territories, cursed and not blessed by productive mines. The antimining struggles are in that sense, mediating between the chances and the social accidents which determine the realization of the accumulation of profits, produced by the exploitation of the total labour advanced in a certain period. Labour is in that sense, overdetermining the profit rate fall, not only as variable capital, but historically, getting back at the circulation process with the natural power of class struggle. </w:t>
+      </w:r>
+    </w:p>
+    <w:p>
+      <w:pPr>
+        <w:spacing w:before="240" w:line="360" w:lineRule="auto"/>
+        <w:rPr>
+          <w:rFonts w:ascii="Century" w:hAnsi="Century"/>
+        </w:rPr>
+      </w:pPr>
+      <w:r>
+        <w:rPr>
+          <w:rFonts w:ascii="Century" w:hAnsi="Century"/>
+        </w:rPr>
+        <w:t xml:space="preserve">Also, while the imaginary, ideal, character of the money-form of value or price of the </w:t>
+      </w:r>
+      <w:r>
+        <w:rPr>
+          <w:rFonts w:ascii="Century" w:hAnsi="Century"/>
+        </w:rPr>
+        <w:t>commodities</w:t>
       </w:r>
       <w:r>
         <w:rPr>
@@ -1285,85 +1821,19 @@
         <w:rPr>
           <w:rFonts w:ascii="Century" w:hAnsi="Century"/>
         </w:rPr>
-        <w:t xml:space="preserve">Gold hoarding </w:t>
-      </w:r>
-      <w:r>
-        <w:rPr>
-          <w:rFonts w:ascii="Century" w:hAnsi="Century"/>
-        </w:rPr>
-        <w:t>developed in</w:t>
-      </w:r>
-      <w:r>
-        <w:rPr>
-          <w:rFonts w:ascii="Century" w:hAnsi="Century"/>
-        </w:rPr>
-        <w:t xml:space="preserve"> the separation of the money-commodity from circulation. </w:t>
-      </w:r>
-      <w:r>
-        <w:rPr>
-          <w:rFonts w:ascii="Century" w:hAnsi="Century"/>
-        </w:rPr>
-        <w:t xml:space="preserve">It’s </w:t>
-      </w:r>
-      <w:r>
-        <w:rPr>
-          <w:rFonts w:ascii="Century" w:hAnsi="Century"/>
-        </w:rPr>
-        <w:t xml:space="preserve">separated from the circulating capital, finance capital, productive capital, </w:t>
-      </w:r>
-      <w:r>
-        <w:rPr>
-          <w:rFonts w:ascii="Century" w:hAnsi="Century"/>
-        </w:rPr>
-        <w:t xml:space="preserve">as means of circulation. It </w:t>
-      </w:r>
-      <w:r>
-        <w:rPr>
-          <w:rFonts w:ascii="Century" w:hAnsi="Century"/>
-        </w:rPr>
-        <w:t>is real capital as soon as it is present in its money-commodity form</w:t>
-      </w:r>
-      <w:r>
-        <w:rPr>
-          <w:rFonts w:ascii="Century" w:hAnsi="Century"/>
-        </w:rPr>
-        <w:t xml:space="preserve"> in every purchase/sale without being the means of payment or the measure value of price</w:t>
-      </w:r>
-      <w:r>
-        <w:rPr>
-          <w:rFonts w:ascii="Century" w:hAnsi="Century"/>
-        </w:rPr>
-        <w:t xml:space="preserve">, </w:t>
-      </w:r>
-      <w:r>
-        <w:rPr>
-          <w:rFonts w:ascii="Century" w:hAnsi="Century"/>
-        </w:rPr>
-        <w:t xml:space="preserve">accumulating an aliquot part of each exchange-value </w:t>
-      </w:r>
-      <w:r>
-        <w:rPr>
-          <w:rFonts w:ascii="Century" w:hAnsi="Century"/>
-        </w:rPr>
-        <w:t xml:space="preserve">circulation, </w:t>
-      </w:r>
-      <w:r>
-        <w:rPr>
-          <w:rFonts w:ascii="Century" w:hAnsi="Century"/>
-        </w:rPr>
-        <w:t>as</w:t>
-      </w:r>
-      <w:r>
-        <w:rPr>
-          <w:rFonts w:ascii="Century" w:hAnsi="Century"/>
-        </w:rPr>
-        <w:t xml:space="preserve"> gold is</w:t>
-      </w:r>
-      <w:r>
-        <w:rPr>
-          <w:rFonts w:ascii="Century" w:hAnsi="Century"/>
-        </w:rPr>
-        <w:t xml:space="preserve"> the elementary form of the standard of money price</w:t>
+        <w:t>highlights</w:t>
+      </w:r>
+      <w:r>
+        <w:rPr>
+          <w:rFonts w:ascii="Century" w:hAnsi="Century"/>
+        </w:rPr>
+        <w:t xml:space="preserve"> the fictitious essence of money and its permanent expulsion from the circulation process of commodities (C-M-C)</w:t>
+      </w:r>
+      <w:r>
+        <w:rPr>
+          <w:rFonts w:ascii="Century" w:hAnsi="Century"/>
+        </w:rPr>
+        <w:t>.</w:t>
       </w:r>
       <w:r>
         <w:rPr>
@@ -1375,224 +1845,20 @@
         <w:rPr>
           <w:rFonts w:ascii="Century" w:hAnsi="Century"/>
         </w:rPr>
-        <w:t>from which the monetized-form of value divorced from.</w:t>
-      </w:r>
-      <w:r>
-        <w:rPr>
-          <w:rFonts w:ascii="Century" w:hAnsi="Century"/>
-        </w:rPr>
-        <w:t xml:space="preserve"> </w:t>
-      </w:r>
-    </w:p>
-    <w:p>
-      <w:pPr>
-        <w:spacing w:before="240"/>
-        <w:rPr>
-          <w:rFonts w:ascii="Century" w:hAnsi="Century"/>
-        </w:rPr>
-      </w:pPr>
-      <w:r>
-        <w:rPr>
-          <w:rFonts w:ascii="Century" w:hAnsi="Century"/>
-        </w:rPr>
-        <w:t xml:space="preserve">Real capital hoarded, while separated from circulation as </w:t>
-      </w:r>
-      <w:r>
-        <w:rPr>
-          <w:rFonts w:ascii="Century" w:hAnsi="Century"/>
-        </w:rPr>
-        <w:t>a means</w:t>
-      </w:r>
-      <w:r>
-        <w:rPr>
-          <w:rFonts w:ascii="Century" w:hAnsi="Century"/>
-        </w:rPr>
-        <w:t xml:space="preserve"> of payment, is still being present at the backstage of capital reproduction. Consuming an aliquote part of the total surplus value produced with its realization in money form equal to the total price of the commodities sold by each circulation turn-over time, which corresponds to a proportion of the non-circulating surplus-capital which is not distributed among capitalists as it is the physical form or presentation of money</w:t>
-      </w:r>
-      <w:r>
-        <w:rPr>
-          <w:rFonts w:ascii="Century" w:hAnsi="Century"/>
-        </w:rPr>
-        <w:t xml:space="preserve"> (gold, the money-commodity)</w:t>
-      </w:r>
-      <w:r>
-        <w:rPr>
-          <w:rFonts w:ascii="Century" w:hAnsi="Century"/>
-        </w:rPr>
-        <w:t xml:space="preserve">. </w:t>
-      </w:r>
-    </w:p>
-    <w:p>
-      <w:pPr>
-        <w:spacing w:before="240"/>
-        <w:rPr>
-          <w:rFonts w:ascii="Century" w:hAnsi="Century"/>
-        </w:rPr>
-      </w:pPr>
-      <w:r>
-        <w:rPr>
-          <w:rFonts w:ascii="Century" w:hAnsi="Century"/>
-        </w:rPr>
-        <w:t xml:space="preserve">With the realization of every commodity in its money-form, an aliquote part of the profit of enterprise, already disccounted rent and interest, as the gold form of money-commodity already eluded its use as circulating capital or </w:t>
-      </w:r>
-      <w:r>
-        <w:rPr>
-          <w:rFonts w:ascii="Century" w:hAnsi="Century"/>
-        </w:rPr>
-        <w:t>means</w:t>
-      </w:r>
-      <w:r>
-        <w:rPr>
-          <w:rFonts w:ascii="Century" w:hAnsi="Century"/>
-        </w:rPr>
-        <w:t xml:space="preserve"> of payment. itself with the circulation of money and the circulation of commodities left an aliquote part of value into the money-commodity which is historically and not by choice: gold. Without the circulation of money and commodities entangled by the circuit of capital reproduction, the valorization of gold as the money-commodity is interrupted.</w:t>
-      </w:r>
-    </w:p>
-    <w:p>
-      <w:pPr>
-        <w:spacing w:before="240"/>
-        <w:rPr>
-          <w:rFonts w:ascii="Century" w:hAnsi="Century"/>
-        </w:rPr>
-      </w:pPr>
-      <w:r>
-        <w:rPr>
-          <w:rFonts w:ascii="Century" w:hAnsi="Century"/>
-        </w:rPr>
-        <w:t xml:space="preserve">Indeed, the rise in the productivity of labor in gold production changed the quantity of the standard of value measure of money that is being produced by an equivalent abstract quantity of labor, while the price of gold growth exponentially as it is hoarded in its money-commodity form of value by the international finance state capitalists in reserves funds. As the circulation of the commodities and their transubstantiation into money are by their exchange scale, the chance of social accident by which the circuit M-C-M’ is being obstructed, mediate between the necessary conversion of commodities into money, correspondent to the process of transformation of surplus-value into profit. </w:t>
-      </w:r>
-    </w:p>
-    <w:p>
-      <w:pPr>
-        <w:spacing w:before="240"/>
-        <w:rPr>
-          <w:rFonts w:ascii="Century" w:hAnsi="Century"/>
-        </w:rPr>
-      </w:pPr>
-      <w:r>
-        <w:rPr>
-          <w:rFonts w:ascii="Century" w:hAnsi="Century"/>
-        </w:rPr>
-        <w:t xml:space="preserve">Is it not in the transition forms in which we should pay attention? What is to be done? Historically, the exchange process produced the accumulation of gold as a universal equivalent commodity which became money-commodity. At the same pace the production of gold reaches the circulation process, “gold […], in </w:t>
+        <w:t>T</w:t>
+      </w:r>
+      <w:r>
+        <w:rPr>
+          <w:rFonts w:ascii="Century" w:hAnsi="Century"/>
+        </w:rPr>
+        <w:t xml:space="preserve">he relevance of the analysis of the standard of price for the study of the reproduction crisis of finance capital may be critical for the development of theoretical assumptions </w:t>
       </w:r>
       <w:r>
         <w:rPr>
           <w:rFonts w:ascii="Century" w:hAnsi="Century"/>
         </w:rPr>
         <w:lastRenderedPageBreak/>
-        <w:t>its crude state, becomes immediately, on its emergence from the bowels of the earth, the direct incarnation of all human labour” %%[[KV1C2P187L18</w:t>
-      </w:r>
-      <w:proofErr w:type="gramStart"/>
-      <w:r>
-        <w:rPr>
-          <w:rFonts w:ascii="Century" w:hAnsi="Century"/>
-        </w:rPr>
-        <w:t>]]%</w:t>
-      </w:r>
-      <w:proofErr w:type="gramEnd"/>
-      <w:r>
-        <w:rPr>
-          <w:rFonts w:ascii="Century" w:hAnsi="Century"/>
-        </w:rPr>
-        <w:t xml:space="preserve">%. </w:t>
-      </w:r>
-    </w:p>
-    <w:p>
-      <w:pPr>
-        <w:spacing w:before="240"/>
-        <w:rPr>
-          <w:rFonts w:ascii="Century" w:hAnsi="Century"/>
-        </w:rPr>
-      </w:pPr>
-      <w:r>
-        <w:rPr>
-          <w:rFonts w:ascii="Century" w:hAnsi="Century"/>
-        </w:rPr>
-        <w:t xml:space="preserve">With the liberalization of gold price, since 1971, the total monetary system debased money from its elementary form. As if in that manner, the use-value of gold as the socially formed universally equivalent, would be suppressed, and replaced by certain specific currency (US Dollar), fixed by a hegemonic arrangement relying only on U.S. hegemony. The liberalization of the price of money from its standard of price expressed in a fixed weight of gold as the elementary value form of money-commodity, raised the price of gold exponentially as well as propel another gold rush. </w:t>
-      </w:r>
-    </w:p>
-    <w:p>
-      <w:pPr>
-        <w:spacing w:before="240"/>
-        <w:rPr>
-          <w:rFonts w:ascii="Century" w:hAnsi="Century"/>
-        </w:rPr>
-      </w:pPr>
-      <w:r>
-        <w:rPr>
-          <w:rFonts w:ascii="Century" w:hAnsi="Century"/>
-        </w:rPr>
-        <w:t>But, as gold didn’t lose completely its properties, its physical properties as standard of price, central and international banks hoard it with extended voracity, while at the same time state capitalism is benefiting from the exponential upward of the gold-commodity price effecting in the exchange value of its national reserve gold fund. Is the total sum of the different prices of the money-commodity circulating as world money expressing “the direct incarnation of all human labour” %%[[KV1C2P187L18</w:t>
-      </w:r>
-      <w:proofErr w:type="gramStart"/>
-      <w:r>
-        <w:rPr>
-          <w:rFonts w:ascii="Century" w:hAnsi="Century"/>
-        </w:rPr>
-        <w:t>]]%</w:t>
-      </w:r>
-      <w:proofErr w:type="gramEnd"/>
-      <w:r>
-        <w:rPr>
-          <w:rFonts w:ascii="Century" w:hAnsi="Century"/>
-        </w:rPr>
-        <w:t>% through the production of gold? Still considering gold production, the production of gold as a money-commodity, as the process on which the joint “social process of production in a purely atomistic way” %%[[KV1C2P187L20</w:t>
-      </w:r>
-      <w:proofErr w:type="gramStart"/>
-      <w:r>
-        <w:rPr>
-          <w:rFonts w:ascii="Century" w:hAnsi="Century"/>
-        </w:rPr>
-        <w:t>]]%</w:t>
-      </w:r>
-      <w:proofErr w:type="gramEnd"/>
-      <w:r>
-        <w:rPr>
-          <w:rFonts w:ascii="Century" w:hAnsi="Century"/>
-        </w:rPr>
-        <w:t>% “assume a material shape [the gold standard of price]. [W]hich [appropriation] is independent of their control and their conscious individual action” %%[[KV1C2P187L22</w:t>
-      </w:r>
-      <w:proofErr w:type="gramStart"/>
-      <w:r>
-        <w:rPr>
-          <w:rFonts w:ascii="Century" w:hAnsi="Century"/>
-        </w:rPr>
-        <w:t>]]%</w:t>
-      </w:r>
-      <w:proofErr w:type="gramEnd"/>
-      <w:r>
-        <w:rPr>
-          <w:rFonts w:ascii="Century" w:hAnsi="Century"/>
-        </w:rPr>
-        <w:t xml:space="preserve">%. </w:t>
-      </w:r>
-    </w:p>
-    <w:p>
-      <w:pPr>
-        <w:spacing w:before="240"/>
-        <w:rPr>
-          <w:rFonts w:ascii="Century" w:hAnsi="Century"/>
-        </w:rPr>
-      </w:pPr>
-      <w:r>
-        <w:rPr>
-          <w:rFonts w:ascii="Century" w:hAnsi="Century"/>
-        </w:rPr>
-        <w:t xml:space="preserve">Really, we know that the appropriation of gold is dependent on our control of the territories, cursed and not blessed by productive mines. The antimining struggles are in that sense, mediating between the chances and the social accidents which determine the realization of the accumulation of profits, produced by the exploitation of the total labour advanced in a certain period. Labour is in that sense, overdetermining the profit rate fall, not only as variable capital, but historically, getting back at the circulation process with the natural power of class struggle. </w:t>
-      </w:r>
-    </w:p>
-    <w:p>
-      <w:pPr>
-        <w:spacing w:before="240"/>
-        <w:rPr>
-          <w:rFonts w:ascii="Century" w:hAnsi="Century"/>
-        </w:rPr>
-      </w:pPr>
-      <w:r>
-        <w:rPr>
-          <w:rFonts w:ascii="Century" w:hAnsi="Century"/>
-        </w:rPr>
-        <w:t>Also, while the imaginary, ideal, character of the money-form of value or price of the commodities, highlight the fictitious essence of money and its permanent expulsion from the circulation process of commodities (C-M-C); the relevance of the analysis of the standard of price for the study of the reproduction crisis of finance capital may be critical for the development of theoretical assumptions build over Marx’s critique to the political economy of the bourgeoisie society, considering the reforms to the gold standard of the international monetary system during 1968 and 1971, and its actual shift under the present critical juncture of transition to a new international monetary system, non-restricted by the dollar hegemony.</w:t>
+        <w:t>build over Marx’s critique to the political economy of the bourgeoisie society, considering the reforms to the gold standard of the international monetary system during 1968 and 1971, and its actual shift under the present critical juncture of transition to a new international monetary system, non-restricted by the dollar hegemony.</w:t>
       </w:r>
     </w:p>
     <w:sectPr>
@@ -1721,18 +1987,7 @@
         <w:rFonts w:ascii="Century" w:hAnsi="Century"/>
       </w:rPr>
       <w:tab/>
-    </w:r>
-    <w:r>
-      <w:rPr>
-        <w:rFonts w:ascii="Century" w:hAnsi="Century"/>
-      </w:rPr>
-      <w:t>December 3</w:t>
-    </w:r>
-    <w:r>
-      <w:rPr>
-        <w:rFonts w:ascii="Century" w:hAnsi="Century"/>
-      </w:rPr>
-      <w:t>, 2024</w:t>
+      <w:t>December 3, 2024</w:t>
     </w:r>
   </w:p>
   <w:p>

--- a/obsidian-history-vault-master/09 courses/UCSB/Sociology UCSB/Kevin Anderson/Marx Seminar/KV1C2C3_vF.docx
+++ b/obsidian-history-vault-master/09 courses/UCSB/Sociology UCSB/Kevin Anderson/Marx Seminar/KV1C2C3_vF.docx
@@ -21,7 +21,35 @@
         <w:rPr>
           <w:rFonts w:ascii="Century" w:hAnsi="Century"/>
         </w:rPr>
-        <w:t xml:space="preserve">Devil lives in the details. In Chapter 2 of Capital Vol 1., Marx was tracing the determinants of the exchange process, particular for bourgeois society, in its initial conditions. Which begins with the social movement of commodities, by one side, and money in the other extreme of exchange relations. </w:t>
+        <w:t xml:space="preserve">Devil lives in the details. In Chapter 2 of Capital Vol 1., Marx was tracing the determinants of the exchange process, particular to bourgeois society, in its initial conditions. Which begins with the </w:t>
+      </w:r>
+      <w:r>
+        <w:rPr>
+          <w:rFonts w:ascii="Century" w:hAnsi="Century"/>
+          <w:i/>
+          <w:iCs/>
+        </w:rPr>
+        <w:t>social movement of commodities</w:t>
+      </w:r>
+      <w:r>
+        <w:rPr>
+          <w:rFonts w:ascii="Century" w:hAnsi="Century"/>
+        </w:rPr>
+        <w:t xml:space="preserve">, by one side, </w:t>
+      </w:r>
+      <w:proofErr w:type="gramStart"/>
+      <w:r>
+        <w:rPr>
+          <w:rFonts w:ascii="Century" w:hAnsi="Century"/>
+        </w:rPr>
+        <w:t>and of</w:t>
+      </w:r>
+      <w:proofErr w:type="gramEnd"/>
+      <w:r>
+        <w:rPr>
+          <w:rFonts w:ascii="Century" w:hAnsi="Century"/>
+        </w:rPr>
+        <w:t xml:space="preserve"> money in the other extreme of exchange relations. </w:t>
       </w:r>
     </w:p>
     <w:p>
@@ -35,14 +63,56 @@
         <w:rPr>
           <w:rFonts w:ascii="Century" w:hAnsi="Century"/>
         </w:rPr>
-        <w:t xml:space="preserve">The first distinction presented by Marx as a determinant of the exchange process of the bourgeoisie society is the differentiation between the commodity and the bearer. For the [bearer] his commodity possesses no direct use-value %%[[KV1C2P179L13]]%%. For himself, it is only use-value as mean of </w:t>
-      </w:r>
-      <w:proofErr w:type="gramStart"/>
-      <w:r>
-        <w:rPr>
-          <w:rFonts w:ascii="Century" w:hAnsi="Century"/>
-        </w:rPr>
-        <w:t>exchange %%[</w:t>
+        <w:t>The first distinction presented by Marx as a determinant of the exchange process of the bourgeoisie society is the differentiation between the commodity and the bearer. For the [bearer] his commodity have no direct use-</w:t>
+      </w:r>
+      <w:proofErr w:type="gramStart"/>
+      <w:r>
+        <w:rPr>
+          <w:rFonts w:ascii="Century" w:hAnsi="Century"/>
+        </w:rPr>
+        <w:t>value %%[</w:t>
+      </w:r>
+      <w:proofErr w:type="gramEnd"/>
+      <w:r>
+        <w:rPr>
+          <w:rFonts w:ascii="Century" w:hAnsi="Century"/>
+        </w:rPr>
+        <w:t>[KV1C2P179L13</w:t>
+      </w:r>
+      <w:proofErr w:type="gramStart"/>
+      <w:r>
+        <w:rPr>
+          <w:rFonts w:ascii="Century" w:hAnsi="Century"/>
+        </w:rPr>
+        <w:t>]]%</w:t>
+      </w:r>
+      <w:proofErr w:type="gramEnd"/>
+      <w:r>
+        <w:rPr>
+          <w:rFonts w:ascii="Century" w:hAnsi="Century"/>
+        </w:rPr>
+        <w:t xml:space="preserve">%. For himself, it is only use-value as </w:t>
+      </w:r>
+      <w:proofErr w:type="gramStart"/>
+      <w:r>
+        <w:rPr>
+          <w:rFonts w:ascii="Century" w:hAnsi="Century"/>
+        </w:rPr>
+        <w:t>mean</w:t>
+      </w:r>
+      <w:proofErr w:type="gramEnd"/>
+      <w:r>
+        <w:rPr>
+          <w:rFonts w:ascii="Century" w:hAnsi="Century"/>
+        </w:rPr>
+        <w:t xml:space="preserve"> of exchange. </w:t>
+      </w:r>
+      <w:proofErr w:type="gramStart"/>
+      <w:r>
+        <w:rPr>
+          <w:rFonts w:ascii="Century" w:hAnsi="Century"/>
+        </w:rPr>
+        <w:t>%%[</w:t>
       </w:r>
       <w:proofErr w:type="gramEnd"/>
       <w:r>
@@ -63,7 +133,7 @@
         <w:rPr>
           <w:rFonts w:ascii="Century" w:hAnsi="Century"/>
         </w:rPr>
-        <w:t xml:space="preserve">%. </w:t>
+        <w:t>%</w:t>
       </w:r>
     </w:p>
     <w:p>
@@ -77,43 +147,19 @@
         <w:rPr>
           <w:rFonts w:ascii="Century" w:hAnsi="Century"/>
         </w:rPr>
-        <w:t xml:space="preserve">The </w:t>
-      </w:r>
-      <w:r>
-        <w:rPr>
-          <w:rFonts w:ascii="Century" w:hAnsi="Century"/>
-        </w:rPr>
-        <w:t>second</w:t>
-      </w:r>
-      <w:r>
-        <w:rPr>
-          <w:rFonts w:ascii="Century" w:hAnsi="Century"/>
-        </w:rPr>
-        <w:t xml:space="preserve"> is the determination of a universal equivalent </w:t>
-      </w:r>
-      <w:r>
-        <w:rPr>
-          <w:rFonts w:ascii="Century" w:hAnsi="Century"/>
-        </w:rPr>
-        <w:t>caused by</w:t>
-      </w:r>
-      <w:r>
-        <w:rPr>
-          <w:rFonts w:ascii="Century" w:hAnsi="Century"/>
-        </w:rPr>
-        <w:t xml:space="preserve"> the ex</w:t>
-      </w:r>
-      <w:r>
-        <w:rPr>
-          <w:rFonts w:ascii="Century" w:hAnsi="Century"/>
-        </w:rPr>
-        <w:t>ten</w:t>
-      </w:r>
-      <w:r>
-        <w:rPr>
-          <w:rFonts w:ascii="Century" w:hAnsi="Century"/>
-        </w:rPr>
-        <w:t xml:space="preserve">sion of the exchange process. From the perspective of the individual, each of the bearers treats his own commodity in exchange as the universal equivalent for all other commodities. </w:t>
+        <w:t>The second is the determination of a universal equivalent caused by the extension of the exchange process. From the perspective of the individual, each of the bearers treats his own commodity in exchange as the universal equivalent to all other commodities</w:t>
+      </w:r>
+      <w:r>
+        <w:rPr>
+          <w:rFonts w:ascii="Century" w:hAnsi="Century"/>
+        </w:rPr>
+        <w:t>, as use-values for being exchanged for an abstractly equivalent value to the living labour time embodied in its commodity-value form</w:t>
+      </w:r>
+      <w:r>
+        <w:rPr>
+          <w:rFonts w:ascii="Century" w:hAnsi="Century"/>
+        </w:rPr>
+        <w:t>.</w:t>
       </w:r>
     </w:p>
     <w:p>
@@ -127,49 +173,81 @@
         <w:rPr>
           <w:rFonts w:ascii="Century" w:hAnsi="Century"/>
         </w:rPr>
-        <w:t>The third one corresponds to the transformation of gold, the money-commodity, into monetarized capital. In the transition between the exchange of use-values, and the exchange of commodities, there is a determinant detail. And more than a detail, the particularity of the exchange process, an original mistake, a social accident, acted first then thought</w:t>
-      </w:r>
-      <w:r>
-        <w:rPr>
-          <w:rFonts w:ascii="Century" w:hAnsi="Century"/>
-        </w:rPr>
-        <w:t>:</w:t>
-      </w:r>
-      <w:r>
-        <w:rPr>
-          <w:rFonts w:ascii="Century" w:hAnsi="Century"/>
-        </w:rPr>
-        <w:t xml:space="preserve"> to treat </w:t>
-      </w:r>
-      <w:r>
-        <w:rPr>
-          <w:rFonts w:ascii="Century" w:hAnsi="Century"/>
-        </w:rPr>
-        <w:t>something</w:t>
-      </w:r>
-      <w:r>
-        <w:rPr>
-          <w:rFonts w:ascii="Century" w:hAnsi="Century"/>
-        </w:rPr>
-        <w:t xml:space="preserve"> that is </w:t>
-      </w:r>
-      <w:r>
-        <w:rPr>
-          <w:rFonts w:ascii="Century" w:hAnsi="Century"/>
-        </w:rPr>
-        <w:t>not</w:t>
-      </w:r>
-      <w:r>
-        <w:rPr>
-          <w:rFonts w:ascii="Century" w:hAnsi="Century"/>
-        </w:rPr>
-        <w:t xml:space="preserve"> for appropriation and exchange,</w:t>
-      </w:r>
-      <w:r>
-        <w:rPr>
-          <w:rFonts w:ascii="Century" w:hAnsi="Century"/>
-        </w:rPr>
-        <w:t xml:space="preserve"> as if it was a commodity. </w:t>
+        <w:t xml:space="preserve">The third corresponds to the transformation of gold, the money-commodity, into money-capital. In the transition between the exchange of use-values and the exchange of commodities, there is a detail that is determinant for the </w:t>
+      </w:r>
+      <w:proofErr w:type="gramStart"/>
+      <w:r>
+        <w:rPr>
+          <w:rFonts w:ascii="Century" w:hAnsi="Century"/>
+        </w:rPr>
+        <w:t>particular form</w:t>
+      </w:r>
+      <w:proofErr w:type="gramEnd"/>
+      <w:r>
+        <w:rPr>
+          <w:rFonts w:ascii="Century" w:hAnsi="Century"/>
+        </w:rPr>
+        <w:t xml:space="preserve"> that the process of exchange </w:t>
+      </w:r>
+      <w:r>
+        <w:rPr>
+          <w:rFonts w:ascii="Century" w:hAnsi="Century"/>
+        </w:rPr>
+        <w:t xml:space="preserve">has been </w:t>
+      </w:r>
+      <w:r>
+        <w:rPr>
+          <w:rFonts w:ascii="Century" w:hAnsi="Century"/>
+        </w:rPr>
+        <w:t>take</w:t>
+      </w:r>
+      <w:r>
+        <w:rPr>
+          <w:rFonts w:ascii="Century" w:hAnsi="Century"/>
+        </w:rPr>
+        <w:t>n</w:t>
+      </w:r>
+      <w:r>
+        <w:rPr>
+          <w:rFonts w:ascii="Century" w:hAnsi="Century"/>
+        </w:rPr>
+        <w:t xml:space="preserve">. Being subsumed, absorbed by the circulation of money. </w:t>
+      </w:r>
+      <w:r>
+        <w:rPr>
+          <w:rFonts w:ascii="Century" w:hAnsi="Century"/>
+        </w:rPr>
+        <w:t>It is then, m</w:t>
+      </w:r>
+      <w:r>
+        <w:rPr>
+          <w:rFonts w:ascii="Century" w:hAnsi="Century"/>
+        </w:rPr>
+        <w:t xml:space="preserve">ore than a living detail. </w:t>
+      </w:r>
+      <w:r>
+        <w:rPr>
+          <w:rFonts w:ascii="Century" w:hAnsi="Century"/>
+        </w:rPr>
+        <w:t>A</w:t>
+      </w:r>
+      <w:r>
+        <w:rPr>
+          <w:rFonts w:ascii="Century" w:hAnsi="Century"/>
+        </w:rPr>
+        <w:t xml:space="preserve"> particular </w:t>
+      </w:r>
+      <w:r>
+        <w:rPr>
+          <w:rFonts w:ascii="Century" w:hAnsi="Century"/>
+        </w:rPr>
+        <w:t>social accident</w:t>
+      </w:r>
+      <w:r>
+        <w:rPr>
+          <w:rFonts w:ascii="Century" w:hAnsi="Century"/>
+        </w:rPr>
+        <w:t xml:space="preserve"> lies in the initial conditions of the process of commodity exchange. </w:t>
       </w:r>
     </w:p>
     <w:p>
@@ -183,65 +261,68 @@
         <w:rPr>
           <w:rFonts w:ascii="Century" w:hAnsi="Century"/>
         </w:rPr>
-        <w:t xml:space="preserve">The historical expansion and intension of the process of exchange is also the process of taking everything that is possible to be treated as something to being </w:t>
-      </w:r>
-      <w:proofErr w:type="gramStart"/>
-      <w:r>
-        <w:rPr>
-          <w:rFonts w:ascii="Century" w:hAnsi="Century"/>
-        </w:rPr>
-        <w:t>appropriated %</w:t>
-      </w:r>
-      <w:r>
-        <w:rPr>
-          <w:rFonts w:ascii="Century" w:hAnsi="Century"/>
-        </w:rPr>
-        <w:t>%</w:t>
-      </w:r>
-      <w:proofErr w:type="gramEnd"/>
-      <w:r>
-        <w:rPr>
-          <w:rFonts w:ascii="Century" w:hAnsi="Century"/>
-        </w:rPr>
-        <w:t>[</w:t>
-      </w:r>
-      <w:r>
-        <w:rPr>
-          <w:rFonts w:ascii="Century" w:hAnsi="Century"/>
-        </w:rPr>
-        <w:t>[</w:t>
-      </w:r>
-      <w:r>
-        <w:rPr>
-          <w:rFonts w:ascii="Century" w:hAnsi="Century"/>
-        </w:rPr>
-        <w:t>LCWV38P108L17</w:t>
-      </w:r>
-      <w:proofErr w:type="gramStart"/>
-      <w:r>
-        <w:rPr>
-          <w:rFonts w:ascii="Century" w:hAnsi="Century"/>
-        </w:rPr>
-        <w:t>]</w:t>
-      </w:r>
-      <w:r>
-        <w:rPr>
-          <w:rFonts w:ascii="Century" w:hAnsi="Century"/>
-        </w:rPr>
-        <w:t>]</w:t>
-      </w:r>
-      <w:r>
-        <w:rPr>
-          <w:rFonts w:ascii="Century" w:hAnsi="Century"/>
-        </w:rPr>
-        <w:t>%</w:t>
-      </w:r>
-      <w:proofErr w:type="gramEnd"/>
-      <w:r>
-        <w:rPr>
-          <w:rFonts w:ascii="Century" w:hAnsi="Century"/>
-        </w:rPr>
-        <w:t>%, as if it was a commodity</w:t>
+        <w:t>It</w:t>
+      </w:r>
+      <w:r>
+        <w:rPr>
+          <w:rFonts w:ascii="Century" w:hAnsi="Century"/>
+        </w:rPr>
+        <w:t xml:space="preserve"> was</w:t>
+      </w:r>
+      <w:r>
+        <w:rPr>
+          <w:rFonts w:ascii="Century" w:hAnsi="Century"/>
+        </w:rPr>
+        <w:t xml:space="preserve"> the so-called primitive accumulation</w:t>
+      </w:r>
+      <w:r>
+        <w:rPr>
+          <w:rFonts w:ascii="Century" w:hAnsi="Century"/>
+        </w:rPr>
+        <w:t xml:space="preserve"> that</w:t>
+      </w:r>
+      <w:r>
+        <w:rPr>
+          <w:rFonts w:ascii="Century" w:hAnsi="Century"/>
+        </w:rPr>
+        <w:t xml:space="preserve"> gave rise to th</w:t>
+      </w:r>
+      <w:r>
+        <w:rPr>
+          <w:rFonts w:ascii="Century" w:hAnsi="Century"/>
+        </w:rPr>
+        <w:t>e</w:t>
+      </w:r>
+      <w:r>
+        <w:rPr>
+          <w:rFonts w:ascii="Century" w:hAnsi="Century"/>
+        </w:rPr>
+        <w:t xml:space="preserve"> second </w:t>
+      </w:r>
+      <w:r>
+        <w:rPr>
+          <w:rFonts w:ascii="Century" w:hAnsi="Century"/>
+        </w:rPr>
+        <w:t>metamorphosis</w:t>
+      </w:r>
+      <w:r>
+        <w:rPr>
+          <w:rFonts w:ascii="Century" w:hAnsi="Century"/>
+        </w:rPr>
+        <w:t xml:space="preserve"> </w:t>
+      </w:r>
+      <w:r>
+        <w:rPr>
+          <w:rFonts w:ascii="Century" w:hAnsi="Century"/>
+        </w:rPr>
+        <w:t xml:space="preserve">(C-M’) during which the surplus-value produced with the </w:t>
+      </w:r>
+      <w:r>
+        <w:rPr>
+          <w:rFonts w:ascii="Century" w:hAnsi="Century"/>
+        </w:rPr>
+        <w:lastRenderedPageBreak/>
+        <w:t>reduction of every exchange value into money, and the transformation of money-form of value into capital, or of money into the money-commodity</w:t>
       </w:r>
       <w:r>
         <w:rPr>
@@ -259,62 +340,93 @@
         <w:rPr>
           <w:rFonts w:ascii="Century" w:hAnsi="Century"/>
         </w:rPr>
-        <w:t xml:space="preserve">In that manner the alienated being </w:t>
-      </w:r>
-      <w:r>
-        <w:rPr>
-          <w:rFonts w:ascii="Century" w:hAnsi="Century"/>
-        </w:rPr>
-        <w:t>appear</w:t>
-      </w:r>
-      <w:r>
-        <w:rPr>
-          <w:rFonts w:ascii="Century" w:hAnsi="Century"/>
-        </w:rPr>
-        <w:t>s</w:t>
-      </w:r>
-      <w:r>
-        <w:rPr>
-          <w:rFonts w:ascii="Century" w:hAnsi="Century"/>
-        </w:rPr>
-        <w:t xml:space="preserve"> as </w:t>
-      </w:r>
-      <w:r>
-        <w:rPr>
-          <w:rFonts w:ascii="Century" w:hAnsi="Century"/>
-        </w:rPr>
-        <w:t>the owner</w:t>
-      </w:r>
-      <w:r>
-        <w:rPr>
-          <w:rFonts w:ascii="Century" w:hAnsi="Century"/>
-        </w:rPr>
-        <w:t xml:space="preserve"> of alienable wealth</w:t>
-      </w:r>
-      <w:r>
-        <w:rPr>
-          <w:rFonts w:ascii="Century" w:hAnsi="Century"/>
-        </w:rPr>
-        <w:t xml:space="preserve">, seeking to receive </w:t>
-      </w:r>
-      <w:r>
-        <w:rPr>
-          <w:rFonts w:ascii="Century" w:hAnsi="Century"/>
-        </w:rPr>
-        <w:t>in exchange an augmented magnitude of value in money-form.</w:t>
-      </w:r>
-      <w:r>
-        <w:rPr>
-          <w:rFonts w:ascii="Century" w:hAnsi="Century"/>
-        </w:rPr>
-        <w:t xml:space="preserve"> That </w:t>
-      </w:r>
-      <w:r>
-        <w:rPr>
-          <w:rFonts w:ascii="Century" w:hAnsi="Century"/>
-        </w:rPr>
-        <w:lastRenderedPageBreak/>
-        <w:t>movement, the mechanical and unreflective, unethical application of the logic of dialectics, the power of alienation, therefore appropriation of something not being for appropriation</w:t>
+        <w:t xml:space="preserve">The following act </w:t>
+      </w:r>
+      <w:r>
+        <w:rPr>
+          <w:rFonts w:ascii="Century" w:hAnsi="Century"/>
+        </w:rPr>
+        <w:t xml:space="preserve">on which the </w:t>
+      </w:r>
+      <w:r>
+        <w:rPr>
+          <w:rFonts w:ascii="Century" w:hAnsi="Century"/>
+          <w:i/>
+          <w:iCs/>
+        </w:rPr>
+        <w:t>primitive</w:t>
+      </w:r>
+      <w:r>
+        <w:rPr>
+          <w:rFonts w:ascii="Century" w:hAnsi="Century"/>
+        </w:rPr>
+        <w:t xml:space="preserve"> </w:t>
+      </w:r>
+      <w:r>
+        <w:rPr>
+          <w:rFonts w:ascii="Century" w:hAnsi="Century"/>
+        </w:rPr>
+        <w:t xml:space="preserve">performance of the money-commodity owner took </w:t>
+      </w:r>
+      <w:r>
+        <w:rPr>
+          <w:rFonts w:ascii="Century" w:hAnsi="Century"/>
+        </w:rPr>
+        <w:t>place</w:t>
+      </w:r>
+      <w:r>
+        <w:rPr>
+          <w:rFonts w:ascii="Century" w:hAnsi="Century"/>
+        </w:rPr>
+        <w:t xml:space="preserve">, was conditioned </w:t>
+      </w:r>
+      <w:r>
+        <w:rPr>
+          <w:rFonts w:ascii="Century" w:hAnsi="Century"/>
+        </w:rPr>
+        <w:t>by the</w:t>
+      </w:r>
+      <w:r>
+        <w:rPr>
+          <w:rFonts w:ascii="Century" w:hAnsi="Century"/>
+        </w:rPr>
+        <w:t xml:space="preserve"> outcomes of the</w:t>
+      </w:r>
+      <w:r>
+        <w:rPr>
+          <w:rFonts w:ascii="Century" w:hAnsi="Century"/>
+        </w:rPr>
+        <w:t xml:space="preserve"> first metamorphosis by which a certain degree of capital production was achieved due to </w:t>
+      </w:r>
+      <w:r>
+        <w:rPr>
+          <w:rFonts w:ascii="Century" w:hAnsi="Century"/>
+        </w:rPr>
+        <w:t xml:space="preserve">the </w:t>
+      </w:r>
+      <w:r>
+        <w:rPr>
+          <w:rFonts w:ascii="Century" w:hAnsi="Century"/>
+        </w:rPr>
+        <w:t xml:space="preserve">accelerated accumulation of </w:t>
+      </w:r>
+      <w:r>
+        <w:rPr>
+          <w:rFonts w:ascii="Century" w:hAnsi="Century"/>
+        </w:rPr>
+        <w:t>the sixteenth-century</w:t>
+      </w:r>
+      <w:r>
+        <w:rPr>
+          <w:rFonts w:ascii="Century" w:hAnsi="Century"/>
+        </w:rPr>
+        <w:t xml:space="preserve"> </w:t>
+      </w:r>
+      <w:r>
+        <w:rPr>
+          <w:rFonts w:ascii="Century" w:hAnsi="Century"/>
+        </w:rPr>
+        <w:t>means of circulation</w:t>
       </w:r>
       <w:r>
         <w:rPr>
@@ -334,7 +446,337 @@
         <w:rPr>
           <w:rFonts w:ascii="Century" w:hAnsi="Century"/>
         </w:rPr>
-        <w:t xml:space="preserve">The determinants of the exchange process are rooted in the history of the formal </w:t>
+        <w:t>The money-commodities of the formative period of the world economy: silver and gold, stolen from the indigenous continental territory</w:t>
+      </w:r>
+      <w:r>
+        <w:rPr>
+          <w:rFonts w:ascii="Century" w:hAnsi="Century"/>
+        </w:rPr>
+        <w:t xml:space="preserve"> (</w:t>
+      </w:r>
+      <w:r>
+        <w:rPr>
+          <w:rFonts w:ascii="Century" w:hAnsi="Century"/>
+        </w:rPr>
+        <w:t>Abya-Yala</w:t>
+      </w:r>
+      <w:r>
+        <w:rPr>
+          <w:rFonts w:ascii="Century" w:hAnsi="Century"/>
+        </w:rPr>
+        <w:t xml:space="preserve">) </w:t>
+      </w:r>
+      <w:r>
+        <w:rPr>
+          <w:rFonts w:ascii="Century" w:hAnsi="Century"/>
+        </w:rPr>
+        <w:t xml:space="preserve">by the militarist colonial policy </w:t>
+      </w:r>
+      <w:r>
+        <w:rPr>
+          <w:rFonts w:ascii="Century" w:hAnsi="Century"/>
+        </w:rPr>
+        <w:t xml:space="preserve">that </w:t>
+      </w:r>
+      <w:r>
+        <w:rPr>
+          <w:rFonts w:ascii="Century" w:hAnsi="Century"/>
+        </w:rPr>
+        <w:t>constitute</w:t>
+      </w:r>
+      <w:r>
+        <w:rPr>
+          <w:rFonts w:ascii="Century" w:hAnsi="Century"/>
+        </w:rPr>
+        <w:t xml:space="preserve">s the so-assumed </w:t>
+      </w:r>
+      <w:r>
+        <w:rPr>
+          <w:rFonts w:ascii="Century" w:hAnsi="Century"/>
+        </w:rPr>
+        <w:t xml:space="preserve">original </w:t>
+      </w:r>
+      <w:r>
+        <w:rPr>
+          <w:rFonts w:ascii="Century" w:hAnsi="Century"/>
+        </w:rPr>
+        <w:t>accumulation.</w:t>
+      </w:r>
+      <w:r>
+        <w:rPr>
+          <w:rFonts w:ascii="Century" w:hAnsi="Century"/>
+        </w:rPr>
+        <w:t xml:space="preserve"> </w:t>
+      </w:r>
+      <w:r>
+        <w:rPr>
+          <w:rFonts w:ascii="Century" w:hAnsi="Century"/>
+        </w:rPr>
+        <w:t>A</w:t>
+      </w:r>
+      <w:r>
+        <w:rPr>
+          <w:rFonts w:ascii="Century" w:hAnsi="Century"/>
+        </w:rPr>
+        <w:t xml:space="preserve">s the historical foundation of the scale </w:t>
+      </w:r>
+      <w:r>
+        <w:rPr>
+          <w:rFonts w:ascii="Century" w:hAnsi="Century"/>
+        </w:rPr>
+        <w:t>i</w:t>
+      </w:r>
+      <w:r>
+        <w:rPr>
+          <w:rFonts w:ascii="Century" w:hAnsi="Century"/>
+        </w:rPr>
+        <w:t>n which</w:t>
+      </w:r>
+      <w:r>
+        <w:rPr>
+          <w:rFonts w:ascii="Century" w:hAnsi="Century"/>
+        </w:rPr>
+        <w:t xml:space="preserve"> </w:t>
+      </w:r>
+      <w:r>
+        <w:rPr>
+          <w:rFonts w:ascii="Century" w:hAnsi="Century"/>
+        </w:rPr>
+        <w:t>the extended accumulation of capital</w:t>
+      </w:r>
+      <w:r>
+        <w:rPr>
+          <w:rFonts w:ascii="Century" w:hAnsi="Century"/>
+        </w:rPr>
+        <w:t xml:space="preserve"> ha</w:t>
+      </w:r>
+      <w:r>
+        <w:rPr>
+          <w:rFonts w:ascii="Century" w:hAnsi="Century"/>
+        </w:rPr>
+        <w:t>s</w:t>
+      </w:r>
+      <w:r>
+        <w:rPr>
+          <w:rFonts w:ascii="Century" w:hAnsi="Century"/>
+        </w:rPr>
+        <w:t xml:space="preserve"> developed since then, starting from the initial conditions denoted by the invasion of "America". </w:t>
+      </w:r>
+    </w:p>
+    <w:p>
+      <w:pPr>
+        <w:spacing w:before="240" w:line="360" w:lineRule="auto"/>
+        <w:rPr>
+          <w:rFonts w:ascii="Century" w:hAnsi="Century"/>
+        </w:rPr>
+      </w:pPr>
+      <w:r>
+        <w:rPr>
+          <w:rFonts w:ascii="Century" w:hAnsi="Century"/>
+        </w:rPr>
+        <w:t>The gold bearer</w:t>
+      </w:r>
+      <w:r>
+        <w:rPr>
+          <w:rFonts w:ascii="Century" w:hAnsi="Century"/>
+        </w:rPr>
+        <w:t xml:space="preserve"> can be seen in the following </w:t>
+      </w:r>
+      <w:r>
+        <w:rPr>
+          <w:rFonts w:ascii="Century" w:hAnsi="Century"/>
+        </w:rPr>
+        <w:t>act</w:t>
+      </w:r>
+      <w:r>
+        <w:rPr>
+          <w:rFonts w:ascii="Century" w:hAnsi="Century"/>
+        </w:rPr>
+        <w:t xml:space="preserve">, </w:t>
+      </w:r>
+      <w:r>
+        <w:rPr>
+          <w:rFonts w:ascii="Century" w:hAnsi="Century"/>
+        </w:rPr>
+        <w:t>a</w:t>
+      </w:r>
+      <w:r>
+        <w:rPr>
+          <w:rFonts w:ascii="Century" w:hAnsi="Century"/>
+        </w:rPr>
+        <w:t xml:space="preserve">ppearing in representation of gold as if </w:t>
+      </w:r>
+      <w:r>
+        <w:rPr>
+          <w:rFonts w:ascii="Century" w:hAnsi="Century"/>
+        </w:rPr>
+        <w:t>himself</w:t>
+      </w:r>
+      <w:r>
+        <w:rPr>
+          <w:rFonts w:ascii="Century" w:hAnsi="Century"/>
+        </w:rPr>
+        <w:t xml:space="preserve"> was not</w:t>
+      </w:r>
+      <w:r>
+        <w:rPr>
+          <w:rFonts w:ascii="Century" w:hAnsi="Century"/>
+        </w:rPr>
+        <w:t xml:space="preserve"> the</w:t>
+      </w:r>
+      <w:r>
+        <w:rPr>
+          <w:rFonts w:ascii="Century" w:hAnsi="Century"/>
+        </w:rPr>
+        <w:t xml:space="preserve"> merely replaceable but </w:t>
+      </w:r>
+      <w:r>
+        <w:rPr>
+          <w:rFonts w:ascii="Century" w:hAnsi="Century"/>
+        </w:rPr>
+        <w:t>necessary</w:t>
+      </w:r>
+      <w:r>
+        <w:rPr>
+          <w:rFonts w:ascii="Century" w:hAnsi="Century"/>
+        </w:rPr>
+        <w:t xml:space="preserve"> form of </w:t>
+      </w:r>
+      <w:r>
+        <w:rPr>
+          <w:rFonts w:ascii="Century" w:hAnsi="Century"/>
+        </w:rPr>
+        <w:t>appearance</w:t>
+      </w:r>
+      <w:r>
+        <w:rPr>
+          <w:rFonts w:ascii="Century" w:hAnsi="Century"/>
+        </w:rPr>
+        <w:t xml:space="preserve"> o</w:t>
+      </w:r>
+      <w:r>
+        <w:rPr>
+          <w:rFonts w:ascii="Century" w:hAnsi="Century"/>
+        </w:rPr>
+        <w:t>f gold in the</w:t>
+      </w:r>
+      <w:r>
+        <w:rPr>
+          <w:rFonts w:ascii="Century" w:hAnsi="Century"/>
+        </w:rPr>
+        <w:t xml:space="preserve"> circulation process. The commodity-money expresses and consumes an aliquot part of the exchange value of every commodity in circulation, signed and consumed by money-capital. While historically concentrating an aliquot part of the value of each circulated commodity, being consumed by its transformation into the money-form of price, as measure of value which standard unit of price was fixed to its elementary form: gold. </w:t>
+      </w:r>
+    </w:p>
+    <w:p>
+      <w:pPr>
+        <w:spacing w:before="240" w:line="360" w:lineRule="auto"/>
+        <w:rPr>
+          <w:rFonts w:ascii="Century" w:hAnsi="Century"/>
+        </w:rPr>
+      </w:pPr>
+      <w:r>
+        <w:rPr>
+          <w:rFonts w:ascii="Century" w:hAnsi="Century"/>
+        </w:rPr>
+        <w:t>The hoarder of gold, the representative of the commodity-money, has lived since created the money form of value</w:t>
+      </w:r>
+      <w:r>
+        <w:rPr>
+          <w:rFonts w:ascii="Century" w:hAnsi="Century"/>
+        </w:rPr>
+        <w:t>;</w:t>
+      </w:r>
+      <w:r>
+        <w:rPr>
+          <w:rFonts w:ascii="Century" w:hAnsi="Century"/>
+        </w:rPr>
+        <w:t xml:space="preserve"> </w:t>
+      </w:r>
+      <w:r>
+        <w:rPr>
+          <w:rFonts w:ascii="Century" w:hAnsi="Century"/>
+        </w:rPr>
+        <w:t>within</w:t>
+      </w:r>
+      <w:r>
+        <w:rPr>
+          <w:rFonts w:ascii="Century" w:hAnsi="Century"/>
+        </w:rPr>
+        <w:t xml:space="preserve"> the initial conditions which, by social accident, resulted in the extension of the exchange process, and </w:t>
+      </w:r>
+      <w:r>
+        <w:rPr>
+          <w:rFonts w:ascii="Century" w:hAnsi="Century"/>
+        </w:rPr>
+        <w:t xml:space="preserve">its </w:t>
+      </w:r>
+      <w:r>
+        <w:rPr>
+          <w:rFonts w:ascii="Century" w:hAnsi="Century"/>
+        </w:rPr>
+        <w:t xml:space="preserve">subsumption </w:t>
+      </w:r>
+      <w:r>
+        <w:rPr>
+          <w:rFonts w:ascii="Century" w:hAnsi="Century"/>
+        </w:rPr>
+        <w:t>to</w:t>
+      </w:r>
+      <w:r>
+        <w:rPr>
+          <w:rFonts w:ascii="Century" w:hAnsi="Century"/>
+        </w:rPr>
+        <w:t xml:space="preserve"> the process of money</w:t>
+      </w:r>
+      <w:r>
+        <w:rPr>
+          <w:rFonts w:ascii="Century" w:hAnsi="Century"/>
+        </w:rPr>
+        <w:t xml:space="preserve"> </w:t>
+      </w:r>
+      <w:r>
+        <w:rPr>
+          <w:rFonts w:ascii="Century" w:hAnsi="Century"/>
+        </w:rPr>
+        <w:t>circulation</w:t>
+      </w:r>
+      <w:r>
+        <w:rPr>
+          <w:rFonts w:ascii="Century" w:hAnsi="Century"/>
+        </w:rPr>
+        <w:t xml:space="preserve">. </w:t>
+      </w:r>
+    </w:p>
+    <w:p>
+      <w:pPr>
+        <w:spacing w:before="240" w:line="360" w:lineRule="auto"/>
+        <w:rPr>
+          <w:rFonts w:ascii="Century" w:hAnsi="Century"/>
+        </w:rPr>
+      </w:pPr>
+      <w:r>
+        <w:rPr>
+          <w:rFonts w:ascii="Century" w:hAnsi="Century"/>
+        </w:rPr>
+        <w:t xml:space="preserve">Gold </w:t>
+      </w:r>
+      <w:r>
+        <w:rPr>
+          <w:rFonts w:ascii="Century" w:hAnsi="Century"/>
+        </w:rPr>
+        <w:t>accomplish</w:t>
+      </w:r>
+      <w:r>
+        <w:rPr>
+          <w:rFonts w:ascii="Century" w:hAnsi="Century"/>
+        </w:rPr>
+        <w:t>es</w:t>
+      </w:r>
+      <w:r>
+        <w:rPr>
+          <w:rFonts w:ascii="Century" w:hAnsi="Century"/>
+        </w:rPr>
+        <w:t xml:space="preserve"> every </w:t>
       </w:r>
       <w:r>
         <w:rPr>
@@ -342,41 +784,78 @@
           <w:i/>
           <w:iCs/>
         </w:rPr>
-        <w:t>social movement</w:t>
-      </w:r>
-      <w:r>
-        <w:rPr>
-          <w:rFonts w:ascii="Century" w:hAnsi="Century"/>
-        </w:rPr>
-        <w:t xml:space="preserve"> of the commodities, because the exchange of use-values in upward scale-shift, requires a relative form of value reached by social accident by one commodity which is both commodity and money: gold, and also other precious metals in history, became universal </w:t>
-      </w:r>
-      <w:proofErr w:type="gramStart"/>
-      <w:r>
-        <w:rPr>
-          <w:rFonts w:ascii="Century" w:hAnsi="Century"/>
-        </w:rPr>
-        <w:t>equivalents %%[</w:t>
-      </w:r>
-      <w:proofErr w:type="gramEnd"/>
-      <w:r>
-        <w:rPr>
-          <w:rFonts w:ascii="Century" w:hAnsi="Century"/>
-        </w:rPr>
-        <w:t>[KV1C2P180L24</w:t>
-      </w:r>
-      <w:proofErr w:type="gramStart"/>
-      <w:r>
-        <w:rPr>
-          <w:rFonts w:ascii="Century" w:hAnsi="Century"/>
-        </w:rPr>
-        <w:t>]]%</w:t>
-      </w:r>
-      <w:proofErr w:type="gramEnd"/>
-      <w:r>
-        <w:rPr>
-          <w:rFonts w:ascii="Century" w:hAnsi="Century"/>
-        </w:rPr>
-        <w:t xml:space="preserve">%. Fixing its use as a means of exchange, appearing in the process of exchange as a sign of magnitude for the quantitative equivalence of the exchange-value form of all the commodities, as the universal equivalent commodity under certain scale of circulation. </w:t>
+        <w:t xml:space="preserve">social </w:t>
+      </w:r>
+      <w:r>
+        <w:rPr>
+          <w:rFonts w:ascii="Century" w:hAnsi="Century"/>
+          <w:i/>
+          <w:iCs/>
+        </w:rPr>
+        <w:t>function</w:t>
+      </w:r>
+      <w:r>
+        <w:rPr>
+          <w:rFonts w:ascii="Century" w:hAnsi="Century"/>
+        </w:rPr>
+        <w:t xml:space="preserve"> of money, since the initial expansion of the</w:t>
+      </w:r>
+      <w:r>
+        <w:rPr>
+          <w:rFonts w:ascii="Century" w:hAnsi="Century"/>
+        </w:rPr>
+        <w:t xml:space="preserve"> </w:t>
+      </w:r>
+      <w:r>
+        <w:rPr>
+          <w:rFonts w:ascii="Century" w:hAnsi="Century"/>
+        </w:rPr>
+        <w:t>exchange</w:t>
+      </w:r>
+      <w:r>
+        <w:rPr>
+          <w:rFonts w:ascii="Century" w:hAnsi="Century"/>
+        </w:rPr>
+        <w:t xml:space="preserve"> process </w:t>
+      </w:r>
+      <w:r>
+        <w:rPr>
+          <w:rFonts w:ascii="Century" w:hAnsi="Century"/>
+        </w:rPr>
+        <w:t>mediated by the circulation</w:t>
+      </w:r>
+      <w:r>
+        <w:rPr>
+          <w:rFonts w:ascii="Century" w:hAnsi="Century"/>
+        </w:rPr>
+        <w:t xml:space="preserve"> of money</w:t>
+      </w:r>
+      <w:r>
+        <w:rPr>
+          <w:rFonts w:ascii="Century" w:hAnsi="Century"/>
+        </w:rPr>
+        <w:t xml:space="preserve">. Gold is real money and real capital. It is the universal measure of value, and the elementary value form, also being the standard unit of price, while at the same time [gold is] </w:t>
+      </w:r>
+      <w:r>
+        <w:rPr>
+          <w:rFonts w:ascii="Century" w:hAnsi="Century"/>
+        </w:rPr>
+        <w:lastRenderedPageBreak/>
+        <w:t xml:space="preserve">being constantly removed, separated, from the process of money circulation as </w:t>
+      </w:r>
+      <w:proofErr w:type="gramStart"/>
+      <w:r>
+        <w:rPr>
+          <w:rFonts w:ascii="Century" w:hAnsi="Century"/>
+        </w:rPr>
+        <w:t>mean</w:t>
+      </w:r>
+      <w:proofErr w:type="gramEnd"/>
+      <w:r>
+        <w:rPr>
+          <w:rFonts w:ascii="Century" w:hAnsi="Century"/>
+        </w:rPr>
+        <w:t xml:space="preserve"> of payment.</w:t>
       </w:r>
     </w:p>
     <w:p>
@@ -390,21 +869,21 @@
         <w:rPr>
           <w:rFonts w:ascii="Century" w:hAnsi="Century"/>
         </w:rPr>
-        <w:t xml:space="preserve">With the escalation of its compulsive subsumption by circulation over the exchange process, money is used (first in theory, and then in real) as a determinant of the “need to give an external expression to this opposition [between use-value and value which is latent in the nature of the commodity] for the purposes of commercial intercourse”. The upward scale shift of the exchange process mediated by money produced the drive toward the invention of an “independent” form of value, which finds neither rest nor peace until it became “independent from its own use-value” %%[[KV1C2P182L34]]%% completed the differentiation of all commodities into commodities and money. Therefore, the value of everything is distinguished from its usefulness for exchange, and signed with </w:t>
-      </w:r>
-      <w:proofErr w:type="gramStart"/>
-      <w:r>
-        <w:rPr>
-          <w:rFonts w:ascii="Century" w:hAnsi="Century"/>
-        </w:rPr>
-        <w:t>price %%[</w:t>
-      </w:r>
-      <w:proofErr w:type="gramEnd"/>
-      <w:r>
-        <w:rPr>
-          <w:rFonts w:ascii="Century" w:hAnsi="Century"/>
-        </w:rPr>
-        <w:t>[KV1C2P187L9</w:t>
+        <w:t xml:space="preserve">The historical expansion and intension of the process of exchange is also the process of taking everything that is possible to be treated as something to being </w:t>
+      </w:r>
+      <w:proofErr w:type="gramStart"/>
+      <w:r>
+        <w:rPr>
+          <w:rFonts w:ascii="Century" w:hAnsi="Century"/>
+        </w:rPr>
+        <w:t>appropriated %%</w:t>
+      </w:r>
+      <w:proofErr w:type="gramEnd"/>
+      <w:r>
+        <w:rPr>
+          <w:rFonts w:ascii="Century" w:hAnsi="Century"/>
+        </w:rPr>
+        <w:t>[[LCWV38P108L17</w:t>
       </w:r>
       <w:proofErr w:type="gramStart"/>
       <w:r>
@@ -418,7 +897,7 @@
         <w:rPr>
           <w:rFonts w:ascii="Century" w:hAnsi="Century"/>
         </w:rPr>
-        <w:t xml:space="preserve">%, by an imagined quantity of monetized capital valorized as an ideally equivalent quantity of expended human labour. </w:t>
+        <w:t xml:space="preserve">%, as if it was a commodity. In that manner the alienated being appears as the owner of alienable wealth, seeking to receive in exchange an augmented magnitude of value in money-form. That movement, the mechanical and unreflective, unethical application of the logic of dialectics, the power of alienation, therefore appropriation of something not being for appropriation. </w:t>
       </w:r>
     </w:p>
     <w:p>
@@ -432,14 +911,35 @@
         <w:rPr>
           <w:rFonts w:ascii="Century" w:hAnsi="Century"/>
         </w:rPr>
-        <w:t xml:space="preserve">Why the indigenous alienable wealth became gold and silver, and aren’t anymore nor cattle neither slaves? Is because gold and not the slave was already the social form of money when the “discovery” of silver and gold mines </w:t>
-      </w:r>
-      <w:r>
-        <w:rPr>
-          <w:rFonts w:ascii="Century" w:hAnsi="Century"/>
-        </w:rPr>
-        <w:lastRenderedPageBreak/>
-        <w:t xml:space="preserve">of America occurred. After genocide and slavery, in the exchange process, the mercantile capitalist as bearer of that commodity-money purposely treats something as the “chief element of indigenous alienable wealth” %%[[KV1C2P183L18]]%%. As if it doesn’t have use-value outside its exchange-value form. They treated gold as pure money, and not as commodity-money. Not all the mercantile capitalists could understand at the same pace the value of labour for the circulation process, this means, the valorization process of exchange-values. </w:t>
+        <w:t xml:space="preserve">The determinants of the exchange process are rooted in the history of the formal social movement of the commodities, because the exchange of use-values in upward scale-shift, requires a relative form of value reached by social accident by one commodity which is both commodity and money: gold, and also other precious metals in history, became universal </w:t>
+      </w:r>
+      <w:proofErr w:type="gramStart"/>
+      <w:r>
+        <w:rPr>
+          <w:rFonts w:ascii="Century" w:hAnsi="Century"/>
+        </w:rPr>
+        <w:t>equivalents %%[</w:t>
+      </w:r>
+      <w:proofErr w:type="gramEnd"/>
+      <w:r>
+        <w:rPr>
+          <w:rFonts w:ascii="Century" w:hAnsi="Century"/>
+        </w:rPr>
+        <w:t>[KV1C2P180L24</w:t>
+      </w:r>
+      <w:proofErr w:type="gramStart"/>
+      <w:r>
+        <w:rPr>
+          <w:rFonts w:ascii="Century" w:hAnsi="Century"/>
+        </w:rPr>
+        <w:t>]]%</w:t>
+      </w:r>
+      <w:proofErr w:type="gramEnd"/>
+      <w:r>
+        <w:rPr>
+          <w:rFonts w:ascii="Century" w:hAnsi="Century"/>
+        </w:rPr>
+        <w:t xml:space="preserve">%. Fixing its use as a means of exchange, appearing in the process of exchange as a sign of magnitude for the quantitative equivalence of the exchange-value form of all the commodities, as the universal equivalent commodity under certain scale of circulation. </w:t>
       </w:r>
     </w:p>
     <w:p>
@@ -453,21 +953,7 @@
         <w:rPr>
           <w:rFonts w:ascii="Century" w:hAnsi="Century"/>
         </w:rPr>
-        <w:t xml:space="preserve">But certain industrial capital was in formation, incorporating the value of labour into the valorization process of gold as a commodity in its circulation toward its money-form of value. Besides its circulation as a means of payment, gold is then produced for hoarding. At the same time, gold mining was already a branch of production centralized in the hand of capitalist production, before, during, and after the transition of mercantile capital into industrial and finance capital. So, the social accident of the expanded circulation of gold-money as capital and mainly the decision to use it as a means for exchange, as a universal equivalent, was not an accident for the individual gold bearer producing and hoarding the money-commodity of gold. That one, then, later, became the bearer of finance capital. Who as hoarder of the money-commodity wants to exchange every other commodity as metallized-money, monetized money, monetarized money or crypto-money, avoiding the alienation of his money-gold in the process of circulation as a means of </w:t>
-      </w:r>
-      <w:proofErr w:type="gramStart"/>
-      <w:r>
-        <w:rPr>
-          <w:rFonts w:ascii="Century" w:hAnsi="Century"/>
-        </w:rPr>
-        <w:t>payment %%[</w:t>
-      </w:r>
-      <w:proofErr w:type="gramEnd"/>
-      <w:r>
-        <w:rPr>
-          <w:rFonts w:ascii="Century" w:hAnsi="Century"/>
-        </w:rPr>
-        <w:t>[KV1C3P231L8</w:t>
+        <w:t>With the compulsive subsumption of money circulation over the exchange process, money is used (first in theory, and then in real) as a determinant of the “need to give an external expression to this opposition [between use-value and value which is latent in the nature of the commodity] for the purposes of commercial intercourse”. The upward scale shift of the exchange process mediated by money produced the drive toward the invention of an “independent” form of value, which finds neither rest nor peace until it became “independent from its own use-value” %%[[KV1C2P182L34</w:t>
       </w:r>
       <w:proofErr w:type="gramStart"/>
       <w:r>
@@ -481,7 +967,56 @@
         <w:rPr>
           <w:rFonts w:ascii="Century" w:hAnsi="Century"/>
         </w:rPr>
-        <w:t xml:space="preserve">%. </w:t>
+        <w:t xml:space="preserve">% completed the differentiation of all commodities into commodities and money </w:t>
+      </w:r>
+      <w:r>
+        <w:rPr>
+          <w:rFonts w:ascii="Century" w:hAnsi="Century"/>
+        </w:rPr>
+        <w:lastRenderedPageBreak/>
+        <w:t xml:space="preserve">%%[[KV1C3P199L14]]%%. Therefore, the value of everything is distinguished from its usefulness for </w:t>
+      </w:r>
+      <w:proofErr w:type="gramStart"/>
+      <w:r>
+        <w:rPr>
+          <w:rFonts w:ascii="Century" w:hAnsi="Century"/>
+        </w:rPr>
+        <w:t>exchange, and</w:t>
+      </w:r>
+      <w:proofErr w:type="gramEnd"/>
+      <w:r>
+        <w:rPr>
+          <w:rFonts w:ascii="Century" w:hAnsi="Century"/>
+        </w:rPr>
+        <w:t xml:space="preserve"> signed with price by an imagined quantity of monetized capital valorized as an ideally equivalent quantity of expended human labour. </w:t>
+      </w:r>
+      <w:proofErr w:type="gramStart"/>
+      <w:r>
+        <w:rPr>
+          <w:rFonts w:ascii="Century" w:hAnsi="Century"/>
+        </w:rPr>
+        <w:t>%%[</w:t>
+      </w:r>
+      <w:proofErr w:type="gramEnd"/>
+      <w:r>
+        <w:rPr>
+          <w:rFonts w:ascii="Century" w:hAnsi="Century"/>
+        </w:rPr>
+        <w:t>[KV1C2P187L9</w:t>
+      </w:r>
+      <w:proofErr w:type="gramStart"/>
+      <w:r>
+        <w:rPr>
+          <w:rFonts w:ascii="Century" w:hAnsi="Century"/>
+        </w:rPr>
+        <w:t>]]%</w:t>
+      </w:r>
+      <w:proofErr w:type="gramEnd"/>
+      <w:r>
+        <w:rPr>
+          <w:rFonts w:ascii="Century" w:hAnsi="Century"/>
+        </w:rPr>
+        <w:t xml:space="preserve">%, </w:t>
       </w:r>
     </w:p>
     <w:p>
@@ -495,7 +1030,7 @@
         <w:rPr>
           <w:rFonts w:ascii="Century" w:hAnsi="Century"/>
         </w:rPr>
-        <w:t>“The difficulty lies not in comprehending that money is a commodity, but in discovering how, why and by what means a commodity becomes money.” %%[[KV1C2P186L24</w:t>
+        <w:t>Why the indigenous alienable wealth became gold and silver, and aren’t anymore nor cattle neither slaves? Is because gold and not the slave was already the social form of money when the “discovery” of silver and gold mines of America occurred. After genocide and slavery, in the exchange process, the mercantile capitalist as bearer of that commodity-money purposely treats something as the “chief element of indigenous alienable wealth” %%[[KV1C2P183L18</w:t>
       </w:r>
       <w:proofErr w:type="gramStart"/>
       <w:r>
@@ -509,7 +1044,7 @@
         <w:rPr>
           <w:rFonts w:ascii="Century" w:hAnsi="Century"/>
         </w:rPr>
-        <w:t xml:space="preserve">% “all the things are consumed by fire, and fire by all things, just as gold does for goods and goods for gold” (Herakleitos, Plutarch, Moralia, “The E at Delphi, 388D”). </w:t>
+        <w:t xml:space="preserve">%. As if it doesn’t have use-value outside its exchange-value form. They treated gold as pure money, and not as commodity-money. Not all the mercantile capitalists could understand at the same pace the value of labour for the circulation process, this means, the valorization process of exchange-values. </w:t>
       </w:r>
     </w:p>
     <w:p>
@@ -523,36 +1058,7 @@
         <w:rPr>
           <w:rFonts w:ascii="Century" w:hAnsi="Century"/>
         </w:rPr>
-        <w:lastRenderedPageBreak/>
-        <w:t xml:space="preserve">Chapter 3 of Capital explains the social functions executed by money in the circulation process. Marx distinguished money, first, as a measure of value, as the social incarnation of labour expressed in price or money-form. Money as form of appearence of the common measure of value: labour-time, depended on the circulation of gold as universal equivalent commodity. </w:t>
-      </w:r>
-      <w:proofErr w:type="gramStart"/>
-      <w:r>
-        <w:rPr>
-          <w:rFonts w:ascii="Century" w:hAnsi="Century"/>
-        </w:rPr>
-        <w:t>%%[</w:t>
-      </w:r>
-      <w:proofErr w:type="gramEnd"/>
-      <w:r>
-        <w:rPr>
-          <w:rFonts w:ascii="Century" w:hAnsi="Century"/>
-        </w:rPr>
-        <w:t>[KV1C3P188L10</w:t>
-      </w:r>
-      <w:proofErr w:type="gramStart"/>
-      <w:r>
-        <w:rPr>
-          <w:rFonts w:ascii="Century" w:hAnsi="Century"/>
-        </w:rPr>
-        <w:t>]]%</w:t>
-      </w:r>
-      <w:proofErr w:type="gramEnd"/>
-      <w:r>
-        <w:rPr>
-          <w:rFonts w:ascii="Century" w:hAnsi="Century"/>
-        </w:rPr>
-        <w:t xml:space="preserve">% </w:t>
+        <w:t xml:space="preserve">But certain industrial capital was in formation, incorporating the value of labour into the valorization process of gold as a commodity in its circulation toward its money-form of value. Besides its circulation as a means of payment, gold is then produced for hoarding. At the same time, gold mining was already a branch of production centralized in the hand of capitalist production, before, during, and after the transition of mercantile capital into industrial and finance capital. So, the social accident of the expanded circulation of gold-money as capital and mainly the decision to use it as a means for exchange, as a universal equivalent, was not an accident for the individual gold bearer producing and hoarding the money-commodity of gold. </w:t>
       </w:r>
     </w:p>
     <w:p>
@@ -566,63 +1072,70 @@
         <w:rPr>
           <w:rFonts w:ascii="Century" w:hAnsi="Century"/>
         </w:rPr>
-        <w:t xml:space="preserve">Price is the money form of the magnitude of value measured by an imaginary quantity of gold ideally equivalent to the labour time socially necessary to produce the correspondent quantity of standard units of </w:t>
-      </w:r>
-      <w:proofErr w:type="gramStart"/>
-      <w:r>
-        <w:rPr>
-          <w:rFonts w:ascii="Century" w:hAnsi="Century"/>
-        </w:rPr>
-        <w:t>price %%[</w:t>
-      </w:r>
-      <w:proofErr w:type="gramEnd"/>
-      <w:r>
-        <w:rPr>
-          <w:rFonts w:ascii="Century" w:hAnsi="Century"/>
-        </w:rPr>
-        <w:t>[KV1C3P195L20</w:t>
-      </w:r>
-      <w:proofErr w:type="gramStart"/>
-      <w:r>
-        <w:rPr>
-          <w:rFonts w:ascii="Century" w:hAnsi="Century"/>
-        </w:rPr>
-        <w:t>]][</w:t>
-      </w:r>
-      <w:proofErr w:type="gramEnd"/>
-      <w:r>
-        <w:rPr>
-          <w:rFonts w:ascii="Century" w:hAnsi="Century"/>
-        </w:rPr>
-        <w:t xml:space="preserve">[KV1C3P196L24]]%%. When the standard of price is defined by a fixed weight of </w:t>
-      </w:r>
-      <w:proofErr w:type="gramStart"/>
-      <w:r>
-        <w:rPr>
-          <w:rFonts w:ascii="Century" w:hAnsi="Century"/>
-        </w:rPr>
-        <w:t>gold %%</w:t>
-      </w:r>
-      <w:proofErr w:type="gramEnd"/>
-      <w:r>
-        <w:rPr>
-          <w:rFonts w:ascii="Century" w:hAnsi="Century"/>
-        </w:rPr>
-        <w:t>[[KV1C3P191L4</w:t>
-      </w:r>
-      <w:proofErr w:type="gramStart"/>
-      <w:r>
-        <w:rPr>
-          <w:rFonts w:ascii="Century" w:hAnsi="Century"/>
-        </w:rPr>
-        <w:t>]][</w:t>
-      </w:r>
-      <w:proofErr w:type="gramEnd"/>
-      <w:r>
-        <w:rPr>
-          <w:rFonts w:ascii="Century" w:hAnsi="Century"/>
-        </w:rPr>
-        <w:t xml:space="preserve">[KV1C3P194L13]]%%. </w:t>
+        <w:t xml:space="preserve">That one, then, later, became the bearer of finance capital. Who as hoarder of the money-commodity wants to exchange every other commodity as metallized-money, monetized money, monetarized money or crypto-money, avoiding the </w:t>
+      </w:r>
+      <w:r>
+        <w:rPr>
+          <w:rFonts w:ascii="Century" w:hAnsi="Century"/>
+        </w:rPr>
+        <w:lastRenderedPageBreak/>
+        <w:t xml:space="preserve">alienation of his money-gold in the process of circulation as a means of </w:t>
+      </w:r>
+      <w:proofErr w:type="gramStart"/>
+      <w:r>
+        <w:rPr>
+          <w:rFonts w:ascii="Century" w:hAnsi="Century"/>
+        </w:rPr>
+        <w:t>payment %%[</w:t>
+      </w:r>
+      <w:proofErr w:type="gramEnd"/>
+      <w:r>
+        <w:rPr>
+          <w:rFonts w:ascii="Century" w:hAnsi="Century"/>
+        </w:rPr>
+        <w:t>[KV1C3P231L8</w:t>
+      </w:r>
+      <w:proofErr w:type="gramStart"/>
+      <w:r>
+        <w:rPr>
+          <w:rFonts w:ascii="Century" w:hAnsi="Century"/>
+        </w:rPr>
+        <w:t>]]%</w:t>
+      </w:r>
+      <w:proofErr w:type="gramEnd"/>
+      <w:r>
+        <w:rPr>
+          <w:rFonts w:ascii="Century" w:hAnsi="Century"/>
+        </w:rPr>
+        <w:t>%. “The difficulty lies not in comprehending that money is a commodity, but in discovering how, why and by what means a commodity becomes money.” %%[[KV1C2P186L24</w:t>
+      </w:r>
+      <w:proofErr w:type="gramStart"/>
+      <w:r>
+        <w:rPr>
+          <w:rFonts w:ascii="Century" w:hAnsi="Century"/>
+        </w:rPr>
+        <w:t>]]%</w:t>
+      </w:r>
+      <w:proofErr w:type="gramEnd"/>
+      <w:r>
+        <w:rPr>
+          <w:rFonts w:ascii="Century" w:hAnsi="Century"/>
+        </w:rPr>
+        <w:t xml:space="preserve">% “all the things are consumed by fire, and fire by all things, just as gold does for goods and goods for gold” (Herakleitos, Plutarch, Moralia, “The </w:t>
+      </w:r>
+      <w:proofErr w:type="spellStart"/>
+      <w:r>
+        <w:rPr>
+          <w:rFonts w:ascii="Century" w:hAnsi="Century"/>
+        </w:rPr>
+        <w:t>E at</w:t>
+      </w:r>
+      <w:proofErr w:type="spellEnd"/>
+      <w:r>
+        <w:rPr>
+          <w:rFonts w:ascii="Century" w:hAnsi="Century"/>
+        </w:rPr>
+        <w:t xml:space="preserve"> Delphi, 388D”). </w:t>
       </w:r>
     </w:p>
     <w:p>
@@ -636,21 +1149,49 @@
         <w:rPr>
           <w:rFonts w:ascii="Century" w:hAnsi="Century"/>
         </w:rPr>
-        <w:t xml:space="preserve">Indeed, as measure of value, money serves only in an ideal capacity, as an imaginary quantity of gold equivalent to the abstractly neccessary labour-time which is, in first instance, the common measure of </w:t>
-      </w:r>
-      <w:proofErr w:type="gramStart"/>
-      <w:r>
-        <w:rPr>
-          <w:rFonts w:ascii="Century" w:hAnsi="Century"/>
-        </w:rPr>
-        <w:t>value %%[</w:t>
-      </w:r>
-      <w:proofErr w:type="gramEnd"/>
-      <w:r>
-        <w:rPr>
-          <w:rFonts w:ascii="Century" w:hAnsi="Century"/>
-        </w:rPr>
-        <w:t>[KV1C3P192L5</w:t>
+        <w:t xml:space="preserve">Chapter 3 of Capital explains the social functions executed by money in the circulation process. Marx distinguished money, first, as a measure of value, as the social incarnation of labour expressed in price or money-form. Money as form of </w:t>
+      </w:r>
+      <w:proofErr w:type="spellStart"/>
+      <w:r>
+        <w:rPr>
+          <w:rFonts w:ascii="Century" w:hAnsi="Century"/>
+        </w:rPr>
+        <w:t>appearence</w:t>
+      </w:r>
+      <w:proofErr w:type="spellEnd"/>
+      <w:r>
+        <w:rPr>
+          <w:rFonts w:ascii="Century" w:hAnsi="Century"/>
+        </w:rPr>
+        <w:t xml:space="preserve"> of the common measure of value: labour-time, </w:t>
+      </w:r>
+      <w:proofErr w:type="gramStart"/>
+      <w:r>
+        <w:rPr>
+          <w:rFonts w:ascii="Century" w:hAnsi="Century"/>
+        </w:rPr>
+        <w:t>depended</w:t>
+      </w:r>
+      <w:proofErr w:type="gramEnd"/>
+      <w:r>
+        <w:rPr>
+          <w:rFonts w:ascii="Century" w:hAnsi="Century"/>
+        </w:rPr>
+        <w:t xml:space="preserve"> on the circulation of gold as universal equivalent commodity. </w:t>
+      </w:r>
+      <w:proofErr w:type="gramStart"/>
+      <w:r>
+        <w:rPr>
+          <w:rFonts w:ascii="Century" w:hAnsi="Century"/>
+        </w:rPr>
+        <w:t>%%[</w:t>
+      </w:r>
+      <w:proofErr w:type="gramEnd"/>
+      <w:r>
+        <w:rPr>
+          <w:rFonts w:ascii="Century" w:hAnsi="Century"/>
+        </w:rPr>
+        <w:t>[KV1C3P188L10</w:t>
       </w:r>
       <w:proofErr w:type="gramStart"/>
       <w:r>
@@ -664,7 +1205,7 @@
         <w:rPr>
           <w:rFonts w:ascii="Century" w:hAnsi="Century"/>
         </w:rPr>
-        <w:t xml:space="preserve">%. Then gold became the standard of price with the separation of the money-form from gold in the circulation of money, but not in the circulation of gold as a money-commodity. This separation of the money-form from the commodity-form of value, developed later in the liberalization of the money price from its elementary form as gold %%[[KV1C3P189L1]]%%. Extending the dissassociation between socially neccessary labour time, as the common measure of value of commodities, and the money-form of value. </w:t>
+        <w:t xml:space="preserve">% </w:t>
       </w:r>
     </w:p>
     <w:p>
@@ -678,37 +1219,89 @@
         <w:rPr>
           <w:rFonts w:ascii="Century" w:hAnsi="Century"/>
         </w:rPr>
-        <w:t>T</w:t>
-      </w:r>
-      <w:r>
-        <w:rPr>
-          <w:rFonts w:ascii="Century" w:hAnsi="Century"/>
-        </w:rPr>
-        <w:t xml:space="preserve">he U.S. Dollar </w:t>
-      </w:r>
-      <w:r>
-        <w:rPr>
-          <w:rFonts w:ascii="Century" w:hAnsi="Century"/>
-        </w:rPr>
-        <w:t>became the hegemonic currency functioning as measure of value</w:t>
-      </w:r>
-      <w:r>
-        <w:rPr>
-          <w:rFonts w:ascii="Century" w:hAnsi="Century"/>
-        </w:rPr>
-        <w:t xml:space="preserve"> after 1971 international financial reforms</w:t>
-      </w:r>
-      <w:r>
-        <w:rPr>
-          <w:rFonts w:ascii="Century" w:hAnsi="Century"/>
-        </w:rPr>
-        <w:t>, s</w:t>
-      </w:r>
-      <w:r>
-        <w:rPr>
-          <w:rFonts w:ascii="Century" w:hAnsi="Century"/>
-        </w:rPr>
-        <w:t>eparated from the price of gold and only lightly linked to an imaginary quantity of gold %%[[KV1C3P197L1</w:t>
+        <w:t xml:space="preserve">Price is the money form of the magnitude of value measured by an imaginary quantity of gold ideally equivalent to the labour time socially necessary to produce the correspondent quantity of standard units of </w:t>
+      </w:r>
+      <w:proofErr w:type="gramStart"/>
+      <w:r>
+        <w:rPr>
+          <w:rFonts w:ascii="Century" w:hAnsi="Century"/>
+        </w:rPr>
+        <w:t>price %%[</w:t>
+      </w:r>
+      <w:proofErr w:type="gramEnd"/>
+      <w:r>
+        <w:rPr>
+          <w:rFonts w:ascii="Century" w:hAnsi="Century"/>
+        </w:rPr>
+        <w:t>[KV1C3P195L20</w:t>
+      </w:r>
+      <w:proofErr w:type="gramStart"/>
+      <w:r>
+        <w:rPr>
+          <w:rFonts w:ascii="Century" w:hAnsi="Century"/>
+        </w:rPr>
+        <w:t>]][</w:t>
+      </w:r>
+      <w:proofErr w:type="gramEnd"/>
+      <w:r>
+        <w:rPr>
+          <w:rFonts w:ascii="Century" w:hAnsi="Century"/>
+        </w:rPr>
+        <w:t xml:space="preserve">[KV1C3P196L24]]%%. When the standard of price is defined by a fixed weight of </w:t>
+      </w:r>
+      <w:proofErr w:type="gramStart"/>
+      <w:r>
+        <w:rPr>
+          <w:rFonts w:ascii="Century" w:hAnsi="Century"/>
+        </w:rPr>
+        <w:t>gold %%</w:t>
+      </w:r>
+      <w:proofErr w:type="gramEnd"/>
+      <w:r>
+        <w:rPr>
+          <w:rFonts w:ascii="Century" w:hAnsi="Century"/>
+        </w:rPr>
+        <w:t>[[KV1C3P191L4</w:t>
+      </w:r>
+      <w:proofErr w:type="gramStart"/>
+      <w:r>
+        <w:rPr>
+          <w:rFonts w:ascii="Century" w:hAnsi="Century"/>
+        </w:rPr>
+        <w:t>]][</w:t>
+      </w:r>
+      <w:proofErr w:type="gramEnd"/>
+      <w:r>
+        <w:rPr>
+          <w:rFonts w:ascii="Century" w:hAnsi="Century"/>
+        </w:rPr>
+        <w:t xml:space="preserve">[KV1C3P194L13]]%%. Indeed, as measure of value, money serves only in an ideal capacity, as an imaginary quantity of gold equivalent to the abstractly </w:t>
+      </w:r>
+      <w:r>
+        <w:rPr>
+          <w:rFonts w:ascii="Century" w:hAnsi="Century"/>
+        </w:rPr>
+        <w:t>necessary</w:t>
+      </w:r>
+      <w:r>
+        <w:rPr>
+          <w:rFonts w:ascii="Century" w:hAnsi="Century"/>
+        </w:rPr>
+        <w:t xml:space="preserve"> labour-time which is, in first instance, the common measure of </w:t>
+      </w:r>
+      <w:proofErr w:type="gramStart"/>
+      <w:r>
+        <w:rPr>
+          <w:rFonts w:ascii="Century" w:hAnsi="Century"/>
+        </w:rPr>
+        <w:t>value %%[</w:t>
+      </w:r>
+      <w:proofErr w:type="gramEnd"/>
+      <w:r>
+        <w:rPr>
+          <w:rFonts w:ascii="Century" w:hAnsi="Century"/>
+        </w:rPr>
+        <w:t>[KV1C3P192L5</w:t>
       </w:r>
       <w:proofErr w:type="gramStart"/>
       <w:r>
@@ -722,94 +1315,7 @@
         <w:rPr>
           <w:rFonts w:ascii="Century" w:hAnsi="Century"/>
         </w:rPr>
-        <w:t>% fixed as aliquote part %%[[KV1C3P193L1]]%% of the actual measure of the standard of price</w:t>
-      </w:r>
-      <w:r>
-        <w:rPr>
-          <w:rFonts w:ascii="Century" w:hAnsi="Century"/>
-        </w:rPr>
-        <w:t xml:space="preserve">. </w:t>
-      </w:r>
-      <w:r>
-        <w:rPr>
-          <w:rFonts w:ascii="Century" w:hAnsi="Century"/>
-        </w:rPr>
-        <w:t xml:space="preserve">Marx explained his concern relative to the quantitative incongruity and qualitative contradiction between magnitude </w:t>
-      </w:r>
-      <w:r>
-        <w:rPr>
-          <w:rFonts w:ascii="Century" w:hAnsi="Century"/>
-        </w:rPr>
-        <w:lastRenderedPageBreak/>
-        <w:t xml:space="preserve">of value and </w:t>
-      </w:r>
-      <w:proofErr w:type="gramStart"/>
-      <w:r>
-        <w:rPr>
-          <w:rFonts w:ascii="Century" w:hAnsi="Century"/>
-        </w:rPr>
-        <w:t>price%%[</w:t>
-      </w:r>
-      <w:proofErr w:type="gramEnd"/>
-      <w:r>
-        <w:rPr>
-          <w:rFonts w:ascii="Century" w:hAnsi="Century"/>
-        </w:rPr>
-        <w:t>[KV1C3P197L1</w:t>
-      </w:r>
-      <w:proofErr w:type="gramStart"/>
-      <w:r>
-        <w:rPr>
-          <w:rFonts w:ascii="Century" w:hAnsi="Century"/>
-        </w:rPr>
-        <w:t>]]%</w:t>
-      </w:r>
-      <w:proofErr w:type="gramEnd"/>
-      <w:r>
-        <w:rPr>
-          <w:rFonts w:ascii="Century" w:hAnsi="Century"/>
-        </w:rPr>
-        <w:t>%</w:t>
-      </w:r>
-      <w:r>
-        <w:rPr>
-          <w:rFonts w:ascii="Century" w:hAnsi="Century"/>
-        </w:rPr>
-        <w:t>.</w:t>
-      </w:r>
-      <w:r>
-        <w:rPr>
-          <w:rFonts w:ascii="Century" w:hAnsi="Century"/>
-        </w:rPr>
-        <w:t xml:space="preserve"> As inherent to the introduction of the price-</w:t>
-      </w:r>
-      <w:proofErr w:type="gramStart"/>
-      <w:r>
-        <w:rPr>
-          <w:rFonts w:ascii="Century" w:hAnsi="Century"/>
-        </w:rPr>
-        <w:t>form %%[</w:t>
-      </w:r>
-      <w:proofErr w:type="gramEnd"/>
-      <w:r>
-        <w:rPr>
-          <w:rFonts w:ascii="Century" w:hAnsi="Century"/>
-        </w:rPr>
-        <w:t>[KV1C3P196L24</w:t>
-      </w:r>
-      <w:proofErr w:type="gramStart"/>
-      <w:r>
-        <w:rPr>
-          <w:rFonts w:ascii="Century" w:hAnsi="Century"/>
-        </w:rPr>
-        <w:t>]]%</w:t>
-      </w:r>
-      <w:proofErr w:type="gramEnd"/>
-      <w:r>
-        <w:rPr>
-          <w:rFonts w:ascii="Century" w:hAnsi="Century"/>
-        </w:rPr>
-        <w:t xml:space="preserve">%. </w:t>
+        <w:t>%.</w:t>
       </w:r>
     </w:p>
     <w:p>
@@ -823,7 +1329,21 @@
         <w:rPr>
           <w:rFonts w:ascii="Century" w:hAnsi="Century"/>
         </w:rPr>
-        <w:t>“Hence the less the unit of measurement (here a quantity of gold) is subject to variation, the better the standard of price fulfils its office. But gold can serve as a measure of value only because it is itself a product of labour, and therefore potentially variable in-value” %%[[KV1C3P192L20</w:t>
+        <w:t xml:space="preserve">Then gold became the standard of price with the separation of the money-form from gold in the circulation of money, but not in the circulation of gold as a money-commodity. This separation of the money-form from the commodity-form of value, developed later in the liberalization of the money price from its elementary form as </w:t>
+      </w:r>
+      <w:proofErr w:type="gramStart"/>
+      <w:r>
+        <w:rPr>
+          <w:rFonts w:ascii="Century" w:hAnsi="Century"/>
+        </w:rPr>
+        <w:t>gold %%[</w:t>
+      </w:r>
+      <w:proofErr w:type="gramEnd"/>
+      <w:r>
+        <w:rPr>
+          <w:rFonts w:ascii="Century" w:hAnsi="Century"/>
+        </w:rPr>
+        <w:t>[KV1C3P189L1</w:t>
       </w:r>
       <w:proofErr w:type="gramStart"/>
       <w:r>
@@ -837,7 +1357,70 @@
         <w:rPr>
           <w:rFonts w:ascii="Century" w:hAnsi="Century"/>
         </w:rPr>
-        <w:t xml:space="preserve">%. </w:t>
+        <w:t xml:space="preserve">%. Extending the </w:t>
+      </w:r>
+      <w:proofErr w:type="spellStart"/>
+      <w:r>
+        <w:rPr>
+          <w:rFonts w:ascii="Century" w:hAnsi="Century"/>
+        </w:rPr>
+        <w:t>dissassociation</w:t>
+      </w:r>
+      <w:proofErr w:type="spellEnd"/>
+      <w:r>
+        <w:rPr>
+          <w:rFonts w:ascii="Century" w:hAnsi="Century"/>
+        </w:rPr>
+        <w:t xml:space="preserve"> between socially </w:t>
+      </w:r>
+      <w:proofErr w:type="spellStart"/>
+      <w:r>
+        <w:rPr>
+          <w:rFonts w:ascii="Century" w:hAnsi="Century"/>
+        </w:rPr>
+        <w:t>neccessary</w:t>
+      </w:r>
+      <w:proofErr w:type="spellEnd"/>
+      <w:r>
+        <w:rPr>
+          <w:rFonts w:ascii="Century" w:hAnsi="Century"/>
+        </w:rPr>
+        <w:t xml:space="preserve"> labour time, as the common measure of value of commodities, and the money-form of value. The U.S. Dollar </w:t>
+      </w:r>
+      <w:r>
+        <w:rPr>
+          <w:rFonts w:ascii="Century" w:hAnsi="Century"/>
+        </w:rPr>
+        <w:lastRenderedPageBreak/>
+        <w:t>became the hegemonic currency functioning as measure of value after 1971 international financial reforms, separated from the price of gold and only lightly linked to an imaginary quantity of gold %%[[KV1C3P197L1</w:t>
+      </w:r>
+      <w:proofErr w:type="gramStart"/>
+      <w:r>
+        <w:rPr>
+          <w:rFonts w:ascii="Century" w:hAnsi="Century"/>
+        </w:rPr>
+        <w:t>]]%</w:t>
+      </w:r>
+      <w:proofErr w:type="gramEnd"/>
+      <w:r>
+        <w:rPr>
+          <w:rFonts w:ascii="Century" w:hAnsi="Century"/>
+        </w:rPr>
+        <w:t xml:space="preserve">% fixed as </w:t>
+      </w:r>
+      <w:proofErr w:type="spellStart"/>
+      <w:r>
+        <w:rPr>
+          <w:rFonts w:ascii="Century" w:hAnsi="Century"/>
+        </w:rPr>
+        <w:t>aliquote</w:t>
+      </w:r>
+      <w:proofErr w:type="spellEnd"/>
+      <w:r>
+        <w:rPr>
+          <w:rFonts w:ascii="Century" w:hAnsi="Century"/>
+        </w:rPr>
+        <w:t xml:space="preserve"> part %%[[KV1C3P193L1]]%% of the actual measure of the standard of price. The liberalization of the price of gold becomes the liberalization of the circulation of gold as a commodity, historically being the commodity-money. </w:t>
       </w:r>
     </w:p>
     <w:p>
@@ -851,7 +1434,35 @@
         <w:rPr>
           <w:rFonts w:ascii="Century" w:hAnsi="Century"/>
         </w:rPr>
-        <w:t xml:space="preserve">Gold is still nowadays a fixed measure of the price-form, the exponential upward in its price is non-related with its value variation in its production process or variable composition of capital -as Marx will specify later. As the productivity of labour in mining reduced the variability of the amount of labour embodied in gold production its variation becames reduced, diluting its function of gold as a measure of value, in comparison to the U.S. Dollar as the money-form or price. </w:t>
+        <w:t xml:space="preserve">Under these conditions, gold is still hoarded as real capital. Not only by divorcing the exchange-value measure of the price of the value of gold as a commodity, as money, but also by extending the pieces of the fixed unit value measure of price, the weighted gold hoarded by international state banks such as the IMF, and into the gold reserves of nation states. The contemporary implications of the liberalization of the price of gold are equivalent to the magnitude of the "social accident" of treating the elementary form of money, which is gold, the commodity that is not just a commodity, as a mere commodity. As a potato in a suck of </w:t>
+      </w:r>
+      <w:proofErr w:type="spellStart"/>
+      <w:r>
+        <w:rPr>
+          <w:rFonts w:ascii="Century" w:hAnsi="Century"/>
+        </w:rPr>
+        <w:t>potatos</w:t>
+      </w:r>
+      <w:proofErr w:type="spellEnd"/>
+      <w:r>
+        <w:rPr>
+          <w:rFonts w:ascii="Century" w:hAnsi="Century"/>
+        </w:rPr>
+        <w:t xml:space="preserve">, and nothing else than a potato in a suck of </w:t>
+      </w:r>
+      <w:proofErr w:type="spellStart"/>
+      <w:r>
+        <w:rPr>
+          <w:rFonts w:ascii="Century" w:hAnsi="Century"/>
+        </w:rPr>
+        <w:t>potatos</w:t>
+      </w:r>
+      <w:proofErr w:type="spellEnd"/>
+      <w:r>
+        <w:rPr>
+          <w:rFonts w:ascii="Century" w:hAnsi="Century"/>
+        </w:rPr>
+        <w:t xml:space="preserve">. </w:t>
       </w:r>
     </w:p>
     <w:p>
@@ -865,7 +1476,112 @@
         <w:rPr>
           <w:rFonts w:ascii="Century" w:hAnsi="Century"/>
         </w:rPr>
-        <w:t>Nevertheless, gold diminish its variation as unit of measurement as a fixed aliquote part of the standard of price, but that stability is contradicted by the volatility of the U.S. Dollar and of the U.S. Dollar price of gold reserves. The function of money as means for circulation resulted from the inherent contradiction between the elementary form of use value and its exchange-value, resolved by the creation of a new form of value which is the money-form (M) of exchange-value, mediating the exchange of commodities (C-</w:t>
+        <w:t xml:space="preserve">Marx explained his concern relative to the quantitative incongruity and qualitative contradiction between magnitude of value and </w:t>
+      </w:r>
+      <w:proofErr w:type="gramStart"/>
+      <w:r>
+        <w:rPr>
+          <w:rFonts w:ascii="Century" w:hAnsi="Century"/>
+        </w:rPr>
+        <w:t>price%%[</w:t>
+      </w:r>
+      <w:proofErr w:type="gramEnd"/>
+      <w:r>
+        <w:rPr>
+          <w:rFonts w:ascii="Century" w:hAnsi="Century"/>
+        </w:rPr>
+        <w:t>[KV1C3P197L1</w:t>
+      </w:r>
+      <w:proofErr w:type="gramStart"/>
+      <w:r>
+        <w:rPr>
+          <w:rFonts w:ascii="Century" w:hAnsi="Century"/>
+        </w:rPr>
+        <w:t>]]%</w:t>
+      </w:r>
+      <w:proofErr w:type="gramEnd"/>
+      <w:r>
+        <w:rPr>
+          <w:rFonts w:ascii="Century" w:hAnsi="Century"/>
+        </w:rPr>
+        <w:t>%. As inherent to the introduction of the price-</w:t>
+      </w:r>
+      <w:proofErr w:type="gramStart"/>
+      <w:r>
+        <w:rPr>
+          <w:rFonts w:ascii="Century" w:hAnsi="Century"/>
+        </w:rPr>
+        <w:t>form %%[</w:t>
+      </w:r>
+      <w:proofErr w:type="gramEnd"/>
+      <w:r>
+        <w:rPr>
+          <w:rFonts w:ascii="Century" w:hAnsi="Century"/>
+        </w:rPr>
+        <w:t>[KV1C3P196L24</w:t>
+      </w:r>
+      <w:proofErr w:type="gramStart"/>
+      <w:r>
+        <w:rPr>
+          <w:rFonts w:ascii="Century" w:hAnsi="Century"/>
+        </w:rPr>
+        <w:t>]]%</w:t>
+      </w:r>
+      <w:proofErr w:type="gramEnd"/>
+      <w:r>
+        <w:rPr>
+          <w:rFonts w:ascii="Century" w:hAnsi="Century"/>
+        </w:rPr>
+        <w:t>%. “Hence the less the unit of measurement (here a quantity of gold) is subject to variation, the better the standard of price fulfils its office. But gold can serve as a measure of value only because it is itself a product of labour, and therefore potentially variable in-value” %%[[KV1C3P192L20</w:t>
+      </w:r>
+      <w:proofErr w:type="gramStart"/>
+      <w:r>
+        <w:rPr>
+          <w:rFonts w:ascii="Century" w:hAnsi="Century"/>
+        </w:rPr>
+        <w:t>]]%</w:t>
+      </w:r>
+      <w:proofErr w:type="gramEnd"/>
+      <w:r>
+        <w:rPr>
+          <w:rFonts w:ascii="Century" w:hAnsi="Century"/>
+        </w:rPr>
+        <w:t xml:space="preserve">%. Gold is still nowadays a fixed measure of the price-form, the exponential upward in its price is non-related with its value variation in its production process or variable composition of capital -as Marx will specify later. As the productivity of labour in mining reduced the variability of the amount of labour embodied in gold production its variation </w:t>
+      </w:r>
+      <w:proofErr w:type="spellStart"/>
+      <w:r>
+        <w:rPr>
+          <w:rFonts w:ascii="Century" w:hAnsi="Century"/>
+        </w:rPr>
+        <w:t>becames</w:t>
+      </w:r>
+      <w:proofErr w:type="spellEnd"/>
+      <w:r>
+        <w:rPr>
+          <w:rFonts w:ascii="Century" w:hAnsi="Century"/>
+        </w:rPr>
+        <w:t xml:space="preserve"> reduced, diluting its function of gold as a measure of value, in comparison to the U.S. </w:t>
+      </w:r>
+      <w:r>
+        <w:rPr>
+          <w:rFonts w:ascii="Century" w:hAnsi="Century"/>
+        </w:rPr>
+        <w:lastRenderedPageBreak/>
+        <w:t xml:space="preserve">Dollar as the money-form or price. Nevertheless, gold diminish its variation as unit of measurement as a fixed </w:t>
+      </w:r>
+      <w:proofErr w:type="spellStart"/>
+      <w:r>
+        <w:rPr>
+          <w:rFonts w:ascii="Century" w:hAnsi="Century"/>
+        </w:rPr>
+        <w:t>aliquote</w:t>
+      </w:r>
+      <w:proofErr w:type="spellEnd"/>
+      <w:r>
+        <w:rPr>
+          <w:rFonts w:ascii="Century" w:hAnsi="Century"/>
+        </w:rPr>
+        <w:t xml:space="preserve"> part of the standard of price, but that stability is contradicted by the volatility of the U.S. Dollar and of the U.S. Dollar price of gold reserves. The function of money as means for circulation resulted from the inherent contradiction between the elementary form of use value and its exchange-value, resolved by the creation of a new form of value which is the money-form (M) of exchange-value, mediating the exchange of commodities (C-</w:t>
       </w:r>
       <w:proofErr w:type="gramStart"/>
       <w:r>
@@ -921,14 +1637,35 @@
         <w:rPr>
           <w:rFonts w:ascii="Century" w:hAnsi="Century"/>
         </w:rPr>
-        <w:t xml:space="preserve"> allows the consumption of a use-value, only after its purchase (C-M-C). Introducing the commodities in a circulation process %%[[KV1C3P198L29]]%%. The metamorphosis of commodities is a double process expressing, first the inherent contradiction in the commodity form, between use-value and exchange-value. And an external contradiction between the commodities and money, expressing the use-value that are commodities while representing its </w:t>
-      </w:r>
-      <w:r>
-        <w:rPr>
-          <w:rFonts w:ascii="Century" w:hAnsi="Century"/>
-        </w:rPr>
-        <w:lastRenderedPageBreak/>
-        <w:t xml:space="preserve">exchange-value in price, while the money-commodity gold appears as the materialization of </w:t>
+        <w:t xml:space="preserve"> allows the consumption of a use-value, only after its purchase (C-M-C). Introducing the commodities in a circulation </w:t>
+      </w:r>
+      <w:proofErr w:type="gramStart"/>
+      <w:r>
+        <w:rPr>
+          <w:rFonts w:ascii="Century" w:hAnsi="Century"/>
+        </w:rPr>
+        <w:t>process %%[</w:t>
+      </w:r>
+      <w:proofErr w:type="gramEnd"/>
+      <w:r>
+        <w:rPr>
+          <w:rFonts w:ascii="Century" w:hAnsi="Century"/>
+        </w:rPr>
+        <w:t>[KV1C3P198L29</w:t>
+      </w:r>
+      <w:proofErr w:type="gramStart"/>
+      <w:r>
+        <w:rPr>
+          <w:rFonts w:ascii="Century" w:hAnsi="Century"/>
+        </w:rPr>
+        <w:t>]]%</w:t>
+      </w:r>
+      <w:proofErr w:type="gramEnd"/>
+      <w:r>
+        <w:rPr>
+          <w:rFonts w:ascii="Century" w:hAnsi="Century"/>
+        </w:rPr>
+        <w:t xml:space="preserve">%. The metamorphosis of commodities is a double process expressing, first the inherent contradiction in the commodity form, between use-value and exchange-value. And an external contradiction between the commodities and money, expressing the use-value that are commodities while representing its exchange-value in price, while the money-commodity gold appears as the materialization of </w:t>
       </w:r>
       <w:proofErr w:type="gramStart"/>
       <w:r>
@@ -957,6 +1694,104 @@
           <w:rFonts w:ascii="Century" w:hAnsi="Century"/>
         </w:rPr>
         <w:t xml:space="preserve">%. </w:t>
+      </w:r>
+      <w:proofErr w:type="spellStart"/>
+      <w:r>
+        <w:rPr>
+          <w:rFonts w:ascii="Century" w:hAnsi="Century"/>
+        </w:rPr>
+        <w:t>Neverthless</w:t>
+      </w:r>
+      <w:proofErr w:type="spellEnd"/>
+      <w:r>
+        <w:rPr>
+          <w:rFonts w:ascii="Century" w:hAnsi="Century"/>
+        </w:rPr>
+        <w:t xml:space="preserve">, gold is not money, </w:t>
+      </w:r>
+      <w:proofErr w:type="gramStart"/>
+      <w:r>
+        <w:rPr>
+          <w:rFonts w:ascii="Century" w:hAnsi="Century"/>
+        </w:rPr>
+        <w:t>is</w:t>
+      </w:r>
+      <w:proofErr w:type="gramEnd"/>
+      <w:r>
+        <w:rPr>
+          <w:rFonts w:ascii="Century" w:hAnsi="Century"/>
+        </w:rPr>
+        <w:t xml:space="preserve"> the money-commodity. All the other commodities relates with gold as the </w:t>
+      </w:r>
+      <w:proofErr w:type="gramStart"/>
+      <w:r>
+        <w:rPr>
+          <w:rFonts w:ascii="Century" w:hAnsi="Century"/>
+        </w:rPr>
+        <w:t>mean</w:t>
+      </w:r>
+      <w:proofErr w:type="gramEnd"/>
+      <w:r>
+        <w:rPr>
+          <w:rFonts w:ascii="Century" w:hAnsi="Century"/>
+        </w:rPr>
+        <w:t xml:space="preserve"> to express its money-form of value, in price %%[[KV1C3P199L10</w:t>
+      </w:r>
+      <w:proofErr w:type="gramStart"/>
+      <w:r>
+        <w:rPr>
+          <w:rFonts w:ascii="Century" w:hAnsi="Century"/>
+        </w:rPr>
+        <w:t>]]%</w:t>
+      </w:r>
+      <w:proofErr w:type="gramEnd"/>
+      <w:r>
+        <w:rPr>
+          <w:rFonts w:ascii="Century" w:hAnsi="Century"/>
+        </w:rPr>
+        <w:t xml:space="preserve">%. Price is the money-name of an assumed quantity of socially </w:t>
+      </w:r>
+      <w:proofErr w:type="spellStart"/>
+      <w:r>
+        <w:rPr>
+          <w:rFonts w:ascii="Century" w:hAnsi="Century"/>
+        </w:rPr>
+        <w:t>neccesary</w:t>
+      </w:r>
+      <w:proofErr w:type="spellEnd"/>
+      <w:r>
+        <w:rPr>
+          <w:rFonts w:ascii="Century" w:hAnsi="Century"/>
+        </w:rPr>
+        <w:t xml:space="preserve"> labour objectified in it, as exchange-value of the total of real embodiments of its utility measured by an imaginary quantity of gold represented in the money-form which becomes, price. </w:t>
+      </w:r>
+      <w:proofErr w:type="gramStart"/>
+      <w:r>
+        <w:rPr>
+          <w:rFonts w:ascii="Century" w:hAnsi="Century"/>
+        </w:rPr>
+        <w:t>%%[</w:t>
+      </w:r>
+      <w:proofErr w:type="gramEnd"/>
+      <w:r>
+        <w:rPr>
+          <w:rFonts w:ascii="Century" w:hAnsi="Century"/>
+        </w:rPr>
+        <w:t>[KV1C3P202L1</w:t>
+      </w:r>
+      <w:proofErr w:type="gramStart"/>
+      <w:r>
+        <w:rPr>
+          <w:rFonts w:ascii="Century" w:hAnsi="Century"/>
+        </w:rPr>
+        <w:t>]]%</w:t>
+      </w:r>
+      <w:proofErr w:type="gramEnd"/>
+      <w:r>
+        <w:rPr>
+          <w:rFonts w:ascii="Century" w:hAnsi="Century"/>
+        </w:rPr>
+        <w:t xml:space="preserve">% </w:t>
       </w:r>
     </w:p>
     <w:p>
@@ -966,61 +1801,102 @@
           <w:rFonts w:ascii="Century" w:hAnsi="Century"/>
         </w:rPr>
       </w:pPr>
+      <w:r>
+        <w:rPr>
+          <w:rFonts w:ascii="Century" w:hAnsi="Century"/>
+        </w:rPr>
+        <w:t xml:space="preserve">“But what is the commodity exchanged for? For the universal shape assumed by its own value. And what is the gold exchanged for? For a particular form of its own use-value”. </w:t>
+      </w:r>
+      <w:proofErr w:type="gramStart"/>
+      <w:r>
+        <w:rPr>
+          <w:rFonts w:ascii="Century" w:hAnsi="Century"/>
+        </w:rPr>
+        <w:t>%%[</w:t>
+      </w:r>
+      <w:proofErr w:type="gramEnd"/>
+      <w:r>
+        <w:rPr>
+          <w:rFonts w:ascii="Century" w:hAnsi="Century"/>
+        </w:rPr>
+        <w:t>[KV1C3P203L17</w:t>
+      </w:r>
+      <w:proofErr w:type="gramStart"/>
+      <w:r>
+        <w:rPr>
+          <w:rFonts w:ascii="Century" w:hAnsi="Century"/>
+        </w:rPr>
+        <w:t>]]%</w:t>
+      </w:r>
+      <w:proofErr w:type="gramEnd"/>
+      <w:r>
+        <w:rPr>
+          <w:rFonts w:ascii="Century" w:hAnsi="Century"/>
+        </w:rPr>
+        <w:t xml:space="preserve">% The particular use-value form of gold, which Marx is referring to above, is the standard of price. Which is a fixed weight of gold (i.e. an ounce of gold) operating as the unit of expression shared by their comparable magnitudes of </w:t>
+      </w:r>
+      <w:proofErr w:type="gramStart"/>
+      <w:r>
+        <w:rPr>
+          <w:rFonts w:ascii="Century" w:hAnsi="Century"/>
+        </w:rPr>
+        <w:t>price.%</w:t>
+      </w:r>
+      <w:proofErr w:type="gramEnd"/>
+      <w:r>
+        <w:rPr>
+          <w:rFonts w:ascii="Century" w:hAnsi="Century"/>
+        </w:rPr>
+        <w:t xml:space="preserve">%[[KV1C3P192L5]]%% Therefore in </w:t>
+      </w:r>
+      <w:r>
+        <w:rPr>
+          <w:rFonts w:ascii="Century" w:hAnsi="Century"/>
+        </w:rPr>
+        <w:lastRenderedPageBreak/>
+        <w:t xml:space="preserve">“[t]he process of circulation, therefore, unlike the direct exchange of products, does not disappear from view once the use-values have changed places and changed hands. The money does not vanish when it finally drops out of the series of metamorphoses undergone by a commodity. It always leaves behind a precipitate at a point in the arena of circulation vacated by the commodities. Circulation [of commodities] sweats money from every pore”. </w:t>
+      </w:r>
+      <w:proofErr w:type="gramStart"/>
+      <w:r>
+        <w:rPr>
+          <w:rFonts w:ascii="Century" w:hAnsi="Century"/>
+        </w:rPr>
+        <w:t>%%[</w:t>
+      </w:r>
+      <w:proofErr w:type="gramEnd"/>
+      <w:r>
+        <w:rPr>
+          <w:rFonts w:ascii="Century" w:hAnsi="Century"/>
+        </w:rPr>
+        <w:t>[KV1C3P208L4</w:t>
+      </w:r>
+      <w:proofErr w:type="gramStart"/>
+      <w:r>
+        <w:rPr>
+          <w:rFonts w:ascii="Century" w:hAnsi="Century"/>
+        </w:rPr>
+        <w:t>]]%</w:t>
+      </w:r>
+      <w:proofErr w:type="gramEnd"/>
+      <w:r>
+        <w:rPr>
+          <w:rFonts w:ascii="Century" w:hAnsi="Century"/>
+        </w:rPr>
+        <w:t xml:space="preserve">% The circulation of money, on the other hands, is determined by the circulation of </w:t>
+      </w:r>
       <w:proofErr w:type="spellStart"/>
       <w:r>
         <w:rPr>
           <w:rFonts w:ascii="Century" w:hAnsi="Century"/>
         </w:rPr>
-        <w:t>Neverthless</w:t>
+        <w:t>commmodities</w:t>
       </w:r>
       <w:proofErr w:type="spellEnd"/>
       <w:r>
         <w:rPr>
           <w:rFonts w:ascii="Century" w:hAnsi="Century"/>
         </w:rPr>
-        <w:t xml:space="preserve">, gold is not money, </w:t>
-      </w:r>
-      <w:proofErr w:type="gramStart"/>
-      <w:r>
-        <w:rPr>
-          <w:rFonts w:ascii="Century" w:hAnsi="Century"/>
-        </w:rPr>
-        <w:t>is</w:t>
-      </w:r>
-      <w:proofErr w:type="gramEnd"/>
-      <w:r>
-        <w:rPr>
-          <w:rFonts w:ascii="Century" w:hAnsi="Century"/>
-        </w:rPr>
-        <w:t xml:space="preserve"> the money-commodity. All the other commodities relates with gold as the mean to express its money-form of value, in price %%[[KV1C3P199L10]]%%. Price is the money-name of an assumed quantity of socially neccesary labour objectified in it, as exchange-value of the total of real embodiments of its utility measured by an imaginary quantity of gold represented in the money-form which becomes, price. </w:t>
-      </w:r>
-      <w:proofErr w:type="gramStart"/>
-      <w:r>
-        <w:rPr>
-          <w:rFonts w:ascii="Century" w:hAnsi="Century"/>
-        </w:rPr>
-        <w:t>%%[</w:t>
-      </w:r>
-      <w:proofErr w:type="gramEnd"/>
-      <w:r>
-        <w:rPr>
-          <w:rFonts w:ascii="Century" w:hAnsi="Century"/>
-        </w:rPr>
-        <w:t>[KV1C3P202L1</w:t>
-      </w:r>
-      <w:proofErr w:type="gramStart"/>
-      <w:r>
-        <w:rPr>
-          <w:rFonts w:ascii="Century" w:hAnsi="Century"/>
-        </w:rPr>
-        <w:t>]]%</w:t>
-      </w:r>
-      <w:proofErr w:type="gramEnd"/>
-      <w:r>
-        <w:rPr>
-          <w:rFonts w:ascii="Century" w:hAnsi="Century"/>
-        </w:rPr>
-        <w:t xml:space="preserve">% </w:t>
+        <w:t xml:space="preserve">, the circuit C-M-C always implicate the constant removal of money (M) from the commodity-owner in its first metamorphosis (C-M) to the other commodity-owner (M-C). </w:t>
       </w:r>
     </w:p>
     <w:p>
@@ -1034,21 +1910,77 @@
         <w:rPr>
           <w:rFonts w:ascii="Century" w:hAnsi="Century"/>
         </w:rPr>
-        <w:t xml:space="preserve">“But what is the commodity exchanged for? For the universal shape assumed by its own value. And what is the gold exchanged for? For a particular form of its own use-value”. %%[[KV1C3P203L17]]%% The particular use-value form of gold, which Marx is referring to above, is the standard of price. Which is a fixed weight of gold (i.e. an ounce of gold) operating as the unit of expression shared by their comparable magnitudes of </w:t>
-      </w:r>
-      <w:proofErr w:type="gramStart"/>
-      <w:r>
-        <w:rPr>
-          <w:rFonts w:ascii="Century" w:hAnsi="Century"/>
-        </w:rPr>
-        <w:t>price.%%[[</w:t>
-      </w:r>
-      <w:proofErr w:type="gramEnd"/>
-      <w:r>
-        <w:rPr>
-          <w:rFonts w:ascii="Century" w:hAnsi="Century"/>
-        </w:rPr>
-        <w:t xml:space="preserve">KV1C3P192L5]]%% </w:t>
+        <w:t xml:space="preserve">By this second metamorphosis money </w:t>
+      </w:r>
+      <w:proofErr w:type="spellStart"/>
+      <w:r>
+        <w:rPr>
+          <w:rFonts w:ascii="Century" w:hAnsi="Century"/>
+        </w:rPr>
+        <w:t>becames</w:t>
+      </w:r>
+      <w:proofErr w:type="spellEnd"/>
+      <w:r>
+        <w:rPr>
+          <w:rFonts w:ascii="Century" w:hAnsi="Century"/>
+        </w:rPr>
+        <w:t xml:space="preserve"> a means of purchase, always in the hands of the buyer, so the commodity is </w:t>
+      </w:r>
+      <w:proofErr w:type="spellStart"/>
+      <w:r>
+        <w:rPr>
+          <w:rFonts w:ascii="Century" w:hAnsi="Century"/>
+        </w:rPr>
+        <w:t>transfered</w:t>
+      </w:r>
+      <w:proofErr w:type="spellEnd"/>
+      <w:r>
+        <w:rPr>
+          <w:rFonts w:ascii="Century" w:hAnsi="Century"/>
+        </w:rPr>
+        <w:t xml:space="preserve"> from the hands of the seller to the buyer’s one, while removes the money from the hands of the buyer </w:t>
+      </w:r>
+      <w:proofErr w:type="spellStart"/>
+      <w:r>
+        <w:rPr>
+          <w:rFonts w:ascii="Century" w:hAnsi="Century"/>
+        </w:rPr>
+        <w:t>puting</w:t>
+      </w:r>
+      <w:proofErr w:type="spellEnd"/>
+      <w:r>
+        <w:rPr>
+          <w:rFonts w:ascii="Century" w:hAnsi="Century"/>
+        </w:rPr>
+        <w:t xml:space="preserve"> it in the sellers’ one. %%[[KV1C3P210L18]][[KV1C3P210L26]][[KV1C3P211L10]][[KV1C3P213L1]]%% “With this, the continuity of the movement depends entirely on the money, and the same movement which, for the commodity, </w:t>
+      </w:r>
+      <w:proofErr w:type="spellStart"/>
+      <w:r>
+        <w:rPr>
+          <w:rFonts w:ascii="Century" w:hAnsi="Century"/>
+        </w:rPr>
+        <w:t>inÂÂ­cludes</w:t>
+      </w:r>
+      <w:proofErr w:type="spellEnd"/>
+      <w:r>
+        <w:rPr>
+          <w:rFonts w:ascii="Century" w:hAnsi="Century"/>
+        </w:rPr>
+        <w:t xml:space="preserve"> two opposed processes, is, when considered as the movement of the money, always one and the same process, a constant change of places with commodities which are always different” %%[[KV1C3P211L21]]%%. The circuit of money is the expression of the circuit of commodities. So, Marx raised the question about how much money is being absorbed by the circulation of commodities? %%[[KV1C3P213L3</w:t>
+      </w:r>
+      <w:proofErr w:type="gramStart"/>
+      <w:r>
+        <w:rPr>
+          <w:rFonts w:ascii="Century" w:hAnsi="Century"/>
+        </w:rPr>
+        <w:t>]][</w:t>
+      </w:r>
+      <w:proofErr w:type="gramEnd"/>
+      <w:r>
+        <w:rPr>
+          <w:rFonts w:ascii="Century" w:hAnsi="Century"/>
+        </w:rPr>
+        <w:t xml:space="preserve">[KV1C3P216L2]][[KV1C3P216L30]]%%. Introducing circulation time as a determinant of the ratio between the velocity of the circulation of commodities and the velocity of circulation of money. </w:t>
       </w:r>
     </w:p>
     <w:p>
@@ -1062,35 +1994,21 @@
         <w:rPr>
           <w:rFonts w:ascii="Century" w:hAnsi="Century"/>
         </w:rPr>
-        <w:t xml:space="preserve">Therefore </w:t>
-      </w:r>
-      <w:proofErr w:type="gramStart"/>
-      <w:r>
-        <w:rPr>
-          <w:rFonts w:ascii="Century" w:hAnsi="Century"/>
-        </w:rPr>
-        <w:t>in “[t]he</w:t>
-      </w:r>
-      <w:proofErr w:type="gramEnd"/>
-      <w:r>
-        <w:rPr>
-          <w:rFonts w:ascii="Century" w:hAnsi="Century"/>
-        </w:rPr>
-        <w:t xml:space="preserve"> process of circulation, therefore, unlike the direct exchange of products, does not disappear from view once the use-values have changed places and changed hands. The money does not vanish when it finally drops out of the series of metamorphoses undergone by a commodity. It always leaves behind a precipitate at a point in the arena of circulation vacated by the commodities. Circulation [of commodities] sweats money from every pore”. </w:t>
-      </w:r>
-      <w:proofErr w:type="gramStart"/>
-      <w:r>
-        <w:rPr>
-          <w:rFonts w:ascii="Century" w:hAnsi="Century"/>
-        </w:rPr>
-        <w:t>%%[</w:t>
-      </w:r>
-      <w:proofErr w:type="gramEnd"/>
-      <w:r>
-        <w:rPr>
-          <w:rFonts w:ascii="Century" w:hAnsi="Century"/>
-        </w:rPr>
-        <w:t>[KV1C3P208L4</w:t>
+        <w:t xml:space="preserve">So, if the total quantity of money circulating, is determined by the total sum of prices of all commodities in </w:t>
+      </w:r>
+      <w:proofErr w:type="gramStart"/>
+      <w:r>
+        <w:rPr>
+          <w:rFonts w:ascii="Century" w:hAnsi="Century"/>
+        </w:rPr>
+        <w:t>circulation %%[</w:t>
+      </w:r>
+      <w:proofErr w:type="gramEnd"/>
+      <w:r>
+        <w:rPr>
+          <w:rFonts w:ascii="Century" w:hAnsi="Century"/>
+        </w:rPr>
+        <w:t>[KV1C3P213L17</w:t>
       </w:r>
       <w:proofErr w:type="gramStart"/>
       <w:r>
@@ -1104,7 +2022,70 @@
         <w:rPr>
           <w:rFonts w:ascii="Century" w:hAnsi="Century"/>
         </w:rPr>
-        <w:t xml:space="preserve">% </w:t>
+        <w:t xml:space="preserve">%; then, the circulation of the money-commodity (gold) is the expression of the total price of the commodities which exchange was mediated by money. As the quantity of </w:t>
+      </w:r>
+      <w:r>
+        <w:rPr>
+          <w:rFonts w:ascii="Century" w:hAnsi="Century"/>
+        </w:rPr>
+        <w:lastRenderedPageBreak/>
+        <w:t xml:space="preserve">total money absorbed as means for circulation is known by its equivalence to the total sum of the prices of all the commodities in circulation. We can also raise the following interrogate: How much gold is being absorbed by the circulation of money? As, its answer should be different from the response of the next one: How much gold is being expressed ideally by the sum of total prices of </w:t>
+      </w:r>
+      <w:proofErr w:type="gramStart"/>
+      <w:r>
+        <w:rPr>
+          <w:rFonts w:ascii="Century" w:hAnsi="Century"/>
+        </w:rPr>
+        <w:t>the commodities</w:t>
+      </w:r>
+      <w:proofErr w:type="gramEnd"/>
+      <w:r>
+        <w:rPr>
+          <w:rFonts w:ascii="Century" w:hAnsi="Century"/>
+        </w:rPr>
+        <w:t xml:space="preserve"> circulating? The total sum of the prices of the commodities in circulation </w:t>
+      </w:r>
+      <w:proofErr w:type="spellStart"/>
+      <w:r>
+        <w:rPr>
+          <w:rFonts w:ascii="Century" w:hAnsi="Century"/>
+        </w:rPr>
+        <w:t>blass</w:t>
+      </w:r>
+      <w:proofErr w:type="spellEnd"/>
+      <w:r>
+        <w:rPr>
+          <w:rFonts w:ascii="Century" w:hAnsi="Century"/>
+        </w:rPr>
+        <w:t xml:space="preserve"> the average of the velocity of circulation (measured as the number of times the same piece of money turns-over within a given </w:t>
+      </w:r>
+      <w:proofErr w:type="gramStart"/>
+      <w:r>
+        <w:rPr>
+          <w:rFonts w:ascii="Century" w:hAnsi="Century"/>
+        </w:rPr>
+        <w:t>period %%[</w:t>
+      </w:r>
+      <w:proofErr w:type="gramEnd"/>
+      <w:r>
+        <w:rPr>
+          <w:rFonts w:ascii="Century" w:hAnsi="Century"/>
+        </w:rPr>
+        <w:t>[KV1C3P216L2</w:t>
+      </w:r>
+      <w:proofErr w:type="gramStart"/>
+      <w:r>
+        <w:rPr>
+          <w:rFonts w:ascii="Century" w:hAnsi="Century"/>
+        </w:rPr>
+        <w:t>]]%</w:t>
+      </w:r>
+      <w:proofErr w:type="gramEnd"/>
+      <w:r>
+        <w:rPr>
+          <w:rFonts w:ascii="Century" w:hAnsi="Century"/>
+        </w:rPr>
+        <w:t xml:space="preserve">%), determine the price of the quantity of money or the price of the money-commodity which is gold as means of circulation. </w:t>
       </w:r>
     </w:p>
     <w:p>
@@ -1118,56 +2099,105 @@
         <w:rPr>
           <w:rFonts w:ascii="Century" w:hAnsi="Century"/>
         </w:rPr>
-        <w:t xml:space="preserve">The circulation of money, on the other </w:t>
-      </w:r>
-      <w:proofErr w:type="gramStart"/>
-      <w:r>
-        <w:rPr>
-          <w:rFonts w:ascii="Century" w:hAnsi="Century"/>
-        </w:rPr>
-        <w:t>hands</w:t>
-      </w:r>
-      <w:proofErr w:type="gramEnd"/>
-      <w:r>
-        <w:rPr>
-          <w:rFonts w:ascii="Century" w:hAnsi="Century"/>
-        </w:rPr>
-        <w:t xml:space="preserve">, is determined by the circulation of commmodities, the circuit C-M-C always implicate the constant removal of money (M) from the commodity-owner in its first metamorphosis (C-M) to the other commodity-owner (M-C). By this second metamorphosis money becames a means of purchase, always in the hands of the buyer, so the commodity is transfered from the hands of the seller to the buyer’s one, while removes the </w:t>
-      </w:r>
-      <w:r>
-        <w:rPr>
-          <w:rFonts w:ascii="Century" w:hAnsi="Century"/>
-        </w:rPr>
-        <w:lastRenderedPageBreak/>
-        <w:t xml:space="preserve">money from the hands of the buyer puting it in the sellers’ one. </w:t>
-      </w:r>
-      <w:proofErr w:type="gramStart"/>
-      <w:r>
-        <w:rPr>
-          <w:rFonts w:ascii="Century" w:hAnsi="Century"/>
-        </w:rPr>
-        <w:t>%%[</w:t>
-      </w:r>
-      <w:proofErr w:type="gramEnd"/>
-      <w:r>
-        <w:rPr>
-          <w:rFonts w:ascii="Century" w:hAnsi="Century"/>
-        </w:rPr>
-        <w:t>[KV1C3P210L18</w:t>
-      </w:r>
-      <w:proofErr w:type="gramStart"/>
-      <w:r>
-        <w:rPr>
-          <w:rFonts w:ascii="Century" w:hAnsi="Century"/>
-        </w:rPr>
-        <w:t>]][</w:t>
-      </w:r>
-      <w:proofErr w:type="gramEnd"/>
-      <w:r>
-        <w:rPr>
-          <w:rFonts w:ascii="Century" w:hAnsi="Century"/>
-        </w:rPr>
-        <w:t xml:space="preserve">[KV1C3P210L26]][[KV1C3P211L10]][[KV1C3P213L1]]%% </w:t>
+        <w:t>Gold, indeed, is the medium of circulation and measure of value as the money-</w:t>
+      </w:r>
+      <w:proofErr w:type="gramStart"/>
+      <w:r>
+        <w:rPr>
+          <w:rFonts w:ascii="Century" w:hAnsi="Century"/>
+        </w:rPr>
+        <w:t>commodity, “</w:t>
+      </w:r>
+      <w:proofErr w:type="gramEnd"/>
+      <w:r>
+        <w:rPr>
+          <w:rFonts w:ascii="Century" w:hAnsi="Century"/>
+        </w:rPr>
+        <w:t>either in its own body or through a representative, is money. Gold (or silver) is therefore money” %%[[KV1C3P225L28</w:t>
+      </w:r>
+      <w:proofErr w:type="gramStart"/>
+      <w:r>
+        <w:rPr>
+          <w:rFonts w:ascii="Century" w:hAnsi="Century"/>
+        </w:rPr>
+        <w:t>]]%</w:t>
+      </w:r>
+      <w:proofErr w:type="gramEnd"/>
+      <w:r>
+        <w:rPr>
+          <w:rFonts w:ascii="Century" w:hAnsi="Century"/>
+        </w:rPr>
+        <w:t xml:space="preserve">%. It is because gold is a </w:t>
+      </w:r>
+      <w:proofErr w:type="gramStart"/>
+      <w:r>
+        <w:rPr>
+          <w:rFonts w:ascii="Century" w:hAnsi="Century"/>
+        </w:rPr>
+        <w:t>commodity,</w:t>
+      </w:r>
+      <w:proofErr w:type="gramEnd"/>
+      <w:r>
+        <w:rPr>
+          <w:rFonts w:ascii="Century" w:hAnsi="Century"/>
+        </w:rPr>
+        <w:t xml:space="preserve"> that has </w:t>
+      </w:r>
+      <w:proofErr w:type="gramStart"/>
+      <w:r>
+        <w:rPr>
+          <w:rFonts w:ascii="Century" w:hAnsi="Century"/>
+        </w:rPr>
+        <w:t>value, and</w:t>
+      </w:r>
+      <w:proofErr w:type="gramEnd"/>
+      <w:r>
+        <w:rPr>
+          <w:rFonts w:ascii="Century" w:hAnsi="Century"/>
+        </w:rPr>
+        <w:t xml:space="preserve"> can function as standard of price. So, only if paper money represents gold is a symbol of value. %%[[KV1C3P227L24</w:t>
+      </w:r>
+      <w:proofErr w:type="gramStart"/>
+      <w:r>
+        <w:rPr>
+          <w:rFonts w:ascii="Century" w:hAnsi="Century"/>
+        </w:rPr>
+        <w:t>]]%</w:t>
+      </w:r>
+      <w:proofErr w:type="gramEnd"/>
+      <w:r>
+        <w:rPr>
+          <w:rFonts w:ascii="Century" w:hAnsi="Century"/>
+        </w:rPr>
+        <w:t xml:space="preserve">% Gold is accumulated first as a result of the exchange of surplus-product converted into money, so hoarded in its money-commodity form (gold, silver, and cooper mainly), expressing the “superfluity or wealth” in money form of value, which </w:t>
+      </w:r>
+      <w:proofErr w:type="spellStart"/>
+      <w:r>
+        <w:rPr>
+          <w:rFonts w:ascii="Century" w:hAnsi="Century"/>
+        </w:rPr>
+        <w:t>becames</w:t>
+      </w:r>
+      <w:proofErr w:type="spellEnd"/>
+      <w:r>
+        <w:rPr>
+          <w:rFonts w:ascii="Century" w:hAnsi="Century"/>
+        </w:rPr>
+        <w:t xml:space="preserve"> real wealth or real capital: %%[[GNBIVP459L13]]%% as the money-commodity separated from the total circulating capital. While still being present in the backstage of capital reproduction, consuming an </w:t>
+      </w:r>
+      <w:proofErr w:type="spellStart"/>
+      <w:r>
+        <w:rPr>
+          <w:rFonts w:ascii="Century" w:hAnsi="Century"/>
+        </w:rPr>
+        <w:t>aliquote</w:t>
+      </w:r>
+      <w:proofErr w:type="spellEnd"/>
+      <w:r>
+        <w:rPr>
+          <w:rFonts w:ascii="Century" w:hAnsi="Century"/>
+        </w:rPr>
+        <w:t xml:space="preserve"> part of every value by each circulation turn-over. </w:t>
       </w:r>
     </w:p>
     <w:p>
@@ -1181,28 +2211,42 @@
         <w:rPr>
           <w:rFonts w:ascii="Century" w:hAnsi="Century"/>
         </w:rPr>
-        <w:t>“With this, the continuity of the movement depends entirely on the money, and the same movement which, for the commodity, inÂ</w:t>
-      </w:r>
-      <w:r>
-        <w:rPr>
-          <w:rFonts w:ascii="Century" w:hAnsi="Century"/>
-        </w:rPr>
-        <w:softHyphen/>
-        <w:t>cludes two opposed processes, is, when considered as the movement of the money, always one and the same process, a constant change of places with commodities which are always different” %%[[KV1C3P211L21</w:t>
-      </w:r>
-      <w:proofErr w:type="gramStart"/>
-      <w:r>
-        <w:rPr>
-          <w:rFonts w:ascii="Century" w:hAnsi="Century"/>
-        </w:rPr>
-        <w:t>]]%</w:t>
-      </w:r>
-      <w:proofErr w:type="gramEnd"/>
-      <w:r>
-        <w:rPr>
-          <w:rFonts w:ascii="Century" w:hAnsi="Century"/>
-        </w:rPr>
-        <w:t xml:space="preserve">%. </w:t>
+        <w:t xml:space="preserve">Gold hoarding developed in the separation of the money-commodity from circulation. It’s separated from the circulating capital, finance capital, productive capital, as means of circulation. It is real capital as soon as it is present in its money-commodity form in every purchase/sale without being the means of payment or the measure value of price. Accumulating an aliquot part of each exchange-value circulated, because gold is the elementary form of the </w:t>
+      </w:r>
+      <w:r>
+        <w:rPr>
+          <w:rFonts w:ascii="Century" w:hAnsi="Century"/>
+        </w:rPr>
+        <w:lastRenderedPageBreak/>
+        <w:t xml:space="preserve">standard of price from which the monetized-form of value divorced from as </w:t>
+      </w:r>
+      <w:proofErr w:type="gramStart"/>
+      <w:r>
+        <w:rPr>
+          <w:rFonts w:ascii="Century" w:hAnsi="Century"/>
+        </w:rPr>
+        <w:t>mean</w:t>
+      </w:r>
+      <w:proofErr w:type="gramEnd"/>
+      <w:r>
+        <w:rPr>
+          <w:rFonts w:ascii="Century" w:hAnsi="Century"/>
+        </w:rPr>
+        <w:t xml:space="preserve"> of payment </w:t>
+      </w:r>
+      <w:proofErr w:type="spellStart"/>
+      <w:r>
+        <w:rPr>
+          <w:rFonts w:ascii="Century" w:hAnsi="Century"/>
+        </w:rPr>
+        <w:t>reducted</w:t>
+      </w:r>
+      <w:proofErr w:type="spellEnd"/>
+      <w:r>
+        <w:rPr>
+          <w:rFonts w:ascii="Century" w:hAnsi="Century"/>
+        </w:rPr>
+        <w:t xml:space="preserve"> to mere paper-money. </w:t>
       </w:r>
     </w:p>
     <w:p>
@@ -1216,99 +2260,35 @@
         <w:rPr>
           <w:rFonts w:ascii="Century" w:hAnsi="Century"/>
         </w:rPr>
-        <w:t>The circuit of money is the expression of the circuit of commodities</w:t>
-      </w:r>
-      <w:r>
-        <w:rPr>
-          <w:rFonts w:ascii="Century" w:hAnsi="Century"/>
-        </w:rPr>
-        <w:t>.</w:t>
-      </w:r>
-      <w:r>
-        <w:rPr>
-          <w:rFonts w:ascii="Century" w:hAnsi="Century"/>
-        </w:rPr>
-        <w:t xml:space="preserve"> </w:t>
-      </w:r>
-      <w:r>
-        <w:rPr>
-          <w:rFonts w:ascii="Century" w:hAnsi="Century"/>
-        </w:rPr>
-        <w:t>S</w:t>
-      </w:r>
-      <w:r>
-        <w:rPr>
-          <w:rFonts w:ascii="Century" w:hAnsi="Century"/>
-        </w:rPr>
-        <w:t>o,</w:t>
-      </w:r>
-      <w:r>
-        <w:rPr>
-          <w:rFonts w:ascii="Century" w:hAnsi="Century"/>
-        </w:rPr>
-        <w:t xml:space="preserve"> Marx </w:t>
-      </w:r>
-      <w:r>
-        <w:rPr>
-          <w:rFonts w:ascii="Century" w:hAnsi="Century"/>
-        </w:rPr>
-        <w:t>raised</w:t>
-      </w:r>
-      <w:r>
-        <w:rPr>
-          <w:rFonts w:ascii="Century" w:hAnsi="Century"/>
-        </w:rPr>
-        <w:t xml:space="preserve"> the question about how much money is being absorbed by the circulation of commodities? %%[[KV1C3P213L3</w:t>
-      </w:r>
-      <w:proofErr w:type="gramStart"/>
-      <w:r>
-        <w:rPr>
-          <w:rFonts w:ascii="Century" w:hAnsi="Century"/>
-        </w:rPr>
-        <w:t>]][</w:t>
-      </w:r>
-      <w:proofErr w:type="gramEnd"/>
-      <w:r>
-        <w:rPr>
-          <w:rFonts w:ascii="Century" w:hAnsi="Century"/>
-        </w:rPr>
-        <w:t>[KV1C3P216L2]][[KV1C3P216L30]]%%</w:t>
-      </w:r>
-      <w:r>
-        <w:rPr>
-          <w:rFonts w:ascii="Century" w:hAnsi="Century"/>
-        </w:rPr>
-        <w:t>.</w:t>
-      </w:r>
-      <w:r>
-        <w:rPr>
-          <w:rFonts w:ascii="Century" w:hAnsi="Century"/>
-        </w:rPr>
-        <w:t xml:space="preserve"> </w:t>
-      </w:r>
-      <w:r>
-        <w:rPr>
-          <w:rFonts w:ascii="Century" w:hAnsi="Century"/>
-        </w:rPr>
-        <w:t>I</w:t>
-      </w:r>
-      <w:r>
-        <w:rPr>
-          <w:rFonts w:ascii="Century" w:hAnsi="Century"/>
-        </w:rPr>
-        <w:t>ntroducing</w:t>
-      </w:r>
-      <w:r>
-        <w:rPr>
-          <w:rFonts w:ascii="Century" w:hAnsi="Century"/>
-        </w:rPr>
-        <w:t xml:space="preserve"> </w:t>
-      </w:r>
-      <w:r>
-        <w:rPr>
-          <w:rFonts w:ascii="Century" w:hAnsi="Century"/>
-        </w:rPr>
-        <w:t xml:space="preserve">circulation time as a determinant of the ratio between the velocity of the circulation of commodities and the velocity of circulation of money. </w:t>
+        <w:t xml:space="preserve">Real capital hoarded, while separated from circulation as a means of payment, is still being present at the backstage of capital reproduction. Consuming an </w:t>
+      </w:r>
+      <w:proofErr w:type="spellStart"/>
+      <w:r>
+        <w:rPr>
+          <w:rFonts w:ascii="Century" w:hAnsi="Century"/>
+        </w:rPr>
+        <w:t>aliquote</w:t>
+      </w:r>
+      <w:proofErr w:type="spellEnd"/>
+      <w:r>
+        <w:rPr>
+          <w:rFonts w:ascii="Century" w:hAnsi="Century"/>
+        </w:rPr>
+        <w:t xml:space="preserve"> part of the total surplus value produced with its realization in money </w:t>
+      </w:r>
+      <w:proofErr w:type="spellStart"/>
+      <w:r>
+        <w:rPr>
+          <w:rFonts w:ascii="Century" w:hAnsi="Century"/>
+        </w:rPr>
+        <w:t>form</w:t>
+      </w:r>
+      <w:proofErr w:type="spellEnd"/>
+      <w:r>
+        <w:rPr>
+          <w:rFonts w:ascii="Century" w:hAnsi="Century"/>
+        </w:rPr>
+        <w:t xml:space="preserve"> equal to the total price of the commodities sold by each circulation turn-over time, which corresponds to a proportion of the non-circulating surplus-capital which is not distributed among capitalists as it is the elementary form of physical presence of the universal exchange value represented by money: gold, the money-commodity. </w:t>
       </w:r>
     </w:p>
     <w:p>
@@ -1322,35 +2302,49 @@
         <w:rPr>
           <w:rFonts w:ascii="Century" w:hAnsi="Century"/>
         </w:rPr>
-        <w:t xml:space="preserve">So, if the total quantity of money circulating, is determined by the total sum of prices of all commodities in </w:t>
-      </w:r>
-      <w:proofErr w:type="gramStart"/>
-      <w:r>
-        <w:rPr>
-          <w:rFonts w:ascii="Century" w:hAnsi="Century"/>
-        </w:rPr>
-        <w:t>circulation %%[</w:t>
-      </w:r>
-      <w:proofErr w:type="gramEnd"/>
-      <w:r>
-        <w:rPr>
-          <w:rFonts w:ascii="Century" w:hAnsi="Century"/>
-        </w:rPr>
-        <w:t>[KV1C3P213L17</w:t>
-      </w:r>
-      <w:proofErr w:type="gramStart"/>
-      <w:r>
-        <w:rPr>
-          <w:rFonts w:ascii="Century" w:hAnsi="Century"/>
-        </w:rPr>
-        <w:t>]]%</w:t>
-      </w:r>
-      <w:proofErr w:type="gramEnd"/>
-      <w:r>
-        <w:rPr>
-          <w:rFonts w:ascii="Century" w:hAnsi="Century"/>
-        </w:rPr>
-        <w:t xml:space="preserve">%; then, the circulation of the money-commodity (gold) is the expression of the total price of the commodities which exchange was mediated by money. As the quantity of total money absorbed as means for circulation is known by its equivalence to the total sum of the prices of all the commodities in circulation. </w:t>
+        <w:t xml:space="preserve">With the realization of every commodity in its money-form, an </w:t>
+      </w:r>
+      <w:proofErr w:type="spellStart"/>
+      <w:r>
+        <w:rPr>
+          <w:rFonts w:ascii="Century" w:hAnsi="Century"/>
+        </w:rPr>
+        <w:t>aliquote</w:t>
+      </w:r>
+      <w:proofErr w:type="spellEnd"/>
+      <w:r>
+        <w:rPr>
+          <w:rFonts w:ascii="Century" w:hAnsi="Century"/>
+        </w:rPr>
+        <w:t xml:space="preserve"> part of the profit of enterprise, already </w:t>
+      </w:r>
+      <w:proofErr w:type="spellStart"/>
+      <w:r>
+        <w:rPr>
+          <w:rFonts w:ascii="Century" w:hAnsi="Century"/>
+        </w:rPr>
+        <w:t>disccounted</w:t>
+      </w:r>
+      <w:proofErr w:type="spellEnd"/>
+      <w:r>
+        <w:rPr>
+          <w:rFonts w:ascii="Century" w:hAnsi="Century"/>
+        </w:rPr>
+        <w:t xml:space="preserve"> rent and interest, as the gold form of money-commodity already eluded its use as circulating capital or means of payment. itself with the circulation of money and the circulation of commodities left an </w:t>
+      </w:r>
+      <w:proofErr w:type="spellStart"/>
+      <w:r>
+        <w:rPr>
+          <w:rFonts w:ascii="Century" w:hAnsi="Century"/>
+        </w:rPr>
+        <w:t>aliquote</w:t>
+      </w:r>
+      <w:proofErr w:type="spellEnd"/>
+      <w:r>
+        <w:rPr>
+          <w:rFonts w:ascii="Century" w:hAnsi="Century"/>
+        </w:rPr>
+        <w:t xml:space="preserve"> part of value into the money-commodity which is historically and not by choice: gold. Without the circulation of money and commodities entangled by the circuit of capital reproduction, the valorization of gold as the money-commodity is interrupted. </w:t>
       </w:r>
     </w:p>
     <w:p>
@@ -1364,72 +2358,7 @@
         <w:rPr>
           <w:rFonts w:ascii="Century" w:hAnsi="Century"/>
         </w:rPr>
-        <w:t xml:space="preserve">We can also </w:t>
-      </w:r>
-      <w:r>
-        <w:rPr>
-          <w:rFonts w:ascii="Century" w:hAnsi="Century"/>
-        </w:rPr>
-        <w:t>raise</w:t>
-      </w:r>
-      <w:r>
-        <w:rPr>
-          <w:rFonts w:ascii="Century" w:hAnsi="Century"/>
-        </w:rPr>
-        <w:t xml:space="preserve"> the following </w:t>
-      </w:r>
-      <w:r>
-        <w:rPr>
-          <w:rFonts w:ascii="Century" w:hAnsi="Century"/>
-        </w:rPr>
-        <w:t>interrogate</w:t>
-      </w:r>
-      <w:r>
-        <w:rPr>
-          <w:rFonts w:ascii="Century" w:hAnsi="Century"/>
-        </w:rPr>
-        <w:t xml:space="preserve">: How much gold is being absorbed by the circulation of money? As, its answer should be different from the response of the next one: How much gold is being expressed ideally by the sum of total prices of the commodities circulating? The total sum of the prices of the commodities in circulation blass the average of the velocity of circulation (measured as the number of times the same piece of money turns-over within a given period %%[[KV1C3P216L2]]%%), determine the price of the quantity of money or the price of the money-commodity which is gold as means of circulation. Gold, indeed, is the medium of circulation and measure of value as </w:t>
-      </w:r>
-      <w:r>
-        <w:rPr>
-          <w:rFonts w:ascii="Century" w:hAnsi="Century"/>
-        </w:rPr>
-        <w:lastRenderedPageBreak/>
-        <w:t>the money-</w:t>
-      </w:r>
-      <w:proofErr w:type="gramStart"/>
-      <w:r>
-        <w:rPr>
-          <w:rFonts w:ascii="Century" w:hAnsi="Century"/>
-        </w:rPr>
-        <w:t xml:space="preserve">commodity, </w:t>
-      </w:r>
-      <w:r>
-        <w:rPr>
-          <w:rFonts w:ascii="Century" w:hAnsi="Century"/>
-        </w:rPr>
-        <w:t>“</w:t>
-      </w:r>
-      <w:proofErr w:type="gramEnd"/>
-      <w:r>
-        <w:rPr>
-          <w:rFonts w:ascii="Century" w:hAnsi="Century"/>
-        </w:rPr>
-        <w:t>either in its own body or through a representative, is money. Gold (or silver) is therefore money” %%[[KV1C3P225L28</w:t>
-      </w:r>
-      <w:proofErr w:type="gramStart"/>
-      <w:r>
-        <w:rPr>
-          <w:rFonts w:ascii="Century" w:hAnsi="Century"/>
-        </w:rPr>
-        <w:t>]]%</w:t>
-      </w:r>
-      <w:proofErr w:type="gramEnd"/>
-      <w:r>
-        <w:rPr>
-          <w:rFonts w:ascii="Century" w:hAnsi="Century"/>
-        </w:rPr>
-        <w:t xml:space="preserve">%. </w:t>
+        <w:t xml:space="preserve">Indeed, the rise in the productivity of labor in gold production changed the quantity of the standard of value measure of money that is being produced by an equivalent abstract quantity of labor, while the price of gold growth exponentially as it is hoarded in its money-commodity form of value by the international finance state capitalists in reserves funds. As the circulation of the commodities and their transubstantiation into money are by their exchange scale, the chance of social accident by which the circuit M-C-M’ is being obstructed, mediate between the necessary conversion of commodities into money, correspondent to the process of transformation of surplus-value into profit. </w:t>
       </w:r>
     </w:p>
     <w:p>
@@ -1443,7 +2372,8 @@
         <w:rPr>
           <w:rFonts w:ascii="Century" w:hAnsi="Century"/>
         </w:rPr>
-        <w:t>It is because gold is a commodity, that has value, and can function as standard of price. So, only if paper money represents gold is a symbol of value. %%[[KV1C3P227L24</w:t>
+        <w:lastRenderedPageBreak/>
+        <w:t>Is it not in the transition forms in which we should pay attention? What is to be done? Historically, the exchange process produced the accumulation of gold as a universal equivalent commodity which became money-commodity. At the same pace the production of gold reaches the circulation process, “gold […], in its crude state, becomes immediately, on its emergence from the bowels of the earth, the direct incarnation of all human labour” %%[[KV1C2P187L18</w:t>
       </w:r>
       <w:proofErr w:type="gramStart"/>
       <w:r>
@@ -1457,25 +2387,7 @@
         <w:rPr>
           <w:rFonts w:ascii="Century" w:hAnsi="Century"/>
         </w:rPr>
-        <w:t>% Gold is accumulated first as a result of the exchange of surplus-product converted into money, so hoarded in its money-commodity form (gold, silver, and cooper mainly), expressing the “superfluity or wealth” in money form of value, which becames real wealth or real capital</w:t>
-      </w:r>
-      <w:r>
-        <w:rPr>
-          <w:rFonts w:ascii="Century" w:hAnsi="Century"/>
-        </w:rPr>
-        <w:t>:</w:t>
-      </w:r>
-      <w:r>
-        <w:rPr>
-          <w:rFonts w:ascii="Century" w:hAnsi="Century"/>
-        </w:rPr>
-        <w:t xml:space="preserve"> %%[[GNBIVP459L13]]%% as the money-commodity separated from the total circulating capital. While still being present in the backstage of capital reproduction, consuming an aliquote part of every value by each circulation turn-over.</w:t>
-      </w:r>
-      <w:r>
-        <w:rPr>
-          <w:rFonts w:ascii="Century" w:hAnsi="Century"/>
-        </w:rPr>
-        <w:t xml:space="preserve"> </w:t>
+        <w:t xml:space="preserve">%. </w:t>
       </w:r>
     </w:p>
     <w:p>
@@ -1489,103 +2401,7 @@
         <w:rPr>
           <w:rFonts w:ascii="Century" w:hAnsi="Century"/>
         </w:rPr>
-        <w:t xml:space="preserve">Gold hoarding </w:t>
-      </w:r>
-      <w:r>
-        <w:rPr>
-          <w:rFonts w:ascii="Century" w:hAnsi="Century"/>
-        </w:rPr>
-        <w:t>developed in</w:t>
-      </w:r>
-      <w:r>
-        <w:rPr>
-          <w:rFonts w:ascii="Century" w:hAnsi="Century"/>
-        </w:rPr>
-        <w:t xml:space="preserve"> the separation of the money-commodity from circulation. </w:t>
-      </w:r>
-      <w:r>
-        <w:rPr>
-          <w:rFonts w:ascii="Century" w:hAnsi="Century"/>
-        </w:rPr>
-        <w:t xml:space="preserve">It’s </w:t>
-      </w:r>
-      <w:r>
-        <w:rPr>
-          <w:rFonts w:ascii="Century" w:hAnsi="Century"/>
-        </w:rPr>
-        <w:t xml:space="preserve">separated from the circulating capital, finance capital, productive capital, </w:t>
-      </w:r>
-      <w:r>
-        <w:rPr>
-          <w:rFonts w:ascii="Century" w:hAnsi="Century"/>
-        </w:rPr>
-        <w:t xml:space="preserve">as means of circulation. It </w:t>
-      </w:r>
-      <w:r>
-        <w:rPr>
-          <w:rFonts w:ascii="Century" w:hAnsi="Century"/>
-        </w:rPr>
-        <w:t>is real capital as soon as it is present in its money-commodity form</w:t>
-      </w:r>
-      <w:r>
-        <w:rPr>
-          <w:rFonts w:ascii="Century" w:hAnsi="Century"/>
-        </w:rPr>
-        <w:t xml:space="preserve"> in every purchase/sale without being the means of payment or the measure value of price</w:t>
-      </w:r>
-      <w:r>
-        <w:rPr>
-          <w:rFonts w:ascii="Century" w:hAnsi="Century"/>
-        </w:rPr>
-        <w:t xml:space="preserve">, </w:t>
-      </w:r>
-      <w:r>
-        <w:rPr>
-          <w:rFonts w:ascii="Century" w:hAnsi="Century"/>
-        </w:rPr>
-        <w:t xml:space="preserve">accumulating an aliquot part of each exchange-value </w:t>
-      </w:r>
-      <w:r>
-        <w:rPr>
-          <w:rFonts w:ascii="Century" w:hAnsi="Century"/>
-        </w:rPr>
-        <w:t xml:space="preserve">circulation, </w:t>
-      </w:r>
-      <w:r>
-        <w:rPr>
-          <w:rFonts w:ascii="Century" w:hAnsi="Century"/>
-        </w:rPr>
-        <w:t>as</w:t>
-      </w:r>
-      <w:r>
-        <w:rPr>
-          <w:rFonts w:ascii="Century" w:hAnsi="Century"/>
-        </w:rPr>
-        <w:t xml:space="preserve"> gold is</w:t>
-      </w:r>
-      <w:r>
-        <w:rPr>
-          <w:rFonts w:ascii="Century" w:hAnsi="Century"/>
-        </w:rPr>
-        <w:t xml:space="preserve"> the elementary form of the standard of money price</w:t>
-      </w:r>
-      <w:r>
-        <w:rPr>
-          <w:rFonts w:ascii="Century" w:hAnsi="Century"/>
-        </w:rPr>
-        <w:t xml:space="preserve"> </w:t>
-      </w:r>
-      <w:r>
-        <w:rPr>
-          <w:rFonts w:ascii="Century" w:hAnsi="Century"/>
-        </w:rPr>
-        <w:t>from which the monetized-form of value divorced from.</w:t>
-      </w:r>
-      <w:r>
-        <w:rPr>
-          <w:rFonts w:ascii="Century" w:hAnsi="Century"/>
-        </w:rPr>
-        <w:t xml:space="preserve"> </w:t>
+        <w:t xml:space="preserve">With the liberalization of gold price, since 1971, the total monetary system debased money from its elementary form. As if in that manner, the use-value of gold as the socially formed universally equivalent, would be suppressed, and replaced by certain specific currency (US Dollar), fixed by a hegemonic arrangement relying only on U.S. hegemony. </w:t>
       </w:r>
     </w:p>
     <w:p>
@@ -1599,31 +2415,63 @@
         <w:rPr>
           <w:rFonts w:ascii="Century" w:hAnsi="Century"/>
         </w:rPr>
-        <w:t xml:space="preserve">Real capital hoarded, while separated from circulation as </w:t>
-      </w:r>
-      <w:r>
-        <w:rPr>
-          <w:rFonts w:ascii="Century" w:hAnsi="Century"/>
-        </w:rPr>
-        <w:t>a means</w:t>
-      </w:r>
-      <w:r>
-        <w:rPr>
-          <w:rFonts w:ascii="Century" w:hAnsi="Century"/>
-        </w:rPr>
-        <w:t xml:space="preserve"> of payment, is still being present at the backstage of capital reproduction. Consuming an aliquote part of the total surplus value produced with its realization in money form equal to the total price of the commodities sold by each circulation turn-over time, which corresponds to a proportion of the non-circulating surplus-capital which is not distributed among capitalists as it is the physical form or presentation of money</w:t>
-      </w:r>
-      <w:r>
-        <w:rPr>
-          <w:rFonts w:ascii="Century" w:hAnsi="Century"/>
-        </w:rPr>
-        <w:t xml:space="preserve"> (gold, the money-commodity)</w:t>
-      </w:r>
-      <w:r>
-        <w:rPr>
-          <w:rFonts w:ascii="Century" w:hAnsi="Century"/>
-        </w:rPr>
-        <w:t xml:space="preserve">. </w:t>
+        <w:t>The liberalization of the price of money from its standard of price expressed in a fixed weight of gold as the elementary value form of money-commodity, raised the price of gold exponentially as well as propel another gold rush. But, as gold didn’t lose completely its properties, its physical properties as standard of price, central and international banks hoard it with extended voracity, while at the same time state capitalism is benefiting from the exponential upward of the gold-commodity price effecting in the exchange value of its national reserve gold fund. Is the total sum of the different prices of the money-commodity circulating as world money expressing “the direct incarnation of all human labour” %%[[KV1C2P187L18</w:t>
+      </w:r>
+      <w:proofErr w:type="gramStart"/>
+      <w:r>
+        <w:rPr>
+          <w:rFonts w:ascii="Century" w:hAnsi="Century"/>
+        </w:rPr>
+        <w:t>]]%</w:t>
+      </w:r>
+      <w:proofErr w:type="gramEnd"/>
+      <w:r>
+        <w:rPr>
+          <w:rFonts w:ascii="Century" w:hAnsi="Century"/>
+        </w:rPr>
+        <w:t>% through the production of gold? Still considering gold production, the production of gold as a money-commodity, as the process on which the joint “social process of production in a purely atomistic way” %%[[KV1C2P187L20</w:t>
+      </w:r>
+      <w:proofErr w:type="gramStart"/>
+      <w:r>
+        <w:rPr>
+          <w:rFonts w:ascii="Century" w:hAnsi="Century"/>
+        </w:rPr>
+        <w:t>]]%</w:t>
+      </w:r>
+      <w:proofErr w:type="gramEnd"/>
+      <w:r>
+        <w:rPr>
+          <w:rFonts w:ascii="Century" w:hAnsi="Century"/>
+        </w:rPr>
+        <w:t>% “assume a material shape [the gold standard of price]. [W]</w:t>
+      </w:r>
+      <w:proofErr w:type="spellStart"/>
+      <w:r>
+        <w:rPr>
+          <w:rFonts w:ascii="Century" w:hAnsi="Century"/>
+        </w:rPr>
+        <w:t>hich</w:t>
+      </w:r>
+      <w:proofErr w:type="spellEnd"/>
+      <w:r>
+        <w:rPr>
+          <w:rFonts w:ascii="Century" w:hAnsi="Century"/>
+        </w:rPr>
+        <w:t xml:space="preserve"> [appropriation] is independent of their control and their conscious individual action” %%[[KV1C2P187L22</w:t>
+      </w:r>
+      <w:proofErr w:type="gramStart"/>
+      <w:r>
+        <w:rPr>
+          <w:rFonts w:ascii="Century" w:hAnsi="Century"/>
+        </w:rPr>
+        <w:t>]]%</w:t>
+      </w:r>
+      <w:proofErr w:type="gramEnd"/>
+      <w:r>
+        <w:rPr>
+          <w:rFonts w:ascii="Century" w:hAnsi="Century"/>
+        </w:rPr>
+        <w:t xml:space="preserve">%. </w:t>
       </w:r>
     </w:p>
     <w:p>
@@ -1637,26 +2485,14 @@
         <w:rPr>
           <w:rFonts w:ascii="Century" w:hAnsi="Century"/>
         </w:rPr>
-        <w:t xml:space="preserve">With the realization of every commodity in its money-form, an aliquote part of the profit of enterprise, already disccounted rent and interest, as the gold form </w:t>
+        <w:t xml:space="preserve">Really, we know that the appropriation of gold is dependent on our control of the territories, cursed and not blessed by productive mines. The antimining </w:t>
       </w:r>
       <w:r>
         <w:rPr>
           <w:rFonts w:ascii="Century" w:hAnsi="Century"/>
         </w:rPr>
         <w:lastRenderedPageBreak/>
-        <w:t xml:space="preserve">of money-commodity already eluded its use as circulating capital or </w:t>
-      </w:r>
-      <w:r>
-        <w:rPr>
-          <w:rFonts w:ascii="Century" w:hAnsi="Century"/>
-        </w:rPr>
-        <w:t>means</w:t>
-      </w:r>
-      <w:r>
-        <w:rPr>
-          <w:rFonts w:ascii="Century" w:hAnsi="Century"/>
-        </w:rPr>
-        <w:t xml:space="preserve"> of payment. itself with the circulation of money and the circulation of commodities left an aliquote part of value into the money-commodity which is historically and not by choice: gold. Without the circulation of money and commodities entangled by the circuit of capital reproduction, the valorization of gold as the money-commodity is interrupted.</w:t>
+        <w:t xml:space="preserve">struggles are in that sense, mediating between the chances and the social accidents which determine the realization of the accumulation of profits, produced by the exploitation of the total labour advanced in a certain period. Labour is in that sense, overdetermining the profit rate fall, not only as variable capital, but historically, getting back at the circulation process with the natural power of class struggle. </w:t>
       </w:r>
     </w:p>
     <w:p>
@@ -1670,195 +2506,7 @@
         <w:rPr>
           <w:rFonts w:ascii="Century" w:hAnsi="Century"/>
         </w:rPr>
-        <w:t xml:space="preserve">Indeed, the rise in the productivity of labor in gold production changed the quantity of the standard of value measure of money that is being produced by an equivalent abstract quantity of labor, while the price of gold growth exponentially as it is hoarded in its money-commodity form of value by the international finance state capitalists in reserves funds. As the circulation of the commodities and their transubstantiation into money are by their exchange scale, the chance of social accident by which the circuit M-C-M’ is being obstructed, mediate between the necessary conversion of commodities into money, correspondent to the process of transformation of surplus-value into profit. </w:t>
-      </w:r>
-    </w:p>
-    <w:p>
-      <w:pPr>
-        <w:spacing w:before="240" w:line="360" w:lineRule="auto"/>
-        <w:rPr>
-          <w:rFonts w:ascii="Century" w:hAnsi="Century"/>
-        </w:rPr>
-      </w:pPr>
-      <w:r>
-        <w:rPr>
-          <w:rFonts w:ascii="Century" w:hAnsi="Century"/>
-        </w:rPr>
-        <w:t>Is it not in the transition forms in which we should pay attention? What is to be done? Historically, the exchange process produced the accumulation of gold as a universal equivalent commodity which became money-commodity. At the same pace the production of gold reaches the circulation process, “gold […], in its crude state, becomes immediately, on its emergence from the bowels of the earth, the direct incarnation of all human labour” %%[[KV1C2P187L18</w:t>
-      </w:r>
-      <w:proofErr w:type="gramStart"/>
-      <w:r>
-        <w:rPr>
-          <w:rFonts w:ascii="Century" w:hAnsi="Century"/>
-        </w:rPr>
-        <w:t>]]%</w:t>
-      </w:r>
-      <w:proofErr w:type="gramEnd"/>
-      <w:r>
-        <w:rPr>
-          <w:rFonts w:ascii="Century" w:hAnsi="Century"/>
-        </w:rPr>
-        <w:t xml:space="preserve">%. </w:t>
-      </w:r>
-    </w:p>
-    <w:p>
-      <w:pPr>
-        <w:spacing w:before="240" w:line="360" w:lineRule="auto"/>
-        <w:rPr>
-          <w:rFonts w:ascii="Century" w:hAnsi="Century"/>
-        </w:rPr>
-      </w:pPr>
-      <w:r>
-        <w:rPr>
-          <w:rFonts w:ascii="Century" w:hAnsi="Century"/>
-        </w:rPr>
-        <w:t xml:space="preserve">With the liberalization of gold price, since 1971, the total monetary system debased money from its elementary form. As if in that manner, the use-value of gold as the socially formed universally equivalent, would be suppressed, and replaced by certain specific currency (US Dollar), fixed by a hegemonic arrangement relying only on U.S. hegemony. The liberalization of the price of money from its standard of price expressed in a fixed weight of gold as the </w:t>
-      </w:r>
-      <w:r>
-        <w:rPr>
-          <w:rFonts w:ascii="Century" w:hAnsi="Century"/>
-        </w:rPr>
-        <w:lastRenderedPageBreak/>
-        <w:t xml:space="preserve">elementary value form of money-commodity, raised the price of gold exponentially as well as propel another gold rush. </w:t>
-      </w:r>
-    </w:p>
-    <w:p>
-      <w:pPr>
-        <w:spacing w:before="240" w:line="360" w:lineRule="auto"/>
-        <w:rPr>
-          <w:rFonts w:ascii="Century" w:hAnsi="Century"/>
-        </w:rPr>
-      </w:pPr>
-      <w:r>
-        <w:rPr>
-          <w:rFonts w:ascii="Century" w:hAnsi="Century"/>
-        </w:rPr>
-        <w:t>But, as gold didn’t lose completely its properties, its physical properties as standard of price, central and international banks hoard it with extended voracity, while at the same time state capitalism is benefiting from the exponential upward of the gold-commodity price effecting in the exchange value of its national reserve gold fund. Is the total sum of the different prices of the money-commodity circulating as world money expressing “the direct incarnation of all human labour” %%[[KV1C2P187L18</w:t>
-      </w:r>
-      <w:proofErr w:type="gramStart"/>
-      <w:r>
-        <w:rPr>
-          <w:rFonts w:ascii="Century" w:hAnsi="Century"/>
-        </w:rPr>
-        <w:t>]]%</w:t>
-      </w:r>
-      <w:proofErr w:type="gramEnd"/>
-      <w:r>
-        <w:rPr>
-          <w:rFonts w:ascii="Century" w:hAnsi="Century"/>
-        </w:rPr>
-        <w:t>% through the production of gold? Still considering gold production, the production of gold as a money-commodity, as the process on which the joint “social process of production in a purely atomistic way” %%[[KV1C2P187L20</w:t>
-      </w:r>
-      <w:proofErr w:type="gramStart"/>
-      <w:r>
-        <w:rPr>
-          <w:rFonts w:ascii="Century" w:hAnsi="Century"/>
-        </w:rPr>
-        <w:t>]]%</w:t>
-      </w:r>
-      <w:proofErr w:type="gramEnd"/>
-      <w:r>
-        <w:rPr>
-          <w:rFonts w:ascii="Century" w:hAnsi="Century"/>
-        </w:rPr>
-        <w:t>% “assume a material shape [the gold standard of price]. [W]hich [appropriation] is independent of their control and their conscious individual action” %%[[KV1C2P187L22</w:t>
-      </w:r>
-      <w:proofErr w:type="gramStart"/>
-      <w:r>
-        <w:rPr>
-          <w:rFonts w:ascii="Century" w:hAnsi="Century"/>
-        </w:rPr>
-        <w:t>]]%</w:t>
-      </w:r>
-      <w:proofErr w:type="gramEnd"/>
-      <w:r>
-        <w:rPr>
-          <w:rFonts w:ascii="Century" w:hAnsi="Century"/>
-        </w:rPr>
-        <w:t xml:space="preserve">%. </w:t>
-      </w:r>
-    </w:p>
-    <w:p>
-      <w:pPr>
-        <w:spacing w:before="240" w:line="360" w:lineRule="auto"/>
-        <w:rPr>
-          <w:rFonts w:ascii="Century" w:hAnsi="Century"/>
-        </w:rPr>
-      </w:pPr>
-      <w:r>
-        <w:rPr>
-          <w:rFonts w:ascii="Century" w:hAnsi="Century"/>
-        </w:rPr>
-        <w:t xml:space="preserve">Really, we know that the appropriation of gold is dependent on our control of the territories, cursed and not blessed by productive mines. The antimining struggles are in that sense, mediating between the chances and the social accidents which determine the realization of the accumulation of profits, produced by the exploitation of the total labour advanced in a certain period. Labour is in that sense, overdetermining the profit rate fall, not only as variable capital, but historically, getting back at the circulation process with the natural power of class struggle. </w:t>
-      </w:r>
-    </w:p>
-    <w:p>
-      <w:pPr>
-        <w:spacing w:before="240" w:line="360" w:lineRule="auto"/>
-        <w:rPr>
-          <w:rFonts w:ascii="Century" w:hAnsi="Century"/>
-        </w:rPr>
-      </w:pPr>
-      <w:r>
-        <w:rPr>
-          <w:rFonts w:ascii="Century" w:hAnsi="Century"/>
-        </w:rPr>
-        <w:t xml:space="preserve">Also, while the imaginary, ideal, character of the money-form of value or price of the </w:t>
-      </w:r>
-      <w:r>
-        <w:rPr>
-          <w:rFonts w:ascii="Century" w:hAnsi="Century"/>
-        </w:rPr>
-        <w:t>commodities</w:t>
-      </w:r>
-      <w:r>
-        <w:rPr>
-          <w:rFonts w:ascii="Century" w:hAnsi="Century"/>
-        </w:rPr>
-        <w:t xml:space="preserve"> </w:t>
-      </w:r>
-      <w:r>
-        <w:rPr>
-          <w:rFonts w:ascii="Century" w:hAnsi="Century"/>
-        </w:rPr>
-        <w:t>highlights</w:t>
-      </w:r>
-      <w:r>
-        <w:rPr>
-          <w:rFonts w:ascii="Century" w:hAnsi="Century"/>
-        </w:rPr>
-        <w:t xml:space="preserve"> the fictitious essence of money and its permanent expulsion from the circulation process of commodities (C-M-C)</w:t>
-      </w:r>
-      <w:r>
-        <w:rPr>
-          <w:rFonts w:ascii="Century" w:hAnsi="Century"/>
-        </w:rPr>
-        <w:t>.</w:t>
-      </w:r>
-      <w:r>
-        <w:rPr>
-          <w:rFonts w:ascii="Century" w:hAnsi="Century"/>
-        </w:rPr>
-        <w:t xml:space="preserve"> </w:t>
-      </w:r>
-      <w:r>
-        <w:rPr>
-          <w:rFonts w:ascii="Century" w:hAnsi="Century"/>
-        </w:rPr>
-        <w:t>T</w:t>
-      </w:r>
-      <w:r>
-        <w:rPr>
-          <w:rFonts w:ascii="Century" w:hAnsi="Century"/>
-        </w:rPr>
-        <w:t xml:space="preserve">he relevance of the analysis of the standard of price for the study of the reproduction crisis of finance capital may be critical for the development of theoretical assumptions </w:t>
-      </w:r>
-      <w:r>
-        <w:rPr>
-          <w:rFonts w:ascii="Century" w:hAnsi="Century"/>
-        </w:rPr>
-        <w:lastRenderedPageBreak/>
-        <w:t>build over Marx’s critique to the political economy of the bourgeoisie society, considering the reforms to the gold standard of the international monetary system during 1968 and 1971, and its actual shift under the present critical juncture of transition to a new international monetary system, non-restricted by the dollar hegemony.</w:t>
+        <w:t>Also, while the imaginary, ideal, character of the money-form of value or price of the commodities, highlight the fictitious essence of money and its permanent expulsion from the circulation process of commodities (C-M-C); the relevance of the analysis of the standard of price for the study of the reproduction crisis of finance capital may be critical for the development of theoretical assumptions build over Marx’s critique to the political economy of the bourgeoisie society, considering the reforms to the gold standard of the international monetary system during 1968 and 1971, and its actual shift under the present critical juncture of transition to a new international monetary system, non-restricted by the dollar hegemony.</w:t>
       </w:r>
     </w:p>
     <w:sectPr>

--- a/obsidian-history-vault-master/09 courses/UCSB/Sociology UCSB/Kevin Anderson/Marx Seminar/KV1C2C3_vF.docx
+++ b/obsidian-history-vault-master/09 courses/UCSB/Sociology UCSB/Kevin Anderson/Marx Seminar/KV1C2C3_vF.docx
@@ -261,178 +261,54 @@
         <w:rPr>
           <w:rFonts w:ascii="Century" w:hAnsi="Century"/>
         </w:rPr>
-        <w:t>It</w:t>
-      </w:r>
-      <w:r>
-        <w:rPr>
-          <w:rFonts w:ascii="Century" w:hAnsi="Century"/>
-        </w:rPr>
-        <w:t xml:space="preserve"> was</w:t>
-      </w:r>
-      <w:r>
-        <w:rPr>
-          <w:rFonts w:ascii="Century" w:hAnsi="Century"/>
-        </w:rPr>
-        <w:t xml:space="preserve"> the so-called primitive accumulation</w:t>
-      </w:r>
-      <w:r>
-        <w:rPr>
-          <w:rFonts w:ascii="Century" w:hAnsi="Century"/>
-        </w:rPr>
-        <w:t xml:space="preserve"> that</w:t>
-      </w:r>
-      <w:r>
-        <w:rPr>
-          <w:rFonts w:ascii="Century" w:hAnsi="Century"/>
-        </w:rPr>
-        <w:t xml:space="preserve"> gave rise to th</w:t>
-      </w:r>
-      <w:r>
-        <w:rPr>
-          <w:rFonts w:ascii="Century" w:hAnsi="Century"/>
-        </w:rPr>
-        <w:t>e</w:t>
-      </w:r>
-      <w:r>
-        <w:rPr>
-          <w:rFonts w:ascii="Century" w:hAnsi="Century"/>
-        </w:rPr>
-        <w:t xml:space="preserve"> second </w:t>
-      </w:r>
-      <w:r>
-        <w:rPr>
-          <w:rFonts w:ascii="Century" w:hAnsi="Century"/>
-        </w:rPr>
-        <w:t>metamorphosis</w:t>
-      </w:r>
-      <w:r>
-        <w:rPr>
-          <w:rFonts w:ascii="Century" w:hAnsi="Century"/>
-        </w:rPr>
-        <w:t xml:space="preserve"> </w:t>
-      </w:r>
-      <w:r>
-        <w:rPr>
-          <w:rFonts w:ascii="Century" w:hAnsi="Century"/>
-        </w:rPr>
-        <w:t xml:space="preserve">(C-M’) during which the surplus-value produced with the </w:t>
-      </w:r>
+        <w:t>The</w:t>
+      </w:r>
+      <w:r>
+        <w:rPr>
+          <w:rFonts w:ascii="Century" w:hAnsi="Century"/>
+        </w:rPr>
+        <w:t xml:space="preserve"> historical expansion and intension of the process of exchange is also the process of taking everything that is possible to be treated as something to being </w:t>
+      </w:r>
+      <w:proofErr w:type="gramStart"/>
       <w:r>
         <w:rPr>
           <w:rFonts w:ascii="Century" w:hAnsi="Century"/>
         </w:rPr>
         <w:lastRenderedPageBreak/>
-        <w:t>reduction of every exchange value into money, and the transformation of money-form of value into capital, or of money into the money-commodity</w:t>
-      </w:r>
-      <w:r>
-        <w:rPr>
-          <w:rFonts w:ascii="Century" w:hAnsi="Century"/>
-        </w:rPr>
-        <w:t>.</w:t>
-      </w:r>
-      <w:r>
-        <w:rPr>
-          <w:rFonts w:ascii="Century" w:hAnsi="Century"/>
-        </w:rPr>
-        <w:t xml:space="preserve"> </w:t>
-      </w:r>
-      <w:r>
-        <w:rPr>
-          <w:rFonts w:ascii="Century" w:hAnsi="Century"/>
-        </w:rPr>
-        <w:t xml:space="preserve">The following act </w:t>
-      </w:r>
-      <w:r>
-        <w:rPr>
-          <w:rFonts w:ascii="Century" w:hAnsi="Century"/>
-        </w:rPr>
-        <w:t xml:space="preserve">on which the </w:t>
-      </w:r>
-      <w:r>
-        <w:rPr>
-          <w:rFonts w:ascii="Century" w:hAnsi="Century"/>
-          <w:i/>
-          <w:iCs/>
-        </w:rPr>
-        <w:t>primitive</w:t>
-      </w:r>
-      <w:r>
-        <w:rPr>
-          <w:rFonts w:ascii="Century" w:hAnsi="Century"/>
-        </w:rPr>
-        <w:t xml:space="preserve"> </w:t>
-      </w:r>
-      <w:r>
-        <w:rPr>
-          <w:rFonts w:ascii="Century" w:hAnsi="Century"/>
-        </w:rPr>
-        <w:t xml:space="preserve">performance of the money-commodity owner took </w:t>
-      </w:r>
-      <w:r>
-        <w:rPr>
-          <w:rFonts w:ascii="Century" w:hAnsi="Century"/>
-        </w:rPr>
-        <w:t>place</w:t>
-      </w:r>
-      <w:r>
-        <w:rPr>
-          <w:rFonts w:ascii="Century" w:hAnsi="Century"/>
-        </w:rPr>
-        <w:t xml:space="preserve">, was conditioned </w:t>
-      </w:r>
-      <w:r>
-        <w:rPr>
-          <w:rFonts w:ascii="Century" w:hAnsi="Century"/>
-        </w:rPr>
-        <w:t>by the</w:t>
-      </w:r>
-      <w:r>
-        <w:rPr>
-          <w:rFonts w:ascii="Century" w:hAnsi="Century"/>
-        </w:rPr>
-        <w:t xml:space="preserve"> outcomes of the</w:t>
-      </w:r>
-      <w:r>
-        <w:rPr>
-          <w:rFonts w:ascii="Century" w:hAnsi="Century"/>
-        </w:rPr>
-        <w:t xml:space="preserve"> first metamorphosis by which a certain degree of capital production was achieved due to </w:t>
-      </w:r>
-      <w:r>
-        <w:rPr>
-          <w:rFonts w:ascii="Century" w:hAnsi="Century"/>
-        </w:rPr>
-        <w:t xml:space="preserve">the </w:t>
-      </w:r>
-      <w:r>
-        <w:rPr>
-          <w:rFonts w:ascii="Century" w:hAnsi="Century"/>
-        </w:rPr>
-        <w:t xml:space="preserve">accelerated accumulation of </w:t>
-      </w:r>
-      <w:r>
-        <w:rPr>
-          <w:rFonts w:ascii="Century" w:hAnsi="Century"/>
-        </w:rPr>
-        <w:t>the sixteenth-century</w:t>
-      </w:r>
-      <w:r>
-        <w:rPr>
-          <w:rFonts w:ascii="Century" w:hAnsi="Century"/>
-        </w:rPr>
-        <w:t xml:space="preserve"> </w:t>
-      </w:r>
-      <w:r>
-        <w:rPr>
-          <w:rFonts w:ascii="Century" w:hAnsi="Century"/>
-        </w:rPr>
-        <w:t>means of circulation</w:t>
-      </w:r>
-      <w:r>
-        <w:rPr>
-          <w:rFonts w:ascii="Century" w:hAnsi="Century"/>
-        </w:rPr>
-        <w:t>.</w:t>
+        <w:t>appropriated %%</w:t>
+      </w:r>
+      <w:proofErr w:type="gramEnd"/>
+      <w:r>
+        <w:rPr>
+          <w:rFonts w:ascii="Century" w:hAnsi="Century"/>
+        </w:rPr>
+        <w:t>[[LCWV38P108L17</w:t>
+      </w:r>
+      <w:proofErr w:type="gramStart"/>
+      <w:r>
+        <w:rPr>
+          <w:rFonts w:ascii="Century" w:hAnsi="Century"/>
+        </w:rPr>
+        <w:t>]]%</w:t>
+      </w:r>
+      <w:proofErr w:type="gramEnd"/>
+      <w:r>
+        <w:rPr>
+          <w:rFonts w:ascii="Century" w:hAnsi="Century"/>
+        </w:rPr>
+        <w:t>%, as if it was a commodity. In that manner</w:t>
+      </w:r>
+      <w:r>
+        <w:rPr>
+          <w:rFonts w:ascii="Century" w:hAnsi="Century"/>
+        </w:rPr>
+        <w:t>,</w:t>
+      </w:r>
+      <w:r>
+        <w:rPr>
+          <w:rFonts w:ascii="Century" w:hAnsi="Century"/>
+        </w:rPr>
+        <w:t xml:space="preserve"> the alienated being appears as the owner of alienable wealth, seeking to receive in exchange an augmented magnitude of value in money-form. That movement, the mechanical and unreflective, unethical application of the logic of dialectics, the power of alienation, therefore appropriation of something not being for appropriation. </w:t>
       </w:r>
     </w:p>
     <w:p>
@@ -446,61 +322,13 @@
         <w:rPr>
           <w:rFonts w:ascii="Century" w:hAnsi="Century"/>
         </w:rPr>
-        <w:t>The money-commodities of the formative period of the world economy: silver and gold, stolen from the indigenous continental territory</w:t>
-      </w:r>
-      <w:r>
-        <w:rPr>
-          <w:rFonts w:ascii="Century" w:hAnsi="Century"/>
-        </w:rPr>
-        <w:t xml:space="preserve"> (</w:t>
-      </w:r>
-      <w:r>
-        <w:rPr>
-          <w:rFonts w:ascii="Century" w:hAnsi="Century"/>
-        </w:rPr>
-        <w:t>Abya-Yala</w:t>
-      </w:r>
-      <w:r>
-        <w:rPr>
-          <w:rFonts w:ascii="Century" w:hAnsi="Century"/>
-        </w:rPr>
-        <w:t xml:space="preserve">) </w:t>
-      </w:r>
-      <w:r>
-        <w:rPr>
-          <w:rFonts w:ascii="Century" w:hAnsi="Century"/>
-        </w:rPr>
-        <w:t xml:space="preserve">by the militarist colonial policy </w:t>
-      </w:r>
-      <w:r>
-        <w:rPr>
-          <w:rFonts w:ascii="Century" w:hAnsi="Century"/>
-        </w:rPr>
-        <w:t xml:space="preserve">that </w:t>
-      </w:r>
-      <w:r>
-        <w:rPr>
-          <w:rFonts w:ascii="Century" w:hAnsi="Century"/>
-        </w:rPr>
-        <w:t>constitute</w:t>
-      </w:r>
-      <w:r>
-        <w:rPr>
-          <w:rFonts w:ascii="Century" w:hAnsi="Century"/>
-        </w:rPr>
-        <w:t xml:space="preserve">s the so-assumed </w:t>
-      </w:r>
-      <w:r>
-        <w:rPr>
-          <w:rFonts w:ascii="Century" w:hAnsi="Century"/>
-        </w:rPr>
-        <w:t xml:space="preserve">original </w:t>
-      </w:r>
-      <w:r>
-        <w:rPr>
-          <w:rFonts w:ascii="Century" w:hAnsi="Century"/>
-        </w:rPr>
-        <w:t>accumulation.</w:t>
+        <w:t>The determinants of the exchange process are rooted in the history of the formal social movement of the commodities</w:t>
+      </w:r>
+      <w:r>
+        <w:rPr>
+          <w:rFonts w:ascii="Century" w:hAnsi="Century"/>
+        </w:rPr>
+        <w:t>.</w:t>
       </w:r>
       <w:r>
         <w:rPr>
@@ -512,25 +340,51 @@
         <w:rPr>
           <w:rFonts w:ascii="Century" w:hAnsi="Century"/>
         </w:rPr>
-        <w:t>A</w:t>
-      </w:r>
-      <w:r>
-        <w:rPr>
-          <w:rFonts w:ascii="Century" w:hAnsi="Century"/>
-        </w:rPr>
-        <w:t xml:space="preserve">s the historical foundation of the scale </w:t>
-      </w:r>
-      <w:r>
-        <w:rPr>
-          <w:rFonts w:ascii="Century" w:hAnsi="Century"/>
-        </w:rPr>
-        <w:t>i</w:t>
-      </w:r>
-      <w:r>
-        <w:rPr>
-          <w:rFonts w:ascii="Century" w:hAnsi="Century"/>
-        </w:rPr>
-        <w:t>n which</w:t>
+        <w:t>Indeed,</w:t>
+      </w:r>
+      <w:r>
+        <w:rPr>
+          <w:rFonts w:ascii="Century" w:hAnsi="Century"/>
+        </w:rPr>
+        <w:t xml:space="preserve"> the exchange of use-values in upward </w:t>
+      </w:r>
+      <w:r>
+        <w:rPr>
+          <w:rFonts w:ascii="Century" w:hAnsi="Century"/>
+        </w:rPr>
+        <w:t>scale-shift</w:t>
+      </w:r>
+      <w:r>
+        <w:rPr>
+          <w:rFonts w:ascii="Century" w:hAnsi="Century"/>
+        </w:rPr>
+        <w:t>, require</w:t>
+      </w:r>
+      <w:r>
+        <w:rPr>
+          <w:rFonts w:ascii="Century" w:hAnsi="Century"/>
+        </w:rPr>
+        <w:t>d</w:t>
+      </w:r>
+      <w:r>
+        <w:rPr>
+          <w:rFonts w:ascii="Century" w:hAnsi="Century"/>
+        </w:rPr>
+        <w:t xml:space="preserve"> a relative form of value reached by </w:t>
+      </w:r>
+      <w:r>
+        <w:rPr>
+          <w:rFonts w:ascii="Century" w:hAnsi="Century"/>
+          <w:i/>
+          <w:iCs/>
+        </w:rPr>
+        <w:t>social accident</w:t>
+      </w:r>
+      <w:r>
+        <w:rPr>
+          <w:rFonts w:ascii="Century" w:hAnsi="Century"/>
+        </w:rPr>
+        <w:t>,</w:t>
       </w:r>
       <w:r>
         <w:rPr>
@@ -542,25 +396,93 @@
         <w:rPr>
           <w:rFonts w:ascii="Century" w:hAnsi="Century"/>
         </w:rPr>
-        <w:t>the extended accumulation of capital</w:t>
-      </w:r>
-      <w:r>
-        <w:rPr>
-          <w:rFonts w:ascii="Century" w:hAnsi="Century"/>
-        </w:rPr>
-        <w:t xml:space="preserve"> ha</w:t>
-      </w:r>
-      <w:r>
-        <w:rPr>
-          <w:rFonts w:ascii="Century" w:hAnsi="Century"/>
-        </w:rPr>
-        <w:t>s</w:t>
-      </w:r>
-      <w:r>
-        <w:rPr>
-          <w:rFonts w:ascii="Century" w:hAnsi="Century"/>
-        </w:rPr>
-        <w:t xml:space="preserve"> developed since then, starting from the initial conditions denoted by the invasion of "America". </w:t>
+        <w:t>by a</w:t>
+      </w:r>
+      <w:r>
+        <w:rPr>
+          <w:rFonts w:ascii="Century" w:hAnsi="Century"/>
+        </w:rPr>
+        <w:t xml:space="preserve"> commodity </w:t>
+      </w:r>
+      <w:r>
+        <w:rPr>
+          <w:rFonts w:ascii="Century" w:hAnsi="Century"/>
+        </w:rPr>
+        <w:t>that at the same time</w:t>
+      </w:r>
+      <w:r>
+        <w:rPr>
+          <w:rFonts w:ascii="Century" w:hAnsi="Century"/>
+        </w:rPr>
+        <w:t xml:space="preserve"> commodity and money: gold</w:t>
+      </w:r>
+      <w:r>
+        <w:rPr>
+          <w:rFonts w:ascii="Century" w:hAnsi="Century"/>
+        </w:rPr>
+        <w:t>.</w:t>
+      </w:r>
+      <w:r>
+        <w:rPr>
+          <w:rFonts w:ascii="Century" w:hAnsi="Century"/>
+        </w:rPr>
+        <w:t xml:space="preserve"> </w:t>
+      </w:r>
+      <w:r>
+        <w:rPr>
+          <w:rFonts w:ascii="Century" w:hAnsi="Century"/>
+        </w:rPr>
+        <w:t>Which, like</w:t>
+      </w:r>
+      <w:r>
+        <w:rPr>
+          <w:rFonts w:ascii="Century" w:hAnsi="Century"/>
+        </w:rPr>
+        <w:t xml:space="preserve"> other precious metals in history</w:t>
+      </w:r>
+      <w:r>
+        <w:rPr>
+          <w:rFonts w:ascii="Century" w:hAnsi="Century"/>
+        </w:rPr>
+        <w:t>, as silver and copper,</w:t>
+      </w:r>
+      <w:r>
+        <w:rPr>
+          <w:rFonts w:ascii="Century" w:hAnsi="Century"/>
+        </w:rPr>
+        <w:t xml:space="preserve"> became universal equivalent %%[[KV1C2P180L24</w:t>
+      </w:r>
+      <w:proofErr w:type="gramStart"/>
+      <w:r>
+        <w:rPr>
+          <w:rFonts w:ascii="Century" w:hAnsi="Century"/>
+        </w:rPr>
+        <w:t>]]%</w:t>
+      </w:r>
+      <w:proofErr w:type="gramEnd"/>
+      <w:r>
+        <w:rPr>
+          <w:rFonts w:ascii="Century" w:hAnsi="Century"/>
+        </w:rPr>
+        <w:t>%. Fixing its use as a means of exchange, appearing in</w:t>
+      </w:r>
+      <w:r>
+        <w:rPr>
+          <w:rFonts w:ascii="Century" w:hAnsi="Century"/>
+        </w:rPr>
+        <w:t xml:space="preserve"> the process of circulation</w:t>
+      </w:r>
+      <w:r>
+        <w:rPr>
+          <w:rFonts w:ascii="Century" w:hAnsi="Century"/>
+        </w:rPr>
+        <w:t xml:space="preserve"> as a sign of magnitude for the quantitative equivalence of the exchange-value form of all the commodities, as the universal equivalent commodity</w:t>
+      </w:r>
+      <w:r>
+        <w:rPr>
+          <w:rFonts w:ascii="Century" w:hAnsi="Century"/>
+        </w:rPr>
+        <w:t>.</w:t>
       </w:r>
     </w:p>
     <w:p>
@@ -574,97 +496,191 @@
         <w:rPr>
           <w:rFonts w:ascii="Century" w:hAnsi="Century"/>
         </w:rPr>
-        <w:t>The gold bearer</w:t>
-      </w:r>
-      <w:r>
-        <w:rPr>
-          <w:rFonts w:ascii="Century" w:hAnsi="Century"/>
-        </w:rPr>
-        <w:t xml:space="preserve"> can be seen in the following </w:t>
-      </w:r>
+        <w:t>It</w:t>
+      </w:r>
+      <w:r>
+        <w:rPr>
+          <w:rFonts w:ascii="Century" w:hAnsi="Century"/>
+        </w:rPr>
+        <w:t xml:space="preserve"> was</w:t>
+      </w:r>
+      <w:r>
+        <w:rPr>
+          <w:rFonts w:ascii="Century" w:hAnsi="Century"/>
+        </w:rPr>
+        <w:t xml:space="preserve"> the so-called primitive accumulation</w:t>
+      </w:r>
+      <w:r>
+        <w:rPr>
+          <w:rFonts w:ascii="Century" w:hAnsi="Century"/>
+        </w:rPr>
+        <w:t xml:space="preserve"> that</w:t>
+      </w:r>
+      <w:r>
+        <w:rPr>
+          <w:rFonts w:ascii="Century" w:hAnsi="Century"/>
+        </w:rPr>
+        <w:t xml:space="preserve"> gave rise to th</w:t>
+      </w:r>
+      <w:r>
+        <w:rPr>
+          <w:rFonts w:ascii="Century" w:hAnsi="Century"/>
+        </w:rPr>
+        <w:t>e</w:t>
+      </w:r>
+      <w:r>
+        <w:rPr>
+          <w:rFonts w:ascii="Century" w:hAnsi="Century"/>
+        </w:rPr>
+        <w:t xml:space="preserve"> second </w:t>
+      </w:r>
+      <w:r>
+        <w:rPr>
+          <w:rFonts w:ascii="Century" w:hAnsi="Century"/>
+        </w:rPr>
+        <w:t>metamorphosis</w:t>
+      </w:r>
+      <w:r>
+        <w:rPr>
+          <w:rFonts w:ascii="Century" w:hAnsi="Century"/>
+        </w:rPr>
+        <w:t xml:space="preserve"> </w:t>
+      </w:r>
+      <w:r>
+        <w:rPr>
+          <w:rFonts w:ascii="Century" w:hAnsi="Century"/>
+        </w:rPr>
+        <w:t>(C-M’) during which the surplus-value produced with the reduction of every exchange value into money, and the transformation of money-form of value into capital, or of money into the money-commodity</w:t>
+      </w:r>
+      <w:r>
+        <w:rPr>
+          <w:rFonts w:ascii="Century" w:hAnsi="Century"/>
+        </w:rPr>
+        <w:t>.</w:t>
+      </w:r>
+      <w:r>
+        <w:rPr>
+          <w:rFonts w:ascii="Century" w:hAnsi="Century"/>
+        </w:rPr>
+        <w:t xml:space="preserve"> </w:t>
+      </w:r>
+      <w:r>
+        <w:rPr>
+          <w:rFonts w:ascii="Century" w:hAnsi="Century"/>
+        </w:rPr>
+        <w:t xml:space="preserve">The following </w:t>
+      </w:r>
+      <w:proofErr w:type="gramStart"/>
       <w:r>
         <w:rPr>
           <w:rFonts w:ascii="Century" w:hAnsi="Century"/>
         </w:rPr>
         <w:t>act</w:t>
       </w:r>
-      <w:r>
-        <w:rPr>
-          <w:rFonts w:ascii="Century" w:hAnsi="Century"/>
-        </w:rPr>
-        <w:t xml:space="preserve">, </w:t>
-      </w:r>
-      <w:r>
-        <w:rPr>
-          <w:rFonts w:ascii="Century" w:hAnsi="Century"/>
-        </w:rPr>
-        <w:t>a</w:t>
-      </w:r>
-      <w:r>
-        <w:rPr>
-          <w:rFonts w:ascii="Century" w:hAnsi="Century"/>
-        </w:rPr>
-        <w:t xml:space="preserve">ppearing in representation of gold as if </w:t>
-      </w:r>
-      <w:r>
-        <w:rPr>
-          <w:rFonts w:ascii="Century" w:hAnsi="Century"/>
-        </w:rPr>
-        <w:t>himself</w:t>
-      </w:r>
-      <w:r>
-        <w:rPr>
-          <w:rFonts w:ascii="Century" w:hAnsi="Century"/>
-        </w:rPr>
-        <w:t xml:space="preserve"> was not</w:t>
-      </w:r>
-      <w:r>
-        <w:rPr>
-          <w:rFonts w:ascii="Century" w:hAnsi="Century"/>
-        </w:rPr>
-        <w:t xml:space="preserve"> the</w:t>
-      </w:r>
-      <w:r>
-        <w:rPr>
-          <w:rFonts w:ascii="Century" w:hAnsi="Century"/>
-        </w:rPr>
-        <w:t xml:space="preserve"> merely replaceable but </w:t>
-      </w:r>
-      <w:r>
-        <w:rPr>
-          <w:rFonts w:ascii="Century" w:hAnsi="Century"/>
-        </w:rPr>
-        <w:t>necessary</w:t>
-      </w:r>
-      <w:r>
-        <w:rPr>
-          <w:rFonts w:ascii="Century" w:hAnsi="Century"/>
-        </w:rPr>
-        <w:t xml:space="preserve"> form of </w:t>
-      </w:r>
-      <w:r>
-        <w:rPr>
-          <w:rFonts w:ascii="Century" w:hAnsi="Century"/>
-        </w:rPr>
-        <w:t>appearance</w:t>
-      </w:r>
-      <w:r>
-        <w:rPr>
-          <w:rFonts w:ascii="Century" w:hAnsi="Century"/>
-        </w:rPr>
-        <w:t xml:space="preserve"> o</w:t>
-      </w:r>
-      <w:r>
-        <w:rPr>
-          <w:rFonts w:ascii="Century" w:hAnsi="Century"/>
-        </w:rPr>
-        <w:t>f gold in the</w:t>
-      </w:r>
-      <w:r>
-        <w:rPr>
-          <w:rFonts w:ascii="Century" w:hAnsi="Century"/>
-        </w:rPr>
-        <w:t xml:space="preserve"> circulation process. The commodity-money expresses and consumes an aliquot part of the exchange value of every commodity in circulation, signed and consumed by money-capital. While historically concentrating an aliquot part of the value of each circulated commodity, being consumed by its transformation into the money-form of price, as measure of value which standard unit of price was fixed to its elementary form: gold. </w:t>
+      <w:proofErr w:type="gramEnd"/>
+      <w:r>
+        <w:rPr>
+          <w:rFonts w:ascii="Century" w:hAnsi="Century"/>
+        </w:rPr>
+        <w:t xml:space="preserve"> </w:t>
+      </w:r>
+      <w:r>
+        <w:rPr>
+          <w:rFonts w:ascii="Century" w:hAnsi="Century"/>
+        </w:rPr>
+        <w:t xml:space="preserve">on which the </w:t>
+      </w:r>
+      <w:r>
+        <w:rPr>
+          <w:rFonts w:ascii="Century" w:hAnsi="Century"/>
+          <w:i/>
+          <w:iCs/>
+        </w:rPr>
+        <w:t>primitive</w:t>
+      </w:r>
+      <w:r>
+        <w:rPr>
+          <w:rFonts w:ascii="Century" w:hAnsi="Century"/>
+        </w:rPr>
+        <w:t xml:space="preserve"> </w:t>
+      </w:r>
+      <w:r>
+        <w:rPr>
+          <w:rFonts w:ascii="Century" w:hAnsi="Century"/>
+        </w:rPr>
+        <w:t xml:space="preserve">performance of the money-commodity owner took </w:t>
+      </w:r>
+      <w:r>
+        <w:rPr>
+          <w:rFonts w:ascii="Century" w:hAnsi="Century"/>
+        </w:rPr>
+        <w:t>place</w:t>
+      </w:r>
+      <w:r>
+        <w:rPr>
+          <w:rFonts w:ascii="Century" w:hAnsi="Century"/>
+        </w:rPr>
+        <w:t xml:space="preserve">, conditioned </w:t>
+      </w:r>
+      <w:r>
+        <w:rPr>
+          <w:rFonts w:ascii="Century" w:hAnsi="Century"/>
+        </w:rPr>
+        <w:t>by the</w:t>
+      </w:r>
+      <w:r>
+        <w:rPr>
+          <w:rFonts w:ascii="Century" w:hAnsi="Century"/>
+        </w:rPr>
+        <w:t xml:space="preserve"> outcomes of the</w:t>
+      </w:r>
+      <w:r>
+        <w:rPr>
+          <w:rFonts w:ascii="Century" w:hAnsi="Century"/>
+        </w:rPr>
+        <w:t xml:space="preserve"> first metamorphosis by which a certain degree of capital production was achieved due to </w:t>
+      </w:r>
+      <w:r>
+        <w:rPr>
+          <w:rFonts w:ascii="Century" w:hAnsi="Century"/>
+        </w:rPr>
+        <w:t xml:space="preserve">the </w:t>
+      </w:r>
+      <w:r>
+        <w:rPr>
+          <w:rFonts w:ascii="Century" w:hAnsi="Century"/>
+        </w:rPr>
+        <w:t xml:space="preserve">accelerated accumulation of </w:t>
+      </w:r>
+      <w:r>
+        <w:rPr>
+          <w:rFonts w:ascii="Century" w:hAnsi="Century"/>
+        </w:rPr>
+        <w:t xml:space="preserve">the </w:t>
+      </w:r>
+      <w:r>
+        <w:rPr>
+          <w:rFonts w:ascii="Century" w:hAnsi="Century"/>
+        </w:rPr>
+        <w:t>means of circulation</w:t>
+      </w:r>
+      <w:r>
+        <w:rPr>
+          <w:rFonts w:ascii="Century" w:hAnsi="Century"/>
+        </w:rPr>
+        <w:t xml:space="preserve"> correspondent to </w:t>
+      </w:r>
+      <w:r>
+        <w:rPr>
+          <w:rFonts w:ascii="Century" w:hAnsi="Century"/>
+        </w:rPr>
+        <w:t>the sixteenth-century</w:t>
+      </w:r>
+      <w:r>
+        <w:rPr>
+          <w:rFonts w:ascii="Century" w:hAnsi="Century"/>
+        </w:rPr>
+        <w:t>: gold and silver.</w:t>
       </w:r>
     </w:p>
     <w:p>
@@ -678,13 +694,49 @@
         <w:rPr>
           <w:rFonts w:ascii="Century" w:hAnsi="Century"/>
         </w:rPr>
-        <w:t>The hoarder of gold, the representative of the commodity-money, has lived since created the money form of value</w:t>
-      </w:r>
-      <w:r>
-        <w:rPr>
-          <w:rFonts w:ascii="Century" w:hAnsi="Century"/>
-        </w:rPr>
-        <w:t>;</w:t>
+        <w:t>The money-commodities of the formative period of the world economy: silver and gold</w:t>
+      </w:r>
+      <w:r>
+        <w:rPr>
+          <w:rFonts w:ascii="Century" w:hAnsi="Century"/>
+        </w:rPr>
+        <w:t xml:space="preserve"> were</w:t>
+      </w:r>
+      <w:r>
+        <w:rPr>
+          <w:rFonts w:ascii="Century" w:hAnsi="Century"/>
+        </w:rPr>
+        <w:t xml:space="preserve"> stolen from the indigenous continental territory</w:t>
+      </w:r>
+      <w:r>
+        <w:rPr>
+          <w:rFonts w:ascii="Century" w:hAnsi="Century"/>
+        </w:rPr>
+        <w:t xml:space="preserve"> (</w:t>
+      </w:r>
+      <w:r>
+        <w:rPr>
+          <w:rFonts w:ascii="Century" w:hAnsi="Century"/>
+        </w:rPr>
+        <w:t>Abya-Yala</w:t>
+      </w:r>
+      <w:r>
+        <w:rPr>
+          <w:rFonts w:ascii="Century" w:hAnsi="Century"/>
+        </w:rPr>
+        <w:t xml:space="preserve">) </w:t>
+      </w:r>
+      <w:r>
+        <w:rPr>
+          <w:rFonts w:ascii="Century" w:hAnsi="Century"/>
+        </w:rPr>
+        <w:t>by the militarist colonial policy</w:t>
+      </w:r>
+      <w:r>
+        <w:rPr>
+          <w:rFonts w:ascii="Century" w:hAnsi="Century"/>
+        </w:rPr>
+        <w:t>, in a magnitude</w:t>
       </w:r>
       <w:r>
         <w:rPr>
@@ -696,37 +748,35 @@
         <w:rPr>
           <w:rFonts w:ascii="Century" w:hAnsi="Century"/>
         </w:rPr>
-        <w:t>within</w:t>
-      </w:r>
-      <w:r>
-        <w:rPr>
-          <w:rFonts w:ascii="Century" w:hAnsi="Century"/>
-        </w:rPr>
-        <w:t xml:space="preserve"> the initial conditions which, by social accident, resulted in the extension of the exchange process, and </w:t>
-      </w:r>
-      <w:r>
-        <w:rPr>
-          <w:rFonts w:ascii="Century" w:hAnsi="Century"/>
-        </w:rPr>
-        <w:t xml:space="preserve">its </w:t>
-      </w:r>
-      <w:r>
-        <w:rPr>
-          <w:rFonts w:ascii="Century" w:hAnsi="Century"/>
-        </w:rPr>
-        <w:t xml:space="preserve">subsumption </w:t>
-      </w:r>
-      <w:r>
-        <w:rPr>
-          <w:rFonts w:ascii="Century" w:hAnsi="Century"/>
-        </w:rPr>
-        <w:t>to</w:t>
-      </w:r>
-      <w:r>
-        <w:rPr>
-          <w:rFonts w:ascii="Century" w:hAnsi="Century"/>
-        </w:rPr>
-        <w:t xml:space="preserve"> the process of money</w:t>
+        <w:t>constitutive of</w:t>
+      </w:r>
+      <w:r>
+        <w:rPr>
+          <w:rFonts w:ascii="Century" w:hAnsi="Century"/>
+        </w:rPr>
+        <w:t xml:space="preserve"> the so-assumed </w:t>
+      </w:r>
+      <w:r>
+        <w:rPr>
+          <w:rFonts w:ascii="Century" w:hAnsi="Century"/>
+          <w:i/>
+          <w:iCs/>
+        </w:rPr>
+        <w:t xml:space="preserve">original </w:t>
+      </w:r>
+      <w:r>
+        <w:rPr>
+          <w:rFonts w:ascii="Century" w:hAnsi="Century"/>
+          <w:i/>
+          <w:iCs/>
+        </w:rPr>
+        <w:t>accumulation</w:t>
+      </w:r>
+      <w:r>
+        <w:rPr>
+          <w:rFonts w:ascii="Century" w:hAnsi="Century"/>
+        </w:rPr>
+        <w:t>.</w:t>
       </w:r>
       <w:r>
         <w:rPr>
@@ -738,13 +788,74 @@
         <w:rPr>
           <w:rFonts w:ascii="Century" w:hAnsi="Century"/>
         </w:rPr>
-        <w:t>circulation</w:t>
-      </w:r>
-      <w:r>
-        <w:rPr>
-          <w:rFonts w:ascii="Century" w:hAnsi="Century"/>
-        </w:rPr>
-        <w:t xml:space="preserve">. </w:t>
+        <w:t>A</w:t>
+      </w:r>
+      <w:r>
+        <w:rPr>
+          <w:rFonts w:ascii="Century" w:hAnsi="Century"/>
+        </w:rPr>
+        <w:t xml:space="preserve">s the historical foundation of the </w:t>
+      </w:r>
+      <w:r>
+        <w:rPr>
+          <w:rFonts w:ascii="Century" w:hAnsi="Century"/>
+        </w:rPr>
+        <w:t xml:space="preserve">reproduction </w:t>
+      </w:r>
+      <w:r>
+        <w:rPr>
+          <w:rFonts w:ascii="Century" w:hAnsi="Century"/>
+        </w:rPr>
+        <w:t xml:space="preserve">scale </w:t>
+      </w:r>
+      <w:r>
+        <w:rPr>
+          <w:rFonts w:ascii="Century" w:hAnsi="Century"/>
+        </w:rPr>
+        <w:t>i</w:t>
+      </w:r>
+      <w:r>
+        <w:rPr>
+          <w:rFonts w:ascii="Century" w:hAnsi="Century"/>
+        </w:rPr>
+        <w:t xml:space="preserve">n </w:t>
+      </w:r>
+      <w:r>
+        <w:rPr>
+          <w:rFonts w:ascii="Century" w:hAnsi="Century"/>
+        </w:rPr>
+        <w:lastRenderedPageBreak/>
+        <w:t>which</w:t>
+      </w:r>
+      <w:r>
+        <w:rPr>
+          <w:rFonts w:ascii="Century" w:hAnsi="Century"/>
+        </w:rPr>
+        <w:t xml:space="preserve"> </w:t>
+      </w:r>
+      <w:r>
+        <w:rPr>
+          <w:rFonts w:ascii="Century" w:hAnsi="Century"/>
+        </w:rPr>
+        <w:t>the extended accumulation of capital</w:t>
+      </w:r>
+      <w:r>
+        <w:rPr>
+          <w:rFonts w:ascii="Century" w:hAnsi="Century"/>
+        </w:rPr>
+        <w:t xml:space="preserve"> ha</w:t>
+      </w:r>
+      <w:r>
+        <w:rPr>
+          <w:rFonts w:ascii="Century" w:hAnsi="Century"/>
+        </w:rPr>
+        <w:t>s</w:t>
+      </w:r>
+      <w:r>
+        <w:rPr>
+          <w:rFonts w:ascii="Century" w:hAnsi="Century"/>
+        </w:rPr>
+        <w:t xml:space="preserve"> developed since then, from the initial conditions denoted by the invasion of "America". </w:t>
       </w:r>
     </w:p>
     <w:p>
@@ -758,104 +869,109 @@
         <w:rPr>
           <w:rFonts w:ascii="Century" w:hAnsi="Century"/>
         </w:rPr>
-        <w:t xml:space="preserve">Gold </w:t>
-      </w:r>
-      <w:r>
-        <w:rPr>
-          <w:rFonts w:ascii="Century" w:hAnsi="Century"/>
-        </w:rPr>
-        <w:t>accomplish</w:t>
-      </w:r>
-      <w:r>
-        <w:rPr>
-          <w:rFonts w:ascii="Century" w:hAnsi="Century"/>
-        </w:rPr>
-        <w:t>es</w:t>
-      </w:r>
-      <w:r>
-        <w:rPr>
-          <w:rFonts w:ascii="Century" w:hAnsi="Century"/>
-        </w:rPr>
-        <w:t xml:space="preserve"> every </w:t>
-      </w:r>
-      <w:r>
-        <w:rPr>
-          <w:rFonts w:ascii="Century" w:hAnsi="Century"/>
-          <w:i/>
-          <w:iCs/>
-        </w:rPr>
-        <w:t xml:space="preserve">social </w:t>
-      </w:r>
-      <w:r>
-        <w:rPr>
-          <w:rFonts w:ascii="Century" w:hAnsi="Century"/>
-          <w:i/>
-          <w:iCs/>
-        </w:rPr>
-        <w:t>function</w:t>
-      </w:r>
-      <w:r>
-        <w:rPr>
-          <w:rFonts w:ascii="Century" w:hAnsi="Century"/>
-        </w:rPr>
-        <w:t xml:space="preserve"> of money, since the initial expansion of the</w:t>
-      </w:r>
-      <w:r>
-        <w:rPr>
-          <w:rFonts w:ascii="Century" w:hAnsi="Century"/>
-        </w:rPr>
-        <w:t xml:space="preserve"> </w:t>
-      </w:r>
-      <w:r>
-        <w:rPr>
-          <w:rFonts w:ascii="Century" w:hAnsi="Century"/>
-        </w:rPr>
-        <w:t>exchange</w:t>
-      </w:r>
-      <w:r>
-        <w:rPr>
-          <w:rFonts w:ascii="Century" w:hAnsi="Century"/>
-        </w:rPr>
-        <w:t xml:space="preserve"> process </w:t>
-      </w:r>
-      <w:r>
-        <w:rPr>
-          <w:rFonts w:ascii="Century" w:hAnsi="Century"/>
-        </w:rPr>
-        <w:t>mediated by the circulation</w:t>
-      </w:r>
-      <w:r>
-        <w:rPr>
-          <w:rFonts w:ascii="Century" w:hAnsi="Century"/>
-        </w:rPr>
-        <w:t xml:space="preserve"> of money</w:t>
-      </w:r>
-      <w:r>
-        <w:rPr>
-          <w:rFonts w:ascii="Century" w:hAnsi="Century"/>
-        </w:rPr>
-        <w:t xml:space="preserve">. Gold is real money and real capital. It is the universal measure of value, and the elementary value form, also being the standard unit of price, while at the same time [gold is] </w:t>
-      </w:r>
-      <w:r>
-        <w:rPr>
-          <w:rFonts w:ascii="Century" w:hAnsi="Century"/>
-        </w:rPr>
-        <w:lastRenderedPageBreak/>
-        <w:t xml:space="preserve">being constantly removed, separated, from the process of money circulation as </w:t>
-      </w:r>
-      <w:proofErr w:type="gramStart"/>
-      <w:r>
-        <w:rPr>
-          <w:rFonts w:ascii="Century" w:hAnsi="Century"/>
-        </w:rPr>
-        <w:t>mean</w:t>
-      </w:r>
-      <w:proofErr w:type="gramEnd"/>
-      <w:r>
-        <w:rPr>
-          <w:rFonts w:ascii="Century" w:hAnsi="Century"/>
-        </w:rPr>
-        <w:t xml:space="preserve"> of payment.</w:t>
+        <w:t>The gold bearer</w:t>
+      </w:r>
+      <w:r>
+        <w:rPr>
+          <w:rFonts w:ascii="Century" w:hAnsi="Century"/>
+        </w:rPr>
+        <w:t xml:space="preserve"> can be seen in the following </w:t>
+      </w:r>
+      <w:r>
+        <w:rPr>
+          <w:rFonts w:ascii="Century" w:hAnsi="Century"/>
+        </w:rPr>
+        <w:t>act</w:t>
+      </w:r>
+      <w:r>
+        <w:rPr>
+          <w:rFonts w:ascii="Century" w:hAnsi="Century"/>
+        </w:rPr>
+        <w:t xml:space="preserve">, </w:t>
+      </w:r>
+      <w:r>
+        <w:rPr>
+          <w:rFonts w:ascii="Century" w:hAnsi="Century"/>
+        </w:rPr>
+        <w:t>a</w:t>
+      </w:r>
+      <w:r>
+        <w:rPr>
+          <w:rFonts w:ascii="Century" w:hAnsi="Century"/>
+        </w:rPr>
+        <w:t>ppearing in representation of gold</w:t>
+      </w:r>
+      <w:r>
+        <w:rPr>
+          <w:rFonts w:ascii="Century" w:hAnsi="Century"/>
+        </w:rPr>
+        <w:t>,</w:t>
+      </w:r>
+      <w:r>
+        <w:rPr>
+          <w:rFonts w:ascii="Century" w:hAnsi="Century"/>
+        </w:rPr>
+        <w:t xml:space="preserve"> as if </w:t>
+      </w:r>
+      <w:r>
+        <w:rPr>
+          <w:rFonts w:ascii="Century" w:hAnsi="Century"/>
+        </w:rPr>
+        <w:t>himself</w:t>
+      </w:r>
+      <w:r>
+        <w:rPr>
+          <w:rFonts w:ascii="Century" w:hAnsi="Century"/>
+        </w:rPr>
+        <w:t xml:space="preserve"> was not</w:t>
+      </w:r>
+      <w:r>
+        <w:rPr>
+          <w:rFonts w:ascii="Century" w:hAnsi="Century"/>
+        </w:rPr>
+        <w:t xml:space="preserve"> the</w:t>
+      </w:r>
+      <w:r>
+        <w:rPr>
+          <w:rFonts w:ascii="Century" w:hAnsi="Century"/>
+        </w:rPr>
+        <w:t xml:space="preserve"> merely replaceable but </w:t>
+      </w:r>
+      <w:r>
+        <w:rPr>
+          <w:rFonts w:ascii="Century" w:hAnsi="Century"/>
+        </w:rPr>
+        <w:t>necessary</w:t>
+      </w:r>
+      <w:r>
+        <w:rPr>
+          <w:rFonts w:ascii="Century" w:hAnsi="Century"/>
+        </w:rPr>
+        <w:t xml:space="preserve"> form of </w:t>
+      </w:r>
+      <w:r>
+        <w:rPr>
+          <w:rFonts w:ascii="Century" w:hAnsi="Century"/>
+        </w:rPr>
+        <w:t>appearance</w:t>
+      </w:r>
+      <w:r>
+        <w:rPr>
+          <w:rFonts w:ascii="Century" w:hAnsi="Century"/>
+        </w:rPr>
+        <w:t xml:space="preserve"> o</w:t>
+      </w:r>
+      <w:r>
+        <w:rPr>
+          <w:rFonts w:ascii="Century" w:hAnsi="Century"/>
+        </w:rPr>
+        <w:t>f gold in the</w:t>
+      </w:r>
+      <w:r>
+        <w:rPr>
+          <w:rFonts w:ascii="Century" w:hAnsi="Century"/>
+        </w:rPr>
+        <w:t xml:space="preserve"> circulation process. The commodity-money expresses and consumes an aliquot part of the exchange value of every commodity in circulation, signed and consumed by money-capital. While historically concentrating an aliquot part of the value of each circulated commodity, being consumed by its transformation into the money-form of price, as measure of value which standard unit of price was fixed to its elementary form: gold. </w:t>
       </w:r>
     </w:p>
     <w:p>
@@ -869,35 +985,107 @@
         <w:rPr>
           <w:rFonts w:ascii="Century" w:hAnsi="Century"/>
         </w:rPr>
-        <w:t xml:space="preserve">The historical expansion and intension of the process of exchange is also the process of taking everything that is possible to be treated as something to being </w:t>
-      </w:r>
-      <w:proofErr w:type="gramStart"/>
-      <w:r>
-        <w:rPr>
-          <w:rFonts w:ascii="Century" w:hAnsi="Century"/>
-        </w:rPr>
-        <w:t>appropriated %%</w:t>
-      </w:r>
-      <w:proofErr w:type="gramEnd"/>
-      <w:r>
-        <w:rPr>
-          <w:rFonts w:ascii="Century" w:hAnsi="Century"/>
-        </w:rPr>
-        <w:t>[[LCWV38P108L17</w:t>
-      </w:r>
-      <w:proofErr w:type="gramStart"/>
-      <w:r>
-        <w:rPr>
-          <w:rFonts w:ascii="Century" w:hAnsi="Century"/>
-        </w:rPr>
-        <w:t>]]%</w:t>
-      </w:r>
-      <w:proofErr w:type="gramEnd"/>
-      <w:r>
-        <w:rPr>
-          <w:rFonts w:ascii="Century" w:hAnsi="Century"/>
-        </w:rPr>
-        <w:t xml:space="preserve">%, as if it was a commodity. In that manner the alienated being appears as the owner of alienable wealth, seeking to receive in exchange an augmented magnitude of value in money-form. That movement, the mechanical and unreflective, unethical application of the logic of dialectics, the power of alienation, therefore appropriation of something not being for appropriation. </w:t>
+        <w:t>So, t</w:t>
+      </w:r>
+      <w:r>
+        <w:rPr>
+          <w:rFonts w:ascii="Century" w:hAnsi="Century"/>
+        </w:rPr>
+        <w:t>he hoarder of gold, the representative of the commodity-money, has lived since created the money form of value</w:t>
+      </w:r>
+      <w:r>
+        <w:rPr>
+          <w:rFonts w:ascii="Century" w:hAnsi="Century"/>
+        </w:rPr>
+        <w:t>;</w:t>
+      </w:r>
+      <w:r>
+        <w:rPr>
+          <w:rFonts w:ascii="Century" w:hAnsi="Century"/>
+        </w:rPr>
+        <w:t xml:space="preserve"> </w:t>
+      </w:r>
+      <w:r>
+        <w:rPr>
+          <w:rFonts w:ascii="Century" w:hAnsi="Century"/>
+        </w:rPr>
+        <w:t>within</w:t>
+      </w:r>
+      <w:r>
+        <w:rPr>
+          <w:rFonts w:ascii="Century" w:hAnsi="Century"/>
+        </w:rPr>
+        <w:t xml:space="preserve"> the initial conditions which, </w:t>
+      </w:r>
+      <w:r>
+        <w:rPr>
+          <w:rFonts w:ascii="Century" w:hAnsi="Century"/>
+          <w:i/>
+          <w:iCs/>
+        </w:rPr>
+        <w:t>by</w:t>
+      </w:r>
+      <w:r>
+        <w:rPr>
+          <w:rFonts w:ascii="Century" w:hAnsi="Century"/>
+        </w:rPr>
+        <w:t xml:space="preserve"> </w:t>
+      </w:r>
+      <w:r>
+        <w:rPr>
+          <w:rFonts w:ascii="Century" w:hAnsi="Century"/>
+          <w:i/>
+          <w:iCs/>
+        </w:rPr>
+        <w:t>social accident</w:t>
+      </w:r>
+      <w:r>
+        <w:rPr>
+          <w:rFonts w:ascii="Century" w:hAnsi="Century"/>
+        </w:rPr>
+        <w:t xml:space="preserve">, resulted in the extension of the exchange process, and </w:t>
+      </w:r>
+      <w:r>
+        <w:rPr>
+          <w:rFonts w:ascii="Century" w:hAnsi="Century"/>
+        </w:rPr>
+        <w:t xml:space="preserve">its </w:t>
+      </w:r>
+      <w:r>
+        <w:rPr>
+          <w:rFonts w:ascii="Century" w:hAnsi="Century"/>
+        </w:rPr>
+        <w:t xml:space="preserve">subsumption </w:t>
+      </w:r>
+      <w:r>
+        <w:rPr>
+          <w:rFonts w:ascii="Century" w:hAnsi="Century"/>
+        </w:rPr>
+        <w:t>to</w:t>
+      </w:r>
+      <w:r>
+        <w:rPr>
+          <w:rFonts w:ascii="Century" w:hAnsi="Century"/>
+        </w:rPr>
+        <w:t xml:space="preserve"> the process of money</w:t>
+      </w:r>
+      <w:r>
+        <w:rPr>
+          <w:rFonts w:ascii="Century" w:hAnsi="Century"/>
+        </w:rPr>
+        <w:t xml:space="preserve"> </w:t>
+      </w:r>
+      <w:r>
+        <w:rPr>
+          <w:rFonts w:ascii="Century" w:hAnsi="Century"/>
+        </w:rPr>
+        <w:t>circulation</w:t>
+      </w:r>
+      <w:r>
+        <w:rPr>
+          <w:rFonts w:ascii="Century" w:hAnsi="Century"/>
+        </w:rPr>
+        <w:t>.</w:t>
       </w:r>
     </w:p>
     <w:p>
@@ -911,35 +1099,107 @@
         <w:rPr>
           <w:rFonts w:ascii="Century" w:hAnsi="Century"/>
         </w:rPr>
-        <w:t xml:space="preserve">The determinants of the exchange process are rooted in the history of the formal social movement of the commodities, because the exchange of use-values in upward scale-shift, requires a relative form of value reached by social accident by one commodity which is both commodity and money: gold, and also other precious metals in history, became universal </w:t>
-      </w:r>
-      <w:proofErr w:type="gramStart"/>
-      <w:r>
-        <w:rPr>
-          <w:rFonts w:ascii="Century" w:hAnsi="Century"/>
-        </w:rPr>
-        <w:t>equivalents %%[</w:t>
-      </w:r>
-      <w:proofErr w:type="gramEnd"/>
-      <w:r>
-        <w:rPr>
-          <w:rFonts w:ascii="Century" w:hAnsi="Century"/>
-        </w:rPr>
-        <w:t>[KV1C2P180L24</w:t>
-      </w:r>
-      <w:proofErr w:type="gramStart"/>
-      <w:r>
-        <w:rPr>
-          <w:rFonts w:ascii="Century" w:hAnsi="Century"/>
-        </w:rPr>
-        <w:t>]]%</w:t>
-      </w:r>
-      <w:proofErr w:type="gramEnd"/>
-      <w:r>
-        <w:rPr>
-          <w:rFonts w:ascii="Century" w:hAnsi="Century"/>
-        </w:rPr>
-        <w:t xml:space="preserve">%. Fixing its use as a means of exchange, appearing in the process of exchange as a sign of magnitude for the quantitative equivalence of the exchange-value form of all the commodities, as the universal equivalent commodity under certain scale of circulation. </w:t>
+        <w:t xml:space="preserve">Gold </w:t>
+      </w:r>
+      <w:r>
+        <w:rPr>
+          <w:rFonts w:ascii="Century" w:hAnsi="Century"/>
+        </w:rPr>
+        <w:t>accomplish</w:t>
+      </w:r>
+      <w:r>
+        <w:rPr>
+          <w:rFonts w:ascii="Century" w:hAnsi="Century"/>
+        </w:rPr>
+        <w:t>es</w:t>
+      </w:r>
+      <w:r>
+        <w:rPr>
+          <w:rFonts w:ascii="Century" w:hAnsi="Century"/>
+        </w:rPr>
+        <w:t xml:space="preserve"> every </w:t>
+      </w:r>
+      <w:r>
+        <w:rPr>
+          <w:rFonts w:ascii="Century" w:hAnsi="Century"/>
+          <w:i/>
+          <w:iCs/>
+        </w:rPr>
+        <w:t xml:space="preserve">social </w:t>
+      </w:r>
+      <w:r>
+        <w:rPr>
+          <w:rFonts w:ascii="Century" w:hAnsi="Century"/>
+          <w:i/>
+          <w:iCs/>
+        </w:rPr>
+        <w:t>function</w:t>
+      </w:r>
+      <w:r>
+        <w:rPr>
+          <w:rFonts w:ascii="Century" w:hAnsi="Century"/>
+        </w:rPr>
+        <w:t xml:space="preserve"> of money, since the initial expansion of the</w:t>
+      </w:r>
+      <w:r>
+        <w:rPr>
+          <w:rFonts w:ascii="Century" w:hAnsi="Century"/>
+        </w:rPr>
+        <w:t xml:space="preserve"> </w:t>
+      </w:r>
+      <w:r>
+        <w:rPr>
+          <w:rFonts w:ascii="Century" w:hAnsi="Century"/>
+        </w:rPr>
+        <w:t>exchange</w:t>
+      </w:r>
+      <w:r>
+        <w:rPr>
+          <w:rFonts w:ascii="Century" w:hAnsi="Century"/>
+        </w:rPr>
+        <w:t xml:space="preserve"> process </w:t>
+      </w:r>
+      <w:r>
+        <w:rPr>
+          <w:rFonts w:ascii="Century" w:hAnsi="Century"/>
+        </w:rPr>
+        <w:t>mediated by the circulation</w:t>
+      </w:r>
+      <w:r>
+        <w:rPr>
+          <w:rFonts w:ascii="Century" w:hAnsi="Century"/>
+        </w:rPr>
+        <w:t xml:space="preserve"> of money</w:t>
+      </w:r>
+      <w:r>
+        <w:rPr>
+          <w:rFonts w:ascii="Century" w:hAnsi="Century"/>
+        </w:rPr>
+        <w:t>. Gold is real money and real capital. It is the universal measure of value, and the elementary value form, also being the standard unit of price</w:t>
+      </w:r>
+      <w:r>
+        <w:rPr>
+          <w:rFonts w:ascii="Century" w:hAnsi="Century"/>
+        </w:rPr>
+        <w:t>;</w:t>
+      </w:r>
+      <w:r>
+        <w:rPr>
+          <w:rFonts w:ascii="Century" w:hAnsi="Century"/>
+        </w:rPr>
+        <w:t xml:space="preserve"> while at the same time [gold is] being constantly removed, separated, from the process of money circulation as </w:t>
+      </w:r>
+      <w:r>
+        <w:rPr>
+          <w:rFonts w:ascii="Century" w:hAnsi="Century"/>
+        </w:rPr>
+        <w:t>a means</w:t>
+      </w:r>
+      <w:r>
+        <w:rPr>
+          <w:rFonts w:ascii="Century" w:hAnsi="Century"/>
+        </w:rPr>
+        <w:t xml:space="preserve"> of payment.</w:t>
       </w:r>
     </w:p>
     <w:p>
@@ -953,7 +1213,13 @@
         <w:rPr>
           <w:rFonts w:ascii="Century" w:hAnsi="Century"/>
         </w:rPr>
-        <w:t>With the compulsive subsumption of money circulation over the exchange process, money is used (first in theory, and then in real) as a determinant of the “need to give an external expression to this opposition [between use-value and value which is latent in the nature of the commodity] for the purposes of commercial intercourse”. The upward scale shift of the exchange process mediated by money produced the drive toward the invention of an “independent” form of value, which finds neither rest nor peace until it became “independent from its own use-value” %%[[KV1C2P182L34</w:t>
+        <w:t>Until this point, w</w:t>
+      </w:r>
+      <w:r>
+        <w:rPr>
+          <w:rFonts w:ascii="Century" w:hAnsi="Century"/>
+        </w:rPr>
+        <w:t>ith the compulsive subsumption of money circulation over the exchange process, money is used as a determinant of the “need to give an external expression to this opposition [between use-value and value which is latent in the nature of the commodity] for the purposes of commercial intercourse”. The upward scale shift of the exchange process mediated by money produced the drive toward the invention of an “independent” form of value, which finds neither rest nor peace until it became “independent from its own use-value” %%[[KV1C2P182L34</w:t>
       </w:r>
       <w:proofErr w:type="gramStart"/>
       <w:r>
@@ -967,14 +1233,78 @@
         <w:rPr>
           <w:rFonts w:ascii="Century" w:hAnsi="Century"/>
         </w:rPr>
-        <w:t xml:space="preserve">% completed the differentiation of all commodities into commodities and money </w:t>
+        <w:t>%</w:t>
+      </w:r>
+      <w:r>
+        <w:rPr>
+          <w:rFonts w:ascii="Century" w:hAnsi="Century"/>
+        </w:rPr>
+        <w:t>. C</w:t>
+      </w:r>
+      <w:r>
+        <w:rPr>
+          <w:rFonts w:ascii="Century" w:hAnsi="Century"/>
+        </w:rPr>
+        <w:t>ompleted</w:t>
+      </w:r>
+      <w:r>
+        <w:rPr>
+          <w:rFonts w:ascii="Century" w:hAnsi="Century"/>
+        </w:rPr>
+        <w:t xml:space="preserve"> in this manner,</w:t>
+      </w:r>
+      <w:r>
+        <w:rPr>
+          <w:rFonts w:ascii="Century" w:hAnsi="Century"/>
+        </w:rPr>
+        <w:t xml:space="preserve"> the </w:t>
       </w:r>
       <w:r>
         <w:rPr>
           <w:rFonts w:ascii="Century" w:hAnsi="Century"/>
         </w:rPr>
         <w:lastRenderedPageBreak/>
-        <w:t xml:space="preserve">%%[[KV1C3P199L14]]%%. Therefore, the value of everything is distinguished from its usefulness for </w:t>
+        <w:t xml:space="preserve">differentiation of all commodities into commodities and </w:t>
+      </w:r>
+      <w:proofErr w:type="gramStart"/>
+      <w:r>
+        <w:rPr>
+          <w:rFonts w:ascii="Century" w:hAnsi="Century"/>
+        </w:rPr>
+        <w:t>money %%[</w:t>
+      </w:r>
+      <w:proofErr w:type="gramEnd"/>
+      <w:r>
+        <w:rPr>
+          <w:rFonts w:ascii="Century" w:hAnsi="Century"/>
+        </w:rPr>
+        <w:t>[KV1C3P199L14</w:t>
+      </w:r>
+      <w:proofErr w:type="gramStart"/>
+      <w:r>
+        <w:rPr>
+          <w:rFonts w:ascii="Century" w:hAnsi="Century"/>
+        </w:rPr>
+        <w:t>]]%</w:t>
+      </w:r>
+      <w:proofErr w:type="gramEnd"/>
+      <w:r>
+        <w:rPr>
+          <w:rFonts w:ascii="Century" w:hAnsi="Century"/>
+        </w:rPr>
+        <w:t>%. Therefore, the value of every</w:t>
+      </w:r>
+      <w:r>
+        <w:rPr>
+          <w:rFonts w:ascii="Century" w:hAnsi="Century"/>
+        </w:rPr>
+        <w:t xml:space="preserve"> commodity</w:t>
+      </w:r>
+      <w:r>
+        <w:rPr>
+          <w:rFonts w:ascii="Century" w:hAnsi="Century"/>
+        </w:rPr>
+        <w:t xml:space="preserve"> is distinguished from its usefulness for </w:t>
       </w:r>
       <w:proofErr w:type="gramStart"/>
       <w:r>
@@ -988,7 +1318,19 @@
         <w:rPr>
           <w:rFonts w:ascii="Century" w:hAnsi="Century"/>
         </w:rPr>
-        <w:t xml:space="preserve"> signed with price by an imagined quantity of monetized capital valorized as an ideally equivalent quantity of expended human labour. </w:t>
+        <w:t xml:space="preserve"> signed with price by an imagined quantity of mone</w:t>
+      </w:r>
+      <w:r>
+        <w:rPr>
+          <w:rFonts w:ascii="Century" w:hAnsi="Century"/>
+        </w:rPr>
+        <w:t xml:space="preserve">y </w:t>
+      </w:r>
+      <w:r>
+        <w:rPr>
+          <w:rFonts w:ascii="Century" w:hAnsi="Century"/>
+        </w:rPr>
+        <w:t xml:space="preserve">valorized as an ideally equivalent quantity of expended human labour. </w:t>
       </w:r>
       <w:proofErr w:type="gramStart"/>
       <w:r>
@@ -1030,21 +1372,115 @@
         <w:rPr>
           <w:rFonts w:ascii="Century" w:hAnsi="Century"/>
         </w:rPr>
-        <w:t>Why the indigenous alienable wealth became gold and silver, and aren’t anymore nor cattle neither slaves? Is because gold and not the slave was already the social form of money when the “discovery” of silver and gold mines of America occurred. After genocide and slavery, in the exchange process, the mercantile capitalist as bearer of that commodity-money purposely treats something as the “chief element of indigenous alienable wealth” %%[[KV1C2P183L18</w:t>
-      </w:r>
-      <w:proofErr w:type="gramStart"/>
-      <w:r>
-        <w:rPr>
-          <w:rFonts w:ascii="Century" w:hAnsi="Century"/>
-        </w:rPr>
-        <w:t>]]%</w:t>
-      </w:r>
-      <w:proofErr w:type="gramEnd"/>
-      <w:r>
-        <w:rPr>
-          <w:rFonts w:ascii="Century" w:hAnsi="Century"/>
-        </w:rPr>
-        <w:t xml:space="preserve">%. As if it doesn’t have use-value outside its exchange-value form. They treated gold as pure money, and not as commodity-money. Not all the mercantile capitalists could understand at the same pace the value of labour for the circulation process, this means, the valorization process of exchange-values. </w:t>
+        <w:t>So, w</w:t>
+      </w:r>
+      <w:r>
+        <w:rPr>
+          <w:rFonts w:ascii="Century" w:hAnsi="Century"/>
+        </w:rPr>
+        <w:t>hy the indigenous alienable wealth became gold and silver, and aren’t anymore nor cattle neither slaves? Is because gold</w:t>
+      </w:r>
+      <w:r>
+        <w:rPr>
+          <w:rFonts w:ascii="Century" w:hAnsi="Century"/>
+        </w:rPr>
+        <w:t xml:space="preserve"> and silver,</w:t>
+      </w:r>
+      <w:r>
+        <w:rPr>
+          <w:rFonts w:ascii="Century" w:hAnsi="Century"/>
+        </w:rPr>
+        <w:t xml:space="preserve"> and not the slave</w:t>
+      </w:r>
+      <w:r>
+        <w:rPr>
+          <w:rFonts w:ascii="Century" w:hAnsi="Century"/>
+        </w:rPr>
+        <w:t>,</w:t>
+      </w:r>
+      <w:r>
+        <w:rPr>
+          <w:rFonts w:ascii="Century" w:hAnsi="Century"/>
+        </w:rPr>
+        <w:t xml:space="preserve"> was already the social form of money when the </w:t>
+      </w:r>
+      <w:r>
+        <w:rPr>
+          <w:rFonts w:ascii="Century" w:hAnsi="Century"/>
+        </w:rPr>
+        <w:t>super</w:t>
+      </w:r>
+      <w:r>
+        <w:rPr>
+          <w:rFonts w:ascii="Century" w:hAnsi="Century"/>
+        </w:rPr>
+        <w:t>-</w:t>
+      </w:r>
+      <w:r>
+        <w:rPr>
+          <w:rFonts w:ascii="Century" w:hAnsi="Century"/>
+        </w:rPr>
+        <w:t>exploitation of the indigenous peasantry in the</w:t>
+      </w:r>
+      <w:r>
+        <w:rPr>
+          <w:rFonts w:ascii="Century" w:hAnsi="Century"/>
+        </w:rPr>
+        <w:t xml:space="preserve"> silver and gold mines of America </w:t>
+      </w:r>
+      <w:r>
+        <w:rPr>
+          <w:rFonts w:ascii="Century" w:hAnsi="Century"/>
+        </w:rPr>
+        <w:t>was planned and executed by colonization</w:t>
+      </w:r>
+      <w:r>
+        <w:rPr>
+          <w:rFonts w:ascii="Century" w:hAnsi="Century"/>
+        </w:rPr>
+        <w:t xml:space="preserve">. After genocide and slavery, </w:t>
+      </w:r>
+      <w:r>
+        <w:rPr>
+          <w:rFonts w:ascii="Century" w:hAnsi="Century"/>
+        </w:rPr>
+        <w:t>with</w:t>
+      </w:r>
+      <w:r>
+        <w:rPr>
+          <w:rFonts w:ascii="Century" w:hAnsi="Century"/>
+        </w:rPr>
+        <w:t xml:space="preserve"> the </w:t>
+      </w:r>
+      <w:r>
+        <w:rPr>
+          <w:rFonts w:ascii="Century" w:hAnsi="Century"/>
+        </w:rPr>
+        <w:t xml:space="preserve">extension of the </w:t>
+      </w:r>
+      <w:r>
+        <w:rPr>
+          <w:rFonts w:ascii="Century" w:hAnsi="Century"/>
+        </w:rPr>
+        <w:t>exchange process</w:t>
+      </w:r>
+      <w:r>
+        <w:rPr>
+          <w:rFonts w:ascii="Century" w:hAnsi="Century"/>
+        </w:rPr>
+        <w:t xml:space="preserve"> caused by the robbery of a magnitude of silver enough to being traded for gold in China</w:t>
+      </w:r>
+      <w:r>
+        <w:rPr>
+          <w:rFonts w:ascii="Century" w:hAnsi="Century"/>
+        </w:rPr>
+        <w:t>,</w:t>
+      </w:r>
+      <w:r>
+        <w:rPr>
+          <w:rFonts w:ascii="Century" w:hAnsi="Century"/>
+        </w:rPr>
+        <w:t xml:space="preserve"> displacing it gradually as a dual measure of value in the world-economy. </w:t>
       </w:r>
     </w:p>
     <w:p>
@@ -1058,7 +1494,111 @@
         <w:rPr>
           <w:rFonts w:ascii="Century" w:hAnsi="Century"/>
         </w:rPr>
-        <w:t xml:space="preserve">But certain industrial capital was in formation, incorporating the value of labour into the valorization process of gold as a commodity in its circulation toward its money-form of value. Besides its circulation as a means of payment, gold is then produced for hoarding. At the same time, gold mining was already a branch of production centralized in the hand of capitalist production, before, during, and after the transition of mercantile capital into industrial and finance capital. So, the social accident of the expanded circulation of gold-money as capital and mainly the decision to use it as a means for exchange, as a universal equivalent, was not an accident for the individual gold bearer producing and hoarding the money-commodity of gold. </w:t>
+        <w:t>T</w:t>
+      </w:r>
+      <w:r>
+        <w:rPr>
+          <w:rFonts w:ascii="Century" w:hAnsi="Century"/>
+        </w:rPr>
+        <w:t xml:space="preserve">he mercantile capitalist </w:t>
+      </w:r>
+      <w:r>
+        <w:rPr>
+          <w:rFonts w:ascii="Century" w:hAnsi="Century"/>
+        </w:rPr>
+        <w:t>found in silver and gold</w:t>
+      </w:r>
+      <w:r>
+        <w:rPr>
+          <w:rFonts w:ascii="Century" w:hAnsi="Century"/>
+        </w:rPr>
+        <w:t xml:space="preserve"> the “chief element of indigenous alienable wealth” %%[[KV1C2P183L18</w:t>
+      </w:r>
+      <w:proofErr w:type="gramStart"/>
+      <w:r>
+        <w:rPr>
+          <w:rFonts w:ascii="Century" w:hAnsi="Century"/>
+        </w:rPr>
+        <w:t>]]%</w:t>
+      </w:r>
+      <w:proofErr w:type="gramEnd"/>
+      <w:r>
+        <w:rPr>
+          <w:rFonts w:ascii="Century" w:hAnsi="Century"/>
+        </w:rPr>
+        <w:t xml:space="preserve">%. As </w:t>
+      </w:r>
+      <w:r>
+        <w:rPr>
+          <w:rFonts w:ascii="Century" w:hAnsi="Century"/>
+        </w:rPr>
+        <w:t>values which</w:t>
+      </w:r>
+      <w:r>
+        <w:rPr>
+          <w:rFonts w:ascii="Century" w:hAnsi="Century"/>
+        </w:rPr>
+        <w:t xml:space="preserve"> do</w:t>
+      </w:r>
+      <w:r>
+        <w:rPr>
+          <w:rFonts w:ascii="Century" w:hAnsi="Century"/>
+        </w:rPr>
+        <w:t>n</w:t>
+      </w:r>
+      <w:r>
+        <w:rPr>
+          <w:rFonts w:ascii="Century" w:hAnsi="Century"/>
+        </w:rPr>
+        <w:t>’t have use-value outside its exchange-value form. They treated gold</w:t>
+      </w:r>
+      <w:r>
+        <w:rPr>
+          <w:rFonts w:ascii="Century" w:hAnsi="Century"/>
+        </w:rPr>
+        <w:t xml:space="preserve"> and silver</w:t>
+      </w:r>
+      <w:r>
+        <w:rPr>
+          <w:rFonts w:ascii="Century" w:hAnsi="Century"/>
+        </w:rPr>
+        <w:t xml:space="preserve"> as commodity-money</w:t>
+      </w:r>
+      <w:r>
+        <w:rPr>
+          <w:rFonts w:ascii="Century" w:hAnsi="Century"/>
+        </w:rPr>
+        <w:t xml:space="preserve">. </w:t>
+      </w:r>
+      <w:r>
+        <w:rPr>
+          <w:rFonts w:ascii="Century" w:hAnsi="Century"/>
+        </w:rPr>
+        <w:t>But certain industrial capital was in formation, incorporating the value of labour into the valorization process of gold</w:t>
+      </w:r>
+      <w:r>
+        <w:rPr>
+          <w:rFonts w:ascii="Century" w:hAnsi="Century"/>
+        </w:rPr>
+        <w:t xml:space="preserve"> production</w:t>
+      </w:r>
+      <w:r>
+        <w:rPr>
+          <w:rFonts w:ascii="Century" w:hAnsi="Century"/>
+        </w:rPr>
+        <w:t xml:space="preserve"> as a commodity</w:t>
+      </w:r>
+      <w:r>
+        <w:rPr>
+          <w:rFonts w:ascii="Century" w:hAnsi="Century"/>
+        </w:rPr>
+        <w:t>,</w:t>
+      </w:r>
+      <w:r>
+        <w:rPr>
+          <w:rFonts w:ascii="Century" w:hAnsi="Century"/>
+        </w:rPr>
+        <w:t xml:space="preserve"> in its circulation toward its money-form of value. Besides its circulation as a means of payment, gold is then produced for hoarding. </w:t>
       </w:r>
     </w:p>
     <w:p>
@@ -1072,70 +1612,101 @@
         <w:rPr>
           <w:rFonts w:ascii="Century" w:hAnsi="Century"/>
         </w:rPr>
-        <w:t xml:space="preserve">That one, then, later, became the bearer of finance capital. Who as hoarder of the money-commodity wants to exchange every other commodity as metallized-money, monetized money, monetarized money or crypto-money, avoiding the </w:t>
-      </w:r>
-      <w:r>
-        <w:rPr>
-          <w:rFonts w:ascii="Century" w:hAnsi="Century"/>
-        </w:rPr>
-        <w:lastRenderedPageBreak/>
-        <w:t xml:space="preserve">alienation of his money-gold in the process of circulation as a means of </w:t>
-      </w:r>
-      <w:proofErr w:type="gramStart"/>
-      <w:r>
-        <w:rPr>
-          <w:rFonts w:ascii="Century" w:hAnsi="Century"/>
-        </w:rPr>
-        <w:t>payment %%[</w:t>
-      </w:r>
-      <w:proofErr w:type="gramEnd"/>
-      <w:r>
-        <w:rPr>
-          <w:rFonts w:ascii="Century" w:hAnsi="Century"/>
-        </w:rPr>
-        <w:t>[KV1C3P231L8</w:t>
-      </w:r>
-      <w:proofErr w:type="gramStart"/>
-      <w:r>
-        <w:rPr>
-          <w:rFonts w:ascii="Century" w:hAnsi="Century"/>
-        </w:rPr>
-        <w:t>]]%</w:t>
-      </w:r>
-      <w:proofErr w:type="gramEnd"/>
-      <w:r>
-        <w:rPr>
-          <w:rFonts w:ascii="Century" w:hAnsi="Century"/>
-        </w:rPr>
-        <w:t>%. “The difficulty lies not in comprehending that money is a commodity, but in discovering how, why and by what means a commodity becomes money.” %%[[KV1C2P186L24</w:t>
-      </w:r>
-      <w:proofErr w:type="gramStart"/>
-      <w:r>
-        <w:rPr>
-          <w:rFonts w:ascii="Century" w:hAnsi="Century"/>
-        </w:rPr>
-        <w:t>]]%</w:t>
-      </w:r>
-      <w:proofErr w:type="gramEnd"/>
-      <w:r>
-        <w:rPr>
-          <w:rFonts w:ascii="Century" w:hAnsi="Century"/>
-        </w:rPr>
-        <w:t xml:space="preserve">% “all the things are consumed by fire, and fire by all things, just as gold does for goods and goods for gold” (Herakleitos, Plutarch, Moralia, “The </w:t>
-      </w:r>
-      <w:proofErr w:type="spellStart"/>
-      <w:r>
-        <w:rPr>
-          <w:rFonts w:ascii="Century" w:hAnsi="Century"/>
-        </w:rPr>
-        <w:t>E at</w:t>
-      </w:r>
-      <w:proofErr w:type="spellEnd"/>
-      <w:r>
-        <w:rPr>
-          <w:rFonts w:ascii="Century" w:hAnsi="Century"/>
-        </w:rPr>
-        <w:t xml:space="preserve"> Delphi, 388D”). </w:t>
+        <w:t>Gold</w:t>
+      </w:r>
+      <w:r>
+        <w:rPr>
+          <w:rFonts w:ascii="Century" w:hAnsi="Century"/>
+        </w:rPr>
+        <w:t xml:space="preserve"> mining was already a branch of production centralized in the hand of capitalist production, before, during, and after the transition of mercantile capital into industrial and finance capital. So, the expanded circulation of gold as </w:t>
+      </w:r>
+      <w:r>
+        <w:rPr>
+          <w:rFonts w:ascii="Century" w:hAnsi="Century"/>
+        </w:rPr>
+        <w:t xml:space="preserve">real </w:t>
+      </w:r>
+      <w:r>
+        <w:rPr>
+          <w:rFonts w:ascii="Century" w:hAnsi="Century"/>
+        </w:rPr>
+        <w:t>capital</w:t>
+      </w:r>
+      <w:r>
+        <w:rPr>
+          <w:rFonts w:ascii="Century" w:hAnsi="Century"/>
+        </w:rPr>
+        <w:t>,</w:t>
+      </w:r>
+      <w:r>
+        <w:rPr>
+          <w:rFonts w:ascii="Century" w:hAnsi="Century"/>
+        </w:rPr>
+        <w:t xml:space="preserve"> and mainly the </w:t>
+      </w:r>
+      <w:r>
+        <w:rPr>
+          <w:rFonts w:ascii="Century" w:hAnsi="Century"/>
+        </w:rPr>
+        <w:t xml:space="preserve">state </w:t>
+      </w:r>
+      <w:r>
+        <w:rPr>
+          <w:rFonts w:ascii="Century" w:hAnsi="Century"/>
+        </w:rPr>
+        <w:t>decision to use it as a means for exchange, as a universal equivalent, was not a</w:t>
+      </w:r>
+      <w:r>
+        <w:rPr>
+          <w:rFonts w:ascii="Century" w:hAnsi="Century"/>
+        </w:rPr>
+        <w:t xml:space="preserve"> </w:t>
+      </w:r>
+      <w:r>
+        <w:rPr>
+          <w:rFonts w:ascii="Century" w:hAnsi="Century"/>
+          <w:i/>
+          <w:iCs/>
+        </w:rPr>
+        <w:t xml:space="preserve">social </w:t>
+      </w:r>
+      <w:r>
+        <w:rPr>
+          <w:rFonts w:ascii="Century" w:hAnsi="Century"/>
+          <w:i/>
+          <w:iCs/>
+        </w:rPr>
+        <w:t>accident</w:t>
+      </w:r>
+      <w:r>
+        <w:rPr>
+          <w:rFonts w:ascii="Century" w:hAnsi="Century"/>
+        </w:rPr>
+        <w:t xml:space="preserve"> for the gold bearer</w:t>
+      </w:r>
+      <w:r>
+        <w:rPr>
+          <w:rFonts w:ascii="Century" w:hAnsi="Century"/>
+        </w:rPr>
+        <w:t xml:space="preserve">s </w:t>
+      </w:r>
+      <w:r>
+        <w:rPr>
+          <w:rFonts w:ascii="Century" w:hAnsi="Century"/>
+        </w:rPr>
+        <w:t>producing and hoarding the money-commodit</w:t>
+      </w:r>
+      <w:r>
+        <w:rPr>
+          <w:rFonts w:ascii="Century" w:hAnsi="Century"/>
+        </w:rPr>
+        <w:t>y</w:t>
+      </w:r>
+      <w:r>
+        <w:rPr>
+          <w:rFonts w:ascii="Century" w:hAnsi="Century"/>
+        </w:rPr>
+        <w:t xml:space="preserve">. </w:t>
       </w:r>
     </w:p>
     <w:p>
@@ -1149,49 +1720,297 @@
         <w:rPr>
           <w:rFonts w:ascii="Century" w:hAnsi="Century"/>
         </w:rPr>
-        <w:t xml:space="preserve">Chapter 3 of Capital explains the social functions executed by money in the circulation process. Marx distinguished money, first, as a measure of value, as the social incarnation of labour expressed in price or money-form. Money as form of </w:t>
-      </w:r>
-      <w:proofErr w:type="spellStart"/>
-      <w:r>
-        <w:rPr>
-          <w:rFonts w:ascii="Century" w:hAnsi="Century"/>
-        </w:rPr>
-        <w:t>appearence</w:t>
-      </w:r>
-      <w:proofErr w:type="spellEnd"/>
-      <w:r>
-        <w:rPr>
-          <w:rFonts w:ascii="Century" w:hAnsi="Century"/>
-        </w:rPr>
-        <w:t xml:space="preserve"> of the common measure of value: labour-time, </w:t>
-      </w:r>
-      <w:proofErr w:type="gramStart"/>
-      <w:r>
-        <w:rPr>
-          <w:rFonts w:ascii="Century" w:hAnsi="Century"/>
-        </w:rPr>
-        <w:t>depended</w:t>
-      </w:r>
-      <w:proofErr w:type="gramEnd"/>
-      <w:r>
-        <w:rPr>
-          <w:rFonts w:ascii="Century" w:hAnsi="Century"/>
-        </w:rPr>
-        <w:t xml:space="preserve"> on the circulation of gold as universal equivalent commodity. </w:t>
-      </w:r>
-      <w:proofErr w:type="gramStart"/>
-      <w:r>
-        <w:rPr>
-          <w:rFonts w:ascii="Century" w:hAnsi="Century"/>
-        </w:rPr>
-        <w:t>%%[</w:t>
-      </w:r>
-      <w:proofErr w:type="gramEnd"/>
-      <w:r>
-        <w:rPr>
-          <w:rFonts w:ascii="Century" w:hAnsi="Century"/>
-        </w:rPr>
-        <w:t>[KV1C3P188L10</w:t>
+        <w:lastRenderedPageBreak/>
+        <w:t>Th</w:t>
+      </w:r>
+      <w:r>
+        <w:rPr>
+          <w:rFonts w:ascii="Century" w:hAnsi="Century"/>
+        </w:rPr>
+        <w:t>ose</w:t>
+      </w:r>
+      <w:r>
+        <w:rPr>
+          <w:rFonts w:ascii="Century" w:hAnsi="Century"/>
+        </w:rPr>
+        <w:t xml:space="preserve"> one</w:t>
+      </w:r>
+      <w:r>
+        <w:rPr>
+          <w:rFonts w:ascii="Century" w:hAnsi="Century"/>
+        </w:rPr>
+        <w:t>s</w:t>
+      </w:r>
+      <w:r>
+        <w:rPr>
+          <w:rFonts w:ascii="Century" w:hAnsi="Century"/>
+        </w:rPr>
+        <w:t xml:space="preserve">, then, later, </w:t>
+      </w:r>
+      <w:r>
+        <w:rPr>
+          <w:rFonts w:ascii="Century" w:hAnsi="Century"/>
+        </w:rPr>
+        <w:t>configure</w:t>
+      </w:r>
+      <w:r>
+        <w:rPr>
+          <w:rFonts w:ascii="Century" w:hAnsi="Century"/>
+        </w:rPr>
+        <w:t>d</w:t>
+      </w:r>
+      <w:r>
+        <w:rPr>
+          <w:rFonts w:ascii="Century" w:hAnsi="Century"/>
+        </w:rPr>
+        <w:t xml:space="preserve"> the </w:t>
+      </w:r>
+      <w:r>
+        <w:rPr>
+          <w:rFonts w:ascii="Century" w:hAnsi="Century"/>
+        </w:rPr>
+        <w:t xml:space="preserve">international </w:t>
+      </w:r>
+      <w:r>
+        <w:rPr>
+          <w:rFonts w:ascii="Century" w:hAnsi="Century"/>
+        </w:rPr>
+        <w:t>cartels of</w:t>
+      </w:r>
+      <w:r>
+        <w:rPr>
+          <w:rFonts w:ascii="Century" w:hAnsi="Century"/>
+        </w:rPr>
+        <w:t xml:space="preserve"> state-capitalists, the class of</w:t>
+      </w:r>
+      <w:r>
+        <w:rPr>
+          <w:rFonts w:ascii="Century" w:hAnsi="Century"/>
+        </w:rPr>
+        <w:t xml:space="preserve"> </w:t>
+      </w:r>
+      <w:r>
+        <w:rPr>
+          <w:rFonts w:ascii="Century" w:hAnsi="Century"/>
+          <w:b/>
+          <w:bCs/>
+          <w:i/>
+          <w:iCs/>
+          <w:color w:val="FF0000"/>
+        </w:rPr>
+        <w:t>world</w:t>
+      </w:r>
+      <w:r>
+        <w:rPr>
+          <w:rFonts w:ascii="Century" w:hAnsi="Century"/>
+          <w:b/>
+          <w:bCs/>
+          <w:i/>
+          <w:iCs/>
+          <w:color w:val="FF0000"/>
+        </w:rPr>
+        <w:t xml:space="preserve"> capital</w:t>
+      </w:r>
+      <w:r>
+        <w:rPr>
+          <w:rFonts w:ascii="Century" w:hAnsi="Century"/>
+          <w:color w:val="FF0000"/>
+        </w:rPr>
+        <w:t xml:space="preserve"> </w:t>
+      </w:r>
+      <w:r>
+        <w:rPr>
+          <w:rFonts w:ascii="Century" w:hAnsi="Century"/>
+        </w:rPr>
+        <w:t>bearers</w:t>
+      </w:r>
+      <w:r>
+        <w:rPr>
+          <w:rFonts w:ascii="Century" w:hAnsi="Century"/>
+        </w:rPr>
+        <w:t>. Who as</w:t>
+      </w:r>
+      <w:r>
+        <w:rPr>
+          <w:rFonts w:ascii="Century" w:hAnsi="Century"/>
+        </w:rPr>
+        <w:t xml:space="preserve"> producers and</w:t>
+      </w:r>
+      <w:r>
+        <w:rPr>
+          <w:rFonts w:ascii="Century" w:hAnsi="Century"/>
+        </w:rPr>
+        <w:t xml:space="preserve"> hoarder</w:t>
+      </w:r>
+      <w:r>
+        <w:rPr>
+          <w:rFonts w:ascii="Century" w:hAnsi="Century"/>
+        </w:rPr>
+        <w:t>s</w:t>
+      </w:r>
+      <w:r>
+        <w:rPr>
+          <w:rFonts w:ascii="Century" w:hAnsi="Century"/>
+        </w:rPr>
+        <w:t xml:space="preserve"> of </w:t>
+      </w:r>
+      <w:r>
+        <w:rPr>
+          <w:rFonts w:ascii="Century" w:hAnsi="Century"/>
+        </w:rPr>
+        <w:t>gold</w:t>
+      </w:r>
+      <w:r>
+        <w:rPr>
+          <w:rFonts w:ascii="Century" w:hAnsi="Century"/>
+        </w:rPr>
+        <w:t xml:space="preserve"> </w:t>
+      </w:r>
+      <w:r>
+        <w:rPr>
+          <w:rFonts w:ascii="Century" w:hAnsi="Century"/>
+        </w:rPr>
+        <w:t>consume</w:t>
+      </w:r>
+      <w:r>
+        <w:rPr>
+          <w:rFonts w:ascii="Century" w:hAnsi="Century"/>
+        </w:rPr>
+        <w:t xml:space="preserve"> </w:t>
+      </w:r>
+      <w:r>
+        <w:rPr>
+          <w:rFonts w:ascii="Century" w:hAnsi="Century"/>
+        </w:rPr>
+        <w:t>every</w:t>
+      </w:r>
+      <w:r>
+        <w:rPr>
+          <w:rFonts w:ascii="Century" w:hAnsi="Century"/>
+        </w:rPr>
+        <w:t xml:space="preserve"> other </w:t>
+      </w:r>
+      <w:r>
+        <w:rPr>
+          <w:rFonts w:ascii="Century" w:hAnsi="Century"/>
+        </w:rPr>
+        <w:t>exchange-</w:t>
+      </w:r>
+      <w:r>
+        <w:rPr>
+          <w:rFonts w:ascii="Century" w:hAnsi="Century"/>
+        </w:rPr>
+        <w:t>value</w:t>
+      </w:r>
+      <w:r>
+        <w:rPr>
+          <w:rFonts w:ascii="Century" w:hAnsi="Century"/>
+        </w:rPr>
+        <w:t>,</w:t>
+      </w:r>
+      <w:r>
+        <w:rPr>
+          <w:rFonts w:ascii="Century" w:hAnsi="Century"/>
+        </w:rPr>
+        <w:t xml:space="preserve"> </w:t>
+      </w:r>
+      <w:r>
+        <w:rPr>
+          <w:rFonts w:ascii="Century" w:hAnsi="Century"/>
+        </w:rPr>
+        <w:t>using</w:t>
+      </w:r>
+      <w:r>
+        <w:rPr>
+          <w:rFonts w:ascii="Century" w:hAnsi="Century"/>
+        </w:rPr>
+        <w:t xml:space="preserve"> other means of circulation as</w:t>
+      </w:r>
+      <w:r>
+        <w:rPr>
+          <w:rFonts w:ascii="Century" w:hAnsi="Century"/>
+        </w:rPr>
+        <w:t xml:space="preserve"> metallized-money, monetized money, monetarized money or crypto-money</w:t>
+      </w:r>
+      <w:r>
+        <w:rPr>
+          <w:rFonts w:ascii="Century" w:hAnsi="Century"/>
+        </w:rPr>
+        <w:t>. So on,</w:t>
+      </w:r>
+      <w:r>
+        <w:rPr>
+          <w:rFonts w:ascii="Century" w:hAnsi="Century"/>
+        </w:rPr>
+        <w:t xml:space="preserve"> </w:t>
+      </w:r>
+      <w:r>
+        <w:rPr>
+          <w:rFonts w:ascii="Century" w:hAnsi="Century"/>
+        </w:rPr>
+        <w:t>avoiding</w:t>
+      </w:r>
+      <w:r>
+        <w:rPr>
+          <w:rFonts w:ascii="Century" w:hAnsi="Century"/>
+        </w:rPr>
+        <w:t xml:space="preserve"> </w:t>
+      </w:r>
+      <w:r>
+        <w:rPr>
+          <w:rFonts w:ascii="Century" w:hAnsi="Century"/>
+        </w:rPr>
+        <w:t xml:space="preserve">the alienation of </w:t>
+      </w:r>
+      <w:r>
+        <w:rPr>
+          <w:rFonts w:ascii="Century" w:hAnsi="Century"/>
+        </w:rPr>
+        <w:t>their hoarded gold</w:t>
+      </w:r>
+      <w:r>
+        <w:rPr>
+          <w:rFonts w:ascii="Century" w:hAnsi="Century"/>
+        </w:rPr>
+        <w:t xml:space="preserve"> in</w:t>
+      </w:r>
+      <w:r>
+        <w:rPr>
+          <w:rFonts w:ascii="Century" w:hAnsi="Century"/>
+        </w:rPr>
+        <w:t>to</w:t>
+      </w:r>
+      <w:r>
+        <w:rPr>
+          <w:rFonts w:ascii="Century" w:hAnsi="Century"/>
+        </w:rPr>
+        <w:t xml:space="preserve"> the process of circulation</w:t>
+      </w:r>
+      <w:r>
+        <w:rPr>
+          <w:rFonts w:ascii="Century" w:hAnsi="Century"/>
+        </w:rPr>
+        <w:t>,</w:t>
+      </w:r>
+      <w:r>
+        <w:rPr>
+          <w:rFonts w:ascii="Century" w:hAnsi="Century"/>
+        </w:rPr>
+        <w:t xml:space="preserve"> as a means of </w:t>
+      </w:r>
+      <w:proofErr w:type="gramStart"/>
+      <w:r>
+        <w:rPr>
+          <w:rFonts w:ascii="Century" w:hAnsi="Century"/>
+        </w:rPr>
+        <w:t>payment %%[</w:t>
+      </w:r>
+      <w:proofErr w:type="gramEnd"/>
+      <w:r>
+        <w:rPr>
+          <w:rFonts w:ascii="Century" w:hAnsi="Century"/>
+        </w:rPr>
+        <w:t>[KV1C3P231L8</w:t>
       </w:r>
       <w:proofErr w:type="gramStart"/>
       <w:r>
@@ -1205,7 +2024,7 @@
         <w:rPr>
           <w:rFonts w:ascii="Century" w:hAnsi="Century"/>
         </w:rPr>
-        <w:t xml:space="preserve">% </w:t>
+        <w:t xml:space="preserve">%. </w:t>
       </w:r>
     </w:p>
     <w:p>
@@ -1219,89 +2038,21 @@
         <w:rPr>
           <w:rFonts w:ascii="Century" w:hAnsi="Century"/>
         </w:rPr>
-        <w:t xml:space="preserve">Price is the money form of the magnitude of value measured by an imaginary quantity of gold ideally equivalent to the labour time socially necessary to produce the correspondent quantity of standard units of </w:t>
-      </w:r>
-      <w:proofErr w:type="gramStart"/>
-      <w:r>
-        <w:rPr>
-          <w:rFonts w:ascii="Century" w:hAnsi="Century"/>
-        </w:rPr>
-        <w:t>price %%[</w:t>
-      </w:r>
-      <w:proofErr w:type="gramEnd"/>
-      <w:r>
-        <w:rPr>
-          <w:rFonts w:ascii="Century" w:hAnsi="Century"/>
-        </w:rPr>
-        <w:t>[KV1C3P195L20</w:t>
-      </w:r>
-      <w:proofErr w:type="gramStart"/>
-      <w:r>
-        <w:rPr>
-          <w:rFonts w:ascii="Century" w:hAnsi="Century"/>
-        </w:rPr>
-        <w:t>]][</w:t>
-      </w:r>
-      <w:proofErr w:type="gramEnd"/>
-      <w:r>
-        <w:rPr>
-          <w:rFonts w:ascii="Century" w:hAnsi="Century"/>
-        </w:rPr>
-        <w:t xml:space="preserve">[KV1C3P196L24]]%%. When the standard of price is defined by a fixed weight of </w:t>
-      </w:r>
-      <w:proofErr w:type="gramStart"/>
-      <w:r>
-        <w:rPr>
-          <w:rFonts w:ascii="Century" w:hAnsi="Century"/>
-        </w:rPr>
-        <w:t>gold %%</w:t>
-      </w:r>
-      <w:proofErr w:type="gramEnd"/>
-      <w:r>
-        <w:rPr>
-          <w:rFonts w:ascii="Century" w:hAnsi="Century"/>
-        </w:rPr>
-        <w:t>[[KV1C3P191L4</w:t>
-      </w:r>
-      <w:proofErr w:type="gramStart"/>
-      <w:r>
-        <w:rPr>
-          <w:rFonts w:ascii="Century" w:hAnsi="Century"/>
-        </w:rPr>
-        <w:t>]][</w:t>
-      </w:r>
-      <w:proofErr w:type="gramEnd"/>
-      <w:r>
-        <w:rPr>
-          <w:rFonts w:ascii="Century" w:hAnsi="Century"/>
-        </w:rPr>
-        <w:t xml:space="preserve">[KV1C3P194L13]]%%. Indeed, as measure of value, money serves only in an ideal capacity, as an imaginary quantity of gold equivalent to the abstractly </w:t>
-      </w:r>
-      <w:r>
-        <w:rPr>
-          <w:rFonts w:ascii="Century" w:hAnsi="Century"/>
-        </w:rPr>
-        <w:t>necessary</w:t>
-      </w:r>
-      <w:r>
-        <w:rPr>
-          <w:rFonts w:ascii="Century" w:hAnsi="Century"/>
-        </w:rPr>
-        <w:t xml:space="preserve"> labour-time which is, in first instance, the common measure of </w:t>
-      </w:r>
-      <w:proofErr w:type="gramStart"/>
-      <w:r>
-        <w:rPr>
-          <w:rFonts w:ascii="Century" w:hAnsi="Century"/>
-        </w:rPr>
-        <w:t>value %%[</w:t>
-      </w:r>
-      <w:proofErr w:type="gramEnd"/>
-      <w:r>
-        <w:rPr>
-          <w:rFonts w:ascii="Century" w:hAnsi="Century"/>
-        </w:rPr>
-        <w:t>[KV1C3P192L5</w:t>
+        <w:t xml:space="preserve">“The difficulty lies not in comprehending that money is a commodity, but in discovering how, why and by what means a commodity becomes money.” </w:t>
+      </w:r>
+      <w:proofErr w:type="gramStart"/>
+      <w:r>
+        <w:rPr>
+          <w:rFonts w:ascii="Century" w:hAnsi="Century"/>
+        </w:rPr>
+        <w:t>%%[</w:t>
+      </w:r>
+      <w:proofErr w:type="gramEnd"/>
+      <w:r>
+        <w:rPr>
+          <w:rFonts w:ascii="Century" w:hAnsi="Century"/>
+        </w:rPr>
+        <w:t>[KV1C2P186L24</w:t>
       </w:r>
       <w:proofErr w:type="gramStart"/>
       <w:r>
@@ -1315,7 +2066,45 @@
         <w:rPr>
           <w:rFonts w:ascii="Century" w:hAnsi="Century"/>
         </w:rPr>
-        <w:t>%.</w:t>
+        <w:t>%</w:t>
+      </w:r>
+      <w:r>
+        <w:rPr>
+          <w:rFonts w:ascii="Century" w:hAnsi="Century"/>
+        </w:rPr>
+        <w:t>.</w:t>
+      </w:r>
+      <w:r>
+        <w:rPr>
+          <w:rFonts w:ascii="Century" w:hAnsi="Century"/>
+        </w:rPr>
+        <w:t xml:space="preserve"> “</w:t>
+      </w:r>
+      <w:r>
+        <w:rPr>
+          <w:rFonts w:ascii="Century" w:hAnsi="Century"/>
+        </w:rPr>
+        <w:t>A</w:t>
+      </w:r>
+      <w:r>
+        <w:rPr>
+          <w:rFonts w:ascii="Century" w:hAnsi="Century"/>
+        </w:rPr>
+        <w:t xml:space="preserve">ll the things are consumed by fire, and fire by all things, just as gold does for goods and goods for gold” (Herakleitos, Plutarch, Moralia, “The </w:t>
+      </w:r>
+      <w:proofErr w:type="spellStart"/>
+      <w:r>
+        <w:rPr>
+          <w:rFonts w:ascii="Century" w:hAnsi="Century"/>
+        </w:rPr>
+        <w:t>E at</w:t>
+      </w:r>
+      <w:proofErr w:type="spellEnd"/>
+      <w:r>
+        <w:rPr>
+          <w:rFonts w:ascii="Century" w:hAnsi="Century"/>
+        </w:rPr>
+        <w:t xml:space="preserve"> Delphi, 388D”).</w:t>
       </w:r>
     </w:p>
     <w:p>
@@ -1329,21 +2118,33 @@
         <w:rPr>
           <w:rFonts w:ascii="Century" w:hAnsi="Century"/>
         </w:rPr>
-        <w:t xml:space="preserve">Then gold became the standard of price with the separation of the money-form from gold in the circulation of money, but not in the circulation of gold as a money-commodity. This separation of the money-form from the commodity-form of value, developed later in the liberalization of the money price from its elementary form as </w:t>
-      </w:r>
-      <w:proofErr w:type="gramStart"/>
-      <w:r>
-        <w:rPr>
-          <w:rFonts w:ascii="Century" w:hAnsi="Century"/>
-        </w:rPr>
-        <w:t>gold %%[</w:t>
-      </w:r>
-      <w:proofErr w:type="gramEnd"/>
-      <w:r>
-        <w:rPr>
-          <w:rFonts w:ascii="Century" w:hAnsi="Century"/>
-        </w:rPr>
-        <w:t>[KV1C3P189L1</w:t>
+        <w:t xml:space="preserve">Chapter 3 of Capital explains the social functions executed by money in the circulation process. Marx distinguished money, first, as a measure of value, as the social incarnation of labour expressed in price or money-form. Money as form of </w:t>
+      </w:r>
+      <w:r>
+        <w:rPr>
+          <w:rFonts w:ascii="Century" w:hAnsi="Century"/>
+        </w:rPr>
+        <w:t>appearance</w:t>
+      </w:r>
+      <w:r>
+        <w:rPr>
+          <w:rFonts w:ascii="Century" w:hAnsi="Century"/>
+        </w:rPr>
+        <w:t xml:space="preserve"> of the common measure of value: labour-time, depend on the circulation of gold as universal equivalent commodity. </w:t>
+      </w:r>
+      <w:proofErr w:type="gramStart"/>
+      <w:r>
+        <w:rPr>
+          <w:rFonts w:ascii="Century" w:hAnsi="Century"/>
+        </w:rPr>
+        <w:t>%%[</w:t>
+      </w:r>
+      <w:proofErr w:type="gramEnd"/>
+      <w:r>
+        <w:rPr>
+          <w:rFonts w:ascii="Century" w:hAnsi="Century"/>
+        </w:rPr>
+        <w:t>[KV1C3P188L10</w:t>
       </w:r>
       <w:proofErr w:type="gramStart"/>
       <w:r>
@@ -1357,70 +2158,7 @@
         <w:rPr>
           <w:rFonts w:ascii="Century" w:hAnsi="Century"/>
         </w:rPr>
-        <w:t xml:space="preserve">%. Extending the </w:t>
-      </w:r>
-      <w:proofErr w:type="spellStart"/>
-      <w:r>
-        <w:rPr>
-          <w:rFonts w:ascii="Century" w:hAnsi="Century"/>
-        </w:rPr>
-        <w:t>dissassociation</w:t>
-      </w:r>
-      <w:proofErr w:type="spellEnd"/>
-      <w:r>
-        <w:rPr>
-          <w:rFonts w:ascii="Century" w:hAnsi="Century"/>
-        </w:rPr>
-        <w:t xml:space="preserve"> between socially </w:t>
-      </w:r>
-      <w:proofErr w:type="spellStart"/>
-      <w:r>
-        <w:rPr>
-          <w:rFonts w:ascii="Century" w:hAnsi="Century"/>
-        </w:rPr>
-        <w:t>neccessary</w:t>
-      </w:r>
-      <w:proofErr w:type="spellEnd"/>
-      <w:r>
-        <w:rPr>
-          <w:rFonts w:ascii="Century" w:hAnsi="Century"/>
-        </w:rPr>
-        <w:t xml:space="preserve"> labour time, as the common measure of value of commodities, and the money-form of value. The U.S. Dollar </w:t>
-      </w:r>
-      <w:r>
-        <w:rPr>
-          <w:rFonts w:ascii="Century" w:hAnsi="Century"/>
-        </w:rPr>
-        <w:lastRenderedPageBreak/>
-        <w:t>became the hegemonic currency functioning as measure of value after 1971 international financial reforms, separated from the price of gold and only lightly linked to an imaginary quantity of gold %%[[KV1C3P197L1</w:t>
-      </w:r>
-      <w:proofErr w:type="gramStart"/>
-      <w:r>
-        <w:rPr>
-          <w:rFonts w:ascii="Century" w:hAnsi="Century"/>
-        </w:rPr>
-        <w:t>]]%</w:t>
-      </w:r>
-      <w:proofErr w:type="gramEnd"/>
-      <w:r>
-        <w:rPr>
-          <w:rFonts w:ascii="Century" w:hAnsi="Century"/>
-        </w:rPr>
-        <w:t xml:space="preserve">% fixed as </w:t>
-      </w:r>
-      <w:proofErr w:type="spellStart"/>
-      <w:r>
-        <w:rPr>
-          <w:rFonts w:ascii="Century" w:hAnsi="Century"/>
-        </w:rPr>
-        <w:t>aliquote</w:t>
-      </w:r>
-      <w:proofErr w:type="spellEnd"/>
-      <w:r>
-        <w:rPr>
-          <w:rFonts w:ascii="Century" w:hAnsi="Century"/>
-        </w:rPr>
-        <w:t xml:space="preserve"> part %%[[KV1C3P193L1]]%% of the actual measure of the standard of price. The liberalization of the price of gold becomes the liberalization of the circulation of gold as a commodity, historically being the commodity-money. </w:t>
+        <w:t xml:space="preserve">% </w:t>
       </w:r>
     </w:p>
     <w:p>
@@ -1434,35 +2172,93 @@
         <w:rPr>
           <w:rFonts w:ascii="Century" w:hAnsi="Century"/>
         </w:rPr>
-        <w:t xml:space="preserve">Under these conditions, gold is still hoarded as real capital. Not only by divorcing the exchange-value measure of the price of the value of gold as a commodity, as money, but also by extending the pieces of the fixed unit value measure of price, the weighted gold hoarded by international state banks such as the IMF, and into the gold reserves of nation states. The contemporary implications of the liberalization of the price of gold are equivalent to the magnitude of the "social accident" of treating the elementary form of money, which is gold, the commodity that is not just a commodity, as a mere commodity. As a potato in a suck of </w:t>
-      </w:r>
-      <w:proofErr w:type="spellStart"/>
-      <w:r>
-        <w:rPr>
-          <w:rFonts w:ascii="Century" w:hAnsi="Century"/>
-        </w:rPr>
-        <w:t>potatos</w:t>
-      </w:r>
-      <w:proofErr w:type="spellEnd"/>
-      <w:r>
-        <w:rPr>
-          <w:rFonts w:ascii="Century" w:hAnsi="Century"/>
-        </w:rPr>
-        <w:t xml:space="preserve">, and nothing else than a potato in a suck of </w:t>
-      </w:r>
-      <w:proofErr w:type="spellStart"/>
-      <w:r>
-        <w:rPr>
-          <w:rFonts w:ascii="Century" w:hAnsi="Century"/>
-        </w:rPr>
-        <w:t>potatos</w:t>
-      </w:r>
-      <w:proofErr w:type="spellEnd"/>
-      <w:r>
-        <w:rPr>
-          <w:rFonts w:ascii="Century" w:hAnsi="Century"/>
-        </w:rPr>
-        <w:t xml:space="preserve">. </w:t>
+        <w:t>The commodity p</w:t>
+      </w:r>
+      <w:r>
+        <w:rPr>
+          <w:rFonts w:ascii="Century" w:hAnsi="Century"/>
+        </w:rPr>
+        <w:t>rice is the money form of the magnitude of value measured by an imaginary quantity of gold</w:t>
+      </w:r>
+      <w:r>
+        <w:rPr>
+          <w:rFonts w:ascii="Century" w:hAnsi="Century"/>
+        </w:rPr>
+        <w:t>,</w:t>
+      </w:r>
+      <w:r>
+        <w:rPr>
+          <w:rFonts w:ascii="Century" w:hAnsi="Century"/>
+        </w:rPr>
+        <w:t xml:space="preserve"> ideally equivalent to the labour time socially necessary to produce the correspondent quantity of standard units of</w:t>
+      </w:r>
+      <w:r>
+        <w:rPr>
+          <w:rFonts w:ascii="Century" w:hAnsi="Century"/>
+        </w:rPr>
+        <w:t xml:space="preserve"> weighted gold fixed in its</w:t>
+      </w:r>
+      <w:r>
+        <w:rPr>
+          <w:rFonts w:ascii="Century" w:hAnsi="Century"/>
+        </w:rPr>
+        <w:t xml:space="preserve"> </w:t>
+      </w:r>
+      <w:proofErr w:type="gramStart"/>
+      <w:r>
+        <w:rPr>
+          <w:rFonts w:ascii="Century" w:hAnsi="Century"/>
+        </w:rPr>
+        <w:t>price %%</w:t>
+      </w:r>
+      <w:proofErr w:type="gramEnd"/>
+      <w:r>
+        <w:rPr>
+          <w:rFonts w:ascii="Century" w:hAnsi="Century"/>
+        </w:rPr>
+        <w:t>[[KV1C3P195L20</w:t>
+      </w:r>
+      <w:proofErr w:type="gramStart"/>
+      <w:r>
+        <w:rPr>
+          <w:rFonts w:ascii="Century" w:hAnsi="Century"/>
+        </w:rPr>
+        <w:t>]][</w:t>
+      </w:r>
+      <w:proofErr w:type="gramEnd"/>
+      <w:r>
+        <w:rPr>
+          <w:rFonts w:ascii="Century" w:hAnsi="Century"/>
+        </w:rPr>
+        <w:t xml:space="preserve">[KV1C3P196L24]]%%. When the standard of price is defined by a fixed weight of </w:t>
+      </w:r>
+      <w:proofErr w:type="gramStart"/>
+      <w:r>
+        <w:rPr>
+          <w:rFonts w:ascii="Century" w:hAnsi="Century"/>
+        </w:rPr>
+        <w:t>gold %%</w:t>
+      </w:r>
+      <w:proofErr w:type="gramEnd"/>
+      <w:r>
+        <w:rPr>
+          <w:rFonts w:ascii="Century" w:hAnsi="Century"/>
+        </w:rPr>
+        <w:t>[[KV1C3P191L4</w:t>
+      </w:r>
+      <w:proofErr w:type="gramStart"/>
+      <w:r>
+        <w:rPr>
+          <w:rFonts w:ascii="Century" w:hAnsi="Century"/>
+        </w:rPr>
+        <w:t>]][</w:t>
+      </w:r>
+      <w:proofErr w:type="gramEnd"/>
+      <w:r>
+        <w:rPr>
+          <w:rFonts w:ascii="Century" w:hAnsi="Century"/>
+        </w:rPr>
+        <w:t xml:space="preserve">[KV1C3P194L13]]%%. </w:t>
       </w:r>
     </w:p>
     <w:p>
@@ -1476,21 +2272,33 @@
         <w:rPr>
           <w:rFonts w:ascii="Century" w:hAnsi="Century"/>
         </w:rPr>
-        <w:t xml:space="preserve">Marx explained his concern relative to the quantitative incongruity and qualitative contradiction between magnitude of value and </w:t>
-      </w:r>
-      <w:proofErr w:type="gramStart"/>
-      <w:r>
-        <w:rPr>
-          <w:rFonts w:ascii="Century" w:hAnsi="Century"/>
-        </w:rPr>
-        <w:t>price%%[</w:t>
-      </w:r>
-      <w:proofErr w:type="gramEnd"/>
-      <w:r>
-        <w:rPr>
-          <w:rFonts w:ascii="Century" w:hAnsi="Century"/>
-        </w:rPr>
-        <w:t>[KV1C3P197L1</w:t>
+        <w:t xml:space="preserve">Indeed, as measure of value, money serves only in an ideal capacity, as an imaginary quantity of gold equivalent to the abstractly </w:t>
+      </w:r>
+      <w:r>
+        <w:rPr>
+          <w:rFonts w:ascii="Century" w:hAnsi="Century"/>
+        </w:rPr>
+        <w:t>necessary</w:t>
+      </w:r>
+      <w:r>
+        <w:rPr>
+          <w:rFonts w:ascii="Century" w:hAnsi="Century"/>
+        </w:rPr>
+        <w:t xml:space="preserve"> labour-time which is, in first instance, the common measure of </w:t>
+      </w:r>
+      <w:proofErr w:type="gramStart"/>
+      <w:r>
+        <w:rPr>
+          <w:rFonts w:ascii="Century" w:hAnsi="Century"/>
+        </w:rPr>
+        <w:t>value %%[</w:t>
+      </w:r>
+      <w:proofErr w:type="gramEnd"/>
+      <w:r>
+        <w:rPr>
+          <w:rFonts w:ascii="Century" w:hAnsi="Century"/>
+        </w:rPr>
+        <w:t>[KV1C3P192L5</w:t>
       </w:r>
       <w:proofErr w:type="gramStart"/>
       <w:r>
@@ -1504,112 +2312,7 @@
         <w:rPr>
           <w:rFonts w:ascii="Century" w:hAnsi="Century"/>
         </w:rPr>
-        <w:t>%. As inherent to the introduction of the price-</w:t>
-      </w:r>
-      <w:proofErr w:type="gramStart"/>
-      <w:r>
-        <w:rPr>
-          <w:rFonts w:ascii="Century" w:hAnsi="Century"/>
-        </w:rPr>
-        <w:t>form %%[</w:t>
-      </w:r>
-      <w:proofErr w:type="gramEnd"/>
-      <w:r>
-        <w:rPr>
-          <w:rFonts w:ascii="Century" w:hAnsi="Century"/>
-        </w:rPr>
-        <w:t>[KV1C3P196L24</w:t>
-      </w:r>
-      <w:proofErr w:type="gramStart"/>
-      <w:r>
-        <w:rPr>
-          <w:rFonts w:ascii="Century" w:hAnsi="Century"/>
-        </w:rPr>
-        <w:t>]]%</w:t>
-      </w:r>
-      <w:proofErr w:type="gramEnd"/>
-      <w:r>
-        <w:rPr>
-          <w:rFonts w:ascii="Century" w:hAnsi="Century"/>
-        </w:rPr>
-        <w:t>%. “Hence the less the unit of measurement (here a quantity of gold) is subject to variation, the better the standard of price fulfils its office. But gold can serve as a measure of value only because it is itself a product of labour, and therefore potentially variable in-value” %%[[KV1C3P192L20</w:t>
-      </w:r>
-      <w:proofErr w:type="gramStart"/>
-      <w:r>
-        <w:rPr>
-          <w:rFonts w:ascii="Century" w:hAnsi="Century"/>
-        </w:rPr>
-        <w:t>]]%</w:t>
-      </w:r>
-      <w:proofErr w:type="gramEnd"/>
-      <w:r>
-        <w:rPr>
-          <w:rFonts w:ascii="Century" w:hAnsi="Century"/>
-        </w:rPr>
-        <w:t xml:space="preserve">%. Gold is still nowadays a fixed measure of the price-form, the exponential upward in its price is non-related with its value variation in its production process or variable composition of capital -as Marx will specify later. As the productivity of labour in mining reduced the variability of the amount of labour embodied in gold production its variation </w:t>
-      </w:r>
-      <w:proofErr w:type="spellStart"/>
-      <w:r>
-        <w:rPr>
-          <w:rFonts w:ascii="Century" w:hAnsi="Century"/>
-        </w:rPr>
-        <w:t>becames</w:t>
-      </w:r>
-      <w:proofErr w:type="spellEnd"/>
-      <w:r>
-        <w:rPr>
-          <w:rFonts w:ascii="Century" w:hAnsi="Century"/>
-        </w:rPr>
-        <w:t xml:space="preserve"> reduced, diluting its function of gold as a measure of value, in comparison to the U.S. </w:t>
-      </w:r>
-      <w:r>
-        <w:rPr>
-          <w:rFonts w:ascii="Century" w:hAnsi="Century"/>
-        </w:rPr>
-        <w:lastRenderedPageBreak/>
-        <w:t xml:space="preserve">Dollar as the money-form or price. Nevertheless, gold diminish its variation as unit of measurement as a fixed </w:t>
-      </w:r>
-      <w:proofErr w:type="spellStart"/>
-      <w:r>
-        <w:rPr>
-          <w:rFonts w:ascii="Century" w:hAnsi="Century"/>
-        </w:rPr>
-        <w:t>aliquote</w:t>
-      </w:r>
-      <w:proofErr w:type="spellEnd"/>
-      <w:r>
-        <w:rPr>
-          <w:rFonts w:ascii="Century" w:hAnsi="Century"/>
-        </w:rPr>
-        <w:t xml:space="preserve"> part of the standard of price, but that stability is contradicted by the volatility of the U.S. Dollar and of the U.S. Dollar price of gold reserves. The function of money as means for circulation resulted from the inherent contradiction between the elementary form of use value and its exchange-value, resolved by the creation of a new form of value which is the money-form (M) of exchange-value, mediating the exchange of commodities (C-</w:t>
-      </w:r>
-      <w:proofErr w:type="gramStart"/>
-      <w:r>
-        <w:rPr>
-          <w:rFonts w:ascii="Century" w:hAnsi="Century"/>
-        </w:rPr>
-        <w:t>C) %</w:t>
-      </w:r>
-      <w:proofErr w:type="gramEnd"/>
-      <w:r>
-        <w:rPr>
-          <w:rFonts w:ascii="Century" w:hAnsi="Century"/>
-        </w:rPr>
-        <w:t>%[[KV1C3P198L16</w:t>
-      </w:r>
-      <w:proofErr w:type="gramStart"/>
-      <w:r>
-        <w:rPr>
-          <w:rFonts w:ascii="Century" w:hAnsi="Century"/>
-        </w:rPr>
-        <w:t>]]%</w:t>
-      </w:r>
-      <w:proofErr w:type="gramEnd"/>
-      <w:r>
-        <w:rPr>
-          <w:rFonts w:ascii="Century" w:hAnsi="Century"/>
-        </w:rPr>
-        <w:t xml:space="preserve">%. </w:t>
+        <w:t>%.</w:t>
       </w:r>
     </w:p>
     <w:p>
@@ -1623,35 +2326,34 @@
         <w:rPr>
           <w:rFonts w:ascii="Century" w:hAnsi="Century"/>
         </w:rPr>
-        <w:t xml:space="preserve">The final instance of the exchange of commodities mediated by </w:t>
-      </w:r>
-      <w:proofErr w:type="gramStart"/>
-      <w:r>
-        <w:rPr>
-          <w:rFonts w:ascii="Century" w:hAnsi="Century"/>
-        </w:rPr>
-        <w:t>money,</w:t>
-      </w:r>
-      <w:proofErr w:type="gramEnd"/>
-      <w:r>
-        <w:rPr>
-          <w:rFonts w:ascii="Century" w:hAnsi="Century"/>
-        </w:rPr>
-        <w:t xml:space="preserve"> allows the consumption of a use-value, only after its purchase (C-M-C). Introducing the commodities in a circulation </w:t>
-      </w:r>
-      <w:proofErr w:type="gramStart"/>
-      <w:r>
-        <w:rPr>
-          <w:rFonts w:ascii="Century" w:hAnsi="Century"/>
-        </w:rPr>
-        <w:t>process %%[</w:t>
-      </w:r>
-      <w:proofErr w:type="gramEnd"/>
-      <w:r>
-        <w:rPr>
-          <w:rFonts w:ascii="Century" w:hAnsi="Century"/>
-        </w:rPr>
-        <w:t>[KV1C3P198L29</w:t>
+        <w:lastRenderedPageBreak/>
+        <w:t>Then</w:t>
+      </w:r>
+      <w:r>
+        <w:rPr>
+          <w:rFonts w:ascii="Century" w:hAnsi="Century"/>
+        </w:rPr>
+        <w:t>,</w:t>
+      </w:r>
+      <w:r>
+        <w:rPr>
+          <w:rFonts w:ascii="Century" w:hAnsi="Century"/>
+        </w:rPr>
+        <w:t xml:space="preserve"> gold became the standard of price with the separation of the money-form from gold in the circulation of money, but not in the circulation of gold as a money-commodity. This separation of the money-form from the commodity-form of value, developed later in the liberalization of the money price from its elementary form as </w:t>
+      </w:r>
+      <w:proofErr w:type="gramStart"/>
+      <w:r>
+        <w:rPr>
+          <w:rFonts w:ascii="Century" w:hAnsi="Century"/>
+        </w:rPr>
+        <w:t>gold %%[</w:t>
+      </w:r>
+      <w:proofErr w:type="gramEnd"/>
+      <w:r>
+        <w:rPr>
+          <w:rFonts w:ascii="Century" w:hAnsi="Century"/>
+        </w:rPr>
+        <w:t>[KV1C3P189L1</w:t>
       </w:r>
       <w:proofErr w:type="gramStart"/>
       <w:r>
@@ -1665,133 +2367,31 @@
         <w:rPr>
           <w:rFonts w:ascii="Century" w:hAnsi="Century"/>
         </w:rPr>
-        <w:t xml:space="preserve">%. The metamorphosis of commodities is a double process expressing, first the inherent contradiction in the commodity form, between use-value and exchange-value. And an external contradiction between the commodities and money, expressing the use-value that are commodities while representing its exchange-value in price, while the money-commodity gold appears as the materialization of </w:t>
-      </w:r>
-      <w:proofErr w:type="gramStart"/>
-      <w:r>
-        <w:rPr>
-          <w:rFonts w:ascii="Century" w:hAnsi="Century"/>
-        </w:rPr>
-        <w:t>value %%[</w:t>
-      </w:r>
-      <w:proofErr w:type="gramEnd"/>
-      <w:r>
-        <w:rPr>
-          <w:rFonts w:ascii="Century" w:hAnsi="Century"/>
-        </w:rPr>
-        <w:t>[KV1C3P199L16</w:t>
-      </w:r>
-      <w:proofErr w:type="gramStart"/>
-      <w:r>
-        <w:rPr>
-          <w:rFonts w:ascii="Century" w:hAnsi="Century"/>
-        </w:rPr>
-        <w:t>]]%</w:t>
-      </w:r>
-      <w:proofErr w:type="gramEnd"/>
-      <w:r>
-        <w:rPr>
-          <w:rFonts w:ascii="Century" w:hAnsi="Century"/>
-        </w:rPr>
-        <w:t xml:space="preserve">%. </w:t>
-      </w:r>
-      <w:proofErr w:type="spellStart"/>
-      <w:r>
-        <w:rPr>
-          <w:rFonts w:ascii="Century" w:hAnsi="Century"/>
-        </w:rPr>
-        <w:t>Neverthless</w:t>
-      </w:r>
-      <w:proofErr w:type="spellEnd"/>
-      <w:r>
-        <w:rPr>
-          <w:rFonts w:ascii="Century" w:hAnsi="Century"/>
-        </w:rPr>
-        <w:t xml:space="preserve">, gold is not money, </w:t>
-      </w:r>
-      <w:proofErr w:type="gramStart"/>
-      <w:r>
-        <w:rPr>
-          <w:rFonts w:ascii="Century" w:hAnsi="Century"/>
-        </w:rPr>
-        <w:t>is</w:t>
-      </w:r>
-      <w:proofErr w:type="gramEnd"/>
-      <w:r>
-        <w:rPr>
-          <w:rFonts w:ascii="Century" w:hAnsi="Century"/>
-        </w:rPr>
-        <w:t xml:space="preserve"> the money-commodity. All the other commodities relates with gold as the </w:t>
-      </w:r>
-      <w:proofErr w:type="gramStart"/>
-      <w:r>
-        <w:rPr>
-          <w:rFonts w:ascii="Century" w:hAnsi="Century"/>
-        </w:rPr>
-        <w:t>mean</w:t>
-      </w:r>
-      <w:proofErr w:type="gramEnd"/>
-      <w:r>
-        <w:rPr>
-          <w:rFonts w:ascii="Century" w:hAnsi="Century"/>
-        </w:rPr>
-        <w:t xml:space="preserve"> to express its money-form of value, in price %%[[KV1C3P199L10</w:t>
-      </w:r>
-      <w:proofErr w:type="gramStart"/>
-      <w:r>
-        <w:rPr>
-          <w:rFonts w:ascii="Century" w:hAnsi="Century"/>
-        </w:rPr>
-        <w:t>]]%</w:t>
-      </w:r>
-      <w:proofErr w:type="gramEnd"/>
-      <w:r>
-        <w:rPr>
-          <w:rFonts w:ascii="Century" w:hAnsi="Century"/>
-        </w:rPr>
-        <w:t xml:space="preserve">%. Price is the money-name of an assumed quantity of socially </w:t>
-      </w:r>
-      <w:proofErr w:type="spellStart"/>
-      <w:r>
-        <w:rPr>
-          <w:rFonts w:ascii="Century" w:hAnsi="Century"/>
-        </w:rPr>
-        <w:t>neccesary</w:t>
-      </w:r>
-      <w:proofErr w:type="spellEnd"/>
-      <w:r>
-        <w:rPr>
-          <w:rFonts w:ascii="Century" w:hAnsi="Century"/>
-        </w:rPr>
-        <w:t xml:space="preserve"> labour objectified in it, as exchange-value of the total of real embodiments of its utility measured by an imaginary quantity of gold represented in the money-form which becomes, price. </w:t>
-      </w:r>
-      <w:proofErr w:type="gramStart"/>
-      <w:r>
-        <w:rPr>
-          <w:rFonts w:ascii="Century" w:hAnsi="Century"/>
-        </w:rPr>
-        <w:t>%%[</w:t>
-      </w:r>
-      <w:proofErr w:type="gramEnd"/>
-      <w:r>
-        <w:rPr>
-          <w:rFonts w:ascii="Century" w:hAnsi="Century"/>
-        </w:rPr>
-        <w:t>[KV1C3P202L1</w:t>
-      </w:r>
-      <w:proofErr w:type="gramStart"/>
-      <w:r>
-        <w:rPr>
-          <w:rFonts w:ascii="Century" w:hAnsi="Century"/>
-        </w:rPr>
-        <w:t>]]%</w:t>
-      </w:r>
-      <w:proofErr w:type="gramEnd"/>
-      <w:r>
-        <w:rPr>
-          <w:rFonts w:ascii="Century" w:hAnsi="Century"/>
-        </w:rPr>
-        <w:t xml:space="preserve">% </w:t>
+        <w:t xml:space="preserve">%. Extending the </w:t>
+      </w:r>
+      <w:r>
+        <w:rPr>
+          <w:rFonts w:ascii="Century" w:hAnsi="Century"/>
+        </w:rPr>
+        <w:t>dissociation</w:t>
+      </w:r>
+      <w:r>
+        <w:rPr>
+          <w:rFonts w:ascii="Century" w:hAnsi="Century"/>
+        </w:rPr>
+        <w:t xml:space="preserve"> between socially </w:t>
+      </w:r>
+      <w:r>
+        <w:rPr>
+          <w:rFonts w:ascii="Century" w:hAnsi="Century"/>
+        </w:rPr>
+        <w:t>necessary</w:t>
+      </w:r>
+      <w:r>
+        <w:rPr>
+          <w:rFonts w:ascii="Century" w:hAnsi="Century"/>
+        </w:rPr>
+        <w:t xml:space="preserve"> labour time, as the common measure of value of commodities, and the money-form of value. </w:t>
       </w:r>
     </w:p>
     <w:p>
@@ -1805,21 +2405,31 @@
         <w:rPr>
           <w:rFonts w:ascii="Century" w:hAnsi="Century"/>
         </w:rPr>
-        <w:t xml:space="preserve">“But what is the commodity exchanged for? For the universal shape assumed by its own value. And what is the gold exchanged for? For a particular form of its own use-value”. </w:t>
-      </w:r>
-      <w:proofErr w:type="gramStart"/>
-      <w:r>
-        <w:rPr>
-          <w:rFonts w:ascii="Century" w:hAnsi="Century"/>
-        </w:rPr>
-        <w:t>%%[</w:t>
-      </w:r>
-      <w:proofErr w:type="gramEnd"/>
-      <w:r>
-        <w:rPr>
-          <w:rFonts w:ascii="Century" w:hAnsi="Century"/>
-        </w:rPr>
-        <w:t>[KV1C3P203L17</w:t>
+        <w:t>A</w:t>
+      </w:r>
+      <w:r>
+        <w:rPr>
+          <w:rFonts w:ascii="Century" w:hAnsi="Century"/>
+        </w:rPr>
+        <w:t>fter 1971 international financial reforms</w:t>
+      </w:r>
+      <w:r>
+        <w:rPr>
+          <w:rFonts w:ascii="Century" w:hAnsi="Century"/>
+        </w:rPr>
+        <w:t>,</w:t>
+      </w:r>
+      <w:r>
+        <w:rPr>
+          <w:rFonts w:ascii="Century" w:hAnsi="Century"/>
+        </w:rPr>
+        <w:t xml:space="preserve"> </w:t>
+      </w:r>
+      <w:r>
+        <w:rPr>
+          <w:rFonts w:ascii="Century" w:hAnsi="Century"/>
+        </w:rPr>
+        <w:t>The U.S. Dollar became the hegemonic currency functioning as measure of value, separated from the price of gold and only lightly linked to an imaginary quantity of gold %%[[KV1C3P197L1</w:t>
       </w:r>
       <w:proofErr w:type="gramStart"/>
       <w:r>
@@ -1833,70 +2443,37 @@
         <w:rPr>
           <w:rFonts w:ascii="Century" w:hAnsi="Century"/>
         </w:rPr>
-        <w:t xml:space="preserve">% The particular use-value form of gold, which Marx is referring to above, is the standard of price. Which is a fixed weight of gold (i.e. an ounce of gold) operating as the unit of expression shared by their comparable magnitudes of </w:t>
-      </w:r>
-      <w:proofErr w:type="gramStart"/>
-      <w:r>
-        <w:rPr>
-          <w:rFonts w:ascii="Century" w:hAnsi="Century"/>
-        </w:rPr>
-        <w:t>price.%</w:t>
-      </w:r>
-      <w:proofErr w:type="gramEnd"/>
-      <w:r>
-        <w:rPr>
-          <w:rFonts w:ascii="Century" w:hAnsi="Century"/>
-        </w:rPr>
-        <w:t xml:space="preserve">%[[KV1C3P192L5]]%% Therefore in </w:t>
-      </w:r>
-      <w:r>
-        <w:rPr>
-          <w:rFonts w:ascii="Century" w:hAnsi="Century"/>
-        </w:rPr>
-        <w:lastRenderedPageBreak/>
-        <w:t xml:space="preserve">“[t]he process of circulation, therefore, unlike the direct exchange of products, does not disappear from view once the use-values have changed places and changed hands. The money does not vanish when it finally drops out of the series of metamorphoses undergone by a commodity. It always leaves behind a precipitate at a point in the arena of circulation vacated by the commodities. Circulation [of commodities] sweats money from every pore”. </w:t>
-      </w:r>
-      <w:proofErr w:type="gramStart"/>
-      <w:r>
-        <w:rPr>
-          <w:rFonts w:ascii="Century" w:hAnsi="Century"/>
-        </w:rPr>
-        <w:t>%%[</w:t>
-      </w:r>
-      <w:proofErr w:type="gramEnd"/>
-      <w:r>
-        <w:rPr>
-          <w:rFonts w:ascii="Century" w:hAnsi="Century"/>
-        </w:rPr>
-        <w:t>[KV1C3P208L4</w:t>
-      </w:r>
-      <w:proofErr w:type="gramStart"/>
-      <w:r>
-        <w:rPr>
-          <w:rFonts w:ascii="Century" w:hAnsi="Century"/>
-        </w:rPr>
-        <w:t>]]%</w:t>
-      </w:r>
-      <w:proofErr w:type="gramEnd"/>
-      <w:r>
-        <w:rPr>
-          <w:rFonts w:ascii="Century" w:hAnsi="Century"/>
-        </w:rPr>
-        <w:t xml:space="preserve">% The circulation of money, on the other hands, is determined by the circulation of </w:t>
-      </w:r>
-      <w:proofErr w:type="spellStart"/>
-      <w:r>
-        <w:rPr>
-          <w:rFonts w:ascii="Century" w:hAnsi="Century"/>
-        </w:rPr>
-        <w:t>commmodities</w:t>
-      </w:r>
-      <w:proofErr w:type="spellEnd"/>
-      <w:r>
-        <w:rPr>
-          <w:rFonts w:ascii="Century" w:hAnsi="Century"/>
-        </w:rPr>
-        <w:t xml:space="preserve">, the circuit C-M-C always implicate the constant removal of money (M) from the commodity-owner in its first metamorphosis (C-M) to the other commodity-owner (M-C). </w:t>
+        <w:t xml:space="preserve">% fixed as </w:t>
+      </w:r>
+      <w:r>
+        <w:rPr>
+          <w:rFonts w:ascii="Century" w:hAnsi="Century"/>
+        </w:rPr>
+        <w:t xml:space="preserve">an </w:t>
+      </w:r>
+      <w:r>
+        <w:rPr>
+          <w:rFonts w:ascii="Century" w:hAnsi="Century"/>
+        </w:rPr>
+        <w:t>aliquot</w:t>
+      </w:r>
+      <w:r>
+        <w:rPr>
+          <w:rFonts w:ascii="Century" w:hAnsi="Century"/>
+        </w:rPr>
+        <w:t xml:space="preserve"> part %%[[KV1C3P193L1]]%% of the actual measure of the standard of price. The liberalization of the price of gold</w:t>
+      </w:r>
+      <w:r>
+        <w:rPr>
+          <w:rFonts w:ascii="Century" w:hAnsi="Century"/>
+        </w:rPr>
+        <w:t xml:space="preserve">, immediately </w:t>
+      </w:r>
+      <w:r>
+        <w:rPr>
+          <w:rFonts w:ascii="Century" w:hAnsi="Century"/>
+        </w:rPr>
+        <w:t xml:space="preserve">becomes the liberalization of the circulation of gold as a commodity, historically being the commodity-money. </w:t>
       </w:r>
     </w:p>
     <w:p>
@@ -1910,77 +2487,35 @@
         <w:rPr>
           <w:rFonts w:ascii="Century" w:hAnsi="Century"/>
         </w:rPr>
-        <w:t xml:space="preserve">By this second metamorphosis money </w:t>
+        <w:t xml:space="preserve">Under these conditions, gold is still hoarded as real capital. Not only by divorcing the exchange-value measure of the price of the value of gold as a commodity, as money, but also by extending the pieces of the fixed unit value measure of price, the weighted gold hoarded by international state banks such as the IMF, and into the gold reserves of nation states. The contemporary implications of the liberalization of the price of gold are equivalent to the magnitude of the "social accident" of treating the elementary form of money, which is gold, the commodity that is not just a commodity, as a mere commodity. As a potato in a suck of </w:t>
       </w:r>
       <w:proofErr w:type="spellStart"/>
       <w:r>
         <w:rPr>
           <w:rFonts w:ascii="Century" w:hAnsi="Century"/>
         </w:rPr>
-        <w:t>becames</w:t>
+        <w:t>potatos</w:t>
       </w:r>
       <w:proofErr w:type="spellEnd"/>
       <w:r>
         <w:rPr>
           <w:rFonts w:ascii="Century" w:hAnsi="Century"/>
         </w:rPr>
-        <w:t xml:space="preserve"> a means of purchase, always in the hands of the buyer, so the commodity is </w:t>
+        <w:t xml:space="preserve">, and nothing else than a potato in a suck of </w:t>
       </w:r>
       <w:proofErr w:type="spellStart"/>
       <w:r>
         <w:rPr>
           <w:rFonts w:ascii="Century" w:hAnsi="Century"/>
         </w:rPr>
-        <w:t>transfered</w:t>
+        <w:t>potatos</w:t>
       </w:r>
       <w:proofErr w:type="spellEnd"/>
       <w:r>
         <w:rPr>
           <w:rFonts w:ascii="Century" w:hAnsi="Century"/>
         </w:rPr>
-        <w:t xml:space="preserve"> from the hands of the seller to the buyer’s one, while removes the money from the hands of the buyer </w:t>
-      </w:r>
-      <w:proofErr w:type="spellStart"/>
-      <w:r>
-        <w:rPr>
-          <w:rFonts w:ascii="Century" w:hAnsi="Century"/>
-        </w:rPr>
-        <w:t>puting</w:t>
-      </w:r>
-      <w:proofErr w:type="spellEnd"/>
-      <w:r>
-        <w:rPr>
-          <w:rFonts w:ascii="Century" w:hAnsi="Century"/>
-        </w:rPr>
-        <w:t xml:space="preserve"> it in the sellers’ one. %%[[KV1C3P210L18]][[KV1C3P210L26]][[KV1C3P211L10]][[KV1C3P213L1]]%% “With this, the continuity of the movement depends entirely on the money, and the same movement which, for the commodity, </w:t>
-      </w:r>
-      <w:proofErr w:type="spellStart"/>
-      <w:r>
-        <w:rPr>
-          <w:rFonts w:ascii="Century" w:hAnsi="Century"/>
-        </w:rPr>
-        <w:t>inÂÂ­cludes</w:t>
-      </w:r>
-      <w:proofErr w:type="spellEnd"/>
-      <w:r>
-        <w:rPr>
-          <w:rFonts w:ascii="Century" w:hAnsi="Century"/>
-        </w:rPr>
-        <w:t xml:space="preserve"> two opposed processes, is, when considered as the movement of the money, always one and the same process, a constant change of places with commodities which are always different” %%[[KV1C3P211L21]]%%. The circuit of money is the expression of the circuit of commodities. So, Marx raised the question about how much money is being absorbed by the circulation of commodities? %%[[KV1C3P213L3</w:t>
-      </w:r>
-      <w:proofErr w:type="gramStart"/>
-      <w:r>
-        <w:rPr>
-          <w:rFonts w:ascii="Century" w:hAnsi="Century"/>
-        </w:rPr>
-        <w:t>]][</w:t>
-      </w:r>
-      <w:proofErr w:type="gramEnd"/>
-      <w:r>
-        <w:rPr>
-          <w:rFonts w:ascii="Century" w:hAnsi="Century"/>
-        </w:rPr>
-        <w:t xml:space="preserve">[KV1C3P216L2]][[KV1C3P216L30]]%%. Introducing circulation time as a determinant of the ratio between the velocity of the circulation of commodities and the velocity of circulation of money. </w:t>
+        <w:t xml:space="preserve">. </w:t>
       </w:r>
     </w:p>
     <w:p>
@@ -1994,21 +2529,21 @@
         <w:rPr>
           <w:rFonts w:ascii="Century" w:hAnsi="Century"/>
         </w:rPr>
-        <w:t xml:space="preserve">So, if the total quantity of money circulating, is determined by the total sum of prices of all commodities in </w:t>
-      </w:r>
-      <w:proofErr w:type="gramStart"/>
-      <w:r>
-        <w:rPr>
-          <w:rFonts w:ascii="Century" w:hAnsi="Century"/>
-        </w:rPr>
-        <w:t>circulation %%[</w:t>
-      </w:r>
-      <w:proofErr w:type="gramEnd"/>
-      <w:r>
-        <w:rPr>
-          <w:rFonts w:ascii="Century" w:hAnsi="Century"/>
-        </w:rPr>
-        <w:t>[KV1C3P213L17</w:t>
+        <w:t xml:space="preserve">Marx explained his concern relative to the quantitative incongruity and qualitative contradiction between magnitude of value and </w:t>
+      </w:r>
+      <w:proofErr w:type="gramStart"/>
+      <w:r>
+        <w:rPr>
+          <w:rFonts w:ascii="Century" w:hAnsi="Century"/>
+        </w:rPr>
+        <w:t>price%%[</w:t>
+      </w:r>
+      <w:proofErr w:type="gramEnd"/>
+      <w:r>
+        <w:rPr>
+          <w:rFonts w:ascii="Century" w:hAnsi="Century"/>
+        </w:rPr>
+        <w:t>[KV1C3P197L1</w:t>
       </w:r>
       <w:proofErr w:type="gramStart"/>
       <w:r>
@@ -2022,56 +2557,98 @@
         <w:rPr>
           <w:rFonts w:ascii="Century" w:hAnsi="Century"/>
         </w:rPr>
-        <w:t xml:space="preserve">%; then, the circulation of the money-commodity (gold) is the expression of the total price of the commodities which exchange was mediated by money. As the quantity of </w:t>
+        <w:t>%. As inherent to the introduction of the price-</w:t>
+      </w:r>
+      <w:proofErr w:type="gramStart"/>
+      <w:r>
+        <w:rPr>
+          <w:rFonts w:ascii="Century" w:hAnsi="Century"/>
+        </w:rPr>
+        <w:t>form %%[</w:t>
+      </w:r>
+      <w:proofErr w:type="gramEnd"/>
+      <w:r>
+        <w:rPr>
+          <w:rFonts w:ascii="Century" w:hAnsi="Century"/>
+        </w:rPr>
+        <w:t>[KV1C3P196L24</w:t>
+      </w:r>
+      <w:proofErr w:type="gramStart"/>
+      <w:r>
+        <w:rPr>
+          <w:rFonts w:ascii="Century" w:hAnsi="Century"/>
+        </w:rPr>
+        <w:t>]]%</w:t>
+      </w:r>
+      <w:proofErr w:type="gramEnd"/>
+      <w:r>
+        <w:rPr>
+          <w:rFonts w:ascii="Century" w:hAnsi="Century"/>
+        </w:rPr>
+        <w:t xml:space="preserve">%. “Hence the less the unit of measurement (here a </w:t>
       </w:r>
       <w:r>
         <w:rPr>
           <w:rFonts w:ascii="Century" w:hAnsi="Century"/>
         </w:rPr>
         <w:lastRenderedPageBreak/>
-        <w:t xml:space="preserve">total money absorbed as means for circulation is known by its equivalence to the total sum of the prices of all the commodities in circulation. We can also raise the following interrogate: How much gold is being absorbed by the circulation of money? As, its answer should be different from the response of the next one: How much gold is being expressed ideally by the sum of total prices of </w:t>
-      </w:r>
-      <w:proofErr w:type="gramStart"/>
-      <w:r>
-        <w:rPr>
-          <w:rFonts w:ascii="Century" w:hAnsi="Century"/>
-        </w:rPr>
-        <w:t>the commodities</w:t>
-      </w:r>
-      <w:proofErr w:type="gramEnd"/>
-      <w:r>
-        <w:rPr>
-          <w:rFonts w:ascii="Century" w:hAnsi="Century"/>
-        </w:rPr>
-        <w:t xml:space="preserve"> circulating? The total sum of the prices of the commodities in circulation </w:t>
+        <w:t>quantity of gold) is subject to variation, the better the standard of price fulfils its office. But gold can serve as a measure of value only because it is itself a product of labour, and therefore potentially variable in-value” %%[[KV1C3P192L20</w:t>
+      </w:r>
+      <w:proofErr w:type="gramStart"/>
+      <w:r>
+        <w:rPr>
+          <w:rFonts w:ascii="Century" w:hAnsi="Century"/>
+        </w:rPr>
+        <w:t>]]%</w:t>
+      </w:r>
+      <w:proofErr w:type="gramEnd"/>
+      <w:r>
+        <w:rPr>
+          <w:rFonts w:ascii="Century" w:hAnsi="Century"/>
+        </w:rPr>
+        <w:t xml:space="preserve">%. Gold is still nowadays a fixed measure of the price-form, the exponential upward in its price is non-related with its value variation in its production process or variable composition of capital -as Marx will specify later. As the productivity of labour in mining reduced the variability of the amount of labour embodied in gold production its variation </w:t>
       </w:r>
       <w:proofErr w:type="spellStart"/>
       <w:r>
         <w:rPr>
           <w:rFonts w:ascii="Century" w:hAnsi="Century"/>
         </w:rPr>
-        <w:t>blass</w:t>
+        <w:t>becames</w:t>
       </w:r>
       <w:proofErr w:type="spellEnd"/>
       <w:r>
         <w:rPr>
           <w:rFonts w:ascii="Century" w:hAnsi="Century"/>
         </w:rPr>
-        <w:t xml:space="preserve"> the average of the velocity of circulation (measured as the number of times the same piece of money turns-over within a given </w:t>
-      </w:r>
-      <w:proofErr w:type="gramStart"/>
-      <w:r>
-        <w:rPr>
-          <w:rFonts w:ascii="Century" w:hAnsi="Century"/>
-        </w:rPr>
-        <w:t>period %%[</w:t>
-      </w:r>
-      <w:proofErr w:type="gramEnd"/>
-      <w:r>
-        <w:rPr>
-          <w:rFonts w:ascii="Century" w:hAnsi="Century"/>
-        </w:rPr>
-        <w:t>[KV1C3P216L2</w:t>
+        <w:t xml:space="preserve"> reduced, diluting its function of gold as a measure of value, in comparison to the U.S. Dollar as the money-form or price. Nevertheless, gold diminish its variation as unit of measurement as a fixed </w:t>
+      </w:r>
+      <w:proofErr w:type="spellStart"/>
+      <w:r>
+        <w:rPr>
+          <w:rFonts w:ascii="Century" w:hAnsi="Century"/>
+        </w:rPr>
+        <w:t>aliquote</w:t>
+      </w:r>
+      <w:proofErr w:type="spellEnd"/>
+      <w:r>
+        <w:rPr>
+          <w:rFonts w:ascii="Century" w:hAnsi="Century"/>
+        </w:rPr>
+        <w:t xml:space="preserve"> part of the standard of price, but that stability is contradicted by the volatility of the U.S. Dollar and of the U.S. Dollar price of gold reserves. The function of money as means for circulation resulted from the inherent contradiction between the elementary form of use value and its exchange-value, resolved by the creation of a new form of value which is the money-form (M) of exchange-value, mediating the exchange of commodities (C-</w:t>
+      </w:r>
+      <w:proofErr w:type="gramStart"/>
+      <w:r>
+        <w:rPr>
+          <w:rFonts w:ascii="Century" w:hAnsi="Century"/>
+        </w:rPr>
+        <w:t>C) %</w:t>
+      </w:r>
+      <w:proofErr w:type="gramEnd"/>
+      <w:r>
+        <w:rPr>
+          <w:rFonts w:ascii="Century" w:hAnsi="Century"/>
+        </w:rPr>
+        <w:t>%[[KV1C3P198L16</w:t>
       </w:r>
       <w:proofErr w:type="gramStart"/>
       <w:r>
@@ -2085,7 +2662,7 @@
         <w:rPr>
           <w:rFonts w:ascii="Century" w:hAnsi="Century"/>
         </w:rPr>
-        <w:t xml:space="preserve">%), determine the price of the quantity of money or the price of the money-commodity which is gold as means of circulation. </w:t>
+        <w:t xml:space="preserve">%. </w:t>
       </w:r>
     </w:p>
     <w:p>
@@ -2099,21 +2676,35 @@
         <w:rPr>
           <w:rFonts w:ascii="Century" w:hAnsi="Century"/>
         </w:rPr>
-        <w:t>Gold, indeed, is the medium of circulation and measure of value as the money-</w:t>
-      </w:r>
-      <w:proofErr w:type="gramStart"/>
-      <w:r>
-        <w:rPr>
-          <w:rFonts w:ascii="Century" w:hAnsi="Century"/>
-        </w:rPr>
-        <w:t>commodity, “</w:t>
-      </w:r>
-      <w:proofErr w:type="gramEnd"/>
-      <w:r>
-        <w:rPr>
-          <w:rFonts w:ascii="Century" w:hAnsi="Century"/>
-        </w:rPr>
-        <w:t>either in its own body or through a representative, is money. Gold (or silver) is therefore money” %%[[KV1C3P225L28</w:t>
+        <w:t xml:space="preserve">The final instance of the exchange of commodities mediated by </w:t>
+      </w:r>
+      <w:proofErr w:type="gramStart"/>
+      <w:r>
+        <w:rPr>
+          <w:rFonts w:ascii="Century" w:hAnsi="Century"/>
+        </w:rPr>
+        <w:t>money,</w:t>
+      </w:r>
+      <w:proofErr w:type="gramEnd"/>
+      <w:r>
+        <w:rPr>
+          <w:rFonts w:ascii="Century" w:hAnsi="Century"/>
+        </w:rPr>
+        <w:t xml:space="preserve"> allows the consumption of a use-value, only after its purchase (C-M-C). Introducing the commodities in a circulation </w:t>
+      </w:r>
+      <w:proofErr w:type="gramStart"/>
+      <w:r>
+        <w:rPr>
+          <w:rFonts w:ascii="Century" w:hAnsi="Century"/>
+        </w:rPr>
+        <w:t>process %%[</w:t>
+      </w:r>
+      <w:proofErr w:type="gramEnd"/>
+      <w:r>
+        <w:rPr>
+          <w:rFonts w:ascii="Century" w:hAnsi="Century"/>
+        </w:rPr>
+        <w:t>[KV1C3P198L29</w:t>
       </w:r>
       <w:proofErr w:type="gramStart"/>
       <w:r>
@@ -2127,35 +2718,21 @@
         <w:rPr>
           <w:rFonts w:ascii="Century" w:hAnsi="Century"/>
         </w:rPr>
-        <w:t xml:space="preserve">%. It is because gold is a </w:t>
-      </w:r>
-      <w:proofErr w:type="gramStart"/>
-      <w:r>
-        <w:rPr>
-          <w:rFonts w:ascii="Century" w:hAnsi="Century"/>
-        </w:rPr>
-        <w:t>commodity,</w:t>
-      </w:r>
-      <w:proofErr w:type="gramEnd"/>
-      <w:r>
-        <w:rPr>
-          <w:rFonts w:ascii="Century" w:hAnsi="Century"/>
-        </w:rPr>
-        <w:t xml:space="preserve"> that has </w:t>
-      </w:r>
-      <w:proofErr w:type="gramStart"/>
-      <w:r>
-        <w:rPr>
-          <w:rFonts w:ascii="Century" w:hAnsi="Century"/>
-        </w:rPr>
-        <w:t>value, and</w:t>
-      </w:r>
-      <w:proofErr w:type="gramEnd"/>
-      <w:r>
-        <w:rPr>
-          <w:rFonts w:ascii="Century" w:hAnsi="Century"/>
-        </w:rPr>
-        <w:t xml:space="preserve"> can function as standard of price. So, only if paper money represents gold is a symbol of value. %%[[KV1C3P227L24</w:t>
+        <w:t xml:space="preserve">%. The metamorphosis of commodities is a double process expressing, first the inherent contradiction in the commodity form, between use-value and exchange-value. And an external contradiction between the commodities and money, expressing the use-value that are commodities while representing its exchange-value in price, while the money-commodity gold appears as the materialization of </w:t>
+      </w:r>
+      <w:proofErr w:type="gramStart"/>
+      <w:r>
+        <w:rPr>
+          <w:rFonts w:ascii="Century" w:hAnsi="Century"/>
+        </w:rPr>
+        <w:t>value %%[</w:t>
+      </w:r>
+      <w:proofErr w:type="gramEnd"/>
+      <w:r>
+        <w:rPr>
+          <w:rFonts w:ascii="Century" w:hAnsi="Century"/>
+        </w:rPr>
+        <w:t>[KV1C3P199L16</w:t>
       </w:r>
       <w:proofErr w:type="gramStart"/>
       <w:r>
@@ -2169,35 +2746,112 @@
         <w:rPr>
           <w:rFonts w:ascii="Century" w:hAnsi="Century"/>
         </w:rPr>
-        <w:t xml:space="preserve">% Gold is accumulated first as a result of the exchange of surplus-product converted into money, so hoarded in its money-commodity form (gold, silver, and cooper mainly), expressing the “superfluity or wealth” in money form of value, which </w:t>
+        <w:t xml:space="preserve">%. </w:t>
       </w:r>
       <w:proofErr w:type="spellStart"/>
       <w:r>
         <w:rPr>
           <w:rFonts w:ascii="Century" w:hAnsi="Century"/>
         </w:rPr>
-        <w:t>becames</w:t>
+        <w:t>Neverthless</w:t>
       </w:r>
       <w:proofErr w:type="spellEnd"/>
       <w:r>
         <w:rPr>
           <w:rFonts w:ascii="Century" w:hAnsi="Century"/>
         </w:rPr>
-        <w:t xml:space="preserve"> real wealth or real capital: %%[[GNBIVP459L13]]%% as the money-commodity separated from the total circulating capital. While still being present in the backstage of capital reproduction, consuming an </w:t>
+        <w:t xml:space="preserve">, gold is not money, </w:t>
+      </w:r>
+      <w:proofErr w:type="gramStart"/>
+      <w:r>
+        <w:rPr>
+          <w:rFonts w:ascii="Century" w:hAnsi="Century"/>
+        </w:rPr>
+        <w:t>is</w:t>
+      </w:r>
+      <w:proofErr w:type="gramEnd"/>
+      <w:r>
+        <w:rPr>
+          <w:rFonts w:ascii="Century" w:hAnsi="Century"/>
+        </w:rPr>
+        <w:t xml:space="preserve"> the money-commodity. All the other commodities relates with gold as the </w:t>
+      </w:r>
+      <w:proofErr w:type="gramStart"/>
+      <w:r>
+        <w:rPr>
+          <w:rFonts w:ascii="Century" w:hAnsi="Century"/>
+        </w:rPr>
+        <w:t>mean</w:t>
+      </w:r>
+      <w:proofErr w:type="gramEnd"/>
+      <w:r>
+        <w:rPr>
+          <w:rFonts w:ascii="Century" w:hAnsi="Century"/>
+        </w:rPr>
+        <w:t xml:space="preserve"> to express its money-form of value, in price %%[[KV1C3P199L10</w:t>
+      </w:r>
+      <w:proofErr w:type="gramStart"/>
+      <w:r>
+        <w:rPr>
+          <w:rFonts w:ascii="Century" w:hAnsi="Century"/>
+        </w:rPr>
+        <w:t>]]%</w:t>
+      </w:r>
+      <w:proofErr w:type="gramEnd"/>
+      <w:r>
+        <w:rPr>
+          <w:rFonts w:ascii="Century" w:hAnsi="Century"/>
+        </w:rPr>
+        <w:t xml:space="preserve">%. Price is the money-name of an assumed quantity of </w:t>
+      </w:r>
+      <w:r>
+        <w:rPr>
+          <w:rFonts w:ascii="Century" w:hAnsi="Century"/>
+        </w:rPr>
+        <w:lastRenderedPageBreak/>
+        <w:t xml:space="preserve">socially </w:t>
       </w:r>
       <w:proofErr w:type="spellStart"/>
       <w:r>
         <w:rPr>
           <w:rFonts w:ascii="Century" w:hAnsi="Century"/>
         </w:rPr>
-        <w:t>aliquote</w:t>
+        <w:t>neccesary</w:t>
       </w:r>
       <w:proofErr w:type="spellEnd"/>
       <w:r>
         <w:rPr>
           <w:rFonts w:ascii="Century" w:hAnsi="Century"/>
         </w:rPr>
-        <w:t xml:space="preserve"> part of every value by each circulation turn-over. </w:t>
+        <w:t xml:space="preserve"> labour objectified in it, as exchange-value of the total of real embodiments of its utility measured by an imaginary quantity of gold represented in the money-form which becomes, price. </w:t>
+      </w:r>
+      <w:proofErr w:type="gramStart"/>
+      <w:r>
+        <w:rPr>
+          <w:rFonts w:ascii="Century" w:hAnsi="Century"/>
+        </w:rPr>
+        <w:t>%%[</w:t>
+      </w:r>
+      <w:proofErr w:type="gramEnd"/>
+      <w:r>
+        <w:rPr>
+          <w:rFonts w:ascii="Century" w:hAnsi="Century"/>
+        </w:rPr>
+        <w:t>[KV1C3P202L1</w:t>
+      </w:r>
+      <w:proofErr w:type="gramStart"/>
+      <w:r>
+        <w:rPr>
+          <w:rFonts w:ascii="Century" w:hAnsi="Century"/>
+        </w:rPr>
+        <w:t>]]%</w:t>
+      </w:r>
+      <w:proofErr w:type="gramEnd"/>
+      <w:r>
+        <w:rPr>
+          <w:rFonts w:ascii="Century" w:hAnsi="Century"/>
+        </w:rPr>
+        <w:t xml:space="preserve">% </w:t>
       </w:r>
     </w:p>
     <w:p>
@@ -2211,42 +2865,91 @@
         <w:rPr>
           <w:rFonts w:ascii="Century" w:hAnsi="Century"/>
         </w:rPr>
-        <w:t xml:space="preserve">Gold hoarding developed in the separation of the money-commodity from circulation. It’s separated from the circulating capital, finance capital, productive capital, as means of circulation. It is real capital as soon as it is present in its money-commodity form in every purchase/sale without being the means of payment or the measure value of price. Accumulating an aliquot part of each exchange-value circulated, because gold is the elementary form of the </w:t>
-      </w:r>
-      <w:r>
-        <w:rPr>
-          <w:rFonts w:ascii="Century" w:hAnsi="Century"/>
-        </w:rPr>
-        <w:lastRenderedPageBreak/>
-        <w:t xml:space="preserve">standard of price from which the monetized-form of value divorced from as </w:t>
-      </w:r>
-      <w:proofErr w:type="gramStart"/>
-      <w:r>
-        <w:rPr>
-          <w:rFonts w:ascii="Century" w:hAnsi="Century"/>
-        </w:rPr>
-        <w:t>mean</w:t>
-      </w:r>
-      <w:proofErr w:type="gramEnd"/>
-      <w:r>
-        <w:rPr>
-          <w:rFonts w:ascii="Century" w:hAnsi="Century"/>
-        </w:rPr>
-        <w:t xml:space="preserve"> of payment </w:t>
+        <w:t xml:space="preserve">“But what is the commodity exchanged for? For the universal shape assumed by its own value. And what is the gold exchanged for? For a particular form of its own use-value”. </w:t>
+      </w:r>
+      <w:proofErr w:type="gramStart"/>
+      <w:r>
+        <w:rPr>
+          <w:rFonts w:ascii="Century" w:hAnsi="Century"/>
+        </w:rPr>
+        <w:t>%%[</w:t>
+      </w:r>
+      <w:proofErr w:type="gramEnd"/>
+      <w:r>
+        <w:rPr>
+          <w:rFonts w:ascii="Century" w:hAnsi="Century"/>
+        </w:rPr>
+        <w:t>[KV1C3P203L17</w:t>
+      </w:r>
+      <w:proofErr w:type="gramStart"/>
+      <w:r>
+        <w:rPr>
+          <w:rFonts w:ascii="Century" w:hAnsi="Century"/>
+        </w:rPr>
+        <w:t>]]%</w:t>
+      </w:r>
+      <w:proofErr w:type="gramEnd"/>
+      <w:r>
+        <w:rPr>
+          <w:rFonts w:ascii="Century" w:hAnsi="Century"/>
+        </w:rPr>
+        <w:t xml:space="preserve">% The particular use-value form of gold, which Marx is referring to above, is the standard of price. Which is a fixed weight of gold (i.e. an ounce of gold) operating as the unit of expression shared by their comparable magnitudes of </w:t>
+      </w:r>
+      <w:proofErr w:type="gramStart"/>
+      <w:r>
+        <w:rPr>
+          <w:rFonts w:ascii="Century" w:hAnsi="Century"/>
+        </w:rPr>
+        <w:t>price.%</w:t>
+      </w:r>
+      <w:proofErr w:type="gramEnd"/>
+      <w:r>
+        <w:rPr>
+          <w:rFonts w:ascii="Century" w:hAnsi="Century"/>
+        </w:rPr>
+        <w:t xml:space="preserve">%[[KV1C3P192L5]]%% Therefore in “[t]he process of circulation, therefore, unlike the direct exchange of products, does not disappear from view once the use-values have changed places and changed hands. The money does not vanish when it finally drops out of the series of metamorphoses undergone by a commodity. It always leaves behind a precipitate at a point in the arena of circulation vacated by the commodities. Circulation [of commodities] sweats money from every pore”. </w:t>
+      </w:r>
+      <w:proofErr w:type="gramStart"/>
+      <w:r>
+        <w:rPr>
+          <w:rFonts w:ascii="Century" w:hAnsi="Century"/>
+        </w:rPr>
+        <w:t>%%[</w:t>
+      </w:r>
+      <w:proofErr w:type="gramEnd"/>
+      <w:r>
+        <w:rPr>
+          <w:rFonts w:ascii="Century" w:hAnsi="Century"/>
+        </w:rPr>
+        <w:t>[KV1C3P208L4</w:t>
+      </w:r>
+      <w:proofErr w:type="gramStart"/>
+      <w:r>
+        <w:rPr>
+          <w:rFonts w:ascii="Century" w:hAnsi="Century"/>
+        </w:rPr>
+        <w:t>]]%</w:t>
+      </w:r>
+      <w:proofErr w:type="gramEnd"/>
+      <w:r>
+        <w:rPr>
+          <w:rFonts w:ascii="Century" w:hAnsi="Century"/>
+        </w:rPr>
+        <w:t xml:space="preserve">% The circulation of money, on the other hands, is determined by the circulation of </w:t>
       </w:r>
       <w:proofErr w:type="spellStart"/>
       <w:r>
         <w:rPr>
           <w:rFonts w:ascii="Century" w:hAnsi="Century"/>
         </w:rPr>
-        <w:t>reducted</w:t>
+        <w:t>commmodities</w:t>
       </w:r>
       <w:proofErr w:type="spellEnd"/>
       <w:r>
         <w:rPr>
           <w:rFonts w:ascii="Century" w:hAnsi="Century"/>
         </w:rPr>
-        <w:t xml:space="preserve"> to mere paper-money. </w:t>
+        <w:t xml:space="preserve">, the circuit C-M-C always implicate the constant removal of money (M) from the commodity-owner in its first metamorphosis (C-M) to the other commodity-owner (M-C). </w:t>
       </w:r>
     </w:p>
     <w:p>
@@ -2260,35 +2963,84 @@
         <w:rPr>
           <w:rFonts w:ascii="Century" w:hAnsi="Century"/>
         </w:rPr>
-        <w:t xml:space="preserve">Real capital hoarded, while separated from circulation as a means of payment, is still being present at the backstage of capital reproduction. Consuming an </w:t>
+        <w:t xml:space="preserve">By this second metamorphosis money </w:t>
       </w:r>
       <w:proofErr w:type="spellStart"/>
       <w:r>
         <w:rPr>
           <w:rFonts w:ascii="Century" w:hAnsi="Century"/>
         </w:rPr>
-        <w:t>aliquote</w:t>
+        <w:t>becames</w:t>
       </w:r>
       <w:proofErr w:type="spellEnd"/>
       <w:r>
         <w:rPr>
           <w:rFonts w:ascii="Century" w:hAnsi="Century"/>
         </w:rPr>
-        <w:t xml:space="preserve"> part of the total surplus value produced with its realization in money </w:t>
+        <w:t xml:space="preserve"> a means of purchase, always in the hands of the buyer, so the commodity is </w:t>
       </w:r>
       <w:proofErr w:type="spellStart"/>
       <w:r>
         <w:rPr>
           <w:rFonts w:ascii="Century" w:hAnsi="Century"/>
         </w:rPr>
-        <w:t>form</w:t>
+        <w:t>transfered</w:t>
       </w:r>
       <w:proofErr w:type="spellEnd"/>
       <w:r>
         <w:rPr>
           <w:rFonts w:ascii="Century" w:hAnsi="Century"/>
         </w:rPr>
-        <w:t xml:space="preserve"> equal to the total price of the commodities sold by each circulation turn-over time, which corresponds to a proportion of the non-circulating surplus-capital which is not distributed among capitalists as it is the elementary form of physical presence of the universal exchange value represented by money: gold, the money-commodity. </w:t>
+        <w:t xml:space="preserve"> from the hands of the seller to the buyer’s one, while removes the money from the hands of the buyer </w:t>
+      </w:r>
+      <w:proofErr w:type="spellStart"/>
+      <w:r>
+        <w:rPr>
+          <w:rFonts w:ascii="Century" w:hAnsi="Century"/>
+        </w:rPr>
+        <w:t>puting</w:t>
+      </w:r>
+      <w:proofErr w:type="spellEnd"/>
+      <w:r>
+        <w:rPr>
+          <w:rFonts w:ascii="Century" w:hAnsi="Century"/>
+        </w:rPr>
+        <w:t xml:space="preserve"> it in the sellers’ one. %%[[KV1C3P210L18]][[KV1C3P210L26]][[KV1C3P211L10]][[KV1C3P213L1]]%% “With this, the continuity of the movement depends entirely on the money, and the same movement which, for the commodity, </w:t>
+      </w:r>
+      <w:proofErr w:type="spellStart"/>
+      <w:r>
+        <w:rPr>
+          <w:rFonts w:ascii="Century" w:hAnsi="Century"/>
+        </w:rPr>
+        <w:t>inÂÂ­cludes</w:t>
+      </w:r>
+      <w:proofErr w:type="spellEnd"/>
+      <w:r>
+        <w:rPr>
+          <w:rFonts w:ascii="Century" w:hAnsi="Century"/>
+        </w:rPr>
+        <w:t xml:space="preserve"> two opposed processes, is, when considered as the movement of the money, always one and the same process, a constant change of places with commodities which are always different” %%[[KV1C3P211L21]]%%. The circuit of money is the </w:t>
+      </w:r>
+      <w:r>
+        <w:rPr>
+          <w:rFonts w:ascii="Century" w:hAnsi="Century"/>
+        </w:rPr>
+        <w:lastRenderedPageBreak/>
+        <w:t>expression of the circuit of commodities. So, Marx raised the question about how much money is being absorbed by the circulation of commodities? %%[[KV1C3P213L3</w:t>
+      </w:r>
+      <w:proofErr w:type="gramStart"/>
+      <w:r>
+        <w:rPr>
+          <w:rFonts w:ascii="Century" w:hAnsi="Century"/>
+        </w:rPr>
+        <w:t>]][</w:t>
+      </w:r>
+      <w:proofErr w:type="gramEnd"/>
+      <w:r>
+        <w:rPr>
+          <w:rFonts w:ascii="Century" w:hAnsi="Century"/>
+        </w:rPr>
+        <w:t xml:space="preserve">[KV1C3P216L2]][[KV1C3P216L30]]%%. Introducing circulation time as a determinant of the ratio between the velocity of the circulation of commodities and the velocity of circulation of money. </w:t>
       </w:r>
     </w:p>
     <w:p>
@@ -2302,49 +3054,91 @@
         <w:rPr>
           <w:rFonts w:ascii="Century" w:hAnsi="Century"/>
         </w:rPr>
-        <w:t xml:space="preserve">With the realization of every commodity in its money-form, an </w:t>
+        <w:t xml:space="preserve">So, if the total quantity of money circulating, is determined by the total sum of prices of all commodities in </w:t>
+      </w:r>
+      <w:proofErr w:type="gramStart"/>
+      <w:r>
+        <w:rPr>
+          <w:rFonts w:ascii="Century" w:hAnsi="Century"/>
+        </w:rPr>
+        <w:t>circulation %%[</w:t>
+      </w:r>
+      <w:proofErr w:type="gramEnd"/>
+      <w:r>
+        <w:rPr>
+          <w:rFonts w:ascii="Century" w:hAnsi="Century"/>
+        </w:rPr>
+        <w:t>[KV1C3P213L17</w:t>
+      </w:r>
+      <w:proofErr w:type="gramStart"/>
+      <w:r>
+        <w:rPr>
+          <w:rFonts w:ascii="Century" w:hAnsi="Century"/>
+        </w:rPr>
+        <w:t>]]%</w:t>
+      </w:r>
+      <w:proofErr w:type="gramEnd"/>
+      <w:r>
+        <w:rPr>
+          <w:rFonts w:ascii="Century" w:hAnsi="Century"/>
+        </w:rPr>
+        <w:t xml:space="preserve">%; then, the circulation of the money-commodity (gold) is the expression of the total price of the commodities which exchange was mediated by money. As the quantity of total money absorbed as means for circulation is known by its equivalence to the total sum of the prices of all the commodities in circulation. We can also raise the following interrogate: How much gold is being absorbed by the circulation of money? As, its answer should be different from the response of the next one: How much gold is being expressed ideally by the sum of total prices of </w:t>
+      </w:r>
+      <w:proofErr w:type="gramStart"/>
+      <w:r>
+        <w:rPr>
+          <w:rFonts w:ascii="Century" w:hAnsi="Century"/>
+        </w:rPr>
+        <w:t>the commodities</w:t>
+      </w:r>
+      <w:proofErr w:type="gramEnd"/>
+      <w:r>
+        <w:rPr>
+          <w:rFonts w:ascii="Century" w:hAnsi="Century"/>
+        </w:rPr>
+        <w:t xml:space="preserve"> circulating? The total sum of the prices of the commodities in circulation </w:t>
       </w:r>
       <w:proofErr w:type="spellStart"/>
       <w:r>
         <w:rPr>
           <w:rFonts w:ascii="Century" w:hAnsi="Century"/>
         </w:rPr>
-        <w:t>aliquote</w:t>
+        <w:t>blass</w:t>
       </w:r>
       <w:proofErr w:type="spellEnd"/>
       <w:r>
         <w:rPr>
           <w:rFonts w:ascii="Century" w:hAnsi="Century"/>
         </w:rPr>
-        <w:t xml:space="preserve"> part of the profit of enterprise, already </w:t>
-      </w:r>
-      <w:proofErr w:type="spellStart"/>
-      <w:r>
-        <w:rPr>
-          <w:rFonts w:ascii="Century" w:hAnsi="Century"/>
-        </w:rPr>
-        <w:t>disccounted</w:t>
-      </w:r>
-      <w:proofErr w:type="spellEnd"/>
-      <w:r>
-        <w:rPr>
-          <w:rFonts w:ascii="Century" w:hAnsi="Century"/>
-        </w:rPr>
-        <w:t xml:space="preserve"> rent and interest, as the gold form of money-commodity already eluded its use as circulating capital or means of payment. itself with the circulation of money and the circulation of commodities left an </w:t>
-      </w:r>
-      <w:proofErr w:type="spellStart"/>
-      <w:r>
-        <w:rPr>
-          <w:rFonts w:ascii="Century" w:hAnsi="Century"/>
-        </w:rPr>
-        <w:t>aliquote</w:t>
-      </w:r>
-      <w:proofErr w:type="spellEnd"/>
-      <w:r>
-        <w:rPr>
-          <w:rFonts w:ascii="Century" w:hAnsi="Century"/>
-        </w:rPr>
-        <w:t xml:space="preserve"> part of value into the money-commodity which is historically and not by choice: gold. Without the circulation of money and commodities entangled by the circuit of capital reproduction, the valorization of gold as the money-commodity is interrupted. </w:t>
+        <w:t xml:space="preserve"> the average of the velocity of circulation (measured as the number of times the same piece of money turns-over within a given </w:t>
+      </w:r>
+      <w:proofErr w:type="gramStart"/>
+      <w:r>
+        <w:rPr>
+          <w:rFonts w:ascii="Century" w:hAnsi="Century"/>
+        </w:rPr>
+        <w:t>period %%[</w:t>
+      </w:r>
+      <w:proofErr w:type="gramEnd"/>
+      <w:r>
+        <w:rPr>
+          <w:rFonts w:ascii="Century" w:hAnsi="Century"/>
+        </w:rPr>
+        <w:t>[KV1C3P216L2</w:t>
+      </w:r>
+      <w:proofErr w:type="gramStart"/>
+      <w:r>
+        <w:rPr>
+          <w:rFonts w:ascii="Century" w:hAnsi="Century"/>
+        </w:rPr>
+        <w:t>]]%</w:t>
+      </w:r>
+      <w:proofErr w:type="gramEnd"/>
+      <w:r>
+        <w:rPr>
+          <w:rFonts w:ascii="Century" w:hAnsi="Century"/>
+        </w:rPr>
+        <w:t xml:space="preserve">%), determine the price of the quantity of money or the price of the money-commodity which is gold as means of circulation. </w:t>
       </w:r>
     </w:p>
     <w:p>
@@ -2358,7 +3152,112 @@
         <w:rPr>
           <w:rFonts w:ascii="Century" w:hAnsi="Century"/>
         </w:rPr>
-        <w:t xml:space="preserve">Indeed, the rise in the productivity of labor in gold production changed the quantity of the standard of value measure of money that is being produced by an equivalent abstract quantity of labor, while the price of gold growth exponentially as it is hoarded in its money-commodity form of value by the international finance state capitalists in reserves funds. As the circulation of the commodities and their transubstantiation into money are by their exchange scale, the chance of social accident by which the circuit M-C-M’ is being obstructed, mediate between the necessary conversion of commodities into money, correspondent to the process of transformation of surplus-value into profit. </w:t>
+        <w:t>Gold, indeed, is the medium of circulation and measure of value as the money-</w:t>
+      </w:r>
+      <w:proofErr w:type="gramStart"/>
+      <w:r>
+        <w:rPr>
+          <w:rFonts w:ascii="Century" w:hAnsi="Century"/>
+        </w:rPr>
+        <w:t>commodity, “</w:t>
+      </w:r>
+      <w:proofErr w:type="gramEnd"/>
+      <w:r>
+        <w:rPr>
+          <w:rFonts w:ascii="Century" w:hAnsi="Century"/>
+        </w:rPr>
+        <w:t>either in its own body or through a representative, is money. Gold (or silver) is therefore money” %%[[KV1C3P225L28</w:t>
+      </w:r>
+      <w:proofErr w:type="gramStart"/>
+      <w:r>
+        <w:rPr>
+          <w:rFonts w:ascii="Century" w:hAnsi="Century"/>
+        </w:rPr>
+        <w:t>]]%</w:t>
+      </w:r>
+      <w:proofErr w:type="gramEnd"/>
+      <w:r>
+        <w:rPr>
+          <w:rFonts w:ascii="Century" w:hAnsi="Century"/>
+        </w:rPr>
+        <w:t xml:space="preserve">%. It is because gold is a </w:t>
+      </w:r>
+      <w:proofErr w:type="gramStart"/>
+      <w:r>
+        <w:rPr>
+          <w:rFonts w:ascii="Century" w:hAnsi="Century"/>
+        </w:rPr>
+        <w:t>commodity,</w:t>
+      </w:r>
+      <w:proofErr w:type="gramEnd"/>
+      <w:r>
+        <w:rPr>
+          <w:rFonts w:ascii="Century" w:hAnsi="Century"/>
+        </w:rPr>
+        <w:t xml:space="preserve"> that has </w:t>
+      </w:r>
+      <w:proofErr w:type="gramStart"/>
+      <w:r>
+        <w:rPr>
+          <w:rFonts w:ascii="Century" w:hAnsi="Century"/>
+        </w:rPr>
+        <w:t>value, and</w:t>
+      </w:r>
+      <w:proofErr w:type="gramEnd"/>
+      <w:r>
+        <w:rPr>
+          <w:rFonts w:ascii="Century" w:hAnsi="Century"/>
+        </w:rPr>
+        <w:t xml:space="preserve"> can function as standard of price. So, only if paper money represents gold is a symbol of value. %%[[KV1C3P227L24</w:t>
+      </w:r>
+      <w:proofErr w:type="gramStart"/>
+      <w:r>
+        <w:rPr>
+          <w:rFonts w:ascii="Century" w:hAnsi="Century"/>
+        </w:rPr>
+        <w:t>]]%</w:t>
+      </w:r>
+      <w:proofErr w:type="gramEnd"/>
+      <w:r>
+        <w:rPr>
+          <w:rFonts w:ascii="Century" w:hAnsi="Century"/>
+        </w:rPr>
+        <w:t xml:space="preserve">% Gold is accumulated first as a result of the exchange of surplus-product converted into money, so hoarded in its money-commodity form (gold, silver, and cooper mainly), expressing the “superfluity or wealth” in money form of value, which </w:t>
+      </w:r>
+      <w:proofErr w:type="spellStart"/>
+      <w:r>
+        <w:rPr>
+          <w:rFonts w:ascii="Century" w:hAnsi="Century"/>
+        </w:rPr>
+        <w:t>becames</w:t>
+      </w:r>
+      <w:proofErr w:type="spellEnd"/>
+      <w:r>
+        <w:rPr>
+          <w:rFonts w:ascii="Century" w:hAnsi="Century"/>
+        </w:rPr>
+        <w:t xml:space="preserve"> real wealth or real capital: %%[[GNBIVP459L13]]%% as </w:t>
+      </w:r>
+      <w:r>
+        <w:rPr>
+          <w:rFonts w:ascii="Century" w:hAnsi="Century"/>
+        </w:rPr>
+        <w:lastRenderedPageBreak/>
+        <w:t xml:space="preserve">the money-commodity separated from the total circulating capital. While still being present in the backstage of capital reproduction, consuming an </w:t>
+      </w:r>
+      <w:proofErr w:type="spellStart"/>
+      <w:r>
+        <w:rPr>
+          <w:rFonts w:ascii="Century" w:hAnsi="Century"/>
+        </w:rPr>
+        <w:t>aliquote</w:t>
+      </w:r>
+      <w:proofErr w:type="spellEnd"/>
+      <w:r>
+        <w:rPr>
+          <w:rFonts w:ascii="Century" w:hAnsi="Century"/>
+        </w:rPr>
+        <w:t xml:space="preserve"> part of every value by each circulation turn-over. </w:t>
       </w:r>
     </w:p>
     <w:p>
@@ -2372,22 +3271,35 @@
         <w:rPr>
           <w:rFonts w:ascii="Century" w:hAnsi="Century"/>
         </w:rPr>
-        <w:lastRenderedPageBreak/>
-        <w:t>Is it not in the transition forms in which we should pay attention? What is to be done? Historically, the exchange process produced the accumulation of gold as a universal equivalent commodity which became money-commodity. At the same pace the production of gold reaches the circulation process, “gold […], in its crude state, becomes immediately, on its emergence from the bowels of the earth, the direct incarnation of all human labour” %%[[KV1C2P187L18</w:t>
-      </w:r>
-      <w:proofErr w:type="gramStart"/>
-      <w:r>
-        <w:rPr>
-          <w:rFonts w:ascii="Century" w:hAnsi="Century"/>
-        </w:rPr>
-        <w:t>]]%</w:t>
-      </w:r>
-      <w:proofErr w:type="gramEnd"/>
-      <w:r>
-        <w:rPr>
-          <w:rFonts w:ascii="Century" w:hAnsi="Century"/>
-        </w:rPr>
-        <w:t xml:space="preserve">%. </w:t>
+        <w:t xml:space="preserve">Gold hoarding developed in the separation of the money-commodity from circulation. It’s separated from the circulating capital, finance capital, productive capital, as means of circulation. It is real capital as soon as it is present in its money-commodity form in every purchase/sale without being the means of payment or the measure value of price. Accumulating an aliquot part of each exchange-value circulated, because gold is the elementary form of the standard of price from which the monetized-form of value divorced from as </w:t>
+      </w:r>
+      <w:proofErr w:type="gramStart"/>
+      <w:r>
+        <w:rPr>
+          <w:rFonts w:ascii="Century" w:hAnsi="Century"/>
+        </w:rPr>
+        <w:t>mean</w:t>
+      </w:r>
+      <w:proofErr w:type="gramEnd"/>
+      <w:r>
+        <w:rPr>
+          <w:rFonts w:ascii="Century" w:hAnsi="Century"/>
+        </w:rPr>
+        <w:t xml:space="preserve"> of payment </w:t>
+      </w:r>
+      <w:proofErr w:type="spellStart"/>
+      <w:r>
+        <w:rPr>
+          <w:rFonts w:ascii="Century" w:hAnsi="Century"/>
+        </w:rPr>
+        <w:t>reducted</w:t>
+      </w:r>
+      <w:proofErr w:type="spellEnd"/>
+      <w:r>
+        <w:rPr>
+          <w:rFonts w:ascii="Century" w:hAnsi="Century"/>
+        </w:rPr>
+        <w:t xml:space="preserve"> to mere paper-money. </w:t>
       </w:r>
     </w:p>
     <w:p>
@@ -2401,7 +3313,35 @@
         <w:rPr>
           <w:rFonts w:ascii="Century" w:hAnsi="Century"/>
         </w:rPr>
-        <w:t xml:space="preserve">With the liberalization of gold price, since 1971, the total monetary system debased money from its elementary form. As if in that manner, the use-value of gold as the socially formed universally equivalent, would be suppressed, and replaced by certain specific currency (US Dollar), fixed by a hegemonic arrangement relying only on U.S. hegemony. </w:t>
+        <w:t xml:space="preserve">Real capital hoarded, while separated from circulation as a means of payment, is still being present at the backstage of capital reproduction. Consuming an </w:t>
+      </w:r>
+      <w:proofErr w:type="spellStart"/>
+      <w:r>
+        <w:rPr>
+          <w:rFonts w:ascii="Century" w:hAnsi="Century"/>
+        </w:rPr>
+        <w:t>aliquote</w:t>
+      </w:r>
+      <w:proofErr w:type="spellEnd"/>
+      <w:r>
+        <w:rPr>
+          <w:rFonts w:ascii="Century" w:hAnsi="Century"/>
+        </w:rPr>
+        <w:t xml:space="preserve"> part of the total surplus value produced with its realization in money </w:t>
+      </w:r>
+      <w:proofErr w:type="spellStart"/>
+      <w:r>
+        <w:rPr>
+          <w:rFonts w:ascii="Century" w:hAnsi="Century"/>
+        </w:rPr>
+        <w:t>form</w:t>
+      </w:r>
+      <w:proofErr w:type="spellEnd"/>
+      <w:r>
+        <w:rPr>
+          <w:rFonts w:ascii="Century" w:hAnsi="Century"/>
+        </w:rPr>
+        <w:t xml:space="preserve"> equal to the total price of the commodities sold by each circulation turn-over time, which corresponds to a proportion of the non-circulating surplus-capital which is not distributed among capitalists as it is the elementary form of physical presence of the universal exchange value represented by money: gold, the money-commodity. </w:t>
       </w:r>
     </w:p>
     <w:p>
@@ -2415,63 +3355,49 @@
         <w:rPr>
           <w:rFonts w:ascii="Century" w:hAnsi="Century"/>
         </w:rPr>
-        <w:t>The liberalization of the price of money from its standard of price expressed in a fixed weight of gold as the elementary value form of money-commodity, raised the price of gold exponentially as well as propel another gold rush. But, as gold didn’t lose completely its properties, its physical properties as standard of price, central and international banks hoard it with extended voracity, while at the same time state capitalism is benefiting from the exponential upward of the gold-commodity price effecting in the exchange value of its national reserve gold fund. Is the total sum of the different prices of the money-commodity circulating as world money expressing “the direct incarnation of all human labour” %%[[KV1C2P187L18</w:t>
-      </w:r>
-      <w:proofErr w:type="gramStart"/>
-      <w:r>
-        <w:rPr>
-          <w:rFonts w:ascii="Century" w:hAnsi="Century"/>
-        </w:rPr>
-        <w:t>]]%</w:t>
-      </w:r>
-      <w:proofErr w:type="gramEnd"/>
-      <w:r>
-        <w:rPr>
-          <w:rFonts w:ascii="Century" w:hAnsi="Century"/>
-        </w:rPr>
-        <w:t>% through the production of gold? Still considering gold production, the production of gold as a money-commodity, as the process on which the joint “social process of production in a purely atomistic way” %%[[KV1C2P187L20</w:t>
-      </w:r>
-      <w:proofErr w:type="gramStart"/>
-      <w:r>
-        <w:rPr>
-          <w:rFonts w:ascii="Century" w:hAnsi="Century"/>
-        </w:rPr>
-        <w:t>]]%</w:t>
-      </w:r>
-      <w:proofErr w:type="gramEnd"/>
-      <w:r>
-        <w:rPr>
-          <w:rFonts w:ascii="Century" w:hAnsi="Century"/>
-        </w:rPr>
-        <w:t>% “assume a material shape [the gold standard of price]. [W]</w:t>
+        <w:t xml:space="preserve">With the realization of every commodity in its money-form, an </w:t>
       </w:r>
       <w:proofErr w:type="spellStart"/>
       <w:r>
         <w:rPr>
           <w:rFonts w:ascii="Century" w:hAnsi="Century"/>
         </w:rPr>
-        <w:t>hich</w:t>
+        <w:t>aliquote</w:t>
       </w:r>
       <w:proofErr w:type="spellEnd"/>
       <w:r>
         <w:rPr>
           <w:rFonts w:ascii="Century" w:hAnsi="Century"/>
         </w:rPr>
-        <w:t xml:space="preserve"> [appropriation] is independent of their control and their conscious individual action” %%[[KV1C2P187L22</w:t>
-      </w:r>
-      <w:proofErr w:type="gramStart"/>
-      <w:r>
-        <w:rPr>
-          <w:rFonts w:ascii="Century" w:hAnsi="Century"/>
-        </w:rPr>
-        <w:t>]]%</w:t>
-      </w:r>
-      <w:proofErr w:type="gramEnd"/>
-      <w:r>
-        <w:rPr>
-          <w:rFonts w:ascii="Century" w:hAnsi="Century"/>
-        </w:rPr>
-        <w:t xml:space="preserve">%. </w:t>
+        <w:t xml:space="preserve"> part of the profit of enterprise, already </w:t>
+      </w:r>
+      <w:proofErr w:type="spellStart"/>
+      <w:r>
+        <w:rPr>
+          <w:rFonts w:ascii="Century" w:hAnsi="Century"/>
+        </w:rPr>
+        <w:t>disccounted</w:t>
+      </w:r>
+      <w:proofErr w:type="spellEnd"/>
+      <w:r>
+        <w:rPr>
+          <w:rFonts w:ascii="Century" w:hAnsi="Century"/>
+        </w:rPr>
+        <w:t xml:space="preserve"> rent and interest, as the gold form of money-commodity already eluded its use as circulating capital or means of payment. itself with the circulation of money and the circulation of commodities left an </w:t>
+      </w:r>
+      <w:proofErr w:type="spellStart"/>
+      <w:r>
+        <w:rPr>
+          <w:rFonts w:ascii="Century" w:hAnsi="Century"/>
+        </w:rPr>
+        <w:t>aliquote</w:t>
+      </w:r>
+      <w:proofErr w:type="spellEnd"/>
+      <w:r>
+        <w:rPr>
+          <w:rFonts w:ascii="Century" w:hAnsi="Century"/>
+        </w:rPr>
+        <w:t xml:space="preserve"> part of value into the money-commodity which is historically and not by choice: gold. Without the circulation of money and commodities entangled by the circuit of capital reproduction, the valorization of gold as the money-commodity is interrupted. </w:t>
       </w:r>
     </w:p>
     <w:p>
@@ -2485,14 +3411,141 @@
         <w:rPr>
           <w:rFonts w:ascii="Century" w:hAnsi="Century"/>
         </w:rPr>
-        <w:t xml:space="preserve">Really, we know that the appropriation of gold is dependent on our control of the territories, cursed and not blessed by productive mines. The antimining </w:t>
-      </w:r>
-      <w:r>
-        <w:rPr>
-          <w:rFonts w:ascii="Century" w:hAnsi="Century"/>
-        </w:rPr>
         <w:lastRenderedPageBreak/>
-        <w:t xml:space="preserve">struggles are in that sense, mediating between the chances and the social accidents which determine the realization of the accumulation of profits, produced by the exploitation of the total labour advanced in a certain period. Labour is in that sense, overdetermining the profit rate fall, not only as variable capital, but historically, getting back at the circulation process with the natural power of class struggle. </w:t>
+        <w:t xml:space="preserve">Indeed, the rise in the productivity of labor in gold production changed the quantity of the standard of value measure of money that is being produced by an equivalent abstract quantity of labor, while the price of gold growth exponentially as it is hoarded in its money-commodity form of value by the international finance state capitalists in reserves funds. As the circulation of the commodities and their transubstantiation into money are by their exchange scale, the chance of social accident by which the circuit M-C-M’ is being obstructed, mediate between the necessary conversion of commodities into money, correspondent to the process of transformation of surplus-value into profit. </w:t>
+      </w:r>
+    </w:p>
+    <w:p>
+      <w:pPr>
+        <w:spacing w:before="240" w:line="360" w:lineRule="auto"/>
+        <w:rPr>
+          <w:rFonts w:ascii="Century" w:hAnsi="Century"/>
+        </w:rPr>
+      </w:pPr>
+      <w:r>
+        <w:rPr>
+          <w:rFonts w:ascii="Century" w:hAnsi="Century"/>
+        </w:rPr>
+        <w:t>Is it not in the transition forms in which we should pay attention? What is to be done? Historically, the exchange process produced the accumulation of gold as a universal equivalent commodity which became money-commodity. At the same pace the production of gold reaches the circulation process, “gold […], in its crude state, becomes immediately, on its emergence from the bowels of the earth, the direct incarnation of all human labour” %%[[KV1C2P187L18</w:t>
+      </w:r>
+      <w:proofErr w:type="gramStart"/>
+      <w:r>
+        <w:rPr>
+          <w:rFonts w:ascii="Century" w:hAnsi="Century"/>
+        </w:rPr>
+        <w:t>]]%</w:t>
+      </w:r>
+      <w:proofErr w:type="gramEnd"/>
+      <w:r>
+        <w:rPr>
+          <w:rFonts w:ascii="Century" w:hAnsi="Century"/>
+        </w:rPr>
+        <w:t xml:space="preserve">%. </w:t>
+      </w:r>
+    </w:p>
+    <w:p>
+      <w:pPr>
+        <w:spacing w:before="240" w:line="360" w:lineRule="auto"/>
+        <w:rPr>
+          <w:rFonts w:ascii="Century" w:hAnsi="Century"/>
+        </w:rPr>
+      </w:pPr>
+      <w:r>
+        <w:rPr>
+          <w:rFonts w:ascii="Century" w:hAnsi="Century"/>
+        </w:rPr>
+        <w:t xml:space="preserve">With the liberalization of gold price, since 1971, the total monetary system debased money from its elementary form. As if in that manner, the use-value of gold as the socially formed universally equivalent, would be suppressed, and replaced by certain specific currency (US Dollar), fixed by a hegemonic arrangement relying only on U.S. hegemony. </w:t>
+      </w:r>
+    </w:p>
+    <w:p>
+      <w:pPr>
+        <w:spacing w:before="240" w:line="360" w:lineRule="auto"/>
+        <w:rPr>
+          <w:rFonts w:ascii="Century" w:hAnsi="Century"/>
+        </w:rPr>
+      </w:pPr>
+      <w:r>
+        <w:rPr>
+          <w:rFonts w:ascii="Century" w:hAnsi="Century"/>
+        </w:rPr>
+        <w:t xml:space="preserve">The liberalization of the price of money from its standard of price expressed in a fixed weight of gold as the elementary value form of money-commodity, raised the price of gold exponentially as well as propel another gold rush. But, as gold didn’t lose completely its properties, its physical properties as standard of price, central and international banks hoard it with extended voracity, while at the same time state capitalism is benefiting from the exponential upward of the gold-commodity price effecting in the exchange value of its national reserve </w:t>
+      </w:r>
+      <w:r>
+        <w:rPr>
+          <w:rFonts w:ascii="Century" w:hAnsi="Century"/>
+        </w:rPr>
+        <w:lastRenderedPageBreak/>
+        <w:t>gold fund. Is the total sum of the different prices of the money-commodity circulating as world money expressing “the direct incarnation of all human labour” %%[[KV1C2P187L18</w:t>
+      </w:r>
+      <w:proofErr w:type="gramStart"/>
+      <w:r>
+        <w:rPr>
+          <w:rFonts w:ascii="Century" w:hAnsi="Century"/>
+        </w:rPr>
+        <w:t>]]%</w:t>
+      </w:r>
+      <w:proofErr w:type="gramEnd"/>
+      <w:r>
+        <w:rPr>
+          <w:rFonts w:ascii="Century" w:hAnsi="Century"/>
+        </w:rPr>
+        <w:t>% through the production of gold? Still considering gold production, the production of gold as a money-commodity, as the process on which the joint “social process of production in a purely atomistic way” %%[[KV1C2P187L20</w:t>
+      </w:r>
+      <w:proofErr w:type="gramStart"/>
+      <w:r>
+        <w:rPr>
+          <w:rFonts w:ascii="Century" w:hAnsi="Century"/>
+        </w:rPr>
+        <w:t>]]%</w:t>
+      </w:r>
+      <w:proofErr w:type="gramEnd"/>
+      <w:r>
+        <w:rPr>
+          <w:rFonts w:ascii="Century" w:hAnsi="Century"/>
+        </w:rPr>
+        <w:t>% “assume a material shape [the gold standard of price]. [W]</w:t>
+      </w:r>
+      <w:proofErr w:type="spellStart"/>
+      <w:r>
+        <w:rPr>
+          <w:rFonts w:ascii="Century" w:hAnsi="Century"/>
+        </w:rPr>
+        <w:t>hich</w:t>
+      </w:r>
+      <w:proofErr w:type="spellEnd"/>
+      <w:r>
+        <w:rPr>
+          <w:rFonts w:ascii="Century" w:hAnsi="Century"/>
+        </w:rPr>
+        <w:t xml:space="preserve"> [appropriation] is independent of their control and their conscious individual action” %%[[KV1C2P187L22</w:t>
+      </w:r>
+      <w:proofErr w:type="gramStart"/>
+      <w:r>
+        <w:rPr>
+          <w:rFonts w:ascii="Century" w:hAnsi="Century"/>
+        </w:rPr>
+        <w:t>]]%</w:t>
+      </w:r>
+      <w:proofErr w:type="gramEnd"/>
+      <w:r>
+        <w:rPr>
+          <w:rFonts w:ascii="Century" w:hAnsi="Century"/>
+        </w:rPr>
+        <w:t xml:space="preserve">%. </w:t>
+      </w:r>
+    </w:p>
+    <w:p>
+      <w:pPr>
+        <w:spacing w:before="240" w:line="360" w:lineRule="auto"/>
+        <w:rPr>
+          <w:rFonts w:ascii="Century" w:hAnsi="Century"/>
+        </w:rPr>
+      </w:pPr>
+      <w:r>
+        <w:rPr>
+          <w:rFonts w:ascii="Century" w:hAnsi="Century"/>
+        </w:rPr>
+        <w:t xml:space="preserve">Really, we know that the appropriation of gold is dependent on our control of the territories, cursed and not blessed by productive mines. The antimining struggles are in that sense, mediating between the chances and the social accidents which determine the realization of the accumulation of profits, produced by the exploitation of the total labour advanced in a certain period. Labour is in that sense, overdetermining the profit rate fall, not only as variable capital, but historically, getting back at the circulation process with the natural power of class struggle. </w:t>
       </w:r>
     </w:p>
     <w:p>

--- a/obsidian-history-vault-master/09 courses/UCSB/Sociology UCSB/Kevin Anderson/Marx Seminar/KV1C2C3_vF.docx
+++ b/obsidian-history-vault-master/09 courses/UCSB/Sociology UCSB/Kevin Anderson/Marx Seminar/KV1C2C3_vF.docx
@@ -21,7 +21,21 @@
         <w:rPr>
           <w:rFonts w:ascii="Century" w:hAnsi="Century"/>
         </w:rPr>
-        <w:t xml:space="preserve">Devil lives in the details. In Chapter 2 of Capital Vol 1., Marx was tracing the determinants of the exchange process, particular to bourgeois society, in its initial conditions. Which begins with the </w:t>
+        <w:t xml:space="preserve">Devil lives in the details. Marx was tracing the determinants of the exchange process, </w:t>
+      </w:r>
+      <w:proofErr w:type="gramStart"/>
+      <w:r>
+        <w:rPr>
+          <w:rFonts w:ascii="Century" w:hAnsi="Century"/>
+        </w:rPr>
+        <w:t>particular</w:t>
+      </w:r>
+      <w:proofErr w:type="gramEnd"/>
+      <w:r>
+        <w:rPr>
+          <w:rFonts w:ascii="Century" w:hAnsi="Century"/>
+        </w:rPr>
+        <w:t xml:space="preserve"> to bourgeois society, in its initial conditions. Which begins with the </w:t>
       </w:r>
       <w:r>
         <w:rPr>
@@ -2118,19 +2132,319 @@
         <w:rPr>
           <w:rFonts w:ascii="Century" w:hAnsi="Century"/>
         </w:rPr>
-        <w:t xml:space="preserve">Chapter 3 of Capital explains the social functions executed by money in the circulation process. Marx distinguished money, first, as a measure of value, as the social incarnation of labour expressed in price or money-form. Money as form of </w:t>
-      </w:r>
-      <w:r>
-        <w:rPr>
-          <w:rFonts w:ascii="Century" w:hAnsi="Century"/>
-        </w:rPr>
-        <w:t>appearance</w:t>
-      </w:r>
-      <w:r>
-        <w:rPr>
-          <w:rFonts w:ascii="Century" w:hAnsi="Century"/>
-        </w:rPr>
-        <w:t xml:space="preserve"> of the common measure of value: labour-time, depend on the circulation of gold as universal equivalent commodity. </w:t>
+        <w:t>Moore</w:t>
+      </w:r>
+      <w:r>
+        <w:rPr>
+          <w:rFonts w:ascii="Century" w:hAnsi="Century"/>
+        </w:rPr>
+        <w:t xml:space="preserve"> </w:t>
+      </w:r>
+      <w:r>
+        <w:rPr>
+          <w:rFonts w:ascii="Century" w:hAnsi="Century"/>
+        </w:rPr>
+        <w:t>explain</w:t>
+      </w:r>
+      <w:r>
+        <w:rPr>
+          <w:rFonts w:ascii="Century" w:hAnsi="Century"/>
+        </w:rPr>
+        <w:t>ed</w:t>
+      </w:r>
+      <w:r>
+        <w:rPr>
+          <w:rFonts w:ascii="Century" w:hAnsi="Century"/>
+        </w:rPr>
+        <w:t xml:space="preserve"> the social functions executed by money in the circulation process</w:t>
+      </w:r>
+      <w:r>
+        <w:rPr>
+          <w:rFonts w:ascii="Century" w:hAnsi="Century"/>
+        </w:rPr>
+        <w:t xml:space="preserve">. First, by the </w:t>
+      </w:r>
+      <w:r>
+        <w:rPr>
+          <w:rFonts w:ascii="Century" w:hAnsi="Century"/>
+        </w:rPr>
+        <w:t>examination of</w:t>
+      </w:r>
+      <w:r>
+        <w:rPr>
+          <w:rFonts w:ascii="Century" w:hAnsi="Century"/>
+        </w:rPr>
+        <w:t xml:space="preserve"> money as value</w:t>
+      </w:r>
+      <w:r>
+        <w:rPr>
+          <w:rFonts w:ascii="Century" w:hAnsi="Century"/>
+        </w:rPr>
+        <w:t xml:space="preserve"> </w:t>
+      </w:r>
+      <w:r>
+        <w:rPr>
+          <w:rFonts w:ascii="Century" w:hAnsi="Century"/>
+        </w:rPr>
+        <w:t>measure</w:t>
+      </w:r>
+      <w:r>
+        <w:rPr>
+          <w:rFonts w:ascii="Century" w:hAnsi="Century"/>
+        </w:rPr>
+        <w:t xml:space="preserve">, </w:t>
+      </w:r>
+      <w:r>
+        <w:rPr>
+          <w:rFonts w:ascii="Century" w:hAnsi="Century"/>
+        </w:rPr>
+        <w:t xml:space="preserve">as the social incarnation of labour </w:t>
+      </w:r>
+      <w:r>
+        <w:rPr>
+          <w:rFonts w:ascii="Century" w:hAnsi="Century"/>
+        </w:rPr>
+        <w:t>living time</w:t>
+      </w:r>
+      <w:r>
+        <w:rPr>
+          <w:rFonts w:ascii="Century" w:hAnsi="Century"/>
+        </w:rPr>
+        <w:t>,</w:t>
+      </w:r>
+      <w:r>
+        <w:rPr>
+          <w:rFonts w:ascii="Century" w:hAnsi="Century"/>
+        </w:rPr>
+        <w:t xml:space="preserve"> </w:t>
+      </w:r>
+      <w:r>
+        <w:rPr>
+          <w:rFonts w:ascii="Century" w:hAnsi="Century"/>
+        </w:rPr>
+        <w:t xml:space="preserve">expressed in </w:t>
+      </w:r>
+      <w:r>
+        <w:rPr>
+          <w:rFonts w:ascii="Century" w:hAnsi="Century"/>
+        </w:rPr>
+        <w:t xml:space="preserve">the </w:t>
+      </w:r>
+      <w:r>
+        <w:rPr>
+          <w:rFonts w:ascii="Century" w:hAnsi="Century"/>
+        </w:rPr>
+        <w:t>price</w:t>
+      </w:r>
+      <w:r>
+        <w:rPr>
+          <w:rFonts w:ascii="Century" w:hAnsi="Century"/>
+        </w:rPr>
+        <w:t>-</w:t>
+      </w:r>
+      <w:r>
+        <w:rPr>
+          <w:rFonts w:ascii="Century" w:hAnsi="Century"/>
+        </w:rPr>
+        <w:t>form of exchange</w:t>
+      </w:r>
+      <w:r>
+        <w:rPr>
+          <w:rFonts w:ascii="Century" w:hAnsi="Century"/>
+        </w:rPr>
+        <w:t xml:space="preserve"> </w:t>
+      </w:r>
+      <w:r>
+        <w:rPr>
+          <w:rFonts w:ascii="Century" w:hAnsi="Century"/>
+        </w:rPr>
+        <w:t>value</w:t>
+      </w:r>
+      <w:r>
+        <w:rPr>
+          <w:rFonts w:ascii="Century" w:hAnsi="Century"/>
+        </w:rPr>
+        <w:t>.</w:t>
+      </w:r>
+      <w:r>
+        <w:rPr>
+          <w:rFonts w:ascii="Century" w:hAnsi="Century"/>
+        </w:rPr>
+        <w:t xml:space="preserve"> </w:t>
+      </w:r>
+      <w:r>
+        <w:rPr>
+          <w:rFonts w:ascii="Century" w:hAnsi="Century"/>
+        </w:rPr>
+        <w:t>But then m</w:t>
+      </w:r>
+      <w:r>
+        <w:rPr>
+          <w:rFonts w:ascii="Century" w:hAnsi="Century"/>
+        </w:rPr>
+        <w:t xml:space="preserve">oney </w:t>
+      </w:r>
+      <w:r>
+        <w:rPr>
+          <w:rFonts w:ascii="Century" w:hAnsi="Century"/>
+        </w:rPr>
+        <w:t>appears as</w:t>
+      </w:r>
+      <w:r>
+        <w:rPr>
+          <w:rFonts w:ascii="Century" w:hAnsi="Century"/>
+        </w:rPr>
+        <w:t xml:space="preserve"> the value</w:t>
+      </w:r>
+      <w:r>
+        <w:rPr>
+          <w:rFonts w:ascii="Century" w:hAnsi="Century"/>
+        </w:rPr>
+        <w:t>-</w:t>
+      </w:r>
+      <w:r>
+        <w:rPr>
+          <w:rFonts w:ascii="Century" w:hAnsi="Century"/>
+        </w:rPr>
+        <w:t>form of the common measure of value</w:t>
+      </w:r>
+      <w:r>
+        <w:rPr>
+          <w:rFonts w:ascii="Century" w:hAnsi="Century"/>
+        </w:rPr>
+        <w:t xml:space="preserve">, </w:t>
+      </w:r>
+      <w:r>
+        <w:rPr>
+          <w:rFonts w:ascii="Century" w:hAnsi="Century"/>
+        </w:rPr>
+        <w:t>living</w:t>
+      </w:r>
+      <w:r>
+        <w:rPr>
+          <w:rFonts w:ascii="Century" w:hAnsi="Century"/>
+        </w:rPr>
+        <w:t xml:space="preserve"> circulating</w:t>
+      </w:r>
+      <w:r>
+        <w:rPr>
+          <w:rFonts w:ascii="Century" w:hAnsi="Century"/>
+        </w:rPr>
+        <w:t xml:space="preserve"> </w:t>
+      </w:r>
+      <w:r>
+        <w:rPr>
+          <w:rFonts w:ascii="Century" w:hAnsi="Century"/>
+        </w:rPr>
+        <w:t>labour-time</w:t>
+      </w:r>
+      <w:r>
+        <w:rPr>
+          <w:rFonts w:ascii="Century" w:hAnsi="Century"/>
+        </w:rPr>
+        <w:t>.</w:t>
+      </w:r>
+      <w:r>
+        <w:rPr>
+          <w:rFonts w:ascii="Century" w:hAnsi="Century"/>
+        </w:rPr>
+        <w:t xml:space="preserve"> </w:t>
+      </w:r>
+      <w:r>
+        <w:rPr>
+          <w:rFonts w:ascii="Century" w:hAnsi="Century"/>
+        </w:rPr>
+        <w:t>W</w:t>
+      </w:r>
+      <w:r>
+        <w:rPr>
+          <w:rFonts w:ascii="Century" w:hAnsi="Century"/>
+        </w:rPr>
+        <w:t xml:space="preserve">hile </w:t>
+      </w:r>
+      <w:r>
+        <w:rPr>
+          <w:rFonts w:ascii="Century" w:hAnsi="Century"/>
+        </w:rPr>
+        <w:t>being</w:t>
+      </w:r>
+      <w:r>
+        <w:rPr>
+          <w:rFonts w:ascii="Century" w:hAnsi="Century"/>
+        </w:rPr>
+        <w:t xml:space="preserve">, </w:t>
+      </w:r>
+      <w:r>
+        <w:rPr>
+          <w:rFonts w:ascii="Century" w:hAnsi="Century"/>
+        </w:rPr>
+        <w:t xml:space="preserve">at the same </w:t>
+      </w:r>
+      <w:r>
+        <w:rPr>
+          <w:rFonts w:ascii="Century" w:hAnsi="Century"/>
+        </w:rPr>
+        <w:t xml:space="preserve">time, </w:t>
+      </w:r>
+      <w:r>
+        <w:rPr>
+          <w:rFonts w:ascii="Century" w:hAnsi="Century"/>
+        </w:rPr>
+        <w:t>the hidden</w:t>
+      </w:r>
+      <w:r>
+        <w:rPr>
+          <w:rFonts w:ascii="Century" w:hAnsi="Century"/>
+        </w:rPr>
+        <w:t>-</w:t>
+      </w:r>
+      <w:r>
+        <w:rPr>
+          <w:rFonts w:ascii="Century" w:hAnsi="Century"/>
+        </w:rPr>
+        <w:t xml:space="preserve">form </w:t>
+      </w:r>
+      <w:r>
+        <w:rPr>
+          <w:rFonts w:ascii="Century" w:hAnsi="Century"/>
+        </w:rPr>
+        <w:t xml:space="preserve">of appearance </w:t>
+      </w:r>
+      <w:r>
+        <w:rPr>
+          <w:rFonts w:ascii="Century" w:hAnsi="Century"/>
+        </w:rPr>
+        <w:t>taken by</w:t>
+      </w:r>
+      <w:r>
+        <w:rPr>
+          <w:rFonts w:ascii="Century" w:hAnsi="Century"/>
+        </w:rPr>
+        <w:t xml:space="preserve"> gold</w:t>
+      </w:r>
+      <w:r>
+        <w:rPr>
+          <w:rFonts w:ascii="Century" w:hAnsi="Century"/>
+        </w:rPr>
+        <w:t xml:space="preserve"> in the circulation process</w:t>
+      </w:r>
+      <w:r>
+        <w:rPr>
+          <w:rFonts w:ascii="Century" w:hAnsi="Century"/>
+        </w:rPr>
+        <w:t>,</w:t>
+      </w:r>
+      <w:r>
+        <w:rPr>
+          <w:rFonts w:ascii="Century" w:hAnsi="Century"/>
+        </w:rPr>
+        <w:t xml:space="preserve"> from which it is constantly </w:t>
+      </w:r>
+      <w:r>
+        <w:rPr>
+          <w:rFonts w:ascii="Century" w:hAnsi="Century"/>
+        </w:rPr>
+        <w:t xml:space="preserve">separated as means of exchange. </w:t>
       </w:r>
       <w:proofErr w:type="gramStart"/>
       <w:r>
@@ -2172,13 +2486,61 @@
         <w:rPr>
           <w:rFonts w:ascii="Century" w:hAnsi="Century"/>
         </w:rPr>
-        <w:t>The commodity p</w:t>
-      </w:r>
-      <w:r>
-        <w:rPr>
-          <w:rFonts w:ascii="Century" w:hAnsi="Century"/>
-        </w:rPr>
-        <w:t>rice is the money form of the magnitude of value measured by an imaginary quantity of gold</w:t>
+        <w:t>The commodity</w:t>
+      </w:r>
+      <w:r>
+        <w:rPr>
+          <w:rFonts w:ascii="Century" w:hAnsi="Century"/>
+        </w:rPr>
+        <w:t>-</w:t>
+      </w:r>
+      <w:r>
+        <w:rPr>
+          <w:rFonts w:ascii="Century" w:hAnsi="Century"/>
+        </w:rPr>
+        <w:t>p</w:t>
+      </w:r>
+      <w:r>
+        <w:rPr>
+          <w:rFonts w:ascii="Century" w:hAnsi="Century"/>
+        </w:rPr>
+        <w:t>rice</w:t>
+      </w:r>
+      <w:r>
+        <w:rPr>
+          <w:rFonts w:ascii="Century" w:hAnsi="Century"/>
+        </w:rPr>
+        <w:t xml:space="preserve"> (C)</w:t>
+      </w:r>
+      <w:r>
+        <w:rPr>
+          <w:rFonts w:ascii="Century" w:hAnsi="Century"/>
+        </w:rPr>
+        <w:t xml:space="preserve"> is the money</w:t>
+      </w:r>
+      <w:r>
+        <w:rPr>
+          <w:rFonts w:ascii="Century" w:hAnsi="Century"/>
+        </w:rPr>
+        <w:t>-</w:t>
+      </w:r>
+      <w:r>
+        <w:rPr>
+          <w:rFonts w:ascii="Century" w:hAnsi="Century"/>
+        </w:rPr>
+        <w:t xml:space="preserve">form of the magnitude of </w:t>
+      </w:r>
+      <w:r>
+        <w:rPr>
+          <w:rFonts w:ascii="Century" w:hAnsi="Century"/>
+        </w:rPr>
+        <w:t xml:space="preserve">its </w:t>
+      </w:r>
+      <w:r>
+        <w:rPr>
+          <w:rFonts w:ascii="Century" w:hAnsi="Century"/>
+        </w:rPr>
+        <w:t>value</w:t>
       </w:r>
       <w:r>
         <w:rPr>
@@ -2190,13 +2552,25 @@
         <w:rPr>
           <w:rFonts w:ascii="Century" w:hAnsi="Century"/>
         </w:rPr>
-        <w:t xml:space="preserve"> ideally equivalent to the labour time socially necessary to produce the correspondent quantity of standard units of</w:t>
-      </w:r>
-      <w:r>
-        <w:rPr>
-          <w:rFonts w:ascii="Century" w:hAnsi="Century"/>
-        </w:rPr>
-        <w:t xml:space="preserve"> weighted gold fixed in its</w:t>
+        <w:t xml:space="preserve"> measured by an imaginary quantity of gold ideally equivalent to the labour</w:t>
+      </w:r>
+      <w:r>
+        <w:rPr>
+          <w:rFonts w:ascii="Century" w:hAnsi="Century"/>
+        </w:rPr>
+        <w:t>-</w:t>
+      </w:r>
+      <w:r>
+        <w:rPr>
+          <w:rFonts w:ascii="Century" w:hAnsi="Century"/>
+        </w:rPr>
+        <w:t xml:space="preserve">time socially </w:t>
+      </w:r>
+      <w:r>
+        <w:rPr>
+          <w:rFonts w:ascii="Century" w:hAnsi="Century"/>
+        </w:rPr>
+        <w:t>necessary</w:t>
       </w:r>
       <w:r>
         <w:rPr>
@@ -2204,61 +2578,268 @@
         </w:rPr>
         <w:t xml:space="preserve"> </w:t>
       </w:r>
-      <w:proofErr w:type="gramStart"/>
-      <w:r>
-        <w:rPr>
-          <w:rFonts w:ascii="Century" w:hAnsi="Century"/>
-        </w:rPr>
-        <w:t>price %%</w:t>
-      </w:r>
-      <w:proofErr w:type="gramEnd"/>
-      <w:r>
-        <w:rPr>
-          <w:rFonts w:ascii="Century" w:hAnsi="Century"/>
-        </w:rPr>
-        <w:t>[[KV1C3P195L20</w:t>
-      </w:r>
-      <w:proofErr w:type="gramStart"/>
-      <w:r>
-        <w:rPr>
-          <w:rFonts w:ascii="Century" w:hAnsi="Century"/>
-        </w:rPr>
-        <w:t>]][</w:t>
-      </w:r>
-      <w:proofErr w:type="gramEnd"/>
-      <w:r>
-        <w:rPr>
-          <w:rFonts w:ascii="Century" w:hAnsi="Century"/>
-        </w:rPr>
-        <w:t xml:space="preserve">[KV1C3P196L24]]%%. When the standard of price is defined by a fixed weight of </w:t>
-      </w:r>
-      <w:proofErr w:type="gramStart"/>
-      <w:r>
-        <w:rPr>
-          <w:rFonts w:ascii="Century" w:hAnsi="Century"/>
-        </w:rPr>
-        <w:t>gold %%</w:t>
-      </w:r>
-      <w:proofErr w:type="gramEnd"/>
-      <w:r>
-        <w:rPr>
-          <w:rFonts w:ascii="Century" w:hAnsi="Century"/>
-        </w:rPr>
-        <w:t>[[KV1C3P191L4</w:t>
-      </w:r>
-      <w:proofErr w:type="gramStart"/>
-      <w:r>
-        <w:rPr>
-          <w:rFonts w:ascii="Century" w:hAnsi="Century"/>
-        </w:rPr>
-        <w:t>]][</w:t>
-      </w:r>
-      <w:proofErr w:type="gramEnd"/>
-      <w:r>
-        <w:rPr>
-          <w:rFonts w:ascii="Century" w:hAnsi="Century"/>
-        </w:rPr>
-        <w:t xml:space="preserve">[KV1C3P194L13]]%%. </w:t>
+      <w:r>
+        <w:rPr>
+          <w:rFonts w:ascii="Century" w:hAnsi="Century"/>
+        </w:rPr>
+        <w:t xml:space="preserve">to produce the quantity </w:t>
+      </w:r>
+      <w:r>
+        <w:rPr>
+          <w:rFonts w:ascii="Century" w:hAnsi="Century"/>
+        </w:rPr>
+        <w:t xml:space="preserve">of </w:t>
+      </w:r>
+      <w:r>
+        <w:rPr>
+          <w:rFonts w:ascii="Century" w:hAnsi="Century"/>
+        </w:rPr>
+        <w:t>gold</w:t>
+      </w:r>
+      <w:r>
+        <w:rPr>
+          <w:rFonts w:ascii="Century" w:hAnsi="Century"/>
+        </w:rPr>
+        <w:t>,</w:t>
+      </w:r>
+      <w:r>
+        <w:rPr>
+          <w:rFonts w:ascii="Century" w:hAnsi="Century"/>
+        </w:rPr>
+        <w:t xml:space="preserve"> fixed </w:t>
+      </w:r>
+      <w:r>
+        <w:rPr>
+          <w:rFonts w:ascii="Century" w:hAnsi="Century"/>
+        </w:rPr>
+        <w:t xml:space="preserve">as </w:t>
+      </w:r>
+      <w:r>
+        <w:rPr>
+          <w:rFonts w:ascii="Century" w:hAnsi="Century"/>
+        </w:rPr>
+        <w:t>standard unit</w:t>
+      </w:r>
+      <w:r>
+        <w:rPr>
+          <w:rFonts w:ascii="Century" w:hAnsi="Century"/>
+        </w:rPr>
+        <w:t xml:space="preserve"> of</w:t>
+      </w:r>
+      <w:r>
+        <w:rPr>
+          <w:rFonts w:ascii="Century" w:hAnsi="Century"/>
+        </w:rPr>
+        <w:t xml:space="preserve"> </w:t>
+      </w:r>
+      <w:r>
+        <w:rPr>
+          <w:rFonts w:ascii="Century" w:hAnsi="Century"/>
+        </w:rPr>
+        <w:t>price</w:t>
+      </w:r>
+      <w:r>
+        <w:rPr>
+          <w:rFonts w:ascii="Century" w:hAnsi="Century"/>
+        </w:rPr>
+        <w:t>.</w:t>
+      </w:r>
+      <w:r>
+        <w:rPr>
+          <w:rFonts w:ascii="Century" w:hAnsi="Century"/>
+        </w:rPr>
+        <w:t xml:space="preserve"> </w:t>
+      </w:r>
+      <w:r>
+        <w:rPr>
+          <w:rFonts w:ascii="Century" w:hAnsi="Century"/>
+        </w:rPr>
+        <w:t>T</w:t>
+      </w:r>
+      <w:r>
+        <w:rPr>
+          <w:rFonts w:ascii="Century" w:hAnsi="Century"/>
+        </w:rPr>
+        <w:t>he ideal measure of value</w:t>
+      </w:r>
+      <w:r>
+        <w:rPr>
+          <w:rFonts w:ascii="Century" w:hAnsi="Century"/>
+        </w:rPr>
+        <w:t>,</w:t>
+      </w:r>
+      <w:r>
+        <w:rPr>
+          <w:rFonts w:ascii="Century" w:hAnsi="Century"/>
+        </w:rPr>
+        <w:t xml:space="preserve"> </w:t>
+      </w:r>
+      <w:r>
+        <w:rPr>
+          <w:rFonts w:ascii="Century" w:hAnsi="Century"/>
+        </w:rPr>
+        <w:t xml:space="preserve">which is money, is </w:t>
+      </w:r>
+      <w:r>
+        <w:rPr>
+          <w:rFonts w:ascii="Century" w:hAnsi="Century"/>
+        </w:rPr>
+        <w:t>measured in weight</w:t>
+      </w:r>
+      <w:r>
+        <w:rPr>
+          <w:rFonts w:ascii="Century" w:hAnsi="Century"/>
+        </w:rPr>
+        <w:t>ed gold</w:t>
+      </w:r>
+      <w:r>
+        <w:rPr>
+          <w:rFonts w:ascii="Century" w:hAnsi="Century"/>
+        </w:rPr>
+        <w:t>.</w:t>
+      </w:r>
+      <w:r>
+        <w:rPr>
+          <w:rFonts w:ascii="Century" w:hAnsi="Century"/>
+        </w:rPr>
+        <w:t xml:space="preserve"> </w:t>
+      </w:r>
+      <w:r>
+        <w:rPr>
+          <w:rFonts w:ascii="Century" w:hAnsi="Century"/>
+        </w:rPr>
+        <w:t>C</w:t>
+      </w:r>
+      <w:r>
+        <w:rPr>
+          <w:rFonts w:ascii="Century" w:hAnsi="Century"/>
+        </w:rPr>
+        <w:t>urrently, in a fixed aliquot of its elementary physical value-form</w:t>
+      </w:r>
+      <w:r>
+        <w:rPr>
+          <w:rFonts w:ascii="Century" w:hAnsi="Century"/>
+        </w:rPr>
+        <w:t>, which is</w:t>
+      </w:r>
+      <w:r>
+        <w:rPr>
+          <w:rFonts w:ascii="Century" w:hAnsi="Century"/>
+        </w:rPr>
+        <w:t xml:space="preserve"> </w:t>
+      </w:r>
+      <w:r>
+        <w:rPr>
+          <w:rFonts w:ascii="Century" w:hAnsi="Century"/>
+        </w:rPr>
+        <w:t>t</w:t>
+      </w:r>
+      <w:r>
+        <w:rPr>
+          <w:rFonts w:ascii="Century" w:hAnsi="Century"/>
+        </w:rPr>
+        <w:t>he standard of price defined by a fixed weight of gold</w:t>
+      </w:r>
+      <w:r>
+        <w:rPr>
+          <w:rFonts w:ascii="Century" w:hAnsi="Century"/>
+        </w:rPr>
+        <w:t>.</w:t>
+      </w:r>
+      <w:r>
+        <w:rPr>
+          <w:rFonts w:ascii="Century" w:hAnsi="Century"/>
+        </w:rPr>
+        <w:t xml:space="preserve"> Indeed, as </w:t>
+      </w:r>
+      <w:r>
+        <w:rPr>
+          <w:rFonts w:ascii="Century" w:hAnsi="Century"/>
+        </w:rPr>
+        <w:t>a measure</w:t>
+      </w:r>
+      <w:r>
+        <w:rPr>
+          <w:rFonts w:ascii="Century" w:hAnsi="Century"/>
+        </w:rPr>
+        <w:t xml:space="preserve"> of value, money serves only in an ideal capacity, as an imaginary quantity of gold equivalent to the abstractly </w:t>
+      </w:r>
+      <w:r>
+        <w:rPr>
+          <w:rFonts w:ascii="Century" w:hAnsi="Century"/>
+        </w:rPr>
+        <w:t>necessary</w:t>
+      </w:r>
+      <w:r>
+        <w:rPr>
+          <w:rFonts w:ascii="Century" w:hAnsi="Century"/>
+        </w:rPr>
+        <w:t xml:space="preserve"> labour-time which is, in first instance, the common measure of value</w:t>
+      </w:r>
+      <w:r>
+        <w:rPr>
+          <w:rFonts w:ascii="Century" w:hAnsi="Century"/>
+        </w:rPr>
+        <w:t>.</w:t>
+      </w:r>
+      <w:r>
+        <w:rPr>
+          <w:rFonts w:ascii="Century" w:hAnsi="Century"/>
+        </w:rPr>
+        <w:t xml:space="preserve"> </w:t>
+      </w:r>
+      <w:proofErr w:type="gramStart"/>
+      <w:r>
+        <w:rPr>
+          <w:rFonts w:ascii="Century" w:hAnsi="Century"/>
+        </w:rPr>
+        <w:lastRenderedPageBreak/>
+        <w:t>%%[</w:t>
+      </w:r>
+      <w:proofErr w:type="gramEnd"/>
+      <w:r>
+        <w:rPr>
+          <w:rFonts w:ascii="Century" w:hAnsi="Century"/>
+        </w:rPr>
+        <w:t>[KV1C3P192L5</w:t>
+      </w:r>
+      <w:proofErr w:type="gramStart"/>
+      <w:r>
+        <w:rPr>
+          <w:rFonts w:ascii="Century" w:hAnsi="Century"/>
+        </w:rPr>
+        <w:t>]]%</w:t>
+      </w:r>
+      <w:proofErr w:type="gramEnd"/>
+      <w:r>
+        <w:rPr>
+          <w:rFonts w:ascii="Century" w:hAnsi="Century"/>
+        </w:rPr>
+        <w:t>%</w:t>
+      </w:r>
+      <w:r>
+        <w:rPr>
+          <w:rFonts w:ascii="Century" w:hAnsi="Century"/>
+        </w:rPr>
+        <w:t>%</w:t>
+      </w:r>
+      <w:r>
+        <w:rPr>
+          <w:rFonts w:ascii="Century" w:hAnsi="Century"/>
+        </w:rPr>
+        <w:t>%</w:t>
+      </w:r>
+      <w:r>
+        <w:rPr>
+          <w:rFonts w:ascii="Century" w:hAnsi="Century"/>
+        </w:rPr>
+        <w:t>[KV1C3P195L20]][[KV1C3P196L24]]%%%%[[KV1C3P191L4]][[KV1C3P194L13]]%</w:t>
+      </w:r>
+      <w:r>
+        <w:rPr>
+          <w:rFonts w:ascii="Century" w:hAnsi="Century"/>
+        </w:rPr>
+        <w:t>%</w:t>
       </w:r>
     </w:p>
     <w:p>
@@ -2272,7 +2853,161 @@
         <w:rPr>
           <w:rFonts w:ascii="Century" w:hAnsi="Century"/>
         </w:rPr>
-        <w:t xml:space="preserve">Indeed, as measure of value, money serves only in an ideal capacity, as an imaginary quantity of gold equivalent to the abstractly </w:t>
+        <w:t xml:space="preserve">Besides gold’s social function as measure of value, being intrinsically money and commodity at the same time. </w:t>
+      </w:r>
+      <w:r>
+        <w:rPr>
+          <w:rFonts w:ascii="Century" w:hAnsi="Century"/>
+        </w:rPr>
+        <w:t xml:space="preserve">Gold is the standard of price, and therefore the </w:t>
+      </w:r>
+      <w:r>
+        <w:rPr>
+          <w:rFonts w:ascii="Century" w:hAnsi="Century"/>
+        </w:rPr>
+        <w:t>privileged value of alienable wealth,</w:t>
+      </w:r>
+      <w:r>
+        <w:rPr>
+          <w:rFonts w:ascii="Century" w:hAnsi="Century"/>
+        </w:rPr>
+        <w:t xml:space="preserve"> </w:t>
+      </w:r>
+      <w:r>
+        <w:rPr>
+          <w:rFonts w:ascii="Century" w:hAnsi="Century"/>
+        </w:rPr>
+        <w:t>for</w:t>
+      </w:r>
+      <w:r>
+        <w:rPr>
+          <w:rFonts w:ascii="Century" w:hAnsi="Century"/>
+        </w:rPr>
+        <w:t xml:space="preserve"> hoarding</w:t>
+      </w:r>
+      <w:r>
+        <w:rPr>
+          <w:rFonts w:ascii="Century" w:hAnsi="Century"/>
+        </w:rPr>
+        <w:t xml:space="preserve"> production.</w:t>
+      </w:r>
+      <w:r>
+        <w:rPr>
+          <w:rFonts w:ascii="Century" w:hAnsi="Century"/>
+        </w:rPr>
+        <w:t xml:space="preserve"> </w:t>
+      </w:r>
+      <w:r>
+        <w:rPr>
+          <w:rFonts w:ascii="Century" w:hAnsi="Century"/>
+        </w:rPr>
+        <w:t>B</w:t>
+      </w:r>
+      <w:r>
+        <w:rPr>
+          <w:rFonts w:ascii="Century" w:hAnsi="Century"/>
+        </w:rPr>
+        <w:t xml:space="preserve">eing separated from the monetary form of value as </w:t>
+      </w:r>
+      <w:r>
+        <w:rPr>
+          <w:rFonts w:ascii="Century" w:hAnsi="Century"/>
+        </w:rPr>
+        <w:t>me</w:t>
+      </w:r>
+      <w:r>
+        <w:rPr>
+          <w:rFonts w:ascii="Century" w:hAnsi="Century"/>
+        </w:rPr>
+        <w:t>ans</w:t>
+      </w:r>
+      <w:r>
+        <w:rPr>
+          <w:rFonts w:ascii="Century" w:hAnsi="Century"/>
+        </w:rPr>
+        <w:t xml:space="preserve"> of circulation, in its elementary form:</w:t>
+      </w:r>
+      <w:r>
+        <w:rPr>
+          <w:rFonts w:ascii="Century" w:hAnsi="Century"/>
+        </w:rPr>
+        <w:t xml:space="preserve"> the physical value</w:t>
+      </w:r>
+      <w:r>
+        <w:rPr>
+          <w:rFonts w:ascii="Century" w:hAnsi="Century"/>
+        </w:rPr>
+        <w:t xml:space="preserve"> of</w:t>
+      </w:r>
+      <w:r>
+        <w:rPr>
+          <w:rFonts w:ascii="Century" w:hAnsi="Century"/>
+        </w:rPr>
+        <w:t xml:space="preserve"> go</w:t>
+      </w:r>
+      <w:r>
+        <w:rPr>
+          <w:rFonts w:ascii="Century" w:hAnsi="Century"/>
+        </w:rPr>
+        <w:t>ld</w:t>
+      </w:r>
+      <w:r>
+        <w:rPr>
+          <w:rFonts w:ascii="Century" w:hAnsi="Century"/>
+        </w:rPr>
+        <w:t>. This separation of the money-form from the commodity-form of value, developed later in the liberalization of the money price from its elementary form as gold</w:t>
+      </w:r>
+      <w:r>
+        <w:rPr>
+          <w:rFonts w:ascii="Century" w:hAnsi="Century"/>
+        </w:rPr>
+        <w:t>.</w:t>
+      </w:r>
+      <w:r>
+        <w:rPr>
+          <w:rFonts w:ascii="Century" w:hAnsi="Century"/>
+        </w:rPr>
+        <w:t xml:space="preserve"> </w:t>
+      </w:r>
+      <w:proofErr w:type="gramStart"/>
+      <w:r>
+        <w:rPr>
+          <w:rFonts w:ascii="Century" w:hAnsi="Century"/>
+        </w:rPr>
+        <w:t>%%[</w:t>
+      </w:r>
+      <w:proofErr w:type="gramEnd"/>
+      <w:r>
+        <w:rPr>
+          <w:rFonts w:ascii="Century" w:hAnsi="Century"/>
+        </w:rPr>
+        <w:t>[KV1C3P189L1</w:t>
+      </w:r>
+      <w:proofErr w:type="gramStart"/>
+      <w:r>
+        <w:rPr>
+          <w:rFonts w:ascii="Century" w:hAnsi="Century"/>
+        </w:rPr>
+        <w:t>]]%</w:t>
+      </w:r>
+      <w:proofErr w:type="gramEnd"/>
+      <w:r>
+        <w:rPr>
+          <w:rFonts w:ascii="Century" w:hAnsi="Century"/>
+        </w:rPr>
+        <w:t xml:space="preserve">%. Extending the </w:t>
+      </w:r>
+      <w:r>
+        <w:rPr>
+          <w:rFonts w:ascii="Century" w:hAnsi="Century"/>
+        </w:rPr>
+        <w:t>dissociation</w:t>
+      </w:r>
+      <w:r>
+        <w:rPr>
+          <w:rFonts w:ascii="Century" w:hAnsi="Century"/>
+        </w:rPr>
+        <w:t xml:space="preserve"> between socially </w:t>
       </w:r>
       <w:r>
         <w:rPr>
@@ -2284,35 +3019,7 @@
         <w:rPr>
           <w:rFonts w:ascii="Century" w:hAnsi="Century"/>
         </w:rPr>
-        <w:t xml:space="preserve"> labour-time which is, in first instance, the common measure of </w:t>
-      </w:r>
-      <w:proofErr w:type="gramStart"/>
-      <w:r>
-        <w:rPr>
-          <w:rFonts w:ascii="Century" w:hAnsi="Century"/>
-        </w:rPr>
-        <w:t>value %%[</w:t>
-      </w:r>
-      <w:proofErr w:type="gramEnd"/>
-      <w:r>
-        <w:rPr>
-          <w:rFonts w:ascii="Century" w:hAnsi="Century"/>
-        </w:rPr>
-        <w:t>[KV1C3P192L5</w:t>
-      </w:r>
-      <w:proofErr w:type="gramStart"/>
-      <w:r>
-        <w:rPr>
-          <w:rFonts w:ascii="Century" w:hAnsi="Century"/>
-        </w:rPr>
-        <w:t>]]%</w:t>
-      </w:r>
-      <w:proofErr w:type="gramEnd"/>
-      <w:r>
-        <w:rPr>
-          <w:rFonts w:ascii="Century" w:hAnsi="Century"/>
-        </w:rPr>
-        <w:t>%.</w:t>
+        <w:t xml:space="preserve"> labour time, as the common measure of value of commodities, and the money-form of value. </w:t>
       </w:r>
     </w:p>
     <w:p>
@@ -2326,8 +3033,13 @@
         <w:rPr>
           <w:rFonts w:ascii="Century" w:hAnsi="Century"/>
         </w:rPr>
-        <w:lastRenderedPageBreak/>
-        <w:t>Then</w:t>
+        <w:t>A</w:t>
+      </w:r>
+      <w:r>
+        <w:rPr>
+          <w:rFonts w:ascii="Century" w:hAnsi="Century"/>
+        </w:rPr>
+        <w:t>fter 1971 international financial reforms</w:t>
       </w:r>
       <w:r>
         <w:rPr>
@@ -2339,21 +3051,75 @@
         <w:rPr>
           <w:rFonts w:ascii="Century" w:hAnsi="Century"/>
         </w:rPr>
-        <w:t xml:space="preserve"> gold became the standard of price with the separation of the money-form from gold in the circulation of money, but not in the circulation of gold as a money-commodity. This separation of the money-form from the commodity-form of value, developed later in the liberalization of the money price from its elementary form as </w:t>
-      </w:r>
-      <w:proofErr w:type="gramStart"/>
-      <w:r>
-        <w:rPr>
-          <w:rFonts w:ascii="Century" w:hAnsi="Century"/>
-        </w:rPr>
-        <w:t>gold %%[</w:t>
-      </w:r>
-      <w:proofErr w:type="gramEnd"/>
-      <w:r>
-        <w:rPr>
-          <w:rFonts w:ascii="Century" w:hAnsi="Century"/>
-        </w:rPr>
-        <w:t>[KV1C3P189L1</w:t>
+        <w:t xml:space="preserve"> </w:t>
+      </w:r>
+      <w:r>
+        <w:rPr>
+          <w:rFonts w:ascii="Century" w:hAnsi="Century"/>
+        </w:rPr>
+        <w:t>The U.S. Dollar became the hegemonic currency functioning as measure of value, separated from the price of gold and only lightly linked to an imaginary quantity of gold</w:t>
+      </w:r>
+      <w:r>
+        <w:rPr>
+          <w:rFonts w:ascii="Century" w:hAnsi="Century"/>
+        </w:rPr>
+        <w:t xml:space="preserve"> </w:t>
+      </w:r>
+      <w:r>
+        <w:rPr>
+          <w:rFonts w:ascii="Century" w:hAnsi="Century"/>
+        </w:rPr>
+        <w:t xml:space="preserve">fixed as </w:t>
+      </w:r>
+      <w:r>
+        <w:rPr>
+          <w:rFonts w:ascii="Century" w:hAnsi="Century"/>
+        </w:rPr>
+        <w:t xml:space="preserve">an </w:t>
+      </w:r>
+      <w:r>
+        <w:rPr>
+          <w:rFonts w:ascii="Century" w:hAnsi="Century"/>
+        </w:rPr>
+        <w:t>aliquot part</w:t>
+      </w:r>
+      <w:r>
+        <w:rPr>
+          <w:rFonts w:ascii="Century" w:hAnsi="Century"/>
+        </w:rPr>
+        <w:t xml:space="preserve"> </w:t>
+      </w:r>
+      <w:r>
+        <w:rPr>
+          <w:rFonts w:ascii="Century" w:hAnsi="Century"/>
+        </w:rPr>
+        <w:t>of the actual measure of the standard of price</w:t>
+      </w:r>
+      <w:r>
+        <w:rPr>
+          <w:rFonts w:ascii="Century" w:hAnsi="Century"/>
+        </w:rPr>
+        <w:t>.</w:t>
+      </w:r>
+      <w:r>
+        <w:rPr>
+          <w:rFonts w:ascii="Century" w:hAnsi="Century"/>
+        </w:rPr>
+        <w:t xml:space="preserve"> </w:t>
+      </w:r>
+      <w:proofErr w:type="gramStart"/>
+      <w:r>
+        <w:rPr>
+          <w:rFonts w:ascii="Century" w:hAnsi="Century"/>
+        </w:rPr>
+        <w:t>%%[</w:t>
+      </w:r>
+      <w:proofErr w:type="gramEnd"/>
+      <w:r>
+        <w:rPr>
+          <w:rFonts w:ascii="Century" w:hAnsi="Century"/>
+        </w:rPr>
+        <w:t>[KV1C3P197L1</w:t>
       </w:r>
       <w:proofErr w:type="gramStart"/>
       <w:r>
@@ -2367,31 +3133,219 @@
         <w:rPr>
           <w:rFonts w:ascii="Century" w:hAnsi="Century"/>
         </w:rPr>
-        <w:t xml:space="preserve">%. Extending the </w:t>
-      </w:r>
-      <w:r>
-        <w:rPr>
-          <w:rFonts w:ascii="Century" w:hAnsi="Century"/>
-        </w:rPr>
-        <w:t>dissociation</w:t>
-      </w:r>
-      <w:r>
-        <w:rPr>
-          <w:rFonts w:ascii="Century" w:hAnsi="Century"/>
-        </w:rPr>
-        <w:t xml:space="preserve"> between socially </w:t>
-      </w:r>
-      <w:r>
-        <w:rPr>
-          <w:rFonts w:ascii="Century" w:hAnsi="Century"/>
-        </w:rPr>
-        <w:t>necessary</w:t>
-      </w:r>
-      <w:r>
-        <w:rPr>
-          <w:rFonts w:ascii="Century" w:hAnsi="Century"/>
-        </w:rPr>
-        <w:t xml:space="preserve"> labour time, as the common measure of value of commodities, and the money-form of value. </w:t>
+        <w:t>% %%[[KV1C3P193L1]]%%. The liberalization of the price of gold</w:t>
+      </w:r>
+      <w:r>
+        <w:rPr>
+          <w:rFonts w:ascii="Century" w:hAnsi="Century"/>
+        </w:rPr>
+        <w:t xml:space="preserve"> immediately </w:t>
+      </w:r>
+      <w:r>
+        <w:rPr>
+          <w:rFonts w:ascii="Century" w:hAnsi="Century"/>
+        </w:rPr>
+        <w:t>bec</w:t>
+      </w:r>
+      <w:r>
+        <w:rPr>
+          <w:rFonts w:ascii="Century" w:hAnsi="Century"/>
+        </w:rPr>
+        <w:t>a</w:t>
+      </w:r>
+      <w:r>
+        <w:rPr>
+          <w:rFonts w:ascii="Century" w:hAnsi="Century"/>
+        </w:rPr>
+        <w:t>me</w:t>
+      </w:r>
+      <w:r>
+        <w:rPr>
+          <w:rFonts w:ascii="Century" w:hAnsi="Century"/>
+        </w:rPr>
+        <w:t xml:space="preserve"> the liberalization of the circulation of gold as a commodity, historically being the commodity-money. </w:t>
+      </w:r>
+      <w:r>
+        <w:rPr>
+          <w:rFonts w:ascii="Century" w:hAnsi="Century"/>
+        </w:rPr>
+        <w:t>D</w:t>
+      </w:r>
+      <w:r>
+        <w:rPr>
+          <w:rFonts w:ascii="Century" w:hAnsi="Century"/>
+        </w:rPr>
+        <w:t>ivorcing the exchange-value measure of price</w:t>
+      </w:r>
+      <w:r>
+        <w:rPr>
+          <w:rFonts w:ascii="Century" w:hAnsi="Century"/>
+        </w:rPr>
+        <w:t xml:space="preserve"> from</w:t>
+      </w:r>
+      <w:r>
+        <w:rPr>
+          <w:rFonts w:ascii="Century" w:hAnsi="Century"/>
+        </w:rPr>
+        <w:t xml:space="preserve"> the value of gold as a commodity, </w:t>
+      </w:r>
+      <w:r>
+        <w:rPr>
+          <w:rFonts w:ascii="Century" w:hAnsi="Century"/>
+        </w:rPr>
+        <w:t xml:space="preserve">as if it </w:t>
+      </w:r>
+      <w:r>
+        <w:rPr>
+          <w:rFonts w:ascii="Century" w:hAnsi="Century"/>
+        </w:rPr>
+        <w:t>were</w:t>
+      </w:r>
+      <w:r>
+        <w:rPr>
+          <w:rFonts w:ascii="Century" w:hAnsi="Century"/>
+        </w:rPr>
+        <w:t xml:space="preserve"> any commodity, being the</w:t>
+      </w:r>
+      <w:r>
+        <w:rPr>
+          <w:rFonts w:ascii="Century" w:hAnsi="Century"/>
+        </w:rPr>
+        <w:t xml:space="preserve"> money</w:t>
+      </w:r>
+      <w:r>
+        <w:rPr>
+          <w:rFonts w:ascii="Century" w:hAnsi="Century"/>
+        </w:rPr>
+        <w:t>-commodity.</w:t>
+      </w:r>
+      <w:r>
+        <w:rPr>
+          <w:rFonts w:ascii="Century" w:hAnsi="Century"/>
+        </w:rPr>
+        <w:t xml:space="preserve"> </w:t>
+      </w:r>
+      <w:r>
+        <w:rPr>
+          <w:rFonts w:ascii="Century" w:hAnsi="Century"/>
+        </w:rPr>
+        <w:t>B</w:t>
+      </w:r>
+      <w:r>
+        <w:rPr>
+          <w:rFonts w:ascii="Century" w:hAnsi="Century"/>
+        </w:rPr>
+        <w:t>ut</w:t>
+      </w:r>
+      <w:r>
+        <w:rPr>
+          <w:rFonts w:ascii="Century" w:hAnsi="Century"/>
+        </w:rPr>
+        <w:t>,</w:t>
+      </w:r>
+      <w:r>
+        <w:rPr>
+          <w:rFonts w:ascii="Century" w:hAnsi="Century"/>
+        </w:rPr>
+        <w:t xml:space="preserve"> also by</w:t>
+      </w:r>
+      <w:r>
+        <w:rPr>
+          <w:rFonts w:ascii="Century" w:hAnsi="Century"/>
+        </w:rPr>
+        <w:t xml:space="preserve"> its upward scale-shift in its production,</w:t>
+      </w:r>
+      <w:r>
+        <w:rPr>
+          <w:rFonts w:ascii="Century" w:hAnsi="Century"/>
+        </w:rPr>
+        <w:t xml:space="preserve"> extending the </w:t>
+      </w:r>
+      <w:r>
+        <w:rPr>
+          <w:rFonts w:ascii="Century" w:hAnsi="Century"/>
+        </w:rPr>
+        <w:t xml:space="preserve">accountable </w:t>
+      </w:r>
+      <w:r>
+        <w:rPr>
+          <w:rFonts w:ascii="Century" w:hAnsi="Century"/>
+        </w:rPr>
+        <w:t xml:space="preserve">pieces of the fixed unit value measure of price, the weighted gold hoarded </w:t>
+      </w:r>
+      <w:r>
+        <w:rPr>
+          <w:rFonts w:ascii="Century" w:hAnsi="Century"/>
+        </w:rPr>
+        <w:t>by the</w:t>
+      </w:r>
+      <w:r>
+        <w:rPr>
+          <w:rFonts w:ascii="Century" w:hAnsi="Century"/>
+        </w:rPr>
+        <w:t xml:space="preserve"> international state banks such as the IMF</w:t>
+      </w:r>
+      <w:r>
+        <w:rPr>
+          <w:rFonts w:ascii="Century" w:hAnsi="Century"/>
+        </w:rPr>
+        <w:t>,</w:t>
+      </w:r>
+      <w:r>
+        <w:rPr>
+          <w:rFonts w:ascii="Century" w:hAnsi="Century"/>
+        </w:rPr>
+        <w:t xml:space="preserve"> </w:t>
+      </w:r>
+      <w:r>
+        <w:rPr>
+          <w:rFonts w:ascii="Century" w:hAnsi="Century"/>
+        </w:rPr>
+        <w:t>as well</w:t>
+      </w:r>
+      <w:r>
+        <w:rPr>
+          <w:rFonts w:ascii="Century" w:hAnsi="Century"/>
+        </w:rPr>
+        <w:t xml:space="preserve"> into the gold reserves of state</w:t>
+      </w:r>
+      <w:r>
+        <w:rPr>
+          <w:rFonts w:ascii="Century" w:hAnsi="Century"/>
+        </w:rPr>
+        <w:t>-capitalists</w:t>
+      </w:r>
+      <w:r>
+        <w:rPr>
+          <w:rFonts w:ascii="Century" w:hAnsi="Century"/>
+        </w:rPr>
+        <w:t xml:space="preserve">. </w:t>
+      </w:r>
+      <w:r>
+        <w:rPr>
+          <w:rFonts w:ascii="Century" w:hAnsi="Century"/>
+        </w:rPr>
+        <w:t>Under these</w:t>
+      </w:r>
+      <w:r>
+        <w:rPr>
+          <w:rFonts w:ascii="Century" w:hAnsi="Century"/>
+        </w:rPr>
+        <w:t xml:space="preserve">, </w:t>
+      </w:r>
+      <w:proofErr w:type="gramStart"/>
+      <w:r>
+        <w:rPr>
+          <w:rFonts w:ascii="Century" w:hAnsi="Century"/>
+        </w:rPr>
+        <w:t>actual,</w:t>
+      </w:r>
+      <w:proofErr w:type="gramEnd"/>
+      <w:r>
+        <w:rPr>
+          <w:rFonts w:ascii="Century" w:hAnsi="Century"/>
+        </w:rPr>
+        <w:t xml:space="preserve"> conditions, gold is still hoarded as real capital.</w:t>
       </w:r>
     </w:p>
     <w:p>
@@ -2405,75 +3359,52 @@
         <w:rPr>
           <w:rFonts w:ascii="Century" w:hAnsi="Century"/>
         </w:rPr>
-        <w:t>A</w:t>
-      </w:r>
-      <w:r>
-        <w:rPr>
-          <w:rFonts w:ascii="Century" w:hAnsi="Century"/>
-        </w:rPr>
-        <w:t>fter 1971 international financial reforms</w:t>
-      </w:r>
-      <w:r>
-        <w:rPr>
-          <w:rFonts w:ascii="Century" w:hAnsi="Century"/>
-        </w:rPr>
-        <w:t>,</w:t>
-      </w:r>
-      <w:r>
-        <w:rPr>
-          <w:rFonts w:ascii="Century" w:hAnsi="Century"/>
-        </w:rPr>
-        <w:t xml:space="preserve"> </w:t>
-      </w:r>
-      <w:r>
-        <w:rPr>
-          <w:rFonts w:ascii="Century" w:hAnsi="Century"/>
-        </w:rPr>
-        <w:t>The U.S. Dollar became the hegemonic currency functioning as measure of value, separated from the price of gold and only lightly linked to an imaginary quantity of gold %%[[KV1C3P197L1</w:t>
-      </w:r>
-      <w:proofErr w:type="gramStart"/>
-      <w:r>
-        <w:rPr>
-          <w:rFonts w:ascii="Century" w:hAnsi="Century"/>
-        </w:rPr>
-        <w:t>]]%</w:t>
-      </w:r>
-      <w:proofErr w:type="gramEnd"/>
-      <w:r>
-        <w:rPr>
-          <w:rFonts w:ascii="Century" w:hAnsi="Century"/>
-        </w:rPr>
-        <w:t xml:space="preserve">% fixed as </w:t>
-      </w:r>
-      <w:r>
-        <w:rPr>
-          <w:rFonts w:ascii="Century" w:hAnsi="Century"/>
-        </w:rPr>
-        <w:t xml:space="preserve">an </w:t>
-      </w:r>
-      <w:r>
-        <w:rPr>
-          <w:rFonts w:ascii="Century" w:hAnsi="Century"/>
-        </w:rPr>
-        <w:t>aliquot</w:t>
-      </w:r>
-      <w:r>
-        <w:rPr>
-          <w:rFonts w:ascii="Century" w:hAnsi="Century"/>
-        </w:rPr>
-        <w:t xml:space="preserve"> part %%[[KV1C3P193L1]]%% of the actual measure of the standard of price. The liberalization of the price of gold</w:t>
-      </w:r>
-      <w:r>
-        <w:rPr>
-          <w:rFonts w:ascii="Century" w:hAnsi="Century"/>
-        </w:rPr>
-        <w:t xml:space="preserve">, immediately </w:t>
-      </w:r>
-      <w:r>
-        <w:rPr>
-          <w:rFonts w:ascii="Century" w:hAnsi="Century"/>
-        </w:rPr>
-        <w:t xml:space="preserve">becomes the liberalization of the circulation of gold as a commodity, historically being the commodity-money. </w:t>
+        <w:t xml:space="preserve">The contemporary implications of the liberalization of the price of gold are equivalent to the magnitude of the </w:t>
+      </w:r>
+      <w:r>
+        <w:rPr>
+          <w:rFonts w:ascii="Century" w:hAnsi="Century"/>
+          <w:i/>
+          <w:iCs/>
+        </w:rPr>
+        <w:t>social accident</w:t>
+      </w:r>
+      <w:r>
+        <w:rPr>
+          <w:rFonts w:ascii="Century" w:hAnsi="Century"/>
+        </w:rPr>
+        <w:t xml:space="preserve"> of treating the elementary form of money, which is gold, the commodity that is not just a commodity, as a </w:t>
+      </w:r>
+      <w:r>
+        <w:rPr>
+          <w:rFonts w:ascii="Century" w:hAnsi="Century"/>
+        </w:rPr>
+        <w:lastRenderedPageBreak/>
+        <w:t xml:space="preserve">mere commodity. As a potato in a suck of </w:t>
+      </w:r>
+      <w:r>
+        <w:rPr>
+          <w:rFonts w:ascii="Century" w:hAnsi="Century"/>
+        </w:rPr>
+        <w:t>potatoes</w:t>
+      </w:r>
+      <w:r>
+        <w:rPr>
+          <w:rFonts w:ascii="Century" w:hAnsi="Century"/>
+        </w:rPr>
+        <w:t xml:space="preserve">, and nothing else than a potato in a suck of </w:t>
+      </w:r>
+      <w:r>
+        <w:rPr>
+          <w:rFonts w:ascii="Century" w:hAnsi="Century"/>
+        </w:rPr>
+        <w:t>potatoes</w:t>
+      </w:r>
+      <w:r>
+        <w:rPr>
+          <w:rFonts w:ascii="Century" w:hAnsi="Century"/>
+        </w:rPr>
+        <w:t xml:space="preserve">. </w:t>
       </w:r>
     </w:p>
     <w:p>
@@ -2487,35 +3418,77 @@
         <w:rPr>
           <w:rFonts w:ascii="Century" w:hAnsi="Century"/>
         </w:rPr>
-        <w:t xml:space="preserve">Under these conditions, gold is still hoarded as real capital. Not only by divorcing the exchange-value measure of the price of the value of gold as a commodity, as money, but also by extending the pieces of the fixed unit value measure of price, the weighted gold hoarded by international state banks such as the IMF, and into the gold reserves of nation states. The contemporary implications of the liberalization of the price of gold are equivalent to the magnitude of the "social accident" of treating the elementary form of money, which is gold, the commodity that is not just a commodity, as a mere commodity. As a potato in a suck of </w:t>
-      </w:r>
-      <w:proofErr w:type="spellStart"/>
-      <w:r>
-        <w:rPr>
-          <w:rFonts w:ascii="Century" w:hAnsi="Century"/>
-        </w:rPr>
-        <w:t>potatos</w:t>
-      </w:r>
-      <w:proofErr w:type="spellEnd"/>
-      <w:r>
-        <w:rPr>
-          <w:rFonts w:ascii="Century" w:hAnsi="Century"/>
-        </w:rPr>
-        <w:t xml:space="preserve">, and nothing else than a potato in a suck of </w:t>
-      </w:r>
-      <w:proofErr w:type="spellStart"/>
-      <w:r>
-        <w:rPr>
-          <w:rFonts w:ascii="Century" w:hAnsi="Century"/>
-        </w:rPr>
-        <w:t>potatos</w:t>
-      </w:r>
-      <w:proofErr w:type="spellEnd"/>
-      <w:r>
-        <w:rPr>
-          <w:rFonts w:ascii="Century" w:hAnsi="Century"/>
-        </w:rPr>
-        <w:t xml:space="preserve">. </w:t>
+        <w:t xml:space="preserve">Marx explained his concern relative to the quantitative incongruity and qualitative contradiction between magnitude of value and </w:t>
+      </w:r>
+      <w:proofErr w:type="gramStart"/>
+      <w:r>
+        <w:rPr>
+          <w:rFonts w:ascii="Century" w:hAnsi="Century"/>
+        </w:rPr>
+        <w:t>price%%[</w:t>
+      </w:r>
+      <w:proofErr w:type="gramEnd"/>
+      <w:r>
+        <w:rPr>
+          <w:rFonts w:ascii="Century" w:hAnsi="Century"/>
+        </w:rPr>
+        <w:t>[KV1C3P197L1</w:t>
+      </w:r>
+      <w:proofErr w:type="gramStart"/>
+      <w:r>
+        <w:rPr>
+          <w:rFonts w:ascii="Century" w:hAnsi="Century"/>
+        </w:rPr>
+        <w:t>]]%</w:t>
+      </w:r>
+      <w:proofErr w:type="gramEnd"/>
+      <w:r>
+        <w:rPr>
+          <w:rFonts w:ascii="Century" w:hAnsi="Century"/>
+        </w:rPr>
+        <w:t>%. As inherent to the introduction of the price-</w:t>
+      </w:r>
+      <w:proofErr w:type="gramStart"/>
+      <w:r>
+        <w:rPr>
+          <w:rFonts w:ascii="Century" w:hAnsi="Century"/>
+        </w:rPr>
+        <w:t>form %%[</w:t>
+      </w:r>
+      <w:proofErr w:type="gramEnd"/>
+      <w:r>
+        <w:rPr>
+          <w:rFonts w:ascii="Century" w:hAnsi="Century"/>
+        </w:rPr>
+        <w:t>[KV1C3P196L24</w:t>
+      </w:r>
+      <w:proofErr w:type="gramStart"/>
+      <w:r>
+        <w:rPr>
+          <w:rFonts w:ascii="Century" w:hAnsi="Century"/>
+        </w:rPr>
+        <w:t>]]%</w:t>
+      </w:r>
+      <w:proofErr w:type="gramEnd"/>
+      <w:r>
+        <w:rPr>
+          <w:rFonts w:ascii="Century" w:hAnsi="Century"/>
+        </w:rPr>
+        <w:t>%. “Hence the less the unit of measurement (here a quantity of gold) is subject to variation, the better the standard of price fulfils its office. But gold can serve as a measure of value only because it is itself a product of labour, and therefore potentially variable in-value” %%[[KV1C3P192L20</w:t>
+      </w:r>
+      <w:proofErr w:type="gramStart"/>
+      <w:r>
+        <w:rPr>
+          <w:rFonts w:ascii="Century" w:hAnsi="Century"/>
+        </w:rPr>
+        <w:t>]]%</w:t>
+      </w:r>
+      <w:proofErr w:type="gramEnd"/>
+      <w:r>
+        <w:rPr>
+          <w:rFonts w:ascii="Century" w:hAnsi="Century"/>
+        </w:rPr>
+        <w:t xml:space="preserve">%. </w:t>
       </w:r>
     </w:p>
     <w:p>
@@ -2529,107 +3502,94 @@
         <w:rPr>
           <w:rFonts w:ascii="Century" w:hAnsi="Century"/>
         </w:rPr>
-        <w:t xml:space="preserve">Marx explained his concern relative to the quantitative incongruity and qualitative contradiction between magnitude of value and </w:t>
-      </w:r>
-      <w:proofErr w:type="gramStart"/>
-      <w:r>
-        <w:rPr>
-          <w:rFonts w:ascii="Century" w:hAnsi="Century"/>
-        </w:rPr>
-        <w:t>price%%[</w:t>
-      </w:r>
-      <w:proofErr w:type="gramEnd"/>
-      <w:r>
-        <w:rPr>
-          <w:rFonts w:ascii="Century" w:hAnsi="Century"/>
-        </w:rPr>
-        <w:t>[KV1C3P197L1</w:t>
-      </w:r>
-      <w:proofErr w:type="gramStart"/>
-      <w:r>
-        <w:rPr>
-          <w:rFonts w:ascii="Century" w:hAnsi="Century"/>
-        </w:rPr>
-        <w:t>]]%</w:t>
-      </w:r>
-      <w:proofErr w:type="gramEnd"/>
-      <w:r>
-        <w:rPr>
-          <w:rFonts w:ascii="Century" w:hAnsi="Century"/>
-        </w:rPr>
-        <w:t>%. As inherent to the introduction of the price-</w:t>
-      </w:r>
-      <w:proofErr w:type="gramStart"/>
-      <w:r>
-        <w:rPr>
-          <w:rFonts w:ascii="Century" w:hAnsi="Century"/>
-        </w:rPr>
-        <w:t>form %%[</w:t>
-      </w:r>
-      <w:proofErr w:type="gramEnd"/>
-      <w:r>
-        <w:rPr>
-          <w:rFonts w:ascii="Century" w:hAnsi="Century"/>
-        </w:rPr>
-        <w:t>[KV1C3P196L24</w:t>
-      </w:r>
-      <w:proofErr w:type="gramStart"/>
-      <w:r>
-        <w:rPr>
-          <w:rFonts w:ascii="Century" w:hAnsi="Century"/>
-        </w:rPr>
-        <w:t>]]%</w:t>
-      </w:r>
-      <w:proofErr w:type="gramEnd"/>
-      <w:r>
-        <w:rPr>
-          <w:rFonts w:ascii="Century" w:hAnsi="Century"/>
-        </w:rPr>
-        <w:t xml:space="preserve">%. “Hence the less the unit of measurement (here a </w:t>
-      </w:r>
-      <w:r>
-        <w:rPr>
-          <w:rFonts w:ascii="Century" w:hAnsi="Century"/>
-        </w:rPr>
-        <w:lastRenderedPageBreak/>
-        <w:t>quantity of gold) is subject to variation, the better the standard of price fulfils its office. But gold can serve as a measure of value only because it is itself a product of labour, and therefore potentially variable in-value” %%[[KV1C3P192L20</w:t>
-      </w:r>
-      <w:proofErr w:type="gramStart"/>
-      <w:r>
-        <w:rPr>
-          <w:rFonts w:ascii="Century" w:hAnsi="Century"/>
-        </w:rPr>
-        <w:t>]]%</w:t>
-      </w:r>
-      <w:proofErr w:type="gramEnd"/>
-      <w:r>
-        <w:rPr>
-          <w:rFonts w:ascii="Century" w:hAnsi="Century"/>
-        </w:rPr>
-        <w:t xml:space="preserve">%. Gold is still nowadays a fixed measure of the price-form, the exponential upward in its price is non-related with its value variation in its production process or variable composition of capital -as Marx will specify later. As the productivity of labour in mining reduced the variability of the amount of labour embodied in gold production its variation </w:t>
-      </w:r>
-      <w:proofErr w:type="spellStart"/>
-      <w:r>
-        <w:rPr>
-          <w:rFonts w:ascii="Century" w:hAnsi="Century"/>
-        </w:rPr>
-        <w:t>becames</w:t>
-      </w:r>
-      <w:proofErr w:type="spellEnd"/>
+        <w:t>Gold is still nowadays a fixed measure of the price-form</w:t>
+      </w:r>
+      <w:r>
+        <w:rPr>
+          <w:rFonts w:ascii="Century" w:hAnsi="Century"/>
+        </w:rPr>
+        <w:t>.</w:t>
+      </w:r>
+      <w:r>
+        <w:rPr>
+          <w:rFonts w:ascii="Century" w:hAnsi="Century"/>
+        </w:rPr>
+        <w:t xml:space="preserve"> </w:t>
+      </w:r>
+      <w:r>
+        <w:rPr>
+          <w:rFonts w:ascii="Century" w:hAnsi="Century"/>
+        </w:rPr>
+        <w:t>T</w:t>
+      </w:r>
+      <w:r>
+        <w:rPr>
+          <w:rFonts w:ascii="Century" w:hAnsi="Century"/>
+        </w:rPr>
+        <w:t xml:space="preserve">he exponential upward trend </w:t>
+      </w:r>
+      <w:r>
+        <w:rPr>
+          <w:rFonts w:ascii="Century" w:hAnsi="Century"/>
+        </w:rPr>
+        <w:t>of</w:t>
+      </w:r>
+      <w:r>
+        <w:rPr>
+          <w:rFonts w:ascii="Century" w:hAnsi="Century"/>
+        </w:rPr>
+        <w:t xml:space="preserve"> its price</w:t>
+      </w:r>
+      <w:r>
+        <w:rPr>
+          <w:rFonts w:ascii="Century" w:hAnsi="Century"/>
+        </w:rPr>
+        <w:t xml:space="preserve"> is non-related </w:t>
+      </w:r>
+      <w:proofErr w:type="gramStart"/>
+      <w:r>
+        <w:rPr>
+          <w:rFonts w:ascii="Century" w:hAnsi="Century"/>
+        </w:rPr>
+        <w:t>with</w:t>
+      </w:r>
+      <w:proofErr w:type="gramEnd"/>
+      <w:r>
+        <w:rPr>
+          <w:rFonts w:ascii="Century" w:hAnsi="Century"/>
+        </w:rPr>
+        <w:t xml:space="preserve"> its value variation in its production process or variable composition of capital -as Marx </w:t>
+      </w:r>
+      <w:r>
+        <w:rPr>
+          <w:rFonts w:ascii="Century" w:hAnsi="Century"/>
+        </w:rPr>
+        <w:t>specified</w:t>
+      </w:r>
+      <w:r>
+        <w:rPr>
+          <w:rFonts w:ascii="Century" w:hAnsi="Century"/>
+        </w:rPr>
+        <w:t xml:space="preserve">. As the productivity of labour in mining reduced the variability of the amount of labour embodied in gold production its variation </w:t>
+      </w:r>
+      <w:r>
+        <w:rPr>
+          <w:rFonts w:ascii="Century" w:hAnsi="Century"/>
+        </w:rPr>
+        <w:t>became</w:t>
+      </w:r>
       <w:r>
         <w:rPr>
           <w:rFonts w:ascii="Century" w:hAnsi="Century"/>
         </w:rPr>
         <w:t xml:space="preserve"> reduced, diluting its function of gold as a measure of value, in comparison to the U.S. Dollar as the money-form or price. Nevertheless, gold diminish its variation as unit of measurement as a fixed </w:t>
       </w:r>
-      <w:proofErr w:type="spellStart"/>
-      <w:r>
-        <w:rPr>
-          <w:rFonts w:ascii="Century" w:hAnsi="Century"/>
-        </w:rPr>
-        <w:t>aliquote</w:t>
-      </w:r>
-      <w:proofErr w:type="spellEnd"/>
+      <w:r>
+        <w:rPr>
+          <w:rFonts w:ascii="Century" w:hAnsi="Century"/>
+        </w:rPr>
+        <w:t>aliquot</w:t>
+      </w:r>
       <w:r>
         <w:rPr>
           <w:rFonts w:ascii="Century" w:hAnsi="Century"/>
@@ -2718,7 +3678,14 @@
         <w:rPr>
           <w:rFonts w:ascii="Century" w:hAnsi="Century"/>
         </w:rPr>
-        <w:t xml:space="preserve">%. The metamorphosis of commodities is a double process expressing, first the inherent contradiction in the commodity form, between use-value and exchange-value. And an external contradiction between the commodities and money, expressing the use-value that are commodities while representing its exchange-value in price, while the money-commodity gold appears as the materialization of </w:t>
+        <w:t xml:space="preserve">%. The metamorphosis of commodities is a double process expressing, first the </w:t>
+      </w:r>
+      <w:r>
+        <w:rPr>
+          <w:rFonts w:ascii="Century" w:hAnsi="Century"/>
+        </w:rPr>
+        <w:lastRenderedPageBreak/>
+        <w:t xml:space="preserve">inherent contradiction in the commodity form, between use-value and exchange-value. And an external contradiction between the commodities and money, expressing the use-value that are commodities while representing its exchange-value in price, while the money-commodity gold appears as the materialization of </w:t>
       </w:r>
       <w:proofErr w:type="gramStart"/>
       <w:r>
@@ -2802,14 +3769,7 @@
         <w:rPr>
           <w:rFonts w:ascii="Century" w:hAnsi="Century"/>
         </w:rPr>
-        <w:t xml:space="preserve">%. Price is the money-name of an assumed quantity of </w:t>
-      </w:r>
-      <w:r>
-        <w:rPr>
-          <w:rFonts w:ascii="Century" w:hAnsi="Century"/>
-        </w:rPr>
-        <w:lastRenderedPageBreak/>
-        <w:t xml:space="preserve">socially </w:t>
+        <w:t xml:space="preserve">%. Price is the money-name of an assumed quantity of socially </w:t>
       </w:r>
       <w:proofErr w:type="spellStart"/>
       <w:r>
@@ -2991,7 +3951,14 @@
         <w:rPr>
           <w:rFonts w:ascii="Century" w:hAnsi="Century"/>
         </w:rPr>
-        <w:t xml:space="preserve"> from the hands of the seller to the buyer’s one, while removes the money from the hands of the buyer </w:t>
+        <w:t xml:space="preserve"> from the hands of the </w:t>
+      </w:r>
+      <w:r>
+        <w:rPr>
+          <w:rFonts w:ascii="Century" w:hAnsi="Century"/>
+        </w:rPr>
+        <w:lastRenderedPageBreak/>
+        <w:t xml:space="preserve">seller to the buyer’s one, while removes the money from the hands of the buyer </w:t>
       </w:r>
       <w:proofErr w:type="spellStart"/>
       <w:r>
@@ -3019,14 +3986,7 @@
         <w:rPr>
           <w:rFonts w:ascii="Century" w:hAnsi="Century"/>
         </w:rPr>
-        <w:t xml:space="preserve"> two opposed processes, is, when considered as the movement of the money, always one and the same process, a constant change of places with commodities which are always different” %%[[KV1C3P211L21]]%%. The circuit of money is the </w:t>
-      </w:r>
-      <w:r>
-        <w:rPr>
-          <w:rFonts w:ascii="Century" w:hAnsi="Century"/>
-        </w:rPr>
-        <w:lastRenderedPageBreak/>
-        <w:t>expression of the circuit of commodities. So, Marx raised the question about how much money is being absorbed by the circulation of commodities? %%[[KV1C3P213L3</w:t>
+        <w:t xml:space="preserve"> two opposed processes, is, when considered as the movement of the money, always one and the same process, a constant change of places with commodities which are always different” %%[[KV1C3P211L21]]%%. The circuit of money is the expression of the circuit of commodities. So, Marx raised the question about how much money is being absorbed by the circulation of commodities? %%[[KV1C3P213L3</w:t>
       </w:r>
       <w:proofErr w:type="gramStart"/>
       <w:r>
@@ -3152,6 +4112,7 @@
         <w:rPr>
           <w:rFonts w:ascii="Century" w:hAnsi="Century"/>
         </w:rPr>
+        <w:lastRenderedPageBreak/>
         <w:t>Gold, indeed, is the medium of circulation and measure of value as the money-</w:t>
       </w:r>
       <w:proofErr w:type="gramStart"/>
@@ -3236,14 +4197,7 @@
         <w:rPr>
           <w:rFonts w:ascii="Century" w:hAnsi="Century"/>
         </w:rPr>
-        <w:t xml:space="preserve"> real wealth or real capital: %%[[GNBIVP459L13]]%% as </w:t>
-      </w:r>
-      <w:r>
-        <w:rPr>
-          <w:rFonts w:ascii="Century" w:hAnsi="Century"/>
-        </w:rPr>
-        <w:lastRenderedPageBreak/>
-        <w:t xml:space="preserve">the money-commodity separated from the total circulating capital. While still being present in the backstage of capital reproduction, consuming an </w:t>
+        <w:t xml:space="preserve"> real wealth or real capital: %%[[GNBIVP459L13]]%% as the money-commodity separated from the total circulating capital. While still being present in the backstage of capital reproduction, consuming an </w:t>
       </w:r>
       <w:proofErr w:type="spellStart"/>
       <w:r>
@@ -3355,6 +4309,7 @@
         <w:rPr>
           <w:rFonts w:ascii="Century" w:hAnsi="Century"/>
         </w:rPr>
+        <w:lastRenderedPageBreak/>
         <w:t xml:space="preserve">With the realization of every commodity in its money-form, an </w:t>
       </w:r>
       <w:proofErr w:type="spellStart"/>
@@ -3411,7 +4366,6 @@
         <w:rPr>
           <w:rFonts w:ascii="Century" w:hAnsi="Century"/>
         </w:rPr>
-        <w:lastRenderedPageBreak/>
         <w:t xml:space="preserve">Indeed, the rise in the productivity of labor in gold production changed the quantity of the standard of value measure of money that is being produced by an equivalent abstract quantity of labor, while the price of gold growth exponentially as it is hoarded in its money-commodity form of value by the international finance state capitalists in reserves funds. As the circulation of the commodities and their transubstantiation into money are by their exchange scale, the chance of social accident by which the circuit M-C-M’ is being obstructed, mediate between the necessary conversion of commodities into money, correspondent to the process of transformation of surplus-value into profit. </w:t>
       </w:r>
     </w:p>
@@ -3454,7 +4408,14 @@
         <w:rPr>
           <w:rFonts w:ascii="Century" w:hAnsi="Century"/>
         </w:rPr>
-        <w:t xml:space="preserve">With the liberalization of gold price, since 1971, the total monetary system debased money from its elementary form. As if in that manner, the use-value of gold as the socially formed universally equivalent, would be suppressed, and replaced by certain specific currency (US Dollar), fixed by a hegemonic arrangement relying only on U.S. hegemony. </w:t>
+        <w:t xml:space="preserve">With the liberalization of gold price, since 1971, the total monetary system debased money from its elementary form. As if in that manner, the use-value of gold as the socially formed universally equivalent, would be suppressed, and </w:t>
+      </w:r>
+      <w:r>
+        <w:rPr>
+          <w:rFonts w:ascii="Century" w:hAnsi="Century"/>
+        </w:rPr>
+        <w:lastRenderedPageBreak/>
+        <w:t xml:space="preserve">replaced by certain specific currency (US Dollar), fixed by a hegemonic arrangement relying only on U.S. hegemony. </w:t>
       </w:r>
     </w:p>
     <w:p>
@@ -3468,14 +4429,7 @@
         <w:rPr>
           <w:rFonts w:ascii="Century" w:hAnsi="Century"/>
         </w:rPr>
-        <w:t xml:space="preserve">The liberalization of the price of money from its standard of price expressed in a fixed weight of gold as the elementary value form of money-commodity, raised the price of gold exponentially as well as propel another gold rush. But, as gold didn’t lose completely its properties, its physical properties as standard of price, central and international banks hoard it with extended voracity, while at the same time state capitalism is benefiting from the exponential upward of the gold-commodity price effecting in the exchange value of its national reserve </w:t>
-      </w:r>
-      <w:r>
-        <w:rPr>
-          <w:rFonts w:ascii="Century" w:hAnsi="Century"/>
-        </w:rPr>
-        <w:lastRenderedPageBreak/>
-        <w:t>gold fund. Is the total sum of the different prices of the money-commodity circulating as world money expressing “the direct incarnation of all human labour” %%[[KV1C2P187L18</w:t>
+        <w:t>The liberalization of the price of money from its standard of price expressed in a fixed weight of gold as the elementary value form of money-commodity, raised the price of gold exponentially as well as propel another gold rush. But, as gold didn’t lose completely its properties, its physical properties as standard of price, central and international banks hoard it with extended voracity, while at the same time state capitalism is benefiting from the exponential upward of the gold-commodity price effecting in the exchange value of its national reserve gold fund. Is the total sum of the different prices of the money-commodity circulating as world money expressing “the direct incarnation of all human labour” %%[[KV1C2P187L18</w:t>
       </w:r>
       <w:proofErr w:type="gramStart"/>
       <w:r>
@@ -3559,7 +4513,14 @@
         <w:rPr>
           <w:rFonts w:ascii="Century" w:hAnsi="Century"/>
         </w:rPr>
-        <w:t>Also, while the imaginary, ideal, character of the money-form of value or price of the commodities, highlight the fictitious essence of money and its permanent expulsion from the circulation process of commodities (C-M-C); the relevance of the analysis of the standard of price for the study of the reproduction crisis of finance capital may be critical for the development of theoretical assumptions build over Marx’s critique to the political economy of the bourgeoisie society, considering the reforms to the gold standard of the international monetary system during 1968 and 1971, and its actual shift under the present critical juncture of transition to a new international monetary system, non-restricted by the dollar hegemony.</w:t>
+        <w:t xml:space="preserve">Also, while the imaginary, ideal, character of the money-form of value or price of the commodities, highlight the fictitious essence of money and its permanent expulsion from the circulation process of commodities (C-M-C); the relevance of </w:t>
+      </w:r>
+      <w:r>
+        <w:rPr>
+          <w:rFonts w:ascii="Century" w:hAnsi="Century"/>
+        </w:rPr>
+        <w:lastRenderedPageBreak/>
+        <w:t>the analysis of the standard of price for the study of the reproduction crisis of finance capital may be critical for the development of theoretical assumptions build over Marx’s critique to the political economy of the bourgeoisie society, considering the reforms to the gold standard of the international monetary system during 1968 and 1971, and its actual shift under the present critical juncture of transition to a new international monetary system, non-restricted by the dollar hegemony.</w:t>
       </w:r>
     </w:p>
     <w:sectPr>
@@ -4249,7 +5210,6 @@
   <w:style w:type="character" w:default="1" w:styleId="Fuentedeprrafopredeter">
     <w:name w:val="Default Paragraph Font"/>
     <w:uiPriority w:val="1"/>
-    <w:semiHidden/>
     <w:unhideWhenUsed/>
   </w:style>
   <w:style w:type="table" w:default="1" w:styleId="Tablanormal">

--- a/obsidian-history-vault-master/09 courses/UCSB/Sociology UCSB/Kevin Anderson/Marx Seminar/KV1C2C3_vF.docx
+++ b/obsidian-history-vault-master/09 courses/UCSB/Sociology UCSB/Kevin Anderson/Marx Seminar/KV1C2C3_vF.docx
@@ -21,7 +21,31 @@
         <w:rPr>
           <w:rFonts w:ascii="Century" w:hAnsi="Century"/>
         </w:rPr>
-        <w:t xml:space="preserve">Devil lives in the details. Marx was tracing the determinants of the exchange process, particular </w:t>
+        <w:t xml:space="preserve">Devil lives in the details. Marx </w:t>
+      </w:r>
+      <w:r>
+        <w:rPr>
+          <w:rFonts w:ascii="Century" w:hAnsi="Century"/>
+        </w:rPr>
+        <w:t>traced</w:t>
+      </w:r>
+      <w:r>
+        <w:rPr>
+          <w:rFonts w:ascii="Century" w:hAnsi="Century"/>
+        </w:rPr>
+        <w:t xml:space="preserve"> the determinants of the exchange process </w:t>
+      </w:r>
+      <w:r>
+        <w:rPr>
+          <w:rFonts w:ascii="Century" w:hAnsi="Century"/>
+        </w:rPr>
+        <w:t>particularly</w:t>
+      </w:r>
+      <w:r>
+        <w:rPr>
+          <w:rFonts w:ascii="Century" w:hAnsi="Century"/>
+        </w:rPr>
+        <w:t xml:space="preserve"> </w:t>
       </w:r>
       <w:r>
         <w:rPr>
@@ -47,21 +71,25 @@
         <w:rPr>
           <w:rFonts w:ascii="Century" w:hAnsi="Century"/>
         </w:rPr>
-        <w:t xml:space="preserve">, by one side, </w:t>
-      </w:r>
-      <w:proofErr w:type="gramStart"/>
-      <w:r>
-        <w:rPr>
-          <w:rFonts w:ascii="Century" w:hAnsi="Century"/>
-        </w:rPr>
-        <w:t>and of</w:t>
-      </w:r>
-      <w:proofErr w:type="gramEnd"/>
-      <w:r>
-        <w:rPr>
-          <w:rFonts w:ascii="Century" w:hAnsi="Century"/>
-        </w:rPr>
-        <w:t xml:space="preserve"> money in the other extreme of exchange relations. </w:t>
+        <w:t>, by one side, and of money</w:t>
+      </w:r>
+      <w:r>
+        <w:rPr>
+          <w:rFonts w:ascii="Century" w:hAnsi="Century"/>
+        </w:rPr>
+        <w:t>,</w:t>
+      </w:r>
+      <w:r>
+        <w:rPr>
+          <w:rFonts w:ascii="Century" w:hAnsi="Century"/>
+        </w:rPr>
+        <w:t xml:space="preserve"> in the other extreme of exchange relations.</w:t>
+      </w:r>
+      <w:r>
+        <w:rPr>
+          <w:rFonts w:ascii="Century" w:hAnsi="Century"/>
+        </w:rPr>
+        <w:t xml:space="preserve"> </w:t>
       </w:r>
     </w:p>
     <w:p>
@@ -111,69 +139,31 @@
         <w:rPr>
           <w:rFonts w:ascii="Century" w:hAnsi="Century"/>
         </w:rPr>
-        <w:t xml:space="preserve"> of exchange. </w:t>
-      </w:r>
-      <w:proofErr w:type="gramStart"/>
-      <w:r>
-        <w:rPr>
-          <w:rFonts w:ascii="Century" w:hAnsi="Century"/>
-        </w:rPr>
-        <w:t>%%[</w:t>
-      </w:r>
-      <w:proofErr w:type="gramEnd"/>
-      <w:r>
-        <w:rPr>
-          <w:rFonts w:ascii="Century" w:hAnsi="Century"/>
-        </w:rPr>
-        <w:t>[KV1C2P179L13</w:t>
-      </w:r>
-      <w:proofErr w:type="gramStart"/>
-      <w:r>
-        <w:rPr>
-          <w:rFonts w:ascii="Century" w:hAnsi="Century"/>
-        </w:rPr>
-        <w:t>]]%</w:t>
-      </w:r>
-      <w:proofErr w:type="gramEnd"/>
-      <w:r>
-        <w:rPr>
-          <w:rFonts w:ascii="Century" w:hAnsi="Century"/>
-        </w:rPr>
-        <w:t xml:space="preserve">%. </w:t>
-      </w:r>
-      <w:proofErr w:type="gramStart"/>
-      <w:r>
-        <w:rPr>
-          <w:rFonts w:ascii="Century" w:hAnsi="Century"/>
-        </w:rPr>
-        <w:t>%%[</w:t>
-      </w:r>
-      <w:proofErr w:type="gramEnd"/>
-      <w:r>
-        <w:rPr>
-          <w:rFonts w:ascii="Century" w:hAnsi="Century"/>
-        </w:rPr>
-        <w:t>[KV1C2P179L15</w:t>
-      </w:r>
-      <w:proofErr w:type="gramStart"/>
-      <w:r>
-        <w:rPr>
-          <w:rFonts w:ascii="Century" w:hAnsi="Century"/>
-        </w:rPr>
-        <w:t>]]%</w:t>
-      </w:r>
-      <w:proofErr w:type="gramEnd"/>
-      <w:r>
-        <w:rPr>
-          <w:rFonts w:ascii="Century" w:hAnsi="Century"/>
-        </w:rPr>
-        <w:t>%</w:t>
+        <w:t xml:space="preserve"> of exchange. The second is the determination of a universal equivalent caused by the extension of the exchange process. From the perspective of the individual, each of the bearers treats his own commodity in exchange as the universal equivalent to all other commodities</w:t>
+      </w:r>
+      <w:r>
+        <w:rPr>
+          <w:rFonts w:ascii="Century" w:hAnsi="Century"/>
+        </w:rPr>
+        <w:t>, as use-values for being exchanged for an abstractly equivalent value to the living labour time embodied in its commodity-value form</w:t>
       </w:r>
       <w:r>
         <w:rPr>
           <w:rFonts w:ascii="Century" w:hAnsi="Century"/>
         </w:rPr>
         <w:t>.</w:t>
+      </w:r>
+      <w:r>
+        <w:rPr>
+          <w:rFonts w:ascii="Century" w:hAnsi="Century"/>
+        </w:rPr>
+        <w:t xml:space="preserve"> And the</w:t>
+      </w:r>
+      <w:r>
+        <w:rPr>
+          <w:rFonts w:ascii="Century" w:hAnsi="Century"/>
+        </w:rPr>
+        <w:t xml:space="preserve"> third corresponds to the transformation of gold, the money-commodity, into money-capital. </w:t>
       </w:r>
     </w:p>
     <w:p>
@@ -187,13 +177,363 @@
         <w:rPr>
           <w:rFonts w:ascii="Century" w:hAnsi="Century"/>
         </w:rPr>
-        <w:t>The second is the determination of a universal equivalent caused by the extension of the exchange process. From the perspective of the individual, each of the bearers treats his own commodity in exchange as the universal equivalent to all other commodities</w:t>
-      </w:r>
-      <w:r>
-        <w:rPr>
-          <w:rFonts w:ascii="Century" w:hAnsi="Century"/>
-        </w:rPr>
-        <w:t>, as use-values for being exchanged for an abstractly equivalent value to the living labour time embodied in its commodity-value form</w:t>
+        <w:t xml:space="preserve">In the transition between the exchange of </w:t>
+      </w:r>
+      <w:r>
+        <w:rPr>
+          <w:rFonts w:ascii="Century" w:hAnsi="Century"/>
+        </w:rPr>
+        <w:t>v</w:t>
+      </w:r>
+      <w:r>
+        <w:rPr>
+          <w:rFonts w:ascii="Century" w:hAnsi="Century"/>
+        </w:rPr>
+        <w:t xml:space="preserve">alues and the </w:t>
+      </w:r>
+      <w:r>
+        <w:rPr>
+          <w:rFonts w:ascii="Century" w:hAnsi="Century"/>
+        </w:rPr>
+        <w:t>circulation process</w:t>
+      </w:r>
+      <w:r>
+        <w:rPr>
+          <w:rFonts w:ascii="Century" w:hAnsi="Century"/>
+        </w:rPr>
+        <w:t>, there is a determinant</w:t>
+      </w:r>
+      <w:r>
+        <w:rPr>
+          <w:rFonts w:ascii="Century" w:hAnsi="Century"/>
+        </w:rPr>
+        <w:t xml:space="preserve"> </w:t>
+      </w:r>
+      <w:r>
+        <w:rPr>
+          <w:rFonts w:ascii="Century" w:hAnsi="Century"/>
+        </w:rPr>
+        <w:t xml:space="preserve">detail for the </w:t>
+      </w:r>
+      <w:r>
+        <w:rPr>
+          <w:rFonts w:ascii="Century" w:hAnsi="Century"/>
+        </w:rPr>
+        <w:t xml:space="preserve">development of the </w:t>
+      </w:r>
+      <w:r>
+        <w:rPr>
+          <w:rFonts w:ascii="Century" w:hAnsi="Century"/>
+        </w:rPr>
+        <w:t xml:space="preserve">concrete form </w:t>
+      </w:r>
+      <w:r>
+        <w:rPr>
+          <w:rFonts w:ascii="Century" w:hAnsi="Century"/>
+        </w:rPr>
+        <w:t xml:space="preserve">of </w:t>
+      </w:r>
+      <w:r>
+        <w:rPr>
+          <w:rFonts w:ascii="Century" w:hAnsi="Century"/>
+        </w:rPr>
+        <w:t xml:space="preserve">bourgeoisie </w:t>
+      </w:r>
+      <w:r>
+        <w:rPr>
+          <w:rFonts w:ascii="Century" w:hAnsi="Century"/>
+        </w:rPr>
+        <w:t>exchange process</w:t>
+      </w:r>
+      <w:r>
+        <w:rPr>
+          <w:rFonts w:ascii="Century" w:hAnsi="Century"/>
+        </w:rPr>
+        <w:t xml:space="preserve">. Being subsumed, absorbed by the circulation of money. </w:t>
+      </w:r>
+      <w:r>
+        <w:rPr>
+          <w:rFonts w:ascii="Century" w:hAnsi="Century"/>
+        </w:rPr>
+        <w:t>The</w:t>
+      </w:r>
+      <w:r>
+        <w:rPr>
+          <w:rFonts w:ascii="Century" w:hAnsi="Century"/>
+        </w:rPr>
+        <w:t xml:space="preserve"> historical expansion and intension of the process of exchange is also the process of taking everything that is possible to be treated as something to </w:t>
+      </w:r>
+      <w:r>
+        <w:rPr>
+          <w:rFonts w:ascii="Century" w:hAnsi="Century"/>
+        </w:rPr>
+        <w:t xml:space="preserve">be </w:t>
+      </w:r>
+      <w:r>
+        <w:rPr>
+          <w:rFonts w:ascii="Century" w:hAnsi="Century"/>
+        </w:rPr>
+        <w:t>appropriate</w:t>
+      </w:r>
+      <w:r>
+        <w:rPr>
+          <w:rFonts w:ascii="Century" w:hAnsi="Century"/>
+        </w:rPr>
+        <w:t xml:space="preserve">, as if it </w:t>
+      </w:r>
+      <w:r>
+        <w:rPr>
+          <w:rFonts w:ascii="Century" w:hAnsi="Century"/>
+        </w:rPr>
+        <w:t>is</w:t>
+      </w:r>
+      <w:r>
+        <w:rPr>
+          <w:rFonts w:ascii="Century" w:hAnsi="Century"/>
+        </w:rPr>
+        <w:t xml:space="preserve"> a commodity.</w:t>
+      </w:r>
+      <w:r>
+        <w:rPr>
+          <w:rFonts w:ascii="Century" w:hAnsi="Century"/>
+        </w:rPr>
+        <w:t xml:space="preserve"> </w:t>
+      </w:r>
+      <w:r>
+        <w:rPr>
+          <w:rFonts w:ascii="Century" w:hAnsi="Century"/>
+        </w:rPr>
+        <w:t>In that manner</w:t>
+      </w:r>
+      <w:r>
+        <w:rPr>
+          <w:rFonts w:ascii="Century" w:hAnsi="Century"/>
+        </w:rPr>
+        <w:t>,</w:t>
+      </w:r>
+      <w:r>
+        <w:rPr>
+          <w:rFonts w:ascii="Century" w:hAnsi="Century"/>
+        </w:rPr>
+        <w:t xml:space="preserve"> the </w:t>
+      </w:r>
+      <w:r>
+        <w:rPr>
+          <w:rFonts w:ascii="Century" w:hAnsi="Century"/>
+          <w:i/>
+          <w:iCs/>
+        </w:rPr>
+        <w:t>alienated being</w:t>
+      </w:r>
+      <w:r>
+        <w:rPr>
+          <w:rFonts w:ascii="Century" w:hAnsi="Century"/>
+        </w:rPr>
+        <w:t xml:space="preserve"> appears as the </w:t>
+      </w:r>
+      <w:r>
+        <w:rPr>
+          <w:rFonts w:ascii="Century" w:hAnsi="Century"/>
+          <w:i/>
+          <w:iCs/>
+        </w:rPr>
+        <w:t>bearer</w:t>
+      </w:r>
+      <w:r>
+        <w:rPr>
+          <w:rFonts w:ascii="Century" w:hAnsi="Century"/>
+          <w:i/>
+          <w:iCs/>
+        </w:rPr>
+        <w:t xml:space="preserve"> of alienable wealth</w:t>
+      </w:r>
+      <w:r>
+        <w:rPr>
+          <w:rFonts w:ascii="Century" w:hAnsi="Century"/>
+        </w:rPr>
+        <w:t xml:space="preserve">, seeking to receive in exchange an augmented magnitude of value in money-form. </w:t>
+      </w:r>
+      <w:r>
+        <w:rPr>
+          <w:rFonts w:ascii="Century" w:hAnsi="Century"/>
+        </w:rPr>
+        <w:t>Is it</w:t>
+      </w:r>
+      <w:r>
+        <w:rPr>
+          <w:rFonts w:ascii="Century" w:hAnsi="Century"/>
+        </w:rPr>
+        <w:t xml:space="preserve"> then m</w:t>
+      </w:r>
+      <w:r>
+        <w:rPr>
+          <w:rFonts w:ascii="Century" w:hAnsi="Century"/>
+        </w:rPr>
+        <w:t>ore than a living detail</w:t>
+      </w:r>
+      <w:r>
+        <w:rPr>
+          <w:rFonts w:ascii="Century" w:hAnsi="Century"/>
+        </w:rPr>
+        <w:t>?</w:t>
+      </w:r>
+      <w:r>
+        <w:rPr>
+          <w:rFonts w:ascii="Century" w:hAnsi="Century"/>
+        </w:rPr>
+        <w:t xml:space="preserve"> </w:t>
+      </w:r>
+      <w:r>
+        <w:rPr>
+          <w:rFonts w:ascii="Century" w:hAnsi="Century"/>
+        </w:rPr>
+        <w:t>A</w:t>
+      </w:r>
+      <w:r>
+        <w:rPr>
+          <w:rFonts w:ascii="Century" w:hAnsi="Century"/>
+        </w:rPr>
+        <w:t xml:space="preserve"> particular </w:t>
+      </w:r>
+      <w:r>
+        <w:rPr>
+          <w:rFonts w:ascii="Century" w:hAnsi="Century"/>
+          <w:i/>
+          <w:iCs/>
+        </w:rPr>
+        <w:t>social accident</w:t>
+      </w:r>
+      <w:r>
+        <w:rPr>
+          <w:rFonts w:ascii="Century" w:hAnsi="Century"/>
+        </w:rPr>
+        <w:t xml:space="preserve"> lies in the initial conditions of the process of commodity exchange.</w:t>
+      </w:r>
+      <w:r>
+        <w:rPr>
+          <w:rFonts w:ascii="Century" w:hAnsi="Century"/>
+        </w:rPr>
+        <w:t xml:space="preserve"> </w:t>
+      </w:r>
+      <w:r>
+        <w:rPr>
+          <w:rFonts w:ascii="Century" w:hAnsi="Century"/>
+        </w:rPr>
+        <w:t xml:space="preserve">Is it </w:t>
+      </w:r>
+      <w:r>
+        <w:rPr>
+          <w:rFonts w:ascii="Century" w:hAnsi="Century"/>
+        </w:rPr>
+        <w:t>the mechanical and unreflective</w:t>
+      </w:r>
+      <w:r>
+        <w:rPr>
+          <w:rFonts w:ascii="Century" w:hAnsi="Century"/>
+        </w:rPr>
+        <w:t xml:space="preserve"> </w:t>
+      </w:r>
+      <w:r>
+        <w:rPr>
+          <w:rFonts w:ascii="Century" w:hAnsi="Century"/>
+        </w:rPr>
+        <w:t>movement</w:t>
+      </w:r>
+      <w:r>
+        <w:rPr>
+          <w:rFonts w:ascii="Century" w:hAnsi="Century"/>
+        </w:rPr>
+        <w:t xml:space="preserve"> of </w:t>
+      </w:r>
+      <w:r>
+        <w:rPr>
+          <w:rFonts w:ascii="Century" w:hAnsi="Century"/>
+        </w:rPr>
+        <w:t>u</w:t>
+      </w:r>
+      <w:r>
+        <w:rPr>
+          <w:rFonts w:ascii="Century" w:hAnsi="Century"/>
+        </w:rPr>
+        <w:t>n</w:t>
+      </w:r>
+      <w:r>
+        <w:rPr>
+          <w:rFonts w:ascii="Century" w:hAnsi="Century"/>
+        </w:rPr>
+        <w:t xml:space="preserve">ethical application of the logic of dialectics, the power of alienation, therefore appropriation of something not being for </w:t>
+      </w:r>
+      <w:r>
+        <w:rPr>
+          <w:rFonts w:ascii="Century" w:hAnsi="Century"/>
+        </w:rPr>
+        <w:t>appropriation</w:t>
+      </w:r>
+      <w:r>
+        <w:rPr>
+          <w:rFonts w:ascii="Century" w:hAnsi="Century"/>
+        </w:rPr>
+        <w:t>?</w:t>
+      </w:r>
+      <w:r>
+        <w:rPr>
+          <w:rFonts w:ascii="Century" w:hAnsi="Century"/>
+        </w:rPr>
+        <w:t xml:space="preserve"> </w:t>
+      </w:r>
+      <w:proofErr w:type="gramStart"/>
+      <w:r>
+        <w:rPr>
+          <w:rFonts w:ascii="Century" w:hAnsi="Century"/>
+        </w:rPr>
+        <w:t>%%[</w:t>
+      </w:r>
+      <w:proofErr w:type="gramEnd"/>
+      <w:r>
+        <w:rPr>
+          <w:rFonts w:ascii="Century" w:hAnsi="Century"/>
+        </w:rPr>
+        <w:t>[KV1C2P179L13</w:t>
+      </w:r>
+      <w:proofErr w:type="gramStart"/>
+      <w:r>
+        <w:rPr>
+          <w:rFonts w:ascii="Century" w:hAnsi="Century"/>
+        </w:rPr>
+        <w:t>]]%</w:t>
+      </w:r>
+      <w:proofErr w:type="gramEnd"/>
+      <w:r>
+        <w:rPr>
+          <w:rFonts w:ascii="Century" w:hAnsi="Century"/>
+        </w:rPr>
+        <w:t>%. %%[[KV1C2P179L15</w:t>
+      </w:r>
+      <w:proofErr w:type="gramStart"/>
+      <w:r>
+        <w:rPr>
+          <w:rFonts w:ascii="Century" w:hAnsi="Century"/>
+        </w:rPr>
+        <w:t>]]%</w:t>
+      </w:r>
+      <w:proofErr w:type="gramEnd"/>
+      <w:r>
+        <w:rPr>
+          <w:rFonts w:ascii="Century" w:hAnsi="Century"/>
+        </w:rPr>
+        <w:t>%</w:t>
+      </w:r>
+      <w:r>
+        <w:rPr>
+          <w:rFonts w:ascii="Century" w:hAnsi="Century"/>
+        </w:rPr>
+        <w:t>.</w:t>
+      </w:r>
+      <w:r>
+        <w:rPr>
+          <w:rFonts w:ascii="Century" w:hAnsi="Century"/>
+        </w:rPr>
+        <w:t>%%[[LCWV38P108L17]]%%</w:t>
       </w:r>
       <w:r>
         <w:rPr>
@@ -213,71 +553,177 @@
         <w:rPr>
           <w:rFonts w:ascii="Century" w:hAnsi="Century"/>
         </w:rPr>
-        <w:t xml:space="preserve">The third corresponds to the transformation of gold, the money-commodity, into money-capital. In the transition between the exchange of use-values and the exchange of commodities, there is a detail that is determinant for the </w:t>
-      </w:r>
-      <w:r>
-        <w:rPr>
-          <w:rFonts w:ascii="Century" w:hAnsi="Century"/>
-        </w:rPr>
-        <w:t>concrete</w:t>
-      </w:r>
-      <w:r>
-        <w:rPr>
-          <w:rFonts w:ascii="Century" w:hAnsi="Century"/>
-        </w:rPr>
-        <w:t xml:space="preserve"> form that the process of exchange </w:t>
-      </w:r>
-      <w:r>
-        <w:rPr>
-          <w:rFonts w:ascii="Century" w:hAnsi="Century"/>
-        </w:rPr>
-        <w:t xml:space="preserve">has been </w:t>
-      </w:r>
-      <w:r>
-        <w:rPr>
-          <w:rFonts w:ascii="Century" w:hAnsi="Century"/>
-        </w:rPr>
-        <w:t>take</w:t>
-      </w:r>
-      <w:r>
-        <w:rPr>
-          <w:rFonts w:ascii="Century" w:hAnsi="Century"/>
-        </w:rPr>
-        <w:t>n</w:t>
-      </w:r>
-      <w:r>
-        <w:rPr>
-          <w:rFonts w:ascii="Century" w:hAnsi="Century"/>
-        </w:rPr>
-        <w:t xml:space="preserve">. Being subsumed, absorbed by the circulation of money. </w:t>
-      </w:r>
-      <w:r>
-        <w:rPr>
-          <w:rFonts w:ascii="Century" w:hAnsi="Century"/>
-        </w:rPr>
-        <w:t>It is then, m</w:t>
-      </w:r>
-      <w:r>
-        <w:rPr>
-          <w:rFonts w:ascii="Century" w:hAnsi="Century"/>
-        </w:rPr>
-        <w:t xml:space="preserve">ore than a living detail. </w:t>
-      </w:r>
-      <w:r>
-        <w:rPr>
-          <w:rFonts w:ascii="Century" w:hAnsi="Century"/>
-        </w:rPr>
-        <w:t>A</w:t>
-      </w:r>
-      <w:r>
-        <w:rPr>
-          <w:rFonts w:ascii="Century" w:hAnsi="Century"/>
-        </w:rPr>
-        <w:t xml:space="preserve"> particular </w:t>
-      </w:r>
-      <w:r>
-        <w:rPr>
-          <w:rFonts w:ascii="Century" w:hAnsi="Century"/>
+        <w:t xml:space="preserve">The determinants of the exchange process are rooted in the history of </w:t>
+      </w:r>
+      <w:r>
+        <w:rPr>
+          <w:rFonts w:ascii="Century" w:hAnsi="Century"/>
+          <w:i/>
+          <w:iCs/>
+        </w:rPr>
+        <w:t>the formal social movement of the commodities</w:t>
+      </w:r>
+      <w:r>
+        <w:rPr>
+          <w:rFonts w:ascii="Century" w:hAnsi="Century"/>
+        </w:rPr>
+        <w:t>.</w:t>
+      </w:r>
+      <w:r>
+        <w:rPr>
+          <w:rFonts w:ascii="Century" w:hAnsi="Century"/>
+        </w:rPr>
+        <w:t xml:space="preserve"> </w:t>
+      </w:r>
+      <w:r>
+        <w:rPr>
+          <w:rFonts w:ascii="Century" w:hAnsi="Century"/>
+        </w:rPr>
+        <w:t>Indeed,</w:t>
+      </w:r>
+      <w:r>
+        <w:rPr>
+          <w:rFonts w:ascii="Century" w:hAnsi="Century"/>
+        </w:rPr>
+        <w:t xml:space="preserve"> th</w:t>
+      </w:r>
+      <w:r>
+        <w:rPr>
+          <w:rFonts w:ascii="Century" w:hAnsi="Century"/>
+        </w:rPr>
+        <w:t>e</w:t>
+      </w:r>
+      <w:r>
+        <w:rPr>
+          <w:rFonts w:ascii="Century" w:hAnsi="Century"/>
+        </w:rPr>
+        <w:t xml:space="preserve"> upward </w:t>
+      </w:r>
+      <w:r>
+        <w:rPr>
+          <w:rFonts w:ascii="Century" w:hAnsi="Century"/>
+        </w:rPr>
+        <w:t>scale-shift</w:t>
+      </w:r>
+      <w:r>
+        <w:rPr>
+          <w:rFonts w:ascii="Century" w:hAnsi="Century"/>
+        </w:rPr>
+        <w:t xml:space="preserve"> of the exchange process</w:t>
+      </w:r>
+      <w:r>
+        <w:rPr>
+          <w:rFonts w:ascii="Century" w:hAnsi="Century"/>
+        </w:rPr>
+        <w:t xml:space="preserve"> require</w:t>
+      </w:r>
+      <w:r>
+        <w:rPr>
+          <w:rFonts w:ascii="Century" w:hAnsi="Century"/>
+        </w:rPr>
+        <w:t>d</w:t>
+      </w:r>
+      <w:r>
+        <w:rPr>
+          <w:rFonts w:ascii="Century" w:hAnsi="Century"/>
+        </w:rPr>
+        <w:t xml:space="preserve"> a relative form of value reached </w:t>
+      </w:r>
+      <w:r>
+        <w:rPr>
+          <w:rFonts w:ascii="Century" w:hAnsi="Century"/>
+        </w:rPr>
+        <w:t>by the</w:t>
+      </w:r>
+      <w:r>
+        <w:rPr>
+          <w:rFonts w:ascii="Century" w:hAnsi="Century"/>
+        </w:rPr>
+        <w:t xml:space="preserve"> commodity </w:t>
+      </w:r>
+      <w:r>
+        <w:rPr>
+          <w:rFonts w:ascii="Century" w:hAnsi="Century"/>
+        </w:rPr>
+        <w:t xml:space="preserve">that </w:t>
+      </w:r>
+      <w:r>
+        <w:rPr>
+          <w:rFonts w:ascii="Century" w:hAnsi="Century"/>
+        </w:rPr>
+        <w:t xml:space="preserve">is </w:t>
+      </w:r>
+      <w:r>
+        <w:rPr>
+          <w:rFonts w:ascii="Century" w:hAnsi="Century"/>
+        </w:rPr>
+        <w:t>at the same time</w:t>
+      </w:r>
+      <w:r>
+        <w:rPr>
+          <w:rFonts w:ascii="Century" w:hAnsi="Century"/>
+        </w:rPr>
+        <w:t xml:space="preserve"> commodity and money: gold</w:t>
+      </w:r>
+      <w:r>
+        <w:rPr>
+          <w:rFonts w:ascii="Century" w:hAnsi="Century"/>
+        </w:rPr>
+        <w:t>.</w:t>
+      </w:r>
+      <w:r>
+        <w:rPr>
+          <w:rFonts w:ascii="Century" w:hAnsi="Century"/>
+        </w:rPr>
+        <w:t xml:space="preserve"> </w:t>
+      </w:r>
+      <w:r>
+        <w:rPr>
+          <w:rFonts w:ascii="Century" w:hAnsi="Century"/>
+        </w:rPr>
+        <w:t>Which, like</w:t>
+      </w:r>
+      <w:r>
+        <w:rPr>
+          <w:rFonts w:ascii="Century" w:hAnsi="Century"/>
+        </w:rPr>
+        <w:t xml:space="preserve"> other precious metals in history</w:t>
+      </w:r>
+      <w:r>
+        <w:rPr>
+          <w:rFonts w:ascii="Century" w:hAnsi="Century"/>
+        </w:rPr>
+        <w:t xml:space="preserve">, </w:t>
+      </w:r>
+      <w:r>
+        <w:rPr>
+          <w:rFonts w:ascii="Century" w:hAnsi="Century"/>
+        </w:rPr>
+        <w:t>such as</w:t>
+      </w:r>
+      <w:r>
+        <w:rPr>
+          <w:rFonts w:ascii="Century" w:hAnsi="Century"/>
+        </w:rPr>
+        <w:t xml:space="preserve"> silver and copper,</w:t>
+      </w:r>
+      <w:r>
+        <w:rPr>
+          <w:rFonts w:ascii="Century" w:hAnsi="Century"/>
+        </w:rPr>
+        <w:t xml:space="preserve"> became</w:t>
+      </w:r>
+      <w:r>
+        <w:rPr>
+          <w:rFonts w:ascii="Century" w:hAnsi="Century"/>
+        </w:rPr>
+        <w:t xml:space="preserve"> universal equivalents by </w:t>
+      </w:r>
+      <w:r>
+        <w:rPr>
+          <w:rFonts w:ascii="Century" w:hAnsi="Century"/>
+          <w:i/>
+          <w:iCs/>
         </w:rPr>
         <w:t>social accident</w:t>
       </w:r>
@@ -285,7 +731,63 @@
         <w:rPr>
           <w:rFonts w:ascii="Century" w:hAnsi="Century"/>
         </w:rPr>
-        <w:t xml:space="preserve"> lies in the initial conditions of the process of commodity exchange. </w:t>
+        <w:t xml:space="preserve">. </w:t>
+      </w:r>
+      <w:r>
+        <w:rPr>
+          <w:rFonts w:ascii="Century" w:hAnsi="Century"/>
+        </w:rPr>
+        <w:t>Fixing its use as a means of exchange, appearing in</w:t>
+      </w:r>
+      <w:r>
+        <w:rPr>
+          <w:rFonts w:ascii="Century" w:hAnsi="Century"/>
+        </w:rPr>
+        <w:t xml:space="preserve"> the process of circulation</w:t>
+      </w:r>
+      <w:r>
+        <w:rPr>
+          <w:rFonts w:ascii="Century" w:hAnsi="Century"/>
+        </w:rPr>
+        <w:t xml:space="preserve"> as a sign of magnitude for the quantitative equivalence of the exchange-value form of all the commodities, the universal equivalent commodity</w:t>
+      </w:r>
+      <w:r>
+        <w:rPr>
+          <w:rFonts w:ascii="Century" w:hAnsi="Century"/>
+        </w:rPr>
+        <w:t>: gold</w:t>
+      </w:r>
+      <w:r>
+        <w:rPr>
+          <w:rFonts w:ascii="Century" w:hAnsi="Century"/>
+        </w:rPr>
+        <w:t>.</w:t>
+      </w:r>
+      <w:r>
+        <w:rPr>
+          <w:rFonts w:ascii="Century" w:hAnsi="Century"/>
+        </w:rPr>
+        <w:t xml:space="preserve"> %</w:t>
+      </w:r>
+      <w:r>
+        <w:rPr>
+          <w:rFonts w:ascii="Century" w:hAnsi="Century"/>
+        </w:rPr>
+        <w:t>[KV1C2P180L24</w:t>
+      </w:r>
+      <w:proofErr w:type="gramStart"/>
+      <w:r>
+        <w:rPr>
+          <w:rFonts w:ascii="Century" w:hAnsi="Century"/>
+        </w:rPr>
+        <w:t>]]%</w:t>
+      </w:r>
+      <w:proofErr w:type="gramEnd"/>
+      <w:r>
+        <w:rPr>
+          <w:rFonts w:ascii="Century" w:hAnsi="Century"/>
+        </w:rPr>
+        <w:t>%.</w:t>
       </w:r>
     </w:p>
     <w:p>
@@ -299,90 +801,397 @@
         <w:rPr>
           <w:rFonts w:ascii="Century" w:hAnsi="Century"/>
         </w:rPr>
-        <w:t>The</w:t>
-      </w:r>
-      <w:r>
-        <w:rPr>
-          <w:rFonts w:ascii="Century" w:hAnsi="Century"/>
-        </w:rPr>
-        <w:t xml:space="preserve"> historical expansion and intension of the process of exchange is also the process of taking everything that is possible to be treated as something to </w:t>
-      </w:r>
-      <w:r>
-        <w:rPr>
-          <w:rFonts w:ascii="Century" w:hAnsi="Century"/>
-        </w:rPr>
-        <w:t xml:space="preserve">be </w:t>
-      </w:r>
-      <w:r>
-        <w:rPr>
-          <w:rFonts w:ascii="Century" w:hAnsi="Century"/>
-        </w:rPr>
-        <w:lastRenderedPageBreak/>
-        <w:t>appropriate</w:t>
-      </w:r>
-      <w:r>
-        <w:rPr>
-          <w:rFonts w:ascii="Century" w:hAnsi="Century"/>
-        </w:rPr>
-        <w:t>, as if it was a commodity.</w:t>
-      </w:r>
-      <w:r>
-        <w:rPr>
-          <w:rFonts w:ascii="Century" w:hAnsi="Century"/>
-        </w:rPr>
-        <w:t xml:space="preserve"> </w:t>
-      </w:r>
-      <w:r>
-        <w:rPr>
-          <w:rFonts w:ascii="Century" w:hAnsi="Century"/>
-        </w:rPr>
-        <w:t>In that manner</w:t>
-      </w:r>
-      <w:r>
-        <w:rPr>
-          <w:rFonts w:ascii="Century" w:hAnsi="Century"/>
-        </w:rPr>
-        <w:t>,</w:t>
-      </w:r>
-      <w:r>
-        <w:rPr>
-          <w:rFonts w:ascii="Century" w:hAnsi="Century"/>
-        </w:rPr>
-        <w:t xml:space="preserve"> the alienated being appears as the owner of alienable wealth, seeking to receive in exchange an augmented magnitude of value in money-form. That movement, the mechanical and unreflective, unethical application of the logic of dialectics, the power of alienation, therefore appropriation of something not being for appropriation. </w:t>
-      </w:r>
-      <w:proofErr w:type="gramStart"/>
-      <w:r>
-        <w:rPr>
-          <w:rFonts w:ascii="Century" w:hAnsi="Century"/>
-        </w:rPr>
-        <w:t>%%[</w:t>
-      </w:r>
-      <w:proofErr w:type="gramEnd"/>
-      <w:r>
-        <w:rPr>
-          <w:rFonts w:ascii="Century" w:hAnsi="Century"/>
-        </w:rPr>
-        <w:t>[LCWV38P108L17</w:t>
-      </w:r>
-      <w:proofErr w:type="gramStart"/>
-      <w:r>
-        <w:rPr>
-          <w:rFonts w:ascii="Century" w:hAnsi="Century"/>
-        </w:rPr>
-        <w:t>]]%</w:t>
-      </w:r>
-      <w:proofErr w:type="gramEnd"/>
-      <w:r>
-        <w:rPr>
-          <w:rFonts w:ascii="Century" w:hAnsi="Century"/>
-        </w:rPr>
-        <w:t>%</w:t>
+        <w:t>It was the</w:t>
+      </w:r>
+      <w:r>
+        <w:rPr>
+          <w:rFonts w:ascii="Century" w:hAnsi="Century"/>
+        </w:rPr>
+        <w:t xml:space="preserve"> so-called </w:t>
+      </w:r>
+      <w:r>
+        <w:rPr>
+          <w:rFonts w:ascii="Century" w:hAnsi="Century"/>
+          <w:i/>
+          <w:iCs/>
+        </w:rPr>
+        <w:t>primitive</w:t>
+      </w:r>
+      <w:r>
+        <w:rPr>
+          <w:rFonts w:ascii="Century" w:hAnsi="Century"/>
+        </w:rPr>
+        <w:t xml:space="preserve"> </w:t>
+      </w:r>
+      <w:r>
+        <w:rPr>
+          <w:rFonts w:ascii="Century" w:hAnsi="Century"/>
+        </w:rPr>
+        <w:t xml:space="preserve">original </w:t>
+      </w:r>
+      <w:r>
+        <w:rPr>
+          <w:rFonts w:ascii="Century" w:hAnsi="Century"/>
+        </w:rPr>
+        <w:t>accumulation</w:t>
+      </w:r>
+      <w:r>
+        <w:rPr>
+          <w:rFonts w:ascii="Century" w:hAnsi="Century"/>
+        </w:rPr>
+        <w:t xml:space="preserve"> of capital</w:t>
+      </w:r>
+      <w:r>
+        <w:rPr>
+          <w:rFonts w:ascii="Century" w:hAnsi="Century"/>
+        </w:rPr>
+        <w:t xml:space="preserve"> </w:t>
+      </w:r>
+      <w:r>
+        <w:rPr>
+          <w:rFonts w:ascii="Century" w:hAnsi="Century"/>
+        </w:rPr>
+        <w:t>which</w:t>
+      </w:r>
+      <w:r>
+        <w:rPr>
+          <w:rFonts w:ascii="Century" w:hAnsi="Century"/>
+        </w:rPr>
+        <w:t xml:space="preserve"> </w:t>
+      </w:r>
+      <w:r>
+        <w:rPr>
+          <w:rFonts w:ascii="Century" w:hAnsi="Century"/>
+        </w:rPr>
+        <w:t xml:space="preserve">extended </w:t>
+      </w:r>
+      <w:r>
+        <w:rPr>
+          <w:rFonts w:ascii="Century" w:hAnsi="Century"/>
+        </w:rPr>
+        <w:t xml:space="preserve">the </w:t>
+      </w:r>
+      <w:r>
+        <w:rPr>
+          <w:rFonts w:ascii="Century" w:hAnsi="Century"/>
+        </w:rPr>
+        <w:t>circulation</w:t>
+      </w:r>
+      <w:r>
+        <w:rPr>
+          <w:rFonts w:ascii="Century" w:hAnsi="Century"/>
+        </w:rPr>
+        <w:t xml:space="preserve"> of gold as money, defining the initial conditions and scope of the actual scale of its reproduction circuit, </w:t>
+      </w:r>
+      <w:r>
+        <w:rPr>
+          <w:rFonts w:ascii="Century" w:hAnsi="Century"/>
+        </w:rPr>
+        <w:t>subsuming</w:t>
+      </w:r>
+      <w:r>
+        <w:rPr>
+          <w:rFonts w:ascii="Century" w:hAnsi="Century"/>
+        </w:rPr>
+        <w:t xml:space="preserve"> the exchange process to the </w:t>
+      </w:r>
+      <w:r>
+        <w:rPr>
+          <w:rFonts w:ascii="Century" w:hAnsi="Century"/>
+          <w:i/>
+          <w:iCs/>
+        </w:rPr>
+        <w:t>social movement of money</w:t>
       </w:r>
       <w:r>
         <w:rPr>
           <w:rFonts w:ascii="Century" w:hAnsi="Century"/>
         </w:rPr>
         <w:t>.</w:t>
+      </w:r>
+      <w:r>
+        <w:rPr>
+          <w:rFonts w:ascii="Century" w:hAnsi="Century"/>
+        </w:rPr>
+        <w:t xml:space="preserve"> </w:t>
+      </w:r>
+      <w:r>
+        <w:rPr>
+          <w:rFonts w:ascii="Century" w:hAnsi="Century"/>
+        </w:rPr>
+        <w:t>So, the physical presence of money</w:t>
+      </w:r>
+      <w:r>
+        <w:rPr>
+          <w:rFonts w:ascii="Century" w:hAnsi="Century"/>
+        </w:rPr>
+        <w:t xml:space="preserve"> </w:t>
+      </w:r>
+      <w:r>
+        <w:rPr>
+          <w:rFonts w:ascii="Century" w:hAnsi="Century"/>
+        </w:rPr>
+        <w:t>is mined</w:t>
+      </w:r>
+      <w:r>
+        <w:rPr>
+          <w:rFonts w:ascii="Century" w:hAnsi="Century"/>
+        </w:rPr>
+        <w:t xml:space="preserve"> </w:t>
+      </w:r>
+      <w:r>
+        <w:rPr>
+          <w:rFonts w:ascii="Century" w:hAnsi="Century"/>
+        </w:rPr>
+        <w:t>as</w:t>
+      </w:r>
+      <w:r>
+        <w:rPr>
+          <w:rFonts w:ascii="Century" w:hAnsi="Century"/>
+        </w:rPr>
+        <w:t xml:space="preserve"> the material form of indigenous alienable wealth, </w:t>
+      </w:r>
+      <w:r>
+        <w:rPr>
+          <w:rFonts w:ascii="Century" w:hAnsi="Century"/>
+        </w:rPr>
+        <w:t xml:space="preserve">transformed </w:t>
+      </w:r>
+      <w:r>
+        <w:rPr>
+          <w:rFonts w:ascii="Century" w:hAnsi="Century"/>
+        </w:rPr>
+        <w:t>into money-</w:t>
+      </w:r>
+      <w:r>
+        <w:rPr>
+          <w:rFonts w:ascii="Century" w:hAnsi="Century"/>
+        </w:rPr>
+        <w:t xml:space="preserve">commodity while arrived </w:t>
+      </w:r>
+      <w:r>
+        <w:rPr>
+          <w:rFonts w:ascii="Century" w:hAnsi="Century"/>
+        </w:rPr>
+        <w:t>at</w:t>
+      </w:r>
+      <w:r>
+        <w:rPr>
+          <w:rFonts w:ascii="Century" w:hAnsi="Century"/>
+        </w:rPr>
+        <w:t xml:space="preserve"> Europe as silver, </w:t>
+      </w:r>
+      <w:r>
+        <w:rPr>
+          <w:rFonts w:ascii="Century" w:hAnsi="Century"/>
+        </w:rPr>
+        <w:t xml:space="preserve">and </w:t>
+      </w:r>
+      <w:r>
+        <w:rPr>
+          <w:rFonts w:ascii="Century" w:hAnsi="Century"/>
+        </w:rPr>
+        <w:t xml:space="preserve">then </w:t>
+      </w:r>
+      <w:r>
+        <w:rPr>
+          <w:rFonts w:ascii="Century" w:hAnsi="Century"/>
+        </w:rPr>
+        <w:t xml:space="preserve">came back to Europe from China when completed its metamorphosis </w:t>
+      </w:r>
+      <w:r>
+        <w:rPr>
+          <w:rFonts w:ascii="Century" w:hAnsi="Century"/>
+        </w:rPr>
+        <w:t>in</w:t>
+      </w:r>
+      <w:r>
+        <w:rPr>
+          <w:rFonts w:ascii="Century" w:hAnsi="Century"/>
+        </w:rPr>
+        <w:t xml:space="preserve"> gold</w:t>
+      </w:r>
+      <w:r>
+        <w:rPr>
+          <w:rFonts w:ascii="Century" w:hAnsi="Century"/>
+        </w:rPr>
+        <w:t xml:space="preserve"> for hoarding</w:t>
+      </w:r>
+      <w:r>
+        <w:rPr>
+          <w:rFonts w:ascii="Century" w:hAnsi="Century"/>
+        </w:rPr>
+        <w:t>.</w:t>
+      </w:r>
+      <w:r>
+        <w:rPr>
+          <w:rFonts w:ascii="Century" w:hAnsi="Century"/>
+        </w:rPr>
+        <w:t xml:space="preserve"> </w:t>
+      </w:r>
+      <w:r>
+        <w:rPr>
+          <w:rFonts w:ascii="Century" w:hAnsi="Century"/>
+        </w:rPr>
+        <w:t xml:space="preserve">The following </w:t>
+      </w:r>
+      <w:r>
+        <w:rPr>
+          <w:rFonts w:ascii="Century" w:hAnsi="Century"/>
+        </w:rPr>
+        <w:t>act</w:t>
+      </w:r>
+      <w:r>
+        <w:rPr>
+          <w:rFonts w:ascii="Century" w:hAnsi="Century"/>
+        </w:rPr>
+        <w:t xml:space="preserve"> </w:t>
+      </w:r>
+      <w:r>
+        <w:rPr>
+          <w:rFonts w:ascii="Century" w:hAnsi="Century"/>
+        </w:rPr>
+        <w:t xml:space="preserve">on which the </w:t>
+      </w:r>
+      <w:r>
+        <w:rPr>
+          <w:rFonts w:ascii="Century" w:hAnsi="Century"/>
+          <w:i/>
+          <w:iCs/>
+        </w:rPr>
+        <w:t>primitive</w:t>
+      </w:r>
+      <w:r>
+        <w:rPr>
+          <w:rFonts w:ascii="Century" w:hAnsi="Century"/>
+        </w:rPr>
+        <w:t xml:space="preserve"> </w:t>
+      </w:r>
+      <w:r>
+        <w:rPr>
+          <w:rFonts w:ascii="Century" w:hAnsi="Century"/>
+        </w:rPr>
+        <w:t xml:space="preserve">performance of the money-commodity </w:t>
+      </w:r>
+      <w:r>
+        <w:rPr>
+          <w:rFonts w:ascii="Century" w:hAnsi="Century"/>
+        </w:rPr>
+        <w:t>bear</w:t>
+      </w:r>
+      <w:r>
+        <w:rPr>
+          <w:rFonts w:ascii="Century" w:hAnsi="Century"/>
+        </w:rPr>
+        <w:t xml:space="preserve">er took </w:t>
+      </w:r>
+      <w:r>
+        <w:rPr>
+          <w:rFonts w:ascii="Century" w:hAnsi="Century"/>
+        </w:rPr>
+        <w:t>place</w:t>
+      </w:r>
+      <w:r>
+        <w:rPr>
+          <w:rFonts w:ascii="Century" w:hAnsi="Century"/>
+        </w:rPr>
+        <w:t xml:space="preserve"> </w:t>
+      </w:r>
+      <w:r>
+        <w:rPr>
+          <w:rFonts w:ascii="Century" w:hAnsi="Century"/>
+        </w:rPr>
+        <w:t xml:space="preserve">was </w:t>
+      </w:r>
+      <w:r>
+        <w:rPr>
+          <w:rFonts w:ascii="Century" w:hAnsi="Century"/>
+        </w:rPr>
+        <w:t xml:space="preserve">conditioned </w:t>
+      </w:r>
+      <w:r>
+        <w:rPr>
+          <w:rFonts w:ascii="Century" w:hAnsi="Century"/>
+        </w:rPr>
+        <w:t>by the</w:t>
+      </w:r>
+      <w:r>
+        <w:rPr>
+          <w:rFonts w:ascii="Century" w:hAnsi="Century"/>
+        </w:rPr>
+        <w:t xml:space="preserve"> outcomes of the</w:t>
+      </w:r>
+      <w:r>
+        <w:rPr>
+          <w:rFonts w:ascii="Century" w:hAnsi="Century"/>
+        </w:rPr>
+        <w:t xml:space="preserve"> first metamorphosis</w:t>
+      </w:r>
+      <w:r>
+        <w:rPr>
+          <w:rFonts w:ascii="Century" w:hAnsi="Century"/>
+        </w:rPr>
+        <w:t>.</w:t>
+      </w:r>
+      <w:r>
+        <w:rPr>
+          <w:rFonts w:ascii="Century" w:hAnsi="Century"/>
+        </w:rPr>
+        <w:t xml:space="preserve"> </w:t>
+      </w:r>
+      <w:r>
+        <w:rPr>
+          <w:rFonts w:ascii="Century" w:hAnsi="Century"/>
+        </w:rPr>
+        <w:t>B</w:t>
+      </w:r>
+      <w:r>
+        <w:rPr>
+          <w:rFonts w:ascii="Century" w:hAnsi="Century"/>
+        </w:rPr>
+        <w:t xml:space="preserve">y which a certain degree of capital production was achieved due to </w:t>
+      </w:r>
+      <w:r>
+        <w:rPr>
+          <w:rFonts w:ascii="Century" w:hAnsi="Century"/>
+        </w:rPr>
+        <w:t xml:space="preserve">the </w:t>
+      </w:r>
+      <w:r>
+        <w:rPr>
+          <w:rFonts w:ascii="Century" w:hAnsi="Century"/>
+        </w:rPr>
+        <w:t xml:space="preserve">accelerated accumulation of </w:t>
+      </w:r>
+      <w:r>
+        <w:rPr>
+          <w:rFonts w:ascii="Century" w:hAnsi="Century"/>
+        </w:rPr>
+        <w:t xml:space="preserve">the </w:t>
+      </w:r>
+      <w:r>
+        <w:rPr>
+          <w:rFonts w:ascii="Century" w:hAnsi="Century"/>
+        </w:rPr>
+        <w:t>means of circulation</w:t>
+      </w:r>
+      <w:r>
+        <w:rPr>
+          <w:rFonts w:ascii="Century" w:hAnsi="Century"/>
+        </w:rPr>
+        <w:t xml:space="preserve"> correspondent to </w:t>
+      </w:r>
+      <w:r>
+        <w:rPr>
+          <w:rFonts w:ascii="Century" w:hAnsi="Century"/>
+        </w:rPr>
+        <w:t>the sixteenth-century</w:t>
+      </w:r>
+      <w:r>
+        <w:rPr>
+          <w:rFonts w:ascii="Century" w:hAnsi="Century"/>
+        </w:rPr>
+        <w:t>: gold and silver.</w:t>
       </w:r>
     </w:p>
     <w:p>
@@ -396,163 +1205,67 @@
         <w:rPr>
           <w:rFonts w:ascii="Century" w:hAnsi="Century"/>
         </w:rPr>
-        <w:t>The determinants of the exchange process are rooted in the history of the formal social movement of the commodities</w:t>
-      </w:r>
-      <w:r>
-        <w:rPr>
-          <w:rFonts w:ascii="Century" w:hAnsi="Century"/>
-        </w:rPr>
-        <w:t>.</w:t>
-      </w:r>
-      <w:r>
-        <w:rPr>
-          <w:rFonts w:ascii="Century" w:hAnsi="Century"/>
-        </w:rPr>
-        <w:t xml:space="preserve"> </w:t>
-      </w:r>
-      <w:r>
-        <w:rPr>
-          <w:rFonts w:ascii="Century" w:hAnsi="Century"/>
-        </w:rPr>
-        <w:t>Indeed,</w:t>
-      </w:r>
-      <w:r>
-        <w:rPr>
-          <w:rFonts w:ascii="Century" w:hAnsi="Century"/>
-        </w:rPr>
-        <w:t xml:space="preserve"> th</w:t>
-      </w:r>
-      <w:r>
-        <w:rPr>
-          <w:rFonts w:ascii="Century" w:hAnsi="Century"/>
-        </w:rPr>
-        <w:t>e</w:t>
-      </w:r>
-      <w:r>
-        <w:rPr>
-          <w:rFonts w:ascii="Century" w:hAnsi="Century"/>
-        </w:rPr>
-        <w:t xml:space="preserve"> upward </w:t>
-      </w:r>
-      <w:r>
-        <w:rPr>
-          <w:rFonts w:ascii="Century" w:hAnsi="Century"/>
-        </w:rPr>
-        <w:t>scale-shift</w:t>
-      </w:r>
-      <w:r>
-        <w:rPr>
-          <w:rFonts w:ascii="Century" w:hAnsi="Century"/>
-        </w:rPr>
-        <w:t xml:space="preserve"> of the exchange process</w:t>
-      </w:r>
-      <w:r>
-        <w:rPr>
-          <w:rFonts w:ascii="Century" w:hAnsi="Century"/>
-        </w:rPr>
-        <w:t xml:space="preserve"> require</w:t>
-      </w:r>
-      <w:r>
-        <w:rPr>
-          <w:rFonts w:ascii="Century" w:hAnsi="Century"/>
-        </w:rPr>
-        <w:t>d</w:t>
-      </w:r>
-      <w:r>
-        <w:rPr>
-          <w:rFonts w:ascii="Century" w:hAnsi="Century"/>
-        </w:rPr>
-        <w:t xml:space="preserve"> a relative form of value reached </w:t>
-      </w:r>
-      <w:r>
-        <w:rPr>
-          <w:rFonts w:ascii="Century" w:hAnsi="Century"/>
-        </w:rPr>
-        <w:t>by the</w:t>
-      </w:r>
-      <w:r>
-        <w:rPr>
-          <w:rFonts w:ascii="Century" w:hAnsi="Century"/>
-        </w:rPr>
-        <w:t xml:space="preserve"> commodity </w:t>
-      </w:r>
-      <w:r>
-        <w:rPr>
-          <w:rFonts w:ascii="Century" w:hAnsi="Century"/>
-        </w:rPr>
-        <w:t xml:space="preserve">that </w:t>
-      </w:r>
-      <w:r>
-        <w:rPr>
-          <w:rFonts w:ascii="Century" w:hAnsi="Century"/>
-        </w:rPr>
-        <w:t xml:space="preserve">is </w:t>
-      </w:r>
-      <w:r>
-        <w:rPr>
-          <w:rFonts w:ascii="Century" w:hAnsi="Century"/>
-        </w:rPr>
-        <w:t>at the same time</w:t>
-      </w:r>
-      <w:r>
-        <w:rPr>
-          <w:rFonts w:ascii="Century" w:hAnsi="Century"/>
-        </w:rPr>
-        <w:t xml:space="preserve"> commodity and money: gold</w:t>
-      </w:r>
-      <w:r>
-        <w:rPr>
-          <w:rFonts w:ascii="Century" w:hAnsi="Century"/>
-        </w:rPr>
-        <w:t>.</w:t>
-      </w:r>
-      <w:r>
-        <w:rPr>
-          <w:rFonts w:ascii="Century" w:hAnsi="Century"/>
-        </w:rPr>
-        <w:t xml:space="preserve"> </w:t>
-      </w:r>
-      <w:r>
-        <w:rPr>
-          <w:rFonts w:ascii="Century" w:hAnsi="Century"/>
-        </w:rPr>
-        <w:t>Which, like</w:t>
-      </w:r>
-      <w:r>
-        <w:rPr>
-          <w:rFonts w:ascii="Century" w:hAnsi="Century"/>
-        </w:rPr>
-        <w:t xml:space="preserve"> other precious metals in history</w:t>
-      </w:r>
-      <w:r>
-        <w:rPr>
-          <w:rFonts w:ascii="Century" w:hAnsi="Century"/>
-        </w:rPr>
-        <w:t xml:space="preserve">, </w:t>
-      </w:r>
-      <w:r>
-        <w:rPr>
-          <w:rFonts w:ascii="Century" w:hAnsi="Century"/>
-        </w:rPr>
-        <w:t>such as</w:t>
-      </w:r>
-      <w:r>
-        <w:rPr>
-          <w:rFonts w:ascii="Century" w:hAnsi="Century"/>
-        </w:rPr>
-        <w:t xml:space="preserve"> silver and copper,</w:t>
-      </w:r>
-      <w:r>
-        <w:rPr>
-          <w:rFonts w:ascii="Century" w:hAnsi="Century"/>
-        </w:rPr>
-        <w:t xml:space="preserve"> became</w:t>
-      </w:r>
-      <w:r>
-        <w:rPr>
-          <w:rFonts w:ascii="Century" w:hAnsi="Century"/>
-        </w:rPr>
-        <w:t xml:space="preserve"> universal equivalents by </w:t>
+        <w:t>The money-commodities of the formative period of the world economy: silver and gold</w:t>
+      </w:r>
+      <w:r>
+        <w:rPr>
+          <w:rFonts w:ascii="Century" w:hAnsi="Century"/>
+        </w:rPr>
+        <w:t xml:space="preserve"> were</w:t>
+      </w:r>
+      <w:r>
+        <w:rPr>
+          <w:rFonts w:ascii="Century" w:hAnsi="Century"/>
+        </w:rPr>
+        <w:t xml:space="preserve"> stolen from the indigenous continental territory</w:t>
+      </w:r>
+      <w:r>
+        <w:rPr>
+          <w:rFonts w:ascii="Century" w:hAnsi="Century"/>
+        </w:rPr>
+        <w:t xml:space="preserve"> (</w:t>
+      </w:r>
+      <w:r>
+        <w:rPr>
+          <w:rFonts w:ascii="Century" w:hAnsi="Century"/>
+        </w:rPr>
+        <w:t>Abya-Yala</w:t>
+      </w:r>
+      <w:r>
+        <w:rPr>
+          <w:rFonts w:ascii="Century" w:hAnsi="Century"/>
+        </w:rPr>
+        <w:t xml:space="preserve">) </w:t>
+      </w:r>
+      <w:r>
+        <w:rPr>
+          <w:rFonts w:ascii="Century" w:hAnsi="Century"/>
+        </w:rPr>
+        <w:t>by the militarist colonial policy</w:t>
+      </w:r>
+      <w:r>
+        <w:rPr>
+          <w:rFonts w:ascii="Century" w:hAnsi="Century"/>
+        </w:rPr>
+        <w:t>, in a magnitude</w:t>
+      </w:r>
+      <w:r>
+        <w:rPr>
+          <w:rFonts w:ascii="Century" w:hAnsi="Century"/>
+        </w:rPr>
+        <w:t xml:space="preserve"> </w:t>
+      </w:r>
+      <w:r>
+        <w:rPr>
+          <w:rFonts w:ascii="Century" w:hAnsi="Century"/>
+        </w:rPr>
+        <w:t>constitutive of</w:t>
+      </w:r>
+      <w:r>
+        <w:rPr>
+          <w:rFonts w:ascii="Century" w:hAnsi="Century"/>
+        </w:rPr>
+        <w:t xml:space="preserve"> the so-assumed </w:t>
       </w:r>
       <w:r>
         <w:rPr>
@@ -560,31 +1273,15 @@
           <w:i/>
           <w:iCs/>
         </w:rPr>
-        <w:t>social accident</w:t>
-      </w:r>
-      <w:r>
-        <w:rPr>
-          <w:rFonts w:ascii="Century" w:hAnsi="Century"/>
-        </w:rPr>
-        <w:t xml:space="preserve">. </w:t>
-      </w:r>
-      <w:r>
-        <w:rPr>
-          <w:rFonts w:ascii="Century" w:hAnsi="Century"/>
-        </w:rPr>
-        <w:t>Fixing its use as a means of exchange, appearing in</w:t>
-      </w:r>
-      <w:r>
-        <w:rPr>
-          <w:rFonts w:ascii="Century" w:hAnsi="Century"/>
-        </w:rPr>
-        <w:t xml:space="preserve"> the process of circulation</w:t>
-      </w:r>
-      <w:r>
-        <w:rPr>
-          <w:rFonts w:ascii="Century" w:hAnsi="Century"/>
-        </w:rPr>
-        <w:t xml:space="preserve"> as a sign of magnitude for the quantitative equivalence of the exchange-value form of all the commodities, the universal equivalent commodity</w:t>
+        <w:t xml:space="preserve">original </w:t>
+      </w:r>
+      <w:r>
+        <w:rPr>
+          <w:rFonts w:ascii="Century" w:hAnsi="Century"/>
+          <w:i/>
+          <w:iCs/>
+        </w:rPr>
+        <w:t>accumulation</w:t>
       </w:r>
       <w:r>
         <w:rPr>
@@ -602,27 +1299,67 @@
         <w:rPr>
           <w:rFonts w:ascii="Century" w:hAnsi="Century"/>
         </w:rPr>
-        <w:t>%</w:t>
-      </w:r>
-      <w:r>
-        <w:rPr>
-          <w:rFonts w:ascii="Century" w:hAnsi="Century"/>
-        </w:rPr>
-        <w:t>[KV1C2P180L24</w:t>
-      </w:r>
-      <w:proofErr w:type="gramStart"/>
-      <w:r>
-        <w:rPr>
-          <w:rFonts w:ascii="Century" w:hAnsi="Century"/>
-        </w:rPr>
-        <w:t>]]%</w:t>
-      </w:r>
-      <w:proofErr w:type="gramEnd"/>
-      <w:r>
-        <w:rPr>
-          <w:rFonts w:ascii="Century" w:hAnsi="Century"/>
-        </w:rPr>
-        <w:t>%.</w:t>
+        <w:t>A</w:t>
+      </w:r>
+      <w:r>
+        <w:rPr>
+          <w:rFonts w:ascii="Century" w:hAnsi="Century"/>
+        </w:rPr>
+        <w:t xml:space="preserve">s the historical foundation of the </w:t>
+      </w:r>
+      <w:r>
+        <w:rPr>
+          <w:rFonts w:ascii="Century" w:hAnsi="Century"/>
+        </w:rPr>
+        <w:t xml:space="preserve">reproduction </w:t>
+      </w:r>
+      <w:r>
+        <w:rPr>
+          <w:rFonts w:ascii="Century" w:hAnsi="Century"/>
+        </w:rPr>
+        <w:t xml:space="preserve">scale </w:t>
+      </w:r>
+      <w:r>
+        <w:rPr>
+          <w:rFonts w:ascii="Century" w:hAnsi="Century"/>
+        </w:rPr>
+        <w:t>i</w:t>
+      </w:r>
+      <w:r>
+        <w:rPr>
+          <w:rFonts w:ascii="Century" w:hAnsi="Century"/>
+        </w:rPr>
+        <w:t>n which</w:t>
+      </w:r>
+      <w:r>
+        <w:rPr>
+          <w:rFonts w:ascii="Century" w:hAnsi="Century"/>
+        </w:rPr>
+        <w:t xml:space="preserve"> </w:t>
+      </w:r>
+      <w:r>
+        <w:rPr>
+          <w:rFonts w:ascii="Century" w:hAnsi="Century"/>
+        </w:rPr>
+        <w:t>the extended accumulation of capital</w:t>
+      </w:r>
+      <w:r>
+        <w:rPr>
+          <w:rFonts w:ascii="Century" w:hAnsi="Century"/>
+        </w:rPr>
+        <w:t xml:space="preserve"> ha</w:t>
+      </w:r>
+      <w:r>
+        <w:rPr>
+          <w:rFonts w:ascii="Century" w:hAnsi="Century"/>
+        </w:rPr>
+        <w:t>s</w:t>
+      </w:r>
+      <w:r>
+        <w:rPr>
+          <w:rFonts w:ascii="Century" w:hAnsi="Century"/>
+        </w:rPr>
+        <w:t xml:space="preserve"> developed since then, from the initial conditions denoted by the invasion of "America". </w:t>
       </w:r>
     </w:p>
     <w:p>
@@ -636,13 +1373,145 @@
         <w:rPr>
           <w:rFonts w:ascii="Century" w:hAnsi="Century"/>
         </w:rPr>
-        <w:t>It was the</w:t>
-      </w:r>
-      <w:r>
-        <w:rPr>
-          <w:rFonts w:ascii="Century" w:hAnsi="Century"/>
-        </w:rPr>
-        <w:t xml:space="preserve"> so-called </w:t>
+        <w:t>The gold bearer</w:t>
+      </w:r>
+      <w:r>
+        <w:rPr>
+          <w:rFonts w:ascii="Century" w:hAnsi="Century"/>
+        </w:rPr>
+        <w:t xml:space="preserve"> can be seen in the following </w:t>
+      </w:r>
+      <w:r>
+        <w:rPr>
+          <w:rFonts w:ascii="Century" w:hAnsi="Century"/>
+        </w:rPr>
+        <w:t>act</w:t>
+      </w:r>
+      <w:r>
+        <w:rPr>
+          <w:rFonts w:ascii="Century" w:hAnsi="Century"/>
+        </w:rPr>
+        <w:t xml:space="preserve">, </w:t>
+      </w:r>
+      <w:r>
+        <w:rPr>
+          <w:rFonts w:ascii="Century" w:hAnsi="Century"/>
+        </w:rPr>
+        <w:t>a</w:t>
+      </w:r>
+      <w:r>
+        <w:rPr>
+          <w:rFonts w:ascii="Century" w:hAnsi="Century"/>
+        </w:rPr>
+        <w:t>ppearing in representation of gold</w:t>
+      </w:r>
+      <w:r>
+        <w:rPr>
+          <w:rFonts w:ascii="Century" w:hAnsi="Century"/>
+        </w:rPr>
+        <w:t>,</w:t>
+      </w:r>
+      <w:r>
+        <w:rPr>
+          <w:rFonts w:ascii="Century" w:hAnsi="Century"/>
+        </w:rPr>
+        <w:t xml:space="preserve"> as if </w:t>
+      </w:r>
+      <w:r>
+        <w:rPr>
+          <w:rFonts w:ascii="Century" w:hAnsi="Century"/>
+        </w:rPr>
+        <w:t>himself</w:t>
+      </w:r>
+      <w:r>
+        <w:rPr>
+          <w:rFonts w:ascii="Century" w:hAnsi="Century"/>
+        </w:rPr>
+        <w:t xml:space="preserve"> was not</w:t>
+      </w:r>
+      <w:r>
+        <w:rPr>
+          <w:rFonts w:ascii="Century" w:hAnsi="Century"/>
+        </w:rPr>
+        <w:t xml:space="preserve"> the</w:t>
+      </w:r>
+      <w:r>
+        <w:rPr>
+          <w:rFonts w:ascii="Century" w:hAnsi="Century"/>
+        </w:rPr>
+        <w:t xml:space="preserve"> merely replaceable but </w:t>
+      </w:r>
+      <w:r>
+        <w:rPr>
+          <w:rFonts w:ascii="Century" w:hAnsi="Century"/>
+        </w:rPr>
+        <w:t>necessary</w:t>
+      </w:r>
+      <w:r>
+        <w:rPr>
+          <w:rFonts w:ascii="Century" w:hAnsi="Century"/>
+        </w:rPr>
+        <w:t xml:space="preserve"> form of </w:t>
+      </w:r>
+      <w:r>
+        <w:rPr>
+          <w:rFonts w:ascii="Century" w:hAnsi="Century"/>
+        </w:rPr>
+        <w:t>appearance</w:t>
+      </w:r>
+      <w:r>
+        <w:rPr>
+          <w:rFonts w:ascii="Century" w:hAnsi="Century"/>
+        </w:rPr>
+        <w:t xml:space="preserve"> o</w:t>
+      </w:r>
+      <w:r>
+        <w:rPr>
+          <w:rFonts w:ascii="Century" w:hAnsi="Century"/>
+        </w:rPr>
+        <w:t>f gold in the</w:t>
+      </w:r>
+      <w:r>
+        <w:rPr>
+          <w:rFonts w:ascii="Century" w:hAnsi="Century"/>
+        </w:rPr>
+        <w:t xml:space="preserve"> circulation process. The commodity-money expresses and consumes an aliquot part of the exchange value of every commodity in circulation, signed and consumed by </w:t>
+      </w:r>
+      <w:r>
+        <w:rPr>
+          <w:rFonts w:ascii="Century" w:hAnsi="Century"/>
+        </w:rPr>
+        <w:t>price</w:t>
+      </w:r>
+      <w:r>
+        <w:rPr>
+          <w:rFonts w:ascii="Century" w:hAnsi="Century"/>
+        </w:rPr>
+        <w:t xml:space="preserve">. While historically concentrating an aliquot part of the value of each circulated commodity, being consumed by its </w:t>
+      </w:r>
+      <w:r>
+        <w:rPr>
+          <w:rFonts w:ascii="Century" w:hAnsi="Century"/>
+        </w:rPr>
+        <w:t>realization</w:t>
+      </w:r>
+      <w:r>
+        <w:rPr>
+          <w:rFonts w:ascii="Century" w:hAnsi="Century"/>
+        </w:rPr>
+        <w:t xml:space="preserve"> into the</w:t>
+      </w:r>
+      <w:r>
+        <w:rPr>
+          <w:rFonts w:ascii="Century" w:hAnsi="Century"/>
+        </w:rPr>
+        <w:t xml:space="preserve"> quantity of money</w:t>
+      </w:r>
+      <w:r>
+        <w:rPr>
+          <w:rFonts w:ascii="Century" w:hAnsi="Century"/>
+        </w:rPr>
+        <w:t xml:space="preserve"> signed by the commodity price (</w:t>
       </w:r>
       <w:r>
         <w:rPr>
@@ -650,93 +1519,25 @@
           <w:i/>
           <w:iCs/>
         </w:rPr>
-        <w:t>primitive</w:t>
-      </w:r>
-      <w:r>
-        <w:rPr>
-          <w:rFonts w:ascii="Century" w:hAnsi="Century"/>
-        </w:rPr>
-        <w:t xml:space="preserve"> </w:t>
-      </w:r>
-      <w:r>
-        <w:rPr>
-          <w:rFonts w:ascii="Century" w:hAnsi="Century"/>
-        </w:rPr>
-        <w:t xml:space="preserve">original </w:t>
-      </w:r>
-      <w:r>
-        <w:rPr>
-          <w:rFonts w:ascii="Century" w:hAnsi="Century"/>
-        </w:rPr>
-        <w:t>accumulation</w:t>
-      </w:r>
-      <w:r>
-        <w:rPr>
-          <w:rFonts w:ascii="Century" w:hAnsi="Century"/>
-        </w:rPr>
-        <w:t xml:space="preserve"> of capital</w:t>
-      </w:r>
-      <w:r>
-        <w:rPr>
-          <w:rFonts w:ascii="Century" w:hAnsi="Century"/>
-        </w:rPr>
-        <w:t xml:space="preserve"> </w:t>
-      </w:r>
-      <w:r>
-        <w:rPr>
-          <w:rFonts w:ascii="Century" w:hAnsi="Century"/>
-        </w:rPr>
-        <w:t>which</w:t>
-      </w:r>
-      <w:r>
-        <w:rPr>
-          <w:rFonts w:ascii="Century" w:hAnsi="Century"/>
-        </w:rPr>
-        <w:t xml:space="preserve"> </w:t>
-      </w:r>
-      <w:r>
-        <w:rPr>
-          <w:rFonts w:ascii="Century" w:hAnsi="Century"/>
-        </w:rPr>
-        <w:t xml:space="preserve">extended </w:t>
-      </w:r>
-      <w:r>
-        <w:rPr>
-          <w:rFonts w:ascii="Century" w:hAnsi="Century"/>
-        </w:rPr>
-        <w:t xml:space="preserve">the </w:t>
-      </w:r>
-      <w:r>
-        <w:rPr>
-          <w:rFonts w:ascii="Century" w:hAnsi="Century"/>
-        </w:rPr>
-        <w:t>circulation</w:t>
-      </w:r>
-      <w:r>
-        <w:rPr>
-          <w:rFonts w:ascii="Century" w:hAnsi="Century"/>
-        </w:rPr>
-        <w:t xml:space="preserve"> of gold as money, defining the initial conditions and scope of the actual scale of its reproduction circuit, </w:t>
-      </w:r>
-      <w:r>
-        <w:rPr>
-          <w:rFonts w:ascii="Century" w:hAnsi="Century"/>
-        </w:rPr>
-        <w:t>subsuming</w:t>
-      </w:r>
-      <w:r>
-        <w:rPr>
-          <w:rFonts w:ascii="Century" w:hAnsi="Century"/>
-        </w:rPr>
-        <w:t xml:space="preserve"> the exchange process to the </w:t>
-      </w:r>
-      <w:r>
-        <w:rPr>
-          <w:rFonts w:ascii="Century" w:hAnsi="Century"/>
-          <w:i/>
-          <w:iCs/>
-        </w:rPr>
-        <w:t>social movement of money</w:t>
+        <w:t>C</w:t>
+      </w:r>
+      <w:r>
+        <w:rPr>
+          <w:rFonts w:ascii="Century" w:hAnsi="Century"/>
+        </w:rPr>
+        <w:t>)</w:t>
+      </w:r>
+      <w:r>
+        <w:rPr>
+          <w:rFonts w:ascii="Century" w:hAnsi="Century"/>
+        </w:rPr>
+        <w:t>. Ideally equivalent to the “quantity of labour objectified in it”</w:t>
+      </w:r>
+      <w:r>
+        <w:rPr>
+          <w:rFonts w:ascii="Century" w:hAnsi="Century"/>
+        </w:rPr>
+        <w:t>, as measure of value</w:t>
       </w:r>
       <w:r>
         <w:rPr>
@@ -749,108 +1550,6 @@
           <w:rFonts w:ascii="Century" w:hAnsi="Century"/>
         </w:rPr>
         <w:t xml:space="preserve"> </w:t>
-      </w:r>
-      <w:r>
-        <w:rPr>
-          <w:rFonts w:ascii="Century" w:hAnsi="Century"/>
-        </w:rPr>
-        <w:t>So, the physical presence of money</w:t>
-      </w:r>
-      <w:r>
-        <w:rPr>
-          <w:rFonts w:ascii="Century" w:hAnsi="Century"/>
-        </w:rPr>
-        <w:t xml:space="preserve"> </w:t>
-      </w:r>
-      <w:r>
-        <w:rPr>
-          <w:rFonts w:ascii="Century" w:hAnsi="Century"/>
-        </w:rPr>
-        <w:t>is mined</w:t>
-      </w:r>
-      <w:r>
-        <w:rPr>
-          <w:rFonts w:ascii="Century" w:hAnsi="Century"/>
-        </w:rPr>
-        <w:t xml:space="preserve"> </w:t>
-      </w:r>
-      <w:r>
-        <w:rPr>
-          <w:rFonts w:ascii="Century" w:hAnsi="Century"/>
-        </w:rPr>
-        <w:t>as</w:t>
-      </w:r>
-      <w:r>
-        <w:rPr>
-          <w:rFonts w:ascii="Century" w:hAnsi="Century"/>
-        </w:rPr>
-        <w:t xml:space="preserve"> the material form of indigenous alienable wealth, </w:t>
-      </w:r>
-      <w:r>
-        <w:rPr>
-          <w:rFonts w:ascii="Century" w:hAnsi="Century"/>
-        </w:rPr>
-        <w:t xml:space="preserve">transformed </w:t>
-      </w:r>
-      <w:r>
-        <w:rPr>
-          <w:rFonts w:ascii="Century" w:hAnsi="Century"/>
-        </w:rPr>
-        <w:t>into money-</w:t>
-      </w:r>
-      <w:r>
-        <w:rPr>
-          <w:rFonts w:ascii="Century" w:hAnsi="Century"/>
-        </w:rPr>
-        <w:t xml:space="preserve">commodity while arrived </w:t>
-      </w:r>
-      <w:r>
-        <w:rPr>
-          <w:rFonts w:ascii="Century" w:hAnsi="Century"/>
-        </w:rPr>
-        <w:t>at</w:t>
-      </w:r>
-      <w:r>
-        <w:rPr>
-          <w:rFonts w:ascii="Century" w:hAnsi="Century"/>
-        </w:rPr>
-        <w:t xml:space="preserve"> Europe as silver, </w:t>
-      </w:r>
-      <w:r>
-        <w:rPr>
-          <w:rFonts w:ascii="Century" w:hAnsi="Century"/>
-        </w:rPr>
-        <w:t xml:space="preserve">and came back to Europe </w:t>
-      </w:r>
-      <w:r>
-        <w:rPr>
-          <w:rFonts w:ascii="Century" w:hAnsi="Century"/>
-        </w:rPr>
-        <w:t xml:space="preserve">from China </w:t>
-      </w:r>
-      <w:r>
-        <w:rPr>
-          <w:rFonts w:ascii="Century" w:hAnsi="Century"/>
-        </w:rPr>
-        <w:t xml:space="preserve">when completed its metamorphosis </w:t>
-      </w:r>
-      <w:r>
-        <w:rPr>
-          <w:rFonts w:ascii="Century" w:hAnsi="Century"/>
-        </w:rPr>
-        <w:t>as gold</w:t>
-      </w:r>
-      <w:r>
-        <w:rPr>
-          <w:rFonts w:ascii="Century" w:hAnsi="Century"/>
-        </w:rPr>
-        <w:t xml:space="preserve"> for hoarding</w:t>
-      </w:r>
-      <w:r>
-        <w:rPr>
-          <w:rFonts w:ascii="Century" w:hAnsi="Century"/>
-        </w:rPr>
-        <w:t>.</w:t>
       </w:r>
     </w:p>
     <w:p>
@@ -864,25 +1563,61 @@
         <w:rPr>
           <w:rFonts w:ascii="Century" w:hAnsi="Century"/>
         </w:rPr>
-        <w:t xml:space="preserve">The following </w:t>
-      </w:r>
-      <w:r>
-        <w:rPr>
-          <w:rFonts w:ascii="Century" w:hAnsi="Century"/>
-        </w:rPr>
-        <w:t>act,</w:t>
-      </w:r>
-      <w:r>
-        <w:rPr>
-          <w:rFonts w:ascii="Century" w:hAnsi="Century"/>
-        </w:rPr>
-        <w:t xml:space="preserve"> </w:t>
-      </w:r>
-      <w:r>
-        <w:rPr>
-          <w:rFonts w:ascii="Century" w:hAnsi="Century"/>
-        </w:rPr>
-        <w:t xml:space="preserve">on which the </w:t>
+        <w:t>G</w:t>
+      </w:r>
+      <w:r>
+        <w:rPr>
+          <w:rFonts w:ascii="Century" w:hAnsi="Century"/>
+        </w:rPr>
+        <w:t xml:space="preserve">old, as money-commodity and means of payment, was also fixed as the physical shape of the </w:t>
+      </w:r>
+      <w:r>
+        <w:rPr>
+          <w:rFonts w:ascii="Century" w:hAnsi="Century"/>
+        </w:rPr>
+        <w:t xml:space="preserve">standard unit of price. </w:t>
+      </w:r>
+      <w:r>
+        <w:rPr>
+          <w:rFonts w:ascii="Century" w:hAnsi="Century"/>
+        </w:rPr>
+        <w:t>S</w:t>
+      </w:r>
+      <w:r>
+        <w:rPr>
+          <w:rFonts w:ascii="Century" w:hAnsi="Century"/>
+        </w:rPr>
+        <w:t>o, t</w:t>
+      </w:r>
+      <w:r>
+        <w:rPr>
+          <w:rFonts w:ascii="Century" w:hAnsi="Century"/>
+        </w:rPr>
+        <w:t>he hoarder of gold, the representative of the commodity-money, has lived since created the money form of value</w:t>
+      </w:r>
+      <w:r>
+        <w:rPr>
+          <w:rFonts w:ascii="Century" w:hAnsi="Century"/>
+        </w:rPr>
+        <w:t>;</w:t>
+      </w:r>
+      <w:r>
+        <w:rPr>
+          <w:rFonts w:ascii="Century" w:hAnsi="Century"/>
+        </w:rPr>
+        <w:t xml:space="preserve"> </w:t>
+      </w:r>
+      <w:r>
+        <w:rPr>
+          <w:rFonts w:ascii="Century" w:hAnsi="Century"/>
+        </w:rPr>
+        <w:t>within</w:t>
+      </w:r>
+      <w:r>
+        <w:rPr>
+          <w:rFonts w:ascii="Century" w:hAnsi="Century"/>
+        </w:rPr>
+        <w:t xml:space="preserve"> the initial conditions which, </w:t>
       </w:r>
       <w:r>
         <w:rPr>
@@ -890,91 +1625,75 @@
           <w:i/>
           <w:iCs/>
         </w:rPr>
-        <w:t>primitive</w:t>
-      </w:r>
-      <w:r>
-        <w:rPr>
-          <w:rFonts w:ascii="Century" w:hAnsi="Century"/>
-        </w:rPr>
-        <w:t xml:space="preserve"> </w:t>
-      </w:r>
-      <w:r>
-        <w:rPr>
-          <w:rFonts w:ascii="Century" w:hAnsi="Century"/>
-        </w:rPr>
-        <w:t xml:space="preserve">performance of the money-commodity owner took </w:t>
-      </w:r>
-      <w:r>
-        <w:rPr>
-          <w:rFonts w:ascii="Century" w:hAnsi="Century"/>
-        </w:rPr>
-        <w:t>place</w:t>
-      </w:r>
-      <w:r>
-        <w:rPr>
-          <w:rFonts w:ascii="Century" w:hAnsi="Century"/>
-        </w:rPr>
-        <w:t xml:space="preserve">, conditioned </w:t>
-      </w:r>
-      <w:r>
-        <w:rPr>
-          <w:rFonts w:ascii="Century" w:hAnsi="Century"/>
-        </w:rPr>
-        <w:t>by the</w:t>
-      </w:r>
-      <w:r>
-        <w:rPr>
-          <w:rFonts w:ascii="Century" w:hAnsi="Century"/>
-        </w:rPr>
-        <w:t xml:space="preserve"> outcomes of the</w:t>
-      </w:r>
-      <w:r>
-        <w:rPr>
-          <w:rFonts w:ascii="Century" w:hAnsi="Century"/>
-        </w:rPr>
-        <w:t xml:space="preserve"> first metamorphosis by which a certain degree of capital production was achieved due to </w:t>
-      </w:r>
-      <w:r>
-        <w:rPr>
-          <w:rFonts w:ascii="Century" w:hAnsi="Century"/>
-        </w:rPr>
-        <w:t xml:space="preserve">the </w:t>
-      </w:r>
-      <w:r>
-        <w:rPr>
-          <w:rFonts w:ascii="Century" w:hAnsi="Century"/>
-        </w:rPr>
-        <w:t xml:space="preserve">accelerated accumulation of </w:t>
-      </w:r>
-      <w:r>
-        <w:rPr>
-          <w:rFonts w:ascii="Century" w:hAnsi="Century"/>
-        </w:rPr>
-        <w:t xml:space="preserve">the </w:t>
-      </w:r>
-      <w:r>
-        <w:rPr>
-          <w:rFonts w:ascii="Century" w:hAnsi="Century"/>
-        </w:rPr>
-        <w:t>means of circulation</w:t>
-      </w:r>
-      <w:r>
-        <w:rPr>
-          <w:rFonts w:ascii="Century" w:hAnsi="Century"/>
-        </w:rPr>
-        <w:t xml:space="preserve"> correspondent to </w:t>
-      </w:r>
-      <w:r>
-        <w:rPr>
-          <w:rFonts w:ascii="Century" w:hAnsi="Century"/>
-        </w:rPr>
-        <w:t>the sixteenth-century</w:t>
-      </w:r>
-      <w:r>
-        <w:rPr>
-          <w:rFonts w:ascii="Century" w:hAnsi="Century"/>
-        </w:rPr>
-        <w:t>: gold and silver.</w:t>
+        <w:t>by</w:t>
+      </w:r>
+      <w:r>
+        <w:rPr>
+          <w:rFonts w:ascii="Century" w:hAnsi="Century"/>
+        </w:rPr>
+        <w:t xml:space="preserve"> </w:t>
+      </w:r>
+      <w:r>
+        <w:rPr>
+          <w:rFonts w:ascii="Century" w:hAnsi="Century"/>
+          <w:i/>
+          <w:iCs/>
+        </w:rPr>
+        <w:t>social accident</w:t>
+      </w:r>
+      <w:r>
+        <w:rPr>
+          <w:rFonts w:ascii="Century" w:hAnsi="Century"/>
+        </w:rPr>
+        <w:t xml:space="preserve">, resulted in the extension of the exchange process, and </w:t>
+      </w:r>
+      <w:r>
+        <w:rPr>
+          <w:rFonts w:ascii="Century" w:hAnsi="Century"/>
+        </w:rPr>
+        <w:t xml:space="preserve">its </w:t>
+      </w:r>
+      <w:r>
+        <w:rPr>
+          <w:rFonts w:ascii="Century" w:hAnsi="Century"/>
+        </w:rPr>
+        <w:t xml:space="preserve">subsumption </w:t>
+      </w:r>
+      <w:r>
+        <w:rPr>
+          <w:rFonts w:ascii="Century" w:hAnsi="Century"/>
+        </w:rPr>
+        <w:t>to</w:t>
+      </w:r>
+      <w:r>
+        <w:rPr>
+          <w:rFonts w:ascii="Century" w:hAnsi="Century"/>
+        </w:rPr>
+        <w:t xml:space="preserve"> the process of money</w:t>
+      </w:r>
+      <w:r>
+        <w:rPr>
+          <w:rFonts w:ascii="Century" w:hAnsi="Century"/>
+        </w:rPr>
+        <w:t xml:space="preserve"> </w:t>
+      </w:r>
+      <w:r>
+        <w:rPr>
+          <w:rFonts w:ascii="Century" w:hAnsi="Century"/>
+        </w:rPr>
+        <w:t>circulation</w:t>
+      </w:r>
+      <w:r>
+        <w:rPr>
+          <w:rFonts w:ascii="Century" w:hAnsi="Century"/>
+        </w:rPr>
+        <w:t>.</w:t>
+      </w:r>
+      <w:r>
+        <w:rPr>
+          <w:rFonts w:ascii="Century" w:hAnsi="Century"/>
+        </w:rPr>
+        <w:t xml:space="preserve"> %%[[KV1C3P193L1]][[KV1C3P194L13]]%%.</w:t>
       </w:r>
     </w:p>
     <w:p>
@@ -988,68 +1707,25 @@
         <w:rPr>
           <w:rFonts w:ascii="Century" w:hAnsi="Century"/>
         </w:rPr>
-        <w:lastRenderedPageBreak/>
-        <w:t>The money-commodities of the formative period of the world economy: silver and gold</w:t>
-      </w:r>
-      <w:r>
-        <w:rPr>
-          <w:rFonts w:ascii="Century" w:hAnsi="Century"/>
-        </w:rPr>
-        <w:t xml:space="preserve"> were</w:t>
-      </w:r>
-      <w:r>
-        <w:rPr>
-          <w:rFonts w:ascii="Century" w:hAnsi="Century"/>
-        </w:rPr>
-        <w:t xml:space="preserve"> stolen from the indigenous continental territory</w:t>
-      </w:r>
-      <w:r>
-        <w:rPr>
-          <w:rFonts w:ascii="Century" w:hAnsi="Century"/>
-        </w:rPr>
-        <w:t xml:space="preserve"> (</w:t>
-      </w:r>
-      <w:r>
-        <w:rPr>
-          <w:rFonts w:ascii="Century" w:hAnsi="Century"/>
-        </w:rPr>
-        <w:t>Abya-Yala</w:t>
-      </w:r>
-      <w:r>
-        <w:rPr>
-          <w:rFonts w:ascii="Century" w:hAnsi="Century"/>
-        </w:rPr>
-        <w:t xml:space="preserve">) </w:t>
-      </w:r>
-      <w:r>
-        <w:rPr>
-          <w:rFonts w:ascii="Century" w:hAnsi="Century"/>
-        </w:rPr>
-        <w:t>by the militarist colonial policy</w:t>
-      </w:r>
-      <w:r>
-        <w:rPr>
-          <w:rFonts w:ascii="Century" w:hAnsi="Century"/>
-        </w:rPr>
-        <w:t>, in a magnitude</w:t>
-      </w:r>
-      <w:r>
-        <w:rPr>
-          <w:rFonts w:ascii="Century" w:hAnsi="Century"/>
-        </w:rPr>
-        <w:t xml:space="preserve"> </w:t>
-      </w:r>
-      <w:r>
-        <w:rPr>
-          <w:rFonts w:ascii="Century" w:hAnsi="Century"/>
-        </w:rPr>
-        <w:t>constitutive of</w:t>
-      </w:r>
-      <w:r>
-        <w:rPr>
-          <w:rFonts w:ascii="Century" w:hAnsi="Century"/>
-        </w:rPr>
-        <w:t xml:space="preserve"> the so-assumed </w:t>
+        <w:t xml:space="preserve">Gold </w:t>
+      </w:r>
+      <w:r>
+        <w:rPr>
+          <w:rFonts w:ascii="Century" w:hAnsi="Century"/>
+        </w:rPr>
+        <w:t>accomplish</w:t>
+      </w:r>
+      <w:r>
+        <w:rPr>
+          <w:rFonts w:ascii="Century" w:hAnsi="Century"/>
+        </w:rPr>
+        <w:t>es</w:t>
+      </w:r>
+      <w:r>
+        <w:rPr>
+          <w:rFonts w:ascii="Century" w:hAnsi="Century"/>
+        </w:rPr>
+        <w:t xml:space="preserve"> every </w:t>
       </w:r>
       <w:r>
         <w:rPr>
@@ -1057,7 +1733,7 @@
           <w:i/>
           <w:iCs/>
         </w:rPr>
-        <w:t xml:space="preserve">original </w:t>
+        <w:t xml:space="preserve">social </w:t>
       </w:r>
       <w:r>
         <w:rPr>
@@ -1065,85 +1741,115 @@
           <w:i/>
           <w:iCs/>
         </w:rPr>
-        <w:t>accumulation</w:t>
-      </w:r>
-      <w:r>
-        <w:rPr>
-          <w:rFonts w:ascii="Century" w:hAnsi="Century"/>
-        </w:rPr>
-        <w:t>.</w:t>
-      </w:r>
-      <w:r>
-        <w:rPr>
-          <w:rFonts w:ascii="Century" w:hAnsi="Century"/>
-        </w:rPr>
-        <w:t xml:space="preserve"> </w:t>
-      </w:r>
-      <w:r>
-        <w:rPr>
-          <w:rFonts w:ascii="Century" w:hAnsi="Century"/>
-        </w:rPr>
-        <w:t>A</w:t>
-      </w:r>
-      <w:r>
-        <w:rPr>
-          <w:rFonts w:ascii="Century" w:hAnsi="Century"/>
-        </w:rPr>
-        <w:t xml:space="preserve">s the historical foundation of the </w:t>
-      </w:r>
-      <w:r>
-        <w:rPr>
-          <w:rFonts w:ascii="Century" w:hAnsi="Century"/>
-        </w:rPr>
-        <w:t xml:space="preserve">reproduction </w:t>
-      </w:r>
-      <w:r>
-        <w:rPr>
-          <w:rFonts w:ascii="Century" w:hAnsi="Century"/>
-        </w:rPr>
-        <w:t xml:space="preserve">scale </w:t>
-      </w:r>
-      <w:r>
-        <w:rPr>
-          <w:rFonts w:ascii="Century" w:hAnsi="Century"/>
-        </w:rPr>
-        <w:t>i</w:t>
-      </w:r>
-      <w:r>
-        <w:rPr>
-          <w:rFonts w:ascii="Century" w:hAnsi="Century"/>
-        </w:rPr>
-        <w:t>n which</w:t>
-      </w:r>
-      <w:r>
-        <w:rPr>
-          <w:rFonts w:ascii="Century" w:hAnsi="Century"/>
-        </w:rPr>
-        <w:t xml:space="preserve"> </w:t>
-      </w:r>
-      <w:r>
-        <w:rPr>
-          <w:rFonts w:ascii="Century" w:hAnsi="Century"/>
-        </w:rPr>
-        <w:t>the extended accumulation of capital</w:t>
-      </w:r>
-      <w:r>
-        <w:rPr>
-          <w:rFonts w:ascii="Century" w:hAnsi="Century"/>
-        </w:rPr>
-        <w:t xml:space="preserve"> ha</w:t>
-      </w:r>
-      <w:r>
-        <w:rPr>
-          <w:rFonts w:ascii="Century" w:hAnsi="Century"/>
-        </w:rPr>
-        <w:t>s</w:t>
-      </w:r>
-      <w:r>
-        <w:rPr>
-          <w:rFonts w:ascii="Century" w:hAnsi="Century"/>
-        </w:rPr>
-        <w:t xml:space="preserve"> developed since then, from the initial conditions denoted by the invasion of "America". </w:t>
+        <w:t>function</w:t>
+      </w:r>
+      <w:r>
+        <w:rPr>
+          <w:rFonts w:ascii="Century" w:hAnsi="Century"/>
+        </w:rPr>
+        <w:t xml:space="preserve"> of money, since the initial expansion of the</w:t>
+      </w:r>
+      <w:r>
+        <w:rPr>
+          <w:rFonts w:ascii="Century" w:hAnsi="Century"/>
+        </w:rPr>
+        <w:t xml:space="preserve"> </w:t>
+      </w:r>
+      <w:r>
+        <w:rPr>
+          <w:rFonts w:ascii="Century" w:hAnsi="Century"/>
+        </w:rPr>
+        <w:t>exchange</w:t>
+      </w:r>
+      <w:r>
+        <w:rPr>
+          <w:rFonts w:ascii="Century" w:hAnsi="Century"/>
+        </w:rPr>
+        <w:t xml:space="preserve"> process </w:t>
+      </w:r>
+      <w:r>
+        <w:rPr>
+          <w:rFonts w:ascii="Century" w:hAnsi="Century"/>
+        </w:rPr>
+        <w:t>mediated by the circulation</w:t>
+      </w:r>
+      <w:r>
+        <w:rPr>
+          <w:rFonts w:ascii="Century" w:hAnsi="Century"/>
+        </w:rPr>
+        <w:t xml:space="preserve"> of money</w:t>
+      </w:r>
+      <w:r>
+        <w:rPr>
+          <w:rFonts w:ascii="Century" w:hAnsi="Century"/>
+        </w:rPr>
+        <w:t>. Gold is real money</w:t>
+      </w:r>
+      <w:r>
+        <w:rPr>
+          <w:rFonts w:ascii="Century" w:hAnsi="Century"/>
+        </w:rPr>
+        <w:t>, as the real embodiment of values</w:t>
+      </w:r>
+      <w:r>
+        <w:rPr>
+          <w:rFonts w:ascii="Century" w:hAnsi="Century"/>
+        </w:rPr>
+        <w:t>,</w:t>
+      </w:r>
+      <w:r>
+        <w:rPr>
+          <w:rFonts w:ascii="Century" w:hAnsi="Century"/>
+        </w:rPr>
+        <w:t xml:space="preserve"> </w:t>
+      </w:r>
+      <w:r>
+        <w:rPr>
+          <w:rFonts w:ascii="Century" w:hAnsi="Century"/>
+        </w:rPr>
+        <w:t xml:space="preserve">and real capital. </w:t>
+      </w:r>
+      <w:r>
+        <w:rPr>
+          <w:rFonts w:ascii="Century" w:hAnsi="Century"/>
+        </w:rPr>
+        <w:t>So, i</w:t>
+      </w:r>
+      <w:r>
+        <w:rPr>
+          <w:rFonts w:ascii="Century" w:hAnsi="Century"/>
+        </w:rPr>
+        <w:t>t is measure of value, and the elementary value form, also being the standard unit of price</w:t>
+      </w:r>
+      <w:r>
+        <w:rPr>
+          <w:rFonts w:ascii="Century" w:hAnsi="Century"/>
+        </w:rPr>
+        <w:t>;</w:t>
+      </w:r>
+      <w:r>
+        <w:rPr>
+          <w:rFonts w:ascii="Century" w:hAnsi="Century"/>
+        </w:rPr>
+        <w:t xml:space="preserve"> while at the same time [gold is] being constantly removed, separated, from the process of money circulation as </w:t>
+      </w:r>
+      <w:r>
+        <w:rPr>
+          <w:rFonts w:ascii="Century" w:hAnsi="Century"/>
+        </w:rPr>
+        <w:t>a means</w:t>
+      </w:r>
+      <w:r>
+        <w:rPr>
+          <w:rFonts w:ascii="Century" w:hAnsi="Century"/>
+        </w:rPr>
+        <w:t xml:space="preserve"> of payment.</w:t>
+      </w:r>
+      <w:r>
+        <w:rPr>
+          <w:rFonts w:ascii="Century" w:hAnsi="Century"/>
+        </w:rPr>
+        <w:t xml:space="preserve"> </w:t>
       </w:r>
     </w:p>
     <w:p>
@@ -1157,109 +1863,59 @@
         <w:rPr>
           <w:rFonts w:ascii="Century" w:hAnsi="Century"/>
         </w:rPr>
-        <w:t>The gold bearer</w:t>
-      </w:r>
-      <w:r>
-        <w:rPr>
-          <w:rFonts w:ascii="Century" w:hAnsi="Century"/>
-        </w:rPr>
-        <w:t xml:space="preserve"> can be seen in the following </w:t>
-      </w:r>
-      <w:r>
-        <w:rPr>
-          <w:rFonts w:ascii="Century" w:hAnsi="Century"/>
-        </w:rPr>
-        <w:t>act</w:t>
-      </w:r>
-      <w:r>
-        <w:rPr>
-          <w:rFonts w:ascii="Century" w:hAnsi="Century"/>
-        </w:rPr>
-        <w:t xml:space="preserve">, </w:t>
-      </w:r>
-      <w:r>
-        <w:rPr>
-          <w:rFonts w:ascii="Century" w:hAnsi="Century"/>
-        </w:rPr>
-        <w:t>a</w:t>
-      </w:r>
-      <w:r>
-        <w:rPr>
-          <w:rFonts w:ascii="Century" w:hAnsi="Century"/>
-        </w:rPr>
-        <w:t>ppearing in representation of gold</w:t>
-      </w:r>
-      <w:r>
-        <w:rPr>
-          <w:rFonts w:ascii="Century" w:hAnsi="Century"/>
-        </w:rPr>
-        <w:t>,</w:t>
-      </w:r>
-      <w:r>
-        <w:rPr>
-          <w:rFonts w:ascii="Century" w:hAnsi="Century"/>
-        </w:rPr>
-        <w:t xml:space="preserve"> as if </w:t>
-      </w:r>
-      <w:r>
-        <w:rPr>
-          <w:rFonts w:ascii="Century" w:hAnsi="Century"/>
-        </w:rPr>
-        <w:t>himself</w:t>
-      </w:r>
-      <w:r>
-        <w:rPr>
-          <w:rFonts w:ascii="Century" w:hAnsi="Century"/>
-        </w:rPr>
-        <w:t xml:space="preserve"> was not</w:t>
-      </w:r>
-      <w:r>
-        <w:rPr>
-          <w:rFonts w:ascii="Century" w:hAnsi="Century"/>
-        </w:rPr>
-        <w:t xml:space="preserve"> the</w:t>
-      </w:r>
-      <w:r>
-        <w:rPr>
-          <w:rFonts w:ascii="Century" w:hAnsi="Century"/>
-        </w:rPr>
-        <w:t xml:space="preserve"> merely replaceable but </w:t>
-      </w:r>
-      <w:r>
-        <w:rPr>
-          <w:rFonts w:ascii="Century" w:hAnsi="Century"/>
-        </w:rPr>
-        <w:t>necessary</w:t>
-      </w:r>
-      <w:r>
-        <w:rPr>
-          <w:rFonts w:ascii="Century" w:hAnsi="Century"/>
-        </w:rPr>
-        <w:t xml:space="preserve"> form of </w:t>
-      </w:r>
-      <w:r>
-        <w:rPr>
-          <w:rFonts w:ascii="Century" w:hAnsi="Century"/>
-        </w:rPr>
-        <w:t>appearance</w:t>
-      </w:r>
-      <w:r>
-        <w:rPr>
-          <w:rFonts w:ascii="Century" w:hAnsi="Century"/>
-        </w:rPr>
-        <w:t xml:space="preserve"> o</w:t>
-      </w:r>
-      <w:r>
-        <w:rPr>
-          <w:rFonts w:ascii="Century" w:hAnsi="Century"/>
-        </w:rPr>
-        <w:t>f gold in the</w:t>
-      </w:r>
-      <w:r>
-        <w:rPr>
-          <w:rFonts w:ascii="Century" w:hAnsi="Century"/>
-        </w:rPr>
-        <w:t xml:space="preserve"> circulation process. The commodity-money expresses and consumes an aliquot part of the exchange value of every commodity in circulation, signed and consumed by money-capital. While historically concentrating an aliquot part of the value of each circulated commodity, being consumed by its transformation into the money-form of price, as measure of value which standard unit of price was fixed to its elementary form: gold. </w:t>
+        <w:t>Until this point, w</w:t>
+      </w:r>
+      <w:r>
+        <w:rPr>
+          <w:rFonts w:ascii="Century" w:hAnsi="Century"/>
+        </w:rPr>
+        <w:t>ith the compulsive subsumption of money circulation over the exchange process, money is used as a determinant of the “need to give an external expression to this opposition [between use-value and value which is latent in the nature of the commodity] for the purposes of commercial intercourse”. The upward scale shift of the exchange process mediated by money produced the drive toward the invention of an “independent” form of value, which finds neither rest nor peace until it became “independent from its own use-value”</w:t>
+      </w:r>
+      <w:r>
+        <w:rPr>
+          <w:rFonts w:ascii="Century" w:hAnsi="Century"/>
+        </w:rPr>
+        <w:t>.</w:t>
+      </w:r>
+      <w:r>
+        <w:rPr>
+          <w:rFonts w:ascii="Century" w:hAnsi="Century"/>
+        </w:rPr>
+        <w:t xml:space="preserve"> </w:t>
+      </w:r>
+      <w:proofErr w:type="gramStart"/>
+      <w:r>
+        <w:rPr>
+          <w:rFonts w:ascii="Century" w:hAnsi="Century"/>
+        </w:rPr>
+        <w:t>%%[</w:t>
+      </w:r>
+      <w:proofErr w:type="gramEnd"/>
+      <w:r>
+        <w:rPr>
+          <w:rFonts w:ascii="Century" w:hAnsi="Century"/>
+        </w:rPr>
+        <w:t>[KV1C2P182L34</w:t>
+      </w:r>
+      <w:proofErr w:type="gramStart"/>
+      <w:r>
+        <w:rPr>
+          <w:rFonts w:ascii="Century" w:hAnsi="Century"/>
+        </w:rPr>
+        <w:t>]]%</w:t>
+      </w:r>
+      <w:proofErr w:type="gramEnd"/>
+      <w:r>
+        <w:rPr>
+          <w:rFonts w:ascii="Century" w:hAnsi="Century"/>
+        </w:rPr>
+        <w:t>%</w:t>
+      </w:r>
+      <w:r>
+        <w:rPr>
+          <w:rFonts w:ascii="Century" w:hAnsi="Century"/>
+        </w:rPr>
+        <w:t xml:space="preserve">. </w:t>
       </w:r>
     </w:p>
     <w:p>
@@ -1273,107 +1929,245 @@
         <w:rPr>
           <w:rFonts w:ascii="Century" w:hAnsi="Century"/>
         </w:rPr>
-        <w:t>So, t</w:t>
-      </w:r>
-      <w:r>
-        <w:rPr>
-          <w:rFonts w:ascii="Century" w:hAnsi="Century"/>
-        </w:rPr>
-        <w:t>he hoarder of gold, the representative of the commodity-money, has lived since created the money form of value</w:t>
-      </w:r>
-      <w:r>
-        <w:rPr>
-          <w:rFonts w:ascii="Century" w:hAnsi="Century"/>
-        </w:rPr>
-        <w:t>;</w:t>
-      </w:r>
-      <w:r>
-        <w:rPr>
-          <w:rFonts w:ascii="Century" w:hAnsi="Century"/>
-        </w:rPr>
-        <w:t xml:space="preserve"> </w:t>
-      </w:r>
-      <w:r>
-        <w:rPr>
-          <w:rFonts w:ascii="Century" w:hAnsi="Century"/>
-        </w:rPr>
-        <w:t>within</w:t>
-      </w:r>
-      <w:r>
-        <w:rPr>
-          <w:rFonts w:ascii="Century" w:hAnsi="Century"/>
-        </w:rPr>
-        <w:t xml:space="preserve"> the initial conditions which, </w:t>
-      </w:r>
-      <w:r>
-        <w:rPr>
-          <w:rFonts w:ascii="Century" w:hAnsi="Century"/>
-          <w:i/>
-          <w:iCs/>
-        </w:rPr>
-        <w:t>by</w:t>
-      </w:r>
-      <w:r>
-        <w:rPr>
-          <w:rFonts w:ascii="Century" w:hAnsi="Century"/>
-        </w:rPr>
-        <w:t xml:space="preserve"> </w:t>
-      </w:r>
-      <w:r>
-        <w:rPr>
-          <w:rFonts w:ascii="Century" w:hAnsi="Century"/>
-          <w:i/>
-          <w:iCs/>
-        </w:rPr>
-        <w:t>social accident</w:t>
-      </w:r>
-      <w:r>
-        <w:rPr>
-          <w:rFonts w:ascii="Century" w:hAnsi="Century"/>
-        </w:rPr>
-        <w:t xml:space="preserve">, resulted in the extension of the exchange process, and </w:t>
-      </w:r>
-      <w:r>
-        <w:rPr>
-          <w:rFonts w:ascii="Century" w:hAnsi="Century"/>
-        </w:rPr>
-        <w:t xml:space="preserve">its </w:t>
-      </w:r>
-      <w:r>
-        <w:rPr>
-          <w:rFonts w:ascii="Century" w:hAnsi="Century"/>
-        </w:rPr>
-        <w:t xml:space="preserve">subsumption </w:t>
-      </w:r>
-      <w:r>
-        <w:rPr>
-          <w:rFonts w:ascii="Century" w:hAnsi="Century"/>
-        </w:rPr>
-        <w:t>to</w:t>
-      </w:r>
-      <w:r>
-        <w:rPr>
-          <w:rFonts w:ascii="Century" w:hAnsi="Century"/>
-        </w:rPr>
-        <w:t xml:space="preserve"> the process of money</w:t>
-      </w:r>
-      <w:r>
-        <w:rPr>
-          <w:rFonts w:ascii="Century" w:hAnsi="Century"/>
-        </w:rPr>
-        <w:t xml:space="preserve"> </w:t>
-      </w:r>
-      <w:r>
-        <w:rPr>
-          <w:rFonts w:ascii="Century" w:hAnsi="Century"/>
-        </w:rPr>
-        <w:t>circulation</w:t>
+        <w:t>Indeed, t</w:t>
+      </w:r>
+      <w:r>
+        <w:rPr>
+          <w:rFonts w:ascii="Century" w:hAnsi="Century"/>
+        </w:rPr>
+        <w:t>he function of money as a means for circulation resulted from the inherent contradiction between the elementary form of use</w:t>
+      </w:r>
+      <w:r>
+        <w:rPr>
+          <w:rFonts w:ascii="Century" w:hAnsi="Century"/>
+        </w:rPr>
+        <w:t>-</w:t>
+      </w:r>
+      <w:r>
+        <w:rPr>
+          <w:rFonts w:ascii="Century" w:hAnsi="Century"/>
+        </w:rPr>
+        <w:t>value and its exchange-value, resolved by the creation of a new form of value which is the money-form (M)</w:t>
+      </w:r>
+      <w:r>
+        <w:rPr>
+          <w:rFonts w:ascii="Century" w:hAnsi="Century"/>
+        </w:rPr>
+        <w:t xml:space="preserve">, </w:t>
+      </w:r>
+      <w:r>
+        <w:rPr>
+          <w:rFonts w:ascii="Century" w:hAnsi="Century"/>
+        </w:rPr>
+        <w:t>mediating the exchange of commodities (C-C)</w:t>
       </w:r>
       <w:r>
         <w:rPr>
           <w:rFonts w:ascii="Century" w:hAnsi="Century"/>
         </w:rPr>
         <w:t>.</w:t>
+      </w:r>
+      <w:r>
+        <w:rPr>
+          <w:rFonts w:ascii="Century" w:hAnsi="Century"/>
+        </w:rPr>
+        <w:t xml:space="preserve"> </w:t>
+      </w:r>
+      <w:r>
+        <w:rPr>
+          <w:rFonts w:ascii="Century" w:hAnsi="Century"/>
+        </w:rPr>
+        <w:t>In that manner</w:t>
+      </w:r>
+      <w:r>
+        <w:rPr>
+          <w:rFonts w:ascii="Century" w:hAnsi="Century"/>
+        </w:rPr>
+        <w:t xml:space="preserve">, </w:t>
+      </w:r>
+      <w:proofErr w:type="gramStart"/>
+      <w:r>
+        <w:rPr>
+          <w:rFonts w:ascii="Century" w:hAnsi="Century"/>
+        </w:rPr>
+        <w:t>co</w:t>
+      </w:r>
+      <w:r>
+        <w:rPr>
+          <w:rFonts w:ascii="Century" w:hAnsi="Century"/>
+        </w:rPr>
+        <w:t>mpleted</w:t>
+      </w:r>
+      <w:proofErr w:type="gramEnd"/>
+      <w:r>
+        <w:rPr>
+          <w:rFonts w:ascii="Century" w:hAnsi="Century"/>
+        </w:rPr>
+        <w:t xml:space="preserve"> </w:t>
+      </w:r>
+      <w:r>
+        <w:rPr>
+          <w:rFonts w:ascii="Century" w:hAnsi="Century"/>
+        </w:rPr>
+        <w:t xml:space="preserve">the differentiation of all commodities into commodities and money. </w:t>
+      </w:r>
+      <w:r>
+        <w:rPr>
+          <w:rFonts w:ascii="Century" w:hAnsi="Century"/>
+        </w:rPr>
+        <w:t>The</w:t>
+      </w:r>
+      <w:r>
+        <w:rPr>
+          <w:rFonts w:ascii="Century" w:hAnsi="Century"/>
+        </w:rPr>
+        <w:t xml:space="preserve"> value of every</w:t>
+      </w:r>
+      <w:r>
+        <w:rPr>
+          <w:rFonts w:ascii="Century" w:hAnsi="Century"/>
+        </w:rPr>
+        <w:t xml:space="preserve"> commodity</w:t>
+      </w:r>
+      <w:r>
+        <w:rPr>
+          <w:rFonts w:ascii="Century" w:hAnsi="Century"/>
+        </w:rPr>
+        <w:t xml:space="preserve"> is distinguished from its usefulness for </w:t>
+      </w:r>
+      <w:r>
+        <w:rPr>
+          <w:rFonts w:ascii="Century" w:hAnsi="Century"/>
+        </w:rPr>
+        <w:t>exchange and</w:t>
+      </w:r>
+      <w:r>
+        <w:rPr>
+          <w:rFonts w:ascii="Century" w:hAnsi="Century"/>
+        </w:rPr>
+        <w:t xml:space="preserve"> signed with price</w:t>
+      </w:r>
+      <w:r>
+        <w:rPr>
+          <w:rFonts w:ascii="Century" w:hAnsi="Century"/>
+        </w:rPr>
+        <w:t xml:space="preserve">, </w:t>
+      </w:r>
+      <w:r>
+        <w:rPr>
+          <w:rFonts w:ascii="Century" w:hAnsi="Century"/>
+        </w:rPr>
+        <w:t>an imagined quantity of mone</w:t>
+      </w:r>
+      <w:r>
+        <w:rPr>
+          <w:rFonts w:ascii="Century" w:hAnsi="Century"/>
+        </w:rPr>
+        <w:t xml:space="preserve">y </w:t>
+      </w:r>
+      <w:r>
+        <w:rPr>
+          <w:rFonts w:ascii="Century" w:hAnsi="Century"/>
+        </w:rPr>
+        <w:t xml:space="preserve">valorized as an ideally equivalent quantity of expended human labour. </w:t>
+      </w:r>
+      <w:proofErr w:type="gramStart"/>
+      <w:r>
+        <w:rPr>
+          <w:rFonts w:ascii="Century" w:hAnsi="Century"/>
+        </w:rPr>
+        <w:t>%%[</w:t>
+      </w:r>
+      <w:proofErr w:type="gramEnd"/>
+      <w:r>
+        <w:rPr>
+          <w:rFonts w:ascii="Century" w:hAnsi="Century"/>
+        </w:rPr>
+        <w:t>[KV1C3P198L16</w:t>
+      </w:r>
+      <w:proofErr w:type="gramStart"/>
+      <w:r>
+        <w:rPr>
+          <w:rFonts w:ascii="Century" w:hAnsi="Century"/>
+        </w:rPr>
+        <w:t>]]%</w:t>
+      </w:r>
+      <w:proofErr w:type="gramEnd"/>
+      <w:r>
+        <w:rPr>
+          <w:rFonts w:ascii="Century" w:hAnsi="Century"/>
+        </w:rPr>
+        <w:t xml:space="preserve">%. </w:t>
+      </w:r>
+      <w:proofErr w:type="gramStart"/>
+      <w:r>
+        <w:rPr>
+          <w:rFonts w:ascii="Century" w:hAnsi="Century"/>
+        </w:rPr>
+        <w:t>%%[</w:t>
+      </w:r>
+      <w:proofErr w:type="gramEnd"/>
+      <w:r>
+        <w:rPr>
+          <w:rFonts w:ascii="Century" w:hAnsi="Century"/>
+        </w:rPr>
+        <w:t>[KV1C3P188</w:t>
+      </w:r>
+      <w:r>
+        <w:rPr>
+          <w:rFonts w:ascii="Century" w:hAnsi="Century"/>
+        </w:rPr>
+        <w:t>F1</w:t>
+      </w:r>
+      <w:r>
+        <w:rPr>
+          <w:rFonts w:ascii="Century" w:hAnsi="Century"/>
+        </w:rPr>
+        <w:t>L1</w:t>
+      </w:r>
+      <w:proofErr w:type="gramStart"/>
+      <w:r>
+        <w:rPr>
+          <w:rFonts w:ascii="Century" w:hAnsi="Century"/>
+        </w:rPr>
+        <w:t>]]%</w:t>
+      </w:r>
+      <w:proofErr w:type="gramEnd"/>
+      <w:r>
+        <w:rPr>
+          <w:rFonts w:ascii="Century" w:hAnsi="Century"/>
+        </w:rPr>
+        <w:t>%</w:t>
+      </w:r>
+      <w:r>
+        <w:rPr>
+          <w:rFonts w:ascii="Century" w:hAnsi="Century"/>
+        </w:rPr>
+        <w:t xml:space="preserve">%%[[KV1C3P188L10]]%% </w:t>
+      </w:r>
+      <w:r>
+        <w:rPr>
+          <w:rFonts w:ascii="Century" w:hAnsi="Century"/>
+        </w:rPr>
+        <w:t>%%[[KV1C3P199L14]]%%</w:t>
+      </w:r>
+      <w:r>
+        <w:rPr>
+          <w:rFonts w:ascii="Century" w:hAnsi="Century"/>
+        </w:rPr>
+        <w:t>%%[[KV1C2P187L9]]%%</w:t>
+      </w:r>
+      <w:r>
+        <w:rPr>
+          <w:rFonts w:ascii="Century" w:hAnsi="Century"/>
+        </w:rPr>
+        <w:t>.</w:t>
+      </w:r>
+      <w:r>
+        <w:rPr>
+          <w:rFonts w:ascii="Century" w:hAnsi="Century"/>
+        </w:rPr>
+        <w:t xml:space="preserve"> </w:t>
       </w:r>
     </w:p>
     <w:p>
@@ -1387,113 +2181,217 @@
         <w:rPr>
           <w:rFonts w:ascii="Century" w:hAnsi="Century"/>
         </w:rPr>
-        <w:t xml:space="preserve">Gold </w:t>
-      </w:r>
-      <w:r>
-        <w:rPr>
-          <w:rFonts w:ascii="Century" w:hAnsi="Century"/>
-        </w:rPr>
-        <w:t>accomplish</w:t>
-      </w:r>
-      <w:r>
-        <w:rPr>
-          <w:rFonts w:ascii="Century" w:hAnsi="Century"/>
-        </w:rPr>
-        <w:t>es</w:t>
-      </w:r>
-      <w:r>
-        <w:rPr>
-          <w:rFonts w:ascii="Century" w:hAnsi="Century"/>
-        </w:rPr>
-        <w:t xml:space="preserve"> every </w:t>
-      </w:r>
-      <w:r>
-        <w:rPr>
-          <w:rFonts w:ascii="Century" w:hAnsi="Century"/>
-          <w:i/>
-          <w:iCs/>
-        </w:rPr>
-        <w:t xml:space="preserve">social </w:t>
-      </w:r>
-      <w:r>
-        <w:rPr>
-          <w:rFonts w:ascii="Century" w:hAnsi="Century"/>
-          <w:i/>
-          <w:iCs/>
-        </w:rPr>
-        <w:t>function</w:t>
-      </w:r>
-      <w:r>
-        <w:rPr>
-          <w:rFonts w:ascii="Century" w:hAnsi="Century"/>
-        </w:rPr>
-        <w:t xml:space="preserve"> of money, since the initial expansion of the</w:t>
-      </w:r>
-      <w:r>
-        <w:rPr>
-          <w:rFonts w:ascii="Century" w:hAnsi="Century"/>
-        </w:rPr>
-        <w:t xml:space="preserve"> </w:t>
-      </w:r>
-      <w:r>
-        <w:rPr>
-          <w:rFonts w:ascii="Century" w:hAnsi="Century"/>
-        </w:rPr>
-        <w:t>exchange</w:t>
-      </w:r>
-      <w:r>
-        <w:rPr>
-          <w:rFonts w:ascii="Century" w:hAnsi="Century"/>
-        </w:rPr>
-        <w:t xml:space="preserve"> process </w:t>
-      </w:r>
-      <w:r>
-        <w:rPr>
-          <w:rFonts w:ascii="Century" w:hAnsi="Century"/>
-        </w:rPr>
-        <w:t>mediated by the circulation</w:t>
-      </w:r>
-      <w:r>
-        <w:rPr>
-          <w:rFonts w:ascii="Century" w:hAnsi="Century"/>
-        </w:rPr>
-        <w:t xml:space="preserve"> of money</w:t>
-      </w:r>
-      <w:r>
-        <w:rPr>
-          <w:rFonts w:ascii="Century" w:hAnsi="Century"/>
-        </w:rPr>
-        <w:t>. Gold is real money and real capital. It is the universal measure of value, and the elementary value form, also being the standard unit of price</w:t>
-      </w:r>
-      <w:r>
-        <w:rPr>
-          <w:rFonts w:ascii="Century" w:hAnsi="Century"/>
-        </w:rPr>
-        <w:t>;</w:t>
-      </w:r>
-      <w:r>
-        <w:rPr>
-          <w:rFonts w:ascii="Century" w:hAnsi="Century"/>
-        </w:rPr>
-        <w:t xml:space="preserve"> while at the same time [gold is] being constantly removed, separated, from the process of money circulation as </w:t>
-      </w:r>
-      <w:r>
-        <w:rPr>
-          <w:rFonts w:ascii="Century" w:hAnsi="Century"/>
-        </w:rPr>
-        <w:t>a means</w:t>
-      </w:r>
-      <w:r>
-        <w:rPr>
-          <w:rFonts w:ascii="Century" w:hAnsi="Century"/>
-        </w:rPr>
-        <w:t xml:space="preserve"> of payment.</w:t>
-      </w:r>
-      <w:r>
-        <w:rPr>
-          <w:rFonts w:ascii="Century" w:hAnsi="Century"/>
-        </w:rPr>
-        <w:t xml:space="preserve"> </w:t>
+        <w:t>So, w</w:t>
+      </w:r>
+      <w:r>
+        <w:rPr>
+          <w:rFonts w:ascii="Century" w:hAnsi="Century"/>
+        </w:rPr>
+        <w:t xml:space="preserve">hy the indigenous alienable wealth became gold and silver, and </w:t>
+      </w:r>
+      <w:r>
+        <w:rPr>
+          <w:rFonts w:ascii="Century" w:hAnsi="Century"/>
+        </w:rPr>
+        <w:t>were no</w:t>
+      </w:r>
+      <w:r>
+        <w:rPr>
+          <w:rFonts w:ascii="Century" w:hAnsi="Century"/>
+        </w:rPr>
+        <w:t>t anymore nor cattle neither slaves? Is because gold</w:t>
+      </w:r>
+      <w:r>
+        <w:rPr>
+          <w:rFonts w:ascii="Century" w:hAnsi="Century"/>
+        </w:rPr>
+        <w:t xml:space="preserve"> and silver,</w:t>
+      </w:r>
+      <w:r>
+        <w:rPr>
+          <w:rFonts w:ascii="Century" w:hAnsi="Century"/>
+        </w:rPr>
+        <w:t xml:space="preserve"> and not the slave</w:t>
+      </w:r>
+      <w:r>
+        <w:rPr>
+          <w:rFonts w:ascii="Century" w:hAnsi="Century"/>
+        </w:rPr>
+        <w:t>,</w:t>
+      </w:r>
+      <w:r>
+        <w:rPr>
+          <w:rFonts w:ascii="Century" w:hAnsi="Century"/>
+        </w:rPr>
+        <w:t xml:space="preserve"> w</w:t>
+      </w:r>
+      <w:r>
+        <w:rPr>
+          <w:rFonts w:ascii="Century" w:hAnsi="Century"/>
+        </w:rPr>
+        <w:t>ere</w:t>
+      </w:r>
+      <w:r>
+        <w:rPr>
+          <w:rFonts w:ascii="Century" w:hAnsi="Century"/>
+        </w:rPr>
+        <w:t xml:space="preserve"> already the social form of money when the </w:t>
+      </w:r>
+      <w:r>
+        <w:rPr>
+          <w:rFonts w:ascii="Century" w:hAnsi="Century"/>
+        </w:rPr>
+        <w:t>super</w:t>
+      </w:r>
+      <w:r>
+        <w:rPr>
+          <w:rFonts w:ascii="Century" w:hAnsi="Century"/>
+        </w:rPr>
+        <w:t>-</w:t>
+      </w:r>
+      <w:r>
+        <w:rPr>
+          <w:rFonts w:ascii="Century" w:hAnsi="Century"/>
+        </w:rPr>
+        <w:t>exploitation of the indigenous peasantry in the</w:t>
+      </w:r>
+      <w:r>
+        <w:rPr>
+          <w:rFonts w:ascii="Century" w:hAnsi="Century"/>
+        </w:rPr>
+        <w:t xml:space="preserve"> silver and gold mines of </w:t>
+      </w:r>
+      <w:r>
+        <w:rPr>
+          <w:rFonts w:ascii="Century" w:hAnsi="Century"/>
+        </w:rPr>
+        <w:t>“</w:t>
+      </w:r>
+      <w:r>
+        <w:rPr>
+          <w:rFonts w:ascii="Century" w:hAnsi="Century"/>
+        </w:rPr>
+        <w:t>America</w:t>
+      </w:r>
+      <w:r>
+        <w:rPr>
+          <w:rFonts w:ascii="Century" w:hAnsi="Century"/>
+        </w:rPr>
+        <w:t>”</w:t>
+      </w:r>
+      <w:r>
+        <w:rPr>
+          <w:rFonts w:ascii="Century" w:hAnsi="Century"/>
+        </w:rPr>
+        <w:t xml:space="preserve"> </w:t>
+      </w:r>
+      <w:r>
+        <w:rPr>
+          <w:rFonts w:ascii="Century" w:hAnsi="Century"/>
+        </w:rPr>
+        <w:t>was planned and executed by colonization</w:t>
+      </w:r>
+      <w:r>
+        <w:rPr>
+          <w:rFonts w:ascii="Century" w:hAnsi="Century"/>
+        </w:rPr>
+        <w:t xml:space="preserve">. </w:t>
+      </w:r>
+      <w:r>
+        <w:rPr>
+          <w:rFonts w:ascii="Century" w:hAnsi="Century"/>
+        </w:rPr>
+        <w:t>Only a</w:t>
+      </w:r>
+      <w:r>
+        <w:rPr>
+          <w:rFonts w:ascii="Century" w:hAnsi="Century"/>
+        </w:rPr>
+        <w:t xml:space="preserve">fter genocide and slavery </w:t>
+      </w:r>
+      <w:r>
+        <w:rPr>
+          <w:rFonts w:ascii="Century" w:hAnsi="Century"/>
+        </w:rPr>
+        <w:t>follows</w:t>
+      </w:r>
+      <w:r>
+        <w:rPr>
+          <w:rFonts w:ascii="Century" w:hAnsi="Century"/>
+        </w:rPr>
+        <w:t xml:space="preserve"> the </w:t>
+      </w:r>
+      <w:r>
+        <w:rPr>
+          <w:rFonts w:ascii="Century" w:hAnsi="Century"/>
+        </w:rPr>
+        <w:t xml:space="preserve">extension of the </w:t>
+      </w:r>
+      <w:r>
+        <w:rPr>
+          <w:rFonts w:ascii="Century" w:hAnsi="Century"/>
+        </w:rPr>
+        <w:t>circulation</w:t>
+      </w:r>
+      <w:r>
+        <w:rPr>
+          <w:rFonts w:ascii="Century" w:hAnsi="Century"/>
+        </w:rPr>
+        <w:t xml:space="preserve"> process</w:t>
+      </w:r>
+      <w:r>
+        <w:rPr>
+          <w:rFonts w:ascii="Century" w:hAnsi="Century"/>
+        </w:rPr>
+        <w:t xml:space="preserve"> caused by the robbery of a magnitude of silver enough to being traded for gold in China</w:t>
+      </w:r>
+      <w:r>
+        <w:rPr>
+          <w:rFonts w:ascii="Century" w:hAnsi="Century"/>
+        </w:rPr>
+        <w:t>,</w:t>
+      </w:r>
+      <w:r>
+        <w:rPr>
+          <w:rFonts w:ascii="Century" w:hAnsi="Century"/>
+        </w:rPr>
+        <w:t xml:space="preserve"> displac</w:t>
+      </w:r>
+      <w:r>
+        <w:rPr>
+          <w:rFonts w:ascii="Century" w:hAnsi="Century"/>
+        </w:rPr>
+        <w:t>ing</w:t>
+      </w:r>
+      <w:r>
+        <w:rPr>
+          <w:rFonts w:ascii="Century" w:hAnsi="Century"/>
+        </w:rPr>
+        <w:t xml:space="preserve"> </w:t>
+      </w:r>
+      <w:r>
+        <w:rPr>
+          <w:rFonts w:ascii="Century" w:hAnsi="Century"/>
+        </w:rPr>
+        <w:t xml:space="preserve">gradually their rival money-commodities (silver and copper) </w:t>
+      </w:r>
+      <w:r>
+        <w:rPr>
+          <w:rFonts w:ascii="Century" w:hAnsi="Century"/>
+        </w:rPr>
+        <w:t>as dual measure</w:t>
+      </w:r>
+      <w:r>
+        <w:rPr>
+          <w:rFonts w:ascii="Century" w:hAnsi="Century"/>
+        </w:rPr>
+        <w:t>s</w:t>
+      </w:r>
+      <w:r>
+        <w:rPr>
+          <w:rFonts w:ascii="Century" w:hAnsi="Century"/>
+        </w:rPr>
+        <w:t xml:space="preserve"> of value in the world-economy. </w:t>
       </w:r>
     </w:p>
     <w:p>
@@ -1507,46 +2405,25 @@
         <w:rPr>
           <w:rFonts w:ascii="Century" w:hAnsi="Century"/>
         </w:rPr>
-        <w:t>Until this point, w</w:t>
-      </w:r>
-      <w:r>
-        <w:rPr>
-          <w:rFonts w:ascii="Century" w:hAnsi="Century"/>
-        </w:rPr>
-        <w:t xml:space="preserve">ith the compulsive subsumption of money circulation over the exchange process, money is used as a determinant of the “need to give an external expression to this opposition [between use-value and value which is latent in the nature of the commodity] for the purposes of commercial </w:t>
-      </w:r>
-      <w:r>
-        <w:rPr>
-          <w:rFonts w:ascii="Century" w:hAnsi="Century"/>
-        </w:rPr>
-        <w:lastRenderedPageBreak/>
-        <w:t>intercourse”. The upward scale shift of the exchange process mediated by money produced the drive toward the invention of an “independent” form of value, which finds neither rest nor peace until it became “independent from its own use-value”</w:t>
-      </w:r>
-      <w:r>
-        <w:rPr>
-          <w:rFonts w:ascii="Century" w:hAnsi="Century"/>
-        </w:rPr>
-        <w:t>.</w:t>
-      </w:r>
-      <w:r>
-        <w:rPr>
-          <w:rFonts w:ascii="Century" w:hAnsi="Century"/>
-        </w:rPr>
-        <w:t xml:space="preserve"> %%[[KV1C2P182L34</w:t>
-      </w:r>
-      <w:proofErr w:type="gramStart"/>
-      <w:r>
-        <w:rPr>
-          <w:rFonts w:ascii="Century" w:hAnsi="Century"/>
-        </w:rPr>
-        <w:t>]]%</w:t>
-      </w:r>
-      <w:proofErr w:type="gramEnd"/>
-      <w:r>
-        <w:rPr>
-          <w:rFonts w:ascii="Century" w:hAnsi="Century"/>
-        </w:rPr>
-        <w:t>%</w:t>
+        <w:t>T</w:t>
+      </w:r>
+      <w:r>
+        <w:rPr>
+          <w:rFonts w:ascii="Century" w:hAnsi="Century"/>
+        </w:rPr>
+        <w:t xml:space="preserve">he mercantile capitalist </w:t>
+      </w:r>
+      <w:r>
+        <w:rPr>
+          <w:rFonts w:ascii="Century" w:hAnsi="Century"/>
+        </w:rPr>
+        <w:t>found in silver and gold</w:t>
+      </w:r>
+      <w:r>
+        <w:rPr>
+          <w:rFonts w:ascii="Century" w:hAnsi="Century"/>
+        </w:rPr>
+        <w:t xml:space="preserve"> the “chief element of indigenous alienable wealth”</w:t>
       </w:r>
       <w:r>
         <w:rPr>
@@ -1554,281 +2431,71 @@
         </w:rPr>
         <w:t xml:space="preserve">. </w:t>
       </w:r>
-    </w:p>
-    <w:p>
-      <w:pPr>
-        <w:spacing w:before="240" w:line="360" w:lineRule="auto"/>
-        <w:rPr>
-          <w:rFonts w:ascii="Century" w:hAnsi="Century"/>
-        </w:rPr>
-      </w:pPr>
-      <w:r>
-        <w:rPr>
-          <w:rFonts w:ascii="Century" w:hAnsi="Century"/>
-        </w:rPr>
-        <w:t>Indeed, t</w:t>
-      </w:r>
-      <w:r>
-        <w:rPr>
-          <w:rFonts w:ascii="Century" w:hAnsi="Century"/>
-        </w:rPr>
-        <w:t>he function of money as a means for circulation resulted from the inherent contradiction between the elementary form of use</w:t>
-      </w:r>
-      <w:r>
-        <w:rPr>
-          <w:rFonts w:ascii="Century" w:hAnsi="Century"/>
-        </w:rPr>
-        <w:t>-</w:t>
-      </w:r>
-      <w:r>
-        <w:rPr>
-          <w:rFonts w:ascii="Century" w:hAnsi="Century"/>
-        </w:rPr>
-        <w:t xml:space="preserve">value and its exchange-value, </w:t>
-      </w:r>
-      <w:r>
-        <w:rPr>
-          <w:rFonts w:ascii="Century" w:hAnsi="Century"/>
-        </w:rPr>
-        <w:t xml:space="preserve">was </w:t>
-      </w:r>
-      <w:r>
-        <w:rPr>
-          <w:rFonts w:ascii="Century" w:hAnsi="Century"/>
-        </w:rPr>
-        <w:t>resolved by the creation of a new form of value which is the money-form (M) of value</w:t>
-      </w:r>
-      <w:r>
-        <w:rPr>
-          <w:rFonts w:ascii="Century" w:hAnsi="Century"/>
-        </w:rPr>
-        <w:t xml:space="preserve"> </w:t>
-      </w:r>
-      <w:r>
-        <w:rPr>
-          <w:rFonts w:ascii="Century" w:hAnsi="Century"/>
-        </w:rPr>
-        <w:t>mediating the exchange of commodities (C-C)</w:t>
-      </w:r>
-      <w:r>
-        <w:rPr>
-          <w:rFonts w:ascii="Century" w:hAnsi="Century"/>
-        </w:rPr>
-        <w:t>.</w:t>
-      </w:r>
-      <w:r>
-        <w:rPr>
-          <w:rFonts w:ascii="Century" w:hAnsi="Century"/>
-        </w:rPr>
-        <w:t xml:space="preserve"> </w:t>
-      </w:r>
-      <w:r>
-        <w:rPr>
-          <w:rFonts w:ascii="Century" w:hAnsi="Century"/>
-        </w:rPr>
-        <w:t>So, co</w:t>
-      </w:r>
-      <w:r>
-        <w:rPr>
-          <w:rFonts w:ascii="Century" w:hAnsi="Century"/>
-        </w:rPr>
-        <w:t>mpleted</w:t>
-      </w:r>
-      <w:r>
-        <w:rPr>
-          <w:rFonts w:ascii="Century" w:hAnsi="Century"/>
-        </w:rPr>
-        <w:t xml:space="preserve"> in this manner</w:t>
-      </w:r>
-      <w:r>
-        <w:rPr>
-          <w:rFonts w:ascii="Century" w:hAnsi="Century"/>
-        </w:rPr>
-        <w:t xml:space="preserve"> the differentiation of all commodities into commodities and money. </w:t>
-      </w:r>
-      <w:r>
-        <w:rPr>
-          <w:rFonts w:ascii="Century" w:hAnsi="Century"/>
-        </w:rPr>
-        <w:t>The</w:t>
-      </w:r>
-      <w:r>
-        <w:rPr>
-          <w:rFonts w:ascii="Century" w:hAnsi="Century"/>
-        </w:rPr>
-        <w:t xml:space="preserve"> value of every</w:t>
-      </w:r>
-      <w:r>
-        <w:rPr>
-          <w:rFonts w:ascii="Century" w:hAnsi="Century"/>
-        </w:rPr>
-        <w:t xml:space="preserve"> commodity</w:t>
-      </w:r>
-      <w:r>
-        <w:rPr>
-          <w:rFonts w:ascii="Century" w:hAnsi="Century"/>
-        </w:rPr>
-        <w:t xml:space="preserve"> is distinguished from its usefulness for </w:t>
-      </w:r>
-      <w:r>
-        <w:rPr>
-          <w:rFonts w:ascii="Century" w:hAnsi="Century"/>
-        </w:rPr>
-        <w:t>exchange and</w:t>
-      </w:r>
-      <w:r>
-        <w:rPr>
-          <w:rFonts w:ascii="Century" w:hAnsi="Century"/>
-        </w:rPr>
-        <w:t xml:space="preserve"> signed with price</w:t>
-      </w:r>
-      <w:r>
-        <w:rPr>
-          <w:rFonts w:ascii="Century" w:hAnsi="Century"/>
-        </w:rPr>
-        <w:t xml:space="preserve">, </w:t>
-      </w:r>
-      <w:r>
-        <w:rPr>
-          <w:rFonts w:ascii="Century" w:hAnsi="Century"/>
-        </w:rPr>
-        <w:t>an imagined quantity of mone</w:t>
-      </w:r>
-      <w:r>
-        <w:rPr>
-          <w:rFonts w:ascii="Century" w:hAnsi="Century"/>
-        </w:rPr>
-        <w:t xml:space="preserve">y </w:t>
-      </w:r>
-      <w:r>
-        <w:rPr>
-          <w:rFonts w:ascii="Century" w:hAnsi="Century"/>
-        </w:rPr>
-        <w:t xml:space="preserve">valorized as an ideally equivalent quantity of expended human labour. </w:t>
-      </w:r>
-      <w:proofErr w:type="gramStart"/>
-      <w:r>
-        <w:rPr>
-          <w:rFonts w:ascii="Century" w:hAnsi="Century"/>
-        </w:rPr>
-        <w:t>%%[</w:t>
-      </w:r>
-      <w:proofErr w:type="gramEnd"/>
-      <w:r>
-        <w:rPr>
-          <w:rFonts w:ascii="Century" w:hAnsi="Century"/>
-        </w:rPr>
-        <w:t>[KV1C3P198L16</w:t>
-      </w:r>
-      <w:proofErr w:type="gramStart"/>
-      <w:r>
-        <w:rPr>
-          <w:rFonts w:ascii="Century" w:hAnsi="Century"/>
-        </w:rPr>
-        <w:t>]]%</w:t>
-      </w:r>
-      <w:proofErr w:type="gramEnd"/>
-      <w:r>
-        <w:rPr>
-          <w:rFonts w:ascii="Century" w:hAnsi="Century"/>
-        </w:rPr>
-        <w:t xml:space="preserve">%. </w:t>
-      </w:r>
-      <w:proofErr w:type="gramStart"/>
-      <w:r>
-        <w:rPr>
-          <w:rFonts w:ascii="Century" w:hAnsi="Century"/>
-        </w:rPr>
-        <w:t>%%[</w:t>
-      </w:r>
-      <w:proofErr w:type="gramEnd"/>
-      <w:r>
-        <w:rPr>
-          <w:rFonts w:ascii="Century" w:hAnsi="Century"/>
-        </w:rPr>
-        <w:t>[KV1C3P188L10</w:t>
-      </w:r>
-      <w:proofErr w:type="gramStart"/>
-      <w:r>
-        <w:rPr>
-          <w:rFonts w:ascii="Century" w:hAnsi="Century"/>
-        </w:rPr>
-        <w:t>]]%</w:t>
-      </w:r>
-      <w:proofErr w:type="gramEnd"/>
-      <w:r>
-        <w:rPr>
-          <w:rFonts w:ascii="Century" w:hAnsi="Century"/>
-        </w:rPr>
-        <w:t xml:space="preserve">% </w:t>
-      </w:r>
-      <w:r>
-        <w:rPr>
-          <w:rFonts w:ascii="Century" w:hAnsi="Century"/>
-        </w:rPr>
-        <w:t>%%[[KV1C3P199L14]]%%</w:t>
-      </w:r>
-      <w:r>
-        <w:rPr>
-          <w:rFonts w:ascii="Century" w:hAnsi="Century"/>
-        </w:rPr>
-        <w:t>%%[[KV1C2P187L9]]%%</w:t>
-      </w:r>
-      <w:r>
-        <w:rPr>
-          <w:rFonts w:ascii="Century" w:hAnsi="Century"/>
-        </w:rPr>
-        <w:t>.</w:t>
-      </w:r>
-      <w:r>
-        <w:rPr>
-          <w:rFonts w:ascii="Century" w:hAnsi="Century"/>
-        </w:rPr>
-        <w:t xml:space="preserve"> </w:t>
-      </w:r>
-    </w:p>
-    <w:p>
-      <w:pPr>
-        <w:spacing w:before="240" w:line="360" w:lineRule="auto"/>
-        <w:rPr>
-          <w:rFonts w:ascii="Century" w:hAnsi="Century"/>
-        </w:rPr>
-      </w:pPr>
-      <w:r>
-        <w:rPr>
-          <w:rFonts w:ascii="Century" w:hAnsi="Century"/>
-        </w:rPr>
-        <w:t>So, w</w:t>
-      </w:r>
-      <w:r>
-        <w:rPr>
-          <w:rFonts w:ascii="Century" w:hAnsi="Century"/>
-        </w:rPr>
-        <w:t xml:space="preserve">hy the indigenous alienable wealth became gold and silver, and </w:t>
-      </w:r>
-      <w:r>
-        <w:rPr>
-          <w:rFonts w:ascii="Century" w:hAnsi="Century"/>
-        </w:rPr>
-        <w:t>were no</w:t>
-      </w:r>
-      <w:r>
-        <w:rPr>
-          <w:rFonts w:ascii="Century" w:hAnsi="Century"/>
-        </w:rPr>
-        <w:t>t anymore nor cattle neither slaves? Is because gold</w:t>
-      </w:r>
-      <w:r>
-        <w:rPr>
-          <w:rFonts w:ascii="Century" w:hAnsi="Century"/>
-        </w:rPr>
-        <w:t xml:space="preserve"> and silver,</w:t>
-      </w:r>
-      <w:r>
-        <w:rPr>
-          <w:rFonts w:ascii="Century" w:hAnsi="Century"/>
-        </w:rPr>
-        <w:t xml:space="preserve"> and not the slave</w:t>
+      <w:r>
+        <w:rPr>
+          <w:rFonts w:ascii="Century" w:hAnsi="Century"/>
+        </w:rPr>
+        <w:t xml:space="preserve">As </w:t>
+      </w:r>
+      <w:r>
+        <w:rPr>
+          <w:rFonts w:ascii="Century" w:hAnsi="Century"/>
+        </w:rPr>
+        <w:t>values which</w:t>
+      </w:r>
+      <w:r>
+        <w:rPr>
+          <w:rFonts w:ascii="Century" w:hAnsi="Century"/>
+        </w:rPr>
+        <w:t xml:space="preserve"> do</w:t>
+      </w:r>
+      <w:r>
+        <w:rPr>
+          <w:rFonts w:ascii="Century" w:hAnsi="Century"/>
+        </w:rPr>
+        <w:t>n</w:t>
+      </w:r>
+      <w:r>
+        <w:rPr>
+          <w:rFonts w:ascii="Century" w:hAnsi="Century"/>
+        </w:rPr>
+        <w:t>’t have use-value outside its exchange-value form. They treated gold</w:t>
+      </w:r>
+      <w:r>
+        <w:rPr>
+          <w:rFonts w:ascii="Century" w:hAnsi="Century"/>
+        </w:rPr>
+        <w:t xml:space="preserve"> and silver</w:t>
+      </w:r>
+      <w:r>
+        <w:rPr>
+          <w:rFonts w:ascii="Century" w:hAnsi="Century"/>
+        </w:rPr>
+        <w:t xml:space="preserve"> as commodity-money</w:t>
+      </w:r>
+      <w:r>
+        <w:rPr>
+          <w:rFonts w:ascii="Century" w:hAnsi="Century"/>
+        </w:rPr>
+        <w:t xml:space="preserve">. </w:t>
+      </w:r>
+      <w:r>
+        <w:rPr>
+          <w:rFonts w:ascii="Century" w:hAnsi="Century"/>
+        </w:rPr>
+        <w:t>But certain industrial capital was in formation, incorporating the value of labour into the valorization process of gold</w:t>
+      </w:r>
+      <w:r>
+        <w:rPr>
+          <w:rFonts w:ascii="Century" w:hAnsi="Century"/>
+        </w:rPr>
+        <w:t xml:space="preserve"> production</w:t>
+      </w:r>
+      <w:r>
+        <w:rPr>
+          <w:rFonts w:ascii="Century" w:hAnsi="Century"/>
+        </w:rPr>
+        <w:t xml:space="preserve"> as a commodity</w:t>
       </w:r>
       <w:r>
         <w:rPr>
@@ -1840,292 +2507,7 @@
         <w:rPr>
           <w:rFonts w:ascii="Century" w:hAnsi="Century"/>
         </w:rPr>
-        <w:t xml:space="preserve"> was already the social form of money when the </w:t>
-      </w:r>
-      <w:r>
-        <w:rPr>
-          <w:rFonts w:ascii="Century" w:hAnsi="Century"/>
-        </w:rPr>
-        <w:t>super</w:t>
-      </w:r>
-      <w:r>
-        <w:rPr>
-          <w:rFonts w:ascii="Century" w:hAnsi="Century"/>
-        </w:rPr>
-        <w:t>-</w:t>
-      </w:r>
-      <w:r>
-        <w:rPr>
-          <w:rFonts w:ascii="Century" w:hAnsi="Century"/>
-        </w:rPr>
-        <w:t>exploitation of the indigenous peasantry in the</w:t>
-      </w:r>
-      <w:r>
-        <w:rPr>
-          <w:rFonts w:ascii="Century" w:hAnsi="Century"/>
-        </w:rPr>
-        <w:t xml:space="preserve"> silver and gold mines of </w:t>
-      </w:r>
-      <w:r>
-        <w:rPr>
-          <w:rFonts w:ascii="Century" w:hAnsi="Century"/>
-        </w:rPr>
-        <w:t>“</w:t>
-      </w:r>
-      <w:r>
-        <w:rPr>
-          <w:rFonts w:ascii="Century" w:hAnsi="Century"/>
-        </w:rPr>
-        <w:t>America</w:t>
-      </w:r>
-      <w:r>
-        <w:rPr>
-          <w:rFonts w:ascii="Century" w:hAnsi="Century"/>
-        </w:rPr>
-        <w:t>”</w:t>
-      </w:r>
-      <w:r>
-        <w:rPr>
-          <w:rFonts w:ascii="Century" w:hAnsi="Century"/>
-        </w:rPr>
-        <w:t xml:space="preserve"> </w:t>
-      </w:r>
-      <w:r>
-        <w:rPr>
-          <w:rFonts w:ascii="Century" w:hAnsi="Century"/>
-        </w:rPr>
-        <w:t>was planned and executed by colonization</w:t>
-      </w:r>
-      <w:r>
-        <w:rPr>
-          <w:rFonts w:ascii="Century" w:hAnsi="Century"/>
-        </w:rPr>
-        <w:t xml:space="preserve">. </w:t>
-      </w:r>
-      <w:r>
-        <w:rPr>
-          <w:rFonts w:ascii="Century" w:hAnsi="Century"/>
-        </w:rPr>
-        <w:t>Only a</w:t>
-      </w:r>
-      <w:r>
-        <w:rPr>
-          <w:rFonts w:ascii="Century" w:hAnsi="Century"/>
-        </w:rPr>
-        <w:t xml:space="preserve">fter genocide and slavery </w:t>
-      </w:r>
-      <w:r>
-        <w:rPr>
-          <w:rFonts w:ascii="Century" w:hAnsi="Century"/>
-        </w:rPr>
-        <w:t>follows</w:t>
-      </w:r>
-      <w:r>
-        <w:rPr>
-          <w:rFonts w:ascii="Century" w:hAnsi="Century"/>
-        </w:rPr>
-        <w:t xml:space="preserve"> the </w:t>
-      </w:r>
-      <w:r>
-        <w:rPr>
-          <w:rFonts w:ascii="Century" w:hAnsi="Century"/>
-        </w:rPr>
-        <w:t xml:space="preserve">extension of the </w:t>
-      </w:r>
-      <w:r>
-        <w:rPr>
-          <w:rFonts w:ascii="Century" w:hAnsi="Century"/>
-        </w:rPr>
-        <w:t>circulation</w:t>
-      </w:r>
-      <w:r>
-        <w:rPr>
-          <w:rFonts w:ascii="Century" w:hAnsi="Century"/>
-        </w:rPr>
-        <w:t xml:space="preserve"> process</w:t>
-      </w:r>
-      <w:r>
-        <w:rPr>
-          <w:rFonts w:ascii="Century" w:hAnsi="Century"/>
-        </w:rPr>
-        <w:t xml:space="preserve"> caused by the robbery of a magnitude of silver enough to being traded for gold in China</w:t>
-      </w:r>
-      <w:r>
-        <w:rPr>
-          <w:rFonts w:ascii="Century" w:hAnsi="Century"/>
-        </w:rPr>
-        <w:t>,</w:t>
-      </w:r>
-      <w:r>
-        <w:rPr>
-          <w:rFonts w:ascii="Century" w:hAnsi="Century"/>
-        </w:rPr>
-        <w:t xml:space="preserve"> displac</w:t>
-      </w:r>
-      <w:r>
-        <w:rPr>
-          <w:rFonts w:ascii="Century" w:hAnsi="Century"/>
-        </w:rPr>
-        <w:t>ing</w:t>
-      </w:r>
-      <w:r>
-        <w:rPr>
-          <w:rFonts w:ascii="Century" w:hAnsi="Century"/>
-        </w:rPr>
-        <w:t xml:space="preserve"> </w:t>
-      </w:r>
-      <w:r>
-        <w:rPr>
-          <w:rFonts w:ascii="Century" w:hAnsi="Century"/>
-        </w:rPr>
-        <w:t>gradually</w:t>
-      </w:r>
-      <w:r>
-        <w:rPr>
-          <w:rFonts w:ascii="Century" w:hAnsi="Century"/>
-        </w:rPr>
-        <w:t xml:space="preserve"> their rival money-commodities (silver and copper) </w:t>
-      </w:r>
-      <w:r>
-        <w:rPr>
-          <w:rFonts w:ascii="Century" w:hAnsi="Century"/>
-        </w:rPr>
-        <w:t>as dual measure</w:t>
-      </w:r>
-      <w:r>
-        <w:rPr>
-          <w:rFonts w:ascii="Century" w:hAnsi="Century"/>
-        </w:rPr>
-        <w:t>s</w:t>
-      </w:r>
-      <w:r>
-        <w:rPr>
-          <w:rFonts w:ascii="Century" w:hAnsi="Century"/>
-        </w:rPr>
-        <w:t xml:space="preserve"> of value in the world-economy. </w:t>
-      </w:r>
-    </w:p>
-    <w:p>
-      <w:pPr>
-        <w:spacing w:before="240" w:line="360" w:lineRule="auto"/>
-        <w:rPr>
-          <w:rFonts w:ascii="Century" w:hAnsi="Century"/>
-        </w:rPr>
-      </w:pPr>
-      <w:r>
-        <w:rPr>
-          <w:rFonts w:ascii="Century" w:hAnsi="Century"/>
-        </w:rPr>
-        <w:t>T</w:t>
-      </w:r>
-      <w:r>
-        <w:rPr>
-          <w:rFonts w:ascii="Century" w:hAnsi="Century"/>
-        </w:rPr>
-        <w:t xml:space="preserve">he mercantile capitalist </w:t>
-      </w:r>
-      <w:r>
-        <w:rPr>
-          <w:rFonts w:ascii="Century" w:hAnsi="Century"/>
-        </w:rPr>
-        <w:t>found in silver and gold</w:t>
-      </w:r>
-      <w:r>
-        <w:rPr>
-          <w:rFonts w:ascii="Century" w:hAnsi="Century"/>
-        </w:rPr>
-        <w:t xml:space="preserve"> the “chief element of indigenous alienable wealth”</w:t>
-      </w:r>
-      <w:r>
-        <w:rPr>
-          <w:rFonts w:ascii="Century" w:hAnsi="Century"/>
-        </w:rPr>
-        <w:t xml:space="preserve">. </w:t>
-      </w:r>
-      <w:r>
-        <w:rPr>
-          <w:rFonts w:ascii="Century" w:hAnsi="Century"/>
-        </w:rPr>
-        <w:t xml:space="preserve">As </w:t>
-      </w:r>
-      <w:r>
-        <w:rPr>
-          <w:rFonts w:ascii="Century" w:hAnsi="Century"/>
-        </w:rPr>
-        <w:t>values which</w:t>
-      </w:r>
-      <w:r>
-        <w:rPr>
-          <w:rFonts w:ascii="Century" w:hAnsi="Century"/>
-        </w:rPr>
-        <w:t xml:space="preserve"> do</w:t>
-      </w:r>
-      <w:r>
-        <w:rPr>
-          <w:rFonts w:ascii="Century" w:hAnsi="Century"/>
-        </w:rPr>
-        <w:t>n</w:t>
-      </w:r>
-      <w:r>
-        <w:rPr>
-          <w:rFonts w:ascii="Century" w:hAnsi="Century"/>
-        </w:rPr>
-        <w:t>’t have use-value outside its exchange-value form. They treated gold</w:t>
-      </w:r>
-      <w:r>
-        <w:rPr>
-          <w:rFonts w:ascii="Century" w:hAnsi="Century"/>
-        </w:rPr>
-        <w:t xml:space="preserve"> and silver</w:t>
-      </w:r>
-      <w:r>
-        <w:rPr>
-          <w:rFonts w:ascii="Century" w:hAnsi="Century"/>
-        </w:rPr>
-        <w:t xml:space="preserve"> as commodity-money</w:t>
-      </w:r>
-      <w:r>
-        <w:rPr>
-          <w:rFonts w:ascii="Century" w:hAnsi="Century"/>
-        </w:rPr>
-        <w:t xml:space="preserve">. </w:t>
-      </w:r>
-      <w:r>
-        <w:rPr>
-          <w:rFonts w:ascii="Century" w:hAnsi="Century"/>
-        </w:rPr>
-        <w:t>But certain industrial capital was in formation, incorporating the value of labour into the valorization process of gold</w:t>
-      </w:r>
-      <w:r>
-        <w:rPr>
-          <w:rFonts w:ascii="Century" w:hAnsi="Century"/>
-        </w:rPr>
-        <w:t xml:space="preserve"> production</w:t>
-      </w:r>
-      <w:r>
-        <w:rPr>
-          <w:rFonts w:ascii="Century" w:hAnsi="Century"/>
-        </w:rPr>
-        <w:t xml:space="preserve"> as a commodity</w:t>
-      </w:r>
-      <w:r>
-        <w:rPr>
-          <w:rFonts w:ascii="Century" w:hAnsi="Century"/>
-        </w:rPr>
-        <w:t>,</w:t>
-      </w:r>
-      <w:r>
-        <w:rPr>
-          <w:rFonts w:ascii="Century" w:hAnsi="Century"/>
-        </w:rPr>
-        <w:t xml:space="preserve"> in its </w:t>
-      </w:r>
-      <w:r>
-        <w:rPr>
-          <w:rFonts w:ascii="Century" w:hAnsi="Century"/>
-        </w:rPr>
-        <w:lastRenderedPageBreak/>
-        <w:t xml:space="preserve">circulation toward its money-form of value. Besides its circulation as a means of payment, gold is then produced for hoarding. </w:t>
+        <w:t xml:space="preserve"> in its circulation toward its money-form of value. Besides its circulation as a means of payment, gold is then produced for hoarding. </w:t>
       </w:r>
       <w:proofErr w:type="gramStart"/>
       <w:r>
@@ -2774,7 +3156,19 @@
         <w:rPr>
           <w:rFonts w:ascii="Century" w:hAnsi="Century"/>
         </w:rPr>
-        <w:t xml:space="preserve"> %%[[KV1C3P199L16</w:t>
+        <w:t xml:space="preserve"> </w:t>
+      </w:r>
+      <w:r>
+        <w:rPr>
+          <w:rFonts w:ascii="Century" w:hAnsi="Century"/>
+        </w:rPr>
+        <w:t>%%[[KV1C3P198L</w:t>
+      </w:r>
+      <w:r>
+        <w:rPr>
+          <w:rFonts w:ascii="Century" w:hAnsi="Century"/>
+        </w:rPr>
+        <w:t>8</w:t>
       </w:r>
       <w:proofErr w:type="gramStart"/>
       <w:r>
@@ -2788,7 +3182,19 @@
         <w:rPr>
           <w:rFonts w:ascii="Century" w:hAnsi="Century"/>
         </w:rPr>
-        <w:t>% %%[[KV1C3P198L29]]%%</w:t>
+        <w:t>%</w:t>
+      </w:r>
+      <w:r>
+        <w:rPr>
+          <w:rFonts w:ascii="Century" w:hAnsi="Century"/>
+        </w:rPr>
+        <w:t>.</w:t>
+      </w:r>
+      <w:r>
+        <w:rPr>
+          <w:rFonts w:ascii="Century" w:hAnsi="Century"/>
+        </w:rPr>
+        <w:t>%%[[KV1C3P199L16]]%% %%[[KV1C3P198L29]]%%</w:t>
       </w:r>
       <w:r>
         <w:rPr>
@@ -2808,7 +3214,6 @@
         <w:rPr>
           <w:rFonts w:ascii="Century" w:hAnsi="Century"/>
         </w:rPr>
-        <w:lastRenderedPageBreak/>
         <w:t>Moore</w:t>
       </w:r>
       <w:r>
@@ -3080,6 +3485,46 @@
           <w:rFonts w:ascii="Century" w:hAnsi="Century"/>
         </w:rPr>
         <w:t xml:space="preserve">separated as means of exchange. </w:t>
+      </w:r>
+      <w:r>
+        <w:rPr>
+          <w:rFonts w:ascii="Century" w:hAnsi="Century"/>
+        </w:rPr>
+        <w:t xml:space="preserve"> </w:t>
+      </w:r>
+      <w:proofErr w:type="gramStart"/>
+      <w:r>
+        <w:rPr>
+          <w:rFonts w:ascii="Century" w:hAnsi="Century"/>
+        </w:rPr>
+        <w:t>%%[</w:t>
+      </w:r>
+      <w:proofErr w:type="gramEnd"/>
+      <w:r>
+        <w:rPr>
+          <w:rFonts w:ascii="Century" w:hAnsi="Century"/>
+        </w:rPr>
+        <w:t>[KV1C3P188L10</w:t>
+      </w:r>
+      <w:proofErr w:type="gramStart"/>
+      <w:r>
+        <w:rPr>
+          <w:rFonts w:ascii="Century" w:hAnsi="Century"/>
+        </w:rPr>
+        <w:t>]]%</w:t>
+      </w:r>
+      <w:proofErr w:type="gramEnd"/>
+      <w:r>
+        <w:rPr>
+          <w:rFonts w:ascii="Century" w:hAnsi="Century"/>
+        </w:rPr>
+        <w:t>%.</w:t>
+      </w:r>
+      <w:r>
+        <w:rPr>
+          <w:rFonts w:ascii="Century" w:hAnsi="Century"/>
+        </w:rPr>
+        <w:t>%%[[KV1C3P199L10]]%%.</w:t>
       </w:r>
     </w:p>
     <w:p>
@@ -3117,7 +3562,21 @@
         <w:rPr>
           <w:rFonts w:ascii="Century" w:hAnsi="Century"/>
         </w:rPr>
-        <w:t xml:space="preserve"> (C)</w:t>
+        <w:t xml:space="preserve"> (</w:t>
+      </w:r>
+      <w:r>
+        <w:rPr>
+          <w:rFonts w:ascii="Century" w:hAnsi="Century"/>
+          <w:i/>
+          <w:iCs/>
+        </w:rPr>
+        <w:t>C</w:t>
+      </w:r>
+      <w:r>
+        <w:rPr>
+          <w:rFonts w:ascii="Century" w:hAnsi="Century"/>
+        </w:rPr>
+        <w:t>)</w:t>
       </w:r>
       <w:r>
         <w:rPr>
@@ -3131,325 +3590,385 @@
         </w:rPr>
         <w:t>-</w:t>
       </w:r>
+      <w:r>
+        <w:rPr>
+          <w:rFonts w:ascii="Century" w:hAnsi="Century"/>
+        </w:rPr>
+        <w:t xml:space="preserve">form </w:t>
+      </w:r>
+      <w:r>
+        <w:rPr>
+          <w:rFonts w:ascii="Century" w:hAnsi="Century"/>
+        </w:rPr>
+        <w:t xml:space="preserve">of </w:t>
+      </w:r>
+      <w:r>
+        <w:rPr>
+          <w:rFonts w:ascii="Century" w:hAnsi="Century"/>
+        </w:rPr>
+        <w:t>value</w:t>
+      </w:r>
+      <w:r>
+        <w:rPr>
+          <w:rFonts w:ascii="Century" w:hAnsi="Century"/>
+        </w:rPr>
+        <w:t>,</w:t>
+      </w:r>
+      <w:r>
+        <w:rPr>
+          <w:rFonts w:ascii="Century" w:hAnsi="Century"/>
+        </w:rPr>
+        <w:t xml:space="preserve"> measured by an imaginary quantity of gold ideally equivalent to the labour</w:t>
+      </w:r>
+      <w:r>
+        <w:rPr>
+          <w:rFonts w:ascii="Century" w:hAnsi="Century"/>
+        </w:rPr>
+        <w:t>-</w:t>
+      </w:r>
+      <w:r>
+        <w:rPr>
+          <w:rFonts w:ascii="Century" w:hAnsi="Century"/>
+        </w:rPr>
+        <w:t xml:space="preserve">time socially </w:t>
+      </w:r>
+      <w:r>
+        <w:rPr>
+          <w:rFonts w:ascii="Century" w:hAnsi="Century"/>
+        </w:rPr>
+        <w:t xml:space="preserve">necessary </w:t>
+      </w:r>
+      <w:r>
+        <w:rPr>
+          <w:rFonts w:ascii="Century" w:hAnsi="Century"/>
+        </w:rPr>
+        <w:t xml:space="preserve">to produce the quantity </w:t>
+      </w:r>
+      <w:r>
+        <w:rPr>
+          <w:rFonts w:ascii="Century" w:hAnsi="Century"/>
+        </w:rPr>
+        <w:t xml:space="preserve">of </w:t>
+      </w:r>
+      <w:r>
+        <w:rPr>
+          <w:rFonts w:ascii="Century" w:hAnsi="Century"/>
+        </w:rPr>
+        <w:t>gold</w:t>
+      </w:r>
+      <w:r>
+        <w:rPr>
+          <w:rFonts w:ascii="Century" w:hAnsi="Century"/>
+        </w:rPr>
+        <w:t xml:space="preserve"> </w:t>
+      </w:r>
+      <w:r>
+        <w:rPr>
+          <w:rFonts w:ascii="Century" w:hAnsi="Century"/>
+        </w:rPr>
+        <w:t>represented as</w:t>
+      </w:r>
+      <w:r>
+        <w:rPr>
+          <w:rFonts w:ascii="Century" w:hAnsi="Century"/>
+        </w:rPr>
+        <w:t xml:space="preserve"> </w:t>
+      </w:r>
+      <w:r>
+        <w:rPr>
+          <w:rFonts w:ascii="Century" w:hAnsi="Century"/>
+        </w:rPr>
+        <w:t>the</w:t>
+      </w:r>
+      <w:r>
+        <w:rPr>
+          <w:rFonts w:ascii="Century" w:hAnsi="Century"/>
+        </w:rPr>
+        <w:t xml:space="preserve"> price</w:t>
+      </w:r>
+      <w:r>
+        <w:rPr>
+          <w:rFonts w:ascii="Century" w:hAnsi="Century"/>
+        </w:rPr>
+        <w:t xml:space="preserve"> of the commodity</w:t>
+      </w:r>
+      <w:r>
+        <w:rPr>
+          <w:rFonts w:ascii="Century" w:hAnsi="Century"/>
+        </w:rPr>
+        <w:t>.</w:t>
+      </w:r>
+      <w:r>
+        <w:rPr>
+          <w:rFonts w:ascii="Century" w:hAnsi="Century"/>
+        </w:rPr>
+        <w:t xml:space="preserve"> </w:t>
+      </w:r>
+      <w:r>
+        <w:rPr>
+          <w:rFonts w:ascii="Century" w:hAnsi="Century"/>
+        </w:rPr>
+        <w:t>T</w:t>
+      </w:r>
+      <w:r>
+        <w:rPr>
+          <w:rFonts w:ascii="Century" w:hAnsi="Century"/>
+        </w:rPr>
+        <w:t>he ideal measure of value</w:t>
+      </w:r>
+      <w:r>
+        <w:rPr>
+          <w:rFonts w:ascii="Century" w:hAnsi="Century"/>
+        </w:rPr>
+        <w:t>,</w:t>
+      </w:r>
+      <w:r>
+        <w:rPr>
+          <w:rFonts w:ascii="Century" w:hAnsi="Century"/>
+        </w:rPr>
+        <w:t xml:space="preserve"> </w:t>
+      </w:r>
+      <w:r>
+        <w:rPr>
+          <w:rFonts w:ascii="Century" w:hAnsi="Century"/>
+        </w:rPr>
+        <w:t xml:space="preserve">which is money, is </w:t>
+      </w:r>
+      <w:r>
+        <w:rPr>
+          <w:rFonts w:ascii="Century" w:hAnsi="Century"/>
+        </w:rPr>
+        <w:t>measured in weight</w:t>
+      </w:r>
+      <w:r>
+        <w:rPr>
+          <w:rFonts w:ascii="Century" w:hAnsi="Century"/>
+        </w:rPr>
+        <w:t>ed gold</w:t>
+      </w:r>
+      <w:r>
+        <w:rPr>
+          <w:rFonts w:ascii="Century" w:hAnsi="Century"/>
+        </w:rPr>
+        <w:t>.</w:t>
+      </w:r>
+      <w:r>
+        <w:rPr>
+          <w:rFonts w:ascii="Century" w:hAnsi="Century"/>
+        </w:rPr>
+        <w:t xml:space="preserve"> </w:t>
+      </w:r>
+      <w:r>
+        <w:rPr>
+          <w:rFonts w:ascii="Century" w:hAnsi="Century"/>
+        </w:rPr>
+        <w:t xml:space="preserve">A </w:t>
+      </w:r>
+      <w:r>
+        <w:rPr>
+          <w:rFonts w:ascii="Century" w:hAnsi="Century"/>
+        </w:rPr>
+        <w:t>fixed aliquot</w:t>
+      </w:r>
+      <w:r>
+        <w:rPr>
+          <w:rFonts w:ascii="Century" w:hAnsi="Century"/>
+        </w:rPr>
+        <w:t xml:space="preserve"> part</w:t>
+      </w:r>
+      <w:r>
+        <w:rPr>
+          <w:rFonts w:ascii="Century" w:hAnsi="Century"/>
+        </w:rPr>
+        <w:t xml:space="preserve"> of its elementary physical value-form</w:t>
+      </w:r>
+      <w:r>
+        <w:rPr>
+          <w:rFonts w:ascii="Century" w:hAnsi="Century"/>
+        </w:rPr>
+        <w:t>, which is</w:t>
+      </w:r>
+      <w:r>
+        <w:rPr>
+          <w:rFonts w:ascii="Century" w:hAnsi="Century"/>
+        </w:rPr>
+        <w:t xml:space="preserve"> </w:t>
+      </w:r>
+      <w:r>
+        <w:rPr>
+          <w:rFonts w:ascii="Century" w:hAnsi="Century"/>
+        </w:rPr>
+        <w:t>t</w:t>
+      </w:r>
+      <w:r>
+        <w:rPr>
+          <w:rFonts w:ascii="Century" w:hAnsi="Century"/>
+        </w:rPr>
+        <w:t>he standard of price defined by a fixed weight of gold</w:t>
+      </w:r>
+      <w:r>
+        <w:rPr>
+          <w:rFonts w:ascii="Century" w:hAnsi="Century"/>
+        </w:rPr>
+        <w:t>.</w:t>
+      </w:r>
+      <w:r>
+        <w:rPr>
+          <w:rFonts w:ascii="Century" w:hAnsi="Century"/>
+        </w:rPr>
+        <w:t xml:space="preserve"> Indeed, as</w:t>
+      </w:r>
+      <w:r>
+        <w:rPr>
+          <w:rFonts w:ascii="Century" w:hAnsi="Century"/>
+        </w:rPr>
+        <w:t xml:space="preserve"> </w:t>
+      </w:r>
+      <w:r>
+        <w:rPr>
+          <w:rFonts w:ascii="Century" w:hAnsi="Century"/>
+        </w:rPr>
+        <w:t xml:space="preserve">a </w:t>
+      </w:r>
+      <w:r>
+        <w:rPr>
+          <w:rFonts w:ascii="Century" w:hAnsi="Century"/>
+        </w:rPr>
+        <w:t>measure</w:t>
+      </w:r>
+      <w:r>
+        <w:rPr>
+          <w:rFonts w:ascii="Century" w:hAnsi="Century"/>
+        </w:rPr>
+        <w:t xml:space="preserve"> of value, money serves only in an ideal capacity, as an imaginary quantity of gold equivalent to the abstractly </w:t>
+      </w:r>
+      <w:r>
+        <w:rPr>
+          <w:rFonts w:ascii="Century" w:hAnsi="Century"/>
+        </w:rPr>
+        <w:t>necessary</w:t>
+      </w:r>
+      <w:r>
+        <w:rPr>
+          <w:rFonts w:ascii="Century" w:hAnsi="Century"/>
+        </w:rPr>
+        <w:t xml:space="preserve"> labour-time which is</w:t>
+      </w:r>
+      <w:r>
+        <w:rPr>
+          <w:rFonts w:ascii="Century" w:hAnsi="Century"/>
+        </w:rPr>
+        <w:t xml:space="preserve"> </w:t>
+      </w:r>
+      <w:r>
+        <w:rPr>
+          <w:rFonts w:ascii="Century" w:hAnsi="Century"/>
+        </w:rPr>
+        <w:t xml:space="preserve">the common measure of </w:t>
+      </w:r>
+      <w:r>
+        <w:rPr>
+          <w:rFonts w:ascii="Century" w:hAnsi="Century"/>
+        </w:rPr>
+        <w:t xml:space="preserve">all </w:t>
+      </w:r>
+      <w:r>
+        <w:rPr>
+          <w:rFonts w:ascii="Century" w:hAnsi="Century"/>
+        </w:rPr>
+        <w:t>value</w:t>
+      </w:r>
+      <w:r>
+        <w:rPr>
+          <w:rFonts w:ascii="Century" w:hAnsi="Century"/>
+        </w:rPr>
+        <w:t>s</w:t>
+      </w:r>
+      <w:r>
+        <w:rPr>
+          <w:rFonts w:ascii="Century" w:hAnsi="Century"/>
+        </w:rPr>
+        <w:t>.</w:t>
+      </w:r>
+      <w:r>
+        <w:rPr>
+          <w:rFonts w:ascii="Century" w:hAnsi="Century"/>
+        </w:rPr>
+        <w:t xml:space="preserve"> </w:t>
+      </w:r>
+      <w:r>
+        <w:rPr>
+          <w:rFonts w:ascii="Century" w:hAnsi="Century"/>
+        </w:rPr>
+        <w:t>%%[[KV1C3P19</w:t>
+      </w:r>
+      <w:r>
+        <w:rPr>
+          <w:rFonts w:ascii="Century" w:hAnsi="Century"/>
+        </w:rPr>
+        <w:t>0</w:t>
+      </w:r>
+      <w:r>
+        <w:rPr>
+          <w:rFonts w:ascii="Century" w:hAnsi="Century"/>
+        </w:rPr>
+        <w:t>L</w:t>
+      </w:r>
+      <w:r>
+        <w:rPr>
+          <w:rFonts w:ascii="Century" w:hAnsi="Century"/>
+        </w:rPr>
+        <w:t>6</w:t>
+      </w:r>
       <w:proofErr w:type="gramStart"/>
       <w:r>
         <w:rPr>
           <w:rFonts w:ascii="Century" w:hAnsi="Century"/>
         </w:rPr>
-        <w:t>form</w:t>
+        <w:t>]]%</w:t>
       </w:r>
       <w:proofErr w:type="gramEnd"/>
       <w:r>
         <w:rPr>
           <w:rFonts w:ascii="Century" w:hAnsi="Century"/>
         </w:rPr>
-        <w:t xml:space="preserve"> of the magnitude of </w:t>
-      </w:r>
-      <w:r>
-        <w:rPr>
-          <w:rFonts w:ascii="Century" w:hAnsi="Century"/>
-        </w:rPr>
-        <w:t xml:space="preserve">its </w:t>
-      </w:r>
-      <w:r>
-        <w:rPr>
-          <w:rFonts w:ascii="Century" w:hAnsi="Century"/>
-        </w:rPr>
-        <w:t>value</w:t>
-      </w:r>
-      <w:r>
-        <w:rPr>
-          <w:rFonts w:ascii="Century" w:hAnsi="Century"/>
-        </w:rPr>
-        <w:t>,</w:t>
-      </w:r>
-      <w:r>
-        <w:rPr>
-          <w:rFonts w:ascii="Century" w:hAnsi="Century"/>
-        </w:rPr>
-        <w:t xml:space="preserve"> measured by an imaginary quantity of gold ideally equivalent to the labour</w:t>
-      </w:r>
-      <w:r>
-        <w:rPr>
-          <w:rFonts w:ascii="Century" w:hAnsi="Century"/>
-        </w:rPr>
-        <w:t>-</w:t>
-      </w:r>
-      <w:r>
-        <w:rPr>
-          <w:rFonts w:ascii="Century" w:hAnsi="Century"/>
-        </w:rPr>
-        <w:t xml:space="preserve">time socially </w:t>
-      </w:r>
-      <w:r>
-        <w:rPr>
-          <w:rFonts w:ascii="Century" w:hAnsi="Century"/>
-        </w:rPr>
-        <w:t xml:space="preserve">necessary </w:t>
-      </w:r>
-      <w:r>
-        <w:rPr>
-          <w:rFonts w:ascii="Century" w:hAnsi="Century"/>
-        </w:rPr>
-        <w:t xml:space="preserve">to produce the quantity </w:t>
-      </w:r>
-      <w:r>
-        <w:rPr>
-          <w:rFonts w:ascii="Century" w:hAnsi="Century"/>
-        </w:rPr>
-        <w:t xml:space="preserve">of </w:t>
-      </w:r>
-      <w:r>
-        <w:rPr>
-          <w:rFonts w:ascii="Century" w:hAnsi="Century"/>
-        </w:rPr>
-        <w:t>gold</w:t>
-      </w:r>
-      <w:r>
-        <w:rPr>
-          <w:rFonts w:ascii="Century" w:hAnsi="Century"/>
-        </w:rPr>
-        <w:t xml:space="preserve"> which its price represents</w:t>
+        <w:t>%</w:t>
+      </w:r>
+      <w:r>
+        <w:rPr>
+          <w:rFonts w:ascii="Century" w:hAnsi="Century"/>
+        </w:rPr>
+        <w:t>%%[[KV1C3P192L5]]%%</w:t>
+      </w:r>
+      <w:r>
+        <w:rPr>
+          <w:rFonts w:ascii="Century" w:hAnsi="Century"/>
+        </w:rPr>
+        <w:t>%</w:t>
+      </w:r>
+      <w:r>
+        <w:rPr>
+          <w:rFonts w:ascii="Century" w:hAnsi="Century"/>
+        </w:rPr>
+        <w:t>%</w:t>
+      </w:r>
+      <w:r>
+        <w:rPr>
+          <w:rFonts w:ascii="Century" w:hAnsi="Century"/>
+        </w:rPr>
+        <w:t>[KV1C3P195L20]][[KV1C3P196L24]]%%%%[[KV1C3P191L4]][[KV1C3P194L13]]%</w:t>
+      </w:r>
+      <w:r>
+        <w:rPr>
+          <w:rFonts w:ascii="Century" w:hAnsi="Century"/>
+        </w:rPr>
+        <w:t>%</w:t>
       </w:r>
       <w:r>
         <w:rPr>
           <w:rFonts w:ascii="Century" w:hAnsi="Century"/>
         </w:rPr>
         <w:t>.</w:t>
-      </w:r>
-      <w:r>
-        <w:rPr>
-          <w:rFonts w:ascii="Century" w:hAnsi="Century"/>
-        </w:rPr>
-        <w:t xml:space="preserve"> </w:t>
-      </w:r>
-      <w:r>
-        <w:rPr>
-          <w:rFonts w:ascii="Century" w:hAnsi="Century"/>
-        </w:rPr>
-        <w:t>T</w:t>
-      </w:r>
-      <w:r>
-        <w:rPr>
-          <w:rFonts w:ascii="Century" w:hAnsi="Century"/>
-        </w:rPr>
-        <w:t>he ideal measure of value</w:t>
-      </w:r>
-      <w:r>
-        <w:rPr>
-          <w:rFonts w:ascii="Century" w:hAnsi="Century"/>
-        </w:rPr>
-        <w:t>,</w:t>
-      </w:r>
-      <w:r>
-        <w:rPr>
-          <w:rFonts w:ascii="Century" w:hAnsi="Century"/>
-        </w:rPr>
-        <w:t xml:space="preserve"> </w:t>
-      </w:r>
-      <w:r>
-        <w:rPr>
-          <w:rFonts w:ascii="Century" w:hAnsi="Century"/>
-        </w:rPr>
-        <w:t xml:space="preserve">which is money, is </w:t>
-      </w:r>
-      <w:r>
-        <w:rPr>
-          <w:rFonts w:ascii="Century" w:hAnsi="Century"/>
-        </w:rPr>
-        <w:t>measured in weight</w:t>
-      </w:r>
-      <w:r>
-        <w:rPr>
-          <w:rFonts w:ascii="Century" w:hAnsi="Century"/>
-        </w:rPr>
-        <w:t>ed gold</w:t>
-      </w:r>
-      <w:r>
-        <w:rPr>
-          <w:rFonts w:ascii="Century" w:hAnsi="Century"/>
-        </w:rPr>
-        <w:t>.</w:t>
-      </w:r>
-      <w:r>
-        <w:rPr>
-          <w:rFonts w:ascii="Century" w:hAnsi="Century"/>
-        </w:rPr>
-        <w:t xml:space="preserve"> </w:t>
-      </w:r>
-      <w:r>
-        <w:rPr>
-          <w:rFonts w:ascii="Century" w:hAnsi="Century"/>
-        </w:rPr>
-        <w:t>C</w:t>
-      </w:r>
-      <w:r>
-        <w:rPr>
-          <w:rFonts w:ascii="Century" w:hAnsi="Century"/>
-        </w:rPr>
-        <w:t>urrently, in a fixed aliquot of its elementary physical value-form</w:t>
-      </w:r>
-      <w:r>
-        <w:rPr>
-          <w:rFonts w:ascii="Century" w:hAnsi="Century"/>
-        </w:rPr>
-        <w:t>, which is</w:t>
-      </w:r>
-      <w:r>
-        <w:rPr>
-          <w:rFonts w:ascii="Century" w:hAnsi="Century"/>
-        </w:rPr>
-        <w:t xml:space="preserve"> </w:t>
-      </w:r>
-      <w:r>
-        <w:rPr>
-          <w:rFonts w:ascii="Century" w:hAnsi="Century"/>
-        </w:rPr>
-        <w:t>t</w:t>
-      </w:r>
-      <w:r>
-        <w:rPr>
-          <w:rFonts w:ascii="Century" w:hAnsi="Century"/>
-        </w:rPr>
-        <w:t>he standard of price defined by a fixed weight of gold</w:t>
-      </w:r>
-      <w:r>
-        <w:rPr>
-          <w:rFonts w:ascii="Century" w:hAnsi="Century"/>
-        </w:rPr>
-        <w:t>.</w:t>
-      </w:r>
-      <w:r>
-        <w:rPr>
-          <w:rFonts w:ascii="Century" w:hAnsi="Century"/>
-        </w:rPr>
-        <w:t xml:space="preserve"> Indeed, as</w:t>
-      </w:r>
-      <w:r>
-        <w:rPr>
-          <w:rFonts w:ascii="Century" w:hAnsi="Century"/>
-        </w:rPr>
-        <w:t xml:space="preserve"> </w:t>
-      </w:r>
-      <w:proofErr w:type="gramStart"/>
-      <w:r>
-        <w:rPr>
-          <w:rFonts w:ascii="Century" w:hAnsi="Century"/>
-        </w:rPr>
-        <w:t>measure</w:t>
-      </w:r>
-      <w:proofErr w:type="gramEnd"/>
-      <w:r>
-        <w:rPr>
-          <w:rFonts w:ascii="Century" w:hAnsi="Century"/>
-        </w:rPr>
-        <w:t xml:space="preserve"> of value, money serves only in an ideal capacity, as an imaginary quantity of gold equivalent to the abstractly </w:t>
-      </w:r>
-      <w:r>
-        <w:rPr>
-          <w:rFonts w:ascii="Century" w:hAnsi="Century"/>
-        </w:rPr>
-        <w:t>necessary</w:t>
-      </w:r>
-      <w:r>
-        <w:rPr>
-          <w:rFonts w:ascii="Century" w:hAnsi="Century"/>
-        </w:rPr>
-        <w:t xml:space="preserve"> labour-time which is</w:t>
-      </w:r>
-      <w:r>
-        <w:rPr>
-          <w:rFonts w:ascii="Century" w:hAnsi="Century"/>
-        </w:rPr>
-        <w:t xml:space="preserve"> </w:t>
-      </w:r>
-      <w:r>
-        <w:rPr>
-          <w:rFonts w:ascii="Century" w:hAnsi="Century"/>
-        </w:rPr>
-        <w:t xml:space="preserve">the common measure of </w:t>
-      </w:r>
-      <w:r>
-        <w:rPr>
-          <w:rFonts w:ascii="Century" w:hAnsi="Century"/>
-        </w:rPr>
-        <w:t xml:space="preserve">all </w:t>
-      </w:r>
-      <w:r>
-        <w:rPr>
-          <w:rFonts w:ascii="Century" w:hAnsi="Century"/>
-        </w:rPr>
-        <w:t>value</w:t>
-      </w:r>
-      <w:r>
-        <w:rPr>
-          <w:rFonts w:ascii="Century" w:hAnsi="Century"/>
-        </w:rPr>
-        <w:t>s</w:t>
-      </w:r>
-      <w:r>
-        <w:rPr>
-          <w:rFonts w:ascii="Century" w:hAnsi="Century"/>
-        </w:rPr>
-        <w:t>.</w:t>
-      </w:r>
-      <w:r>
-        <w:rPr>
-          <w:rFonts w:ascii="Century" w:hAnsi="Century"/>
-        </w:rPr>
-        <w:t xml:space="preserve"> </w:t>
-      </w:r>
-      <w:proofErr w:type="gramStart"/>
-      <w:r>
-        <w:rPr>
-          <w:rFonts w:ascii="Century" w:hAnsi="Century"/>
-        </w:rPr>
-        <w:t>%%[</w:t>
-      </w:r>
-      <w:proofErr w:type="gramEnd"/>
-      <w:r>
-        <w:rPr>
-          <w:rFonts w:ascii="Century" w:hAnsi="Century"/>
-        </w:rPr>
-        <w:t>[KV1C3P192L5</w:t>
-      </w:r>
-      <w:proofErr w:type="gramStart"/>
-      <w:r>
-        <w:rPr>
-          <w:rFonts w:ascii="Century" w:hAnsi="Century"/>
-        </w:rPr>
-        <w:t>]]%</w:t>
-      </w:r>
-      <w:proofErr w:type="gramEnd"/>
-      <w:r>
-        <w:rPr>
-          <w:rFonts w:ascii="Century" w:hAnsi="Century"/>
-        </w:rPr>
-        <w:t>%</w:t>
-      </w:r>
-      <w:r>
-        <w:rPr>
-          <w:rFonts w:ascii="Century" w:hAnsi="Century"/>
-        </w:rPr>
-        <w:t>%</w:t>
-      </w:r>
-      <w:r>
-        <w:rPr>
-          <w:rFonts w:ascii="Century" w:hAnsi="Century"/>
-        </w:rPr>
-        <w:t>%</w:t>
-      </w:r>
-      <w:r>
-        <w:rPr>
-          <w:rFonts w:ascii="Century" w:hAnsi="Century"/>
-        </w:rPr>
-        <w:t>[KV1C3P195L20]][[KV1C3P196L24]]%%%%[[KV1C3P191L4]][[KV1C3P194L13]]%</w:t>
-      </w:r>
-      <w:r>
-        <w:rPr>
-          <w:rFonts w:ascii="Century" w:hAnsi="Century"/>
-        </w:rPr>
-        <w:t>%</w:t>
       </w:r>
     </w:p>
     <w:p>
@@ -3463,7 +3982,19 @@
         <w:rPr>
           <w:rFonts w:ascii="Century" w:hAnsi="Century"/>
         </w:rPr>
-        <w:t xml:space="preserve">Besides gold’s social function as measure of value, being intrinsically money and commodity at the same time. </w:t>
+        <w:t>Besides gold’s social function as value</w:t>
+      </w:r>
+      <w:r>
+        <w:rPr>
+          <w:rFonts w:ascii="Century" w:hAnsi="Century"/>
+        </w:rPr>
+        <w:t xml:space="preserve"> measure</w:t>
+      </w:r>
+      <w:r>
+        <w:rPr>
+          <w:rFonts w:ascii="Century" w:hAnsi="Century"/>
+        </w:rPr>
+        <w:t xml:space="preserve">, being intrinsically money and commodity at the same time. </w:t>
       </w:r>
       <w:r>
         <w:rPr>
@@ -3665,7 +4196,6 @@
         <w:rPr>
           <w:rFonts w:ascii="Century" w:hAnsi="Century"/>
         </w:rPr>
-        <w:lastRenderedPageBreak/>
         <w:t>A</w:t>
       </w:r>
       <w:r>
@@ -4256,14 +4786,7 @@
         <w:rPr>
           <w:rFonts w:ascii="Century" w:hAnsi="Century"/>
         </w:rPr>
-        <w:t xml:space="preserve"> which the </w:t>
-      </w:r>
-      <w:r>
-        <w:rPr>
-          <w:rFonts w:ascii="Century" w:hAnsi="Century"/>
-        </w:rPr>
-        <w:lastRenderedPageBreak/>
-        <w:t xml:space="preserve">inherent contradictions of the value form of commodities assume </w:t>
+        <w:t xml:space="preserve"> which the inherent contradictions of the value form of commodities assume </w:t>
       </w:r>
       <w:r>
         <w:rPr>
@@ -4457,61 +4980,79 @@
         <w:rPr>
           <w:rFonts w:ascii="Century" w:hAnsi="Century"/>
         </w:rPr>
-        <w:t xml:space="preserve">or to a change in its </w:t>
-      </w:r>
-      <w:r>
-        <w:rPr>
-          <w:rFonts w:ascii="Century" w:hAnsi="Century"/>
-        </w:rPr>
-        <w:t>variable composition of capital. As the productivity of labour in mining reduced the variability of the amount of labour embodied in gold production</w:t>
-      </w:r>
-      <w:r>
-        <w:rPr>
-          <w:rFonts w:ascii="Century" w:hAnsi="Century"/>
-        </w:rPr>
-        <w:t>,</w:t>
-      </w:r>
-      <w:r>
-        <w:rPr>
-          <w:rFonts w:ascii="Century" w:hAnsi="Century"/>
-        </w:rPr>
-        <w:t xml:space="preserve"> its variation </w:t>
-      </w:r>
-      <w:r>
-        <w:rPr>
-          <w:rFonts w:ascii="Century" w:hAnsi="Century"/>
-        </w:rPr>
-        <w:t>became</w:t>
-      </w:r>
-      <w:r>
-        <w:rPr>
-          <w:rFonts w:ascii="Century" w:hAnsi="Century"/>
-        </w:rPr>
-        <w:t xml:space="preserve"> </w:t>
-      </w:r>
-      <w:r>
-        <w:rPr>
-          <w:rFonts w:ascii="Century" w:hAnsi="Century"/>
-        </w:rPr>
-        <w:t xml:space="preserve">more and more </w:t>
-      </w:r>
-      <w:r>
-        <w:rPr>
-          <w:rFonts w:ascii="Century" w:hAnsi="Century"/>
-        </w:rPr>
-        <w:t>reduced</w:t>
-      </w:r>
-      <w:r>
-        <w:rPr>
-          <w:rFonts w:ascii="Century" w:hAnsi="Century"/>
-        </w:rPr>
-        <w:t>,</w:t>
-      </w:r>
-      <w:r>
-        <w:rPr>
-          <w:rFonts w:ascii="Century" w:hAnsi="Century"/>
-        </w:rPr>
-        <w:t xml:space="preserve"> and only plausible by the inflation of its price</w:t>
+        <w:t xml:space="preserve">or to </w:t>
+      </w:r>
+      <w:r>
+        <w:rPr>
+          <w:rFonts w:ascii="Century" w:hAnsi="Century"/>
+        </w:rPr>
+        <w:t>the</w:t>
+      </w:r>
+      <w:r>
+        <w:rPr>
+          <w:rFonts w:ascii="Century" w:hAnsi="Century"/>
+        </w:rPr>
+        <w:t xml:space="preserve"> change in its </w:t>
+      </w:r>
+      <w:r>
+        <w:rPr>
+          <w:rFonts w:ascii="Century" w:hAnsi="Century"/>
+        </w:rPr>
+        <w:t>variable</w:t>
+      </w:r>
+      <w:r>
+        <w:rPr>
+          <w:rFonts w:ascii="Century" w:hAnsi="Century"/>
+        </w:rPr>
+        <w:t xml:space="preserve"> capital</w:t>
+      </w:r>
+      <w:r>
+        <w:rPr>
+          <w:rFonts w:ascii="Century" w:hAnsi="Century"/>
+        </w:rPr>
+        <w:t xml:space="preserve"> compositio</w:t>
+      </w:r>
+      <w:r>
+        <w:rPr>
+          <w:rFonts w:ascii="Century" w:hAnsi="Century"/>
+        </w:rPr>
+        <w:t>n</w:t>
+      </w:r>
+      <w:r>
+        <w:rPr>
+          <w:rFonts w:ascii="Century" w:hAnsi="Century"/>
+        </w:rPr>
+        <w:t>. As the productivity of labour in mining reduced the variability of the amount of labour embodied in gold production</w:t>
+      </w:r>
+      <w:r>
+        <w:rPr>
+          <w:rFonts w:ascii="Century" w:hAnsi="Century"/>
+        </w:rPr>
+        <w:t xml:space="preserve"> to the minimum social necessary.</w:t>
+      </w:r>
+      <w:r>
+        <w:rPr>
+          <w:rFonts w:ascii="Century" w:hAnsi="Century"/>
+        </w:rPr>
+        <w:t xml:space="preserve"> </w:t>
+      </w:r>
+      <w:r>
+        <w:rPr>
+          <w:rFonts w:ascii="Century" w:hAnsi="Century"/>
+        </w:rPr>
+        <w:t xml:space="preserve">When </w:t>
+      </w:r>
+      <w:r>
+        <w:rPr>
+          <w:rFonts w:ascii="Century" w:hAnsi="Century"/>
+        </w:rPr>
+        <w:t>its price</w:t>
+      </w:r>
+      <w:r>
+        <w:rPr>
+          <w:rFonts w:ascii="Century" w:hAnsi="Century"/>
+        </w:rPr>
+        <w:t xml:space="preserve"> rises in an upward trend</w:t>
       </w:r>
       <w:r>
         <w:rPr>
@@ -4604,150 +5145,6 @@
           <w:rFonts w:ascii="Century" w:hAnsi="Century"/>
         </w:rPr>
         <w:t>of value</w:t>
-      </w:r>
-      <w:r>
-        <w:rPr>
-          <w:rFonts w:ascii="Century" w:hAnsi="Century"/>
-        </w:rPr>
-        <w:t>. Nevertheless, gold diminish</w:t>
-      </w:r>
-      <w:r>
-        <w:rPr>
-          <w:rFonts w:ascii="Century" w:hAnsi="Century"/>
-        </w:rPr>
-        <w:t>ed</w:t>
-      </w:r>
-      <w:r>
-        <w:rPr>
-          <w:rFonts w:ascii="Century" w:hAnsi="Century"/>
-        </w:rPr>
-        <w:t xml:space="preserve"> its variation </w:t>
-      </w:r>
-      <w:r>
-        <w:rPr>
-          <w:rFonts w:ascii="Century" w:hAnsi="Century"/>
-        </w:rPr>
-        <w:t xml:space="preserve">fixed in the current </w:t>
-      </w:r>
-      <w:r>
-        <w:rPr>
-          <w:rFonts w:ascii="Century" w:hAnsi="Century"/>
-        </w:rPr>
-        <w:t xml:space="preserve">unit of </w:t>
-      </w:r>
-      <w:r>
-        <w:rPr>
-          <w:rFonts w:ascii="Century" w:hAnsi="Century"/>
-        </w:rPr>
-        <w:t xml:space="preserve">value </w:t>
-      </w:r>
-      <w:r>
-        <w:rPr>
-          <w:rFonts w:ascii="Century" w:hAnsi="Century"/>
-        </w:rPr>
-        <w:t>measurement</w:t>
-      </w:r>
-      <w:r>
-        <w:rPr>
-          <w:rFonts w:ascii="Century" w:hAnsi="Century"/>
-        </w:rPr>
-        <w:t>,</w:t>
-      </w:r>
-      <w:r>
-        <w:rPr>
-          <w:rFonts w:ascii="Century" w:hAnsi="Century"/>
-        </w:rPr>
-        <w:t xml:space="preserve"> as a fixed </w:t>
-      </w:r>
-      <w:r>
-        <w:rPr>
-          <w:rFonts w:ascii="Century" w:hAnsi="Century"/>
-        </w:rPr>
-        <w:t>aliquot</w:t>
-      </w:r>
-      <w:r>
-        <w:rPr>
-          <w:rFonts w:ascii="Century" w:hAnsi="Century"/>
-        </w:rPr>
-        <w:t xml:space="preserve"> part of the </w:t>
-      </w:r>
-      <w:r>
-        <w:rPr>
-          <w:rFonts w:ascii="Century" w:hAnsi="Century"/>
-        </w:rPr>
-        <w:t xml:space="preserve">U.S. Dollar </w:t>
-      </w:r>
-      <w:r>
-        <w:rPr>
-          <w:rFonts w:ascii="Century" w:hAnsi="Century"/>
-        </w:rPr>
-        <w:t>standard of price</w:t>
-      </w:r>
-      <w:r>
-        <w:rPr>
-          <w:rFonts w:ascii="Century" w:hAnsi="Century"/>
-        </w:rPr>
-        <w:t>.</w:t>
-      </w:r>
-      <w:r>
-        <w:rPr>
-          <w:rFonts w:ascii="Century" w:hAnsi="Century"/>
-        </w:rPr>
-        <w:t xml:space="preserve"> </w:t>
-      </w:r>
-      <w:r>
-        <w:rPr>
-          <w:rFonts w:ascii="Century" w:hAnsi="Century"/>
-        </w:rPr>
-        <w:t>B</w:t>
-      </w:r>
-      <w:r>
-        <w:rPr>
-          <w:rFonts w:ascii="Century" w:hAnsi="Century"/>
-        </w:rPr>
-        <w:t>ut that stability is contradicted by the volatility of the U.S. Dollar</w:t>
-      </w:r>
-      <w:r>
-        <w:rPr>
-          <w:rFonts w:ascii="Century" w:hAnsi="Century"/>
-        </w:rPr>
-        <w:t>,</w:t>
-      </w:r>
-      <w:r>
-        <w:rPr>
-          <w:rFonts w:ascii="Century" w:hAnsi="Century"/>
-        </w:rPr>
-        <w:t xml:space="preserve"> </w:t>
-      </w:r>
-      <w:r>
-        <w:rPr>
-          <w:rFonts w:ascii="Century" w:hAnsi="Century"/>
-        </w:rPr>
-        <w:t xml:space="preserve">of the commodity price of gold, </w:t>
-      </w:r>
-      <w:r>
-        <w:rPr>
-          <w:rFonts w:ascii="Century" w:hAnsi="Century"/>
-        </w:rPr>
-        <w:t xml:space="preserve">and of </w:t>
-      </w:r>
-      <w:r>
-        <w:rPr>
-          <w:rFonts w:ascii="Century" w:hAnsi="Century"/>
-        </w:rPr>
-        <w:t xml:space="preserve">the </w:t>
-      </w:r>
-      <w:r>
-        <w:rPr>
-          <w:rFonts w:ascii="Century" w:hAnsi="Century"/>
-        </w:rPr>
-        <w:t>price of gold reserves</w:t>
-      </w:r>
-      <w:r>
-        <w:rPr>
-          <w:rFonts w:ascii="Century" w:hAnsi="Century"/>
-        </w:rPr>
-        <w:t xml:space="preserve"> in U.S. Dollar</w:t>
       </w:r>
       <w:r>
         <w:rPr>
@@ -4767,6 +5164,162 @@
         <w:rPr>
           <w:rFonts w:ascii="Century" w:hAnsi="Century"/>
         </w:rPr>
+        <w:t>Nevertheless, gold diminish</w:t>
+      </w:r>
+      <w:r>
+        <w:rPr>
+          <w:rFonts w:ascii="Century" w:hAnsi="Century"/>
+        </w:rPr>
+        <w:t>ed</w:t>
+      </w:r>
+      <w:r>
+        <w:rPr>
+          <w:rFonts w:ascii="Century" w:hAnsi="Century"/>
+        </w:rPr>
+        <w:t xml:space="preserve"> its variation </w:t>
+      </w:r>
+      <w:r>
+        <w:rPr>
+          <w:rFonts w:ascii="Century" w:hAnsi="Century"/>
+        </w:rPr>
+        <w:t xml:space="preserve">fixed in the current </w:t>
+      </w:r>
+      <w:r>
+        <w:rPr>
+          <w:rFonts w:ascii="Century" w:hAnsi="Century"/>
+        </w:rPr>
+        <w:t xml:space="preserve">unit of </w:t>
+      </w:r>
+      <w:r>
+        <w:rPr>
+          <w:rFonts w:ascii="Century" w:hAnsi="Century"/>
+        </w:rPr>
+        <w:t xml:space="preserve">value </w:t>
+      </w:r>
+      <w:r>
+        <w:rPr>
+          <w:rFonts w:ascii="Century" w:hAnsi="Century"/>
+        </w:rPr>
+        <w:t>measurement</w:t>
+      </w:r>
+      <w:r>
+        <w:rPr>
+          <w:rFonts w:ascii="Century" w:hAnsi="Century"/>
+        </w:rPr>
+        <w:t>,</w:t>
+      </w:r>
+      <w:r>
+        <w:rPr>
+          <w:rFonts w:ascii="Century" w:hAnsi="Century"/>
+        </w:rPr>
+        <w:t xml:space="preserve"> as a fixed </w:t>
+      </w:r>
+      <w:r>
+        <w:rPr>
+          <w:rFonts w:ascii="Century" w:hAnsi="Century"/>
+        </w:rPr>
+        <w:t>aliquot</w:t>
+      </w:r>
+      <w:r>
+        <w:rPr>
+          <w:rFonts w:ascii="Century" w:hAnsi="Century"/>
+        </w:rPr>
+        <w:t xml:space="preserve"> part of the </w:t>
+      </w:r>
+      <w:r>
+        <w:rPr>
+          <w:rFonts w:ascii="Century" w:hAnsi="Century"/>
+        </w:rPr>
+        <w:t xml:space="preserve">U.S. Dollar </w:t>
+      </w:r>
+      <w:r>
+        <w:rPr>
+          <w:rFonts w:ascii="Century" w:hAnsi="Century"/>
+        </w:rPr>
+        <w:t>standard of price</w:t>
+      </w:r>
+      <w:r>
+        <w:rPr>
+          <w:rFonts w:ascii="Century" w:hAnsi="Century"/>
+        </w:rPr>
+        <w:t>.</w:t>
+      </w:r>
+      <w:r>
+        <w:rPr>
+          <w:rFonts w:ascii="Century" w:hAnsi="Century"/>
+        </w:rPr>
+        <w:t xml:space="preserve"> </w:t>
+      </w:r>
+      <w:r>
+        <w:rPr>
+          <w:rFonts w:ascii="Century" w:hAnsi="Century"/>
+        </w:rPr>
+        <w:t>B</w:t>
+      </w:r>
+      <w:r>
+        <w:rPr>
+          <w:rFonts w:ascii="Century" w:hAnsi="Century"/>
+        </w:rPr>
+        <w:t>ut that stability is contradicted by the volatility of the U.S. Dollar</w:t>
+      </w:r>
+      <w:r>
+        <w:rPr>
+          <w:rFonts w:ascii="Century" w:hAnsi="Century"/>
+        </w:rPr>
+        <w:t>,</w:t>
+      </w:r>
+      <w:r>
+        <w:rPr>
+          <w:rFonts w:ascii="Century" w:hAnsi="Century"/>
+        </w:rPr>
+        <w:t xml:space="preserve"> </w:t>
+      </w:r>
+      <w:r>
+        <w:rPr>
+          <w:rFonts w:ascii="Century" w:hAnsi="Century"/>
+        </w:rPr>
+        <w:t xml:space="preserve">of the commodity price of gold, </w:t>
+      </w:r>
+      <w:r>
+        <w:rPr>
+          <w:rFonts w:ascii="Century" w:hAnsi="Century"/>
+        </w:rPr>
+        <w:t xml:space="preserve">and of </w:t>
+      </w:r>
+      <w:r>
+        <w:rPr>
+          <w:rFonts w:ascii="Century" w:hAnsi="Century"/>
+        </w:rPr>
+        <w:t xml:space="preserve">the </w:t>
+      </w:r>
+      <w:r>
+        <w:rPr>
+          <w:rFonts w:ascii="Century" w:hAnsi="Century"/>
+        </w:rPr>
+        <w:t>price of gold reserves</w:t>
+      </w:r>
+      <w:r>
+        <w:rPr>
+          <w:rFonts w:ascii="Century" w:hAnsi="Century"/>
+        </w:rPr>
+        <w:t xml:space="preserve"> in U.S. Dollar</w:t>
+      </w:r>
+      <w:r>
+        <w:rPr>
+          <w:rFonts w:ascii="Century" w:hAnsi="Century"/>
+        </w:rPr>
+        <w:t>.</w:t>
+      </w:r>
+      <w:r>
+        <w:rPr>
+          <w:rFonts w:ascii="Century" w:hAnsi="Century"/>
+        </w:rPr>
+        <w:t xml:space="preserve"> </w:t>
+      </w:r>
+      <w:r>
+        <w:rPr>
+          <w:rFonts w:ascii="Century" w:hAnsi="Century"/>
+        </w:rPr>
         <w:t>Furthermore</w:t>
       </w:r>
       <w:r>
@@ -4845,41 +5398,101 @@
         <w:rPr>
           <w:rFonts w:ascii="Century" w:hAnsi="Century"/>
         </w:rPr>
-        <w:t xml:space="preserve"> labour objectified in it, as exchange-value of the total of real embodiments of its utility measured by an imaginary quantity of gold represented in the money-form which becomes, price. </w:t>
+        <w:t xml:space="preserve"> labour objectified in it, as exchange-value of the total embodiments of its utility measured by an imaginary quantity of gold represented in the money-form which becomes, price. </w:t>
+      </w:r>
+      <w:r>
+        <w:rPr>
+          <w:rFonts w:ascii="Century" w:hAnsi="Century"/>
+        </w:rPr>
+        <w:t>%%[[KV1C3P199L10</w:t>
       </w:r>
       <w:proofErr w:type="gramStart"/>
       <w:r>
         <w:rPr>
           <w:rFonts w:ascii="Century" w:hAnsi="Century"/>
         </w:rPr>
-        <w:t>%%[</w:t>
+        <w:t>]]%</w:t>
       </w:r>
       <w:proofErr w:type="gramEnd"/>
       <w:r>
         <w:rPr>
           <w:rFonts w:ascii="Century" w:hAnsi="Century"/>
         </w:rPr>
-        <w:t>[KV1C3P199L10</w:t>
+        <w:t>%</w:t>
+      </w:r>
+      <w:r>
+        <w:rPr>
+          <w:rFonts w:ascii="Century" w:hAnsi="Century"/>
+        </w:rPr>
+        <w:t xml:space="preserve"> </w:t>
+      </w:r>
+      <w:r>
+        <w:rPr>
+          <w:rFonts w:ascii="Century" w:hAnsi="Century"/>
+        </w:rPr>
+        <w:t>%%[[KV1C3P199L1</w:t>
+      </w:r>
+      <w:r>
+        <w:rPr>
+          <w:rFonts w:ascii="Century" w:hAnsi="Century"/>
+        </w:rPr>
+        <w:t>6]</w:t>
+      </w:r>
+      <w:r>
+        <w:rPr>
+          <w:rFonts w:ascii="Century" w:hAnsi="Century"/>
+        </w:rPr>
+        <w:t>]%%</w:t>
       </w:r>
       <w:proofErr w:type="gramStart"/>
       <w:r>
         <w:rPr>
           <w:rFonts w:ascii="Century" w:hAnsi="Century"/>
         </w:rPr>
-        <w:t>]]%</w:t>
+        <w:t>%%</w:t>
+      </w:r>
+      <w:r>
+        <w:rPr>
+          <w:rFonts w:ascii="Century" w:hAnsi="Century"/>
+        </w:rPr>
+        <w:t xml:space="preserve"> </w:t>
+      </w:r>
+      <w:r>
+        <w:rPr>
+          <w:rFonts w:ascii="Century" w:hAnsi="Century"/>
+        </w:rPr>
+        <w:t>%</w:t>
       </w:r>
       <w:proofErr w:type="gramEnd"/>
       <w:r>
         <w:rPr>
           <w:rFonts w:ascii="Century" w:hAnsi="Century"/>
         </w:rPr>
-        <w:t>%</w:t>
-      </w:r>
-      <w:r>
-        <w:rPr>
-          <w:rFonts w:ascii="Century" w:hAnsi="Century"/>
-        </w:rPr>
-        <w:t>%%[[KV1C3P202L1]]%%</w:t>
+        <w:t>%[[KV1C3P199L</w:t>
+      </w:r>
+      <w:r>
+        <w:rPr>
+          <w:rFonts w:ascii="Century" w:hAnsi="Century"/>
+        </w:rPr>
+        <w:t>20</w:t>
+      </w:r>
+      <w:r>
+        <w:rPr>
+          <w:rFonts w:ascii="Century" w:hAnsi="Century"/>
+        </w:rPr>
+        <w:t>]]%%</w:t>
+      </w:r>
+      <w:r>
+        <w:rPr>
+          <w:rFonts w:ascii="Century" w:hAnsi="Century"/>
+        </w:rPr>
+        <w:t xml:space="preserve"> </w:t>
+      </w:r>
+      <w:r>
+        <w:rPr>
+          <w:rFonts w:ascii="Century" w:hAnsi="Century"/>
+        </w:rPr>
+        <w:t>[[KV1C3P202L1]]%%</w:t>
       </w:r>
       <w:r>
         <w:rPr>
@@ -4901,43 +5514,87 @@
         </w:rPr>
         <w:t xml:space="preserve">“But what is the commodity exchanged for? For the universal shape assumed by its own value. And what is the gold exchanged for? For a particular form of its own use-value”. The </w:t>
       </w:r>
+      <w:r>
+        <w:rPr>
+          <w:rFonts w:ascii="Century" w:hAnsi="Century"/>
+        </w:rPr>
+        <w:t>elementary</w:t>
+      </w:r>
+      <w:r>
+        <w:rPr>
+          <w:rFonts w:ascii="Century" w:hAnsi="Century"/>
+        </w:rPr>
+        <w:t xml:space="preserve"> </w:t>
+      </w:r>
+      <w:r>
+        <w:rPr>
+          <w:rFonts w:ascii="Century" w:hAnsi="Century"/>
+        </w:rPr>
+        <w:t>value</w:t>
+      </w:r>
+      <w:r>
+        <w:rPr>
+          <w:rFonts w:ascii="Century" w:hAnsi="Century"/>
+        </w:rPr>
+        <w:t xml:space="preserve">-form </w:t>
+      </w:r>
+      <w:r>
+        <w:rPr>
+          <w:rFonts w:ascii="Century" w:hAnsi="Century"/>
+        </w:rPr>
+        <w:t xml:space="preserve">of gold, which Marx </w:t>
+      </w:r>
+      <w:r>
+        <w:rPr>
+          <w:rFonts w:ascii="Century" w:hAnsi="Century"/>
+        </w:rPr>
+        <w:t>refers</w:t>
+      </w:r>
+      <w:r>
+        <w:rPr>
+          <w:rFonts w:ascii="Century" w:hAnsi="Century"/>
+        </w:rPr>
+        <w:t xml:space="preserve"> to above, is the standard of price. Which is a fixed weight of gold (i.e. an ounce of gold) operating as the unit of expression shared by their comparable magnitudes of price.</w:t>
+      </w:r>
+      <w:r>
+        <w:rPr>
+          <w:rFonts w:ascii="Century" w:hAnsi="Century"/>
+        </w:rPr>
+        <w:t xml:space="preserve"> </w:t>
+      </w:r>
       <w:proofErr w:type="gramStart"/>
       <w:r>
         <w:rPr>
           <w:rFonts w:ascii="Century" w:hAnsi="Century"/>
         </w:rPr>
-        <w:t>particular use-value</w:t>
+        <w:t>%%[</w:t>
       </w:r>
       <w:proofErr w:type="gramEnd"/>
       <w:r>
         <w:rPr>
           <w:rFonts w:ascii="Century" w:hAnsi="Century"/>
         </w:rPr>
-        <w:t xml:space="preserve"> form of gold, which Marx </w:t>
-      </w:r>
-      <w:r>
-        <w:rPr>
-          <w:rFonts w:ascii="Century" w:hAnsi="Century"/>
-        </w:rPr>
-        <w:t>refers</w:t>
-      </w:r>
-      <w:r>
-        <w:rPr>
-          <w:rFonts w:ascii="Century" w:hAnsi="Century"/>
-        </w:rPr>
-        <w:t xml:space="preserve"> to above, is the standard of price. Which is a fixed weight of gold (i.e. an ounce of gold) operating as the unit of expression shared by their comparable magnitudes of price.</w:t>
-      </w:r>
-      <w:r>
-        <w:rPr>
-          <w:rFonts w:ascii="Century" w:hAnsi="Century"/>
-        </w:rPr>
-        <w:t xml:space="preserve"> </w:t>
+        <w:t>[KV1C3P203L17</w:t>
       </w:r>
       <w:proofErr w:type="gramStart"/>
       <w:r>
         <w:rPr>
           <w:rFonts w:ascii="Century" w:hAnsi="Century"/>
         </w:rPr>
+        <w:t>]]%</w:t>
+      </w:r>
+      <w:proofErr w:type="gramEnd"/>
+      <w:r>
+        <w:rPr>
+          <w:rFonts w:ascii="Century" w:hAnsi="Century"/>
+        </w:rPr>
+        <w:t xml:space="preserve">%. </w:t>
+      </w:r>
+      <w:proofErr w:type="gramStart"/>
+      <w:r>
+        <w:rPr>
+          <w:rFonts w:ascii="Century" w:hAnsi="Century"/>
+        </w:rPr>
         <w:t>%%[</w:t>
       </w:r>
       <w:proofErr w:type="gramEnd"/>
@@ -4945,7 +5602,7 @@
         <w:rPr>
           <w:rFonts w:ascii="Century" w:hAnsi="Century"/>
         </w:rPr>
-        <w:t>[KV1C3P203L17</w:t>
+        <w:t>[KV1C3P192L5</w:t>
       </w:r>
       <w:proofErr w:type="gramStart"/>
       <w:r>
@@ -4959,21 +5616,7 @@
         <w:rPr>
           <w:rFonts w:ascii="Century" w:hAnsi="Century"/>
         </w:rPr>
-        <w:t xml:space="preserve">%. </w:t>
-      </w:r>
-      <w:proofErr w:type="gramStart"/>
-      <w:r>
-        <w:rPr>
-          <w:rFonts w:ascii="Century" w:hAnsi="Century"/>
-        </w:rPr>
-        <w:t>%%[</w:t>
-      </w:r>
-      <w:proofErr w:type="gramEnd"/>
-      <w:r>
-        <w:rPr>
-          <w:rFonts w:ascii="Century" w:hAnsi="Century"/>
-        </w:rPr>
-        <w:t xml:space="preserve">[KV1C3P192L5]]%% </w:t>
+        <w:t xml:space="preserve">% </w:t>
       </w:r>
     </w:p>
     <w:p>
@@ -4987,8 +5630,51 @@
         <w:rPr>
           <w:rFonts w:ascii="Century" w:hAnsi="Century"/>
         </w:rPr>
-        <w:lastRenderedPageBreak/>
-        <w:t>Therefore</w:t>
+        <w:t>“</w:t>
+      </w:r>
+      <w:r>
+        <w:rPr>
+          <w:rFonts w:ascii="Century" w:hAnsi="Century"/>
+        </w:rPr>
+        <w:t>[</w:t>
+      </w:r>
+      <w:r>
+        <w:rPr>
+          <w:rFonts w:ascii="Century" w:hAnsi="Century"/>
+        </w:rPr>
+        <w:t>T</w:t>
+      </w:r>
+      <w:r>
+        <w:rPr>
+          <w:rFonts w:ascii="Century" w:hAnsi="Century"/>
+        </w:rPr>
+        <w:t>]</w:t>
+      </w:r>
+      <w:proofErr w:type="gramStart"/>
+      <w:r>
+        <w:rPr>
+          <w:rFonts w:ascii="Century" w:hAnsi="Century"/>
+        </w:rPr>
+        <w:t>he</w:t>
+      </w:r>
+      <w:proofErr w:type="gramEnd"/>
+      <w:r>
+        <w:rPr>
+          <w:rFonts w:ascii="Century" w:hAnsi="Century"/>
+        </w:rPr>
+        <w:t xml:space="preserve"> process of circulation, therefore, unlike the direct exchange of products</w:t>
+      </w:r>
+      <w:r>
+        <w:rPr>
+          <w:rFonts w:ascii="Century" w:hAnsi="Century"/>
+        </w:rPr>
+        <w:t xml:space="preserve"> </w:t>
+      </w:r>
+      <w:r>
+        <w:rPr>
+          <w:rFonts w:ascii="Century" w:hAnsi="Century"/>
+        </w:rPr>
+        <w:t>does not disappear from view</w:t>
       </w:r>
       <w:r>
         <w:rPr>
@@ -5000,61 +5686,45 @@
         <w:rPr>
           <w:rFonts w:ascii="Century" w:hAnsi="Century"/>
         </w:rPr>
-        <w:t xml:space="preserve"> in “[t]</w:t>
+        <w:t xml:space="preserve"> once the use-values have changed places and changed hands. The money does not vanish when it finally drops out of the series of metamorphoses undergone by a commodity. It always leaves behind a precipitate at a point in the arena of circulation vacated by the commodities. </w:t>
+      </w:r>
+      <w:r>
+        <w:rPr>
+          <w:rFonts w:ascii="Century" w:hAnsi="Century"/>
+        </w:rPr>
+        <w:t>“</w:t>
+      </w:r>
+      <w:r>
+        <w:rPr>
+          <w:rFonts w:ascii="Century" w:hAnsi="Century"/>
+        </w:rPr>
+        <w:t xml:space="preserve">Circulation [of commodities] sweats money from every pore”. The circulation of money, on the other </w:t>
+      </w:r>
+      <w:r>
+        <w:rPr>
+          <w:rFonts w:ascii="Century" w:hAnsi="Century"/>
+        </w:rPr>
+        <w:t>hand</w:t>
+      </w:r>
+      <w:r>
+        <w:rPr>
+          <w:rFonts w:ascii="Century" w:hAnsi="Century"/>
+        </w:rPr>
+        <w:t xml:space="preserve">, is determined by the circulation of commodities, the circuit C-M-C always </w:t>
       </w:r>
       <w:proofErr w:type="gramStart"/>
       <w:r>
         <w:rPr>
           <w:rFonts w:ascii="Century" w:hAnsi="Century"/>
         </w:rPr>
-        <w:t>he</w:t>
+        <w:t>implicate</w:t>
       </w:r>
       <w:proofErr w:type="gramEnd"/>
       <w:r>
         <w:rPr>
           <w:rFonts w:ascii="Century" w:hAnsi="Century"/>
         </w:rPr>
-        <w:t xml:space="preserve"> process of circulation, therefore, unlike the direct exchange of products, does not disappear from view once the use-values have changed places and changed hands. The money does not vanish when it finally drops out of the series of metamorphoses undergone by a commodity. It always leaves behind a precipitate at a point in the arena of circulation vacated by the commodities. </w:t>
-      </w:r>
-      <w:r>
-        <w:rPr>
-          <w:rFonts w:ascii="Century" w:hAnsi="Century"/>
-        </w:rPr>
-        <w:t>“</w:t>
-      </w:r>
-      <w:r>
-        <w:rPr>
-          <w:rFonts w:ascii="Century" w:hAnsi="Century"/>
-        </w:rPr>
-        <w:t xml:space="preserve">Circulation [of commodities] sweats money from every pore”. The circulation of money, on the other </w:t>
-      </w:r>
-      <w:proofErr w:type="gramStart"/>
-      <w:r>
-        <w:rPr>
-          <w:rFonts w:ascii="Century" w:hAnsi="Century"/>
-        </w:rPr>
-        <w:t>hands</w:t>
-      </w:r>
-      <w:proofErr w:type="gramEnd"/>
-      <w:r>
-        <w:rPr>
-          <w:rFonts w:ascii="Century" w:hAnsi="Century"/>
-        </w:rPr>
-        <w:t xml:space="preserve">, is determined by the circulation of </w:t>
-      </w:r>
-      <w:proofErr w:type="spellStart"/>
-      <w:r>
-        <w:rPr>
-          <w:rFonts w:ascii="Century" w:hAnsi="Century"/>
-        </w:rPr>
-        <w:t>commmodities</w:t>
-      </w:r>
-      <w:proofErr w:type="spellEnd"/>
-      <w:r>
-        <w:rPr>
-          <w:rFonts w:ascii="Century" w:hAnsi="Century"/>
-        </w:rPr>
-        <w:t xml:space="preserve">, the circuit C-M-C always implicate the constant removal of money (M) from the commodity-owner in its first metamorphosis (C-M) to the other commodity-owner (M-C). </w:t>
+        <w:t xml:space="preserve"> the constant removal of money (M) from the commodity-owner in its first metamorphosis (C-M) to the other commodity-owner (M-C). </w:t>
       </w:r>
       <w:proofErr w:type="gramStart"/>
       <w:r>
@@ -5256,14 +5926,7 @@
         <w:rPr>
           <w:rFonts w:ascii="Century" w:hAnsi="Century"/>
         </w:rPr>
-        <w:t xml:space="preserve"> then, the circulation of the money-commodity (gold) is the expression of the total </w:t>
-      </w:r>
-      <w:r>
-        <w:rPr>
-          <w:rFonts w:ascii="Century" w:hAnsi="Century"/>
-        </w:rPr>
-        <w:lastRenderedPageBreak/>
-        <w:t xml:space="preserve">price of the commodities which exchange was mediated by money. </w:t>
+        <w:t xml:space="preserve"> then, the circulation of the money-commodity (gold) is the expression of the total price of the commodities which exchange was mediated by money. </w:t>
       </w:r>
       <w:proofErr w:type="gramStart"/>
       <w:r>
@@ -5515,13 +6178,7 @@
         <w:rPr>
           <w:rFonts w:ascii="Century" w:hAnsi="Century"/>
         </w:rPr>
-        <w:t>first</w:t>
-      </w:r>
-      <w:r>
-        <w:rPr>
-          <w:rFonts w:ascii="Century" w:hAnsi="Century"/>
-        </w:rPr>
-        <w:t xml:space="preserve"> </w:t>
+        <w:t xml:space="preserve">first </w:t>
       </w:r>
       <w:r>
         <w:rPr>
@@ -5653,7 +6310,19 @@
         <w:rPr>
           <w:rFonts w:ascii="Century" w:hAnsi="Century"/>
         </w:rPr>
-        <w:t xml:space="preserve"> real wealth or real capital: the </w:t>
+        <w:t xml:space="preserve"> real </w:t>
+      </w:r>
+      <w:r>
+        <w:rPr>
+          <w:rFonts w:ascii="Century" w:hAnsi="Century"/>
+        </w:rPr>
+        <w:t>money</w:t>
+      </w:r>
+      <w:r>
+        <w:rPr>
+          <w:rFonts w:ascii="Century" w:hAnsi="Century"/>
+        </w:rPr>
+        <w:t xml:space="preserve"> or real capital: the </w:t>
       </w:r>
       <w:r>
         <w:rPr>
@@ -5707,13 +6376,7 @@
         <w:rPr>
           <w:rFonts w:ascii="Century" w:hAnsi="Century"/>
         </w:rPr>
-        <w:t>;</w:t>
-      </w:r>
-      <w:r>
-        <w:rPr>
-          <w:rFonts w:ascii="Century" w:hAnsi="Century"/>
-        </w:rPr>
-        <w:t xml:space="preserve"> as the </w:t>
+        <w:t xml:space="preserve">; as the </w:t>
       </w:r>
       <w:r>
         <w:rPr>
@@ -5749,31 +6412,19 @@
         <w:rPr>
           <w:rFonts w:ascii="Century" w:hAnsi="Century"/>
         </w:rPr>
-        <w:t xml:space="preserve"> </w:t>
-      </w:r>
-      <w:r>
-        <w:rPr>
-          <w:rFonts w:ascii="Century" w:hAnsi="Century"/>
-        </w:rPr>
-        <w:t>during</w:t>
-      </w:r>
-      <w:r>
-        <w:rPr>
-          <w:rFonts w:ascii="Century" w:hAnsi="Century"/>
-        </w:rPr>
-        <w:t xml:space="preserve"> </w:t>
-      </w:r>
-      <w:r>
-        <w:rPr>
-          <w:rFonts w:ascii="Century" w:hAnsi="Century"/>
-        </w:rPr>
-        <w:t xml:space="preserve">a </w:t>
-      </w:r>
-      <w:r>
-        <w:rPr>
-          <w:rFonts w:ascii="Century" w:hAnsi="Century"/>
-        </w:rPr>
-        <w:t>given</w:t>
+        <w:t xml:space="preserve"> during</w:t>
+      </w:r>
+      <w:r>
+        <w:rPr>
+          <w:rFonts w:ascii="Century" w:hAnsi="Century"/>
+        </w:rPr>
+        <w:t xml:space="preserve"> </w:t>
+      </w:r>
+      <w:r>
+        <w:rPr>
+          <w:rFonts w:ascii="Century" w:hAnsi="Century"/>
+        </w:rPr>
+        <w:t>a given</w:t>
       </w:r>
       <w:r>
         <w:rPr>
@@ -5798,6 +6449,40 @@
           <w:rFonts w:ascii="Century" w:hAnsi="Century"/>
         </w:rPr>
         <w:t>.</w:t>
+      </w:r>
+      <w:r>
+        <w:rPr>
+          <w:rFonts w:ascii="Century" w:hAnsi="Century"/>
+        </w:rPr>
+        <w:t xml:space="preserve"> </w:t>
+      </w:r>
+      <w:proofErr w:type="gramStart"/>
+      <w:r>
+        <w:rPr>
+          <w:rFonts w:ascii="Century" w:hAnsi="Century"/>
+        </w:rPr>
+        <w:t>%%[</w:t>
+      </w:r>
+      <w:proofErr w:type="gramEnd"/>
+      <w:r>
+        <w:rPr>
+          <w:rFonts w:ascii="Century" w:hAnsi="Century"/>
+        </w:rPr>
+        <w:t>[KV1C3P199L16</w:t>
+      </w:r>
+      <w:proofErr w:type="gramStart"/>
+      <w:r>
+        <w:rPr>
+          <w:rFonts w:ascii="Century" w:hAnsi="Century"/>
+        </w:rPr>
+        <w:t>]]%</w:t>
+      </w:r>
+      <w:proofErr w:type="gramEnd"/>
+      <w:r>
+        <w:rPr>
+          <w:rFonts w:ascii="Century" w:hAnsi="Century"/>
+        </w:rPr>
+        <w:t>%.</w:t>
       </w:r>
     </w:p>
     <w:p>
@@ -5811,7 +6496,6 @@
         <w:rPr>
           <w:rFonts w:ascii="Century" w:hAnsi="Century"/>
         </w:rPr>
-        <w:lastRenderedPageBreak/>
         <w:t xml:space="preserve">Gold hoarding developed in the separation of the money-commodity from circulation. </w:t>
       </w:r>
       <w:r>
@@ -6196,19 +6880,31 @@
         <w:rPr>
           <w:rFonts w:ascii="Century" w:hAnsi="Century"/>
         </w:rPr>
-        <w:t xml:space="preserve">the </w:t>
-      </w:r>
-      <w:r>
-        <w:rPr>
-          <w:rFonts w:ascii="Century" w:hAnsi="Century"/>
-        </w:rPr>
-        <w:t>living force of metabolic production</w:t>
-      </w:r>
-      <w:r>
-        <w:rPr>
-          <w:rFonts w:ascii="Century" w:hAnsi="Century"/>
-        </w:rPr>
-        <w:t xml:space="preserve"> of </w:t>
+        <w:t>the living force</w:t>
+      </w:r>
+      <w:r>
+        <w:rPr>
+          <w:rFonts w:ascii="Century" w:hAnsi="Century"/>
+        </w:rPr>
+        <w:t>s</w:t>
+      </w:r>
+      <w:r>
+        <w:rPr>
+          <w:rFonts w:ascii="Century" w:hAnsi="Century"/>
+        </w:rPr>
+        <w:t xml:space="preserve"> of production </w:t>
+      </w:r>
+      <w:r>
+        <w:rPr>
+          <w:rFonts w:ascii="Century" w:hAnsi="Century"/>
+        </w:rPr>
+        <w:t>constituted by</w:t>
+      </w:r>
+      <w:r>
+        <w:rPr>
+          <w:rFonts w:ascii="Century" w:hAnsi="Century"/>
+        </w:rPr>
+        <w:t xml:space="preserve"> </w:t>
       </w:r>
       <w:r>
         <w:rPr>
@@ -6220,67 +6916,7 @@
         <w:rPr>
           <w:rFonts w:ascii="Century" w:hAnsi="Century"/>
         </w:rPr>
-        <w:t xml:space="preserve"> (</w:t>
-      </w:r>
-      <w:r>
-        <w:rPr>
-          <w:rFonts w:ascii="Century" w:hAnsi="Century"/>
-        </w:rPr>
-        <w:t xml:space="preserve">as </w:t>
-      </w:r>
-      <w:r>
-        <w:rPr>
-          <w:rFonts w:ascii="Century" w:hAnsi="Century"/>
-        </w:rPr>
-        <w:t xml:space="preserve">are </w:t>
-      </w:r>
-      <w:r>
-        <w:rPr>
-          <w:rFonts w:ascii="Century" w:hAnsi="Century"/>
-        </w:rPr>
-        <w:t xml:space="preserve">nature too, alienated, but originally nature beings, </w:t>
-      </w:r>
-      <w:r>
-        <w:rPr>
-          <w:rFonts w:ascii="Century" w:hAnsi="Century"/>
-        </w:rPr>
-        <w:t xml:space="preserve">if you </w:t>
-      </w:r>
-      <w:r>
-        <w:rPr>
-          <w:rFonts w:ascii="Century" w:hAnsi="Century"/>
-        </w:rPr>
-        <w:t>do no</w:t>
-      </w:r>
-      <w:r>
-        <w:rPr>
-          <w:rFonts w:ascii="Century" w:hAnsi="Century"/>
-        </w:rPr>
-        <w:t>t consciously</w:t>
-      </w:r>
-      <w:r>
-        <w:rPr>
-          <w:rFonts w:ascii="Century" w:hAnsi="Century"/>
-        </w:rPr>
-        <w:t xml:space="preserve"> want to</w:t>
-      </w:r>
-      <w:r>
-        <w:rPr>
-          <w:rFonts w:ascii="Century" w:hAnsi="Century"/>
-        </w:rPr>
-        <w:t xml:space="preserve"> forget</w:t>
-      </w:r>
-      <w:r>
-        <w:rPr>
-          <w:rFonts w:ascii="Century" w:hAnsi="Century"/>
-        </w:rPr>
-        <w:t>).</w:t>
-      </w:r>
-      <w:r>
-        <w:rPr>
-          <w:rFonts w:ascii="Century" w:hAnsi="Century"/>
-        </w:rPr>
-        <w:t xml:space="preserve"> </w:t>
+        <w:t>.</w:t>
       </w:r>
     </w:p>
     <w:p>
@@ -6294,8 +6930,7 @@
         <w:rPr>
           <w:rFonts w:ascii="Century" w:hAnsi="Century"/>
         </w:rPr>
-        <w:lastRenderedPageBreak/>
-        <w:t xml:space="preserve">With the realization of every commodity in its money-form, an aliquot part of the profit of enterprise, already discounted rent and interest, as the gold form of money-commodity already eluded its use as circulating capital or means of payment. itself with the circulation of money and the circulation of commodities left an aliquot part of value into the money-commodity which is historically and not by choice: gold. Without the circulation of money and commodities entangled by the circuit of capital reproduction, the valorization of gold as the money-commodity is interrupted. </w:t>
+        <w:t xml:space="preserve">Indeed, the rise in the productivity of labor in gold production changed the quantity of the standard of value measure of money that is being produced by an equivalent abstract quantity of labor, while the price of gold growth exponentially as it is hoarded in its money-commodity form of value by the international finance state capitalists in reserves funds. As the circulation of the commodities and their transubstantiation into money are by their exchange scale, the chance of social accident by which the circuit M-C-M’ is being obstructed, mediate between the necessary conversion of commodities into money, correspondent to the process of transformation of surplus-value into profit. </w:t>
       </w:r>
     </w:p>
     <w:p>
@@ -6309,7 +6944,21 @@
         <w:rPr>
           <w:rFonts w:ascii="Century" w:hAnsi="Century"/>
         </w:rPr>
-        <w:t xml:space="preserve">Indeed, the rise in the productivity of labor in gold production changed the quantity of the standard of value measure of money that is being produced by an equivalent abstract quantity of labor, while the price of gold growth exponentially as it is hoarded in its money-commodity form of value by the international finance state capitalists in reserves funds. As the circulation of the commodities and their transubstantiation into money are by their exchange scale, the chance of social accident by which the circuit M-C-M’ is being obstructed, mediate between the necessary conversion of commodities into money, correspondent to the process of transformation of surplus-value into profit. </w:t>
+        <w:t>Is it not in the transition forms in which we should pay attention? What is to be done? Historically, the exchange process produced the accumulation of gold as a universal equivalent commodity which became money-commodity. At the same pace the production of gold reaches the circulation process, “gold […], in its crude state, becomes immediately, on its emergence from the bowels of the earth, the direct incarnation of all human labour” %%[[KV1C2P187L18</w:t>
+      </w:r>
+      <w:proofErr w:type="gramStart"/>
+      <w:r>
+        <w:rPr>
+          <w:rFonts w:ascii="Century" w:hAnsi="Century"/>
+        </w:rPr>
+        <w:t>]]%</w:t>
+      </w:r>
+      <w:proofErr w:type="gramEnd"/>
+      <w:r>
+        <w:rPr>
+          <w:rFonts w:ascii="Century" w:hAnsi="Century"/>
+        </w:rPr>
+        <w:t xml:space="preserve">%. </w:t>
       </w:r>
     </w:p>
     <w:p>
@@ -6323,21 +6972,7 @@
         <w:rPr>
           <w:rFonts w:ascii="Century" w:hAnsi="Century"/>
         </w:rPr>
-        <w:t>Is it not in the transition forms in which we should pay attention? What is to be done? Historically, the exchange process produced the accumulation of gold as a universal equivalent commodity which became money-commodity. At the same pace the production of gold reaches the circulation process, “gold […], in its crude state, becomes immediately, on its emergence from the bowels of the earth, the direct incarnation of all human labour” %%[[KV1C2P187L18</w:t>
-      </w:r>
-      <w:proofErr w:type="gramStart"/>
-      <w:r>
-        <w:rPr>
-          <w:rFonts w:ascii="Century" w:hAnsi="Century"/>
-        </w:rPr>
-        <w:t>]]%</w:t>
-      </w:r>
-      <w:proofErr w:type="gramEnd"/>
-      <w:r>
-        <w:rPr>
-          <w:rFonts w:ascii="Century" w:hAnsi="Century"/>
-        </w:rPr>
-        <w:t xml:space="preserve">%. </w:t>
+        <w:t xml:space="preserve">With the liberalization of gold price, since 1971, the total monetary system debased money from its elementary form. As if in that manner, the use-value of gold as the socially formed universally equivalent, would be suppressed, and replaced by certain specific currency (US Dollar), fixed by a hegemonic arrangement relying only on U.S. hegemony. </w:t>
       </w:r>
     </w:p>
     <w:p>
@@ -6351,14 +6986,89 @@
         <w:rPr>
           <w:rFonts w:ascii="Century" w:hAnsi="Century"/>
         </w:rPr>
-        <w:t xml:space="preserve">With the liberalization of gold price, since 1971, the total monetary system debased money from its elementary form. As if in that manner, the use-value of gold as the socially formed universally equivalent, would be suppressed, and </w:t>
-      </w:r>
-      <w:r>
-        <w:rPr>
-          <w:rFonts w:ascii="Century" w:hAnsi="Century"/>
-        </w:rPr>
-        <w:lastRenderedPageBreak/>
-        <w:t xml:space="preserve">replaced by certain specific currency (US Dollar), fixed by a hegemonic arrangement relying only on U.S. hegemony. </w:t>
+        <w:t>The liberalization of the price of money from its standard of price expressed in a fixed weight of gold as the elementary value form of money-commodity, raised the price of gold exponentially as well as propel another gold rush. But, as gold didn’t lose completely its properties, its physical properties as standard of price, central and international banks hoard it with extended voracity, while at the same time state capitalism is benefiting from the exponential upward of the gold-commodity price effecting in the exchange value of its national reserve gold fund. Is the total sum of the different prices of the money-commodity circulating as world money expressing “the direct incarnation of all human labour” through the production of gold?</w:t>
+      </w:r>
+      <w:r>
+        <w:rPr>
+          <w:rFonts w:ascii="Century" w:hAnsi="Century"/>
+        </w:rPr>
+        <w:t xml:space="preserve"> </w:t>
+      </w:r>
+      <w:r>
+        <w:rPr>
+          <w:rFonts w:ascii="Century" w:hAnsi="Century"/>
+        </w:rPr>
+        <w:t>Still considering gold production, the production of gold as a money-commodity, as the process on which the joint “social process of production in a purely atomistic way” %%[[KV1C2P187L20</w:t>
+      </w:r>
+      <w:proofErr w:type="gramStart"/>
+      <w:r>
+        <w:rPr>
+          <w:rFonts w:ascii="Century" w:hAnsi="Century"/>
+        </w:rPr>
+        <w:t>]]%</w:t>
+      </w:r>
+      <w:proofErr w:type="gramEnd"/>
+      <w:r>
+        <w:rPr>
+          <w:rFonts w:ascii="Century" w:hAnsi="Century"/>
+        </w:rPr>
+        <w:t>% “assume a material shape [the gold standard of price]. [W]</w:t>
+      </w:r>
+      <w:proofErr w:type="spellStart"/>
+      <w:r>
+        <w:rPr>
+          <w:rFonts w:ascii="Century" w:hAnsi="Century"/>
+        </w:rPr>
+        <w:t>hich</w:t>
+      </w:r>
+      <w:proofErr w:type="spellEnd"/>
+      <w:r>
+        <w:rPr>
+          <w:rFonts w:ascii="Century" w:hAnsi="Century"/>
+        </w:rPr>
+        <w:t xml:space="preserve"> [appropriation] is independent of their control and their conscious individual action” %%[[KV1C2P187L22</w:t>
+      </w:r>
+      <w:proofErr w:type="gramStart"/>
+      <w:r>
+        <w:rPr>
+          <w:rFonts w:ascii="Century" w:hAnsi="Century"/>
+        </w:rPr>
+        <w:t>]]%</w:t>
+      </w:r>
+      <w:proofErr w:type="gramEnd"/>
+      <w:r>
+        <w:rPr>
+          <w:rFonts w:ascii="Century" w:hAnsi="Century"/>
+        </w:rPr>
+        <w:t xml:space="preserve">%. </w:t>
+      </w:r>
+      <w:proofErr w:type="gramStart"/>
+      <w:r>
+        <w:rPr>
+          <w:rFonts w:ascii="Century" w:hAnsi="Century"/>
+        </w:rPr>
+        <w:t>%%[</w:t>
+      </w:r>
+      <w:proofErr w:type="gramEnd"/>
+      <w:r>
+        <w:rPr>
+          <w:rFonts w:ascii="Century" w:hAnsi="Century"/>
+        </w:rPr>
+        <w:t>[KV1C2P187L18</w:t>
+      </w:r>
+      <w:proofErr w:type="gramStart"/>
+      <w:r>
+        <w:rPr>
+          <w:rFonts w:ascii="Century" w:hAnsi="Century"/>
+        </w:rPr>
+        <w:t>]]%</w:t>
+      </w:r>
+      <w:proofErr w:type="gramEnd"/>
+      <w:r>
+        <w:rPr>
+          <w:rFonts w:ascii="Century" w:hAnsi="Century"/>
+        </w:rPr>
+        <w:t xml:space="preserve">%  </w:t>
       </w:r>
     </w:p>
     <w:p>
@@ -6372,63 +7082,7 @@
         <w:rPr>
           <w:rFonts w:ascii="Century" w:hAnsi="Century"/>
         </w:rPr>
-        <w:t>The liberalization of the price of money from its standard of price expressed in a fixed weight of gold as the elementary value form of money-commodity, raised the price of gold exponentially as well as propel another gold rush. But, as gold didn’t lose completely its properties, its physical properties as standard of price, central and international banks hoard it with extended voracity, while at the same time state capitalism is benefiting from the exponential upward of the gold-commodity price effecting in the exchange value of its national reserve gold fund. Is the total sum of the different prices of the money-commodity circulating as world money expressing “the direct incarnation of all human labour” %%[[KV1C2P187L18</w:t>
-      </w:r>
-      <w:proofErr w:type="gramStart"/>
-      <w:r>
-        <w:rPr>
-          <w:rFonts w:ascii="Century" w:hAnsi="Century"/>
-        </w:rPr>
-        <w:t>]]%</w:t>
-      </w:r>
-      <w:proofErr w:type="gramEnd"/>
-      <w:r>
-        <w:rPr>
-          <w:rFonts w:ascii="Century" w:hAnsi="Century"/>
-        </w:rPr>
-        <w:t>% through the production of gold? Still considering gold production, the production of gold as a money-commodity, as the process on which the joint “social process of production in a purely atomistic way” %%[[KV1C2P187L20</w:t>
-      </w:r>
-      <w:proofErr w:type="gramStart"/>
-      <w:r>
-        <w:rPr>
-          <w:rFonts w:ascii="Century" w:hAnsi="Century"/>
-        </w:rPr>
-        <w:t>]]%</w:t>
-      </w:r>
-      <w:proofErr w:type="gramEnd"/>
-      <w:r>
-        <w:rPr>
-          <w:rFonts w:ascii="Century" w:hAnsi="Century"/>
-        </w:rPr>
-        <w:t>% “assume a material shape [the gold standard of price]. [W]</w:t>
-      </w:r>
-      <w:proofErr w:type="spellStart"/>
-      <w:r>
-        <w:rPr>
-          <w:rFonts w:ascii="Century" w:hAnsi="Century"/>
-        </w:rPr>
-        <w:t>hich</w:t>
-      </w:r>
-      <w:proofErr w:type="spellEnd"/>
-      <w:r>
-        <w:rPr>
-          <w:rFonts w:ascii="Century" w:hAnsi="Century"/>
-        </w:rPr>
-        <w:t xml:space="preserve"> [appropriation] is independent of their control and their conscious individual action” %%[[KV1C2P187L22</w:t>
-      </w:r>
-      <w:proofErr w:type="gramStart"/>
-      <w:r>
-        <w:rPr>
-          <w:rFonts w:ascii="Century" w:hAnsi="Century"/>
-        </w:rPr>
-        <w:t>]]%</w:t>
-      </w:r>
-      <w:proofErr w:type="gramEnd"/>
-      <w:r>
-        <w:rPr>
-          <w:rFonts w:ascii="Century" w:hAnsi="Century"/>
-        </w:rPr>
-        <w:t xml:space="preserve">%. </w:t>
+        <w:t xml:space="preserve">Really, we know that the appropriation of gold is dependent on our control of the territories, cursed and not blessed by productive mines. The antimining struggles are in that sense, mediating between the chances and the social accidents which determine the realization of the accumulation of profits, produced by the exploitation of the total labour advanced in a certain period. Labour is in that sense, overdetermining the profit rate fall, not only as variable capital, but historically, getting back at the circulation process with the power of class struggle. </w:t>
       </w:r>
     </w:p>
     <w:p>
@@ -6442,28 +7096,7 @@
         <w:rPr>
           <w:rFonts w:ascii="Century" w:hAnsi="Century"/>
         </w:rPr>
-        <w:t xml:space="preserve">Really, we know that the appropriation of gold is dependent on our control of the territories, cursed and not blessed by productive mines. The antimining struggles are in that sense, mediating between the chances and the social accidents which determine the realization of the accumulation of profits, produced by the exploitation of the total labour advanced in a certain period. Labour is in that sense, overdetermining the profit rate fall, not only as variable capital, but historically, getting back at the circulation process with the power of class struggle. </w:t>
-      </w:r>
-    </w:p>
-    <w:p>
-      <w:pPr>
-        <w:spacing w:before="240" w:line="360" w:lineRule="auto"/>
-        <w:rPr>
-          <w:rFonts w:ascii="Century" w:hAnsi="Century"/>
-        </w:rPr>
-      </w:pPr>
-      <w:r>
-        <w:rPr>
-          <w:rFonts w:ascii="Century" w:hAnsi="Century"/>
-        </w:rPr>
-        <w:t xml:space="preserve">Also, while the imaginary, ideal, character of the money-form of value or price of the commodities, highlight the fictitious essence of money and its permanent expulsion from the circulation process of commodities (C-M-C); the relevance of </w:t>
-      </w:r>
-      <w:r>
-        <w:rPr>
-          <w:rFonts w:ascii="Century" w:hAnsi="Century"/>
-        </w:rPr>
-        <w:lastRenderedPageBreak/>
-        <w:t>the analysis of the standard of price for the study of the reproduction crisis of finance capital may be critical for the development of theoretical assumptions build over Marx’s critique to the political economy of the bourgeoisie society, considering the reforms to the gold standard of the international monetary system during 1968 and 1971, and its actual shift under the present critical juncture of transition to a new international monetary system, non-restricted by the dollar hegemony.</w:t>
+        <w:t>Also, while the imaginary, ideal, character of the money-form of value or price of the commodities, highlight the fictitious essence of money and its permanent expulsion from the circulation process of commodities (C-M-C); the relevance of the analysis of the standard of price for the study of the reproduction crisis of finance capital may be critical for the development of theoretical assumptions build over Marx’s critique to the political economy of the bourgeoisie society, considering the reforms to the gold standard of the international monetary system during 1968 and 1971, and its actual shift under the present critical juncture of transition to a new international monetary system, non-restricted by the dollar hegemony.</w:t>
       </w:r>
     </w:p>
     <w:sectPr>

--- a/obsidian-history-vault-master/09 courses/UCSB/Sociology UCSB/Kevin Anderson/Marx Seminar/KV1C2C3_vF.docx
+++ b/obsidian-history-vault-master/09 courses/UCSB/Sociology UCSB/Kevin Anderson/Marx Seminar/KV1C2C3_vF.docx
@@ -481,47 +481,11 @@
         </w:rPr>
         <w:t xml:space="preserve"> </w:t>
       </w:r>
-      <w:proofErr w:type="gramStart"/>
-      <w:r>
-        <w:rPr>
-          <w:rFonts w:ascii="Century" w:hAnsi="Century"/>
-        </w:rPr>
-        <w:t>%%[</w:t>
-      </w:r>
-      <w:proofErr w:type="gramEnd"/>
-      <w:r>
-        <w:rPr>
-          <w:rFonts w:ascii="Century" w:hAnsi="Century"/>
-        </w:rPr>
-        <w:t>[KV1C2P179L13</w:t>
-      </w:r>
-      <w:proofErr w:type="gramStart"/>
-      <w:r>
-        <w:rPr>
-          <w:rFonts w:ascii="Century" w:hAnsi="Century"/>
-        </w:rPr>
-        <w:t>]]%</w:t>
-      </w:r>
-      <w:proofErr w:type="gramEnd"/>
-      <w:r>
-        <w:rPr>
-          <w:rFonts w:ascii="Century" w:hAnsi="Century"/>
-        </w:rPr>
-        <w:t>%. %%[[KV1C2P179L15</w:t>
-      </w:r>
-      <w:proofErr w:type="gramStart"/>
-      <w:r>
-        <w:rPr>
-          <w:rFonts w:ascii="Century" w:hAnsi="Century"/>
-        </w:rPr>
-        <w:t>]]%</w:t>
-      </w:r>
-      <w:proofErr w:type="gramEnd"/>
-      <w:r>
-        <w:rPr>
-          <w:rFonts w:ascii="Century" w:hAnsi="Century"/>
-        </w:rPr>
-        <w:t>%</w:t>
+      <w:r>
+        <w:rPr>
+          <w:rFonts w:ascii="Century" w:hAnsi="Century"/>
+        </w:rPr>
+        <w:t>%%[[KV1C2P179L13]]%%. %%[[KV1C2P179L15]]%%</w:t>
       </w:r>
       <w:r>
         <w:rPr>
@@ -773,21 +737,7 @@
         <w:rPr>
           <w:rFonts w:ascii="Century" w:hAnsi="Century"/>
         </w:rPr>
-        <w:t>[KV1C2P180L24</w:t>
-      </w:r>
-      <w:proofErr w:type="gramStart"/>
-      <w:r>
-        <w:rPr>
-          <w:rFonts w:ascii="Century" w:hAnsi="Century"/>
-        </w:rPr>
-        <w:t>]]%</w:t>
-      </w:r>
-      <w:proofErr w:type="gramEnd"/>
-      <w:r>
-        <w:rPr>
-          <w:rFonts w:ascii="Century" w:hAnsi="Century"/>
-        </w:rPr>
-        <w:t>%.</w:t>
+        <w:t>[KV1C2P180L24]]%%.</w:t>
       </w:r>
     </w:p>
     <w:p>
@@ -1881,35 +1831,7 @@
         <w:rPr>
           <w:rFonts w:ascii="Century" w:hAnsi="Century"/>
         </w:rPr>
-        <w:t xml:space="preserve"> </w:t>
-      </w:r>
-      <w:proofErr w:type="gramStart"/>
-      <w:r>
-        <w:rPr>
-          <w:rFonts w:ascii="Century" w:hAnsi="Century"/>
-        </w:rPr>
-        <w:t>%%[</w:t>
-      </w:r>
-      <w:proofErr w:type="gramEnd"/>
-      <w:r>
-        <w:rPr>
-          <w:rFonts w:ascii="Century" w:hAnsi="Century"/>
-        </w:rPr>
-        <w:t>[KV1C2P182L34</w:t>
-      </w:r>
-      <w:proofErr w:type="gramStart"/>
-      <w:r>
-        <w:rPr>
-          <w:rFonts w:ascii="Century" w:hAnsi="Century"/>
-        </w:rPr>
-        <w:t>]]%</w:t>
-      </w:r>
-      <w:proofErr w:type="gramEnd"/>
-      <w:r>
-        <w:rPr>
-          <w:rFonts w:ascii="Century" w:hAnsi="Century"/>
-        </w:rPr>
-        <w:t>%</w:t>
+        <w:t xml:space="preserve"> %%[[KV1C2P182L34]]%%</w:t>
       </w:r>
       <w:r>
         <w:rPr>
@@ -1985,7 +1907,12 @@
         </w:rPr>
         <w:t xml:space="preserve">, </w:t>
       </w:r>
-      <w:proofErr w:type="gramStart"/>
+      <w:r>
+        <w:rPr>
+          <w:rFonts w:ascii="Century" w:hAnsi="Century"/>
+        </w:rPr>
+        <w:t xml:space="preserve">being </w:t>
+      </w:r>
       <w:r>
         <w:rPr>
           <w:rFonts w:ascii="Century" w:hAnsi="Century"/>
@@ -1998,7 +1925,6 @@
         </w:rPr>
         <w:t>mpleted</w:t>
       </w:r>
-      <w:proofErr w:type="gramEnd"/>
       <w:r>
         <w:rPr>
           <w:rFonts w:ascii="Century" w:hAnsi="Century"/>
@@ -2071,47 +1997,17 @@
         </w:rPr>
         <w:t xml:space="preserve">valorized as an ideally equivalent quantity of expended human labour. </w:t>
       </w:r>
-      <w:proofErr w:type="gramStart"/>
-      <w:r>
-        <w:rPr>
-          <w:rFonts w:ascii="Century" w:hAnsi="Century"/>
-        </w:rPr>
-        <w:t>%%[</w:t>
-      </w:r>
-      <w:proofErr w:type="gramEnd"/>
-      <w:r>
-        <w:rPr>
-          <w:rFonts w:ascii="Century" w:hAnsi="Century"/>
-        </w:rPr>
-        <w:t>[KV1C3P198L16</w:t>
-      </w:r>
-      <w:proofErr w:type="gramStart"/>
-      <w:r>
-        <w:rPr>
-          <w:rFonts w:ascii="Century" w:hAnsi="Century"/>
-        </w:rPr>
-        <w:t>]]%</w:t>
-      </w:r>
-      <w:proofErr w:type="gramEnd"/>
-      <w:r>
-        <w:rPr>
-          <w:rFonts w:ascii="Century" w:hAnsi="Century"/>
-        </w:rPr>
-        <w:t xml:space="preserve">%. </w:t>
-      </w:r>
-      <w:proofErr w:type="gramStart"/>
-      <w:r>
-        <w:rPr>
-          <w:rFonts w:ascii="Century" w:hAnsi="Century"/>
-        </w:rPr>
-        <w:t>%%[</w:t>
-      </w:r>
-      <w:proofErr w:type="gramEnd"/>
-      <w:r>
-        <w:rPr>
-          <w:rFonts w:ascii="Century" w:hAnsi="Century"/>
-        </w:rPr>
-        <w:t>[KV1C3P188</w:t>
+      <w:r>
+        <w:rPr>
+          <w:rFonts w:ascii="Century" w:hAnsi="Century"/>
+        </w:rPr>
+        <w:t xml:space="preserve">%%[[KV1C3P198L16]]%%. </w:t>
+      </w:r>
+      <w:r>
+        <w:rPr>
+          <w:rFonts w:ascii="Century" w:hAnsi="Century"/>
+        </w:rPr>
+        <w:t>%%[[KV1C3P188</w:t>
       </w:r>
       <w:r>
         <w:rPr>
@@ -2123,21 +2019,7 @@
         <w:rPr>
           <w:rFonts w:ascii="Century" w:hAnsi="Century"/>
         </w:rPr>
-        <w:t>L1</w:t>
-      </w:r>
-      <w:proofErr w:type="gramStart"/>
-      <w:r>
-        <w:rPr>
-          <w:rFonts w:ascii="Century" w:hAnsi="Century"/>
-        </w:rPr>
-        <w:t>]]%</w:t>
-      </w:r>
-      <w:proofErr w:type="gramEnd"/>
-      <w:r>
-        <w:rPr>
-          <w:rFonts w:ascii="Century" w:hAnsi="Century"/>
-        </w:rPr>
-        <w:t>%</w:t>
+        <w:t>L1]]%%</w:t>
       </w:r>
       <w:r>
         <w:rPr>
@@ -2509,33 +2391,11 @@
         </w:rPr>
         <w:t xml:space="preserve"> in its circulation toward its money-form of value. Besides its circulation as a means of payment, gold is then produced for hoarding. </w:t>
       </w:r>
-      <w:proofErr w:type="gramStart"/>
-      <w:r>
-        <w:rPr>
-          <w:rFonts w:ascii="Century" w:hAnsi="Century"/>
-        </w:rPr>
-        <w:t>%%[</w:t>
-      </w:r>
-      <w:proofErr w:type="gramEnd"/>
-      <w:r>
-        <w:rPr>
-          <w:rFonts w:ascii="Century" w:hAnsi="Century"/>
-        </w:rPr>
-        <w:t>[KV1C2P183L18</w:t>
-      </w:r>
-      <w:proofErr w:type="gramStart"/>
-      <w:r>
-        <w:rPr>
-          <w:rFonts w:ascii="Century" w:hAnsi="Century"/>
-        </w:rPr>
-        <w:t>]]%</w:t>
-      </w:r>
-      <w:proofErr w:type="gramEnd"/>
-      <w:r>
-        <w:rPr>
-          <w:rFonts w:ascii="Century" w:hAnsi="Century"/>
-        </w:rPr>
-        <w:t>%.</w:t>
+      <w:r>
+        <w:rPr>
+          <w:rFonts w:ascii="Century" w:hAnsi="Century"/>
+        </w:rPr>
+        <w:t>%%[[KV1C2P183L18]]%%.</w:t>
       </w:r>
     </w:p>
     <w:p>
@@ -2962,35 +2822,7 @@
         <w:rPr>
           <w:rFonts w:ascii="Century" w:hAnsi="Century"/>
         </w:rPr>
-        <w:t xml:space="preserve"> </w:t>
-      </w:r>
-      <w:proofErr w:type="gramStart"/>
-      <w:r>
-        <w:rPr>
-          <w:rFonts w:ascii="Century" w:hAnsi="Century"/>
-        </w:rPr>
-        <w:t>%%[</w:t>
-      </w:r>
-      <w:proofErr w:type="gramEnd"/>
-      <w:r>
-        <w:rPr>
-          <w:rFonts w:ascii="Century" w:hAnsi="Century"/>
-        </w:rPr>
-        <w:t>[KV1C3P231L8</w:t>
-      </w:r>
-      <w:proofErr w:type="gramStart"/>
-      <w:r>
-        <w:rPr>
-          <w:rFonts w:ascii="Century" w:hAnsi="Century"/>
-        </w:rPr>
-        <w:t>]]%</w:t>
-      </w:r>
-      <w:proofErr w:type="gramEnd"/>
-      <w:r>
-        <w:rPr>
-          <w:rFonts w:ascii="Century" w:hAnsi="Century"/>
-        </w:rPr>
-        <w:t xml:space="preserve">%. </w:t>
+        <w:t xml:space="preserve"> %%[[KV1C3P231L8]]%%. </w:t>
       </w:r>
     </w:p>
     <w:p>
@@ -3016,55 +2848,19 @@
         <w:rPr>
           <w:rFonts w:ascii="Century" w:hAnsi="Century"/>
         </w:rPr>
-        <w:t xml:space="preserve">ll the things are consumed by fire, and fire by all things, just as gold does for goods and goods for gold” (Herakleitos, Plutarch, Moralia, “The </w:t>
-      </w:r>
-      <w:proofErr w:type="spellStart"/>
-      <w:r>
-        <w:rPr>
-          <w:rFonts w:ascii="Century" w:hAnsi="Century"/>
-        </w:rPr>
-        <w:t>E at</w:t>
-      </w:r>
-      <w:proofErr w:type="spellEnd"/>
-      <w:r>
-        <w:rPr>
-          <w:rFonts w:ascii="Century" w:hAnsi="Century"/>
-        </w:rPr>
-        <w:t xml:space="preserve"> Delphi, 388D”).</w:t>
-      </w:r>
-      <w:r>
-        <w:rPr>
-          <w:rFonts w:ascii="Century" w:hAnsi="Century"/>
-        </w:rPr>
-        <w:t xml:space="preserve"> </w:t>
-      </w:r>
-      <w:proofErr w:type="gramStart"/>
-      <w:r>
-        <w:rPr>
-          <w:rFonts w:ascii="Century" w:hAnsi="Century"/>
-        </w:rPr>
-        <w:t>%%[</w:t>
-      </w:r>
-      <w:proofErr w:type="gramEnd"/>
-      <w:r>
-        <w:rPr>
-          <w:rFonts w:ascii="Century" w:hAnsi="Century"/>
-        </w:rPr>
-        <w:t>[KV1C2P186L24</w:t>
-      </w:r>
-      <w:proofErr w:type="gramStart"/>
-      <w:r>
-        <w:rPr>
-          <w:rFonts w:ascii="Century" w:hAnsi="Century"/>
-        </w:rPr>
-        <w:t>]]%</w:t>
-      </w:r>
-      <w:proofErr w:type="gramEnd"/>
-      <w:r>
-        <w:rPr>
-          <w:rFonts w:ascii="Century" w:hAnsi="Century"/>
-        </w:rPr>
-        <w:t>%</w:t>
+        <w:t>ll the things are consumed by fire, and fire by all things, just as gold does for goods and goods for gold” (Herakleitos, Plutarch, Moralia, “The E at Delphi, 388D”).</w:t>
+      </w:r>
+      <w:r>
+        <w:rPr>
+          <w:rFonts w:ascii="Century" w:hAnsi="Century"/>
+        </w:rPr>
+        <w:t xml:space="preserve"> </w:t>
+      </w:r>
+      <w:r>
+        <w:rPr>
+          <w:rFonts w:ascii="Century" w:hAnsi="Century"/>
+        </w:rPr>
+        <w:t>%%[[KV1C2P186L24]]%%</w:t>
       </w:r>
       <w:r>
         <w:rPr>
@@ -3170,19 +2966,11 @@
         </w:rPr>
         <w:t>8</w:t>
       </w:r>
-      <w:proofErr w:type="gramStart"/>
-      <w:r>
-        <w:rPr>
-          <w:rFonts w:ascii="Century" w:hAnsi="Century"/>
-        </w:rPr>
-        <w:t>]]%</w:t>
-      </w:r>
-      <w:proofErr w:type="gramEnd"/>
-      <w:r>
-        <w:rPr>
-          <w:rFonts w:ascii="Century" w:hAnsi="Century"/>
-        </w:rPr>
-        <w:t>%</w:t>
+      <w:r>
+        <w:rPr>
+          <w:rFonts w:ascii="Century" w:hAnsi="Century"/>
+        </w:rPr>
+        <w:t>]]%%</w:t>
       </w:r>
       <w:r>
         <w:rPr>
@@ -3492,33 +3280,11 @@
         </w:rPr>
         <w:t xml:space="preserve"> </w:t>
       </w:r>
-      <w:proofErr w:type="gramStart"/>
-      <w:r>
-        <w:rPr>
-          <w:rFonts w:ascii="Century" w:hAnsi="Century"/>
-        </w:rPr>
-        <w:t>%%[</w:t>
-      </w:r>
-      <w:proofErr w:type="gramEnd"/>
-      <w:r>
-        <w:rPr>
-          <w:rFonts w:ascii="Century" w:hAnsi="Century"/>
-        </w:rPr>
-        <w:t>[KV1C3P188L10</w:t>
-      </w:r>
-      <w:proofErr w:type="gramStart"/>
-      <w:r>
-        <w:rPr>
-          <w:rFonts w:ascii="Century" w:hAnsi="Century"/>
-        </w:rPr>
-        <w:t>]]%</w:t>
-      </w:r>
-      <w:proofErr w:type="gramEnd"/>
-      <w:r>
-        <w:rPr>
-          <w:rFonts w:ascii="Century" w:hAnsi="Century"/>
-        </w:rPr>
-        <w:t>%.</w:t>
+      <w:r>
+        <w:rPr>
+          <w:rFonts w:ascii="Century" w:hAnsi="Century"/>
+        </w:rPr>
+        <w:t>%%[[KV1C3P188L10]]%%.</w:t>
       </w:r>
       <w:r>
         <w:rPr>
@@ -3920,19 +3686,11 @@
         </w:rPr>
         <w:t>6</w:t>
       </w:r>
-      <w:proofErr w:type="gramStart"/>
-      <w:r>
-        <w:rPr>
-          <w:rFonts w:ascii="Century" w:hAnsi="Century"/>
-        </w:rPr>
-        <w:t>]]%</w:t>
-      </w:r>
-      <w:proofErr w:type="gramEnd"/>
-      <w:r>
-        <w:rPr>
-          <w:rFonts w:ascii="Century" w:hAnsi="Century"/>
-        </w:rPr>
-        <w:t>%</w:t>
+      <w:r>
+        <w:rPr>
+          <w:rFonts w:ascii="Century" w:hAnsi="Century"/>
+        </w:rPr>
+        <w:t>]]%%</w:t>
       </w:r>
       <w:r>
         <w:rPr>
@@ -4128,61 +3886,11 @@
         </w:rPr>
         <w:t xml:space="preserve"> labour time, as the common measure of value of commodities, and the money-form of value. </w:t>
       </w:r>
-      <w:proofErr w:type="gramStart"/>
-      <w:r>
-        <w:rPr>
-          <w:rFonts w:ascii="Century" w:hAnsi="Century"/>
-        </w:rPr>
-        <w:t>%%[</w:t>
-      </w:r>
-      <w:proofErr w:type="gramEnd"/>
-      <w:r>
-        <w:rPr>
-          <w:rFonts w:ascii="Century" w:hAnsi="Century"/>
-        </w:rPr>
-        <w:t>[KV1C3P189L1</w:t>
-      </w:r>
-      <w:proofErr w:type="gramStart"/>
-      <w:r>
-        <w:rPr>
-          <w:rFonts w:ascii="Century" w:hAnsi="Century"/>
-        </w:rPr>
-        <w:t>]]%</w:t>
-      </w:r>
-      <w:proofErr w:type="gramEnd"/>
-      <w:r>
-        <w:rPr>
-          <w:rFonts w:ascii="Century" w:hAnsi="Century"/>
-        </w:rPr>
-        <w:t xml:space="preserve">%. </w:t>
-      </w:r>
-      <w:proofErr w:type="gramStart"/>
-      <w:r>
-        <w:rPr>
-          <w:rFonts w:ascii="Century" w:hAnsi="Century"/>
-        </w:rPr>
-        <w:t>%%[</w:t>
-      </w:r>
-      <w:proofErr w:type="gramEnd"/>
-      <w:r>
-        <w:rPr>
-          <w:rFonts w:ascii="Century" w:hAnsi="Century"/>
-        </w:rPr>
-        <w:t>[KV1C3P197L1</w:t>
-      </w:r>
-      <w:proofErr w:type="gramStart"/>
-      <w:r>
-        <w:rPr>
-          <w:rFonts w:ascii="Century" w:hAnsi="Century"/>
-        </w:rPr>
-        <w:t>]]%</w:t>
-      </w:r>
-      <w:proofErr w:type="gramEnd"/>
-      <w:r>
-        <w:rPr>
-          <w:rFonts w:ascii="Century" w:hAnsi="Century"/>
-        </w:rPr>
-        <w:t>% %%[[KV1C3P193L1]]%%.</w:t>
+      <w:r>
+        <w:rPr>
+          <w:rFonts w:ascii="Century" w:hAnsi="Century"/>
+        </w:rPr>
+        <w:t>%%[[KV1C3P189L1]]%%. %%[[KV1C3P197L1]]%% %%[[KV1C3P193L1]]%%.</w:t>
       </w:r>
     </w:p>
     <w:p>
@@ -4800,89 +4508,17 @@
         </w:rPr>
         <w:t xml:space="preserve"> forms of appearance. </w:t>
       </w:r>
-      <w:proofErr w:type="gramStart"/>
-      <w:r>
-        <w:rPr>
-          <w:rFonts w:ascii="Century" w:hAnsi="Century"/>
-        </w:rPr>
-        <w:t>%%[</w:t>
-      </w:r>
-      <w:proofErr w:type="gramEnd"/>
-      <w:r>
-        <w:rPr>
-          <w:rFonts w:ascii="Century" w:hAnsi="Century"/>
-        </w:rPr>
-        <w:t>[KV1C3P192L20</w:t>
-      </w:r>
-      <w:proofErr w:type="gramStart"/>
-      <w:r>
-        <w:rPr>
-          <w:rFonts w:ascii="Century" w:hAnsi="Century"/>
-        </w:rPr>
-        <w:t>]]%</w:t>
-      </w:r>
-      <w:proofErr w:type="gramEnd"/>
-      <w:r>
-        <w:rPr>
-          <w:rFonts w:ascii="Century" w:hAnsi="Century"/>
-        </w:rPr>
-        <w:t xml:space="preserve">%. </w:t>
-      </w:r>
-      <w:proofErr w:type="gramStart"/>
-      <w:r>
-        <w:rPr>
-          <w:rFonts w:ascii="Century" w:hAnsi="Century"/>
-        </w:rPr>
-        <w:t>%%[</w:t>
-      </w:r>
-      <w:proofErr w:type="gramEnd"/>
-      <w:r>
-        <w:rPr>
-          <w:rFonts w:ascii="Century" w:hAnsi="Century"/>
-        </w:rPr>
-        <w:t>[KV1C3P197L1</w:t>
-      </w:r>
-      <w:proofErr w:type="gramStart"/>
-      <w:r>
-        <w:rPr>
-          <w:rFonts w:ascii="Century" w:hAnsi="Century"/>
-        </w:rPr>
-        <w:t>]]%</w:t>
-      </w:r>
-      <w:proofErr w:type="gramEnd"/>
-      <w:r>
-        <w:rPr>
-          <w:rFonts w:ascii="Century" w:hAnsi="Century"/>
-        </w:rPr>
-        <w:t xml:space="preserve">%. </w:t>
-      </w:r>
-      <w:proofErr w:type="gramStart"/>
-      <w:r>
-        <w:rPr>
-          <w:rFonts w:ascii="Century" w:hAnsi="Century"/>
-        </w:rPr>
-        <w:t>%%[</w:t>
-      </w:r>
-      <w:proofErr w:type="gramEnd"/>
-      <w:r>
-        <w:rPr>
-          <w:rFonts w:ascii="Century" w:hAnsi="Century"/>
-        </w:rPr>
-        <w:t>[KV1C3P196L24</w:t>
-      </w:r>
-      <w:proofErr w:type="gramStart"/>
-      <w:r>
-        <w:rPr>
-          <w:rFonts w:ascii="Century" w:hAnsi="Century"/>
-        </w:rPr>
-        <w:t>]]%</w:t>
-      </w:r>
-      <w:proofErr w:type="gramEnd"/>
-      <w:r>
-        <w:rPr>
-          <w:rFonts w:ascii="Century" w:hAnsi="Century"/>
-        </w:rPr>
-        <w:t>%.</w:t>
+      <w:r>
+        <w:rPr>
+          <w:rFonts w:ascii="Century" w:hAnsi="Century"/>
+        </w:rPr>
+        <w:t xml:space="preserve">%%[[KV1C3P192L20]]%%. </w:t>
+      </w:r>
+      <w:r>
+        <w:rPr>
+          <w:rFonts w:ascii="Century" w:hAnsi="Century"/>
+        </w:rPr>
+        <w:t>%%[[KV1C3P197L1]]%%. %%[[KV1C3P196L24]]%%.</w:t>
       </w:r>
     </w:p>
     <w:p>
@@ -5404,21 +5040,7 @@
         <w:rPr>
           <w:rFonts w:ascii="Century" w:hAnsi="Century"/>
         </w:rPr>
-        <w:t>%%[[KV1C3P199L10</w:t>
-      </w:r>
-      <w:proofErr w:type="gramStart"/>
-      <w:r>
-        <w:rPr>
-          <w:rFonts w:ascii="Century" w:hAnsi="Century"/>
-        </w:rPr>
-        <w:t>]]%</w:t>
-      </w:r>
-      <w:proofErr w:type="gramEnd"/>
-      <w:r>
-        <w:rPr>
-          <w:rFonts w:ascii="Century" w:hAnsi="Century"/>
-        </w:rPr>
-        <w:t>%</w:t>
+        <w:t>%%[[KV1C3P199L10]]%%</w:t>
       </w:r>
       <w:r>
         <w:rPr>
@@ -5444,7 +5066,6 @@
         </w:rPr>
         <w:t>]%%</w:t>
       </w:r>
-      <w:proofErr w:type="gramStart"/>
       <w:r>
         <w:rPr>
           <w:rFonts w:ascii="Century" w:hAnsi="Century"/>
@@ -5461,14 +5082,7 @@
         <w:rPr>
           <w:rFonts w:ascii="Century" w:hAnsi="Century"/>
         </w:rPr>
-        <w:t>%</w:t>
-      </w:r>
-      <w:proofErr w:type="gramEnd"/>
-      <w:r>
-        <w:rPr>
-          <w:rFonts w:ascii="Century" w:hAnsi="Century"/>
-        </w:rPr>
-        <w:t>%[[KV1C3P199L</w:t>
+        <w:t>%%[[KV1C3P199L</w:t>
       </w:r>
       <w:r>
         <w:rPr>
@@ -5562,61 +5176,17 @@
         </w:rPr>
         <w:t xml:space="preserve"> </w:t>
       </w:r>
-      <w:proofErr w:type="gramStart"/>
-      <w:r>
-        <w:rPr>
-          <w:rFonts w:ascii="Century" w:hAnsi="Century"/>
-        </w:rPr>
-        <w:t>%%[</w:t>
-      </w:r>
-      <w:proofErr w:type="gramEnd"/>
-      <w:r>
-        <w:rPr>
-          <w:rFonts w:ascii="Century" w:hAnsi="Century"/>
-        </w:rPr>
-        <w:t>[KV1C3P203L17</w:t>
-      </w:r>
-      <w:proofErr w:type="gramStart"/>
-      <w:r>
-        <w:rPr>
-          <w:rFonts w:ascii="Century" w:hAnsi="Century"/>
-        </w:rPr>
-        <w:t>]]%</w:t>
-      </w:r>
-      <w:proofErr w:type="gramEnd"/>
-      <w:r>
-        <w:rPr>
-          <w:rFonts w:ascii="Century" w:hAnsi="Century"/>
-        </w:rPr>
-        <w:t xml:space="preserve">%. </w:t>
-      </w:r>
-      <w:proofErr w:type="gramStart"/>
-      <w:r>
-        <w:rPr>
-          <w:rFonts w:ascii="Century" w:hAnsi="Century"/>
-        </w:rPr>
-        <w:t>%%[</w:t>
-      </w:r>
-      <w:proofErr w:type="gramEnd"/>
-      <w:r>
-        <w:rPr>
-          <w:rFonts w:ascii="Century" w:hAnsi="Century"/>
-        </w:rPr>
-        <w:t>[KV1C3P192L5</w:t>
-      </w:r>
-      <w:proofErr w:type="gramStart"/>
-      <w:r>
-        <w:rPr>
-          <w:rFonts w:ascii="Century" w:hAnsi="Century"/>
-        </w:rPr>
-        <w:t>]]%</w:t>
-      </w:r>
-      <w:proofErr w:type="gramEnd"/>
-      <w:r>
-        <w:rPr>
-          <w:rFonts w:ascii="Century" w:hAnsi="Century"/>
-        </w:rPr>
-        <w:t xml:space="preserve">% </w:t>
+      <w:r>
+        <w:rPr>
+          <w:rFonts w:ascii="Century" w:hAnsi="Century"/>
+        </w:rPr>
+        <w:t xml:space="preserve">%%[[KV1C3P203L17]]%%. </w:t>
+      </w:r>
+      <w:r>
+        <w:rPr>
+          <w:rFonts w:ascii="Century" w:hAnsi="Century"/>
+        </w:rPr>
+        <w:t xml:space="preserve">%%[[KV1C3P192L5]]%% </w:t>
       </w:r>
     </w:p>
     <w:p>
@@ -5648,21 +5218,7 @@
         <w:rPr>
           <w:rFonts w:ascii="Century" w:hAnsi="Century"/>
         </w:rPr>
-        <w:t>]</w:t>
-      </w:r>
-      <w:proofErr w:type="gramStart"/>
-      <w:r>
-        <w:rPr>
-          <w:rFonts w:ascii="Century" w:hAnsi="Century"/>
-        </w:rPr>
-        <w:t>he</w:t>
-      </w:r>
-      <w:proofErr w:type="gramEnd"/>
-      <w:r>
-        <w:rPr>
-          <w:rFonts w:ascii="Century" w:hAnsi="Century"/>
-        </w:rPr>
-        <w:t xml:space="preserve"> process of circulation, therefore, unlike the direct exchange of products</w:t>
+        <w:t>]he process of circulation, therefore, unlike the direct exchange of products</w:t>
       </w:r>
       <w:r>
         <w:rPr>
@@ -5710,49 +5266,13 @@
         <w:rPr>
           <w:rFonts w:ascii="Century" w:hAnsi="Century"/>
         </w:rPr>
-        <w:t xml:space="preserve">, is determined by the circulation of commodities, the circuit C-M-C always </w:t>
-      </w:r>
-      <w:proofErr w:type="gramStart"/>
-      <w:r>
-        <w:rPr>
-          <w:rFonts w:ascii="Century" w:hAnsi="Century"/>
-        </w:rPr>
-        <w:t>implicate</w:t>
-      </w:r>
-      <w:proofErr w:type="gramEnd"/>
-      <w:r>
-        <w:rPr>
-          <w:rFonts w:ascii="Century" w:hAnsi="Century"/>
-        </w:rPr>
-        <w:t xml:space="preserve"> the constant removal of money (M) from the commodity-owner in its first metamorphosis (C-M) to the other commodity-owner (M-C). </w:t>
-      </w:r>
-      <w:proofErr w:type="gramStart"/>
-      <w:r>
-        <w:rPr>
-          <w:rFonts w:ascii="Century" w:hAnsi="Century"/>
-        </w:rPr>
-        <w:t>%%[</w:t>
-      </w:r>
-      <w:proofErr w:type="gramEnd"/>
-      <w:r>
-        <w:rPr>
-          <w:rFonts w:ascii="Century" w:hAnsi="Century"/>
-        </w:rPr>
-        <w:t>[KV1C3P208L4</w:t>
-      </w:r>
-      <w:proofErr w:type="gramStart"/>
-      <w:r>
-        <w:rPr>
-          <w:rFonts w:ascii="Century" w:hAnsi="Century"/>
-        </w:rPr>
-        <w:t>]]%</w:t>
-      </w:r>
-      <w:proofErr w:type="gramEnd"/>
-      <w:r>
-        <w:rPr>
-          <w:rFonts w:ascii="Century" w:hAnsi="Century"/>
-        </w:rPr>
-        <w:t>%</w:t>
+        <w:t xml:space="preserve">, is determined by the circulation of commodities, the circuit C-M-C always implicate the constant removal of money (M) from the commodity-owner in its first metamorphosis (C-M) to the other commodity-owner (M-C). </w:t>
+      </w:r>
+      <w:r>
+        <w:rPr>
+          <w:rFonts w:ascii="Century" w:hAnsi="Century"/>
+        </w:rPr>
+        <w:t>%%[[KV1C3P208L4]]%%</w:t>
       </w:r>
       <w:r>
         <w:rPr>
@@ -5844,21 +5364,7 @@
         <w:rPr>
           <w:rFonts w:ascii="Century" w:hAnsi="Century"/>
         </w:rPr>
-        <w:t>%%[[KV1C3P211L21</w:t>
-      </w:r>
-      <w:proofErr w:type="gramStart"/>
-      <w:r>
-        <w:rPr>
-          <w:rFonts w:ascii="Century" w:hAnsi="Century"/>
-        </w:rPr>
-        <w:t>]]%</w:t>
-      </w:r>
-      <w:proofErr w:type="gramEnd"/>
-      <w:r>
-        <w:rPr>
-          <w:rFonts w:ascii="Century" w:hAnsi="Century"/>
-        </w:rPr>
-        <w:t>%</w:t>
+        <w:t>%%[[KV1C3P211L21]]%%</w:t>
       </w:r>
       <w:r>
         <w:rPr>
@@ -5928,33 +5434,11 @@
         </w:rPr>
         <w:t xml:space="preserve"> then, the circulation of the money-commodity (gold) is the expression of the total price of the commodities which exchange was mediated by money. </w:t>
       </w:r>
-      <w:proofErr w:type="gramStart"/>
-      <w:r>
-        <w:rPr>
-          <w:rFonts w:ascii="Century" w:hAnsi="Century"/>
-        </w:rPr>
-        <w:t>%%[</w:t>
-      </w:r>
-      <w:proofErr w:type="gramEnd"/>
-      <w:r>
-        <w:rPr>
-          <w:rFonts w:ascii="Century" w:hAnsi="Century"/>
-        </w:rPr>
-        <w:t>[KV1C3P213L3</w:t>
-      </w:r>
-      <w:proofErr w:type="gramStart"/>
-      <w:r>
-        <w:rPr>
-          <w:rFonts w:ascii="Century" w:hAnsi="Century"/>
-        </w:rPr>
-        <w:t>]][</w:t>
-      </w:r>
-      <w:proofErr w:type="gramEnd"/>
-      <w:r>
-        <w:rPr>
-          <w:rFonts w:ascii="Century" w:hAnsi="Century"/>
-        </w:rPr>
-        <w:t>[KV1C3P216L2]][[KV1C3P216L30]]%%</w:t>
+      <w:r>
+        <w:rPr>
+          <w:rFonts w:ascii="Century" w:hAnsi="Century"/>
+        </w:rPr>
+        <w:t>%%[[KV1C3P213L3]][[KV1C3P216L2]][[KV1C3P216L30]]%%</w:t>
       </w:r>
     </w:p>
     <w:p>
@@ -6024,33 +5508,11 @@
         </w:rPr>
         <w:t xml:space="preserve"> </w:t>
       </w:r>
-      <w:proofErr w:type="gramStart"/>
-      <w:r>
-        <w:rPr>
-          <w:rFonts w:ascii="Century" w:hAnsi="Century"/>
-        </w:rPr>
-        <w:t>%%[</w:t>
-      </w:r>
-      <w:proofErr w:type="gramEnd"/>
-      <w:r>
-        <w:rPr>
-          <w:rFonts w:ascii="Century" w:hAnsi="Century"/>
-        </w:rPr>
-        <w:t>[KV1C3P216L2</w:t>
-      </w:r>
-      <w:proofErr w:type="gramStart"/>
-      <w:r>
-        <w:rPr>
-          <w:rFonts w:ascii="Century" w:hAnsi="Century"/>
-        </w:rPr>
-        <w:t>]]%</w:t>
-      </w:r>
-      <w:proofErr w:type="gramEnd"/>
-      <w:r>
-        <w:rPr>
-          <w:rFonts w:ascii="Century" w:hAnsi="Century"/>
-        </w:rPr>
-        <w:t>%</w:t>
+      <w:r>
+        <w:rPr>
+          <w:rFonts w:ascii="Century" w:hAnsi="Century"/>
+        </w:rPr>
+        <w:t>%%[[KV1C3P216L2]]%%</w:t>
       </w:r>
       <w:r>
         <w:rPr>
@@ -6246,33 +5708,11 @@
         </w:rPr>
         <w:t xml:space="preserve"> </w:t>
       </w:r>
-      <w:proofErr w:type="gramStart"/>
-      <w:r>
-        <w:rPr>
-          <w:rFonts w:ascii="Century" w:hAnsi="Century"/>
-        </w:rPr>
-        <w:t>%%[</w:t>
-      </w:r>
-      <w:proofErr w:type="gramEnd"/>
-      <w:r>
-        <w:rPr>
-          <w:rFonts w:ascii="Century" w:hAnsi="Century"/>
-        </w:rPr>
-        <w:t>[KV1C3P225L28</w:t>
-      </w:r>
-      <w:proofErr w:type="gramStart"/>
-      <w:r>
-        <w:rPr>
-          <w:rFonts w:ascii="Century" w:hAnsi="Century"/>
-        </w:rPr>
-        <w:t>]]%</w:t>
-      </w:r>
-      <w:proofErr w:type="gramEnd"/>
-      <w:r>
-        <w:rPr>
-          <w:rFonts w:ascii="Century" w:hAnsi="Century"/>
-        </w:rPr>
-        <w:t>%%%[[KV1C3P227L24]]%%</w:t>
+      <w:r>
+        <w:rPr>
+          <w:rFonts w:ascii="Century" w:hAnsi="Century"/>
+        </w:rPr>
+        <w:t>%%[[KV1C3P225L28]]%%%%[[KV1C3P227L24]]%%</w:t>
       </w:r>
       <w:r>
         <w:rPr>
@@ -6454,35 +5894,7 @@
         <w:rPr>
           <w:rFonts w:ascii="Century" w:hAnsi="Century"/>
         </w:rPr>
-        <w:t xml:space="preserve"> </w:t>
-      </w:r>
-      <w:proofErr w:type="gramStart"/>
-      <w:r>
-        <w:rPr>
-          <w:rFonts w:ascii="Century" w:hAnsi="Century"/>
-        </w:rPr>
-        <w:t>%%[</w:t>
-      </w:r>
-      <w:proofErr w:type="gramEnd"/>
-      <w:r>
-        <w:rPr>
-          <w:rFonts w:ascii="Century" w:hAnsi="Century"/>
-        </w:rPr>
-        <w:t>[KV1C3P199L16</w:t>
-      </w:r>
-      <w:proofErr w:type="gramStart"/>
-      <w:r>
-        <w:rPr>
-          <w:rFonts w:ascii="Century" w:hAnsi="Century"/>
-        </w:rPr>
-        <w:t>]]%</w:t>
-      </w:r>
-      <w:proofErr w:type="gramEnd"/>
-      <w:r>
-        <w:rPr>
-          <w:rFonts w:ascii="Century" w:hAnsi="Century"/>
-        </w:rPr>
-        <w:t>%.</w:t>
+        <w:t xml:space="preserve"> %%[[KV1C3P199L16]]%%.</w:t>
       </w:r>
     </w:p>
     <w:p>
@@ -6528,33 +5940,11 @@
         </w:rPr>
         <w:t xml:space="preserve">. </w:t>
       </w:r>
-      <w:proofErr w:type="gramStart"/>
-      <w:r>
-        <w:rPr>
-          <w:rFonts w:ascii="Century" w:hAnsi="Century"/>
-        </w:rPr>
-        <w:t>%%[</w:t>
-      </w:r>
-      <w:proofErr w:type="gramEnd"/>
-      <w:r>
-        <w:rPr>
-          <w:rFonts w:ascii="Century" w:hAnsi="Century"/>
-        </w:rPr>
-        <w:t>[GNBIVP459L13</w:t>
-      </w:r>
-      <w:proofErr w:type="gramStart"/>
-      <w:r>
-        <w:rPr>
-          <w:rFonts w:ascii="Century" w:hAnsi="Century"/>
-        </w:rPr>
-        <w:t>]]%</w:t>
-      </w:r>
-      <w:proofErr w:type="gramEnd"/>
-      <w:r>
-        <w:rPr>
-          <w:rFonts w:ascii="Century" w:hAnsi="Century"/>
-        </w:rPr>
-        <w:t>%</w:t>
+      <w:r>
+        <w:rPr>
+          <w:rFonts w:ascii="Century" w:hAnsi="Century"/>
+        </w:rPr>
+        <w:t>%%[[GNBIVP459L13]]%%</w:t>
       </w:r>
       <w:r>
         <w:rPr>
@@ -6944,21 +6334,7 @@
         <w:rPr>
           <w:rFonts w:ascii="Century" w:hAnsi="Century"/>
         </w:rPr>
-        <w:t>Is it not in the transition forms in which we should pay attention? What is to be done? Historically, the exchange process produced the accumulation of gold as a universal equivalent commodity which became money-commodity. At the same pace the production of gold reaches the circulation process, “gold […], in its crude state, becomes immediately, on its emergence from the bowels of the earth, the direct incarnation of all human labour” %%[[KV1C2P187L18</w:t>
-      </w:r>
-      <w:proofErr w:type="gramStart"/>
-      <w:r>
-        <w:rPr>
-          <w:rFonts w:ascii="Century" w:hAnsi="Century"/>
-        </w:rPr>
-        <w:t>]]%</w:t>
-      </w:r>
-      <w:proofErr w:type="gramEnd"/>
-      <w:r>
-        <w:rPr>
-          <w:rFonts w:ascii="Century" w:hAnsi="Century"/>
-        </w:rPr>
-        <w:t xml:space="preserve">%. </w:t>
+        <w:t xml:space="preserve">Is it not in the transition forms in which we should pay attention? What is to be done? Historically, the exchange process produced the accumulation of gold as a universal equivalent commodity which became money-commodity. At the same pace the production of gold reaches the circulation process, “gold […], in its crude state, becomes immediately, on its emergence from the bowels of the earth, the direct incarnation of all human labour” %%[[KV1C2P187L18]]%%. </w:t>
       </w:r>
     </w:p>
     <w:p>
@@ -6998,77 +6374,25 @@
         <w:rPr>
           <w:rFonts w:ascii="Century" w:hAnsi="Century"/>
         </w:rPr>
-        <w:t>Still considering gold production, the production of gold as a money-commodity, as the process on which the joint “social process of production in a purely atomistic way” %%[[KV1C2P187L20</w:t>
-      </w:r>
-      <w:proofErr w:type="gramStart"/>
-      <w:r>
-        <w:rPr>
-          <w:rFonts w:ascii="Century" w:hAnsi="Century"/>
-        </w:rPr>
-        <w:t>]]%</w:t>
-      </w:r>
-      <w:proofErr w:type="gramEnd"/>
-      <w:r>
-        <w:rPr>
-          <w:rFonts w:ascii="Century" w:hAnsi="Century"/>
-        </w:rPr>
-        <w:t>% “assume a material shape [the gold standard of price]. [W]</w:t>
-      </w:r>
-      <w:proofErr w:type="spellStart"/>
-      <w:r>
-        <w:rPr>
-          <w:rFonts w:ascii="Century" w:hAnsi="Century"/>
-        </w:rPr>
-        <w:t>hich</w:t>
-      </w:r>
-      <w:proofErr w:type="spellEnd"/>
-      <w:r>
-        <w:rPr>
-          <w:rFonts w:ascii="Century" w:hAnsi="Century"/>
-        </w:rPr>
-        <w:t xml:space="preserve"> [appropriation] is independent of their control and their conscious individual action” %%[[KV1C2P187L22</w:t>
-      </w:r>
-      <w:proofErr w:type="gramStart"/>
-      <w:r>
-        <w:rPr>
-          <w:rFonts w:ascii="Century" w:hAnsi="Century"/>
-        </w:rPr>
-        <w:t>]]%</w:t>
-      </w:r>
-      <w:proofErr w:type="gramEnd"/>
-      <w:r>
-        <w:rPr>
-          <w:rFonts w:ascii="Century" w:hAnsi="Century"/>
-        </w:rPr>
-        <w:t xml:space="preserve">%. </w:t>
-      </w:r>
-      <w:proofErr w:type="gramStart"/>
-      <w:r>
-        <w:rPr>
-          <w:rFonts w:ascii="Century" w:hAnsi="Century"/>
-        </w:rPr>
-        <w:t>%%[</w:t>
-      </w:r>
-      <w:proofErr w:type="gramEnd"/>
-      <w:r>
-        <w:rPr>
-          <w:rFonts w:ascii="Century" w:hAnsi="Century"/>
-        </w:rPr>
-        <w:t>[KV1C2P187L18</w:t>
-      </w:r>
-      <w:proofErr w:type="gramStart"/>
-      <w:r>
-        <w:rPr>
-          <w:rFonts w:ascii="Century" w:hAnsi="Century"/>
-        </w:rPr>
-        <w:t>]]%</w:t>
-      </w:r>
-      <w:proofErr w:type="gramEnd"/>
-      <w:r>
-        <w:rPr>
-          <w:rFonts w:ascii="Century" w:hAnsi="Century"/>
-        </w:rPr>
-        <w:t xml:space="preserve">%  </w:t>
+        <w:t>Still considering gold production, the production of gold as a money-commodity, as the process on which the joint “social process of production in a purely atomistic way” %%[[KV1C2P187L20]]%% “assume a material shape [the gold standard of price]. [W]hich [appropriation] is independent of their control and their conscious individual action”</w:t>
+      </w:r>
+      <w:r>
+        <w:rPr>
+          <w:rFonts w:ascii="Century" w:hAnsi="Century"/>
+        </w:rPr>
+        <w:t>.</w:t>
+      </w:r>
+      <w:r>
+        <w:rPr>
+          <w:rFonts w:ascii="Century" w:hAnsi="Century"/>
+        </w:rPr>
+        <w:t xml:space="preserve"> %%[[KV1C2P187L22]]%%. </w:t>
+      </w:r>
+      <w:r>
+        <w:rPr>
+          <w:rFonts w:ascii="Century" w:hAnsi="Century"/>
+        </w:rPr>
+        <w:t xml:space="preserve">%%[[KV1C2P187L18]]%%  </w:t>
       </w:r>
     </w:p>
     <w:p>

--- a/obsidian-history-vault-master/09 courses/UCSB/Sociology UCSB/Kevin Anderson/Marx Seminar/KV1C2C3_vF.docx
+++ b/obsidian-history-vault-master/09 courses/UCSB/Sociology UCSB/Kevin Anderson/Marx Seminar/KV1C2C3_vF.docx
@@ -5,14 +5,16 @@
     <w:p>
       <w:pPr>
         <w:pStyle w:val="Ttulo"/>
+        <w:ind w:left="1440" w:hanging="1440"/>
       </w:pPr>
       <w:r>
-        <w:t>Short Paper on Chapter 2 and Chapter 3 of Capital Vol. 1</w:t>
+        <w:t>The subsumption of circulation over exchange and the forgotten determinants of value metamorphosis</w:t>
       </w:r>
     </w:p>
     <w:p>
       <w:pPr>
         <w:spacing w:before="240" w:line="360" w:lineRule="auto"/>
+        <w:ind w:left="1440" w:hanging="720"/>
         <w:rPr>
           <w:rFonts w:ascii="Century" w:hAnsi="Century"/>
         </w:rPr>
@@ -20,58 +22,139 @@
       <w:r>
         <w:rPr>
           <w:rFonts w:ascii="Century" w:hAnsi="Century"/>
-        </w:rPr>
-        <w:t xml:space="preserve">Devil lives in the details. Marx </w:t>
-      </w:r>
-      <w:r>
-        <w:rPr>
-          <w:rFonts w:ascii="Century" w:hAnsi="Century"/>
-        </w:rPr>
-        <w:t>traced</w:t>
-      </w:r>
-      <w:r>
-        <w:rPr>
-          <w:rFonts w:ascii="Century" w:hAnsi="Century"/>
-        </w:rPr>
-        <w:t xml:space="preserve"> the determinants of the exchange process </w:t>
-      </w:r>
-      <w:r>
-        <w:rPr>
-          <w:rFonts w:ascii="Century" w:hAnsi="Century"/>
-        </w:rPr>
-        <w:t>particularly</w:t>
-      </w:r>
-      <w:r>
-        <w:rPr>
-          <w:rFonts w:ascii="Century" w:hAnsi="Century"/>
-        </w:rPr>
-        <w:t xml:space="preserve"> </w:t>
-      </w:r>
-      <w:r>
-        <w:rPr>
-          <w:rFonts w:ascii="Century" w:hAnsi="Century"/>
-        </w:rPr>
-        <w:t>for</w:t>
-      </w:r>
-      <w:r>
-        <w:rPr>
-          <w:rFonts w:ascii="Century" w:hAnsi="Century"/>
-        </w:rPr>
-        <w:t xml:space="preserve"> bourgeois society, in its initial conditions. Which begins with the </w:t>
-      </w:r>
-      <w:r>
-        <w:rPr>
-          <w:rFonts w:ascii="Century" w:hAnsi="Century"/>
-          <w:i/>
-          <w:iCs/>
-        </w:rPr>
-        <w:t>social movement of commodities</w:t>
-      </w:r>
-      <w:r>
-        <w:rPr>
-          <w:rFonts w:ascii="Century" w:hAnsi="Century"/>
-        </w:rPr>
-        <w:t>, by one side, and of money</w:t>
+          <w:lang/>
+        </w:rPr>
+        <w:t>This text discusses Marx's analysis of the exchange process in bourgeois society, focusing on the subsumption of circulation over exchange and the determinants of value metamorphosis. It delves into the role of commodities, money, and gold in the exchange process, highlighting their significance in the development of</w:t>
+      </w:r>
+      <w:r>
+        <w:rPr>
+          <w:rFonts w:ascii="Century" w:hAnsi="Century"/>
+        </w:rPr>
+        <w:t xml:space="preserve"> </w:t>
+      </w:r>
+      <w:r>
+        <w:rPr>
+          <w:rFonts w:ascii="Century" w:hAnsi="Century"/>
+        </w:rPr>
+        <w:t>bourgeois societies</w:t>
+      </w:r>
+      <w:r>
+        <w:rPr>
+          <w:rFonts w:ascii="Century" w:hAnsi="Century"/>
+          <w:lang/>
+        </w:rPr>
+        <w:t xml:space="preserve">. The text </w:t>
+      </w:r>
+      <w:r>
+        <w:rPr>
+          <w:rFonts w:ascii="Century" w:hAnsi="Century"/>
+        </w:rPr>
+        <w:t xml:space="preserve">emphatically </w:t>
+      </w:r>
+      <w:r>
+        <w:rPr>
+          <w:rFonts w:ascii="Century" w:hAnsi="Century"/>
+          <w:lang/>
+        </w:rPr>
+        <w:t xml:space="preserve">addresses the historical and social implications of the circulation of money and commodities, </w:t>
+      </w:r>
+      <w:r>
+        <w:rPr>
+          <w:rFonts w:ascii="Century" w:hAnsi="Century"/>
+        </w:rPr>
+        <w:t>pl</w:t>
+      </w:r>
+      <w:r>
+        <w:rPr>
+          <w:rFonts w:ascii="Century" w:hAnsi="Century"/>
+        </w:rPr>
+        <w:t xml:space="preserve">acing special attention to the metamorphosis </w:t>
+      </w:r>
+      <w:r>
+        <w:rPr>
+          <w:rFonts w:ascii="Century" w:hAnsi="Century"/>
+          <w:lang/>
+        </w:rPr>
+        <w:t>of gold as a universal equivalent and measure of value</w:t>
+      </w:r>
+      <w:r>
+        <w:rPr>
+          <w:rFonts w:ascii="Century" w:hAnsi="Century"/>
+        </w:rPr>
+        <w:t>.</w:t>
+      </w:r>
+      <w:r>
+        <w:rPr>
+          <w:rFonts w:ascii="Century" w:hAnsi="Century"/>
+          <w:lang/>
+        </w:rPr>
+        <w:t xml:space="preserve"> Additionally, it explores the impact of colonialism and indigenous wealth on the circulation of gold and silver, leading to the formation of international capital bearers. The discussion concludes with insights into the complex relationships between commodities, money, and value within the capitalist system.</w:t>
+      </w:r>
+      <w:r>
+        <w:rPr>
+          <w:rFonts w:ascii="MS Mincho" w:eastAsia="MS Mincho" w:hAnsi="MS Mincho" w:cs="MS Mincho" w:hint="eastAsia"/>
+          <w:lang/>
+        </w:rPr>
+        <w:t> +</w:t>
+      </w:r>
+      <w:r>
+        <w:rPr>
+          <w:rFonts w:ascii="Century" w:hAnsi="Century"/>
+          <w:lang/>
+        </w:rPr>
+        <w:t xml:space="preserve">After the 1971 international financial reforms, the U.S. Dollar became the dominant currency detached from the price of gold, which led to the liberalization of gold prices and its circulation as a commodity. </w:t>
+      </w:r>
+      <w:r>
+        <w:rPr>
+          <w:rFonts w:ascii="Century" w:hAnsi="Century"/>
+        </w:rPr>
+        <w:t xml:space="preserve">Nevertheless, </w:t>
+      </w:r>
+      <w:r>
+        <w:rPr>
+          <w:rFonts w:ascii="Century" w:hAnsi="Century"/>
+        </w:rPr>
+        <w:t>g</w:t>
+      </w:r>
+      <w:r>
+        <w:rPr>
+          <w:rFonts w:ascii="Century" w:hAnsi="Century"/>
+          <w:lang/>
+        </w:rPr>
+        <w:t>old still holds value as real capital</w:t>
+      </w:r>
+      <w:r>
+        <w:rPr>
+          <w:rFonts w:ascii="Century" w:hAnsi="Century"/>
+        </w:rPr>
+        <w:t xml:space="preserve"> and </w:t>
+      </w:r>
+      <w:r>
+        <w:rPr>
+          <w:rFonts w:ascii="Century" w:hAnsi="Century"/>
+          <w:lang/>
+        </w:rPr>
+        <w:t>measure</w:t>
+      </w:r>
+      <w:r>
+        <w:rPr>
+          <w:rFonts w:ascii="Century" w:hAnsi="Century"/>
+        </w:rPr>
+        <w:t xml:space="preserve"> </w:t>
+      </w:r>
+      <w:r>
+        <w:rPr>
+          <w:rFonts w:ascii="Century" w:hAnsi="Century"/>
+        </w:rPr>
+        <w:t>unit</w:t>
+      </w:r>
+      <w:r>
+        <w:rPr>
+          <w:rFonts w:ascii="Century" w:hAnsi="Century"/>
+          <w:lang/>
+        </w:rPr>
+        <w:t xml:space="preserve"> of price</w:t>
       </w:r>
       <w:r>
         <w:rPr>
@@ -82,14 +165,99 @@
       <w:r>
         <w:rPr>
           <w:rFonts w:ascii="Century" w:hAnsi="Century"/>
-        </w:rPr>
-        <w:t xml:space="preserve"> in the other extreme of exchange relations.</w:t>
-      </w:r>
-      <w:r>
-        <w:rPr>
-          <w:rFonts w:ascii="Century" w:hAnsi="Century"/>
-        </w:rPr>
-        <w:t xml:space="preserve"> </w:t>
+          <w:lang/>
+        </w:rPr>
+        <w:t xml:space="preserve"> despite </w:t>
+      </w:r>
+      <w:r>
+        <w:rPr>
+          <w:rFonts w:ascii="Century" w:hAnsi="Century"/>
+        </w:rPr>
+        <w:t xml:space="preserve">the U.S. Dollar is </w:t>
+      </w:r>
+      <w:r>
+        <w:rPr>
+          <w:rFonts w:ascii="Century" w:hAnsi="Century"/>
+          <w:lang/>
+        </w:rPr>
+        <w:t xml:space="preserve">no longer </w:t>
+      </w:r>
+      <w:r>
+        <w:rPr>
+          <w:rFonts w:ascii="Century" w:hAnsi="Century"/>
+          <w:lang/>
+        </w:rPr>
+        <w:t>directly</w:t>
+      </w:r>
+      <w:r>
+        <w:rPr>
+          <w:rFonts w:ascii="Century" w:hAnsi="Century"/>
+        </w:rPr>
+        <w:t xml:space="preserve"> </w:t>
+      </w:r>
+      <w:r>
+        <w:rPr>
+          <w:rFonts w:ascii="Century" w:hAnsi="Century"/>
+        </w:rPr>
+        <w:t>tie</w:t>
+      </w:r>
+      <w:r>
+        <w:rPr>
+          <w:rFonts w:ascii="Century" w:hAnsi="Century"/>
+          <w:lang/>
+        </w:rPr>
+        <w:t xml:space="preserve"> </w:t>
+      </w:r>
+      <w:r>
+        <w:rPr>
+          <w:rFonts w:ascii="Century" w:hAnsi="Century"/>
+          <w:lang/>
+        </w:rPr>
+        <w:t xml:space="preserve">to the gold standard. </w:t>
+      </w:r>
+      <w:r>
+        <w:rPr>
+          <w:rFonts w:ascii="Century" w:hAnsi="Century"/>
+        </w:rPr>
+        <w:t>F</w:t>
+      </w:r>
+      <w:r>
+        <w:rPr>
+          <w:rFonts w:ascii="Century" w:hAnsi="Century"/>
+        </w:rPr>
+        <w:t xml:space="preserve">urthermore, </w:t>
+      </w:r>
+      <w:r>
+        <w:rPr>
+          <w:rFonts w:ascii="Century" w:hAnsi="Century"/>
+        </w:rPr>
+        <w:t>t</w:t>
+      </w:r>
+      <w:r>
+        <w:rPr>
+          <w:rFonts w:ascii="Century" w:hAnsi="Century"/>
+          <w:lang/>
+        </w:rPr>
+        <w:t xml:space="preserve">he significance of gold as a standard of price, its hoarding, and its role in circulation are central to understanding the complexities of the </w:t>
+      </w:r>
+      <w:r>
+        <w:rPr>
+          <w:rFonts w:ascii="Century" w:hAnsi="Century"/>
+        </w:rPr>
+        <w:t>wo</w:t>
+      </w:r>
+      <w:r>
+        <w:rPr>
+          <w:rFonts w:ascii="Century" w:hAnsi="Century"/>
+        </w:rPr>
+        <w:t>rld</w:t>
+      </w:r>
+      <w:r>
+        <w:rPr>
+          <w:rFonts w:ascii="Century" w:hAnsi="Century"/>
+          <w:lang/>
+        </w:rPr>
+        <w:t xml:space="preserve"> monetary system.</w:t>
       </w:r>
     </w:p>
     <w:p>
@@ -103,67 +271,82 @@
         <w:rPr>
           <w:rFonts w:ascii="Century" w:hAnsi="Century"/>
         </w:rPr>
-        <w:t xml:space="preserve">The first distinction presented by Marx as a determinant of the exchange process of the bourgeoisie society is the differentiation between the commodity and the bearer. For the [bearer] his commodity </w:t>
-      </w:r>
-      <w:r>
-        <w:rPr>
-          <w:rFonts w:ascii="Century" w:hAnsi="Century"/>
-        </w:rPr>
-        <w:t>has</w:t>
-      </w:r>
-      <w:r>
-        <w:rPr>
-          <w:rFonts w:ascii="Century" w:hAnsi="Century"/>
-        </w:rPr>
-        <w:t xml:space="preserve"> no direct use-value</w:t>
-      </w:r>
-      <w:r>
-        <w:rPr>
-          <w:rFonts w:ascii="Century" w:hAnsi="Century"/>
-        </w:rPr>
-        <w:t xml:space="preserve">. </w:t>
-      </w:r>
-      <w:r>
-        <w:rPr>
-          <w:rFonts w:ascii="Century" w:hAnsi="Century"/>
-        </w:rPr>
-        <w:t xml:space="preserve">For himself, it is only use-value as </w:t>
-      </w:r>
-      <w:r>
-        <w:rPr>
-          <w:rFonts w:ascii="Century" w:hAnsi="Century"/>
-        </w:rPr>
-        <w:t>a means</w:t>
-      </w:r>
-      <w:r>
-        <w:rPr>
-          <w:rFonts w:ascii="Century" w:hAnsi="Century"/>
-        </w:rPr>
-        <w:t xml:space="preserve"> of exchange. The second is the determination of a universal equivalent caused by the extension of the exchange process. From the perspective of the individual, each of the bearers treats his own commodity in exchange as the universal equivalent to all other commodities</w:t>
-      </w:r>
-      <w:r>
-        <w:rPr>
-          <w:rFonts w:ascii="Century" w:hAnsi="Century"/>
-        </w:rPr>
-        <w:t>, as use-values for being exchanged for an abstractly equivalent value to the living labour time embodied in its commodity-value form</w:t>
-      </w:r>
-      <w:r>
-        <w:rPr>
-          <w:rFonts w:ascii="Century" w:hAnsi="Century"/>
-        </w:rPr>
-        <w:t>.</w:t>
-      </w:r>
-      <w:r>
-        <w:rPr>
-          <w:rFonts w:ascii="Century" w:hAnsi="Century"/>
-        </w:rPr>
-        <w:t xml:space="preserve"> And the</w:t>
-      </w:r>
-      <w:r>
-        <w:rPr>
-          <w:rFonts w:ascii="Century" w:hAnsi="Century"/>
-        </w:rPr>
-        <w:t xml:space="preserve"> third corresponds to the transformation of gold, the money-commodity, into money-capital. </w:t>
+        <w:t xml:space="preserve">Devil lives in the details. Marx </w:t>
+      </w:r>
+      <w:r>
+        <w:rPr>
+          <w:rFonts w:ascii="Century" w:hAnsi="Century"/>
+        </w:rPr>
+        <w:t>traced</w:t>
+      </w:r>
+      <w:r>
+        <w:rPr>
+          <w:rFonts w:ascii="Century" w:hAnsi="Century"/>
+        </w:rPr>
+        <w:t xml:space="preserve"> the determinants of the exchange process </w:t>
+      </w:r>
+      <w:r>
+        <w:rPr>
+          <w:rFonts w:ascii="Century" w:hAnsi="Century"/>
+        </w:rPr>
+        <w:t>particularly</w:t>
+      </w:r>
+      <w:r>
+        <w:rPr>
+          <w:rFonts w:ascii="Century" w:hAnsi="Century"/>
+        </w:rPr>
+        <w:t xml:space="preserve"> </w:t>
+      </w:r>
+      <w:r>
+        <w:rPr>
+          <w:rFonts w:ascii="Century" w:hAnsi="Century"/>
+        </w:rPr>
+        <w:t>for</w:t>
+      </w:r>
+      <w:r>
+        <w:rPr>
+          <w:rFonts w:ascii="Century" w:hAnsi="Century"/>
+        </w:rPr>
+        <w:t xml:space="preserve"> bourgeois society, in its initial conditions. Which begins </w:t>
+      </w:r>
+      <w:r>
+        <w:rPr>
+          <w:rFonts w:ascii="Century" w:hAnsi="Century"/>
+        </w:rPr>
+        <w:lastRenderedPageBreak/>
+        <w:t xml:space="preserve">with the </w:t>
+      </w:r>
+      <w:r>
+        <w:rPr>
+          <w:rFonts w:ascii="Century" w:hAnsi="Century"/>
+          <w:i/>
+          <w:iCs/>
+        </w:rPr>
+        <w:t>social movement of commodities</w:t>
+      </w:r>
+      <w:r>
+        <w:rPr>
+          <w:rFonts w:ascii="Century" w:hAnsi="Century"/>
+        </w:rPr>
+        <w:t>, by one side, and of money</w:t>
+      </w:r>
+      <w:r>
+        <w:rPr>
+          <w:rFonts w:ascii="Century" w:hAnsi="Century"/>
+        </w:rPr>
+        <w:t>,</w:t>
+      </w:r>
+      <w:r>
+        <w:rPr>
+          <w:rFonts w:ascii="Century" w:hAnsi="Century"/>
+        </w:rPr>
+        <w:t xml:space="preserve"> in the other extreme of exchange relations.</w:t>
+      </w:r>
+      <w:r>
+        <w:rPr>
+          <w:rFonts w:ascii="Century" w:hAnsi="Century"/>
+        </w:rPr>
+        <w:t xml:space="preserve"> </w:t>
       </w:r>
     </w:p>
     <w:p>
@@ -177,315 +360,77 @@
         <w:rPr>
           <w:rFonts w:ascii="Century" w:hAnsi="Century"/>
         </w:rPr>
-        <w:t xml:space="preserve">In the transition between the exchange of </w:t>
-      </w:r>
-      <w:r>
-        <w:rPr>
-          <w:rFonts w:ascii="Century" w:hAnsi="Century"/>
-        </w:rPr>
-        <w:t>v</w:t>
-      </w:r>
-      <w:r>
-        <w:rPr>
-          <w:rFonts w:ascii="Century" w:hAnsi="Century"/>
-        </w:rPr>
-        <w:t xml:space="preserve">alues and the </w:t>
-      </w:r>
-      <w:r>
-        <w:rPr>
-          <w:rFonts w:ascii="Century" w:hAnsi="Century"/>
-        </w:rPr>
-        <w:t>circulation process</w:t>
-      </w:r>
-      <w:r>
-        <w:rPr>
-          <w:rFonts w:ascii="Century" w:hAnsi="Century"/>
-        </w:rPr>
-        <w:t>, there is a determinant</w:t>
-      </w:r>
-      <w:r>
-        <w:rPr>
-          <w:rFonts w:ascii="Century" w:hAnsi="Century"/>
-        </w:rPr>
-        <w:t xml:space="preserve"> </w:t>
-      </w:r>
-      <w:r>
-        <w:rPr>
-          <w:rFonts w:ascii="Century" w:hAnsi="Century"/>
-        </w:rPr>
-        <w:t xml:space="preserve">detail for the </w:t>
-      </w:r>
-      <w:r>
-        <w:rPr>
-          <w:rFonts w:ascii="Century" w:hAnsi="Century"/>
-        </w:rPr>
-        <w:t xml:space="preserve">development of the </w:t>
-      </w:r>
-      <w:r>
-        <w:rPr>
-          <w:rFonts w:ascii="Century" w:hAnsi="Century"/>
-        </w:rPr>
-        <w:t xml:space="preserve">concrete form </w:t>
-      </w:r>
-      <w:r>
-        <w:rPr>
-          <w:rFonts w:ascii="Century" w:hAnsi="Century"/>
-        </w:rPr>
-        <w:t xml:space="preserve">of </w:t>
-      </w:r>
-      <w:r>
-        <w:rPr>
-          <w:rFonts w:ascii="Century" w:hAnsi="Century"/>
-        </w:rPr>
-        <w:t xml:space="preserve">bourgeoisie </w:t>
-      </w:r>
-      <w:r>
-        <w:rPr>
-          <w:rFonts w:ascii="Century" w:hAnsi="Century"/>
-        </w:rPr>
-        <w:t>exchange process</w:t>
-      </w:r>
-      <w:r>
-        <w:rPr>
-          <w:rFonts w:ascii="Century" w:hAnsi="Century"/>
-        </w:rPr>
-        <w:t xml:space="preserve">. Being subsumed, absorbed by the circulation of money. </w:t>
-      </w:r>
-      <w:r>
-        <w:rPr>
-          <w:rFonts w:ascii="Century" w:hAnsi="Century"/>
-        </w:rPr>
-        <w:t>The</w:t>
-      </w:r>
-      <w:r>
-        <w:rPr>
-          <w:rFonts w:ascii="Century" w:hAnsi="Century"/>
-        </w:rPr>
-        <w:t xml:space="preserve"> historical expansion and intension of the process of exchange is also the process of taking everything that is possible to be treated as something to </w:t>
-      </w:r>
-      <w:r>
-        <w:rPr>
-          <w:rFonts w:ascii="Century" w:hAnsi="Century"/>
-        </w:rPr>
-        <w:t xml:space="preserve">be </w:t>
-      </w:r>
-      <w:r>
-        <w:rPr>
-          <w:rFonts w:ascii="Century" w:hAnsi="Century"/>
-        </w:rPr>
-        <w:t>appropriate</w:t>
-      </w:r>
-      <w:r>
-        <w:rPr>
-          <w:rFonts w:ascii="Century" w:hAnsi="Century"/>
-        </w:rPr>
-        <w:t xml:space="preserve">, as if it </w:t>
-      </w:r>
-      <w:r>
-        <w:rPr>
-          <w:rFonts w:ascii="Century" w:hAnsi="Century"/>
-        </w:rPr>
-        <w:t>is</w:t>
-      </w:r>
-      <w:r>
-        <w:rPr>
-          <w:rFonts w:ascii="Century" w:hAnsi="Century"/>
-        </w:rPr>
-        <w:t xml:space="preserve"> a commodity.</w:t>
-      </w:r>
-      <w:r>
-        <w:rPr>
-          <w:rFonts w:ascii="Century" w:hAnsi="Century"/>
-        </w:rPr>
-        <w:t xml:space="preserve"> </w:t>
-      </w:r>
-      <w:r>
-        <w:rPr>
-          <w:rFonts w:ascii="Century" w:hAnsi="Century"/>
-        </w:rPr>
-        <w:t>In that manner</w:t>
-      </w:r>
-      <w:r>
-        <w:rPr>
-          <w:rFonts w:ascii="Century" w:hAnsi="Century"/>
-        </w:rPr>
-        <w:t>,</w:t>
-      </w:r>
-      <w:r>
-        <w:rPr>
-          <w:rFonts w:ascii="Century" w:hAnsi="Century"/>
-        </w:rPr>
-        <w:t xml:space="preserve"> the </w:t>
-      </w:r>
-      <w:r>
-        <w:rPr>
-          <w:rFonts w:ascii="Century" w:hAnsi="Century"/>
-          <w:i/>
-          <w:iCs/>
-        </w:rPr>
-        <w:t>alienated being</w:t>
-      </w:r>
-      <w:r>
-        <w:rPr>
-          <w:rFonts w:ascii="Century" w:hAnsi="Century"/>
-        </w:rPr>
-        <w:t xml:space="preserve"> appears as the </w:t>
-      </w:r>
-      <w:r>
-        <w:rPr>
-          <w:rFonts w:ascii="Century" w:hAnsi="Century"/>
-          <w:i/>
-          <w:iCs/>
-        </w:rPr>
-        <w:t>bearer</w:t>
-      </w:r>
-      <w:r>
-        <w:rPr>
-          <w:rFonts w:ascii="Century" w:hAnsi="Century"/>
-          <w:i/>
-          <w:iCs/>
-        </w:rPr>
-        <w:t xml:space="preserve"> of alienable wealth</w:t>
-      </w:r>
-      <w:r>
-        <w:rPr>
-          <w:rFonts w:ascii="Century" w:hAnsi="Century"/>
-        </w:rPr>
-        <w:t xml:space="preserve">, seeking to receive in exchange an augmented magnitude of value in money-form. </w:t>
-      </w:r>
-      <w:r>
-        <w:rPr>
-          <w:rFonts w:ascii="Century" w:hAnsi="Century"/>
-        </w:rPr>
-        <w:t>Is it</w:t>
-      </w:r>
-      <w:r>
-        <w:rPr>
-          <w:rFonts w:ascii="Century" w:hAnsi="Century"/>
-        </w:rPr>
-        <w:t xml:space="preserve"> then m</w:t>
-      </w:r>
-      <w:r>
-        <w:rPr>
-          <w:rFonts w:ascii="Century" w:hAnsi="Century"/>
-        </w:rPr>
-        <w:t>ore than a living detail</w:t>
-      </w:r>
-      <w:r>
-        <w:rPr>
-          <w:rFonts w:ascii="Century" w:hAnsi="Century"/>
-        </w:rPr>
-        <w:t>?</w:t>
-      </w:r>
-      <w:r>
-        <w:rPr>
-          <w:rFonts w:ascii="Century" w:hAnsi="Century"/>
-        </w:rPr>
-        <w:t xml:space="preserve"> </w:t>
-      </w:r>
-      <w:r>
-        <w:rPr>
-          <w:rFonts w:ascii="Century" w:hAnsi="Century"/>
-        </w:rPr>
-        <w:t>A</w:t>
-      </w:r>
-      <w:r>
-        <w:rPr>
-          <w:rFonts w:ascii="Century" w:hAnsi="Century"/>
-        </w:rPr>
-        <w:t xml:space="preserve"> particular </w:t>
-      </w:r>
-      <w:r>
-        <w:rPr>
-          <w:rFonts w:ascii="Century" w:hAnsi="Century"/>
-          <w:i/>
-          <w:iCs/>
-        </w:rPr>
-        <w:t>social accident</w:t>
-      </w:r>
-      <w:r>
-        <w:rPr>
-          <w:rFonts w:ascii="Century" w:hAnsi="Century"/>
-        </w:rPr>
-        <w:t xml:space="preserve"> lies in the initial conditions of the process of commodity exchange.</w:t>
-      </w:r>
-      <w:r>
-        <w:rPr>
-          <w:rFonts w:ascii="Century" w:hAnsi="Century"/>
-        </w:rPr>
-        <w:t xml:space="preserve"> </w:t>
-      </w:r>
-      <w:r>
-        <w:rPr>
-          <w:rFonts w:ascii="Century" w:hAnsi="Century"/>
-        </w:rPr>
-        <w:t xml:space="preserve">Is it </w:t>
-      </w:r>
-      <w:r>
-        <w:rPr>
-          <w:rFonts w:ascii="Century" w:hAnsi="Century"/>
-        </w:rPr>
-        <w:t>the mechanical and unreflective</w:t>
-      </w:r>
-      <w:r>
-        <w:rPr>
-          <w:rFonts w:ascii="Century" w:hAnsi="Century"/>
-        </w:rPr>
-        <w:t xml:space="preserve"> </w:t>
-      </w:r>
-      <w:r>
-        <w:rPr>
-          <w:rFonts w:ascii="Century" w:hAnsi="Century"/>
-        </w:rPr>
-        <w:t>movement</w:t>
-      </w:r>
-      <w:r>
-        <w:rPr>
-          <w:rFonts w:ascii="Century" w:hAnsi="Century"/>
-        </w:rPr>
-        <w:t xml:space="preserve"> of </w:t>
-      </w:r>
-      <w:r>
-        <w:rPr>
-          <w:rFonts w:ascii="Century" w:hAnsi="Century"/>
-        </w:rPr>
-        <w:t>u</w:t>
-      </w:r>
-      <w:r>
-        <w:rPr>
-          <w:rFonts w:ascii="Century" w:hAnsi="Century"/>
-        </w:rPr>
-        <w:t>n</w:t>
-      </w:r>
-      <w:r>
-        <w:rPr>
-          <w:rFonts w:ascii="Century" w:hAnsi="Century"/>
-        </w:rPr>
-        <w:t xml:space="preserve">ethical application of the logic of dialectics, the power of alienation, therefore appropriation of something not being for </w:t>
-      </w:r>
-      <w:r>
-        <w:rPr>
-          <w:rFonts w:ascii="Century" w:hAnsi="Century"/>
-        </w:rPr>
-        <w:t>appropriation</w:t>
-      </w:r>
-      <w:r>
-        <w:rPr>
-          <w:rFonts w:ascii="Century" w:hAnsi="Century"/>
-        </w:rPr>
-        <w:t>?</w:t>
-      </w:r>
-      <w:r>
-        <w:rPr>
-          <w:rFonts w:ascii="Century" w:hAnsi="Century"/>
-        </w:rPr>
-        <w:t xml:space="preserve"> </w:t>
-      </w:r>
-      <w:r>
-        <w:rPr>
-          <w:rFonts w:ascii="Century" w:hAnsi="Century"/>
-        </w:rPr>
-        <w:t>%%[[KV1C2P179L13]]%%. %%[[KV1C2P179L15]]%%</w:t>
+        <w:t xml:space="preserve">The first distinction presented by Marx as a determinant of the exchange process of the bourgeoisie society is the differentiation between the commodity and the bearer. For the </w:t>
+      </w:r>
+      <w:proofErr w:type="gramStart"/>
+      <w:r>
+        <w:rPr>
+          <w:rFonts w:ascii="Century" w:hAnsi="Century"/>
+        </w:rPr>
+        <w:t>[bearer]</w:t>
+      </w:r>
+      <w:proofErr w:type="gramEnd"/>
+      <w:r>
+        <w:rPr>
+          <w:rFonts w:ascii="Century" w:hAnsi="Century"/>
+        </w:rPr>
+        <w:t xml:space="preserve"> his commodity </w:t>
+      </w:r>
+      <w:r>
+        <w:rPr>
+          <w:rFonts w:ascii="Century" w:hAnsi="Century"/>
+        </w:rPr>
+        <w:t>has</w:t>
+      </w:r>
+      <w:r>
+        <w:rPr>
+          <w:rFonts w:ascii="Century" w:hAnsi="Century"/>
+        </w:rPr>
+        <w:t xml:space="preserve"> no direct use-value</w:t>
+      </w:r>
+      <w:r>
+        <w:rPr>
+          <w:rFonts w:ascii="Century" w:hAnsi="Century"/>
+        </w:rPr>
+        <w:t xml:space="preserve">. </w:t>
+      </w:r>
+      <w:r>
+        <w:rPr>
+          <w:rFonts w:ascii="Century" w:hAnsi="Century"/>
+        </w:rPr>
+        <w:t xml:space="preserve">For himself, it is only use-value as </w:t>
+      </w:r>
+      <w:r>
+        <w:rPr>
+          <w:rFonts w:ascii="Century" w:hAnsi="Century"/>
+        </w:rPr>
+        <w:t>a means</w:t>
+      </w:r>
+      <w:r>
+        <w:rPr>
+          <w:rFonts w:ascii="Century" w:hAnsi="Century"/>
+        </w:rPr>
+        <w:t xml:space="preserve"> of exchange. The second is the determination of a universal equivalent caused by the extension of the exchange process. From the perspective of the individual, each of the bearers treats his own commodity in exchange as the universal equivalent to all other commodities</w:t>
+      </w:r>
+      <w:r>
+        <w:rPr>
+          <w:rFonts w:ascii="Century" w:hAnsi="Century"/>
+        </w:rPr>
+        <w:t xml:space="preserve">, as use-values for </w:t>
+      </w:r>
+      <w:proofErr w:type="gramStart"/>
+      <w:r>
+        <w:rPr>
+          <w:rFonts w:ascii="Century" w:hAnsi="Century"/>
+        </w:rPr>
+        <w:t>being exchanged</w:t>
+      </w:r>
+      <w:proofErr w:type="gramEnd"/>
+      <w:r>
+        <w:rPr>
+          <w:rFonts w:ascii="Century" w:hAnsi="Century"/>
+        </w:rPr>
+        <w:t xml:space="preserve"> for an abstractly equivalent value to the living labour time embodied in its commodity-value form</w:t>
       </w:r>
       <w:r>
         <w:rPr>
@@ -497,13 +442,13 @@
         <w:rPr>
           <w:rFonts w:ascii="Century" w:hAnsi="Century"/>
         </w:rPr>
-        <w:t>%%[[LCWV38P108L17]]%%</w:t>
-      </w:r>
-      <w:r>
-        <w:rPr>
-          <w:rFonts w:ascii="Century" w:hAnsi="Century"/>
-        </w:rPr>
-        <w:t>.</w:t>
+        <w:t xml:space="preserve"> And the</w:t>
+      </w:r>
+      <w:r>
+        <w:rPr>
+          <w:rFonts w:ascii="Century" w:hAnsi="Century"/>
+        </w:rPr>
+        <w:t xml:space="preserve"> third corresponds to the transformation of gold, the money-commodity, into money-capital. </w:t>
       </w:r>
     </w:p>
     <w:p>
@@ -517,7 +462,173 @@
         <w:rPr>
           <w:rFonts w:ascii="Century" w:hAnsi="Century"/>
         </w:rPr>
-        <w:t xml:space="preserve">The determinants of the exchange process are rooted in the history of </w:t>
+        <w:t xml:space="preserve">In the transition between the exchange of </w:t>
+      </w:r>
+      <w:r>
+        <w:rPr>
+          <w:rFonts w:ascii="Century" w:hAnsi="Century"/>
+        </w:rPr>
+        <w:t>v</w:t>
+      </w:r>
+      <w:r>
+        <w:rPr>
+          <w:rFonts w:ascii="Century" w:hAnsi="Century"/>
+        </w:rPr>
+        <w:t xml:space="preserve">alues and the </w:t>
+      </w:r>
+      <w:r>
+        <w:rPr>
+          <w:rFonts w:ascii="Century" w:hAnsi="Century"/>
+        </w:rPr>
+        <w:t>circulation process</w:t>
+      </w:r>
+      <w:r>
+        <w:rPr>
+          <w:rFonts w:ascii="Century" w:hAnsi="Century"/>
+        </w:rPr>
+        <w:t>, there is a determinant</w:t>
+      </w:r>
+      <w:r>
+        <w:rPr>
+          <w:rFonts w:ascii="Century" w:hAnsi="Century"/>
+        </w:rPr>
+        <w:t xml:space="preserve"> </w:t>
+      </w:r>
+      <w:r>
+        <w:rPr>
+          <w:rFonts w:ascii="Century" w:hAnsi="Century"/>
+        </w:rPr>
+        <w:t xml:space="preserve">detail for the </w:t>
+      </w:r>
+      <w:r>
+        <w:rPr>
+          <w:rFonts w:ascii="Century" w:hAnsi="Century"/>
+        </w:rPr>
+        <w:t xml:space="preserve">development of the </w:t>
+      </w:r>
+      <w:r>
+        <w:rPr>
+          <w:rFonts w:ascii="Century" w:hAnsi="Century"/>
+        </w:rPr>
+        <w:t xml:space="preserve">concrete form </w:t>
+      </w:r>
+      <w:r>
+        <w:rPr>
+          <w:rFonts w:ascii="Century" w:hAnsi="Century"/>
+        </w:rPr>
+        <w:t xml:space="preserve">of </w:t>
+      </w:r>
+      <w:r>
+        <w:rPr>
+          <w:rFonts w:ascii="Century" w:hAnsi="Century"/>
+        </w:rPr>
+        <w:t xml:space="preserve">bourgeoisie </w:t>
+      </w:r>
+      <w:r>
+        <w:rPr>
+          <w:rFonts w:ascii="Century" w:hAnsi="Century"/>
+        </w:rPr>
+        <w:t>exchange process</w:t>
+      </w:r>
+      <w:r>
+        <w:rPr>
+          <w:rFonts w:ascii="Century" w:hAnsi="Century"/>
+        </w:rPr>
+        <w:t xml:space="preserve">. </w:t>
+      </w:r>
+      <w:proofErr w:type="gramStart"/>
+      <w:r>
+        <w:rPr>
+          <w:rFonts w:ascii="Century" w:hAnsi="Century"/>
+        </w:rPr>
+        <w:t>Being subsumed</w:t>
+      </w:r>
+      <w:proofErr w:type="gramEnd"/>
+      <w:r>
+        <w:rPr>
+          <w:rFonts w:ascii="Century" w:hAnsi="Century"/>
+        </w:rPr>
+        <w:t xml:space="preserve">, absorbed by the circulation of money. </w:t>
+      </w:r>
+      <w:r>
+        <w:rPr>
+          <w:rFonts w:ascii="Century" w:hAnsi="Century"/>
+        </w:rPr>
+        <w:t>The</w:t>
+      </w:r>
+      <w:r>
+        <w:rPr>
+          <w:rFonts w:ascii="Century" w:hAnsi="Century"/>
+        </w:rPr>
+        <w:t xml:space="preserve"> historical expansion and intension of the process of exchange is also the process of taking everything that is possible to </w:t>
+      </w:r>
+      <w:proofErr w:type="gramStart"/>
+      <w:r>
+        <w:rPr>
+          <w:rFonts w:ascii="Century" w:hAnsi="Century"/>
+        </w:rPr>
+        <w:t>be treated</w:t>
+      </w:r>
+      <w:proofErr w:type="gramEnd"/>
+      <w:r>
+        <w:rPr>
+          <w:rFonts w:ascii="Century" w:hAnsi="Century"/>
+        </w:rPr>
+        <w:t xml:space="preserve"> as something to </w:t>
+      </w:r>
+      <w:r>
+        <w:rPr>
+          <w:rFonts w:ascii="Century" w:hAnsi="Century"/>
+        </w:rPr>
+        <w:t xml:space="preserve">be </w:t>
+      </w:r>
+      <w:r>
+        <w:rPr>
+          <w:rFonts w:ascii="Century" w:hAnsi="Century"/>
+        </w:rPr>
+        <w:t>appropriate</w:t>
+      </w:r>
+      <w:r>
+        <w:rPr>
+          <w:rFonts w:ascii="Century" w:hAnsi="Century"/>
+        </w:rPr>
+        <w:t xml:space="preserve">, as if it </w:t>
+      </w:r>
+      <w:r>
+        <w:rPr>
+          <w:rFonts w:ascii="Century" w:hAnsi="Century"/>
+        </w:rPr>
+        <w:t>is</w:t>
+      </w:r>
+      <w:r>
+        <w:rPr>
+          <w:rFonts w:ascii="Century" w:hAnsi="Century"/>
+        </w:rPr>
+        <w:t xml:space="preserve"> a commodity.</w:t>
+      </w:r>
+      <w:r>
+        <w:rPr>
+          <w:rFonts w:ascii="Century" w:hAnsi="Century"/>
+        </w:rPr>
+        <w:t xml:space="preserve"> </w:t>
+      </w:r>
+      <w:r>
+        <w:rPr>
+          <w:rFonts w:ascii="Century" w:hAnsi="Century"/>
+        </w:rPr>
+        <w:t>In that manner</w:t>
+      </w:r>
+      <w:r>
+        <w:rPr>
+          <w:rFonts w:ascii="Century" w:hAnsi="Century"/>
+        </w:rPr>
+        <w:t>,</w:t>
+      </w:r>
+      <w:r>
+        <w:rPr>
+          <w:rFonts w:ascii="Century" w:hAnsi="Century"/>
+        </w:rPr>
+        <w:t xml:space="preserve"> the </w:t>
       </w:r>
       <w:r>
         <w:rPr>
@@ -525,163 +636,13 @@
           <w:i/>
           <w:iCs/>
         </w:rPr>
-        <w:t>the formal social movement of the commodities</w:t>
-      </w:r>
-      <w:r>
-        <w:rPr>
-          <w:rFonts w:ascii="Century" w:hAnsi="Century"/>
-        </w:rPr>
-        <w:t>.</w:t>
-      </w:r>
-      <w:r>
-        <w:rPr>
-          <w:rFonts w:ascii="Century" w:hAnsi="Century"/>
-        </w:rPr>
-        <w:t xml:space="preserve"> </w:t>
-      </w:r>
-      <w:r>
-        <w:rPr>
-          <w:rFonts w:ascii="Century" w:hAnsi="Century"/>
-        </w:rPr>
-        <w:t>Indeed,</w:t>
-      </w:r>
-      <w:r>
-        <w:rPr>
-          <w:rFonts w:ascii="Century" w:hAnsi="Century"/>
-        </w:rPr>
-        <w:t xml:space="preserve"> th</w:t>
-      </w:r>
-      <w:r>
-        <w:rPr>
-          <w:rFonts w:ascii="Century" w:hAnsi="Century"/>
-        </w:rPr>
-        <w:t>e</w:t>
-      </w:r>
-      <w:r>
-        <w:rPr>
-          <w:rFonts w:ascii="Century" w:hAnsi="Century"/>
-        </w:rPr>
-        <w:t xml:space="preserve"> upward </w:t>
-      </w:r>
-      <w:r>
-        <w:rPr>
-          <w:rFonts w:ascii="Century" w:hAnsi="Century"/>
-        </w:rPr>
-        <w:t>scale-shift</w:t>
-      </w:r>
-      <w:r>
-        <w:rPr>
-          <w:rFonts w:ascii="Century" w:hAnsi="Century"/>
-        </w:rPr>
-        <w:t xml:space="preserve"> of the exchange process</w:t>
-      </w:r>
-      <w:r>
-        <w:rPr>
-          <w:rFonts w:ascii="Century" w:hAnsi="Century"/>
-        </w:rPr>
-        <w:t xml:space="preserve"> require</w:t>
-      </w:r>
-      <w:r>
-        <w:rPr>
-          <w:rFonts w:ascii="Century" w:hAnsi="Century"/>
-        </w:rPr>
-        <w:t>d</w:t>
-      </w:r>
-      <w:r>
-        <w:rPr>
-          <w:rFonts w:ascii="Century" w:hAnsi="Century"/>
-        </w:rPr>
-        <w:t xml:space="preserve"> a relative form of value reached </w:t>
-      </w:r>
-      <w:r>
-        <w:rPr>
-          <w:rFonts w:ascii="Century" w:hAnsi="Century"/>
-        </w:rPr>
-        <w:t>by the</w:t>
-      </w:r>
-      <w:r>
-        <w:rPr>
-          <w:rFonts w:ascii="Century" w:hAnsi="Century"/>
-        </w:rPr>
-        <w:t xml:space="preserve"> commodity </w:t>
-      </w:r>
-      <w:r>
-        <w:rPr>
-          <w:rFonts w:ascii="Century" w:hAnsi="Century"/>
-        </w:rPr>
-        <w:t xml:space="preserve">that </w:t>
-      </w:r>
-      <w:r>
-        <w:rPr>
-          <w:rFonts w:ascii="Century" w:hAnsi="Century"/>
-        </w:rPr>
-        <w:t xml:space="preserve">is </w:t>
-      </w:r>
-      <w:r>
-        <w:rPr>
-          <w:rFonts w:ascii="Century" w:hAnsi="Century"/>
-        </w:rPr>
-        <w:t>at the same time</w:t>
-      </w:r>
-      <w:r>
-        <w:rPr>
-          <w:rFonts w:ascii="Century" w:hAnsi="Century"/>
-        </w:rPr>
-        <w:t xml:space="preserve"> commodity and money: gold</w:t>
-      </w:r>
-      <w:r>
-        <w:rPr>
-          <w:rFonts w:ascii="Century" w:hAnsi="Century"/>
-        </w:rPr>
-        <w:t>.</w:t>
-      </w:r>
-      <w:r>
-        <w:rPr>
-          <w:rFonts w:ascii="Century" w:hAnsi="Century"/>
-        </w:rPr>
-        <w:t xml:space="preserve"> </w:t>
-      </w:r>
-      <w:r>
-        <w:rPr>
-          <w:rFonts w:ascii="Century" w:hAnsi="Century"/>
-        </w:rPr>
-        <w:t>Which, like</w:t>
-      </w:r>
-      <w:r>
-        <w:rPr>
-          <w:rFonts w:ascii="Century" w:hAnsi="Century"/>
-        </w:rPr>
-        <w:t xml:space="preserve"> other precious metals in history</w:t>
-      </w:r>
-      <w:r>
-        <w:rPr>
-          <w:rFonts w:ascii="Century" w:hAnsi="Century"/>
-        </w:rPr>
-        <w:t xml:space="preserve">, </w:t>
-      </w:r>
-      <w:r>
-        <w:rPr>
-          <w:rFonts w:ascii="Century" w:hAnsi="Century"/>
-        </w:rPr>
-        <w:t>such as</w:t>
-      </w:r>
-      <w:r>
-        <w:rPr>
-          <w:rFonts w:ascii="Century" w:hAnsi="Century"/>
-        </w:rPr>
-        <w:t xml:space="preserve"> silver and copper,</w:t>
-      </w:r>
-      <w:r>
-        <w:rPr>
-          <w:rFonts w:ascii="Century" w:hAnsi="Century"/>
-        </w:rPr>
-        <w:t xml:space="preserve"> became</w:t>
-      </w:r>
-      <w:r>
-        <w:rPr>
-          <w:rFonts w:ascii="Century" w:hAnsi="Century"/>
-        </w:rPr>
-        <w:t xml:space="preserve"> universal equivalents by </w:t>
+        <w:t>alienated being</w:t>
+      </w:r>
+      <w:r>
+        <w:rPr>
+          <w:rFonts w:ascii="Century" w:hAnsi="Century"/>
+        </w:rPr>
+        <w:t xml:space="preserve"> appears as the </w:t>
       </w:r>
       <w:r>
         <w:rPr>
@@ -689,37 +650,179 @@
           <w:i/>
           <w:iCs/>
         </w:rPr>
+        <w:t>bearer</w:t>
+      </w:r>
+      <w:r>
+        <w:rPr>
+          <w:rFonts w:ascii="Century" w:hAnsi="Century"/>
+          <w:i/>
+          <w:iCs/>
+        </w:rPr>
+        <w:t xml:space="preserve"> of alienable wealth</w:t>
+      </w:r>
+      <w:r>
+        <w:rPr>
+          <w:rFonts w:ascii="Century" w:hAnsi="Century"/>
+        </w:rPr>
+        <w:t xml:space="preserve">, seeking to receive in exchange an augmented magnitude of value in money-form. </w:t>
+      </w:r>
+      <w:r>
+        <w:rPr>
+          <w:rFonts w:ascii="Century" w:hAnsi="Century"/>
+        </w:rPr>
+        <w:t>Is it then m</w:t>
+      </w:r>
+      <w:r>
+        <w:rPr>
+          <w:rFonts w:ascii="Century" w:hAnsi="Century"/>
+        </w:rPr>
+        <w:t>ore than a living detail</w:t>
+      </w:r>
+      <w:r>
+        <w:rPr>
+          <w:rFonts w:ascii="Century" w:hAnsi="Century"/>
+        </w:rPr>
+        <w:t>?</w:t>
+      </w:r>
+      <w:r>
+        <w:rPr>
+          <w:rFonts w:ascii="Century" w:hAnsi="Century"/>
+        </w:rPr>
+        <w:t xml:space="preserve"> </w:t>
+      </w:r>
+      <w:r>
+        <w:rPr>
+          <w:rFonts w:ascii="Century" w:hAnsi="Century"/>
+        </w:rPr>
+        <w:t>A</w:t>
+      </w:r>
+      <w:r>
+        <w:rPr>
+          <w:rFonts w:ascii="Century" w:hAnsi="Century"/>
+        </w:rPr>
+        <w:t xml:space="preserve"> particular </w:t>
+      </w:r>
+      <w:r>
+        <w:rPr>
+          <w:rFonts w:ascii="Century" w:hAnsi="Century"/>
+          <w:i/>
+          <w:iCs/>
+        </w:rPr>
         <w:t>social accident</w:t>
       </w:r>
       <w:r>
         <w:rPr>
           <w:rFonts w:ascii="Century" w:hAnsi="Century"/>
         </w:rPr>
-        <w:t xml:space="preserve">. </w:t>
-      </w:r>
-      <w:r>
-        <w:rPr>
-          <w:rFonts w:ascii="Century" w:hAnsi="Century"/>
-        </w:rPr>
-        <w:t>Fixing its use as a means of exchange, appearing in</w:t>
-      </w:r>
-      <w:r>
-        <w:rPr>
-          <w:rFonts w:ascii="Century" w:hAnsi="Century"/>
-        </w:rPr>
-        <w:t xml:space="preserve"> the process of circulation</w:t>
-      </w:r>
-      <w:r>
-        <w:rPr>
-          <w:rFonts w:ascii="Century" w:hAnsi="Century"/>
-        </w:rPr>
-        <w:t xml:space="preserve"> as a sign of magnitude for the quantitative equivalence of the exchange-value form of all the commodities, the universal equivalent commodity</w:t>
-      </w:r>
-      <w:r>
-        <w:rPr>
-          <w:rFonts w:ascii="Century" w:hAnsi="Century"/>
-        </w:rPr>
-        <w:t>: gold</w:t>
+        <w:t xml:space="preserve"> lies in the initial conditions of the process of commodity exchange.</w:t>
+      </w:r>
+      <w:r>
+        <w:rPr>
+          <w:rFonts w:ascii="Century" w:hAnsi="Century"/>
+        </w:rPr>
+        <w:t xml:space="preserve"> </w:t>
+      </w:r>
+      <w:r>
+        <w:rPr>
+          <w:rFonts w:ascii="Century" w:hAnsi="Century"/>
+        </w:rPr>
+        <w:t xml:space="preserve">Is it </w:t>
+      </w:r>
+      <w:r>
+        <w:rPr>
+          <w:rFonts w:ascii="Century" w:hAnsi="Century"/>
+        </w:rPr>
+        <w:t xml:space="preserve">the mechanical and unreflective </w:t>
+      </w:r>
+      <w:r>
+        <w:rPr>
+          <w:rFonts w:ascii="Century" w:hAnsi="Century"/>
+        </w:rPr>
+        <w:t>movement</w:t>
+      </w:r>
+      <w:r>
+        <w:rPr>
+          <w:rFonts w:ascii="Century" w:hAnsi="Century"/>
+        </w:rPr>
+        <w:t xml:space="preserve"> of </w:t>
+      </w:r>
+      <w:r>
+        <w:rPr>
+          <w:rFonts w:ascii="Century" w:hAnsi="Century"/>
+        </w:rPr>
+        <w:t>u</w:t>
+      </w:r>
+      <w:r>
+        <w:rPr>
+          <w:rFonts w:ascii="Century" w:hAnsi="Century"/>
+        </w:rPr>
+        <w:t>n</w:t>
+      </w:r>
+      <w:r>
+        <w:rPr>
+          <w:rFonts w:ascii="Century" w:hAnsi="Century"/>
+        </w:rPr>
+        <w:t xml:space="preserve">ethical application of the logic of dialectics, the power of alienation, therefore appropriation of something not being for </w:t>
+      </w:r>
+      <w:r>
+        <w:rPr>
+          <w:rFonts w:ascii="Century" w:hAnsi="Century"/>
+        </w:rPr>
+        <w:t>appropriation</w:t>
+      </w:r>
+      <w:r>
+        <w:rPr>
+          <w:rFonts w:ascii="Century" w:hAnsi="Century"/>
+        </w:rPr>
+        <w:t>?</w:t>
+      </w:r>
+      <w:r>
+        <w:rPr>
+          <w:rFonts w:ascii="Century" w:hAnsi="Century"/>
+        </w:rPr>
+        <w:t xml:space="preserve"> </w:t>
+      </w:r>
+      <w:proofErr w:type="gramStart"/>
+      <w:r>
+        <w:rPr>
+          <w:rFonts w:ascii="Century" w:hAnsi="Century"/>
+        </w:rPr>
+        <w:t>%%[</w:t>
+      </w:r>
+      <w:proofErr w:type="gramEnd"/>
+      <w:r>
+        <w:rPr>
+          <w:rFonts w:ascii="Century" w:hAnsi="Century"/>
+        </w:rPr>
+        <w:t>[KV1C2P179L13</w:t>
+      </w:r>
+      <w:proofErr w:type="gramStart"/>
+      <w:r>
+        <w:rPr>
+          <w:rFonts w:ascii="Century" w:hAnsi="Century"/>
+        </w:rPr>
+        <w:t>]]%</w:t>
+      </w:r>
+      <w:proofErr w:type="gramEnd"/>
+      <w:r>
+        <w:rPr>
+          <w:rFonts w:ascii="Century" w:hAnsi="Century"/>
+        </w:rPr>
+        <w:t>%. %%[[KV1C2P179L15</w:t>
+      </w:r>
+      <w:proofErr w:type="gramStart"/>
+      <w:r>
+        <w:rPr>
+          <w:rFonts w:ascii="Century" w:hAnsi="Century"/>
+        </w:rPr>
+        <w:t>]]%</w:t>
+      </w:r>
+      <w:proofErr w:type="gramEnd"/>
+      <w:r>
+        <w:rPr>
+          <w:rFonts w:ascii="Century" w:hAnsi="Century"/>
+        </w:rPr>
+        <w:t>%</w:t>
       </w:r>
       <w:r>
         <w:rPr>
@@ -731,13 +834,13 @@
         <w:rPr>
           <w:rFonts w:ascii="Century" w:hAnsi="Century"/>
         </w:rPr>
-        <w:t xml:space="preserve"> %</w:t>
-      </w:r>
-      <w:r>
-        <w:rPr>
-          <w:rFonts w:ascii="Century" w:hAnsi="Century"/>
-        </w:rPr>
-        <w:t>[KV1C2P180L24]]%%.</w:t>
+        <w:t>%%[[LCWV38P108L17]]%%</w:t>
+      </w:r>
+      <w:r>
+        <w:rPr>
+          <w:rFonts w:ascii="Century" w:hAnsi="Century"/>
+        </w:rPr>
+        <w:t>.</w:t>
       </w:r>
     </w:p>
     <w:p>
@@ -751,397 +854,150 @@
         <w:rPr>
           <w:rFonts w:ascii="Century" w:hAnsi="Century"/>
         </w:rPr>
-        <w:t>It was the</w:t>
-      </w:r>
-      <w:r>
-        <w:rPr>
-          <w:rFonts w:ascii="Century" w:hAnsi="Century"/>
-        </w:rPr>
-        <w:t xml:space="preserve"> so-called </w:t>
-      </w:r>
-      <w:r>
-        <w:rPr>
-          <w:rFonts w:ascii="Century" w:hAnsi="Century"/>
-          <w:i/>
-          <w:iCs/>
-        </w:rPr>
-        <w:t>primitive</w:t>
-      </w:r>
-      <w:r>
-        <w:rPr>
-          <w:rFonts w:ascii="Century" w:hAnsi="Century"/>
-        </w:rPr>
-        <w:t xml:space="preserve"> </w:t>
-      </w:r>
-      <w:r>
-        <w:rPr>
-          <w:rFonts w:ascii="Century" w:hAnsi="Century"/>
-        </w:rPr>
-        <w:t xml:space="preserve">original </w:t>
-      </w:r>
-      <w:r>
-        <w:rPr>
-          <w:rFonts w:ascii="Century" w:hAnsi="Century"/>
-        </w:rPr>
-        <w:t>accumulation</w:t>
-      </w:r>
-      <w:r>
-        <w:rPr>
-          <w:rFonts w:ascii="Century" w:hAnsi="Century"/>
-        </w:rPr>
-        <w:t xml:space="preserve"> of capital</w:t>
-      </w:r>
-      <w:r>
-        <w:rPr>
-          <w:rFonts w:ascii="Century" w:hAnsi="Century"/>
-        </w:rPr>
-        <w:t xml:space="preserve"> </w:t>
-      </w:r>
-      <w:r>
-        <w:rPr>
-          <w:rFonts w:ascii="Century" w:hAnsi="Century"/>
-        </w:rPr>
-        <w:t>which</w:t>
-      </w:r>
-      <w:r>
-        <w:rPr>
-          <w:rFonts w:ascii="Century" w:hAnsi="Century"/>
-        </w:rPr>
-        <w:t xml:space="preserve"> </w:t>
-      </w:r>
-      <w:r>
-        <w:rPr>
-          <w:rFonts w:ascii="Century" w:hAnsi="Century"/>
-        </w:rPr>
-        <w:t xml:space="preserve">extended </w:t>
-      </w:r>
-      <w:r>
-        <w:rPr>
-          <w:rFonts w:ascii="Century" w:hAnsi="Century"/>
-        </w:rPr>
-        <w:t xml:space="preserve">the </w:t>
-      </w:r>
-      <w:r>
-        <w:rPr>
-          <w:rFonts w:ascii="Century" w:hAnsi="Century"/>
-        </w:rPr>
-        <w:t>circulation</w:t>
-      </w:r>
-      <w:r>
-        <w:rPr>
-          <w:rFonts w:ascii="Century" w:hAnsi="Century"/>
-        </w:rPr>
-        <w:t xml:space="preserve"> of gold as money, defining the initial conditions and scope of the actual scale of its reproduction circuit, </w:t>
-      </w:r>
-      <w:r>
-        <w:rPr>
-          <w:rFonts w:ascii="Century" w:hAnsi="Century"/>
-        </w:rPr>
-        <w:t>subsuming</w:t>
-      </w:r>
-      <w:r>
-        <w:rPr>
-          <w:rFonts w:ascii="Century" w:hAnsi="Century"/>
-        </w:rPr>
-        <w:t xml:space="preserve"> the exchange process to the </w:t>
-      </w:r>
-      <w:r>
-        <w:rPr>
-          <w:rFonts w:ascii="Century" w:hAnsi="Century"/>
-          <w:i/>
-          <w:iCs/>
-        </w:rPr>
-        <w:t>social movement of money</w:t>
-      </w:r>
-      <w:r>
-        <w:rPr>
-          <w:rFonts w:ascii="Century" w:hAnsi="Century"/>
-        </w:rPr>
-        <w:t>.</w:t>
-      </w:r>
-      <w:r>
-        <w:rPr>
-          <w:rFonts w:ascii="Century" w:hAnsi="Century"/>
-        </w:rPr>
-        <w:t xml:space="preserve"> </w:t>
-      </w:r>
-      <w:r>
-        <w:rPr>
-          <w:rFonts w:ascii="Century" w:hAnsi="Century"/>
-        </w:rPr>
-        <w:t>So, the physical presence of money</w:t>
-      </w:r>
-      <w:r>
-        <w:rPr>
-          <w:rFonts w:ascii="Century" w:hAnsi="Century"/>
-        </w:rPr>
-        <w:t xml:space="preserve"> </w:t>
-      </w:r>
-      <w:r>
-        <w:rPr>
-          <w:rFonts w:ascii="Century" w:hAnsi="Century"/>
-        </w:rPr>
-        <w:t>is mined</w:t>
-      </w:r>
-      <w:r>
-        <w:rPr>
-          <w:rFonts w:ascii="Century" w:hAnsi="Century"/>
-        </w:rPr>
-        <w:t xml:space="preserve"> </w:t>
-      </w:r>
-      <w:r>
-        <w:rPr>
-          <w:rFonts w:ascii="Century" w:hAnsi="Century"/>
-        </w:rPr>
-        <w:t>as</w:t>
-      </w:r>
-      <w:r>
-        <w:rPr>
-          <w:rFonts w:ascii="Century" w:hAnsi="Century"/>
-        </w:rPr>
-        <w:t xml:space="preserve"> the material form of indigenous alienable wealth, </w:t>
-      </w:r>
-      <w:r>
-        <w:rPr>
-          <w:rFonts w:ascii="Century" w:hAnsi="Century"/>
-        </w:rPr>
-        <w:t xml:space="preserve">transformed </w:t>
-      </w:r>
-      <w:r>
-        <w:rPr>
-          <w:rFonts w:ascii="Century" w:hAnsi="Century"/>
-        </w:rPr>
-        <w:t>into money-</w:t>
-      </w:r>
-      <w:r>
-        <w:rPr>
-          <w:rFonts w:ascii="Century" w:hAnsi="Century"/>
-        </w:rPr>
-        <w:t xml:space="preserve">commodity while arrived </w:t>
-      </w:r>
-      <w:r>
-        <w:rPr>
-          <w:rFonts w:ascii="Century" w:hAnsi="Century"/>
-        </w:rPr>
-        <w:t>at</w:t>
-      </w:r>
-      <w:r>
-        <w:rPr>
-          <w:rFonts w:ascii="Century" w:hAnsi="Century"/>
-        </w:rPr>
-        <w:t xml:space="preserve"> Europe as silver, </w:t>
-      </w:r>
-      <w:r>
-        <w:rPr>
-          <w:rFonts w:ascii="Century" w:hAnsi="Century"/>
-        </w:rPr>
-        <w:t xml:space="preserve">and </w:t>
-      </w:r>
-      <w:r>
-        <w:rPr>
-          <w:rFonts w:ascii="Century" w:hAnsi="Century"/>
-        </w:rPr>
-        <w:t xml:space="preserve">then </w:t>
-      </w:r>
-      <w:r>
-        <w:rPr>
-          <w:rFonts w:ascii="Century" w:hAnsi="Century"/>
-        </w:rPr>
-        <w:t xml:space="preserve">came back to Europe from China when completed its metamorphosis </w:t>
-      </w:r>
-      <w:r>
-        <w:rPr>
-          <w:rFonts w:ascii="Century" w:hAnsi="Century"/>
-        </w:rPr>
-        <w:t>in</w:t>
-      </w:r>
-      <w:r>
-        <w:rPr>
-          <w:rFonts w:ascii="Century" w:hAnsi="Century"/>
-        </w:rPr>
-        <w:t xml:space="preserve"> gold</w:t>
-      </w:r>
-      <w:r>
-        <w:rPr>
-          <w:rFonts w:ascii="Century" w:hAnsi="Century"/>
-        </w:rPr>
-        <w:t xml:space="preserve"> for hoarding</w:t>
-      </w:r>
-      <w:r>
-        <w:rPr>
-          <w:rFonts w:ascii="Century" w:hAnsi="Century"/>
-        </w:rPr>
-        <w:t>.</w:t>
-      </w:r>
-      <w:r>
-        <w:rPr>
-          <w:rFonts w:ascii="Century" w:hAnsi="Century"/>
-        </w:rPr>
-        <w:t xml:space="preserve"> </w:t>
-      </w:r>
-      <w:r>
-        <w:rPr>
-          <w:rFonts w:ascii="Century" w:hAnsi="Century"/>
-        </w:rPr>
-        <w:t xml:space="preserve">The following </w:t>
-      </w:r>
-      <w:r>
-        <w:rPr>
-          <w:rFonts w:ascii="Century" w:hAnsi="Century"/>
-        </w:rPr>
-        <w:t>act</w:t>
-      </w:r>
-      <w:r>
-        <w:rPr>
-          <w:rFonts w:ascii="Century" w:hAnsi="Century"/>
-        </w:rPr>
-        <w:t xml:space="preserve"> </w:t>
-      </w:r>
-      <w:r>
-        <w:rPr>
-          <w:rFonts w:ascii="Century" w:hAnsi="Century"/>
-        </w:rPr>
-        <w:t xml:space="preserve">on which the </w:t>
-      </w:r>
-      <w:r>
-        <w:rPr>
-          <w:rFonts w:ascii="Century" w:hAnsi="Century"/>
-          <w:i/>
-          <w:iCs/>
-        </w:rPr>
-        <w:t>primitive</w:t>
-      </w:r>
-      <w:r>
-        <w:rPr>
-          <w:rFonts w:ascii="Century" w:hAnsi="Century"/>
-        </w:rPr>
-        <w:t xml:space="preserve"> </w:t>
-      </w:r>
-      <w:r>
-        <w:rPr>
-          <w:rFonts w:ascii="Century" w:hAnsi="Century"/>
-        </w:rPr>
-        <w:t xml:space="preserve">performance of the money-commodity </w:t>
-      </w:r>
-      <w:r>
-        <w:rPr>
-          <w:rFonts w:ascii="Century" w:hAnsi="Century"/>
-        </w:rPr>
-        <w:t>bear</w:t>
-      </w:r>
-      <w:r>
-        <w:rPr>
-          <w:rFonts w:ascii="Century" w:hAnsi="Century"/>
-        </w:rPr>
-        <w:t xml:space="preserve">er took </w:t>
-      </w:r>
-      <w:r>
-        <w:rPr>
-          <w:rFonts w:ascii="Century" w:hAnsi="Century"/>
-        </w:rPr>
-        <w:t>place</w:t>
-      </w:r>
-      <w:r>
-        <w:rPr>
-          <w:rFonts w:ascii="Century" w:hAnsi="Century"/>
-        </w:rPr>
-        <w:t xml:space="preserve"> </w:t>
-      </w:r>
-      <w:r>
-        <w:rPr>
-          <w:rFonts w:ascii="Century" w:hAnsi="Century"/>
-        </w:rPr>
-        <w:t xml:space="preserve">was </w:t>
-      </w:r>
-      <w:r>
-        <w:rPr>
-          <w:rFonts w:ascii="Century" w:hAnsi="Century"/>
-        </w:rPr>
-        <w:t xml:space="preserve">conditioned </w:t>
-      </w:r>
-      <w:r>
-        <w:rPr>
-          <w:rFonts w:ascii="Century" w:hAnsi="Century"/>
-        </w:rPr>
-        <w:t>by the</w:t>
-      </w:r>
-      <w:r>
-        <w:rPr>
-          <w:rFonts w:ascii="Century" w:hAnsi="Century"/>
-        </w:rPr>
-        <w:t xml:space="preserve"> outcomes of the</w:t>
-      </w:r>
-      <w:r>
-        <w:rPr>
-          <w:rFonts w:ascii="Century" w:hAnsi="Century"/>
-        </w:rPr>
-        <w:t xml:space="preserve"> first metamorphosis</w:t>
-      </w:r>
-      <w:r>
-        <w:rPr>
-          <w:rFonts w:ascii="Century" w:hAnsi="Century"/>
-        </w:rPr>
-        <w:t>.</w:t>
-      </w:r>
-      <w:r>
-        <w:rPr>
-          <w:rFonts w:ascii="Century" w:hAnsi="Century"/>
-        </w:rPr>
-        <w:t xml:space="preserve"> </w:t>
-      </w:r>
-      <w:r>
-        <w:rPr>
-          <w:rFonts w:ascii="Century" w:hAnsi="Century"/>
-        </w:rPr>
-        <w:t>B</w:t>
-      </w:r>
-      <w:r>
-        <w:rPr>
-          <w:rFonts w:ascii="Century" w:hAnsi="Century"/>
-        </w:rPr>
-        <w:t xml:space="preserve">y which a certain degree of capital production was achieved due to </w:t>
-      </w:r>
-      <w:r>
-        <w:rPr>
-          <w:rFonts w:ascii="Century" w:hAnsi="Century"/>
-        </w:rPr>
-        <w:t xml:space="preserve">the </w:t>
-      </w:r>
-      <w:r>
-        <w:rPr>
-          <w:rFonts w:ascii="Century" w:hAnsi="Century"/>
-        </w:rPr>
-        <w:t xml:space="preserve">accelerated accumulation of </w:t>
-      </w:r>
-      <w:r>
-        <w:rPr>
-          <w:rFonts w:ascii="Century" w:hAnsi="Century"/>
-        </w:rPr>
-        <w:t xml:space="preserve">the </w:t>
-      </w:r>
-      <w:r>
-        <w:rPr>
-          <w:rFonts w:ascii="Century" w:hAnsi="Century"/>
-        </w:rPr>
-        <w:t>means of circulation</w:t>
-      </w:r>
-      <w:r>
-        <w:rPr>
-          <w:rFonts w:ascii="Century" w:hAnsi="Century"/>
-        </w:rPr>
-        <w:t xml:space="preserve"> correspondent to </w:t>
-      </w:r>
-      <w:r>
-        <w:rPr>
-          <w:rFonts w:ascii="Century" w:hAnsi="Century"/>
-        </w:rPr>
-        <w:t>the sixteenth-century</w:t>
-      </w:r>
-      <w:r>
-        <w:rPr>
-          <w:rFonts w:ascii="Century" w:hAnsi="Century"/>
-        </w:rPr>
-        <w:t>: gold and silver.</w:t>
+        <w:lastRenderedPageBreak/>
+        <w:t xml:space="preserve">“But </w:t>
+      </w:r>
+      <w:proofErr w:type="gramStart"/>
+      <w:r>
+        <w:rPr>
+          <w:rFonts w:ascii="Century" w:hAnsi="Century"/>
+        </w:rPr>
+        <w:t>what is the commodity exchanged for</w:t>
+      </w:r>
+      <w:proofErr w:type="gramEnd"/>
+      <w:r>
+        <w:rPr>
+          <w:rFonts w:ascii="Century" w:hAnsi="Century"/>
+        </w:rPr>
+        <w:t xml:space="preserve">? For the universal shape assumed by its own value. And </w:t>
+      </w:r>
+      <w:proofErr w:type="gramStart"/>
+      <w:r>
+        <w:rPr>
+          <w:rFonts w:ascii="Century" w:hAnsi="Century"/>
+        </w:rPr>
+        <w:t>what is the gold exchanged for</w:t>
+      </w:r>
+      <w:proofErr w:type="gramEnd"/>
+      <w:r>
+        <w:rPr>
+          <w:rFonts w:ascii="Century" w:hAnsi="Century"/>
+        </w:rPr>
+        <w:t>? For a particular form of its own use-value</w:t>
+      </w:r>
+      <w:proofErr w:type="gramStart"/>
+      <w:r>
+        <w:rPr>
+          <w:rFonts w:ascii="Century" w:hAnsi="Century"/>
+        </w:rPr>
+        <w:t>”.</w:t>
+      </w:r>
+      <w:proofErr w:type="gramEnd"/>
+      <w:r>
+        <w:rPr>
+          <w:rFonts w:ascii="Century" w:hAnsi="Century"/>
+        </w:rPr>
+        <w:t xml:space="preserve"> The elementary</w:t>
+      </w:r>
+      <w:r>
+        <w:rPr>
+          <w:rFonts w:ascii="Century" w:hAnsi="Century"/>
+        </w:rPr>
+        <w:t xml:space="preserve"> </w:t>
+      </w:r>
+      <w:r>
+        <w:rPr>
+          <w:rFonts w:ascii="Century" w:hAnsi="Century"/>
+        </w:rPr>
+        <w:t>value</w:t>
+      </w:r>
+      <w:r>
+        <w:rPr>
+          <w:rFonts w:ascii="Century" w:hAnsi="Century"/>
+        </w:rPr>
+        <w:t xml:space="preserve">-form </w:t>
+      </w:r>
+      <w:r>
+        <w:rPr>
+          <w:rFonts w:ascii="Century" w:hAnsi="Century"/>
+        </w:rPr>
+        <w:t>of gold, which Marx refers to above, is the standard of price. Which is a fixed weight of gold (</w:t>
+      </w:r>
+      <w:proofErr w:type="gramStart"/>
+      <w:r>
+        <w:rPr>
+          <w:rFonts w:ascii="Century" w:hAnsi="Century"/>
+        </w:rPr>
+        <w:t>i.e.</w:t>
+      </w:r>
+      <w:proofErr w:type="gramEnd"/>
+      <w:r>
+        <w:rPr>
+          <w:rFonts w:ascii="Century" w:hAnsi="Century"/>
+        </w:rPr>
+        <w:t> an ounce of gold) operating as the unit of expression shared by their comparable magnitudes of price.</w:t>
+      </w:r>
+      <w:r>
+        <w:rPr>
+          <w:rFonts w:ascii="Century" w:hAnsi="Century"/>
+        </w:rPr>
+        <w:t xml:space="preserve"> </w:t>
+      </w:r>
+      <w:proofErr w:type="gramStart"/>
+      <w:r>
+        <w:rPr>
+          <w:rFonts w:ascii="Century" w:hAnsi="Century"/>
+        </w:rPr>
+        <w:t>%%[</w:t>
+      </w:r>
+      <w:proofErr w:type="gramEnd"/>
+      <w:r>
+        <w:rPr>
+          <w:rFonts w:ascii="Century" w:hAnsi="Century"/>
+        </w:rPr>
+        <w:t>[KV1C3P203L17</w:t>
+      </w:r>
+      <w:proofErr w:type="gramStart"/>
+      <w:r>
+        <w:rPr>
+          <w:rFonts w:ascii="Century" w:hAnsi="Century"/>
+        </w:rPr>
+        <w:t>]]%</w:t>
+      </w:r>
+      <w:proofErr w:type="gramEnd"/>
+      <w:r>
+        <w:rPr>
+          <w:rFonts w:ascii="Century" w:hAnsi="Century"/>
+        </w:rPr>
+        <w:t xml:space="preserve">%. </w:t>
+      </w:r>
+      <w:proofErr w:type="gramStart"/>
+      <w:r>
+        <w:rPr>
+          <w:rFonts w:ascii="Century" w:hAnsi="Century"/>
+        </w:rPr>
+        <w:t>%%[</w:t>
+      </w:r>
+      <w:proofErr w:type="gramEnd"/>
+      <w:r>
+        <w:rPr>
+          <w:rFonts w:ascii="Century" w:hAnsi="Century"/>
+        </w:rPr>
+        <w:t>[KV1C3P192L5</w:t>
+      </w:r>
+      <w:proofErr w:type="gramStart"/>
+      <w:r>
+        <w:rPr>
+          <w:rFonts w:ascii="Century" w:hAnsi="Century"/>
+        </w:rPr>
+        <w:t>]]%</w:t>
+      </w:r>
+      <w:proofErr w:type="gramEnd"/>
+      <w:r>
+        <w:rPr>
+          <w:rFonts w:ascii="Century" w:hAnsi="Century"/>
+        </w:rPr>
+        <w:t xml:space="preserve">% </w:t>
       </w:r>
     </w:p>
     <w:p>
@@ -1155,161 +1011,137 @@
         <w:rPr>
           <w:rFonts w:ascii="Century" w:hAnsi="Century"/>
         </w:rPr>
-        <w:t>The money-commodities of the formative period of the world economy: silver and gold</w:t>
-      </w:r>
-      <w:r>
-        <w:rPr>
-          <w:rFonts w:ascii="Century" w:hAnsi="Century"/>
-        </w:rPr>
-        <w:t xml:space="preserve"> were</w:t>
-      </w:r>
-      <w:r>
-        <w:rPr>
-          <w:rFonts w:ascii="Century" w:hAnsi="Century"/>
-        </w:rPr>
-        <w:t xml:space="preserve"> stolen from the indigenous continental territory</w:t>
-      </w:r>
-      <w:r>
-        <w:rPr>
-          <w:rFonts w:ascii="Century" w:hAnsi="Century"/>
-        </w:rPr>
-        <w:t xml:space="preserve"> (</w:t>
-      </w:r>
-      <w:r>
-        <w:rPr>
-          <w:rFonts w:ascii="Century" w:hAnsi="Century"/>
-        </w:rPr>
-        <w:t>Abya-Yala</w:t>
-      </w:r>
-      <w:r>
-        <w:rPr>
-          <w:rFonts w:ascii="Century" w:hAnsi="Century"/>
-        </w:rPr>
-        <w:t xml:space="preserve">) </w:t>
-      </w:r>
-      <w:r>
-        <w:rPr>
-          <w:rFonts w:ascii="Century" w:hAnsi="Century"/>
-        </w:rPr>
-        <w:t>by the militarist colonial policy</w:t>
-      </w:r>
-      <w:r>
-        <w:rPr>
-          <w:rFonts w:ascii="Century" w:hAnsi="Century"/>
-        </w:rPr>
-        <w:t>, in a magnitude</w:t>
-      </w:r>
-      <w:r>
-        <w:rPr>
-          <w:rFonts w:ascii="Century" w:hAnsi="Century"/>
-        </w:rPr>
-        <w:t xml:space="preserve"> </w:t>
-      </w:r>
-      <w:r>
-        <w:rPr>
-          <w:rFonts w:ascii="Century" w:hAnsi="Century"/>
-        </w:rPr>
-        <w:t>constitutive of</w:t>
-      </w:r>
-      <w:r>
-        <w:rPr>
-          <w:rFonts w:ascii="Century" w:hAnsi="Century"/>
-        </w:rPr>
-        <w:t xml:space="preserve"> the so-assumed </w:t>
-      </w:r>
-      <w:r>
-        <w:rPr>
-          <w:rFonts w:ascii="Century" w:hAnsi="Century"/>
-          <w:i/>
-          <w:iCs/>
-        </w:rPr>
-        <w:t xml:space="preserve">original </w:t>
-      </w:r>
-      <w:r>
-        <w:rPr>
-          <w:rFonts w:ascii="Century" w:hAnsi="Century"/>
-          <w:i/>
-          <w:iCs/>
-        </w:rPr>
-        <w:t>accumulation</w:t>
+        <w:t>“</w:t>
+      </w:r>
+      <w:r>
+        <w:rPr>
+          <w:rFonts w:ascii="Century" w:hAnsi="Century"/>
+        </w:rPr>
+        <w:t>[</w:t>
+      </w:r>
+      <w:r>
+        <w:rPr>
+          <w:rFonts w:ascii="Century" w:hAnsi="Century"/>
+        </w:rPr>
+        <w:t>T</w:t>
+      </w:r>
+      <w:r>
+        <w:rPr>
+          <w:rFonts w:ascii="Century" w:hAnsi="Century"/>
+        </w:rPr>
+        <w:t>]</w:t>
+      </w:r>
+      <w:proofErr w:type="gramStart"/>
+      <w:r>
+        <w:rPr>
+          <w:rFonts w:ascii="Century" w:hAnsi="Century"/>
+        </w:rPr>
+        <w:t>he</w:t>
+      </w:r>
+      <w:proofErr w:type="gramEnd"/>
+      <w:r>
+        <w:rPr>
+          <w:rFonts w:ascii="Century" w:hAnsi="Century"/>
+        </w:rPr>
+        <w:t xml:space="preserve"> process of circulation, therefore, unlike the direct exchange of products</w:t>
+      </w:r>
+      <w:r>
+        <w:rPr>
+          <w:rFonts w:ascii="Century" w:hAnsi="Century"/>
+        </w:rPr>
+        <w:t xml:space="preserve"> </w:t>
+      </w:r>
+      <w:r>
+        <w:rPr>
+          <w:rFonts w:ascii="Century" w:hAnsi="Century"/>
+        </w:rPr>
+        <w:t>does not disappear from view</w:t>
+      </w:r>
+      <w:r>
+        <w:rPr>
+          <w:rFonts w:ascii="Century" w:hAnsi="Century"/>
+        </w:rPr>
+        <w:t>,</w:t>
+      </w:r>
+      <w:r>
+        <w:rPr>
+          <w:rFonts w:ascii="Century" w:hAnsi="Century"/>
+        </w:rPr>
+        <w:t xml:space="preserve"> once the use-values have changed places and changed hands. The money does not vanish when it finally drops out of the series of metamorphoses undergone by a commodity. It always leaves behind a precipitate at a point in the arena of circulation vacated by the commodities. </w:t>
+      </w:r>
+      <w:r>
+        <w:rPr>
+          <w:rFonts w:ascii="Century" w:hAnsi="Century"/>
+        </w:rPr>
+        <w:t>“</w:t>
+      </w:r>
+      <w:r>
+        <w:rPr>
+          <w:rFonts w:ascii="Century" w:hAnsi="Century"/>
+        </w:rPr>
+        <w:t>Circulation [of commodities] sweats money from every pore</w:t>
+      </w:r>
+      <w:proofErr w:type="gramStart"/>
+      <w:r>
+        <w:rPr>
+          <w:rFonts w:ascii="Century" w:hAnsi="Century"/>
+        </w:rPr>
+        <w:t>”.</w:t>
+      </w:r>
+      <w:proofErr w:type="gramEnd"/>
+      <w:r>
+        <w:rPr>
+          <w:rFonts w:ascii="Century" w:hAnsi="Century"/>
+        </w:rPr>
+        <w:t xml:space="preserve"> The circulation of money, on the other hand, is determined by the circulation of commodities, the circuit C-M-C always </w:t>
+      </w:r>
+      <w:proofErr w:type="gramStart"/>
+      <w:r>
+        <w:rPr>
+          <w:rFonts w:ascii="Century" w:hAnsi="Century"/>
+        </w:rPr>
+        <w:t>implicate</w:t>
+      </w:r>
+      <w:proofErr w:type="gramEnd"/>
+      <w:r>
+        <w:rPr>
+          <w:rFonts w:ascii="Century" w:hAnsi="Century"/>
+        </w:rPr>
+        <w:t xml:space="preserve"> the constant removal of money (M) from the commodity-owner in its first metamorphosis (C-M) to the other commodity-owner (M-C). </w:t>
+      </w:r>
+      <w:proofErr w:type="gramStart"/>
+      <w:r>
+        <w:rPr>
+          <w:rFonts w:ascii="Century" w:hAnsi="Century"/>
+        </w:rPr>
+        <w:t>%%[</w:t>
+      </w:r>
+      <w:proofErr w:type="gramEnd"/>
+      <w:r>
+        <w:rPr>
+          <w:rFonts w:ascii="Century" w:hAnsi="Century"/>
+        </w:rPr>
+        <w:t>[KV1C3P208L4</w:t>
+      </w:r>
+      <w:proofErr w:type="gramStart"/>
+      <w:r>
+        <w:rPr>
+          <w:rFonts w:ascii="Century" w:hAnsi="Century"/>
+        </w:rPr>
+        <w:t>]]%</w:t>
+      </w:r>
+      <w:proofErr w:type="gramEnd"/>
+      <w:r>
+        <w:rPr>
+          <w:rFonts w:ascii="Century" w:hAnsi="Century"/>
+        </w:rPr>
+        <w:t>%</w:t>
       </w:r>
       <w:r>
         <w:rPr>
           <w:rFonts w:ascii="Century" w:hAnsi="Century"/>
         </w:rPr>
         <w:t>.</w:t>
-      </w:r>
-      <w:r>
-        <w:rPr>
-          <w:rFonts w:ascii="Century" w:hAnsi="Century"/>
-        </w:rPr>
-        <w:t xml:space="preserve"> </w:t>
-      </w:r>
-      <w:r>
-        <w:rPr>
-          <w:rFonts w:ascii="Century" w:hAnsi="Century"/>
-        </w:rPr>
-        <w:t>A</w:t>
-      </w:r>
-      <w:r>
-        <w:rPr>
-          <w:rFonts w:ascii="Century" w:hAnsi="Century"/>
-        </w:rPr>
-        <w:t xml:space="preserve">s the historical foundation of the </w:t>
-      </w:r>
-      <w:r>
-        <w:rPr>
-          <w:rFonts w:ascii="Century" w:hAnsi="Century"/>
-        </w:rPr>
-        <w:t xml:space="preserve">reproduction </w:t>
-      </w:r>
-      <w:r>
-        <w:rPr>
-          <w:rFonts w:ascii="Century" w:hAnsi="Century"/>
-        </w:rPr>
-        <w:t xml:space="preserve">scale </w:t>
-      </w:r>
-      <w:r>
-        <w:rPr>
-          <w:rFonts w:ascii="Century" w:hAnsi="Century"/>
-        </w:rPr>
-        <w:t>i</w:t>
-      </w:r>
-      <w:r>
-        <w:rPr>
-          <w:rFonts w:ascii="Century" w:hAnsi="Century"/>
-        </w:rPr>
-        <w:t>n which</w:t>
-      </w:r>
-      <w:r>
-        <w:rPr>
-          <w:rFonts w:ascii="Century" w:hAnsi="Century"/>
-        </w:rPr>
-        <w:t xml:space="preserve"> </w:t>
-      </w:r>
-      <w:r>
-        <w:rPr>
-          <w:rFonts w:ascii="Century" w:hAnsi="Century"/>
-        </w:rPr>
-        <w:t>the extended accumulation of capital</w:t>
-      </w:r>
-      <w:r>
-        <w:rPr>
-          <w:rFonts w:ascii="Century" w:hAnsi="Century"/>
-        </w:rPr>
-        <w:t xml:space="preserve"> ha</w:t>
-      </w:r>
-      <w:r>
-        <w:rPr>
-          <w:rFonts w:ascii="Century" w:hAnsi="Century"/>
-        </w:rPr>
-        <w:t>s</w:t>
-      </w:r>
-      <w:r>
-        <w:rPr>
-          <w:rFonts w:ascii="Century" w:hAnsi="Century"/>
-        </w:rPr>
-        <w:t xml:space="preserve"> developed since then, from the initial conditions denoted by the invasion of "America". </w:t>
       </w:r>
     </w:p>
     <w:p>
@@ -1323,183 +1155,77 @@
         <w:rPr>
           <w:rFonts w:ascii="Century" w:hAnsi="Century"/>
         </w:rPr>
-        <w:t>The gold bearer</w:t>
-      </w:r>
-      <w:r>
-        <w:rPr>
-          <w:rFonts w:ascii="Century" w:hAnsi="Century"/>
-        </w:rPr>
-        <w:t xml:space="preserve"> can be seen in the following </w:t>
-      </w:r>
-      <w:r>
-        <w:rPr>
-          <w:rFonts w:ascii="Century" w:hAnsi="Century"/>
-        </w:rPr>
-        <w:t>act</w:t>
-      </w:r>
-      <w:r>
-        <w:rPr>
-          <w:rFonts w:ascii="Century" w:hAnsi="Century"/>
-        </w:rPr>
-        <w:t xml:space="preserve">, </w:t>
-      </w:r>
-      <w:r>
-        <w:rPr>
-          <w:rFonts w:ascii="Century" w:hAnsi="Century"/>
-        </w:rPr>
-        <w:t>a</w:t>
-      </w:r>
-      <w:r>
-        <w:rPr>
-          <w:rFonts w:ascii="Century" w:hAnsi="Century"/>
-        </w:rPr>
-        <w:t>ppearing in representation of gold</w:t>
-      </w:r>
-      <w:r>
-        <w:rPr>
-          <w:rFonts w:ascii="Century" w:hAnsi="Century"/>
-        </w:rPr>
-        <w:t>,</w:t>
-      </w:r>
-      <w:r>
-        <w:rPr>
-          <w:rFonts w:ascii="Century" w:hAnsi="Century"/>
-        </w:rPr>
-        <w:t xml:space="preserve"> as if </w:t>
-      </w:r>
-      <w:r>
-        <w:rPr>
-          <w:rFonts w:ascii="Century" w:hAnsi="Century"/>
-        </w:rPr>
-        <w:t>himself</w:t>
-      </w:r>
-      <w:r>
-        <w:rPr>
-          <w:rFonts w:ascii="Century" w:hAnsi="Century"/>
-        </w:rPr>
-        <w:t xml:space="preserve"> was not</w:t>
-      </w:r>
-      <w:r>
-        <w:rPr>
-          <w:rFonts w:ascii="Century" w:hAnsi="Century"/>
-        </w:rPr>
-        <w:t xml:space="preserve"> the</w:t>
-      </w:r>
-      <w:r>
-        <w:rPr>
-          <w:rFonts w:ascii="Century" w:hAnsi="Century"/>
-        </w:rPr>
-        <w:t xml:space="preserve"> merely replaceable but </w:t>
-      </w:r>
-      <w:r>
-        <w:rPr>
-          <w:rFonts w:ascii="Century" w:hAnsi="Century"/>
-        </w:rPr>
-        <w:t>necessary</w:t>
-      </w:r>
-      <w:r>
-        <w:rPr>
-          <w:rFonts w:ascii="Century" w:hAnsi="Century"/>
-        </w:rPr>
-        <w:t xml:space="preserve"> form of </w:t>
-      </w:r>
-      <w:r>
-        <w:rPr>
-          <w:rFonts w:ascii="Century" w:hAnsi="Century"/>
-        </w:rPr>
-        <w:t>appearance</w:t>
-      </w:r>
-      <w:r>
-        <w:rPr>
-          <w:rFonts w:ascii="Century" w:hAnsi="Century"/>
-        </w:rPr>
-        <w:t xml:space="preserve"> o</w:t>
-      </w:r>
-      <w:r>
-        <w:rPr>
-          <w:rFonts w:ascii="Century" w:hAnsi="Century"/>
-        </w:rPr>
-        <w:t>f gold in the</w:t>
-      </w:r>
-      <w:r>
-        <w:rPr>
-          <w:rFonts w:ascii="Century" w:hAnsi="Century"/>
-        </w:rPr>
-        <w:t xml:space="preserve"> circulation process. The commodity-money expresses and consumes an aliquot part of the exchange value of every commodity in circulation, signed and consumed by </w:t>
-      </w:r>
-      <w:r>
-        <w:rPr>
-          <w:rFonts w:ascii="Century" w:hAnsi="Century"/>
-        </w:rPr>
-        <w:t>price</w:t>
-      </w:r>
-      <w:r>
-        <w:rPr>
-          <w:rFonts w:ascii="Century" w:hAnsi="Century"/>
-        </w:rPr>
-        <w:t xml:space="preserve">. While historically concentrating an aliquot part of the value of each circulated commodity, being consumed by its </w:t>
-      </w:r>
-      <w:r>
-        <w:rPr>
-          <w:rFonts w:ascii="Century" w:hAnsi="Century"/>
-        </w:rPr>
-        <w:t>realization</w:t>
-      </w:r>
-      <w:r>
-        <w:rPr>
-          <w:rFonts w:ascii="Century" w:hAnsi="Century"/>
-        </w:rPr>
-        <w:t xml:space="preserve"> into the</w:t>
-      </w:r>
-      <w:r>
-        <w:rPr>
-          <w:rFonts w:ascii="Century" w:hAnsi="Century"/>
-        </w:rPr>
-        <w:t xml:space="preserve"> quantity of money</w:t>
-      </w:r>
-      <w:r>
-        <w:rPr>
-          <w:rFonts w:ascii="Century" w:hAnsi="Century"/>
-        </w:rPr>
-        <w:t xml:space="preserve"> signed by the commodity price (</w:t>
-      </w:r>
-      <w:r>
-        <w:rPr>
-          <w:rFonts w:ascii="Century" w:hAnsi="Century"/>
-          <w:i/>
-          <w:iCs/>
-        </w:rPr>
-        <w:t>C</w:t>
-      </w:r>
-      <w:r>
-        <w:rPr>
-          <w:rFonts w:ascii="Century" w:hAnsi="Century"/>
-        </w:rPr>
-        <w:t>)</w:t>
-      </w:r>
-      <w:r>
-        <w:rPr>
-          <w:rFonts w:ascii="Century" w:hAnsi="Century"/>
-        </w:rPr>
-        <w:t>. Ideally equivalent to the “quantity of labour objectified in it”</w:t>
-      </w:r>
-      <w:r>
-        <w:rPr>
-          <w:rFonts w:ascii="Century" w:hAnsi="Century"/>
-        </w:rPr>
-        <w:t>, as measure of value</w:t>
+        <w:t xml:space="preserve">By this second metamorphosis money became a means of purchase, always in the hands of the buyer, so the commodity </w:t>
+      </w:r>
+      <w:proofErr w:type="gramStart"/>
+      <w:r>
+        <w:rPr>
+          <w:rFonts w:ascii="Century" w:hAnsi="Century"/>
+        </w:rPr>
+        <w:t>is transferred</w:t>
+      </w:r>
+      <w:proofErr w:type="gramEnd"/>
+      <w:r>
+        <w:rPr>
+          <w:rFonts w:ascii="Century" w:hAnsi="Century"/>
+        </w:rPr>
+        <w:t xml:space="preserve"> from the hands of the seller to the buyer’s one, while removing the money from the hands of the buyer putting it in the sellers’ one. “With this, the continuity of the movement depends entirely on the money, and the same movement which, for the commodity, i</w:t>
+      </w:r>
+      <w:r>
+        <w:rPr>
+          <w:rFonts w:ascii="Century" w:hAnsi="Century"/>
+        </w:rPr>
+        <w:t>n</w:t>
+      </w:r>
+      <w:r>
+        <w:rPr>
+          <w:rFonts w:ascii="Century" w:hAnsi="Century"/>
+        </w:rPr>
+        <w:t>cludes two opposed processes, is, when considered as the movement of the money, always one and the same process, a constant change of places with commodities which are always different”</w:t>
+      </w:r>
+      <w:r>
+        <w:rPr>
+          <w:rFonts w:ascii="Century" w:hAnsi="Century"/>
+        </w:rPr>
+        <w:t xml:space="preserve">. </w:t>
+      </w:r>
+      <w:r>
+        <w:rPr>
+          <w:rFonts w:ascii="Century" w:hAnsi="Century"/>
+        </w:rPr>
+        <w:t>%%[[KV1C3P211L21</w:t>
+      </w:r>
+      <w:proofErr w:type="gramStart"/>
+      <w:r>
+        <w:rPr>
+          <w:rFonts w:ascii="Century" w:hAnsi="Century"/>
+        </w:rPr>
+        <w:t>]]%</w:t>
+      </w:r>
+      <w:proofErr w:type="gramEnd"/>
+      <w:r>
+        <w:rPr>
+          <w:rFonts w:ascii="Century" w:hAnsi="Century"/>
+        </w:rPr>
+        <w:t>%</w:t>
+      </w:r>
+      <w:r>
+        <w:rPr>
+          <w:rFonts w:ascii="Century" w:hAnsi="Century"/>
+        </w:rPr>
+        <w:t xml:space="preserve"> </w:t>
+      </w:r>
+      <w:r>
+        <w:rPr>
+          <w:rFonts w:ascii="Century" w:hAnsi="Century"/>
+        </w:rPr>
+        <w:t>%%[[KV1C3P210L18]][[KV1C3P210L26]][[KV1C3P211L10]][[KV1C3P213L1]]%%</w:t>
       </w:r>
       <w:r>
         <w:rPr>
           <w:rFonts w:ascii="Century" w:hAnsi="Century"/>
         </w:rPr>
         <w:t>.</w:t>
-      </w:r>
-      <w:r>
-        <w:rPr>
-          <w:rFonts w:ascii="Century" w:hAnsi="Century"/>
-        </w:rPr>
-        <w:t xml:space="preserve"> </w:t>
       </w:r>
     </w:p>
     <w:p>
@@ -1513,37 +1239,34 @@
         <w:rPr>
           <w:rFonts w:ascii="Century" w:hAnsi="Century"/>
         </w:rPr>
-        <w:t>G</w:t>
-      </w:r>
-      <w:r>
-        <w:rPr>
-          <w:rFonts w:ascii="Century" w:hAnsi="Century"/>
-        </w:rPr>
-        <w:t xml:space="preserve">old, as money-commodity and means of payment, was also fixed as the physical shape of the </w:t>
-      </w:r>
-      <w:r>
-        <w:rPr>
-          <w:rFonts w:ascii="Century" w:hAnsi="Century"/>
-        </w:rPr>
-        <w:t xml:space="preserve">standard unit of price. </w:t>
-      </w:r>
-      <w:r>
-        <w:rPr>
-          <w:rFonts w:ascii="Century" w:hAnsi="Century"/>
-        </w:rPr>
-        <w:t>S</w:t>
-      </w:r>
-      <w:r>
-        <w:rPr>
-          <w:rFonts w:ascii="Century" w:hAnsi="Century"/>
-        </w:rPr>
-        <w:t>o, t</w:t>
-      </w:r>
-      <w:r>
-        <w:rPr>
-          <w:rFonts w:ascii="Century" w:hAnsi="Century"/>
-        </w:rPr>
-        <w:t>he hoarder of gold, the representative of the commodity-money, has lived since created the money form of value</w:t>
+        <w:lastRenderedPageBreak/>
+        <w:t xml:space="preserve">The circuit of money is the expression of the circuit of commodities. So, Marx raised the question about how </w:t>
+      </w:r>
+      <w:proofErr w:type="gramStart"/>
+      <w:r>
+        <w:rPr>
+          <w:rFonts w:ascii="Century" w:hAnsi="Century"/>
+        </w:rPr>
+        <w:t>much</w:t>
+      </w:r>
+      <w:proofErr w:type="gramEnd"/>
+      <w:r>
+        <w:rPr>
+          <w:rFonts w:ascii="Century" w:hAnsi="Century"/>
+        </w:rPr>
+        <w:t xml:space="preserve"> money is being absorbed by the circulation of commodities? Introducing circulation time as a determinant of the ratio between the velocity of the circulation of commodities and the velocity of circulation of money.</w:t>
+      </w:r>
+      <w:r>
+        <w:rPr>
+          <w:rFonts w:ascii="Century" w:hAnsi="Century"/>
+        </w:rPr>
+        <w:t xml:space="preserve"> S</w:t>
+      </w:r>
+      <w:r>
+        <w:rPr>
+          <w:rFonts w:ascii="Century" w:hAnsi="Century"/>
+        </w:rPr>
+        <w:t>o, if the total quantity of money circulating is determined by the total sum of prices of all commodities in circulation</w:t>
       </w:r>
       <w:r>
         <w:rPr>
@@ -1555,95 +1278,49 @@
         <w:rPr>
           <w:rFonts w:ascii="Century" w:hAnsi="Century"/>
         </w:rPr>
-        <w:t xml:space="preserve"> </w:t>
-      </w:r>
-      <w:r>
-        <w:rPr>
-          <w:rFonts w:ascii="Century" w:hAnsi="Century"/>
-        </w:rPr>
-        <w:t>within</w:t>
-      </w:r>
-      <w:r>
-        <w:rPr>
-          <w:rFonts w:ascii="Century" w:hAnsi="Century"/>
-        </w:rPr>
-        <w:t xml:space="preserve"> the initial conditions which, </w:t>
-      </w:r>
-      <w:r>
-        <w:rPr>
-          <w:rFonts w:ascii="Century" w:hAnsi="Century"/>
-          <w:i/>
-          <w:iCs/>
-        </w:rPr>
-        <w:t>by</w:t>
-      </w:r>
-      <w:r>
-        <w:rPr>
-          <w:rFonts w:ascii="Century" w:hAnsi="Century"/>
-        </w:rPr>
-        <w:t xml:space="preserve"> </w:t>
-      </w:r>
-      <w:r>
-        <w:rPr>
-          <w:rFonts w:ascii="Century" w:hAnsi="Century"/>
-          <w:i/>
-          <w:iCs/>
-        </w:rPr>
-        <w:t>social accident</w:t>
-      </w:r>
-      <w:r>
-        <w:rPr>
-          <w:rFonts w:ascii="Century" w:hAnsi="Century"/>
-        </w:rPr>
-        <w:t xml:space="preserve">, resulted in the extension of the exchange process, and </w:t>
-      </w:r>
-      <w:r>
-        <w:rPr>
-          <w:rFonts w:ascii="Century" w:hAnsi="Century"/>
-        </w:rPr>
-        <w:t xml:space="preserve">its </w:t>
-      </w:r>
-      <w:r>
-        <w:rPr>
-          <w:rFonts w:ascii="Century" w:hAnsi="Century"/>
-        </w:rPr>
-        <w:t xml:space="preserve">subsumption </w:t>
-      </w:r>
-      <w:r>
-        <w:rPr>
-          <w:rFonts w:ascii="Century" w:hAnsi="Century"/>
-        </w:rPr>
-        <w:t>to</w:t>
-      </w:r>
-      <w:r>
-        <w:rPr>
-          <w:rFonts w:ascii="Century" w:hAnsi="Century"/>
-        </w:rPr>
-        <w:t xml:space="preserve"> the process of money</w:t>
-      </w:r>
-      <w:r>
-        <w:rPr>
-          <w:rFonts w:ascii="Century" w:hAnsi="Century"/>
-        </w:rPr>
-        <w:t xml:space="preserve"> </w:t>
-      </w:r>
-      <w:r>
-        <w:rPr>
-          <w:rFonts w:ascii="Century" w:hAnsi="Century"/>
-        </w:rPr>
-        <w:t>circulation</w:t>
-      </w:r>
-      <w:r>
-        <w:rPr>
-          <w:rFonts w:ascii="Century" w:hAnsi="Century"/>
-        </w:rPr>
-        <w:t>.</w:t>
-      </w:r>
-      <w:r>
-        <w:rPr>
-          <w:rFonts w:ascii="Century" w:hAnsi="Century"/>
-        </w:rPr>
-        <w:t xml:space="preserve"> %%[[KV1C3P193L1]][[KV1C3P194L13]]%%.</w:t>
+        <w:t xml:space="preserve"> then, the circulation of the money-commodity (gold) is the expression of the total price of the commodities which exchange </w:t>
+      </w:r>
+      <w:proofErr w:type="gramStart"/>
+      <w:r>
+        <w:rPr>
+          <w:rFonts w:ascii="Century" w:hAnsi="Century"/>
+        </w:rPr>
+        <w:t>was mediated</w:t>
+      </w:r>
+      <w:proofErr w:type="gramEnd"/>
+      <w:r>
+        <w:rPr>
+          <w:rFonts w:ascii="Century" w:hAnsi="Century"/>
+        </w:rPr>
+        <w:t xml:space="preserve"> by money. </w:t>
+      </w:r>
+      <w:proofErr w:type="gramStart"/>
+      <w:r>
+        <w:rPr>
+          <w:rFonts w:ascii="Century" w:hAnsi="Century"/>
+        </w:rPr>
+        <w:t>%%[</w:t>
+      </w:r>
+      <w:proofErr w:type="gramEnd"/>
+      <w:r>
+        <w:rPr>
+          <w:rFonts w:ascii="Century" w:hAnsi="Century"/>
+        </w:rPr>
+        <w:t>[KV1C3P213L3</w:t>
+      </w:r>
+      <w:proofErr w:type="gramStart"/>
+      <w:r>
+        <w:rPr>
+          <w:rFonts w:ascii="Century" w:hAnsi="Century"/>
+        </w:rPr>
+        <w:t>]][</w:t>
+      </w:r>
+      <w:proofErr w:type="gramEnd"/>
+      <w:r>
+        <w:rPr>
+          <w:rFonts w:ascii="Century" w:hAnsi="Century"/>
+        </w:rPr>
+        <w:t>[KV1C3P216L2]][[KV1C3P216L30]]%%</w:t>
       </w:r>
     </w:p>
     <w:p>
@@ -1657,143 +1334,99 @@
         <w:rPr>
           <w:rFonts w:ascii="Century" w:hAnsi="Century"/>
         </w:rPr>
-        <w:t xml:space="preserve">Gold </w:t>
-      </w:r>
-      <w:r>
-        <w:rPr>
-          <w:rFonts w:ascii="Century" w:hAnsi="Century"/>
-        </w:rPr>
-        <w:t>accomplish</w:t>
-      </w:r>
-      <w:r>
-        <w:rPr>
-          <w:rFonts w:ascii="Century" w:hAnsi="Century"/>
-        </w:rPr>
-        <w:t>es</w:t>
-      </w:r>
-      <w:r>
-        <w:rPr>
-          <w:rFonts w:ascii="Century" w:hAnsi="Century"/>
-        </w:rPr>
-        <w:t xml:space="preserve"> every </w:t>
-      </w:r>
-      <w:r>
-        <w:rPr>
-          <w:rFonts w:ascii="Century" w:hAnsi="Century"/>
-          <w:i/>
-          <w:iCs/>
-        </w:rPr>
-        <w:t xml:space="preserve">social </w:t>
-      </w:r>
-      <w:r>
-        <w:rPr>
-          <w:rFonts w:ascii="Century" w:hAnsi="Century"/>
-          <w:i/>
-          <w:iCs/>
-        </w:rPr>
-        <w:t>function</w:t>
-      </w:r>
-      <w:r>
-        <w:rPr>
-          <w:rFonts w:ascii="Century" w:hAnsi="Century"/>
-        </w:rPr>
-        <w:t xml:space="preserve"> of money, since the initial expansion of the</w:t>
-      </w:r>
-      <w:r>
-        <w:rPr>
-          <w:rFonts w:ascii="Century" w:hAnsi="Century"/>
-        </w:rPr>
-        <w:t xml:space="preserve"> </w:t>
-      </w:r>
-      <w:r>
-        <w:rPr>
-          <w:rFonts w:ascii="Century" w:hAnsi="Century"/>
-        </w:rPr>
-        <w:t>exchange</w:t>
-      </w:r>
-      <w:r>
-        <w:rPr>
-          <w:rFonts w:ascii="Century" w:hAnsi="Century"/>
-        </w:rPr>
-        <w:t xml:space="preserve"> process </w:t>
-      </w:r>
-      <w:r>
-        <w:rPr>
-          <w:rFonts w:ascii="Century" w:hAnsi="Century"/>
-        </w:rPr>
-        <w:t>mediated by the circulation</w:t>
-      </w:r>
-      <w:r>
-        <w:rPr>
-          <w:rFonts w:ascii="Century" w:hAnsi="Century"/>
-        </w:rPr>
-        <w:t xml:space="preserve"> of money</w:t>
-      </w:r>
-      <w:r>
-        <w:rPr>
-          <w:rFonts w:ascii="Century" w:hAnsi="Century"/>
-        </w:rPr>
-        <w:t>. Gold is real money</w:t>
-      </w:r>
-      <w:r>
-        <w:rPr>
-          <w:rFonts w:ascii="Century" w:hAnsi="Century"/>
-        </w:rPr>
-        <w:t>, as the real embodiment of values</w:t>
-      </w:r>
-      <w:r>
-        <w:rPr>
-          <w:rFonts w:ascii="Century" w:hAnsi="Century"/>
-        </w:rPr>
-        <w:t>,</w:t>
-      </w:r>
-      <w:r>
-        <w:rPr>
-          <w:rFonts w:ascii="Century" w:hAnsi="Century"/>
-        </w:rPr>
-        <w:t xml:space="preserve"> </w:t>
-      </w:r>
-      <w:r>
-        <w:rPr>
-          <w:rFonts w:ascii="Century" w:hAnsi="Century"/>
-        </w:rPr>
-        <w:t xml:space="preserve">and real capital. </w:t>
-      </w:r>
-      <w:r>
-        <w:rPr>
-          <w:rFonts w:ascii="Century" w:hAnsi="Century"/>
-        </w:rPr>
-        <w:t>So, i</w:t>
-      </w:r>
-      <w:r>
-        <w:rPr>
-          <w:rFonts w:ascii="Century" w:hAnsi="Century"/>
-        </w:rPr>
-        <w:t>t is measure of value, and the elementary value form, also being the standard unit of price</w:t>
-      </w:r>
-      <w:r>
-        <w:rPr>
-          <w:rFonts w:ascii="Century" w:hAnsi="Century"/>
-        </w:rPr>
-        <w:t>;</w:t>
-      </w:r>
-      <w:r>
-        <w:rPr>
-          <w:rFonts w:ascii="Century" w:hAnsi="Century"/>
-        </w:rPr>
-        <w:t xml:space="preserve"> while at the same time [gold is] being constantly removed, separated, from the process of money circulation as </w:t>
-      </w:r>
-      <w:r>
-        <w:rPr>
-          <w:rFonts w:ascii="Century" w:hAnsi="Century"/>
-        </w:rPr>
-        <w:t>a means</w:t>
-      </w:r>
-      <w:r>
-        <w:rPr>
-          <w:rFonts w:ascii="Century" w:hAnsi="Century"/>
-        </w:rPr>
-        <w:t xml:space="preserve"> of payment.</w:t>
+        <w:t xml:space="preserve">As the quantity of total money absorbed as means for circulation is known by its equivalence to the total sum of the prices of all the commodities in circulation. We can also raise the following interrogate: How </w:t>
+      </w:r>
+      <w:proofErr w:type="gramStart"/>
+      <w:r>
+        <w:rPr>
+          <w:rFonts w:ascii="Century" w:hAnsi="Century"/>
+        </w:rPr>
+        <w:t>much</w:t>
+      </w:r>
+      <w:proofErr w:type="gramEnd"/>
+      <w:r>
+        <w:rPr>
+          <w:rFonts w:ascii="Century" w:hAnsi="Century"/>
+        </w:rPr>
+        <w:t xml:space="preserve"> gold is being absorbed by the circulation of money? As its answer should be different from the response of the next one: How </w:t>
+      </w:r>
+      <w:proofErr w:type="gramStart"/>
+      <w:r>
+        <w:rPr>
+          <w:rFonts w:ascii="Century" w:hAnsi="Century"/>
+        </w:rPr>
+        <w:t>much</w:t>
+      </w:r>
+      <w:proofErr w:type="gramEnd"/>
+      <w:r>
+        <w:rPr>
+          <w:rFonts w:ascii="Century" w:hAnsi="Century"/>
+        </w:rPr>
+        <w:t xml:space="preserve"> gold is being expressed ideally by the sum of total prices of commodities circulating? The total sum of the prices of the commodities in circulation</w:t>
+      </w:r>
+      <w:r>
+        <w:rPr>
+          <w:rFonts w:ascii="Century" w:hAnsi="Century"/>
+        </w:rPr>
+        <w:t xml:space="preserve"> plus</w:t>
+      </w:r>
+      <w:r>
+        <w:rPr>
+          <w:rFonts w:ascii="Century" w:hAnsi="Century"/>
+        </w:rPr>
+        <w:t xml:space="preserve"> the average of the velocity of circulation (measured as the number of times the same piece of money turns-over within a given period</w:t>
+      </w:r>
+      <w:r>
+        <w:rPr>
+          <w:rFonts w:ascii="Century" w:hAnsi="Century"/>
+        </w:rPr>
+        <w:t>)</w:t>
+      </w:r>
+      <w:r>
+        <w:rPr>
+          <w:rFonts w:ascii="Century" w:hAnsi="Century"/>
+        </w:rPr>
+        <w:t>, determine the price of the quantity of money or the price of the money-commodity which is gold as means of circulation.</w:t>
+      </w:r>
+      <w:r>
+        <w:rPr>
+          <w:rFonts w:ascii="Century" w:hAnsi="Century"/>
+        </w:rPr>
+        <w:t xml:space="preserve"> </w:t>
+      </w:r>
+      <w:proofErr w:type="gramStart"/>
+      <w:r>
+        <w:rPr>
+          <w:rFonts w:ascii="Century" w:hAnsi="Century"/>
+        </w:rPr>
+        <w:t>%%[</w:t>
+      </w:r>
+      <w:proofErr w:type="gramEnd"/>
+      <w:r>
+        <w:rPr>
+          <w:rFonts w:ascii="Century" w:hAnsi="Century"/>
+        </w:rPr>
+        <w:t>[KV1C3P216L2</w:t>
+      </w:r>
+      <w:proofErr w:type="gramStart"/>
+      <w:r>
+        <w:rPr>
+          <w:rFonts w:ascii="Century" w:hAnsi="Century"/>
+        </w:rPr>
+        <w:t>]]%</w:t>
+      </w:r>
+      <w:proofErr w:type="gramEnd"/>
+      <w:r>
+        <w:rPr>
+          <w:rFonts w:ascii="Century" w:hAnsi="Century"/>
+        </w:rPr>
+        <w:t>%</w:t>
+      </w:r>
+      <w:r>
+        <w:rPr>
+          <w:rFonts w:ascii="Century" w:hAnsi="Century"/>
+        </w:rPr>
+        <w:t>.</w:t>
       </w:r>
       <w:r>
         <w:rPr>
@@ -1813,13 +1446,15 @@
         <w:rPr>
           <w:rFonts w:ascii="Century" w:hAnsi="Century"/>
         </w:rPr>
-        <w:t>Until this point, w</w:t>
-      </w:r>
-      <w:r>
-        <w:rPr>
-          <w:rFonts w:ascii="Century" w:hAnsi="Century"/>
-        </w:rPr>
-        <w:t>ith the compulsive subsumption of money circulation over the exchange process, money is used as a determinant of the “need to give an external expression to this opposition [between use-value and value which is latent in the nature of the commodity] for the purposes of commercial intercourse”. The upward scale shift of the exchange process mediated by money produced the drive toward the invention of an “independent” form of value, which finds neither rest nor peace until it became “independent from its own use-value”</w:t>
+        <w:t xml:space="preserve">The determinants of the exchange process are rooted in the history of </w:t>
+      </w:r>
+      <w:r>
+        <w:rPr>
+          <w:rFonts w:ascii="Century" w:hAnsi="Century"/>
+          <w:i/>
+          <w:iCs/>
+        </w:rPr>
+        <w:t>the formal social movement of the commodities</w:t>
       </w:r>
       <w:r>
         <w:rPr>
@@ -1831,13 +1466,221 @@
         <w:rPr>
           <w:rFonts w:ascii="Century" w:hAnsi="Century"/>
         </w:rPr>
-        <w:t xml:space="preserve"> %%[[KV1C2P182L34]]%%</w:t>
+        <w:t xml:space="preserve"> </w:t>
+      </w:r>
+      <w:r>
+        <w:rPr>
+          <w:rFonts w:ascii="Century" w:hAnsi="Century"/>
+        </w:rPr>
+        <w:t>Indeed,</w:t>
+      </w:r>
+      <w:r>
+        <w:rPr>
+          <w:rFonts w:ascii="Century" w:hAnsi="Century"/>
+        </w:rPr>
+        <w:t xml:space="preserve"> th</w:t>
+      </w:r>
+      <w:r>
+        <w:rPr>
+          <w:rFonts w:ascii="Century" w:hAnsi="Century"/>
+        </w:rPr>
+        <w:t>e</w:t>
+      </w:r>
+      <w:r>
+        <w:rPr>
+          <w:rFonts w:ascii="Century" w:hAnsi="Century"/>
+        </w:rPr>
+        <w:t xml:space="preserve"> upward </w:t>
+      </w:r>
+      <w:r>
+        <w:rPr>
+          <w:rFonts w:ascii="Century" w:hAnsi="Century"/>
+        </w:rPr>
+        <w:t>scale-shift</w:t>
+      </w:r>
+      <w:r>
+        <w:rPr>
+          <w:rFonts w:ascii="Century" w:hAnsi="Century"/>
+        </w:rPr>
+        <w:t xml:space="preserve"> of the exchange process</w:t>
+      </w:r>
+      <w:r>
+        <w:rPr>
+          <w:rFonts w:ascii="Century" w:hAnsi="Century"/>
+        </w:rPr>
+        <w:t xml:space="preserve"> require</w:t>
+      </w:r>
+      <w:r>
+        <w:rPr>
+          <w:rFonts w:ascii="Century" w:hAnsi="Century"/>
+        </w:rPr>
+        <w:t>d</w:t>
+      </w:r>
+      <w:r>
+        <w:rPr>
+          <w:rFonts w:ascii="Century" w:hAnsi="Century"/>
+        </w:rPr>
+        <w:t xml:space="preserve"> a relative form of value reached </w:t>
+      </w:r>
+      <w:r>
+        <w:rPr>
+          <w:rFonts w:ascii="Century" w:hAnsi="Century"/>
+        </w:rPr>
+        <w:t>by the</w:t>
+      </w:r>
+      <w:r>
+        <w:rPr>
+          <w:rFonts w:ascii="Century" w:hAnsi="Century"/>
+        </w:rPr>
+        <w:t xml:space="preserve"> commodity </w:t>
+      </w:r>
+      <w:r>
+        <w:rPr>
+          <w:rFonts w:ascii="Century" w:hAnsi="Century"/>
+        </w:rPr>
+        <w:t xml:space="preserve">that </w:t>
+      </w:r>
+      <w:r>
+        <w:rPr>
+          <w:rFonts w:ascii="Century" w:hAnsi="Century"/>
+        </w:rPr>
+        <w:t xml:space="preserve">is </w:t>
+      </w:r>
+      <w:r>
+        <w:rPr>
+          <w:rFonts w:ascii="Century" w:hAnsi="Century"/>
+        </w:rPr>
+        <w:t>at the same time</w:t>
+      </w:r>
+      <w:r>
+        <w:rPr>
+          <w:rFonts w:ascii="Century" w:hAnsi="Century"/>
+        </w:rPr>
+        <w:t xml:space="preserve"> commodity and money: gold</w:t>
+      </w:r>
+      <w:r>
+        <w:rPr>
+          <w:rFonts w:ascii="Century" w:hAnsi="Century"/>
+        </w:rPr>
+        <w:t>.</w:t>
+      </w:r>
+      <w:r>
+        <w:rPr>
+          <w:rFonts w:ascii="Century" w:hAnsi="Century"/>
+        </w:rPr>
+        <w:t xml:space="preserve"> </w:t>
+      </w:r>
+      <w:r>
+        <w:rPr>
+          <w:rFonts w:ascii="Century" w:hAnsi="Century"/>
+        </w:rPr>
+        <w:t>Which, like</w:t>
+      </w:r>
+      <w:r>
+        <w:rPr>
+          <w:rFonts w:ascii="Century" w:hAnsi="Century"/>
+        </w:rPr>
+        <w:t xml:space="preserve"> other precious metals in history</w:t>
+      </w:r>
+      <w:r>
+        <w:rPr>
+          <w:rFonts w:ascii="Century" w:hAnsi="Century"/>
+        </w:rPr>
+        <w:t xml:space="preserve">, </w:t>
+      </w:r>
+      <w:r>
+        <w:rPr>
+          <w:rFonts w:ascii="Century" w:hAnsi="Century"/>
+        </w:rPr>
+        <w:t>such as</w:t>
+      </w:r>
+      <w:r>
+        <w:rPr>
+          <w:rFonts w:ascii="Century" w:hAnsi="Century"/>
+        </w:rPr>
+        <w:t xml:space="preserve"> silver and copper,</w:t>
+      </w:r>
+      <w:r>
+        <w:rPr>
+          <w:rFonts w:ascii="Century" w:hAnsi="Century"/>
+        </w:rPr>
+        <w:t xml:space="preserve"> became</w:t>
+      </w:r>
+      <w:r>
+        <w:rPr>
+          <w:rFonts w:ascii="Century" w:hAnsi="Century"/>
+        </w:rPr>
+        <w:t xml:space="preserve"> universal equivalents by </w:t>
+      </w:r>
+      <w:r>
+        <w:rPr>
+          <w:rFonts w:ascii="Century" w:hAnsi="Century"/>
+          <w:i/>
+          <w:iCs/>
+        </w:rPr>
+        <w:t>social accident</w:t>
       </w:r>
       <w:r>
         <w:rPr>
           <w:rFonts w:ascii="Century" w:hAnsi="Century"/>
         </w:rPr>
         <w:t xml:space="preserve">. </w:t>
+      </w:r>
+      <w:r>
+        <w:rPr>
+          <w:rFonts w:ascii="Century" w:hAnsi="Century"/>
+        </w:rPr>
+        <w:t>Fixing its use as a means of exchange, appearing in</w:t>
+      </w:r>
+      <w:r>
+        <w:rPr>
+          <w:rFonts w:ascii="Century" w:hAnsi="Century"/>
+        </w:rPr>
+        <w:t xml:space="preserve"> the process of circulation</w:t>
+      </w:r>
+      <w:r>
+        <w:rPr>
+          <w:rFonts w:ascii="Century" w:hAnsi="Century"/>
+        </w:rPr>
+        <w:t xml:space="preserve"> as a sign of magnitude for the quantitative equivalence of the exchange-value form of all the commodities, the universal equivalent commodity</w:t>
+      </w:r>
+      <w:r>
+        <w:rPr>
+          <w:rFonts w:ascii="Century" w:hAnsi="Century"/>
+        </w:rPr>
+        <w:t>: gold</w:t>
+      </w:r>
+      <w:r>
+        <w:rPr>
+          <w:rFonts w:ascii="Century" w:hAnsi="Century"/>
+        </w:rPr>
+        <w:t>.</w:t>
+      </w:r>
+      <w:r>
+        <w:rPr>
+          <w:rFonts w:ascii="Century" w:hAnsi="Century"/>
+        </w:rPr>
+        <w:t xml:space="preserve"> %</w:t>
+      </w:r>
+      <w:r>
+        <w:rPr>
+          <w:rFonts w:ascii="Century" w:hAnsi="Century"/>
+        </w:rPr>
+        <w:t>[KV1C2P180L24</w:t>
+      </w:r>
+      <w:proofErr w:type="gramStart"/>
+      <w:r>
+        <w:rPr>
+          <w:rFonts w:ascii="Century" w:hAnsi="Century"/>
+        </w:rPr>
+        <w:t>]]%</w:t>
+      </w:r>
+      <w:proofErr w:type="gramEnd"/>
+      <w:r>
+        <w:rPr>
+          <w:rFonts w:ascii="Century" w:hAnsi="Century"/>
+        </w:rPr>
+        <w:t>%.</w:t>
       </w:r>
     </w:p>
     <w:p>
@@ -1851,37 +1694,108 @@
         <w:rPr>
           <w:rFonts w:ascii="Century" w:hAnsi="Century"/>
         </w:rPr>
-        <w:t>Indeed, t</w:t>
-      </w:r>
-      <w:r>
-        <w:rPr>
-          <w:rFonts w:ascii="Century" w:hAnsi="Century"/>
-        </w:rPr>
-        <w:t>he function of money as a means for circulation resulted from the inherent contradiction between the elementary form of use</w:t>
-      </w:r>
-      <w:r>
-        <w:rPr>
-          <w:rFonts w:ascii="Century" w:hAnsi="Century"/>
-        </w:rPr>
-        <w:t>-</w:t>
-      </w:r>
-      <w:r>
-        <w:rPr>
-          <w:rFonts w:ascii="Century" w:hAnsi="Century"/>
-        </w:rPr>
-        <w:t>value and its exchange-value, resolved by the creation of a new form of value which is the money-form (M)</w:t>
-      </w:r>
-      <w:r>
-        <w:rPr>
-          <w:rFonts w:ascii="Century" w:hAnsi="Century"/>
-        </w:rPr>
-        <w:t xml:space="preserve">, </w:t>
-      </w:r>
-      <w:r>
-        <w:rPr>
-          <w:rFonts w:ascii="Century" w:hAnsi="Century"/>
-        </w:rPr>
-        <w:t>mediating the exchange of commodities (C-C)</w:t>
+        <w:lastRenderedPageBreak/>
+        <w:t>It was the</w:t>
+      </w:r>
+      <w:r>
+        <w:rPr>
+          <w:rFonts w:ascii="Century" w:hAnsi="Century"/>
+        </w:rPr>
+        <w:t xml:space="preserve"> so-called </w:t>
+      </w:r>
+      <w:r>
+        <w:rPr>
+          <w:rFonts w:ascii="Century" w:hAnsi="Century"/>
+          <w:i/>
+          <w:iCs/>
+        </w:rPr>
+        <w:t>primitive</w:t>
+      </w:r>
+      <w:r>
+        <w:rPr>
+          <w:rFonts w:ascii="Century" w:hAnsi="Century"/>
+        </w:rPr>
+        <w:t xml:space="preserve"> </w:t>
+      </w:r>
+      <w:r>
+        <w:rPr>
+          <w:rFonts w:ascii="Century" w:hAnsi="Century"/>
+        </w:rPr>
+        <w:t xml:space="preserve">original </w:t>
+      </w:r>
+      <w:r>
+        <w:rPr>
+          <w:rFonts w:ascii="Century" w:hAnsi="Century"/>
+        </w:rPr>
+        <w:t>accumulation</w:t>
+      </w:r>
+      <w:r>
+        <w:rPr>
+          <w:rFonts w:ascii="Century" w:hAnsi="Century"/>
+        </w:rPr>
+        <w:t xml:space="preserve"> of capital</w:t>
+      </w:r>
+      <w:r>
+        <w:rPr>
+          <w:rFonts w:ascii="Century" w:hAnsi="Century"/>
+        </w:rPr>
+        <w:t xml:space="preserve"> </w:t>
+      </w:r>
+      <w:r>
+        <w:rPr>
+          <w:rFonts w:ascii="Century" w:hAnsi="Century"/>
+        </w:rPr>
+        <w:t>which</w:t>
+      </w:r>
+      <w:r>
+        <w:rPr>
+          <w:rFonts w:ascii="Century" w:hAnsi="Century"/>
+        </w:rPr>
+        <w:t xml:space="preserve"> </w:t>
+      </w:r>
+      <w:r>
+        <w:rPr>
+          <w:rFonts w:ascii="Century" w:hAnsi="Century"/>
+        </w:rPr>
+        <w:t xml:space="preserve">extended </w:t>
+      </w:r>
+      <w:r>
+        <w:rPr>
+          <w:rFonts w:ascii="Century" w:hAnsi="Century"/>
+        </w:rPr>
+        <w:t xml:space="preserve">the </w:t>
+      </w:r>
+      <w:r>
+        <w:rPr>
+          <w:rFonts w:ascii="Century" w:hAnsi="Century"/>
+        </w:rPr>
+        <w:t>circulation</w:t>
+      </w:r>
+      <w:r>
+        <w:rPr>
+          <w:rFonts w:ascii="Century" w:hAnsi="Century"/>
+        </w:rPr>
+        <w:t xml:space="preserve"> of gold as money, defining the initial conditions and scope of the actual scale of its reproduction circuit, </w:t>
+      </w:r>
+      <w:r>
+        <w:rPr>
+          <w:rFonts w:ascii="Century" w:hAnsi="Century"/>
+        </w:rPr>
+        <w:t>subsuming</w:t>
+      </w:r>
+      <w:r>
+        <w:rPr>
+          <w:rFonts w:ascii="Century" w:hAnsi="Century"/>
+        </w:rPr>
+        <w:t xml:space="preserve"> the exchange process to the </w:t>
+      </w:r>
+      <w:r>
+        <w:rPr>
+          <w:rFonts w:ascii="Century" w:hAnsi="Century"/>
+          <w:i/>
+          <w:iCs/>
+        </w:rPr>
+        <w:t>social movement of money</w:t>
       </w:r>
       <w:r>
         <w:rPr>
@@ -1899,145 +1813,105 @@
         <w:rPr>
           <w:rFonts w:ascii="Century" w:hAnsi="Century"/>
         </w:rPr>
-        <w:t>In that manner</w:t>
-      </w:r>
-      <w:r>
-        <w:rPr>
-          <w:rFonts w:ascii="Century" w:hAnsi="Century"/>
-        </w:rPr>
-        <w:t xml:space="preserve">, </w:t>
-      </w:r>
-      <w:r>
-        <w:rPr>
-          <w:rFonts w:ascii="Century" w:hAnsi="Century"/>
-        </w:rPr>
-        <w:t xml:space="preserve">being </w:t>
-      </w:r>
-      <w:r>
-        <w:rPr>
-          <w:rFonts w:ascii="Century" w:hAnsi="Century"/>
-        </w:rPr>
-        <w:t>co</w:t>
-      </w:r>
-      <w:r>
-        <w:rPr>
-          <w:rFonts w:ascii="Century" w:hAnsi="Century"/>
-        </w:rPr>
-        <w:t>mpleted</w:t>
-      </w:r>
-      <w:r>
-        <w:rPr>
-          <w:rFonts w:ascii="Century" w:hAnsi="Century"/>
-        </w:rPr>
-        <w:t xml:space="preserve"> </w:t>
-      </w:r>
-      <w:r>
-        <w:rPr>
-          <w:rFonts w:ascii="Century" w:hAnsi="Century"/>
-        </w:rPr>
-        <w:t xml:space="preserve">the differentiation of all commodities into commodities and money. </w:t>
-      </w:r>
-      <w:r>
-        <w:rPr>
-          <w:rFonts w:ascii="Century" w:hAnsi="Century"/>
-        </w:rPr>
-        <w:t>The</w:t>
-      </w:r>
-      <w:r>
-        <w:rPr>
-          <w:rFonts w:ascii="Century" w:hAnsi="Century"/>
-        </w:rPr>
-        <w:t xml:space="preserve"> value of every</w:t>
-      </w:r>
-      <w:r>
-        <w:rPr>
-          <w:rFonts w:ascii="Century" w:hAnsi="Century"/>
-        </w:rPr>
-        <w:t xml:space="preserve"> commodity</w:t>
-      </w:r>
-      <w:r>
-        <w:rPr>
-          <w:rFonts w:ascii="Century" w:hAnsi="Century"/>
-        </w:rPr>
-        <w:t xml:space="preserve"> is distinguished from its usefulness for </w:t>
-      </w:r>
-      <w:r>
-        <w:rPr>
-          <w:rFonts w:ascii="Century" w:hAnsi="Century"/>
-        </w:rPr>
-        <w:t>exchange and</w:t>
-      </w:r>
-      <w:r>
-        <w:rPr>
-          <w:rFonts w:ascii="Century" w:hAnsi="Century"/>
-        </w:rPr>
-        <w:t xml:space="preserve"> signed with price</w:t>
-      </w:r>
-      <w:r>
-        <w:rPr>
-          <w:rFonts w:ascii="Century" w:hAnsi="Century"/>
-        </w:rPr>
-        <w:t xml:space="preserve">, </w:t>
-      </w:r>
-      <w:r>
-        <w:rPr>
-          <w:rFonts w:ascii="Century" w:hAnsi="Century"/>
-        </w:rPr>
-        <w:t>an imagined quantity of mone</w:t>
-      </w:r>
-      <w:r>
-        <w:rPr>
-          <w:rFonts w:ascii="Century" w:hAnsi="Century"/>
-        </w:rPr>
-        <w:t xml:space="preserve">y </w:t>
-      </w:r>
-      <w:r>
-        <w:rPr>
-          <w:rFonts w:ascii="Century" w:hAnsi="Century"/>
-        </w:rPr>
-        <w:t xml:space="preserve">valorized as an ideally equivalent quantity of expended human labour. </w:t>
-      </w:r>
-      <w:r>
-        <w:rPr>
-          <w:rFonts w:ascii="Century" w:hAnsi="Century"/>
-        </w:rPr>
-        <w:t xml:space="preserve">%%[[KV1C3P198L16]]%%. </w:t>
-      </w:r>
-      <w:r>
-        <w:rPr>
-          <w:rFonts w:ascii="Century" w:hAnsi="Century"/>
-        </w:rPr>
-        <w:t>%%[[KV1C3P188</w:t>
-      </w:r>
-      <w:r>
-        <w:rPr>
-          <w:rFonts w:ascii="Century" w:hAnsi="Century"/>
-        </w:rPr>
-        <w:t>F1</w:t>
-      </w:r>
-      <w:r>
-        <w:rPr>
-          <w:rFonts w:ascii="Century" w:hAnsi="Century"/>
-        </w:rPr>
-        <w:t>L1]]%%</w:t>
-      </w:r>
-      <w:r>
-        <w:rPr>
-          <w:rFonts w:ascii="Century" w:hAnsi="Century"/>
-        </w:rPr>
-        <w:t xml:space="preserve">%%[[KV1C3P188L10]]%% </w:t>
-      </w:r>
-      <w:r>
-        <w:rPr>
-          <w:rFonts w:ascii="Century" w:hAnsi="Century"/>
-        </w:rPr>
-        <w:t>%%[[KV1C3P199L14]]%%</w:t>
-      </w:r>
-      <w:r>
-        <w:rPr>
-          <w:rFonts w:ascii="Century" w:hAnsi="Century"/>
-        </w:rPr>
-        <w:t>%%[[KV1C2P187L9]]%%</w:t>
+        <w:t>So, the physical presence of money</w:t>
+      </w:r>
+      <w:r>
+        <w:rPr>
+          <w:rFonts w:ascii="Century" w:hAnsi="Century"/>
+        </w:rPr>
+        <w:t xml:space="preserve"> </w:t>
+      </w:r>
+      <w:proofErr w:type="gramStart"/>
+      <w:r>
+        <w:rPr>
+          <w:rFonts w:ascii="Century" w:hAnsi="Century"/>
+        </w:rPr>
+        <w:t>is mined</w:t>
+      </w:r>
+      <w:proofErr w:type="gramEnd"/>
+      <w:r>
+        <w:rPr>
+          <w:rFonts w:ascii="Century" w:hAnsi="Century"/>
+        </w:rPr>
+        <w:t xml:space="preserve"> </w:t>
+      </w:r>
+      <w:r>
+        <w:rPr>
+          <w:rFonts w:ascii="Century" w:hAnsi="Century"/>
+        </w:rPr>
+        <w:t>as</w:t>
+      </w:r>
+      <w:r>
+        <w:rPr>
+          <w:rFonts w:ascii="Century" w:hAnsi="Century"/>
+        </w:rPr>
+        <w:t xml:space="preserve"> the material form of indigenous alienable wealth, </w:t>
+      </w:r>
+      <w:r>
+        <w:rPr>
+          <w:rFonts w:ascii="Century" w:hAnsi="Century"/>
+        </w:rPr>
+        <w:t xml:space="preserve">transformed </w:t>
+      </w:r>
+      <w:r>
+        <w:rPr>
+          <w:rFonts w:ascii="Century" w:hAnsi="Century"/>
+        </w:rPr>
+        <w:t>into money-</w:t>
+      </w:r>
+      <w:r>
+        <w:rPr>
+          <w:rFonts w:ascii="Century" w:hAnsi="Century"/>
+        </w:rPr>
+        <w:t xml:space="preserve">commodity while arrived </w:t>
+      </w:r>
+      <w:r>
+        <w:rPr>
+          <w:rFonts w:ascii="Century" w:hAnsi="Century"/>
+        </w:rPr>
+        <w:t>at</w:t>
+      </w:r>
+      <w:r>
+        <w:rPr>
+          <w:rFonts w:ascii="Century" w:hAnsi="Century"/>
+        </w:rPr>
+        <w:t xml:space="preserve"> Europe as silver, </w:t>
+      </w:r>
+      <w:r>
+        <w:rPr>
+          <w:rFonts w:ascii="Century" w:hAnsi="Century"/>
+        </w:rPr>
+        <w:t xml:space="preserve">and </w:t>
+      </w:r>
+      <w:r>
+        <w:rPr>
+          <w:rFonts w:ascii="Century" w:hAnsi="Century"/>
+        </w:rPr>
+        <w:t xml:space="preserve">then </w:t>
+      </w:r>
+      <w:r>
+        <w:rPr>
+          <w:rFonts w:ascii="Century" w:hAnsi="Century"/>
+        </w:rPr>
+        <w:t xml:space="preserve">came back to Europe from China when completed its metamorphosis </w:t>
+      </w:r>
+      <w:r>
+        <w:rPr>
+          <w:rFonts w:ascii="Century" w:hAnsi="Century"/>
+        </w:rPr>
+        <w:t>in</w:t>
+      </w:r>
+      <w:r>
+        <w:rPr>
+          <w:rFonts w:ascii="Century" w:hAnsi="Century"/>
+        </w:rPr>
+        <w:t xml:space="preserve"> gold</w:t>
+      </w:r>
+      <w:r>
+        <w:rPr>
+          <w:rFonts w:ascii="Century" w:hAnsi="Century"/>
+        </w:rPr>
+        <w:t xml:space="preserve"> for hoarding</w:t>
       </w:r>
       <w:r>
         <w:rPr>
@@ -2050,6 +1924,192 @@
           <w:rFonts w:ascii="Century" w:hAnsi="Century"/>
         </w:rPr>
         <w:t xml:space="preserve"> </w:t>
+      </w:r>
+      <w:r>
+        <w:rPr>
+          <w:rFonts w:ascii="Century" w:hAnsi="Century"/>
+        </w:rPr>
+        <w:t xml:space="preserve">The following </w:t>
+      </w:r>
+      <w:r>
+        <w:rPr>
+          <w:rFonts w:ascii="Century" w:hAnsi="Century"/>
+        </w:rPr>
+        <w:t>act</w:t>
+      </w:r>
+      <w:r>
+        <w:rPr>
+          <w:rFonts w:ascii="Century" w:hAnsi="Century"/>
+        </w:rPr>
+        <w:t xml:space="preserve"> </w:t>
+      </w:r>
+      <w:r>
+        <w:rPr>
+          <w:rFonts w:ascii="Century" w:hAnsi="Century"/>
+        </w:rPr>
+        <w:t xml:space="preserve">on which the </w:t>
+      </w:r>
+      <w:r>
+        <w:rPr>
+          <w:rFonts w:ascii="Century" w:hAnsi="Century"/>
+          <w:i/>
+          <w:iCs/>
+        </w:rPr>
+        <w:t>primitive</w:t>
+      </w:r>
+      <w:r>
+        <w:rPr>
+          <w:rFonts w:ascii="Century" w:hAnsi="Century"/>
+        </w:rPr>
+        <w:t xml:space="preserve"> </w:t>
+      </w:r>
+      <w:r>
+        <w:rPr>
+          <w:rFonts w:ascii="Century" w:hAnsi="Century"/>
+        </w:rPr>
+        <w:t xml:space="preserve">performance of the money-commodity </w:t>
+      </w:r>
+      <w:r>
+        <w:rPr>
+          <w:rFonts w:ascii="Century" w:hAnsi="Century"/>
+        </w:rPr>
+        <w:t>bear</w:t>
+      </w:r>
+      <w:r>
+        <w:rPr>
+          <w:rFonts w:ascii="Century" w:hAnsi="Century"/>
+        </w:rPr>
+        <w:t xml:space="preserve">er took </w:t>
+      </w:r>
+      <w:r>
+        <w:rPr>
+          <w:rFonts w:ascii="Century" w:hAnsi="Century"/>
+        </w:rPr>
+        <w:t>place</w:t>
+      </w:r>
+      <w:r>
+        <w:rPr>
+          <w:rFonts w:ascii="Century" w:hAnsi="Century"/>
+        </w:rPr>
+        <w:t xml:space="preserve"> </w:t>
+      </w:r>
+      <w:proofErr w:type="gramStart"/>
+      <w:r>
+        <w:rPr>
+          <w:rFonts w:ascii="Century" w:hAnsi="Century"/>
+        </w:rPr>
+        <w:t xml:space="preserve">was </w:t>
+      </w:r>
+      <w:r>
+        <w:rPr>
+          <w:rFonts w:ascii="Century" w:hAnsi="Century"/>
+        </w:rPr>
+        <w:t>conditioned</w:t>
+      </w:r>
+      <w:proofErr w:type="gramEnd"/>
+      <w:r>
+        <w:rPr>
+          <w:rFonts w:ascii="Century" w:hAnsi="Century"/>
+        </w:rPr>
+        <w:t xml:space="preserve"> </w:t>
+      </w:r>
+      <w:r>
+        <w:rPr>
+          <w:rFonts w:ascii="Century" w:hAnsi="Century"/>
+        </w:rPr>
+        <w:t>by the</w:t>
+      </w:r>
+      <w:r>
+        <w:rPr>
+          <w:rFonts w:ascii="Century" w:hAnsi="Century"/>
+        </w:rPr>
+        <w:t xml:space="preserve"> outcomes of the</w:t>
+      </w:r>
+      <w:r>
+        <w:rPr>
+          <w:rFonts w:ascii="Century" w:hAnsi="Century"/>
+        </w:rPr>
+        <w:t xml:space="preserve"> first metamorphosis</w:t>
+      </w:r>
+      <w:r>
+        <w:rPr>
+          <w:rFonts w:ascii="Century" w:hAnsi="Century"/>
+        </w:rPr>
+        <w:t>.</w:t>
+      </w:r>
+      <w:r>
+        <w:rPr>
+          <w:rFonts w:ascii="Century" w:hAnsi="Century"/>
+        </w:rPr>
+        <w:t xml:space="preserve"> </w:t>
+      </w:r>
+      <w:r>
+        <w:rPr>
+          <w:rFonts w:ascii="Century" w:hAnsi="Century"/>
+        </w:rPr>
+        <w:t>B</w:t>
+      </w:r>
+      <w:r>
+        <w:rPr>
+          <w:rFonts w:ascii="Century" w:hAnsi="Century"/>
+        </w:rPr>
+        <w:t xml:space="preserve">y which a certain degree of capital production </w:t>
+      </w:r>
+      <w:proofErr w:type="gramStart"/>
+      <w:r>
+        <w:rPr>
+          <w:rFonts w:ascii="Century" w:hAnsi="Century"/>
+        </w:rPr>
+        <w:t>was achieved</w:t>
+      </w:r>
+      <w:proofErr w:type="gramEnd"/>
+      <w:r>
+        <w:rPr>
+          <w:rFonts w:ascii="Century" w:hAnsi="Century"/>
+        </w:rPr>
+        <w:t xml:space="preserve"> due to </w:t>
+      </w:r>
+      <w:r>
+        <w:rPr>
+          <w:rFonts w:ascii="Century" w:hAnsi="Century"/>
+        </w:rPr>
+        <w:t xml:space="preserve">the </w:t>
+      </w:r>
+      <w:r>
+        <w:rPr>
+          <w:rFonts w:ascii="Century" w:hAnsi="Century"/>
+        </w:rPr>
+        <w:t xml:space="preserve">accelerated accumulation of </w:t>
+      </w:r>
+      <w:r>
+        <w:rPr>
+          <w:rFonts w:ascii="Century" w:hAnsi="Century"/>
+        </w:rPr>
+        <w:t xml:space="preserve">the </w:t>
+      </w:r>
+      <w:r>
+        <w:rPr>
+          <w:rFonts w:ascii="Century" w:hAnsi="Century"/>
+        </w:rPr>
+        <w:t>means of circulation</w:t>
+      </w:r>
+      <w:r>
+        <w:rPr>
+          <w:rFonts w:ascii="Century" w:hAnsi="Century"/>
+        </w:rPr>
+        <w:t xml:space="preserve"> correspondent to </w:t>
+      </w:r>
+      <w:r>
+        <w:rPr>
+          <w:rFonts w:ascii="Century" w:hAnsi="Century"/>
+        </w:rPr>
+        <w:t>the sixteenth-century</w:t>
+      </w:r>
+      <w:r>
+        <w:rPr>
+          <w:rFonts w:ascii="Century" w:hAnsi="Century"/>
+        </w:rPr>
+        <w:t>: gold and silver.</w:t>
       </w:r>
     </w:p>
     <w:p>
@@ -2063,205 +2123,163 @@
         <w:rPr>
           <w:rFonts w:ascii="Century" w:hAnsi="Century"/>
         </w:rPr>
-        <w:t>So, w</w:t>
-      </w:r>
-      <w:r>
-        <w:rPr>
-          <w:rFonts w:ascii="Century" w:hAnsi="Century"/>
-        </w:rPr>
-        <w:t xml:space="preserve">hy the indigenous alienable wealth became gold and silver, and </w:t>
-      </w:r>
-      <w:r>
-        <w:rPr>
-          <w:rFonts w:ascii="Century" w:hAnsi="Century"/>
-        </w:rPr>
-        <w:t>were no</w:t>
-      </w:r>
-      <w:r>
-        <w:rPr>
-          <w:rFonts w:ascii="Century" w:hAnsi="Century"/>
-        </w:rPr>
-        <w:t>t anymore nor cattle neither slaves? Is because gold</w:t>
-      </w:r>
-      <w:r>
-        <w:rPr>
-          <w:rFonts w:ascii="Century" w:hAnsi="Century"/>
-        </w:rPr>
-        <w:t xml:space="preserve"> and silver,</w:t>
-      </w:r>
-      <w:r>
-        <w:rPr>
-          <w:rFonts w:ascii="Century" w:hAnsi="Century"/>
-        </w:rPr>
-        <w:t xml:space="preserve"> and not the slave</w:t>
-      </w:r>
-      <w:r>
-        <w:rPr>
-          <w:rFonts w:ascii="Century" w:hAnsi="Century"/>
-        </w:rPr>
-        <w:t>,</w:t>
-      </w:r>
-      <w:r>
-        <w:rPr>
-          <w:rFonts w:ascii="Century" w:hAnsi="Century"/>
-        </w:rPr>
-        <w:t xml:space="preserve"> w</w:t>
-      </w:r>
-      <w:r>
-        <w:rPr>
-          <w:rFonts w:ascii="Century" w:hAnsi="Century"/>
-        </w:rPr>
-        <w:t>ere</w:t>
-      </w:r>
-      <w:r>
-        <w:rPr>
-          <w:rFonts w:ascii="Century" w:hAnsi="Century"/>
-        </w:rPr>
-        <w:t xml:space="preserve"> already the social form of money when the </w:t>
-      </w:r>
-      <w:r>
-        <w:rPr>
-          <w:rFonts w:ascii="Century" w:hAnsi="Century"/>
-        </w:rPr>
-        <w:t>super</w:t>
-      </w:r>
-      <w:r>
-        <w:rPr>
-          <w:rFonts w:ascii="Century" w:hAnsi="Century"/>
-        </w:rPr>
-        <w:t>-</w:t>
-      </w:r>
-      <w:r>
-        <w:rPr>
-          <w:rFonts w:ascii="Century" w:hAnsi="Century"/>
-        </w:rPr>
-        <w:t>exploitation of the indigenous peasantry in the</w:t>
-      </w:r>
-      <w:r>
-        <w:rPr>
-          <w:rFonts w:ascii="Century" w:hAnsi="Century"/>
-        </w:rPr>
-        <w:t xml:space="preserve"> silver and gold mines of </w:t>
-      </w:r>
-      <w:r>
-        <w:rPr>
-          <w:rFonts w:ascii="Century" w:hAnsi="Century"/>
-        </w:rPr>
-        <w:t>“</w:t>
-      </w:r>
-      <w:r>
-        <w:rPr>
-          <w:rFonts w:ascii="Century" w:hAnsi="Century"/>
-        </w:rPr>
-        <w:t>America</w:t>
-      </w:r>
-      <w:r>
-        <w:rPr>
-          <w:rFonts w:ascii="Century" w:hAnsi="Century"/>
-        </w:rPr>
-        <w:t>”</w:t>
-      </w:r>
-      <w:r>
-        <w:rPr>
-          <w:rFonts w:ascii="Century" w:hAnsi="Century"/>
-        </w:rPr>
-        <w:t xml:space="preserve"> </w:t>
-      </w:r>
-      <w:r>
-        <w:rPr>
-          <w:rFonts w:ascii="Century" w:hAnsi="Century"/>
-        </w:rPr>
-        <w:t>was planned and executed by colonization</w:t>
-      </w:r>
-      <w:r>
-        <w:rPr>
-          <w:rFonts w:ascii="Century" w:hAnsi="Century"/>
-        </w:rPr>
-        <w:t xml:space="preserve">. </w:t>
-      </w:r>
-      <w:r>
-        <w:rPr>
-          <w:rFonts w:ascii="Century" w:hAnsi="Century"/>
-        </w:rPr>
-        <w:t>Only a</w:t>
-      </w:r>
-      <w:r>
-        <w:rPr>
-          <w:rFonts w:ascii="Century" w:hAnsi="Century"/>
-        </w:rPr>
-        <w:t xml:space="preserve">fter genocide and slavery </w:t>
-      </w:r>
-      <w:r>
-        <w:rPr>
-          <w:rFonts w:ascii="Century" w:hAnsi="Century"/>
-        </w:rPr>
-        <w:t>follows</w:t>
-      </w:r>
-      <w:r>
-        <w:rPr>
-          <w:rFonts w:ascii="Century" w:hAnsi="Century"/>
-        </w:rPr>
-        <w:t xml:space="preserve"> the </w:t>
-      </w:r>
-      <w:r>
-        <w:rPr>
-          <w:rFonts w:ascii="Century" w:hAnsi="Century"/>
-        </w:rPr>
-        <w:t xml:space="preserve">extension of the </w:t>
-      </w:r>
-      <w:r>
-        <w:rPr>
-          <w:rFonts w:ascii="Century" w:hAnsi="Century"/>
-        </w:rPr>
-        <w:t>circulation</w:t>
-      </w:r>
-      <w:r>
-        <w:rPr>
-          <w:rFonts w:ascii="Century" w:hAnsi="Century"/>
-        </w:rPr>
-        <w:t xml:space="preserve"> process</w:t>
-      </w:r>
-      <w:r>
-        <w:rPr>
-          <w:rFonts w:ascii="Century" w:hAnsi="Century"/>
-        </w:rPr>
-        <w:t xml:space="preserve"> caused by the robbery of a magnitude of silver enough to being traded for gold in China</w:t>
-      </w:r>
-      <w:r>
-        <w:rPr>
-          <w:rFonts w:ascii="Century" w:hAnsi="Century"/>
-        </w:rPr>
-        <w:t>,</w:t>
-      </w:r>
-      <w:r>
-        <w:rPr>
-          <w:rFonts w:ascii="Century" w:hAnsi="Century"/>
-        </w:rPr>
-        <w:t xml:space="preserve"> displac</w:t>
-      </w:r>
-      <w:r>
-        <w:rPr>
-          <w:rFonts w:ascii="Century" w:hAnsi="Century"/>
-        </w:rPr>
-        <w:t>ing</w:t>
-      </w:r>
-      <w:r>
-        <w:rPr>
-          <w:rFonts w:ascii="Century" w:hAnsi="Century"/>
-        </w:rPr>
-        <w:t xml:space="preserve"> </w:t>
-      </w:r>
-      <w:r>
-        <w:rPr>
-          <w:rFonts w:ascii="Century" w:hAnsi="Century"/>
-        </w:rPr>
-        <w:t xml:space="preserve">gradually their rival money-commodities (silver and copper) </w:t>
-      </w:r>
-      <w:r>
-        <w:rPr>
-          <w:rFonts w:ascii="Century" w:hAnsi="Century"/>
-        </w:rPr>
-        <w:t>as dual measure</w:t>
+        <w:t>The money-commodities of the formative period of the world economy: silver and gold</w:t>
+      </w:r>
+      <w:r>
+        <w:rPr>
+          <w:rFonts w:ascii="Century" w:hAnsi="Century"/>
+        </w:rPr>
+        <w:t xml:space="preserve"> were</w:t>
+      </w:r>
+      <w:r>
+        <w:rPr>
+          <w:rFonts w:ascii="Century" w:hAnsi="Century"/>
+        </w:rPr>
+        <w:t xml:space="preserve"> stolen from the </w:t>
+      </w:r>
+      <w:proofErr w:type="gramStart"/>
+      <w:r>
+        <w:rPr>
+          <w:rFonts w:ascii="Century" w:hAnsi="Century"/>
+        </w:rPr>
+        <w:t>indigenous</w:t>
+      </w:r>
+      <w:proofErr w:type="gramEnd"/>
+      <w:r>
+        <w:rPr>
+          <w:rFonts w:ascii="Century" w:hAnsi="Century"/>
+        </w:rPr>
+        <w:t xml:space="preserve"> continental territory</w:t>
+      </w:r>
+      <w:r>
+        <w:rPr>
+          <w:rFonts w:ascii="Century" w:hAnsi="Century"/>
+        </w:rPr>
+        <w:t xml:space="preserve"> (</w:t>
+      </w:r>
+      <w:r>
+        <w:rPr>
+          <w:rFonts w:ascii="Century" w:hAnsi="Century"/>
+        </w:rPr>
+        <w:t>Abya-Yala</w:t>
+      </w:r>
+      <w:r>
+        <w:rPr>
+          <w:rFonts w:ascii="Century" w:hAnsi="Century"/>
+        </w:rPr>
+        <w:t xml:space="preserve">) </w:t>
+      </w:r>
+      <w:r>
+        <w:rPr>
+          <w:rFonts w:ascii="Century" w:hAnsi="Century"/>
+        </w:rPr>
+        <w:t>by the militarist colonial policy</w:t>
+      </w:r>
+      <w:r>
+        <w:rPr>
+          <w:rFonts w:ascii="Century" w:hAnsi="Century"/>
+        </w:rPr>
+        <w:t>, in a magnitude</w:t>
+      </w:r>
+      <w:r>
+        <w:rPr>
+          <w:rFonts w:ascii="Century" w:hAnsi="Century"/>
+        </w:rPr>
+        <w:t xml:space="preserve"> </w:t>
+      </w:r>
+      <w:r>
+        <w:rPr>
+          <w:rFonts w:ascii="Century" w:hAnsi="Century"/>
+        </w:rPr>
+        <w:t>constitutive of</w:t>
+      </w:r>
+      <w:r>
+        <w:rPr>
+          <w:rFonts w:ascii="Century" w:hAnsi="Century"/>
+        </w:rPr>
+        <w:t xml:space="preserve"> the so-assumed </w:t>
+      </w:r>
+      <w:r>
+        <w:rPr>
+          <w:rFonts w:ascii="Century" w:hAnsi="Century"/>
+          <w:i/>
+          <w:iCs/>
+        </w:rPr>
+        <w:t xml:space="preserve">original </w:t>
+      </w:r>
+      <w:r>
+        <w:rPr>
+          <w:rFonts w:ascii="Century" w:hAnsi="Century"/>
+          <w:i/>
+          <w:iCs/>
+        </w:rPr>
+        <w:t>accumulation</w:t>
+      </w:r>
+      <w:r>
+        <w:rPr>
+          <w:rFonts w:ascii="Century" w:hAnsi="Century"/>
+        </w:rPr>
+        <w:t>.</w:t>
+      </w:r>
+      <w:r>
+        <w:rPr>
+          <w:rFonts w:ascii="Century" w:hAnsi="Century"/>
+        </w:rPr>
+        <w:t xml:space="preserve"> </w:t>
+      </w:r>
+      <w:r>
+        <w:rPr>
+          <w:rFonts w:ascii="Century" w:hAnsi="Century"/>
+        </w:rPr>
+        <w:t>A</w:t>
+      </w:r>
+      <w:r>
+        <w:rPr>
+          <w:rFonts w:ascii="Century" w:hAnsi="Century"/>
+        </w:rPr>
+        <w:t xml:space="preserve">s the historical foundation of the </w:t>
+      </w:r>
+      <w:r>
+        <w:rPr>
+          <w:rFonts w:ascii="Century" w:hAnsi="Century"/>
+        </w:rPr>
+        <w:t xml:space="preserve">reproduction </w:t>
+      </w:r>
+      <w:r>
+        <w:rPr>
+          <w:rFonts w:ascii="Century" w:hAnsi="Century"/>
+        </w:rPr>
+        <w:t xml:space="preserve">scale </w:t>
+      </w:r>
+      <w:r>
+        <w:rPr>
+          <w:rFonts w:ascii="Century" w:hAnsi="Century"/>
+        </w:rPr>
+        <w:t>i</w:t>
+      </w:r>
+      <w:r>
+        <w:rPr>
+          <w:rFonts w:ascii="Century" w:hAnsi="Century"/>
+        </w:rPr>
+        <w:t>n which</w:t>
+      </w:r>
+      <w:r>
+        <w:rPr>
+          <w:rFonts w:ascii="Century" w:hAnsi="Century"/>
+        </w:rPr>
+        <w:t xml:space="preserve"> </w:t>
+      </w:r>
+      <w:r>
+        <w:rPr>
+          <w:rFonts w:ascii="Century" w:hAnsi="Century"/>
+        </w:rPr>
+        <w:t>the extended accumulation of capital</w:t>
+      </w:r>
+      <w:r>
+        <w:rPr>
+          <w:rFonts w:ascii="Century" w:hAnsi="Century"/>
+        </w:rPr>
+        <w:t xml:space="preserve"> ha</w:t>
       </w:r>
       <w:r>
         <w:rPr>
@@ -2273,7 +2291,7 @@
         <w:rPr>
           <w:rFonts w:ascii="Century" w:hAnsi="Century"/>
         </w:rPr>
-        <w:t xml:space="preserve"> of value in the world-economy. </w:t>
+        <w:t xml:space="preserve"> developed since then, from the initial conditions denoted by the invasion of "America". </w:t>
       </w:r>
     </w:p>
     <w:p>
@@ -2287,97 +2305,51 @@
         <w:rPr>
           <w:rFonts w:ascii="Century" w:hAnsi="Century"/>
         </w:rPr>
-        <w:t>T</w:t>
-      </w:r>
-      <w:r>
-        <w:rPr>
-          <w:rFonts w:ascii="Century" w:hAnsi="Century"/>
-        </w:rPr>
-        <w:t xml:space="preserve">he mercantile capitalist </w:t>
-      </w:r>
-      <w:r>
-        <w:rPr>
-          <w:rFonts w:ascii="Century" w:hAnsi="Century"/>
-        </w:rPr>
-        <w:t>found in silver and gold</w:t>
-      </w:r>
-      <w:r>
-        <w:rPr>
-          <w:rFonts w:ascii="Century" w:hAnsi="Century"/>
-        </w:rPr>
-        <w:t xml:space="preserve"> the “chief element of indigenous alienable wealth”</w:t>
-      </w:r>
-      <w:r>
-        <w:rPr>
-          <w:rFonts w:ascii="Century" w:hAnsi="Century"/>
-        </w:rPr>
-        <w:t xml:space="preserve">. </w:t>
-      </w:r>
-      <w:r>
-        <w:rPr>
-          <w:rFonts w:ascii="Century" w:hAnsi="Century"/>
-        </w:rPr>
-        <w:t xml:space="preserve">As </w:t>
-      </w:r>
-      <w:r>
-        <w:rPr>
-          <w:rFonts w:ascii="Century" w:hAnsi="Century"/>
-        </w:rPr>
-        <w:t>values which</w:t>
-      </w:r>
-      <w:r>
-        <w:rPr>
-          <w:rFonts w:ascii="Century" w:hAnsi="Century"/>
-        </w:rPr>
-        <w:t xml:space="preserve"> do</w:t>
-      </w:r>
-      <w:r>
-        <w:rPr>
-          <w:rFonts w:ascii="Century" w:hAnsi="Century"/>
-        </w:rPr>
-        <w:t>n</w:t>
-      </w:r>
-      <w:r>
-        <w:rPr>
-          <w:rFonts w:ascii="Century" w:hAnsi="Century"/>
-        </w:rPr>
-        <w:t>’t have use-value outside its exchange-value form. They treated gold</w:t>
-      </w:r>
-      <w:r>
-        <w:rPr>
-          <w:rFonts w:ascii="Century" w:hAnsi="Century"/>
-        </w:rPr>
-        <w:t xml:space="preserve"> and silver</w:t>
-      </w:r>
-      <w:r>
-        <w:rPr>
-          <w:rFonts w:ascii="Century" w:hAnsi="Century"/>
-        </w:rPr>
-        <w:t xml:space="preserve"> as commodity-money</w:t>
-      </w:r>
-      <w:r>
-        <w:rPr>
-          <w:rFonts w:ascii="Century" w:hAnsi="Century"/>
-        </w:rPr>
-        <w:t xml:space="preserve">. </w:t>
-      </w:r>
-      <w:r>
-        <w:rPr>
-          <w:rFonts w:ascii="Century" w:hAnsi="Century"/>
-        </w:rPr>
-        <w:t>But certain industrial capital was in formation, incorporating the value of labour into the valorization process of gold</w:t>
-      </w:r>
-      <w:r>
-        <w:rPr>
-          <w:rFonts w:ascii="Century" w:hAnsi="Century"/>
-        </w:rPr>
-        <w:t xml:space="preserve"> production</w:t>
-      </w:r>
-      <w:r>
-        <w:rPr>
-          <w:rFonts w:ascii="Century" w:hAnsi="Century"/>
-        </w:rPr>
-        <w:t xml:space="preserve"> as a commodity</w:t>
+        <w:t>The gold bearer</w:t>
+      </w:r>
+      <w:r>
+        <w:rPr>
+          <w:rFonts w:ascii="Century" w:hAnsi="Century"/>
+        </w:rPr>
+        <w:t xml:space="preserve"> can </w:t>
+      </w:r>
+      <w:proofErr w:type="gramStart"/>
+      <w:r>
+        <w:rPr>
+          <w:rFonts w:ascii="Century" w:hAnsi="Century"/>
+        </w:rPr>
+        <w:t>be seen</w:t>
+      </w:r>
+      <w:proofErr w:type="gramEnd"/>
+      <w:r>
+        <w:rPr>
+          <w:rFonts w:ascii="Century" w:hAnsi="Century"/>
+        </w:rPr>
+        <w:t xml:space="preserve"> in the following </w:t>
+      </w:r>
+      <w:r>
+        <w:rPr>
+          <w:rFonts w:ascii="Century" w:hAnsi="Century"/>
+        </w:rPr>
+        <w:t>act</w:t>
+      </w:r>
+      <w:r>
+        <w:rPr>
+          <w:rFonts w:ascii="Century" w:hAnsi="Century"/>
+        </w:rPr>
+        <w:t xml:space="preserve">, </w:t>
+      </w:r>
+      <w:r>
+        <w:rPr>
+          <w:rFonts w:ascii="Century" w:hAnsi="Century"/>
+        </w:rPr>
+        <w:t>a</w:t>
+      </w:r>
+      <w:r>
+        <w:rPr>
+          <w:rFonts w:ascii="Century" w:hAnsi="Century"/>
+        </w:rPr>
+        <w:t>ppearing in representation of gold</w:t>
       </w:r>
       <w:r>
         <w:rPr>
@@ -2389,13 +2361,169 @@
         <w:rPr>
           <w:rFonts w:ascii="Century" w:hAnsi="Century"/>
         </w:rPr>
-        <w:t xml:space="preserve"> in its circulation toward its money-form of value. Besides its circulation as a means of payment, gold is then produced for hoarding. </w:t>
-      </w:r>
-      <w:r>
-        <w:rPr>
-          <w:rFonts w:ascii="Century" w:hAnsi="Century"/>
-        </w:rPr>
-        <w:t>%%[[KV1C2P183L18]]%%.</w:t>
+        <w:t xml:space="preserve"> as if </w:t>
+      </w:r>
+      <w:r>
+        <w:rPr>
+          <w:rFonts w:ascii="Century" w:hAnsi="Century"/>
+        </w:rPr>
+        <w:t>himself</w:t>
+      </w:r>
+      <w:r>
+        <w:rPr>
+          <w:rFonts w:ascii="Century" w:hAnsi="Century"/>
+        </w:rPr>
+        <w:t xml:space="preserve"> was not</w:t>
+      </w:r>
+      <w:r>
+        <w:rPr>
+          <w:rFonts w:ascii="Century" w:hAnsi="Century"/>
+        </w:rPr>
+        <w:t xml:space="preserve"> the</w:t>
+      </w:r>
+      <w:r>
+        <w:rPr>
+          <w:rFonts w:ascii="Century" w:hAnsi="Century"/>
+        </w:rPr>
+        <w:t xml:space="preserve"> merely replaceable but </w:t>
+      </w:r>
+      <w:r>
+        <w:rPr>
+          <w:rFonts w:ascii="Century" w:hAnsi="Century"/>
+        </w:rPr>
+        <w:t>necessary</w:t>
+      </w:r>
+      <w:r>
+        <w:rPr>
+          <w:rFonts w:ascii="Century" w:hAnsi="Century"/>
+        </w:rPr>
+        <w:t xml:space="preserve"> form of </w:t>
+      </w:r>
+      <w:r>
+        <w:rPr>
+          <w:rFonts w:ascii="Century" w:hAnsi="Century"/>
+        </w:rPr>
+        <w:t>appearance</w:t>
+      </w:r>
+      <w:r>
+        <w:rPr>
+          <w:rFonts w:ascii="Century" w:hAnsi="Century"/>
+        </w:rPr>
+        <w:t xml:space="preserve"> o</w:t>
+      </w:r>
+      <w:r>
+        <w:rPr>
+          <w:rFonts w:ascii="Century" w:hAnsi="Century"/>
+        </w:rPr>
+        <w:t>f gold in the</w:t>
+      </w:r>
+      <w:r>
+        <w:rPr>
+          <w:rFonts w:ascii="Century" w:hAnsi="Century"/>
+        </w:rPr>
+        <w:t xml:space="preserve"> circulation process. The commodity-money expresses and consumes an aliquot part of the exchange value of every commodity in circulation, signed and consumed by </w:t>
+      </w:r>
+      <w:r>
+        <w:rPr>
+          <w:rFonts w:ascii="Century" w:hAnsi="Century"/>
+        </w:rPr>
+        <w:t>price</w:t>
+      </w:r>
+      <w:r>
+        <w:rPr>
+          <w:rFonts w:ascii="Century" w:hAnsi="Century"/>
+        </w:rPr>
+        <w:t xml:space="preserve">. While historically concentrating an aliquot part of the value of each circulated commodity, </w:t>
+      </w:r>
+      <w:proofErr w:type="gramStart"/>
+      <w:r>
+        <w:rPr>
+          <w:rFonts w:ascii="Century" w:hAnsi="Century"/>
+        </w:rPr>
+        <w:t>being consumed</w:t>
+      </w:r>
+      <w:proofErr w:type="gramEnd"/>
+      <w:r>
+        <w:rPr>
+          <w:rFonts w:ascii="Century" w:hAnsi="Century"/>
+        </w:rPr>
+        <w:t xml:space="preserve"> by its </w:t>
+      </w:r>
+      <w:r>
+        <w:rPr>
+          <w:rFonts w:ascii="Century" w:hAnsi="Century"/>
+        </w:rPr>
+        <w:t>realization</w:t>
+      </w:r>
+      <w:r>
+        <w:rPr>
+          <w:rFonts w:ascii="Century" w:hAnsi="Century"/>
+        </w:rPr>
+        <w:t xml:space="preserve"> into the</w:t>
+      </w:r>
+      <w:r>
+        <w:rPr>
+          <w:rFonts w:ascii="Century" w:hAnsi="Century"/>
+        </w:rPr>
+        <w:t xml:space="preserve"> quantity of money</w:t>
+      </w:r>
+      <w:r>
+        <w:rPr>
+          <w:rFonts w:ascii="Century" w:hAnsi="Century"/>
+        </w:rPr>
+        <w:t xml:space="preserve"> signed by the commodity price (</w:t>
+      </w:r>
+      <w:r>
+        <w:rPr>
+          <w:rFonts w:ascii="Century" w:hAnsi="Century"/>
+          <w:i/>
+          <w:iCs/>
+        </w:rPr>
+        <w:t>C</w:t>
+      </w:r>
+      <w:r>
+        <w:rPr>
+          <w:rFonts w:ascii="Century" w:hAnsi="Century"/>
+        </w:rPr>
+        <w:t>)</w:t>
+      </w:r>
+      <w:r>
+        <w:rPr>
+          <w:rFonts w:ascii="Century" w:hAnsi="Century"/>
+        </w:rPr>
+        <w:t>. Ideally equivalent to the “quantity of labour objectified in it</w:t>
+      </w:r>
+      <w:proofErr w:type="gramStart"/>
+      <w:r>
+        <w:rPr>
+          <w:rFonts w:ascii="Century" w:hAnsi="Century"/>
+        </w:rPr>
+        <w:t>”</w:t>
+      </w:r>
+      <w:r>
+        <w:rPr>
+          <w:rFonts w:ascii="Century" w:hAnsi="Century"/>
+        </w:rPr>
+        <w:t>,</w:t>
+      </w:r>
+      <w:proofErr w:type="gramEnd"/>
+      <w:r>
+        <w:rPr>
+          <w:rFonts w:ascii="Century" w:hAnsi="Century"/>
+        </w:rPr>
+        <w:t xml:space="preserve"> as measure of value</w:t>
+      </w:r>
+      <w:r>
+        <w:rPr>
+          <w:rFonts w:ascii="Century" w:hAnsi="Century"/>
+        </w:rPr>
+        <w:t>.</w:t>
+      </w:r>
+      <w:r>
+        <w:rPr>
+          <w:rFonts w:ascii="Century" w:hAnsi="Century"/>
+        </w:rPr>
+        <w:t xml:space="preserve"> </w:t>
       </w:r>
     </w:p>
     <w:p>
@@ -2409,6 +2537,1156 @@
         <w:rPr>
           <w:rFonts w:ascii="Century" w:hAnsi="Century"/>
         </w:rPr>
+        <w:lastRenderedPageBreak/>
+        <w:t>G</w:t>
+      </w:r>
+      <w:r>
+        <w:rPr>
+          <w:rFonts w:ascii="Century" w:hAnsi="Century"/>
+        </w:rPr>
+        <w:t xml:space="preserve">old, as money-commodity and means of payment, </w:t>
+      </w:r>
+      <w:proofErr w:type="gramStart"/>
+      <w:r>
+        <w:rPr>
+          <w:rFonts w:ascii="Century" w:hAnsi="Century"/>
+        </w:rPr>
+        <w:t>was also fixed</w:t>
+      </w:r>
+      <w:proofErr w:type="gramEnd"/>
+      <w:r>
+        <w:rPr>
+          <w:rFonts w:ascii="Century" w:hAnsi="Century"/>
+        </w:rPr>
+        <w:t xml:space="preserve"> as the physical shape of the </w:t>
+      </w:r>
+      <w:r>
+        <w:rPr>
+          <w:rFonts w:ascii="Century" w:hAnsi="Century"/>
+        </w:rPr>
+        <w:t xml:space="preserve">standard unit of price. </w:t>
+      </w:r>
+      <w:r>
+        <w:rPr>
+          <w:rFonts w:ascii="Century" w:hAnsi="Century"/>
+        </w:rPr>
+        <w:t>S</w:t>
+      </w:r>
+      <w:r>
+        <w:rPr>
+          <w:rFonts w:ascii="Century" w:hAnsi="Century"/>
+        </w:rPr>
+        <w:t>o, t</w:t>
+      </w:r>
+      <w:r>
+        <w:rPr>
+          <w:rFonts w:ascii="Century" w:hAnsi="Century"/>
+        </w:rPr>
+        <w:t>he hoarder of gold, the representative of the commodity-money, has lived since created the money form of value</w:t>
+      </w:r>
+      <w:r>
+        <w:rPr>
+          <w:rFonts w:ascii="Century" w:hAnsi="Century"/>
+        </w:rPr>
+        <w:t>;</w:t>
+      </w:r>
+      <w:r>
+        <w:rPr>
+          <w:rFonts w:ascii="Century" w:hAnsi="Century"/>
+        </w:rPr>
+        <w:t xml:space="preserve"> </w:t>
+      </w:r>
+      <w:r>
+        <w:rPr>
+          <w:rFonts w:ascii="Century" w:hAnsi="Century"/>
+        </w:rPr>
+        <w:t>within</w:t>
+      </w:r>
+      <w:r>
+        <w:rPr>
+          <w:rFonts w:ascii="Century" w:hAnsi="Century"/>
+        </w:rPr>
+        <w:t xml:space="preserve"> the initial conditions which, </w:t>
+      </w:r>
+      <w:r>
+        <w:rPr>
+          <w:rFonts w:ascii="Century" w:hAnsi="Century"/>
+          <w:i/>
+          <w:iCs/>
+        </w:rPr>
+        <w:t>by</w:t>
+      </w:r>
+      <w:r>
+        <w:rPr>
+          <w:rFonts w:ascii="Century" w:hAnsi="Century"/>
+        </w:rPr>
+        <w:t xml:space="preserve"> </w:t>
+      </w:r>
+      <w:r>
+        <w:rPr>
+          <w:rFonts w:ascii="Century" w:hAnsi="Century"/>
+          <w:i/>
+          <w:iCs/>
+        </w:rPr>
+        <w:t>social accident</w:t>
+      </w:r>
+      <w:r>
+        <w:rPr>
+          <w:rFonts w:ascii="Century" w:hAnsi="Century"/>
+        </w:rPr>
+        <w:t xml:space="preserve">, resulted in the extension of the exchange process, and </w:t>
+      </w:r>
+      <w:r>
+        <w:rPr>
+          <w:rFonts w:ascii="Century" w:hAnsi="Century"/>
+        </w:rPr>
+        <w:t xml:space="preserve">its </w:t>
+      </w:r>
+      <w:r>
+        <w:rPr>
+          <w:rFonts w:ascii="Century" w:hAnsi="Century"/>
+        </w:rPr>
+        <w:t xml:space="preserve">subsumption </w:t>
+      </w:r>
+      <w:r>
+        <w:rPr>
+          <w:rFonts w:ascii="Century" w:hAnsi="Century"/>
+        </w:rPr>
+        <w:t>to</w:t>
+      </w:r>
+      <w:r>
+        <w:rPr>
+          <w:rFonts w:ascii="Century" w:hAnsi="Century"/>
+        </w:rPr>
+        <w:t xml:space="preserve"> the process of money</w:t>
+      </w:r>
+      <w:r>
+        <w:rPr>
+          <w:rFonts w:ascii="Century" w:hAnsi="Century"/>
+        </w:rPr>
+        <w:t xml:space="preserve"> </w:t>
+      </w:r>
+      <w:r>
+        <w:rPr>
+          <w:rFonts w:ascii="Century" w:hAnsi="Century"/>
+        </w:rPr>
+        <w:t>circulation</w:t>
+      </w:r>
+      <w:r>
+        <w:rPr>
+          <w:rFonts w:ascii="Century" w:hAnsi="Century"/>
+        </w:rPr>
+        <w:t>.</w:t>
+      </w:r>
+      <w:r>
+        <w:rPr>
+          <w:rFonts w:ascii="Century" w:hAnsi="Century"/>
+        </w:rPr>
+        <w:t xml:space="preserve"> </w:t>
+      </w:r>
+      <w:proofErr w:type="gramStart"/>
+      <w:r>
+        <w:rPr>
+          <w:rFonts w:ascii="Century" w:hAnsi="Century"/>
+        </w:rPr>
+        <w:t>%%[</w:t>
+      </w:r>
+      <w:proofErr w:type="gramEnd"/>
+      <w:r>
+        <w:rPr>
+          <w:rFonts w:ascii="Century" w:hAnsi="Century"/>
+        </w:rPr>
+        <w:t>[KV1C3P193L1</w:t>
+      </w:r>
+      <w:proofErr w:type="gramStart"/>
+      <w:r>
+        <w:rPr>
+          <w:rFonts w:ascii="Century" w:hAnsi="Century"/>
+        </w:rPr>
+        <w:t>]][</w:t>
+      </w:r>
+      <w:proofErr w:type="gramEnd"/>
+      <w:r>
+        <w:rPr>
+          <w:rFonts w:ascii="Century" w:hAnsi="Century"/>
+        </w:rPr>
+        <w:t>[KV1C3P194L13]]%%.</w:t>
+      </w:r>
+    </w:p>
+    <w:p>
+      <w:pPr>
+        <w:spacing w:before="240" w:line="360" w:lineRule="auto"/>
+        <w:rPr>
+          <w:rFonts w:ascii="Century" w:hAnsi="Century"/>
+        </w:rPr>
+      </w:pPr>
+      <w:r>
+        <w:rPr>
+          <w:rFonts w:ascii="Century" w:hAnsi="Century"/>
+        </w:rPr>
+        <w:t xml:space="preserve">Gold </w:t>
+      </w:r>
+      <w:r>
+        <w:rPr>
+          <w:rFonts w:ascii="Century" w:hAnsi="Century"/>
+        </w:rPr>
+        <w:t>accomplish</w:t>
+      </w:r>
+      <w:r>
+        <w:rPr>
+          <w:rFonts w:ascii="Century" w:hAnsi="Century"/>
+        </w:rPr>
+        <w:t>es</w:t>
+      </w:r>
+      <w:r>
+        <w:rPr>
+          <w:rFonts w:ascii="Century" w:hAnsi="Century"/>
+        </w:rPr>
+        <w:t xml:space="preserve"> every </w:t>
+      </w:r>
+      <w:r>
+        <w:rPr>
+          <w:rFonts w:ascii="Century" w:hAnsi="Century"/>
+          <w:i/>
+          <w:iCs/>
+        </w:rPr>
+        <w:t xml:space="preserve">social </w:t>
+      </w:r>
+      <w:r>
+        <w:rPr>
+          <w:rFonts w:ascii="Century" w:hAnsi="Century"/>
+          <w:i/>
+          <w:iCs/>
+        </w:rPr>
+        <w:t>function</w:t>
+      </w:r>
+      <w:r>
+        <w:rPr>
+          <w:rFonts w:ascii="Century" w:hAnsi="Century"/>
+        </w:rPr>
+        <w:t xml:space="preserve"> of </w:t>
+      </w:r>
+      <w:proofErr w:type="gramStart"/>
+      <w:r>
+        <w:rPr>
+          <w:rFonts w:ascii="Century" w:hAnsi="Century"/>
+        </w:rPr>
+        <w:t>money, since</w:t>
+      </w:r>
+      <w:proofErr w:type="gramEnd"/>
+      <w:r>
+        <w:rPr>
+          <w:rFonts w:ascii="Century" w:hAnsi="Century"/>
+        </w:rPr>
+        <w:t xml:space="preserve"> the initial expansion of the</w:t>
+      </w:r>
+      <w:r>
+        <w:rPr>
+          <w:rFonts w:ascii="Century" w:hAnsi="Century"/>
+        </w:rPr>
+        <w:t xml:space="preserve"> </w:t>
+      </w:r>
+      <w:r>
+        <w:rPr>
+          <w:rFonts w:ascii="Century" w:hAnsi="Century"/>
+        </w:rPr>
+        <w:t>exchange</w:t>
+      </w:r>
+      <w:r>
+        <w:rPr>
+          <w:rFonts w:ascii="Century" w:hAnsi="Century"/>
+        </w:rPr>
+        <w:t xml:space="preserve"> process </w:t>
+      </w:r>
+      <w:r>
+        <w:rPr>
+          <w:rFonts w:ascii="Century" w:hAnsi="Century"/>
+        </w:rPr>
+        <w:t>mediated by the circulation</w:t>
+      </w:r>
+      <w:r>
+        <w:rPr>
+          <w:rFonts w:ascii="Century" w:hAnsi="Century"/>
+        </w:rPr>
+        <w:t xml:space="preserve"> of money</w:t>
+      </w:r>
+      <w:r>
+        <w:rPr>
+          <w:rFonts w:ascii="Century" w:hAnsi="Century"/>
+        </w:rPr>
+        <w:t>. Gold is real money</w:t>
+      </w:r>
+      <w:r>
+        <w:rPr>
+          <w:rFonts w:ascii="Century" w:hAnsi="Century"/>
+        </w:rPr>
+        <w:t>, as the real embodiment of values</w:t>
+      </w:r>
+      <w:r>
+        <w:rPr>
+          <w:rFonts w:ascii="Century" w:hAnsi="Century"/>
+        </w:rPr>
+        <w:t>,</w:t>
+      </w:r>
+      <w:r>
+        <w:rPr>
+          <w:rFonts w:ascii="Century" w:hAnsi="Century"/>
+        </w:rPr>
+        <w:t xml:space="preserve"> </w:t>
+      </w:r>
+      <w:r>
+        <w:rPr>
+          <w:rFonts w:ascii="Century" w:hAnsi="Century"/>
+        </w:rPr>
+        <w:t xml:space="preserve">and real capital. </w:t>
+      </w:r>
+      <w:r>
+        <w:rPr>
+          <w:rFonts w:ascii="Century" w:hAnsi="Century"/>
+        </w:rPr>
+        <w:t>So, i</w:t>
+      </w:r>
+      <w:r>
+        <w:rPr>
+          <w:rFonts w:ascii="Century" w:hAnsi="Century"/>
+        </w:rPr>
+        <w:t>t is measure of value, and the elementary value form, also being the standard unit of price</w:t>
+      </w:r>
+      <w:r>
+        <w:rPr>
+          <w:rFonts w:ascii="Century" w:hAnsi="Century"/>
+        </w:rPr>
+        <w:t>;</w:t>
+      </w:r>
+      <w:r>
+        <w:rPr>
+          <w:rFonts w:ascii="Century" w:hAnsi="Century"/>
+        </w:rPr>
+        <w:t xml:space="preserve"> while at the same time [gold is] </w:t>
+      </w:r>
+      <w:proofErr w:type="gramStart"/>
+      <w:r>
+        <w:rPr>
+          <w:rFonts w:ascii="Century" w:hAnsi="Century"/>
+        </w:rPr>
+        <w:t>being constantly removed</w:t>
+      </w:r>
+      <w:proofErr w:type="gramEnd"/>
+      <w:r>
+        <w:rPr>
+          <w:rFonts w:ascii="Century" w:hAnsi="Century"/>
+        </w:rPr>
+        <w:t xml:space="preserve">, separated, from the process of money circulation as </w:t>
+      </w:r>
+      <w:r>
+        <w:rPr>
+          <w:rFonts w:ascii="Century" w:hAnsi="Century"/>
+        </w:rPr>
+        <w:t>a means</w:t>
+      </w:r>
+      <w:r>
+        <w:rPr>
+          <w:rFonts w:ascii="Century" w:hAnsi="Century"/>
+        </w:rPr>
+        <w:t xml:space="preserve"> of payment.</w:t>
+      </w:r>
+      <w:r>
+        <w:rPr>
+          <w:rFonts w:ascii="Century" w:hAnsi="Century"/>
+        </w:rPr>
+        <w:t xml:space="preserve"> </w:t>
+      </w:r>
+    </w:p>
+    <w:p>
+      <w:pPr>
+        <w:spacing w:before="240" w:line="360" w:lineRule="auto"/>
+        <w:rPr>
+          <w:rFonts w:ascii="Century" w:hAnsi="Century"/>
+        </w:rPr>
+      </w:pPr>
+      <w:r>
+        <w:rPr>
+          <w:rFonts w:ascii="Century" w:hAnsi="Century"/>
+        </w:rPr>
+        <w:t>Until this point, w</w:t>
+      </w:r>
+      <w:r>
+        <w:rPr>
+          <w:rFonts w:ascii="Century" w:hAnsi="Century"/>
+        </w:rPr>
+        <w:t>ith the compulsive subsumption of money circulation over the exchange process, money is used as a determinant of the “need to give an external expression to this opposition [between use-value and value which is latent in the nature of the commodity] for the purposes of commercial intercourse”. The upward scale shift of the exchange process mediated by money produced the drive toward the invention of an “independent” form of value, which finds neither rest nor peace until it became “independent from its own use-value</w:t>
+      </w:r>
+      <w:proofErr w:type="gramStart"/>
+      <w:r>
+        <w:rPr>
+          <w:rFonts w:ascii="Century" w:hAnsi="Century"/>
+        </w:rPr>
+        <w:t>”</w:t>
+      </w:r>
+      <w:r>
+        <w:rPr>
+          <w:rFonts w:ascii="Century" w:hAnsi="Century"/>
+        </w:rPr>
+        <w:t>.</w:t>
+      </w:r>
+      <w:proofErr w:type="gramEnd"/>
+      <w:r>
+        <w:rPr>
+          <w:rFonts w:ascii="Century" w:hAnsi="Century"/>
+        </w:rPr>
+        <w:t xml:space="preserve"> </w:t>
+      </w:r>
+      <w:proofErr w:type="gramStart"/>
+      <w:r>
+        <w:rPr>
+          <w:rFonts w:ascii="Century" w:hAnsi="Century"/>
+        </w:rPr>
+        <w:t>%%[</w:t>
+      </w:r>
+      <w:proofErr w:type="gramEnd"/>
+      <w:r>
+        <w:rPr>
+          <w:rFonts w:ascii="Century" w:hAnsi="Century"/>
+        </w:rPr>
+        <w:t>[KV1C2P182L34</w:t>
+      </w:r>
+      <w:proofErr w:type="gramStart"/>
+      <w:r>
+        <w:rPr>
+          <w:rFonts w:ascii="Century" w:hAnsi="Century"/>
+        </w:rPr>
+        <w:t>]]%</w:t>
+      </w:r>
+      <w:proofErr w:type="gramEnd"/>
+      <w:r>
+        <w:rPr>
+          <w:rFonts w:ascii="Century" w:hAnsi="Century"/>
+        </w:rPr>
+        <w:t>%</w:t>
+      </w:r>
+      <w:r>
+        <w:rPr>
+          <w:rFonts w:ascii="Century" w:hAnsi="Century"/>
+        </w:rPr>
+        <w:t xml:space="preserve">. </w:t>
+      </w:r>
+    </w:p>
+    <w:p>
+      <w:pPr>
+        <w:spacing w:before="240" w:line="360" w:lineRule="auto"/>
+        <w:rPr>
+          <w:rFonts w:ascii="Century" w:hAnsi="Century"/>
+        </w:rPr>
+      </w:pPr>
+      <w:r>
+        <w:rPr>
+          <w:rFonts w:ascii="Century" w:hAnsi="Century"/>
+        </w:rPr>
+        <w:t>Indeed, t</w:t>
+      </w:r>
+      <w:r>
+        <w:rPr>
+          <w:rFonts w:ascii="Century" w:hAnsi="Century"/>
+        </w:rPr>
+        <w:t>he function of money as a means for circulation resulted from the inherent contradiction between the elementary form of use</w:t>
+      </w:r>
+      <w:r>
+        <w:rPr>
+          <w:rFonts w:ascii="Century" w:hAnsi="Century"/>
+        </w:rPr>
+        <w:t>-</w:t>
+      </w:r>
+      <w:r>
+        <w:rPr>
+          <w:rFonts w:ascii="Century" w:hAnsi="Century"/>
+        </w:rPr>
+        <w:t>value and its exchange-value, resolved by the creation of a new form of value which is the money-form (M)</w:t>
+      </w:r>
+      <w:r>
+        <w:rPr>
+          <w:rFonts w:ascii="Century" w:hAnsi="Century"/>
+        </w:rPr>
+        <w:t xml:space="preserve">, </w:t>
+      </w:r>
+      <w:r>
+        <w:rPr>
+          <w:rFonts w:ascii="Century" w:hAnsi="Century"/>
+        </w:rPr>
+        <w:t>mediating the exchange of commodities (C-C)</w:t>
+      </w:r>
+      <w:r>
+        <w:rPr>
+          <w:rFonts w:ascii="Century" w:hAnsi="Century"/>
+        </w:rPr>
+        <w:t>.</w:t>
+      </w:r>
+      <w:r>
+        <w:rPr>
+          <w:rFonts w:ascii="Century" w:hAnsi="Century"/>
+        </w:rPr>
+        <w:t xml:space="preserve"> </w:t>
+      </w:r>
+      <w:r>
+        <w:rPr>
+          <w:rFonts w:ascii="Century" w:hAnsi="Century"/>
+        </w:rPr>
+        <w:t>In that manner</w:t>
+      </w:r>
+      <w:r>
+        <w:rPr>
+          <w:rFonts w:ascii="Century" w:hAnsi="Century"/>
+        </w:rPr>
+        <w:t xml:space="preserve">, </w:t>
+      </w:r>
+      <w:proofErr w:type="gramStart"/>
+      <w:r>
+        <w:rPr>
+          <w:rFonts w:ascii="Century" w:hAnsi="Century"/>
+        </w:rPr>
+        <w:t xml:space="preserve">being </w:t>
+      </w:r>
+      <w:r>
+        <w:rPr>
+          <w:rFonts w:ascii="Century" w:hAnsi="Century"/>
+        </w:rPr>
+        <w:t>co</w:t>
+      </w:r>
+      <w:r>
+        <w:rPr>
+          <w:rFonts w:ascii="Century" w:hAnsi="Century"/>
+        </w:rPr>
+        <w:t>mpleted</w:t>
+      </w:r>
+      <w:proofErr w:type="gramEnd"/>
+      <w:r>
+        <w:rPr>
+          <w:rFonts w:ascii="Century" w:hAnsi="Century"/>
+        </w:rPr>
+        <w:t xml:space="preserve"> </w:t>
+      </w:r>
+      <w:r>
+        <w:rPr>
+          <w:rFonts w:ascii="Century" w:hAnsi="Century"/>
+        </w:rPr>
+        <w:t xml:space="preserve">the differentiation of all commodities into commodities and money. </w:t>
+      </w:r>
+      <w:r>
+        <w:rPr>
+          <w:rFonts w:ascii="Century" w:hAnsi="Century"/>
+        </w:rPr>
+        <w:t>The</w:t>
+      </w:r>
+      <w:r>
+        <w:rPr>
+          <w:rFonts w:ascii="Century" w:hAnsi="Century"/>
+        </w:rPr>
+        <w:t xml:space="preserve"> value of every</w:t>
+      </w:r>
+      <w:r>
+        <w:rPr>
+          <w:rFonts w:ascii="Century" w:hAnsi="Century"/>
+        </w:rPr>
+        <w:t xml:space="preserve"> commodity</w:t>
+      </w:r>
+      <w:r>
+        <w:rPr>
+          <w:rFonts w:ascii="Century" w:hAnsi="Century"/>
+        </w:rPr>
+        <w:t xml:space="preserve"> </w:t>
+      </w:r>
+      <w:proofErr w:type="gramStart"/>
+      <w:r>
+        <w:rPr>
+          <w:rFonts w:ascii="Century" w:hAnsi="Century"/>
+        </w:rPr>
+        <w:t>is distinguished</w:t>
+      </w:r>
+      <w:proofErr w:type="gramEnd"/>
+      <w:r>
+        <w:rPr>
+          <w:rFonts w:ascii="Century" w:hAnsi="Century"/>
+        </w:rPr>
+        <w:t xml:space="preserve"> from its usefulness for </w:t>
+      </w:r>
+      <w:r>
+        <w:rPr>
+          <w:rFonts w:ascii="Century" w:hAnsi="Century"/>
+        </w:rPr>
+        <w:t>exchange and</w:t>
+      </w:r>
+      <w:r>
+        <w:rPr>
+          <w:rFonts w:ascii="Century" w:hAnsi="Century"/>
+        </w:rPr>
+        <w:t xml:space="preserve"> signed with price</w:t>
+      </w:r>
+      <w:r>
+        <w:rPr>
+          <w:rFonts w:ascii="Century" w:hAnsi="Century"/>
+        </w:rPr>
+        <w:t xml:space="preserve">, </w:t>
+      </w:r>
+      <w:r>
+        <w:rPr>
+          <w:rFonts w:ascii="Century" w:hAnsi="Century"/>
+        </w:rPr>
+        <w:t>an imagined quantity of mone</w:t>
+      </w:r>
+      <w:r>
+        <w:rPr>
+          <w:rFonts w:ascii="Century" w:hAnsi="Century"/>
+        </w:rPr>
+        <w:t xml:space="preserve">y </w:t>
+      </w:r>
+      <w:r>
+        <w:rPr>
+          <w:rFonts w:ascii="Century" w:hAnsi="Century"/>
+        </w:rPr>
+        <w:t xml:space="preserve">valorized as an ideally equivalent quantity of expended human labour. </w:t>
+      </w:r>
+      <w:proofErr w:type="gramStart"/>
+      <w:r>
+        <w:rPr>
+          <w:rFonts w:ascii="Century" w:hAnsi="Century"/>
+        </w:rPr>
+        <w:lastRenderedPageBreak/>
+        <w:t>%%[</w:t>
+      </w:r>
+      <w:proofErr w:type="gramEnd"/>
+      <w:r>
+        <w:rPr>
+          <w:rFonts w:ascii="Century" w:hAnsi="Century"/>
+        </w:rPr>
+        <w:t>[KV1C3P198L16</w:t>
+      </w:r>
+      <w:proofErr w:type="gramStart"/>
+      <w:r>
+        <w:rPr>
+          <w:rFonts w:ascii="Century" w:hAnsi="Century"/>
+        </w:rPr>
+        <w:t>]]%</w:t>
+      </w:r>
+      <w:proofErr w:type="gramEnd"/>
+      <w:r>
+        <w:rPr>
+          <w:rFonts w:ascii="Century" w:hAnsi="Century"/>
+        </w:rPr>
+        <w:t xml:space="preserve">%. </w:t>
+      </w:r>
+      <w:proofErr w:type="gramStart"/>
+      <w:r>
+        <w:rPr>
+          <w:rFonts w:ascii="Century" w:hAnsi="Century"/>
+        </w:rPr>
+        <w:t>%%[</w:t>
+      </w:r>
+      <w:proofErr w:type="gramEnd"/>
+      <w:r>
+        <w:rPr>
+          <w:rFonts w:ascii="Century" w:hAnsi="Century"/>
+        </w:rPr>
+        <w:t>[KV1C3P188</w:t>
+      </w:r>
+      <w:r>
+        <w:rPr>
+          <w:rFonts w:ascii="Century" w:hAnsi="Century"/>
+        </w:rPr>
+        <w:t>F1</w:t>
+      </w:r>
+      <w:r>
+        <w:rPr>
+          <w:rFonts w:ascii="Century" w:hAnsi="Century"/>
+        </w:rPr>
+        <w:t>L1</w:t>
+      </w:r>
+      <w:proofErr w:type="gramStart"/>
+      <w:r>
+        <w:rPr>
+          <w:rFonts w:ascii="Century" w:hAnsi="Century"/>
+        </w:rPr>
+        <w:t>]]%</w:t>
+      </w:r>
+      <w:proofErr w:type="gramEnd"/>
+      <w:r>
+        <w:rPr>
+          <w:rFonts w:ascii="Century" w:hAnsi="Century"/>
+        </w:rPr>
+        <w:t>%</w:t>
+      </w:r>
+      <w:r>
+        <w:rPr>
+          <w:rFonts w:ascii="Century" w:hAnsi="Century"/>
+        </w:rPr>
+        <w:t xml:space="preserve">%%[[KV1C3P188L10]]%% </w:t>
+      </w:r>
+      <w:r>
+        <w:rPr>
+          <w:rFonts w:ascii="Century" w:hAnsi="Century"/>
+        </w:rPr>
+        <w:t>%%[[KV1C3P199L14]]%%</w:t>
+      </w:r>
+      <w:r>
+        <w:rPr>
+          <w:rFonts w:ascii="Century" w:hAnsi="Century"/>
+        </w:rPr>
+        <w:t>%%[[KV1C2P187L9]]%%</w:t>
+      </w:r>
+      <w:r>
+        <w:rPr>
+          <w:rFonts w:ascii="Century" w:hAnsi="Century"/>
+        </w:rPr>
+        <w:t>.</w:t>
+      </w:r>
+      <w:r>
+        <w:rPr>
+          <w:rFonts w:ascii="Century" w:hAnsi="Century"/>
+        </w:rPr>
+        <w:t xml:space="preserve"> </w:t>
+      </w:r>
+    </w:p>
+    <w:p>
+      <w:pPr>
+        <w:spacing w:before="240" w:line="360" w:lineRule="auto"/>
+        <w:rPr>
+          <w:rFonts w:ascii="Century" w:hAnsi="Century"/>
+        </w:rPr>
+      </w:pPr>
+      <w:r>
+        <w:rPr>
+          <w:rFonts w:ascii="Century" w:hAnsi="Century"/>
+        </w:rPr>
+        <w:t>So, w</w:t>
+      </w:r>
+      <w:r>
+        <w:rPr>
+          <w:rFonts w:ascii="Century" w:hAnsi="Century"/>
+        </w:rPr>
+        <w:t xml:space="preserve">hy the indigenous alienable wealth became gold and silver, and </w:t>
+      </w:r>
+      <w:r>
+        <w:rPr>
+          <w:rFonts w:ascii="Century" w:hAnsi="Century"/>
+        </w:rPr>
+        <w:t>were no</w:t>
+      </w:r>
+      <w:r>
+        <w:rPr>
+          <w:rFonts w:ascii="Century" w:hAnsi="Century"/>
+        </w:rPr>
+        <w:t>t anymore nor cattle neither slaves? Is because gold</w:t>
+      </w:r>
+      <w:r>
+        <w:rPr>
+          <w:rFonts w:ascii="Century" w:hAnsi="Century"/>
+        </w:rPr>
+        <w:t xml:space="preserve"> and silver,</w:t>
+      </w:r>
+      <w:r>
+        <w:rPr>
+          <w:rFonts w:ascii="Century" w:hAnsi="Century"/>
+        </w:rPr>
+        <w:t xml:space="preserve"> and not the slave</w:t>
+      </w:r>
+      <w:r>
+        <w:rPr>
+          <w:rFonts w:ascii="Century" w:hAnsi="Century"/>
+        </w:rPr>
+        <w:t>,</w:t>
+      </w:r>
+      <w:r>
+        <w:rPr>
+          <w:rFonts w:ascii="Century" w:hAnsi="Century"/>
+        </w:rPr>
+        <w:t xml:space="preserve"> w</w:t>
+      </w:r>
+      <w:r>
+        <w:rPr>
+          <w:rFonts w:ascii="Century" w:hAnsi="Century"/>
+        </w:rPr>
+        <w:t>ere</w:t>
+      </w:r>
+      <w:r>
+        <w:rPr>
+          <w:rFonts w:ascii="Century" w:hAnsi="Century"/>
+        </w:rPr>
+        <w:t xml:space="preserve"> already the social form of money when the </w:t>
+      </w:r>
+      <w:r>
+        <w:rPr>
+          <w:rFonts w:ascii="Century" w:hAnsi="Century"/>
+        </w:rPr>
+        <w:t>super</w:t>
+      </w:r>
+      <w:r>
+        <w:rPr>
+          <w:rFonts w:ascii="Century" w:hAnsi="Century"/>
+        </w:rPr>
+        <w:t>-</w:t>
+      </w:r>
+      <w:r>
+        <w:rPr>
+          <w:rFonts w:ascii="Century" w:hAnsi="Century"/>
+        </w:rPr>
+        <w:t>exploitation of the indigenous peasantry in the</w:t>
+      </w:r>
+      <w:r>
+        <w:rPr>
+          <w:rFonts w:ascii="Century" w:hAnsi="Century"/>
+        </w:rPr>
+        <w:t xml:space="preserve"> silver and gold mines of </w:t>
+      </w:r>
+      <w:r>
+        <w:rPr>
+          <w:rFonts w:ascii="Century" w:hAnsi="Century"/>
+        </w:rPr>
+        <w:t>“</w:t>
+      </w:r>
+      <w:r>
+        <w:rPr>
+          <w:rFonts w:ascii="Century" w:hAnsi="Century"/>
+        </w:rPr>
+        <w:t>America</w:t>
+      </w:r>
+      <w:r>
+        <w:rPr>
+          <w:rFonts w:ascii="Century" w:hAnsi="Century"/>
+        </w:rPr>
+        <w:t>”</w:t>
+      </w:r>
+      <w:r>
+        <w:rPr>
+          <w:rFonts w:ascii="Century" w:hAnsi="Century"/>
+        </w:rPr>
+        <w:t xml:space="preserve"> </w:t>
+      </w:r>
+      <w:proofErr w:type="gramStart"/>
+      <w:r>
+        <w:rPr>
+          <w:rFonts w:ascii="Century" w:hAnsi="Century"/>
+        </w:rPr>
+        <w:t>was planned</w:t>
+      </w:r>
+      <w:proofErr w:type="gramEnd"/>
+      <w:r>
+        <w:rPr>
+          <w:rFonts w:ascii="Century" w:hAnsi="Century"/>
+        </w:rPr>
+        <w:t xml:space="preserve"> and executed by colonization</w:t>
+      </w:r>
+      <w:r>
+        <w:rPr>
+          <w:rFonts w:ascii="Century" w:hAnsi="Century"/>
+        </w:rPr>
+        <w:t xml:space="preserve">. </w:t>
+      </w:r>
+      <w:r>
+        <w:rPr>
+          <w:rFonts w:ascii="Century" w:hAnsi="Century"/>
+        </w:rPr>
+        <w:t>Only a</w:t>
+      </w:r>
+      <w:r>
+        <w:rPr>
+          <w:rFonts w:ascii="Century" w:hAnsi="Century"/>
+        </w:rPr>
+        <w:t xml:space="preserve">fter genocide and slavery </w:t>
+      </w:r>
+      <w:r>
+        <w:rPr>
+          <w:rFonts w:ascii="Century" w:hAnsi="Century"/>
+        </w:rPr>
+        <w:t>follows</w:t>
+      </w:r>
+      <w:r>
+        <w:rPr>
+          <w:rFonts w:ascii="Century" w:hAnsi="Century"/>
+        </w:rPr>
+        <w:t xml:space="preserve"> the </w:t>
+      </w:r>
+      <w:r>
+        <w:rPr>
+          <w:rFonts w:ascii="Century" w:hAnsi="Century"/>
+        </w:rPr>
+        <w:t xml:space="preserve">extension of the </w:t>
+      </w:r>
+      <w:r>
+        <w:rPr>
+          <w:rFonts w:ascii="Century" w:hAnsi="Century"/>
+        </w:rPr>
+        <w:t>circulation</w:t>
+      </w:r>
+      <w:r>
+        <w:rPr>
+          <w:rFonts w:ascii="Century" w:hAnsi="Century"/>
+        </w:rPr>
+        <w:t xml:space="preserve"> process</w:t>
+      </w:r>
+      <w:r>
+        <w:rPr>
+          <w:rFonts w:ascii="Century" w:hAnsi="Century"/>
+        </w:rPr>
+        <w:t xml:space="preserve"> caused by the robbery of a magnitude of silver enough to </w:t>
+      </w:r>
+      <w:proofErr w:type="gramStart"/>
+      <w:r>
+        <w:rPr>
+          <w:rFonts w:ascii="Century" w:hAnsi="Century"/>
+        </w:rPr>
+        <w:t>being traded</w:t>
+      </w:r>
+      <w:proofErr w:type="gramEnd"/>
+      <w:r>
+        <w:rPr>
+          <w:rFonts w:ascii="Century" w:hAnsi="Century"/>
+        </w:rPr>
+        <w:t xml:space="preserve"> for gold in China</w:t>
+      </w:r>
+      <w:r>
+        <w:rPr>
+          <w:rFonts w:ascii="Century" w:hAnsi="Century"/>
+        </w:rPr>
+        <w:t>,</w:t>
+      </w:r>
+      <w:r>
+        <w:rPr>
+          <w:rFonts w:ascii="Century" w:hAnsi="Century"/>
+        </w:rPr>
+        <w:t xml:space="preserve"> displac</w:t>
+      </w:r>
+      <w:r>
+        <w:rPr>
+          <w:rFonts w:ascii="Century" w:hAnsi="Century"/>
+        </w:rPr>
+        <w:t>ing</w:t>
+      </w:r>
+      <w:r>
+        <w:rPr>
+          <w:rFonts w:ascii="Century" w:hAnsi="Century"/>
+        </w:rPr>
+        <w:t xml:space="preserve"> </w:t>
+      </w:r>
+      <w:r>
+        <w:rPr>
+          <w:rFonts w:ascii="Century" w:hAnsi="Century"/>
+        </w:rPr>
+        <w:t xml:space="preserve">gradually their rival money-commodities (silver and copper) </w:t>
+      </w:r>
+      <w:r>
+        <w:rPr>
+          <w:rFonts w:ascii="Century" w:hAnsi="Century"/>
+        </w:rPr>
+        <w:t>as dual measure</w:t>
+      </w:r>
+      <w:r>
+        <w:rPr>
+          <w:rFonts w:ascii="Century" w:hAnsi="Century"/>
+        </w:rPr>
+        <w:t>s</w:t>
+      </w:r>
+      <w:r>
+        <w:rPr>
+          <w:rFonts w:ascii="Century" w:hAnsi="Century"/>
+        </w:rPr>
+        <w:t xml:space="preserve"> of value in the world-economy. </w:t>
+      </w:r>
+    </w:p>
+    <w:p>
+      <w:pPr>
+        <w:spacing w:before="240" w:line="360" w:lineRule="auto"/>
+        <w:rPr>
+          <w:rFonts w:ascii="Century" w:hAnsi="Century"/>
+        </w:rPr>
+      </w:pPr>
+      <w:r>
+        <w:rPr>
+          <w:rFonts w:ascii="Century" w:hAnsi="Century"/>
+        </w:rPr>
+        <w:t>T</w:t>
+      </w:r>
+      <w:r>
+        <w:rPr>
+          <w:rFonts w:ascii="Century" w:hAnsi="Century"/>
+        </w:rPr>
+        <w:t xml:space="preserve">he mercantile capitalist </w:t>
+      </w:r>
+      <w:r>
+        <w:rPr>
+          <w:rFonts w:ascii="Century" w:hAnsi="Century"/>
+        </w:rPr>
+        <w:t>found in silver and gold</w:t>
+      </w:r>
+      <w:r>
+        <w:rPr>
+          <w:rFonts w:ascii="Century" w:hAnsi="Century"/>
+        </w:rPr>
+        <w:t xml:space="preserve"> the “chief element of indigenous alienable wealth</w:t>
+      </w:r>
+      <w:proofErr w:type="gramStart"/>
+      <w:r>
+        <w:rPr>
+          <w:rFonts w:ascii="Century" w:hAnsi="Century"/>
+        </w:rPr>
+        <w:t>”</w:t>
+      </w:r>
+      <w:r>
+        <w:rPr>
+          <w:rFonts w:ascii="Century" w:hAnsi="Century"/>
+        </w:rPr>
+        <w:t>.</w:t>
+      </w:r>
+      <w:proofErr w:type="gramEnd"/>
+      <w:r>
+        <w:rPr>
+          <w:rFonts w:ascii="Century" w:hAnsi="Century"/>
+        </w:rPr>
+        <w:t xml:space="preserve"> </w:t>
+      </w:r>
+      <w:r>
+        <w:rPr>
+          <w:rFonts w:ascii="Century" w:hAnsi="Century"/>
+        </w:rPr>
+        <w:t xml:space="preserve">As </w:t>
+      </w:r>
+      <w:r>
+        <w:rPr>
+          <w:rFonts w:ascii="Century" w:hAnsi="Century"/>
+        </w:rPr>
+        <w:t>values which</w:t>
+      </w:r>
+      <w:r>
+        <w:rPr>
+          <w:rFonts w:ascii="Century" w:hAnsi="Century"/>
+        </w:rPr>
+        <w:t xml:space="preserve"> </w:t>
+      </w:r>
+      <w:proofErr w:type="gramStart"/>
+      <w:r>
+        <w:rPr>
+          <w:rFonts w:ascii="Century" w:hAnsi="Century"/>
+        </w:rPr>
+        <w:t>do</w:t>
+      </w:r>
+      <w:r>
+        <w:rPr>
+          <w:rFonts w:ascii="Century" w:hAnsi="Century"/>
+        </w:rPr>
+        <w:t>n</w:t>
+      </w:r>
+      <w:r>
+        <w:rPr>
+          <w:rFonts w:ascii="Century" w:hAnsi="Century"/>
+        </w:rPr>
+        <w:t>’t</w:t>
+      </w:r>
+      <w:proofErr w:type="gramEnd"/>
+      <w:r>
+        <w:rPr>
+          <w:rFonts w:ascii="Century" w:hAnsi="Century"/>
+        </w:rPr>
+        <w:t xml:space="preserve"> have use-value outside its exchange-value form. They treated gold</w:t>
+      </w:r>
+      <w:r>
+        <w:rPr>
+          <w:rFonts w:ascii="Century" w:hAnsi="Century"/>
+        </w:rPr>
+        <w:t xml:space="preserve"> and silver</w:t>
+      </w:r>
+      <w:r>
+        <w:rPr>
+          <w:rFonts w:ascii="Century" w:hAnsi="Century"/>
+        </w:rPr>
+        <w:t xml:space="preserve"> as commodity-money</w:t>
+      </w:r>
+      <w:r>
+        <w:rPr>
+          <w:rFonts w:ascii="Century" w:hAnsi="Century"/>
+        </w:rPr>
+        <w:t xml:space="preserve">. </w:t>
+      </w:r>
+      <w:r>
+        <w:rPr>
+          <w:rFonts w:ascii="Century" w:hAnsi="Century"/>
+        </w:rPr>
+        <w:t>But certain industrial capital was in formation, incorporating the value of labour into the valorization process of gold</w:t>
+      </w:r>
+      <w:r>
+        <w:rPr>
+          <w:rFonts w:ascii="Century" w:hAnsi="Century"/>
+        </w:rPr>
+        <w:t xml:space="preserve"> production</w:t>
+      </w:r>
+      <w:r>
+        <w:rPr>
+          <w:rFonts w:ascii="Century" w:hAnsi="Century"/>
+        </w:rPr>
+        <w:t xml:space="preserve"> as a commodity</w:t>
+      </w:r>
+      <w:r>
+        <w:rPr>
+          <w:rFonts w:ascii="Century" w:hAnsi="Century"/>
+        </w:rPr>
+        <w:t>,</w:t>
+      </w:r>
+      <w:r>
+        <w:rPr>
+          <w:rFonts w:ascii="Century" w:hAnsi="Century"/>
+        </w:rPr>
+        <w:t xml:space="preserve"> in its circulation toward its money-form of value. Besides its circulation as a means of payment, gold </w:t>
+      </w:r>
+      <w:proofErr w:type="gramStart"/>
+      <w:r>
+        <w:rPr>
+          <w:rFonts w:ascii="Century" w:hAnsi="Century"/>
+        </w:rPr>
+        <w:t>is then produced</w:t>
+      </w:r>
+      <w:proofErr w:type="gramEnd"/>
+      <w:r>
+        <w:rPr>
+          <w:rFonts w:ascii="Century" w:hAnsi="Century"/>
+        </w:rPr>
+        <w:t xml:space="preserve"> for hoarding. </w:t>
+      </w:r>
+      <w:proofErr w:type="gramStart"/>
+      <w:r>
+        <w:rPr>
+          <w:rFonts w:ascii="Century" w:hAnsi="Century"/>
+        </w:rPr>
+        <w:t>%%[</w:t>
+      </w:r>
+      <w:proofErr w:type="gramEnd"/>
+      <w:r>
+        <w:rPr>
+          <w:rFonts w:ascii="Century" w:hAnsi="Century"/>
+        </w:rPr>
+        <w:t>[KV1C2P183L18</w:t>
+      </w:r>
+      <w:proofErr w:type="gramStart"/>
+      <w:r>
+        <w:rPr>
+          <w:rFonts w:ascii="Century" w:hAnsi="Century"/>
+        </w:rPr>
+        <w:t>]]%</w:t>
+      </w:r>
+      <w:proofErr w:type="gramEnd"/>
+      <w:r>
+        <w:rPr>
+          <w:rFonts w:ascii="Century" w:hAnsi="Century"/>
+        </w:rPr>
+        <w:t>%.</w:t>
+      </w:r>
+    </w:p>
+    <w:p>
+      <w:pPr>
+        <w:spacing w:before="240" w:line="360" w:lineRule="auto"/>
+        <w:rPr>
+          <w:rFonts w:ascii="Century" w:hAnsi="Century"/>
+        </w:rPr>
+      </w:pPr>
+      <w:r>
+        <w:rPr>
+          <w:rFonts w:ascii="Century" w:hAnsi="Century"/>
+        </w:rPr>
         <w:t>Gold</w:t>
       </w:r>
       <w:r>
@@ -2451,7 +3729,21 @@
         <w:rPr>
           <w:rFonts w:ascii="Century" w:hAnsi="Century"/>
         </w:rPr>
-        <w:t xml:space="preserve"> and mainly the </w:t>
+        <w:t xml:space="preserve"> and </w:t>
+      </w:r>
+      <w:proofErr w:type="gramStart"/>
+      <w:r>
+        <w:rPr>
+          <w:rFonts w:ascii="Century" w:hAnsi="Century"/>
+        </w:rPr>
+        <w:t>mainly the</w:t>
+      </w:r>
+      <w:proofErr w:type="gramEnd"/>
+      <w:r>
+        <w:rPr>
+          <w:rFonts w:ascii="Century" w:hAnsi="Century"/>
+        </w:rPr>
+        <w:t xml:space="preserve"> </w:t>
       </w:r>
       <w:r>
         <w:rPr>
@@ -2732,7 +4024,28 @@
         <w:rPr>
           <w:rFonts w:ascii="Century" w:hAnsi="Century"/>
         </w:rPr>
-        <w:t xml:space="preserve"> metallized-money, monetized money, monetarized money or crypto-money</w:t>
+        <w:t xml:space="preserve"> </w:t>
+      </w:r>
+      <w:r>
+        <w:rPr>
+          <w:rFonts w:ascii="Century" w:hAnsi="Century"/>
+        </w:rPr>
+        <w:lastRenderedPageBreak/>
+        <w:t xml:space="preserve">metallized-money, monetized money, monetarized </w:t>
+      </w:r>
+      <w:proofErr w:type="gramStart"/>
+      <w:r>
+        <w:rPr>
+          <w:rFonts w:ascii="Century" w:hAnsi="Century"/>
+        </w:rPr>
+        <w:t>money</w:t>
+      </w:r>
+      <w:proofErr w:type="gramEnd"/>
+      <w:r>
+        <w:rPr>
+          <w:rFonts w:ascii="Century" w:hAnsi="Century"/>
+        </w:rPr>
+        <w:t xml:space="preserve"> or crypto-money</w:t>
       </w:r>
       <w:r>
         <w:rPr>
@@ -2822,7 +4135,35 @@
         <w:rPr>
           <w:rFonts w:ascii="Century" w:hAnsi="Century"/>
         </w:rPr>
-        <w:t xml:space="preserve"> %%[[KV1C3P231L8]]%%. </w:t>
+        <w:t xml:space="preserve"> </w:t>
+      </w:r>
+      <w:proofErr w:type="gramStart"/>
+      <w:r>
+        <w:rPr>
+          <w:rFonts w:ascii="Century" w:hAnsi="Century"/>
+        </w:rPr>
+        <w:t>%%[</w:t>
+      </w:r>
+      <w:proofErr w:type="gramEnd"/>
+      <w:r>
+        <w:rPr>
+          <w:rFonts w:ascii="Century" w:hAnsi="Century"/>
+        </w:rPr>
+        <w:t>[KV1C3P231L8</w:t>
+      </w:r>
+      <w:proofErr w:type="gramStart"/>
+      <w:r>
+        <w:rPr>
+          <w:rFonts w:ascii="Century" w:hAnsi="Century"/>
+        </w:rPr>
+        <w:t>]]%</w:t>
+      </w:r>
+      <w:proofErr w:type="gramEnd"/>
+      <w:r>
+        <w:rPr>
+          <w:rFonts w:ascii="Century" w:hAnsi="Century"/>
+        </w:rPr>
+        <w:t xml:space="preserve">%. </w:t>
       </w:r>
     </w:p>
     <w:p>
@@ -2836,37 +4177,145 @@
         <w:rPr>
           <w:rFonts w:ascii="Century" w:hAnsi="Century"/>
         </w:rPr>
-        <w:t>“The difficulty lies not in comprehending that money is a commodity, but in discovering how, why and by what means a commodity becomes money.” “</w:t>
-      </w:r>
-      <w:r>
-        <w:rPr>
-          <w:rFonts w:ascii="Century" w:hAnsi="Century"/>
-        </w:rPr>
-        <w:t>A</w:t>
-      </w:r>
-      <w:r>
-        <w:rPr>
-          <w:rFonts w:ascii="Century" w:hAnsi="Century"/>
-        </w:rPr>
-        <w:t>ll the things are consumed by fire, and fire by all things, just as gold does for goods and goods for gold” (Herakleitos, Plutarch, Moralia, “The E at Delphi, 388D”).</w:t>
-      </w:r>
-      <w:r>
-        <w:rPr>
-          <w:rFonts w:ascii="Century" w:hAnsi="Century"/>
-        </w:rPr>
-        <w:t xml:space="preserve"> </w:t>
-      </w:r>
-      <w:r>
-        <w:rPr>
-          <w:rFonts w:ascii="Century" w:hAnsi="Century"/>
-        </w:rPr>
-        <w:t>%%[[KV1C2P186L24]]%%</w:t>
+        <w:t>The final instance of the exchange of commodities mediated by money allows the consumption of a use-value, only after its purchase (C-M-C). Introducing the commodities in a circulation process</w:t>
       </w:r>
       <w:r>
         <w:rPr>
           <w:rFonts w:ascii="Century" w:hAnsi="Century"/>
         </w:rPr>
         <w:t>.</w:t>
+      </w:r>
+      <w:r>
+        <w:rPr>
+          <w:rFonts w:ascii="Century" w:hAnsi="Century"/>
+        </w:rPr>
+        <w:t xml:space="preserve"> The metamorphosis of commodities is a double process expressing, first the inherent contradiction in the commodity form, between use-value and exchange-value</w:t>
+      </w:r>
+      <w:proofErr w:type="gramStart"/>
+      <w:r>
+        <w:rPr>
+          <w:rFonts w:ascii="Century" w:hAnsi="Century"/>
+        </w:rPr>
+        <w:t xml:space="preserve">.  </w:t>
+      </w:r>
+      <w:proofErr w:type="gramEnd"/>
+      <w:r>
+        <w:rPr>
+          <w:rFonts w:ascii="Century" w:hAnsi="Century"/>
+        </w:rPr>
+        <w:t xml:space="preserve">And an external contradiction between the commodities and money, the value </w:t>
+      </w:r>
+      <w:r>
+        <w:rPr>
+          <w:rFonts w:ascii="Century" w:hAnsi="Century"/>
+        </w:rPr>
+        <w:t>of</w:t>
+      </w:r>
+      <w:r>
+        <w:rPr>
+          <w:rFonts w:ascii="Century" w:hAnsi="Century"/>
+        </w:rPr>
+        <w:t xml:space="preserve"> commodities </w:t>
+      </w:r>
+      <w:proofErr w:type="gramStart"/>
+      <w:r>
+        <w:rPr>
+          <w:rFonts w:ascii="Century" w:hAnsi="Century"/>
+        </w:rPr>
+        <w:t xml:space="preserve">is </w:t>
+      </w:r>
+      <w:r>
+        <w:rPr>
+          <w:rFonts w:ascii="Century" w:hAnsi="Century"/>
+        </w:rPr>
+        <w:t xml:space="preserve">ideally </w:t>
+      </w:r>
+      <w:r>
+        <w:rPr>
+          <w:rFonts w:ascii="Century" w:hAnsi="Century"/>
+        </w:rPr>
+        <w:t>represented</w:t>
+      </w:r>
+      <w:proofErr w:type="gramEnd"/>
+      <w:r>
+        <w:rPr>
+          <w:rFonts w:ascii="Century" w:hAnsi="Century"/>
+        </w:rPr>
+        <w:t xml:space="preserve"> </w:t>
+      </w:r>
+      <w:r>
+        <w:rPr>
+          <w:rFonts w:ascii="Century" w:hAnsi="Century"/>
+        </w:rPr>
+        <w:t>by</w:t>
+      </w:r>
+      <w:r>
+        <w:rPr>
+          <w:rFonts w:ascii="Century" w:hAnsi="Century"/>
+        </w:rPr>
+        <w:t xml:space="preserve"> price, while the money-commodity gold appears as the materialization of value</w:t>
+      </w:r>
+      <w:r>
+        <w:rPr>
+          <w:rFonts w:ascii="Century" w:hAnsi="Century"/>
+        </w:rPr>
+        <w:t>.</w:t>
+      </w:r>
+      <w:r>
+        <w:rPr>
+          <w:rFonts w:ascii="Century" w:hAnsi="Century"/>
+        </w:rPr>
+        <w:t xml:space="preserve"> </w:t>
+      </w:r>
+      <w:r>
+        <w:rPr>
+          <w:rFonts w:ascii="Century" w:hAnsi="Century"/>
+        </w:rPr>
+        <w:t>%%[[KV1C3P198L</w:t>
+      </w:r>
+      <w:r>
+        <w:rPr>
+          <w:rFonts w:ascii="Century" w:hAnsi="Century"/>
+        </w:rPr>
+        <w:t>8</w:t>
+      </w:r>
+      <w:proofErr w:type="gramStart"/>
+      <w:r>
+        <w:rPr>
+          <w:rFonts w:ascii="Century" w:hAnsi="Century"/>
+        </w:rPr>
+        <w:t>]]%</w:t>
+      </w:r>
+      <w:proofErr w:type="gramEnd"/>
+      <w:r>
+        <w:rPr>
+          <w:rFonts w:ascii="Century" w:hAnsi="Century"/>
+        </w:rPr>
+        <w:t>%</w:t>
+      </w:r>
+      <w:r>
+        <w:rPr>
+          <w:rFonts w:ascii="Century" w:hAnsi="Century"/>
+        </w:rPr>
+        <w:t>.</w:t>
+      </w:r>
+      <w:r>
+        <w:rPr>
+          <w:rFonts w:ascii="Century" w:hAnsi="Century"/>
+        </w:rPr>
+        <w:t>%%[[KV1C3P199L16]]%% %%[[KV1C3P198L29]]%%</w:t>
+      </w:r>
+      <w:r>
+        <w:rPr>
+          <w:rFonts w:ascii="Century" w:hAnsi="Century"/>
+        </w:rPr>
+        <w:t>%%[[</w:t>
+      </w:r>
+      <w:r>
+        <w:rPr>
+          <w:rFonts w:ascii="Century" w:hAnsi="Century"/>
+        </w:rPr>
+        <w:t>KV1C3P235L31]]%%.</w:t>
       </w:r>
     </w:p>
     <w:p>
@@ -2880,109 +4329,67 @@
         <w:rPr>
           <w:rFonts w:ascii="Century" w:hAnsi="Century"/>
         </w:rPr>
-        <w:t>The final instance of the exchange of commodities mediated by money allows the consumption of a use-value, only after its purchase (C-M-C). Introducing the commodities in a circulation process</w:t>
-      </w:r>
-      <w:r>
-        <w:rPr>
-          <w:rFonts w:ascii="Century" w:hAnsi="Century"/>
-        </w:rPr>
-        <w:t>.</w:t>
-      </w:r>
-      <w:r>
-        <w:rPr>
-          <w:rFonts w:ascii="Century" w:hAnsi="Century"/>
-        </w:rPr>
-        <w:t xml:space="preserve"> The metamorphosis of commodities is a double process expressing, first the inherent contradiction in the commodity form, between use-value and exchange-value.  And an external contradiction between the commodities and money, the value </w:t>
-      </w:r>
-      <w:r>
-        <w:rPr>
-          <w:rFonts w:ascii="Century" w:hAnsi="Century"/>
-        </w:rPr>
-        <w:t>of</w:t>
-      </w:r>
-      <w:r>
-        <w:rPr>
-          <w:rFonts w:ascii="Century" w:hAnsi="Century"/>
-        </w:rPr>
-        <w:t xml:space="preserve"> commodities </w:t>
-      </w:r>
-      <w:r>
-        <w:rPr>
-          <w:rFonts w:ascii="Century" w:hAnsi="Century"/>
-        </w:rPr>
-        <w:t xml:space="preserve">is </w:t>
-      </w:r>
-      <w:r>
-        <w:rPr>
-          <w:rFonts w:ascii="Century" w:hAnsi="Century"/>
-        </w:rPr>
-        <w:t xml:space="preserve">ideally </w:t>
-      </w:r>
-      <w:r>
-        <w:rPr>
-          <w:rFonts w:ascii="Century" w:hAnsi="Century"/>
-        </w:rPr>
-        <w:t>represented</w:t>
-      </w:r>
-      <w:r>
-        <w:rPr>
-          <w:rFonts w:ascii="Century" w:hAnsi="Century"/>
-        </w:rPr>
-        <w:t xml:space="preserve"> </w:t>
-      </w:r>
-      <w:r>
-        <w:rPr>
-          <w:rFonts w:ascii="Century" w:hAnsi="Century"/>
-        </w:rPr>
-        <w:t>by</w:t>
-      </w:r>
-      <w:r>
-        <w:rPr>
-          <w:rFonts w:ascii="Century" w:hAnsi="Century"/>
-        </w:rPr>
-        <w:t xml:space="preserve"> price, while the money-commodity gold appears as the materialization of value</w:t>
-      </w:r>
-      <w:r>
-        <w:rPr>
-          <w:rFonts w:ascii="Century" w:hAnsi="Century"/>
-        </w:rPr>
-        <w:t>.</w:t>
-      </w:r>
-      <w:r>
-        <w:rPr>
-          <w:rFonts w:ascii="Century" w:hAnsi="Century"/>
-        </w:rPr>
-        <w:t xml:space="preserve"> </w:t>
-      </w:r>
-      <w:r>
-        <w:rPr>
-          <w:rFonts w:ascii="Century" w:hAnsi="Century"/>
-        </w:rPr>
-        <w:t>%%[[KV1C3P198L</w:t>
-      </w:r>
-      <w:r>
-        <w:rPr>
-          <w:rFonts w:ascii="Century" w:hAnsi="Century"/>
-        </w:rPr>
-        <w:t>8</w:t>
-      </w:r>
-      <w:r>
-        <w:rPr>
-          <w:rFonts w:ascii="Century" w:hAnsi="Century"/>
-        </w:rPr>
-        <w:t>]]%%</w:t>
-      </w:r>
-      <w:r>
-        <w:rPr>
-          <w:rFonts w:ascii="Century" w:hAnsi="Century"/>
-        </w:rPr>
-        <w:t>.</w:t>
-      </w:r>
-      <w:r>
-        <w:rPr>
-          <w:rFonts w:ascii="Century" w:hAnsi="Century"/>
-        </w:rPr>
-        <w:t>%%[[KV1C3P199L16]]%% %%[[KV1C3P198L29]]%%</w:t>
+        <w:t>“The difficulty lies not in comprehending that money is a commodity, but in discovering how, why and by what means a commodity becomes money.” “</w:t>
+      </w:r>
+      <w:r>
+        <w:rPr>
+          <w:rFonts w:ascii="Century" w:hAnsi="Century"/>
+        </w:rPr>
+        <w:t>A</w:t>
+      </w:r>
+      <w:r>
+        <w:rPr>
+          <w:rFonts w:ascii="Century" w:hAnsi="Century"/>
+        </w:rPr>
+        <w:t xml:space="preserve">ll the things are consumed by fire, and fire by all things, just as gold does for goods and goods for gold” (Herakleitos, Plutarch, Moralia, “The </w:t>
+      </w:r>
+      <w:proofErr w:type="spellStart"/>
+      <w:r>
+        <w:rPr>
+          <w:rFonts w:ascii="Century" w:hAnsi="Century"/>
+        </w:rPr>
+        <w:t>E at</w:t>
+      </w:r>
+      <w:proofErr w:type="spellEnd"/>
+      <w:r>
+        <w:rPr>
+          <w:rFonts w:ascii="Century" w:hAnsi="Century"/>
+        </w:rPr>
+        <w:t xml:space="preserve"> Delphi, 388D”).</w:t>
+      </w:r>
+      <w:r>
+        <w:rPr>
+          <w:rFonts w:ascii="Century" w:hAnsi="Century"/>
+        </w:rPr>
+        <w:t xml:space="preserve"> </w:t>
+      </w:r>
+      <w:proofErr w:type="gramStart"/>
+      <w:r>
+        <w:rPr>
+          <w:rFonts w:ascii="Century" w:hAnsi="Century"/>
+        </w:rPr>
+        <w:t>%%[</w:t>
+      </w:r>
+      <w:proofErr w:type="gramEnd"/>
+      <w:r>
+        <w:rPr>
+          <w:rFonts w:ascii="Century" w:hAnsi="Century"/>
+        </w:rPr>
+        <w:t>[KV1C2P186L24</w:t>
+      </w:r>
+      <w:proofErr w:type="gramStart"/>
+      <w:r>
+        <w:rPr>
+          <w:rFonts w:ascii="Century" w:hAnsi="Century"/>
+        </w:rPr>
+        <w:t>]]%</w:t>
+      </w:r>
+      <w:proofErr w:type="gramEnd"/>
+      <w:r>
+        <w:rPr>
+          <w:rFonts w:ascii="Century" w:hAnsi="Century"/>
+        </w:rPr>
+        <w:t>%</w:t>
       </w:r>
       <w:r>
         <w:rPr>
@@ -3266,39 +4673,64 @@
         <w:rPr>
           <w:rFonts w:ascii="Century" w:hAnsi="Century"/>
         </w:rPr>
-        <w:t xml:space="preserve"> from which it is constantly </w:t>
-      </w:r>
-      <w:r>
-        <w:rPr>
-          <w:rFonts w:ascii="Century" w:hAnsi="Century"/>
-        </w:rPr>
-        <w:t xml:space="preserve">separated as means of exchange. </w:t>
-      </w:r>
-      <w:r>
-        <w:rPr>
-          <w:rFonts w:ascii="Century" w:hAnsi="Century"/>
-        </w:rPr>
-        <w:t xml:space="preserve"> </w:t>
-      </w:r>
-      <w:r>
-        <w:rPr>
-          <w:rFonts w:ascii="Century" w:hAnsi="Century"/>
-        </w:rPr>
-        <w:t>%%[[KV1C3P188L10]]%%.</w:t>
-      </w:r>
-      <w:r>
-        <w:rPr>
-          <w:rFonts w:ascii="Century" w:hAnsi="Century"/>
-        </w:rPr>
-        <w:t>%%[[KV1C3P199L10]]%%.</w:t>
+        <w:t xml:space="preserve"> from which it </w:t>
+      </w:r>
+      <w:proofErr w:type="gramStart"/>
+      <w:r>
+        <w:rPr>
+          <w:rFonts w:ascii="Century" w:hAnsi="Century"/>
+        </w:rPr>
+        <w:t xml:space="preserve">is constantly </w:t>
+      </w:r>
+      <w:r>
+        <w:rPr>
+          <w:rFonts w:ascii="Century" w:hAnsi="Century"/>
+        </w:rPr>
+        <w:t>separated</w:t>
+      </w:r>
+      <w:proofErr w:type="gramEnd"/>
+      <w:r>
+        <w:rPr>
+          <w:rFonts w:ascii="Century" w:hAnsi="Century"/>
+        </w:rPr>
+        <w:t xml:space="preserve"> as means of exchange. </w:t>
+      </w:r>
+      <w:r>
+        <w:rPr>
+          <w:rFonts w:ascii="Century" w:hAnsi="Century"/>
+        </w:rPr>
+        <w:t>%%[[KV1C3P188L10</w:t>
+      </w:r>
+      <w:proofErr w:type="gramStart"/>
+      <w:r>
+        <w:rPr>
+          <w:rFonts w:ascii="Century" w:hAnsi="Century"/>
+        </w:rPr>
+        <w:t>]]%</w:t>
+      </w:r>
+      <w:proofErr w:type="gramEnd"/>
+      <w:r>
+        <w:rPr>
+          <w:rFonts w:ascii="Century" w:hAnsi="Century"/>
+        </w:rPr>
+        <w:t>%</w:t>
+      </w:r>
+      <w:r>
+        <w:rPr>
+          <w:rFonts w:ascii="Century" w:hAnsi="Century"/>
+        </w:rPr>
+        <w:t>%%[[KV1C3P199L10]]%%</w:t>
+      </w:r>
+      <w:r>
+        <w:rPr>
+          <w:rFonts w:ascii="Century" w:hAnsi="Century"/>
+        </w:rPr>
+        <w:t>%%[[KV1C3P235L31]]%%.</w:t>
       </w:r>
     </w:p>
     <w:p>
       <w:pPr>
         <w:spacing w:before="240" w:line="360" w:lineRule="auto"/>
-        <w:rPr>
-          <w:rFonts w:ascii="Century" w:hAnsi="Century"/>
-        </w:rPr>
       </w:pPr>
       <w:r>
         <w:rPr>
@@ -3456,7 +4888,14 @@
         <w:rPr>
           <w:rFonts w:ascii="Century" w:hAnsi="Century"/>
         </w:rPr>
-        <w:t xml:space="preserve"> of the commodity</w:t>
+        <w:t xml:space="preserve"> of the </w:t>
+      </w:r>
+      <w:r>
+        <w:rPr>
+          <w:rFonts w:ascii="Century" w:hAnsi="Century"/>
+        </w:rPr>
+        <w:lastRenderedPageBreak/>
+        <w:t>commodity</w:t>
       </w:r>
       <w:r>
         <w:rPr>
@@ -3480,31 +4919,57 @@
         <w:rPr>
           <w:rFonts w:ascii="Century" w:hAnsi="Century"/>
         </w:rPr>
-        <w:t>he ideal measure of value</w:t>
-      </w:r>
-      <w:r>
-        <w:rPr>
-          <w:rFonts w:ascii="Century" w:hAnsi="Century"/>
-        </w:rPr>
-        <w:t>,</w:t>
-      </w:r>
-      <w:r>
-        <w:rPr>
-          <w:rFonts w:ascii="Century" w:hAnsi="Century"/>
-        </w:rPr>
-        <w:t xml:space="preserve"> </w:t>
-      </w:r>
-      <w:r>
-        <w:rPr>
-          <w:rFonts w:ascii="Century" w:hAnsi="Century"/>
-        </w:rPr>
-        <w:t xml:space="preserve">which is money, is </w:t>
-      </w:r>
-      <w:r>
-        <w:rPr>
-          <w:rFonts w:ascii="Century" w:hAnsi="Century"/>
-        </w:rPr>
-        <w:t>measured in weight</w:t>
+        <w:t xml:space="preserve">he ideal measure of </w:t>
+      </w:r>
+      <w:r>
+        <w:rPr>
+          <w:rFonts w:ascii="Century" w:hAnsi="Century"/>
+        </w:rPr>
+        <w:t>value,</w:t>
+      </w:r>
+      <w:r>
+        <w:rPr>
+          <w:rFonts w:ascii="Century" w:hAnsi="Century"/>
+        </w:rPr>
+        <w:t xml:space="preserve"> </w:t>
+      </w:r>
+      <w:r>
+        <w:rPr>
+          <w:rFonts w:ascii="Century" w:hAnsi="Century"/>
+        </w:rPr>
+        <w:t xml:space="preserve">which is </w:t>
+      </w:r>
+      <w:r>
+        <w:rPr>
+          <w:rFonts w:ascii="Century" w:hAnsi="Century"/>
+        </w:rPr>
+        <w:t>money,</w:t>
+      </w:r>
+      <w:r>
+        <w:rPr>
+          <w:rFonts w:ascii="Century" w:hAnsi="Century"/>
+        </w:rPr>
+        <w:t xml:space="preserve"> </w:t>
+      </w:r>
+      <w:proofErr w:type="gramStart"/>
+      <w:r>
+        <w:rPr>
+          <w:rFonts w:ascii="Century" w:hAnsi="Century"/>
+        </w:rPr>
+        <w:t xml:space="preserve">is </w:t>
+      </w:r>
+      <w:r>
+        <w:rPr>
+          <w:rFonts w:ascii="Century" w:hAnsi="Century"/>
+        </w:rPr>
+        <w:t>measured</w:t>
+      </w:r>
+      <w:proofErr w:type="gramEnd"/>
+      <w:r>
+        <w:rPr>
+          <w:rFonts w:ascii="Century" w:hAnsi="Century"/>
+        </w:rPr>
+        <w:t xml:space="preserve"> in weight</w:t>
       </w:r>
       <w:r>
         <w:rPr>
@@ -3686,11 +5151,19 @@
         </w:rPr>
         <w:t>6</w:t>
       </w:r>
-      <w:r>
-        <w:rPr>
-          <w:rFonts w:ascii="Century" w:hAnsi="Century"/>
-        </w:rPr>
-        <w:t>]]%%</w:t>
+      <w:proofErr w:type="gramStart"/>
+      <w:r>
+        <w:rPr>
+          <w:rFonts w:ascii="Century" w:hAnsi="Century"/>
+        </w:rPr>
+        <w:t>]]%</w:t>
+      </w:r>
+      <w:proofErr w:type="gramEnd"/>
+      <w:r>
+        <w:rPr>
+          <w:rFonts w:ascii="Century" w:hAnsi="Century"/>
+        </w:rPr>
+        <w:t>%</w:t>
       </w:r>
       <w:r>
         <w:rPr>
@@ -3721,12 +5194,6 @@
           <w:rFonts w:ascii="Century" w:hAnsi="Century"/>
         </w:rPr>
         <w:t>%</w:t>
-      </w:r>
-      <w:r>
-        <w:rPr>
-          <w:rFonts w:ascii="Century" w:hAnsi="Century"/>
-        </w:rPr>
-        <w:t>.</w:t>
       </w:r>
     </w:p>
     <w:p>
@@ -3752,7 +5219,19 @@
         <w:rPr>
           <w:rFonts w:ascii="Century" w:hAnsi="Century"/>
         </w:rPr>
-        <w:t xml:space="preserve">, being intrinsically money and commodity at the same time. </w:t>
+        <w:t>, being intrinsically money and commodity</w:t>
+      </w:r>
+      <w:r>
+        <w:rPr>
+          <w:rFonts w:ascii="Century" w:hAnsi="Century"/>
+        </w:rPr>
+        <w:t>,</w:t>
+      </w:r>
+      <w:r>
+        <w:rPr>
+          <w:rFonts w:ascii="Century" w:hAnsi="Century"/>
+        </w:rPr>
+        <w:t xml:space="preserve"> at the same time. </w:t>
       </w:r>
       <w:r>
         <w:rPr>
@@ -3796,6 +5275,7 @@
         </w:rPr>
         <w:t xml:space="preserve"> </w:t>
       </w:r>
+      <w:proofErr w:type="gramStart"/>
       <w:r>
         <w:rPr>
           <w:rFonts w:ascii="Century" w:hAnsi="Century"/>
@@ -3806,7 +5286,14 @@
         <w:rPr>
           <w:rFonts w:ascii="Century" w:hAnsi="Century"/>
         </w:rPr>
-        <w:t>eing separated from the monetary form of value as me</w:t>
+        <w:t>eing separated</w:t>
+      </w:r>
+      <w:proofErr w:type="gramEnd"/>
+      <w:r>
+        <w:rPr>
+          <w:rFonts w:ascii="Century" w:hAnsi="Century"/>
+        </w:rPr>
+        <w:t xml:space="preserve"> from the monetary form of value as me</w:t>
       </w:r>
       <w:r>
         <w:rPr>
@@ -3886,11 +5373,61 @@
         </w:rPr>
         <w:t xml:space="preserve"> labour time, as the common measure of value of commodities, and the money-form of value. </w:t>
       </w:r>
-      <w:r>
-        <w:rPr>
-          <w:rFonts w:ascii="Century" w:hAnsi="Century"/>
-        </w:rPr>
-        <w:t>%%[[KV1C3P189L1]]%%. %%[[KV1C3P197L1]]%% %%[[KV1C3P193L1]]%%.</w:t>
+      <w:proofErr w:type="gramStart"/>
+      <w:r>
+        <w:rPr>
+          <w:rFonts w:ascii="Century" w:hAnsi="Century"/>
+        </w:rPr>
+        <w:t>%%[</w:t>
+      </w:r>
+      <w:proofErr w:type="gramEnd"/>
+      <w:r>
+        <w:rPr>
+          <w:rFonts w:ascii="Century" w:hAnsi="Century"/>
+        </w:rPr>
+        <w:t>[KV1C3P189L1</w:t>
+      </w:r>
+      <w:proofErr w:type="gramStart"/>
+      <w:r>
+        <w:rPr>
+          <w:rFonts w:ascii="Century" w:hAnsi="Century"/>
+        </w:rPr>
+        <w:t>]]%</w:t>
+      </w:r>
+      <w:proofErr w:type="gramEnd"/>
+      <w:r>
+        <w:rPr>
+          <w:rFonts w:ascii="Century" w:hAnsi="Century"/>
+        </w:rPr>
+        <w:t xml:space="preserve">%. </w:t>
+      </w:r>
+      <w:proofErr w:type="gramStart"/>
+      <w:r>
+        <w:rPr>
+          <w:rFonts w:ascii="Century" w:hAnsi="Century"/>
+        </w:rPr>
+        <w:t>%%[</w:t>
+      </w:r>
+      <w:proofErr w:type="gramEnd"/>
+      <w:r>
+        <w:rPr>
+          <w:rFonts w:ascii="Century" w:hAnsi="Century"/>
+        </w:rPr>
+        <w:t>[KV1C3P197L1</w:t>
+      </w:r>
+      <w:proofErr w:type="gramStart"/>
+      <w:r>
+        <w:rPr>
+          <w:rFonts w:ascii="Century" w:hAnsi="Century"/>
+        </w:rPr>
+        <w:t>]]%</w:t>
+      </w:r>
+      <w:proofErr w:type="gramEnd"/>
+      <w:r>
+        <w:rPr>
+          <w:rFonts w:ascii="Century" w:hAnsi="Century"/>
+        </w:rPr>
+        <w:t>% %%[[KV1C3P193L1]]%%.</w:t>
       </w:r>
     </w:p>
     <w:p>
@@ -4068,6 +5605,7 @@
         </w:rPr>
         <w:t xml:space="preserve">as if it </w:t>
       </w:r>
+      <w:proofErr w:type="gramStart"/>
       <w:r>
         <w:rPr>
           <w:rFonts w:ascii="Century" w:hAnsi="Century"/>
@@ -4080,6 +5618,7 @@
         </w:rPr>
         <w:t>as</w:t>
       </w:r>
+      <w:proofErr w:type="gramEnd"/>
       <w:r>
         <w:rPr>
           <w:rFonts w:ascii="Century" w:hAnsi="Century"/>
@@ -4186,7 +5725,14 @@
         <w:rPr>
           <w:rFonts w:ascii="Century" w:hAnsi="Century"/>
         </w:rPr>
-        <w:t xml:space="preserve"> international state banks such as the IMF</w:t>
+        <w:t xml:space="preserve"> </w:t>
+      </w:r>
+      <w:r>
+        <w:rPr>
+          <w:rFonts w:ascii="Century" w:hAnsi="Century"/>
+        </w:rPr>
+        <w:lastRenderedPageBreak/>
+        <w:t>international state banks such as the IMF</w:t>
       </w:r>
       <w:r>
         <w:rPr>
@@ -4248,7 +5794,21 @@
         <w:rPr>
           <w:rFonts w:ascii="Century" w:hAnsi="Century"/>
         </w:rPr>
-        <w:t xml:space="preserve"> conditions, gold is still hoarded as real capital.</w:t>
+        <w:t xml:space="preserve"> conditions, gold </w:t>
+      </w:r>
+      <w:proofErr w:type="gramStart"/>
+      <w:r>
+        <w:rPr>
+          <w:rFonts w:ascii="Century" w:hAnsi="Century"/>
+        </w:rPr>
+        <w:t>is still hoarded</w:t>
+      </w:r>
+      <w:proofErr w:type="gramEnd"/>
+      <w:r>
+        <w:rPr>
+          <w:rFonts w:ascii="Century" w:hAnsi="Century"/>
+        </w:rPr>
+        <w:t xml:space="preserve"> as real capital.</w:t>
       </w:r>
       <w:r>
         <w:rPr>
@@ -4408,7 +5968,14 @@
         <w:rPr>
           <w:rFonts w:ascii="Century" w:hAnsi="Century"/>
         </w:rPr>
-        <w:t>“Hence the less the unit of measurement (here a quantity of gold) is subject to variation, the better the standard of price fulfils its office. But gold can serve as a measure of value only because it is itself a product of labour, and therefore potentially variable in-value”</w:t>
+        <w:t>“Hence the less the unit of measurement (here a quantity of gold) is subject to variation, the better the standard of price fulfils its office. But gold can serve as a measure of value only because it is itself a product of labour, and therefore potentially variable in-value</w:t>
+      </w:r>
+      <w:proofErr w:type="gramStart"/>
+      <w:r>
+        <w:rPr>
+          <w:rFonts w:ascii="Century" w:hAnsi="Century"/>
+        </w:rPr>
+        <w:t>”</w:t>
       </w:r>
       <w:r>
         <w:rPr>
@@ -4416,12 +5983,14 @@
         </w:rPr>
         <w:t>.</w:t>
       </w:r>
-      <w:r>
-        <w:rPr>
-          <w:rFonts w:ascii="Century" w:hAnsi="Century"/>
-        </w:rPr>
-        <w:t xml:space="preserve"> </w:t>
-      </w:r>
+      <w:proofErr w:type="gramEnd"/>
+      <w:r>
+        <w:rPr>
+          <w:rFonts w:ascii="Century" w:hAnsi="Century"/>
+        </w:rPr>
+        <w:t xml:space="preserve"> </w:t>
+      </w:r>
+      <w:proofErr w:type="gramStart"/>
       <w:r>
         <w:rPr>
           <w:rFonts w:ascii="Century" w:hAnsi="Century"/>
@@ -4434,6 +6003,7 @@
         </w:rPr>
         <w:t>’s</w:t>
       </w:r>
+      <w:proofErr w:type="gramEnd"/>
       <w:r>
         <w:rPr>
           <w:rFonts w:ascii="Century" w:hAnsi="Century"/>
@@ -4456,7 +6026,21 @@
         <w:rPr>
           <w:rFonts w:ascii="Century" w:hAnsi="Century"/>
         </w:rPr>
-        <w:t xml:space="preserve"> It’s not any material established by mere Napoleonic authority, as the elementary form of value measurement fixed in its weighted unity. Its social movement cannot be anti-historically abstracted from the development of value, exp</w:t>
+        <w:t xml:space="preserve"> </w:t>
+      </w:r>
+      <w:proofErr w:type="gramStart"/>
+      <w:r>
+        <w:rPr>
+          <w:rFonts w:ascii="Century" w:hAnsi="Century"/>
+        </w:rPr>
+        <w:t>It’s</w:t>
+      </w:r>
+      <w:proofErr w:type="gramEnd"/>
+      <w:r>
+        <w:rPr>
+          <w:rFonts w:ascii="Century" w:hAnsi="Century"/>
+        </w:rPr>
+        <w:t xml:space="preserve"> not any material established by mere Napoleonic authority, as the elementary form of value measurement fixed in its weighted unity. Its social movement cannot be anti-historically abstracted from the development of value, exp</w:t>
       </w:r>
       <w:r>
         <w:rPr>
@@ -4508,17 +6092,89 @@
         </w:rPr>
         <w:t xml:space="preserve"> forms of appearance. </w:t>
       </w:r>
-      <w:r>
-        <w:rPr>
-          <w:rFonts w:ascii="Century" w:hAnsi="Century"/>
-        </w:rPr>
-        <w:t xml:space="preserve">%%[[KV1C3P192L20]]%%. </w:t>
-      </w:r>
-      <w:r>
-        <w:rPr>
-          <w:rFonts w:ascii="Century" w:hAnsi="Century"/>
-        </w:rPr>
-        <w:t>%%[[KV1C3P197L1]]%%. %%[[KV1C3P196L24]]%%.</w:t>
+      <w:proofErr w:type="gramStart"/>
+      <w:r>
+        <w:rPr>
+          <w:rFonts w:ascii="Century" w:hAnsi="Century"/>
+        </w:rPr>
+        <w:t>%%[</w:t>
+      </w:r>
+      <w:proofErr w:type="gramEnd"/>
+      <w:r>
+        <w:rPr>
+          <w:rFonts w:ascii="Century" w:hAnsi="Century"/>
+        </w:rPr>
+        <w:t>[KV1C3P192L20</w:t>
+      </w:r>
+      <w:proofErr w:type="gramStart"/>
+      <w:r>
+        <w:rPr>
+          <w:rFonts w:ascii="Century" w:hAnsi="Century"/>
+        </w:rPr>
+        <w:t>]]%</w:t>
+      </w:r>
+      <w:proofErr w:type="gramEnd"/>
+      <w:r>
+        <w:rPr>
+          <w:rFonts w:ascii="Century" w:hAnsi="Century"/>
+        </w:rPr>
+        <w:t xml:space="preserve">%. </w:t>
+      </w:r>
+      <w:proofErr w:type="gramStart"/>
+      <w:r>
+        <w:rPr>
+          <w:rFonts w:ascii="Century" w:hAnsi="Century"/>
+        </w:rPr>
+        <w:t>%%[</w:t>
+      </w:r>
+      <w:proofErr w:type="gramEnd"/>
+      <w:r>
+        <w:rPr>
+          <w:rFonts w:ascii="Century" w:hAnsi="Century"/>
+        </w:rPr>
+        <w:t>[KV1C3P197L1</w:t>
+      </w:r>
+      <w:proofErr w:type="gramStart"/>
+      <w:r>
+        <w:rPr>
+          <w:rFonts w:ascii="Century" w:hAnsi="Century"/>
+        </w:rPr>
+        <w:t>]]%</w:t>
+      </w:r>
+      <w:proofErr w:type="gramEnd"/>
+      <w:r>
+        <w:rPr>
+          <w:rFonts w:ascii="Century" w:hAnsi="Century"/>
+        </w:rPr>
+        <w:t xml:space="preserve">%. </w:t>
+      </w:r>
+      <w:proofErr w:type="gramStart"/>
+      <w:r>
+        <w:rPr>
+          <w:rFonts w:ascii="Century" w:hAnsi="Century"/>
+        </w:rPr>
+        <w:t>%%[</w:t>
+      </w:r>
+      <w:proofErr w:type="gramEnd"/>
+      <w:r>
+        <w:rPr>
+          <w:rFonts w:ascii="Century" w:hAnsi="Century"/>
+        </w:rPr>
+        <w:t>[KV1C3P196L24</w:t>
+      </w:r>
+      <w:proofErr w:type="gramStart"/>
+      <w:r>
+        <w:rPr>
+          <w:rFonts w:ascii="Century" w:hAnsi="Century"/>
+        </w:rPr>
+        <w:t>]]%</w:t>
+      </w:r>
+      <w:proofErr w:type="gramEnd"/>
+      <w:r>
+        <w:rPr>
+          <w:rFonts w:ascii="Century" w:hAnsi="Century"/>
+        </w:rPr>
+        <w:t>%.</w:t>
       </w:r>
     </w:p>
     <w:p>
@@ -4694,7 +6350,28 @@
         <w:rPr>
           <w:rFonts w:ascii="Century" w:hAnsi="Century"/>
         </w:rPr>
-        <w:t>, while diminishing the amount of its value possible to be absorbed by U.S. Dollars means of payment</w:t>
+        <w:t xml:space="preserve">, while diminishing the amount of its value possible to </w:t>
+      </w:r>
+      <w:proofErr w:type="gramStart"/>
+      <w:r>
+        <w:rPr>
+          <w:rFonts w:ascii="Century" w:hAnsi="Century"/>
+        </w:rPr>
+        <w:t>be absorbed</w:t>
+      </w:r>
+      <w:proofErr w:type="gramEnd"/>
+      <w:r>
+        <w:rPr>
+          <w:rFonts w:ascii="Century" w:hAnsi="Century"/>
+        </w:rPr>
+        <w:t xml:space="preserve"> by U.S. Dollars </w:t>
+      </w:r>
+      <w:r>
+        <w:rPr>
+          <w:rFonts w:ascii="Century" w:hAnsi="Century"/>
+        </w:rPr>
+        <w:lastRenderedPageBreak/>
+        <w:t>means of payment</w:t>
       </w:r>
       <w:r>
         <w:rPr>
@@ -4896,7 +6573,21 @@
         <w:rPr>
           <w:rFonts w:ascii="Century" w:hAnsi="Century"/>
         </w:rPr>
-        <w:t>ut that stability is contradicted by the volatility of the U.S. Dollar</w:t>
+        <w:t xml:space="preserve">ut that stability </w:t>
+      </w:r>
+      <w:proofErr w:type="gramStart"/>
+      <w:r>
+        <w:rPr>
+          <w:rFonts w:ascii="Century" w:hAnsi="Century"/>
+        </w:rPr>
+        <w:t>is contradicted</w:t>
+      </w:r>
+      <w:proofErr w:type="gramEnd"/>
+      <w:r>
+        <w:rPr>
+          <w:rFonts w:ascii="Century" w:hAnsi="Century"/>
+        </w:rPr>
+        <w:t xml:space="preserve"> by the volatility of the U.S. Dollar</w:t>
       </w:r>
       <w:r>
         <w:rPr>
@@ -5040,7 +6731,21 @@
         <w:rPr>
           <w:rFonts w:ascii="Century" w:hAnsi="Century"/>
         </w:rPr>
-        <w:t>%%[[KV1C3P199L10]]%%</w:t>
+        <w:t>%%[[KV1C3P199L10</w:t>
+      </w:r>
+      <w:proofErr w:type="gramStart"/>
+      <w:r>
+        <w:rPr>
+          <w:rFonts w:ascii="Century" w:hAnsi="Century"/>
+        </w:rPr>
+        <w:t>]]%</w:t>
+      </w:r>
+      <w:proofErr w:type="gramEnd"/>
+      <w:r>
+        <w:rPr>
+          <w:rFonts w:ascii="Century" w:hAnsi="Century"/>
+        </w:rPr>
+        <w:t>%</w:t>
       </w:r>
       <w:r>
         <w:rPr>
@@ -5100,7 +6805,7 @@
         <w:rPr>
           <w:rFonts w:ascii="Century" w:hAnsi="Century"/>
         </w:rPr>
-        <w:t xml:space="preserve"> </w:t>
+        <w:t>%%[[KV1C3P236L1]]%%%%</w:t>
       </w:r>
       <w:r>
         <w:rPr>
@@ -5126,67 +6831,217 @@
         <w:rPr>
           <w:rFonts w:ascii="Century" w:hAnsi="Century"/>
         </w:rPr>
-        <w:t xml:space="preserve">“But what is the commodity exchanged for? For the universal shape assumed by its own value. And what is the gold exchanged for? For a particular form of its own use-value”. The </w:t>
-      </w:r>
-      <w:r>
-        <w:rPr>
-          <w:rFonts w:ascii="Century" w:hAnsi="Century"/>
-        </w:rPr>
-        <w:t>elementary</w:t>
-      </w:r>
-      <w:r>
-        <w:rPr>
-          <w:rFonts w:ascii="Century" w:hAnsi="Century"/>
-        </w:rPr>
-        <w:t xml:space="preserve"> </w:t>
-      </w:r>
-      <w:r>
-        <w:rPr>
-          <w:rFonts w:ascii="Century" w:hAnsi="Century"/>
-        </w:rPr>
-        <w:t>value</w:t>
-      </w:r>
-      <w:r>
-        <w:rPr>
-          <w:rFonts w:ascii="Century" w:hAnsi="Century"/>
-        </w:rPr>
-        <w:t xml:space="preserve">-form </w:t>
-      </w:r>
-      <w:r>
-        <w:rPr>
-          <w:rFonts w:ascii="Century" w:hAnsi="Century"/>
-        </w:rPr>
-        <w:t xml:space="preserve">of gold, which Marx </w:t>
-      </w:r>
-      <w:r>
-        <w:rPr>
-          <w:rFonts w:ascii="Century" w:hAnsi="Century"/>
-        </w:rPr>
-        <w:t>refers</w:t>
-      </w:r>
-      <w:r>
-        <w:rPr>
-          <w:rFonts w:ascii="Century" w:hAnsi="Century"/>
-        </w:rPr>
-        <w:t xml:space="preserve"> to above, is the standard of price. Which is a fixed weight of gold (i.e. an ounce of gold) operating as the unit of expression shared by their comparable magnitudes of price.</w:t>
-      </w:r>
-      <w:r>
-        <w:rPr>
-          <w:rFonts w:ascii="Century" w:hAnsi="Century"/>
-        </w:rPr>
-        <w:t xml:space="preserve"> </w:t>
-      </w:r>
-      <w:r>
-        <w:rPr>
-          <w:rFonts w:ascii="Century" w:hAnsi="Century"/>
-        </w:rPr>
-        <w:t xml:space="preserve">%%[[KV1C3P203L17]]%%. </w:t>
-      </w:r>
-      <w:r>
-        <w:rPr>
-          <w:rFonts w:ascii="Century" w:hAnsi="Century"/>
-        </w:rPr>
-        <w:t xml:space="preserve">%%[[KV1C3P192L5]]%% </w:t>
+        <w:t>Gold</w:t>
+      </w:r>
+      <w:r>
+        <w:rPr>
+          <w:rFonts w:ascii="Century" w:hAnsi="Century"/>
+        </w:rPr>
+        <w:t xml:space="preserve"> was initially </w:t>
+      </w:r>
+      <w:r>
+        <w:rPr>
+          <w:rFonts w:ascii="Century" w:hAnsi="Century"/>
+        </w:rPr>
+        <w:t>the medium of circulation</w:t>
+      </w:r>
+      <w:r>
+        <w:rPr>
+          <w:rFonts w:ascii="Century" w:hAnsi="Century"/>
+        </w:rPr>
+        <w:t xml:space="preserve">, </w:t>
+      </w:r>
+      <w:r>
+        <w:rPr>
+          <w:rFonts w:ascii="Century" w:hAnsi="Century"/>
+        </w:rPr>
+        <w:t>measure of value</w:t>
+      </w:r>
+      <w:r>
+        <w:rPr>
+          <w:rFonts w:ascii="Century" w:hAnsi="Century"/>
+        </w:rPr>
+        <w:t xml:space="preserve"> and the physical form of the standard price. T</w:t>
+      </w:r>
+      <w:r>
+        <w:rPr>
+          <w:rFonts w:ascii="Century" w:hAnsi="Century"/>
+        </w:rPr>
+        <w:t>he money-</w:t>
+      </w:r>
+      <w:r>
+        <w:rPr>
+          <w:rFonts w:ascii="Century" w:hAnsi="Century"/>
+        </w:rPr>
+        <w:t>commodity</w:t>
+      </w:r>
+      <w:r>
+        <w:rPr>
+          <w:rFonts w:ascii="Century" w:hAnsi="Century"/>
+        </w:rPr>
+        <w:t xml:space="preserve"> </w:t>
+      </w:r>
+      <w:r>
+        <w:rPr>
+          <w:rFonts w:ascii="Century" w:hAnsi="Century"/>
+        </w:rPr>
+        <w:t>“</w:t>
+      </w:r>
+      <w:r>
+        <w:rPr>
+          <w:rFonts w:ascii="Century" w:hAnsi="Century"/>
+        </w:rPr>
+        <w:t>either in its own body or through a representative, is money. Gold (or silver) is therefore money</w:t>
+      </w:r>
+      <w:proofErr w:type="gramStart"/>
+      <w:r>
+        <w:rPr>
+          <w:rFonts w:ascii="Century" w:hAnsi="Century"/>
+        </w:rPr>
+        <w:t>”</w:t>
+      </w:r>
+      <w:r>
+        <w:rPr>
+          <w:rFonts w:ascii="Century" w:hAnsi="Century"/>
+        </w:rPr>
+        <w:t>.</w:t>
+      </w:r>
+      <w:proofErr w:type="gramEnd"/>
+      <w:r>
+        <w:rPr>
+          <w:rFonts w:ascii="Century" w:hAnsi="Century"/>
+        </w:rPr>
+        <w:t xml:space="preserve"> So, only if paper</w:t>
+      </w:r>
+      <w:r>
+        <w:rPr>
+          <w:rFonts w:ascii="Century" w:hAnsi="Century"/>
+        </w:rPr>
+        <w:t>-</w:t>
+      </w:r>
+      <w:r>
+        <w:rPr>
+          <w:rFonts w:ascii="Century" w:hAnsi="Century"/>
+        </w:rPr>
+        <w:t xml:space="preserve">money represents </w:t>
+      </w:r>
+      <w:r>
+        <w:rPr>
+          <w:rFonts w:ascii="Century" w:hAnsi="Century"/>
+        </w:rPr>
+        <w:t>gold</w:t>
+      </w:r>
+      <w:r>
+        <w:rPr>
+          <w:rFonts w:ascii="Century" w:hAnsi="Century"/>
+        </w:rPr>
+        <w:t xml:space="preserve"> is a symbol of value. Gold is </w:t>
+      </w:r>
+      <w:r>
+        <w:rPr>
+          <w:rFonts w:ascii="Century" w:hAnsi="Century"/>
+        </w:rPr>
+        <w:t xml:space="preserve">first </w:t>
+      </w:r>
+      <w:r>
+        <w:rPr>
+          <w:rFonts w:ascii="Century" w:hAnsi="Century"/>
+        </w:rPr>
+        <w:t>accumulated</w:t>
+      </w:r>
+      <w:r>
+        <w:rPr>
+          <w:rFonts w:ascii="Century" w:hAnsi="Century"/>
+        </w:rPr>
+        <w:t>,</w:t>
+      </w:r>
+      <w:r>
+        <w:rPr>
+          <w:rFonts w:ascii="Century" w:hAnsi="Century"/>
+        </w:rPr>
+        <w:t xml:space="preserve"> as </w:t>
+      </w:r>
+      <w:r>
+        <w:rPr>
+          <w:rFonts w:ascii="Century" w:hAnsi="Century"/>
+        </w:rPr>
+        <w:t>the</w:t>
+      </w:r>
+      <w:r>
+        <w:rPr>
+          <w:rFonts w:ascii="Century" w:hAnsi="Century"/>
+        </w:rPr>
+        <w:t xml:space="preserve"> </w:t>
+      </w:r>
+      <w:r>
+        <w:rPr>
+          <w:rFonts w:ascii="Century" w:hAnsi="Century"/>
+        </w:rPr>
+        <w:t>outcome</w:t>
+      </w:r>
+      <w:r>
+        <w:rPr>
+          <w:rFonts w:ascii="Century" w:hAnsi="Century"/>
+        </w:rPr>
+        <w:t xml:space="preserve"> of the exchange of surplus-product converted into money, so hoarded in its money-commodity form, expressing the “superfluity or wealth” in</w:t>
+      </w:r>
+      <w:r>
+        <w:rPr>
+          <w:rFonts w:ascii="Century" w:hAnsi="Century"/>
+        </w:rPr>
+        <w:t xml:space="preserve"> the</w:t>
+      </w:r>
+      <w:r>
+        <w:rPr>
+          <w:rFonts w:ascii="Century" w:hAnsi="Century"/>
+        </w:rPr>
+        <w:t xml:space="preserve"> money form of value</w:t>
+      </w:r>
+      <w:r>
+        <w:rPr>
+          <w:rFonts w:ascii="Century" w:hAnsi="Century"/>
+        </w:rPr>
+        <w:t>.</w:t>
+      </w:r>
+      <w:r>
+        <w:rPr>
+          <w:rFonts w:ascii="Century" w:hAnsi="Century"/>
+        </w:rPr>
+        <w:t xml:space="preserve"> </w:t>
+      </w:r>
+      <w:proofErr w:type="gramStart"/>
+      <w:r>
+        <w:rPr>
+          <w:rFonts w:ascii="Century" w:hAnsi="Century"/>
+        </w:rPr>
+        <w:t>%%[</w:t>
+      </w:r>
+      <w:proofErr w:type="gramEnd"/>
+      <w:r>
+        <w:rPr>
+          <w:rFonts w:ascii="Century" w:hAnsi="Century"/>
+        </w:rPr>
+        <w:t>[KV1C3P225L28</w:t>
+      </w:r>
+      <w:proofErr w:type="gramStart"/>
+      <w:r>
+        <w:rPr>
+          <w:rFonts w:ascii="Century" w:hAnsi="Century"/>
+        </w:rPr>
+        <w:t>]]%</w:t>
+      </w:r>
+      <w:proofErr w:type="gramEnd"/>
+      <w:r>
+        <w:rPr>
+          <w:rFonts w:ascii="Century" w:hAnsi="Century"/>
+        </w:rPr>
+        <w:t>%%%[[KV1C3P227L24]]%%</w:t>
+      </w:r>
+      <w:r>
+        <w:rPr>
+          <w:rFonts w:ascii="Century" w:hAnsi="Century"/>
+        </w:rPr>
+        <w:t>.</w:t>
       </w:r>
     </w:p>
     <w:p>
@@ -5200,85 +7055,211 @@
         <w:rPr>
           <w:rFonts w:ascii="Century" w:hAnsi="Century"/>
         </w:rPr>
-        <w:t>“</w:t>
-      </w:r>
-      <w:r>
-        <w:rPr>
-          <w:rFonts w:ascii="Century" w:hAnsi="Century"/>
-        </w:rPr>
-        <w:t>[</w:t>
-      </w:r>
-      <w:r>
-        <w:rPr>
-          <w:rFonts w:ascii="Century" w:hAnsi="Century"/>
-        </w:rPr>
-        <w:t>T</w:t>
-      </w:r>
-      <w:r>
-        <w:rPr>
-          <w:rFonts w:ascii="Century" w:hAnsi="Century"/>
-        </w:rPr>
-        <w:t>]he process of circulation, therefore, unlike the direct exchange of products</w:t>
-      </w:r>
-      <w:r>
-        <w:rPr>
-          <w:rFonts w:ascii="Century" w:hAnsi="Century"/>
-        </w:rPr>
-        <w:t xml:space="preserve"> </w:t>
-      </w:r>
-      <w:r>
-        <w:rPr>
-          <w:rFonts w:ascii="Century" w:hAnsi="Century"/>
-        </w:rPr>
-        <w:t>does not disappear from view</w:t>
-      </w:r>
-      <w:r>
-        <w:rPr>
-          <w:rFonts w:ascii="Century" w:hAnsi="Century"/>
-        </w:rPr>
-        <w:t>,</w:t>
-      </w:r>
-      <w:r>
-        <w:rPr>
-          <w:rFonts w:ascii="Century" w:hAnsi="Century"/>
-        </w:rPr>
-        <w:t xml:space="preserve"> once the use-values have changed places and changed hands. The money does not vanish when it finally drops out of the series of metamorphoses undergone by a commodity. It always leaves behind a precipitate at a point in the arena of circulation vacated by the commodities. </w:t>
-      </w:r>
-      <w:r>
-        <w:rPr>
-          <w:rFonts w:ascii="Century" w:hAnsi="Century"/>
-        </w:rPr>
-        <w:t>“</w:t>
-      </w:r>
-      <w:r>
-        <w:rPr>
-          <w:rFonts w:ascii="Century" w:hAnsi="Century"/>
-        </w:rPr>
-        <w:t xml:space="preserve">Circulation [of commodities] sweats money from every pore”. The circulation of money, on the other </w:t>
-      </w:r>
-      <w:r>
-        <w:rPr>
-          <w:rFonts w:ascii="Century" w:hAnsi="Century"/>
-        </w:rPr>
-        <w:t>hand</w:t>
-      </w:r>
-      <w:r>
-        <w:rPr>
-          <w:rFonts w:ascii="Century" w:hAnsi="Century"/>
-        </w:rPr>
-        <w:t xml:space="preserve">, is determined by the circulation of commodities, the circuit C-M-C always implicate the constant removal of money (M) from the commodity-owner in its first metamorphosis (C-M) to the other commodity-owner (M-C). </w:t>
-      </w:r>
-      <w:r>
-        <w:rPr>
-          <w:rFonts w:ascii="Century" w:hAnsi="Century"/>
-        </w:rPr>
-        <w:t>%%[[KV1C3P208L4]]%%</w:t>
+        <w:t>Gold</w:t>
+      </w:r>
+      <w:r>
+        <w:rPr>
+          <w:rFonts w:ascii="Century" w:hAnsi="Century"/>
+        </w:rPr>
+        <w:t xml:space="preserve"> </w:t>
+      </w:r>
+      <w:r>
+        <w:rPr>
+          <w:rFonts w:ascii="Century" w:hAnsi="Century"/>
+        </w:rPr>
+        <w:t>is, indeed,</w:t>
+      </w:r>
+      <w:r>
+        <w:rPr>
+          <w:rFonts w:ascii="Century" w:hAnsi="Century"/>
+        </w:rPr>
+        <w:t xml:space="preserve"> real </w:t>
+      </w:r>
+      <w:r>
+        <w:rPr>
+          <w:rFonts w:ascii="Century" w:hAnsi="Century"/>
+        </w:rPr>
+        <w:t>money</w:t>
+      </w:r>
+      <w:r>
+        <w:rPr>
+          <w:rFonts w:ascii="Century" w:hAnsi="Century"/>
+        </w:rPr>
+        <w:t xml:space="preserve"> or real capital: the </w:t>
+      </w:r>
+      <w:r>
+        <w:rPr>
+          <w:rFonts w:ascii="Century" w:hAnsi="Century"/>
+        </w:rPr>
+        <w:t>value materialization of the historically cumulated magnitude of exchange-value</w:t>
       </w:r>
       <w:r>
         <w:rPr>
           <w:rFonts w:ascii="Century" w:hAnsi="Century"/>
         </w:rPr>
         <w:t>.</w:t>
+      </w:r>
+      <w:r>
+        <w:rPr>
+          <w:rFonts w:ascii="Century" w:hAnsi="Century"/>
+        </w:rPr>
+        <w:t xml:space="preserve"> </w:t>
+      </w:r>
+      <w:r>
+        <w:rPr>
+          <w:rFonts w:ascii="Century" w:hAnsi="Century"/>
+        </w:rPr>
+        <w:t xml:space="preserve">Gold </w:t>
+      </w:r>
+      <w:proofErr w:type="gramStart"/>
+      <w:r>
+        <w:rPr>
+          <w:rFonts w:ascii="Century" w:hAnsi="Century"/>
+        </w:rPr>
+        <w:t xml:space="preserve">was </w:t>
+      </w:r>
+      <w:r>
+        <w:rPr>
+          <w:rFonts w:ascii="Century" w:hAnsi="Century"/>
+        </w:rPr>
+        <w:t>separated</w:t>
+      </w:r>
+      <w:proofErr w:type="gramEnd"/>
+      <w:r>
+        <w:rPr>
+          <w:rFonts w:ascii="Century" w:hAnsi="Century"/>
+        </w:rPr>
+        <w:t xml:space="preserve"> from the total circulating </w:t>
+      </w:r>
+      <w:r>
+        <w:rPr>
+          <w:rFonts w:ascii="Century" w:hAnsi="Century"/>
+        </w:rPr>
+        <w:t>money-</w:t>
+      </w:r>
+      <w:r>
+        <w:rPr>
+          <w:rFonts w:ascii="Century" w:hAnsi="Century"/>
+        </w:rPr>
+        <w:t>capital</w:t>
+      </w:r>
+      <w:r>
+        <w:rPr>
+          <w:rFonts w:ascii="Century" w:hAnsi="Century"/>
+        </w:rPr>
+        <w:t xml:space="preserve"> by its muggers-hoarders-capitalists-bankers, the gold bearers</w:t>
+      </w:r>
+      <w:r>
+        <w:rPr>
+          <w:rFonts w:ascii="Century" w:hAnsi="Century"/>
+        </w:rPr>
+        <w:t xml:space="preserve">; as the </w:t>
+      </w:r>
+      <w:r>
+        <w:rPr>
+          <w:rFonts w:ascii="Century" w:hAnsi="Century"/>
+        </w:rPr>
+        <w:t xml:space="preserve">money-commodity </w:t>
+      </w:r>
+      <w:r>
+        <w:rPr>
+          <w:rFonts w:ascii="Century" w:hAnsi="Century"/>
+        </w:rPr>
+        <w:t xml:space="preserve">in which an </w:t>
+      </w:r>
+      <w:r>
+        <w:rPr>
+          <w:rFonts w:ascii="Century" w:hAnsi="Century"/>
+        </w:rPr>
+        <w:t xml:space="preserve">aliquot part of every </w:t>
+      </w:r>
+      <w:r>
+        <w:rPr>
+          <w:rFonts w:ascii="Century" w:hAnsi="Century"/>
+        </w:rPr>
+        <w:t xml:space="preserve">exchanged </w:t>
+      </w:r>
+      <w:r>
+        <w:rPr>
+          <w:rFonts w:ascii="Century" w:hAnsi="Century"/>
+        </w:rPr>
+        <w:t>value</w:t>
+      </w:r>
+      <w:r>
+        <w:rPr>
+          <w:rFonts w:ascii="Century" w:hAnsi="Century"/>
+        </w:rPr>
+        <w:t xml:space="preserve"> during</w:t>
+      </w:r>
+      <w:r>
+        <w:rPr>
+          <w:rFonts w:ascii="Century" w:hAnsi="Century"/>
+        </w:rPr>
+        <w:t xml:space="preserve"> </w:t>
+      </w:r>
+      <w:r>
+        <w:rPr>
+          <w:rFonts w:ascii="Century" w:hAnsi="Century"/>
+        </w:rPr>
+        <w:t>a given</w:t>
+      </w:r>
+      <w:r>
+        <w:rPr>
+          <w:rFonts w:ascii="Century" w:hAnsi="Century"/>
+        </w:rPr>
+        <w:t xml:space="preserve"> turn-over</w:t>
+      </w:r>
+      <w:r>
+        <w:rPr>
+          <w:rFonts w:ascii="Century" w:hAnsi="Century"/>
+        </w:rPr>
+        <w:t xml:space="preserve"> time (for example, a year)</w:t>
+      </w:r>
+      <w:r>
+        <w:rPr>
+          <w:rFonts w:ascii="Century" w:hAnsi="Century"/>
+        </w:rPr>
+        <w:t xml:space="preserve"> is accumulated not only ideally, but materially</w:t>
+      </w:r>
+      <w:r>
+        <w:rPr>
+          <w:rFonts w:ascii="Century" w:hAnsi="Century"/>
+        </w:rPr>
+        <w:t>.</w:t>
+      </w:r>
+      <w:r>
+        <w:rPr>
+          <w:rFonts w:ascii="Century" w:hAnsi="Century"/>
+        </w:rPr>
+        <w:t xml:space="preserve"> </w:t>
+      </w:r>
+      <w:proofErr w:type="gramStart"/>
+      <w:r>
+        <w:rPr>
+          <w:rFonts w:ascii="Century" w:hAnsi="Century"/>
+        </w:rPr>
+        <w:t>%%[</w:t>
+      </w:r>
+      <w:proofErr w:type="gramEnd"/>
+      <w:r>
+        <w:rPr>
+          <w:rFonts w:ascii="Century" w:hAnsi="Century"/>
+        </w:rPr>
+        <w:t>[KV1C3P199L16</w:t>
+      </w:r>
+      <w:proofErr w:type="gramStart"/>
+      <w:r>
+        <w:rPr>
+          <w:rFonts w:ascii="Century" w:hAnsi="Century"/>
+        </w:rPr>
+        <w:t>]]%</w:t>
+      </w:r>
+      <w:proofErr w:type="gramEnd"/>
+      <w:r>
+        <w:rPr>
+          <w:rFonts w:ascii="Century" w:hAnsi="Century"/>
+        </w:rPr>
+        <w:t>%.</w:t>
       </w:r>
     </w:p>
     <w:p>
@@ -5292,67 +7273,32 @@
         <w:rPr>
           <w:rFonts w:ascii="Century" w:hAnsi="Century"/>
         </w:rPr>
-        <w:t xml:space="preserve">By this second metamorphosis money </w:t>
-      </w:r>
-      <w:r>
-        <w:rPr>
-          <w:rFonts w:ascii="Century" w:hAnsi="Century"/>
-        </w:rPr>
-        <w:t>became</w:t>
-      </w:r>
-      <w:r>
-        <w:rPr>
-          <w:rFonts w:ascii="Century" w:hAnsi="Century"/>
-        </w:rPr>
-        <w:t xml:space="preserve"> a means of purchase, always in the hands of the buyer, so the commodity is </w:t>
-      </w:r>
-      <w:r>
-        <w:rPr>
-          <w:rFonts w:ascii="Century" w:hAnsi="Century"/>
-        </w:rPr>
-        <w:t>transferred</w:t>
-      </w:r>
-      <w:r>
-        <w:rPr>
-          <w:rFonts w:ascii="Century" w:hAnsi="Century"/>
-        </w:rPr>
-        <w:t xml:space="preserve"> from the hands of the seller to the buyer’s one, while </w:t>
-      </w:r>
-      <w:r>
-        <w:rPr>
-          <w:rFonts w:ascii="Century" w:hAnsi="Century"/>
-        </w:rPr>
-        <w:t>removing</w:t>
-      </w:r>
-      <w:r>
-        <w:rPr>
-          <w:rFonts w:ascii="Century" w:hAnsi="Century"/>
-        </w:rPr>
-        <w:t xml:space="preserve"> the money from the hands of the buyer </w:t>
-      </w:r>
-      <w:r>
-        <w:rPr>
-          <w:rFonts w:ascii="Century" w:hAnsi="Century"/>
-        </w:rPr>
-        <w:t>putting</w:t>
-      </w:r>
-      <w:r>
-        <w:rPr>
-          <w:rFonts w:ascii="Century" w:hAnsi="Century"/>
-        </w:rPr>
-        <w:t xml:space="preserve"> it in the sellers’ one. “With this, the continuity of the movement depends entirely on the money, and the same movement which, for the commodity, i</w:t>
-      </w:r>
-      <w:r>
-        <w:rPr>
-          <w:rFonts w:ascii="Century" w:hAnsi="Century"/>
-        </w:rPr>
-        <w:t>n</w:t>
-      </w:r>
-      <w:r>
-        <w:rPr>
-          <w:rFonts w:ascii="Century" w:hAnsi="Century"/>
-        </w:rPr>
-        <w:t>cludes two opposed processes, is, when considered as the movement of the money, always one and the same process, a constant change of places with commodities which are always different”</w:t>
+        <w:lastRenderedPageBreak/>
+        <w:t xml:space="preserve">Gold hoarding developed in the separation of the money-commodity from circulation. </w:t>
+      </w:r>
+      <w:r>
+        <w:rPr>
+          <w:rFonts w:ascii="Century" w:hAnsi="Century"/>
+        </w:rPr>
+        <w:t>S</w:t>
+      </w:r>
+      <w:r>
+        <w:rPr>
+          <w:rFonts w:ascii="Century" w:hAnsi="Century"/>
+        </w:rPr>
+        <w:t>eparated from the circulating capital, finance capital, productive capital, as means of circulation</w:t>
+      </w:r>
+      <w:r>
+        <w:rPr>
+          <w:rFonts w:ascii="Century" w:hAnsi="Century"/>
+        </w:rPr>
+        <w:t>, gold</w:t>
+      </w:r>
+      <w:r>
+        <w:rPr>
+          <w:rFonts w:ascii="Century" w:hAnsi="Century"/>
+        </w:rPr>
+        <w:t xml:space="preserve"> is real capital</w:t>
       </w:r>
       <w:r>
         <w:rPr>
@@ -5360,29 +7306,221 @@
         </w:rPr>
         <w:t xml:space="preserve">. </w:t>
       </w:r>
-      <w:r>
-        <w:rPr>
-          <w:rFonts w:ascii="Century" w:hAnsi="Century"/>
-        </w:rPr>
-        <w:t>%%[[KV1C3P211L21]]%%</w:t>
-      </w:r>
-      <w:r>
-        <w:rPr>
-          <w:rFonts w:ascii="Century" w:hAnsi="Century"/>
-        </w:rPr>
-        <w:t xml:space="preserve"> </w:t>
-      </w:r>
-      <w:r>
-        <w:rPr>
-          <w:rFonts w:ascii="Century" w:hAnsi="Century"/>
-        </w:rPr>
-        <w:t>%%[[KV1C3P210L18]][[KV1C3P210L26]][[KV1C3P211L10]][[KV1C3P213L1]]%%</w:t>
+      <w:proofErr w:type="gramStart"/>
+      <w:r>
+        <w:rPr>
+          <w:rFonts w:ascii="Century" w:hAnsi="Century"/>
+        </w:rPr>
+        <w:t>%%[</w:t>
+      </w:r>
+      <w:proofErr w:type="gramEnd"/>
+      <w:r>
+        <w:rPr>
+          <w:rFonts w:ascii="Century" w:hAnsi="Century"/>
+        </w:rPr>
+        <w:t>[GNBIVP459L13</w:t>
+      </w:r>
+      <w:proofErr w:type="gramStart"/>
+      <w:r>
+        <w:rPr>
+          <w:rFonts w:ascii="Century" w:hAnsi="Century"/>
+        </w:rPr>
+        <w:t>]]%</w:t>
+      </w:r>
+      <w:proofErr w:type="gramEnd"/>
+      <w:r>
+        <w:rPr>
+          <w:rFonts w:ascii="Century" w:hAnsi="Century"/>
+        </w:rPr>
+        <w:t>%</w:t>
       </w:r>
       <w:r>
         <w:rPr>
           <w:rFonts w:ascii="Century" w:hAnsi="Century"/>
         </w:rPr>
         <w:t>.</w:t>
+      </w:r>
+      <w:r>
+        <w:rPr>
+          <w:rFonts w:ascii="Century" w:hAnsi="Century"/>
+        </w:rPr>
+        <w:t xml:space="preserve"> </w:t>
+      </w:r>
+      <w:r>
+        <w:rPr>
+          <w:rFonts w:ascii="Century" w:hAnsi="Century"/>
+        </w:rPr>
+        <w:t xml:space="preserve"> </w:t>
+      </w:r>
+      <w:r>
+        <w:rPr>
+          <w:rFonts w:ascii="Century" w:hAnsi="Century"/>
+        </w:rPr>
+        <w:t>A</w:t>
+      </w:r>
+      <w:r>
+        <w:rPr>
+          <w:rFonts w:ascii="Century" w:hAnsi="Century"/>
+        </w:rPr>
+        <w:t xml:space="preserve">s soon as it </w:t>
+      </w:r>
+      <w:r>
+        <w:rPr>
+          <w:rFonts w:ascii="Century" w:hAnsi="Century"/>
+        </w:rPr>
+        <w:t>appears</w:t>
+      </w:r>
+      <w:r>
+        <w:rPr>
+          <w:rFonts w:ascii="Century" w:hAnsi="Century"/>
+        </w:rPr>
+        <w:t xml:space="preserve"> in every </w:t>
+      </w:r>
+      <w:r>
+        <w:rPr>
+          <w:rFonts w:ascii="Century" w:hAnsi="Century"/>
+        </w:rPr>
+        <w:t>instance of the circulation process</w:t>
+      </w:r>
+      <w:r>
+        <w:rPr>
+          <w:rFonts w:ascii="Century" w:hAnsi="Century"/>
+        </w:rPr>
+        <w:t xml:space="preserve"> without </w:t>
+      </w:r>
+      <w:proofErr w:type="gramStart"/>
+      <w:r>
+        <w:rPr>
+          <w:rFonts w:ascii="Century" w:hAnsi="Century"/>
+        </w:rPr>
+        <w:t>being used</w:t>
+      </w:r>
+      <w:proofErr w:type="gramEnd"/>
+      <w:r>
+        <w:rPr>
+          <w:rFonts w:ascii="Century" w:hAnsi="Century"/>
+        </w:rPr>
+        <w:t xml:space="preserve"> as </w:t>
+      </w:r>
+      <w:r>
+        <w:rPr>
+          <w:rFonts w:ascii="Century" w:hAnsi="Century"/>
+        </w:rPr>
+        <w:t xml:space="preserve">means of payment </w:t>
+      </w:r>
+      <w:r>
+        <w:rPr>
+          <w:rFonts w:ascii="Century" w:hAnsi="Century"/>
+        </w:rPr>
+        <w:t>w</w:t>
+      </w:r>
+      <w:r>
+        <w:rPr>
+          <w:rFonts w:ascii="Century" w:hAnsi="Century"/>
+        </w:rPr>
+        <w:t>hile still being present</w:t>
+      </w:r>
+      <w:r>
+        <w:rPr>
+          <w:rFonts w:ascii="Century" w:hAnsi="Century"/>
+        </w:rPr>
+        <w:t xml:space="preserve"> on it, constantly, </w:t>
+      </w:r>
+      <w:r>
+        <w:rPr>
+          <w:rFonts w:ascii="Century" w:hAnsi="Century"/>
+        </w:rPr>
+        <w:t>consuming an aliquot part of every value</w:t>
+      </w:r>
+      <w:r>
+        <w:rPr>
+          <w:rFonts w:ascii="Century" w:hAnsi="Century"/>
+        </w:rPr>
+        <w:t xml:space="preserve"> realized</w:t>
+      </w:r>
+      <w:r>
+        <w:rPr>
+          <w:rFonts w:ascii="Century" w:hAnsi="Century"/>
+        </w:rPr>
+        <w:t xml:space="preserve"> by each circulation turn-over</w:t>
+      </w:r>
+      <w:r>
+        <w:rPr>
+          <w:rFonts w:ascii="Century" w:hAnsi="Century"/>
+        </w:rPr>
+        <w:t xml:space="preserve"> time.</w:t>
+      </w:r>
+      <w:r>
+        <w:rPr>
+          <w:rFonts w:ascii="Century" w:hAnsi="Century"/>
+        </w:rPr>
+        <w:t xml:space="preserve"> </w:t>
+      </w:r>
+      <w:r>
+        <w:rPr>
+          <w:rFonts w:ascii="Century" w:hAnsi="Century"/>
+        </w:rPr>
+        <w:t>A</w:t>
+      </w:r>
+      <w:r>
+        <w:rPr>
+          <w:rFonts w:ascii="Century" w:hAnsi="Century"/>
+        </w:rPr>
+        <w:t>n aliquot part of the total surplus</w:t>
+      </w:r>
+      <w:r>
+        <w:rPr>
+          <w:rFonts w:ascii="Century" w:hAnsi="Century"/>
+        </w:rPr>
+        <w:t>-</w:t>
+      </w:r>
+      <w:r>
+        <w:rPr>
+          <w:rFonts w:ascii="Century" w:hAnsi="Century"/>
+        </w:rPr>
+        <w:t>value</w:t>
+      </w:r>
+      <w:r>
+        <w:rPr>
+          <w:rFonts w:ascii="Century" w:hAnsi="Century"/>
+        </w:rPr>
+        <w:t xml:space="preserve"> realized as profit</w:t>
+      </w:r>
+      <w:r>
+        <w:rPr>
+          <w:rFonts w:ascii="Century" w:hAnsi="Century"/>
+        </w:rPr>
+        <w:t xml:space="preserve">, </w:t>
+      </w:r>
+      <w:r>
+        <w:rPr>
+          <w:rFonts w:ascii="Century" w:hAnsi="Century"/>
+        </w:rPr>
+        <w:t xml:space="preserve">melted and hoarded in the </w:t>
+      </w:r>
+      <w:r>
+        <w:rPr>
+          <w:rFonts w:ascii="Century" w:hAnsi="Century"/>
+        </w:rPr>
+        <w:t xml:space="preserve">elementary form of </w:t>
+      </w:r>
+      <w:r>
+        <w:rPr>
+          <w:rFonts w:ascii="Century" w:hAnsi="Century"/>
+        </w:rPr>
+        <w:t xml:space="preserve">money-commodity, as gold fluidly </w:t>
+      </w:r>
+      <w:r>
+        <w:rPr>
+          <w:rFonts w:ascii="Century" w:hAnsi="Century"/>
+        </w:rPr>
+        <w:t xml:space="preserve">distributed </w:t>
+      </w:r>
+      <w:r>
+        <w:rPr>
+          <w:rFonts w:ascii="Century" w:hAnsi="Century"/>
+        </w:rPr>
+        <w:t>exclusively among gold bearers.</w:t>
       </w:r>
     </w:p>
     <w:p>
@@ -5396,49 +7534,69 @@
         <w:rPr>
           <w:rFonts w:ascii="Century" w:hAnsi="Century"/>
         </w:rPr>
-        <w:t>The circuit of money is the expression of the circuit of commodities. So, Marx raised the question about how much money is being absorbed by the circulation of commodities? Introducing circulation time as a determinant of the ratio between the velocity of the circulation of commodities and the velocity of circulation of money.</w:t>
-      </w:r>
-      <w:r>
-        <w:rPr>
-          <w:rFonts w:ascii="Century" w:hAnsi="Century"/>
-        </w:rPr>
-        <w:t xml:space="preserve"> S</w:t>
-      </w:r>
-      <w:r>
-        <w:rPr>
-          <w:rFonts w:ascii="Century" w:hAnsi="Century"/>
-        </w:rPr>
-        <w:t xml:space="preserve">o, if the total quantity of money </w:t>
-      </w:r>
-      <w:r>
-        <w:rPr>
-          <w:rFonts w:ascii="Century" w:hAnsi="Century"/>
-        </w:rPr>
-        <w:t>circulating</w:t>
-      </w:r>
-      <w:r>
-        <w:rPr>
-          <w:rFonts w:ascii="Century" w:hAnsi="Century"/>
-        </w:rPr>
-        <w:t xml:space="preserve"> is determined by the total sum of prices of all commodities in circulation</w:t>
-      </w:r>
-      <w:r>
-        <w:rPr>
-          <w:rFonts w:ascii="Century" w:hAnsi="Century"/>
-        </w:rPr>
-        <w:t>;</w:t>
-      </w:r>
-      <w:r>
-        <w:rPr>
-          <w:rFonts w:ascii="Century" w:hAnsi="Century"/>
-        </w:rPr>
-        <w:t xml:space="preserve"> then, the circulation of the money-commodity (gold) is the expression of the total price of the commodities which exchange was mediated by money. </w:t>
-      </w:r>
-      <w:r>
-        <w:rPr>
-          <w:rFonts w:ascii="Century" w:hAnsi="Century"/>
-        </w:rPr>
-        <w:t>%%[[KV1C3P213L3]][[KV1C3P216L2]][[KV1C3P216L30]]%%</w:t>
+        <w:t xml:space="preserve">Melted in its gold mass accumulated, as the total capitalists wealth historically concentrating the maximum amount of the magnitude of surplus-value technically possible to be captured as </w:t>
+      </w:r>
+      <w:r>
+        <w:rPr>
+          <w:rFonts w:ascii="Century" w:hAnsi="Century"/>
+          <w:i/>
+          <w:iCs/>
+        </w:rPr>
+        <w:t>profit</w:t>
+      </w:r>
+      <w:r>
+        <w:rPr>
+          <w:rFonts w:ascii="Century" w:hAnsi="Century"/>
+        </w:rPr>
+        <w:t xml:space="preserve"> in it elementary form of weighted gold (fixed as the standard unit of price), as a portion of the total cost-price (</w:t>
+      </w:r>
+      <w:r>
+        <w:rPr>
+          <w:rFonts w:ascii="Century" w:hAnsi="Century"/>
+          <w:i/>
+          <w:iCs/>
+        </w:rPr>
+        <w:t>k</w:t>
+      </w:r>
+      <w:r>
+        <w:rPr>
+          <w:rFonts w:ascii="Century" w:hAnsi="Century"/>
+        </w:rPr>
+        <w:t xml:space="preserve">) equivalent to the capital advanced in wages (variable capital, </w:t>
+      </w:r>
+      <w:r>
+        <w:rPr>
+          <w:rFonts w:ascii="Century" w:hAnsi="Century"/>
+          <w:i/>
+          <w:iCs/>
+        </w:rPr>
+        <w:t>v</w:t>
+      </w:r>
+      <w:r>
+        <w:rPr>
+          <w:rFonts w:ascii="Century" w:hAnsi="Century"/>
+        </w:rPr>
+        <w:t xml:space="preserve">) and capital advanced in non-human labour inputs as raw materials, instruments, machines, and means of production of machines (constant capital, </w:t>
+      </w:r>
+      <w:r>
+        <w:rPr>
+          <w:rFonts w:ascii="Century" w:hAnsi="Century"/>
+          <w:i/>
+          <w:iCs/>
+        </w:rPr>
+        <w:t>c</w:t>
+      </w:r>
+      <w:r>
+        <w:rPr>
+          <w:rFonts w:ascii="Century" w:hAnsi="Century"/>
+        </w:rPr>
+        <w:t>) during a given turn-over time</w:t>
+      </w:r>
+      <w:r>
+        <w:rPr>
+          <w:rFonts w:ascii="Century" w:hAnsi="Century"/>
+        </w:rPr>
+        <w:t>.</w:t>
       </w:r>
     </w:p>
     <w:p>
@@ -5452,67 +7610,21 @@
         <w:rPr>
           <w:rFonts w:ascii="Century" w:hAnsi="Century"/>
         </w:rPr>
-        <w:t xml:space="preserve">As the quantity of total money absorbed as means for circulation is known by its equivalence to the total sum of the prices of all the commodities in circulation. We can also raise the following interrogate: How much gold is being absorbed by the circulation of money? </w:t>
-      </w:r>
-      <w:r>
-        <w:rPr>
-          <w:rFonts w:ascii="Century" w:hAnsi="Century"/>
-        </w:rPr>
-        <w:t>As</w:t>
-      </w:r>
-      <w:r>
-        <w:rPr>
-          <w:rFonts w:ascii="Century" w:hAnsi="Century"/>
-        </w:rPr>
-        <w:t xml:space="preserve"> its answer should be different from the response of the next one: How much gold is being expressed ideally by the sum of total prices of </w:t>
-      </w:r>
-      <w:r>
-        <w:rPr>
-          <w:rFonts w:ascii="Century" w:hAnsi="Century"/>
-        </w:rPr>
-        <w:t>commodities</w:t>
-      </w:r>
-      <w:r>
-        <w:rPr>
-          <w:rFonts w:ascii="Century" w:hAnsi="Century"/>
-        </w:rPr>
-        <w:t xml:space="preserve"> circulating? The total sum of the prices of the commodities in circulation</w:t>
-      </w:r>
-      <w:r>
-        <w:rPr>
-          <w:rFonts w:ascii="Century" w:hAnsi="Century"/>
-        </w:rPr>
-        <w:t xml:space="preserve"> plus</w:t>
-      </w:r>
-      <w:r>
-        <w:rPr>
-          <w:rFonts w:ascii="Century" w:hAnsi="Century"/>
-        </w:rPr>
-        <w:t xml:space="preserve"> the average of the velocity of circulation (measured as the number of times the same piece of money turns-over within a given period</w:t>
-      </w:r>
-      <w:r>
-        <w:rPr>
-          <w:rFonts w:ascii="Century" w:hAnsi="Century"/>
-        </w:rPr>
-        <w:t>)</w:t>
-      </w:r>
-      <w:r>
-        <w:rPr>
-          <w:rFonts w:ascii="Century" w:hAnsi="Century"/>
-        </w:rPr>
-        <w:t>, determine the price of the quantity of money or the price of the money-commodity which is gold as means of circulation.</w:t>
-      </w:r>
-      <w:r>
-        <w:rPr>
-          <w:rFonts w:ascii="Century" w:hAnsi="Century"/>
-        </w:rPr>
-        <w:t xml:space="preserve"> </w:t>
-      </w:r>
-      <w:r>
-        <w:rPr>
-          <w:rFonts w:ascii="Century" w:hAnsi="Century"/>
-        </w:rPr>
-        <w:t>%%[[KV1C3P216L2]]%%</w:t>
+        <w:t>In certain circumstances determined by the development of the production forces, due to the degree of scientific advancement in the productivity of gold mining, the total quantity of</w:t>
+      </w:r>
+      <w:r>
+        <w:rPr>
+          <w:rFonts w:ascii="Century" w:hAnsi="Century"/>
+        </w:rPr>
+        <w:t xml:space="preserve"> gold mined was relative to the amount of it required to accomplish its functions as money-commodity in the process of circulation. As value measure when it is the means of payment for major commerce transactions. And as the material of the standard unit of price fixed in a weighted quantity ideally equivalent to the magnitude of </w:t>
+      </w:r>
+      <w:r>
+        <w:rPr>
+          <w:rFonts w:ascii="Century" w:hAnsi="Century"/>
+          <w:i/>
+          <w:iCs/>
+        </w:rPr>
+        <w:t>real value</w:t>
       </w:r>
       <w:r>
         <w:rPr>
@@ -5525,6 +7637,86 @@
           <w:rFonts w:ascii="Century" w:hAnsi="Century"/>
         </w:rPr>
         <w:t xml:space="preserve"> </w:t>
+      </w:r>
+      <w:r>
+        <w:rPr>
+          <w:rFonts w:ascii="Century" w:hAnsi="Century"/>
+        </w:rPr>
+        <w:t>T</w:t>
+      </w:r>
+      <w:r>
+        <w:rPr>
+          <w:rFonts w:ascii="Century" w:hAnsi="Century"/>
+        </w:rPr>
+        <w:t>he common measure of all values</w:t>
+      </w:r>
+      <w:r>
+        <w:rPr>
+          <w:rFonts w:ascii="Century" w:hAnsi="Century"/>
+        </w:rPr>
+        <w:t xml:space="preserve">: </w:t>
+      </w:r>
+      <w:proofErr w:type="gramStart"/>
+      <w:r>
+        <w:rPr>
+          <w:rFonts w:ascii="Century" w:hAnsi="Century"/>
+        </w:rPr>
+        <w:t xml:space="preserve">being </w:t>
+      </w:r>
+      <w:r>
+        <w:rPr>
+          <w:rFonts w:ascii="Century" w:hAnsi="Century"/>
+        </w:rPr>
+        <w:t>created</w:t>
+      </w:r>
+      <w:proofErr w:type="gramEnd"/>
+      <w:r>
+        <w:rPr>
+          <w:rFonts w:ascii="Century" w:hAnsi="Century"/>
+        </w:rPr>
+        <w:t xml:space="preserve"> by </w:t>
+      </w:r>
+      <w:r>
+        <w:rPr>
+          <w:rFonts w:ascii="Century" w:hAnsi="Century"/>
+        </w:rPr>
+        <w:t>the living force</w:t>
+      </w:r>
+      <w:r>
+        <w:rPr>
+          <w:rFonts w:ascii="Century" w:hAnsi="Century"/>
+        </w:rPr>
+        <w:t>s</w:t>
+      </w:r>
+      <w:r>
+        <w:rPr>
+          <w:rFonts w:ascii="Century" w:hAnsi="Century"/>
+        </w:rPr>
+        <w:t xml:space="preserve"> of production </w:t>
+      </w:r>
+      <w:r>
+        <w:rPr>
+          <w:rFonts w:ascii="Century" w:hAnsi="Century"/>
+        </w:rPr>
+        <w:t>constituted by</w:t>
+      </w:r>
+      <w:r>
+        <w:rPr>
+          <w:rFonts w:ascii="Century" w:hAnsi="Century"/>
+        </w:rPr>
+        <w:t xml:space="preserve"> </w:t>
+      </w:r>
+      <w:r>
+        <w:rPr>
+          <w:rFonts w:ascii="Century" w:hAnsi="Century"/>
+        </w:rPr>
+        <w:t>nature and humans</w:t>
+      </w:r>
+      <w:r>
+        <w:rPr>
+          <w:rFonts w:ascii="Century" w:hAnsi="Century"/>
+        </w:rPr>
+        <w:t>.</w:t>
       </w:r>
     </w:p>
     <w:p>
@@ -5532,77 +7724,111 @@
         <w:spacing w:before="240" w:line="360" w:lineRule="auto"/>
         <w:rPr>
           <w:rFonts w:ascii="Century" w:hAnsi="Century"/>
+          <w:iCs/>
         </w:rPr>
       </w:pPr>
       <w:r>
         <w:rPr>
           <w:rFonts w:ascii="Century" w:hAnsi="Century"/>
-        </w:rPr>
-        <w:t>Gold</w:t>
-      </w:r>
-      <w:r>
-        <w:rPr>
-          <w:rFonts w:ascii="Century" w:hAnsi="Century"/>
-        </w:rPr>
-        <w:t xml:space="preserve"> was initially </w:t>
-      </w:r>
-      <w:r>
-        <w:rPr>
-          <w:rFonts w:ascii="Century" w:hAnsi="Century"/>
-        </w:rPr>
-        <w:t>the medium of circulation</w:t>
-      </w:r>
-      <w:r>
-        <w:rPr>
-          <w:rFonts w:ascii="Century" w:hAnsi="Century"/>
-        </w:rPr>
-        <w:t xml:space="preserve">, </w:t>
-      </w:r>
-      <w:r>
-        <w:rPr>
-          <w:rFonts w:ascii="Century" w:hAnsi="Century"/>
-        </w:rPr>
-        <w:t>measure of value</w:t>
-      </w:r>
-      <w:r>
-        <w:rPr>
-          <w:rFonts w:ascii="Century" w:hAnsi="Century"/>
-        </w:rPr>
-        <w:t xml:space="preserve"> and the physical form of the standard price. T</w:t>
-      </w:r>
-      <w:r>
-        <w:rPr>
-          <w:rFonts w:ascii="Century" w:hAnsi="Century"/>
-        </w:rPr>
-        <w:t>he money-</w:t>
-      </w:r>
-      <w:r>
-        <w:rPr>
-          <w:rFonts w:ascii="Century" w:hAnsi="Century"/>
-        </w:rPr>
-        <w:t>commodity</w:t>
-      </w:r>
-      <w:r>
-        <w:rPr>
-          <w:rFonts w:ascii="Century" w:hAnsi="Century"/>
-        </w:rPr>
-        <w:t xml:space="preserve"> </w:t>
-      </w:r>
-      <w:r>
-        <w:rPr>
-          <w:rFonts w:ascii="Century" w:hAnsi="Century"/>
-        </w:rPr>
-        <w:t>“</w:t>
-      </w:r>
-      <w:r>
-        <w:rPr>
-          <w:rFonts w:ascii="Century" w:hAnsi="Century"/>
-        </w:rPr>
-        <w:t>either in its own body or through a representative, is money. Gold (or silver) is therefore money”</w:t>
-      </w:r>
-      <w:r>
-        <w:rPr>
-          <w:rFonts w:ascii="Century" w:hAnsi="Century"/>
+          <w:iCs/>
+        </w:rPr>
+        <w:t xml:space="preserve">Gold hoarding is exponential since 1971, but a crossover between 2006 and 2009 </w:t>
+      </w:r>
+      <w:r>
+        <w:rPr>
+          <w:rFonts w:ascii="Century" w:hAnsi="Century"/>
+          <w:iCs/>
+        </w:rPr>
+        <w:t>coincides</w:t>
+      </w:r>
+      <w:r>
+        <w:rPr>
+          <w:rFonts w:ascii="Century" w:hAnsi="Century"/>
+          <w:iCs/>
+        </w:rPr>
+        <w:t xml:space="preserve"> with the substantive increasing </w:t>
+      </w:r>
+      <w:r>
+        <w:rPr>
+          <w:rFonts w:ascii="Century" w:hAnsi="Century"/>
+          <w:iCs/>
+        </w:rPr>
+        <w:t xml:space="preserve">also in China’s gold reserves, </w:t>
+      </w:r>
+      <w:r>
+        <w:rPr>
+          <w:rFonts w:ascii="Century" w:hAnsi="Century"/>
+          <w:iCs/>
+        </w:rPr>
+        <w:lastRenderedPageBreak/>
+        <w:t>with a first gold considerable purchase in 2003.</w:t>
+      </w:r>
+      <w:r>
+        <w:rPr>
+          <w:rFonts w:ascii="Century" w:hAnsi="Century"/>
+          <w:iCs/>
+        </w:rPr>
+        <w:t xml:space="preserve"> “</w:t>
+      </w:r>
+      <w:r>
+        <w:rPr>
+          <w:rFonts w:ascii="Century" w:hAnsi="Century"/>
+          <w:iCs/>
+        </w:rPr>
+        <w:t>Whenever there is a general disturbance of the mechanism, no matter what its cause, money suddenly and immediately changes over from its merely nominal shape, money of account, into hard cash</w:t>
+      </w:r>
+      <w:proofErr w:type="gramStart"/>
+      <w:r>
+        <w:rPr>
+          <w:rFonts w:ascii="Century" w:hAnsi="Century"/>
+          <w:iCs/>
+        </w:rPr>
+        <w:t>”.</w:t>
+      </w:r>
+      <w:proofErr w:type="gramEnd"/>
+      <w:r>
+        <w:rPr>
+          <w:rFonts w:ascii="Century" w:hAnsi="Century"/>
+          <w:iCs/>
+        </w:rPr>
+        <w:t xml:space="preserve"> </w:t>
+      </w:r>
+      <w:proofErr w:type="gramStart"/>
+      <w:r>
+        <w:rPr>
+          <w:rFonts w:ascii="Century" w:hAnsi="Century"/>
+          <w:iCs/>
+        </w:rPr>
+        <w:t>%%[</w:t>
+      </w:r>
+      <w:proofErr w:type="gramEnd"/>
+      <w:r>
+        <w:rPr>
+          <w:rFonts w:ascii="Century" w:hAnsi="Century"/>
+          <w:iCs/>
+        </w:rPr>
+        <w:t>[KV1C3P236L5</w:t>
+      </w:r>
+      <w:proofErr w:type="gramStart"/>
+      <w:r>
+        <w:rPr>
+          <w:rFonts w:ascii="Century" w:hAnsi="Century"/>
+          <w:iCs/>
+        </w:rPr>
+        <w:t>]]%</w:t>
+      </w:r>
+      <w:proofErr w:type="gramEnd"/>
+      <w:r>
+        <w:rPr>
+          <w:rFonts w:ascii="Century" w:hAnsi="Century"/>
+          <w:iCs/>
+        </w:rPr>
+        <w:t>%</w:t>
+      </w:r>
+      <w:r>
+        <w:rPr>
+          <w:rFonts w:ascii="Century" w:hAnsi="Century"/>
+          <w:iCs/>
         </w:rPr>
         <w:t>.</w:t>
       </w:r>
@@ -5610,115 +7836,44 @@
         <w:rPr>
           <w:rFonts w:ascii="Century" w:hAnsi="Century"/>
         </w:rPr>
-        <w:t xml:space="preserve"> So, only if paper</w:t>
-      </w:r>
-      <w:r>
-        <w:rPr>
-          <w:rFonts w:ascii="Century" w:hAnsi="Century"/>
-        </w:rPr>
-        <w:t>-</w:t>
-      </w:r>
-      <w:r>
-        <w:rPr>
-          <w:rFonts w:ascii="Century" w:hAnsi="Century"/>
-        </w:rPr>
-        <w:t xml:space="preserve">money represents </w:t>
-      </w:r>
-      <w:r>
-        <w:rPr>
-          <w:rFonts w:ascii="Century" w:hAnsi="Century"/>
-        </w:rPr>
-        <w:t>gold</w:t>
-      </w:r>
-      <w:r>
-        <w:rPr>
-          <w:rFonts w:ascii="Century" w:hAnsi="Century"/>
-        </w:rPr>
-        <w:t xml:space="preserve"> is a symbol of value. Gold is </w:t>
-      </w:r>
-      <w:r>
-        <w:rPr>
-          <w:rFonts w:ascii="Century" w:hAnsi="Century"/>
-        </w:rPr>
-        <w:t xml:space="preserve">first </w:t>
-      </w:r>
-      <w:r>
-        <w:rPr>
-          <w:rFonts w:ascii="Century" w:hAnsi="Century"/>
-        </w:rPr>
-        <w:t>accumulated</w:t>
-      </w:r>
-      <w:r>
-        <w:rPr>
-          <w:rFonts w:ascii="Century" w:hAnsi="Century"/>
-        </w:rPr>
-        <w:t>,</w:t>
-      </w:r>
-      <w:r>
-        <w:rPr>
-          <w:rFonts w:ascii="Century" w:hAnsi="Century"/>
-        </w:rPr>
-        <w:t xml:space="preserve"> as </w:t>
-      </w:r>
-      <w:r>
-        <w:rPr>
-          <w:rFonts w:ascii="Century" w:hAnsi="Century"/>
-        </w:rPr>
-        <w:t>the</w:t>
-      </w:r>
-      <w:r>
-        <w:rPr>
-          <w:rFonts w:ascii="Century" w:hAnsi="Century"/>
-        </w:rPr>
-        <w:t xml:space="preserve"> </w:t>
-      </w:r>
-      <w:r>
-        <w:rPr>
-          <w:rFonts w:ascii="Century" w:hAnsi="Century"/>
-        </w:rPr>
-        <w:t>outcome</w:t>
-      </w:r>
-      <w:r>
-        <w:rPr>
-          <w:rFonts w:ascii="Century" w:hAnsi="Century"/>
-        </w:rPr>
-        <w:t xml:space="preserve"> of the exchange of surplus-product converted into money, so hoarded in its money-commodity form, expressing the “superfluity or wealth” in</w:t>
-      </w:r>
-      <w:r>
-        <w:rPr>
-          <w:rFonts w:ascii="Century" w:hAnsi="Century"/>
-        </w:rPr>
-        <w:t xml:space="preserve"> the</w:t>
-      </w:r>
-      <w:r>
-        <w:rPr>
-          <w:rFonts w:ascii="Century" w:hAnsi="Century"/>
-        </w:rPr>
-        <w:t xml:space="preserve"> money form of value</w:t>
-      </w:r>
-      <w:r>
-        <w:rPr>
-          <w:rFonts w:ascii="Century" w:hAnsi="Century"/>
-        </w:rPr>
-        <w:t>.</w:t>
-      </w:r>
-      <w:r>
-        <w:rPr>
-          <w:rFonts w:ascii="Century" w:hAnsi="Century"/>
-        </w:rPr>
-        <w:t xml:space="preserve"> </w:t>
-      </w:r>
-      <w:r>
-        <w:rPr>
-          <w:rFonts w:ascii="Century" w:hAnsi="Century"/>
-        </w:rPr>
-        <w:t>%%[[KV1C3P225L28]]%%%%[[KV1C3P227L24]]%%</w:t>
-      </w:r>
-      <w:r>
-        <w:rPr>
-          <w:rFonts w:ascii="Century" w:hAnsi="Century"/>
-        </w:rPr>
-        <w:t>.</w:t>
+        <w:t xml:space="preserve"> </w:t>
+      </w:r>
+      <w:r>
+        <w:rPr>
+          <w:rFonts w:ascii="Century" w:hAnsi="Century"/>
+          <w:iCs/>
+        </w:rPr>
+        <w:t xml:space="preserve">The obstruction of the circuit of capital, and particularly of gold circulation, grows its necessity to hold on to its elementary form of money-commodity, </w:t>
+      </w:r>
+      <w:proofErr w:type="gramStart"/>
+      <w:r>
+        <w:rPr>
+          <w:rFonts w:ascii="Century" w:hAnsi="Century"/>
+          <w:iCs/>
+        </w:rPr>
+        <w:t>being hoarded</w:t>
+      </w:r>
+      <w:proofErr w:type="gramEnd"/>
+      <w:r>
+        <w:rPr>
+          <w:rFonts w:ascii="Century" w:hAnsi="Century"/>
+          <w:iCs/>
+        </w:rPr>
+        <w:t xml:space="preserve"> with </w:t>
+      </w:r>
+      <w:r>
+        <w:rPr>
+          <w:rFonts w:ascii="Century" w:hAnsi="Century"/>
+          <w:iCs/>
+        </w:rPr>
+        <w:t>strengthened</w:t>
+      </w:r>
+      <w:r>
+        <w:rPr>
+          <w:rFonts w:ascii="Century" w:hAnsi="Century"/>
+          <w:iCs/>
+        </w:rPr>
+        <w:t xml:space="preserve"> voracity.</w:t>
       </w:r>
     </w:p>
     <w:p>
@@ -5732,169 +7887,21 @@
         <w:rPr>
           <w:rFonts w:ascii="Century" w:hAnsi="Century"/>
         </w:rPr>
-        <w:t>Gold</w:t>
-      </w:r>
-      <w:r>
-        <w:rPr>
-          <w:rFonts w:ascii="Century" w:hAnsi="Century"/>
-        </w:rPr>
-        <w:t xml:space="preserve"> </w:t>
-      </w:r>
-      <w:r>
-        <w:rPr>
-          <w:rFonts w:ascii="Century" w:hAnsi="Century"/>
-        </w:rPr>
-        <w:t>is, indeed,</w:t>
-      </w:r>
-      <w:r>
-        <w:rPr>
-          <w:rFonts w:ascii="Century" w:hAnsi="Century"/>
-        </w:rPr>
-        <w:t xml:space="preserve"> real </w:t>
-      </w:r>
-      <w:r>
-        <w:rPr>
-          <w:rFonts w:ascii="Century" w:hAnsi="Century"/>
-        </w:rPr>
-        <w:t>money</w:t>
-      </w:r>
-      <w:r>
-        <w:rPr>
-          <w:rFonts w:ascii="Century" w:hAnsi="Century"/>
-        </w:rPr>
-        <w:t xml:space="preserve"> or real capital: the </w:t>
-      </w:r>
-      <w:r>
-        <w:rPr>
-          <w:rFonts w:ascii="Century" w:hAnsi="Century"/>
-        </w:rPr>
-        <w:t>value materialization of the historically cumulated magnitude of exchange-value</w:t>
-      </w:r>
-      <w:r>
-        <w:rPr>
-          <w:rFonts w:ascii="Century" w:hAnsi="Century"/>
-        </w:rPr>
-        <w:t>.</w:t>
-      </w:r>
-      <w:r>
-        <w:rPr>
-          <w:rFonts w:ascii="Century" w:hAnsi="Century"/>
-        </w:rPr>
-        <w:t xml:space="preserve"> </w:t>
-      </w:r>
-      <w:r>
-        <w:rPr>
-          <w:rFonts w:ascii="Century" w:hAnsi="Century"/>
-        </w:rPr>
-        <w:t xml:space="preserve">Gold was </w:t>
-      </w:r>
-      <w:r>
-        <w:rPr>
-          <w:rFonts w:ascii="Century" w:hAnsi="Century"/>
-        </w:rPr>
-        <w:t xml:space="preserve">separated from the total circulating </w:t>
-      </w:r>
-      <w:r>
-        <w:rPr>
-          <w:rFonts w:ascii="Century" w:hAnsi="Century"/>
-        </w:rPr>
-        <w:t>money-</w:t>
-      </w:r>
-      <w:r>
-        <w:rPr>
-          <w:rFonts w:ascii="Century" w:hAnsi="Century"/>
-        </w:rPr>
-        <w:t>capital</w:t>
-      </w:r>
-      <w:r>
-        <w:rPr>
-          <w:rFonts w:ascii="Century" w:hAnsi="Century"/>
-        </w:rPr>
-        <w:t xml:space="preserve"> by its muggers-hoarders-capitalists-bankers, the gold bearers</w:t>
-      </w:r>
-      <w:r>
-        <w:rPr>
-          <w:rFonts w:ascii="Century" w:hAnsi="Century"/>
-        </w:rPr>
-        <w:t xml:space="preserve">; as the </w:t>
-      </w:r>
-      <w:r>
-        <w:rPr>
-          <w:rFonts w:ascii="Century" w:hAnsi="Century"/>
-        </w:rPr>
-        <w:t xml:space="preserve">money-commodity </w:t>
-      </w:r>
-      <w:r>
-        <w:rPr>
-          <w:rFonts w:ascii="Century" w:hAnsi="Century"/>
-        </w:rPr>
-        <w:t xml:space="preserve">in which an </w:t>
-      </w:r>
-      <w:r>
-        <w:rPr>
-          <w:rFonts w:ascii="Century" w:hAnsi="Century"/>
-        </w:rPr>
-        <w:t xml:space="preserve">aliquot part of every </w:t>
-      </w:r>
-      <w:r>
-        <w:rPr>
-          <w:rFonts w:ascii="Century" w:hAnsi="Century"/>
-        </w:rPr>
-        <w:t xml:space="preserve">exchanged </w:t>
-      </w:r>
-      <w:r>
-        <w:rPr>
-          <w:rFonts w:ascii="Century" w:hAnsi="Century"/>
-        </w:rPr>
-        <w:t>value</w:t>
-      </w:r>
-      <w:r>
-        <w:rPr>
-          <w:rFonts w:ascii="Century" w:hAnsi="Century"/>
-        </w:rPr>
-        <w:t xml:space="preserve"> during</w:t>
-      </w:r>
-      <w:r>
-        <w:rPr>
-          <w:rFonts w:ascii="Century" w:hAnsi="Century"/>
-        </w:rPr>
-        <w:t xml:space="preserve"> </w:t>
-      </w:r>
-      <w:r>
-        <w:rPr>
-          <w:rFonts w:ascii="Century" w:hAnsi="Century"/>
-        </w:rPr>
-        <w:t>a given</w:t>
-      </w:r>
-      <w:r>
-        <w:rPr>
-          <w:rFonts w:ascii="Century" w:hAnsi="Century"/>
-        </w:rPr>
-        <w:t xml:space="preserve"> turn-over</w:t>
-      </w:r>
-      <w:r>
-        <w:rPr>
-          <w:rFonts w:ascii="Century" w:hAnsi="Century"/>
-        </w:rPr>
-        <w:t xml:space="preserve"> time (for example, a year)</w:t>
-      </w:r>
-      <w:r>
-        <w:rPr>
-          <w:rFonts w:ascii="Century" w:hAnsi="Century"/>
-        </w:rPr>
-        <w:t xml:space="preserve"> is accumulated not only ideally, but materially</w:t>
-      </w:r>
-      <w:r>
-        <w:rPr>
-          <w:rFonts w:ascii="Century" w:hAnsi="Century"/>
-        </w:rPr>
-        <w:t>.</w:t>
-      </w:r>
-      <w:r>
-        <w:rPr>
-          <w:rFonts w:ascii="Century" w:hAnsi="Century"/>
-        </w:rPr>
-        <w:t xml:space="preserve"> %%[[KV1C3P199L16]]%%.</w:t>
+        <w:t xml:space="preserve">With the liberalization of gold price, since 1971, the total monetary system debased money from its elementary form. As if in that manner, the use-value of gold as the socially formed universally equivalent, would </w:t>
+      </w:r>
+      <w:proofErr w:type="gramStart"/>
+      <w:r>
+        <w:rPr>
+          <w:rFonts w:ascii="Century" w:hAnsi="Century"/>
+        </w:rPr>
+        <w:t>be suppressed</w:t>
+      </w:r>
+      <w:proofErr w:type="gramEnd"/>
+      <w:r>
+        <w:rPr>
+          <w:rFonts w:ascii="Century" w:hAnsi="Century"/>
+        </w:rPr>
+        <w:t xml:space="preserve">, and replaced by certain specific currency (US Dollar), fixed by a hegemonic arrangement relying only on U.S. hegemony. </w:t>
       </w:r>
     </w:p>
     <w:p>
@@ -5908,223 +7915,7 @@
         <w:rPr>
           <w:rFonts w:ascii="Century" w:hAnsi="Century"/>
         </w:rPr>
-        <w:t xml:space="preserve">Gold hoarding developed in the separation of the money-commodity from circulation. </w:t>
-      </w:r>
-      <w:r>
-        <w:rPr>
-          <w:rFonts w:ascii="Century" w:hAnsi="Century"/>
-        </w:rPr>
-        <w:t>S</w:t>
-      </w:r>
-      <w:r>
-        <w:rPr>
-          <w:rFonts w:ascii="Century" w:hAnsi="Century"/>
-        </w:rPr>
-        <w:t>eparated from the circulating capital, finance capital, productive capital, as means of circulation</w:t>
-      </w:r>
-      <w:r>
-        <w:rPr>
-          <w:rFonts w:ascii="Century" w:hAnsi="Century"/>
-        </w:rPr>
-        <w:t>, gold</w:t>
-      </w:r>
-      <w:r>
-        <w:rPr>
-          <w:rFonts w:ascii="Century" w:hAnsi="Century"/>
-        </w:rPr>
-        <w:t xml:space="preserve"> is real capital</w:t>
-      </w:r>
-      <w:r>
-        <w:rPr>
-          <w:rFonts w:ascii="Century" w:hAnsi="Century"/>
-        </w:rPr>
-        <w:t xml:space="preserve">. </w:t>
-      </w:r>
-      <w:r>
-        <w:rPr>
-          <w:rFonts w:ascii="Century" w:hAnsi="Century"/>
-        </w:rPr>
-        <w:t>%%[[GNBIVP459L13]]%%</w:t>
-      </w:r>
-      <w:r>
-        <w:rPr>
-          <w:rFonts w:ascii="Century" w:hAnsi="Century"/>
-        </w:rPr>
-        <w:t>.</w:t>
-      </w:r>
-      <w:r>
-        <w:rPr>
-          <w:rFonts w:ascii="Century" w:hAnsi="Century"/>
-        </w:rPr>
-        <w:t xml:space="preserve"> </w:t>
-      </w:r>
-      <w:r>
-        <w:rPr>
-          <w:rFonts w:ascii="Century" w:hAnsi="Century"/>
-        </w:rPr>
-        <w:t xml:space="preserve"> </w:t>
-      </w:r>
-      <w:r>
-        <w:rPr>
-          <w:rFonts w:ascii="Century" w:hAnsi="Century"/>
-        </w:rPr>
-        <w:t>A</w:t>
-      </w:r>
-      <w:r>
-        <w:rPr>
-          <w:rFonts w:ascii="Century" w:hAnsi="Century"/>
-        </w:rPr>
-        <w:t xml:space="preserve">s soon as it </w:t>
-      </w:r>
-      <w:r>
-        <w:rPr>
-          <w:rFonts w:ascii="Century" w:hAnsi="Century"/>
-        </w:rPr>
-        <w:t>appears</w:t>
-      </w:r>
-      <w:r>
-        <w:rPr>
-          <w:rFonts w:ascii="Century" w:hAnsi="Century"/>
-        </w:rPr>
-        <w:t xml:space="preserve"> in every </w:t>
-      </w:r>
-      <w:r>
-        <w:rPr>
-          <w:rFonts w:ascii="Century" w:hAnsi="Century"/>
-        </w:rPr>
-        <w:t>instance of the circulation process</w:t>
-      </w:r>
-      <w:r>
-        <w:rPr>
-          <w:rFonts w:ascii="Century" w:hAnsi="Century"/>
-        </w:rPr>
-        <w:t xml:space="preserve"> without being used</w:t>
-      </w:r>
-      <w:r>
-        <w:rPr>
-          <w:rFonts w:ascii="Century" w:hAnsi="Century"/>
-        </w:rPr>
-        <w:t xml:space="preserve"> as </w:t>
-      </w:r>
-      <w:r>
-        <w:rPr>
-          <w:rFonts w:ascii="Century" w:hAnsi="Century"/>
-        </w:rPr>
-        <w:t xml:space="preserve">means of payment </w:t>
-      </w:r>
-      <w:r>
-        <w:rPr>
-          <w:rFonts w:ascii="Century" w:hAnsi="Century"/>
-        </w:rPr>
-        <w:t>w</w:t>
-      </w:r>
-      <w:r>
-        <w:rPr>
-          <w:rFonts w:ascii="Century" w:hAnsi="Century"/>
-        </w:rPr>
-        <w:t>hile still being present</w:t>
-      </w:r>
-      <w:r>
-        <w:rPr>
-          <w:rFonts w:ascii="Century" w:hAnsi="Century"/>
-        </w:rPr>
-        <w:t xml:space="preserve"> on it, constantly, </w:t>
-      </w:r>
-      <w:r>
-        <w:rPr>
-          <w:rFonts w:ascii="Century" w:hAnsi="Century"/>
-        </w:rPr>
-        <w:t>consuming an aliquot part of every value</w:t>
-      </w:r>
-      <w:r>
-        <w:rPr>
-          <w:rFonts w:ascii="Century" w:hAnsi="Century"/>
-        </w:rPr>
-        <w:t xml:space="preserve"> realized</w:t>
-      </w:r>
-      <w:r>
-        <w:rPr>
-          <w:rFonts w:ascii="Century" w:hAnsi="Century"/>
-        </w:rPr>
-        <w:t xml:space="preserve"> by each circulation turn-over</w:t>
-      </w:r>
-      <w:r>
-        <w:rPr>
-          <w:rFonts w:ascii="Century" w:hAnsi="Century"/>
-        </w:rPr>
-        <w:t xml:space="preserve"> time.</w:t>
-      </w:r>
-      <w:r>
-        <w:rPr>
-          <w:rFonts w:ascii="Century" w:hAnsi="Century"/>
-        </w:rPr>
-        <w:t xml:space="preserve"> </w:t>
-      </w:r>
-      <w:r>
-        <w:rPr>
-          <w:rFonts w:ascii="Century" w:hAnsi="Century"/>
-        </w:rPr>
-        <w:t>A</w:t>
-      </w:r>
-      <w:r>
-        <w:rPr>
-          <w:rFonts w:ascii="Century" w:hAnsi="Century"/>
-        </w:rPr>
-        <w:t>n aliquot part of the total surplus</w:t>
-      </w:r>
-      <w:r>
-        <w:rPr>
-          <w:rFonts w:ascii="Century" w:hAnsi="Century"/>
-        </w:rPr>
-        <w:t>-</w:t>
-      </w:r>
-      <w:r>
-        <w:rPr>
-          <w:rFonts w:ascii="Century" w:hAnsi="Century"/>
-        </w:rPr>
-        <w:t>value</w:t>
-      </w:r>
-      <w:r>
-        <w:rPr>
-          <w:rFonts w:ascii="Century" w:hAnsi="Century"/>
-        </w:rPr>
-        <w:t xml:space="preserve"> realized as profit</w:t>
-      </w:r>
-      <w:r>
-        <w:rPr>
-          <w:rFonts w:ascii="Century" w:hAnsi="Century"/>
-        </w:rPr>
-        <w:t xml:space="preserve">, </w:t>
-      </w:r>
-      <w:r>
-        <w:rPr>
-          <w:rFonts w:ascii="Century" w:hAnsi="Century"/>
-        </w:rPr>
-        <w:t xml:space="preserve">melted and hoarded in the </w:t>
-      </w:r>
-      <w:r>
-        <w:rPr>
-          <w:rFonts w:ascii="Century" w:hAnsi="Century"/>
-        </w:rPr>
-        <w:t xml:space="preserve">elementary form of </w:t>
-      </w:r>
-      <w:r>
-        <w:rPr>
-          <w:rFonts w:ascii="Century" w:hAnsi="Century"/>
-        </w:rPr>
-        <w:t xml:space="preserve">money-commodity, as gold fluidly </w:t>
-      </w:r>
-      <w:r>
-        <w:rPr>
-          <w:rFonts w:ascii="Century" w:hAnsi="Century"/>
-        </w:rPr>
-        <w:t xml:space="preserve">distributed </w:t>
-      </w:r>
-      <w:r>
-        <w:rPr>
-          <w:rFonts w:ascii="Century" w:hAnsi="Century"/>
-        </w:rPr>
-        <w:t>exclusively among gold bearers.</w:t>
+        <w:t xml:space="preserve">The liberalization of the price of money from its standard of price expressed in a fixed weight of gold as the elementary value form of money-commodity, raised the price of gold exponentially as well as propel another gold rush. But, as gold didn’t lose completely its properties, its physical properties as standard of price, central and international banks hoard it with extended voracity, while at the same time state capitalism is benefiting from the exponential upward of the gold-commodity price effecting in the exchange value of its national reserve gold fund. </w:t>
       </w:r>
     </w:p>
     <w:p>
@@ -6138,69 +7929,188 @@
         <w:rPr>
           <w:rFonts w:ascii="Century" w:hAnsi="Century"/>
         </w:rPr>
-        <w:t xml:space="preserve">Melted in its gold mass accumulated, as the total capitalists wealth historically concentrating the maximum amount of the magnitude of surplus-value technically possible to be captured as </w:t>
-      </w:r>
-      <w:r>
-        <w:rPr>
-          <w:rFonts w:ascii="Century" w:hAnsi="Century"/>
-          <w:i/>
-          <w:iCs/>
-        </w:rPr>
-        <w:t>profit</w:t>
-      </w:r>
-      <w:r>
-        <w:rPr>
-          <w:rFonts w:ascii="Century" w:hAnsi="Century"/>
-        </w:rPr>
-        <w:t xml:space="preserve"> in it elementary form of weighted gold (fixed as the standard unit of price), as a portion of the total cost-price (</w:t>
-      </w:r>
-      <w:r>
-        <w:rPr>
-          <w:rFonts w:ascii="Century" w:hAnsi="Century"/>
-          <w:i/>
-          <w:iCs/>
-        </w:rPr>
-        <w:t>k</w:t>
-      </w:r>
-      <w:r>
-        <w:rPr>
-          <w:rFonts w:ascii="Century" w:hAnsi="Century"/>
-        </w:rPr>
-        <w:t xml:space="preserve">) equivalent to the capital advanced in wages (variable capital, </w:t>
-      </w:r>
-      <w:r>
-        <w:rPr>
-          <w:rFonts w:ascii="Century" w:hAnsi="Century"/>
-          <w:i/>
-          <w:iCs/>
-        </w:rPr>
-        <w:t>v</w:t>
-      </w:r>
-      <w:r>
-        <w:rPr>
-          <w:rFonts w:ascii="Century" w:hAnsi="Century"/>
-        </w:rPr>
-        <w:t xml:space="preserve">) and capital advanced in non-human labour inputs as raw materials, instruments, machines, and means of production of machines (constant capital, </w:t>
-      </w:r>
-      <w:r>
-        <w:rPr>
-          <w:rFonts w:ascii="Century" w:hAnsi="Century"/>
-          <w:i/>
-          <w:iCs/>
-        </w:rPr>
-        <w:t>c</w:t>
-      </w:r>
-      <w:r>
-        <w:rPr>
-          <w:rFonts w:ascii="Century" w:hAnsi="Century"/>
-        </w:rPr>
-        <w:t>) during a given turn-over time</w:t>
+        <w:t>Is the total sum of the different prices of the money-commodity circulating as world money expressing “the direct incarnation of all human labour” through the production of gold?</w:t>
+      </w:r>
+      <w:r>
+        <w:rPr>
+          <w:rFonts w:ascii="Century" w:hAnsi="Century"/>
+        </w:rPr>
+        <w:t xml:space="preserve"> </w:t>
+      </w:r>
+      <w:r>
+        <w:rPr>
+          <w:rFonts w:ascii="Century" w:hAnsi="Century"/>
+        </w:rPr>
+        <w:t>Still considering gold production, the production of gold as a money-commodity, as the process on which the joint “social process of production in a purely atomistic way” %%[[KV1C2P187L20</w:t>
+      </w:r>
+      <w:proofErr w:type="gramStart"/>
+      <w:r>
+        <w:rPr>
+          <w:rFonts w:ascii="Century" w:hAnsi="Century"/>
+        </w:rPr>
+        <w:t>]]%</w:t>
+      </w:r>
+      <w:proofErr w:type="gramEnd"/>
+      <w:r>
+        <w:rPr>
+          <w:rFonts w:ascii="Century" w:hAnsi="Century"/>
+        </w:rPr>
+        <w:t>% “assume a material shape [the gold standard of price]. [W]</w:t>
+      </w:r>
+      <w:proofErr w:type="spellStart"/>
+      <w:r>
+        <w:rPr>
+          <w:rFonts w:ascii="Century" w:hAnsi="Century"/>
+        </w:rPr>
+        <w:t>hich</w:t>
+      </w:r>
+      <w:proofErr w:type="spellEnd"/>
+      <w:r>
+        <w:rPr>
+          <w:rFonts w:ascii="Century" w:hAnsi="Century"/>
+        </w:rPr>
+        <w:t xml:space="preserve"> [appropriation] is independent of their control and their conscious individual action</w:t>
+      </w:r>
+      <w:proofErr w:type="gramStart"/>
+      <w:r>
+        <w:rPr>
+          <w:rFonts w:ascii="Century" w:hAnsi="Century"/>
+        </w:rPr>
+        <w:t>”</w:t>
       </w:r>
       <w:r>
         <w:rPr>
           <w:rFonts w:ascii="Century" w:hAnsi="Century"/>
         </w:rPr>
         <w:t>.</w:t>
+      </w:r>
+      <w:proofErr w:type="gramEnd"/>
+      <w:r>
+        <w:rPr>
+          <w:rFonts w:ascii="Century" w:hAnsi="Century"/>
+        </w:rPr>
+        <w:t xml:space="preserve"> </w:t>
+      </w:r>
+      <w:proofErr w:type="gramStart"/>
+      <w:r>
+        <w:rPr>
+          <w:rFonts w:ascii="Century" w:hAnsi="Century"/>
+        </w:rPr>
+        <w:t>%%[</w:t>
+      </w:r>
+      <w:proofErr w:type="gramEnd"/>
+      <w:r>
+        <w:rPr>
+          <w:rFonts w:ascii="Century" w:hAnsi="Century"/>
+        </w:rPr>
+        <w:t>[KV1C2P187L22</w:t>
+      </w:r>
+      <w:proofErr w:type="gramStart"/>
+      <w:r>
+        <w:rPr>
+          <w:rFonts w:ascii="Century" w:hAnsi="Century"/>
+        </w:rPr>
+        <w:t>]]%</w:t>
+      </w:r>
+      <w:proofErr w:type="gramEnd"/>
+      <w:r>
+        <w:rPr>
+          <w:rFonts w:ascii="Century" w:hAnsi="Century"/>
+        </w:rPr>
+        <w:t xml:space="preserve">%. </w:t>
+      </w:r>
+      <w:r>
+        <w:rPr>
+          <w:rFonts w:ascii="Century" w:hAnsi="Century"/>
+        </w:rPr>
+        <w:t>%%[[KV1C2P187L18</w:t>
+      </w:r>
+      <w:proofErr w:type="gramStart"/>
+      <w:r>
+        <w:rPr>
+          <w:rFonts w:ascii="Century" w:hAnsi="Century"/>
+        </w:rPr>
+        <w:t>]]%</w:t>
+      </w:r>
+      <w:proofErr w:type="gramEnd"/>
+      <w:r>
+        <w:rPr>
+          <w:rFonts w:ascii="Century" w:hAnsi="Century"/>
+        </w:rPr>
+        <w:t xml:space="preserve">%  </w:t>
+      </w:r>
+      <w:r>
+        <w:rPr>
+          <w:rFonts w:ascii="Century" w:hAnsi="Century"/>
+        </w:rPr>
+        <w:t xml:space="preserve">. So gold is world money </w:t>
+      </w:r>
+      <w:r>
+        <w:rPr>
+          <w:rFonts w:ascii="Century" w:hAnsi="Century"/>
+        </w:rPr>
+        <w:lastRenderedPageBreak/>
+        <w:t>because it is “</w:t>
+      </w:r>
+      <w:r>
+        <w:rPr>
+          <w:rFonts w:ascii="Century" w:hAnsi="Century"/>
+        </w:rPr>
+        <w:t xml:space="preserve">the </w:t>
+      </w:r>
+      <w:proofErr w:type="gramStart"/>
+      <w:r>
+        <w:rPr>
+          <w:rFonts w:ascii="Century" w:hAnsi="Century"/>
+        </w:rPr>
+        <w:t xml:space="preserve">directly  </w:t>
+      </w:r>
+      <w:r>
+        <w:rPr>
+          <w:rFonts w:ascii="Century" w:hAnsi="Century"/>
+        </w:rPr>
+        <w:t>social</w:t>
+      </w:r>
+      <w:proofErr w:type="gramEnd"/>
+      <w:r>
+        <w:rPr>
+          <w:rFonts w:ascii="Century" w:hAnsi="Century"/>
+        </w:rPr>
+        <w:t xml:space="preserve"> form of realization of human labour in the abstract</w:t>
+      </w:r>
+      <w:r>
+        <w:rPr>
+          <w:rFonts w:ascii="Century" w:hAnsi="Century"/>
+        </w:rPr>
+        <w:t xml:space="preserve">”. </w:t>
+      </w:r>
+      <w:proofErr w:type="gramStart"/>
+      <w:r>
+        <w:rPr>
+          <w:rFonts w:ascii="Century" w:hAnsi="Century"/>
+        </w:rPr>
+        <w:t>%%[</w:t>
+      </w:r>
+      <w:proofErr w:type="gramEnd"/>
+      <w:r>
+        <w:rPr>
+          <w:rFonts w:ascii="Century" w:hAnsi="Century"/>
+        </w:rPr>
+        <w:t>[KV1C3P241L1</w:t>
+      </w:r>
+      <w:proofErr w:type="gramStart"/>
+      <w:r>
+        <w:rPr>
+          <w:rFonts w:ascii="Century" w:hAnsi="Century"/>
+        </w:rPr>
+        <w:t>]]%</w:t>
+      </w:r>
+      <w:proofErr w:type="gramEnd"/>
+      <w:r>
+        <w:rPr>
+          <w:rFonts w:ascii="Century" w:hAnsi="Century"/>
+        </w:rPr>
+        <w:t>%.</w:t>
       </w:r>
     </w:p>
     <w:p>
@@ -6214,99 +8124,21 @@
         <w:rPr>
           <w:rFonts w:ascii="Century" w:hAnsi="Century"/>
         </w:rPr>
-        <w:t>In certain circumstances determined by the development of the production forces, due to the degree of scientific advancement in the productivity of gold mining, the total quantity of</w:t>
-      </w:r>
-      <w:r>
-        <w:rPr>
-          <w:rFonts w:ascii="Century" w:hAnsi="Century"/>
-        </w:rPr>
-        <w:t xml:space="preserve"> gold mined was relative to the amount of it required to accomplish its functions as money-commodity in the process of circulation. As value measure when it is the means of payment for major commerce transactions. And as the material of the standard unit of price fixed in a weighted quantity ideally equivalent to the magnitude of </w:t>
-      </w:r>
-      <w:r>
-        <w:rPr>
-          <w:rFonts w:ascii="Century" w:hAnsi="Century"/>
-          <w:i/>
-          <w:iCs/>
-        </w:rPr>
-        <w:t>real value</w:t>
-      </w:r>
-      <w:r>
-        <w:rPr>
-          <w:rFonts w:ascii="Century" w:hAnsi="Century"/>
-        </w:rPr>
-        <w:t>.</w:t>
-      </w:r>
-      <w:r>
-        <w:rPr>
-          <w:rFonts w:ascii="Century" w:hAnsi="Century"/>
-        </w:rPr>
-        <w:t xml:space="preserve"> </w:t>
-      </w:r>
-      <w:r>
-        <w:rPr>
-          <w:rFonts w:ascii="Century" w:hAnsi="Century"/>
-        </w:rPr>
-        <w:t>T</w:t>
-      </w:r>
-      <w:r>
-        <w:rPr>
-          <w:rFonts w:ascii="Century" w:hAnsi="Century"/>
-        </w:rPr>
-        <w:t>he common measure of all values</w:t>
-      </w:r>
-      <w:r>
-        <w:rPr>
-          <w:rFonts w:ascii="Century" w:hAnsi="Century"/>
-        </w:rPr>
-        <w:t xml:space="preserve">: being </w:t>
-      </w:r>
-      <w:r>
-        <w:rPr>
-          <w:rFonts w:ascii="Century" w:hAnsi="Century"/>
-        </w:rPr>
-        <w:t xml:space="preserve">created by </w:t>
-      </w:r>
-      <w:r>
-        <w:rPr>
-          <w:rFonts w:ascii="Century" w:hAnsi="Century"/>
-        </w:rPr>
-        <w:t>the living force</w:t>
-      </w:r>
-      <w:r>
-        <w:rPr>
-          <w:rFonts w:ascii="Century" w:hAnsi="Century"/>
-        </w:rPr>
-        <w:t>s</w:t>
-      </w:r>
-      <w:r>
-        <w:rPr>
-          <w:rFonts w:ascii="Century" w:hAnsi="Century"/>
-        </w:rPr>
-        <w:t xml:space="preserve"> of production </w:t>
-      </w:r>
-      <w:r>
-        <w:rPr>
-          <w:rFonts w:ascii="Century" w:hAnsi="Century"/>
-        </w:rPr>
-        <w:t>constituted by</w:t>
-      </w:r>
-      <w:r>
-        <w:rPr>
-          <w:rFonts w:ascii="Century" w:hAnsi="Century"/>
-        </w:rPr>
-        <w:t xml:space="preserve"> </w:t>
-      </w:r>
-      <w:r>
-        <w:rPr>
-          <w:rFonts w:ascii="Century" w:hAnsi="Century"/>
-        </w:rPr>
-        <w:t>nature and humans</w:t>
-      </w:r>
-      <w:r>
-        <w:rPr>
-          <w:rFonts w:ascii="Century" w:hAnsi="Century"/>
-        </w:rPr>
-        <w:t>.</w:t>
+        <w:t xml:space="preserve">Indeed, the rise in the productivity of labor in gold production changed the quantity of the standard of value measure of money that is being produced by an equivalent abstract quantity of labor, while the price of gold growth exponentially as it is hoarded in its money-commodity form of value by the international finance state capitalists in reserves funds. As the circulation of the commodities and their transubstantiation into money are by their exchange scale, the chance of social accident by which the circuit M-C-M’ is </w:t>
+      </w:r>
+      <w:proofErr w:type="gramStart"/>
+      <w:r>
+        <w:rPr>
+          <w:rFonts w:ascii="Century" w:hAnsi="Century"/>
+        </w:rPr>
+        <w:t>being obstructed</w:t>
+      </w:r>
+      <w:proofErr w:type="gramEnd"/>
+      <w:r>
+        <w:rPr>
+          <w:rFonts w:ascii="Century" w:hAnsi="Century"/>
+        </w:rPr>
+        <w:t xml:space="preserve">, mediate between the necessary conversion of commodities into money, correspondent to the process of transformation of surplus-value into profit. </w:t>
       </w:r>
     </w:p>
     <w:p>
@@ -6320,7 +8152,27 @@
         <w:rPr>
           <w:rFonts w:ascii="Century" w:hAnsi="Century"/>
         </w:rPr>
-        <w:t xml:space="preserve">Indeed, the rise in the productivity of labor in gold production changed the quantity of the standard of value measure of money that is being produced by an equivalent abstract quantity of labor, while the price of gold growth exponentially as it is hoarded in its money-commodity form of value by the international finance state capitalists in reserves funds. As the circulation of the commodities and their transubstantiation into money are by their exchange scale, the chance of social accident by which the circuit M-C-M’ is being obstructed, mediate between the necessary conversion of commodities into money, correspondent to the process of transformation of surplus-value into profit. </w:t>
+        <w:t xml:space="preserve">Is it not in the transition forms in which we should pay attention? What is to </w:t>
+      </w:r>
+      <w:proofErr w:type="gramStart"/>
+      <w:r>
+        <w:rPr>
+          <w:rFonts w:ascii="Century" w:hAnsi="Century"/>
+        </w:rPr>
+        <w:t>be done</w:t>
+      </w:r>
+      <w:proofErr w:type="gramEnd"/>
+      <w:r>
+        <w:rPr>
+          <w:rFonts w:ascii="Century" w:hAnsi="Century"/>
+        </w:rPr>
+        <w:t xml:space="preserve">? Historically, the exchange process produced the accumulation of gold as a universal equivalent commodity </w:t>
+      </w:r>
+      <w:r>
+        <w:rPr>
+          <w:rFonts w:ascii="Century" w:hAnsi="Century"/>
+        </w:rPr>
+        <w:t>which becomes real money: the exchange value of money physically expressed by gold.</w:t>
       </w:r>
     </w:p>
     <w:p>
@@ -6334,7 +8186,7 @@
         <w:rPr>
           <w:rFonts w:ascii="Century" w:hAnsi="Century"/>
         </w:rPr>
-        <w:t xml:space="preserve">Is it not in the transition forms in which we should pay attention? What is to be done? Historically, the exchange process produced the accumulation of gold as a universal equivalent commodity which became money-commodity. At the same pace the production of gold reaches the circulation process, “gold […], in its crude state, becomes immediately, on its emergence from the bowels of the earth, the direct incarnation of all human labour” %%[[KV1C2P187L18]]%%. </w:t>
+        <w:t xml:space="preserve">Really, we know that the appropriation of gold is dependent on our control of the territories, cursed and not blessed by productive mines. The antimining struggles are in that sense, mediating between the chances and the social accidents which determine the realization of the accumulation of profits, produced by the exploitation of the total labour advanced in a certain period. Labour is in that sense, overdetermining the profit rate fall, not only as variable capital, but historically, getting back at the circulation process with the power of class struggle. </w:t>
       </w:r>
     </w:p>
     <w:p>
@@ -6348,7 +8200,20 @@
         <w:rPr>
           <w:rFonts w:ascii="Century" w:hAnsi="Century"/>
         </w:rPr>
-        <w:t xml:space="preserve">With the liberalization of gold price, since 1971, the total monetary system debased money from its elementary form. As if in that manner, the use-value of gold as the socially formed universally equivalent, would be suppressed, and replaced by certain specific currency (US Dollar), fixed by a hegemonic arrangement relying only on U.S. hegemony. </w:t>
+        <w:t xml:space="preserve">Also, while the imaginary, ideal, character of the money-form of value or price of the commodities, highlight the fictitious essence of money and its permanent expulsion from the circulation process of commodities (C-M-C); the relevance of the analysis of the standard of price for the study of the reproduction crisis of </w:t>
+      </w:r>
+      <w:r>
+        <w:rPr>
+          <w:rFonts w:ascii="Century" w:hAnsi="Century"/>
+        </w:rPr>
+        <w:lastRenderedPageBreak/>
+        <w:t>finance capital may be critical for the development of theoretical assumptions build over Marx’s critique to the political economy of the bourgeoisie society, considering the reforms to the gold standard of the international monetary system during 1968 and 1971, and its actual shift under the present critical juncture of transition to a new international monetary system, non-restricted by the dollar hegemony.</w:t>
+      </w:r>
+      <w:r>
+        <w:rPr>
+          <w:rFonts w:ascii="Century" w:hAnsi="Century"/>
+        </w:rPr>
+        <w:t xml:space="preserve"> </w:t>
       </w:r>
     </w:p>
     <w:p>
@@ -6362,65 +8227,113 @@
         <w:rPr>
           <w:rFonts w:ascii="Century" w:hAnsi="Century"/>
         </w:rPr>
-        <w:t>The liberalization of the price of money from its standard of price expressed in a fixed weight of gold as the elementary value form of money-commodity, raised the price of gold exponentially as well as propel another gold rush. But, as gold didn’t lose completely its properties, its physical properties as standard of price, central and international banks hoard it with extended voracity, while at the same time state capitalism is benefiting from the exponential upward of the gold-commodity price effecting in the exchange value of its national reserve gold fund. Is the total sum of the different prices of the money-commodity circulating as world money expressing “the direct incarnation of all human labour” through the production of gold?</w:t>
-      </w:r>
-      <w:r>
-        <w:rPr>
-          <w:rFonts w:ascii="Century" w:hAnsi="Century"/>
-        </w:rPr>
-        <w:t xml:space="preserve"> </w:t>
-      </w:r>
-      <w:r>
-        <w:rPr>
-          <w:rFonts w:ascii="Century" w:hAnsi="Century"/>
-        </w:rPr>
-        <w:t>Still considering gold production, the production of gold as a money-commodity, as the process on which the joint “social process of production in a purely atomistic way” %%[[KV1C2P187L20]]%% “assume a material shape [the gold standard of price]. [W]hich [appropriation] is independent of their control and their conscious individual action”</w:t>
-      </w:r>
-      <w:r>
-        <w:rPr>
-          <w:rFonts w:ascii="Century" w:hAnsi="Century"/>
-        </w:rPr>
-        <w:t>.</w:t>
-      </w:r>
-      <w:r>
-        <w:rPr>
-          <w:rFonts w:ascii="Century" w:hAnsi="Century"/>
-        </w:rPr>
-        <w:t xml:space="preserve"> %%[[KV1C2P187L22]]%%. </w:t>
-      </w:r>
-      <w:r>
-        <w:rPr>
-          <w:rFonts w:ascii="Century" w:hAnsi="Century"/>
-        </w:rPr>
-        <w:t xml:space="preserve">%%[[KV1C2P187L18]]%%  </w:t>
-      </w:r>
-    </w:p>
-    <w:p>
-      <w:pPr>
-        <w:spacing w:before="240" w:line="360" w:lineRule="auto"/>
-        <w:rPr>
-          <w:rFonts w:ascii="Century" w:hAnsi="Century"/>
-        </w:rPr>
-      </w:pPr>
-      <w:r>
-        <w:rPr>
-          <w:rFonts w:ascii="Century" w:hAnsi="Century"/>
-        </w:rPr>
-        <w:t xml:space="preserve">Really, we know that the appropriation of gold is dependent on our control of the territories, cursed and not blessed by productive mines. The antimining struggles are in that sense, mediating between the chances and the social accidents which determine the realization of the accumulation of profits, produced by the exploitation of the total labour advanced in a certain period. Labour is in that sense, overdetermining the profit rate fall, not only as variable capital, but historically, getting back at the circulation process with the power of class struggle. </w:t>
-      </w:r>
-    </w:p>
-    <w:p>
-      <w:pPr>
-        <w:spacing w:before="240" w:line="360" w:lineRule="auto"/>
-        <w:rPr>
-          <w:rFonts w:ascii="Century" w:hAnsi="Century"/>
-        </w:rPr>
-      </w:pPr>
-      <w:r>
-        <w:rPr>
-          <w:rFonts w:ascii="Century" w:hAnsi="Century"/>
-        </w:rPr>
-        <w:t>Also, while the imaginary, ideal, character of the money-form of value or price of the commodities, highlight the fictitious essence of money and its permanent expulsion from the circulation process of commodities (C-M-C); the relevance of the analysis of the standard of price for the study of the reproduction crisis of finance capital may be critical for the development of theoretical assumptions build over Marx’s critique to the political economy of the bourgeoisie society, considering the reforms to the gold standard of the international monetary system during 1968 and 1971, and its actual shift under the present critical juncture of transition to a new international monetary system, non-restricted by the dollar hegemony.</w:t>
+        <w:t xml:space="preserve">In this regard, the monetary crisis appears when </w:t>
+      </w:r>
+      <w:r>
+        <w:rPr>
+          <w:rFonts w:ascii="Century" w:hAnsi="Century"/>
+        </w:rPr>
+        <w:t xml:space="preserve">the </w:t>
+      </w:r>
+      <w:r>
+        <w:rPr>
+          <w:rFonts w:ascii="Century" w:hAnsi="Century"/>
+        </w:rPr>
+        <w:t>exchange value money-form</w:t>
+      </w:r>
+      <w:r>
+        <w:rPr>
+          <w:rFonts w:ascii="Century" w:hAnsi="Century"/>
+        </w:rPr>
+        <w:t xml:space="preserve"> (price) </w:t>
+      </w:r>
+      <w:proofErr w:type="gramStart"/>
+      <w:r>
+        <w:rPr>
+          <w:rFonts w:ascii="Century" w:hAnsi="Century"/>
+        </w:rPr>
+        <w:t>is raised</w:t>
+      </w:r>
+      <w:proofErr w:type="gramEnd"/>
+      <w:r>
+        <w:rPr>
+          <w:rFonts w:ascii="Century" w:hAnsi="Century"/>
+        </w:rPr>
+        <w:t>,</w:t>
+      </w:r>
+      <w:r>
+        <w:rPr>
+          <w:rFonts w:ascii="Century" w:hAnsi="Century"/>
+        </w:rPr>
+        <w:t xml:space="preserve"> </w:t>
+      </w:r>
+      <w:r>
+        <w:rPr>
+          <w:rFonts w:ascii="Century" w:hAnsi="Century"/>
+        </w:rPr>
+        <w:t xml:space="preserve">money </w:t>
+      </w:r>
+      <w:r>
+        <w:rPr>
+          <w:rFonts w:ascii="Century" w:hAnsi="Century"/>
+        </w:rPr>
+        <w:t xml:space="preserve">is not required as </w:t>
+      </w:r>
+      <w:r>
+        <w:rPr>
+          <w:rFonts w:ascii="Century" w:hAnsi="Century"/>
+        </w:rPr>
+        <w:t>measure of value nor as coin</w:t>
+      </w:r>
+      <w:r>
+        <w:rPr>
+          <w:rFonts w:ascii="Century" w:hAnsi="Century"/>
+        </w:rPr>
+        <w:t xml:space="preserve">, but </w:t>
+      </w:r>
+      <w:r>
+        <w:rPr>
+          <w:rFonts w:ascii="Century" w:hAnsi="Century"/>
+        </w:rPr>
+        <w:t>increases the price and volume of</w:t>
+      </w:r>
+      <w:r>
+        <w:rPr>
+          <w:rFonts w:ascii="Century" w:hAnsi="Century"/>
+        </w:rPr>
+        <w:t xml:space="preserve"> hoarded </w:t>
+      </w:r>
+      <w:r>
+        <w:rPr>
+          <w:rFonts w:ascii="Century" w:hAnsi="Century"/>
+        </w:rPr>
+        <w:t>gold, as universal equivalent commodity</w:t>
+      </w:r>
+      <w:r>
+        <w:rPr>
+          <w:rFonts w:ascii="Century" w:hAnsi="Century"/>
+        </w:rPr>
+        <w:t>. The quantity of money in circulation during a given period, such as a day</w:t>
+      </w:r>
+      <w:r>
+        <w:rPr>
+          <w:rFonts w:ascii="Century" w:hAnsi="Century"/>
+        </w:rPr>
+        <w:t>, “no longer corresponds with the mass of commodities in circulation” %%[[KV1C3P237L20</w:t>
+      </w:r>
+      <w:proofErr w:type="gramStart"/>
+      <w:r>
+        <w:rPr>
+          <w:rFonts w:ascii="Century" w:hAnsi="Century"/>
+        </w:rPr>
+        <w:t>]]%</w:t>
+      </w:r>
+      <w:proofErr w:type="gramEnd"/>
+      <w:r>
+        <w:rPr>
+          <w:rFonts w:ascii="Century" w:hAnsi="Century"/>
+        </w:rPr>
+        <w:t>%.</w:t>
       </w:r>
     </w:p>
     <w:sectPr>
@@ -7126,7 +9039,6 @@
   <w:style w:type="character" w:default="1" w:styleId="Fuentedeprrafopredeter">
     <w:name w:val="Default Paragraph Font"/>
     <w:uiPriority w:val="1"/>
-    <w:semiHidden/>
     <w:unhideWhenUsed/>
   </w:style>
   <w:style w:type="table" w:default="1" w:styleId="Tablanormal">
@@ -7736,6 +9648,18 @@
     <w:uiPriority w:val="99"/>
     <w:rsid w:val="00F0418D"/>
   </w:style>
+  <w:style w:type="character" w:styleId="Mencinsinresolver">
+    <w:name w:val="Unresolved Mention"/>
+    <w:basedOn w:val="Fuentedeprrafopredeter"/>
+    <w:uiPriority w:val="99"/>
+    <w:semiHidden/>
+    <w:unhideWhenUsed/>
+    <w:rsid w:val="00CE11DC"/>
+    <w:rPr>
+      <w:color w:val="605E5C"/>
+      <w:shd w:val="clear" w:color="auto" w:fill="E1DFDD"/>
+    </w:rPr>
+  </w:style>
 </w:styles>
 </file>
 

--- a/obsidian-history-vault-master/09 courses/UCSB/Sociology UCSB/Kevin Anderson/Marx Seminar/KV1C2C3_vF.docx
+++ b/obsidian-history-vault-master/09 courses/UCSB/Sociology UCSB/Kevin Anderson/Marx Seminar/KV1C2C3_vF.docx
@@ -288,9 +288,8 @@
       </w:pPr>
       <w:r>
         <w:rPr>
-          <w:rFonts w:ascii="Century" w:hAnsi="Century"/>
-          <w:b/>
-          <w:bCs/>
+          <w:rFonts w:ascii="Century Schoolbook" w:hAnsi="Century Schoolbook"/>
+          <w:smallCaps/>
         </w:rPr>
         <w:t>Devil lives in the details</w:t>
       </w:r>
@@ -387,7 +386,21 @@
         <w:rPr>
           <w:rFonts w:ascii="Century" w:hAnsi="Century"/>
         </w:rPr>
-        <w:t xml:space="preserve">The first distinction presented by Marx as a determinant of the exchange process of the bourgeoisie society is the differentiation between the commodity and the bearer. For the [bearer] his commodity </w:t>
+        <w:t xml:space="preserve">The first distinction presented by Marx as a determinant of the exchange </w:t>
+      </w:r>
+      <w:proofErr w:type="gramStart"/>
+      <w:r>
+        <w:rPr>
+          <w:rFonts w:ascii="Century" w:hAnsi="Century"/>
+        </w:rPr>
+        <w:t>process</w:t>
+      </w:r>
+      <w:proofErr w:type="gramEnd"/>
+      <w:r>
+        <w:rPr>
+          <w:rFonts w:ascii="Century" w:hAnsi="Century"/>
+        </w:rPr>
+        <w:t xml:space="preserve"> of the bourgeoisie society is the differentiation between the commodity and the bearer. For the [bearer] his commodity </w:t>
       </w:r>
       <w:r>
         <w:rPr>
@@ -423,7 +436,21 @@
         <w:rPr>
           <w:rFonts w:ascii="Century" w:hAnsi="Century"/>
         </w:rPr>
-        <w:t xml:space="preserve"> of exchange. The second is the determination of a universal equivalent caused by the extension of the exchange process. </w:t>
+        <w:t xml:space="preserve"> of exchange. The second is the determination of </w:t>
+      </w:r>
+      <w:proofErr w:type="gramStart"/>
+      <w:r>
+        <w:rPr>
+          <w:rFonts w:ascii="Century" w:hAnsi="Century"/>
+        </w:rPr>
+        <w:t>a universal</w:t>
+      </w:r>
+      <w:proofErr w:type="gramEnd"/>
+      <w:r>
+        <w:rPr>
+          <w:rFonts w:ascii="Century" w:hAnsi="Century"/>
+        </w:rPr>
+        <w:t xml:space="preserve"> equivalent caused by the extension of the exchange process. </w:t>
       </w:r>
     </w:p>
     <w:p>
@@ -437,7 +464,21 @@
         <w:rPr>
           <w:rFonts w:ascii="Century" w:hAnsi="Century"/>
         </w:rPr>
-        <w:t>From the perspective of the individual, each of the bearers treats his own commodity in exchange as the universal equivalent to all other commodities</w:t>
+        <w:t xml:space="preserve">From the perspective of the individual, each of the </w:t>
+      </w:r>
+      <w:proofErr w:type="gramStart"/>
+      <w:r>
+        <w:rPr>
+          <w:rFonts w:ascii="Century" w:hAnsi="Century"/>
+        </w:rPr>
+        <w:t>bearers</w:t>
+      </w:r>
+      <w:proofErr w:type="gramEnd"/>
+      <w:r>
+        <w:rPr>
+          <w:rFonts w:ascii="Century" w:hAnsi="Century"/>
+        </w:rPr>
+        <w:t xml:space="preserve"> treats his own commodity in exchange as the universal equivalent to all other commodities</w:t>
       </w:r>
       <w:r>
         <w:rPr>
@@ -461,13 +502,7 @@
         <w:rPr>
           <w:rFonts w:ascii="Century" w:hAnsi="Century"/>
         </w:rPr>
-        <w:t xml:space="preserve"> </w:t>
-      </w:r>
-      <w:r>
-        <w:rPr>
-          <w:rFonts w:ascii="Century" w:hAnsi="Century"/>
-        </w:rPr>
-        <w:t>equivalent</w:t>
+        <w:t xml:space="preserve"> equivalent</w:t>
       </w:r>
       <w:r>
         <w:rPr>
@@ -737,19 +772,41 @@
         <w:rPr>
           <w:rFonts w:ascii="Century" w:hAnsi="Century"/>
         </w:rPr>
-        <w:t xml:space="preserve"> lies in the initial conditions of the process of commodity exchange.</w:t>
-      </w:r>
-      <w:r>
-        <w:rPr>
-          <w:rFonts w:ascii="Century" w:hAnsi="Century"/>
-        </w:rPr>
-        <w:t xml:space="preserve"> </w:t>
-      </w:r>
-      <w:r>
-        <w:rPr>
-          <w:rFonts w:ascii="Century" w:hAnsi="Century"/>
-        </w:rPr>
-        <w:t xml:space="preserve">Is it </w:t>
+        <w:t xml:space="preserve"> lies in the initial conditions of the process of </w:t>
+      </w:r>
+      <w:proofErr w:type="gramStart"/>
+      <w:r>
+        <w:rPr>
+          <w:rFonts w:ascii="Century" w:hAnsi="Century"/>
+        </w:rPr>
+        <w:t>commodity</w:t>
+      </w:r>
+      <w:proofErr w:type="gramEnd"/>
+      <w:r>
+        <w:rPr>
+          <w:rFonts w:ascii="Century" w:hAnsi="Century"/>
+        </w:rPr>
+        <w:t xml:space="preserve"> exchange.</w:t>
+      </w:r>
+      <w:r>
+        <w:rPr>
+          <w:rFonts w:ascii="Century" w:hAnsi="Century"/>
+        </w:rPr>
+        <w:t xml:space="preserve"> </w:t>
+      </w:r>
+      <w:proofErr w:type="gramStart"/>
+      <w:r>
+        <w:rPr>
+          <w:rFonts w:ascii="Century" w:hAnsi="Century"/>
+        </w:rPr>
+        <w:t>Is it</w:t>
+      </w:r>
+      <w:proofErr w:type="gramEnd"/>
+      <w:r>
+        <w:rPr>
+          <w:rFonts w:ascii="Century" w:hAnsi="Century"/>
+        </w:rPr>
+        <w:t xml:space="preserve"> </w:t>
       </w:r>
       <w:r>
         <w:rPr>
@@ -914,7 +971,21 @@
         <w:rPr>
           <w:rFonts w:ascii="Century" w:hAnsi="Century"/>
         </w:rPr>
-        <w:t>of gold, which Marx refers to above, is the standard of price. Which is a fixed weight of gold (i.e. an ounce of gold) operating as the unit of expression shared by their comparable magnitudes of price.</w:t>
+        <w:t xml:space="preserve">of gold, which Marx refers to </w:t>
+      </w:r>
+      <w:proofErr w:type="gramStart"/>
+      <w:r>
+        <w:rPr>
+          <w:rFonts w:ascii="Century" w:hAnsi="Century"/>
+        </w:rPr>
+        <w:t>above</w:t>
+      </w:r>
+      <w:proofErr w:type="gramEnd"/>
+      <w:r>
+        <w:rPr>
+          <w:rFonts w:ascii="Century" w:hAnsi="Century"/>
+        </w:rPr>
+        <w:t>, is the standard of price. Which is a fixed weight of gold (i.e. an ounce of gold) operating as the unit of expression shared by their comparable magnitudes of price.</w:t>
       </w:r>
       <w:r>
         <w:rPr>
@@ -1269,19 +1340,25 @@
         </w:rPr>
         <w:t xml:space="preserve"> </w:t>
       </w:r>
+      <w:r>
+        <w:rPr>
+          <w:rFonts w:ascii="Century" w:hAnsi="Century"/>
+        </w:rPr>
+        <w:t>%%[[KV1C3P213L3</w:t>
+      </w:r>
       <w:proofErr w:type="gramStart"/>
       <w:r>
         <w:rPr>
           <w:rFonts w:ascii="Century" w:hAnsi="Century"/>
         </w:rPr>
-        <w:t>%%[[</w:t>
+        <w:t>]][</w:t>
       </w:r>
       <w:proofErr w:type="gramEnd"/>
       <w:r>
         <w:rPr>
           <w:rFonts w:ascii="Century" w:hAnsi="Century"/>
         </w:rPr>
-        <w:t>KV1C3P213L3]][[KV1C3P216L2]][[KV1C3P216L30]]%%</w:t>
+        <w:t>[KV1C3P216L2]][[KV1C3P216L30]]%%</w:t>
       </w:r>
       <w:r>
         <w:rPr>
@@ -2316,12 +2393,14 @@
         </w:rPr>
         <w:t xml:space="preserve"> merely replaceable but </w:t>
       </w:r>
+      <w:proofErr w:type="gramStart"/>
       <w:r>
         <w:rPr>
           <w:rFonts w:ascii="Century" w:hAnsi="Century"/>
         </w:rPr>
         <w:t>necessary</w:t>
       </w:r>
+      <w:proofErr w:type="gramEnd"/>
       <w:r>
         <w:rPr>
           <w:rFonts w:ascii="Century" w:hAnsi="Century"/>
@@ -2729,13 +2808,7 @@
         <w:rPr>
           <w:rFonts w:ascii="Century" w:hAnsi="Century"/>
         </w:rPr>
-        <w:t xml:space="preserve"> </w:t>
-      </w:r>
-      <w:r>
-        <w:rPr>
-          <w:rFonts w:ascii="Century" w:hAnsi="Century"/>
-        </w:rPr>
-        <w:t>i</w:t>
+        <w:t xml:space="preserve"> i</w:t>
       </w:r>
       <w:r>
         <w:rPr>
@@ -2828,14 +2901,28 @@
         <w:rPr>
           <w:rFonts w:ascii="Century" w:hAnsi="Century"/>
         </w:rPr>
+        <w:t>%%[</w:t>
+      </w:r>
+      <w:proofErr w:type="gramEnd"/>
+      <w:r>
+        <w:rPr>
+          <w:rFonts w:ascii="Century" w:hAnsi="Century"/>
+        </w:rPr>
+        <w:t>[KV1C2P182L34</w:t>
+      </w:r>
+      <w:proofErr w:type="gramStart"/>
+      <w:r>
+        <w:rPr>
+          <w:rFonts w:ascii="Century" w:hAnsi="Century"/>
+        </w:rPr>
+        <w:t>]]%</w:t>
+      </w:r>
+      <w:proofErr w:type="gramEnd"/>
+      <w:r>
+        <w:rPr>
+          <w:rFonts w:ascii="Century" w:hAnsi="Century"/>
+        </w:rPr>
         <w:t>%</w:t>
-      </w:r>
-      <w:proofErr w:type="gramEnd"/>
-      <w:r>
-        <w:rPr>
-          <w:rFonts w:ascii="Century" w:hAnsi="Century"/>
-        </w:rPr>
-        <w:t>%[[KV1C2P182L34]]%%</w:t>
       </w:r>
       <w:r>
         <w:rPr>
@@ -3936,7 +4023,21 @@
         <w:rPr>
           <w:rFonts w:ascii="Century" w:hAnsi="Century"/>
         </w:rPr>
-        <w:t>The final instance of the exchange of commodities mediated by money allows the consumption of a use-value, only after its purchase (C-M-C)</w:t>
+        <w:t xml:space="preserve">The final instance of the exchange of commodities mediated by money allows the consumption of </w:t>
+      </w:r>
+      <w:proofErr w:type="gramStart"/>
+      <w:r>
+        <w:rPr>
+          <w:rFonts w:ascii="Century" w:hAnsi="Century"/>
+        </w:rPr>
+        <w:t>a use-</w:t>
+      </w:r>
+      <w:proofErr w:type="gramEnd"/>
+      <w:r>
+        <w:rPr>
+          <w:rFonts w:ascii="Century" w:hAnsi="Century"/>
+        </w:rPr>
+        <w:t>value, only after its purchase (C-M-C)</w:t>
       </w:r>
       <w:r>
         <w:rPr>
@@ -5018,13 +5119,7 @@
         <w:rPr>
           <w:rFonts w:ascii="Century" w:hAnsi="Century"/>
         </w:rPr>
-        <w:t xml:space="preserve"> </w:t>
-      </w:r>
-      <w:r>
-        <w:rPr>
-          <w:rFonts w:ascii="Century" w:hAnsi="Century"/>
-        </w:rPr>
-        <w:t>for</w:t>
+        <w:t xml:space="preserve"> for</w:t>
       </w:r>
       <w:r>
         <w:rPr>
@@ -5537,7 +5632,21 @@
         <w:rPr>
           <w:rFonts w:ascii="Century" w:hAnsi="Century"/>
         </w:rPr>
-        <w:t xml:space="preserve"> conditions, gold is still hoarded as real capital.</w:t>
+        <w:t xml:space="preserve"> conditions, gold is still hoarded as </w:t>
+      </w:r>
+      <w:proofErr w:type="gramStart"/>
+      <w:r>
+        <w:rPr>
+          <w:rFonts w:ascii="Century" w:hAnsi="Century"/>
+        </w:rPr>
+        <w:t>real</w:t>
+      </w:r>
+      <w:proofErr w:type="gramEnd"/>
+      <w:r>
+        <w:rPr>
+          <w:rFonts w:ascii="Century" w:hAnsi="Century"/>
+        </w:rPr>
+        <w:t xml:space="preserve"> capital.</w:t>
       </w:r>
       <w:r>
         <w:rPr>
@@ -5581,7 +5690,21 @@
         <w:rPr>
           <w:rFonts w:ascii="Century" w:hAnsi="Century"/>
         </w:rPr>
-        <w:t xml:space="preserve"> because is simultaneously money</w:t>
+        <w:t xml:space="preserve"> </w:t>
+      </w:r>
+      <w:proofErr w:type="gramStart"/>
+      <w:r>
+        <w:rPr>
+          <w:rFonts w:ascii="Century" w:hAnsi="Century"/>
+        </w:rPr>
+        <w:t>because</w:t>
+      </w:r>
+      <w:proofErr w:type="gramEnd"/>
+      <w:r>
+        <w:rPr>
+          <w:rFonts w:ascii="Century" w:hAnsi="Century"/>
+        </w:rPr>
+        <w:t xml:space="preserve"> is simultaneously money</w:t>
       </w:r>
       <w:r>
         <w:rPr>
@@ -5735,6 +5858,34 @@
         </w:rPr>
         <w:t xml:space="preserve"> </w:t>
       </w:r>
+      <w:proofErr w:type="gramStart"/>
+      <w:r>
+        <w:rPr>
+          <w:rFonts w:ascii="Century" w:hAnsi="Century"/>
+        </w:rPr>
+        <w:t>%%[</w:t>
+      </w:r>
+      <w:proofErr w:type="gramEnd"/>
+      <w:r>
+        <w:rPr>
+          <w:rFonts w:ascii="Century" w:hAnsi="Century"/>
+        </w:rPr>
+        <w:t>[KV1C3P192L20</w:t>
+      </w:r>
+      <w:proofErr w:type="gramStart"/>
+      <w:r>
+        <w:rPr>
+          <w:rFonts w:ascii="Century" w:hAnsi="Century"/>
+        </w:rPr>
+        <w:t>]]%</w:t>
+      </w:r>
+      <w:proofErr w:type="gramEnd"/>
+      <w:r>
+        <w:rPr>
+          <w:rFonts w:ascii="Century" w:hAnsi="Century"/>
+        </w:rPr>
+        <w:t>%.</w:t>
+      </w:r>
     </w:p>
     <w:p>
       <w:pPr>
@@ -5789,19 +5940,67 @@
         <w:rPr>
           <w:rFonts w:ascii="Century" w:hAnsi="Century"/>
         </w:rPr>
-        <w:t>mere Napoleonic authority, as the elementary form of value measurement fixed in its weighted unity. Its social movement cannot be anti-historicall</w:t>
-      </w:r>
-      <w:r>
-        <w:rPr>
-          <w:rFonts w:ascii="Century" w:hAnsi="Century"/>
-        </w:rPr>
-        <w:t>y</w:t>
-      </w:r>
-      <w:r>
-        <w:rPr>
-          <w:rFonts w:ascii="Century" w:hAnsi="Century"/>
-        </w:rPr>
-        <w:t xml:space="preserve"> abstracted from the development of value exp</w:t>
+        <w:t xml:space="preserve">mere Napoleonic authority as the elementary form of value measurement fixed in its weighted unity. </w:t>
+      </w:r>
+      <w:r>
+        <w:rPr>
+          <w:rFonts w:ascii="Century" w:hAnsi="Century"/>
+        </w:rPr>
+        <w:t>Gold</w:t>
+      </w:r>
+      <w:r>
+        <w:rPr>
+          <w:rFonts w:ascii="Century" w:hAnsi="Century"/>
+        </w:rPr>
+        <w:t xml:space="preserve"> social movement </w:t>
+      </w:r>
+      <w:r>
+        <w:rPr>
+          <w:rFonts w:ascii="Century" w:hAnsi="Century"/>
+        </w:rPr>
+        <w:t>can only ideally</w:t>
+      </w:r>
+      <w:r>
+        <w:rPr>
+          <w:rFonts w:ascii="Century" w:hAnsi="Century"/>
+        </w:rPr>
+        <w:t xml:space="preserve"> </w:t>
+      </w:r>
+      <w:r>
+        <w:rPr>
+          <w:rFonts w:ascii="Century" w:hAnsi="Century"/>
+        </w:rPr>
+        <w:t xml:space="preserve">be </w:t>
+      </w:r>
+      <w:r>
+        <w:rPr>
+          <w:rFonts w:ascii="Century" w:hAnsi="Century"/>
+        </w:rPr>
+        <w:t>abstracted from the development of value</w:t>
+      </w:r>
+      <w:r>
+        <w:rPr>
+          <w:rFonts w:ascii="Century" w:hAnsi="Century"/>
+        </w:rPr>
+        <w:t>,</w:t>
+      </w:r>
+      <w:r>
+        <w:rPr>
+          <w:rFonts w:ascii="Century" w:hAnsi="Century"/>
+        </w:rPr>
+        <w:t xml:space="preserve"> </w:t>
+      </w:r>
+      <w:r>
+        <w:rPr>
+          <w:rFonts w:ascii="Century" w:hAnsi="Century"/>
+        </w:rPr>
+        <w:t xml:space="preserve">as was </w:t>
+      </w:r>
+      <w:r>
+        <w:rPr>
+          <w:rFonts w:ascii="Century" w:hAnsi="Century"/>
+        </w:rPr>
+        <w:t>exp</w:t>
       </w:r>
       <w:r>
         <w:rPr>
@@ -5857,41 +6056,13 @@
         <w:rPr>
           <w:rFonts w:ascii="Century" w:hAnsi="Century"/>
         </w:rPr>
-        <w:t>other</w:t>
+        <w:t>new</w:t>
       </w:r>
       <w:r>
         <w:rPr>
           <w:rFonts w:ascii="Century" w:hAnsi="Century"/>
         </w:rPr>
         <w:t xml:space="preserve"> forms of appearance. </w:t>
-      </w:r>
-      <w:proofErr w:type="gramStart"/>
-      <w:r>
-        <w:rPr>
-          <w:rFonts w:ascii="Century" w:hAnsi="Century"/>
-        </w:rPr>
-        <w:t>%%[</w:t>
-      </w:r>
-      <w:proofErr w:type="gramEnd"/>
-      <w:r>
-        <w:rPr>
-          <w:rFonts w:ascii="Century" w:hAnsi="Century"/>
-        </w:rPr>
-        <w:t>[KV1C3P192L20</w:t>
-      </w:r>
-      <w:proofErr w:type="gramStart"/>
-      <w:r>
-        <w:rPr>
-          <w:rFonts w:ascii="Century" w:hAnsi="Century"/>
-        </w:rPr>
-        <w:t>]]%</w:t>
-      </w:r>
-      <w:proofErr w:type="gramEnd"/>
-      <w:r>
-        <w:rPr>
-          <w:rFonts w:ascii="Century" w:hAnsi="Century"/>
-        </w:rPr>
-        <w:t xml:space="preserve">%. </w:t>
       </w:r>
       <w:proofErr w:type="gramStart"/>
       <w:r>
@@ -6130,7 +6301,19 @@
         <w:rPr>
           <w:rFonts w:ascii="Century" w:hAnsi="Century"/>
         </w:rPr>
-        <w:t xml:space="preserve"> diminishing the amount of its value possible to be absorbed by U.S. Dollars means of payment</w:t>
+        <w:t>,</w:t>
+      </w:r>
+      <w:r>
+        <w:rPr>
+          <w:rFonts w:ascii="Century" w:hAnsi="Century"/>
+        </w:rPr>
+        <w:t xml:space="preserve"> the amount of its value possible to be absorbed by U.S. Dollars means of payment</w:t>
+      </w:r>
+      <w:r>
+        <w:rPr>
+          <w:rFonts w:ascii="Century" w:hAnsi="Century"/>
+        </w:rPr>
+        <w:t xml:space="preserve"> diminishes</w:t>
       </w:r>
       <w:r>
         <w:rPr>
@@ -6222,7 +6405,333 @@
         <w:rPr>
           <w:rFonts w:ascii="Century" w:hAnsi="Century"/>
         </w:rPr>
-        <w:t xml:space="preserve">. </w:t>
+        <w:t>.</w:t>
+      </w:r>
+      <w:r>
+        <w:rPr>
+          <w:rFonts w:ascii="Century" w:hAnsi="Century"/>
+        </w:rPr>
+        <w:t xml:space="preserve"> G</w:t>
+      </w:r>
+      <w:r>
+        <w:rPr>
+          <w:rFonts w:ascii="Century" w:hAnsi="Century"/>
+        </w:rPr>
+        <w:t>old diminish</w:t>
+      </w:r>
+      <w:r>
+        <w:rPr>
+          <w:rFonts w:ascii="Century" w:hAnsi="Century"/>
+        </w:rPr>
+        <w:t>ed</w:t>
+      </w:r>
+      <w:r>
+        <w:rPr>
+          <w:rFonts w:ascii="Century" w:hAnsi="Century"/>
+        </w:rPr>
+        <w:t xml:space="preserve"> its variation </w:t>
+      </w:r>
+      <w:r>
+        <w:rPr>
+          <w:rFonts w:ascii="Century" w:hAnsi="Century"/>
+        </w:rPr>
+        <w:t xml:space="preserve">fixed in the current </w:t>
+      </w:r>
+      <w:r>
+        <w:rPr>
+          <w:rFonts w:ascii="Century" w:hAnsi="Century"/>
+        </w:rPr>
+        <w:t xml:space="preserve">unit of </w:t>
+      </w:r>
+      <w:r>
+        <w:rPr>
+          <w:rFonts w:ascii="Century" w:hAnsi="Century"/>
+        </w:rPr>
+        <w:t xml:space="preserve">value </w:t>
+      </w:r>
+      <w:r>
+        <w:rPr>
+          <w:rFonts w:ascii="Century" w:hAnsi="Century"/>
+        </w:rPr>
+        <w:t>measurement</w:t>
+      </w:r>
+      <w:r>
+        <w:rPr>
+          <w:rFonts w:ascii="Century" w:hAnsi="Century"/>
+        </w:rPr>
+        <w:t>,</w:t>
+      </w:r>
+      <w:r>
+        <w:rPr>
+          <w:rFonts w:ascii="Century" w:hAnsi="Century"/>
+        </w:rPr>
+        <w:t xml:space="preserve"> as a fixed </w:t>
+      </w:r>
+      <w:r>
+        <w:rPr>
+          <w:rFonts w:ascii="Century" w:hAnsi="Century"/>
+        </w:rPr>
+        <w:t>aliquot</w:t>
+      </w:r>
+      <w:r>
+        <w:rPr>
+          <w:rFonts w:ascii="Century" w:hAnsi="Century"/>
+        </w:rPr>
+        <w:t xml:space="preserve"> part of the </w:t>
+      </w:r>
+      <w:r>
+        <w:rPr>
+          <w:rFonts w:ascii="Century" w:hAnsi="Century"/>
+        </w:rPr>
+        <w:t xml:space="preserve">U.S. Dollar </w:t>
+      </w:r>
+      <w:r>
+        <w:rPr>
+          <w:rFonts w:ascii="Century" w:hAnsi="Century"/>
+        </w:rPr>
+        <w:t>standard of price</w:t>
+      </w:r>
+      <w:r>
+        <w:rPr>
+          <w:rFonts w:ascii="Century" w:hAnsi="Century"/>
+        </w:rPr>
+        <w:t>.</w:t>
+      </w:r>
+      <w:r>
+        <w:rPr>
+          <w:rFonts w:ascii="Century" w:hAnsi="Century"/>
+        </w:rPr>
+        <w:t xml:space="preserve"> </w:t>
+      </w:r>
+      <w:r>
+        <w:rPr>
+          <w:rFonts w:ascii="Century" w:hAnsi="Century"/>
+        </w:rPr>
+        <w:t>B</w:t>
+      </w:r>
+      <w:r>
+        <w:rPr>
+          <w:rFonts w:ascii="Century" w:hAnsi="Century"/>
+        </w:rPr>
+        <w:t>ut that stability is contradicted by the volatility of the U.S. Dollar</w:t>
+      </w:r>
+      <w:r>
+        <w:rPr>
+          <w:rFonts w:ascii="Century" w:hAnsi="Century"/>
+        </w:rPr>
+        <w:t>,</w:t>
+      </w:r>
+      <w:r>
+        <w:rPr>
+          <w:rFonts w:ascii="Century" w:hAnsi="Century"/>
+        </w:rPr>
+        <w:t xml:space="preserve"> </w:t>
+      </w:r>
+      <w:r>
+        <w:rPr>
+          <w:rFonts w:ascii="Century" w:hAnsi="Century"/>
+        </w:rPr>
+        <w:t xml:space="preserve">of the commodity price of gold, </w:t>
+      </w:r>
+      <w:r>
+        <w:rPr>
+          <w:rFonts w:ascii="Century" w:hAnsi="Century"/>
+        </w:rPr>
+        <w:t xml:space="preserve">and of </w:t>
+      </w:r>
+      <w:r>
+        <w:rPr>
+          <w:rFonts w:ascii="Century" w:hAnsi="Century"/>
+        </w:rPr>
+        <w:t xml:space="preserve">the </w:t>
+      </w:r>
+      <w:r>
+        <w:rPr>
+          <w:rFonts w:ascii="Century" w:hAnsi="Century"/>
+        </w:rPr>
+        <w:t>price of gold reserves.</w:t>
+      </w:r>
+      <w:r>
+        <w:rPr>
+          <w:rFonts w:ascii="Century" w:hAnsi="Century"/>
+        </w:rPr>
+        <w:t xml:space="preserve"> </w:t>
+      </w:r>
+      <w:r>
+        <w:rPr>
+          <w:rFonts w:ascii="Century" w:hAnsi="Century"/>
+        </w:rPr>
+        <w:t>Furthermore</w:t>
+      </w:r>
+      <w:r>
+        <w:rPr>
+          <w:rFonts w:ascii="Century" w:hAnsi="Century"/>
+        </w:rPr>
+        <w:t xml:space="preserve">, gold is not money, </w:t>
+      </w:r>
+      <w:r>
+        <w:rPr>
+          <w:rFonts w:ascii="Century" w:hAnsi="Century"/>
+        </w:rPr>
+        <w:t>it is</w:t>
+      </w:r>
+      <w:r>
+        <w:rPr>
+          <w:rFonts w:ascii="Century" w:hAnsi="Century"/>
+        </w:rPr>
+        <w:t xml:space="preserve"> the money-commodity. All the other commodities </w:t>
+      </w:r>
+      <w:r>
+        <w:rPr>
+          <w:rFonts w:ascii="Century" w:hAnsi="Century"/>
+        </w:rPr>
+        <w:t>relate</w:t>
+      </w:r>
+      <w:r>
+        <w:rPr>
+          <w:rFonts w:ascii="Century" w:hAnsi="Century"/>
+        </w:rPr>
+        <w:t xml:space="preserve"> with gold as the </w:t>
+      </w:r>
+      <w:r>
+        <w:rPr>
+          <w:rFonts w:ascii="Century" w:hAnsi="Century"/>
+        </w:rPr>
+        <w:t>means</w:t>
+      </w:r>
+      <w:r>
+        <w:rPr>
+          <w:rFonts w:ascii="Century" w:hAnsi="Century"/>
+        </w:rPr>
+        <w:t xml:space="preserve"> to express </w:t>
+      </w:r>
+      <w:r>
+        <w:rPr>
+          <w:rFonts w:ascii="Century" w:hAnsi="Century"/>
+        </w:rPr>
+        <w:t>their</w:t>
+      </w:r>
+      <w:r>
+        <w:rPr>
+          <w:rFonts w:ascii="Century" w:hAnsi="Century"/>
+        </w:rPr>
+        <w:t xml:space="preserve"> money-form of value, in price</w:t>
+      </w:r>
+      <w:r>
+        <w:rPr>
+          <w:rFonts w:ascii="Century" w:hAnsi="Century"/>
+        </w:rPr>
+        <w:t>.</w:t>
+      </w:r>
+      <w:r>
+        <w:rPr>
+          <w:rFonts w:ascii="Century" w:hAnsi="Century"/>
+        </w:rPr>
+        <w:t xml:space="preserve"> Price is the money-name of an assumed quantity of socially </w:t>
+      </w:r>
+      <w:r>
+        <w:rPr>
+          <w:rFonts w:ascii="Century" w:hAnsi="Century"/>
+        </w:rPr>
+        <w:t>necessary</w:t>
+      </w:r>
+      <w:r>
+        <w:rPr>
+          <w:rFonts w:ascii="Century" w:hAnsi="Century"/>
+        </w:rPr>
+        <w:t xml:space="preserve"> labour objectified in it, as exchange-value of the total embodiments of its utility measured by an imaginary quantity of gold represented in the money-form which becomes, price. </w:t>
+      </w:r>
+      <w:r>
+        <w:rPr>
+          <w:rFonts w:ascii="Century" w:hAnsi="Century"/>
+        </w:rPr>
+        <w:t>%%[[KV1C3P199L10</w:t>
+      </w:r>
+      <w:proofErr w:type="gramStart"/>
+      <w:r>
+        <w:rPr>
+          <w:rFonts w:ascii="Century" w:hAnsi="Century"/>
+        </w:rPr>
+        <w:t>]]%</w:t>
+      </w:r>
+      <w:proofErr w:type="gramEnd"/>
+      <w:r>
+        <w:rPr>
+          <w:rFonts w:ascii="Century" w:hAnsi="Century"/>
+        </w:rPr>
+        <w:t>%</w:t>
+      </w:r>
+      <w:r>
+        <w:rPr>
+          <w:rFonts w:ascii="Century" w:hAnsi="Century"/>
+        </w:rPr>
+        <w:t xml:space="preserve"> </w:t>
+      </w:r>
+      <w:r>
+        <w:rPr>
+          <w:rFonts w:ascii="Century" w:hAnsi="Century"/>
+        </w:rPr>
+        <w:t>%%[[KV1C3P199L1</w:t>
+      </w:r>
+      <w:r>
+        <w:rPr>
+          <w:rFonts w:ascii="Century" w:hAnsi="Century"/>
+        </w:rPr>
+        <w:t>6]</w:t>
+      </w:r>
+      <w:r>
+        <w:rPr>
+          <w:rFonts w:ascii="Century" w:hAnsi="Century"/>
+        </w:rPr>
+        <w:t>]%%</w:t>
+      </w:r>
+      <w:r>
+        <w:rPr>
+          <w:rFonts w:ascii="Century" w:hAnsi="Century"/>
+        </w:rPr>
+        <w:t>%%</w:t>
+      </w:r>
+      <w:r>
+        <w:rPr>
+          <w:rFonts w:ascii="Century" w:hAnsi="Century"/>
+        </w:rPr>
+        <w:t xml:space="preserve"> </w:t>
+      </w:r>
+      <w:r>
+        <w:rPr>
+          <w:rFonts w:ascii="Century" w:hAnsi="Century"/>
+        </w:rPr>
+        <w:t>%%[[KV1C3P199L</w:t>
+      </w:r>
+      <w:r>
+        <w:rPr>
+          <w:rFonts w:ascii="Century" w:hAnsi="Century"/>
+        </w:rPr>
+        <w:t>20</w:t>
+      </w:r>
+      <w:r>
+        <w:rPr>
+          <w:rFonts w:ascii="Century" w:hAnsi="Century"/>
+        </w:rPr>
+        <w:t>]]%%</w:t>
+      </w:r>
+      <w:r>
+        <w:rPr>
+          <w:rFonts w:ascii="Century" w:hAnsi="Century"/>
+        </w:rPr>
+        <w:t>%%[[KV1C3P236L1]]%%%%</w:t>
+      </w:r>
+      <w:r>
+        <w:rPr>
+          <w:rFonts w:ascii="Century" w:hAnsi="Century"/>
+        </w:rPr>
+        <w:t>[[KV1C3P202L1]]%%</w:t>
+      </w:r>
+      <w:r>
+        <w:rPr>
+          <w:rFonts w:ascii="Century" w:hAnsi="Century"/>
+        </w:rPr>
+        <w:t>.</w:t>
       </w:r>
     </w:p>
     <w:p>
@@ -6236,43 +6745,115 @@
         <w:rPr>
           <w:rFonts w:ascii="Century" w:hAnsi="Century"/>
         </w:rPr>
-        <w:t>Nevertheless, gold diminish</w:t>
-      </w:r>
-      <w:r>
-        <w:rPr>
-          <w:rFonts w:ascii="Century" w:hAnsi="Century"/>
-        </w:rPr>
-        <w:t>ed</w:t>
-      </w:r>
-      <w:r>
-        <w:rPr>
-          <w:rFonts w:ascii="Century" w:hAnsi="Century"/>
-        </w:rPr>
-        <w:t xml:space="preserve"> its variation </w:t>
-      </w:r>
-      <w:r>
-        <w:rPr>
-          <w:rFonts w:ascii="Century" w:hAnsi="Century"/>
-        </w:rPr>
-        <w:t xml:space="preserve">fixed in the current </w:t>
-      </w:r>
-      <w:r>
-        <w:rPr>
-          <w:rFonts w:ascii="Century" w:hAnsi="Century"/>
-        </w:rPr>
-        <w:t xml:space="preserve">unit of </w:t>
-      </w:r>
-      <w:r>
-        <w:rPr>
-          <w:rFonts w:ascii="Century" w:hAnsi="Century"/>
-        </w:rPr>
-        <w:t xml:space="preserve">value </w:t>
-      </w:r>
-      <w:r>
-        <w:rPr>
-          <w:rFonts w:ascii="Century" w:hAnsi="Century"/>
-        </w:rPr>
-        <w:t>measurement</w:t>
+        <w:t>Gold</w:t>
+      </w:r>
+      <w:r>
+        <w:rPr>
+          <w:rFonts w:ascii="Century" w:hAnsi="Century"/>
+        </w:rPr>
+        <w:t xml:space="preserve"> was initially </w:t>
+      </w:r>
+      <w:r>
+        <w:rPr>
+          <w:rFonts w:ascii="Century" w:hAnsi="Century"/>
+        </w:rPr>
+        <w:t>the medium of circulation</w:t>
+      </w:r>
+      <w:r>
+        <w:rPr>
+          <w:rFonts w:ascii="Century" w:hAnsi="Century"/>
+        </w:rPr>
+        <w:t xml:space="preserve">, </w:t>
+      </w:r>
+      <w:r>
+        <w:rPr>
+          <w:rFonts w:ascii="Century" w:hAnsi="Century"/>
+        </w:rPr>
+        <w:t>measure of value</w:t>
+      </w:r>
+      <w:r>
+        <w:rPr>
+          <w:rFonts w:ascii="Century" w:hAnsi="Century"/>
+        </w:rPr>
+        <w:t xml:space="preserve"> and the physical form of the standard price. T</w:t>
+      </w:r>
+      <w:r>
+        <w:rPr>
+          <w:rFonts w:ascii="Century" w:hAnsi="Century"/>
+        </w:rPr>
+        <w:t>he money-</w:t>
+      </w:r>
+      <w:r>
+        <w:rPr>
+          <w:rFonts w:ascii="Century" w:hAnsi="Century"/>
+        </w:rPr>
+        <w:t>commodity</w:t>
+      </w:r>
+      <w:r>
+        <w:rPr>
+          <w:rFonts w:ascii="Century" w:hAnsi="Century"/>
+        </w:rPr>
+        <w:t xml:space="preserve"> </w:t>
+      </w:r>
+      <w:r>
+        <w:rPr>
+          <w:rFonts w:ascii="Century" w:hAnsi="Century"/>
+        </w:rPr>
+        <w:t>“</w:t>
+      </w:r>
+      <w:r>
+        <w:rPr>
+          <w:rFonts w:ascii="Century" w:hAnsi="Century"/>
+        </w:rPr>
+        <w:t>either in its own body or through a representative, is money. Gold (or silver) is therefore money”</w:t>
+      </w:r>
+      <w:r>
+        <w:rPr>
+          <w:rFonts w:ascii="Century" w:hAnsi="Century"/>
+        </w:rPr>
+        <w:t>.</w:t>
+      </w:r>
+      <w:r>
+        <w:rPr>
+          <w:rFonts w:ascii="Century" w:hAnsi="Century"/>
+        </w:rPr>
+        <w:t xml:space="preserve"> So, only if paper</w:t>
+      </w:r>
+      <w:r>
+        <w:rPr>
+          <w:rFonts w:ascii="Century" w:hAnsi="Century"/>
+        </w:rPr>
+        <w:t>-</w:t>
+      </w:r>
+      <w:r>
+        <w:rPr>
+          <w:rFonts w:ascii="Century" w:hAnsi="Century"/>
+        </w:rPr>
+        <w:t xml:space="preserve">money represents </w:t>
+      </w:r>
+      <w:r>
+        <w:rPr>
+          <w:rFonts w:ascii="Century" w:hAnsi="Century"/>
+        </w:rPr>
+        <w:t>gold</w:t>
+      </w:r>
+      <w:r>
+        <w:rPr>
+          <w:rFonts w:ascii="Century" w:hAnsi="Century"/>
+        </w:rPr>
+        <w:t xml:space="preserve"> is a symbol of value. Gold is </w:t>
+      </w:r>
+      <w:r>
+        <w:rPr>
+          <w:rFonts w:ascii="Century" w:hAnsi="Century"/>
+        </w:rPr>
+        <w:t xml:space="preserve">first </w:t>
+      </w:r>
+      <w:r>
+        <w:rPr>
+          <w:rFonts w:ascii="Century" w:hAnsi="Century"/>
+        </w:rPr>
+        <w:t>accumulated</w:t>
       </w:r>
       <w:r>
         <w:rPr>
@@ -6284,31 +6865,43 @@
         <w:rPr>
           <w:rFonts w:ascii="Century" w:hAnsi="Century"/>
         </w:rPr>
-        <w:t xml:space="preserve"> as a fixed </w:t>
-      </w:r>
-      <w:r>
-        <w:rPr>
-          <w:rFonts w:ascii="Century" w:hAnsi="Century"/>
-        </w:rPr>
-        <w:t>aliquot</w:t>
-      </w:r>
-      <w:r>
-        <w:rPr>
-          <w:rFonts w:ascii="Century" w:hAnsi="Century"/>
-        </w:rPr>
-        <w:t xml:space="preserve"> part of the </w:t>
-      </w:r>
-      <w:r>
-        <w:rPr>
-          <w:rFonts w:ascii="Century" w:hAnsi="Century"/>
-        </w:rPr>
-        <w:t xml:space="preserve">U.S. Dollar </w:t>
-      </w:r>
-      <w:r>
-        <w:rPr>
-          <w:rFonts w:ascii="Century" w:hAnsi="Century"/>
-        </w:rPr>
-        <w:t>standard of price</w:t>
+        <w:t xml:space="preserve"> as </w:t>
+      </w:r>
+      <w:r>
+        <w:rPr>
+          <w:rFonts w:ascii="Century" w:hAnsi="Century"/>
+        </w:rPr>
+        <w:t>the</w:t>
+      </w:r>
+      <w:r>
+        <w:rPr>
+          <w:rFonts w:ascii="Century" w:hAnsi="Century"/>
+        </w:rPr>
+        <w:t xml:space="preserve"> </w:t>
+      </w:r>
+      <w:r>
+        <w:rPr>
+          <w:rFonts w:ascii="Century" w:hAnsi="Century"/>
+        </w:rPr>
+        <w:t>outcome</w:t>
+      </w:r>
+      <w:r>
+        <w:rPr>
+          <w:rFonts w:ascii="Century" w:hAnsi="Century"/>
+        </w:rPr>
+        <w:t xml:space="preserve"> of the exchange of surplus-product converted into money, so hoarded in its money-commodity form, expressing the “superfluity or wealth” in</w:t>
+      </w:r>
+      <w:r>
+        <w:rPr>
+          <w:rFonts w:ascii="Century" w:hAnsi="Century"/>
+        </w:rPr>
+        <w:t xml:space="preserve"> the</w:t>
+      </w:r>
+      <w:r>
+        <w:rPr>
+          <w:rFonts w:ascii="Century" w:hAnsi="Century"/>
+        </w:rPr>
+        <w:t xml:space="preserve"> money form of value</w:t>
       </w:r>
       <w:r>
         <w:rPr>
@@ -6322,167 +6915,25 @@
         </w:rPr>
         <w:t xml:space="preserve"> </w:t>
       </w:r>
-      <w:r>
-        <w:rPr>
-          <w:rFonts w:ascii="Century" w:hAnsi="Century"/>
-        </w:rPr>
-        <w:t>B</w:t>
-      </w:r>
-      <w:r>
-        <w:rPr>
-          <w:rFonts w:ascii="Century" w:hAnsi="Century"/>
-        </w:rPr>
-        <w:t>ut that stability is contradicted by the volatility of the U.S. Dollar</w:t>
-      </w:r>
-      <w:r>
-        <w:rPr>
-          <w:rFonts w:ascii="Century" w:hAnsi="Century"/>
-        </w:rPr>
-        <w:t>,</w:t>
-      </w:r>
-      <w:r>
-        <w:rPr>
-          <w:rFonts w:ascii="Century" w:hAnsi="Century"/>
-        </w:rPr>
-        <w:t xml:space="preserve"> </w:t>
-      </w:r>
-      <w:r>
-        <w:rPr>
-          <w:rFonts w:ascii="Century" w:hAnsi="Century"/>
-        </w:rPr>
-        <w:t xml:space="preserve">of the commodity price of gold, </w:t>
-      </w:r>
-      <w:r>
-        <w:rPr>
-          <w:rFonts w:ascii="Century" w:hAnsi="Century"/>
-        </w:rPr>
-        <w:t xml:space="preserve">and of </w:t>
-      </w:r>
-      <w:r>
-        <w:rPr>
-          <w:rFonts w:ascii="Century" w:hAnsi="Century"/>
-        </w:rPr>
-        <w:t xml:space="preserve">the </w:t>
-      </w:r>
-      <w:r>
-        <w:rPr>
-          <w:rFonts w:ascii="Century" w:hAnsi="Century"/>
-        </w:rPr>
-        <w:t>price of gold reserves</w:t>
-      </w:r>
-      <w:r>
-        <w:rPr>
-          <w:rFonts w:ascii="Century" w:hAnsi="Century"/>
-        </w:rPr>
-        <w:t xml:space="preserve"> in U.S. Dollar</w:t>
-      </w:r>
-      <w:r>
-        <w:rPr>
-          <w:rFonts w:ascii="Century" w:hAnsi="Century"/>
-        </w:rPr>
-        <w:t>.</w:t>
-      </w:r>
-      <w:r>
-        <w:rPr>
-          <w:rFonts w:ascii="Century" w:hAnsi="Century"/>
-        </w:rPr>
-        <w:t xml:space="preserve"> </w:t>
-      </w:r>
-      <w:r>
-        <w:rPr>
-          <w:rFonts w:ascii="Century" w:hAnsi="Century"/>
-        </w:rPr>
-        <w:t>Furthermore</w:t>
-      </w:r>
-      <w:r>
-        <w:rPr>
-          <w:rFonts w:ascii="Century" w:hAnsi="Century"/>
-        </w:rPr>
-        <w:t xml:space="preserve">, gold is not money, </w:t>
-      </w:r>
-      <w:r>
-        <w:rPr>
-          <w:rFonts w:ascii="Century" w:hAnsi="Century"/>
-        </w:rPr>
-        <w:t>it is</w:t>
-      </w:r>
-      <w:r>
-        <w:rPr>
-          <w:rFonts w:ascii="Century" w:hAnsi="Century"/>
-        </w:rPr>
-        <w:t xml:space="preserve"> the money-commodity. All the other commodities </w:t>
-      </w:r>
-      <w:r>
-        <w:rPr>
-          <w:rFonts w:ascii="Century" w:hAnsi="Century"/>
-        </w:rPr>
-        <w:t>relate</w:t>
-      </w:r>
-      <w:r>
-        <w:rPr>
-          <w:rFonts w:ascii="Century" w:hAnsi="Century"/>
-        </w:rPr>
-        <w:t xml:space="preserve"> with gold as the </w:t>
-      </w:r>
-      <w:r>
-        <w:rPr>
-          <w:rFonts w:ascii="Century" w:hAnsi="Century"/>
-        </w:rPr>
-        <w:t>means</w:t>
-      </w:r>
-      <w:r>
-        <w:rPr>
-          <w:rFonts w:ascii="Century" w:hAnsi="Century"/>
-        </w:rPr>
-        <w:t xml:space="preserve"> to express </w:t>
-      </w:r>
-      <w:r>
-        <w:rPr>
-          <w:rFonts w:ascii="Century" w:hAnsi="Century"/>
-        </w:rPr>
-        <w:t>their</w:t>
-      </w:r>
-      <w:r>
-        <w:rPr>
-          <w:rFonts w:ascii="Century" w:hAnsi="Century"/>
-        </w:rPr>
-        <w:t xml:space="preserve"> money-form of value, in price</w:t>
-      </w:r>
-      <w:r>
-        <w:rPr>
-          <w:rFonts w:ascii="Century" w:hAnsi="Century"/>
-        </w:rPr>
-        <w:t>.</w:t>
-      </w:r>
-      <w:r>
-        <w:rPr>
-          <w:rFonts w:ascii="Century" w:hAnsi="Century"/>
-        </w:rPr>
-        <w:t xml:space="preserve"> Price is the money-name of an assumed quantity of socially </w:t>
-      </w:r>
-      <w:r>
-        <w:rPr>
-          <w:rFonts w:ascii="Century" w:hAnsi="Century"/>
-        </w:rPr>
-        <w:t>necessary</w:t>
-      </w:r>
-      <w:r>
-        <w:rPr>
-          <w:rFonts w:ascii="Century" w:hAnsi="Century"/>
-        </w:rPr>
-        <w:t xml:space="preserve"> labour objectified in it, as exchange-value of the total embodiments of its utility measured by an imaginary quantity of gold represented in the money-form which becomes, price. </w:t>
-      </w:r>
-      <w:r>
-        <w:rPr>
-          <w:rFonts w:ascii="Century" w:hAnsi="Century"/>
-        </w:rPr>
-        <w:t>%%[[KV1C3P199L10</w:t>
-      </w:r>
       <w:proofErr w:type="gramStart"/>
       <w:r>
         <w:rPr>
           <w:rFonts w:ascii="Century" w:hAnsi="Century"/>
         </w:rPr>
+        <w:t>%%[</w:t>
+      </w:r>
+      <w:proofErr w:type="gramEnd"/>
+      <w:r>
+        <w:rPr>
+          <w:rFonts w:ascii="Century" w:hAnsi="Century"/>
+        </w:rPr>
+        <w:t>[KV1C3P225L28</w:t>
+      </w:r>
+      <w:proofErr w:type="gramStart"/>
+      <w:r>
+        <w:rPr>
+          <w:rFonts w:ascii="Century" w:hAnsi="Century"/>
+        </w:rPr>
         <w:t>]]%</w:t>
       </w:r>
       <w:proofErr w:type="gramEnd"/>
@@ -6490,73 +6941,7 @@
         <w:rPr>
           <w:rFonts w:ascii="Century" w:hAnsi="Century"/>
         </w:rPr>
-        <w:t>%</w:t>
-      </w:r>
-      <w:r>
-        <w:rPr>
-          <w:rFonts w:ascii="Century" w:hAnsi="Century"/>
-        </w:rPr>
-        <w:t xml:space="preserve"> </w:t>
-      </w:r>
-      <w:r>
-        <w:rPr>
-          <w:rFonts w:ascii="Century" w:hAnsi="Century"/>
-        </w:rPr>
-        <w:t>%%[[KV1C3P199L1</w:t>
-      </w:r>
-      <w:r>
-        <w:rPr>
-          <w:rFonts w:ascii="Century" w:hAnsi="Century"/>
-        </w:rPr>
-        <w:t>6]</w:t>
-      </w:r>
-      <w:r>
-        <w:rPr>
-          <w:rFonts w:ascii="Century" w:hAnsi="Century"/>
-        </w:rPr>
-        <w:t>]%%</w:t>
-      </w:r>
-      <w:r>
-        <w:rPr>
-          <w:rFonts w:ascii="Century" w:hAnsi="Century"/>
-        </w:rPr>
-        <w:t>%%</w:t>
-      </w:r>
-      <w:r>
-        <w:rPr>
-          <w:rFonts w:ascii="Century" w:hAnsi="Century"/>
-        </w:rPr>
-        <w:t xml:space="preserve"> </w:t>
-      </w:r>
-      <w:r>
-        <w:rPr>
-          <w:rFonts w:ascii="Century" w:hAnsi="Century"/>
-        </w:rPr>
-        <w:t>%%[[KV1C3P199L</w:t>
-      </w:r>
-      <w:r>
-        <w:rPr>
-          <w:rFonts w:ascii="Century" w:hAnsi="Century"/>
-        </w:rPr>
-        <w:t>20</w:t>
-      </w:r>
-      <w:r>
-        <w:rPr>
-          <w:rFonts w:ascii="Century" w:hAnsi="Century"/>
-        </w:rPr>
-        <w:t>]]%%</w:t>
-      </w:r>
-      <w:r>
-        <w:rPr>
-          <w:rFonts w:ascii="Century" w:hAnsi="Century"/>
-        </w:rPr>
-        <w:t>%%[[KV1C3P236L1]]%%%%</w:t>
-      </w:r>
-      <w:r>
-        <w:rPr>
-          <w:rFonts w:ascii="Century" w:hAnsi="Century"/>
-        </w:rPr>
-        <w:t>[[KV1C3P202L1]]%%</w:t>
+        <w:t>%%%[[KV1C3P227L24]]%%</w:t>
       </w:r>
       <w:r>
         <w:rPr>
@@ -6582,61 +6967,37 @@
         <w:rPr>
           <w:rFonts w:ascii="Century" w:hAnsi="Century"/>
         </w:rPr>
-        <w:t xml:space="preserve"> was initially </w:t>
-      </w:r>
-      <w:r>
-        <w:rPr>
-          <w:rFonts w:ascii="Century" w:hAnsi="Century"/>
-        </w:rPr>
-        <w:t>the medium of circulation</w:t>
-      </w:r>
-      <w:r>
-        <w:rPr>
-          <w:rFonts w:ascii="Century" w:hAnsi="Century"/>
-        </w:rPr>
-        <w:t xml:space="preserve">, </w:t>
-      </w:r>
-      <w:r>
-        <w:rPr>
-          <w:rFonts w:ascii="Century" w:hAnsi="Century"/>
-        </w:rPr>
-        <w:t>measure of value</w:t>
-      </w:r>
-      <w:r>
-        <w:rPr>
-          <w:rFonts w:ascii="Century" w:hAnsi="Century"/>
-        </w:rPr>
-        <w:t xml:space="preserve"> and the physical form of the standard price. T</w:t>
-      </w:r>
-      <w:r>
-        <w:rPr>
-          <w:rFonts w:ascii="Century" w:hAnsi="Century"/>
-        </w:rPr>
-        <w:t>he money-</w:t>
-      </w:r>
-      <w:r>
-        <w:rPr>
-          <w:rFonts w:ascii="Century" w:hAnsi="Century"/>
-        </w:rPr>
-        <w:t>commodity</w:t>
-      </w:r>
-      <w:r>
-        <w:rPr>
-          <w:rFonts w:ascii="Century" w:hAnsi="Century"/>
-        </w:rPr>
-        <w:t xml:space="preserve"> </w:t>
-      </w:r>
-      <w:r>
-        <w:rPr>
-          <w:rFonts w:ascii="Century" w:hAnsi="Century"/>
-        </w:rPr>
-        <w:t>“</w:t>
-      </w:r>
-      <w:r>
-        <w:rPr>
-          <w:rFonts w:ascii="Century" w:hAnsi="Century"/>
-        </w:rPr>
-        <w:t>either in its own body or through a representative, is money. Gold (or silver) is therefore money”</w:t>
+        <w:t xml:space="preserve"> </w:t>
+      </w:r>
+      <w:r>
+        <w:rPr>
+          <w:rFonts w:ascii="Century" w:hAnsi="Century"/>
+        </w:rPr>
+        <w:t>is, indeed,</w:t>
+      </w:r>
+      <w:r>
+        <w:rPr>
+          <w:rFonts w:ascii="Century" w:hAnsi="Century"/>
+        </w:rPr>
+        <w:t xml:space="preserve"> real </w:t>
+      </w:r>
+      <w:r>
+        <w:rPr>
+          <w:rFonts w:ascii="Century" w:hAnsi="Century"/>
+        </w:rPr>
+        <w:t>money</w:t>
+      </w:r>
+      <w:r>
+        <w:rPr>
+          <w:rFonts w:ascii="Century" w:hAnsi="Century"/>
+        </w:rPr>
+        <w:t xml:space="preserve"> or real capital: the </w:t>
+      </w:r>
+      <w:r>
+        <w:rPr>
+          <w:rFonts w:ascii="Century" w:hAnsi="Century"/>
+        </w:rPr>
+        <w:t>value materialization of the historically cumulated magnitude of exchange-value</w:t>
       </w:r>
       <w:r>
         <w:rPr>
@@ -6648,91 +7009,109 @@
         <w:rPr>
           <w:rFonts w:ascii="Century" w:hAnsi="Century"/>
         </w:rPr>
-        <w:t xml:space="preserve"> So, only if paper</w:t>
-      </w:r>
-      <w:r>
-        <w:rPr>
-          <w:rFonts w:ascii="Century" w:hAnsi="Century"/>
-        </w:rPr>
-        <w:t>-</w:t>
-      </w:r>
-      <w:r>
-        <w:rPr>
-          <w:rFonts w:ascii="Century" w:hAnsi="Century"/>
-        </w:rPr>
-        <w:t xml:space="preserve">money represents </w:t>
-      </w:r>
-      <w:r>
-        <w:rPr>
-          <w:rFonts w:ascii="Century" w:hAnsi="Century"/>
-        </w:rPr>
-        <w:t>gold</w:t>
-      </w:r>
-      <w:r>
-        <w:rPr>
-          <w:rFonts w:ascii="Century" w:hAnsi="Century"/>
-        </w:rPr>
-        <w:t xml:space="preserve"> is a symbol of value. Gold is </w:t>
-      </w:r>
-      <w:r>
-        <w:rPr>
-          <w:rFonts w:ascii="Century" w:hAnsi="Century"/>
-        </w:rPr>
-        <w:t xml:space="preserve">first </w:t>
-      </w:r>
-      <w:r>
-        <w:rPr>
-          <w:rFonts w:ascii="Century" w:hAnsi="Century"/>
-        </w:rPr>
-        <w:t>accumulated</w:t>
-      </w:r>
-      <w:r>
-        <w:rPr>
-          <w:rFonts w:ascii="Century" w:hAnsi="Century"/>
-        </w:rPr>
-        <w:t>,</w:t>
-      </w:r>
-      <w:r>
-        <w:rPr>
-          <w:rFonts w:ascii="Century" w:hAnsi="Century"/>
-        </w:rPr>
-        <w:t xml:space="preserve"> as </w:t>
-      </w:r>
-      <w:r>
-        <w:rPr>
-          <w:rFonts w:ascii="Century" w:hAnsi="Century"/>
-        </w:rPr>
-        <w:t>the</w:t>
-      </w:r>
-      <w:r>
-        <w:rPr>
-          <w:rFonts w:ascii="Century" w:hAnsi="Century"/>
-        </w:rPr>
-        <w:t xml:space="preserve"> </w:t>
-      </w:r>
-      <w:r>
-        <w:rPr>
-          <w:rFonts w:ascii="Century" w:hAnsi="Century"/>
-        </w:rPr>
-        <w:t>outcome</w:t>
-      </w:r>
-      <w:r>
-        <w:rPr>
-          <w:rFonts w:ascii="Century" w:hAnsi="Century"/>
-        </w:rPr>
-        <w:t xml:space="preserve"> of the exchange of surplus-product converted into money, so hoarded in its money-commodity form, expressing the “superfluity or wealth” in</w:t>
-      </w:r>
-      <w:r>
-        <w:rPr>
-          <w:rFonts w:ascii="Century" w:hAnsi="Century"/>
-        </w:rPr>
-        <w:t xml:space="preserve"> the</w:t>
-      </w:r>
-      <w:r>
-        <w:rPr>
-          <w:rFonts w:ascii="Century" w:hAnsi="Century"/>
-        </w:rPr>
-        <w:t xml:space="preserve"> money form of value</w:t>
+        <w:t xml:space="preserve"> </w:t>
+      </w:r>
+      <w:r>
+        <w:rPr>
+          <w:rFonts w:ascii="Century" w:hAnsi="Century"/>
+        </w:rPr>
+        <w:t xml:space="preserve">Gold was </w:t>
+      </w:r>
+      <w:r>
+        <w:rPr>
+          <w:rFonts w:ascii="Century" w:hAnsi="Century"/>
+        </w:rPr>
+        <w:t xml:space="preserve">separated from the total circulating </w:t>
+      </w:r>
+      <w:r>
+        <w:rPr>
+          <w:rFonts w:ascii="Century" w:hAnsi="Century"/>
+        </w:rPr>
+        <w:t>money-</w:t>
+      </w:r>
+      <w:r>
+        <w:rPr>
+          <w:rFonts w:ascii="Century" w:hAnsi="Century"/>
+        </w:rPr>
+        <w:t>capital</w:t>
+      </w:r>
+      <w:r>
+        <w:rPr>
+          <w:rFonts w:ascii="Century" w:hAnsi="Century"/>
+        </w:rPr>
+        <w:t xml:space="preserve"> by its muggers-hoarders-capitalists-bankers, the gold bearers</w:t>
+      </w:r>
+      <w:r>
+        <w:rPr>
+          <w:rFonts w:ascii="Century" w:hAnsi="Century"/>
+        </w:rPr>
+        <w:t xml:space="preserve">; as the </w:t>
+      </w:r>
+      <w:r>
+        <w:rPr>
+          <w:rFonts w:ascii="Century" w:hAnsi="Century"/>
+        </w:rPr>
+        <w:t xml:space="preserve">money-commodity </w:t>
+      </w:r>
+      <w:r>
+        <w:rPr>
+          <w:rFonts w:ascii="Century" w:hAnsi="Century"/>
+        </w:rPr>
+        <w:t xml:space="preserve">in which an </w:t>
+      </w:r>
+      <w:r>
+        <w:rPr>
+          <w:rFonts w:ascii="Century" w:hAnsi="Century"/>
+        </w:rPr>
+        <w:t xml:space="preserve">aliquot part of every </w:t>
+      </w:r>
+      <w:r>
+        <w:rPr>
+          <w:rFonts w:ascii="Century" w:hAnsi="Century"/>
+        </w:rPr>
+        <w:t xml:space="preserve">exchanged </w:t>
+      </w:r>
+      <w:r>
+        <w:rPr>
+          <w:rFonts w:ascii="Century" w:hAnsi="Century"/>
+        </w:rPr>
+        <w:t>value</w:t>
+      </w:r>
+      <w:r>
+        <w:rPr>
+          <w:rFonts w:ascii="Century" w:hAnsi="Century"/>
+        </w:rPr>
+        <w:t xml:space="preserve"> during</w:t>
+      </w:r>
+      <w:r>
+        <w:rPr>
+          <w:rFonts w:ascii="Century" w:hAnsi="Century"/>
+        </w:rPr>
+        <w:t xml:space="preserve"> </w:t>
+      </w:r>
+      <w:r>
+        <w:rPr>
+          <w:rFonts w:ascii="Century" w:hAnsi="Century"/>
+        </w:rPr>
+        <w:t>a given</w:t>
+      </w:r>
+      <w:r>
+        <w:rPr>
+          <w:rFonts w:ascii="Century" w:hAnsi="Century"/>
+        </w:rPr>
+        <w:t xml:space="preserve"> turn-over</w:t>
+      </w:r>
+      <w:r>
+        <w:rPr>
+          <w:rFonts w:ascii="Century" w:hAnsi="Century"/>
+        </w:rPr>
+        <w:t xml:space="preserve"> time (for example, a year)</w:t>
+      </w:r>
+      <w:r>
+        <w:rPr>
+          <w:rFonts w:ascii="Century" w:hAnsi="Century"/>
+        </w:rPr>
+        <w:t xml:space="preserve"> is accumulated not only ideally, but materially</w:t>
       </w:r>
       <w:r>
         <w:rPr>
@@ -6758,7 +7137,7 @@
         <w:rPr>
           <w:rFonts w:ascii="Century" w:hAnsi="Century"/>
         </w:rPr>
-        <w:t>[KV1C3P225L28</w:t>
+        <w:t>[KV1C3P199L16</w:t>
       </w:r>
       <w:proofErr w:type="gramStart"/>
       <w:r>
@@ -6772,13 +7151,7 @@
         <w:rPr>
           <w:rFonts w:ascii="Century" w:hAnsi="Century"/>
         </w:rPr>
-        <w:t>%%%[[KV1C3P227L24]]%%</w:t>
-      </w:r>
-      <w:r>
-        <w:rPr>
-          <w:rFonts w:ascii="Century" w:hAnsi="Century"/>
-        </w:rPr>
-        <w:t>.</w:t>
+        <w:t>%.</w:t>
       </w:r>
     </w:p>
     <w:p>
@@ -6792,43 +7165,66 @@
         <w:rPr>
           <w:rFonts w:ascii="Century" w:hAnsi="Century"/>
         </w:rPr>
-        <w:t>Gold</w:t>
-      </w:r>
-      <w:r>
-        <w:rPr>
-          <w:rFonts w:ascii="Century" w:hAnsi="Century"/>
-        </w:rPr>
-        <w:t xml:space="preserve"> </w:t>
-      </w:r>
-      <w:r>
-        <w:rPr>
-          <w:rFonts w:ascii="Century" w:hAnsi="Century"/>
-        </w:rPr>
-        <w:t>is, indeed,</w:t>
-      </w:r>
-      <w:r>
-        <w:rPr>
-          <w:rFonts w:ascii="Century" w:hAnsi="Century"/>
-        </w:rPr>
-        <w:t xml:space="preserve"> real </w:t>
-      </w:r>
-      <w:r>
-        <w:rPr>
-          <w:rFonts w:ascii="Century" w:hAnsi="Century"/>
-        </w:rPr>
-        <w:t>money</w:t>
-      </w:r>
-      <w:r>
-        <w:rPr>
-          <w:rFonts w:ascii="Century" w:hAnsi="Century"/>
-        </w:rPr>
-        <w:t xml:space="preserve"> or real capital: the </w:t>
-      </w:r>
-      <w:r>
-        <w:rPr>
-          <w:rFonts w:ascii="Century" w:hAnsi="Century"/>
-        </w:rPr>
-        <w:t>value materialization of the historically cumulated magnitude of exchange-value</w:t>
+        <w:lastRenderedPageBreak/>
+        <w:t xml:space="preserve">Gold hoarding developed in the separation of the money-commodity from circulation. </w:t>
+      </w:r>
+      <w:r>
+        <w:rPr>
+          <w:rFonts w:ascii="Century" w:hAnsi="Century"/>
+        </w:rPr>
+        <w:t>S</w:t>
+      </w:r>
+      <w:r>
+        <w:rPr>
+          <w:rFonts w:ascii="Century" w:hAnsi="Century"/>
+        </w:rPr>
+        <w:t>eparated from the circulating capital, finance capital, productive capital, as means of circulation</w:t>
+      </w:r>
+      <w:r>
+        <w:rPr>
+          <w:rFonts w:ascii="Century" w:hAnsi="Century"/>
+        </w:rPr>
+        <w:t>, gold</w:t>
+      </w:r>
+      <w:r>
+        <w:rPr>
+          <w:rFonts w:ascii="Century" w:hAnsi="Century"/>
+        </w:rPr>
+        <w:t xml:space="preserve"> is real capital</w:t>
+      </w:r>
+      <w:r>
+        <w:rPr>
+          <w:rFonts w:ascii="Century" w:hAnsi="Century"/>
+        </w:rPr>
+        <w:t xml:space="preserve">. </w:t>
+      </w:r>
+      <w:proofErr w:type="gramStart"/>
+      <w:r>
+        <w:rPr>
+          <w:rFonts w:ascii="Century" w:hAnsi="Century"/>
+        </w:rPr>
+        <w:t>%%[</w:t>
+      </w:r>
+      <w:proofErr w:type="gramEnd"/>
+      <w:r>
+        <w:rPr>
+          <w:rFonts w:ascii="Century" w:hAnsi="Century"/>
+        </w:rPr>
+        <w:t>[GNBIVP459L13</w:t>
+      </w:r>
+      <w:proofErr w:type="gramStart"/>
+      <w:r>
+        <w:rPr>
+          <w:rFonts w:ascii="Century" w:hAnsi="Century"/>
+        </w:rPr>
+        <w:t>]]%</w:t>
+      </w:r>
+      <w:proofErr w:type="gramEnd"/>
+      <w:r>
+        <w:rPr>
+          <w:rFonts w:ascii="Century" w:hAnsi="Century"/>
+        </w:rPr>
+        <w:t>%</w:t>
       </w:r>
       <w:r>
         <w:rPr>
@@ -6846,68 +7242,121 @@
         <w:rPr>
           <w:rFonts w:ascii="Century" w:hAnsi="Century"/>
         </w:rPr>
-        <w:t xml:space="preserve">Gold was </w:t>
-      </w:r>
-      <w:r>
-        <w:rPr>
-          <w:rFonts w:ascii="Century" w:hAnsi="Century"/>
-        </w:rPr>
-        <w:t xml:space="preserve">separated from the total circulating </w:t>
-      </w:r>
-      <w:r>
-        <w:rPr>
-          <w:rFonts w:ascii="Century" w:hAnsi="Century"/>
-        </w:rPr>
-        <w:t>money-</w:t>
-      </w:r>
-      <w:r>
-        <w:rPr>
-          <w:rFonts w:ascii="Century" w:hAnsi="Century"/>
-        </w:rPr>
-        <w:t>capital</w:t>
-      </w:r>
-      <w:r>
-        <w:rPr>
-          <w:rFonts w:ascii="Century" w:hAnsi="Century"/>
-        </w:rPr>
-        <w:t xml:space="preserve"> by its muggers-hoarders-capitalists-bankers, the gold bearers</w:t>
-      </w:r>
-      <w:r>
-        <w:rPr>
-          <w:rFonts w:ascii="Century" w:hAnsi="Century"/>
-        </w:rPr>
-        <w:t xml:space="preserve">; as the </w:t>
-      </w:r>
-      <w:r>
-        <w:rPr>
-          <w:rFonts w:ascii="Century" w:hAnsi="Century"/>
-        </w:rPr>
-        <w:t xml:space="preserve">money-commodity </w:t>
-      </w:r>
-      <w:r>
-        <w:rPr>
-          <w:rFonts w:ascii="Century" w:hAnsi="Century"/>
-        </w:rPr>
-        <w:t xml:space="preserve">in which an </w:t>
-      </w:r>
-      <w:r>
-        <w:rPr>
-          <w:rFonts w:ascii="Century" w:hAnsi="Century"/>
-        </w:rPr>
-        <w:t xml:space="preserve">aliquot part of </w:t>
-      </w:r>
-      <w:r>
-        <w:rPr>
-          <w:rFonts w:ascii="Century" w:hAnsi="Century"/>
-        </w:rPr>
-        <w:lastRenderedPageBreak/>
-        <w:t xml:space="preserve">every </w:t>
-      </w:r>
-      <w:r>
-        <w:rPr>
-          <w:rFonts w:ascii="Century" w:hAnsi="Century"/>
-        </w:rPr>
-        <w:t xml:space="preserve">exchanged </w:t>
+        <w:t xml:space="preserve"> </w:t>
+      </w:r>
+      <w:r>
+        <w:rPr>
+          <w:rFonts w:ascii="Century" w:hAnsi="Century"/>
+        </w:rPr>
+        <w:t>A</w:t>
+      </w:r>
+      <w:r>
+        <w:rPr>
+          <w:rFonts w:ascii="Century" w:hAnsi="Century"/>
+        </w:rPr>
+        <w:t xml:space="preserve">s soon as it </w:t>
+      </w:r>
+      <w:r>
+        <w:rPr>
+          <w:rFonts w:ascii="Century" w:hAnsi="Century"/>
+        </w:rPr>
+        <w:t>appears</w:t>
+      </w:r>
+      <w:r>
+        <w:rPr>
+          <w:rFonts w:ascii="Century" w:hAnsi="Century"/>
+        </w:rPr>
+        <w:t xml:space="preserve"> in every </w:t>
+      </w:r>
+      <w:r>
+        <w:rPr>
+          <w:rFonts w:ascii="Century" w:hAnsi="Century"/>
+        </w:rPr>
+        <w:t>instance of the circulation process</w:t>
+      </w:r>
+      <w:r>
+        <w:rPr>
+          <w:rFonts w:ascii="Century" w:hAnsi="Century"/>
+        </w:rPr>
+        <w:t xml:space="preserve"> without being used</w:t>
+      </w:r>
+      <w:r>
+        <w:rPr>
+          <w:rFonts w:ascii="Century" w:hAnsi="Century"/>
+        </w:rPr>
+        <w:t xml:space="preserve"> as </w:t>
+      </w:r>
+      <w:r>
+        <w:rPr>
+          <w:rFonts w:ascii="Century" w:hAnsi="Century"/>
+        </w:rPr>
+        <w:t xml:space="preserve">means of payment </w:t>
+      </w:r>
+      <w:r>
+        <w:rPr>
+          <w:rFonts w:ascii="Century" w:hAnsi="Century"/>
+        </w:rPr>
+        <w:t>w</w:t>
+      </w:r>
+      <w:r>
+        <w:rPr>
+          <w:rFonts w:ascii="Century" w:hAnsi="Century"/>
+        </w:rPr>
+        <w:t>hile still being present</w:t>
+      </w:r>
+      <w:r>
+        <w:rPr>
+          <w:rFonts w:ascii="Century" w:hAnsi="Century"/>
+        </w:rPr>
+        <w:t xml:space="preserve"> on it, constantly, </w:t>
+      </w:r>
+      <w:r>
+        <w:rPr>
+          <w:rFonts w:ascii="Century" w:hAnsi="Century"/>
+        </w:rPr>
+        <w:t>consuming an aliquot part of every value</w:t>
+      </w:r>
+      <w:r>
+        <w:rPr>
+          <w:rFonts w:ascii="Century" w:hAnsi="Century"/>
+        </w:rPr>
+        <w:t xml:space="preserve"> realized</w:t>
+      </w:r>
+      <w:r>
+        <w:rPr>
+          <w:rFonts w:ascii="Century" w:hAnsi="Century"/>
+        </w:rPr>
+        <w:t xml:space="preserve"> by each circulation turn-over</w:t>
+      </w:r>
+      <w:r>
+        <w:rPr>
+          <w:rFonts w:ascii="Century" w:hAnsi="Century"/>
+        </w:rPr>
+        <w:t xml:space="preserve"> time.</w:t>
+      </w:r>
+      <w:r>
+        <w:rPr>
+          <w:rFonts w:ascii="Century" w:hAnsi="Century"/>
+        </w:rPr>
+        <w:t xml:space="preserve"> </w:t>
+      </w:r>
+      <w:r>
+        <w:rPr>
+          <w:rFonts w:ascii="Century" w:hAnsi="Century"/>
+        </w:rPr>
+        <w:t>A</w:t>
+      </w:r>
+      <w:r>
+        <w:rPr>
+          <w:rFonts w:ascii="Century" w:hAnsi="Century"/>
+        </w:rPr>
+        <w:t>n aliquot part of the total surplus</w:t>
+      </w:r>
+      <w:r>
+        <w:rPr>
+          <w:rFonts w:ascii="Century" w:hAnsi="Century"/>
+        </w:rPr>
+        <w:t>-</w:t>
       </w:r>
       <w:r>
         <w:rPr>
@@ -6919,77 +7368,43 @@
         <w:rPr>
           <w:rFonts w:ascii="Century" w:hAnsi="Century"/>
         </w:rPr>
-        <w:t xml:space="preserve"> during</w:t>
-      </w:r>
-      <w:r>
-        <w:rPr>
-          <w:rFonts w:ascii="Century" w:hAnsi="Century"/>
-        </w:rPr>
-        <w:t xml:space="preserve"> </w:t>
-      </w:r>
-      <w:r>
-        <w:rPr>
-          <w:rFonts w:ascii="Century" w:hAnsi="Century"/>
-        </w:rPr>
-        <w:t>a given</w:t>
-      </w:r>
-      <w:r>
-        <w:rPr>
-          <w:rFonts w:ascii="Century" w:hAnsi="Century"/>
-        </w:rPr>
-        <w:t xml:space="preserve"> turn-over</w:t>
-      </w:r>
-      <w:r>
-        <w:rPr>
-          <w:rFonts w:ascii="Century" w:hAnsi="Century"/>
-        </w:rPr>
-        <w:t xml:space="preserve"> time (for example, a year)</w:t>
-      </w:r>
-      <w:r>
-        <w:rPr>
-          <w:rFonts w:ascii="Century" w:hAnsi="Century"/>
-        </w:rPr>
-        <w:t xml:space="preserve"> is accumulated not only ideally, but materially</w:t>
-      </w:r>
-      <w:r>
-        <w:rPr>
-          <w:rFonts w:ascii="Century" w:hAnsi="Century"/>
-        </w:rPr>
-        <w:t>.</w:t>
-      </w:r>
-      <w:r>
-        <w:rPr>
-          <w:rFonts w:ascii="Century" w:hAnsi="Century"/>
-        </w:rPr>
-        <w:t xml:space="preserve"> </w:t>
-      </w:r>
-      <w:proofErr w:type="gramStart"/>
-      <w:r>
-        <w:rPr>
-          <w:rFonts w:ascii="Century" w:hAnsi="Century"/>
-        </w:rPr>
-        <w:t>%%[</w:t>
-      </w:r>
-      <w:proofErr w:type="gramEnd"/>
-      <w:r>
-        <w:rPr>
-          <w:rFonts w:ascii="Century" w:hAnsi="Century"/>
-        </w:rPr>
-        <w:t>[KV1C3P199L16</w:t>
-      </w:r>
-      <w:proofErr w:type="gramStart"/>
-      <w:r>
-        <w:rPr>
-          <w:rFonts w:ascii="Century" w:hAnsi="Century"/>
-        </w:rPr>
-        <w:t>]]%</w:t>
-      </w:r>
-      <w:proofErr w:type="gramEnd"/>
-      <w:r>
-        <w:rPr>
-          <w:rFonts w:ascii="Century" w:hAnsi="Century"/>
-        </w:rPr>
-        <w:t>%.</w:t>
+        <w:t xml:space="preserve"> realized as profit</w:t>
+      </w:r>
+      <w:r>
+        <w:rPr>
+          <w:rFonts w:ascii="Century" w:hAnsi="Century"/>
+        </w:rPr>
+        <w:t xml:space="preserve">, </w:t>
+      </w:r>
+      <w:r>
+        <w:rPr>
+          <w:rFonts w:ascii="Century" w:hAnsi="Century"/>
+        </w:rPr>
+        <w:t xml:space="preserve">melted and hoarded in the </w:t>
+      </w:r>
+      <w:r>
+        <w:rPr>
+          <w:rFonts w:ascii="Century" w:hAnsi="Century"/>
+        </w:rPr>
+        <w:t xml:space="preserve">elementary form of </w:t>
+      </w:r>
+      <w:r>
+        <w:rPr>
+          <w:rFonts w:ascii="Century" w:hAnsi="Century"/>
+        </w:rPr>
+        <w:t xml:space="preserve">money-commodity, as gold fluidly </w:t>
+      </w:r>
+      <w:r>
+        <w:rPr>
+          <w:rFonts w:ascii="Century" w:hAnsi="Century"/>
+        </w:rPr>
+        <w:t xml:space="preserve">distributed </w:t>
+      </w:r>
+      <w:r>
+        <w:rPr>
+          <w:rFonts w:ascii="Century" w:hAnsi="Century"/>
+        </w:rPr>
+        <w:t>exclusively among gold bearers.</w:t>
       </w:r>
     </w:p>
     <w:p>
@@ -7003,245 +7418,69 @@
         <w:rPr>
           <w:rFonts w:ascii="Century" w:hAnsi="Century"/>
         </w:rPr>
-        <w:t xml:space="preserve">Gold hoarding developed in the separation of the money-commodity from circulation. </w:t>
-      </w:r>
-      <w:r>
-        <w:rPr>
-          <w:rFonts w:ascii="Century" w:hAnsi="Century"/>
-        </w:rPr>
-        <w:t>S</w:t>
-      </w:r>
-      <w:r>
-        <w:rPr>
-          <w:rFonts w:ascii="Century" w:hAnsi="Century"/>
-        </w:rPr>
-        <w:t>eparated from the circulating capital, finance capital, productive capital, as means of circulation</w:t>
-      </w:r>
-      <w:r>
-        <w:rPr>
-          <w:rFonts w:ascii="Century" w:hAnsi="Century"/>
-        </w:rPr>
-        <w:t>, gold</w:t>
-      </w:r>
-      <w:r>
-        <w:rPr>
-          <w:rFonts w:ascii="Century" w:hAnsi="Century"/>
-        </w:rPr>
-        <w:t xml:space="preserve"> is real capital</w:t>
-      </w:r>
-      <w:r>
-        <w:rPr>
-          <w:rFonts w:ascii="Century" w:hAnsi="Century"/>
-        </w:rPr>
-        <w:t xml:space="preserve">. </w:t>
-      </w:r>
-      <w:proofErr w:type="gramStart"/>
-      <w:r>
-        <w:rPr>
-          <w:rFonts w:ascii="Century" w:hAnsi="Century"/>
-        </w:rPr>
-        <w:t>%%[</w:t>
-      </w:r>
-      <w:proofErr w:type="gramEnd"/>
-      <w:r>
-        <w:rPr>
-          <w:rFonts w:ascii="Century" w:hAnsi="Century"/>
-        </w:rPr>
-        <w:t>[GNBIVP459L13</w:t>
-      </w:r>
-      <w:proofErr w:type="gramStart"/>
-      <w:r>
-        <w:rPr>
-          <w:rFonts w:ascii="Century" w:hAnsi="Century"/>
-        </w:rPr>
-        <w:t>]]%</w:t>
-      </w:r>
-      <w:proofErr w:type="gramEnd"/>
-      <w:r>
-        <w:rPr>
-          <w:rFonts w:ascii="Century" w:hAnsi="Century"/>
-        </w:rPr>
-        <w:t>%</w:t>
+        <w:t xml:space="preserve">Melted in its gold mass accumulated, as the total capitalists wealth historically concentrating the maximum amount of the magnitude of surplus-value technically possible to be captured as </w:t>
+      </w:r>
+      <w:r>
+        <w:rPr>
+          <w:rFonts w:ascii="Century" w:hAnsi="Century"/>
+          <w:i/>
+          <w:iCs/>
+        </w:rPr>
+        <w:t>profit</w:t>
+      </w:r>
+      <w:r>
+        <w:rPr>
+          <w:rFonts w:ascii="Century" w:hAnsi="Century"/>
+        </w:rPr>
+        <w:t xml:space="preserve"> in it elementary form of weighted gold (fixed as the standard unit of price), as a portion of the total cost-price (</w:t>
+      </w:r>
+      <w:r>
+        <w:rPr>
+          <w:rFonts w:ascii="Century" w:hAnsi="Century"/>
+          <w:i/>
+          <w:iCs/>
+        </w:rPr>
+        <w:t>k</w:t>
+      </w:r>
+      <w:r>
+        <w:rPr>
+          <w:rFonts w:ascii="Century" w:hAnsi="Century"/>
+        </w:rPr>
+        <w:t xml:space="preserve">) equivalent to the capital advanced in wages (variable capital, </w:t>
+      </w:r>
+      <w:r>
+        <w:rPr>
+          <w:rFonts w:ascii="Century" w:hAnsi="Century"/>
+          <w:i/>
+          <w:iCs/>
+        </w:rPr>
+        <w:t>v</w:t>
+      </w:r>
+      <w:r>
+        <w:rPr>
+          <w:rFonts w:ascii="Century" w:hAnsi="Century"/>
+        </w:rPr>
+        <w:t xml:space="preserve">) and capital advanced in non-human labour inputs as raw materials, instruments, machines, and means of production of machines (constant capital, </w:t>
+      </w:r>
+      <w:r>
+        <w:rPr>
+          <w:rFonts w:ascii="Century" w:hAnsi="Century"/>
+          <w:i/>
+          <w:iCs/>
+        </w:rPr>
+        <w:t>c</w:t>
+      </w:r>
+      <w:r>
+        <w:rPr>
+          <w:rFonts w:ascii="Century" w:hAnsi="Century"/>
+        </w:rPr>
+        <w:t>) during a given turn-over time</w:t>
       </w:r>
       <w:r>
         <w:rPr>
           <w:rFonts w:ascii="Century" w:hAnsi="Century"/>
         </w:rPr>
         <w:t>.</w:t>
-      </w:r>
-      <w:r>
-        <w:rPr>
-          <w:rFonts w:ascii="Century" w:hAnsi="Century"/>
-        </w:rPr>
-        <w:t xml:space="preserve"> </w:t>
-      </w:r>
-      <w:r>
-        <w:rPr>
-          <w:rFonts w:ascii="Century" w:hAnsi="Century"/>
-        </w:rPr>
-        <w:t xml:space="preserve"> </w:t>
-      </w:r>
-      <w:r>
-        <w:rPr>
-          <w:rFonts w:ascii="Century" w:hAnsi="Century"/>
-        </w:rPr>
-        <w:t>A</w:t>
-      </w:r>
-      <w:r>
-        <w:rPr>
-          <w:rFonts w:ascii="Century" w:hAnsi="Century"/>
-        </w:rPr>
-        <w:t xml:space="preserve">s soon as it </w:t>
-      </w:r>
-      <w:r>
-        <w:rPr>
-          <w:rFonts w:ascii="Century" w:hAnsi="Century"/>
-        </w:rPr>
-        <w:t>appears</w:t>
-      </w:r>
-      <w:r>
-        <w:rPr>
-          <w:rFonts w:ascii="Century" w:hAnsi="Century"/>
-        </w:rPr>
-        <w:t xml:space="preserve"> in every </w:t>
-      </w:r>
-      <w:r>
-        <w:rPr>
-          <w:rFonts w:ascii="Century" w:hAnsi="Century"/>
-        </w:rPr>
-        <w:t>instance of the circulation process</w:t>
-      </w:r>
-      <w:r>
-        <w:rPr>
-          <w:rFonts w:ascii="Century" w:hAnsi="Century"/>
-        </w:rPr>
-        <w:t xml:space="preserve"> without being used</w:t>
-      </w:r>
-      <w:r>
-        <w:rPr>
-          <w:rFonts w:ascii="Century" w:hAnsi="Century"/>
-        </w:rPr>
-        <w:t xml:space="preserve"> as </w:t>
-      </w:r>
-      <w:r>
-        <w:rPr>
-          <w:rFonts w:ascii="Century" w:hAnsi="Century"/>
-        </w:rPr>
-        <w:t xml:space="preserve">means of payment </w:t>
-      </w:r>
-      <w:r>
-        <w:rPr>
-          <w:rFonts w:ascii="Century" w:hAnsi="Century"/>
-        </w:rPr>
-        <w:t>w</w:t>
-      </w:r>
-      <w:r>
-        <w:rPr>
-          <w:rFonts w:ascii="Century" w:hAnsi="Century"/>
-        </w:rPr>
-        <w:t>hile still being present</w:t>
-      </w:r>
-      <w:r>
-        <w:rPr>
-          <w:rFonts w:ascii="Century" w:hAnsi="Century"/>
-        </w:rPr>
-        <w:t xml:space="preserve"> on it, constantly, </w:t>
-      </w:r>
-      <w:r>
-        <w:rPr>
-          <w:rFonts w:ascii="Century" w:hAnsi="Century"/>
-        </w:rPr>
-        <w:t>consuming an aliquot part of every value</w:t>
-      </w:r>
-      <w:r>
-        <w:rPr>
-          <w:rFonts w:ascii="Century" w:hAnsi="Century"/>
-        </w:rPr>
-        <w:t xml:space="preserve"> realized</w:t>
-      </w:r>
-      <w:r>
-        <w:rPr>
-          <w:rFonts w:ascii="Century" w:hAnsi="Century"/>
-        </w:rPr>
-        <w:t xml:space="preserve"> by each circulation turn-over</w:t>
-      </w:r>
-      <w:r>
-        <w:rPr>
-          <w:rFonts w:ascii="Century" w:hAnsi="Century"/>
-        </w:rPr>
-        <w:t xml:space="preserve"> time.</w:t>
-      </w:r>
-      <w:r>
-        <w:rPr>
-          <w:rFonts w:ascii="Century" w:hAnsi="Century"/>
-        </w:rPr>
-        <w:t xml:space="preserve"> </w:t>
-      </w:r>
-      <w:r>
-        <w:rPr>
-          <w:rFonts w:ascii="Century" w:hAnsi="Century"/>
-        </w:rPr>
-        <w:t>A</w:t>
-      </w:r>
-      <w:r>
-        <w:rPr>
-          <w:rFonts w:ascii="Century" w:hAnsi="Century"/>
-        </w:rPr>
-        <w:t>n aliquot part of the total surplus</w:t>
-      </w:r>
-      <w:r>
-        <w:rPr>
-          <w:rFonts w:ascii="Century" w:hAnsi="Century"/>
-        </w:rPr>
-        <w:t>-</w:t>
-      </w:r>
-      <w:r>
-        <w:rPr>
-          <w:rFonts w:ascii="Century" w:hAnsi="Century"/>
-        </w:rPr>
-        <w:t>value</w:t>
-      </w:r>
-      <w:r>
-        <w:rPr>
-          <w:rFonts w:ascii="Century" w:hAnsi="Century"/>
-        </w:rPr>
-        <w:t xml:space="preserve"> realized as profit</w:t>
-      </w:r>
-      <w:r>
-        <w:rPr>
-          <w:rFonts w:ascii="Century" w:hAnsi="Century"/>
-        </w:rPr>
-        <w:t xml:space="preserve">, </w:t>
-      </w:r>
-      <w:r>
-        <w:rPr>
-          <w:rFonts w:ascii="Century" w:hAnsi="Century"/>
-        </w:rPr>
-        <w:t xml:space="preserve">melted and hoarded in the </w:t>
-      </w:r>
-      <w:r>
-        <w:rPr>
-          <w:rFonts w:ascii="Century" w:hAnsi="Century"/>
-        </w:rPr>
-        <w:t xml:space="preserve">elementary form of </w:t>
-      </w:r>
-      <w:r>
-        <w:rPr>
-          <w:rFonts w:ascii="Century" w:hAnsi="Century"/>
-        </w:rPr>
-        <w:t xml:space="preserve">money-commodity, as gold fluidly </w:t>
-      </w:r>
-      <w:r>
-        <w:rPr>
-          <w:rFonts w:ascii="Century" w:hAnsi="Century"/>
-        </w:rPr>
-        <w:t xml:space="preserve">distributed </w:t>
-      </w:r>
-      <w:r>
-        <w:rPr>
-          <w:rFonts w:ascii="Century" w:hAnsi="Century"/>
-        </w:rPr>
-        <w:t>exclusively among gold bearers.</w:t>
       </w:r>
     </w:p>
     <w:p>
@@ -7255,7 +7494,13 @@
         <w:rPr>
           <w:rFonts w:ascii="Century" w:hAnsi="Century"/>
         </w:rPr>
-        <w:t xml:space="preserve">Melted in its gold mass accumulated, as the total capitalists wealth historically concentrating the maximum amount of the magnitude of surplus-value technically possible to be captured as </w:t>
+        <w:t>In certain circumstances determined by the development of the production forces, due to the degree of scientific advancement in the productivity of gold mining, the total quantity of</w:t>
+      </w:r>
+      <w:r>
+        <w:rPr>
+          <w:rFonts w:ascii="Century" w:hAnsi="Century"/>
+        </w:rPr>
+        <w:t xml:space="preserve"> gold mined was relative to the amount of it required to accomplish its functions as money-commodity in the process of circulation. As value measure when it is the means of payment for major commerce transactions. And as the material of the standard unit of price fixed in a weighted quantity ideally equivalent to the magnitude of </w:t>
       </w:r>
       <w:r>
         <w:rPr>
@@ -7263,55 +7508,79 @@
           <w:i/>
           <w:iCs/>
         </w:rPr>
-        <w:t>profit</w:t>
-      </w:r>
-      <w:r>
-        <w:rPr>
-          <w:rFonts w:ascii="Century" w:hAnsi="Century"/>
-        </w:rPr>
-        <w:t xml:space="preserve"> in it elementary form of weighted gold (fixed as the standard unit of price), as a portion of the total cost-price (</w:t>
-      </w:r>
-      <w:r>
-        <w:rPr>
-          <w:rFonts w:ascii="Century" w:hAnsi="Century"/>
-          <w:i/>
-          <w:iCs/>
-        </w:rPr>
-        <w:t>k</w:t>
-      </w:r>
-      <w:r>
-        <w:rPr>
-          <w:rFonts w:ascii="Century" w:hAnsi="Century"/>
-        </w:rPr>
-        <w:t xml:space="preserve">) equivalent to the capital advanced in wages (variable capital, </w:t>
-      </w:r>
-      <w:r>
-        <w:rPr>
-          <w:rFonts w:ascii="Century" w:hAnsi="Century"/>
-          <w:i/>
-          <w:iCs/>
-        </w:rPr>
-        <w:t>v</w:t>
-      </w:r>
-      <w:r>
-        <w:rPr>
-          <w:rFonts w:ascii="Century" w:hAnsi="Century"/>
-        </w:rPr>
-        <w:t xml:space="preserve">) and capital advanced in non-human labour inputs as raw materials, instruments, machines, and means of production of machines (constant capital, </w:t>
-      </w:r>
-      <w:r>
-        <w:rPr>
-          <w:rFonts w:ascii="Century" w:hAnsi="Century"/>
-          <w:i/>
-          <w:iCs/>
-        </w:rPr>
-        <w:t>c</w:t>
-      </w:r>
-      <w:r>
-        <w:rPr>
-          <w:rFonts w:ascii="Century" w:hAnsi="Century"/>
-        </w:rPr>
-        <w:t>) during a given turn-over time</w:t>
+        <w:t>real value</w:t>
+      </w:r>
+      <w:r>
+        <w:rPr>
+          <w:rFonts w:ascii="Century" w:hAnsi="Century"/>
+        </w:rPr>
+        <w:t>.</w:t>
+      </w:r>
+      <w:r>
+        <w:rPr>
+          <w:rFonts w:ascii="Century" w:hAnsi="Century"/>
+        </w:rPr>
+        <w:t xml:space="preserve"> </w:t>
+      </w:r>
+      <w:r>
+        <w:rPr>
+          <w:rFonts w:ascii="Century" w:hAnsi="Century"/>
+        </w:rPr>
+        <w:t>T</w:t>
+      </w:r>
+      <w:r>
+        <w:rPr>
+          <w:rFonts w:ascii="Century" w:hAnsi="Century"/>
+        </w:rPr>
+        <w:t>he common measure of all values</w:t>
+      </w:r>
+      <w:r>
+        <w:rPr>
+          <w:rFonts w:ascii="Century" w:hAnsi="Century"/>
+        </w:rPr>
+        <w:t xml:space="preserve">: being </w:t>
+      </w:r>
+      <w:r>
+        <w:rPr>
+          <w:rFonts w:ascii="Century" w:hAnsi="Century"/>
+        </w:rPr>
+        <w:t xml:space="preserve">created by </w:t>
+      </w:r>
+      <w:r>
+        <w:rPr>
+          <w:rFonts w:ascii="Century" w:hAnsi="Century"/>
+        </w:rPr>
+        <w:t>the living force</w:t>
+      </w:r>
+      <w:r>
+        <w:rPr>
+          <w:rFonts w:ascii="Century" w:hAnsi="Century"/>
+        </w:rPr>
+        <w:t>s</w:t>
+      </w:r>
+      <w:r>
+        <w:rPr>
+          <w:rFonts w:ascii="Century" w:hAnsi="Century"/>
+        </w:rPr>
+        <w:t xml:space="preserve"> of production </w:t>
+      </w:r>
+      <w:r>
+        <w:rPr>
+          <w:rFonts w:ascii="Century" w:hAnsi="Century"/>
+        </w:rPr>
+        <w:t>constituted by</w:t>
+      </w:r>
+      <w:r>
+        <w:rPr>
+          <w:rFonts w:ascii="Century" w:hAnsi="Century"/>
+        </w:rPr>
+        <w:t xml:space="preserve"> </w:t>
+      </w:r>
+      <w:r>
+        <w:rPr>
+          <w:rFonts w:ascii="Century" w:hAnsi="Century"/>
+        </w:rPr>
+        <w:t>nature and humans</w:t>
       </w:r>
       <w:r>
         <w:rPr>
@@ -7325,31 +7594,102 @@
         <w:spacing w:before="240" w:line="360" w:lineRule="auto"/>
         <w:rPr>
           <w:rFonts w:ascii="Century" w:hAnsi="Century"/>
+          <w:iCs/>
         </w:rPr>
       </w:pPr>
       <w:r>
         <w:rPr>
           <w:rFonts w:ascii="Century" w:hAnsi="Century"/>
-        </w:rPr>
-        <w:t>In certain circumstances determined by the development of the production forces, due to the degree of scientific advancement in the productivity of gold mining, the total quantity of</w:t>
-      </w:r>
-      <w:r>
-        <w:rPr>
-          <w:rFonts w:ascii="Century" w:hAnsi="Century"/>
-        </w:rPr>
-        <w:t xml:space="preserve"> gold mined was relative to the amount of it required to accomplish its functions as money-commodity in the process of circulation. As value measure when it is the means of payment for major commerce transactions. And as the material of the standard unit of price fixed in a weighted quantity ideally equivalent to the magnitude of </w:t>
-      </w:r>
-      <w:r>
-        <w:rPr>
-          <w:rFonts w:ascii="Century" w:hAnsi="Century"/>
-          <w:i/>
           <w:iCs/>
         </w:rPr>
-        <w:t>real value</w:t>
-      </w:r>
-      <w:r>
-        <w:rPr>
-          <w:rFonts w:ascii="Century" w:hAnsi="Century"/>
+        <w:t xml:space="preserve">Gold hoarding is exponential since 1971, but a crossover between 2006 and 2009 </w:t>
+      </w:r>
+      <w:r>
+        <w:rPr>
+          <w:rFonts w:ascii="Century" w:hAnsi="Century"/>
+          <w:iCs/>
+        </w:rPr>
+        <w:t>coincides</w:t>
+      </w:r>
+      <w:r>
+        <w:rPr>
+          <w:rFonts w:ascii="Century" w:hAnsi="Century"/>
+          <w:iCs/>
+        </w:rPr>
+        <w:t xml:space="preserve"> with the substantive increasing </w:t>
+      </w:r>
+      <w:r>
+        <w:rPr>
+          <w:rFonts w:ascii="Century" w:hAnsi="Century"/>
+          <w:iCs/>
+        </w:rPr>
+        <w:t xml:space="preserve">also in China’s gold reserves, </w:t>
+      </w:r>
+      <w:r>
+        <w:rPr>
+          <w:rFonts w:ascii="Century" w:hAnsi="Century"/>
+          <w:iCs/>
+        </w:rPr>
+        <w:lastRenderedPageBreak/>
+        <w:t>with a first gold considerable purchase in 2003.</w:t>
+      </w:r>
+      <w:r>
+        <w:rPr>
+          <w:rFonts w:ascii="Century" w:hAnsi="Century"/>
+          <w:iCs/>
+        </w:rPr>
+        <w:t xml:space="preserve"> “</w:t>
+      </w:r>
+      <w:r>
+        <w:rPr>
+          <w:rFonts w:ascii="Century" w:hAnsi="Century"/>
+          <w:iCs/>
+        </w:rPr>
+        <w:t>Whenever there is a general disturbance of the mechanism, no matter what its cause, money suddenly and immediately changes over from its merely nominal shape, money of account, into hard cash</w:t>
+      </w:r>
+      <w:r>
+        <w:rPr>
+          <w:rFonts w:ascii="Century" w:hAnsi="Century"/>
+          <w:iCs/>
+        </w:rPr>
+        <w:t xml:space="preserve">”. </w:t>
+      </w:r>
+      <w:proofErr w:type="gramStart"/>
+      <w:r>
+        <w:rPr>
+          <w:rFonts w:ascii="Century" w:hAnsi="Century"/>
+          <w:iCs/>
+        </w:rPr>
+        <w:t>%%[</w:t>
+      </w:r>
+      <w:proofErr w:type="gramEnd"/>
+      <w:r>
+        <w:rPr>
+          <w:rFonts w:ascii="Century" w:hAnsi="Century"/>
+          <w:iCs/>
+        </w:rPr>
+        <w:t>[KV1C3P236L5</w:t>
+      </w:r>
+      <w:proofErr w:type="gramStart"/>
+      <w:r>
+        <w:rPr>
+          <w:rFonts w:ascii="Century" w:hAnsi="Century"/>
+          <w:iCs/>
+        </w:rPr>
+        <w:t>]]%</w:t>
+      </w:r>
+      <w:proofErr w:type="gramEnd"/>
+      <w:r>
+        <w:rPr>
+          <w:rFonts w:ascii="Century" w:hAnsi="Century"/>
+          <w:iCs/>
+        </w:rPr>
+        <w:t>%</w:t>
+      </w:r>
+      <w:r>
+        <w:rPr>
+          <w:rFonts w:ascii="Century" w:hAnsi="Century"/>
+          <w:iCs/>
         </w:rPr>
         <w:t>.</w:t>
       </w:r>
@@ -7362,68 +7702,23 @@
       <w:r>
         <w:rPr>
           <w:rFonts w:ascii="Century" w:hAnsi="Century"/>
-        </w:rPr>
-        <w:t>T</w:t>
-      </w:r>
-      <w:r>
-        <w:rPr>
-          <w:rFonts w:ascii="Century" w:hAnsi="Century"/>
-        </w:rPr>
-        <w:t>he common measure of all values</w:t>
-      </w:r>
-      <w:r>
-        <w:rPr>
-          <w:rFonts w:ascii="Century" w:hAnsi="Century"/>
-        </w:rPr>
-        <w:t xml:space="preserve">: being </w:t>
-      </w:r>
-      <w:r>
-        <w:rPr>
-          <w:rFonts w:ascii="Century" w:hAnsi="Century"/>
-        </w:rPr>
-        <w:t xml:space="preserve">created by </w:t>
-      </w:r>
-      <w:r>
-        <w:rPr>
-          <w:rFonts w:ascii="Century" w:hAnsi="Century"/>
-        </w:rPr>
-        <w:t>the living force</w:t>
-      </w:r>
-      <w:r>
-        <w:rPr>
-          <w:rFonts w:ascii="Century" w:hAnsi="Century"/>
-        </w:rPr>
-        <w:t>s</w:t>
-      </w:r>
-      <w:r>
-        <w:rPr>
-          <w:rFonts w:ascii="Century" w:hAnsi="Century"/>
-        </w:rPr>
-        <w:t xml:space="preserve"> of production </w:t>
-      </w:r>
-      <w:r>
-        <w:rPr>
-          <w:rFonts w:ascii="Century" w:hAnsi="Century"/>
-        </w:rPr>
-        <w:t>constituted by</w:t>
-      </w:r>
-      <w:r>
-        <w:rPr>
-          <w:rFonts w:ascii="Century" w:hAnsi="Century"/>
-        </w:rPr>
-        <w:t xml:space="preserve"> </w:t>
-      </w:r>
-      <w:r>
-        <w:rPr>
-          <w:rFonts w:ascii="Century" w:hAnsi="Century"/>
-        </w:rPr>
-        <w:t>nature and humans</w:t>
-      </w:r>
-      <w:r>
-        <w:rPr>
-          <w:rFonts w:ascii="Century" w:hAnsi="Century"/>
-        </w:rPr>
-        <w:t>.</w:t>
+          <w:iCs/>
+        </w:rPr>
+        <w:t xml:space="preserve">The obstruction of the circuit of capital, and particularly of gold circulation, grows its necessity to hold on to its elementary form of money-commodity, being hoarded with </w:t>
+      </w:r>
+      <w:r>
+        <w:rPr>
+          <w:rFonts w:ascii="Century" w:hAnsi="Century"/>
+          <w:iCs/>
+        </w:rPr>
+        <w:t>strengthened</w:t>
+      </w:r>
+      <w:r>
+        <w:rPr>
+          <w:rFonts w:ascii="Century" w:hAnsi="Century"/>
+          <w:iCs/>
+        </w:rPr>
+        <w:t xml:space="preserve"> voracity.</w:t>
       </w:r>
     </w:p>
     <w:p>
@@ -7431,124 +7726,13 @@
         <w:spacing w:before="240" w:line="360" w:lineRule="auto"/>
         <w:rPr>
           <w:rFonts w:ascii="Century" w:hAnsi="Century"/>
-          <w:iCs/>
         </w:rPr>
       </w:pPr>
       <w:r>
         <w:rPr>
           <w:rFonts w:ascii="Century" w:hAnsi="Century"/>
-          <w:iCs/>
-        </w:rPr>
-        <w:lastRenderedPageBreak/>
-        <w:t xml:space="preserve">Gold hoarding is exponential since 1971, but a crossover between 2006 and 2009 </w:t>
-      </w:r>
-      <w:r>
-        <w:rPr>
-          <w:rFonts w:ascii="Century" w:hAnsi="Century"/>
-          <w:iCs/>
-        </w:rPr>
-        <w:t>coincides</w:t>
-      </w:r>
-      <w:r>
-        <w:rPr>
-          <w:rFonts w:ascii="Century" w:hAnsi="Century"/>
-          <w:iCs/>
-        </w:rPr>
-        <w:t xml:space="preserve"> with the substantive increasing </w:t>
-      </w:r>
-      <w:r>
-        <w:rPr>
-          <w:rFonts w:ascii="Century" w:hAnsi="Century"/>
-          <w:iCs/>
-        </w:rPr>
-        <w:t>also in China’s gold reserves, with a first gold considerable purchase in 2003.</w:t>
-      </w:r>
-      <w:r>
-        <w:rPr>
-          <w:rFonts w:ascii="Century" w:hAnsi="Century"/>
-          <w:iCs/>
-        </w:rPr>
-        <w:t xml:space="preserve"> “</w:t>
-      </w:r>
-      <w:r>
-        <w:rPr>
-          <w:rFonts w:ascii="Century" w:hAnsi="Century"/>
-          <w:iCs/>
-        </w:rPr>
-        <w:t>Whenever there is a general disturbance of the mechanism, no matter what its cause, money suddenly and immediately changes over from its merely nominal shape, money of account, into hard cash</w:t>
-      </w:r>
-      <w:r>
-        <w:rPr>
-          <w:rFonts w:ascii="Century" w:hAnsi="Century"/>
-          <w:iCs/>
-        </w:rPr>
-        <w:t xml:space="preserve">”. </w:t>
-      </w:r>
-      <w:proofErr w:type="gramStart"/>
-      <w:r>
-        <w:rPr>
-          <w:rFonts w:ascii="Century" w:hAnsi="Century"/>
-          <w:iCs/>
-        </w:rPr>
-        <w:t>%%[</w:t>
-      </w:r>
-      <w:proofErr w:type="gramEnd"/>
-      <w:r>
-        <w:rPr>
-          <w:rFonts w:ascii="Century" w:hAnsi="Century"/>
-          <w:iCs/>
-        </w:rPr>
-        <w:t>[KV1C3P236L5</w:t>
-      </w:r>
-      <w:proofErr w:type="gramStart"/>
-      <w:r>
-        <w:rPr>
-          <w:rFonts w:ascii="Century" w:hAnsi="Century"/>
-          <w:iCs/>
-        </w:rPr>
-        <w:t>]]%</w:t>
-      </w:r>
-      <w:proofErr w:type="gramEnd"/>
-      <w:r>
-        <w:rPr>
-          <w:rFonts w:ascii="Century" w:hAnsi="Century"/>
-          <w:iCs/>
-        </w:rPr>
-        <w:t>%</w:t>
-      </w:r>
-      <w:r>
-        <w:rPr>
-          <w:rFonts w:ascii="Century" w:hAnsi="Century"/>
-          <w:iCs/>
-        </w:rPr>
-        <w:t>.</w:t>
-      </w:r>
-      <w:r>
-        <w:rPr>
-          <w:rFonts w:ascii="Century" w:hAnsi="Century"/>
-        </w:rPr>
-        <w:t xml:space="preserve"> </w:t>
-      </w:r>
-      <w:r>
-        <w:rPr>
-          <w:rFonts w:ascii="Century" w:hAnsi="Century"/>
-          <w:iCs/>
-        </w:rPr>
-        <w:t xml:space="preserve">The obstruction of the circuit of capital, and particularly of gold circulation, grows its necessity to hold on to its elementary form of money-commodity, being hoarded with </w:t>
-      </w:r>
-      <w:r>
-        <w:rPr>
-          <w:rFonts w:ascii="Century" w:hAnsi="Century"/>
-          <w:iCs/>
-        </w:rPr>
-        <w:t>strengthened</w:t>
-      </w:r>
-      <w:r>
-        <w:rPr>
-          <w:rFonts w:ascii="Century" w:hAnsi="Century"/>
-          <w:iCs/>
-        </w:rPr>
-        <w:t xml:space="preserve"> voracity.</w:t>
+        </w:rPr>
+        <w:t xml:space="preserve">With the liberalization of gold price, since 1971, the total monetary system debased money from its elementary form. As if in that manner, the use-value of gold as the socially formed universally equivalent, would be suppressed, and replaced by certain specific currency (US Dollar), fixed by a hegemonic arrangement relying only on U.S. hegemony. </w:t>
       </w:r>
     </w:p>
     <w:p>
@@ -7562,7 +7746,35 @@
         <w:rPr>
           <w:rFonts w:ascii="Century" w:hAnsi="Century"/>
         </w:rPr>
-        <w:t xml:space="preserve">With the liberalization of gold price, since 1971, the total monetary system debased money from its elementary form. As if in that manner, the use-value of gold as the socially formed universally equivalent, would be suppressed, and replaced by certain specific currency (US Dollar), fixed by a hegemonic arrangement relying only on U.S. hegemony. </w:t>
+        <w:t>The liberalization of the price of money from its standard of price expressed in a fixed weight of gold as the elementary value form of money-</w:t>
+      </w:r>
+      <w:proofErr w:type="gramStart"/>
+      <w:r>
+        <w:rPr>
+          <w:rFonts w:ascii="Century" w:hAnsi="Century"/>
+        </w:rPr>
+        <w:t>commodity,</w:t>
+      </w:r>
+      <w:proofErr w:type="gramEnd"/>
+      <w:r>
+        <w:rPr>
+          <w:rFonts w:ascii="Century" w:hAnsi="Century"/>
+        </w:rPr>
+        <w:t xml:space="preserve"> raised the price of gold exponentially as well as propel another gold rush. But, as gold didn’t lose completely its properties, its physical properties as standard of price, central and international banks </w:t>
+      </w:r>
+      <w:proofErr w:type="gramStart"/>
+      <w:r>
+        <w:rPr>
+          <w:rFonts w:ascii="Century" w:hAnsi="Century"/>
+        </w:rPr>
+        <w:t>hoard it</w:t>
+      </w:r>
+      <w:proofErr w:type="gramEnd"/>
+      <w:r>
+        <w:rPr>
+          <w:rFonts w:ascii="Century" w:hAnsi="Century"/>
+        </w:rPr>
+        <w:t xml:space="preserve"> with extended voracity, while at the same time state capitalism is benefiting from the exponential upward of the gold-commodity price effecting in the exchange value of its national reserve gold fund. </w:t>
       </w:r>
     </w:p>
     <w:p>
@@ -7576,7 +7788,174 @@
         <w:rPr>
           <w:rFonts w:ascii="Century" w:hAnsi="Century"/>
         </w:rPr>
-        <w:t xml:space="preserve">The liberalization of the price of money from its standard of price expressed in a fixed weight of gold as the elementary value form of money-commodity, raised the price of gold exponentially as well as propel another gold rush. But, as gold didn’t lose completely its properties, its physical properties as standard of price, central and international banks hoard it with extended voracity, while at the same time state capitalism is benefiting from the exponential upward of the gold-commodity price effecting in the exchange value of its national reserve gold fund. </w:t>
+        <w:t>Is the total sum of the different prices of the money-commodity circulating as world money expressing “the direct incarnation of all human labour” through the production of gold?</w:t>
+      </w:r>
+      <w:r>
+        <w:rPr>
+          <w:rFonts w:ascii="Century" w:hAnsi="Century"/>
+        </w:rPr>
+        <w:t xml:space="preserve"> </w:t>
+      </w:r>
+      <w:r>
+        <w:rPr>
+          <w:rFonts w:ascii="Century" w:hAnsi="Century"/>
+        </w:rPr>
+        <w:t>Still considering gold production, the production of gold as a money-commodity, as the process on which the joint “social process of production in a purely atomistic way” %%[[KV1C2P187L20</w:t>
+      </w:r>
+      <w:proofErr w:type="gramStart"/>
+      <w:r>
+        <w:rPr>
+          <w:rFonts w:ascii="Century" w:hAnsi="Century"/>
+        </w:rPr>
+        <w:t>]]%</w:t>
+      </w:r>
+      <w:proofErr w:type="gramEnd"/>
+      <w:r>
+        <w:rPr>
+          <w:rFonts w:ascii="Century" w:hAnsi="Century"/>
+        </w:rPr>
+        <w:t>% “assume a material shape [the gold standard of price]. [W]</w:t>
+      </w:r>
+      <w:proofErr w:type="spellStart"/>
+      <w:r>
+        <w:rPr>
+          <w:rFonts w:ascii="Century" w:hAnsi="Century"/>
+        </w:rPr>
+        <w:t>hich</w:t>
+      </w:r>
+      <w:proofErr w:type="spellEnd"/>
+      <w:r>
+        <w:rPr>
+          <w:rFonts w:ascii="Century" w:hAnsi="Century"/>
+        </w:rPr>
+        <w:t xml:space="preserve"> [appropriation] is independent of their control and their conscious individual action”</w:t>
+      </w:r>
+      <w:r>
+        <w:rPr>
+          <w:rFonts w:ascii="Century" w:hAnsi="Century"/>
+        </w:rPr>
+        <w:t>.</w:t>
+      </w:r>
+      <w:r>
+        <w:rPr>
+          <w:rFonts w:ascii="Century" w:hAnsi="Century"/>
+        </w:rPr>
+        <w:t xml:space="preserve"> </w:t>
+      </w:r>
+      <w:proofErr w:type="gramStart"/>
+      <w:r>
+        <w:rPr>
+          <w:rFonts w:ascii="Century" w:hAnsi="Century"/>
+        </w:rPr>
+        <w:t>%%[</w:t>
+      </w:r>
+      <w:proofErr w:type="gramEnd"/>
+      <w:r>
+        <w:rPr>
+          <w:rFonts w:ascii="Century" w:hAnsi="Century"/>
+        </w:rPr>
+        <w:t>[KV1C2P187L22</w:t>
+      </w:r>
+      <w:proofErr w:type="gramStart"/>
+      <w:r>
+        <w:rPr>
+          <w:rFonts w:ascii="Century" w:hAnsi="Century"/>
+        </w:rPr>
+        <w:t>]]%</w:t>
+      </w:r>
+      <w:proofErr w:type="gramEnd"/>
+      <w:r>
+        <w:rPr>
+          <w:rFonts w:ascii="Century" w:hAnsi="Century"/>
+        </w:rPr>
+        <w:t xml:space="preserve">%. </w:t>
+      </w:r>
+      <w:r>
+        <w:rPr>
+          <w:rFonts w:ascii="Century" w:hAnsi="Century"/>
+        </w:rPr>
+        <w:t>%%[[KV1C2P187L18</w:t>
+      </w:r>
+      <w:proofErr w:type="gramStart"/>
+      <w:r>
+        <w:rPr>
+          <w:rFonts w:ascii="Century" w:hAnsi="Century"/>
+        </w:rPr>
+        <w:t>]]%</w:t>
+      </w:r>
+      <w:proofErr w:type="gramEnd"/>
+      <w:r>
+        <w:rPr>
+          <w:rFonts w:ascii="Century" w:hAnsi="Century"/>
+        </w:rPr>
+        <w:t xml:space="preserve">%  </w:t>
+      </w:r>
+      <w:r>
+        <w:rPr>
+          <w:rFonts w:ascii="Century" w:hAnsi="Century"/>
+        </w:rPr>
+        <w:t xml:space="preserve">. So gold is world money </w:t>
+      </w:r>
+      <w:r>
+        <w:rPr>
+          <w:rFonts w:ascii="Century" w:hAnsi="Century"/>
+        </w:rPr>
+        <w:lastRenderedPageBreak/>
+        <w:t>because it is “</w:t>
+      </w:r>
+      <w:r>
+        <w:rPr>
+          <w:rFonts w:ascii="Century" w:hAnsi="Century"/>
+        </w:rPr>
+        <w:t xml:space="preserve">the </w:t>
+      </w:r>
+      <w:proofErr w:type="gramStart"/>
+      <w:r>
+        <w:rPr>
+          <w:rFonts w:ascii="Century" w:hAnsi="Century"/>
+        </w:rPr>
+        <w:t>directly  social</w:t>
+      </w:r>
+      <w:proofErr w:type="gramEnd"/>
+      <w:r>
+        <w:rPr>
+          <w:rFonts w:ascii="Century" w:hAnsi="Century"/>
+        </w:rPr>
+        <w:t xml:space="preserve"> form of realization of human labour in the abstract</w:t>
+      </w:r>
+      <w:r>
+        <w:rPr>
+          <w:rFonts w:ascii="Century" w:hAnsi="Century"/>
+        </w:rPr>
+        <w:t xml:space="preserve">”. </w:t>
+      </w:r>
+      <w:proofErr w:type="gramStart"/>
+      <w:r>
+        <w:rPr>
+          <w:rFonts w:ascii="Century" w:hAnsi="Century"/>
+        </w:rPr>
+        <w:t>%%[</w:t>
+      </w:r>
+      <w:proofErr w:type="gramEnd"/>
+      <w:r>
+        <w:rPr>
+          <w:rFonts w:ascii="Century" w:hAnsi="Century"/>
+        </w:rPr>
+        <w:t>[KV1C3P241L1</w:t>
+      </w:r>
+      <w:proofErr w:type="gramStart"/>
+      <w:r>
+        <w:rPr>
+          <w:rFonts w:ascii="Century" w:hAnsi="Century"/>
+        </w:rPr>
+        <w:t>]]%</w:t>
+      </w:r>
+      <w:proofErr w:type="gramEnd"/>
+      <w:r>
+        <w:rPr>
+          <w:rFonts w:ascii="Century" w:hAnsi="Century"/>
+        </w:rPr>
+        <w:t>%.</w:t>
       </w:r>
     </w:p>
     <w:p>
@@ -7590,174 +7969,7 @@
         <w:rPr>
           <w:rFonts w:ascii="Century" w:hAnsi="Century"/>
         </w:rPr>
-        <w:t>Is the total sum of the different prices of the money-commodity circulating as world money expressing “the direct incarnation of all human labour” through the production of gold?</w:t>
-      </w:r>
-      <w:r>
-        <w:rPr>
-          <w:rFonts w:ascii="Century" w:hAnsi="Century"/>
-        </w:rPr>
-        <w:t xml:space="preserve"> </w:t>
-      </w:r>
-      <w:r>
-        <w:rPr>
-          <w:rFonts w:ascii="Century" w:hAnsi="Century"/>
-        </w:rPr>
-        <w:t>Still considering gold production, the production of gold as a money-commodity, as the process on which the joint “social process of production in a purely atomistic way” %%[[KV1C2P187L20</w:t>
-      </w:r>
-      <w:proofErr w:type="gramStart"/>
-      <w:r>
-        <w:rPr>
-          <w:rFonts w:ascii="Century" w:hAnsi="Century"/>
-        </w:rPr>
-        <w:t>]]%</w:t>
-      </w:r>
-      <w:proofErr w:type="gramEnd"/>
-      <w:r>
-        <w:rPr>
-          <w:rFonts w:ascii="Century" w:hAnsi="Century"/>
-        </w:rPr>
-        <w:t>% “assume a material shape [the gold standard of price]. [W]</w:t>
-      </w:r>
-      <w:proofErr w:type="spellStart"/>
-      <w:r>
-        <w:rPr>
-          <w:rFonts w:ascii="Century" w:hAnsi="Century"/>
-        </w:rPr>
-        <w:t>hich</w:t>
-      </w:r>
-      <w:proofErr w:type="spellEnd"/>
-      <w:r>
-        <w:rPr>
-          <w:rFonts w:ascii="Century" w:hAnsi="Century"/>
-        </w:rPr>
-        <w:t xml:space="preserve"> [appropriation] is </w:t>
-      </w:r>
-      <w:r>
-        <w:rPr>
-          <w:rFonts w:ascii="Century" w:hAnsi="Century"/>
-        </w:rPr>
-        <w:lastRenderedPageBreak/>
-        <w:t>independent of their control and their conscious individual action”</w:t>
-      </w:r>
-      <w:r>
-        <w:rPr>
-          <w:rFonts w:ascii="Century" w:hAnsi="Century"/>
-        </w:rPr>
-        <w:t>.</w:t>
-      </w:r>
-      <w:r>
-        <w:rPr>
-          <w:rFonts w:ascii="Century" w:hAnsi="Century"/>
-        </w:rPr>
-        <w:t xml:space="preserve"> </w:t>
-      </w:r>
-      <w:proofErr w:type="gramStart"/>
-      <w:r>
-        <w:rPr>
-          <w:rFonts w:ascii="Century" w:hAnsi="Century"/>
-        </w:rPr>
-        <w:t>%%[</w:t>
-      </w:r>
-      <w:proofErr w:type="gramEnd"/>
-      <w:r>
-        <w:rPr>
-          <w:rFonts w:ascii="Century" w:hAnsi="Century"/>
-        </w:rPr>
-        <w:t>[KV1C2P187L22</w:t>
-      </w:r>
-      <w:proofErr w:type="gramStart"/>
-      <w:r>
-        <w:rPr>
-          <w:rFonts w:ascii="Century" w:hAnsi="Century"/>
-        </w:rPr>
-        <w:t>]]%</w:t>
-      </w:r>
-      <w:proofErr w:type="gramEnd"/>
-      <w:r>
-        <w:rPr>
-          <w:rFonts w:ascii="Century" w:hAnsi="Century"/>
-        </w:rPr>
-        <w:t xml:space="preserve">%. </w:t>
-      </w:r>
-      <w:r>
-        <w:rPr>
-          <w:rFonts w:ascii="Century" w:hAnsi="Century"/>
-        </w:rPr>
-        <w:t>%%[[KV1C2P187L18</w:t>
-      </w:r>
-      <w:proofErr w:type="gramStart"/>
-      <w:r>
-        <w:rPr>
-          <w:rFonts w:ascii="Century" w:hAnsi="Century"/>
-        </w:rPr>
-        <w:t>]]%</w:t>
-      </w:r>
-      <w:proofErr w:type="gramEnd"/>
-      <w:r>
-        <w:rPr>
-          <w:rFonts w:ascii="Century" w:hAnsi="Century"/>
-        </w:rPr>
-        <w:t xml:space="preserve">%  </w:t>
-      </w:r>
-      <w:r>
-        <w:rPr>
-          <w:rFonts w:ascii="Century" w:hAnsi="Century"/>
-        </w:rPr>
-        <w:t>. So gold is world money because it is “</w:t>
-      </w:r>
-      <w:r>
-        <w:rPr>
-          <w:rFonts w:ascii="Century" w:hAnsi="Century"/>
-        </w:rPr>
-        <w:t xml:space="preserve">the </w:t>
-      </w:r>
-      <w:proofErr w:type="gramStart"/>
-      <w:r>
-        <w:rPr>
-          <w:rFonts w:ascii="Century" w:hAnsi="Century"/>
-        </w:rPr>
-        <w:t>directly  social</w:t>
-      </w:r>
-      <w:proofErr w:type="gramEnd"/>
-      <w:r>
-        <w:rPr>
-          <w:rFonts w:ascii="Century" w:hAnsi="Century"/>
-        </w:rPr>
-        <w:t xml:space="preserve"> form of realization of human labour in the abstract</w:t>
-      </w:r>
-      <w:r>
-        <w:rPr>
-          <w:rFonts w:ascii="Century" w:hAnsi="Century"/>
-        </w:rPr>
-        <w:t xml:space="preserve">”. </w:t>
-      </w:r>
-      <w:proofErr w:type="gramStart"/>
-      <w:r>
-        <w:rPr>
-          <w:rFonts w:ascii="Century" w:hAnsi="Century"/>
-        </w:rPr>
-        <w:t>%%[</w:t>
-      </w:r>
-      <w:proofErr w:type="gramEnd"/>
-      <w:r>
-        <w:rPr>
-          <w:rFonts w:ascii="Century" w:hAnsi="Century"/>
-        </w:rPr>
-        <w:t>[KV1C3P241L1</w:t>
-      </w:r>
-      <w:proofErr w:type="gramStart"/>
-      <w:r>
-        <w:rPr>
-          <w:rFonts w:ascii="Century" w:hAnsi="Century"/>
-        </w:rPr>
-        <w:t>]]%</w:t>
-      </w:r>
-      <w:proofErr w:type="gramEnd"/>
-      <w:r>
-        <w:rPr>
-          <w:rFonts w:ascii="Century" w:hAnsi="Century"/>
-        </w:rPr>
-        <w:t>%.</w:t>
+        <w:t xml:space="preserve">Indeed, the rise in the productivity of labor in gold production changed the quantity of the standard of value measure of money that is being produced by an equivalent abstract quantity of labor, while the price of gold growth exponentially as it is hoarded in its money-commodity form of value by the international finance state capitalists in reserves funds. As the circulation of the commodities and their transubstantiation into money are by their exchange scale, the chance of social accident by which the circuit M-C-M’ is being obstructed, mediate between the necessary conversion of commodities into money, correspondent to the process of transformation of surplus-value into profit. </w:t>
       </w:r>
     </w:p>
     <w:p>
@@ -7771,7 +7983,13 @@
         <w:rPr>
           <w:rFonts w:ascii="Century" w:hAnsi="Century"/>
         </w:rPr>
-        <w:t xml:space="preserve">Indeed, the rise in the productivity of labor in gold production changed the quantity of the standard of value measure of money that is being produced by an equivalent abstract quantity of labor, while the price of gold growth exponentially as it is hoarded in its money-commodity form of value by the international finance state capitalists in reserves funds. As the circulation of the commodities and their transubstantiation into money are by their exchange scale, the chance of social accident by which the circuit M-C-M’ is being obstructed, mediate between the necessary conversion of commodities into money, correspondent to the process of transformation of surplus-value into profit. </w:t>
+        <w:t xml:space="preserve">Is it not in the transition forms in which we should pay attention? What is to be done? Historically, the exchange process produced the accumulation of gold as a universal equivalent commodity </w:t>
+      </w:r>
+      <w:r>
+        <w:rPr>
+          <w:rFonts w:ascii="Century" w:hAnsi="Century"/>
+        </w:rPr>
+        <w:t>which becomes real money: the exchange value of money physically expressed by gold.</w:t>
       </w:r>
     </w:p>
     <w:p>
@@ -7785,13 +8003,35 @@
         <w:rPr>
           <w:rFonts w:ascii="Century" w:hAnsi="Century"/>
         </w:rPr>
-        <w:t xml:space="preserve">Is it not in the transition forms in which we should pay attention? What is to be done? Historically, the exchange process produced the accumulation of gold as a universal equivalent commodity </w:t>
-      </w:r>
-      <w:r>
-        <w:rPr>
-          <w:rFonts w:ascii="Century" w:hAnsi="Century"/>
-        </w:rPr>
-        <w:t>which becomes real money: the exchange value of money physically expressed by gold.</w:t>
+        <w:t xml:space="preserve">Really, we know that the appropriation of gold is dependent on our control of the territories, cursed and not blessed by productive mines. The antimining struggles are in that sense, mediating between the chances and the social </w:t>
+      </w:r>
+      <w:proofErr w:type="gramStart"/>
+      <w:r>
+        <w:rPr>
+          <w:rFonts w:ascii="Century" w:hAnsi="Century"/>
+        </w:rPr>
+        <w:t>accidents</w:t>
+      </w:r>
+      <w:proofErr w:type="gramEnd"/>
+      <w:r>
+        <w:rPr>
+          <w:rFonts w:ascii="Century" w:hAnsi="Century"/>
+        </w:rPr>
+        <w:t xml:space="preserve"> which determine the realization of the accumulation of profits, produced by the exploitation of the total labour advanced in a certain period. Labour is in that sense, overdetermining the profit rate fall, not only as variable capital, but historically, getting back at the circulation process with the power </w:t>
+      </w:r>
+      <w:proofErr w:type="gramStart"/>
+      <w:r>
+        <w:rPr>
+          <w:rFonts w:ascii="Century" w:hAnsi="Century"/>
+        </w:rPr>
+        <w:t>of class</w:t>
+      </w:r>
+      <w:proofErr w:type="gramEnd"/>
+      <w:r>
+        <w:rPr>
+          <w:rFonts w:ascii="Century" w:hAnsi="Century"/>
+        </w:rPr>
+        <w:t xml:space="preserve"> struggle. </w:t>
       </w:r>
     </w:p>
     <w:p>
@@ -7805,28 +8045,14 @@
         <w:rPr>
           <w:rFonts w:ascii="Century" w:hAnsi="Century"/>
         </w:rPr>
-        <w:t xml:space="preserve">Really, we know that the appropriation of gold is dependent on our control of the territories, cursed and not blessed by productive mines. The antimining struggles are in that sense, mediating between the chances and the social accidents which determine the realization of the accumulation of profits, produced by the exploitation of the total labour advanced in a certain period. Labour is in that sense, overdetermining the profit rate fall, not only as variable capital, but historically, getting back at the circulation process with the power of class struggle. </w:t>
-      </w:r>
-    </w:p>
-    <w:p>
-      <w:pPr>
-        <w:spacing w:before="240" w:line="360" w:lineRule="auto"/>
-        <w:rPr>
-          <w:rFonts w:ascii="Century" w:hAnsi="Century"/>
-        </w:rPr>
-      </w:pPr>
-      <w:r>
-        <w:rPr>
-          <w:rFonts w:ascii="Century" w:hAnsi="Century"/>
-        </w:rPr>
-        <w:t xml:space="preserve">Also, while the imaginary, ideal, character of the money-form of value or price of the commodities, highlight the fictitious essence of money and its permanent </w:t>
+        <w:t xml:space="preserve">Also, while the imaginary, ideal, character of the money-form of value or price of the commodities, highlight the fictitious essence of money and its permanent expulsion from the circulation process of commodities (C-M-C); the relevance of the analysis of the standard of price for the study of the reproduction crisis of </w:t>
       </w:r>
       <w:r>
         <w:rPr>
           <w:rFonts w:ascii="Century" w:hAnsi="Century"/>
         </w:rPr>
         <w:lastRenderedPageBreak/>
-        <w:t>expulsion from the circulation process of commodities (C-M-C); the relevance of the analysis of the standard of price for the study of the reproduction crisis of finance capital may be critical for the development of theoretical assumptions build over Marx’s critique to the political economy of the bourgeoisie society, considering the reforms to the gold standard of the international monetary system during 1968 and 1971, and its actual shift under the present critical juncture of transition to a new international monetary system, non-restricted by the dollar hegemony.</w:t>
+        <w:t>finance capital may be critical for the development of theoretical assumptions build over Marx’s critique to the political economy of the bourgeoisie society, considering the reforms to the gold standard of the international monetary system during 1968 and 1971, and its actual shift under the present critical juncture of transition to a new international monetary system, non-restricted by the dollar hegemony.</w:t>
       </w:r>
       <w:r>
         <w:rPr>

--- a/obsidian-history-vault-master/09 courses/UCSB/Sociology UCSB/Kevin Anderson/Marx Seminar/KV1C2C3_vF.docx
+++ b/obsidian-history-vault-master/09 courses/UCSB/Sociology UCSB/Kevin Anderson/Marx Seminar/KV1C2C3_vF.docx
@@ -5,13 +5,171 @@
     <w:p>
       <w:pPr>
         <w:pStyle w:val="Ttulo"/>
-        <w:ind w:left="1440" w:hanging="1440"/>
+        <w:rPr>
+          <w:smallCaps/>
+          <w:color w:val="auto"/>
+          <w:sz w:val="28"/>
+        </w:rPr>
       </w:pPr>
       <w:r>
-        <w:t>The subsumption of circulation over exchange and the forgotten determinants of value metamorphosis</w:t>
-      </w:r>
-      <w:r>
-        <w:t>. A gold-centered approach</w:t>
+        <w:rPr>
+          <w:smallCaps/>
+          <w:color w:val="auto"/>
+          <w:sz w:val="28"/>
+        </w:rPr>
+        <w:t xml:space="preserve">A </w:t>
+      </w:r>
+      <w:r>
+        <w:rPr>
+          <w:smallCaps/>
+          <w:color w:val="auto"/>
+          <w:sz w:val="28"/>
+        </w:rPr>
+        <w:t>G</w:t>
+      </w:r>
+      <w:r>
+        <w:rPr>
+          <w:smallCaps/>
+          <w:color w:val="auto"/>
+          <w:sz w:val="28"/>
+        </w:rPr>
+        <w:t>old-</w:t>
+      </w:r>
+      <w:r>
+        <w:rPr>
+          <w:smallCaps/>
+          <w:color w:val="auto"/>
+          <w:sz w:val="28"/>
+        </w:rPr>
+        <w:t xml:space="preserve"> c</w:t>
+      </w:r>
+      <w:r>
+        <w:rPr>
+          <w:smallCaps/>
+          <w:color w:val="auto"/>
+          <w:sz w:val="28"/>
+        </w:rPr>
+        <w:t xml:space="preserve">entered </w:t>
+      </w:r>
+      <w:r>
+        <w:rPr>
+          <w:smallCaps/>
+          <w:color w:val="auto"/>
+          <w:sz w:val="28"/>
+        </w:rPr>
+        <w:t>A</w:t>
+      </w:r>
+      <w:r>
+        <w:rPr>
+          <w:smallCaps/>
+          <w:color w:val="auto"/>
+          <w:sz w:val="28"/>
+        </w:rPr>
+        <w:t xml:space="preserve">pproach to </w:t>
+      </w:r>
+      <w:r>
+        <w:rPr>
+          <w:smallCaps/>
+          <w:color w:val="auto"/>
+          <w:sz w:val="28"/>
+        </w:rPr>
+        <w:t xml:space="preserve">the </w:t>
+      </w:r>
+      <w:r>
+        <w:rPr>
+          <w:smallCaps/>
+          <w:color w:val="auto"/>
+          <w:sz w:val="28"/>
+        </w:rPr>
+        <w:t xml:space="preserve">Circuit of </w:t>
+      </w:r>
+      <w:r>
+        <w:rPr>
+          <w:smallCaps/>
+          <w:color w:val="auto"/>
+          <w:sz w:val="28"/>
+        </w:rPr>
+        <w:t>S</w:t>
+      </w:r>
+      <w:r>
+        <w:rPr>
+          <w:smallCaps/>
+          <w:color w:val="auto"/>
+          <w:sz w:val="28"/>
+        </w:rPr>
+        <w:t>ubsumption and</w:t>
+      </w:r>
+      <w:r>
+        <w:rPr>
+          <w:smallCaps/>
+          <w:color w:val="auto"/>
+          <w:sz w:val="28"/>
+        </w:rPr>
+        <w:t xml:space="preserve"> </w:t>
+      </w:r>
+      <w:r>
+        <w:rPr>
+          <w:smallCaps/>
+          <w:color w:val="auto"/>
+          <w:sz w:val="28"/>
+        </w:rPr>
+        <w:t>F</w:t>
+      </w:r>
+      <w:r>
+        <w:rPr>
+          <w:smallCaps/>
+          <w:color w:val="auto"/>
+          <w:sz w:val="28"/>
+        </w:rPr>
+        <w:t xml:space="preserve">orgotten </w:t>
+      </w:r>
+      <w:r>
+        <w:rPr>
+          <w:smallCaps/>
+          <w:color w:val="auto"/>
+          <w:sz w:val="28"/>
+        </w:rPr>
+        <w:t>D</w:t>
+      </w:r>
+      <w:r>
+        <w:rPr>
+          <w:smallCaps/>
+          <w:color w:val="auto"/>
+          <w:sz w:val="28"/>
+        </w:rPr>
+        <w:t xml:space="preserve">eterminants of </w:t>
+      </w:r>
+      <w:r>
+        <w:rPr>
+          <w:smallCaps/>
+          <w:color w:val="auto"/>
+          <w:sz w:val="28"/>
+        </w:rPr>
+        <w:t>V</w:t>
+      </w:r>
+      <w:r>
+        <w:rPr>
+          <w:smallCaps/>
+          <w:color w:val="auto"/>
+          <w:sz w:val="28"/>
+        </w:rPr>
+        <w:t xml:space="preserve">alue </w:t>
+      </w:r>
+      <w:r>
+        <w:rPr>
+          <w:smallCaps/>
+          <w:color w:val="auto"/>
+          <w:sz w:val="28"/>
+        </w:rPr>
+        <w:t>M</w:t>
+      </w:r>
+      <w:r>
+        <w:rPr>
+          <w:smallCaps/>
+          <w:color w:val="auto"/>
+          <w:sz w:val="28"/>
+        </w:rPr>
+        <w:t>etamorphosis</w:t>
       </w:r>
     </w:p>
     <w:p>
@@ -38,19 +196,61 @@
         <w:rPr>
           <w:rFonts w:ascii="Century" w:hAnsi="Century"/>
         </w:rPr>
-        <w:t>society, focusing on the subsumption of circulation over exchange and the determinants of value metamorphosis. It delves into the role of commodities, money, and gold in the exchange process, highlighting their significance in the development of</w:t>
-      </w:r>
-      <w:r>
-        <w:rPr>
-          <w:rFonts w:ascii="Century" w:hAnsi="Century"/>
-        </w:rPr>
-        <w:t xml:space="preserve"> </w:t>
-      </w:r>
-      <w:r>
-        <w:rPr>
-          <w:rFonts w:ascii="Century" w:hAnsi="Century"/>
-        </w:rPr>
-        <w:t>bourgeois societies</w:t>
+        <w:t xml:space="preserve">society, focusing on the subsumption of circulation over exchange and the determinants of value metamorphosis. It </w:t>
+      </w:r>
+      <w:r>
+        <w:rPr>
+          <w:rFonts w:ascii="Century" w:hAnsi="Century"/>
+        </w:rPr>
+        <w:t>examines</w:t>
+      </w:r>
+      <w:r>
+        <w:rPr>
+          <w:rFonts w:ascii="Century" w:hAnsi="Century"/>
+        </w:rPr>
+        <w:t xml:space="preserve"> </w:t>
+      </w:r>
+      <w:r>
+        <w:rPr>
+          <w:rFonts w:ascii="Century" w:hAnsi="Century"/>
+        </w:rPr>
+        <w:t xml:space="preserve">the role of commodities, money, and gold in the exchange process, highlighting their significance </w:t>
+      </w:r>
+      <w:r>
+        <w:rPr>
+          <w:rFonts w:ascii="Century" w:hAnsi="Century"/>
+        </w:rPr>
+        <w:t>for</w:t>
+      </w:r>
+      <w:r>
+        <w:rPr>
+          <w:rFonts w:ascii="Century" w:hAnsi="Century"/>
+        </w:rPr>
+        <w:t xml:space="preserve"> the </w:t>
+      </w:r>
+      <w:r>
+        <w:rPr>
+          <w:rFonts w:ascii="Century" w:hAnsi="Century"/>
+        </w:rPr>
+        <w:t xml:space="preserve">historical </w:t>
+      </w:r>
+      <w:r>
+        <w:rPr>
+          <w:rFonts w:ascii="Century" w:hAnsi="Century"/>
+        </w:rPr>
+        <w:t>development of</w:t>
+      </w:r>
+      <w:r>
+        <w:rPr>
+          <w:rFonts w:ascii="Century" w:hAnsi="Century"/>
+        </w:rPr>
+        <w:t xml:space="preserve"> </w:t>
+      </w:r>
+      <w:r>
+        <w:rPr>
+          <w:rFonts w:ascii="Century" w:hAnsi="Century"/>
+        </w:rPr>
+        <w:t>capital’s mode of reproduction</w:t>
       </w:r>
       <w:r>
         <w:rPr>
@@ -147,230 +347,163 @@
         <w:rPr>
           <w:rFonts w:ascii="Century" w:hAnsi="Century"/>
         </w:rPr>
-        <w:t>gold still holds value as real capital</w:t>
-      </w:r>
-      <w:r>
-        <w:rPr>
-          <w:rFonts w:ascii="Century" w:hAnsi="Century"/>
-        </w:rPr>
-        <w:t xml:space="preserve"> and </w:t>
-      </w:r>
-      <w:r>
-        <w:rPr>
-          <w:rFonts w:ascii="Century" w:hAnsi="Century"/>
-        </w:rPr>
-        <w:t>measure</w:t>
-      </w:r>
-      <w:r>
-        <w:rPr>
-          <w:rFonts w:ascii="Century" w:hAnsi="Century"/>
-        </w:rPr>
-        <w:t xml:space="preserve"> </w:t>
-      </w:r>
-      <w:r>
-        <w:rPr>
-          <w:rFonts w:ascii="Century" w:hAnsi="Century"/>
-        </w:rPr>
-        <w:t>unit</w:t>
-      </w:r>
-      <w:r>
-        <w:rPr>
-          <w:rFonts w:ascii="Century" w:hAnsi="Century"/>
-        </w:rPr>
-        <w:t xml:space="preserve"> of price, despite </w:t>
-      </w:r>
-      <w:r>
-        <w:rPr>
-          <w:rFonts w:ascii="Century" w:hAnsi="Century"/>
-        </w:rPr>
-        <w:t xml:space="preserve">the U.S. Dollar is </w:t>
-      </w:r>
-      <w:r>
-        <w:rPr>
-          <w:rFonts w:ascii="Century" w:hAnsi="Century"/>
-        </w:rPr>
-        <w:t xml:space="preserve">no longer </w:t>
-      </w:r>
-      <w:r>
-        <w:rPr>
-          <w:rFonts w:ascii="Century" w:hAnsi="Century"/>
-        </w:rPr>
-        <w:t>directly</w:t>
-      </w:r>
-      <w:r>
-        <w:rPr>
-          <w:rFonts w:ascii="Century" w:hAnsi="Century"/>
-        </w:rPr>
-        <w:t xml:space="preserve"> </w:t>
-      </w:r>
-      <w:r>
-        <w:rPr>
-          <w:rFonts w:ascii="Century" w:hAnsi="Century"/>
-        </w:rPr>
-        <w:t>tie</w:t>
-      </w:r>
-      <w:r>
-        <w:rPr>
-          <w:rFonts w:ascii="Century" w:hAnsi="Century"/>
-        </w:rPr>
-        <w:t xml:space="preserve"> </w:t>
-      </w:r>
-      <w:r>
-        <w:rPr>
-          <w:rFonts w:ascii="Century" w:hAnsi="Century"/>
-        </w:rPr>
-        <w:t xml:space="preserve">to the gold standard. </w:t>
-      </w:r>
-      <w:r>
-        <w:rPr>
-          <w:rFonts w:ascii="Century" w:hAnsi="Century"/>
-        </w:rPr>
-        <w:t>F</w:t>
-      </w:r>
-      <w:r>
-        <w:rPr>
-          <w:rFonts w:ascii="Century" w:hAnsi="Century"/>
-        </w:rPr>
-        <w:t xml:space="preserve">urthermore, </w:t>
-      </w:r>
-      <w:r>
-        <w:rPr>
-          <w:rFonts w:ascii="Century" w:hAnsi="Century"/>
-        </w:rPr>
-        <w:t>t</w:t>
-      </w:r>
-      <w:r>
-        <w:rPr>
-          <w:rFonts w:ascii="Century" w:hAnsi="Century"/>
-        </w:rPr>
-        <w:t>he significance of gold as a standard of price,</w:t>
-      </w:r>
-      <w:r>
-        <w:rPr>
-          <w:rFonts w:ascii="Century" w:hAnsi="Century"/>
-        </w:rPr>
-        <w:t xml:space="preserve"> pushing the gold rush</w:t>
-      </w:r>
-      <w:r>
-        <w:rPr>
-          <w:rFonts w:ascii="Century" w:hAnsi="Century"/>
-        </w:rPr>
-        <w:t xml:space="preserve"> </w:t>
-      </w:r>
-      <w:r>
-        <w:rPr>
-          <w:rFonts w:ascii="Century" w:hAnsi="Century"/>
-          <w:highlight w:val="yellow"/>
-        </w:rPr>
-        <w:t xml:space="preserve">in circulation are central to understanding the </w:t>
-      </w:r>
-      <w:r>
-        <w:rPr>
-          <w:rFonts w:ascii="Century" w:hAnsi="Century"/>
-          <w:highlight w:val="yellow"/>
-        </w:rPr>
-        <w:t xml:space="preserve">ongoing </w:t>
-      </w:r>
-      <w:r>
-        <w:rPr>
-          <w:rFonts w:ascii="Century" w:hAnsi="Century"/>
-          <w:highlight w:val="yellow"/>
-        </w:rPr>
-        <w:t>complexities of the world monetary system.</w:t>
+        <w:t>gold still holds</w:t>
+      </w:r>
+      <w:r>
+        <w:rPr>
+          <w:rFonts w:ascii="Century" w:hAnsi="Century"/>
+        </w:rPr>
+        <w:t xml:space="preserve"> as real capital and despite the U.S. Dollar standard</w:t>
+      </w:r>
+      <w:r>
+        <w:rPr>
+          <w:rFonts w:ascii="Century" w:hAnsi="Century"/>
+        </w:rPr>
+        <w:t xml:space="preserve"> of price is not </w:t>
+      </w:r>
+      <w:r>
+        <w:rPr>
+          <w:rFonts w:ascii="Century" w:hAnsi="Century"/>
+        </w:rPr>
+        <w:t xml:space="preserve">expressed in </w:t>
+      </w:r>
+      <w:r>
+        <w:rPr>
+          <w:rFonts w:ascii="Century" w:hAnsi="Century"/>
+        </w:rPr>
+        <w:t>weighted gold</w:t>
+      </w:r>
+      <w:r>
+        <w:rPr>
+          <w:rFonts w:ascii="Century" w:hAnsi="Century"/>
+        </w:rPr>
+        <w:t xml:space="preserve"> after Bretton Woods reforms</w:t>
+      </w:r>
+      <w:r>
+        <w:rPr>
+          <w:rFonts w:ascii="Century" w:hAnsi="Century"/>
+        </w:rPr>
+        <w:t xml:space="preserve">, but </w:t>
+      </w:r>
+      <w:r>
+        <w:rPr>
+          <w:rFonts w:ascii="Century" w:hAnsi="Century"/>
+        </w:rPr>
+        <w:t>in a fixed proportion of its unit measure of price</w:t>
+      </w:r>
+      <w:r>
+        <w:rPr>
+          <w:rFonts w:ascii="Century" w:hAnsi="Century"/>
+        </w:rPr>
+        <w:t>.</w:t>
       </w:r>
     </w:p>
     <w:p>
       <w:pPr>
         <w:spacing w:before="240" w:line="360" w:lineRule="auto"/>
         <w:rPr>
-          <w:rFonts w:ascii="Century" w:hAnsi="Century"/>
+          <w:rFonts w:ascii="Century Schoolbook" w:hAnsi="Century Schoolbook"/>
         </w:rPr>
       </w:pPr>
       <w:r>
         <w:rPr>
           <w:rFonts w:ascii="Century Schoolbook" w:hAnsi="Century Schoolbook"/>
-          <w:smallCaps/>
-        </w:rPr>
-        <w:t>Devil lives in the details</w:t>
-      </w:r>
-      <w:r>
-        <w:rPr>
-          <w:rFonts w:ascii="Century" w:hAnsi="Century"/>
-        </w:rPr>
-        <w:t xml:space="preserve">. Marx </w:t>
-      </w:r>
-      <w:r>
-        <w:rPr>
-          <w:rFonts w:ascii="Century" w:hAnsi="Century"/>
-        </w:rPr>
-        <w:t>traced</w:t>
-      </w:r>
-      <w:r>
-        <w:rPr>
-          <w:rFonts w:ascii="Century" w:hAnsi="Century"/>
-        </w:rPr>
-        <w:t xml:space="preserve"> the determinants of the exchange process </w:t>
-      </w:r>
-      <w:r>
-        <w:rPr>
-          <w:rFonts w:ascii="Century" w:hAnsi="Century"/>
-        </w:rPr>
-        <w:t>particularly</w:t>
-      </w:r>
-      <w:r>
-        <w:rPr>
-          <w:rFonts w:ascii="Century" w:hAnsi="Century"/>
-        </w:rPr>
-        <w:t xml:space="preserve"> </w:t>
-      </w:r>
-      <w:r>
-        <w:rPr>
-          <w:rFonts w:ascii="Century" w:hAnsi="Century"/>
-        </w:rPr>
-        <w:t>for</w:t>
-      </w:r>
-      <w:r>
-        <w:rPr>
-          <w:rFonts w:ascii="Century" w:hAnsi="Century"/>
-        </w:rPr>
-        <w:t xml:space="preserve"> bourgeois society, in its initial conditions. Which begins </w:t>
-      </w:r>
-      <w:r>
-        <w:rPr>
-          <w:rFonts w:ascii="Century" w:hAnsi="Century"/>
-        </w:rPr>
-        <w:lastRenderedPageBreak/>
-        <w:t xml:space="preserve">with the </w:t>
-      </w:r>
-      <w:r>
-        <w:rPr>
-          <w:rFonts w:ascii="Century" w:hAnsi="Century"/>
           <w:i/>
           <w:iCs/>
+          <w:szCs w:val="40"/>
+        </w:rPr>
+        <w:t>D</w:t>
+      </w:r>
+      <w:r>
+        <w:rPr>
+          <w:rFonts w:ascii="Century Schoolbook" w:hAnsi="Century Schoolbook"/>
+          <w:i/>
+          <w:iCs/>
+        </w:rPr>
+        <w:t>evil lives in the details</w:t>
+      </w:r>
+      <w:r>
+        <w:rPr>
+          <w:rFonts w:ascii="Century Schoolbook" w:hAnsi="Century Schoolbook"/>
+        </w:rPr>
+        <w:t>.</w:t>
+      </w:r>
+      <w:r>
+        <w:rPr>
+          <w:rFonts w:ascii="Century Schoolbook" w:hAnsi="Century Schoolbook"/>
+        </w:rPr>
+        <w:t xml:space="preserve"> </w:t>
+      </w:r>
+      <w:r>
+        <w:rPr>
+          <w:rFonts w:ascii="Century Schoolbook" w:hAnsi="Century Schoolbook"/>
+        </w:rPr>
+        <w:t xml:space="preserve">Marx </w:t>
+      </w:r>
+      <w:r>
+        <w:rPr>
+          <w:rFonts w:ascii="Century Schoolbook" w:hAnsi="Century Schoolbook"/>
+        </w:rPr>
+        <w:t>traced</w:t>
+      </w:r>
+      <w:r>
+        <w:rPr>
+          <w:rFonts w:ascii="Century Schoolbook" w:hAnsi="Century Schoolbook"/>
+        </w:rPr>
+        <w:t xml:space="preserve"> the determinants of the exchange process </w:t>
+      </w:r>
+      <w:r>
+        <w:rPr>
+          <w:rFonts w:ascii="Century Schoolbook" w:hAnsi="Century Schoolbook"/>
+        </w:rPr>
+        <w:t>particularly</w:t>
+      </w:r>
+      <w:r>
+        <w:rPr>
+          <w:rFonts w:ascii="Century Schoolbook" w:hAnsi="Century Schoolbook"/>
+        </w:rPr>
+        <w:t xml:space="preserve"> </w:t>
+      </w:r>
+      <w:r>
+        <w:rPr>
+          <w:rFonts w:ascii="Century Schoolbook" w:hAnsi="Century Schoolbook"/>
+        </w:rPr>
+        <w:t>for</w:t>
+      </w:r>
+      <w:r>
+        <w:rPr>
+          <w:rFonts w:ascii="Century Schoolbook" w:hAnsi="Century Schoolbook"/>
+        </w:rPr>
+        <w:t xml:space="preserve"> bourgeois society, in its initial conditions. Which begins with the </w:t>
+      </w:r>
+      <w:r>
+        <w:rPr>
+          <w:rFonts w:ascii="Century Schoolbook" w:hAnsi="Century Schoolbook"/>
+          <w:iCs/>
         </w:rPr>
         <w:t>social movement of commodities</w:t>
       </w:r>
       <w:r>
         <w:rPr>
-          <w:rFonts w:ascii="Century" w:hAnsi="Century"/>
+          <w:rFonts w:ascii="Century Schoolbook" w:hAnsi="Century Schoolbook"/>
         </w:rPr>
         <w:t>, by one side, and of money</w:t>
       </w:r>
       <w:r>
         <w:rPr>
-          <w:rFonts w:ascii="Century" w:hAnsi="Century"/>
+          <w:rFonts w:ascii="Century Schoolbook" w:hAnsi="Century Schoolbook"/>
         </w:rPr>
         <w:t>,</w:t>
       </w:r>
       <w:r>
         <w:rPr>
-          <w:rFonts w:ascii="Century" w:hAnsi="Century"/>
+          <w:rFonts w:ascii="Century Schoolbook" w:hAnsi="Century Schoolbook"/>
         </w:rPr>
         <w:t xml:space="preserve"> in the other extreme of exchange relations.</w:t>
       </w:r>
       <w:r>
         <w:rPr>
-          <w:rFonts w:ascii="Century" w:hAnsi="Century"/>
+          <w:rFonts w:ascii="Century Schoolbook" w:hAnsi="Century Schoolbook"/>
         </w:rPr>
         <w:t xml:space="preserve"> </w:t>
       </w:r>
@@ -386,21 +519,7 @@
         <w:rPr>
           <w:rFonts w:ascii="Century" w:hAnsi="Century"/>
         </w:rPr>
-        <w:t xml:space="preserve">The first distinction presented by Marx as a determinant of the exchange </w:t>
-      </w:r>
-      <w:proofErr w:type="gramStart"/>
-      <w:r>
-        <w:rPr>
-          <w:rFonts w:ascii="Century" w:hAnsi="Century"/>
-        </w:rPr>
-        <w:t>process</w:t>
-      </w:r>
-      <w:proofErr w:type="gramEnd"/>
-      <w:r>
-        <w:rPr>
-          <w:rFonts w:ascii="Century" w:hAnsi="Century"/>
-        </w:rPr>
-        <w:t xml:space="preserve"> of the bourgeoisie society is the differentiation between the commodity and the bearer. For the [bearer] his commodity </w:t>
+        <w:t xml:space="preserve">The first distinction presented by Marx as a determinant of the exchange process of the bourgeoisie society is the differentiation between the commodity and the bearer. For the [bearer] his commodity </w:t>
       </w:r>
       <w:r>
         <w:rPr>
@@ -436,21 +555,7 @@
         <w:rPr>
           <w:rFonts w:ascii="Century" w:hAnsi="Century"/>
         </w:rPr>
-        <w:t xml:space="preserve"> of exchange. The second is the determination of </w:t>
-      </w:r>
-      <w:proofErr w:type="gramStart"/>
-      <w:r>
-        <w:rPr>
-          <w:rFonts w:ascii="Century" w:hAnsi="Century"/>
-        </w:rPr>
-        <w:t>a universal</w:t>
-      </w:r>
-      <w:proofErr w:type="gramEnd"/>
-      <w:r>
-        <w:rPr>
-          <w:rFonts w:ascii="Century" w:hAnsi="Century"/>
-        </w:rPr>
-        <w:t xml:space="preserve"> equivalent caused by the extension of the exchange process. </w:t>
+        <w:t xml:space="preserve"> of exchange. </w:t>
       </w:r>
     </w:p>
     <w:p>
@@ -464,21 +569,43 @@
         <w:rPr>
           <w:rFonts w:ascii="Century" w:hAnsi="Century"/>
         </w:rPr>
-        <w:t xml:space="preserve">From the perspective of the individual, each of the </w:t>
-      </w:r>
-      <w:proofErr w:type="gramStart"/>
-      <w:r>
-        <w:rPr>
-          <w:rFonts w:ascii="Century" w:hAnsi="Century"/>
-        </w:rPr>
-        <w:t>bearers</w:t>
-      </w:r>
-      <w:proofErr w:type="gramEnd"/>
-      <w:r>
-        <w:rPr>
-          <w:rFonts w:ascii="Century" w:hAnsi="Century"/>
-        </w:rPr>
-        <w:t xml:space="preserve"> treats his own commodity in exchange as the universal equivalent to all other commodities</w:t>
+        <w:t xml:space="preserve">The second is the determination of </w:t>
+      </w:r>
+      <w:r>
+        <w:rPr>
+          <w:rFonts w:ascii="Century" w:hAnsi="Century"/>
+        </w:rPr>
+        <w:t>the</w:t>
+      </w:r>
+      <w:r>
+        <w:rPr>
+          <w:rFonts w:ascii="Century" w:hAnsi="Century"/>
+        </w:rPr>
+        <w:t xml:space="preserve"> universal equivalent</w:t>
+      </w:r>
+      <w:r>
+        <w:rPr>
+          <w:rFonts w:ascii="Century" w:hAnsi="Century"/>
+        </w:rPr>
+        <w:t xml:space="preserve"> commodity</w:t>
+      </w:r>
+      <w:r>
+        <w:rPr>
+          <w:rFonts w:ascii="Century" w:hAnsi="Century"/>
+        </w:rPr>
+        <w:t xml:space="preserve"> caused by the extension of the exchange process.</w:t>
+      </w:r>
+      <w:r>
+        <w:rPr>
+          <w:rFonts w:ascii="Century" w:hAnsi="Century"/>
+        </w:rPr>
+        <w:t xml:space="preserve"> </w:t>
+      </w:r>
+      <w:r>
+        <w:rPr>
+          <w:rFonts w:ascii="Century" w:hAnsi="Century"/>
+        </w:rPr>
+        <w:t>From the perspective of the individual, each of the bearers treats his own commodity in exchange as the universal equivalent to all other commodities</w:t>
       </w:r>
       <w:r>
         <w:rPr>
@@ -520,13 +647,7 @@
         <w:rPr>
           <w:rFonts w:ascii="Century" w:hAnsi="Century"/>
         </w:rPr>
-        <w:t xml:space="preserve"> And the</w:t>
-      </w:r>
-      <w:r>
-        <w:rPr>
-          <w:rFonts w:ascii="Century" w:hAnsi="Century"/>
-        </w:rPr>
-        <w:t xml:space="preserve"> third corresponds to the transformation of gold, the money-commodity, into money-capital. </w:t>
+        <w:t xml:space="preserve"> </w:t>
       </w:r>
     </w:p>
     <w:p>
@@ -540,6 +661,18 @@
         <w:rPr>
           <w:rFonts w:ascii="Century" w:hAnsi="Century"/>
         </w:rPr>
+        <w:t>And the</w:t>
+      </w:r>
+      <w:r>
+        <w:rPr>
+          <w:rFonts w:ascii="Century" w:hAnsi="Century"/>
+        </w:rPr>
+        <w:t xml:space="preserve"> third corresponds to the transformation of gold, the money-commodity, into money-capital. </w:t>
+      </w:r>
+      <w:r>
+        <w:rPr>
+          <w:rFonts w:ascii="Century" w:hAnsi="Century"/>
+        </w:rPr>
         <w:t xml:space="preserve">In the transition between the exchange of </w:t>
       </w:r>
       <w:r>
@@ -613,54 +746,6 @@
           <w:rFonts w:ascii="Century" w:hAnsi="Century"/>
         </w:rPr>
         <w:t xml:space="preserve">. Being subsumed, absorbed by the circulation of money. </w:t>
-      </w:r>
-      <w:r>
-        <w:rPr>
-          <w:rFonts w:ascii="Century" w:hAnsi="Century"/>
-        </w:rPr>
-        <w:t>The</w:t>
-      </w:r>
-      <w:r>
-        <w:rPr>
-          <w:rFonts w:ascii="Century" w:hAnsi="Century"/>
-        </w:rPr>
-        <w:t xml:space="preserve"> historical expansion and intension of the process of exchange is also the process of taking everything that is possible to be treated as something to </w:t>
-      </w:r>
-      <w:r>
-        <w:rPr>
-          <w:rFonts w:ascii="Century" w:hAnsi="Century"/>
-        </w:rPr>
-        <w:t xml:space="preserve">be </w:t>
-      </w:r>
-      <w:r>
-        <w:rPr>
-          <w:rFonts w:ascii="Century" w:hAnsi="Century"/>
-        </w:rPr>
-        <w:t>appropriate</w:t>
-      </w:r>
-      <w:r>
-        <w:rPr>
-          <w:rFonts w:ascii="Century" w:hAnsi="Century"/>
-        </w:rPr>
-        <w:t xml:space="preserve">, as if it </w:t>
-      </w:r>
-      <w:r>
-        <w:rPr>
-          <w:rFonts w:ascii="Century" w:hAnsi="Century"/>
-        </w:rPr>
-        <w:t>is</w:t>
-      </w:r>
-      <w:r>
-        <w:rPr>
-          <w:rFonts w:ascii="Century" w:hAnsi="Century"/>
-        </w:rPr>
-        <w:t xml:space="preserve"> a commodity.</w:t>
-      </w:r>
-      <w:r>
-        <w:rPr>
-          <w:rFonts w:ascii="Century" w:hAnsi="Century"/>
-        </w:rPr>
-        <w:t xml:space="preserve"> </w:t>
       </w:r>
     </w:p>
     <w:p>
@@ -674,6 +759,54 @@
         <w:rPr>
           <w:rFonts w:ascii="Century" w:hAnsi="Century"/>
         </w:rPr>
+        <w:t>The</w:t>
+      </w:r>
+      <w:r>
+        <w:rPr>
+          <w:rFonts w:ascii="Century" w:hAnsi="Century"/>
+        </w:rPr>
+        <w:t xml:space="preserve"> historical expansion and intension of the process of exchange is also the process of taking everything that is possible to be treated as something to </w:t>
+      </w:r>
+      <w:r>
+        <w:rPr>
+          <w:rFonts w:ascii="Century" w:hAnsi="Century"/>
+        </w:rPr>
+        <w:t xml:space="preserve">be </w:t>
+      </w:r>
+      <w:r>
+        <w:rPr>
+          <w:rFonts w:ascii="Century" w:hAnsi="Century"/>
+        </w:rPr>
+        <w:t>appropriate</w:t>
+      </w:r>
+      <w:r>
+        <w:rPr>
+          <w:rFonts w:ascii="Century" w:hAnsi="Century"/>
+        </w:rPr>
+        <w:t xml:space="preserve">, as if it </w:t>
+      </w:r>
+      <w:r>
+        <w:rPr>
+          <w:rFonts w:ascii="Century" w:hAnsi="Century"/>
+        </w:rPr>
+        <w:t>is</w:t>
+      </w:r>
+      <w:r>
+        <w:rPr>
+          <w:rFonts w:ascii="Century" w:hAnsi="Century"/>
+        </w:rPr>
+        <w:t xml:space="preserve"> a commodity.</w:t>
+      </w:r>
+      <w:r>
+        <w:rPr>
+          <w:rFonts w:ascii="Century" w:hAnsi="Century"/>
+        </w:rPr>
+        <w:t xml:space="preserve"> </w:t>
+      </w:r>
+      <w:r>
+        <w:rPr>
+          <w:rFonts w:ascii="Century" w:hAnsi="Century"/>
+        </w:rPr>
         <w:t>In that manner</w:t>
       </w:r>
       <w:r>
@@ -794,19 +927,11 @@
         </w:rPr>
         <w:t xml:space="preserve"> </w:t>
       </w:r>
-      <w:proofErr w:type="gramStart"/>
-      <w:r>
-        <w:rPr>
-          <w:rFonts w:ascii="Century" w:hAnsi="Century"/>
-        </w:rPr>
-        <w:t>Is it</w:t>
-      </w:r>
-      <w:proofErr w:type="gramEnd"/>
-      <w:r>
-        <w:rPr>
-          <w:rFonts w:ascii="Century" w:hAnsi="Century"/>
-        </w:rPr>
-        <w:t xml:space="preserve"> </w:t>
+      <w:r>
+        <w:rPr>
+          <w:rFonts w:ascii="Century" w:hAnsi="Century"/>
+        </w:rPr>
+        <w:t xml:space="preserve">Is </w:t>
       </w:r>
       <w:r>
         <w:rPr>
@@ -946,7 +1071,6 @@
         <w:rPr>
           <w:rFonts w:ascii="Century" w:hAnsi="Century"/>
         </w:rPr>
-        <w:lastRenderedPageBreak/>
         <w:t>“But what is the commodity exchanged for? For the universal shape assumed by its own value. And what is the gold exchanged for? For a particular form of its own use-value”. The elementary</w:t>
       </w:r>
       <w:r>
@@ -971,21 +1095,29 @@
         <w:rPr>
           <w:rFonts w:ascii="Century" w:hAnsi="Century"/>
         </w:rPr>
-        <w:t xml:space="preserve">of gold, which Marx refers to </w:t>
-      </w:r>
+        <w:t xml:space="preserve">of gold, which Marx </w:t>
+      </w:r>
+      <w:proofErr w:type="spellStart"/>
       <w:proofErr w:type="gramStart"/>
       <w:r>
         <w:rPr>
           <w:rFonts w:ascii="Century" w:hAnsi="Century"/>
         </w:rPr>
-        <w:t>above</w:t>
-      </w:r>
+        <w:t>refer</w:t>
+      </w:r>
+      <w:r>
+        <w:rPr>
+          <w:rFonts w:ascii="Century" w:hAnsi="Century"/>
+        </w:rPr>
+        <w:t>ed</w:t>
+      </w:r>
+      <w:proofErr w:type="spellEnd"/>
       <w:proofErr w:type="gramEnd"/>
       <w:r>
         <w:rPr>
           <w:rFonts w:ascii="Century" w:hAnsi="Century"/>
         </w:rPr>
-        <w:t>, is the standard of price. Which is a fixed weight of gold (i.e. an ounce of gold) operating as the unit of expression shared by their comparable magnitudes of price.</w:t>
+        <w:t xml:space="preserve"> above, is the standard of price. Which is a fixed weight of gold (i.e. an ounce of gold) operating as the unit of expression shared by their comparable magnitudes of price.</w:t>
       </w:r>
       <w:r>
         <w:rPr>
@@ -1271,7 +1403,6 @@
         <w:rPr>
           <w:rFonts w:ascii="Century" w:hAnsi="Century"/>
         </w:rPr>
-        <w:lastRenderedPageBreak/>
         <w:t>The circuit of money is the expression of the circuit of commodities. So, Marx raised the question about</w:t>
       </w:r>
       <w:r>
@@ -1716,7 +1847,6 @@
         <w:rPr>
           <w:rFonts w:ascii="Century" w:hAnsi="Century"/>
         </w:rPr>
-        <w:lastRenderedPageBreak/>
         <w:t>It was the</w:t>
       </w:r>
       <w:r>
@@ -2541,7 +2671,6 @@
         <w:rPr>
           <w:rFonts w:ascii="Century" w:hAnsi="Century"/>
         </w:rPr>
-        <w:lastRenderedPageBreak/>
         <w:t>G</w:t>
       </w:r>
       <w:r>
@@ -3075,7 +3204,6 @@
         <w:rPr>
           <w:rFonts w:ascii="Century" w:hAnsi="Century"/>
         </w:rPr>
-        <w:lastRenderedPageBreak/>
         <w:t>%%[</w:t>
       </w:r>
       <w:proofErr w:type="gramEnd"/>
@@ -3872,14 +4000,7 @@
         <w:rPr>
           <w:rFonts w:ascii="Century" w:hAnsi="Century"/>
         </w:rPr>
-        <w:t xml:space="preserve"> </w:t>
-      </w:r>
-      <w:r>
-        <w:rPr>
-          <w:rFonts w:ascii="Century" w:hAnsi="Century"/>
-        </w:rPr>
-        <w:lastRenderedPageBreak/>
-        <w:t>metallized-money, monetized money, monetarized money or crypto-money</w:t>
+        <w:t xml:space="preserve"> metallized-money, monetized money, monetarized money or crypto-money</w:t>
       </w:r>
       <w:r>
         <w:rPr>
@@ -4023,21 +4144,19 @@
         <w:rPr>
           <w:rFonts w:ascii="Century" w:hAnsi="Century"/>
         </w:rPr>
-        <w:t xml:space="preserve">The final instance of the exchange of commodities mediated by money allows the consumption of </w:t>
-      </w:r>
-      <w:proofErr w:type="gramStart"/>
-      <w:r>
-        <w:rPr>
-          <w:rFonts w:ascii="Century" w:hAnsi="Century"/>
-        </w:rPr>
-        <w:t>a use-</w:t>
-      </w:r>
-      <w:proofErr w:type="gramEnd"/>
-      <w:r>
-        <w:rPr>
-          <w:rFonts w:ascii="Century" w:hAnsi="Century"/>
-        </w:rPr>
-        <w:t>value, only after its purchase (C-M-C)</w:t>
+        <w:t>The final instance of the exchange of commodities mediated by money allows the consumption of use-value</w:t>
+      </w:r>
+      <w:r>
+        <w:rPr>
+          <w:rFonts w:ascii="Century" w:hAnsi="Century"/>
+        </w:rPr>
+        <w:t>s</w:t>
+      </w:r>
+      <w:r>
+        <w:rPr>
+          <w:rFonts w:ascii="Century" w:hAnsi="Century"/>
+        </w:rPr>
+        <w:t>, only after its purchase (C-M-C)</w:t>
       </w:r>
       <w:r>
         <w:rPr>
@@ -4748,14 +4867,7 @@
         <w:rPr>
           <w:rFonts w:ascii="Century" w:hAnsi="Century"/>
         </w:rPr>
-        <w:t xml:space="preserve"> of the </w:t>
-      </w:r>
-      <w:r>
-        <w:rPr>
-          <w:rFonts w:ascii="Century" w:hAnsi="Century"/>
-        </w:rPr>
-        <w:lastRenderedPageBreak/>
-        <w:t>commodity</w:t>
+        <w:t xml:space="preserve"> of the commodity</w:t>
       </w:r>
       <w:r>
         <w:rPr>
@@ -5551,7 +5663,6 @@
         <w:rPr>
           <w:rFonts w:ascii="Century" w:hAnsi="Century"/>
         </w:rPr>
-        <w:lastRenderedPageBreak/>
         <w:t xml:space="preserve">accountable </w:t>
       </w:r>
       <w:r>
@@ -6264,14 +6375,7 @@
         <w:rPr>
           <w:rFonts w:ascii="Century" w:hAnsi="Century"/>
         </w:rPr>
-        <w:t xml:space="preserve"> to </w:t>
-      </w:r>
-      <w:r>
-        <w:rPr>
-          <w:rFonts w:ascii="Century" w:hAnsi="Century"/>
-        </w:rPr>
-        <w:lastRenderedPageBreak/>
-        <w:t>the minimum social necessary.</w:t>
+        <w:t xml:space="preserve"> to the minimum social necessary.</w:t>
       </w:r>
       <w:r>
         <w:rPr>
@@ -7165,7 +7269,6 @@
         <w:rPr>
           <w:rFonts w:ascii="Century" w:hAnsi="Century"/>
         </w:rPr>
-        <w:lastRenderedPageBreak/>
         <w:t xml:space="preserve">Gold hoarding developed in the separation of the money-commodity from circulation. </w:t>
       </w:r>
       <w:r>
@@ -7290,7 +7393,19 @@
         <w:rPr>
           <w:rFonts w:ascii="Century" w:hAnsi="Century"/>
         </w:rPr>
-        <w:t xml:space="preserve">means of payment </w:t>
+        <w:t>means of payment</w:t>
+      </w:r>
+      <w:r>
+        <w:rPr>
+          <w:rFonts w:ascii="Century" w:hAnsi="Century"/>
+        </w:rPr>
+        <w:t>,</w:t>
+      </w:r>
+      <w:r>
+        <w:rPr>
+          <w:rFonts w:ascii="Century" w:hAnsi="Century"/>
+        </w:rPr>
+        <w:t xml:space="preserve"> </w:t>
       </w:r>
       <w:r>
         <w:rPr>
@@ -7623,15 +7738,7 @@
           <w:rFonts w:ascii="Century" w:hAnsi="Century"/>
           <w:iCs/>
         </w:rPr>
-        <w:t xml:space="preserve">also in China’s gold reserves, </w:t>
-      </w:r>
-      <w:r>
-        <w:rPr>
-          <w:rFonts w:ascii="Century" w:hAnsi="Century"/>
-          <w:iCs/>
-        </w:rPr>
-        <w:lastRenderedPageBreak/>
-        <w:t>with a first gold considerable purchase in 2003.</w:t>
+        <w:t>also in China’s gold reserves, with a first gold considerable purchase in 2003.</w:t>
       </w:r>
       <w:r>
         <w:rPr>
@@ -7894,14 +8001,7 @@
         <w:rPr>
           <w:rFonts w:ascii="Century" w:hAnsi="Century"/>
         </w:rPr>
-        <w:t xml:space="preserve">. So gold is world money </w:t>
-      </w:r>
-      <w:r>
-        <w:rPr>
-          <w:rFonts w:ascii="Century" w:hAnsi="Century"/>
-        </w:rPr>
-        <w:lastRenderedPageBreak/>
-        <w:t>because it is “</w:t>
+        <w:t>. So gold is world money because it is “</w:t>
       </w:r>
       <w:r>
         <w:rPr>
@@ -8045,14 +8145,7 @@
         <w:rPr>
           <w:rFonts w:ascii="Century" w:hAnsi="Century"/>
         </w:rPr>
-        <w:t xml:space="preserve">Also, while the imaginary, ideal, character of the money-form of value or price of the commodities, highlight the fictitious essence of money and its permanent expulsion from the circulation process of commodities (C-M-C); the relevance of the analysis of the standard of price for the study of the reproduction crisis of </w:t>
-      </w:r>
-      <w:r>
-        <w:rPr>
-          <w:rFonts w:ascii="Century" w:hAnsi="Century"/>
-        </w:rPr>
-        <w:lastRenderedPageBreak/>
-        <w:t>finance capital may be critical for the development of theoretical assumptions build over Marx’s critique to the political economy of the bourgeoisie society, considering the reforms to the gold standard of the international monetary system during 1968 and 1971, and its actual shift under the present critical juncture of transition to a new international monetary system, non-restricted by the dollar hegemony.</w:t>
+        <w:t>Also, while the imaginary, ideal, character of the money-form of value or price of the commodities, highlight the fictitious essence of money and its permanent expulsion from the circulation process of commodities (C-M-C); the relevance of the analysis of the standard of price for the study of the reproduction crisis of finance capital may be critical for the development of theoretical assumptions build over Marx’s critique to the political economy of the bourgeoisie society, considering the reforms to the gold standard of the international monetary system during 1968 and 1971, and its actual shift under the present critical juncture of transition to a new international monetary system, non-restricted by the dollar hegemony.</w:t>
       </w:r>
       <w:r>
         <w:rPr>
@@ -8165,6 +8258,253 @@
           <w:rFonts w:ascii="Century" w:hAnsi="Century"/>
         </w:rPr>
         <w:t>%.</w:t>
+      </w:r>
+    </w:p>
+    <w:p>
+      <w:pPr>
+        <w:spacing w:before="240" w:line="360" w:lineRule="auto"/>
+        <w:rPr>
+          <w:rFonts w:ascii="Century" w:hAnsi="Century"/>
+        </w:rPr>
+      </w:pPr>
+      <w:r>
+        <w:rPr>
+          <w:rFonts w:ascii="Century" w:hAnsi="Century"/>
+        </w:rPr>
+        <w:t>Conclusion</w:t>
+      </w:r>
+    </w:p>
+    <w:p>
+      <w:pPr>
+        <w:spacing w:before="240" w:line="360" w:lineRule="auto"/>
+        <w:rPr>
+          <w:rFonts w:ascii="Century Schoolbook" w:hAnsi="Century Schoolbook"/>
+        </w:rPr>
+      </w:pPr>
+      <w:r>
+        <w:rPr>
+          <w:rFonts w:ascii="Century Schoolbook" w:hAnsi="Century Schoolbook"/>
+        </w:rPr>
+        <w:t xml:space="preserve">The development of capital as a form of value developed necessarily after gold was already money, and money circulation had already subsumed the exchange process. Marx </w:t>
+      </w:r>
+      <w:r>
+        <w:rPr>
+          <w:rFonts w:ascii="Century Schoolbook" w:hAnsi="Century Schoolbook"/>
+        </w:rPr>
+        <w:t>studied</w:t>
+      </w:r>
+      <w:r>
+        <w:rPr>
+          <w:rFonts w:ascii="Century Schoolbook" w:hAnsi="Century Schoolbook"/>
+        </w:rPr>
+        <w:t xml:space="preserve"> the initial conditions</w:t>
+      </w:r>
+      <w:r>
+        <w:rPr>
+          <w:rFonts w:ascii="Century Schoolbook" w:hAnsi="Century Schoolbook"/>
+        </w:rPr>
+        <w:t xml:space="preserve"> of the circulation process</w:t>
+      </w:r>
+      <w:r>
+        <w:rPr>
+          <w:rFonts w:ascii="Century Schoolbook" w:hAnsi="Century Schoolbook"/>
+        </w:rPr>
+        <w:t xml:space="preserve"> </w:t>
+      </w:r>
+      <w:r>
+        <w:rPr>
+          <w:rFonts w:ascii="Century Schoolbook" w:hAnsi="Century Schoolbook"/>
+        </w:rPr>
+        <w:t>and the</w:t>
+      </w:r>
+      <w:r>
+        <w:rPr>
+          <w:rFonts w:ascii="Century Schoolbook" w:hAnsi="Century Schoolbook"/>
+        </w:rPr>
+        <w:t xml:space="preserve"> historical development of</w:t>
+      </w:r>
+      <w:r>
+        <w:rPr>
+          <w:rFonts w:ascii="Century Schoolbook" w:hAnsi="Century Schoolbook"/>
+        </w:rPr>
+        <w:t xml:space="preserve"> capital reproduction process as</w:t>
+      </w:r>
+      <w:r>
+        <w:rPr>
+          <w:rFonts w:ascii="Century Schoolbook" w:hAnsi="Century Schoolbook"/>
+        </w:rPr>
+        <w:t xml:space="preserve"> </w:t>
+      </w:r>
+      <w:r>
+        <w:rPr>
+          <w:rFonts w:ascii="Century Schoolbook" w:hAnsi="Century Schoolbook"/>
+        </w:rPr>
+        <w:t xml:space="preserve">a </w:t>
+      </w:r>
+      <w:r>
+        <w:rPr>
+          <w:rFonts w:ascii="Century Schoolbook" w:hAnsi="Century Schoolbook"/>
+        </w:rPr>
+        <w:t xml:space="preserve">form </w:t>
+      </w:r>
+      <w:r>
+        <w:rPr>
+          <w:rFonts w:ascii="Century Schoolbook" w:hAnsi="Century Schoolbook"/>
+        </w:rPr>
+        <w:t xml:space="preserve">of value. The historical juncture among the process of commodities exchange and money circulation is denoted as original accumulation, because it connotes the </w:t>
+      </w:r>
+      <w:r>
+        <w:rPr>
+          <w:rFonts w:ascii="Century Schoolbook" w:hAnsi="Century Schoolbook"/>
+          <w:i/>
+          <w:iCs/>
+        </w:rPr>
+        <w:t>origine</w:t>
+      </w:r>
+      <w:r>
+        <w:rPr>
+          <w:rFonts w:ascii="Century Schoolbook" w:hAnsi="Century Schoolbook"/>
+        </w:rPr>
+        <w:t xml:space="preserve"> of capital as capital, as the alien organism subsuming nature forces into its self-reproduceable metabolism. Without, before, the formation of “America”, resultant from the colonization process by the methods of primitive accumulation, dispossession and pure militarism, there is non-world-economy. The subsumption process of capital operated in its initial conditions at the world-economy scale. </w:t>
+      </w:r>
+    </w:p>
+    <w:p>
+      <w:pPr>
+        <w:spacing w:before="240" w:line="360" w:lineRule="auto"/>
+        <w:rPr>
+          <w:rFonts w:ascii="Century Schoolbook" w:hAnsi="Century Schoolbook"/>
+        </w:rPr>
+      </w:pPr>
+      <w:r>
+        <w:rPr>
+          <w:rFonts w:ascii="Century Schoolbook" w:hAnsi="Century Schoolbook"/>
+        </w:rPr>
+        <w:t xml:space="preserve">The reproduction metabolism development of the capital form of value is dependent on, or constrained by, the scale of the exchange process. It first relies </w:t>
+      </w:r>
+      <w:r>
+        <w:rPr>
+          <w:rFonts w:ascii="Century Schoolbook" w:hAnsi="Century Schoolbook"/>
+        </w:rPr>
+        <w:t>on</w:t>
+      </w:r>
+      <w:r>
+        <w:rPr>
+          <w:rFonts w:ascii="Century Schoolbook" w:hAnsi="Century Schoolbook"/>
+        </w:rPr>
+        <w:t xml:space="preserve"> the production of a surplus product which becomes commodity-capital, and, only after </w:t>
+      </w:r>
+      <w:r>
+        <w:rPr>
+          <w:rFonts w:ascii="Century Schoolbook" w:hAnsi="Century Schoolbook"/>
+        </w:rPr>
+        <w:t>reaching</w:t>
+      </w:r>
+      <w:r>
+        <w:rPr>
+          <w:rFonts w:ascii="Century Schoolbook" w:hAnsi="Century Schoolbook"/>
+        </w:rPr>
+        <w:t xml:space="preserve"> that condition, then it functions as productive capital (measured as the total cost price) in the production of money-capital. While capital is not always productive nor finance, as can be hoarded, it is real capital only if produces profits. Money, also, as capital, is organic in relation to capital, only if can bring real capital from the circuit of money circulation is functional for capital reproduction metabolism. Not all the money raised produced as a form of profit employing certain capital, can became capital, only the money which circulates as finance-productive capital, and the gold hoarded as real capital, are money-capital really. Overaccumulated money is not capital, </w:t>
+      </w:r>
+      <w:r>
+        <w:rPr>
+          <w:rFonts w:ascii="Century Schoolbook" w:hAnsi="Century Schoolbook"/>
+        </w:rPr>
+        <w:t>until it</w:t>
+      </w:r>
+      <w:r>
+        <w:rPr>
+          <w:rFonts w:ascii="Century Schoolbook" w:hAnsi="Century Schoolbook"/>
+        </w:rPr>
+        <w:t xml:space="preserve"> becomes money that </w:t>
+      </w:r>
+      <w:r>
+        <w:rPr>
+          <w:rFonts w:ascii="Century Schoolbook" w:hAnsi="Century Schoolbook"/>
+        </w:rPr>
+        <w:t>passes</w:t>
+      </w:r>
+      <w:r>
+        <w:rPr>
+          <w:rFonts w:ascii="Century Schoolbook" w:hAnsi="Century Schoolbook"/>
+        </w:rPr>
+        <w:t xml:space="preserve"> through the process of capital production.</w:t>
+      </w:r>
+    </w:p>
+    <w:p>
+      <w:pPr>
+        <w:spacing w:before="240" w:line="360" w:lineRule="auto"/>
+      </w:pPr>
+      <w:r>
+        <w:rPr>
+          <w:rFonts w:ascii="Century" w:hAnsi="Century"/>
+        </w:rPr>
+        <w:t>Furthermore, gold</w:t>
+      </w:r>
+      <w:r>
+        <w:rPr>
+          <w:rFonts w:ascii="Century" w:hAnsi="Century"/>
+        </w:rPr>
+        <w:t>’s significance</w:t>
+      </w:r>
+      <w:r>
+        <w:rPr>
+          <w:rFonts w:ascii="Century" w:hAnsi="Century"/>
+        </w:rPr>
+        <w:t xml:space="preserve"> as </w:t>
+      </w:r>
+      <w:r>
+        <w:rPr>
+          <w:rFonts w:ascii="Century" w:hAnsi="Century"/>
+        </w:rPr>
+        <w:t xml:space="preserve">the elementary form of the measure unit of price increased incrementally since the formation of the world-economy, not only in its ideal measure of value, but in its physical value form, accumulating constantly in the hoarded mass of commodity-money, the surplus-value historically produced by the exploitation of nature, and living human labour. As the commodity price of gold rises at every instance of the circulation process, accumulating in its physical form, a fixed aliquot part of everything consumed by every exchange mediated by money. Indeed, raising the price of the gold reserves raises the price of money in proportion to the gold fixed standard of price. Then, the value of money increases, and with it comes a general inflation of all commodities in circulation. As a response to the </w:t>
+      </w:r>
+      <w:r>
+        <w:rPr>
+          <w:rFonts w:ascii="Century" w:hAnsi="Century"/>
+        </w:rPr>
+        <w:t>increasing</w:t>
+      </w:r>
+      <w:r>
+        <w:rPr>
+          <w:rFonts w:ascii="Century" w:hAnsi="Century"/>
+        </w:rPr>
+        <w:t xml:space="preserve"> relevance of this</w:t>
+      </w:r>
+      <w:r>
+        <w:rPr>
+          <w:rFonts w:ascii="Century" w:hAnsi="Century"/>
+        </w:rPr>
+        <w:t xml:space="preserve"> issue for finance policy</w:t>
+      </w:r>
+      <w:r>
+        <w:rPr>
+          <w:rFonts w:ascii="Century" w:hAnsi="Century"/>
+        </w:rPr>
+        <w:t>, the</w:t>
+      </w:r>
+      <w:r>
+        <w:rPr>
+          <w:rFonts w:ascii="Century" w:hAnsi="Century"/>
+        </w:rPr>
+        <w:t xml:space="preserve"> gold reserves rush is </w:t>
+      </w:r>
+      <w:r>
+        <w:rPr>
+          <w:rFonts w:ascii="Century" w:hAnsi="Century"/>
+        </w:rPr>
+        <w:t>being pushed because of the total instability caused by the breakdown of U.S. world-hegemony of the</w:t>
+      </w:r>
+      <w:r>
+        <w:rPr>
+          <w:rFonts w:ascii="Century" w:hAnsi="Century"/>
+        </w:rPr>
+        <w:t xml:space="preserve"> international monetary system</w:t>
+      </w:r>
+      <w:r>
+        <w:rPr>
+          <w:rFonts w:ascii="Century" w:hAnsi="Century"/>
+        </w:rPr>
+        <w:t>, precisely because of the overdetermination of the U.S.  Dollar price on the standard of price. Gold national and international reserves are increasing its volume, particularly among the rival and challengers’ capitalist states contesting U.S. world-hegemony.</w:t>
       </w:r>
     </w:p>
     <w:sectPr>
@@ -8870,7 +9210,6 @@
   <w:style w:type="character" w:default="1" w:styleId="Fuentedeprrafopredeter">
     <w:name w:val="Default Paragraph Font"/>
     <w:uiPriority w:val="1"/>
-    <w:semiHidden/>
     <w:unhideWhenUsed/>
   </w:style>
   <w:style w:type="table" w:default="1" w:styleId="Tablanormal">

--- a/obsidian-history-vault-master/09 courses/UCSB/Sociology UCSB/Kevin Anderson/Marx Seminar/KV1C2C3_vF.docx
+++ b/obsidian-history-vault-master/09 courses/UCSB/Sociology UCSB/Kevin Anderson/Marx Seminar/KV1C2C3_vF.docx
@@ -8,14 +8,16 @@
         <w:rPr>
           <w:smallCaps/>
           <w:color w:val="auto"/>
-          <w:sz w:val="28"/>
+          <w:sz w:val="24"/>
+          <w:szCs w:val="24"/>
         </w:rPr>
       </w:pPr>
       <w:r>
         <w:rPr>
           <w:smallCaps/>
           <w:color w:val="auto"/>
-          <w:sz w:val="28"/>
+          <w:sz w:val="24"/>
+          <w:szCs w:val="24"/>
         </w:rPr>
         <w:t xml:space="preserve">A </w:t>
       </w:r>
@@ -23,7 +25,8 @@
         <w:rPr>
           <w:smallCaps/>
           <w:color w:val="auto"/>
-          <w:sz w:val="28"/>
+          <w:sz w:val="24"/>
+          <w:szCs w:val="24"/>
         </w:rPr>
         <w:t>G</w:t>
       </w:r>
@@ -31,7 +34,8 @@
         <w:rPr>
           <w:smallCaps/>
           <w:color w:val="auto"/>
-          <w:sz w:val="28"/>
+          <w:sz w:val="24"/>
+          <w:szCs w:val="24"/>
         </w:rPr>
         <w:t>old-</w:t>
       </w:r>
@@ -39,7 +43,8 @@
         <w:rPr>
           <w:smallCaps/>
           <w:color w:val="auto"/>
-          <w:sz w:val="28"/>
+          <w:sz w:val="24"/>
+          <w:szCs w:val="24"/>
         </w:rPr>
         <w:t xml:space="preserve"> c</w:t>
       </w:r>
@@ -47,7 +52,8 @@
         <w:rPr>
           <w:smallCaps/>
           <w:color w:val="auto"/>
-          <w:sz w:val="28"/>
+          <w:sz w:val="24"/>
+          <w:szCs w:val="24"/>
         </w:rPr>
         <w:t xml:space="preserve">entered </w:t>
       </w:r>
@@ -55,353 +61,862 @@
         <w:rPr>
           <w:smallCaps/>
           <w:color w:val="auto"/>
-          <w:sz w:val="28"/>
-        </w:rPr>
-        <w:t>A</w:t>
+          <w:sz w:val="24"/>
+          <w:szCs w:val="24"/>
+        </w:rPr>
+        <w:t xml:space="preserve">Approach to the </w:t>
       </w:r>
       <w:r>
         <w:rPr>
           <w:smallCaps/>
           <w:color w:val="auto"/>
-          <w:sz w:val="28"/>
-        </w:rPr>
-        <w:t xml:space="preserve">pproach to </w:t>
+          <w:sz w:val="24"/>
+          <w:szCs w:val="24"/>
+        </w:rPr>
+        <w:t>Forgotten Determinants of Value Metamorphosis</w:t>
       </w:r>
       <w:r>
         <w:rPr>
           <w:smallCaps/>
           <w:color w:val="auto"/>
-          <w:sz w:val="28"/>
-        </w:rPr>
-        <w:t xml:space="preserve">the </w:t>
+          <w:sz w:val="24"/>
+          <w:szCs w:val="24"/>
+        </w:rPr>
+        <w:t xml:space="preserve"> and the</w:t>
       </w:r>
       <w:r>
         <w:rPr>
           <w:smallCaps/>
           <w:color w:val="auto"/>
-          <w:sz w:val="28"/>
-        </w:rPr>
-        <w:t xml:space="preserve">Circuit of </w:t>
+          <w:sz w:val="24"/>
+          <w:szCs w:val="24"/>
+        </w:rPr>
+        <w:t xml:space="preserve"> </w:t>
       </w:r>
       <w:r>
         <w:rPr>
           <w:smallCaps/>
           <w:color w:val="auto"/>
-          <w:sz w:val="28"/>
-        </w:rPr>
-        <w:t>S</w:t>
+          <w:sz w:val="24"/>
+          <w:szCs w:val="24"/>
+        </w:rPr>
+        <w:t xml:space="preserve">Compulsive </w:t>
       </w:r>
       <w:r>
         <w:rPr>
           <w:smallCaps/>
           <w:color w:val="auto"/>
-          <w:sz w:val="28"/>
-        </w:rPr>
-        <w:t>ubsumption and</w:t>
+          <w:sz w:val="24"/>
+          <w:szCs w:val="24"/>
+        </w:rPr>
+        <w:t>S</w:t>
       </w:r>
       <w:r>
         <w:rPr>
           <w:smallCaps/>
           <w:color w:val="auto"/>
-          <w:sz w:val="28"/>
-        </w:rPr>
-        <w:t xml:space="preserve"> </w:t>
+          <w:sz w:val="24"/>
+          <w:szCs w:val="24"/>
+        </w:rPr>
+        <w:t xml:space="preserve">ubsumption </w:t>
       </w:r>
       <w:r>
         <w:rPr>
           <w:smallCaps/>
           <w:color w:val="auto"/>
-          <w:sz w:val="28"/>
-        </w:rPr>
-        <w:t>F</w:t>
-      </w:r>
-      <w:r>
-        <w:rPr>
-          <w:smallCaps/>
-          <w:color w:val="auto"/>
-          <w:sz w:val="28"/>
-        </w:rPr>
-        <w:t xml:space="preserve">orgotten </w:t>
-      </w:r>
-      <w:r>
-        <w:rPr>
-          <w:smallCaps/>
-          <w:color w:val="auto"/>
-          <w:sz w:val="28"/>
-        </w:rPr>
-        <w:t>D</w:t>
-      </w:r>
-      <w:r>
-        <w:rPr>
-          <w:smallCaps/>
-          <w:color w:val="auto"/>
-          <w:sz w:val="28"/>
-        </w:rPr>
-        <w:t xml:space="preserve">eterminants of </w:t>
-      </w:r>
-      <w:r>
-        <w:rPr>
-          <w:smallCaps/>
-          <w:color w:val="auto"/>
-          <w:sz w:val="28"/>
-        </w:rPr>
-        <w:t>V</w:t>
-      </w:r>
-      <w:r>
-        <w:rPr>
-          <w:smallCaps/>
-          <w:color w:val="auto"/>
-          <w:sz w:val="28"/>
-        </w:rPr>
-        <w:t xml:space="preserve">alue </w:t>
-      </w:r>
-      <w:r>
-        <w:rPr>
-          <w:smallCaps/>
-          <w:color w:val="auto"/>
-          <w:sz w:val="28"/>
-        </w:rPr>
-        <w:t>M</w:t>
-      </w:r>
-      <w:r>
-        <w:rPr>
-          <w:smallCaps/>
-          <w:color w:val="auto"/>
-          <w:sz w:val="28"/>
-        </w:rPr>
-        <w:t>etamorphosis</w:t>
+          <w:sz w:val="24"/>
+          <w:szCs w:val="24"/>
+        </w:rPr>
+        <w:t xml:space="preserve">Process of Capital Circulation </w:t>
       </w:r>
     </w:p>
     <w:p>
       <w:pPr>
         <w:spacing w:before="240" w:line="360" w:lineRule="auto"/>
-        <w:ind w:left="1440"/>
-        <w:rPr>
-          <w:rFonts w:ascii="Century" w:hAnsi="Century"/>
+        <w:rPr>
+          <w:rFonts w:ascii="Century" w:hAnsi="Century"/>
+          <w:b/>
+          <w:caps/>
         </w:rPr>
       </w:pPr>
-      <w:r>
-        <w:rPr>
-          <w:rFonts w:ascii="Century" w:hAnsi="Century"/>
-        </w:rPr>
-        <w:t>This text discusses Marx's analysis of the exchange process in bourgeois</w:t>
-      </w:r>
-      <w:r>
-        <w:rPr>
-          <w:rFonts w:ascii="Century" w:hAnsi="Century"/>
-        </w:rPr>
-        <w:t xml:space="preserve"> </w:t>
-      </w:r>
-      <w:r>
-        <w:rPr>
-          <w:rFonts w:ascii="Century" w:hAnsi="Century"/>
-        </w:rPr>
-        <w:t xml:space="preserve">society, focusing on the subsumption of circulation over exchange and the determinants of value metamorphosis. It </w:t>
-      </w:r>
-      <w:r>
-        <w:rPr>
-          <w:rFonts w:ascii="Century" w:hAnsi="Century"/>
-        </w:rPr>
-        <w:t>examines</w:t>
-      </w:r>
-      <w:r>
-        <w:rPr>
-          <w:rFonts w:ascii="Century" w:hAnsi="Century"/>
-        </w:rPr>
-        <w:t xml:space="preserve"> </w:t>
-      </w:r>
-      <w:r>
-        <w:rPr>
-          <w:rFonts w:ascii="Century" w:hAnsi="Century"/>
-        </w:rPr>
-        <w:t xml:space="preserve">the role of commodities, money, and gold in the exchange process, highlighting their significance </w:t>
-      </w:r>
-      <w:r>
-        <w:rPr>
-          <w:rFonts w:ascii="Century" w:hAnsi="Century"/>
-        </w:rPr>
-        <w:t>for</w:t>
-      </w:r>
-      <w:r>
-        <w:rPr>
-          <w:rFonts w:ascii="Century" w:hAnsi="Century"/>
-        </w:rPr>
-        <w:t xml:space="preserve"> the </w:t>
-      </w:r>
-      <w:r>
-        <w:rPr>
-          <w:rFonts w:ascii="Century" w:hAnsi="Century"/>
-        </w:rPr>
-        <w:t xml:space="preserve">historical </w:t>
-      </w:r>
-      <w:r>
-        <w:rPr>
-          <w:rFonts w:ascii="Century" w:hAnsi="Century"/>
-        </w:rPr>
-        <w:t>development of</w:t>
-      </w:r>
-      <w:r>
-        <w:rPr>
-          <w:rFonts w:ascii="Century" w:hAnsi="Century"/>
-        </w:rPr>
-        <w:t xml:space="preserve"> </w:t>
-      </w:r>
-      <w:r>
-        <w:rPr>
-          <w:rFonts w:ascii="Century" w:hAnsi="Century"/>
-        </w:rPr>
-        <w:t>capital’s mode of reproduction</w:t>
-      </w:r>
-      <w:r>
-        <w:rPr>
-          <w:rFonts w:ascii="Century" w:hAnsi="Century"/>
-        </w:rPr>
-        <w:t xml:space="preserve">. The text </w:t>
-      </w:r>
-      <w:r>
-        <w:rPr>
-          <w:rFonts w:ascii="Century" w:hAnsi="Century"/>
-        </w:rPr>
-        <w:t xml:space="preserve">emphatically </w:t>
-      </w:r>
-      <w:r>
-        <w:rPr>
-          <w:rFonts w:ascii="Century" w:hAnsi="Century"/>
-        </w:rPr>
-        <w:t xml:space="preserve">addresses the historical and social implications of the circulation of money and commodities, </w:t>
-      </w:r>
-      <w:r>
-        <w:rPr>
-          <w:rFonts w:ascii="Century" w:hAnsi="Century"/>
-        </w:rPr>
-        <w:t>pl</w:t>
-      </w:r>
-      <w:r>
-        <w:rPr>
-          <w:rFonts w:ascii="Century" w:hAnsi="Century"/>
-        </w:rPr>
-        <w:t xml:space="preserve">acing special attention to the metamorphosis </w:t>
-      </w:r>
-      <w:r>
-        <w:rPr>
-          <w:rFonts w:ascii="Century" w:hAnsi="Century"/>
-        </w:rPr>
-        <w:t xml:space="preserve">of gold as universal equivalent </w:t>
-      </w:r>
-      <w:r>
-        <w:rPr>
-          <w:rFonts w:ascii="Century" w:hAnsi="Century"/>
-        </w:rPr>
-        <w:t xml:space="preserve">commodity </w:t>
-      </w:r>
-      <w:r>
-        <w:rPr>
-          <w:rFonts w:ascii="Century" w:hAnsi="Century"/>
-        </w:rPr>
-        <w:t>and measure of value</w:t>
-      </w:r>
-      <w:r>
-        <w:rPr>
-          <w:rFonts w:ascii="Century" w:hAnsi="Century"/>
-        </w:rPr>
-        <w:t>.</w:t>
-      </w:r>
-      <w:r>
-        <w:rPr>
-          <w:rFonts w:ascii="Century" w:hAnsi="Century"/>
-        </w:rPr>
-        <w:t xml:space="preserve"> Additionally, it explores the impact of colonialism and indigenous wealth on the circulation of gold and silver, leading to the formation of international capital bearers. The discussion concludes with insights into the complex relationships between commodities, money, and value within the capitalist system.</w:t>
-      </w:r>
-      <w:r>
-        <w:rPr>
-          <w:rFonts w:ascii="MS Mincho" w:eastAsia="MS Mincho" w:hAnsi="MS Mincho" w:cs="MS Mincho" w:hint="eastAsia"/>
-        </w:rPr>
-        <w:t> -</w:t>
-      </w:r>
-      <w:r>
-        <w:rPr>
-          <w:rFonts w:ascii="Century" w:hAnsi="Century"/>
-        </w:rPr>
-        <w:t xml:space="preserve">After the 1971 international financial reforms, the U.S. Dollar became the </w:t>
-      </w:r>
-      <w:r>
-        <w:rPr>
-          <w:rFonts w:ascii="Century" w:hAnsi="Century"/>
-        </w:rPr>
-        <w:t>hegemonic</w:t>
-      </w:r>
-      <w:r>
-        <w:rPr>
-          <w:rFonts w:ascii="Century" w:hAnsi="Century"/>
-        </w:rPr>
-        <w:t xml:space="preserve"> currency detached from the price of gold, which led to the liberalization of gold prices and its circulation as a commodity. </w:t>
-      </w:r>
-      <w:r>
-        <w:rPr>
-          <w:rFonts w:ascii="Century" w:hAnsi="Century"/>
-        </w:rPr>
-        <w:t xml:space="preserve">Nevertheless, </w:t>
-      </w:r>
-      <w:r>
-        <w:rPr>
-          <w:rFonts w:ascii="Century" w:hAnsi="Century"/>
-        </w:rPr>
-        <w:t>gold still holds</w:t>
-      </w:r>
-      <w:r>
-        <w:rPr>
-          <w:rFonts w:ascii="Century" w:hAnsi="Century"/>
-        </w:rPr>
-        <w:t xml:space="preserve"> as real capital and despite the U.S. Dollar standard</w:t>
-      </w:r>
-      <w:r>
-        <w:rPr>
-          <w:rFonts w:ascii="Century" w:hAnsi="Century"/>
-        </w:rPr>
-        <w:t xml:space="preserve"> of price is not </w:t>
-      </w:r>
-      <w:r>
-        <w:rPr>
-          <w:rFonts w:ascii="Century" w:hAnsi="Century"/>
-        </w:rPr>
-        <w:t xml:space="preserve">expressed in </w:t>
-      </w:r>
-      <w:r>
-        <w:rPr>
-          <w:rFonts w:ascii="Century" w:hAnsi="Century"/>
-        </w:rPr>
-        <w:t>weighted gold</w:t>
-      </w:r>
-      <w:r>
-        <w:rPr>
-          <w:rFonts w:ascii="Century" w:hAnsi="Century"/>
-        </w:rPr>
-        <w:t xml:space="preserve"> after Bretton Woods reforms</w:t>
-      </w:r>
-      <w:r>
-        <w:rPr>
-          <w:rFonts w:ascii="Century" w:hAnsi="Century"/>
-        </w:rPr>
-        <w:t xml:space="preserve">, but </w:t>
-      </w:r>
-      <w:r>
-        <w:rPr>
-          <w:rFonts w:ascii="Century" w:hAnsi="Century"/>
-        </w:rPr>
-        <w:t>in a fixed proportion of its unit measure of price</w:t>
-      </w:r>
-      <w:r>
-        <w:rPr>
-          <w:rFonts w:ascii="Century" w:hAnsi="Century"/>
-        </w:rPr>
-        <w:t>.</w:t>
-      </w:r>
+      <w:proofErr w:type="spellStart"/>
+      <w:r>
+        <w:rPr>
+          <w:rFonts w:ascii="Century" w:hAnsi="Century"/>
+          <w:b/>
+          <w:caps/>
+        </w:rPr>
+        <w:t>Introducción</w:t>
+      </w:r>
+      <w:proofErr w:type="spellEnd"/>
     </w:p>
     <w:p>
       <w:pPr>
         <w:spacing w:before="240" w:line="360" w:lineRule="auto"/>
         <w:rPr>
+          <w:rFonts w:ascii="Century" w:hAnsi="Century"/>
+        </w:rPr>
+      </w:pPr>
+      <w:r>
+        <w:rPr>
+          <w:rFonts w:ascii="Century" w:hAnsi="Century"/>
+        </w:rPr>
+        <w:t>This</w:t>
+      </w:r>
+      <w:r>
+        <w:rPr>
+          <w:rFonts w:ascii="Century" w:hAnsi="Century"/>
+        </w:rPr>
+        <w:t xml:space="preserve"> document</w:t>
+      </w:r>
+      <w:r>
+        <w:rPr>
+          <w:rFonts w:ascii="Century" w:hAnsi="Century"/>
+        </w:rPr>
+        <w:t xml:space="preserve"> discusses Marx's analysis of the exchange process in bourgeois</w:t>
+      </w:r>
+      <w:r>
+        <w:rPr>
+          <w:rFonts w:ascii="Century" w:hAnsi="Century"/>
+        </w:rPr>
+        <w:t xml:space="preserve"> </w:t>
+      </w:r>
+      <w:r>
+        <w:rPr>
+          <w:rFonts w:ascii="Century" w:hAnsi="Century"/>
+        </w:rPr>
+        <w:t xml:space="preserve">society, focusing on the subsumption of circulation over exchange and the determinants of value metamorphosis. It </w:t>
+      </w:r>
+      <w:r>
+        <w:rPr>
+          <w:rFonts w:ascii="Century" w:hAnsi="Century"/>
+        </w:rPr>
+        <w:t>examines</w:t>
+      </w:r>
+      <w:r>
+        <w:rPr>
+          <w:rFonts w:ascii="Century" w:hAnsi="Century"/>
+        </w:rPr>
+        <w:t xml:space="preserve"> </w:t>
+      </w:r>
+      <w:r>
+        <w:rPr>
+          <w:rFonts w:ascii="Century" w:hAnsi="Century"/>
+        </w:rPr>
+        <w:t xml:space="preserve">the role of commodities, money, and gold in the exchange process, highlighting their significance </w:t>
+      </w:r>
+      <w:r>
+        <w:rPr>
+          <w:rFonts w:ascii="Century" w:hAnsi="Century"/>
+        </w:rPr>
+        <w:t>for</w:t>
+      </w:r>
+      <w:r>
+        <w:rPr>
+          <w:rFonts w:ascii="Century" w:hAnsi="Century"/>
+        </w:rPr>
+        <w:t xml:space="preserve"> the </w:t>
+      </w:r>
+      <w:r>
+        <w:rPr>
+          <w:rFonts w:ascii="Century" w:hAnsi="Century"/>
+        </w:rPr>
+        <w:t xml:space="preserve">historical </w:t>
+      </w:r>
+      <w:r>
+        <w:rPr>
+          <w:rFonts w:ascii="Century" w:hAnsi="Century"/>
+        </w:rPr>
+        <w:t>development of</w:t>
+      </w:r>
+      <w:r>
+        <w:rPr>
+          <w:rFonts w:ascii="Century" w:hAnsi="Century"/>
+        </w:rPr>
+        <w:t xml:space="preserve"> </w:t>
+      </w:r>
+      <w:r>
+        <w:rPr>
+          <w:rFonts w:ascii="Century" w:hAnsi="Century"/>
+        </w:rPr>
+        <w:t>capital mode of reproduction</w:t>
+      </w:r>
+      <w:r>
+        <w:rPr>
+          <w:rFonts w:ascii="Century" w:hAnsi="Century"/>
+        </w:rPr>
+        <w:t xml:space="preserve">, </w:t>
+      </w:r>
+      <w:r>
+        <w:rPr>
+          <w:rFonts w:ascii="Century" w:hAnsi="Century"/>
+        </w:rPr>
+        <w:t>pl</w:t>
+      </w:r>
+      <w:r>
+        <w:rPr>
+          <w:rFonts w:ascii="Century" w:hAnsi="Century"/>
+        </w:rPr>
+        <w:t xml:space="preserve">acing special attention to the metamorphosis </w:t>
+      </w:r>
+      <w:r>
+        <w:rPr>
+          <w:rFonts w:ascii="Century" w:hAnsi="Century"/>
+        </w:rPr>
+        <w:t xml:space="preserve">of gold as universal equivalent </w:t>
+      </w:r>
+      <w:r>
+        <w:rPr>
+          <w:rFonts w:ascii="Century" w:hAnsi="Century"/>
+        </w:rPr>
+        <w:t>commodity</w:t>
+      </w:r>
+      <w:r>
+        <w:rPr>
+          <w:rFonts w:ascii="Century" w:hAnsi="Century"/>
+        </w:rPr>
+        <w:t>, money-commodity</w:t>
+      </w:r>
+      <w:r>
+        <w:rPr>
+          <w:rFonts w:ascii="Century" w:hAnsi="Century"/>
+        </w:rPr>
+        <w:t>.</w:t>
+      </w:r>
+    </w:p>
+    <w:p>
+      <w:pPr>
+        <w:spacing w:before="240" w:line="360" w:lineRule="auto"/>
+        <w:rPr>
+          <w:rFonts w:ascii="Century" w:hAnsi="Century"/>
+        </w:rPr>
+      </w:pPr>
+      <w:r>
+        <w:rPr>
+          <w:rFonts w:ascii="Century" w:hAnsi="Century"/>
+        </w:rPr>
+        <w:t xml:space="preserve">The origine of the scale of reproduction </w:t>
+      </w:r>
+      <w:r>
+        <w:rPr>
+          <w:rFonts w:ascii="Century" w:hAnsi="Century"/>
+        </w:rPr>
+        <w:t>of capital</w:t>
+      </w:r>
+      <w:r>
+        <w:rPr>
+          <w:rFonts w:ascii="Century" w:hAnsi="Century"/>
+        </w:rPr>
+        <w:t xml:space="preserve"> developed historically until the present </w:t>
+      </w:r>
+      <w:r>
+        <w:rPr>
+          <w:rFonts w:ascii="Century" w:hAnsi="Century"/>
+        </w:rPr>
+        <w:t>point is on</w:t>
+      </w:r>
+      <w:r>
+        <w:rPr>
+          <w:rFonts w:ascii="Century" w:hAnsi="Century"/>
+        </w:rPr>
+        <w:t xml:space="preserve"> the initial conditions </w:t>
+      </w:r>
+      <w:r>
+        <w:rPr>
+          <w:rFonts w:ascii="Century" w:hAnsi="Century"/>
+        </w:rPr>
+        <w:t>of the</w:t>
+      </w:r>
+      <w:r>
+        <w:rPr>
+          <w:rFonts w:ascii="Century" w:hAnsi="Century"/>
+        </w:rPr>
+        <w:t xml:space="preserve"> circulation</w:t>
+      </w:r>
+      <w:r>
+        <w:rPr>
+          <w:rFonts w:ascii="Century" w:hAnsi="Century"/>
+        </w:rPr>
+        <w:t xml:space="preserve"> process. </w:t>
+      </w:r>
+      <w:r>
+        <w:rPr>
+          <w:rFonts w:ascii="Century" w:hAnsi="Century"/>
+        </w:rPr>
+        <w:t>Th</w:t>
+      </w:r>
+      <w:r>
+        <w:rPr>
+          <w:rFonts w:ascii="Century" w:hAnsi="Century"/>
+        </w:rPr>
+        <w:t>e present</w:t>
+      </w:r>
+      <w:r>
+        <w:rPr>
+          <w:rFonts w:ascii="Century" w:hAnsi="Century"/>
+        </w:rPr>
+        <w:t xml:space="preserve"> </w:t>
+      </w:r>
+      <w:r>
+        <w:rPr>
+          <w:rFonts w:ascii="Century" w:hAnsi="Century"/>
+        </w:rPr>
+        <w:t xml:space="preserve">document seeks to </w:t>
+      </w:r>
+      <w:r>
+        <w:rPr>
+          <w:rFonts w:ascii="Century" w:hAnsi="Century"/>
+        </w:rPr>
+        <w:t xml:space="preserve">continue Marx’s </w:t>
+      </w:r>
+      <w:r>
+        <w:rPr>
+          <w:rFonts w:ascii="Century" w:hAnsi="Century"/>
+        </w:rPr>
+        <w:t>critique of the political economy of capitalism, as well as his theory of original accumulation</w:t>
+      </w:r>
+      <w:r>
+        <w:rPr>
+          <w:rFonts w:ascii="Century" w:hAnsi="Century"/>
+        </w:rPr>
+        <w:t xml:space="preserve"> the historical foundation of capital reproduction</w:t>
+      </w:r>
+      <w:r>
+        <w:rPr>
+          <w:rFonts w:ascii="Century" w:hAnsi="Century"/>
+        </w:rPr>
+        <w:t>.</w:t>
+      </w:r>
+      <w:r>
+        <w:rPr>
+          <w:rFonts w:ascii="Century" w:hAnsi="Century"/>
+        </w:rPr>
+        <w:t xml:space="preserve"> </w:t>
+      </w:r>
+      <w:r>
+        <w:rPr>
+          <w:rFonts w:ascii="Century" w:hAnsi="Century"/>
+        </w:rPr>
+        <w:t>G</w:t>
+      </w:r>
+      <w:r>
+        <w:rPr>
+          <w:rFonts w:ascii="Century" w:hAnsi="Century"/>
+        </w:rPr>
+        <w:t>rasp</w:t>
+      </w:r>
+      <w:r>
+        <w:rPr>
+          <w:rFonts w:ascii="Century" w:hAnsi="Century"/>
+        </w:rPr>
+        <w:t>ing</w:t>
+      </w:r>
+      <w:r>
+        <w:rPr>
+          <w:rFonts w:ascii="Century" w:hAnsi="Century"/>
+        </w:rPr>
+        <w:t xml:space="preserve"> </w:t>
+      </w:r>
+      <w:r>
+        <w:rPr>
+          <w:rFonts w:ascii="Century" w:hAnsi="Century"/>
+        </w:rPr>
+        <w:t xml:space="preserve">particularly </w:t>
+      </w:r>
+      <w:r>
+        <w:rPr>
+          <w:rFonts w:ascii="Century" w:hAnsi="Century"/>
+        </w:rPr>
+        <w:t xml:space="preserve">into the </w:t>
+      </w:r>
+      <w:r>
+        <w:rPr>
+          <w:rFonts w:ascii="Century" w:hAnsi="Century"/>
+        </w:rPr>
+        <w:t>metamorphosizes of commodities into money and of money into capital</w:t>
+      </w:r>
+      <w:r>
+        <w:rPr>
+          <w:rFonts w:ascii="Century" w:hAnsi="Century"/>
+        </w:rPr>
+        <w:t xml:space="preserve"> </w:t>
+      </w:r>
+      <w:r>
+        <w:rPr>
+          <w:rFonts w:ascii="Century" w:hAnsi="Century"/>
+        </w:rPr>
+        <w:t>to understand</w:t>
+      </w:r>
+      <w:r>
+        <w:rPr>
+          <w:rFonts w:ascii="Century" w:hAnsi="Century"/>
+        </w:rPr>
+        <w:t xml:space="preserve"> the</w:t>
+      </w:r>
+      <w:r>
+        <w:rPr>
+          <w:rFonts w:ascii="Century" w:hAnsi="Century"/>
+        </w:rPr>
+        <w:t xml:space="preserve"> formation of the r</w:t>
+      </w:r>
+      <w:r>
+        <w:rPr>
+          <w:rFonts w:ascii="Century" w:hAnsi="Century"/>
+        </w:rPr>
+        <w:t xml:space="preserve">eal </w:t>
+      </w:r>
+      <w:r>
+        <w:rPr>
+          <w:rFonts w:ascii="Century" w:hAnsi="Century"/>
+        </w:rPr>
+        <w:t xml:space="preserve">capital </w:t>
+      </w:r>
+      <w:r>
+        <w:rPr>
+          <w:rFonts w:ascii="Century" w:hAnsi="Century"/>
+        </w:rPr>
+        <w:t>form</w:t>
+      </w:r>
+      <w:r>
+        <w:rPr>
+          <w:rFonts w:ascii="Century" w:hAnsi="Century"/>
+        </w:rPr>
+        <w:t xml:space="preserve"> of value</w:t>
+      </w:r>
+      <w:r>
+        <w:rPr>
+          <w:rFonts w:ascii="Century" w:hAnsi="Century"/>
+        </w:rPr>
+        <w:t>:</w:t>
+      </w:r>
+      <w:r>
+        <w:rPr>
+          <w:rFonts w:ascii="Century" w:hAnsi="Century"/>
+        </w:rPr>
+        <w:t xml:space="preserve"> </w:t>
+      </w:r>
+      <w:r>
+        <w:rPr>
+          <w:rFonts w:ascii="Century" w:hAnsi="Century"/>
+        </w:rPr>
+        <w:t>h</w:t>
+      </w:r>
+      <w:r>
+        <w:rPr>
+          <w:rFonts w:ascii="Century" w:hAnsi="Century"/>
+        </w:rPr>
+        <w:t>oarded</w:t>
+      </w:r>
+      <w:r>
+        <w:rPr>
+          <w:rFonts w:ascii="Century" w:hAnsi="Century"/>
+        </w:rPr>
+        <w:t xml:space="preserve"> gold </w:t>
+      </w:r>
+      <w:r>
+        <w:rPr>
+          <w:rFonts w:ascii="Century" w:hAnsi="Century"/>
+        </w:rPr>
+        <w:t xml:space="preserve">in </w:t>
+      </w:r>
+      <w:r>
+        <w:rPr>
+          <w:rFonts w:ascii="Century" w:hAnsi="Century"/>
+        </w:rPr>
+        <w:t xml:space="preserve">persistent </w:t>
+      </w:r>
+      <w:r>
+        <w:rPr>
+          <w:rFonts w:ascii="Century" w:hAnsi="Century"/>
+        </w:rPr>
+        <w:t xml:space="preserve">compulsive </w:t>
+      </w:r>
+      <w:r>
+        <w:rPr>
+          <w:rFonts w:ascii="Century" w:hAnsi="Century"/>
+        </w:rPr>
+        <w:t>subsumption of every val</w:t>
+      </w:r>
+      <w:r>
+        <w:rPr>
+          <w:rFonts w:ascii="Century" w:hAnsi="Century"/>
+        </w:rPr>
+        <w:t>ue</w:t>
+      </w:r>
+      <w:r>
+        <w:rPr>
+          <w:rFonts w:ascii="Century" w:hAnsi="Century"/>
+        </w:rPr>
+        <w:t xml:space="preserve"> </w:t>
+      </w:r>
+      <w:r>
+        <w:rPr>
+          <w:rFonts w:ascii="Century" w:hAnsi="Century"/>
+        </w:rPr>
+        <w:t>in circulation,</w:t>
+      </w:r>
+      <w:r>
+        <w:rPr>
+          <w:rFonts w:ascii="Century" w:hAnsi="Century"/>
+        </w:rPr>
+        <w:t xml:space="preserve"> </w:t>
+      </w:r>
+      <w:r>
+        <w:rPr>
+          <w:rFonts w:ascii="Century" w:hAnsi="Century"/>
+        </w:rPr>
+        <w:t>accumulat</w:t>
+      </w:r>
+      <w:r>
+        <w:rPr>
+          <w:rFonts w:ascii="Century" w:hAnsi="Century"/>
+        </w:rPr>
+        <w:t>ed</w:t>
+      </w:r>
+      <w:r>
+        <w:rPr>
+          <w:rFonts w:ascii="Century" w:hAnsi="Century"/>
+        </w:rPr>
+        <w:t xml:space="preserve"> </w:t>
+      </w:r>
+      <w:r>
+        <w:rPr>
+          <w:rFonts w:ascii="Century" w:hAnsi="Century"/>
+        </w:rPr>
+        <w:t xml:space="preserve">historically </w:t>
+      </w:r>
+      <w:r>
+        <w:rPr>
+          <w:rFonts w:ascii="Century" w:hAnsi="Century"/>
+        </w:rPr>
+        <w:t xml:space="preserve">an aliquot part of </w:t>
+      </w:r>
+      <w:r>
+        <w:rPr>
+          <w:rFonts w:ascii="Century" w:hAnsi="Century"/>
+        </w:rPr>
+        <w:t>all</w:t>
+      </w:r>
+      <w:r>
+        <w:rPr>
+          <w:rFonts w:ascii="Century" w:hAnsi="Century"/>
+        </w:rPr>
+        <w:t xml:space="preserve"> </w:t>
+      </w:r>
+      <w:r>
+        <w:rPr>
+          <w:rFonts w:ascii="Century" w:hAnsi="Century"/>
+        </w:rPr>
+        <w:t>their prices in</w:t>
+      </w:r>
+      <w:r>
+        <w:rPr>
+          <w:rFonts w:ascii="Century" w:hAnsi="Century"/>
+        </w:rPr>
+        <w:t>to the</w:t>
+      </w:r>
+      <w:r>
+        <w:rPr>
+          <w:rFonts w:ascii="Century" w:hAnsi="Century"/>
+        </w:rPr>
+        <w:t xml:space="preserve"> </w:t>
+      </w:r>
+      <w:r>
+        <w:rPr>
+          <w:rFonts w:ascii="Century" w:hAnsi="Century"/>
+        </w:rPr>
+        <w:t xml:space="preserve">mass of </w:t>
+      </w:r>
+      <w:r>
+        <w:rPr>
+          <w:rFonts w:ascii="Century" w:hAnsi="Century"/>
+        </w:rPr>
+        <w:t>capital</w:t>
+      </w:r>
+      <w:r>
+        <w:rPr>
+          <w:rFonts w:ascii="Century" w:hAnsi="Century"/>
+        </w:rPr>
+        <w:t xml:space="preserve"> </w:t>
+      </w:r>
+      <w:r>
+        <w:rPr>
+          <w:rFonts w:ascii="Century" w:hAnsi="Century"/>
+        </w:rPr>
+        <w:t xml:space="preserve">presented in its real </w:t>
+      </w:r>
+      <w:r>
+        <w:rPr>
+          <w:rFonts w:ascii="Century" w:hAnsi="Century"/>
+        </w:rPr>
+        <w:t>value form</w:t>
+      </w:r>
+      <w:r>
+        <w:rPr>
+          <w:rFonts w:ascii="Century" w:hAnsi="Century"/>
+        </w:rPr>
+        <w:t xml:space="preserve">. </w:t>
+      </w:r>
+    </w:p>
+    <w:p>
+      <w:pPr>
+        <w:spacing w:before="240" w:line="360" w:lineRule="auto"/>
+        <w:rPr>
+          <w:rFonts w:ascii="Century" w:hAnsi="Century"/>
+        </w:rPr>
+      </w:pPr>
+      <w:r>
+        <w:rPr>
+          <w:rFonts w:ascii="Century" w:hAnsi="Century"/>
+        </w:rPr>
+        <w:t xml:space="preserve">Special attention is offered </w:t>
+      </w:r>
+      <w:r>
+        <w:rPr>
+          <w:rFonts w:ascii="Century" w:hAnsi="Century"/>
+        </w:rPr>
+        <w:t>to the</w:t>
+      </w:r>
+      <w:r>
+        <w:rPr>
+          <w:rFonts w:ascii="Century" w:hAnsi="Century"/>
+        </w:rPr>
+        <w:t xml:space="preserve"> </w:t>
+      </w:r>
+      <w:r>
+        <w:rPr>
+          <w:rFonts w:ascii="Century" w:hAnsi="Century"/>
+        </w:rPr>
+        <w:t xml:space="preserve">U.S. Dollar </w:t>
+      </w:r>
+      <w:r>
+        <w:rPr>
+          <w:rFonts w:ascii="Century" w:hAnsi="Century"/>
+        </w:rPr>
+        <w:t>breakdown as</w:t>
+      </w:r>
+      <w:r>
+        <w:rPr>
+          <w:rFonts w:ascii="Century" w:hAnsi="Century"/>
+        </w:rPr>
+        <w:t xml:space="preserve"> </w:t>
+      </w:r>
+      <w:r>
+        <w:rPr>
+          <w:rFonts w:ascii="Century" w:hAnsi="Century"/>
+        </w:rPr>
+        <w:t>hegemonic</w:t>
+      </w:r>
+      <w:r>
+        <w:rPr>
+          <w:rFonts w:ascii="Century" w:hAnsi="Century"/>
+        </w:rPr>
+        <w:t xml:space="preserve"> currency</w:t>
+      </w:r>
+      <w:r>
+        <w:rPr>
+          <w:rFonts w:ascii="Century" w:hAnsi="Century"/>
+        </w:rPr>
+        <w:t xml:space="preserve"> </w:t>
+      </w:r>
+      <w:r>
+        <w:rPr>
+          <w:rFonts w:ascii="Century" w:hAnsi="Century"/>
+        </w:rPr>
+        <w:t>of</w:t>
+      </w:r>
+      <w:r>
+        <w:rPr>
+          <w:rFonts w:ascii="Century" w:hAnsi="Century"/>
+        </w:rPr>
+        <w:t xml:space="preserve"> the world-economy</w:t>
+      </w:r>
+      <w:r>
+        <w:rPr>
+          <w:rFonts w:ascii="Century" w:hAnsi="Century"/>
+        </w:rPr>
+        <w:t>, stablished</w:t>
+      </w:r>
+      <w:r>
+        <w:rPr>
+          <w:rFonts w:ascii="Century" w:hAnsi="Century"/>
+        </w:rPr>
+        <w:t xml:space="preserve"> </w:t>
+      </w:r>
+      <w:r>
+        <w:rPr>
+          <w:rFonts w:ascii="Century" w:hAnsi="Century"/>
+        </w:rPr>
+        <w:t>a</w:t>
+      </w:r>
+      <w:r>
+        <w:rPr>
+          <w:rFonts w:ascii="Century" w:hAnsi="Century"/>
+        </w:rPr>
+        <w:t xml:space="preserve">fter the </w:t>
+      </w:r>
+      <w:r>
+        <w:rPr>
+          <w:rFonts w:ascii="Century" w:hAnsi="Century"/>
+          <w:i/>
+        </w:rPr>
+        <w:t>liberalization</w:t>
+      </w:r>
+      <w:r>
+        <w:rPr>
+          <w:rFonts w:ascii="Century" w:hAnsi="Century"/>
+        </w:rPr>
+        <w:t xml:space="preserve"> of gold</w:t>
+      </w:r>
+      <w:r>
+        <w:rPr>
+          <w:rFonts w:ascii="Century" w:hAnsi="Century"/>
+        </w:rPr>
+        <w:t xml:space="preserve"> commodity price</w:t>
+      </w:r>
+      <w:r>
+        <w:rPr>
+          <w:rFonts w:ascii="Century" w:hAnsi="Century"/>
+        </w:rPr>
+        <w:t>.</w:t>
+      </w:r>
+      <w:r>
+        <w:rPr>
+          <w:rFonts w:ascii="Century" w:hAnsi="Century"/>
+        </w:rPr>
+        <w:t xml:space="preserve"> </w:t>
+      </w:r>
+      <w:r>
+        <w:rPr>
+          <w:rFonts w:ascii="Century" w:hAnsi="Century"/>
+        </w:rPr>
+        <w:t xml:space="preserve">Nevertheless, </w:t>
+      </w:r>
+      <w:r>
+        <w:rPr>
+          <w:rFonts w:ascii="Century" w:hAnsi="Century"/>
+        </w:rPr>
+        <w:t>gold still hold</w:t>
+      </w:r>
+      <w:r>
+        <w:rPr>
+          <w:rFonts w:ascii="Century" w:hAnsi="Century"/>
+        </w:rPr>
+        <w:t xml:space="preserve"> as real capital</w:t>
+      </w:r>
+      <w:r>
+        <w:rPr>
+          <w:rFonts w:ascii="Century" w:hAnsi="Century"/>
+        </w:rPr>
+        <w:t>,</w:t>
+      </w:r>
+      <w:r>
+        <w:rPr>
+          <w:rFonts w:ascii="Century" w:hAnsi="Century"/>
+        </w:rPr>
+        <w:t xml:space="preserve"> the U.S. Dollar standard</w:t>
+      </w:r>
+      <w:r>
+        <w:rPr>
+          <w:rFonts w:ascii="Century" w:hAnsi="Century"/>
+        </w:rPr>
+        <w:t xml:space="preserve"> of price is </w:t>
+      </w:r>
+      <w:r>
+        <w:rPr>
+          <w:rFonts w:ascii="Century" w:hAnsi="Century"/>
+        </w:rPr>
+        <w:t xml:space="preserve">being </w:t>
+      </w:r>
+      <w:r>
+        <w:rPr>
+          <w:rFonts w:ascii="Century" w:hAnsi="Century"/>
+        </w:rPr>
+        <w:t xml:space="preserve">expressed </w:t>
+      </w:r>
+      <w:r>
+        <w:rPr>
+          <w:rFonts w:ascii="Century" w:hAnsi="Century"/>
+        </w:rPr>
+        <w:t xml:space="preserve">yet in </w:t>
+      </w:r>
+      <w:r>
+        <w:rPr>
+          <w:rFonts w:ascii="Century" w:hAnsi="Century"/>
+        </w:rPr>
+        <w:t xml:space="preserve">weighted gold after Bretton Woods </w:t>
+      </w:r>
+      <w:r>
+        <w:rPr>
+          <w:rFonts w:ascii="Century" w:hAnsi="Century"/>
+        </w:rPr>
+        <w:t xml:space="preserve">finance policy </w:t>
+      </w:r>
+      <w:r>
+        <w:rPr>
+          <w:rFonts w:ascii="Century" w:hAnsi="Century"/>
+        </w:rPr>
+        <w:t xml:space="preserve">reforms, but in a fixed proportion </w:t>
+      </w:r>
+      <w:r>
+        <w:rPr>
+          <w:rFonts w:ascii="Century" w:hAnsi="Century"/>
+        </w:rPr>
+        <w:t>composing</w:t>
+      </w:r>
+      <w:r>
+        <w:rPr>
+          <w:rFonts w:ascii="Century" w:hAnsi="Century"/>
+        </w:rPr>
+        <w:t xml:space="preserve"> the</w:t>
+      </w:r>
+      <w:r>
+        <w:rPr>
+          <w:rFonts w:ascii="Century" w:hAnsi="Century"/>
+        </w:rPr>
+        <w:t xml:space="preserve"> </w:t>
+      </w:r>
+      <w:r>
+        <w:rPr>
+          <w:rFonts w:ascii="Century" w:hAnsi="Century"/>
+        </w:rPr>
+        <w:t xml:space="preserve">current </w:t>
+      </w:r>
+      <w:r>
+        <w:rPr>
+          <w:rFonts w:ascii="Century" w:hAnsi="Century"/>
+        </w:rPr>
+        <w:t>unit measure</w:t>
+      </w:r>
+      <w:r>
+        <w:rPr>
+          <w:rFonts w:ascii="Century" w:hAnsi="Century"/>
+        </w:rPr>
+        <w:t xml:space="preserve"> of monetary value, labeled as the dollar standard.</w:t>
+      </w:r>
+    </w:p>
+    <w:p>
+      <w:pPr>
+        <w:spacing w:before="240" w:line="360" w:lineRule="auto"/>
+        <w:rPr>
+          <w:rFonts w:ascii="Century" w:hAnsi="Century"/>
+          <w:b/>
+          <w:bCs/>
+        </w:rPr>
+      </w:pPr>
+      <w:r>
+        <w:rPr>
+          <w:rFonts w:ascii="Century" w:hAnsi="Century"/>
+          <w:b/>
+          <w:bCs/>
+        </w:rPr>
+        <w:t>Section 1.</w:t>
+      </w:r>
+    </w:p>
+    <w:p>
+      <w:pPr>
+        <w:spacing w:before="240" w:line="360" w:lineRule="auto"/>
+        <w:rPr>
           <w:rFonts w:ascii="Century Schoolbook" w:hAnsi="Century Schoolbook"/>
         </w:rPr>
       </w:pPr>
@@ -450,12 +965,24 @@
         <w:rPr>
           <w:rFonts w:ascii="Century Schoolbook" w:hAnsi="Century Schoolbook"/>
         </w:rPr>
-        <w:t xml:space="preserve"> the determinants of the exchange process </w:t>
+        <w:t xml:space="preserve"> the determinants of the </w:t>
       </w:r>
       <w:r>
         <w:rPr>
           <w:rFonts w:ascii="Century Schoolbook" w:hAnsi="Century Schoolbook"/>
         </w:rPr>
+        <w:t>circulation</w:t>
+      </w:r>
+      <w:r>
+        <w:rPr>
+          <w:rFonts w:ascii="Century Schoolbook" w:hAnsi="Century Schoolbook"/>
+        </w:rPr>
+        <w:t xml:space="preserve"> process </w:t>
+      </w:r>
+      <w:r>
+        <w:rPr>
+          <w:rFonts w:ascii="Century Schoolbook" w:hAnsi="Century Schoolbook"/>
+        </w:rPr>
         <w:t>particularly</w:t>
       </w:r>
       <w:r>
@@ -474,38 +1001,7 @@
         <w:rPr>
           <w:rFonts w:ascii="Century Schoolbook" w:hAnsi="Century Schoolbook"/>
         </w:rPr>
-        <w:t xml:space="preserve"> bourgeois society, in its initial conditions. Which begins with the </w:t>
-      </w:r>
-      <w:r>
-        <w:rPr>
-          <w:rFonts w:ascii="Century Schoolbook" w:hAnsi="Century Schoolbook"/>
-          <w:iCs/>
-        </w:rPr>
-        <w:t>social movement of commodities</w:t>
-      </w:r>
-      <w:r>
-        <w:rPr>
-          <w:rFonts w:ascii="Century Schoolbook" w:hAnsi="Century Schoolbook"/>
-        </w:rPr>
-        <w:t>, by one side, and of money</w:t>
-      </w:r>
-      <w:r>
-        <w:rPr>
-          <w:rFonts w:ascii="Century Schoolbook" w:hAnsi="Century Schoolbook"/>
-        </w:rPr>
-        <w:t>,</w:t>
-      </w:r>
-      <w:r>
-        <w:rPr>
-          <w:rFonts w:ascii="Century Schoolbook" w:hAnsi="Century Schoolbook"/>
-        </w:rPr>
-        <w:t xml:space="preserve"> in the other extreme of exchange relations.</w:t>
-      </w:r>
-      <w:r>
-        <w:rPr>
-          <w:rFonts w:ascii="Century Schoolbook" w:hAnsi="Century Schoolbook"/>
-        </w:rPr>
-        <w:t xml:space="preserve"> </w:t>
+        <w:t xml:space="preserve"> bourgeois society in its initial conditions.</w:t>
       </w:r>
     </w:p>
     <w:p>
@@ -513,49 +1009,224 @@
         <w:spacing w:before="240" w:line="360" w:lineRule="auto"/>
         <w:rPr>
           <w:rFonts w:ascii="Century" w:hAnsi="Century"/>
+          <w:u w:val="single"/>
         </w:rPr>
       </w:pPr>
       <w:r>
         <w:rPr>
           <w:rFonts w:ascii="Century" w:hAnsi="Century"/>
         </w:rPr>
-        <w:t xml:space="preserve">The first distinction presented by Marx as a determinant of the exchange process of the bourgeoisie society is the differentiation between the commodity and the bearer. For the [bearer] his commodity </w:t>
-      </w:r>
-      <w:r>
-        <w:rPr>
-          <w:rFonts w:ascii="Century" w:hAnsi="Century"/>
-        </w:rPr>
-        <w:t>has</w:t>
-      </w:r>
-      <w:r>
-        <w:rPr>
-          <w:rFonts w:ascii="Century" w:hAnsi="Century"/>
-        </w:rPr>
-        <w:t xml:space="preserve"> no direct use-value</w:t>
-      </w:r>
-      <w:r>
-        <w:rPr>
-          <w:rFonts w:ascii="Century" w:hAnsi="Century"/>
-        </w:rPr>
-        <w:t xml:space="preserve">. </w:t>
-      </w:r>
-      <w:r>
-        <w:rPr>
-          <w:rFonts w:ascii="Century" w:hAnsi="Century"/>
-        </w:rPr>
-        <w:t xml:space="preserve">For himself, it is only use-value as </w:t>
-      </w:r>
-      <w:r>
-        <w:rPr>
-          <w:rFonts w:ascii="Century" w:hAnsi="Century"/>
-        </w:rPr>
-        <w:t>a means</w:t>
-      </w:r>
-      <w:r>
-        <w:rPr>
-          <w:rFonts w:ascii="Century" w:hAnsi="Century"/>
-        </w:rPr>
-        <w:t xml:space="preserve"> of exchange. </w:t>
+        <w:t>The first determinan</w:t>
+      </w:r>
+      <w:r>
+        <w:rPr>
+          <w:rFonts w:ascii="Century" w:hAnsi="Century"/>
+        </w:rPr>
+        <w:t>t</w:t>
+      </w:r>
+      <w:r>
+        <w:rPr>
+          <w:rFonts w:ascii="Century" w:hAnsi="Century"/>
+        </w:rPr>
+        <w:t xml:space="preserve"> of the</w:t>
+      </w:r>
+      <w:r>
+        <w:rPr>
+          <w:rFonts w:ascii="Century" w:hAnsi="Century"/>
+        </w:rPr>
+        <w:t xml:space="preserve"> exchange process</w:t>
+      </w:r>
+      <w:r>
+        <w:rPr>
+          <w:rFonts w:ascii="Century" w:hAnsi="Century"/>
+        </w:rPr>
+        <w:t xml:space="preserve"> </w:t>
+      </w:r>
+      <w:r>
+        <w:rPr>
+          <w:rFonts w:ascii="Century" w:hAnsi="Century"/>
+        </w:rPr>
+        <w:t xml:space="preserve">subsumption into the circuit of capital reproduction, </w:t>
+      </w:r>
+      <w:r>
+        <w:rPr>
+          <w:rFonts w:ascii="Century" w:hAnsi="Century"/>
+        </w:rPr>
+        <w:t xml:space="preserve">is the determination of </w:t>
+      </w:r>
+      <w:r>
+        <w:rPr>
+          <w:rFonts w:ascii="Century" w:hAnsi="Century"/>
+        </w:rPr>
+        <w:t xml:space="preserve">gold as </w:t>
+      </w:r>
+      <w:r>
+        <w:rPr>
+          <w:rFonts w:ascii="Century" w:hAnsi="Century"/>
+        </w:rPr>
+        <w:t>the</w:t>
+      </w:r>
+      <w:r>
+        <w:rPr>
+          <w:rFonts w:ascii="Century" w:hAnsi="Century"/>
+        </w:rPr>
+        <w:t xml:space="preserve"> universal equivalent</w:t>
+      </w:r>
+      <w:r>
+        <w:rPr>
+          <w:rFonts w:ascii="Century" w:hAnsi="Century"/>
+        </w:rPr>
+        <w:t xml:space="preserve"> commodity</w:t>
+      </w:r>
+      <w:r>
+        <w:rPr>
+          <w:rFonts w:ascii="Century" w:hAnsi="Century"/>
+        </w:rPr>
+        <w:t>,</w:t>
+      </w:r>
+      <w:r>
+        <w:rPr>
+          <w:rFonts w:ascii="Century" w:hAnsi="Century"/>
+        </w:rPr>
+        <w:t xml:space="preserve"> caused by the extension of the exchange process</w:t>
+      </w:r>
+      <w:r>
+        <w:rPr>
+          <w:rFonts w:ascii="Century" w:hAnsi="Century"/>
+        </w:rPr>
+        <w:t xml:space="preserve"> mediated by money, being gold money</w:t>
+      </w:r>
+      <w:r>
+        <w:rPr>
+          <w:rFonts w:ascii="Century" w:hAnsi="Century"/>
+        </w:rPr>
+        <w:t>.</w:t>
+      </w:r>
+      <w:r>
+        <w:rPr>
+          <w:rFonts w:ascii="Century" w:hAnsi="Century"/>
+        </w:rPr>
+        <w:t xml:space="preserve"> And</w:t>
+      </w:r>
+      <w:r>
+        <w:rPr>
+          <w:rFonts w:ascii="Century" w:hAnsi="Century"/>
+        </w:rPr>
+        <w:t xml:space="preserve"> the</w:t>
+      </w:r>
+      <w:r>
+        <w:rPr>
+          <w:rFonts w:ascii="Century" w:hAnsi="Century"/>
+        </w:rPr>
+        <w:t xml:space="preserve"> </w:t>
+      </w:r>
+      <w:r>
+        <w:rPr>
+          <w:rFonts w:ascii="Century" w:hAnsi="Century"/>
+        </w:rPr>
+        <w:t>second</w:t>
+      </w:r>
+      <w:r>
+        <w:rPr>
+          <w:rFonts w:ascii="Century" w:hAnsi="Century"/>
+        </w:rPr>
+        <w:t xml:space="preserve"> corresponds to the transformation of gold</w:t>
+      </w:r>
+      <w:r>
+        <w:rPr>
+          <w:rFonts w:ascii="Century" w:hAnsi="Century"/>
+        </w:rPr>
+        <w:t>, the money-commodity</w:t>
+      </w:r>
+      <w:r>
+        <w:rPr>
+          <w:rFonts w:ascii="Century" w:hAnsi="Century"/>
+        </w:rPr>
+        <w:t xml:space="preserve"> into money-capital. </w:t>
+      </w:r>
+      <w:r>
+        <w:rPr>
+          <w:rFonts w:ascii="Century" w:hAnsi="Century"/>
+        </w:rPr>
+        <w:t xml:space="preserve">In the transition between the exchange of </w:t>
+      </w:r>
+      <w:r>
+        <w:rPr>
+          <w:rFonts w:ascii="Century" w:hAnsi="Century"/>
+        </w:rPr>
+        <w:t>v</w:t>
+      </w:r>
+      <w:r>
+        <w:rPr>
+          <w:rFonts w:ascii="Century" w:hAnsi="Century"/>
+        </w:rPr>
+        <w:t xml:space="preserve">alues and the </w:t>
+      </w:r>
+      <w:r>
+        <w:rPr>
+          <w:rFonts w:ascii="Century" w:hAnsi="Century"/>
+        </w:rPr>
+        <w:t>circulation process</w:t>
+      </w:r>
+      <w:r>
+        <w:rPr>
+          <w:rFonts w:ascii="Century" w:hAnsi="Century"/>
+        </w:rPr>
+        <w:t xml:space="preserve">, </w:t>
+      </w:r>
+      <w:r>
+        <w:rPr>
+          <w:rFonts w:ascii="Century" w:hAnsi="Century"/>
+        </w:rPr>
+        <w:t>there</w:t>
+      </w:r>
+      <w:r>
+        <w:rPr>
+          <w:rFonts w:ascii="Century" w:hAnsi="Century"/>
+        </w:rPr>
+        <w:t xml:space="preserve"> is a determinant</w:t>
+      </w:r>
+      <w:r>
+        <w:rPr>
+          <w:rFonts w:ascii="Century" w:hAnsi="Century"/>
+        </w:rPr>
+        <w:t xml:space="preserve"> </w:t>
+      </w:r>
+      <w:r>
+        <w:rPr>
+          <w:rFonts w:ascii="Century" w:hAnsi="Century"/>
+        </w:rPr>
+        <w:t xml:space="preserve">detail for the </w:t>
+      </w:r>
+      <w:r>
+        <w:rPr>
+          <w:rFonts w:ascii="Century" w:hAnsi="Century"/>
+        </w:rPr>
+        <w:t xml:space="preserve">development of the </w:t>
+      </w:r>
+      <w:r>
+        <w:rPr>
+          <w:rFonts w:ascii="Century" w:hAnsi="Century"/>
+        </w:rPr>
+        <w:t xml:space="preserve">concrete form </w:t>
+      </w:r>
+      <w:r>
+        <w:rPr>
+          <w:rFonts w:ascii="Century" w:hAnsi="Century"/>
+        </w:rPr>
+        <w:t xml:space="preserve">of </w:t>
+      </w:r>
+      <w:r>
+        <w:rPr>
+          <w:rFonts w:ascii="Century" w:hAnsi="Century"/>
+        </w:rPr>
+        <w:t>capital mode of reproduction</w:t>
+      </w:r>
+      <w:r>
+        <w:rPr>
+          <w:rFonts w:ascii="Century" w:hAnsi="Century"/>
+        </w:rPr>
+        <w:t>.</w:t>
       </w:r>
     </w:p>
     <w:p>
@@ -569,73 +1240,237 @@
         <w:rPr>
           <w:rFonts w:ascii="Century" w:hAnsi="Century"/>
         </w:rPr>
-        <w:t xml:space="preserve">The second is the determination of </w:t>
-      </w:r>
-      <w:r>
-        <w:rPr>
-          <w:rFonts w:ascii="Century" w:hAnsi="Century"/>
-        </w:rPr>
-        <w:t>the</w:t>
-      </w:r>
-      <w:r>
-        <w:rPr>
-          <w:rFonts w:ascii="Century" w:hAnsi="Century"/>
-        </w:rPr>
-        <w:t xml:space="preserve"> universal equivalent</w:t>
-      </w:r>
-      <w:r>
-        <w:rPr>
-          <w:rFonts w:ascii="Century" w:hAnsi="Century"/>
-        </w:rPr>
-        <w:t xml:space="preserve"> commodity</w:t>
-      </w:r>
-      <w:r>
-        <w:rPr>
-          <w:rFonts w:ascii="Century" w:hAnsi="Century"/>
-        </w:rPr>
-        <w:t xml:space="preserve"> caused by the extension of the exchange process.</w:t>
-      </w:r>
-      <w:r>
-        <w:rPr>
-          <w:rFonts w:ascii="Century" w:hAnsi="Century"/>
-        </w:rPr>
-        <w:t xml:space="preserve"> </w:t>
-      </w:r>
-      <w:r>
-        <w:rPr>
-          <w:rFonts w:ascii="Century" w:hAnsi="Century"/>
-        </w:rPr>
-        <w:t>From the perspective of the individual, each of the bearers treats his own commodity in exchange as the universal equivalent to all other commodities</w:t>
-      </w:r>
-      <w:r>
-        <w:rPr>
-          <w:rFonts w:ascii="Century" w:hAnsi="Century"/>
-        </w:rPr>
-        <w:t>, as use-values for being exchanged for an abstract</w:t>
-      </w:r>
-      <w:r>
-        <w:rPr>
-          <w:rFonts w:ascii="Century" w:hAnsi="Century"/>
-        </w:rPr>
-        <w:t xml:space="preserve"> </w:t>
-      </w:r>
-      <w:r>
-        <w:rPr>
-          <w:rFonts w:ascii="Century" w:hAnsi="Century"/>
-        </w:rPr>
-        <w:t>value</w:t>
-      </w:r>
-      <w:r>
-        <w:rPr>
-          <w:rFonts w:ascii="Century" w:hAnsi="Century"/>
-        </w:rPr>
-        <w:t xml:space="preserve"> equivalent</w:t>
-      </w:r>
-      <w:r>
-        <w:rPr>
-          <w:rFonts w:ascii="Century" w:hAnsi="Century"/>
-        </w:rPr>
-        <w:t xml:space="preserve"> to the living labour time embodied in its commodity-value form</w:t>
+        <w:t>The</w:t>
+      </w:r>
+      <w:r>
+        <w:rPr>
+          <w:rFonts w:ascii="Century" w:hAnsi="Century"/>
+        </w:rPr>
+        <w:t xml:space="preserve"> historical expansion and intension of the process of exchange is also the process of taking everything that is possible to be treated as something to </w:t>
+      </w:r>
+      <w:r>
+        <w:rPr>
+          <w:rFonts w:ascii="Century" w:hAnsi="Century"/>
+        </w:rPr>
+        <w:t xml:space="preserve">be </w:t>
+      </w:r>
+      <w:r>
+        <w:rPr>
+          <w:rFonts w:ascii="Century" w:hAnsi="Century"/>
+        </w:rPr>
+        <w:t>appropriate</w:t>
+      </w:r>
+      <w:r>
+        <w:rPr>
+          <w:rFonts w:ascii="Century" w:hAnsi="Century"/>
+        </w:rPr>
+        <w:t xml:space="preserve">, as if it </w:t>
+      </w:r>
+      <w:r>
+        <w:rPr>
+          <w:rFonts w:ascii="Century" w:hAnsi="Century"/>
+        </w:rPr>
+        <w:t>is</w:t>
+      </w:r>
+      <w:r>
+        <w:rPr>
+          <w:rFonts w:ascii="Century" w:hAnsi="Century"/>
+        </w:rPr>
+        <w:t xml:space="preserve"> a commodity.</w:t>
+      </w:r>
+      <w:r>
+        <w:rPr>
+          <w:rFonts w:ascii="Century" w:hAnsi="Century"/>
+        </w:rPr>
+        <w:t xml:space="preserve"> </w:t>
+      </w:r>
+      <w:r>
+        <w:rPr>
+          <w:rFonts w:ascii="Century" w:hAnsi="Century"/>
+        </w:rPr>
+        <w:t>In that manner</w:t>
+      </w:r>
+      <w:r>
+        <w:rPr>
+          <w:rFonts w:ascii="Century" w:hAnsi="Century"/>
+        </w:rPr>
+        <w:t>,</w:t>
+      </w:r>
+      <w:r>
+        <w:rPr>
+          <w:rFonts w:ascii="Century" w:hAnsi="Century"/>
+        </w:rPr>
+        <w:t xml:space="preserve"> the </w:t>
+      </w:r>
+      <w:r>
+        <w:rPr>
+          <w:rFonts w:ascii="Century" w:hAnsi="Century"/>
+          <w:i/>
+          <w:iCs/>
+        </w:rPr>
+        <w:t>alienated being</w:t>
+      </w:r>
+      <w:r>
+        <w:rPr>
+          <w:rFonts w:ascii="Century" w:hAnsi="Century"/>
+        </w:rPr>
+        <w:t xml:space="preserve"> appears as the </w:t>
+      </w:r>
+      <w:r>
+        <w:rPr>
+          <w:rFonts w:ascii="Century" w:hAnsi="Century"/>
+          <w:i/>
+          <w:iCs/>
+        </w:rPr>
+        <w:t>bearer</w:t>
+      </w:r>
+      <w:r>
+        <w:rPr>
+          <w:rFonts w:ascii="Century" w:hAnsi="Century"/>
+          <w:i/>
+          <w:iCs/>
+        </w:rPr>
+        <w:t xml:space="preserve"> of alienable wealth</w:t>
+      </w:r>
+      <w:r>
+        <w:rPr>
+          <w:rFonts w:ascii="Century" w:hAnsi="Century"/>
+        </w:rPr>
+        <w:t xml:space="preserve">, seeking to receive in exchange an augmented magnitude of value in money-form. </w:t>
+      </w:r>
+      <w:r>
+        <w:rPr>
+          <w:rFonts w:ascii="Century" w:hAnsi="Century"/>
+        </w:rPr>
+        <w:t>Is it then m</w:t>
+      </w:r>
+      <w:r>
+        <w:rPr>
+          <w:rFonts w:ascii="Century" w:hAnsi="Century"/>
+        </w:rPr>
+        <w:t>ore than a living detail</w:t>
+      </w:r>
+      <w:r>
+        <w:rPr>
+          <w:rFonts w:ascii="Century" w:hAnsi="Century"/>
+        </w:rPr>
+        <w:t>?</w:t>
+      </w:r>
+      <w:r>
+        <w:rPr>
+          <w:rFonts w:ascii="Century" w:hAnsi="Century"/>
+        </w:rPr>
+        <w:t xml:space="preserve"> </w:t>
+      </w:r>
+      <w:r>
+        <w:rPr>
+          <w:rFonts w:ascii="Century" w:hAnsi="Century"/>
+        </w:rPr>
+        <w:t>A</w:t>
+      </w:r>
+      <w:r>
+        <w:rPr>
+          <w:rFonts w:ascii="Century" w:hAnsi="Century"/>
+        </w:rPr>
+        <w:t xml:space="preserve"> particular </w:t>
+      </w:r>
+      <w:r>
+        <w:rPr>
+          <w:rFonts w:ascii="Century" w:hAnsi="Century"/>
+          <w:i/>
+          <w:iCs/>
+        </w:rPr>
+        <w:t>social accident</w:t>
+      </w:r>
+      <w:r>
+        <w:rPr>
+          <w:rFonts w:ascii="Century" w:hAnsi="Century"/>
+        </w:rPr>
+        <w:t xml:space="preserve"> lies in the initial conditions of the process of commodity exchange.</w:t>
+      </w:r>
+      <w:r>
+        <w:rPr>
+          <w:rFonts w:ascii="Century" w:hAnsi="Century"/>
+        </w:rPr>
+        <w:t xml:space="preserve"> </w:t>
+      </w:r>
+      <w:r>
+        <w:rPr>
+          <w:rFonts w:ascii="Century" w:hAnsi="Century"/>
+        </w:rPr>
+        <w:t xml:space="preserve">Is </w:t>
+      </w:r>
+      <w:r>
+        <w:rPr>
+          <w:rFonts w:ascii="Century" w:hAnsi="Century"/>
+        </w:rPr>
+        <w:t xml:space="preserve">the mechanical and unreflective </w:t>
+      </w:r>
+      <w:r>
+        <w:rPr>
+          <w:rFonts w:ascii="Century" w:hAnsi="Century"/>
+        </w:rPr>
+        <w:t>movement</w:t>
+      </w:r>
+      <w:r>
+        <w:rPr>
+          <w:rFonts w:ascii="Century" w:hAnsi="Century"/>
+        </w:rPr>
+        <w:t xml:space="preserve"> of </w:t>
+      </w:r>
+      <w:r>
+        <w:rPr>
+          <w:rFonts w:ascii="Century" w:hAnsi="Century"/>
+        </w:rPr>
+        <w:t>u</w:t>
+      </w:r>
+      <w:r>
+        <w:rPr>
+          <w:rFonts w:ascii="Century" w:hAnsi="Century"/>
+        </w:rPr>
+        <w:t>n</w:t>
+      </w:r>
+      <w:r>
+        <w:rPr>
+          <w:rFonts w:ascii="Century" w:hAnsi="Century"/>
+        </w:rPr>
+        <w:t>ethical application of dialectics, the power of alienation,</w:t>
+      </w:r>
+      <w:r>
+        <w:rPr>
+          <w:rFonts w:ascii="Century" w:hAnsi="Century"/>
+        </w:rPr>
+        <w:t xml:space="preserve"> and</w:t>
+      </w:r>
+      <w:r>
+        <w:rPr>
+          <w:rFonts w:ascii="Century" w:hAnsi="Century"/>
+        </w:rPr>
+        <w:t xml:space="preserve"> therefore appropriation of something not being for </w:t>
+      </w:r>
+      <w:r>
+        <w:rPr>
+          <w:rFonts w:ascii="Century" w:hAnsi="Century"/>
+        </w:rPr>
+        <w:t>appropriation</w:t>
+      </w:r>
+      <w:r>
+        <w:rPr>
+          <w:rFonts w:ascii="Century" w:hAnsi="Century"/>
+        </w:rPr>
+        <w:t>?</w:t>
+      </w:r>
+      <w:r>
+        <w:rPr>
+          <w:rFonts w:ascii="Century" w:hAnsi="Century"/>
+        </w:rPr>
+        <w:t xml:space="preserve"> </w:t>
+      </w:r>
+      <w:r>
+        <w:rPr>
+          <w:rFonts w:ascii="Century" w:hAnsi="Century"/>
+        </w:rPr>
+        <w:t>%%[[KV1C2P179L13]]%%. %%[[KV1C2P179L15]]%%</w:t>
       </w:r>
       <w:r>
         <w:rPr>
@@ -647,7 +1482,13 @@
         <w:rPr>
           <w:rFonts w:ascii="Century" w:hAnsi="Century"/>
         </w:rPr>
-        <w:t xml:space="preserve"> </w:t>
+        <w:t>%%[[LCWV38P108L17]]%%</w:t>
+      </w:r>
+      <w:r>
+        <w:rPr>
+          <w:rFonts w:ascii="Century" w:hAnsi="Century"/>
+        </w:rPr>
+        <w:t>.</w:t>
       </w:r>
     </w:p>
     <w:p>
@@ -661,91 +1502,69 @@
         <w:rPr>
           <w:rFonts w:ascii="Century" w:hAnsi="Century"/>
         </w:rPr>
-        <w:t>And the</w:t>
-      </w:r>
-      <w:r>
-        <w:rPr>
-          <w:rFonts w:ascii="Century" w:hAnsi="Century"/>
-        </w:rPr>
-        <w:t xml:space="preserve"> third corresponds to the transformation of gold, the money-commodity, into money-capital. </w:t>
-      </w:r>
-      <w:r>
-        <w:rPr>
-          <w:rFonts w:ascii="Century" w:hAnsi="Century"/>
-        </w:rPr>
-        <w:t xml:space="preserve">In the transition between the exchange of </w:t>
-      </w:r>
-      <w:r>
-        <w:rPr>
-          <w:rFonts w:ascii="Century" w:hAnsi="Century"/>
-        </w:rPr>
-        <w:t>v</w:t>
-      </w:r>
-      <w:r>
-        <w:rPr>
-          <w:rFonts w:ascii="Century" w:hAnsi="Century"/>
-        </w:rPr>
-        <w:t xml:space="preserve">alues and the </w:t>
-      </w:r>
-      <w:r>
-        <w:rPr>
-          <w:rFonts w:ascii="Century" w:hAnsi="Century"/>
-        </w:rPr>
-        <w:t>circulation process</w:t>
-      </w:r>
-      <w:r>
-        <w:rPr>
-          <w:rFonts w:ascii="Century" w:hAnsi="Century"/>
-        </w:rPr>
-        <w:t>, there is a determinant</w:t>
-      </w:r>
-      <w:r>
-        <w:rPr>
-          <w:rFonts w:ascii="Century" w:hAnsi="Century"/>
-        </w:rPr>
-        <w:t xml:space="preserve"> </w:t>
-      </w:r>
-      <w:r>
-        <w:rPr>
-          <w:rFonts w:ascii="Century" w:hAnsi="Century"/>
-        </w:rPr>
-        <w:t xml:space="preserve">detail for the </w:t>
-      </w:r>
-      <w:r>
-        <w:rPr>
-          <w:rFonts w:ascii="Century" w:hAnsi="Century"/>
-        </w:rPr>
-        <w:t xml:space="preserve">development of the </w:t>
-      </w:r>
-      <w:r>
-        <w:rPr>
-          <w:rFonts w:ascii="Century" w:hAnsi="Century"/>
-        </w:rPr>
-        <w:t xml:space="preserve">concrete form </w:t>
-      </w:r>
-      <w:r>
-        <w:rPr>
-          <w:rFonts w:ascii="Century" w:hAnsi="Century"/>
-        </w:rPr>
-        <w:t xml:space="preserve">of </w:t>
-      </w:r>
-      <w:r>
-        <w:rPr>
-          <w:rFonts w:ascii="Century" w:hAnsi="Century"/>
-        </w:rPr>
-        <w:t xml:space="preserve">bourgeoisie </w:t>
-      </w:r>
-      <w:r>
-        <w:rPr>
-          <w:rFonts w:ascii="Century" w:hAnsi="Century"/>
-        </w:rPr>
-        <w:t>exchange process</w:t>
-      </w:r>
-      <w:r>
-        <w:rPr>
-          <w:rFonts w:ascii="Century" w:hAnsi="Century"/>
-        </w:rPr>
-        <w:t xml:space="preserve">. Being subsumed, absorbed by the circulation of money. </w:t>
+        <w:t>“But what is the commodity exchanged for? For the universal shape assumed by its own value. And what is the gold exchanged for? For a particular form of its own use-value”. The elementary</w:t>
+      </w:r>
+      <w:r>
+        <w:rPr>
+          <w:rFonts w:ascii="Century" w:hAnsi="Century"/>
+        </w:rPr>
+        <w:t xml:space="preserve"> </w:t>
+      </w:r>
+      <w:r>
+        <w:rPr>
+          <w:rFonts w:ascii="Century" w:hAnsi="Century"/>
+        </w:rPr>
+        <w:t>value</w:t>
+      </w:r>
+      <w:r>
+        <w:rPr>
+          <w:rFonts w:ascii="Century" w:hAnsi="Century"/>
+        </w:rPr>
+        <w:t xml:space="preserve">-form </w:t>
+      </w:r>
+      <w:r>
+        <w:rPr>
+          <w:rFonts w:ascii="Century" w:hAnsi="Century"/>
+        </w:rPr>
+        <w:t xml:space="preserve">of gold, which Marx </w:t>
+      </w:r>
+      <w:proofErr w:type="spellStart"/>
+      <w:r>
+        <w:rPr>
+          <w:rFonts w:ascii="Century" w:hAnsi="Century"/>
+        </w:rPr>
+        <w:t>refer</w:t>
+      </w:r>
+      <w:r>
+        <w:rPr>
+          <w:rFonts w:ascii="Century" w:hAnsi="Century"/>
+        </w:rPr>
+        <w:t>ed</w:t>
+      </w:r>
+      <w:proofErr w:type="spellEnd"/>
+      <w:r>
+        <w:rPr>
+          <w:rFonts w:ascii="Century" w:hAnsi="Century"/>
+        </w:rPr>
+        <w:t xml:space="preserve"> above, is the standard of price. Which is a fixed weight of gold (i.e. an ounce of gold) operating as the unit of expression shared by their comparable magnitudes of price.</w:t>
+      </w:r>
+      <w:r>
+        <w:rPr>
+          <w:rFonts w:ascii="Century" w:hAnsi="Century"/>
+        </w:rPr>
+        <w:t xml:space="preserve"> </w:t>
+      </w:r>
+      <w:r>
+        <w:rPr>
+          <w:rFonts w:ascii="Century" w:hAnsi="Century"/>
+        </w:rPr>
+        <w:t xml:space="preserve">%%[[KV1C3P203L17]]%%. </w:t>
+      </w:r>
+      <w:r>
+        <w:rPr>
+          <w:rFonts w:ascii="Century" w:hAnsi="Century"/>
+        </w:rPr>
+        <w:t xml:space="preserve">%%[[KV1C3P192L5]]%% </w:t>
       </w:r>
     </w:p>
     <w:p>
@@ -759,55 +1578,37 @@
         <w:rPr>
           <w:rFonts w:ascii="Century" w:hAnsi="Century"/>
         </w:rPr>
-        <w:t>The</w:t>
-      </w:r>
-      <w:r>
-        <w:rPr>
-          <w:rFonts w:ascii="Century" w:hAnsi="Century"/>
-        </w:rPr>
-        <w:t xml:space="preserve"> historical expansion and intension of the process of exchange is also the process of taking everything that is possible to be treated as something to </w:t>
-      </w:r>
-      <w:r>
-        <w:rPr>
-          <w:rFonts w:ascii="Century" w:hAnsi="Century"/>
-        </w:rPr>
-        <w:t xml:space="preserve">be </w:t>
-      </w:r>
-      <w:r>
-        <w:rPr>
-          <w:rFonts w:ascii="Century" w:hAnsi="Century"/>
-        </w:rPr>
-        <w:t>appropriate</w:t>
-      </w:r>
-      <w:r>
-        <w:rPr>
-          <w:rFonts w:ascii="Century" w:hAnsi="Century"/>
-        </w:rPr>
-        <w:t xml:space="preserve">, as if it </w:t>
-      </w:r>
-      <w:r>
-        <w:rPr>
-          <w:rFonts w:ascii="Century" w:hAnsi="Century"/>
-        </w:rPr>
-        <w:t>is</w:t>
-      </w:r>
-      <w:r>
-        <w:rPr>
-          <w:rFonts w:ascii="Century" w:hAnsi="Century"/>
-        </w:rPr>
-        <w:t xml:space="preserve"> a commodity.</w:t>
-      </w:r>
-      <w:r>
-        <w:rPr>
-          <w:rFonts w:ascii="Century" w:hAnsi="Century"/>
-        </w:rPr>
-        <w:t xml:space="preserve"> </w:t>
-      </w:r>
-      <w:r>
-        <w:rPr>
-          <w:rFonts w:ascii="Century" w:hAnsi="Century"/>
-        </w:rPr>
-        <w:t>In that manner</w:t>
+        <w:t>“</w:t>
+      </w:r>
+      <w:r>
+        <w:rPr>
+          <w:rFonts w:ascii="Century" w:hAnsi="Century"/>
+        </w:rPr>
+        <w:t>[</w:t>
+      </w:r>
+      <w:r>
+        <w:rPr>
+          <w:rFonts w:ascii="Century" w:hAnsi="Century"/>
+        </w:rPr>
+        <w:t>T</w:t>
+      </w:r>
+      <w:r>
+        <w:rPr>
+          <w:rFonts w:ascii="Century" w:hAnsi="Century"/>
+        </w:rPr>
+        <w:t>]he process of circulation, therefore, unlike the direct exchange of products</w:t>
+      </w:r>
+      <w:r>
+        <w:rPr>
+          <w:rFonts w:ascii="Century" w:hAnsi="Century"/>
+        </w:rPr>
+        <w:t xml:space="preserve"> </w:t>
+      </w:r>
+      <w:r>
+        <w:rPr>
+          <w:rFonts w:ascii="Century" w:hAnsi="Century"/>
+        </w:rPr>
+        <w:t>does not disappear from view</w:t>
       </w:r>
       <w:r>
         <w:rPr>
@@ -819,227 +1620,31 @@
         <w:rPr>
           <w:rFonts w:ascii="Century" w:hAnsi="Century"/>
         </w:rPr>
-        <w:t xml:space="preserve"> the </w:t>
-      </w:r>
-      <w:r>
-        <w:rPr>
-          <w:rFonts w:ascii="Century" w:hAnsi="Century"/>
-          <w:i/>
-          <w:iCs/>
-        </w:rPr>
-        <w:t>alienated being</w:t>
-      </w:r>
-      <w:r>
-        <w:rPr>
-          <w:rFonts w:ascii="Century" w:hAnsi="Century"/>
-        </w:rPr>
-        <w:t xml:space="preserve"> appears as the </w:t>
-      </w:r>
-      <w:r>
-        <w:rPr>
-          <w:rFonts w:ascii="Century" w:hAnsi="Century"/>
-          <w:i/>
-          <w:iCs/>
-        </w:rPr>
-        <w:t>bearer</w:t>
-      </w:r>
-      <w:r>
-        <w:rPr>
-          <w:rFonts w:ascii="Century" w:hAnsi="Century"/>
-          <w:i/>
-          <w:iCs/>
-        </w:rPr>
-        <w:t xml:space="preserve"> of alienable wealth</w:t>
-      </w:r>
-      <w:r>
-        <w:rPr>
-          <w:rFonts w:ascii="Century" w:hAnsi="Century"/>
-        </w:rPr>
-        <w:t xml:space="preserve">, seeking to receive in exchange an augmented magnitude of value in money-form. </w:t>
-      </w:r>
-      <w:r>
-        <w:rPr>
-          <w:rFonts w:ascii="Century" w:hAnsi="Century"/>
-        </w:rPr>
-        <w:t>Is it then m</w:t>
-      </w:r>
-      <w:r>
-        <w:rPr>
-          <w:rFonts w:ascii="Century" w:hAnsi="Century"/>
-        </w:rPr>
-        <w:t>ore than a living detail</w:t>
-      </w:r>
-      <w:r>
-        <w:rPr>
-          <w:rFonts w:ascii="Century" w:hAnsi="Century"/>
-        </w:rPr>
-        <w:t>?</w:t>
-      </w:r>
-      <w:r>
-        <w:rPr>
-          <w:rFonts w:ascii="Century" w:hAnsi="Century"/>
-        </w:rPr>
-        <w:t xml:space="preserve"> </w:t>
-      </w:r>
-      <w:r>
-        <w:rPr>
-          <w:rFonts w:ascii="Century" w:hAnsi="Century"/>
-        </w:rPr>
-        <w:t>A</w:t>
-      </w:r>
-      <w:r>
-        <w:rPr>
-          <w:rFonts w:ascii="Century" w:hAnsi="Century"/>
-        </w:rPr>
-        <w:t xml:space="preserve"> particular </w:t>
-      </w:r>
-      <w:r>
-        <w:rPr>
-          <w:rFonts w:ascii="Century" w:hAnsi="Century"/>
-          <w:i/>
-          <w:iCs/>
-        </w:rPr>
-        <w:t>social accident</w:t>
-      </w:r>
-      <w:r>
-        <w:rPr>
-          <w:rFonts w:ascii="Century" w:hAnsi="Century"/>
-        </w:rPr>
-        <w:t xml:space="preserve"> lies in the initial conditions of the process of </w:t>
-      </w:r>
-      <w:proofErr w:type="gramStart"/>
-      <w:r>
-        <w:rPr>
-          <w:rFonts w:ascii="Century" w:hAnsi="Century"/>
-        </w:rPr>
-        <w:t>commodity</w:t>
-      </w:r>
-      <w:proofErr w:type="gramEnd"/>
-      <w:r>
-        <w:rPr>
-          <w:rFonts w:ascii="Century" w:hAnsi="Century"/>
-        </w:rPr>
-        <w:t xml:space="preserve"> exchange.</w:t>
-      </w:r>
-      <w:r>
-        <w:rPr>
-          <w:rFonts w:ascii="Century" w:hAnsi="Century"/>
-        </w:rPr>
-        <w:t xml:space="preserve"> </w:t>
-      </w:r>
-      <w:r>
-        <w:rPr>
-          <w:rFonts w:ascii="Century" w:hAnsi="Century"/>
-        </w:rPr>
-        <w:t xml:space="preserve">Is </w:t>
-      </w:r>
-      <w:r>
-        <w:rPr>
-          <w:rFonts w:ascii="Century" w:hAnsi="Century"/>
-        </w:rPr>
-        <w:t xml:space="preserve">the mechanical and unreflective </w:t>
-      </w:r>
-      <w:r>
-        <w:rPr>
-          <w:rFonts w:ascii="Century" w:hAnsi="Century"/>
-        </w:rPr>
-        <w:t>movement</w:t>
-      </w:r>
-      <w:r>
-        <w:rPr>
-          <w:rFonts w:ascii="Century" w:hAnsi="Century"/>
-        </w:rPr>
-        <w:t xml:space="preserve"> of </w:t>
-      </w:r>
-      <w:r>
-        <w:rPr>
-          <w:rFonts w:ascii="Century" w:hAnsi="Century"/>
-        </w:rPr>
-        <w:t>u</w:t>
-      </w:r>
-      <w:r>
-        <w:rPr>
-          <w:rFonts w:ascii="Century" w:hAnsi="Century"/>
-        </w:rPr>
-        <w:t>n</w:t>
-      </w:r>
-      <w:r>
-        <w:rPr>
-          <w:rFonts w:ascii="Century" w:hAnsi="Century"/>
-        </w:rPr>
-        <w:t>ethical application of dialectics, the power of alienation,</w:t>
-      </w:r>
-      <w:r>
-        <w:rPr>
-          <w:rFonts w:ascii="Century" w:hAnsi="Century"/>
-        </w:rPr>
-        <w:t xml:space="preserve"> and</w:t>
-      </w:r>
-      <w:r>
-        <w:rPr>
-          <w:rFonts w:ascii="Century" w:hAnsi="Century"/>
-        </w:rPr>
-        <w:t xml:space="preserve"> therefore appropriation of something not being for </w:t>
-      </w:r>
-      <w:r>
-        <w:rPr>
-          <w:rFonts w:ascii="Century" w:hAnsi="Century"/>
-        </w:rPr>
-        <w:t>appropriation</w:t>
-      </w:r>
-      <w:r>
-        <w:rPr>
-          <w:rFonts w:ascii="Century" w:hAnsi="Century"/>
-        </w:rPr>
-        <w:t>?</w:t>
-      </w:r>
-      <w:r>
-        <w:rPr>
-          <w:rFonts w:ascii="Century" w:hAnsi="Century"/>
-        </w:rPr>
-        <w:t xml:space="preserve"> </w:t>
-      </w:r>
-      <w:proofErr w:type="gramStart"/>
-      <w:r>
-        <w:rPr>
-          <w:rFonts w:ascii="Century" w:hAnsi="Century"/>
-        </w:rPr>
-        <w:t>%%[</w:t>
-      </w:r>
-      <w:proofErr w:type="gramEnd"/>
-      <w:r>
-        <w:rPr>
-          <w:rFonts w:ascii="Century" w:hAnsi="Century"/>
-        </w:rPr>
-        <w:t>[KV1C2P179L13</w:t>
-      </w:r>
-      <w:proofErr w:type="gramStart"/>
-      <w:r>
-        <w:rPr>
-          <w:rFonts w:ascii="Century" w:hAnsi="Century"/>
-        </w:rPr>
-        <w:t>]]%</w:t>
-      </w:r>
-      <w:proofErr w:type="gramEnd"/>
-      <w:r>
-        <w:rPr>
-          <w:rFonts w:ascii="Century" w:hAnsi="Century"/>
-        </w:rPr>
-        <w:t>%. %%[[KV1C2P179L15</w:t>
-      </w:r>
-      <w:proofErr w:type="gramStart"/>
-      <w:r>
-        <w:rPr>
-          <w:rFonts w:ascii="Century" w:hAnsi="Century"/>
-        </w:rPr>
-        <w:t>]]%</w:t>
-      </w:r>
-      <w:proofErr w:type="gramEnd"/>
-      <w:r>
-        <w:rPr>
-          <w:rFonts w:ascii="Century" w:hAnsi="Century"/>
-        </w:rPr>
-        <w:t>%</w:t>
+        <w:t xml:space="preserve"> once the use-values have changed places and changed hands. The money does not vanish when it finally drops out of the series of metamorphoses undergone by a commodity. It always leaves behind a precipitate at a point in the arena of circulation vacated by the commodities. </w:t>
+      </w:r>
+      <w:r>
+        <w:rPr>
+          <w:rFonts w:ascii="Century" w:hAnsi="Century"/>
+        </w:rPr>
+        <w:t>“</w:t>
+      </w:r>
+      <w:r>
+        <w:rPr>
+          <w:rFonts w:ascii="Century" w:hAnsi="Century"/>
+        </w:rPr>
+        <w:t>Circulation [of commodities] sweats money from every pore”.</w:t>
+      </w:r>
+      <w:r>
+        <w:rPr>
+          <w:rFonts w:ascii="Century" w:hAnsi="Century"/>
+        </w:rPr>
+        <w:t xml:space="preserve"> </w:t>
+      </w:r>
+      <w:r>
+        <w:rPr>
+          <w:rFonts w:ascii="Century" w:hAnsi="Century"/>
+        </w:rPr>
+        <w:t>%%[[KV1C3P208L4]]%%</w:t>
       </w:r>
       <w:r>
         <w:rPr>
@@ -1051,13 +1656,7 @@
         <w:rPr>
           <w:rFonts w:ascii="Century" w:hAnsi="Century"/>
         </w:rPr>
-        <w:t>%%[[LCWV38P108L17]]%%</w:t>
-      </w:r>
-      <w:r>
-        <w:rPr>
-          <w:rFonts w:ascii="Century" w:hAnsi="Century"/>
-        </w:rPr>
-        <w:t>.</w:t>
+        <w:t xml:space="preserve"> </w:t>
       </w:r>
     </w:p>
     <w:p>
@@ -1071,115 +1670,19 @@
         <w:rPr>
           <w:rFonts w:ascii="Century" w:hAnsi="Century"/>
         </w:rPr>
-        <w:t>“But what is the commodity exchanged for? For the universal shape assumed by its own value. And what is the gold exchanged for? For a particular form of its own use-value”. The elementary</w:t>
-      </w:r>
-      <w:r>
-        <w:rPr>
-          <w:rFonts w:ascii="Century" w:hAnsi="Century"/>
-        </w:rPr>
-        <w:t xml:space="preserve"> </w:t>
-      </w:r>
-      <w:r>
-        <w:rPr>
-          <w:rFonts w:ascii="Century" w:hAnsi="Century"/>
-        </w:rPr>
-        <w:t>value</w:t>
-      </w:r>
-      <w:r>
-        <w:rPr>
-          <w:rFonts w:ascii="Century" w:hAnsi="Century"/>
-        </w:rPr>
-        <w:t xml:space="preserve">-form </w:t>
-      </w:r>
-      <w:r>
-        <w:rPr>
-          <w:rFonts w:ascii="Century" w:hAnsi="Century"/>
-        </w:rPr>
-        <w:t xml:space="preserve">of gold, which Marx </w:t>
-      </w:r>
-      <w:proofErr w:type="spellStart"/>
-      <w:proofErr w:type="gramStart"/>
-      <w:r>
-        <w:rPr>
-          <w:rFonts w:ascii="Century" w:hAnsi="Century"/>
-        </w:rPr>
-        <w:t>refer</w:t>
-      </w:r>
-      <w:r>
-        <w:rPr>
-          <w:rFonts w:ascii="Century" w:hAnsi="Century"/>
-        </w:rPr>
-        <w:t>ed</w:t>
-      </w:r>
-      <w:proofErr w:type="spellEnd"/>
-      <w:proofErr w:type="gramEnd"/>
-      <w:r>
-        <w:rPr>
-          <w:rFonts w:ascii="Century" w:hAnsi="Century"/>
-        </w:rPr>
-        <w:t xml:space="preserve"> above, is the standard of price. Which is a fixed weight of gold (i.e. an ounce of gold) operating as the unit of expression shared by their comparable magnitudes of price.</w:t>
-      </w:r>
-      <w:r>
-        <w:rPr>
-          <w:rFonts w:ascii="Century" w:hAnsi="Century"/>
-        </w:rPr>
-        <w:t xml:space="preserve"> </w:t>
-      </w:r>
-      <w:proofErr w:type="gramStart"/>
-      <w:r>
-        <w:rPr>
-          <w:rFonts w:ascii="Century" w:hAnsi="Century"/>
-        </w:rPr>
-        <w:t>%%[</w:t>
-      </w:r>
-      <w:proofErr w:type="gramEnd"/>
-      <w:r>
-        <w:rPr>
-          <w:rFonts w:ascii="Century" w:hAnsi="Century"/>
-        </w:rPr>
-        <w:t>[KV1C3P203L17</w:t>
-      </w:r>
-      <w:proofErr w:type="gramStart"/>
-      <w:r>
-        <w:rPr>
-          <w:rFonts w:ascii="Century" w:hAnsi="Century"/>
-        </w:rPr>
-        <w:t>]]%</w:t>
-      </w:r>
-      <w:proofErr w:type="gramEnd"/>
-      <w:r>
-        <w:rPr>
-          <w:rFonts w:ascii="Century" w:hAnsi="Century"/>
-        </w:rPr>
-        <w:t xml:space="preserve">%. </w:t>
-      </w:r>
-      <w:proofErr w:type="gramStart"/>
-      <w:r>
-        <w:rPr>
-          <w:rFonts w:ascii="Century" w:hAnsi="Century"/>
-        </w:rPr>
-        <w:t>%%[</w:t>
-      </w:r>
-      <w:proofErr w:type="gramEnd"/>
-      <w:r>
-        <w:rPr>
-          <w:rFonts w:ascii="Century" w:hAnsi="Century"/>
-        </w:rPr>
-        <w:t>[KV1C3P192L5</w:t>
-      </w:r>
-      <w:proofErr w:type="gramStart"/>
-      <w:r>
-        <w:rPr>
-          <w:rFonts w:ascii="Century" w:hAnsi="Century"/>
-        </w:rPr>
-        <w:t>]]%</w:t>
-      </w:r>
-      <w:proofErr w:type="gramEnd"/>
-      <w:r>
-        <w:rPr>
-          <w:rFonts w:ascii="Century" w:hAnsi="Century"/>
-        </w:rPr>
-        <w:t xml:space="preserve">% </w:t>
+        <w:t xml:space="preserve">The circulation of money, on the other hand, is determined by the circulation of commodities, the circuit C-M-C always </w:t>
+      </w:r>
+      <w:r>
+        <w:rPr>
+          <w:rFonts w:ascii="Century" w:hAnsi="Century"/>
+        </w:rPr>
+        <w:t>implies</w:t>
+      </w:r>
+      <w:r>
+        <w:rPr>
+          <w:rFonts w:ascii="Century" w:hAnsi="Century"/>
+        </w:rPr>
+        <w:t xml:space="preserve"> the constant removal of money (M) from the commodity-owner in its first metamorphosis (C-M) to the other commodity-owner (M-C). By this second metamorphosis money became a means of purchase, always in the hands of the buyer, so the commodity is transferred from the hands of the seller to the buyer’s one, while removing the money from the hands of the buyer putting it in the sellers’ one. </w:t>
       </w:r>
     </w:p>
     <w:p>
@@ -1193,109 +1696,19 @@
         <w:rPr>
           <w:rFonts w:ascii="Century" w:hAnsi="Century"/>
         </w:rPr>
-        <w:t>“</w:t>
-      </w:r>
-      <w:r>
-        <w:rPr>
-          <w:rFonts w:ascii="Century" w:hAnsi="Century"/>
-        </w:rPr>
-        <w:t>[</w:t>
-      </w:r>
-      <w:r>
-        <w:rPr>
-          <w:rFonts w:ascii="Century" w:hAnsi="Century"/>
-        </w:rPr>
-        <w:t>T</w:t>
-      </w:r>
-      <w:r>
-        <w:rPr>
-          <w:rFonts w:ascii="Century" w:hAnsi="Century"/>
-        </w:rPr>
-        <w:t>]</w:t>
-      </w:r>
-      <w:proofErr w:type="gramStart"/>
-      <w:r>
-        <w:rPr>
-          <w:rFonts w:ascii="Century" w:hAnsi="Century"/>
-        </w:rPr>
-        <w:t>he</w:t>
-      </w:r>
-      <w:proofErr w:type="gramEnd"/>
-      <w:r>
-        <w:rPr>
-          <w:rFonts w:ascii="Century" w:hAnsi="Century"/>
-        </w:rPr>
-        <w:t xml:space="preserve"> process of circulation, therefore, unlike the direct exchange of products</w:t>
-      </w:r>
-      <w:r>
-        <w:rPr>
-          <w:rFonts w:ascii="Century" w:hAnsi="Century"/>
-        </w:rPr>
-        <w:t xml:space="preserve"> </w:t>
-      </w:r>
-      <w:r>
-        <w:rPr>
-          <w:rFonts w:ascii="Century" w:hAnsi="Century"/>
-        </w:rPr>
-        <w:t>does not disappear from view</w:t>
-      </w:r>
-      <w:r>
-        <w:rPr>
-          <w:rFonts w:ascii="Century" w:hAnsi="Century"/>
-        </w:rPr>
-        <w:t>,</w:t>
-      </w:r>
-      <w:r>
-        <w:rPr>
-          <w:rFonts w:ascii="Century" w:hAnsi="Century"/>
-        </w:rPr>
-        <w:t xml:space="preserve"> once the use-values have changed places and changed hands. The money does not vanish when it finally drops out of the series of metamorphoses undergone by a commodity. It always leaves behind a precipitate at a point in the arena of circulation vacated by the commodities. </w:t>
-      </w:r>
-      <w:r>
-        <w:rPr>
-          <w:rFonts w:ascii="Century" w:hAnsi="Century"/>
-        </w:rPr>
-        <w:t>“</w:t>
-      </w:r>
-      <w:r>
-        <w:rPr>
-          <w:rFonts w:ascii="Century" w:hAnsi="Century"/>
-        </w:rPr>
-        <w:t>Circulation [of commodities] sweats money from every pore”.</w:t>
-      </w:r>
-      <w:r>
-        <w:rPr>
-          <w:rFonts w:ascii="Century" w:hAnsi="Century"/>
-        </w:rPr>
-        <w:t xml:space="preserve"> </w:t>
-      </w:r>
-      <w:proofErr w:type="gramStart"/>
-      <w:r>
-        <w:rPr>
-          <w:rFonts w:ascii="Century" w:hAnsi="Century"/>
-        </w:rPr>
-        <w:t>%%[</w:t>
-      </w:r>
-      <w:proofErr w:type="gramEnd"/>
-      <w:r>
-        <w:rPr>
-          <w:rFonts w:ascii="Century" w:hAnsi="Century"/>
-        </w:rPr>
-        <w:t>[KV1C3P208L4</w:t>
-      </w:r>
-      <w:proofErr w:type="gramStart"/>
-      <w:r>
-        <w:rPr>
-          <w:rFonts w:ascii="Century" w:hAnsi="Century"/>
-        </w:rPr>
-        <w:t>]]%</w:t>
-      </w:r>
-      <w:proofErr w:type="gramEnd"/>
-      <w:r>
-        <w:rPr>
-          <w:rFonts w:ascii="Century" w:hAnsi="Century"/>
-        </w:rPr>
-        <w:t>%</w:t>
+        <w:t>“With this, the continuity of the movement depends entirely on the money, and the same movement which, for the commodity, i</w:t>
+      </w:r>
+      <w:r>
+        <w:rPr>
+          <w:rFonts w:ascii="Century" w:hAnsi="Century"/>
+        </w:rPr>
+        <w:t>n</w:t>
+      </w:r>
+      <w:r>
+        <w:rPr>
+          <w:rFonts w:ascii="Century" w:hAnsi="Century"/>
+        </w:rPr>
+        <w:t>cludes two opposed processes, is, when considered as the movement of the money, always one and the same process, a constant change of places with commodities which are always different”</w:t>
       </w:r>
       <w:r>
         <w:rPr>
@@ -1307,7 +1720,25 @@
         <w:rPr>
           <w:rFonts w:ascii="Century" w:hAnsi="Century"/>
         </w:rPr>
-        <w:t xml:space="preserve"> </w:t>
+        <w:t>%%[[KV1C3P211L21]]%%</w:t>
+      </w:r>
+      <w:r>
+        <w:rPr>
+          <w:rFonts w:ascii="Century" w:hAnsi="Century"/>
+        </w:rPr>
+        <w:t xml:space="preserve"> </w:t>
+      </w:r>
+      <w:r>
+        <w:rPr>
+          <w:rFonts w:ascii="Century" w:hAnsi="Century"/>
+        </w:rPr>
+        <w:t>%%[[KV1C3P210L18]][[KV1C3P210L26]][[KV1C3P211L10]][[KV1C3P213L1]]%%</w:t>
+      </w:r>
+      <w:r>
+        <w:rPr>
+          <w:rFonts w:ascii="Century" w:hAnsi="Century"/>
+        </w:rPr>
+        <w:t>.</w:t>
       </w:r>
     </w:p>
     <w:p>
@@ -1321,19 +1752,85 @@
         <w:rPr>
           <w:rFonts w:ascii="Century" w:hAnsi="Century"/>
         </w:rPr>
-        <w:t xml:space="preserve">The circulation of money, on the other hand, is determined by the circulation of commodities, the circuit C-M-C always </w:t>
-      </w:r>
-      <w:r>
-        <w:rPr>
-          <w:rFonts w:ascii="Century" w:hAnsi="Century"/>
-        </w:rPr>
-        <w:t>implies</w:t>
-      </w:r>
-      <w:r>
-        <w:rPr>
-          <w:rFonts w:ascii="Century" w:hAnsi="Century"/>
-        </w:rPr>
-        <w:t xml:space="preserve"> the constant removal of money (M) from the commodity-owner in its first metamorphosis (C-M) to the other commodity-owner (M-C). By this second metamorphosis money became a means of purchase, always in the hands of the buyer, so the commodity is transferred from the hands of the seller to the buyer’s one, while removing the money from the hands of the buyer putting it in the sellers’ one. </w:t>
+        <w:t>The circuit of money is the expression of the circuit of commodities. So, Marx raised the question about</w:t>
+      </w:r>
+      <w:r>
+        <w:rPr>
+          <w:rFonts w:ascii="Century" w:hAnsi="Century"/>
+        </w:rPr>
+        <w:t>:</w:t>
+      </w:r>
+      <w:r>
+        <w:rPr>
+          <w:rFonts w:ascii="Century" w:hAnsi="Century"/>
+        </w:rPr>
+        <w:t xml:space="preserve"> how much money is being absorbed by the circulation of commodities? </w:t>
+      </w:r>
+      <w:r>
+        <w:rPr>
+          <w:rFonts w:ascii="Century" w:hAnsi="Century"/>
+        </w:rPr>
+        <w:t>His answer i</w:t>
+      </w:r>
+      <w:r>
+        <w:rPr>
+          <w:rFonts w:ascii="Century" w:hAnsi="Century"/>
+        </w:rPr>
+        <w:t>ntroduc</w:t>
+      </w:r>
+      <w:r>
+        <w:rPr>
+          <w:rFonts w:ascii="Century" w:hAnsi="Century"/>
+        </w:rPr>
+        <w:t>ed</w:t>
+      </w:r>
+      <w:r>
+        <w:rPr>
+          <w:rFonts w:ascii="Century" w:hAnsi="Century"/>
+        </w:rPr>
+        <w:t xml:space="preserve"> circulation time as a determinant of the ratio between the velocity of the circulation of commodities and the velocity of circulation of money.</w:t>
+      </w:r>
+      <w:r>
+        <w:rPr>
+          <w:rFonts w:ascii="Century" w:hAnsi="Century"/>
+        </w:rPr>
+        <w:t xml:space="preserve"> S</w:t>
+      </w:r>
+      <w:r>
+        <w:rPr>
+          <w:rFonts w:ascii="Century" w:hAnsi="Century"/>
+        </w:rPr>
+        <w:t>o, if the total quantity of money circulating is determined by the total sum of prices of all commodities in circulation</w:t>
+      </w:r>
+      <w:r>
+        <w:rPr>
+          <w:rFonts w:ascii="Century" w:hAnsi="Century"/>
+        </w:rPr>
+        <w:t>;</w:t>
+      </w:r>
+      <w:r>
+        <w:rPr>
+          <w:rFonts w:ascii="Century" w:hAnsi="Century"/>
+        </w:rPr>
+        <w:t xml:space="preserve"> then, the circulation of the money-commodity (gold) is the expression of the total price of the commodities which exchange was mediated by money.</w:t>
+      </w:r>
+      <w:r>
+        <w:rPr>
+          <w:rFonts w:ascii="Century" w:hAnsi="Century"/>
+        </w:rPr>
+        <w:t xml:space="preserve"> </w:t>
+      </w:r>
+      <w:r>
+        <w:rPr>
+          <w:rFonts w:ascii="Century" w:hAnsi="Century"/>
+        </w:rPr>
+        <w:t>%%[[KV1C3P213L3]][[KV1C3P216L2]][[KV1C3P216L30]]%%</w:t>
+      </w:r>
+      <w:r>
+        <w:rPr>
+          <w:rFonts w:ascii="Century" w:hAnsi="Century"/>
+        </w:rPr>
+        <w:t>.</w:t>
       </w:r>
     </w:p>
     <w:p>
@@ -1347,43 +1844,55 @@
         <w:rPr>
           <w:rFonts w:ascii="Century" w:hAnsi="Century"/>
         </w:rPr>
-        <w:t>“With this, the continuity of the movement depends entirely on the money, and the same movement which, for the commodity, i</w:t>
-      </w:r>
-      <w:r>
-        <w:rPr>
-          <w:rFonts w:ascii="Century" w:hAnsi="Century"/>
-        </w:rPr>
-        <w:t>n</w:t>
-      </w:r>
-      <w:r>
-        <w:rPr>
-          <w:rFonts w:ascii="Century" w:hAnsi="Century"/>
-        </w:rPr>
-        <w:t>cludes two opposed processes, is, when considered as the movement of the money, always one and the same process, a constant change of places with commodities which are always different”</w:t>
-      </w:r>
-      <w:r>
-        <w:rPr>
-          <w:rFonts w:ascii="Century" w:hAnsi="Century"/>
-        </w:rPr>
-        <w:t>.</w:t>
-      </w:r>
-      <w:r>
-        <w:rPr>
-          <w:rFonts w:ascii="Century" w:hAnsi="Century"/>
-        </w:rPr>
-        <w:t>%%[[KV1C3P211L21]]%%</w:t>
-      </w:r>
-      <w:r>
-        <w:rPr>
-          <w:rFonts w:ascii="Century" w:hAnsi="Century"/>
-        </w:rPr>
-        <w:t xml:space="preserve"> </w:t>
-      </w:r>
-      <w:r>
-        <w:rPr>
-          <w:rFonts w:ascii="Century" w:hAnsi="Century"/>
-        </w:rPr>
-        <w:t>%%[[KV1C3P210L18]][[KV1C3P210L26]][[KV1C3P211L10]][[KV1C3P213L1]]%%</w:t>
+        <w:t xml:space="preserve">As the quantity of total money absorbed as means for circulation is known by its equivalence to the total sum of the prices of all the commodities in circulation. We can also raise the following interrogate: How much gold is being absorbed by the circulation of money? </w:t>
+      </w:r>
+      <w:r>
+        <w:rPr>
+          <w:rFonts w:ascii="Century" w:hAnsi="Century"/>
+        </w:rPr>
+        <w:t>I</w:t>
+      </w:r>
+      <w:r>
+        <w:rPr>
+          <w:rFonts w:ascii="Century" w:hAnsi="Century"/>
+        </w:rPr>
+        <w:t>ts answer should be different from the response of the next one: How much gold is being expressed ideally by the sum of total prices of commodities circulating? The total sum of the prices of the commodities in circulation</w:t>
+      </w:r>
+      <w:r>
+        <w:rPr>
+          <w:rFonts w:ascii="Century" w:hAnsi="Century"/>
+        </w:rPr>
+        <w:t xml:space="preserve"> plus</w:t>
+      </w:r>
+      <w:r>
+        <w:rPr>
+          <w:rFonts w:ascii="Century" w:hAnsi="Century"/>
+        </w:rPr>
+        <w:t xml:space="preserve"> the average of the velocity of circulation (measured as the number of times the same piece of money turns-over within a given period</w:t>
+      </w:r>
+      <w:r>
+        <w:rPr>
+          <w:rFonts w:ascii="Century" w:hAnsi="Century"/>
+        </w:rPr>
+        <w:t>)</w:t>
+      </w:r>
+      <w:r>
+        <w:rPr>
+          <w:rFonts w:ascii="Century" w:hAnsi="Century"/>
+        </w:rPr>
+        <w:t>, determine the price of the quantity of money or the price of the money-commodity which is gold as means of circulation.</w:t>
+      </w:r>
+      <w:r>
+        <w:rPr>
+          <w:rFonts w:ascii="Century" w:hAnsi="Century"/>
+        </w:rPr>
+        <w:t xml:space="preserve"> </w:t>
+      </w:r>
+      <w:r>
+        <w:rPr>
+          <w:rFonts w:ascii="Century" w:hAnsi="Century"/>
+        </w:rPr>
+        <w:t>%%[[KV1C3P216L2]]%%</w:t>
       </w:r>
       <w:r>
         <w:rPr>
@@ -1403,99 +1912,227 @@
         <w:rPr>
           <w:rFonts w:ascii="Century" w:hAnsi="Century"/>
         </w:rPr>
-        <w:t>The circuit of money is the expression of the circuit of commodities. So, Marx raised the question about</w:t>
-      </w:r>
-      <w:r>
-        <w:rPr>
-          <w:rFonts w:ascii="Century" w:hAnsi="Century"/>
-        </w:rPr>
-        <w:t>:</w:t>
-      </w:r>
-      <w:r>
-        <w:rPr>
-          <w:rFonts w:ascii="Century" w:hAnsi="Century"/>
-        </w:rPr>
-        <w:t xml:space="preserve"> how much money is being absorbed by the circulation of commodities? </w:t>
-      </w:r>
-      <w:r>
-        <w:rPr>
-          <w:rFonts w:ascii="Century" w:hAnsi="Century"/>
-        </w:rPr>
-        <w:t>His answer i</w:t>
-      </w:r>
-      <w:r>
-        <w:rPr>
-          <w:rFonts w:ascii="Century" w:hAnsi="Century"/>
-        </w:rPr>
-        <w:t>ntroduc</w:t>
-      </w:r>
-      <w:r>
-        <w:rPr>
-          <w:rFonts w:ascii="Century" w:hAnsi="Century"/>
-        </w:rPr>
-        <w:t>ed</w:t>
-      </w:r>
-      <w:r>
-        <w:rPr>
-          <w:rFonts w:ascii="Century" w:hAnsi="Century"/>
-        </w:rPr>
-        <w:t xml:space="preserve"> circulation time as a determinant of the ratio between the velocity of the circulation of commodities and the velocity of circulation of money.</w:t>
-      </w:r>
-      <w:r>
-        <w:rPr>
-          <w:rFonts w:ascii="Century" w:hAnsi="Century"/>
-        </w:rPr>
-        <w:t xml:space="preserve"> S</w:t>
-      </w:r>
-      <w:r>
-        <w:rPr>
-          <w:rFonts w:ascii="Century" w:hAnsi="Century"/>
-        </w:rPr>
-        <w:t>o, if the total quantity of money circulating is determined by the total sum of prices of all commodities in circulation</w:t>
-      </w:r>
-      <w:r>
-        <w:rPr>
-          <w:rFonts w:ascii="Century" w:hAnsi="Century"/>
-        </w:rPr>
-        <w:t>;</w:t>
-      </w:r>
-      <w:r>
-        <w:rPr>
-          <w:rFonts w:ascii="Century" w:hAnsi="Century"/>
-        </w:rPr>
-        <w:t xml:space="preserve"> then, the circulation of the money-commodity (gold) is the expression of the total price of the commodities which exchange was mediated by money.</w:t>
-      </w:r>
-      <w:r>
-        <w:rPr>
-          <w:rFonts w:ascii="Century" w:hAnsi="Century"/>
-        </w:rPr>
-        <w:t xml:space="preserve"> </w:t>
-      </w:r>
-      <w:r>
-        <w:rPr>
-          <w:rFonts w:ascii="Century" w:hAnsi="Century"/>
-        </w:rPr>
-        <w:t>%%[[KV1C3P213L3</w:t>
-      </w:r>
-      <w:proofErr w:type="gramStart"/>
-      <w:r>
-        <w:rPr>
-          <w:rFonts w:ascii="Century" w:hAnsi="Century"/>
-        </w:rPr>
-        <w:t>]][</w:t>
-      </w:r>
-      <w:proofErr w:type="gramEnd"/>
-      <w:r>
-        <w:rPr>
-          <w:rFonts w:ascii="Century" w:hAnsi="Century"/>
-        </w:rPr>
-        <w:t>[KV1C3P216L2]][[KV1C3P216L30]]%%</w:t>
+        <w:t xml:space="preserve">The determinants of the exchange process are rooted in the history of </w:t>
+      </w:r>
+      <w:r>
+        <w:rPr>
+          <w:rFonts w:ascii="Century" w:hAnsi="Century"/>
+          <w:i/>
+          <w:iCs/>
+        </w:rPr>
+        <w:t>the formal social movement of the commodities</w:t>
       </w:r>
       <w:r>
         <w:rPr>
           <w:rFonts w:ascii="Century" w:hAnsi="Century"/>
         </w:rPr>
         <w:t>.</w:t>
+      </w:r>
+      <w:r>
+        <w:rPr>
+          <w:rFonts w:ascii="Century" w:hAnsi="Century"/>
+        </w:rPr>
+        <w:t xml:space="preserve"> </w:t>
+      </w:r>
+      <w:r>
+        <w:rPr>
+          <w:rFonts w:ascii="Century" w:hAnsi="Century"/>
+        </w:rPr>
+        <w:t>Indeed,</w:t>
+      </w:r>
+      <w:r>
+        <w:rPr>
+          <w:rFonts w:ascii="Century" w:hAnsi="Century"/>
+        </w:rPr>
+        <w:t xml:space="preserve"> th</w:t>
+      </w:r>
+      <w:r>
+        <w:rPr>
+          <w:rFonts w:ascii="Century" w:hAnsi="Century"/>
+        </w:rPr>
+        <w:t>e</w:t>
+      </w:r>
+      <w:r>
+        <w:rPr>
+          <w:rFonts w:ascii="Century" w:hAnsi="Century"/>
+        </w:rPr>
+        <w:t xml:space="preserve"> upward </w:t>
+      </w:r>
+      <w:r>
+        <w:rPr>
+          <w:rFonts w:ascii="Century" w:hAnsi="Century"/>
+        </w:rPr>
+        <w:t>scale-shift</w:t>
+      </w:r>
+      <w:r>
+        <w:rPr>
+          <w:rFonts w:ascii="Century" w:hAnsi="Century"/>
+        </w:rPr>
+        <w:t xml:space="preserve"> of the exchange process</w:t>
+      </w:r>
+      <w:r>
+        <w:rPr>
+          <w:rFonts w:ascii="Century" w:hAnsi="Century"/>
+        </w:rPr>
+        <w:t xml:space="preserve"> require</w:t>
+      </w:r>
+      <w:r>
+        <w:rPr>
+          <w:rFonts w:ascii="Century" w:hAnsi="Century"/>
+        </w:rPr>
+        <w:t>d</w:t>
+      </w:r>
+      <w:r>
+        <w:rPr>
+          <w:rFonts w:ascii="Century" w:hAnsi="Century"/>
+        </w:rPr>
+        <w:t xml:space="preserve"> a relative form of value reached </w:t>
+      </w:r>
+      <w:r>
+        <w:rPr>
+          <w:rFonts w:ascii="Century" w:hAnsi="Century"/>
+        </w:rPr>
+        <w:t>by the</w:t>
+      </w:r>
+      <w:r>
+        <w:rPr>
+          <w:rFonts w:ascii="Century" w:hAnsi="Century"/>
+        </w:rPr>
+        <w:t xml:space="preserve"> commodity </w:t>
+      </w:r>
+      <w:r>
+        <w:rPr>
+          <w:rFonts w:ascii="Century" w:hAnsi="Century"/>
+        </w:rPr>
+        <w:t xml:space="preserve">that </w:t>
+      </w:r>
+      <w:r>
+        <w:rPr>
+          <w:rFonts w:ascii="Century" w:hAnsi="Century"/>
+        </w:rPr>
+        <w:t xml:space="preserve">is </w:t>
+      </w:r>
+      <w:r>
+        <w:rPr>
+          <w:rFonts w:ascii="Century" w:hAnsi="Century"/>
+        </w:rPr>
+        <w:t>at the same time</w:t>
+      </w:r>
+      <w:r>
+        <w:rPr>
+          <w:rFonts w:ascii="Century" w:hAnsi="Century"/>
+        </w:rPr>
+        <w:t xml:space="preserve"> commodity and money: gold</w:t>
+      </w:r>
+      <w:r>
+        <w:rPr>
+          <w:rFonts w:ascii="Century" w:hAnsi="Century"/>
+        </w:rPr>
+        <w:t>.</w:t>
+      </w:r>
+      <w:r>
+        <w:rPr>
+          <w:rFonts w:ascii="Century" w:hAnsi="Century"/>
+        </w:rPr>
+        <w:t xml:space="preserve"> </w:t>
+      </w:r>
+      <w:r>
+        <w:rPr>
+          <w:rFonts w:ascii="Century" w:hAnsi="Century"/>
+        </w:rPr>
+        <w:t>Which, like</w:t>
+      </w:r>
+      <w:r>
+        <w:rPr>
+          <w:rFonts w:ascii="Century" w:hAnsi="Century"/>
+        </w:rPr>
+        <w:t xml:space="preserve"> other precious metals in history</w:t>
+      </w:r>
+      <w:r>
+        <w:rPr>
+          <w:rFonts w:ascii="Century" w:hAnsi="Century"/>
+        </w:rPr>
+        <w:t xml:space="preserve">, </w:t>
+      </w:r>
+      <w:r>
+        <w:rPr>
+          <w:rFonts w:ascii="Century" w:hAnsi="Century"/>
+        </w:rPr>
+        <w:t>such as</w:t>
+      </w:r>
+      <w:r>
+        <w:rPr>
+          <w:rFonts w:ascii="Century" w:hAnsi="Century"/>
+        </w:rPr>
+        <w:t xml:space="preserve"> silver and copper,</w:t>
+      </w:r>
+      <w:r>
+        <w:rPr>
+          <w:rFonts w:ascii="Century" w:hAnsi="Century"/>
+        </w:rPr>
+        <w:t xml:space="preserve"> became</w:t>
+      </w:r>
+      <w:r>
+        <w:rPr>
+          <w:rFonts w:ascii="Century" w:hAnsi="Century"/>
+        </w:rPr>
+        <w:t xml:space="preserve"> universal equivalents by </w:t>
+      </w:r>
+      <w:r>
+        <w:rPr>
+          <w:rFonts w:ascii="Century" w:hAnsi="Century"/>
+          <w:i/>
+          <w:iCs/>
+        </w:rPr>
+        <w:t>social accident</w:t>
+      </w:r>
+      <w:r>
+        <w:rPr>
+          <w:rFonts w:ascii="Century" w:hAnsi="Century"/>
+        </w:rPr>
+        <w:t xml:space="preserve">. </w:t>
+      </w:r>
+      <w:r>
+        <w:rPr>
+          <w:rFonts w:ascii="Century" w:hAnsi="Century"/>
+        </w:rPr>
+        <w:t>Fixing its use as a means of exchange, appearing in</w:t>
+      </w:r>
+      <w:r>
+        <w:rPr>
+          <w:rFonts w:ascii="Century" w:hAnsi="Century"/>
+        </w:rPr>
+        <w:t xml:space="preserve"> the process of circulation</w:t>
+      </w:r>
+      <w:r>
+        <w:rPr>
+          <w:rFonts w:ascii="Century" w:hAnsi="Century"/>
+        </w:rPr>
+        <w:t xml:space="preserve"> as a sign of magnitude for the quantitative equivalence of the exchange-value form of all the commodities, the universal equivalent commodity</w:t>
+      </w:r>
+      <w:r>
+        <w:rPr>
+          <w:rFonts w:ascii="Century" w:hAnsi="Century"/>
+        </w:rPr>
+        <w:t>: gold</w:t>
+      </w:r>
+      <w:r>
+        <w:rPr>
+          <w:rFonts w:ascii="Century" w:hAnsi="Century"/>
+        </w:rPr>
+        <w:t>.</w:t>
+      </w:r>
+      <w:r>
+        <w:rPr>
+          <w:rFonts w:ascii="Century" w:hAnsi="Century"/>
+        </w:rPr>
+        <w:t xml:space="preserve"> %</w:t>
+      </w:r>
+      <w:r>
+        <w:rPr>
+          <w:rFonts w:ascii="Century" w:hAnsi="Century"/>
+        </w:rPr>
+        <w:t>[KV1C2P180L24]]%%.</w:t>
       </w:r>
     </w:p>
     <w:p>
@@ -1509,83 +2146,397 @@
         <w:rPr>
           <w:rFonts w:ascii="Century" w:hAnsi="Century"/>
         </w:rPr>
-        <w:t xml:space="preserve">As the quantity of total money absorbed as means for circulation is known by its equivalence to the total sum of the prices of all the commodities in circulation. We can also raise the following interrogate: How much gold is being absorbed by the circulation of money? </w:t>
-      </w:r>
-      <w:r>
-        <w:rPr>
-          <w:rFonts w:ascii="Century" w:hAnsi="Century"/>
-        </w:rPr>
-        <w:t>I</w:t>
-      </w:r>
-      <w:r>
-        <w:rPr>
-          <w:rFonts w:ascii="Century" w:hAnsi="Century"/>
-        </w:rPr>
-        <w:t>ts answer should be different from the response of the next one: How much gold is being expressed ideally by the sum of total prices of commodities circulating? The total sum of the prices of the commodities in circulation</w:t>
-      </w:r>
-      <w:r>
-        <w:rPr>
-          <w:rFonts w:ascii="Century" w:hAnsi="Century"/>
-        </w:rPr>
-        <w:t xml:space="preserve"> plus</w:t>
-      </w:r>
-      <w:r>
-        <w:rPr>
-          <w:rFonts w:ascii="Century" w:hAnsi="Century"/>
-        </w:rPr>
-        <w:t xml:space="preserve"> the average of the velocity of circulation (measured as the number of times the same piece of money turns-over within a given period</w:t>
-      </w:r>
-      <w:r>
-        <w:rPr>
-          <w:rFonts w:ascii="Century" w:hAnsi="Century"/>
-        </w:rPr>
-        <w:t>)</w:t>
-      </w:r>
-      <w:r>
-        <w:rPr>
-          <w:rFonts w:ascii="Century" w:hAnsi="Century"/>
-        </w:rPr>
-        <w:t>, determine the price of the quantity of money or the price of the money-commodity which is gold as means of circulation.</w:t>
-      </w:r>
-      <w:r>
-        <w:rPr>
-          <w:rFonts w:ascii="Century" w:hAnsi="Century"/>
-        </w:rPr>
-        <w:t xml:space="preserve"> </w:t>
-      </w:r>
-      <w:proofErr w:type="gramStart"/>
-      <w:r>
-        <w:rPr>
-          <w:rFonts w:ascii="Century" w:hAnsi="Century"/>
-        </w:rPr>
-        <w:t>%%[</w:t>
-      </w:r>
-      <w:proofErr w:type="gramEnd"/>
-      <w:r>
-        <w:rPr>
-          <w:rFonts w:ascii="Century" w:hAnsi="Century"/>
-        </w:rPr>
-        <w:t>[KV1C3P216L2</w:t>
-      </w:r>
-      <w:proofErr w:type="gramStart"/>
-      <w:r>
-        <w:rPr>
-          <w:rFonts w:ascii="Century" w:hAnsi="Century"/>
-        </w:rPr>
-        <w:t>]]%</w:t>
-      </w:r>
-      <w:proofErr w:type="gramEnd"/>
-      <w:r>
-        <w:rPr>
-          <w:rFonts w:ascii="Century" w:hAnsi="Century"/>
-        </w:rPr>
-        <w:t>%</w:t>
+        <w:t>It was the</w:t>
+      </w:r>
+      <w:r>
+        <w:rPr>
+          <w:rFonts w:ascii="Century" w:hAnsi="Century"/>
+        </w:rPr>
+        <w:t xml:space="preserve"> so-called </w:t>
+      </w:r>
+      <w:r>
+        <w:rPr>
+          <w:rFonts w:ascii="Century" w:hAnsi="Century"/>
+          <w:i/>
+          <w:iCs/>
+        </w:rPr>
+        <w:t>primitive</w:t>
+      </w:r>
+      <w:r>
+        <w:rPr>
+          <w:rFonts w:ascii="Century" w:hAnsi="Century"/>
+        </w:rPr>
+        <w:t xml:space="preserve"> </w:t>
+      </w:r>
+      <w:r>
+        <w:rPr>
+          <w:rFonts w:ascii="Century" w:hAnsi="Century"/>
+        </w:rPr>
+        <w:t xml:space="preserve">original </w:t>
+      </w:r>
+      <w:r>
+        <w:rPr>
+          <w:rFonts w:ascii="Century" w:hAnsi="Century"/>
+        </w:rPr>
+        <w:t>accumulation</w:t>
+      </w:r>
+      <w:r>
+        <w:rPr>
+          <w:rFonts w:ascii="Century" w:hAnsi="Century"/>
+        </w:rPr>
+        <w:t xml:space="preserve"> of capital</w:t>
+      </w:r>
+      <w:r>
+        <w:rPr>
+          <w:rFonts w:ascii="Century" w:hAnsi="Century"/>
+        </w:rPr>
+        <w:t xml:space="preserve"> </w:t>
+      </w:r>
+      <w:r>
+        <w:rPr>
+          <w:rFonts w:ascii="Century" w:hAnsi="Century"/>
+        </w:rPr>
+        <w:t>which</w:t>
+      </w:r>
+      <w:r>
+        <w:rPr>
+          <w:rFonts w:ascii="Century" w:hAnsi="Century"/>
+        </w:rPr>
+        <w:t xml:space="preserve"> </w:t>
+      </w:r>
+      <w:r>
+        <w:rPr>
+          <w:rFonts w:ascii="Century" w:hAnsi="Century"/>
+        </w:rPr>
+        <w:t xml:space="preserve">extended </w:t>
+      </w:r>
+      <w:r>
+        <w:rPr>
+          <w:rFonts w:ascii="Century" w:hAnsi="Century"/>
+        </w:rPr>
+        <w:t xml:space="preserve">the </w:t>
+      </w:r>
+      <w:r>
+        <w:rPr>
+          <w:rFonts w:ascii="Century" w:hAnsi="Century"/>
+        </w:rPr>
+        <w:t>circulation</w:t>
+      </w:r>
+      <w:r>
+        <w:rPr>
+          <w:rFonts w:ascii="Century" w:hAnsi="Century"/>
+        </w:rPr>
+        <w:t xml:space="preserve"> of gold as money, defining the initial conditions and scope of the actual scale of its reproduction circuit, </w:t>
+      </w:r>
+      <w:r>
+        <w:rPr>
+          <w:rFonts w:ascii="Century" w:hAnsi="Century"/>
+        </w:rPr>
+        <w:t>subsuming</w:t>
+      </w:r>
+      <w:r>
+        <w:rPr>
+          <w:rFonts w:ascii="Century" w:hAnsi="Century"/>
+        </w:rPr>
+        <w:t xml:space="preserve"> the exchange process to the </w:t>
+      </w:r>
+      <w:r>
+        <w:rPr>
+          <w:rFonts w:ascii="Century" w:hAnsi="Century"/>
+          <w:i/>
+          <w:iCs/>
+        </w:rPr>
+        <w:t>social movement of money</w:t>
       </w:r>
       <w:r>
         <w:rPr>
           <w:rFonts w:ascii="Century" w:hAnsi="Century"/>
         </w:rPr>
         <w:t>.</w:t>
+      </w:r>
+      <w:r>
+        <w:rPr>
+          <w:rFonts w:ascii="Century" w:hAnsi="Century"/>
+        </w:rPr>
+        <w:t xml:space="preserve"> </w:t>
+      </w:r>
+      <w:r>
+        <w:rPr>
+          <w:rFonts w:ascii="Century" w:hAnsi="Century"/>
+        </w:rPr>
+        <w:t>So, the physical presence of money</w:t>
+      </w:r>
+      <w:r>
+        <w:rPr>
+          <w:rFonts w:ascii="Century" w:hAnsi="Century"/>
+        </w:rPr>
+        <w:t xml:space="preserve"> </w:t>
+      </w:r>
+      <w:r>
+        <w:rPr>
+          <w:rFonts w:ascii="Century" w:hAnsi="Century"/>
+        </w:rPr>
+        <w:t>is mined</w:t>
+      </w:r>
+      <w:r>
+        <w:rPr>
+          <w:rFonts w:ascii="Century" w:hAnsi="Century"/>
+        </w:rPr>
+        <w:t xml:space="preserve"> </w:t>
+      </w:r>
+      <w:r>
+        <w:rPr>
+          <w:rFonts w:ascii="Century" w:hAnsi="Century"/>
+        </w:rPr>
+        <w:t>as</w:t>
+      </w:r>
+      <w:r>
+        <w:rPr>
+          <w:rFonts w:ascii="Century" w:hAnsi="Century"/>
+        </w:rPr>
+        <w:t xml:space="preserve"> the material form of indigenous alienable wealth, </w:t>
+      </w:r>
+      <w:r>
+        <w:rPr>
+          <w:rFonts w:ascii="Century" w:hAnsi="Century"/>
+        </w:rPr>
+        <w:t xml:space="preserve">transformed </w:t>
+      </w:r>
+      <w:r>
+        <w:rPr>
+          <w:rFonts w:ascii="Century" w:hAnsi="Century"/>
+        </w:rPr>
+        <w:t>into money-</w:t>
+      </w:r>
+      <w:r>
+        <w:rPr>
+          <w:rFonts w:ascii="Century" w:hAnsi="Century"/>
+        </w:rPr>
+        <w:t xml:space="preserve">commodity while arrived </w:t>
+      </w:r>
+      <w:r>
+        <w:rPr>
+          <w:rFonts w:ascii="Century" w:hAnsi="Century"/>
+        </w:rPr>
+        <w:t>at</w:t>
+      </w:r>
+      <w:r>
+        <w:rPr>
+          <w:rFonts w:ascii="Century" w:hAnsi="Century"/>
+        </w:rPr>
+        <w:t xml:space="preserve"> Europe as silver, </w:t>
+      </w:r>
+      <w:r>
+        <w:rPr>
+          <w:rFonts w:ascii="Century" w:hAnsi="Century"/>
+        </w:rPr>
+        <w:t xml:space="preserve">and </w:t>
+      </w:r>
+      <w:r>
+        <w:rPr>
+          <w:rFonts w:ascii="Century" w:hAnsi="Century"/>
+        </w:rPr>
+        <w:t xml:space="preserve">then </w:t>
+      </w:r>
+      <w:r>
+        <w:rPr>
+          <w:rFonts w:ascii="Century" w:hAnsi="Century"/>
+        </w:rPr>
+        <w:t xml:space="preserve">came back to Europe from China when completed its metamorphosis </w:t>
+      </w:r>
+      <w:r>
+        <w:rPr>
+          <w:rFonts w:ascii="Century" w:hAnsi="Century"/>
+        </w:rPr>
+        <w:t>in</w:t>
+      </w:r>
+      <w:r>
+        <w:rPr>
+          <w:rFonts w:ascii="Century" w:hAnsi="Century"/>
+        </w:rPr>
+        <w:t xml:space="preserve"> gold</w:t>
+      </w:r>
+      <w:r>
+        <w:rPr>
+          <w:rFonts w:ascii="Century" w:hAnsi="Century"/>
+        </w:rPr>
+        <w:t xml:space="preserve"> for hoarding</w:t>
+      </w:r>
+      <w:r>
+        <w:rPr>
+          <w:rFonts w:ascii="Century" w:hAnsi="Century"/>
+        </w:rPr>
+        <w:t>.</w:t>
+      </w:r>
+      <w:r>
+        <w:rPr>
+          <w:rFonts w:ascii="Century" w:hAnsi="Century"/>
+        </w:rPr>
+        <w:t xml:space="preserve"> </w:t>
+      </w:r>
+      <w:r>
+        <w:rPr>
+          <w:rFonts w:ascii="Century" w:hAnsi="Century"/>
+        </w:rPr>
+        <w:t xml:space="preserve">The following </w:t>
+      </w:r>
+      <w:r>
+        <w:rPr>
+          <w:rFonts w:ascii="Century" w:hAnsi="Century"/>
+        </w:rPr>
+        <w:t>act</w:t>
+      </w:r>
+      <w:r>
+        <w:rPr>
+          <w:rFonts w:ascii="Century" w:hAnsi="Century"/>
+        </w:rPr>
+        <w:t xml:space="preserve"> </w:t>
+      </w:r>
+      <w:r>
+        <w:rPr>
+          <w:rFonts w:ascii="Century" w:hAnsi="Century"/>
+        </w:rPr>
+        <w:t xml:space="preserve">on which the </w:t>
+      </w:r>
+      <w:r>
+        <w:rPr>
+          <w:rFonts w:ascii="Century" w:hAnsi="Century"/>
+          <w:i/>
+          <w:iCs/>
+        </w:rPr>
+        <w:t>primitive</w:t>
+      </w:r>
+      <w:r>
+        <w:rPr>
+          <w:rFonts w:ascii="Century" w:hAnsi="Century"/>
+        </w:rPr>
+        <w:t xml:space="preserve"> </w:t>
+      </w:r>
+      <w:r>
+        <w:rPr>
+          <w:rFonts w:ascii="Century" w:hAnsi="Century"/>
+        </w:rPr>
+        <w:t xml:space="preserve">performance of the money-commodity </w:t>
+      </w:r>
+      <w:r>
+        <w:rPr>
+          <w:rFonts w:ascii="Century" w:hAnsi="Century"/>
+        </w:rPr>
+        <w:t>bear</w:t>
+      </w:r>
+      <w:r>
+        <w:rPr>
+          <w:rFonts w:ascii="Century" w:hAnsi="Century"/>
+        </w:rPr>
+        <w:t xml:space="preserve">er took </w:t>
+      </w:r>
+      <w:r>
+        <w:rPr>
+          <w:rFonts w:ascii="Century" w:hAnsi="Century"/>
+        </w:rPr>
+        <w:t>place</w:t>
+      </w:r>
+      <w:r>
+        <w:rPr>
+          <w:rFonts w:ascii="Century" w:hAnsi="Century"/>
+        </w:rPr>
+        <w:t xml:space="preserve"> </w:t>
+      </w:r>
+      <w:r>
+        <w:rPr>
+          <w:rFonts w:ascii="Century" w:hAnsi="Century"/>
+        </w:rPr>
+        <w:t xml:space="preserve">was </w:t>
+      </w:r>
+      <w:r>
+        <w:rPr>
+          <w:rFonts w:ascii="Century" w:hAnsi="Century"/>
+        </w:rPr>
+        <w:t xml:space="preserve">conditioned </w:t>
+      </w:r>
+      <w:r>
+        <w:rPr>
+          <w:rFonts w:ascii="Century" w:hAnsi="Century"/>
+        </w:rPr>
+        <w:t>by the</w:t>
+      </w:r>
+      <w:r>
+        <w:rPr>
+          <w:rFonts w:ascii="Century" w:hAnsi="Century"/>
+        </w:rPr>
+        <w:t xml:space="preserve"> outcomes of the</w:t>
+      </w:r>
+      <w:r>
+        <w:rPr>
+          <w:rFonts w:ascii="Century" w:hAnsi="Century"/>
+        </w:rPr>
+        <w:t xml:space="preserve"> first metamorphosis</w:t>
+      </w:r>
+      <w:r>
+        <w:rPr>
+          <w:rFonts w:ascii="Century" w:hAnsi="Century"/>
+        </w:rPr>
+        <w:t>.</w:t>
+      </w:r>
+      <w:r>
+        <w:rPr>
+          <w:rFonts w:ascii="Century" w:hAnsi="Century"/>
+        </w:rPr>
+        <w:t xml:space="preserve"> </w:t>
+      </w:r>
+      <w:r>
+        <w:rPr>
+          <w:rFonts w:ascii="Century" w:hAnsi="Century"/>
+        </w:rPr>
+        <w:t>B</w:t>
+      </w:r>
+      <w:r>
+        <w:rPr>
+          <w:rFonts w:ascii="Century" w:hAnsi="Century"/>
+        </w:rPr>
+        <w:t xml:space="preserve">y which a certain degree of capital production was achieved due to </w:t>
+      </w:r>
+      <w:r>
+        <w:rPr>
+          <w:rFonts w:ascii="Century" w:hAnsi="Century"/>
+        </w:rPr>
+        <w:t xml:space="preserve">the </w:t>
+      </w:r>
+      <w:r>
+        <w:rPr>
+          <w:rFonts w:ascii="Century" w:hAnsi="Century"/>
+        </w:rPr>
+        <w:t xml:space="preserve">accelerated accumulation of </w:t>
+      </w:r>
+      <w:r>
+        <w:rPr>
+          <w:rFonts w:ascii="Century" w:hAnsi="Century"/>
+        </w:rPr>
+        <w:t xml:space="preserve">the </w:t>
+      </w:r>
+      <w:r>
+        <w:rPr>
+          <w:rFonts w:ascii="Century" w:hAnsi="Century"/>
+        </w:rPr>
+        <w:t>means of circulation</w:t>
+      </w:r>
+      <w:r>
+        <w:rPr>
+          <w:rFonts w:ascii="Century" w:hAnsi="Century"/>
+        </w:rPr>
+        <w:t xml:space="preserve"> correspondent to </w:t>
+      </w:r>
+      <w:r>
+        <w:rPr>
+          <w:rFonts w:ascii="Century" w:hAnsi="Century"/>
+        </w:rPr>
+        <w:t>the sixteenth-century</w:t>
+      </w:r>
+      <w:r>
+        <w:rPr>
+          <w:rFonts w:ascii="Century" w:hAnsi="Century"/>
+        </w:rPr>
+        <w:t>: gold and silver.</w:t>
       </w:r>
     </w:p>
     <w:p>
@@ -1599,7 +2550,79 @@
         <w:rPr>
           <w:rFonts w:ascii="Century" w:hAnsi="Century"/>
         </w:rPr>
-        <w:t xml:space="preserve">The determinants of the exchange process are rooted in the history of </w:t>
+        <w:t>The money-commodities of the formative period of the world economy: silver and gold</w:t>
+      </w:r>
+      <w:r>
+        <w:rPr>
+          <w:rFonts w:ascii="Century" w:hAnsi="Century"/>
+        </w:rPr>
+        <w:t xml:space="preserve"> were</w:t>
+      </w:r>
+      <w:r>
+        <w:rPr>
+          <w:rFonts w:ascii="Century" w:hAnsi="Century"/>
+        </w:rPr>
+        <w:t xml:space="preserve"> stolen from the indigenous continental territory</w:t>
+      </w:r>
+      <w:r>
+        <w:rPr>
+          <w:rFonts w:ascii="Century" w:hAnsi="Century"/>
+        </w:rPr>
+        <w:t xml:space="preserve"> (</w:t>
+      </w:r>
+      <w:r>
+        <w:rPr>
+          <w:rFonts w:ascii="Century" w:hAnsi="Century"/>
+        </w:rPr>
+        <w:t>Abya-Yala</w:t>
+      </w:r>
+      <w:r>
+        <w:rPr>
+          <w:rFonts w:ascii="Century" w:hAnsi="Century"/>
+        </w:rPr>
+        <w:t xml:space="preserve">) </w:t>
+      </w:r>
+      <w:r>
+        <w:rPr>
+          <w:rFonts w:ascii="Century" w:hAnsi="Century"/>
+        </w:rPr>
+        <w:t>by the militarist colonial policy</w:t>
+      </w:r>
+      <w:r>
+        <w:rPr>
+          <w:rFonts w:ascii="Century" w:hAnsi="Century"/>
+        </w:rPr>
+        <w:t>, in a magnitude</w:t>
+      </w:r>
+      <w:r>
+        <w:rPr>
+          <w:rFonts w:ascii="Century" w:hAnsi="Century"/>
+        </w:rPr>
+        <w:t xml:space="preserve"> </w:t>
+      </w:r>
+      <w:r>
+        <w:rPr>
+          <w:rFonts w:ascii="Century" w:hAnsi="Century"/>
+        </w:rPr>
+        <w:t>constitutive of</w:t>
+      </w:r>
+      <w:r>
+        <w:rPr>
+          <w:rFonts w:ascii="Century" w:hAnsi="Century"/>
+        </w:rPr>
+        <w:t xml:space="preserve"> the so-</w:t>
+      </w:r>
+      <w:r>
+        <w:rPr>
+          <w:rFonts w:ascii="Century" w:hAnsi="Century"/>
+        </w:rPr>
+        <w:t>labeled</w:t>
+      </w:r>
+      <w:r>
+        <w:rPr>
+          <w:rFonts w:ascii="Century" w:hAnsi="Century"/>
+        </w:rPr>
+        <w:t xml:space="preserve"> </w:t>
       </w:r>
       <w:r>
         <w:rPr>
@@ -1607,163 +2630,7 @@
           <w:i/>
           <w:iCs/>
         </w:rPr>
-        <w:t>the formal social movement of the commodities</w:t>
-      </w:r>
-      <w:r>
-        <w:rPr>
-          <w:rFonts w:ascii="Century" w:hAnsi="Century"/>
-        </w:rPr>
-        <w:t>.</w:t>
-      </w:r>
-      <w:r>
-        <w:rPr>
-          <w:rFonts w:ascii="Century" w:hAnsi="Century"/>
-        </w:rPr>
-        <w:t xml:space="preserve"> </w:t>
-      </w:r>
-      <w:r>
-        <w:rPr>
-          <w:rFonts w:ascii="Century" w:hAnsi="Century"/>
-        </w:rPr>
-        <w:t>Indeed,</w:t>
-      </w:r>
-      <w:r>
-        <w:rPr>
-          <w:rFonts w:ascii="Century" w:hAnsi="Century"/>
-        </w:rPr>
-        <w:t xml:space="preserve"> th</w:t>
-      </w:r>
-      <w:r>
-        <w:rPr>
-          <w:rFonts w:ascii="Century" w:hAnsi="Century"/>
-        </w:rPr>
-        <w:t>e</w:t>
-      </w:r>
-      <w:r>
-        <w:rPr>
-          <w:rFonts w:ascii="Century" w:hAnsi="Century"/>
-        </w:rPr>
-        <w:t xml:space="preserve"> upward </w:t>
-      </w:r>
-      <w:r>
-        <w:rPr>
-          <w:rFonts w:ascii="Century" w:hAnsi="Century"/>
-        </w:rPr>
-        <w:t>scale-shift</w:t>
-      </w:r>
-      <w:r>
-        <w:rPr>
-          <w:rFonts w:ascii="Century" w:hAnsi="Century"/>
-        </w:rPr>
-        <w:t xml:space="preserve"> of the exchange process</w:t>
-      </w:r>
-      <w:r>
-        <w:rPr>
-          <w:rFonts w:ascii="Century" w:hAnsi="Century"/>
-        </w:rPr>
-        <w:t xml:space="preserve"> require</w:t>
-      </w:r>
-      <w:r>
-        <w:rPr>
-          <w:rFonts w:ascii="Century" w:hAnsi="Century"/>
-        </w:rPr>
-        <w:t>d</w:t>
-      </w:r>
-      <w:r>
-        <w:rPr>
-          <w:rFonts w:ascii="Century" w:hAnsi="Century"/>
-        </w:rPr>
-        <w:t xml:space="preserve"> a relative form of value reached </w:t>
-      </w:r>
-      <w:r>
-        <w:rPr>
-          <w:rFonts w:ascii="Century" w:hAnsi="Century"/>
-        </w:rPr>
-        <w:t>by the</w:t>
-      </w:r>
-      <w:r>
-        <w:rPr>
-          <w:rFonts w:ascii="Century" w:hAnsi="Century"/>
-        </w:rPr>
-        <w:t xml:space="preserve"> commodity </w:t>
-      </w:r>
-      <w:r>
-        <w:rPr>
-          <w:rFonts w:ascii="Century" w:hAnsi="Century"/>
-        </w:rPr>
-        <w:t xml:space="preserve">that </w:t>
-      </w:r>
-      <w:r>
-        <w:rPr>
-          <w:rFonts w:ascii="Century" w:hAnsi="Century"/>
-        </w:rPr>
-        <w:t xml:space="preserve">is </w:t>
-      </w:r>
-      <w:r>
-        <w:rPr>
-          <w:rFonts w:ascii="Century" w:hAnsi="Century"/>
-        </w:rPr>
-        <w:t>at the same time</w:t>
-      </w:r>
-      <w:r>
-        <w:rPr>
-          <w:rFonts w:ascii="Century" w:hAnsi="Century"/>
-        </w:rPr>
-        <w:t xml:space="preserve"> commodity and money: gold</w:t>
-      </w:r>
-      <w:r>
-        <w:rPr>
-          <w:rFonts w:ascii="Century" w:hAnsi="Century"/>
-        </w:rPr>
-        <w:t>.</w:t>
-      </w:r>
-      <w:r>
-        <w:rPr>
-          <w:rFonts w:ascii="Century" w:hAnsi="Century"/>
-        </w:rPr>
-        <w:t xml:space="preserve"> </w:t>
-      </w:r>
-      <w:r>
-        <w:rPr>
-          <w:rFonts w:ascii="Century" w:hAnsi="Century"/>
-        </w:rPr>
-        <w:t>Which, like</w:t>
-      </w:r>
-      <w:r>
-        <w:rPr>
-          <w:rFonts w:ascii="Century" w:hAnsi="Century"/>
-        </w:rPr>
-        <w:t xml:space="preserve"> other precious metals in history</w:t>
-      </w:r>
-      <w:r>
-        <w:rPr>
-          <w:rFonts w:ascii="Century" w:hAnsi="Century"/>
-        </w:rPr>
-        <w:t xml:space="preserve">, </w:t>
-      </w:r>
-      <w:r>
-        <w:rPr>
-          <w:rFonts w:ascii="Century" w:hAnsi="Century"/>
-        </w:rPr>
-        <w:t>such as</w:t>
-      </w:r>
-      <w:r>
-        <w:rPr>
-          <w:rFonts w:ascii="Century" w:hAnsi="Century"/>
-        </w:rPr>
-        <w:t xml:space="preserve"> silver and copper,</w:t>
-      </w:r>
-      <w:r>
-        <w:rPr>
-          <w:rFonts w:ascii="Century" w:hAnsi="Century"/>
-        </w:rPr>
-        <w:t xml:space="preserve"> became</w:t>
-      </w:r>
-      <w:r>
-        <w:rPr>
-          <w:rFonts w:ascii="Century" w:hAnsi="Century"/>
-        </w:rPr>
-        <w:t xml:space="preserve"> universal equivalents by </w:t>
+        <w:t xml:space="preserve">original </w:t>
       </w:r>
       <w:r>
         <w:rPr>
@@ -1771,37 +2638,7 @@
           <w:i/>
           <w:iCs/>
         </w:rPr>
-        <w:t>social accident</w:t>
-      </w:r>
-      <w:r>
-        <w:rPr>
-          <w:rFonts w:ascii="Century" w:hAnsi="Century"/>
-        </w:rPr>
-        <w:t xml:space="preserve">. </w:t>
-      </w:r>
-      <w:r>
-        <w:rPr>
-          <w:rFonts w:ascii="Century" w:hAnsi="Century"/>
-        </w:rPr>
-        <w:t>Fixing its use as a means of exchange, appearing in</w:t>
-      </w:r>
-      <w:r>
-        <w:rPr>
-          <w:rFonts w:ascii="Century" w:hAnsi="Century"/>
-        </w:rPr>
-        <w:t xml:space="preserve"> the process of circulation</w:t>
-      </w:r>
-      <w:r>
-        <w:rPr>
-          <w:rFonts w:ascii="Century" w:hAnsi="Century"/>
-        </w:rPr>
-        <w:t xml:space="preserve"> as a sign of magnitude for the quantitative equivalence of the exchange-value form of all the commodities, the universal equivalent commodity</w:t>
-      </w:r>
-      <w:r>
-        <w:rPr>
-          <w:rFonts w:ascii="Century" w:hAnsi="Century"/>
-        </w:rPr>
-        <w:t>: gold</w:t>
+        <w:t>accumulation</w:t>
       </w:r>
       <w:r>
         <w:rPr>
@@ -1813,27 +2650,97 @@
         <w:rPr>
           <w:rFonts w:ascii="Century" w:hAnsi="Century"/>
         </w:rPr>
-        <w:t xml:space="preserve"> %</w:t>
-      </w:r>
-      <w:r>
-        <w:rPr>
-          <w:rFonts w:ascii="Century" w:hAnsi="Century"/>
-        </w:rPr>
-        <w:t>[KV1C2P180L24</w:t>
-      </w:r>
-      <w:proofErr w:type="gramStart"/>
-      <w:r>
-        <w:rPr>
-          <w:rFonts w:ascii="Century" w:hAnsi="Century"/>
-        </w:rPr>
-        <w:t>]]%</w:t>
-      </w:r>
-      <w:proofErr w:type="gramEnd"/>
-      <w:r>
-        <w:rPr>
-          <w:rFonts w:ascii="Century" w:hAnsi="Century"/>
-        </w:rPr>
-        <w:t>%.</w:t>
+        <w:t xml:space="preserve"> </w:t>
+      </w:r>
+      <w:r>
+        <w:rPr>
+          <w:rFonts w:ascii="Century" w:hAnsi="Century"/>
+        </w:rPr>
+        <w:t>A</w:t>
+      </w:r>
+      <w:r>
+        <w:rPr>
+          <w:rFonts w:ascii="Century" w:hAnsi="Century"/>
+        </w:rPr>
+        <w:t xml:space="preserve">s the historical foundation of the </w:t>
+      </w:r>
+      <w:r>
+        <w:rPr>
+          <w:rFonts w:ascii="Century" w:hAnsi="Century"/>
+        </w:rPr>
+        <w:t xml:space="preserve">reproduction </w:t>
+      </w:r>
+      <w:r>
+        <w:rPr>
+          <w:rFonts w:ascii="Century" w:hAnsi="Century"/>
+        </w:rPr>
+        <w:t xml:space="preserve">scale </w:t>
+      </w:r>
+      <w:r>
+        <w:rPr>
+          <w:rFonts w:ascii="Century" w:hAnsi="Century"/>
+        </w:rPr>
+        <w:t>i</w:t>
+      </w:r>
+      <w:r>
+        <w:rPr>
+          <w:rFonts w:ascii="Century" w:hAnsi="Century"/>
+        </w:rPr>
+        <w:t>n which</w:t>
+      </w:r>
+      <w:r>
+        <w:rPr>
+          <w:rFonts w:ascii="Century" w:hAnsi="Century"/>
+        </w:rPr>
+        <w:t xml:space="preserve"> </w:t>
+      </w:r>
+      <w:r>
+        <w:rPr>
+          <w:rFonts w:ascii="Century" w:hAnsi="Century"/>
+        </w:rPr>
+        <w:t>the extended accumulation of capital</w:t>
+      </w:r>
+      <w:r>
+        <w:rPr>
+          <w:rFonts w:ascii="Century" w:hAnsi="Century"/>
+        </w:rPr>
+        <w:t xml:space="preserve"> ha</w:t>
+      </w:r>
+      <w:r>
+        <w:rPr>
+          <w:rFonts w:ascii="Century" w:hAnsi="Century"/>
+        </w:rPr>
+        <w:t>s</w:t>
+      </w:r>
+      <w:r>
+        <w:rPr>
+          <w:rFonts w:ascii="Century" w:hAnsi="Century"/>
+        </w:rPr>
+        <w:t xml:space="preserve"> developed since then, from the initial conditions denoted by the invasion of </w:t>
+      </w:r>
+      <w:r>
+        <w:rPr>
+          <w:rFonts w:ascii="Century" w:hAnsi="Century"/>
+        </w:rPr>
+        <w:t>“</w:t>
+      </w:r>
+      <w:r>
+        <w:rPr>
+          <w:rFonts w:ascii="Century" w:hAnsi="Century"/>
+        </w:rPr>
+        <w:t>America</w:t>
+      </w:r>
+      <w:r>
+        <w:rPr>
+          <w:rFonts w:ascii="Century" w:hAnsi="Century"/>
+        </w:rPr>
+        <w:t>”</w:t>
+      </w:r>
+      <w:r>
+        <w:rPr>
+          <w:rFonts w:ascii="Century" w:hAnsi="Century"/>
+        </w:rPr>
+        <w:t>.</w:t>
       </w:r>
     </w:p>
     <w:p>
@@ -1847,13 +2754,169 @@
         <w:rPr>
           <w:rFonts w:ascii="Century" w:hAnsi="Century"/>
         </w:rPr>
-        <w:t>It was the</w:t>
-      </w:r>
-      <w:r>
-        <w:rPr>
-          <w:rFonts w:ascii="Century" w:hAnsi="Century"/>
-        </w:rPr>
-        <w:t xml:space="preserve"> so-called </w:t>
+        <w:t>The gold bearer</w:t>
+      </w:r>
+      <w:r>
+        <w:rPr>
+          <w:rFonts w:ascii="Century" w:hAnsi="Century"/>
+        </w:rPr>
+        <w:t xml:space="preserve"> can be seen in the following </w:t>
+      </w:r>
+      <w:r>
+        <w:rPr>
+          <w:rFonts w:ascii="Century" w:hAnsi="Century"/>
+        </w:rPr>
+        <w:t>act</w:t>
+      </w:r>
+      <w:r>
+        <w:rPr>
+          <w:rFonts w:ascii="Century" w:hAnsi="Century"/>
+        </w:rPr>
+        <w:t xml:space="preserve">, </w:t>
+      </w:r>
+      <w:r>
+        <w:rPr>
+          <w:rFonts w:ascii="Century" w:hAnsi="Century"/>
+        </w:rPr>
+        <w:t>a</w:t>
+      </w:r>
+      <w:r>
+        <w:rPr>
+          <w:rFonts w:ascii="Century" w:hAnsi="Century"/>
+        </w:rPr>
+        <w:t>ppearing in representation of gold</w:t>
+      </w:r>
+      <w:r>
+        <w:rPr>
+          <w:rFonts w:ascii="Century" w:hAnsi="Century"/>
+        </w:rPr>
+        <w:t>,</w:t>
+      </w:r>
+      <w:r>
+        <w:rPr>
+          <w:rFonts w:ascii="Century" w:hAnsi="Century"/>
+        </w:rPr>
+        <w:t xml:space="preserve"> as if </w:t>
+      </w:r>
+      <w:r>
+        <w:rPr>
+          <w:rFonts w:ascii="Century" w:hAnsi="Century"/>
+        </w:rPr>
+        <w:t>himself</w:t>
+      </w:r>
+      <w:r>
+        <w:rPr>
+          <w:rFonts w:ascii="Century" w:hAnsi="Century"/>
+        </w:rPr>
+        <w:t xml:space="preserve"> was not</w:t>
+      </w:r>
+      <w:r>
+        <w:rPr>
+          <w:rFonts w:ascii="Century" w:hAnsi="Century"/>
+        </w:rPr>
+        <w:t xml:space="preserve"> the</w:t>
+      </w:r>
+      <w:r>
+        <w:rPr>
+          <w:rFonts w:ascii="Century" w:hAnsi="Century"/>
+        </w:rPr>
+        <w:t xml:space="preserve"> merely replaceable but </w:t>
+      </w:r>
+      <w:r>
+        <w:rPr>
+          <w:rFonts w:ascii="Century" w:hAnsi="Century"/>
+        </w:rPr>
+        <w:t>necessary</w:t>
+      </w:r>
+      <w:r>
+        <w:rPr>
+          <w:rFonts w:ascii="Century" w:hAnsi="Century"/>
+        </w:rPr>
+        <w:t xml:space="preserve"> form of </w:t>
+      </w:r>
+      <w:r>
+        <w:rPr>
+          <w:rFonts w:ascii="Century" w:hAnsi="Century"/>
+        </w:rPr>
+        <w:t>appearance</w:t>
+      </w:r>
+      <w:r>
+        <w:rPr>
+          <w:rFonts w:ascii="Century" w:hAnsi="Century"/>
+        </w:rPr>
+        <w:t xml:space="preserve"> o</w:t>
+      </w:r>
+      <w:r>
+        <w:rPr>
+          <w:rFonts w:ascii="Century" w:hAnsi="Century"/>
+        </w:rPr>
+        <w:t>f gold in the</w:t>
+      </w:r>
+      <w:r>
+        <w:rPr>
+          <w:rFonts w:ascii="Century" w:hAnsi="Century"/>
+        </w:rPr>
+        <w:t xml:space="preserve"> circulation process. The commodity-money expresses and consumes an aliquot part of the exchange value of every commodity in circulation, signed and consumed by </w:t>
+      </w:r>
+      <w:r>
+        <w:rPr>
+          <w:rFonts w:ascii="Century" w:hAnsi="Century"/>
+        </w:rPr>
+        <w:t>price</w:t>
+      </w:r>
+      <w:r>
+        <w:rPr>
+          <w:rFonts w:ascii="Century" w:hAnsi="Century"/>
+        </w:rPr>
+        <w:t xml:space="preserve">. While historically concentrating an aliquot part of the </w:t>
+      </w:r>
+      <w:r>
+        <w:rPr>
+          <w:rFonts w:ascii="Century" w:hAnsi="Century"/>
+        </w:rPr>
+        <w:t>price</w:t>
+      </w:r>
+      <w:r>
+        <w:rPr>
+          <w:rFonts w:ascii="Century" w:hAnsi="Century"/>
+        </w:rPr>
+        <w:t xml:space="preserve"> of each circulated commodity being consumed by its </w:t>
+      </w:r>
+      <w:r>
+        <w:rPr>
+          <w:rFonts w:ascii="Century" w:hAnsi="Century"/>
+        </w:rPr>
+        <w:t>realization</w:t>
+      </w:r>
+      <w:r>
+        <w:rPr>
+          <w:rFonts w:ascii="Century" w:hAnsi="Century"/>
+        </w:rPr>
+        <w:t xml:space="preserve"> into the</w:t>
+      </w:r>
+      <w:r>
+        <w:rPr>
+          <w:rFonts w:ascii="Century" w:hAnsi="Century"/>
+        </w:rPr>
+        <w:t xml:space="preserve"> quantity of money</w:t>
+      </w:r>
+      <w:r>
+        <w:rPr>
+          <w:rFonts w:ascii="Century" w:hAnsi="Century"/>
+        </w:rPr>
+        <w:t xml:space="preserve"> signed by the </w:t>
+      </w:r>
+      <w:r>
+        <w:rPr>
+          <w:rFonts w:ascii="Century" w:hAnsi="Century"/>
+        </w:rPr>
+        <w:t xml:space="preserve">it –the </w:t>
+      </w:r>
+      <w:r>
+        <w:rPr>
+          <w:rFonts w:ascii="Century" w:hAnsi="Century"/>
+        </w:rPr>
+        <w:t>commodity price (</w:t>
       </w:r>
       <w:r>
         <w:rPr>
@@ -1861,93 +2924,25 @@
           <w:i/>
           <w:iCs/>
         </w:rPr>
-        <w:t>primitive</w:t>
-      </w:r>
-      <w:r>
-        <w:rPr>
-          <w:rFonts w:ascii="Century" w:hAnsi="Century"/>
-        </w:rPr>
-        <w:t xml:space="preserve"> </w:t>
-      </w:r>
-      <w:r>
-        <w:rPr>
-          <w:rFonts w:ascii="Century" w:hAnsi="Century"/>
-        </w:rPr>
-        <w:t xml:space="preserve">original </w:t>
-      </w:r>
-      <w:r>
-        <w:rPr>
-          <w:rFonts w:ascii="Century" w:hAnsi="Century"/>
-        </w:rPr>
-        <w:t>accumulation</w:t>
-      </w:r>
-      <w:r>
-        <w:rPr>
-          <w:rFonts w:ascii="Century" w:hAnsi="Century"/>
-        </w:rPr>
-        <w:t xml:space="preserve"> of capital</w:t>
-      </w:r>
-      <w:r>
-        <w:rPr>
-          <w:rFonts w:ascii="Century" w:hAnsi="Century"/>
-        </w:rPr>
-        <w:t xml:space="preserve"> </w:t>
-      </w:r>
-      <w:r>
-        <w:rPr>
-          <w:rFonts w:ascii="Century" w:hAnsi="Century"/>
-        </w:rPr>
-        <w:t>which</w:t>
-      </w:r>
-      <w:r>
-        <w:rPr>
-          <w:rFonts w:ascii="Century" w:hAnsi="Century"/>
-        </w:rPr>
-        <w:t xml:space="preserve"> </w:t>
-      </w:r>
-      <w:r>
-        <w:rPr>
-          <w:rFonts w:ascii="Century" w:hAnsi="Century"/>
-        </w:rPr>
-        <w:t xml:space="preserve">extended </w:t>
-      </w:r>
-      <w:r>
-        <w:rPr>
-          <w:rFonts w:ascii="Century" w:hAnsi="Century"/>
-        </w:rPr>
-        <w:t xml:space="preserve">the </w:t>
-      </w:r>
-      <w:r>
-        <w:rPr>
-          <w:rFonts w:ascii="Century" w:hAnsi="Century"/>
-        </w:rPr>
-        <w:t>circulation</w:t>
-      </w:r>
-      <w:r>
-        <w:rPr>
-          <w:rFonts w:ascii="Century" w:hAnsi="Century"/>
-        </w:rPr>
-        <w:t xml:space="preserve"> of gold as money, defining the initial conditions and scope of the actual scale of its reproduction circuit, </w:t>
-      </w:r>
-      <w:r>
-        <w:rPr>
-          <w:rFonts w:ascii="Century" w:hAnsi="Century"/>
-        </w:rPr>
-        <w:t>subsuming</w:t>
-      </w:r>
-      <w:r>
-        <w:rPr>
-          <w:rFonts w:ascii="Century" w:hAnsi="Century"/>
-        </w:rPr>
-        <w:t xml:space="preserve"> the exchange process to the </w:t>
-      </w:r>
-      <w:r>
-        <w:rPr>
-          <w:rFonts w:ascii="Century" w:hAnsi="Century"/>
-          <w:i/>
-          <w:iCs/>
-        </w:rPr>
-        <w:t>social movement of money</w:t>
+        <w:t>C</w:t>
+      </w:r>
+      <w:r>
+        <w:rPr>
+          <w:rFonts w:ascii="Century" w:hAnsi="Century"/>
+        </w:rPr>
+        <w:t>)</w:t>
+      </w:r>
+      <w:r>
+        <w:rPr>
+          <w:rFonts w:ascii="Century" w:hAnsi="Century"/>
+        </w:rPr>
+        <w:t>. Ideally equivalent to the “quantity of labour objectified in it”</w:t>
+      </w:r>
+      <w:r>
+        <w:rPr>
+          <w:rFonts w:ascii="Century" w:hAnsi="Century"/>
+        </w:rPr>
+        <w:t>, as measure of value</w:t>
       </w:r>
       <w:r>
         <w:rPr>
@@ -1960,284 +2955,6 @@
           <w:rFonts w:ascii="Century" w:hAnsi="Century"/>
         </w:rPr>
         <w:t xml:space="preserve"> </w:t>
-      </w:r>
-      <w:r>
-        <w:rPr>
-          <w:rFonts w:ascii="Century" w:hAnsi="Century"/>
-        </w:rPr>
-        <w:t>So, the physical presence of money</w:t>
-      </w:r>
-      <w:r>
-        <w:rPr>
-          <w:rFonts w:ascii="Century" w:hAnsi="Century"/>
-        </w:rPr>
-        <w:t xml:space="preserve"> </w:t>
-      </w:r>
-      <w:r>
-        <w:rPr>
-          <w:rFonts w:ascii="Century" w:hAnsi="Century"/>
-        </w:rPr>
-        <w:t>is mined</w:t>
-      </w:r>
-      <w:r>
-        <w:rPr>
-          <w:rFonts w:ascii="Century" w:hAnsi="Century"/>
-        </w:rPr>
-        <w:t xml:space="preserve"> </w:t>
-      </w:r>
-      <w:r>
-        <w:rPr>
-          <w:rFonts w:ascii="Century" w:hAnsi="Century"/>
-        </w:rPr>
-        <w:t>as</w:t>
-      </w:r>
-      <w:r>
-        <w:rPr>
-          <w:rFonts w:ascii="Century" w:hAnsi="Century"/>
-        </w:rPr>
-        <w:t xml:space="preserve"> the material form of indigenous alienable wealth, </w:t>
-      </w:r>
-      <w:r>
-        <w:rPr>
-          <w:rFonts w:ascii="Century" w:hAnsi="Century"/>
-        </w:rPr>
-        <w:t xml:space="preserve">transformed </w:t>
-      </w:r>
-      <w:r>
-        <w:rPr>
-          <w:rFonts w:ascii="Century" w:hAnsi="Century"/>
-        </w:rPr>
-        <w:t>into money-</w:t>
-      </w:r>
-      <w:r>
-        <w:rPr>
-          <w:rFonts w:ascii="Century" w:hAnsi="Century"/>
-        </w:rPr>
-        <w:t xml:space="preserve">commodity while arrived </w:t>
-      </w:r>
-      <w:r>
-        <w:rPr>
-          <w:rFonts w:ascii="Century" w:hAnsi="Century"/>
-        </w:rPr>
-        <w:t>at</w:t>
-      </w:r>
-      <w:r>
-        <w:rPr>
-          <w:rFonts w:ascii="Century" w:hAnsi="Century"/>
-        </w:rPr>
-        <w:t xml:space="preserve"> Europe as silver, </w:t>
-      </w:r>
-      <w:r>
-        <w:rPr>
-          <w:rFonts w:ascii="Century" w:hAnsi="Century"/>
-        </w:rPr>
-        <w:t xml:space="preserve">and </w:t>
-      </w:r>
-      <w:r>
-        <w:rPr>
-          <w:rFonts w:ascii="Century" w:hAnsi="Century"/>
-        </w:rPr>
-        <w:t xml:space="preserve">then </w:t>
-      </w:r>
-      <w:r>
-        <w:rPr>
-          <w:rFonts w:ascii="Century" w:hAnsi="Century"/>
-        </w:rPr>
-        <w:t xml:space="preserve">came back to Europe from China when completed its metamorphosis </w:t>
-      </w:r>
-      <w:r>
-        <w:rPr>
-          <w:rFonts w:ascii="Century" w:hAnsi="Century"/>
-        </w:rPr>
-        <w:t>in</w:t>
-      </w:r>
-      <w:r>
-        <w:rPr>
-          <w:rFonts w:ascii="Century" w:hAnsi="Century"/>
-        </w:rPr>
-        <w:t xml:space="preserve"> gold</w:t>
-      </w:r>
-      <w:r>
-        <w:rPr>
-          <w:rFonts w:ascii="Century" w:hAnsi="Century"/>
-        </w:rPr>
-        <w:t xml:space="preserve"> for hoarding</w:t>
-      </w:r>
-      <w:r>
-        <w:rPr>
-          <w:rFonts w:ascii="Century" w:hAnsi="Century"/>
-        </w:rPr>
-        <w:t>.</w:t>
-      </w:r>
-      <w:r>
-        <w:rPr>
-          <w:rFonts w:ascii="Century" w:hAnsi="Century"/>
-        </w:rPr>
-        <w:t xml:space="preserve"> </w:t>
-      </w:r>
-      <w:r>
-        <w:rPr>
-          <w:rFonts w:ascii="Century" w:hAnsi="Century"/>
-        </w:rPr>
-        <w:t xml:space="preserve">The following </w:t>
-      </w:r>
-      <w:r>
-        <w:rPr>
-          <w:rFonts w:ascii="Century" w:hAnsi="Century"/>
-        </w:rPr>
-        <w:t>act</w:t>
-      </w:r>
-      <w:r>
-        <w:rPr>
-          <w:rFonts w:ascii="Century" w:hAnsi="Century"/>
-        </w:rPr>
-        <w:t xml:space="preserve"> </w:t>
-      </w:r>
-      <w:r>
-        <w:rPr>
-          <w:rFonts w:ascii="Century" w:hAnsi="Century"/>
-        </w:rPr>
-        <w:t xml:space="preserve">on which the </w:t>
-      </w:r>
-      <w:r>
-        <w:rPr>
-          <w:rFonts w:ascii="Century" w:hAnsi="Century"/>
-          <w:i/>
-          <w:iCs/>
-        </w:rPr>
-        <w:t>primitive</w:t>
-      </w:r>
-      <w:r>
-        <w:rPr>
-          <w:rFonts w:ascii="Century" w:hAnsi="Century"/>
-        </w:rPr>
-        <w:t xml:space="preserve"> </w:t>
-      </w:r>
-      <w:r>
-        <w:rPr>
-          <w:rFonts w:ascii="Century" w:hAnsi="Century"/>
-        </w:rPr>
-        <w:t xml:space="preserve">performance of the money-commodity </w:t>
-      </w:r>
-      <w:r>
-        <w:rPr>
-          <w:rFonts w:ascii="Century" w:hAnsi="Century"/>
-        </w:rPr>
-        <w:t>bear</w:t>
-      </w:r>
-      <w:r>
-        <w:rPr>
-          <w:rFonts w:ascii="Century" w:hAnsi="Century"/>
-        </w:rPr>
-        <w:t xml:space="preserve">er took </w:t>
-      </w:r>
-      <w:r>
-        <w:rPr>
-          <w:rFonts w:ascii="Century" w:hAnsi="Century"/>
-        </w:rPr>
-        <w:t>place</w:t>
-      </w:r>
-      <w:r>
-        <w:rPr>
-          <w:rFonts w:ascii="Century" w:hAnsi="Century"/>
-        </w:rPr>
-        <w:t xml:space="preserve"> </w:t>
-      </w:r>
-      <w:r>
-        <w:rPr>
-          <w:rFonts w:ascii="Century" w:hAnsi="Century"/>
-        </w:rPr>
-        <w:t xml:space="preserve">was </w:t>
-      </w:r>
-      <w:r>
-        <w:rPr>
-          <w:rFonts w:ascii="Century" w:hAnsi="Century"/>
-        </w:rPr>
-        <w:t xml:space="preserve">conditioned </w:t>
-      </w:r>
-      <w:r>
-        <w:rPr>
-          <w:rFonts w:ascii="Century" w:hAnsi="Century"/>
-        </w:rPr>
-        <w:t>by the</w:t>
-      </w:r>
-      <w:r>
-        <w:rPr>
-          <w:rFonts w:ascii="Century" w:hAnsi="Century"/>
-        </w:rPr>
-        <w:t xml:space="preserve"> outcomes of the</w:t>
-      </w:r>
-      <w:r>
-        <w:rPr>
-          <w:rFonts w:ascii="Century" w:hAnsi="Century"/>
-        </w:rPr>
-        <w:t xml:space="preserve"> first metamorphosis</w:t>
-      </w:r>
-      <w:r>
-        <w:rPr>
-          <w:rFonts w:ascii="Century" w:hAnsi="Century"/>
-        </w:rPr>
-        <w:t>.</w:t>
-      </w:r>
-      <w:r>
-        <w:rPr>
-          <w:rFonts w:ascii="Century" w:hAnsi="Century"/>
-        </w:rPr>
-        <w:t xml:space="preserve"> </w:t>
-      </w:r>
-      <w:r>
-        <w:rPr>
-          <w:rFonts w:ascii="Century" w:hAnsi="Century"/>
-        </w:rPr>
-        <w:t>B</w:t>
-      </w:r>
-      <w:r>
-        <w:rPr>
-          <w:rFonts w:ascii="Century" w:hAnsi="Century"/>
-        </w:rPr>
-        <w:t xml:space="preserve">y which a certain degree of capital production was achieved due to </w:t>
-      </w:r>
-      <w:r>
-        <w:rPr>
-          <w:rFonts w:ascii="Century" w:hAnsi="Century"/>
-        </w:rPr>
-        <w:t xml:space="preserve">the </w:t>
-      </w:r>
-      <w:r>
-        <w:rPr>
-          <w:rFonts w:ascii="Century" w:hAnsi="Century"/>
-        </w:rPr>
-        <w:t xml:space="preserve">accelerated accumulation of </w:t>
-      </w:r>
-      <w:r>
-        <w:rPr>
-          <w:rFonts w:ascii="Century" w:hAnsi="Century"/>
-        </w:rPr>
-        <w:t xml:space="preserve">the </w:t>
-      </w:r>
-      <w:r>
-        <w:rPr>
-          <w:rFonts w:ascii="Century" w:hAnsi="Century"/>
-        </w:rPr>
-        <w:t>means of circulation</w:t>
-      </w:r>
-      <w:r>
-        <w:rPr>
-          <w:rFonts w:ascii="Century" w:hAnsi="Century"/>
-        </w:rPr>
-        <w:t xml:space="preserve"> correspondent to </w:t>
-      </w:r>
-      <w:r>
-        <w:rPr>
-          <w:rFonts w:ascii="Century" w:hAnsi="Century"/>
-        </w:rPr>
-        <w:t>the sixteenth-century</w:t>
-      </w:r>
-      <w:r>
-        <w:rPr>
-          <w:rFonts w:ascii="Century" w:hAnsi="Century"/>
-        </w:rPr>
-        <w:t>: gold and silver.</w:t>
       </w:r>
     </w:p>
     <w:p>
@@ -2251,79 +2968,61 @@
         <w:rPr>
           <w:rFonts w:ascii="Century" w:hAnsi="Century"/>
         </w:rPr>
-        <w:t>The money-commodities of the formative period of the world economy: silver and gold</w:t>
-      </w:r>
-      <w:r>
-        <w:rPr>
-          <w:rFonts w:ascii="Century" w:hAnsi="Century"/>
-        </w:rPr>
-        <w:t xml:space="preserve"> were</w:t>
-      </w:r>
-      <w:r>
-        <w:rPr>
-          <w:rFonts w:ascii="Century" w:hAnsi="Century"/>
-        </w:rPr>
-        <w:t xml:space="preserve"> stolen from the indigenous continental territory</w:t>
-      </w:r>
-      <w:r>
-        <w:rPr>
-          <w:rFonts w:ascii="Century" w:hAnsi="Century"/>
-        </w:rPr>
-        <w:t xml:space="preserve"> (</w:t>
-      </w:r>
-      <w:r>
-        <w:rPr>
-          <w:rFonts w:ascii="Century" w:hAnsi="Century"/>
-        </w:rPr>
-        <w:t>Abya-Yala</w:t>
-      </w:r>
-      <w:r>
-        <w:rPr>
-          <w:rFonts w:ascii="Century" w:hAnsi="Century"/>
-        </w:rPr>
-        <w:t xml:space="preserve">) </w:t>
-      </w:r>
-      <w:r>
-        <w:rPr>
-          <w:rFonts w:ascii="Century" w:hAnsi="Century"/>
-        </w:rPr>
-        <w:t>by the militarist colonial policy</w:t>
-      </w:r>
-      <w:r>
-        <w:rPr>
-          <w:rFonts w:ascii="Century" w:hAnsi="Century"/>
-        </w:rPr>
-        <w:t>, in a magnitude</w:t>
-      </w:r>
-      <w:r>
-        <w:rPr>
-          <w:rFonts w:ascii="Century" w:hAnsi="Century"/>
-        </w:rPr>
-        <w:t xml:space="preserve"> </w:t>
-      </w:r>
-      <w:r>
-        <w:rPr>
-          <w:rFonts w:ascii="Century" w:hAnsi="Century"/>
-        </w:rPr>
-        <w:t>constitutive of</w:t>
-      </w:r>
-      <w:r>
-        <w:rPr>
-          <w:rFonts w:ascii="Century" w:hAnsi="Century"/>
-        </w:rPr>
-        <w:t xml:space="preserve"> the so-</w:t>
-      </w:r>
-      <w:r>
-        <w:rPr>
-          <w:rFonts w:ascii="Century" w:hAnsi="Century"/>
-        </w:rPr>
-        <w:t>labeled</w:t>
-      </w:r>
-      <w:r>
-        <w:rPr>
-          <w:rFonts w:ascii="Century" w:hAnsi="Century"/>
-        </w:rPr>
-        <w:t xml:space="preserve"> </w:t>
+        <w:t>G</w:t>
+      </w:r>
+      <w:r>
+        <w:rPr>
+          <w:rFonts w:ascii="Century" w:hAnsi="Century"/>
+        </w:rPr>
+        <w:t xml:space="preserve">old, as money-commodity and means of payment, was also fixed as the physical shape of the </w:t>
+      </w:r>
+      <w:r>
+        <w:rPr>
+          <w:rFonts w:ascii="Century" w:hAnsi="Century"/>
+        </w:rPr>
+        <w:t xml:space="preserve">standard unit of price. </w:t>
+      </w:r>
+      <w:r>
+        <w:rPr>
+          <w:rFonts w:ascii="Century" w:hAnsi="Century"/>
+        </w:rPr>
+        <w:t>S</w:t>
+      </w:r>
+      <w:r>
+        <w:rPr>
+          <w:rFonts w:ascii="Century" w:hAnsi="Century"/>
+        </w:rPr>
+        <w:t>o, t</w:t>
+      </w:r>
+      <w:r>
+        <w:rPr>
+          <w:rFonts w:ascii="Century" w:hAnsi="Century"/>
+        </w:rPr>
+        <w:t>he hoarder of gold, the representative of the commodity-money, has lived since created the money form of value</w:t>
+      </w:r>
+      <w:r>
+        <w:rPr>
+          <w:rFonts w:ascii="Century" w:hAnsi="Century"/>
+        </w:rPr>
+        <w:t>;</w:t>
+      </w:r>
+      <w:r>
+        <w:rPr>
+          <w:rFonts w:ascii="Century" w:hAnsi="Century"/>
+        </w:rPr>
+        <w:t xml:space="preserve"> </w:t>
+      </w:r>
+      <w:r>
+        <w:rPr>
+          <w:rFonts w:ascii="Century" w:hAnsi="Century"/>
+        </w:rPr>
+        <w:t>within</w:t>
+      </w:r>
+      <w:r>
+        <w:rPr>
+          <w:rFonts w:ascii="Century" w:hAnsi="Century"/>
+        </w:rPr>
+        <w:t xml:space="preserve"> the initial conditions which, </w:t>
       </w:r>
       <w:r>
         <w:rPr>
@@ -2331,7 +3030,13 @@
           <w:i/>
           <w:iCs/>
         </w:rPr>
-        <w:t xml:space="preserve">original </w:t>
+        <w:t>by</w:t>
+      </w:r>
+      <w:r>
+        <w:rPr>
+          <w:rFonts w:ascii="Century" w:hAnsi="Century"/>
+        </w:rPr>
+        <w:t xml:space="preserve"> </w:t>
       </w:r>
       <w:r>
         <w:rPr>
@@ -2339,7 +3044,49 @@
           <w:i/>
           <w:iCs/>
         </w:rPr>
-        <w:t>accumulation</w:t>
+        <w:t>social accident</w:t>
+      </w:r>
+      <w:r>
+        <w:rPr>
+          <w:rFonts w:ascii="Century" w:hAnsi="Century"/>
+        </w:rPr>
+        <w:t xml:space="preserve">, resulted in the extension of the exchange process, and </w:t>
+      </w:r>
+      <w:r>
+        <w:rPr>
+          <w:rFonts w:ascii="Century" w:hAnsi="Century"/>
+        </w:rPr>
+        <w:t xml:space="preserve">its </w:t>
+      </w:r>
+      <w:r>
+        <w:rPr>
+          <w:rFonts w:ascii="Century" w:hAnsi="Century"/>
+        </w:rPr>
+        <w:t xml:space="preserve">subsumption </w:t>
+      </w:r>
+      <w:r>
+        <w:rPr>
+          <w:rFonts w:ascii="Century" w:hAnsi="Century"/>
+        </w:rPr>
+        <w:t>to</w:t>
+      </w:r>
+      <w:r>
+        <w:rPr>
+          <w:rFonts w:ascii="Century" w:hAnsi="Century"/>
+        </w:rPr>
+        <w:t xml:space="preserve"> the process of money</w:t>
+      </w:r>
+      <w:r>
+        <w:rPr>
+          <w:rFonts w:ascii="Century" w:hAnsi="Century"/>
+        </w:rPr>
+        <w:t xml:space="preserve"> </w:t>
+      </w:r>
+      <w:r>
+        <w:rPr>
+          <w:rFonts w:ascii="Century" w:hAnsi="Century"/>
+        </w:rPr>
+        <w:t>circulation</w:t>
       </w:r>
       <w:r>
         <w:rPr>
@@ -2351,97 +3098,7 @@
         <w:rPr>
           <w:rFonts w:ascii="Century" w:hAnsi="Century"/>
         </w:rPr>
-        <w:t xml:space="preserve"> </w:t>
-      </w:r>
-      <w:r>
-        <w:rPr>
-          <w:rFonts w:ascii="Century" w:hAnsi="Century"/>
-        </w:rPr>
-        <w:t>A</w:t>
-      </w:r>
-      <w:r>
-        <w:rPr>
-          <w:rFonts w:ascii="Century" w:hAnsi="Century"/>
-        </w:rPr>
-        <w:t xml:space="preserve">s the historical foundation of the </w:t>
-      </w:r>
-      <w:r>
-        <w:rPr>
-          <w:rFonts w:ascii="Century" w:hAnsi="Century"/>
-        </w:rPr>
-        <w:t xml:space="preserve">reproduction </w:t>
-      </w:r>
-      <w:r>
-        <w:rPr>
-          <w:rFonts w:ascii="Century" w:hAnsi="Century"/>
-        </w:rPr>
-        <w:t xml:space="preserve">scale </w:t>
-      </w:r>
-      <w:r>
-        <w:rPr>
-          <w:rFonts w:ascii="Century" w:hAnsi="Century"/>
-        </w:rPr>
-        <w:t>i</w:t>
-      </w:r>
-      <w:r>
-        <w:rPr>
-          <w:rFonts w:ascii="Century" w:hAnsi="Century"/>
-        </w:rPr>
-        <w:t>n which</w:t>
-      </w:r>
-      <w:r>
-        <w:rPr>
-          <w:rFonts w:ascii="Century" w:hAnsi="Century"/>
-        </w:rPr>
-        <w:t xml:space="preserve"> </w:t>
-      </w:r>
-      <w:r>
-        <w:rPr>
-          <w:rFonts w:ascii="Century" w:hAnsi="Century"/>
-        </w:rPr>
-        <w:t>the extended accumulation of capital</w:t>
-      </w:r>
-      <w:r>
-        <w:rPr>
-          <w:rFonts w:ascii="Century" w:hAnsi="Century"/>
-        </w:rPr>
-        <w:t xml:space="preserve"> ha</w:t>
-      </w:r>
-      <w:r>
-        <w:rPr>
-          <w:rFonts w:ascii="Century" w:hAnsi="Century"/>
-        </w:rPr>
-        <w:t>s</w:t>
-      </w:r>
-      <w:r>
-        <w:rPr>
-          <w:rFonts w:ascii="Century" w:hAnsi="Century"/>
-        </w:rPr>
-        <w:t xml:space="preserve"> developed since then, from the initial conditions denoted by the invasion of </w:t>
-      </w:r>
-      <w:r>
-        <w:rPr>
-          <w:rFonts w:ascii="Century" w:hAnsi="Century"/>
-        </w:rPr>
-        <w:t>“</w:t>
-      </w:r>
-      <w:r>
-        <w:rPr>
-          <w:rFonts w:ascii="Century" w:hAnsi="Century"/>
-        </w:rPr>
-        <w:t>America</w:t>
-      </w:r>
-      <w:r>
-        <w:rPr>
-          <w:rFonts w:ascii="Century" w:hAnsi="Century"/>
-        </w:rPr>
-        <w:t>”</w:t>
-      </w:r>
-      <w:r>
-        <w:rPr>
-          <w:rFonts w:ascii="Century" w:hAnsi="Century"/>
-        </w:rPr>
-        <w:t>.</w:t>
+        <w:t xml:space="preserve"> %%[[KV1C3P193L1]][[KV1C3P194L13]]%%.</w:t>
       </w:r>
     </w:p>
     <w:p>
@@ -2455,171 +3112,25 @@
         <w:rPr>
           <w:rFonts w:ascii="Century" w:hAnsi="Century"/>
         </w:rPr>
-        <w:t>The gold bearer</w:t>
-      </w:r>
-      <w:r>
-        <w:rPr>
-          <w:rFonts w:ascii="Century" w:hAnsi="Century"/>
-        </w:rPr>
-        <w:t xml:space="preserve"> can be seen in the following </w:t>
-      </w:r>
-      <w:r>
-        <w:rPr>
-          <w:rFonts w:ascii="Century" w:hAnsi="Century"/>
-        </w:rPr>
-        <w:t>act</w:t>
-      </w:r>
-      <w:r>
-        <w:rPr>
-          <w:rFonts w:ascii="Century" w:hAnsi="Century"/>
-        </w:rPr>
-        <w:t xml:space="preserve">, </w:t>
-      </w:r>
-      <w:r>
-        <w:rPr>
-          <w:rFonts w:ascii="Century" w:hAnsi="Century"/>
-        </w:rPr>
-        <w:t>a</w:t>
-      </w:r>
-      <w:r>
-        <w:rPr>
-          <w:rFonts w:ascii="Century" w:hAnsi="Century"/>
-        </w:rPr>
-        <w:t>ppearing in representation of gold</w:t>
-      </w:r>
-      <w:r>
-        <w:rPr>
-          <w:rFonts w:ascii="Century" w:hAnsi="Century"/>
-        </w:rPr>
-        <w:t>,</w:t>
-      </w:r>
-      <w:r>
-        <w:rPr>
-          <w:rFonts w:ascii="Century" w:hAnsi="Century"/>
-        </w:rPr>
-        <w:t xml:space="preserve"> as if </w:t>
-      </w:r>
-      <w:r>
-        <w:rPr>
-          <w:rFonts w:ascii="Century" w:hAnsi="Century"/>
-        </w:rPr>
-        <w:t>himself</w:t>
-      </w:r>
-      <w:r>
-        <w:rPr>
-          <w:rFonts w:ascii="Century" w:hAnsi="Century"/>
-        </w:rPr>
-        <w:t xml:space="preserve"> was not</w:t>
-      </w:r>
-      <w:r>
-        <w:rPr>
-          <w:rFonts w:ascii="Century" w:hAnsi="Century"/>
-        </w:rPr>
-        <w:t xml:space="preserve"> the</w:t>
-      </w:r>
-      <w:r>
-        <w:rPr>
-          <w:rFonts w:ascii="Century" w:hAnsi="Century"/>
-        </w:rPr>
-        <w:t xml:space="preserve"> merely replaceable but </w:t>
-      </w:r>
-      <w:proofErr w:type="gramStart"/>
-      <w:r>
-        <w:rPr>
-          <w:rFonts w:ascii="Century" w:hAnsi="Century"/>
-        </w:rPr>
-        <w:t>necessary</w:t>
-      </w:r>
-      <w:proofErr w:type="gramEnd"/>
-      <w:r>
-        <w:rPr>
-          <w:rFonts w:ascii="Century" w:hAnsi="Century"/>
-        </w:rPr>
-        <w:t xml:space="preserve"> form of </w:t>
-      </w:r>
-      <w:r>
-        <w:rPr>
-          <w:rFonts w:ascii="Century" w:hAnsi="Century"/>
-        </w:rPr>
-        <w:t>appearance</w:t>
-      </w:r>
-      <w:r>
-        <w:rPr>
-          <w:rFonts w:ascii="Century" w:hAnsi="Century"/>
-        </w:rPr>
-        <w:t xml:space="preserve"> o</w:t>
-      </w:r>
-      <w:r>
-        <w:rPr>
-          <w:rFonts w:ascii="Century" w:hAnsi="Century"/>
-        </w:rPr>
-        <w:t>f gold in the</w:t>
-      </w:r>
-      <w:r>
-        <w:rPr>
-          <w:rFonts w:ascii="Century" w:hAnsi="Century"/>
-        </w:rPr>
-        <w:t xml:space="preserve"> circulation process. The commodity-money expresses and consumes an aliquot part of the exchange value of every commodity in circulation, signed and consumed by </w:t>
-      </w:r>
-      <w:r>
-        <w:rPr>
-          <w:rFonts w:ascii="Century" w:hAnsi="Century"/>
-        </w:rPr>
-        <w:t>price</w:t>
-      </w:r>
-      <w:r>
-        <w:rPr>
-          <w:rFonts w:ascii="Century" w:hAnsi="Century"/>
-        </w:rPr>
-        <w:t xml:space="preserve">. While historically concentrating an aliquot part of the </w:t>
-      </w:r>
-      <w:r>
-        <w:rPr>
-          <w:rFonts w:ascii="Century" w:hAnsi="Century"/>
-        </w:rPr>
-        <w:t>price</w:t>
-      </w:r>
-      <w:r>
-        <w:rPr>
-          <w:rFonts w:ascii="Century" w:hAnsi="Century"/>
-        </w:rPr>
-        <w:t xml:space="preserve"> of each circulated commodity being consumed by its </w:t>
-      </w:r>
-      <w:r>
-        <w:rPr>
-          <w:rFonts w:ascii="Century" w:hAnsi="Century"/>
-        </w:rPr>
-        <w:t>realization</w:t>
-      </w:r>
-      <w:r>
-        <w:rPr>
-          <w:rFonts w:ascii="Century" w:hAnsi="Century"/>
-        </w:rPr>
-        <w:t xml:space="preserve"> into the</w:t>
-      </w:r>
-      <w:r>
-        <w:rPr>
-          <w:rFonts w:ascii="Century" w:hAnsi="Century"/>
-        </w:rPr>
-        <w:t xml:space="preserve"> quantity of money</w:t>
-      </w:r>
-      <w:r>
-        <w:rPr>
-          <w:rFonts w:ascii="Century" w:hAnsi="Century"/>
-        </w:rPr>
-        <w:t xml:space="preserve"> signed by the </w:t>
-      </w:r>
-      <w:r>
-        <w:rPr>
-          <w:rFonts w:ascii="Century" w:hAnsi="Century"/>
-        </w:rPr>
-        <w:t xml:space="preserve">it –the </w:t>
-      </w:r>
-      <w:r>
-        <w:rPr>
-          <w:rFonts w:ascii="Century" w:hAnsi="Century"/>
-        </w:rPr>
-        <w:t>commodity price (</w:t>
+        <w:t xml:space="preserve">Gold </w:t>
+      </w:r>
+      <w:r>
+        <w:rPr>
+          <w:rFonts w:ascii="Century" w:hAnsi="Century"/>
+        </w:rPr>
+        <w:t>accomplish</w:t>
+      </w:r>
+      <w:r>
+        <w:rPr>
+          <w:rFonts w:ascii="Century" w:hAnsi="Century"/>
+        </w:rPr>
+        <w:t>es</w:t>
+      </w:r>
+      <w:r>
+        <w:rPr>
+          <w:rFonts w:ascii="Century" w:hAnsi="Century"/>
+        </w:rPr>
+        <w:t xml:space="preserve"> every </w:t>
       </w:r>
       <w:r>
         <w:rPr>
@@ -2627,37 +3138,129 @@
           <w:i/>
           <w:iCs/>
         </w:rPr>
-        <w:t>C</w:t>
-      </w:r>
-      <w:r>
-        <w:rPr>
-          <w:rFonts w:ascii="Century" w:hAnsi="Century"/>
-        </w:rPr>
-        <w:t>)</w:t>
-      </w:r>
-      <w:r>
-        <w:rPr>
-          <w:rFonts w:ascii="Century" w:hAnsi="Century"/>
-        </w:rPr>
-        <w:t>. Ideally equivalent to the “quantity of labour objectified in it”</w:t>
-      </w:r>
-      <w:r>
-        <w:rPr>
-          <w:rFonts w:ascii="Century" w:hAnsi="Century"/>
-        </w:rPr>
-        <w:t>, as measure of value</w:t>
+        <w:t xml:space="preserve">social </w:t>
+      </w:r>
+      <w:r>
+        <w:rPr>
+          <w:rFonts w:ascii="Century" w:hAnsi="Century"/>
+          <w:i/>
+          <w:iCs/>
+        </w:rPr>
+        <w:t>function</w:t>
+      </w:r>
+      <w:r>
+        <w:rPr>
+          <w:rFonts w:ascii="Century" w:hAnsi="Century"/>
+        </w:rPr>
+        <w:t xml:space="preserve"> of money, since the initial expansion of the</w:t>
+      </w:r>
+      <w:r>
+        <w:rPr>
+          <w:rFonts w:ascii="Century" w:hAnsi="Century"/>
+        </w:rPr>
+        <w:t xml:space="preserve"> </w:t>
+      </w:r>
+      <w:r>
+        <w:rPr>
+          <w:rFonts w:ascii="Century" w:hAnsi="Century"/>
+        </w:rPr>
+        <w:t>exchange</w:t>
+      </w:r>
+      <w:r>
+        <w:rPr>
+          <w:rFonts w:ascii="Century" w:hAnsi="Century"/>
+        </w:rPr>
+        <w:t xml:space="preserve"> process </w:t>
+      </w:r>
+      <w:r>
+        <w:rPr>
+          <w:rFonts w:ascii="Century" w:hAnsi="Century"/>
+        </w:rPr>
+        <w:t>mediated by the circulation</w:t>
+      </w:r>
+      <w:r>
+        <w:rPr>
+          <w:rFonts w:ascii="Century" w:hAnsi="Century"/>
+        </w:rPr>
+        <w:t xml:space="preserve"> of money</w:t>
+      </w:r>
+      <w:r>
+        <w:rPr>
+          <w:rFonts w:ascii="Century" w:hAnsi="Century"/>
+        </w:rPr>
+        <w:t>. Gold is real money</w:t>
+      </w:r>
+      <w:r>
+        <w:rPr>
+          <w:rFonts w:ascii="Century" w:hAnsi="Century"/>
+        </w:rPr>
+        <w:t>, as the real embodiment of values</w:t>
+      </w:r>
+      <w:r>
+        <w:rPr>
+          <w:rFonts w:ascii="Century" w:hAnsi="Century"/>
+        </w:rPr>
+        <w:t>,</w:t>
+      </w:r>
+      <w:r>
+        <w:rPr>
+          <w:rFonts w:ascii="Century" w:hAnsi="Century"/>
+        </w:rPr>
+        <w:t xml:space="preserve"> i</w:t>
+      </w:r>
+      <w:r>
+        <w:rPr>
+          <w:rFonts w:ascii="Century" w:hAnsi="Century"/>
+        </w:rPr>
+        <w:t>t is measure of value, and the elementary value form, also being the standard unit of price</w:t>
+      </w:r>
+      <w:r>
+        <w:rPr>
+          <w:rFonts w:ascii="Century" w:hAnsi="Century"/>
+        </w:rPr>
+        <w:t>,</w:t>
+      </w:r>
+      <w:r>
+        <w:rPr>
+          <w:rFonts w:ascii="Century" w:hAnsi="Century"/>
+        </w:rPr>
+        <w:t xml:space="preserve"> </w:t>
+      </w:r>
+      <w:r>
+        <w:rPr>
+          <w:rFonts w:ascii="Century" w:hAnsi="Century"/>
+        </w:rPr>
+        <w:t>and real capital</w:t>
+      </w:r>
+      <w:r>
+        <w:rPr>
+          <w:rFonts w:ascii="Century" w:hAnsi="Century"/>
+        </w:rPr>
+        <w:t xml:space="preserve"> as</w:t>
+      </w:r>
+      <w:r>
+        <w:rPr>
+          <w:rFonts w:ascii="Century" w:hAnsi="Century"/>
+        </w:rPr>
+        <w:t xml:space="preserve"> at the same time [gold is] being constantly removed, separated, from the process of money circulation as </w:t>
+      </w:r>
+      <w:r>
+        <w:rPr>
+          <w:rFonts w:ascii="Century" w:hAnsi="Century"/>
+        </w:rPr>
+        <w:t>a means</w:t>
+      </w:r>
+      <w:r>
+        <w:rPr>
+          <w:rFonts w:ascii="Century" w:hAnsi="Century"/>
+        </w:rPr>
+        <w:t xml:space="preserve"> of payment</w:t>
       </w:r>
       <w:r>
         <w:rPr>
           <w:rFonts w:ascii="Century" w:hAnsi="Century"/>
         </w:rPr>
         <w:t>.</w:t>
-      </w:r>
-      <w:r>
-        <w:rPr>
-          <w:rFonts w:ascii="Century" w:hAnsi="Century"/>
-        </w:rPr>
-        <w:t xml:space="preserve"> </w:t>
       </w:r>
     </w:p>
     <w:p>
@@ -2671,125 +3274,13 @@
         <w:rPr>
           <w:rFonts w:ascii="Century" w:hAnsi="Century"/>
         </w:rPr>
-        <w:t>G</w:t>
-      </w:r>
-      <w:r>
-        <w:rPr>
-          <w:rFonts w:ascii="Century" w:hAnsi="Century"/>
-        </w:rPr>
-        <w:t xml:space="preserve">old, as money-commodity and means of payment, was also fixed as the physical shape of the </w:t>
-      </w:r>
-      <w:r>
-        <w:rPr>
-          <w:rFonts w:ascii="Century" w:hAnsi="Century"/>
-        </w:rPr>
-        <w:t xml:space="preserve">standard unit of price. </w:t>
-      </w:r>
-      <w:r>
-        <w:rPr>
-          <w:rFonts w:ascii="Century" w:hAnsi="Century"/>
-        </w:rPr>
-        <w:t>S</w:t>
-      </w:r>
-      <w:r>
-        <w:rPr>
-          <w:rFonts w:ascii="Century" w:hAnsi="Century"/>
-        </w:rPr>
-        <w:t>o, t</w:t>
-      </w:r>
-      <w:r>
-        <w:rPr>
-          <w:rFonts w:ascii="Century" w:hAnsi="Century"/>
-        </w:rPr>
-        <w:t>he hoarder of gold, the representative of the commodity-money, has lived since created the money form of value</w:t>
-      </w:r>
-      <w:r>
-        <w:rPr>
-          <w:rFonts w:ascii="Century" w:hAnsi="Century"/>
-        </w:rPr>
-        <w:t>;</w:t>
-      </w:r>
-      <w:r>
-        <w:rPr>
-          <w:rFonts w:ascii="Century" w:hAnsi="Century"/>
-        </w:rPr>
-        <w:t xml:space="preserve"> </w:t>
-      </w:r>
-      <w:r>
-        <w:rPr>
-          <w:rFonts w:ascii="Century" w:hAnsi="Century"/>
-        </w:rPr>
-        <w:t>within</w:t>
-      </w:r>
-      <w:r>
-        <w:rPr>
-          <w:rFonts w:ascii="Century" w:hAnsi="Century"/>
-        </w:rPr>
-        <w:t xml:space="preserve"> the initial conditions which, </w:t>
-      </w:r>
-      <w:r>
-        <w:rPr>
-          <w:rFonts w:ascii="Century" w:hAnsi="Century"/>
-          <w:i/>
-          <w:iCs/>
-        </w:rPr>
-        <w:t>by</w:t>
-      </w:r>
-      <w:r>
-        <w:rPr>
-          <w:rFonts w:ascii="Century" w:hAnsi="Century"/>
-        </w:rPr>
-        <w:t xml:space="preserve"> </w:t>
-      </w:r>
-      <w:r>
-        <w:rPr>
-          <w:rFonts w:ascii="Century" w:hAnsi="Century"/>
-          <w:i/>
-          <w:iCs/>
-        </w:rPr>
-        <w:t>social accident</w:t>
-      </w:r>
-      <w:r>
-        <w:rPr>
-          <w:rFonts w:ascii="Century" w:hAnsi="Century"/>
-        </w:rPr>
-        <w:t xml:space="preserve">, resulted in the extension of the exchange process, and </w:t>
-      </w:r>
-      <w:r>
-        <w:rPr>
-          <w:rFonts w:ascii="Century" w:hAnsi="Century"/>
-        </w:rPr>
-        <w:t xml:space="preserve">its </w:t>
-      </w:r>
-      <w:r>
-        <w:rPr>
-          <w:rFonts w:ascii="Century" w:hAnsi="Century"/>
-        </w:rPr>
-        <w:t xml:space="preserve">subsumption </w:t>
-      </w:r>
-      <w:r>
-        <w:rPr>
-          <w:rFonts w:ascii="Century" w:hAnsi="Century"/>
-        </w:rPr>
-        <w:t>to</w:t>
-      </w:r>
-      <w:r>
-        <w:rPr>
-          <w:rFonts w:ascii="Century" w:hAnsi="Century"/>
-        </w:rPr>
-        <w:t xml:space="preserve"> the process of money</w:t>
-      </w:r>
-      <w:r>
-        <w:rPr>
-          <w:rFonts w:ascii="Century" w:hAnsi="Century"/>
-        </w:rPr>
-        <w:t xml:space="preserve"> </w:t>
-      </w:r>
-      <w:r>
-        <w:rPr>
-          <w:rFonts w:ascii="Century" w:hAnsi="Century"/>
-        </w:rPr>
-        <w:t>circulation</w:t>
+        <w:t>Until this point, w</w:t>
+      </w:r>
+      <w:r>
+        <w:rPr>
+          <w:rFonts w:ascii="Century" w:hAnsi="Century"/>
+        </w:rPr>
+        <w:t>ith the compulsive subsumption of money circulation over the exchange process, money is used as a determinant of the “need to give an external expression to this opposition [between use-value and value which is latent in the nature of the commodity] for the purposes of commercial intercourse”. The upward scale shift of the exchange process mediated by money produced the drive toward the invention of an “independent” form of value, which finds neither rest nor peace until it became “independent from its own use-value”</w:t>
       </w:r>
       <w:r>
         <w:rPr>
@@ -2803,33 +3294,17 @@
         </w:rPr>
         <w:t xml:space="preserve"> </w:t>
       </w:r>
-      <w:proofErr w:type="gramStart"/>
-      <w:r>
-        <w:rPr>
-          <w:rFonts w:ascii="Century" w:hAnsi="Century"/>
-        </w:rPr>
-        <w:t>%%[</w:t>
-      </w:r>
-      <w:proofErr w:type="gramEnd"/>
-      <w:r>
-        <w:rPr>
-          <w:rFonts w:ascii="Century" w:hAnsi="Century"/>
-        </w:rPr>
-        <w:t>[KV1C3P193L1</w:t>
-      </w:r>
-      <w:proofErr w:type="gramStart"/>
-      <w:r>
-        <w:rPr>
-          <w:rFonts w:ascii="Century" w:hAnsi="Century"/>
-        </w:rPr>
-        <w:t>]][</w:t>
-      </w:r>
-      <w:proofErr w:type="gramEnd"/>
-      <w:r>
-        <w:rPr>
-          <w:rFonts w:ascii="Century" w:hAnsi="Century"/>
-        </w:rPr>
-        <w:t>[KV1C3P194L13]]%%.</w:t>
+      <w:r>
+        <w:rPr>
+          <w:rFonts w:ascii="Century" w:hAnsi="Century"/>
+        </w:rPr>
+        <w:t>%%[[KV1C2P182L34]]%%</w:t>
+      </w:r>
+      <w:r>
+        <w:rPr>
+          <w:rFonts w:ascii="Century" w:hAnsi="Century"/>
+        </w:rPr>
+        <w:t xml:space="preserve">. </w:t>
       </w:r>
     </w:p>
     <w:p>
@@ -2843,155 +3318,187 @@
         <w:rPr>
           <w:rFonts w:ascii="Century" w:hAnsi="Century"/>
         </w:rPr>
-        <w:t xml:space="preserve">Gold </w:t>
-      </w:r>
-      <w:r>
-        <w:rPr>
-          <w:rFonts w:ascii="Century" w:hAnsi="Century"/>
-        </w:rPr>
-        <w:t>accomplish</w:t>
-      </w:r>
-      <w:r>
-        <w:rPr>
-          <w:rFonts w:ascii="Century" w:hAnsi="Century"/>
-        </w:rPr>
-        <w:t>es</w:t>
-      </w:r>
-      <w:r>
-        <w:rPr>
-          <w:rFonts w:ascii="Century" w:hAnsi="Century"/>
-        </w:rPr>
-        <w:t xml:space="preserve"> every </w:t>
-      </w:r>
-      <w:r>
-        <w:rPr>
-          <w:rFonts w:ascii="Century" w:hAnsi="Century"/>
-          <w:i/>
-          <w:iCs/>
-        </w:rPr>
-        <w:t xml:space="preserve">social </w:t>
-      </w:r>
-      <w:r>
-        <w:rPr>
-          <w:rFonts w:ascii="Century" w:hAnsi="Century"/>
-          <w:i/>
-          <w:iCs/>
-        </w:rPr>
-        <w:t>function</w:t>
-      </w:r>
-      <w:r>
-        <w:rPr>
-          <w:rFonts w:ascii="Century" w:hAnsi="Century"/>
-        </w:rPr>
-        <w:t xml:space="preserve"> of money, since the initial expansion of the</w:t>
-      </w:r>
-      <w:r>
-        <w:rPr>
-          <w:rFonts w:ascii="Century" w:hAnsi="Century"/>
-        </w:rPr>
-        <w:t xml:space="preserve"> </w:t>
-      </w:r>
-      <w:r>
-        <w:rPr>
-          <w:rFonts w:ascii="Century" w:hAnsi="Century"/>
-        </w:rPr>
-        <w:t>exchange</w:t>
-      </w:r>
-      <w:r>
-        <w:rPr>
-          <w:rFonts w:ascii="Century" w:hAnsi="Century"/>
-        </w:rPr>
-        <w:t xml:space="preserve"> process </w:t>
-      </w:r>
-      <w:r>
-        <w:rPr>
-          <w:rFonts w:ascii="Century" w:hAnsi="Century"/>
-        </w:rPr>
-        <w:t>mediated by the circulation</w:t>
-      </w:r>
-      <w:r>
-        <w:rPr>
-          <w:rFonts w:ascii="Century" w:hAnsi="Century"/>
-        </w:rPr>
-        <w:t xml:space="preserve"> of money</w:t>
-      </w:r>
-      <w:r>
-        <w:rPr>
-          <w:rFonts w:ascii="Century" w:hAnsi="Century"/>
-        </w:rPr>
-        <w:t>. Gold is real money</w:t>
-      </w:r>
-      <w:r>
-        <w:rPr>
-          <w:rFonts w:ascii="Century" w:hAnsi="Century"/>
-        </w:rPr>
-        <w:t>, as the real embodiment of values</w:t>
-      </w:r>
-      <w:r>
-        <w:rPr>
-          <w:rFonts w:ascii="Century" w:hAnsi="Century"/>
-        </w:rPr>
-        <w:t>,</w:t>
-      </w:r>
-      <w:r>
-        <w:rPr>
-          <w:rFonts w:ascii="Century" w:hAnsi="Century"/>
-        </w:rPr>
-        <w:t xml:space="preserve"> i</w:t>
-      </w:r>
-      <w:r>
-        <w:rPr>
-          <w:rFonts w:ascii="Century" w:hAnsi="Century"/>
-        </w:rPr>
-        <w:t>t is measure of value, and the elementary value form, also being the standard unit of price</w:t>
-      </w:r>
-      <w:r>
-        <w:rPr>
-          <w:rFonts w:ascii="Century" w:hAnsi="Century"/>
-        </w:rPr>
-        <w:t>,</w:t>
-      </w:r>
-      <w:r>
-        <w:rPr>
-          <w:rFonts w:ascii="Century" w:hAnsi="Century"/>
-        </w:rPr>
-        <w:t xml:space="preserve"> </w:t>
-      </w:r>
-      <w:r>
-        <w:rPr>
-          <w:rFonts w:ascii="Century" w:hAnsi="Century"/>
-        </w:rPr>
-        <w:t>and real capital</w:t>
-      </w:r>
-      <w:r>
-        <w:rPr>
-          <w:rFonts w:ascii="Century" w:hAnsi="Century"/>
-        </w:rPr>
-        <w:t xml:space="preserve"> as</w:t>
-      </w:r>
-      <w:r>
-        <w:rPr>
-          <w:rFonts w:ascii="Century" w:hAnsi="Century"/>
-        </w:rPr>
-        <w:t xml:space="preserve"> at the same time [gold is] being constantly removed, separated, from the process of money circulation as </w:t>
-      </w:r>
-      <w:r>
-        <w:rPr>
-          <w:rFonts w:ascii="Century" w:hAnsi="Century"/>
-        </w:rPr>
-        <w:t>a means</w:t>
-      </w:r>
-      <w:r>
-        <w:rPr>
-          <w:rFonts w:ascii="Century" w:hAnsi="Century"/>
-        </w:rPr>
-        <w:t xml:space="preserve"> of payment</w:t>
+        <w:t>Indeed, t</w:t>
+      </w:r>
+      <w:r>
+        <w:rPr>
+          <w:rFonts w:ascii="Century" w:hAnsi="Century"/>
+        </w:rPr>
+        <w:t>he function of money as a means for circulation resulted from the inherent contradiction between the elementary form of use</w:t>
+      </w:r>
+      <w:r>
+        <w:rPr>
+          <w:rFonts w:ascii="Century" w:hAnsi="Century"/>
+        </w:rPr>
+        <w:t>-</w:t>
+      </w:r>
+      <w:r>
+        <w:rPr>
+          <w:rFonts w:ascii="Century" w:hAnsi="Century"/>
+        </w:rPr>
+        <w:t>value and its exchange-value, resolved by the creation of a new form of value which is the money-form (M)</w:t>
+      </w:r>
+      <w:r>
+        <w:rPr>
+          <w:rFonts w:ascii="Century" w:hAnsi="Century"/>
+        </w:rPr>
+        <w:t xml:space="preserve">, </w:t>
+      </w:r>
+      <w:r>
+        <w:rPr>
+          <w:rFonts w:ascii="Century" w:hAnsi="Century"/>
+        </w:rPr>
+        <w:t>mediating the exchange of commodities (C-C)</w:t>
       </w:r>
       <w:r>
         <w:rPr>
           <w:rFonts w:ascii="Century" w:hAnsi="Century"/>
         </w:rPr>
         <w:t>.</w:t>
+      </w:r>
+      <w:r>
+        <w:rPr>
+          <w:rFonts w:ascii="Century" w:hAnsi="Century"/>
+        </w:rPr>
+        <w:t xml:space="preserve"> </w:t>
+      </w:r>
+      <w:r>
+        <w:rPr>
+          <w:rFonts w:ascii="Century" w:hAnsi="Century"/>
+        </w:rPr>
+        <w:t>In that manner</w:t>
+      </w:r>
+      <w:r>
+        <w:rPr>
+          <w:rFonts w:ascii="Century" w:hAnsi="Century"/>
+        </w:rPr>
+        <w:t xml:space="preserve"> </w:t>
+      </w:r>
+      <w:r>
+        <w:rPr>
+          <w:rFonts w:ascii="Century" w:hAnsi="Century"/>
+        </w:rPr>
+        <w:t>the differentiation of all commodities into commodities and money is completed</w:t>
+      </w:r>
+      <w:r>
+        <w:rPr>
+          <w:rFonts w:ascii="Century" w:hAnsi="Century"/>
+        </w:rPr>
+        <w:t xml:space="preserve">. </w:t>
+      </w:r>
+      <w:r>
+        <w:rPr>
+          <w:rFonts w:ascii="Century" w:hAnsi="Century"/>
+        </w:rPr>
+        <w:t>The</w:t>
+      </w:r>
+      <w:r>
+        <w:rPr>
+          <w:rFonts w:ascii="Century" w:hAnsi="Century"/>
+        </w:rPr>
+        <w:t xml:space="preserve"> value of every</w:t>
+      </w:r>
+      <w:r>
+        <w:rPr>
+          <w:rFonts w:ascii="Century" w:hAnsi="Century"/>
+        </w:rPr>
+        <w:t xml:space="preserve"> commodity</w:t>
+      </w:r>
+      <w:r>
+        <w:rPr>
+          <w:rFonts w:ascii="Century" w:hAnsi="Century"/>
+        </w:rPr>
+        <w:t xml:space="preserve"> is distinguished from its usefulness for </w:t>
+      </w:r>
+      <w:r>
+        <w:rPr>
+          <w:rFonts w:ascii="Century" w:hAnsi="Century"/>
+        </w:rPr>
+        <w:t>exchange and</w:t>
+      </w:r>
+      <w:r>
+        <w:rPr>
+          <w:rFonts w:ascii="Century" w:hAnsi="Century"/>
+        </w:rPr>
+        <w:t xml:space="preserve"> signed with price</w:t>
+      </w:r>
+      <w:r>
+        <w:rPr>
+          <w:rFonts w:ascii="Century" w:hAnsi="Century"/>
+        </w:rPr>
+        <w:t xml:space="preserve">, </w:t>
+      </w:r>
+      <w:r>
+        <w:rPr>
+          <w:rFonts w:ascii="Century" w:hAnsi="Century"/>
+        </w:rPr>
+        <w:t>an imagined quantity of mone</w:t>
+      </w:r>
+      <w:r>
+        <w:rPr>
+          <w:rFonts w:ascii="Century" w:hAnsi="Century"/>
+        </w:rPr>
+        <w:t xml:space="preserve">y </w:t>
+      </w:r>
+      <w:r>
+        <w:rPr>
+          <w:rFonts w:ascii="Century" w:hAnsi="Century"/>
+        </w:rPr>
+        <w:t xml:space="preserve">valorized as an ideally equivalent quantity of expended human labour. </w:t>
+      </w:r>
+      <w:r>
+        <w:rPr>
+          <w:rFonts w:ascii="Century" w:hAnsi="Century"/>
+        </w:rPr>
+        <w:t xml:space="preserve">%%[[KV1C3P198L16]]%%. </w:t>
+      </w:r>
+      <w:r>
+        <w:rPr>
+          <w:rFonts w:ascii="Century" w:hAnsi="Century"/>
+        </w:rPr>
+        <w:t>%%[[KV1C3P188</w:t>
+      </w:r>
+      <w:r>
+        <w:rPr>
+          <w:rFonts w:ascii="Century" w:hAnsi="Century"/>
+        </w:rPr>
+        <w:t>F1</w:t>
+      </w:r>
+      <w:r>
+        <w:rPr>
+          <w:rFonts w:ascii="Century" w:hAnsi="Century"/>
+        </w:rPr>
+        <w:t>L1]]%%</w:t>
+      </w:r>
+      <w:r>
+        <w:rPr>
+          <w:rFonts w:ascii="Century" w:hAnsi="Century"/>
+        </w:rPr>
+        <w:t xml:space="preserve">%%[[KV1C3P188L10]]%% </w:t>
+      </w:r>
+      <w:r>
+        <w:rPr>
+          <w:rFonts w:ascii="Century" w:hAnsi="Century"/>
+        </w:rPr>
+        <w:t>%%[[KV1C3P199L14]]%%</w:t>
+      </w:r>
+      <w:r>
+        <w:rPr>
+          <w:rFonts w:ascii="Century" w:hAnsi="Century"/>
+        </w:rPr>
+        <w:t>%%[[KV1C2P187L9]]%%</w:t>
+      </w:r>
+      <w:r>
+        <w:rPr>
+          <w:rFonts w:ascii="Century" w:hAnsi="Century"/>
+        </w:rPr>
+        <w:t>.</w:t>
+      </w:r>
+      <w:r>
+        <w:rPr>
+          <w:rFonts w:ascii="Century" w:hAnsi="Century"/>
+        </w:rPr>
+        <w:t xml:space="preserve"> </w:t>
       </w:r>
     </w:p>
     <w:p>
@@ -3005,59 +3512,217 @@
         <w:rPr>
           <w:rFonts w:ascii="Century" w:hAnsi="Century"/>
         </w:rPr>
-        <w:t>Until this point, w</w:t>
-      </w:r>
-      <w:r>
-        <w:rPr>
-          <w:rFonts w:ascii="Century" w:hAnsi="Century"/>
-        </w:rPr>
-        <w:t>ith the compulsive subsumption of money circulation over the exchange process, money is used as a determinant of the “need to give an external expression to this opposition [between use-value and value which is latent in the nature of the commodity] for the purposes of commercial intercourse”. The upward scale shift of the exchange process mediated by money produced the drive toward the invention of an “independent” form of value, which finds neither rest nor peace until it became “independent from its own use-value”</w:t>
-      </w:r>
-      <w:r>
-        <w:rPr>
-          <w:rFonts w:ascii="Century" w:hAnsi="Century"/>
-        </w:rPr>
-        <w:t>.</w:t>
-      </w:r>
-      <w:r>
-        <w:rPr>
-          <w:rFonts w:ascii="Century" w:hAnsi="Century"/>
-        </w:rPr>
-        <w:t xml:space="preserve"> </w:t>
-      </w:r>
-      <w:proofErr w:type="gramStart"/>
-      <w:r>
-        <w:rPr>
-          <w:rFonts w:ascii="Century" w:hAnsi="Century"/>
-        </w:rPr>
-        <w:t>%%[</w:t>
-      </w:r>
-      <w:proofErr w:type="gramEnd"/>
-      <w:r>
-        <w:rPr>
-          <w:rFonts w:ascii="Century" w:hAnsi="Century"/>
-        </w:rPr>
-        <w:t>[KV1C2P182L34</w:t>
-      </w:r>
-      <w:proofErr w:type="gramStart"/>
-      <w:r>
-        <w:rPr>
-          <w:rFonts w:ascii="Century" w:hAnsi="Century"/>
-        </w:rPr>
-        <w:t>]]%</w:t>
-      </w:r>
-      <w:proofErr w:type="gramEnd"/>
-      <w:r>
-        <w:rPr>
-          <w:rFonts w:ascii="Century" w:hAnsi="Century"/>
-        </w:rPr>
-        <w:t>%</w:t>
+        <w:t>So, w</w:t>
+      </w:r>
+      <w:r>
+        <w:rPr>
+          <w:rFonts w:ascii="Century" w:hAnsi="Century"/>
+        </w:rPr>
+        <w:t xml:space="preserve">hy the indigenous alienable wealth became gold and silver, and </w:t>
+      </w:r>
+      <w:r>
+        <w:rPr>
+          <w:rFonts w:ascii="Century" w:hAnsi="Century"/>
+        </w:rPr>
+        <w:t>were no</w:t>
+      </w:r>
+      <w:r>
+        <w:rPr>
+          <w:rFonts w:ascii="Century" w:hAnsi="Century"/>
+        </w:rPr>
+        <w:t>t anymore nor cattle neither slaves? Is because gold</w:t>
+      </w:r>
+      <w:r>
+        <w:rPr>
+          <w:rFonts w:ascii="Century" w:hAnsi="Century"/>
+        </w:rPr>
+        <w:t xml:space="preserve"> and silver,</w:t>
+      </w:r>
+      <w:r>
+        <w:rPr>
+          <w:rFonts w:ascii="Century" w:hAnsi="Century"/>
+        </w:rPr>
+        <w:t xml:space="preserve"> and not the slave</w:t>
+      </w:r>
+      <w:r>
+        <w:rPr>
+          <w:rFonts w:ascii="Century" w:hAnsi="Century"/>
+        </w:rPr>
+        <w:t>,</w:t>
+      </w:r>
+      <w:r>
+        <w:rPr>
+          <w:rFonts w:ascii="Century" w:hAnsi="Century"/>
+        </w:rPr>
+        <w:t xml:space="preserve"> w</w:t>
+      </w:r>
+      <w:r>
+        <w:rPr>
+          <w:rFonts w:ascii="Century" w:hAnsi="Century"/>
+        </w:rPr>
+        <w:t>ere</w:t>
+      </w:r>
+      <w:r>
+        <w:rPr>
+          <w:rFonts w:ascii="Century" w:hAnsi="Century"/>
+        </w:rPr>
+        <w:t xml:space="preserve"> already the social form of money when the </w:t>
+      </w:r>
+      <w:r>
+        <w:rPr>
+          <w:rFonts w:ascii="Century" w:hAnsi="Century"/>
+        </w:rPr>
+        <w:t>super</w:t>
+      </w:r>
+      <w:r>
+        <w:rPr>
+          <w:rFonts w:ascii="Century" w:hAnsi="Century"/>
+        </w:rPr>
+        <w:t>-</w:t>
+      </w:r>
+      <w:r>
+        <w:rPr>
+          <w:rFonts w:ascii="Century" w:hAnsi="Century"/>
+        </w:rPr>
+        <w:t>exploitation of the indigenous peasantry in the</w:t>
+      </w:r>
+      <w:r>
+        <w:rPr>
+          <w:rFonts w:ascii="Century" w:hAnsi="Century"/>
+        </w:rPr>
+        <w:t xml:space="preserve"> silver and gold mines of </w:t>
+      </w:r>
+      <w:r>
+        <w:rPr>
+          <w:rFonts w:ascii="Century" w:hAnsi="Century"/>
+        </w:rPr>
+        <w:t>“</w:t>
+      </w:r>
+      <w:r>
+        <w:rPr>
+          <w:rFonts w:ascii="Century" w:hAnsi="Century"/>
+        </w:rPr>
+        <w:t>America</w:t>
+      </w:r>
+      <w:r>
+        <w:rPr>
+          <w:rFonts w:ascii="Century" w:hAnsi="Century"/>
+        </w:rPr>
+        <w:t>”</w:t>
+      </w:r>
+      <w:r>
+        <w:rPr>
+          <w:rFonts w:ascii="Century" w:hAnsi="Century"/>
+        </w:rPr>
+        <w:t xml:space="preserve"> </w:t>
+      </w:r>
+      <w:r>
+        <w:rPr>
+          <w:rFonts w:ascii="Century" w:hAnsi="Century"/>
+        </w:rPr>
+        <w:t>was planned and executed by colonization</w:t>
       </w:r>
       <w:r>
         <w:rPr>
           <w:rFonts w:ascii="Century" w:hAnsi="Century"/>
         </w:rPr>
         <w:t xml:space="preserve">. </w:t>
+      </w:r>
+      <w:r>
+        <w:rPr>
+          <w:rFonts w:ascii="Century" w:hAnsi="Century"/>
+        </w:rPr>
+        <w:t>Only a</w:t>
+      </w:r>
+      <w:r>
+        <w:rPr>
+          <w:rFonts w:ascii="Century" w:hAnsi="Century"/>
+        </w:rPr>
+        <w:t xml:space="preserve">fter genocide and slavery </w:t>
+      </w:r>
+      <w:r>
+        <w:rPr>
+          <w:rFonts w:ascii="Century" w:hAnsi="Century"/>
+        </w:rPr>
+        <w:t>follows</w:t>
+      </w:r>
+      <w:r>
+        <w:rPr>
+          <w:rFonts w:ascii="Century" w:hAnsi="Century"/>
+        </w:rPr>
+        <w:t xml:space="preserve"> the </w:t>
+      </w:r>
+      <w:r>
+        <w:rPr>
+          <w:rFonts w:ascii="Century" w:hAnsi="Century"/>
+        </w:rPr>
+        <w:t xml:space="preserve">extension of the </w:t>
+      </w:r>
+      <w:r>
+        <w:rPr>
+          <w:rFonts w:ascii="Century" w:hAnsi="Century"/>
+        </w:rPr>
+        <w:t>circulation</w:t>
+      </w:r>
+      <w:r>
+        <w:rPr>
+          <w:rFonts w:ascii="Century" w:hAnsi="Century"/>
+        </w:rPr>
+        <w:t xml:space="preserve"> process</w:t>
+      </w:r>
+      <w:r>
+        <w:rPr>
+          <w:rFonts w:ascii="Century" w:hAnsi="Century"/>
+        </w:rPr>
+        <w:t xml:space="preserve"> caused by the robbery of a magnitude of silver enough to being traded for gold in China</w:t>
+      </w:r>
+      <w:r>
+        <w:rPr>
+          <w:rFonts w:ascii="Century" w:hAnsi="Century"/>
+        </w:rPr>
+        <w:t>,</w:t>
+      </w:r>
+      <w:r>
+        <w:rPr>
+          <w:rFonts w:ascii="Century" w:hAnsi="Century"/>
+        </w:rPr>
+        <w:t xml:space="preserve"> displac</w:t>
+      </w:r>
+      <w:r>
+        <w:rPr>
+          <w:rFonts w:ascii="Century" w:hAnsi="Century"/>
+        </w:rPr>
+        <w:t>ing</w:t>
+      </w:r>
+      <w:r>
+        <w:rPr>
+          <w:rFonts w:ascii="Century" w:hAnsi="Century"/>
+        </w:rPr>
+        <w:t xml:space="preserve"> </w:t>
+      </w:r>
+      <w:r>
+        <w:rPr>
+          <w:rFonts w:ascii="Century" w:hAnsi="Century"/>
+        </w:rPr>
+        <w:t xml:space="preserve">gradually their rival money-commodities (silver and copper) </w:t>
+      </w:r>
+      <w:r>
+        <w:rPr>
+          <w:rFonts w:ascii="Century" w:hAnsi="Century"/>
+        </w:rPr>
+        <w:t>as dual measure</w:t>
+      </w:r>
+      <w:r>
+        <w:rPr>
+          <w:rFonts w:ascii="Century" w:hAnsi="Century"/>
+        </w:rPr>
+        <w:t>s</w:t>
+      </w:r>
+      <w:r>
+        <w:rPr>
+          <w:rFonts w:ascii="Century" w:hAnsi="Century"/>
+        </w:rPr>
+        <w:t xml:space="preserve"> of value in the world-economy. </w:t>
       </w:r>
     </w:p>
     <w:p>
@@ -3071,67 +3736,25 @@
         <w:rPr>
           <w:rFonts w:ascii="Century" w:hAnsi="Century"/>
         </w:rPr>
-        <w:t>Indeed, t</w:t>
-      </w:r>
-      <w:r>
-        <w:rPr>
-          <w:rFonts w:ascii="Century" w:hAnsi="Century"/>
-        </w:rPr>
-        <w:t>he function of money as a means for circulation resulted from the inherent contradiction between the elementary form of use</w:t>
-      </w:r>
-      <w:r>
-        <w:rPr>
-          <w:rFonts w:ascii="Century" w:hAnsi="Century"/>
-        </w:rPr>
-        <w:t>-</w:t>
-      </w:r>
-      <w:r>
-        <w:rPr>
-          <w:rFonts w:ascii="Century" w:hAnsi="Century"/>
-        </w:rPr>
-        <w:t>value and its exchange-value, resolved by the creation of a new form of value which is the money-form (M)</w:t>
-      </w:r>
-      <w:r>
-        <w:rPr>
-          <w:rFonts w:ascii="Century" w:hAnsi="Century"/>
-        </w:rPr>
-        <w:t xml:space="preserve">, </w:t>
-      </w:r>
-      <w:r>
-        <w:rPr>
-          <w:rFonts w:ascii="Century" w:hAnsi="Century"/>
-        </w:rPr>
-        <w:t>mediating the exchange of commodities (C-C)</w:t>
-      </w:r>
-      <w:r>
-        <w:rPr>
-          <w:rFonts w:ascii="Century" w:hAnsi="Century"/>
-        </w:rPr>
-        <w:t>.</w:t>
-      </w:r>
-      <w:r>
-        <w:rPr>
-          <w:rFonts w:ascii="Century" w:hAnsi="Century"/>
-        </w:rPr>
-        <w:t xml:space="preserve"> </w:t>
-      </w:r>
-      <w:r>
-        <w:rPr>
-          <w:rFonts w:ascii="Century" w:hAnsi="Century"/>
-        </w:rPr>
-        <w:t>In that manner</w:t>
-      </w:r>
-      <w:r>
-        <w:rPr>
-          <w:rFonts w:ascii="Century" w:hAnsi="Century"/>
-        </w:rPr>
-        <w:t xml:space="preserve"> </w:t>
-      </w:r>
-      <w:r>
-        <w:rPr>
-          <w:rFonts w:ascii="Century" w:hAnsi="Century"/>
-        </w:rPr>
-        <w:t>the differentiation of all commodities into commodities and money is completed</w:t>
+        <w:t>T</w:t>
+      </w:r>
+      <w:r>
+        <w:rPr>
+          <w:rFonts w:ascii="Century" w:hAnsi="Century"/>
+        </w:rPr>
+        <w:t xml:space="preserve">he mercantile capitalist </w:t>
+      </w:r>
+      <w:r>
+        <w:rPr>
+          <w:rFonts w:ascii="Century" w:hAnsi="Century"/>
+        </w:rPr>
+        <w:t>found in silver and gold</w:t>
+      </w:r>
+      <w:r>
+        <w:rPr>
+          <w:rFonts w:ascii="Century" w:hAnsi="Century"/>
+        </w:rPr>
+        <w:t xml:space="preserve"> the “chief element of indigenous alienable wealth”</w:t>
       </w:r>
       <w:r>
         <w:rPr>
@@ -3143,203 +3766,67 @@
         <w:rPr>
           <w:rFonts w:ascii="Century" w:hAnsi="Century"/>
         </w:rPr>
-        <w:t>The</w:t>
-      </w:r>
-      <w:r>
-        <w:rPr>
-          <w:rFonts w:ascii="Century" w:hAnsi="Century"/>
-        </w:rPr>
-        <w:t xml:space="preserve"> value of every</w:t>
-      </w:r>
-      <w:r>
-        <w:rPr>
-          <w:rFonts w:ascii="Century" w:hAnsi="Century"/>
-        </w:rPr>
-        <w:t xml:space="preserve"> commodity</w:t>
-      </w:r>
-      <w:r>
-        <w:rPr>
-          <w:rFonts w:ascii="Century" w:hAnsi="Century"/>
-        </w:rPr>
-        <w:t xml:space="preserve"> is distinguished from its usefulness for </w:t>
-      </w:r>
-      <w:r>
-        <w:rPr>
-          <w:rFonts w:ascii="Century" w:hAnsi="Century"/>
-        </w:rPr>
-        <w:t>exchange and</w:t>
-      </w:r>
-      <w:r>
-        <w:rPr>
-          <w:rFonts w:ascii="Century" w:hAnsi="Century"/>
-        </w:rPr>
-        <w:t xml:space="preserve"> signed with price</w:t>
-      </w:r>
-      <w:r>
-        <w:rPr>
-          <w:rFonts w:ascii="Century" w:hAnsi="Century"/>
-        </w:rPr>
-        <w:t xml:space="preserve">, </w:t>
-      </w:r>
-      <w:r>
-        <w:rPr>
-          <w:rFonts w:ascii="Century" w:hAnsi="Century"/>
-        </w:rPr>
-        <w:t>an imagined quantity of mone</w:t>
-      </w:r>
-      <w:r>
-        <w:rPr>
-          <w:rFonts w:ascii="Century" w:hAnsi="Century"/>
-        </w:rPr>
-        <w:t xml:space="preserve">y </w:t>
-      </w:r>
-      <w:r>
-        <w:rPr>
-          <w:rFonts w:ascii="Century" w:hAnsi="Century"/>
-        </w:rPr>
-        <w:t xml:space="preserve">valorized as an ideally equivalent quantity of expended human labour. </w:t>
-      </w:r>
-      <w:proofErr w:type="gramStart"/>
-      <w:r>
-        <w:rPr>
-          <w:rFonts w:ascii="Century" w:hAnsi="Century"/>
-        </w:rPr>
-        <w:t>%%[</w:t>
-      </w:r>
-      <w:proofErr w:type="gramEnd"/>
-      <w:r>
-        <w:rPr>
-          <w:rFonts w:ascii="Century" w:hAnsi="Century"/>
-        </w:rPr>
-        <w:t>[KV1C3P198L16</w:t>
-      </w:r>
-      <w:proofErr w:type="gramStart"/>
-      <w:r>
-        <w:rPr>
-          <w:rFonts w:ascii="Century" w:hAnsi="Century"/>
-        </w:rPr>
-        <w:t>]]%</w:t>
-      </w:r>
-      <w:proofErr w:type="gramEnd"/>
-      <w:r>
-        <w:rPr>
-          <w:rFonts w:ascii="Century" w:hAnsi="Century"/>
-        </w:rPr>
-        <w:t xml:space="preserve">%. </w:t>
-      </w:r>
-      <w:proofErr w:type="gramStart"/>
-      <w:r>
-        <w:rPr>
-          <w:rFonts w:ascii="Century" w:hAnsi="Century"/>
-        </w:rPr>
-        <w:t>%%[</w:t>
-      </w:r>
-      <w:proofErr w:type="gramEnd"/>
-      <w:r>
-        <w:rPr>
-          <w:rFonts w:ascii="Century" w:hAnsi="Century"/>
-        </w:rPr>
-        <w:t>[KV1C3P188</w:t>
-      </w:r>
-      <w:r>
-        <w:rPr>
-          <w:rFonts w:ascii="Century" w:hAnsi="Century"/>
-        </w:rPr>
-        <w:t>F1</w:t>
-      </w:r>
-      <w:r>
-        <w:rPr>
-          <w:rFonts w:ascii="Century" w:hAnsi="Century"/>
-        </w:rPr>
-        <w:t>L1</w:t>
-      </w:r>
-      <w:proofErr w:type="gramStart"/>
-      <w:r>
-        <w:rPr>
-          <w:rFonts w:ascii="Century" w:hAnsi="Century"/>
-        </w:rPr>
-        <w:t>]]%</w:t>
-      </w:r>
-      <w:proofErr w:type="gramEnd"/>
-      <w:r>
-        <w:rPr>
-          <w:rFonts w:ascii="Century" w:hAnsi="Century"/>
-        </w:rPr>
-        <w:t>%</w:t>
-      </w:r>
-      <w:r>
-        <w:rPr>
-          <w:rFonts w:ascii="Century" w:hAnsi="Century"/>
-        </w:rPr>
-        <w:t xml:space="preserve">%%[[KV1C3P188L10]]%% </w:t>
-      </w:r>
-      <w:r>
-        <w:rPr>
-          <w:rFonts w:ascii="Century" w:hAnsi="Century"/>
-        </w:rPr>
-        <w:t>%%[[KV1C3P199L14]]%%</w:t>
-      </w:r>
-      <w:r>
-        <w:rPr>
-          <w:rFonts w:ascii="Century" w:hAnsi="Century"/>
-        </w:rPr>
-        <w:t>%%[[KV1C2P187L9]]%%</w:t>
-      </w:r>
-      <w:r>
-        <w:rPr>
-          <w:rFonts w:ascii="Century" w:hAnsi="Century"/>
-        </w:rPr>
-        <w:t>.</w:t>
-      </w:r>
-      <w:r>
-        <w:rPr>
-          <w:rFonts w:ascii="Century" w:hAnsi="Century"/>
-        </w:rPr>
-        <w:t xml:space="preserve"> </w:t>
-      </w:r>
-    </w:p>
-    <w:p>
-      <w:pPr>
-        <w:spacing w:before="240" w:line="360" w:lineRule="auto"/>
-        <w:rPr>
-          <w:rFonts w:ascii="Century" w:hAnsi="Century"/>
-        </w:rPr>
-      </w:pPr>
-      <w:r>
-        <w:rPr>
-          <w:rFonts w:ascii="Century" w:hAnsi="Century"/>
-        </w:rPr>
-        <w:t>So, w</w:t>
-      </w:r>
-      <w:r>
-        <w:rPr>
-          <w:rFonts w:ascii="Century" w:hAnsi="Century"/>
-        </w:rPr>
-        <w:t xml:space="preserve">hy the indigenous alienable wealth became gold and silver, and </w:t>
-      </w:r>
-      <w:r>
-        <w:rPr>
-          <w:rFonts w:ascii="Century" w:hAnsi="Century"/>
-        </w:rPr>
-        <w:t>were no</w:t>
-      </w:r>
-      <w:r>
-        <w:rPr>
-          <w:rFonts w:ascii="Century" w:hAnsi="Century"/>
-        </w:rPr>
-        <w:t>t anymore nor cattle neither slaves? Is because gold</w:t>
-      </w:r>
-      <w:r>
-        <w:rPr>
-          <w:rFonts w:ascii="Century" w:hAnsi="Century"/>
-        </w:rPr>
-        <w:t xml:space="preserve"> and silver,</w:t>
-      </w:r>
-      <w:r>
-        <w:rPr>
-          <w:rFonts w:ascii="Century" w:hAnsi="Century"/>
-        </w:rPr>
-        <w:t xml:space="preserve"> and not the slave</w:t>
+        <w:t xml:space="preserve">As </w:t>
+      </w:r>
+      <w:r>
+        <w:rPr>
+          <w:rFonts w:ascii="Century" w:hAnsi="Century"/>
+        </w:rPr>
+        <w:t>values which</w:t>
+      </w:r>
+      <w:r>
+        <w:rPr>
+          <w:rFonts w:ascii="Century" w:hAnsi="Century"/>
+        </w:rPr>
+        <w:t xml:space="preserve"> do</w:t>
+      </w:r>
+      <w:r>
+        <w:rPr>
+          <w:rFonts w:ascii="Century" w:hAnsi="Century"/>
+        </w:rPr>
+        <w:t>n</w:t>
+      </w:r>
+      <w:r>
+        <w:rPr>
+          <w:rFonts w:ascii="Century" w:hAnsi="Century"/>
+        </w:rPr>
+        <w:t>’t have use-value outside its exchange-value form. They treated gold</w:t>
+      </w:r>
+      <w:r>
+        <w:rPr>
+          <w:rFonts w:ascii="Century" w:hAnsi="Century"/>
+        </w:rPr>
+        <w:t xml:space="preserve"> and silver</w:t>
+      </w:r>
+      <w:r>
+        <w:rPr>
+          <w:rFonts w:ascii="Century" w:hAnsi="Century"/>
+        </w:rPr>
+        <w:t xml:space="preserve"> as commodity-money</w:t>
+      </w:r>
+      <w:r>
+        <w:rPr>
+          <w:rFonts w:ascii="Century" w:hAnsi="Century"/>
+        </w:rPr>
+        <w:t xml:space="preserve">. </w:t>
+      </w:r>
+      <w:r>
+        <w:rPr>
+          <w:rFonts w:ascii="Century" w:hAnsi="Century"/>
+        </w:rPr>
+        <w:t>But certain industrial capital was in formation, incorporating the value of labour into the valorization process of gold</w:t>
+      </w:r>
+      <w:r>
+        <w:rPr>
+          <w:rFonts w:ascii="Century" w:hAnsi="Century"/>
+        </w:rPr>
+        <w:t xml:space="preserve"> production</w:t>
+      </w:r>
+      <w:r>
+        <w:rPr>
+          <w:rFonts w:ascii="Century" w:hAnsi="Century"/>
+        </w:rPr>
+        <w:t xml:space="preserve"> as a commodity</w:t>
       </w:r>
       <w:r>
         <w:rPr>
@@ -3351,319 +3838,13 @@
         <w:rPr>
           <w:rFonts w:ascii="Century" w:hAnsi="Century"/>
         </w:rPr>
-        <w:t xml:space="preserve"> w</w:t>
-      </w:r>
-      <w:r>
-        <w:rPr>
-          <w:rFonts w:ascii="Century" w:hAnsi="Century"/>
-        </w:rPr>
-        <w:t>ere</w:t>
-      </w:r>
-      <w:r>
-        <w:rPr>
-          <w:rFonts w:ascii="Century" w:hAnsi="Century"/>
-        </w:rPr>
-        <w:t xml:space="preserve"> already the social form of money when the </w:t>
-      </w:r>
-      <w:r>
-        <w:rPr>
-          <w:rFonts w:ascii="Century" w:hAnsi="Century"/>
-        </w:rPr>
-        <w:t>super</w:t>
-      </w:r>
-      <w:r>
-        <w:rPr>
-          <w:rFonts w:ascii="Century" w:hAnsi="Century"/>
-        </w:rPr>
-        <w:t>-</w:t>
-      </w:r>
-      <w:r>
-        <w:rPr>
-          <w:rFonts w:ascii="Century" w:hAnsi="Century"/>
-        </w:rPr>
-        <w:t>exploitation of the indigenous peasantry in the</w:t>
-      </w:r>
-      <w:r>
-        <w:rPr>
-          <w:rFonts w:ascii="Century" w:hAnsi="Century"/>
-        </w:rPr>
-        <w:t xml:space="preserve"> silver and gold mines of </w:t>
-      </w:r>
-      <w:r>
-        <w:rPr>
-          <w:rFonts w:ascii="Century" w:hAnsi="Century"/>
-        </w:rPr>
-        <w:t>“</w:t>
-      </w:r>
-      <w:r>
-        <w:rPr>
-          <w:rFonts w:ascii="Century" w:hAnsi="Century"/>
-        </w:rPr>
-        <w:t>America</w:t>
-      </w:r>
-      <w:r>
-        <w:rPr>
-          <w:rFonts w:ascii="Century" w:hAnsi="Century"/>
-        </w:rPr>
-        <w:t>”</w:t>
-      </w:r>
-      <w:r>
-        <w:rPr>
-          <w:rFonts w:ascii="Century" w:hAnsi="Century"/>
-        </w:rPr>
-        <w:t xml:space="preserve"> </w:t>
-      </w:r>
-      <w:r>
-        <w:rPr>
-          <w:rFonts w:ascii="Century" w:hAnsi="Century"/>
-        </w:rPr>
-        <w:t>was planned and executed by colonization</w:t>
-      </w:r>
-      <w:r>
-        <w:rPr>
-          <w:rFonts w:ascii="Century" w:hAnsi="Century"/>
-        </w:rPr>
-        <w:t xml:space="preserve">. </w:t>
-      </w:r>
-      <w:r>
-        <w:rPr>
-          <w:rFonts w:ascii="Century" w:hAnsi="Century"/>
-        </w:rPr>
-        <w:t>Only a</w:t>
-      </w:r>
-      <w:r>
-        <w:rPr>
-          <w:rFonts w:ascii="Century" w:hAnsi="Century"/>
-        </w:rPr>
-        <w:t xml:space="preserve">fter genocide and slavery </w:t>
-      </w:r>
-      <w:r>
-        <w:rPr>
-          <w:rFonts w:ascii="Century" w:hAnsi="Century"/>
-        </w:rPr>
-        <w:t>follows</w:t>
-      </w:r>
-      <w:r>
-        <w:rPr>
-          <w:rFonts w:ascii="Century" w:hAnsi="Century"/>
-        </w:rPr>
-        <w:t xml:space="preserve"> the </w:t>
-      </w:r>
-      <w:r>
-        <w:rPr>
-          <w:rFonts w:ascii="Century" w:hAnsi="Century"/>
-        </w:rPr>
-        <w:t xml:space="preserve">extension of the </w:t>
-      </w:r>
-      <w:r>
-        <w:rPr>
-          <w:rFonts w:ascii="Century" w:hAnsi="Century"/>
-        </w:rPr>
-        <w:t>circulation</w:t>
-      </w:r>
-      <w:r>
-        <w:rPr>
-          <w:rFonts w:ascii="Century" w:hAnsi="Century"/>
-        </w:rPr>
-        <w:t xml:space="preserve"> process</w:t>
-      </w:r>
-      <w:r>
-        <w:rPr>
-          <w:rFonts w:ascii="Century" w:hAnsi="Century"/>
-        </w:rPr>
-        <w:t xml:space="preserve"> caused by the robbery of a magnitude of silver enough to being traded for gold in China</w:t>
-      </w:r>
-      <w:r>
-        <w:rPr>
-          <w:rFonts w:ascii="Century" w:hAnsi="Century"/>
-        </w:rPr>
-        <w:t>,</w:t>
-      </w:r>
-      <w:r>
-        <w:rPr>
-          <w:rFonts w:ascii="Century" w:hAnsi="Century"/>
-        </w:rPr>
-        <w:t xml:space="preserve"> displac</w:t>
-      </w:r>
-      <w:r>
-        <w:rPr>
-          <w:rFonts w:ascii="Century" w:hAnsi="Century"/>
-        </w:rPr>
-        <w:t>ing</w:t>
-      </w:r>
-      <w:r>
-        <w:rPr>
-          <w:rFonts w:ascii="Century" w:hAnsi="Century"/>
-        </w:rPr>
-        <w:t xml:space="preserve"> </w:t>
-      </w:r>
-      <w:r>
-        <w:rPr>
-          <w:rFonts w:ascii="Century" w:hAnsi="Century"/>
-        </w:rPr>
-        <w:t xml:space="preserve">gradually their rival money-commodities (silver and copper) </w:t>
-      </w:r>
-      <w:r>
-        <w:rPr>
-          <w:rFonts w:ascii="Century" w:hAnsi="Century"/>
-        </w:rPr>
-        <w:t>as dual measure</w:t>
-      </w:r>
-      <w:r>
-        <w:rPr>
-          <w:rFonts w:ascii="Century" w:hAnsi="Century"/>
-        </w:rPr>
-        <w:t>s</w:t>
-      </w:r>
-      <w:r>
-        <w:rPr>
-          <w:rFonts w:ascii="Century" w:hAnsi="Century"/>
-        </w:rPr>
-        <w:t xml:space="preserve"> of value in the world-economy. </w:t>
-      </w:r>
-    </w:p>
-    <w:p>
-      <w:pPr>
-        <w:spacing w:before="240" w:line="360" w:lineRule="auto"/>
-        <w:rPr>
-          <w:rFonts w:ascii="Century" w:hAnsi="Century"/>
-        </w:rPr>
-      </w:pPr>
-      <w:r>
-        <w:rPr>
-          <w:rFonts w:ascii="Century" w:hAnsi="Century"/>
-        </w:rPr>
-        <w:t>T</w:t>
-      </w:r>
-      <w:r>
-        <w:rPr>
-          <w:rFonts w:ascii="Century" w:hAnsi="Century"/>
-        </w:rPr>
-        <w:t xml:space="preserve">he mercantile capitalist </w:t>
-      </w:r>
-      <w:r>
-        <w:rPr>
-          <w:rFonts w:ascii="Century" w:hAnsi="Century"/>
-        </w:rPr>
-        <w:t>found in silver and gold</w:t>
-      </w:r>
-      <w:r>
-        <w:rPr>
-          <w:rFonts w:ascii="Century" w:hAnsi="Century"/>
-        </w:rPr>
-        <w:t xml:space="preserve"> the “chief element of indigenous alienable wealth”</w:t>
-      </w:r>
-      <w:r>
-        <w:rPr>
-          <w:rFonts w:ascii="Century" w:hAnsi="Century"/>
-        </w:rPr>
-        <w:t xml:space="preserve">. </w:t>
-      </w:r>
-      <w:r>
-        <w:rPr>
-          <w:rFonts w:ascii="Century" w:hAnsi="Century"/>
-        </w:rPr>
-        <w:t xml:space="preserve">As </w:t>
-      </w:r>
-      <w:r>
-        <w:rPr>
-          <w:rFonts w:ascii="Century" w:hAnsi="Century"/>
-        </w:rPr>
-        <w:t>values which</w:t>
-      </w:r>
-      <w:r>
-        <w:rPr>
-          <w:rFonts w:ascii="Century" w:hAnsi="Century"/>
-        </w:rPr>
-        <w:t xml:space="preserve"> do</w:t>
-      </w:r>
-      <w:r>
-        <w:rPr>
-          <w:rFonts w:ascii="Century" w:hAnsi="Century"/>
-        </w:rPr>
-        <w:t>n</w:t>
-      </w:r>
-      <w:r>
-        <w:rPr>
-          <w:rFonts w:ascii="Century" w:hAnsi="Century"/>
-        </w:rPr>
-        <w:t>’t have use-value outside its exchange-value form. They treated gold</w:t>
-      </w:r>
-      <w:r>
-        <w:rPr>
-          <w:rFonts w:ascii="Century" w:hAnsi="Century"/>
-        </w:rPr>
-        <w:t xml:space="preserve"> and silver</w:t>
-      </w:r>
-      <w:r>
-        <w:rPr>
-          <w:rFonts w:ascii="Century" w:hAnsi="Century"/>
-        </w:rPr>
-        <w:t xml:space="preserve"> as commodity-money</w:t>
-      </w:r>
-      <w:r>
-        <w:rPr>
-          <w:rFonts w:ascii="Century" w:hAnsi="Century"/>
-        </w:rPr>
-        <w:t xml:space="preserve">. </w:t>
-      </w:r>
-      <w:r>
-        <w:rPr>
-          <w:rFonts w:ascii="Century" w:hAnsi="Century"/>
-        </w:rPr>
-        <w:t>But certain industrial capital was in formation, incorporating the value of labour into the valorization process of gold</w:t>
-      </w:r>
-      <w:r>
-        <w:rPr>
-          <w:rFonts w:ascii="Century" w:hAnsi="Century"/>
-        </w:rPr>
-        <w:t xml:space="preserve"> production</w:t>
-      </w:r>
-      <w:r>
-        <w:rPr>
-          <w:rFonts w:ascii="Century" w:hAnsi="Century"/>
-        </w:rPr>
-        <w:t xml:space="preserve"> as a commodity</w:t>
-      </w:r>
-      <w:r>
-        <w:rPr>
-          <w:rFonts w:ascii="Century" w:hAnsi="Century"/>
-        </w:rPr>
-        <w:t>,</w:t>
-      </w:r>
-      <w:r>
-        <w:rPr>
-          <w:rFonts w:ascii="Century" w:hAnsi="Century"/>
-        </w:rPr>
         <w:t xml:space="preserve"> in its circulation toward its money-form of value. Besides its circulation as a means of payment, gold is then produced for hoarding. </w:t>
       </w:r>
-      <w:proofErr w:type="gramStart"/>
-      <w:r>
-        <w:rPr>
-          <w:rFonts w:ascii="Century" w:hAnsi="Century"/>
-        </w:rPr>
-        <w:t>%%[</w:t>
-      </w:r>
-      <w:proofErr w:type="gramEnd"/>
-      <w:r>
-        <w:rPr>
-          <w:rFonts w:ascii="Century" w:hAnsi="Century"/>
-        </w:rPr>
-        <w:t>[KV1C2P183L18</w:t>
-      </w:r>
-      <w:proofErr w:type="gramStart"/>
-      <w:r>
-        <w:rPr>
-          <w:rFonts w:ascii="Century" w:hAnsi="Century"/>
-        </w:rPr>
-        <w:t>]]%</w:t>
-      </w:r>
-      <w:proofErr w:type="gramEnd"/>
-      <w:r>
-        <w:rPr>
-          <w:rFonts w:ascii="Century" w:hAnsi="Century"/>
-        </w:rPr>
-        <w:t>%.</w:t>
+      <w:r>
+        <w:rPr>
+          <w:rFonts w:ascii="Century" w:hAnsi="Century"/>
+        </w:rPr>
+        <w:t>%%[[KV1C2P183L18]]%%.</w:t>
       </w:r>
     </w:p>
     <w:p>
@@ -4102,35 +4283,7 @@
         <w:rPr>
           <w:rFonts w:ascii="Century" w:hAnsi="Century"/>
         </w:rPr>
-        <w:t xml:space="preserve"> </w:t>
-      </w:r>
-      <w:proofErr w:type="gramStart"/>
-      <w:r>
-        <w:rPr>
-          <w:rFonts w:ascii="Century" w:hAnsi="Century"/>
-        </w:rPr>
-        <w:t>%%[</w:t>
-      </w:r>
-      <w:proofErr w:type="gramEnd"/>
-      <w:r>
-        <w:rPr>
-          <w:rFonts w:ascii="Century" w:hAnsi="Century"/>
-        </w:rPr>
-        <w:t>[KV1C3P231L8</w:t>
-      </w:r>
-      <w:proofErr w:type="gramStart"/>
-      <w:r>
-        <w:rPr>
-          <w:rFonts w:ascii="Century" w:hAnsi="Century"/>
-        </w:rPr>
-        <w:t>]]%</w:t>
-      </w:r>
-      <w:proofErr w:type="gramEnd"/>
-      <w:r>
-        <w:rPr>
-          <w:rFonts w:ascii="Century" w:hAnsi="Century"/>
-        </w:rPr>
-        <w:t xml:space="preserve">%. </w:t>
+        <w:t xml:space="preserve"> %%[[KV1C3P231L8]]%%. </w:t>
       </w:r>
     </w:p>
     <w:p>
@@ -4278,19 +4431,11 @@
         </w:rPr>
         <w:t>8</w:t>
       </w:r>
-      <w:proofErr w:type="gramStart"/>
-      <w:r>
-        <w:rPr>
-          <w:rFonts w:ascii="Century" w:hAnsi="Century"/>
-        </w:rPr>
-        <w:t>]]%</w:t>
-      </w:r>
-      <w:proofErr w:type="gramEnd"/>
-      <w:r>
-        <w:rPr>
-          <w:rFonts w:ascii="Century" w:hAnsi="Century"/>
-        </w:rPr>
-        <w:t>%</w:t>
+      <w:r>
+        <w:rPr>
+          <w:rFonts w:ascii="Century" w:hAnsi="Century"/>
+        </w:rPr>
+        <w:t>]]%%</w:t>
       </w:r>
       <w:r>
         <w:rPr>
@@ -4356,33 +4501,11 @@
         </w:rPr>
         <w:t xml:space="preserve"> </w:t>
       </w:r>
-      <w:proofErr w:type="gramStart"/>
-      <w:r>
-        <w:rPr>
-          <w:rFonts w:ascii="Century" w:hAnsi="Century"/>
-        </w:rPr>
-        <w:t>%%[</w:t>
-      </w:r>
-      <w:proofErr w:type="gramEnd"/>
-      <w:r>
-        <w:rPr>
-          <w:rFonts w:ascii="Century" w:hAnsi="Century"/>
-        </w:rPr>
-        <w:t>[KV1C2P186L24</w:t>
-      </w:r>
-      <w:proofErr w:type="gramStart"/>
-      <w:r>
-        <w:rPr>
-          <w:rFonts w:ascii="Century" w:hAnsi="Century"/>
-        </w:rPr>
-        <w:t>]]%</w:t>
-      </w:r>
-      <w:proofErr w:type="gramEnd"/>
-      <w:r>
-        <w:rPr>
-          <w:rFonts w:ascii="Century" w:hAnsi="Century"/>
-        </w:rPr>
-        <w:t>%</w:t>
+      <w:r>
+        <w:rPr>
+          <w:rFonts w:ascii="Century" w:hAnsi="Century"/>
+        </w:rPr>
+        <w:t>%%[[KV1C2P186L24]]%%</w:t>
       </w:r>
       <w:r>
         <w:rPr>
@@ -4678,21 +4801,7 @@
         <w:rPr>
           <w:rFonts w:ascii="Century" w:hAnsi="Century"/>
         </w:rPr>
-        <w:t>%%[[KV1C3P188L10</w:t>
-      </w:r>
-      <w:proofErr w:type="gramStart"/>
-      <w:r>
-        <w:rPr>
-          <w:rFonts w:ascii="Century" w:hAnsi="Century"/>
-        </w:rPr>
-        <w:t>]]%</w:t>
-      </w:r>
-      <w:proofErr w:type="gramEnd"/>
-      <w:r>
-        <w:rPr>
-          <w:rFonts w:ascii="Century" w:hAnsi="Century"/>
-        </w:rPr>
-        <w:t>%</w:t>
+        <w:t>%%[[KV1C3P188L10]]%%</w:t>
       </w:r>
       <w:r>
         <w:rPr>
@@ -5085,7 +5194,6 @@
         </w:rPr>
         <w:t xml:space="preserve"> </w:t>
       </w:r>
-      <w:proofErr w:type="gramStart"/>
       <w:r>
         <w:rPr>
           <w:rFonts w:ascii="Century" w:hAnsi="Century"/>
@@ -5096,14 +5204,7 @@
         <w:rPr>
           <w:rFonts w:ascii="Century" w:hAnsi="Century"/>
         </w:rPr>
-        <w:t>%</w:t>
-      </w:r>
-      <w:proofErr w:type="gramEnd"/>
-      <w:r>
-        <w:rPr>
-          <w:rFonts w:ascii="Century" w:hAnsi="Century"/>
-        </w:rPr>
-        <w:t>%[[KV1C3P19</w:t>
+        <w:t>%%[[KV1C3P19</w:t>
       </w:r>
       <w:r>
         <w:rPr>
@@ -5347,61 +5448,11 @@
         </w:rPr>
         <w:t xml:space="preserve"> labour time, as the common measure of value of commodities, and the money-form of value. </w:t>
       </w:r>
-      <w:proofErr w:type="gramStart"/>
-      <w:r>
-        <w:rPr>
-          <w:rFonts w:ascii="Century" w:hAnsi="Century"/>
-        </w:rPr>
-        <w:t>%%[</w:t>
-      </w:r>
-      <w:proofErr w:type="gramEnd"/>
-      <w:r>
-        <w:rPr>
-          <w:rFonts w:ascii="Century" w:hAnsi="Century"/>
-        </w:rPr>
-        <w:t>[KV1C3P189L1</w:t>
-      </w:r>
-      <w:proofErr w:type="gramStart"/>
-      <w:r>
-        <w:rPr>
-          <w:rFonts w:ascii="Century" w:hAnsi="Century"/>
-        </w:rPr>
-        <w:t>]]%</w:t>
-      </w:r>
-      <w:proofErr w:type="gramEnd"/>
-      <w:r>
-        <w:rPr>
-          <w:rFonts w:ascii="Century" w:hAnsi="Century"/>
-        </w:rPr>
-        <w:t xml:space="preserve">%. </w:t>
-      </w:r>
-      <w:proofErr w:type="gramStart"/>
-      <w:r>
-        <w:rPr>
-          <w:rFonts w:ascii="Century" w:hAnsi="Century"/>
-        </w:rPr>
-        <w:t>%%[</w:t>
-      </w:r>
-      <w:proofErr w:type="gramEnd"/>
-      <w:r>
-        <w:rPr>
-          <w:rFonts w:ascii="Century" w:hAnsi="Century"/>
-        </w:rPr>
-        <w:t>[KV1C3P197L1</w:t>
-      </w:r>
-      <w:proofErr w:type="gramStart"/>
-      <w:r>
-        <w:rPr>
-          <w:rFonts w:ascii="Century" w:hAnsi="Century"/>
-        </w:rPr>
-        <w:t>]]%</w:t>
-      </w:r>
-      <w:proofErr w:type="gramEnd"/>
-      <w:r>
-        <w:rPr>
-          <w:rFonts w:ascii="Century" w:hAnsi="Century"/>
-        </w:rPr>
-        <w:t>% %%[[KV1C3P193L1]]%%.</w:t>
+      <w:r>
+        <w:rPr>
+          <w:rFonts w:ascii="Century" w:hAnsi="Century"/>
+        </w:rPr>
+        <w:t>%%[[KV1C3P189L1]]%%. %%[[KV1C3P197L1]]%% %%[[KV1C3P193L1]]%%.</w:t>
       </w:r>
     </w:p>
     <w:p>
@@ -5743,21 +5794,7 @@
         <w:rPr>
           <w:rFonts w:ascii="Century" w:hAnsi="Century"/>
         </w:rPr>
-        <w:t xml:space="preserve"> conditions, gold is still hoarded as </w:t>
-      </w:r>
-      <w:proofErr w:type="gramStart"/>
-      <w:r>
-        <w:rPr>
-          <w:rFonts w:ascii="Century" w:hAnsi="Century"/>
-        </w:rPr>
-        <w:t>real</w:t>
-      </w:r>
-      <w:proofErr w:type="gramEnd"/>
-      <w:r>
-        <w:rPr>
-          <w:rFonts w:ascii="Century" w:hAnsi="Century"/>
-        </w:rPr>
-        <w:t xml:space="preserve"> capital.</w:t>
+        <w:t xml:space="preserve"> conditions, gold is still hoarded as real capital.</w:t>
       </w:r>
       <w:r>
         <w:rPr>
@@ -5801,21 +5838,7 @@
         <w:rPr>
           <w:rFonts w:ascii="Century" w:hAnsi="Century"/>
         </w:rPr>
-        <w:t xml:space="preserve"> </w:t>
-      </w:r>
-      <w:proofErr w:type="gramStart"/>
-      <w:r>
-        <w:rPr>
-          <w:rFonts w:ascii="Century" w:hAnsi="Century"/>
-        </w:rPr>
-        <w:t>because</w:t>
-      </w:r>
-      <w:proofErr w:type="gramEnd"/>
-      <w:r>
-        <w:rPr>
-          <w:rFonts w:ascii="Century" w:hAnsi="Century"/>
-        </w:rPr>
-        <w:t xml:space="preserve"> is simultaneously money</w:t>
+        <w:t xml:space="preserve"> because is simultaneously money</w:t>
       </w:r>
       <w:r>
         <w:rPr>
@@ -5969,33 +5992,11 @@
         </w:rPr>
         <w:t xml:space="preserve"> </w:t>
       </w:r>
-      <w:proofErr w:type="gramStart"/>
-      <w:r>
-        <w:rPr>
-          <w:rFonts w:ascii="Century" w:hAnsi="Century"/>
-        </w:rPr>
-        <w:t>%%[</w:t>
-      </w:r>
-      <w:proofErr w:type="gramEnd"/>
-      <w:r>
-        <w:rPr>
-          <w:rFonts w:ascii="Century" w:hAnsi="Century"/>
-        </w:rPr>
-        <w:t>[KV1C3P192L20</w:t>
-      </w:r>
-      <w:proofErr w:type="gramStart"/>
-      <w:r>
-        <w:rPr>
-          <w:rFonts w:ascii="Century" w:hAnsi="Century"/>
-        </w:rPr>
-        <w:t>]]%</w:t>
-      </w:r>
-      <w:proofErr w:type="gramEnd"/>
-      <w:r>
-        <w:rPr>
-          <w:rFonts w:ascii="Century" w:hAnsi="Century"/>
-        </w:rPr>
-        <w:t>%.</w:t>
+      <w:r>
+        <w:rPr>
+          <w:rFonts w:ascii="Century" w:hAnsi="Century"/>
+        </w:rPr>
+        <w:t>%%[[KV1C3P192L20]]%%.</w:t>
       </w:r>
     </w:p>
     <w:p>
@@ -6175,61 +6176,11 @@
         </w:rPr>
         <w:t xml:space="preserve"> forms of appearance. </w:t>
       </w:r>
-      <w:proofErr w:type="gramStart"/>
-      <w:r>
-        <w:rPr>
-          <w:rFonts w:ascii="Century" w:hAnsi="Century"/>
-        </w:rPr>
-        <w:t>%%[</w:t>
-      </w:r>
-      <w:proofErr w:type="gramEnd"/>
-      <w:r>
-        <w:rPr>
-          <w:rFonts w:ascii="Century" w:hAnsi="Century"/>
-        </w:rPr>
-        <w:t>[KV1C3P197L1</w:t>
-      </w:r>
-      <w:proofErr w:type="gramStart"/>
-      <w:r>
-        <w:rPr>
-          <w:rFonts w:ascii="Century" w:hAnsi="Century"/>
-        </w:rPr>
-        <w:t>]]%</w:t>
-      </w:r>
-      <w:proofErr w:type="gramEnd"/>
-      <w:r>
-        <w:rPr>
-          <w:rFonts w:ascii="Century" w:hAnsi="Century"/>
-        </w:rPr>
-        <w:t xml:space="preserve">%. </w:t>
-      </w:r>
-      <w:proofErr w:type="gramStart"/>
-      <w:r>
-        <w:rPr>
-          <w:rFonts w:ascii="Century" w:hAnsi="Century"/>
-        </w:rPr>
-        <w:t>%%[</w:t>
-      </w:r>
-      <w:proofErr w:type="gramEnd"/>
-      <w:r>
-        <w:rPr>
-          <w:rFonts w:ascii="Century" w:hAnsi="Century"/>
-        </w:rPr>
-        <w:t>[KV1C3P196L24</w:t>
-      </w:r>
-      <w:proofErr w:type="gramStart"/>
-      <w:r>
-        <w:rPr>
-          <w:rFonts w:ascii="Century" w:hAnsi="Century"/>
-        </w:rPr>
-        <w:t>]]%</w:t>
-      </w:r>
-      <w:proofErr w:type="gramEnd"/>
-      <w:r>
-        <w:rPr>
-          <w:rFonts w:ascii="Century" w:hAnsi="Century"/>
-        </w:rPr>
-        <w:t>%.</w:t>
+      <w:r>
+        <w:rPr>
+          <w:rFonts w:ascii="Century" w:hAnsi="Century"/>
+        </w:rPr>
+        <w:t>%%[[KV1C3P197L1]]%%. %%[[KV1C3P196L24]]%%.</w:t>
       </w:r>
     </w:p>
     <w:p>
@@ -6749,21 +6700,7 @@
         <w:rPr>
           <w:rFonts w:ascii="Century" w:hAnsi="Century"/>
         </w:rPr>
-        <w:t>%%[[KV1C3P199L10</w:t>
-      </w:r>
-      <w:proofErr w:type="gramStart"/>
-      <w:r>
-        <w:rPr>
-          <w:rFonts w:ascii="Century" w:hAnsi="Century"/>
-        </w:rPr>
-        <w:t>]]%</w:t>
-      </w:r>
-      <w:proofErr w:type="gramEnd"/>
-      <w:r>
-        <w:rPr>
-          <w:rFonts w:ascii="Century" w:hAnsi="Century"/>
-        </w:rPr>
-        <w:t>%</w:t>
+        <w:t>%%[[KV1C3P199L10]]%%</w:t>
       </w:r>
       <w:r>
         <w:rPr>
@@ -7019,33 +6956,11 @@
         </w:rPr>
         <w:t xml:space="preserve"> </w:t>
       </w:r>
-      <w:proofErr w:type="gramStart"/>
-      <w:r>
-        <w:rPr>
-          <w:rFonts w:ascii="Century" w:hAnsi="Century"/>
-        </w:rPr>
-        <w:t>%%[</w:t>
-      </w:r>
-      <w:proofErr w:type="gramEnd"/>
-      <w:r>
-        <w:rPr>
-          <w:rFonts w:ascii="Century" w:hAnsi="Century"/>
-        </w:rPr>
-        <w:t>[KV1C3P225L28</w:t>
-      </w:r>
-      <w:proofErr w:type="gramStart"/>
-      <w:r>
-        <w:rPr>
-          <w:rFonts w:ascii="Century" w:hAnsi="Century"/>
-        </w:rPr>
-        <w:t>]]%</w:t>
-      </w:r>
-      <w:proofErr w:type="gramEnd"/>
-      <w:r>
-        <w:rPr>
-          <w:rFonts w:ascii="Century" w:hAnsi="Century"/>
-        </w:rPr>
-        <w:t>%%%[[KV1C3P227L24]]%%</w:t>
+      <w:r>
+        <w:rPr>
+          <w:rFonts w:ascii="Century" w:hAnsi="Century"/>
+        </w:rPr>
+        <w:t>%%[[KV1C3P225L28]]%%%%[[KV1C3P227L24]]%%</w:t>
       </w:r>
       <w:r>
         <w:rPr>
@@ -7227,35 +7142,7 @@
         <w:rPr>
           <w:rFonts w:ascii="Century" w:hAnsi="Century"/>
         </w:rPr>
-        <w:t xml:space="preserve"> </w:t>
-      </w:r>
-      <w:proofErr w:type="gramStart"/>
-      <w:r>
-        <w:rPr>
-          <w:rFonts w:ascii="Century" w:hAnsi="Century"/>
-        </w:rPr>
-        <w:t>%%[</w:t>
-      </w:r>
-      <w:proofErr w:type="gramEnd"/>
-      <w:r>
-        <w:rPr>
-          <w:rFonts w:ascii="Century" w:hAnsi="Century"/>
-        </w:rPr>
-        <w:t>[KV1C3P199L16</w:t>
-      </w:r>
-      <w:proofErr w:type="gramStart"/>
-      <w:r>
-        <w:rPr>
-          <w:rFonts w:ascii="Century" w:hAnsi="Century"/>
-        </w:rPr>
-        <w:t>]]%</w:t>
-      </w:r>
-      <w:proofErr w:type="gramEnd"/>
-      <w:r>
-        <w:rPr>
-          <w:rFonts w:ascii="Century" w:hAnsi="Century"/>
-        </w:rPr>
-        <w:t>%.</w:t>
+        <w:t xml:space="preserve"> %%[[KV1C3P199L16]]%%.</w:t>
       </w:r>
     </w:p>
     <w:p>
@@ -7301,33 +7188,11 @@
         </w:rPr>
         <w:t xml:space="preserve">. </w:t>
       </w:r>
-      <w:proofErr w:type="gramStart"/>
-      <w:r>
-        <w:rPr>
-          <w:rFonts w:ascii="Century" w:hAnsi="Century"/>
-        </w:rPr>
-        <w:t>%%[</w:t>
-      </w:r>
-      <w:proofErr w:type="gramEnd"/>
-      <w:r>
-        <w:rPr>
-          <w:rFonts w:ascii="Century" w:hAnsi="Century"/>
-        </w:rPr>
-        <w:t>[GNBIVP459L13</w:t>
-      </w:r>
-      <w:proofErr w:type="gramStart"/>
-      <w:r>
-        <w:rPr>
-          <w:rFonts w:ascii="Century" w:hAnsi="Century"/>
-        </w:rPr>
-        <w:t>]]%</w:t>
-      </w:r>
-      <w:proofErr w:type="gramEnd"/>
-      <w:r>
-        <w:rPr>
-          <w:rFonts w:ascii="Century" w:hAnsi="Century"/>
-        </w:rPr>
-        <w:t>%</w:t>
+      <w:r>
+        <w:rPr>
+          <w:rFonts w:ascii="Century" w:hAnsi="Century"/>
+        </w:rPr>
+        <w:t>%%[[GNBIVP459L13]]%%</w:t>
       </w:r>
       <w:r>
         <w:rPr>
@@ -7759,39 +7624,7 @@
           <w:rFonts w:ascii="Century" w:hAnsi="Century"/>
           <w:iCs/>
         </w:rPr>
-        <w:t xml:space="preserve">”. </w:t>
-      </w:r>
-      <w:proofErr w:type="gramStart"/>
-      <w:r>
-        <w:rPr>
-          <w:rFonts w:ascii="Century" w:hAnsi="Century"/>
-          <w:iCs/>
-        </w:rPr>
-        <w:t>%%[</w:t>
-      </w:r>
-      <w:proofErr w:type="gramEnd"/>
-      <w:r>
-        <w:rPr>
-          <w:rFonts w:ascii="Century" w:hAnsi="Century"/>
-          <w:iCs/>
-        </w:rPr>
-        <w:t>[KV1C3P236L5</w:t>
-      </w:r>
-      <w:proofErr w:type="gramStart"/>
-      <w:r>
-        <w:rPr>
-          <w:rFonts w:ascii="Century" w:hAnsi="Century"/>
-          <w:iCs/>
-        </w:rPr>
-        <w:t>]]%</w:t>
-      </w:r>
-      <w:proofErr w:type="gramEnd"/>
-      <w:r>
-        <w:rPr>
-          <w:rFonts w:ascii="Century" w:hAnsi="Century"/>
-          <w:iCs/>
-        </w:rPr>
-        <w:t>%</w:t>
+        <w:t>”. %%[[KV1C3P236L5]]%%</w:t>
       </w:r>
       <w:r>
         <w:rPr>
@@ -7853,35 +7686,7 @@
         <w:rPr>
           <w:rFonts w:ascii="Century" w:hAnsi="Century"/>
         </w:rPr>
-        <w:t>The liberalization of the price of money from its standard of price expressed in a fixed weight of gold as the elementary value form of money-</w:t>
-      </w:r>
-      <w:proofErr w:type="gramStart"/>
-      <w:r>
-        <w:rPr>
-          <w:rFonts w:ascii="Century" w:hAnsi="Century"/>
-        </w:rPr>
-        <w:t>commodity,</w:t>
-      </w:r>
-      <w:proofErr w:type="gramEnd"/>
-      <w:r>
-        <w:rPr>
-          <w:rFonts w:ascii="Century" w:hAnsi="Century"/>
-        </w:rPr>
-        <w:t xml:space="preserve"> raised the price of gold exponentially as well as propel another gold rush. But, as gold didn’t lose completely its properties, its physical properties as standard of price, central and international banks </w:t>
-      </w:r>
-      <w:proofErr w:type="gramStart"/>
-      <w:r>
-        <w:rPr>
-          <w:rFonts w:ascii="Century" w:hAnsi="Century"/>
-        </w:rPr>
-        <w:t>hoard it</w:t>
-      </w:r>
-      <w:proofErr w:type="gramEnd"/>
-      <w:r>
-        <w:rPr>
-          <w:rFonts w:ascii="Century" w:hAnsi="Century"/>
-        </w:rPr>
-        <w:t xml:space="preserve"> with extended voracity, while at the same time state capitalism is benefiting from the exponential upward of the gold-commodity price effecting in the exchange value of its national reserve gold fund. </w:t>
+        <w:t xml:space="preserve">The liberalization of the price of money from its standard of price expressed in a fixed weight of gold as the elementary value form of money-commodity, raised the price of gold exponentially as well as propel another gold rush. But, as gold didn’t lose completely its properties, its physical properties as standard of price, central and international banks hoard it with extended voracity, while at the same time state capitalism is benefiting from the exponential upward of the gold-commodity price effecting in the exchange value of its national reserve gold fund. </w:t>
       </w:r>
     </w:p>
     <w:p>
@@ -7907,21 +7712,7 @@
         <w:rPr>
           <w:rFonts w:ascii="Century" w:hAnsi="Century"/>
         </w:rPr>
-        <w:t>Still considering gold production, the production of gold as a money-commodity, as the process on which the joint “social process of production in a purely atomistic way” %%[[KV1C2P187L20</w:t>
-      </w:r>
-      <w:proofErr w:type="gramStart"/>
-      <w:r>
-        <w:rPr>
-          <w:rFonts w:ascii="Century" w:hAnsi="Century"/>
-        </w:rPr>
-        <w:t>]]%</w:t>
-      </w:r>
-      <w:proofErr w:type="gramEnd"/>
-      <w:r>
-        <w:rPr>
-          <w:rFonts w:ascii="Century" w:hAnsi="Century"/>
-        </w:rPr>
-        <w:t>% “assume a material shape [the gold standard of price]. [W]</w:t>
+        <w:t>Still considering gold production, the production of gold as a money-commodity, as the process on which the joint “social process of production in a purely atomistic way” %%[[KV1C2P187L20]]%% “assume a material shape [the gold standard of price]. [W]</w:t>
       </w:r>
       <w:proofErr w:type="spellStart"/>
       <w:r>
@@ -7947,55 +7738,13 @@
         <w:rPr>
           <w:rFonts w:ascii="Century" w:hAnsi="Century"/>
         </w:rPr>
-        <w:t xml:space="preserve"> </w:t>
-      </w:r>
-      <w:proofErr w:type="gramStart"/>
-      <w:r>
-        <w:rPr>
-          <w:rFonts w:ascii="Century" w:hAnsi="Century"/>
-        </w:rPr>
-        <w:t>%%[</w:t>
-      </w:r>
-      <w:proofErr w:type="gramEnd"/>
-      <w:r>
-        <w:rPr>
-          <w:rFonts w:ascii="Century" w:hAnsi="Century"/>
-        </w:rPr>
-        <w:t>[KV1C2P187L22</w:t>
-      </w:r>
-      <w:proofErr w:type="gramStart"/>
-      <w:r>
-        <w:rPr>
-          <w:rFonts w:ascii="Century" w:hAnsi="Century"/>
-        </w:rPr>
-        <w:t>]]%</w:t>
-      </w:r>
-      <w:proofErr w:type="gramEnd"/>
-      <w:r>
-        <w:rPr>
-          <w:rFonts w:ascii="Century" w:hAnsi="Century"/>
-        </w:rPr>
-        <w:t xml:space="preserve">%. </w:t>
-      </w:r>
-      <w:r>
-        <w:rPr>
-          <w:rFonts w:ascii="Century" w:hAnsi="Century"/>
-        </w:rPr>
-        <w:t>%%[[KV1C2P187L18</w:t>
-      </w:r>
-      <w:proofErr w:type="gramStart"/>
-      <w:r>
-        <w:rPr>
-          <w:rFonts w:ascii="Century" w:hAnsi="Century"/>
-        </w:rPr>
-        <w:t>]]%</w:t>
-      </w:r>
-      <w:proofErr w:type="gramEnd"/>
-      <w:r>
-        <w:rPr>
-          <w:rFonts w:ascii="Century" w:hAnsi="Century"/>
-        </w:rPr>
-        <w:t xml:space="preserve">%  </w:t>
+        <w:t xml:space="preserve"> %%[[KV1C2P187L22]]%%. </w:t>
+      </w:r>
+      <w:r>
+        <w:rPr>
+          <w:rFonts w:ascii="Century" w:hAnsi="Century"/>
+        </w:rPr>
+        <w:t xml:space="preserve">%%[[KV1C2P187L18]]%%  </w:t>
       </w:r>
       <w:r>
         <w:rPr>
@@ -8007,55 +7756,13 @@
         <w:rPr>
           <w:rFonts w:ascii="Century" w:hAnsi="Century"/>
         </w:rPr>
-        <w:t xml:space="preserve">the </w:t>
-      </w:r>
-      <w:proofErr w:type="gramStart"/>
-      <w:r>
-        <w:rPr>
-          <w:rFonts w:ascii="Century" w:hAnsi="Century"/>
-        </w:rPr>
-        <w:t>directly  social</w:t>
-      </w:r>
-      <w:proofErr w:type="gramEnd"/>
-      <w:r>
-        <w:rPr>
-          <w:rFonts w:ascii="Century" w:hAnsi="Century"/>
-        </w:rPr>
-        <w:t xml:space="preserve"> form of realization of human labour in the abstract</w:t>
-      </w:r>
-      <w:r>
-        <w:rPr>
-          <w:rFonts w:ascii="Century" w:hAnsi="Century"/>
-        </w:rPr>
-        <w:t xml:space="preserve">”. </w:t>
-      </w:r>
-      <w:proofErr w:type="gramStart"/>
-      <w:r>
-        <w:rPr>
-          <w:rFonts w:ascii="Century" w:hAnsi="Century"/>
-        </w:rPr>
-        <w:t>%%[</w:t>
-      </w:r>
-      <w:proofErr w:type="gramEnd"/>
-      <w:r>
-        <w:rPr>
-          <w:rFonts w:ascii="Century" w:hAnsi="Century"/>
-        </w:rPr>
-        <w:t>[KV1C3P241L1</w:t>
-      </w:r>
-      <w:proofErr w:type="gramStart"/>
-      <w:r>
-        <w:rPr>
-          <w:rFonts w:ascii="Century" w:hAnsi="Century"/>
-        </w:rPr>
-        <w:t>]]%</w:t>
-      </w:r>
-      <w:proofErr w:type="gramEnd"/>
-      <w:r>
-        <w:rPr>
-          <w:rFonts w:ascii="Century" w:hAnsi="Century"/>
-        </w:rPr>
-        <w:t>%.</w:t>
+        <w:t>the directly  social form of realization of human labour in the abstract</w:t>
+      </w:r>
+      <w:r>
+        <w:rPr>
+          <w:rFonts w:ascii="Century" w:hAnsi="Century"/>
+        </w:rPr>
+        <w:t>”. %%[[KV1C3P241L1]]%%.</w:t>
       </w:r>
     </w:p>
     <w:p>
@@ -8103,35 +7810,7 @@
         <w:rPr>
           <w:rFonts w:ascii="Century" w:hAnsi="Century"/>
         </w:rPr>
-        <w:t xml:space="preserve">Really, we know that the appropriation of gold is dependent on our control of the territories, cursed and not blessed by productive mines. The antimining struggles are in that sense, mediating between the chances and the social </w:t>
-      </w:r>
-      <w:proofErr w:type="gramStart"/>
-      <w:r>
-        <w:rPr>
-          <w:rFonts w:ascii="Century" w:hAnsi="Century"/>
-        </w:rPr>
-        <w:t>accidents</w:t>
-      </w:r>
-      <w:proofErr w:type="gramEnd"/>
-      <w:r>
-        <w:rPr>
-          <w:rFonts w:ascii="Century" w:hAnsi="Century"/>
-        </w:rPr>
-        <w:t xml:space="preserve"> which determine the realization of the accumulation of profits, produced by the exploitation of the total labour advanced in a certain period. Labour is in that sense, overdetermining the profit rate fall, not only as variable capital, but historically, getting back at the circulation process with the power </w:t>
-      </w:r>
-      <w:proofErr w:type="gramStart"/>
-      <w:r>
-        <w:rPr>
-          <w:rFonts w:ascii="Century" w:hAnsi="Century"/>
-        </w:rPr>
-        <w:t>of class</w:t>
-      </w:r>
-      <w:proofErr w:type="gramEnd"/>
-      <w:r>
-        <w:rPr>
-          <w:rFonts w:ascii="Century" w:hAnsi="Century"/>
-        </w:rPr>
-        <w:t xml:space="preserve"> struggle. </w:t>
+        <w:t xml:space="preserve">Really, we know that the appropriation of gold is dependent on our control of the territories, cursed and not blessed by productive mines. The antimining struggles are in that sense, mediating between the chances and the social accidents which determine the realization of the accumulation of profits, produced by the exploitation of the total labour advanced in a certain period. Labour is in that sense, overdetermining the profit rate fall, not only as variable capital, but historically, getting back at the circulation process with the power of class struggle. </w:t>
       </w:r>
     </w:p>
     <w:p>
@@ -8243,21 +7922,7 @@
         <w:rPr>
           <w:rFonts w:ascii="Century" w:hAnsi="Century"/>
         </w:rPr>
-        <w:t>, “no longer corresponds with the mass of commodities in circulation” %%[[KV1C3P237L20</w:t>
-      </w:r>
-      <w:proofErr w:type="gramStart"/>
-      <w:r>
-        <w:rPr>
-          <w:rFonts w:ascii="Century" w:hAnsi="Century"/>
-        </w:rPr>
-        <w:t>]]%</w:t>
-      </w:r>
-      <w:proofErr w:type="gramEnd"/>
-      <w:r>
-        <w:rPr>
-          <w:rFonts w:ascii="Century" w:hAnsi="Century"/>
-        </w:rPr>
-        <w:t>%.</w:t>
+        <w:t>, “no longer corresponds with the mass of commodities in circulation” %%[[KV1C3P237L20]]%%.</w:t>
       </w:r>
     </w:p>
     <w:p>
@@ -8508,8 +8173,8 @@
       </w:r>
     </w:p>
     <w:sectPr>
-      <w:headerReference w:type="default" r:id="rId7"/>
-      <w:footerReference w:type="default" r:id="rId8"/>
+      <w:headerReference w:type="default" r:id="rId8"/>
+      <w:footerReference w:type="default" r:id="rId9"/>
       <w:pgSz w:w="12240" w:h="15840"/>
       <w:pgMar w:top="1417" w:right="1701" w:bottom="1417" w:left="1701" w:header="720" w:footer="720" w:gutter="0"/>
       <w:cols w:space="720"/>
@@ -10150,4 +9815,16 @@
   </a:objectDefaults>
   <a:extraClrSchemeLst/>
 </a:theme>
+</file>
+
+<file path=customXml/item1.xml><?xml version="1.0" encoding="utf-8"?>
+<b:Sources xmlns:b="http://schemas.openxmlformats.org/officeDocument/2006/bibliography" xmlns="http://schemas.openxmlformats.org/officeDocument/2006/bibliography" SelectedStyle="\APASixthEditionOfficeOnline.xsl" StyleName="APA" Version="6"/>
+</file>
+
+<file path=customXml/itemProps1.xml><?xml version="1.0" encoding="utf-8"?>
+<ds:datastoreItem xmlns:ds="http://schemas.openxmlformats.org/officeDocument/2006/customXml" ds:itemID="{3E99DF41-C2EF-4064-B5A0-EB4359B69B49}">
+  <ds:schemaRefs>
+    <ds:schemaRef ds:uri="http://schemas.openxmlformats.org/officeDocument/2006/bibliography"/>
+  </ds:schemaRefs>
+</ds:datastoreItem>
 </file>
--- a/obsidian-history-vault-master/09 courses/UCSB/Sociology UCSB/Kevin Anderson/Marx Seminar/KV1C2C3_vF.docx
+++ b/obsidian-history-vault-master/09 courses/UCSB/Sociology UCSB/Kevin Anderson/Marx Seminar/KV1C2C3_vF.docx
@@ -139,7 +139,6 @@
           <w:caps/>
         </w:rPr>
       </w:pPr>
-      <w:proofErr w:type="spellStart"/>
       <w:r>
         <w:rPr>
           <w:rFonts w:ascii="Century" w:hAnsi="Century"/>
@@ -148,7 +147,6 @@
         </w:rPr>
         <w:t>Introducción</w:t>
       </w:r>
-      <w:proofErr w:type="spellEnd"/>
     </w:p>
     <w:p>
       <w:pPr>
@@ -910,7 +908,7 @@
           <w:b/>
           <w:bCs/>
         </w:rPr>
-        <w:t>Section 1.</w:t>
+        <w:t>The subsumption of the exchange process to the circuit of capital reproduction</w:t>
       </w:r>
     </w:p>
     <w:p>
@@ -1106,13 +1104,19 @@
         <w:rPr>
           <w:rFonts w:ascii="Century" w:hAnsi="Century"/>
         </w:rPr>
-        <w:t xml:space="preserve"> And</w:t>
-      </w:r>
-      <w:r>
-        <w:rPr>
-          <w:rFonts w:ascii="Century" w:hAnsi="Century"/>
-        </w:rPr>
-        <w:t xml:space="preserve"> the</w:t>
+        <w:t xml:space="preserve"> </w:t>
+      </w:r>
+      <w:r>
+        <w:rPr>
+          <w:rFonts w:ascii="Century" w:hAnsi="Century"/>
+        </w:rPr>
+        <w:t>T</w:t>
+      </w:r>
+      <w:r>
+        <w:rPr>
+          <w:rFonts w:ascii="Century" w:hAnsi="Century"/>
+        </w:rPr>
+        <w:t>he</w:t>
       </w:r>
       <w:r>
         <w:rPr>
@@ -1130,13 +1134,31 @@
         <w:rPr>
           <w:rFonts w:ascii="Century" w:hAnsi="Century"/>
         </w:rPr>
-        <w:t xml:space="preserve"> corresponds to the transformation of gold</w:t>
-      </w:r>
-      <w:r>
-        <w:rPr>
-          <w:rFonts w:ascii="Century" w:hAnsi="Century"/>
-        </w:rPr>
-        <w:t>, the money-commodity</w:t>
+        <w:t xml:space="preserve"> </w:t>
+      </w:r>
+      <w:r>
+        <w:rPr>
+          <w:rFonts w:ascii="Century" w:hAnsi="Century"/>
+        </w:rPr>
+        <w:t xml:space="preserve">determinant </w:t>
+      </w:r>
+      <w:r>
+        <w:rPr>
+          <w:rFonts w:ascii="Century" w:hAnsi="Century"/>
+        </w:rPr>
+        <w:t>corresponds to the transformation of gold</w:t>
+      </w:r>
+      <w:r>
+        <w:rPr>
+          <w:rFonts w:ascii="Century" w:hAnsi="Century"/>
+        </w:rPr>
+        <w:t>, the money-</w:t>
+      </w:r>
+      <w:r>
+        <w:rPr>
+          <w:rFonts w:ascii="Century" w:hAnsi="Century"/>
+        </w:rPr>
+        <w:t>commodity,</w:t>
       </w:r>
       <w:r>
         <w:rPr>
@@ -1208,7 +1230,19 @@
         <w:rPr>
           <w:rFonts w:ascii="Century" w:hAnsi="Century"/>
         </w:rPr>
-        <w:t xml:space="preserve">concrete form </w:t>
+        <w:t xml:space="preserve">concrete </w:t>
+      </w:r>
+      <w:r>
+        <w:rPr>
+          <w:rFonts w:ascii="Century" w:hAnsi="Century"/>
+        </w:rPr>
+        <w:t>mode</w:t>
+      </w:r>
+      <w:r>
+        <w:rPr>
+          <w:rFonts w:ascii="Century" w:hAnsi="Century"/>
+        </w:rPr>
+        <w:t xml:space="preserve"> </w:t>
       </w:r>
       <w:r>
         <w:rPr>
@@ -1220,7 +1254,137 @@
         <w:rPr>
           <w:rFonts w:ascii="Century" w:hAnsi="Century"/>
         </w:rPr>
-        <w:t>capital mode of reproduction</w:t>
+        <w:t>capital reproduction</w:t>
+      </w:r>
+      <w:r>
+        <w:rPr>
+          <w:rFonts w:ascii="Century" w:hAnsi="Century"/>
+        </w:rPr>
+        <w:t>.</w:t>
+      </w:r>
+      <w:r>
+        <w:rPr>
+          <w:rFonts w:ascii="Century" w:hAnsi="Century"/>
+        </w:rPr>
+        <w:t xml:space="preserve"> </w:t>
+      </w:r>
+      <w:r>
+        <w:rPr>
+          <w:rFonts w:ascii="Century" w:hAnsi="Century"/>
+        </w:rPr>
+        <w:t>I</w:t>
+      </w:r>
+      <w:r>
+        <w:rPr>
+          <w:rFonts w:ascii="Century" w:hAnsi="Century"/>
+        </w:rPr>
+        <w:t xml:space="preserve">s </w:t>
+      </w:r>
+      <w:r>
+        <w:rPr>
+          <w:rFonts w:ascii="Century" w:hAnsi="Century"/>
+        </w:rPr>
+        <w:t>the mechanical and unreflective movement</w:t>
+      </w:r>
+      <w:r>
+        <w:rPr>
+          <w:rFonts w:ascii="Century" w:hAnsi="Century"/>
+        </w:rPr>
+        <w:t xml:space="preserve"> of </w:t>
+      </w:r>
+      <w:r>
+        <w:rPr>
+          <w:rFonts w:ascii="Century" w:hAnsi="Century"/>
+        </w:rPr>
+        <w:t>u</w:t>
+      </w:r>
+      <w:r>
+        <w:rPr>
+          <w:rFonts w:ascii="Century" w:hAnsi="Century"/>
+        </w:rPr>
+        <w:t>n</w:t>
+      </w:r>
+      <w:r>
+        <w:rPr>
+          <w:rFonts w:ascii="Century" w:hAnsi="Century"/>
+        </w:rPr>
+        <w:t>ethical application of dialectics, the power of alienation,</w:t>
+      </w:r>
+      <w:r>
+        <w:rPr>
+          <w:rFonts w:ascii="Century" w:hAnsi="Century"/>
+        </w:rPr>
+        <w:t xml:space="preserve"> and</w:t>
+      </w:r>
+      <w:r>
+        <w:rPr>
+          <w:rFonts w:ascii="Century" w:hAnsi="Century"/>
+        </w:rPr>
+        <w:t xml:space="preserve"> therefore appropriation of something not being for appropriation</w:t>
+      </w:r>
+      <w:r>
+        <w:rPr>
+          <w:rFonts w:ascii="Century" w:hAnsi="Century"/>
+        </w:rPr>
+        <w:t>?</w:t>
+      </w:r>
+      <w:r>
+        <w:rPr>
+          <w:rFonts w:ascii="Century" w:hAnsi="Century"/>
+        </w:rPr>
+        <w:t xml:space="preserve"> </w:t>
+      </w:r>
+      <w:proofErr w:type="gramStart"/>
+      <w:r>
+        <w:rPr>
+          <w:rFonts w:ascii="Century" w:hAnsi="Century"/>
+        </w:rPr>
+        <w:t>%%[</w:t>
+      </w:r>
+      <w:proofErr w:type="gramEnd"/>
+      <w:r>
+        <w:rPr>
+          <w:rFonts w:ascii="Century" w:hAnsi="Century"/>
+        </w:rPr>
+        <w:t>[KV1C2P179L13</w:t>
+      </w:r>
+      <w:proofErr w:type="gramStart"/>
+      <w:r>
+        <w:rPr>
+          <w:rFonts w:ascii="Century" w:hAnsi="Century"/>
+        </w:rPr>
+        <w:t>]]%</w:t>
+      </w:r>
+      <w:proofErr w:type="gramEnd"/>
+      <w:r>
+        <w:rPr>
+          <w:rFonts w:ascii="Century" w:hAnsi="Century"/>
+        </w:rPr>
+        <w:t xml:space="preserve">%. </w:t>
+      </w:r>
+      <w:r>
+        <w:rPr>
+          <w:rFonts w:ascii="Century" w:hAnsi="Century"/>
+        </w:rPr>
+        <w:t>The</w:t>
+      </w:r>
+      <w:r>
+        <w:rPr>
+          <w:rFonts w:ascii="Century" w:hAnsi="Century"/>
+        </w:rPr>
+        <w:t xml:space="preserve"> historical expansion and intension of the process of exchange is also the process of taking everything possible as something to </w:t>
+      </w:r>
+      <w:r>
+        <w:rPr>
+          <w:rFonts w:ascii="Century" w:hAnsi="Century"/>
+        </w:rPr>
+        <w:t xml:space="preserve">be </w:t>
+      </w:r>
+      <w:r>
+        <w:rPr>
+          <w:rFonts w:ascii="Century" w:hAnsi="Century"/>
+        </w:rPr>
+        <w:t>appropriate</w:t>
       </w:r>
       <w:r>
         <w:rPr>
@@ -1240,55 +1404,51 @@
         <w:rPr>
           <w:rFonts w:ascii="Century" w:hAnsi="Century"/>
         </w:rPr>
-        <w:t>The</w:t>
-      </w:r>
-      <w:r>
-        <w:rPr>
-          <w:rFonts w:ascii="Century" w:hAnsi="Century"/>
-        </w:rPr>
-        <w:t xml:space="preserve"> historical expansion and intension of the process of exchange is also the process of taking everything that is possible to be treated as something to </w:t>
-      </w:r>
-      <w:r>
-        <w:rPr>
-          <w:rFonts w:ascii="Century" w:hAnsi="Century"/>
-        </w:rPr>
-        <w:t xml:space="preserve">be </w:t>
-      </w:r>
-      <w:r>
-        <w:rPr>
-          <w:rFonts w:ascii="Century" w:hAnsi="Century"/>
-        </w:rPr>
-        <w:t>appropriate</w:t>
-      </w:r>
-      <w:r>
-        <w:rPr>
-          <w:rFonts w:ascii="Century" w:hAnsi="Century"/>
-        </w:rPr>
-        <w:t xml:space="preserve">, as if it </w:t>
-      </w:r>
-      <w:r>
-        <w:rPr>
-          <w:rFonts w:ascii="Century" w:hAnsi="Century"/>
-        </w:rPr>
-        <w:t>is</w:t>
-      </w:r>
-      <w:r>
-        <w:rPr>
-          <w:rFonts w:ascii="Century" w:hAnsi="Century"/>
-        </w:rPr>
-        <w:t xml:space="preserve"> a commodity.</w:t>
-      </w:r>
-      <w:r>
-        <w:rPr>
-          <w:rFonts w:ascii="Century" w:hAnsi="Century"/>
-        </w:rPr>
-        <w:t xml:space="preserve"> </w:t>
-      </w:r>
-      <w:r>
-        <w:rPr>
-          <w:rFonts w:ascii="Century" w:hAnsi="Century"/>
-        </w:rPr>
-        <w:t>In that manner</w:t>
+        <w:t>“</w:t>
+      </w:r>
+      <w:r>
+        <w:rPr>
+          <w:rFonts w:ascii="Century" w:hAnsi="Century"/>
+        </w:rPr>
+        <w:t>[</w:t>
+      </w:r>
+      <w:r>
+        <w:rPr>
+          <w:rFonts w:ascii="Century" w:hAnsi="Century"/>
+        </w:rPr>
+        <w:t>T</w:t>
+      </w:r>
+      <w:r>
+        <w:rPr>
+          <w:rFonts w:ascii="Century" w:hAnsi="Century"/>
+        </w:rPr>
+        <w:t>]</w:t>
+      </w:r>
+      <w:proofErr w:type="gramStart"/>
+      <w:r>
+        <w:rPr>
+          <w:rFonts w:ascii="Century" w:hAnsi="Century"/>
+        </w:rPr>
+        <w:t>he</w:t>
+      </w:r>
+      <w:proofErr w:type="gramEnd"/>
+      <w:r>
+        <w:rPr>
+          <w:rFonts w:ascii="Century" w:hAnsi="Century"/>
+        </w:rPr>
+        <w:t xml:space="preserve"> process of circulation, therefore, unlike the direct exchange of products</w:t>
+      </w:r>
+      <w:r>
+        <w:rPr>
+          <w:rFonts w:ascii="Century" w:hAnsi="Century"/>
+        </w:rPr>
+        <w:t xml:space="preserve"> </w:t>
+      </w:r>
+      <w:r>
+        <w:rPr>
+          <w:rFonts w:ascii="Century" w:hAnsi="Century"/>
+        </w:rPr>
+        <w:t>does not disappear from view</w:t>
       </w:r>
       <w:r>
         <w:rPr>
@@ -1300,177 +1460,53 @@
         <w:rPr>
           <w:rFonts w:ascii="Century" w:hAnsi="Century"/>
         </w:rPr>
-        <w:t xml:space="preserve"> the </w:t>
-      </w:r>
-      <w:r>
-        <w:rPr>
-          <w:rFonts w:ascii="Century" w:hAnsi="Century"/>
-          <w:i/>
-          <w:iCs/>
-        </w:rPr>
-        <w:t>alienated being</w:t>
-      </w:r>
-      <w:r>
-        <w:rPr>
-          <w:rFonts w:ascii="Century" w:hAnsi="Century"/>
-        </w:rPr>
-        <w:t xml:space="preserve"> appears as the </w:t>
-      </w:r>
-      <w:r>
-        <w:rPr>
-          <w:rFonts w:ascii="Century" w:hAnsi="Century"/>
-          <w:i/>
-          <w:iCs/>
-        </w:rPr>
-        <w:t>bearer</w:t>
-      </w:r>
-      <w:r>
-        <w:rPr>
-          <w:rFonts w:ascii="Century" w:hAnsi="Century"/>
-          <w:i/>
-          <w:iCs/>
-        </w:rPr>
-        <w:t xml:space="preserve"> of alienable wealth</w:t>
-      </w:r>
-      <w:r>
-        <w:rPr>
-          <w:rFonts w:ascii="Century" w:hAnsi="Century"/>
-        </w:rPr>
-        <w:t xml:space="preserve">, seeking to receive in exchange an augmented magnitude of value in money-form. </w:t>
-      </w:r>
-      <w:r>
-        <w:rPr>
-          <w:rFonts w:ascii="Century" w:hAnsi="Century"/>
-        </w:rPr>
-        <w:t>Is it then m</w:t>
-      </w:r>
-      <w:r>
-        <w:rPr>
-          <w:rFonts w:ascii="Century" w:hAnsi="Century"/>
-        </w:rPr>
-        <w:t>ore than a living detail</w:t>
-      </w:r>
-      <w:r>
-        <w:rPr>
-          <w:rFonts w:ascii="Century" w:hAnsi="Century"/>
-        </w:rPr>
-        <w:t>?</w:t>
-      </w:r>
-      <w:r>
-        <w:rPr>
-          <w:rFonts w:ascii="Century" w:hAnsi="Century"/>
-        </w:rPr>
-        <w:t xml:space="preserve"> </w:t>
-      </w:r>
-      <w:r>
-        <w:rPr>
-          <w:rFonts w:ascii="Century" w:hAnsi="Century"/>
-        </w:rPr>
-        <w:t>A</w:t>
-      </w:r>
-      <w:r>
-        <w:rPr>
-          <w:rFonts w:ascii="Century" w:hAnsi="Century"/>
-        </w:rPr>
-        <w:t xml:space="preserve"> particular </w:t>
-      </w:r>
-      <w:r>
-        <w:rPr>
-          <w:rFonts w:ascii="Century" w:hAnsi="Century"/>
-          <w:i/>
-          <w:iCs/>
-        </w:rPr>
-        <w:t>social accident</w:t>
-      </w:r>
-      <w:r>
-        <w:rPr>
-          <w:rFonts w:ascii="Century" w:hAnsi="Century"/>
-        </w:rPr>
-        <w:t xml:space="preserve"> lies in the initial conditions of the process of commodity exchange.</w:t>
-      </w:r>
-      <w:r>
-        <w:rPr>
-          <w:rFonts w:ascii="Century" w:hAnsi="Century"/>
-        </w:rPr>
-        <w:t xml:space="preserve"> </w:t>
-      </w:r>
-      <w:r>
-        <w:rPr>
-          <w:rFonts w:ascii="Century" w:hAnsi="Century"/>
-        </w:rPr>
-        <w:t xml:space="preserve">Is </w:t>
-      </w:r>
-      <w:r>
-        <w:rPr>
-          <w:rFonts w:ascii="Century" w:hAnsi="Century"/>
-        </w:rPr>
-        <w:t xml:space="preserve">the mechanical and unreflective </w:t>
-      </w:r>
-      <w:r>
-        <w:rPr>
-          <w:rFonts w:ascii="Century" w:hAnsi="Century"/>
-        </w:rPr>
-        <w:t>movement</w:t>
-      </w:r>
-      <w:r>
-        <w:rPr>
-          <w:rFonts w:ascii="Century" w:hAnsi="Century"/>
-        </w:rPr>
-        <w:t xml:space="preserve"> of </w:t>
-      </w:r>
-      <w:r>
-        <w:rPr>
-          <w:rFonts w:ascii="Century" w:hAnsi="Century"/>
-        </w:rPr>
-        <w:t>u</w:t>
-      </w:r>
-      <w:r>
-        <w:rPr>
-          <w:rFonts w:ascii="Century" w:hAnsi="Century"/>
-        </w:rPr>
-        <w:t>n</w:t>
-      </w:r>
-      <w:r>
-        <w:rPr>
-          <w:rFonts w:ascii="Century" w:hAnsi="Century"/>
-        </w:rPr>
-        <w:t>ethical application of dialectics, the power of alienation,</w:t>
-      </w:r>
-      <w:r>
-        <w:rPr>
-          <w:rFonts w:ascii="Century" w:hAnsi="Century"/>
-        </w:rPr>
-        <w:t xml:space="preserve"> and</w:t>
-      </w:r>
-      <w:r>
-        <w:rPr>
-          <w:rFonts w:ascii="Century" w:hAnsi="Century"/>
-        </w:rPr>
-        <w:t xml:space="preserve"> therefore appropriation of something not being for </w:t>
-      </w:r>
-      <w:r>
-        <w:rPr>
-          <w:rFonts w:ascii="Century" w:hAnsi="Century"/>
-        </w:rPr>
-        <w:t>appropriation</w:t>
-      </w:r>
-      <w:r>
-        <w:rPr>
-          <w:rFonts w:ascii="Century" w:hAnsi="Century"/>
-        </w:rPr>
-        <w:t>?</w:t>
-      </w:r>
-      <w:r>
-        <w:rPr>
-          <w:rFonts w:ascii="Century" w:hAnsi="Century"/>
-        </w:rPr>
-        <w:t xml:space="preserve"> </w:t>
-      </w:r>
-      <w:r>
-        <w:rPr>
-          <w:rFonts w:ascii="Century" w:hAnsi="Century"/>
-        </w:rPr>
-        <w:t>%%[[KV1C2P179L13]]%%. %%[[KV1C2P179L15]]%%</w:t>
+        <w:t xml:space="preserve"> once the use-values have changed places and changed hands. The money does not vanish when it finally drops out of the series of metamorphoses undergone by a commodity. It always leaves behind a precipitate at a point in the arena of circulation vacated by the commodities. </w:t>
+      </w:r>
+      <w:r>
+        <w:rPr>
+          <w:rFonts w:ascii="Century" w:hAnsi="Century"/>
+        </w:rPr>
+        <w:t>“</w:t>
+      </w:r>
+      <w:r>
+        <w:rPr>
+          <w:rFonts w:ascii="Century" w:hAnsi="Century"/>
+        </w:rPr>
+        <w:t>Circulation [of commodities] sweats money from every pore”.</w:t>
+      </w:r>
+      <w:r>
+        <w:rPr>
+          <w:rFonts w:ascii="Century" w:hAnsi="Century"/>
+        </w:rPr>
+        <w:t xml:space="preserve"> </w:t>
+      </w:r>
+      <w:proofErr w:type="gramStart"/>
+      <w:r>
+        <w:rPr>
+          <w:rFonts w:ascii="Century" w:hAnsi="Century"/>
+        </w:rPr>
+        <w:t>%%[</w:t>
+      </w:r>
+      <w:proofErr w:type="gramEnd"/>
+      <w:r>
+        <w:rPr>
+          <w:rFonts w:ascii="Century" w:hAnsi="Century"/>
+        </w:rPr>
+        <w:t>[KV1C3P208L4</w:t>
+      </w:r>
+      <w:proofErr w:type="gramStart"/>
+      <w:r>
+        <w:rPr>
+          <w:rFonts w:ascii="Century" w:hAnsi="Century"/>
+        </w:rPr>
+        <w:t>]]%</w:t>
+      </w:r>
+      <w:proofErr w:type="gramEnd"/>
+      <w:r>
+        <w:rPr>
+          <w:rFonts w:ascii="Century" w:hAnsi="Century"/>
+        </w:rPr>
+        <w:t>%</w:t>
       </w:r>
       <w:r>
         <w:rPr>
@@ -1482,13 +1518,7 @@
         <w:rPr>
           <w:rFonts w:ascii="Century" w:hAnsi="Century"/>
         </w:rPr>
-        <w:t>%%[[LCWV38P108L17]]%%</w:t>
-      </w:r>
-      <w:r>
-        <w:rPr>
-          <w:rFonts w:ascii="Century" w:hAnsi="Century"/>
-        </w:rPr>
-        <w:t>.</w:t>
+        <w:t xml:space="preserve"> </w:t>
       </w:r>
     </w:p>
     <w:p>
@@ -1502,69 +1532,95 @@
         <w:rPr>
           <w:rFonts w:ascii="Century" w:hAnsi="Century"/>
         </w:rPr>
-        <w:t>“But what is the commodity exchanged for? For the universal shape assumed by its own value. And what is the gold exchanged for? For a particular form of its own use-value”. The elementary</w:t>
-      </w:r>
-      <w:r>
-        <w:rPr>
-          <w:rFonts w:ascii="Century" w:hAnsi="Century"/>
-        </w:rPr>
-        <w:t xml:space="preserve"> </w:t>
-      </w:r>
-      <w:r>
-        <w:rPr>
-          <w:rFonts w:ascii="Century" w:hAnsi="Century"/>
-        </w:rPr>
-        <w:t>value</w:t>
-      </w:r>
-      <w:r>
-        <w:rPr>
-          <w:rFonts w:ascii="Century" w:hAnsi="Century"/>
-        </w:rPr>
-        <w:t xml:space="preserve">-form </w:t>
-      </w:r>
-      <w:r>
-        <w:rPr>
-          <w:rFonts w:ascii="Century" w:hAnsi="Century"/>
-        </w:rPr>
-        <w:t xml:space="preserve">of gold, which Marx </w:t>
-      </w:r>
-      <w:proofErr w:type="spellStart"/>
-      <w:r>
-        <w:rPr>
-          <w:rFonts w:ascii="Century" w:hAnsi="Century"/>
-        </w:rPr>
-        <w:t>refer</w:t>
-      </w:r>
-      <w:r>
-        <w:rPr>
-          <w:rFonts w:ascii="Century" w:hAnsi="Century"/>
-        </w:rPr>
-        <w:t>ed</w:t>
-      </w:r>
-      <w:proofErr w:type="spellEnd"/>
-      <w:r>
-        <w:rPr>
-          <w:rFonts w:ascii="Century" w:hAnsi="Century"/>
-        </w:rPr>
-        <w:t xml:space="preserve"> above, is the standard of price. Which is a fixed weight of gold (i.e. an ounce of gold) operating as the unit of expression shared by their comparable magnitudes of price.</w:t>
-      </w:r>
-      <w:r>
-        <w:rPr>
-          <w:rFonts w:ascii="Century" w:hAnsi="Century"/>
-        </w:rPr>
-        <w:t xml:space="preserve"> </w:t>
-      </w:r>
-      <w:r>
-        <w:rPr>
-          <w:rFonts w:ascii="Century" w:hAnsi="Century"/>
-        </w:rPr>
-        <w:t xml:space="preserve">%%[[KV1C3P203L17]]%%. </w:t>
-      </w:r>
-      <w:r>
-        <w:rPr>
-          <w:rFonts w:ascii="Century" w:hAnsi="Century"/>
-        </w:rPr>
-        <w:t xml:space="preserve">%%[[KV1C3P192L5]]%% </w:t>
+        <w:t>Which was the determinant of the capital value-form at the initial conditions of the circulation process? There is m</w:t>
+      </w:r>
+      <w:r>
+        <w:rPr>
+          <w:rFonts w:ascii="Century" w:hAnsi="Century"/>
+        </w:rPr>
+        <w:t>ore than a detail</w:t>
+      </w:r>
+      <w:r>
+        <w:rPr>
+          <w:rFonts w:ascii="Century" w:hAnsi="Century"/>
+        </w:rPr>
+        <w:t xml:space="preserve"> in the initial conditions of the circulation process, a</w:t>
+      </w:r>
+      <w:r>
+        <w:rPr>
+          <w:rFonts w:ascii="Century" w:hAnsi="Century"/>
+        </w:rPr>
+        <w:t xml:space="preserve"> particular </w:t>
+      </w:r>
+      <w:r>
+        <w:rPr>
+          <w:rFonts w:ascii="Century" w:hAnsi="Century"/>
+          <w:i/>
+          <w:iCs/>
+        </w:rPr>
+        <w:t>social accident</w:t>
+      </w:r>
+      <w:r>
+        <w:rPr>
+          <w:rFonts w:ascii="Century" w:hAnsi="Century"/>
+        </w:rPr>
+        <w:t xml:space="preserve"> lies in the </w:t>
+      </w:r>
+      <w:r>
+        <w:rPr>
+          <w:rFonts w:ascii="Century" w:hAnsi="Century"/>
+        </w:rPr>
+        <w:t xml:space="preserve">foundations of the </w:t>
+      </w:r>
+      <w:r>
+        <w:rPr>
+          <w:rFonts w:ascii="Century" w:hAnsi="Century"/>
+        </w:rPr>
+        <w:t>exchange</w:t>
+      </w:r>
+      <w:r>
+        <w:rPr>
+          <w:rFonts w:ascii="Century" w:hAnsi="Century"/>
+        </w:rPr>
+        <w:t xml:space="preserve"> process. </w:t>
+      </w:r>
+      <w:r>
+        <w:rPr>
+          <w:rFonts w:ascii="Century" w:hAnsi="Century"/>
+        </w:rPr>
+        <w:t>%%[[KV1C2P179L15</w:t>
+      </w:r>
+      <w:proofErr w:type="gramStart"/>
+      <w:r>
+        <w:rPr>
+          <w:rFonts w:ascii="Century" w:hAnsi="Century"/>
+        </w:rPr>
+        <w:t>]]%</w:t>
+      </w:r>
+      <w:proofErr w:type="gramEnd"/>
+      <w:r>
+        <w:rPr>
+          <w:rFonts w:ascii="Century" w:hAnsi="Century"/>
+        </w:rPr>
+        <w:t>%</w:t>
+      </w:r>
+      <w:r>
+        <w:rPr>
+          <w:rFonts w:ascii="Century" w:hAnsi="Century"/>
+        </w:rPr>
+        <w:t>.</w:t>
+      </w:r>
+      <w:r>
+        <w:rPr>
+          <w:rFonts w:ascii="Century" w:hAnsi="Century"/>
+        </w:rPr>
+        <w:t>%%[[LCWV38P108L17]]%%</w:t>
+      </w:r>
+      <w:r>
+        <w:rPr>
+          <w:rFonts w:ascii="Century" w:hAnsi="Century"/>
+        </w:rPr>
+        <w:t>.</w:t>
       </w:r>
     </w:p>
     <w:p>
@@ -1578,79 +1634,7 @@
         <w:rPr>
           <w:rFonts w:ascii="Century" w:hAnsi="Century"/>
         </w:rPr>
-        <w:t>“</w:t>
-      </w:r>
-      <w:r>
-        <w:rPr>
-          <w:rFonts w:ascii="Century" w:hAnsi="Century"/>
-        </w:rPr>
-        <w:t>[</w:t>
-      </w:r>
-      <w:r>
-        <w:rPr>
-          <w:rFonts w:ascii="Century" w:hAnsi="Century"/>
-        </w:rPr>
-        <w:t>T</w:t>
-      </w:r>
-      <w:r>
-        <w:rPr>
-          <w:rFonts w:ascii="Century" w:hAnsi="Century"/>
-        </w:rPr>
-        <w:t>]he process of circulation, therefore, unlike the direct exchange of products</w:t>
-      </w:r>
-      <w:r>
-        <w:rPr>
-          <w:rFonts w:ascii="Century" w:hAnsi="Century"/>
-        </w:rPr>
-        <w:t xml:space="preserve"> </w:t>
-      </w:r>
-      <w:r>
-        <w:rPr>
-          <w:rFonts w:ascii="Century" w:hAnsi="Century"/>
-        </w:rPr>
-        <w:t>does not disappear from view</w:t>
-      </w:r>
-      <w:r>
-        <w:rPr>
-          <w:rFonts w:ascii="Century" w:hAnsi="Century"/>
-        </w:rPr>
-        <w:t>,</w:t>
-      </w:r>
-      <w:r>
-        <w:rPr>
-          <w:rFonts w:ascii="Century" w:hAnsi="Century"/>
-        </w:rPr>
-        <w:t xml:space="preserve"> once the use-values have changed places and changed hands. The money does not vanish when it finally drops out of the series of metamorphoses undergone by a commodity. It always leaves behind a precipitate at a point in the arena of circulation vacated by the commodities. </w:t>
-      </w:r>
-      <w:r>
-        <w:rPr>
-          <w:rFonts w:ascii="Century" w:hAnsi="Century"/>
-        </w:rPr>
-        <w:t>“</w:t>
-      </w:r>
-      <w:r>
-        <w:rPr>
-          <w:rFonts w:ascii="Century" w:hAnsi="Century"/>
-        </w:rPr>
-        <w:t>Circulation [of commodities] sweats money from every pore”.</w:t>
-      </w:r>
-      <w:r>
-        <w:rPr>
-          <w:rFonts w:ascii="Century" w:hAnsi="Century"/>
-        </w:rPr>
-        <w:t xml:space="preserve"> </w:t>
-      </w:r>
-      <w:r>
-        <w:rPr>
-          <w:rFonts w:ascii="Century" w:hAnsi="Century"/>
-        </w:rPr>
-        <w:t>%%[[KV1C3P208L4]]%%</w:t>
-      </w:r>
-      <w:r>
-        <w:rPr>
-          <w:rFonts w:ascii="Century" w:hAnsi="Century"/>
-        </w:rPr>
-        <w:t>.</w:t>
+        <w:t>The circulation of money, on the other hand, is determined by the circulation of commodities, the circuit C-M-C always implies the constant removal of money (M) from the commodity-owner in its first metamorphosis (C-M) to the other commodity-owner (M-C). By this second metamorphosis money became a means of purchase.</w:t>
       </w:r>
       <w:r>
         <w:rPr>
@@ -1670,19 +1654,49 @@
         <w:rPr>
           <w:rFonts w:ascii="Century" w:hAnsi="Century"/>
         </w:rPr>
-        <w:t xml:space="preserve">The circulation of money, on the other hand, is determined by the circulation of commodities, the circuit C-M-C always </w:t>
-      </w:r>
-      <w:r>
-        <w:rPr>
-          <w:rFonts w:ascii="Century" w:hAnsi="Century"/>
-        </w:rPr>
-        <w:t>implies</w:t>
-      </w:r>
-      <w:r>
-        <w:rPr>
-          <w:rFonts w:ascii="Century" w:hAnsi="Century"/>
-        </w:rPr>
-        <w:t xml:space="preserve"> the constant removal of money (M) from the commodity-owner in its first metamorphosis (C-M) to the other commodity-owner (M-C). By this second metamorphosis money became a means of purchase, always in the hands of the buyer, so the commodity is transferred from the hands of the seller to the buyer’s one, while removing the money from the hands of the buyer putting it in the sellers’ one. </w:t>
+        <w:t>“With this, the continuity of the movement depends entirely on the money, and the same movement which, for the commodity, i</w:t>
+      </w:r>
+      <w:r>
+        <w:rPr>
+          <w:rFonts w:ascii="Century" w:hAnsi="Century"/>
+        </w:rPr>
+        <w:t>n</w:t>
+      </w:r>
+      <w:r>
+        <w:rPr>
+          <w:rFonts w:ascii="Century" w:hAnsi="Century"/>
+        </w:rPr>
+        <w:t>cludes two opposed processes, is, when considered as the movement of the money, always one and the same process, a constant change of places with commodities which are always different”</w:t>
+      </w:r>
+      <w:r>
+        <w:rPr>
+          <w:rFonts w:ascii="Century" w:hAnsi="Century"/>
+        </w:rPr>
+        <w:t>.</w:t>
+      </w:r>
+      <w:r>
+        <w:rPr>
+          <w:rFonts w:ascii="Century" w:hAnsi="Century"/>
+        </w:rPr>
+        <w:t>%%[[KV1C3P211L21]]%%</w:t>
+      </w:r>
+      <w:r>
+        <w:rPr>
+          <w:rFonts w:ascii="Century" w:hAnsi="Century"/>
+        </w:rPr>
+        <w:t xml:space="preserve"> </w:t>
+      </w:r>
+      <w:r>
+        <w:rPr>
+          <w:rFonts w:ascii="Century" w:hAnsi="Century"/>
+        </w:rPr>
+        <w:t>%%[[KV1C3P210L18]][[KV1C3P210L26]][[KV1C3P211L10]][[KV1C3P213L1]]%%</w:t>
+      </w:r>
+      <w:r>
+        <w:rPr>
+          <w:rFonts w:ascii="Century" w:hAnsi="Century"/>
+        </w:rPr>
+        <w:t>.</w:t>
       </w:r>
     </w:p>
     <w:p>
@@ -1696,19 +1710,73 @@
         <w:rPr>
           <w:rFonts w:ascii="Century" w:hAnsi="Century"/>
         </w:rPr>
-        <w:t>“With this, the continuity of the movement depends entirely on the money, and the same movement which, for the commodity, i</w:t>
-      </w:r>
-      <w:r>
-        <w:rPr>
-          <w:rFonts w:ascii="Century" w:hAnsi="Century"/>
-        </w:rPr>
-        <w:t>n</w:t>
-      </w:r>
-      <w:r>
-        <w:rPr>
-          <w:rFonts w:ascii="Century" w:hAnsi="Century"/>
-        </w:rPr>
-        <w:t>cludes two opposed processes, is, when considered as the movement of the money, always one and the same process, a constant change of places with commodities which are always different”</w:t>
+        <w:t>The circuit of money is the expression of the circuit of commodities. So, Marx raised the question about</w:t>
+      </w:r>
+      <w:r>
+        <w:rPr>
+          <w:rFonts w:ascii="Century" w:hAnsi="Century"/>
+        </w:rPr>
+        <w:t>:</w:t>
+      </w:r>
+      <w:r>
+        <w:rPr>
+          <w:rFonts w:ascii="Century" w:hAnsi="Century"/>
+        </w:rPr>
+        <w:t xml:space="preserve"> how much money is being absorbed by the circulation of commodities? </w:t>
+      </w:r>
+      <w:r>
+        <w:rPr>
+          <w:rFonts w:ascii="Century" w:hAnsi="Century"/>
+        </w:rPr>
+        <w:t>His answer i</w:t>
+      </w:r>
+      <w:r>
+        <w:rPr>
+          <w:rFonts w:ascii="Century" w:hAnsi="Century"/>
+        </w:rPr>
+        <w:t>ntroduc</w:t>
+      </w:r>
+      <w:r>
+        <w:rPr>
+          <w:rFonts w:ascii="Century" w:hAnsi="Century"/>
+        </w:rPr>
+        <w:t>ed</w:t>
+      </w:r>
+      <w:r>
+        <w:rPr>
+          <w:rFonts w:ascii="Century" w:hAnsi="Century"/>
+        </w:rPr>
+        <w:t xml:space="preserve"> the</w:t>
+      </w:r>
+      <w:r>
+        <w:rPr>
+          <w:rFonts w:ascii="Century" w:hAnsi="Century"/>
+        </w:rPr>
+        <w:t xml:space="preserve"> circulation time as a determinant of the ratio between the velocity of the circulation of commodities and the velocity of circulation of money.</w:t>
+      </w:r>
+      <w:r>
+        <w:rPr>
+          <w:rFonts w:ascii="Century" w:hAnsi="Century"/>
+        </w:rPr>
+        <w:t xml:space="preserve"> </w:t>
+      </w:r>
+      <w:r>
+        <w:rPr>
+          <w:rFonts w:ascii="Century" w:hAnsi="Century"/>
+        </w:rPr>
+        <w:t xml:space="preserve">As the quantity of total money absorbed as means for circulation is known by its equivalence to the total sum of the prices of all the commodities in circulation. </w:t>
+      </w:r>
+      <w:r>
+        <w:rPr>
+          <w:rFonts w:ascii="Century" w:hAnsi="Century"/>
+        </w:rPr>
+        <w:t>I</w:t>
+      </w:r>
+      <w:r>
+        <w:rPr>
+          <w:rFonts w:ascii="Century" w:hAnsi="Century"/>
+        </w:rPr>
+        <w:t>f the total quantity of money circulating is determined by the total sum of prices of all commodities in circulation</w:t>
       </w:r>
       <w:r>
         <w:rPr>
@@ -1720,25 +1788,51 @@
         <w:rPr>
           <w:rFonts w:ascii="Century" w:hAnsi="Century"/>
         </w:rPr>
-        <w:t>%%[[KV1C3P211L21]]%%</w:t>
-      </w:r>
-      <w:r>
-        <w:rPr>
-          <w:rFonts w:ascii="Century" w:hAnsi="Century"/>
-        </w:rPr>
-        <w:t xml:space="preserve"> </w:t>
-      </w:r>
-      <w:r>
-        <w:rPr>
-          <w:rFonts w:ascii="Century" w:hAnsi="Century"/>
-        </w:rPr>
-        <w:t>%%[[KV1C3P210L18]][[KV1C3P210L26]][[KV1C3P211L10]][[KV1C3P213L1]]%%</w:t>
-      </w:r>
-      <w:r>
-        <w:rPr>
-          <w:rFonts w:ascii="Century" w:hAnsi="Century"/>
-        </w:rPr>
-        <w:t>.</w:t>
+        <w:t xml:space="preserve"> </w:t>
+      </w:r>
+      <w:r>
+        <w:rPr>
+          <w:rFonts w:ascii="Century" w:hAnsi="Century"/>
+        </w:rPr>
+        <w:t>T</w:t>
+      </w:r>
+      <w:r>
+        <w:rPr>
+          <w:rFonts w:ascii="Century" w:hAnsi="Century"/>
+        </w:rPr>
+        <w:t>hen, the circulation of the money-commodity (gold) is the expression of the total price of the commodities which exchange was mediated by money.</w:t>
+      </w:r>
+      <w:r>
+        <w:rPr>
+          <w:rFonts w:ascii="Century" w:hAnsi="Century"/>
+        </w:rPr>
+        <w:t xml:space="preserve"> </w:t>
+      </w:r>
+      <w:r>
+        <w:rPr>
+          <w:rFonts w:ascii="Century" w:hAnsi="Century"/>
+        </w:rPr>
+        <w:t>%%[[KV1C3P213L3</w:t>
+      </w:r>
+      <w:proofErr w:type="gramStart"/>
+      <w:r>
+        <w:rPr>
+          <w:rFonts w:ascii="Century" w:hAnsi="Century"/>
+        </w:rPr>
+        <w:t>]][</w:t>
+      </w:r>
+      <w:proofErr w:type="gramEnd"/>
+      <w:r>
+        <w:rPr>
+          <w:rFonts w:ascii="Century" w:hAnsi="Century"/>
+        </w:rPr>
+        <w:t>[KV1C3P216L2]][[KV1C3P216L30]]%%</w:t>
+      </w:r>
+      <w:r>
+        <w:rPr>
+          <w:rFonts w:ascii="Century" w:hAnsi="Century"/>
+        </w:rPr>
+        <w:t xml:space="preserve">. </w:t>
       </w:r>
     </w:p>
     <w:p>
@@ -1752,79 +1846,149 @@
         <w:rPr>
           <w:rFonts w:ascii="Century" w:hAnsi="Century"/>
         </w:rPr>
-        <w:t>The circuit of money is the expression of the circuit of commodities. So, Marx raised the question about</w:t>
-      </w:r>
-      <w:r>
-        <w:rPr>
-          <w:rFonts w:ascii="Century" w:hAnsi="Century"/>
-        </w:rPr>
-        <w:t>:</w:t>
-      </w:r>
-      <w:r>
-        <w:rPr>
-          <w:rFonts w:ascii="Century" w:hAnsi="Century"/>
-        </w:rPr>
-        <w:t xml:space="preserve"> how much money is being absorbed by the circulation of commodities? </w:t>
-      </w:r>
-      <w:r>
-        <w:rPr>
-          <w:rFonts w:ascii="Century" w:hAnsi="Century"/>
-        </w:rPr>
-        <w:t>His answer i</w:t>
-      </w:r>
-      <w:r>
-        <w:rPr>
-          <w:rFonts w:ascii="Century" w:hAnsi="Century"/>
-        </w:rPr>
-        <w:t>ntroduc</w:t>
-      </w:r>
-      <w:r>
-        <w:rPr>
-          <w:rFonts w:ascii="Century" w:hAnsi="Century"/>
-        </w:rPr>
-        <w:t>ed</w:t>
-      </w:r>
-      <w:r>
-        <w:rPr>
-          <w:rFonts w:ascii="Century" w:hAnsi="Century"/>
-        </w:rPr>
-        <w:t xml:space="preserve"> circulation time as a determinant of the ratio between the velocity of the circulation of commodities and the velocity of circulation of money.</w:t>
-      </w:r>
-      <w:r>
-        <w:rPr>
-          <w:rFonts w:ascii="Century" w:hAnsi="Century"/>
-        </w:rPr>
-        <w:t xml:space="preserve"> S</w:t>
-      </w:r>
-      <w:r>
-        <w:rPr>
-          <w:rFonts w:ascii="Century" w:hAnsi="Century"/>
-        </w:rPr>
-        <w:t>o, if the total quantity of money circulating is determined by the total sum of prices of all commodities in circulation</w:t>
-      </w:r>
-      <w:r>
-        <w:rPr>
-          <w:rFonts w:ascii="Century" w:hAnsi="Century"/>
-        </w:rPr>
-        <w:t>;</w:t>
-      </w:r>
-      <w:r>
-        <w:rPr>
-          <w:rFonts w:ascii="Century" w:hAnsi="Century"/>
-        </w:rPr>
-        <w:t xml:space="preserve"> then, the circulation of the money-commodity (gold) is the expression of the total price of the commodities which exchange was mediated by money.</w:t>
-      </w:r>
-      <w:r>
-        <w:rPr>
-          <w:rFonts w:ascii="Century" w:hAnsi="Century"/>
-        </w:rPr>
-        <w:t xml:space="preserve"> </w:t>
-      </w:r>
-      <w:r>
-        <w:rPr>
-          <w:rFonts w:ascii="Century" w:hAnsi="Century"/>
-        </w:rPr>
-        <w:t>%%[[KV1C3P213L3]][[KV1C3P216L2]][[KV1C3P216L30]]%%</w:t>
+        <w:t>Furthermore, w</w:t>
+      </w:r>
+      <w:r>
+        <w:rPr>
+          <w:rFonts w:ascii="Century" w:hAnsi="Century"/>
+        </w:rPr>
+        <w:t xml:space="preserve">e can also raise the following interrogate: How much gold is being absorbed by the circulation of money? </w:t>
+      </w:r>
+      <w:r>
+        <w:rPr>
+          <w:rFonts w:ascii="Century" w:hAnsi="Century"/>
+        </w:rPr>
+        <w:t>I</w:t>
+      </w:r>
+      <w:r>
+        <w:rPr>
+          <w:rFonts w:ascii="Century" w:hAnsi="Century"/>
+        </w:rPr>
+        <w:t xml:space="preserve">ts answer should be different from the response of the next one: How much gold is being expressed </w:t>
+      </w:r>
+      <w:r>
+        <w:rPr>
+          <w:rFonts w:ascii="Century" w:hAnsi="Century"/>
+          <w:i/>
+          <w:iCs/>
+        </w:rPr>
+        <w:t>ideally</w:t>
+      </w:r>
+      <w:r>
+        <w:rPr>
+          <w:rFonts w:ascii="Century" w:hAnsi="Century"/>
+        </w:rPr>
+        <w:t xml:space="preserve"> by the sum of total prices of commodities circulating? </w:t>
+      </w:r>
+      <w:r>
+        <w:rPr>
+          <w:rFonts w:ascii="Century" w:hAnsi="Century"/>
+        </w:rPr>
+        <w:t>T</w:t>
+      </w:r>
+      <w:r>
+        <w:rPr>
+          <w:rFonts w:ascii="Century" w:hAnsi="Century"/>
+        </w:rPr>
+        <w:t>he price of the quantity of money or the price of the money-</w:t>
+      </w:r>
+      <w:proofErr w:type="gramStart"/>
+      <w:r>
+        <w:rPr>
+          <w:rFonts w:ascii="Century" w:hAnsi="Century"/>
+        </w:rPr>
+        <w:t>commodity</w:t>
+      </w:r>
+      <w:proofErr w:type="gramEnd"/>
+      <w:r>
+        <w:rPr>
+          <w:rFonts w:ascii="Century" w:hAnsi="Century"/>
+        </w:rPr>
+        <w:t xml:space="preserve"> which is gold as means of circulation</w:t>
+      </w:r>
+      <w:r>
+        <w:rPr>
+          <w:rFonts w:ascii="Century" w:hAnsi="Century"/>
+        </w:rPr>
+        <w:t>,</w:t>
+      </w:r>
+      <w:r>
+        <w:rPr>
+          <w:rFonts w:ascii="Century" w:hAnsi="Century"/>
+        </w:rPr>
+        <w:t xml:space="preserve"> </w:t>
+      </w:r>
+      <w:r>
+        <w:rPr>
+          <w:rFonts w:ascii="Century" w:hAnsi="Century"/>
+        </w:rPr>
+        <w:t>is determined by t</w:t>
+      </w:r>
+      <w:r>
+        <w:rPr>
+          <w:rFonts w:ascii="Century" w:hAnsi="Century"/>
+        </w:rPr>
+        <w:t>he total sum of the prices of the commodities in circulation</w:t>
+      </w:r>
+      <w:r>
+        <w:rPr>
+          <w:rFonts w:ascii="Century" w:hAnsi="Century"/>
+        </w:rPr>
+        <w:t xml:space="preserve"> plus</w:t>
+      </w:r>
+      <w:r>
+        <w:rPr>
+          <w:rFonts w:ascii="Century" w:hAnsi="Century"/>
+        </w:rPr>
+        <w:t xml:space="preserve"> the average of the </w:t>
+      </w:r>
+      <w:proofErr w:type="gramStart"/>
+      <w:r>
+        <w:rPr>
+          <w:rFonts w:ascii="Century" w:hAnsi="Century"/>
+        </w:rPr>
+        <w:t>velocity</w:t>
+      </w:r>
+      <w:proofErr w:type="gramEnd"/>
+      <w:r>
+        <w:rPr>
+          <w:rFonts w:ascii="Century" w:hAnsi="Century"/>
+        </w:rPr>
+        <w:t xml:space="preserve"> of circulation (measured as the number of times the same piece of money turns-over within a given period.</w:t>
+      </w:r>
+      <w:r>
+        <w:rPr>
+          <w:rFonts w:ascii="Century" w:hAnsi="Century"/>
+        </w:rPr>
+        <w:t xml:space="preserve"> </w:t>
+      </w:r>
+      <w:proofErr w:type="gramStart"/>
+      <w:r>
+        <w:rPr>
+          <w:rFonts w:ascii="Century" w:hAnsi="Century"/>
+        </w:rPr>
+        <w:t>%%[</w:t>
+      </w:r>
+      <w:proofErr w:type="gramEnd"/>
+      <w:r>
+        <w:rPr>
+          <w:rFonts w:ascii="Century" w:hAnsi="Century"/>
+        </w:rPr>
+        <w:t>[KV1C3P216L2</w:t>
+      </w:r>
+      <w:proofErr w:type="gramStart"/>
+      <w:r>
+        <w:rPr>
+          <w:rFonts w:ascii="Century" w:hAnsi="Century"/>
+        </w:rPr>
+        <w:t>]]%</w:t>
+      </w:r>
+      <w:proofErr w:type="gramEnd"/>
+      <w:r>
+        <w:rPr>
+          <w:rFonts w:ascii="Century" w:hAnsi="Century"/>
+        </w:rPr>
+        <w:t>%</w:t>
       </w:r>
       <w:r>
         <w:rPr>
@@ -1844,61 +2008,241 @@
         <w:rPr>
           <w:rFonts w:ascii="Century" w:hAnsi="Century"/>
         </w:rPr>
-        <w:t xml:space="preserve">As the quantity of total money absorbed as means for circulation is known by its equivalence to the total sum of the prices of all the commodities in circulation. We can also raise the following interrogate: How much gold is being absorbed by the circulation of money? </w:t>
-      </w:r>
-      <w:r>
-        <w:rPr>
-          <w:rFonts w:ascii="Century" w:hAnsi="Century"/>
-        </w:rPr>
-        <w:t>I</w:t>
-      </w:r>
-      <w:r>
-        <w:rPr>
-          <w:rFonts w:ascii="Century" w:hAnsi="Century"/>
-        </w:rPr>
-        <w:t>ts answer should be different from the response of the next one: How much gold is being expressed ideally by the sum of total prices of commodities circulating? The total sum of the prices of the commodities in circulation</w:t>
-      </w:r>
-      <w:r>
-        <w:rPr>
-          <w:rFonts w:ascii="Century" w:hAnsi="Century"/>
-        </w:rPr>
-        <w:t xml:space="preserve"> plus</w:t>
-      </w:r>
-      <w:r>
-        <w:rPr>
-          <w:rFonts w:ascii="Century" w:hAnsi="Century"/>
-        </w:rPr>
-        <w:t xml:space="preserve"> the average of the velocity of circulation (measured as the number of times the same piece of money turns-over within a given period</w:t>
-      </w:r>
-      <w:r>
-        <w:rPr>
-          <w:rFonts w:ascii="Century" w:hAnsi="Century"/>
-        </w:rPr>
-        <w:t>)</w:t>
-      </w:r>
-      <w:r>
-        <w:rPr>
-          <w:rFonts w:ascii="Century" w:hAnsi="Century"/>
-        </w:rPr>
-        <w:t>, determine the price of the quantity of money or the price of the money-commodity which is gold as means of circulation.</w:t>
-      </w:r>
-      <w:r>
-        <w:rPr>
-          <w:rFonts w:ascii="Century" w:hAnsi="Century"/>
-        </w:rPr>
-        <w:t xml:space="preserve"> </w:t>
-      </w:r>
-      <w:r>
-        <w:rPr>
-          <w:rFonts w:ascii="Century" w:hAnsi="Century"/>
-        </w:rPr>
-        <w:t>%%[[KV1C3P216L2]]%%</w:t>
+        <w:t xml:space="preserve">The determinants of the exchange process are rooted in the history of </w:t>
+      </w:r>
+      <w:r>
+        <w:rPr>
+          <w:rFonts w:ascii="Century" w:hAnsi="Century"/>
+          <w:i/>
+          <w:iCs/>
+        </w:rPr>
+        <w:t>the formal social movement of commodities</w:t>
       </w:r>
       <w:r>
         <w:rPr>
           <w:rFonts w:ascii="Century" w:hAnsi="Century"/>
         </w:rPr>
         <w:t>.</w:t>
+      </w:r>
+      <w:r>
+        <w:rPr>
+          <w:rFonts w:ascii="Century" w:hAnsi="Century"/>
+        </w:rPr>
+        <w:t xml:space="preserve"> </w:t>
+      </w:r>
+      <w:r>
+        <w:rPr>
+          <w:rFonts w:ascii="Century" w:hAnsi="Century"/>
+        </w:rPr>
+        <w:t>Indeed,</w:t>
+      </w:r>
+      <w:r>
+        <w:rPr>
+          <w:rFonts w:ascii="Century" w:hAnsi="Century"/>
+        </w:rPr>
+        <w:t xml:space="preserve"> th</w:t>
+      </w:r>
+      <w:r>
+        <w:rPr>
+          <w:rFonts w:ascii="Century" w:hAnsi="Century"/>
+        </w:rPr>
+        <w:t>e</w:t>
+      </w:r>
+      <w:r>
+        <w:rPr>
+          <w:rFonts w:ascii="Century" w:hAnsi="Century"/>
+        </w:rPr>
+        <w:t xml:space="preserve"> upward </w:t>
+      </w:r>
+      <w:r>
+        <w:rPr>
+          <w:rFonts w:ascii="Century" w:hAnsi="Century"/>
+        </w:rPr>
+        <w:t>scale-shift</w:t>
+      </w:r>
+      <w:r>
+        <w:rPr>
+          <w:rFonts w:ascii="Century" w:hAnsi="Century"/>
+        </w:rPr>
+        <w:t xml:space="preserve"> of the exchange process</w:t>
+      </w:r>
+      <w:r>
+        <w:rPr>
+          <w:rFonts w:ascii="Century" w:hAnsi="Century"/>
+        </w:rPr>
+        <w:t xml:space="preserve"> require</w:t>
+      </w:r>
+      <w:r>
+        <w:rPr>
+          <w:rFonts w:ascii="Century" w:hAnsi="Century"/>
+        </w:rPr>
+        <w:t>d</w:t>
+      </w:r>
+      <w:r>
+        <w:rPr>
+          <w:rFonts w:ascii="Century" w:hAnsi="Century"/>
+        </w:rPr>
+        <w:t xml:space="preserve"> a relative form of value reached </w:t>
+      </w:r>
+      <w:r>
+        <w:rPr>
+          <w:rFonts w:ascii="Century" w:hAnsi="Century"/>
+        </w:rPr>
+        <w:t>by the</w:t>
+      </w:r>
+      <w:r>
+        <w:rPr>
+          <w:rFonts w:ascii="Century" w:hAnsi="Century"/>
+        </w:rPr>
+        <w:t xml:space="preserve"> commodity </w:t>
+      </w:r>
+      <w:r>
+        <w:rPr>
+          <w:rFonts w:ascii="Century" w:hAnsi="Century"/>
+        </w:rPr>
+        <w:t xml:space="preserve">that </w:t>
+      </w:r>
+      <w:r>
+        <w:rPr>
+          <w:rFonts w:ascii="Century" w:hAnsi="Century"/>
+        </w:rPr>
+        <w:t xml:space="preserve">is </w:t>
+      </w:r>
+      <w:r>
+        <w:rPr>
+          <w:rFonts w:ascii="Century" w:hAnsi="Century"/>
+        </w:rPr>
+        <w:t>at the same time</w:t>
+      </w:r>
+      <w:r>
+        <w:rPr>
+          <w:rFonts w:ascii="Century" w:hAnsi="Century"/>
+        </w:rPr>
+        <w:t xml:space="preserve"> commodity and money: gold</w:t>
+      </w:r>
+      <w:r>
+        <w:rPr>
+          <w:rFonts w:ascii="Century" w:hAnsi="Century"/>
+        </w:rPr>
+        <w:t>.</w:t>
+      </w:r>
+      <w:r>
+        <w:rPr>
+          <w:rFonts w:ascii="Century" w:hAnsi="Century"/>
+        </w:rPr>
+        <w:t xml:space="preserve"> </w:t>
+      </w:r>
+      <w:r>
+        <w:rPr>
+          <w:rFonts w:ascii="Century" w:hAnsi="Century"/>
+        </w:rPr>
+        <w:t>Which, like</w:t>
+      </w:r>
+      <w:r>
+        <w:rPr>
+          <w:rFonts w:ascii="Century" w:hAnsi="Century"/>
+        </w:rPr>
+        <w:t xml:space="preserve"> other precious metals in history</w:t>
+      </w:r>
+      <w:r>
+        <w:rPr>
+          <w:rFonts w:ascii="Century" w:hAnsi="Century"/>
+        </w:rPr>
+        <w:t xml:space="preserve">, </w:t>
+      </w:r>
+      <w:r>
+        <w:rPr>
+          <w:rFonts w:ascii="Century" w:hAnsi="Century"/>
+        </w:rPr>
+        <w:t>such as</w:t>
+      </w:r>
+      <w:r>
+        <w:rPr>
+          <w:rFonts w:ascii="Century" w:hAnsi="Century"/>
+        </w:rPr>
+        <w:t xml:space="preserve"> silver and copper,</w:t>
+      </w:r>
+      <w:r>
+        <w:rPr>
+          <w:rFonts w:ascii="Century" w:hAnsi="Century"/>
+        </w:rPr>
+        <w:t xml:space="preserve"> became</w:t>
+      </w:r>
+      <w:r>
+        <w:rPr>
+          <w:rFonts w:ascii="Century" w:hAnsi="Century"/>
+        </w:rPr>
+        <w:t xml:space="preserve"> universal equivalents by </w:t>
+      </w:r>
+      <w:r>
+        <w:rPr>
+          <w:rFonts w:ascii="Century" w:hAnsi="Century"/>
+          <w:i/>
+          <w:iCs/>
+        </w:rPr>
+        <w:t>social accident</w:t>
+      </w:r>
+      <w:r>
+        <w:rPr>
+          <w:rFonts w:ascii="Century" w:hAnsi="Century"/>
+        </w:rPr>
+        <w:t xml:space="preserve">. </w:t>
+      </w:r>
+      <w:r>
+        <w:rPr>
+          <w:rFonts w:ascii="Century" w:hAnsi="Century"/>
+        </w:rPr>
+        <w:t>Fixing its use as a means of exchange, appearing in</w:t>
+      </w:r>
+      <w:r>
+        <w:rPr>
+          <w:rFonts w:ascii="Century" w:hAnsi="Century"/>
+        </w:rPr>
+        <w:t xml:space="preserve"> the process of circulation</w:t>
+      </w:r>
+      <w:r>
+        <w:rPr>
+          <w:rFonts w:ascii="Century" w:hAnsi="Century"/>
+        </w:rPr>
+        <w:t xml:space="preserve"> as a sign of magnitude for the quantitative equivalence of the exchange-value form of all the commodities, the universal equivalent commodity</w:t>
+      </w:r>
+      <w:r>
+        <w:rPr>
+          <w:rFonts w:ascii="Century" w:hAnsi="Century"/>
+        </w:rPr>
+        <w:t>: gold</w:t>
+      </w:r>
+      <w:r>
+        <w:rPr>
+          <w:rFonts w:ascii="Century" w:hAnsi="Century"/>
+        </w:rPr>
+        <w:t>.</w:t>
+      </w:r>
+      <w:r>
+        <w:rPr>
+          <w:rFonts w:ascii="Century" w:hAnsi="Century"/>
+        </w:rPr>
+        <w:t xml:space="preserve"> %</w:t>
+      </w:r>
+      <w:r>
+        <w:rPr>
+          <w:rFonts w:ascii="Century" w:hAnsi="Century"/>
+        </w:rPr>
+        <w:t>[KV1C2P180L24</w:t>
+      </w:r>
+      <w:proofErr w:type="gramStart"/>
+      <w:r>
+        <w:rPr>
+          <w:rFonts w:ascii="Century" w:hAnsi="Century"/>
+        </w:rPr>
+        <w:t>]]%</w:t>
+      </w:r>
+      <w:proofErr w:type="gramEnd"/>
+      <w:r>
+        <w:rPr>
+          <w:rFonts w:ascii="Century" w:hAnsi="Century"/>
+        </w:rPr>
+        <w:t>%.</w:t>
       </w:r>
     </w:p>
     <w:p>
@@ -1912,7 +2256,61 @@
         <w:rPr>
           <w:rFonts w:ascii="Century" w:hAnsi="Century"/>
         </w:rPr>
-        <w:t xml:space="preserve">The determinants of the exchange process are rooted in the history of </w:t>
+        <w:t>The money-commodities of the formative period of the world economy: silver and gold</w:t>
+      </w:r>
+      <w:r>
+        <w:rPr>
+          <w:rFonts w:ascii="Century" w:hAnsi="Century"/>
+        </w:rPr>
+        <w:t xml:space="preserve"> were</w:t>
+      </w:r>
+      <w:r>
+        <w:rPr>
+          <w:rFonts w:ascii="Century" w:hAnsi="Century"/>
+        </w:rPr>
+        <w:t xml:space="preserve"> stolen from the indigenous continental territory</w:t>
+      </w:r>
+      <w:r>
+        <w:rPr>
+          <w:rFonts w:ascii="Century" w:hAnsi="Century"/>
+        </w:rPr>
+        <w:t xml:space="preserve"> (</w:t>
+      </w:r>
+      <w:r>
+        <w:rPr>
+          <w:rFonts w:ascii="Century" w:hAnsi="Century"/>
+        </w:rPr>
+        <w:t>Abya-Yala</w:t>
+      </w:r>
+      <w:r>
+        <w:rPr>
+          <w:rFonts w:ascii="Century" w:hAnsi="Century"/>
+        </w:rPr>
+        <w:t xml:space="preserve">) </w:t>
+      </w:r>
+      <w:r>
+        <w:rPr>
+          <w:rFonts w:ascii="Century" w:hAnsi="Century"/>
+        </w:rPr>
+        <w:t>by the militarist colonial policy</w:t>
+      </w:r>
+      <w:r>
+        <w:rPr>
+          <w:rFonts w:ascii="Century" w:hAnsi="Century"/>
+        </w:rPr>
+        <w:t>, in a magnitude</w:t>
+      </w:r>
+      <w:r>
+        <w:rPr>
+          <w:rFonts w:ascii="Century" w:hAnsi="Century"/>
+        </w:rPr>
+        <w:t xml:space="preserve"> </w:t>
+      </w:r>
+      <w:r>
+        <w:rPr>
+          <w:rFonts w:ascii="Century" w:hAnsi="Century"/>
+        </w:rPr>
+        <w:t xml:space="preserve">constitutive of the so-labeled </w:t>
       </w:r>
       <w:r>
         <w:rPr>
@@ -1920,7 +2318,7 @@
           <w:i/>
           <w:iCs/>
         </w:rPr>
-        <w:t>the formal social movement of the commodities</w:t>
+        <w:t>original accumulation</w:t>
       </w:r>
       <w:r>
         <w:rPr>
@@ -1938,91 +2336,79 @@
         <w:rPr>
           <w:rFonts w:ascii="Century" w:hAnsi="Century"/>
         </w:rPr>
-        <w:t>Indeed,</w:t>
-      </w:r>
-      <w:r>
-        <w:rPr>
-          <w:rFonts w:ascii="Century" w:hAnsi="Century"/>
-        </w:rPr>
-        <w:t xml:space="preserve"> th</w:t>
-      </w:r>
-      <w:r>
-        <w:rPr>
-          <w:rFonts w:ascii="Century" w:hAnsi="Century"/>
-        </w:rPr>
-        <w:t>e</w:t>
-      </w:r>
-      <w:r>
-        <w:rPr>
-          <w:rFonts w:ascii="Century" w:hAnsi="Century"/>
-        </w:rPr>
-        <w:t xml:space="preserve"> upward </w:t>
-      </w:r>
-      <w:r>
-        <w:rPr>
-          <w:rFonts w:ascii="Century" w:hAnsi="Century"/>
-        </w:rPr>
-        <w:t>scale-shift</w:t>
-      </w:r>
-      <w:r>
-        <w:rPr>
-          <w:rFonts w:ascii="Century" w:hAnsi="Century"/>
-        </w:rPr>
-        <w:t xml:space="preserve"> of the exchange process</w:t>
-      </w:r>
-      <w:r>
-        <w:rPr>
-          <w:rFonts w:ascii="Century" w:hAnsi="Century"/>
-        </w:rPr>
-        <w:t xml:space="preserve"> require</w:t>
-      </w:r>
-      <w:r>
-        <w:rPr>
-          <w:rFonts w:ascii="Century" w:hAnsi="Century"/>
-        </w:rPr>
-        <w:t>d</w:t>
-      </w:r>
-      <w:r>
-        <w:rPr>
-          <w:rFonts w:ascii="Century" w:hAnsi="Century"/>
-        </w:rPr>
-        <w:t xml:space="preserve"> a relative form of value reached </w:t>
-      </w:r>
-      <w:r>
-        <w:rPr>
-          <w:rFonts w:ascii="Century" w:hAnsi="Century"/>
-        </w:rPr>
-        <w:t>by the</w:t>
-      </w:r>
-      <w:r>
-        <w:rPr>
-          <w:rFonts w:ascii="Century" w:hAnsi="Century"/>
-        </w:rPr>
-        <w:t xml:space="preserve"> commodity </w:t>
-      </w:r>
-      <w:r>
-        <w:rPr>
-          <w:rFonts w:ascii="Century" w:hAnsi="Century"/>
-        </w:rPr>
-        <w:t xml:space="preserve">that </w:t>
-      </w:r>
-      <w:r>
-        <w:rPr>
-          <w:rFonts w:ascii="Century" w:hAnsi="Century"/>
-        </w:rPr>
-        <w:t xml:space="preserve">is </w:t>
-      </w:r>
-      <w:r>
-        <w:rPr>
-          <w:rFonts w:ascii="Century" w:hAnsi="Century"/>
-        </w:rPr>
-        <w:t>at the same time</w:t>
-      </w:r>
-      <w:r>
-        <w:rPr>
-          <w:rFonts w:ascii="Century" w:hAnsi="Century"/>
-        </w:rPr>
-        <w:t xml:space="preserve"> commodity and money: gold</w:t>
+        <w:t>A</w:t>
+      </w:r>
+      <w:r>
+        <w:rPr>
+          <w:rFonts w:ascii="Century" w:hAnsi="Century"/>
+        </w:rPr>
+        <w:t xml:space="preserve">s the historical foundation of the </w:t>
+      </w:r>
+      <w:r>
+        <w:rPr>
+          <w:rFonts w:ascii="Century" w:hAnsi="Century"/>
+        </w:rPr>
+        <w:t xml:space="preserve">reproduction </w:t>
+      </w:r>
+      <w:r>
+        <w:rPr>
+          <w:rFonts w:ascii="Century" w:hAnsi="Century"/>
+        </w:rPr>
+        <w:t xml:space="preserve">scale </w:t>
+      </w:r>
+      <w:r>
+        <w:rPr>
+          <w:rFonts w:ascii="Century" w:hAnsi="Century"/>
+        </w:rPr>
+        <w:t>i</w:t>
+      </w:r>
+      <w:r>
+        <w:rPr>
+          <w:rFonts w:ascii="Century" w:hAnsi="Century"/>
+        </w:rPr>
+        <w:t>n which</w:t>
+      </w:r>
+      <w:r>
+        <w:rPr>
+          <w:rFonts w:ascii="Century" w:hAnsi="Century"/>
+        </w:rPr>
+        <w:t xml:space="preserve"> </w:t>
+      </w:r>
+      <w:r>
+        <w:rPr>
+          <w:rFonts w:ascii="Century" w:hAnsi="Century"/>
+        </w:rPr>
+        <w:t>the extended accumulation of capital ha</w:t>
+      </w:r>
+      <w:r>
+        <w:rPr>
+          <w:rFonts w:ascii="Century" w:hAnsi="Century"/>
+        </w:rPr>
+        <w:t>s</w:t>
+      </w:r>
+      <w:r>
+        <w:rPr>
+          <w:rFonts w:ascii="Century" w:hAnsi="Century"/>
+        </w:rPr>
+        <w:t xml:space="preserve"> developed since then, from the initial conditions denoted by the invasion of </w:t>
+      </w:r>
+      <w:r>
+        <w:rPr>
+          <w:rFonts w:ascii="Century" w:hAnsi="Century"/>
+        </w:rPr>
+        <w:t>“</w:t>
+      </w:r>
+      <w:r>
+        <w:rPr>
+          <w:rFonts w:ascii="Century" w:hAnsi="Century"/>
+        </w:rPr>
+        <w:t>America</w:t>
+      </w:r>
+      <w:r>
+        <w:rPr>
+          <w:rFonts w:ascii="Century" w:hAnsi="Century"/>
+        </w:rPr>
+        <w:t>”</w:t>
       </w:r>
       <w:r>
         <w:rPr>
@@ -2040,43 +2426,13 @@
         <w:rPr>
           <w:rFonts w:ascii="Century" w:hAnsi="Century"/>
         </w:rPr>
-        <w:t>Which, like</w:t>
-      </w:r>
-      <w:r>
-        <w:rPr>
-          <w:rFonts w:ascii="Century" w:hAnsi="Century"/>
-        </w:rPr>
-        <w:t xml:space="preserve"> other precious metals in history</w:t>
-      </w:r>
-      <w:r>
-        <w:rPr>
-          <w:rFonts w:ascii="Century" w:hAnsi="Century"/>
-        </w:rPr>
-        <w:t xml:space="preserve">, </w:t>
-      </w:r>
-      <w:r>
-        <w:rPr>
-          <w:rFonts w:ascii="Century" w:hAnsi="Century"/>
-        </w:rPr>
-        <w:t>such as</w:t>
-      </w:r>
-      <w:r>
-        <w:rPr>
-          <w:rFonts w:ascii="Century" w:hAnsi="Century"/>
-        </w:rPr>
-        <w:t xml:space="preserve"> silver and copper,</w:t>
-      </w:r>
-      <w:r>
-        <w:rPr>
-          <w:rFonts w:ascii="Century" w:hAnsi="Century"/>
-        </w:rPr>
-        <w:t xml:space="preserve"> became</w:t>
-      </w:r>
-      <w:r>
-        <w:rPr>
-          <w:rFonts w:ascii="Century" w:hAnsi="Century"/>
-        </w:rPr>
-        <w:t xml:space="preserve"> universal equivalents by </w:t>
+        <w:t>It was the</w:t>
+      </w:r>
+      <w:r>
+        <w:rPr>
+          <w:rFonts w:ascii="Century" w:hAnsi="Century"/>
+        </w:rPr>
+        <w:t xml:space="preserve"> so-called </w:t>
       </w:r>
       <w:r>
         <w:rPr>
@@ -2084,37 +2440,93 @@
           <w:i/>
           <w:iCs/>
         </w:rPr>
-        <w:t>social accident</w:t>
-      </w:r>
-      <w:r>
-        <w:rPr>
-          <w:rFonts w:ascii="Century" w:hAnsi="Century"/>
-        </w:rPr>
-        <w:t xml:space="preserve">. </w:t>
-      </w:r>
-      <w:r>
-        <w:rPr>
-          <w:rFonts w:ascii="Century" w:hAnsi="Century"/>
-        </w:rPr>
-        <w:t>Fixing its use as a means of exchange, appearing in</w:t>
-      </w:r>
-      <w:r>
-        <w:rPr>
-          <w:rFonts w:ascii="Century" w:hAnsi="Century"/>
-        </w:rPr>
-        <w:t xml:space="preserve"> the process of circulation</w:t>
-      </w:r>
-      <w:r>
-        <w:rPr>
-          <w:rFonts w:ascii="Century" w:hAnsi="Century"/>
-        </w:rPr>
-        <w:t xml:space="preserve"> as a sign of magnitude for the quantitative equivalence of the exchange-value form of all the commodities, the universal equivalent commodity</w:t>
-      </w:r>
-      <w:r>
-        <w:rPr>
-          <w:rFonts w:ascii="Century" w:hAnsi="Century"/>
-        </w:rPr>
-        <w:t>: gold</w:t>
+        <w:t>primitive</w:t>
+      </w:r>
+      <w:r>
+        <w:rPr>
+          <w:rFonts w:ascii="Century" w:hAnsi="Century"/>
+        </w:rPr>
+        <w:t xml:space="preserve"> </w:t>
+      </w:r>
+      <w:r>
+        <w:rPr>
+          <w:rFonts w:ascii="Century" w:hAnsi="Century"/>
+        </w:rPr>
+        <w:t xml:space="preserve">original </w:t>
+      </w:r>
+      <w:r>
+        <w:rPr>
+          <w:rFonts w:ascii="Century" w:hAnsi="Century"/>
+        </w:rPr>
+        <w:t>accumulation</w:t>
+      </w:r>
+      <w:r>
+        <w:rPr>
+          <w:rFonts w:ascii="Century" w:hAnsi="Century"/>
+        </w:rPr>
+        <w:t xml:space="preserve"> of capital</w:t>
+      </w:r>
+      <w:r>
+        <w:rPr>
+          <w:rFonts w:ascii="Century" w:hAnsi="Century"/>
+        </w:rPr>
+        <w:t xml:space="preserve"> </w:t>
+      </w:r>
+      <w:r>
+        <w:rPr>
+          <w:rFonts w:ascii="Century" w:hAnsi="Century"/>
+        </w:rPr>
+        <w:t>which</w:t>
+      </w:r>
+      <w:r>
+        <w:rPr>
+          <w:rFonts w:ascii="Century" w:hAnsi="Century"/>
+        </w:rPr>
+        <w:t xml:space="preserve"> </w:t>
+      </w:r>
+      <w:r>
+        <w:rPr>
+          <w:rFonts w:ascii="Century" w:hAnsi="Century"/>
+        </w:rPr>
+        <w:t xml:space="preserve">extended </w:t>
+      </w:r>
+      <w:r>
+        <w:rPr>
+          <w:rFonts w:ascii="Century" w:hAnsi="Century"/>
+        </w:rPr>
+        <w:t xml:space="preserve">the </w:t>
+      </w:r>
+      <w:r>
+        <w:rPr>
+          <w:rFonts w:ascii="Century" w:hAnsi="Century"/>
+        </w:rPr>
+        <w:t>circulation</w:t>
+      </w:r>
+      <w:r>
+        <w:rPr>
+          <w:rFonts w:ascii="Century" w:hAnsi="Century"/>
+        </w:rPr>
+        <w:t xml:space="preserve"> of gold as money, defining the initial conditions and scope of the actual scale of its reproduction circuit, </w:t>
+      </w:r>
+      <w:r>
+        <w:rPr>
+          <w:rFonts w:ascii="Century" w:hAnsi="Century"/>
+        </w:rPr>
+        <w:t>subsuming</w:t>
+      </w:r>
+      <w:r>
+        <w:rPr>
+          <w:rFonts w:ascii="Century" w:hAnsi="Century"/>
+        </w:rPr>
+        <w:t xml:space="preserve"> the exchange process to the </w:t>
+      </w:r>
+      <w:r>
+        <w:rPr>
+          <w:rFonts w:ascii="Century" w:hAnsi="Century"/>
+          <w:i/>
+          <w:iCs/>
+        </w:rPr>
+        <w:t>social movement of money</w:t>
       </w:r>
       <w:r>
         <w:rPr>
@@ -2126,13 +2538,163 @@
         <w:rPr>
           <w:rFonts w:ascii="Century" w:hAnsi="Century"/>
         </w:rPr>
-        <w:t xml:space="preserve"> %</w:t>
-      </w:r>
-      <w:r>
-        <w:rPr>
-          <w:rFonts w:ascii="Century" w:hAnsi="Century"/>
-        </w:rPr>
-        <w:t>[KV1C2P180L24]]%%.</w:t>
+        <w:t xml:space="preserve"> </w:t>
+      </w:r>
+      <w:r>
+        <w:rPr>
+          <w:rFonts w:ascii="Century" w:hAnsi="Century"/>
+        </w:rPr>
+        <w:t>So, the physical presence of money</w:t>
+      </w:r>
+      <w:r>
+        <w:rPr>
+          <w:rFonts w:ascii="Century" w:hAnsi="Century"/>
+        </w:rPr>
+        <w:t xml:space="preserve"> </w:t>
+      </w:r>
+      <w:r>
+        <w:rPr>
+          <w:rFonts w:ascii="Century" w:hAnsi="Century"/>
+        </w:rPr>
+        <w:t>mined</w:t>
+      </w:r>
+      <w:r>
+        <w:rPr>
+          <w:rFonts w:ascii="Century" w:hAnsi="Century"/>
+        </w:rPr>
+        <w:t xml:space="preserve"> </w:t>
+      </w:r>
+      <w:r>
+        <w:rPr>
+          <w:rFonts w:ascii="Century" w:hAnsi="Century"/>
+        </w:rPr>
+        <w:t>in</w:t>
+      </w:r>
+      <w:r>
+        <w:rPr>
+          <w:rFonts w:ascii="Century" w:hAnsi="Century"/>
+        </w:rPr>
+        <w:t xml:space="preserve"> the material form of indigenous alienable wealth,</w:t>
+      </w:r>
+      <w:r>
+        <w:rPr>
+          <w:rFonts w:ascii="Century" w:hAnsi="Century"/>
+        </w:rPr>
+        <w:t xml:space="preserve"> silver, was</w:t>
+      </w:r>
+      <w:r>
+        <w:rPr>
+          <w:rFonts w:ascii="Century" w:hAnsi="Century"/>
+        </w:rPr>
+        <w:t xml:space="preserve"> </w:t>
+      </w:r>
+      <w:r>
+        <w:rPr>
+          <w:rFonts w:ascii="Century" w:hAnsi="Century"/>
+        </w:rPr>
+        <w:t xml:space="preserve">transformed </w:t>
+      </w:r>
+      <w:r>
+        <w:rPr>
+          <w:rFonts w:ascii="Century" w:hAnsi="Century"/>
+        </w:rPr>
+        <w:t>into money-</w:t>
+      </w:r>
+      <w:r>
+        <w:rPr>
+          <w:rFonts w:ascii="Century" w:hAnsi="Century"/>
+        </w:rPr>
+        <w:t xml:space="preserve">commodity </w:t>
+      </w:r>
+      <w:r>
+        <w:rPr>
+          <w:rFonts w:ascii="Century" w:hAnsi="Century"/>
+        </w:rPr>
+        <w:t>when arrived</w:t>
+      </w:r>
+      <w:r>
+        <w:rPr>
+          <w:rFonts w:ascii="Century" w:hAnsi="Century"/>
+        </w:rPr>
+        <w:t xml:space="preserve"> </w:t>
+      </w:r>
+      <w:r>
+        <w:rPr>
+          <w:rFonts w:ascii="Century" w:hAnsi="Century"/>
+        </w:rPr>
+        <w:t>at</w:t>
+      </w:r>
+      <w:r>
+        <w:rPr>
+          <w:rFonts w:ascii="Century" w:hAnsi="Century"/>
+        </w:rPr>
+        <w:t xml:space="preserve"> Europe, </w:t>
+      </w:r>
+      <w:r>
+        <w:rPr>
+          <w:rFonts w:ascii="Century" w:hAnsi="Century"/>
+        </w:rPr>
+        <w:t xml:space="preserve">and </w:t>
+      </w:r>
+      <w:r>
+        <w:rPr>
+          <w:rFonts w:ascii="Century" w:hAnsi="Century"/>
+        </w:rPr>
+        <w:t xml:space="preserve">then </w:t>
+      </w:r>
+      <w:r>
+        <w:rPr>
+          <w:rFonts w:ascii="Century" w:hAnsi="Century"/>
+        </w:rPr>
+        <w:t xml:space="preserve">completed </w:t>
+      </w:r>
+      <w:r>
+        <w:rPr>
+          <w:rFonts w:ascii="Century" w:hAnsi="Century"/>
+        </w:rPr>
+        <w:t xml:space="preserve">in China </w:t>
+      </w:r>
+      <w:r>
+        <w:rPr>
+          <w:rFonts w:ascii="Century" w:hAnsi="Century"/>
+        </w:rPr>
+        <w:t xml:space="preserve">its metamorphosis </w:t>
+      </w:r>
+      <w:r>
+        <w:rPr>
+          <w:rFonts w:ascii="Century" w:hAnsi="Century"/>
+        </w:rPr>
+        <w:t>in</w:t>
+      </w:r>
+      <w:r>
+        <w:rPr>
+          <w:rFonts w:ascii="Century" w:hAnsi="Century"/>
+        </w:rPr>
+        <w:t xml:space="preserve">to the elementary value form of </w:t>
+      </w:r>
+      <w:r>
+        <w:rPr>
+          <w:rFonts w:ascii="Century" w:hAnsi="Century"/>
+        </w:rPr>
+        <w:t>gold</w:t>
+      </w:r>
+      <w:r>
+        <w:rPr>
+          <w:rFonts w:ascii="Century" w:hAnsi="Century"/>
+        </w:rPr>
+        <w:t xml:space="preserve"> for hoarding</w:t>
+      </w:r>
+      <w:r>
+        <w:rPr>
+          <w:rFonts w:ascii="Century" w:hAnsi="Century"/>
+        </w:rPr>
+        <w:t>.</w:t>
+      </w:r>
+      <w:r>
+        <w:rPr>
+          <w:rFonts w:ascii="Century" w:hAnsi="Century"/>
+        </w:rPr>
+        <w:t xml:space="preserve"> </w:t>
       </w:r>
     </w:p>
     <w:p>
@@ -2146,13 +2708,25 @@
         <w:rPr>
           <w:rFonts w:ascii="Century" w:hAnsi="Century"/>
         </w:rPr>
-        <w:t>It was the</w:t>
-      </w:r>
-      <w:r>
-        <w:rPr>
-          <w:rFonts w:ascii="Century" w:hAnsi="Century"/>
-        </w:rPr>
-        <w:t xml:space="preserve"> so-called </w:t>
+        <w:t xml:space="preserve">The following </w:t>
+      </w:r>
+      <w:r>
+        <w:rPr>
+          <w:rFonts w:ascii="Century" w:hAnsi="Century"/>
+        </w:rPr>
+        <w:t>act</w:t>
+      </w:r>
+      <w:r>
+        <w:rPr>
+          <w:rFonts w:ascii="Century" w:hAnsi="Century"/>
+        </w:rPr>
+        <w:t xml:space="preserve"> </w:t>
+      </w:r>
+      <w:r>
+        <w:rPr>
+          <w:rFonts w:ascii="Century" w:hAnsi="Century"/>
+        </w:rPr>
+        <w:t xml:space="preserve">on which the </w:t>
       </w:r>
       <w:r>
         <w:rPr>
@@ -2172,43 +2746,85 @@
         <w:rPr>
           <w:rFonts w:ascii="Century" w:hAnsi="Century"/>
         </w:rPr>
-        <w:t xml:space="preserve">original </w:t>
-      </w:r>
-      <w:r>
-        <w:rPr>
-          <w:rFonts w:ascii="Century" w:hAnsi="Century"/>
-        </w:rPr>
-        <w:t>accumulation</w:t>
-      </w:r>
-      <w:r>
-        <w:rPr>
-          <w:rFonts w:ascii="Century" w:hAnsi="Century"/>
-        </w:rPr>
-        <w:t xml:space="preserve"> of capital</w:t>
-      </w:r>
-      <w:r>
-        <w:rPr>
-          <w:rFonts w:ascii="Century" w:hAnsi="Century"/>
-        </w:rPr>
-        <w:t xml:space="preserve"> </w:t>
-      </w:r>
-      <w:r>
-        <w:rPr>
-          <w:rFonts w:ascii="Century" w:hAnsi="Century"/>
-        </w:rPr>
-        <w:t>which</w:t>
-      </w:r>
-      <w:r>
-        <w:rPr>
-          <w:rFonts w:ascii="Century" w:hAnsi="Century"/>
-        </w:rPr>
-        <w:t xml:space="preserve"> </w:t>
-      </w:r>
-      <w:r>
-        <w:rPr>
-          <w:rFonts w:ascii="Century" w:hAnsi="Century"/>
-        </w:rPr>
-        <w:t xml:space="preserve">extended </w:t>
+        <w:t xml:space="preserve">performance of the money-commodity </w:t>
+      </w:r>
+      <w:r>
+        <w:rPr>
+          <w:rFonts w:ascii="Century" w:hAnsi="Century"/>
+        </w:rPr>
+        <w:t>bear</w:t>
+      </w:r>
+      <w:r>
+        <w:rPr>
+          <w:rFonts w:ascii="Century" w:hAnsi="Century"/>
+        </w:rPr>
+        <w:t xml:space="preserve">er took </w:t>
+      </w:r>
+      <w:r>
+        <w:rPr>
+          <w:rFonts w:ascii="Century" w:hAnsi="Century"/>
+        </w:rPr>
+        <w:t>place</w:t>
+      </w:r>
+      <w:r>
+        <w:rPr>
+          <w:rFonts w:ascii="Century" w:hAnsi="Century"/>
+        </w:rPr>
+        <w:t xml:space="preserve"> </w:t>
+      </w:r>
+      <w:r>
+        <w:rPr>
+          <w:rFonts w:ascii="Century" w:hAnsi="Century"/>
+        </w:rPr>
+        <w:t xml:space="preserve">was </w:t>
+      </w:r>
+      <w:r>
+        <w:rPr>
+          <w:rFonts w:ascii="Century" w:hAnsi="Century"/>
+        </w:rPr>
+        <w:t xml:space="preserve">conditioned </w:t>
+      </w:r>
+      <w:r>
+        <w:rPr>
+          <w:rFonts w:ascii="Century" w:hAnsi="Century"/>
+        </w:rPr>
+        <w:t>by the</w:t>
+      </w:r>
+      <w:r>
+        <w:rPr>
+          <w:rFonts w:ascii="Century" w:hAnsi="Century"/>
+        </w:rPr>
+        <w:t xml:space="preserve"> outcomes of the</w:t>
+      </w:r>
+      <w:r>
+        <w:rPr>
+          <w:rFonts w:ascii="Century" w:hAnsi="Century"/>
+        </w:rPr>
+        <w:t xml:space="preserve"> first metamorphosis</w:t>
+      </w:r>
+      <w:r>
+        <w:rPr>
+          <w:rFonts w:ascii="Century" w:hAnsi="Century"/>
+        </w:rPr>
+        <w:t>.</w:t>
+      </w:r>
+      <w:r>
+        <w:rPr>
+          <w:rFonts w:ascii="Century" w:hAnsi="Century"/>
+        </w:rPr>
+        <w:t xml:space="preserve"> </w:t>
+      </w:r>
+      <w:r>
+        <w:rPr>
+          <w:rFonts w:ascii="Century" w:hAnsi="Century"/>
+        </w:rPr>
+        <w:t>B</w:t>
+      </w:r>
+      <w:r>
+        <w:rPr>
+          <w:rFonts w:ascii="Century" w:hAnsi="Century"/>
+        </w:rPr>
+        <w:t xml:space="preserve">y which a certain degree of capital production was achieved due to </w:t>
       </w:r>
       <w:r>
         <w:rPr>
@@ -2220,25 +2836,211 @@
         <w:rPr>
           <w:rFonts w:ascii="Century" w:hAnsi="Century"/>
         </w:rPr>
-        <w:t>circulation</w:t>
-      </w:r>
-      <w:r>
-        <w:rPr>
-          <w:rFonts w:ascii="Century" w:hAnsi="Century"/>
-        </w:rPr>
-        <w:t xml:space="preserve"> of gold as money, defining the initial conditions and scope of the actual scale of its reproduction circuit, </w:t>
-      </w:r>
-      <w:r>
-        <w:rPr>
-          <w:rFonts w:ascii="Century" w:hAnsi="Century"/>
-        </w:rPr>
-        <w:t>subsuming</w:t>
-      </w:r>
-      <w:r>
-        <w:rPr>
-          <w:rFonts w:ascii="Century" w:hAnsi="Century"/>
-        </w:rPr>
-        <w:t xml:space="preserve"> the exchange process to the </w:t>
+        <w:t xml:space="preserve">accelerated accumulation of </w:t>
+      </w:r>
+      <w:r>
+        <w:rPr>
+          <w:rFonts w:ascii="Century" w:hAnsi="Century"/>
+        </w:rPr>
+        <w:t xml:space="preserve">the </w:t>
+      </w:r>
+      <w:r>
+        <w:rPr>
+          <w:rFonts w:ascii="Century" w:hAnsi="Century"/>
+        </w:rPr>
+        <w:t>means of circulation</w:t>
+      </w:r>
+      <w:r>
+        <w:rPr>
+          <w:rFonts w:ascii="Century" w:hAnsi="Century"/>
+        </w:rPr>
+        <w:t xml:space="preserve"> correspondent to </w:t>
+      </w:r>
+      <w:r>
+        <w:rPr>
+          <w:rFonts w:ascii="Century" w:hAnsi="Century"/>
+        </w:rPr>
+        <w:t>the sixteenth-century</w:t>
+      </w:r>
+      <w:r>
+        <w:rPr>
+          <w:rFonts w:ascii="Century" w:hAnsi="Century"/>
+        </w:rPr>
+        <w:t>: gold and silver.</w:t>
+      </w:r>
+      <w:r>
+        <w:rPr>
+          <w:rFonts w:ascii="Century" w:hAnsi="Century"/>
+        </w:rPr>
+        <w:t xml:space="preserve"> </w:t>
+      </w:r>
+      <w:r>
+        <w:rPr>
+          <w:rFonts w:ascii="Century" w:hAnsi="Century"/>
+        </w:rPr>
+        <w:t>The gold bearer</w:t>
+      </w:r>
+      <w:r>
+        <w:rPr>
+          <w:rFonts w:ascii="Century" w:hAnsi="Century"/>
+        </w:rPr>
+        <w:t xml:space="preserve"> can be seen in the following </w:t>
+      </w:r>
+      <w:r>
+        <w:rPr>
+          <w:rFonts w:ascii="Century" w:hAnsi="Century"/>
+        </w:rPr>
+        <w:t>act</w:t>
+      </w:r>
+      <w:r>
+        <w:rPr>
+          <w:rFonts w:ascii="Century" w:hAnsi="Century"/>
+        </w:rPr>
+        <w:t xml:space="preserve">, </w:t>
+      </w:r>
+      <w:r>
+        <w:rPr>
+          <w:rFonts w:ascii="Century" w:hAnsi="Century"/>
+        </w:rPr>
+        <w:t>a</w:t>
+      </w:r>
+      <w:r>
+        <w:rPr>
+          <w:rFonts w:ascii="Century" w:hAnsi="Century"/>
+        </w:rPr>
+        <w:t>ppearing in representation of gold</w:t>
+      </w:r>
+      <w:r>
+        <w:rPr>
+          <w:rFonts w:ascii="Century" w:hAnsi="Century"/>
+        </w:rPr>
+        <w:t>,</w:t>
+      </w:r>
+      <w:r>
+        <w:rPr>
+          <w:rFonts w:ascii="Century" w:hAnsi="Century"/>
+        </w:rPr>
+        <w:t xml:space="preserve"> as if </w:t>
+      </w:r>
+      <w:r>
+        <w:rPr>
+          <w:rFonts w:ascii="Century" w:hAnsi="Century"/>
+        </w:rPr>
+        <w:t>himself</w:t>
+      </w:r>
+      <w:r>
+        <w:rPr>
+          <w:rFonts w:ascii="Century" w:hAnsi="Century"/>
+        </w:rPr>
+        <w:t xml:space="preserve"> was not</w:t>
+      </w:r>
+      <w:r>
+        <w:rPr>
+          <w:rFonts w:ascii="Century" w:hAnsi="Century"/>
+        </w:rPr>
+        <w:t xml:space="preserve"> the</w:t>
+      </w:r>
+      <w:r>
+        <w:rPr>
+          <w:rFonts w:ascii="Century" w:hAnsi="Century"/>
+        </w:rPr>
+        <w:t xml:space="preserve"> merely replaceable but </w:t>
+      </w:r>
+      <w:r>
+        <w:rPr>
+          <w:rFonts w:ascii="Century" w:hAnsi="Century"/>
+        </w:rPr>
+        <w:t>necessary</w:t>
+      </w:r>
+      <w:r>
+        <w:rPr>
+          <w:rFonts w:ascii="Century" w:hAnsi="Century"/>
+        </w:rPr>
+        <w:t xml:space="preserve"> form of </w:t>
+      </w:r>
+      <w:r>
+        <w:rPr>
+          <w:rFonts w:ascii="Century" w:hAnsi="Century"/>
+        </w:rPr>
+        <w:t>appearance</w:t>
+      </w:r>
+      <w:r>
+        <w:rPr>
+          <w:rFonts w:ascii="Century" w:hAnsi="Century"/>
+        </w:rPr>
+        <w:t xml:space="preserve"> o</w:t>
+      </w:r>
+      <w:r>
+        <w:rPr>
+          <w:rFonts w:ascii="Century" w:hAnsi="Century"/>
+        </w:rPr>
+        <w:t>f gold in the</w:t>
+      </w:r>
+      <w:r>
+        <w:rPr>
+          <w:rFonts w:ascii="Century" w:hAnsi="Century"/>
+        </w:rPr>
+        <w:t xml:space="preserve"> circulation process. The commodity-money expresses and consumes an aliquot part of the exchange value of every commodity in circulation, signed and consumed by </w:t>
+      </w:r>
+      <w:r>
+        <w:rPr>
+          <w:rFonts w:ascii="Century" w:hAnsi="Century"/>
+        </w:rPr>
+        <w:t>price</w:t>
+      </w:r>
+      <w:r>
+        <w:rPr>
+          <w:rFonts w:ascii="Century" w:hAnsi="Century"/>
+        </w:rPr>
+        <w:t xml:space="preserve">. While historically concentrating an aliquot part of the </w:t>
+      </w:r>
+      <w:r>
+        <w:rPr>
+          <w:rFonts w:ascii="Century" w:hAnsi="Century"/>
+        </w:rPr>
+        <w:t>price</w:t>
+      </w:r>
+      <w:r>
+        <w:rPr>
+          <w:rFonts w:ascii="Century" w:hAnsi="Century"/>
+        </w:rPr>
+        <w:t xml:space="preserve"> of each circulated commodity being consumed by its </w:t>
+      </w:r>
+      <w:r>
+        <w:rPr>
+          <w:rFonts w:ascii="Century" w:hAnsi="Century"/>
+        </w:rPr>
+        <w:t>realization</w:t>
+      </w:r>
+      <w:r>
+        <w:rPr>
+          <w:rFonts w:ascii="Century" w:hAnsi="Century"/>
+        </w:rPr>
+        <w:t xml:space="preserve"> into the</w:t>
+      </w:r>
+      <w:r>
+        <w:rPr>
+          <w:rFonts w:ascii="Century" w:hAnsi="Century"/>
+        </w:rPr>
+        <w:t xml:space="preserve"> quantity of money</w:t>
+      </w:r>
+      <w:r>
+        <w:rPr>
+          <w:rFonts w:ascii="Century" w:hAnsi="Century"/>
+        </w:rPr>
+        <w:t xml:space="preserve"> signed by </w:t>
+      </w:r>
+      <w:r>
+        <w:rPr>
+          <w:rFonts w:ascii="Century" w:hAnsi="Century"/>
+        </w:rPr>
+        <w:t xml:space="preserve">it –the </w:t>
+      </w:r>
+      <w:r>
+        <w:rPr>
+          <w:rFonts w:ascii="Century" w:hAnsi="Century"/>
+        </w:rPr>
+        <w:t>commodity price (</w:t>
       </w:r>
       <w:r>
         <w:rPr>
@@ -2246,7 +3048,25 @@
           <w:i/>
           <w:iCs/>
         </w:rPr>
-        <w:t>social movement of money</w:t>
+        <w:t>C</w:t>
+      </w:r>
+      <w:r>
+        <w:rPr>
+          <w:rFonts w:ascii="Century" w:hAnsi="Century"/>
+        </w:rPr>
+        <w:t>)</w:t>
+      </w:r>
+      <w:r>
+        <w:rPr>
+          <w:rFonts w:ascii="Century" w:hAnsi="Century"/>
+        </w:rPr>
+        <w:t>. Ideally equivalent to the “quantity of labour objectified in it”</w:t>
+      </w:r>
+      <w:r>
+        <w:rPr>
+          <w:rFonts w:ascii="Century" w:hAnsi="Century"/>
+        </w:rPr>
+        <w:t>, as measure of value</w:t>
       </w:r>
       <w:r>
         <w:rPr>
@@ -2259,284 +3079,6 @@
           <w:rFonts w:ascii="Century" w:hAnsi="Century"/>
         </w:rPr>
         <w:t xml:space="preserve"> </w:t>
-      </w:r>
-      <w:r>
-        <w:rPr>
-          <w:rFonts w:ascii="Century" w:hAnsi="Century"/>
-        </w:rPr>
-        <w:t>So, the physical presence of money</w:t>
-      </w:r>
-      <w:r>
-        <w:rPr>
-          <w:rFonts w:ascii="Century" w:hAnsi="Century"/>
-        </w:rPr>
-        <w:t xml:space="preserve"> </w:t>
-      </w:r>
-      <w:r>
-        <w:rPr>
-          <w:rFonts w:ascii="Century" w:hAnsi="Century"/>
-        </w:rPr>
-        <w:t>is mined</w:t>
-      </w:r>
-      <w:r>
-        <w:rPr>
-          <w:rFonts w:ascii="Century" w:hAnsi="Century"/>
-        </w:rPr>
-        <w:t xml:space="preserve"> </w:t>
-      </w:r>
-      <w:r>
-        <w:rPr>
-          <w:rFonts w:ascii="Century" w:hAnsi="Century"/>
-        </w:rPr>
-        <w:t>as</w:t>
-      </w:r>
-      <w:r>
-        <w:rPr>
-          <w:rFonts w:ascii="Century" w:hAnsi="Century"/>
-        </w:rPr>
-        <w:t xml:space="preserve"> the material form of indigenous alienable wealth, </w:t>
-      </w:r>
-      <w:r>
-        <w:rPr>
-          <w:rFonts w:ascii="Century" w:hAnsi="Century"/>
-        </w:rPr>
-        <w:t xml:space="preserve">transformed </w:t>
-      </w:r>
-      <w:r>
-        <w:rPr>
-          <w:rFonts w:ascii="Century" w:hAnsi="Century"/>
-        </w:rPr>
-        <w:t>into money-</w:t>
-      </w:r>
-      <w:r>
-        <w:rPr>
-          <w:rFonts w:ascii="Century" w:hAnsi="Century"/>
-        </w:rPr>
-        <w:t xml:space="preserve">commodity while arrived </w:t>
-      </w:r>
-      <w:r>
-        <w:rPr>
-          <w:rFonts w:ascii="Century" w:hAnsi="Century"/>
-        </w:rPr>
-        <w:t>at</w:t>
-      </w:r>
-      <w:r>
-        <w:rPr>
-          <w:rFonts w:ascii="Century" w:hAnsi="Century"/>
-        </w:rPr>
-        <w:t xml:space="preserve"> Europe as silver, </w:t>
-      </w:r>
-      <w:r>
-        <w:rPr>
-          <w:rFonts w:ascii="Century" w:hAnsi="Century"/>
-        </w:rPr>
-        <w:t xml:space="preserve">and </w:t>
-      </w:r>
-      <w:r>
-        <w:rPr>
-          <w:rFonts w:ascii="Century" w:hAnsi="Century"/>
-        </w:rPr>
-        <w:t xml:space="preserve">then </w:t>
-      </w:r>
-      <w:r>
-        <w:rPr>
-          <w:rFonts w:ascii="Century" w:hAnsi="Century"/>
-        </w:rPr>
-        <w:t xml:space="preserve">came back to Europe from China when completed its metamorphosis </w:t>
-      </w:r>
-      <w:r>
-        <w:rPr>
-          <w:rFonts w:ascii="Century" w:hAnsi="Century"/>
-        </w:rPr>
-        <w:t>in</w:t>
-      </w:r>
-      <w:r>
-        <w:rPr>
-          <w:rFonts w:ascii="Century" w:hAnsi="Century"/>
-        </w:rPr>
-        <w:t xml:space="preserve"> gold</w:t>
-      </w:r>
-      <w:r>
-        <w:rPr>
-          <w:rFonts w:ascii="Century" w:hAnsi="Century"/>
-        </w:rPr>
-        <w:t xml:space="preserve"> for hoarding</w:t>
-      </w:r>
-      <w:r>
-        <w:rPr>
-          <w:rFonts w:ascii="Century" w:hAnsi="Century"/>
-        </w:rPr>
-        <w:t>.</w:t>
-      </w:r>
-      <w:r>
-        <w:rPr>
-          <w:rFonts w:ascii="Century" w:hAnsi="Century"/>
-        </w:rPr>
-        <w:t xml:space="preserve"> </w:t>
-      </w:r>
-      <w:r>
-        <w:rPr>
-          <w:rFonts w:ascii="Century" w:hAnsi="Century"/>
-        </w:rPr>
-        <w:t xml:space="preserve">The following </w:t>
-      </w:r>
-      <w:r>
-        <w:rPr>
-          <w:rFonts w:ascii="Century" w:hAnsi="Century"/>
-        </w:rPr>
-        <w:t>act</w:t>
-      </w:r>
-      <w:r>
-        <w:rPr>
-          <w:rFonts w:ascii="Century" w:hAnsi="Century"/>
-        </w:rPr>
-        <w:t xml:space="preserve"> </w:t>
-      </w:r>
-      <w:r>
-        <w:rPr>
-          <w:rFonts w:ascii="Century" w:hAnsi="Century"/>
-        </w:rPr>
-        <w:t xml:space="preserve">on which the </w:t>
-      </w:r>
-      <w:r>
-        <w:rPr>
-          <w:rFonts w:ascii="Century" w:hAnsi="Century"/>
-          <w:i/>
-          <w:iCs/>
-        </w:rPr>
-        <w:t>primitive</w:t>
-      </w:r>
-      <w:r>
-        <w:rPr>
-          <w:rFonts w:ascii="Century" w:hAnsi="Century"/>
-        </w:rPr>
-        <w:t xml:space="preserve"> </w:t>
-      </w:r>
-      <w:r>
-        <w:rPr>
-          <w:rFonts w:ascii="Century" w:hAnsi="Century"/>
-        </w:rPr>
-        <w:t xml:space="preserve">performance of the money-commodity </w:t>
-      </w:r>
-      <w:r>
-        <w:rPr>
-          <w:rFonts w:ascii="Century" w:hAnsi="Century"/>
-        </w:rPr>
-        <w:t>bear</w:t>
-      </w:r>
-      <w:r>
-        <w:rPr>
-          <w:rFonts w:ascii="Century" w:hAnsi="Century"/>
-        </w:rPr>
-        <w:t xml:space="preserve">er took </w:t>
-      </w:r>
-      <w:r>
-        <w:rPr>
-          <w:rFonts w:ascii="Century" w:hAnsi="Century"/>
-        </w:rPr>
-        <w:t>place</w:t>
-      </w:r>
-      <w:r>
-        <w:rPr>
-          <w:rFonts w:ascii="Century" w:hAnsi="Century"/>
-        </w:rPr>
-        <w:t xml:space="preserve"> </w:t>
-      </w:r>
-      <w:r>
-        <w:rPr>
-          <w:rFonts w:ascii="Century" w:hAnsi="Century"/>
-        </w:rPr>
-        <w:t xml:space="preserve">was </w:t>
-      </w:r>
-      <w:r>
-        <w:rPr>
-          <w:rFonts w:ascii="Century" w:hAnsi="Century"/>
-        </w:rPr>
-        <w:t xml:space="preserve">conditioned </w:t>
-      </w:r>
-      <w:r>
-        <w:rPr>
-          <w:rFonts w:ascii="Century" w:hAnsi="Century"/>
-        </w:rPr>
-        <w:t>by the</w:t>
-      </w:r>
-      <w:r>
-        <w:rPr>
-          <w:rFonts w:ascii="Century" w:hAnsi="Century"/>
-        </w:rPr>
-        <w:t xml:space="preserve"> outcomes of the</w:t>
-      </w:r>
-      <w:r>
-        <w:rPr>
-          <w:rFonts w:ascii="Century" w:hAnsi="Century"/>
-        </w:rPr>
-        <w:t xml:space="preserve"> first metamorphosis</w:t>
-      </w:r>
-      <w:r>
-        <w:rPr>
-          <w:rFonts w:ascii="Century" w:hAnsi="Century"/>
-        </w:rPr>
-        <w:t>.</w:t>
-      </w:r>
-      <w:r>
-        <w:rPr>
-          <w:rFonts w:ascii="Century" w:hAnsi="Century"/>
-        </w:rPr>
-        <w:t xml:space="preserve"> </w:t>
-      </w:r>
-      <w:r>
-        <w:rPr>
-          <w:rFonts w:ascii="Century" w:hAnsi="Century"/>
-        </w:rPr>
-        <w:t>B</w:t>
-      </w:r>
-      <w:r>
-        <w:rPr>
-          <w:rFonts w:ascii="Century" w:hAnsi="Century"/>
-        </w:rPr>
-        <w:t xml:space="preserve">y which a certain degree of capital production was achieved due to </w:t>
-      </w:r>
-      <w:r>
-        <w:rPr>
-          <w:rFonts w:ascii="Century" w:hAnsi="Century"/>
-        </w:rPr>
-        <w:t xml:space="preserve">the </w:t>
-      </w:r>
-      <w:r>
-        <w:rPr>
-          <w:rFonts w:ascii="Century" w:hAnsi="Century"/>
-        </w:rPr>
-        <w:t xml:space="preserve">accelerated accumulation of </w:t>
-      </w:r>
-      <w:r>
-        <w:rPr>
-          <w:rFonts w:ascii="Century" w:hAnsi="Century"/>
-        </w:rPr>
-        <w:t xml:space="preserve">the </w:t>
-      </w:r>
-      <w:r>
-        <w:rPr>
-          <w:rFonts w:ascii="Century" w:hAnsi="Century"/>
-        </w:rPr>
-        <w:t>means of circulation</w:t>
-      </w:r>
-      <w:r>
-        <w:rPr>
-          <w:rFonts w:ascii="Century" w:hAnsi="Century"/>
-        </w:rPr>
-        <w:t xml:space="preserve"> correspondent to </w:t>
-      </w:r>
-      <w:r>
-        <w:rPr>
-          <w:rFonts w:ascii="Century" w:hAnsi="Century"/>
-        </w:rPr>
-        <w:t>the sixteenth-century</w:t>
-      </w:r>
-      <w:r>
-        <w:rPr>
-          <w:rFonts w:ascii="Century" w:hAnsi="Century"/>
-        </w:rPr>
-        <w:t>: gold and silver.</w:t>
       </w:r>
     </w:p>
     <w:p>
@@ -2550,79 +3092,61 @@
         <w:rPr>
           <w:rFonts w:ascii="Century" w:hAnsi="Century"/>
         </w:rPr>
-        <w:t>The money-commodities of the formative period of the world economy: silver and gold</w:t>
-      </w:r>
-      <w:r>
-        <w:rPr>
-          <w:rFonts w:ascii="Century" w:hAnsi="Century"/>
-        </w:rPr>
-        <w:t xml:space="preserve"> were</w:t>
-      </w:r>
-      <w:r>
-        <w:rPr>
-          <w:rFonts w:ascii="Century" w:hAnsi="Century"/>
-        </w:rPr>
-        <w:t xml:space="preserve"> stolen from the indigenous continental territory</w:t>
-      </w:r>
-      <w:r>
-        <w:rPr>
-          <w:rFonts w:ascii="Century" w:hAnsi="Century"/>
-        </w:rPr>
-        <w:t xml:space="preserve"> (</w:t>
-      </w:r>
-      <w:r>
-        <w:rPr>
-          <w:rFonts w:ascii="Century" w:hAnsi="Century"/>
-        </w:rPr>
-        <w:t>Abya-Yala</w:t>
-      </w:r>
-      <w:r>
-        <w:rPr>
-          <w:rFonts w:ascii="Century" w:hAnsi="Century"/>
-        </w:rPr>
-        <w:t xml:space="preserve">) </w:t>
-      </w:r>
-      <w:r>
-        <w:rPr>
-          <w:rFonts w:ascii="Century" w:hAnsi="Century"/>
-        </w:rPr>
-        <w:t>by the militarist colonial policy</w:t>
-      </w:r>
-      <w:r>
-        <w:rPr>
-          <w:rFonts w:ascii="Century" w:hAnsi="Century"/>
-        </w:rPr>
-        <w:t>, in a magnitude</w:t>
-      </w:r>
-      <w:r>
-        <w:rPr>
-          <w:rFonts w:ascii="Century" w:hAnsi="Century"/>
-        </w:rPr>
-        <w:t xml:space="preserve"> </w:t>
-      </w:r>
-      <w:r>
-        <w:rPr>
-          <w:rFonts w:ascii="Century" w:hAnsi="Century"/>
-        </w:rPr>
-        <w:t>constitutive of</w:t>
-      </w:r>
-      <w:r>
-        <w:rPr>
-          <w:rFonts w:ascii="Century" w:hAnsi="Century"/>
-        </w:rPr>
-        <w:t xml:space="preserve"> the so-</w:t>
-      </w:r>
-      <w:r>
-        <w:rPr>
-          <w:rFonts w:ascii="Century" w:hAnsi="Century"/>
-        </w:rPr>
-        <w:t>labeled</w:t>
-      </w:r>
-      <w:r>
-        <w:rPr>
-          <w:rFonts w:ascii="Century" w:hAnsi="Century"/>
-        </w:rPr>
-        <w:t xml:space="preserve"> </w:t>
+        <w:t>G</w:t>
+      </w:r>
+      <w:r>
+        <w:rPr>
+          <w:rFonts w:ascii="Century" w:hAnsi="Century"/>
+        </w:rPr>
+        <w:t xml:space="preserve">old, as money-commodity and means of payment, was also fixed as the physical shape of the </w:t>
+      </w:r>
+      <w:r>
+        <w:rPr>
+          <w:rFonts w:ascii="Century" w:hAnsi="Century"/>
+        </w:rPr>
+        <w:t xml:space="preserve">standard unit of price. </w:t>
+      </w:r>
+      <w:r>
+        <w:rPr>
+          <w:rFonts w:ascii="Century" w:hAnsi="Century"/>
+        </w:rPr>
+        <w:t>S</w:t>
+      </w:r>
+      <w:r>
+        <w:rPr>
+          <w:rFonts w:ascii="Century" w:hAnsi="Century"/>
+        </w:rPr>
+        <w:t>o, t</w:t>
+      </w:r>
+      <w:r>
+        <w:rPr>
+          <w:rFonts w:ascii="Century" w:hAnsi="Century"/>
+        </w:rPr>
+        <w:t>he hoarder of gold, the representative of the commodity-money, has lived since created the money form of value</w:t>
+      </w:r>
+      <w:r>
+        <w:rPr>
+          <w:rFonts w:ascii="Century" w:hAnsi="Century"/>
+        </w:rPr>
+        <w:t>;</w:t>
+      </w:r>
+      <w:r>
+        <w:rPr>
+          <w:rFonts w:ascii="Century" w:hAnsi="Century"/>
+        </w:rPr>
+        <w:t xml:space="preserve"> </w:t>
+      </w:r>
+      <w:r>
+        <w:rPr>
+          <w:rFonts w:ascii="Century" w:hAnsi="Century"/>
+        </w:rPr>
+        <w:t>within</w:t>
+      </w:r>
+      <w:r>
+        <w:rPr>
+          <w:rFonts w:ascii="Century" w:hAnsi="Century"/>
+        </w:rPr>
+        <w:t xml:space="preserve"> the initial conditions which, </w:t>
       </w:r>
       <w:r>
         <w:rPr>
@@ -2630,7 +3154,13 @@
           <w:i/>
           <w:iCs/>
         </w:rPr>
-        <w:t xml:space="preserve">original </w:t>
+        <w:t>by</w:t>
+      </w:r>
+      <w:r>
+        <w:rPr>
+          <w:rFonts w:ascii="Century" w:hAnsi="Century"/>
+        </w:rPr>
+        <w:t xml:space="preserve"> </w:t>
       </w:r>
       <w:r>
         <w:rPr>
@@ -2638,7 +3168,49 @@
           <w:i/>
           <w:iCs/>
         </w:rPr>
-        <w:t>accumulation</w:t>
+        <w:t>social accident</w:t>
+      </w:r>
+      <w:r>
+        <w:rPr>
+          <w:rFonts w:ascii="Century" w:hAnsi="Century"/>
+        </w:rPr>
+        <w:t xml:space="preserve">, resulted in the extension of the exchange process, and </w:t>
+      </w:r>
+      <w:r>
+        <w:rPr>
+          <w:rFonts w:ascii="Century" w:hAnsi="Century"/>
+        </w:rPr>
+        <w:t xml:space="preserve">its </w:t>
+      </w:r>
+      <w:r>
+        <w:rPr>
+          <w:rFonts w:ascii="Century" w:hAnsi="Century"/>
+        </w:rPr>
+        <w:t xml:space="preserve">subsumption </w:t>
+      </w:r>
+      <w:r>
+        <w:rPr>
+          <w:rFonts w:ascii="Century" w:hAnsi="Century"/>
+        </w:rPr>
+        <w:t>to</w:t>
+      </w:r>
+      <w:r>
+        <w:rPr>
+          <w:rFonts w:ascii="Century" w:hAnsi="Century"/>
+        </w:rPr>
+        <w:t xml:space="preserve"> the process of money</w:t>
+      </w:r>
+      <w:r>
+        <w:rPr>
+          <w:rFonts w:ascii="Century" w:hAnsi="Century"/>
+        </w:rPr>
+        <w:t xml:space="preserve"> </w:t>
+      </w:r>
+      <w:r>
+        <w:rPr>
+          <w:rFonts w:ascii="Century" w:hAnsi="Century"/>
+        </w:rPr>
+        <w:t>circulation</w:t>
       </w:r>
       <w:r>
         <w:rPr>
@@ -2652,95 +3224,33 @@
         </w:rPr>
         <w:t xml:space="preserve"> </w:t>
       </w:r>
-      <w:r>
-        <w:rPr>
-          <w:rFonts w:ascii="Century" w:hAnsi="Century"/>
-        </w:rPr>
-        <w:t>A</w:t>
-      </w:r>
-      <w:r>
-        <w:rPr>
-          <w:rFonts w:ascii="Century" w:hAnsi="Century"/>
-        </w:rPr>
-        <w:t xml:space="preserve">s the historical foundation of the </w:t>
-      </w:r>
-      <w:r>
-        <w:rPr>
-          <w:rFonts w:ascii="Century" w:hAnsi="Century"/>
-        </w:rPr>
-        <w:t xml:space="preserve">reproduction </w:t>
-      </w:r>
-      <w:r>
-        <w:rPr>
-          <w:rFonts w:ascii="Century" w:hAnsi="Century"/>
-        </w:rPr>
-        <w:t xml:space="preserve">scale </w:t>
-      </w:r>
-      <w:r>
-        <w:rPr>
-          <w:rFonts w:ascii="Century" w:hAnsi="Century"/>
-        </w:rPr>
-        <w:t>i</w:t>
-      </w:r>
-      <w:r>
-        <w:rPr>
-          <w:rFonts w:ascii="Century" w:hAnsi="Century"/>
-        </w:rPr>
-        <w:t>n which</w:t>
-      </w:r>
-      <w:r>
-        <w:rPr>
-          <w:rFonts w:ascii="Century" w:hAnsi="Century"/>
-        </w:rPr>
-        <w:t xml:space="preserve"> </w:t>
-      </w:r>
-      <w:r>
-        <w:rPr>
-          <w:rFonts w:ascii="Century" w:hAnsi="Century"/>
-        </w:rPr>
-        <w:t>the extended accumulation of capital</w:t>
-      </w:r>
-      <w:r>
-        <w:rPr>
-          <w:rFonts w:ascii="Century" w:hAnsi="Century"/>
-        </w:rPr>
-        <w:t xml:space="preserve"> ha</w:t>
-      </w:r>
-      <w:r>
-        <w:rPr>
-          <w:rFonts w:ascii="Century" w:hAnsi="Century"/>
-        </w:rPr>
-        <w:t>s</w:t>
-      </w:r>
-      <w:r>
-        <w:rPr>
-          <w:rFonts w:ascii="Century" w:hAnsi="Century"/>
-        </w:rPr>
-        <w:t xml:space="preserve"> developed since then, from the initial conditions denoted by the invasion of </w:t>
-      </w:r>
-      <w:r>
-        <w:rPr>
-          <w:rFonts w:ascii="Century" w:hAnsi="Century"/>
-        </w:rPr>
-        <w:t>“</w:t>
-      </w:r>
-      <w:r>
-        <w:rPr>
-          <w:rFonts w:ascii="Century" w:hAnsi="Century"/>
-        </w:rPr>
-        <w:t>America</w:t>
-      </w:r>
-      <w:r>
-        <w:rPr>
-          <w:rFonts w:ascii="Century" w:hAnsi="Century"/>
-        </w:rPr>
-        <w:t>”</w:t>
-      </w:r>
-      <w:r>
-        <w:rPr>
-          <w:rFonts w:ascii="Century" w:hAnsi="Century"/>
-        </w:rPr>
-        <w:t>.</w:t>
+      <w:proofErr w:type="gramStart"/>
+      <w:r>
+        <w:rPr>
+          <w:rFonts w:ascii="Century" w:hAnsi="Century"/>
+        </w:rPr>
+        <w:t>%%[</w:t>
+      </w:r>
+      <w:proofErr w:type="gramEnd"/>
+      <w:r>
+        <w:rPr>
+          <w:rFonts w:ascii="Century" w:hAnsi="Century"/>
+        </w:rPr>
+        <w:t>[KV1C3P193L1</w:t>
+      </w:r>
+      <w:proofErr w:type="gramStart"/>
+      <w:r>
+        <w:rPr>
+          <w:rFonts w:ascii="Century" w:hAnsi="Century"/>
+        </w:rPr>
+        <w:t>]][</w:t>
+      </w:r>
+      <w:proofErr w:type="gramEnd"/>
+      <w:r>
+        <w:rPr>
+          <w:rFonts w:ascii="Century" w:hAnsi="Century"/>
+        </w:rPr>
+        <w:t>[KV1C3P194L13]]%%.</w:t>
       </w:r>
     </w:p>
     <w:p>
@@ -2754,169 +3264,25 @@
         <w:rPr>
           <w:rFonts w:ascii="Century" w:hAnsi="Century"/>
         </w:rPr>
-        <w:t>The gold bearer</w:t>
-      </w:r>
-      <w:r>
-        <w:rPr>
-          <w:rFonts w:ascii="Century" w:hAnsi="Century"/>
-        </w:rPr>
-        <w:t xml:space="preserve"> can be seen in the following </w:t>
-      </w:r>
-      <w:r>
-        <w:rPr>
-          <w:rFonts w:ascii="Century" w:hAnsi="Century"/>
-        </w:rPr>
-        <w:t>act</w:t>
-      </w:r>
-      <w:r>
-        <w:rPr>
-          <w:rFonts w:ascii="Century" w:hAnsi="Century"/>
-        </w:rPr>
-        <w:t xml:space="preserve">, </w:t>
-      </w:r>
-      <w:r>
-        <w:rPr>
-          <w:rFonts w:ascii="Century" w:hAnsi="Century"/>
-        </w:rPr>
-        <w:t>a</w:t>
-      </w:r>
-      <w:r>
-        <w:rPr>
-          <w:rFonts w:ascii="Century" w:hAnsi="Century"/>
-        </w:rPr>
-        <w:t>ppearing in representation of gold</w:t>
-      </w:r>
-      <w:r>
-        <w:rPr>
-          <w:rFonts w:ascii="Century" w:hAnsi="Century"/>
-        </w:rPr>
-        <w:t>,</w:t>
-      </w:r>
-      <w:r>
-        <w:rPr>
-          <w:rFonts w:ascii="Century" w:hAnsi="Century"/>
-        </w:rPr>
-        <w:t xml:space="preserve"> as if </w:t>
-      </w:r>
-      <w:r>
-        <w:rPr>
-          <w:rFonts w:ascii="Century" w:hAnsi="Century"/>
-        </w:rPr>
-        <w:t>himself</w:t>
-      </w:r>
-      <w:r>
-        <w:rPr>
-          <w:rFonts w:ascii="Century" w:hAnsi="Century"/>
-        </w:rPr>
-        <w:t xml:space="preserve"> was not</w:t>
-      </w:r>
-      <w:r>
-        <w:rPr>
-          <w:rFonts w:ascii="Century" w:hAnsi="Century"/>
-        </w:rPr>
-        <w:t xml:space="preserve"> the</w:t>
-      </w:r>
-      <w:r>
-        <w:rPr>
-          <w:rFonts w:ascii="Century" w:hAnsi="Century"/>
-        </w:rPr>
-        <w:t xml:space="preserve"> merely replaceable but </w:t>
-      </w:r>
-      <w:r>
-        <w:rPr>
-          <w:rFonts w:ascii="Century" w:hAnsi="Century"/>
-        </w:rPr>
-        <w:t>necessary</w:t>
-      </w:r>
-      <w:r>
-        <w:rPr>
-          <w:rFonts w:ascii="Century" w:hAnsi="Century"/>
-        </w:rPr>
-        <w:t xml:space="preserve"> form of </w:t>
-      </w:r>
-      <w:r>
-        <w:rPr>
-          <w:rFonts w:ascii="Century" w:hAnsi="Century"/>
-        </w:rPr>
-        <w:t>appearance</w:t>
-      </w:r>
-      <w:r>
-        <w:rPr>
-          <w:rFonts w:ascii="Century" w:hAnsi="Century"/>
-        </w:rPr>
-        <w:t xml:space="preserve"> o</w:t>
-      </w:r>
-      <w:r>
-        <w:rPr>
-          <w:rFonts w:ascii="Century" w:hAnsi="Century"/>
-        </w:rPr>
-        <w:t>f gold in the</w:t>
-      </w:r>
-      <w:r>
-        <w:rPr>
-          <w:rFonts w:ascii="Century" w:hAnsi="Century"/>
-        </w:rPr>
-        <w:t xml:space="preserve"> circulation process. The commodity-money expresses and consumes an aliquot part of the exchange value of every commodity in circulation, signed and consumed by </w:t>
-      </w:r>
-      <w:r>
-        <w:rPr>
-          <w:rFonts w:ascii="Century" w:hAnsi="Century"/>
-        </w:rPr>
-        <w:t>price</w:t>
-      </w:r>
-      <w:r>
-        <w:rPr>
-          <w:rFonts w:ascii="Century" w:hAnsi="Century"/>
-        </w:rPr>
-        <w:t xml:space="preserve">. While historically concentrating an aliquot part of the </w:t>
-      </w:r>
-      <w:r>
-        <w:rPr>
-          <w:rFonts w:ascii="Century" w:hAnsi="Century"/>
-        </w:rPr>
-        <w:t>price</w:t>
-      </w:r>
-      <w:r>
-        <w:rPr>
-          <w:rFonts w:ascii="Century" w:hAnsi="Century"/>
-        </w:rPr>
-        <w:t xml:space="preserve"> of each circulated commodity being consumed by its </w:t>
-      </w:r>
-      <w:r>
-        <w:rPr>
-          <w:rFonts w:ascii="Century" w:hAnsi="Century"/>
-        </w:rPr>
-        <w:t>realization</w:t>
-      </w:r>
-      <w:r>
-        <w:rPr>
-          <w:rFonts w:ascii="Century" w:hAnsi="Century"/>
-        </w:rPr>
-        <w:t xml:space="preserve"> into the</w:t>
-      </w:r>
-      <w:r>
-        <w:rPr>
-          <w:rFonts w:ascii="Century" w:hAnsi="Century"/>
-        </w:rPr>
-        <w:t xml:space="preserve"> quantity of money</w:t>
-      </w:r>
-      <w:r>
-        <w:rPr>
-          <w:rFonts w:ascii="Century" w:hAnsi="Century"/>
-        </w:rPr>
-        <w:t xml:space="preserve"> signed by the </w:t>
-      </w:r>
-      <w:r>
-        <w:rPr>
-          <w:rFonts w:ascii="Century" w:hAnsi="Century"/>
-        </w:rPr>
-        <w:t xml:space="preserve">it –the </w:t>
-      </w:r>
-      <w:r>
-        <w:rPr>
-          <w:rFonts w:ascii="Century" w:hAnsi="Century"/>
-        </w:rPr>
-        <w:t>commodity price (</w:t>
+        <w:t xml:space="preserve">Gold </w:t>
+      </w:r>
+      <w:r>
+        <w:rPr>
+          <w:rFonts w:ascii="Century" w:hAnsi="Century"/>
+        </w:rPr>
+        <w:t>accomplish</w:t>
+      </w:r>
+      <w:r>
+        <w:rPr>
+          <w:rFonts w:ascii="Century" w:hAnsi="Century"/>
+        </w:rPr>
+        <w:t>es</w:t>
+      </w:r>
+      <w:r>
+        <w:rPr>
+          <w:rFonts w:ascii="Century" w:hAnsi="Century"/>
+        </w:rPr>
+        <w:t xml:space="preserve"> every </w:t>
       </w:r>
       <w:r>
         <w:rPr>
@@ -2924,37 +3290,129 @@
           <w:i/>
           <w:iCs/>
         </w:rPr>
-        <w:t>C</w:t>
-      </w:r>
-      <w:r>
-        <w:rPr>
-          <w:rFonts w:ascii="Century" w:hAnsi="Century"/>
-        </w:rPr>
-        <w:t>)</w:t>
-      </w:r>
-      <w:r>
-        <w:rPr>
-          <w:rFonts w:ascii="Century" w:hAnsi="Century"/>
-        </w:rPr>
-        <w:t>. Ideally equivalent to the “quantity of labour objectified in it”</w:t>
-      </w:r>
-      <w:r>
-        <w:rPr>
-          <w:rFonts w:ascii="Century" w:hAnsi="Century"/>
-        </w:rPr>
-        <w:t>, as measure of value</w:t>
+        <w:t xml:space="preserve">social </w:t>
+      </w:r>
+      <w:r>
+        <w:rPr>
+          <w:rFonts w:ascii="Century" w:hAnsi="Century"/>
+          <w:i/>
+          <w:iCs/>
+        </w:rPr>
+        <w:t>function</w:t>
+      </w:r>
+      <w:r>
+        <w:rPr>
+          <w:rFonts w:ascii="Century" w:hAnsi="Century"/>
+        </w:rPr>
+        <w:t xml:space="preserve"> of money, since the initial expansion of the</w:t>
+      </w:r>
+      <w:r>
+        <w:rPr>
+          <w:rFonts w:ascii="Century" w:hAnsi="Century"/>
+        </w:rPr>
+        <w:t xml:space="preserve"> </w:t>
+      </w:r>
+      <w:r>
+        <w:rPr>
+          <w:rFonts w:ascii="Century" w:hAnsi="Century"/>
+        </w:rPr>
+        <w:t>exchange</w:t>
+      </w:r>
+      <w:r>
+        <w:rPr>
+          <w:rFonts w:ascii="Century" w:hAnsi="Century"/>
+        </w:rPr>
+        <w:t xml:space="preserve"> process </w:t>
+      </w:r>
+      <w:r>
+        <w:rPr>
+          <w:rFonts w:ascii="Century" w:hAnsi="Century"/>
+        </w:rPr>
+        <w:t>mediated by the circulation</w:t>
+      </w:r>
+      <w:r>
+        <w:rPr>
+          <w:rFonts w:ascii="Century" w:hAnsi="Century"/>
+        </w:rPr>
+        <w:t xml:space="preserve"> of money</w:t>
+      </w:r>
+      <w:r>
+        <w:rPr>
+          <w:rFonts w:ascii="Century" w:hAnsi="Century"/>
+        </w:rPr>
+        <w:t>. Gold is real money</w:t>
+      </w:r>
+      <w:r>
+        <w:rPr>
+          <w:rFonts w:ascii="Century" w:hAnsi="Century"/>
+        </w:rPr>
+        <w:t>, as the real embodiment of values</w:t>
+      </w:r>
+      <w:r>
+        <w:rPr>
+          <w:rFonts w:ascii="Century" w:hAnsi="Century"/>
+        </w:rPr>
+        <w:t>,</w:t>
+      </w:r>
+      <w:r>
+        <w:rPr>
+          <w:rFonts w:ascii="Century" w:hAnsi="Century"/>
+        </w:rPr>
+        <w:t xml:space="preserve"> i</w:t>
+      </w:r>
+      <w:r>
+        <w:rPr>
+          <w:rFonts w:ascii="Century" w:hAnsi="Century"/>
+        </w:rPr>
+        <w:t>t is measure of value, and the elementary value form, also being the standard unit of price</w:t>
+      </w:r>
+      <w:r>
+        <w:rPr>
+          <w:rFonts w:ascii="Century" w:hAnsi="Century"/>
+        </w:rPr>
+        <w:t>,</w:t>
+      </w:r>
+      <w:r>
+        <w:rPr>
+          <w:rFonts w:ascii="Century" w:hAnsi="Century"/>
+        </w:rPr>
+        <w:t xml:space="preserve"> </w:t>
+      </w:r>
+      <w:r>
+        <w:rPr>
+          <w:rFonts w:ascii="Century" w:hAnsi="Century"/>
+        </w:rPr>
+        <w:t>and real capital</w:t>
+      </w:r>
+      <w:r>
+        <w:rPr>
+          <w:rFonts w:ascii="Century" w:hAnsi="Century"/>
+        </w:rPr>
+        <w:t xml:space="preserve"> as</w:t>
+      </w:r>
+      <w:r>
+        <w:rPr>
+          <w:rFonts w:ascii="Century" w:hAnsi="Century"/>
+        </w:rPr>
+        <w:t xml:space="preserve"> at the same time [gold is] being constantly removed, separated, from the process of money circulation as </w:t>
+      </w:r>
+      <w:r>
+        <w:rPr>
+          <w:rFonts w:ascii="Century" w:hAnsi="Century"/>
+        </w:rPr>
+        <w:t>a means</w:t>
+      </w:r>
+      <w:r>
+        <w:rPr>
+          <w:rFonts w:ascii="Century" w:hAnsi="Century"/>
+        </w:rPr>
+        <w:t xml:space="preserve"> of payment</w:t>
       </w:r>
       <w:r>
         <w:rPr>
           <w:rFonts w:ascii="Century" w:hAnsi="Century"/>
         </w:rPr>
         <w:t>.</w:t>
-      </w:r>
-      <w:r>
-        <w:rPr>
-          <w:rFonts w:ascii="Century" w:hAnsi="Century"/>
-        </w:rPr>
-        <w:t xml:space="preserve"> </w:t>
       </w:r>
     </w:p>
     <w:p>
@@ -2968,125 +3426,13 @@
         <w:rPr>
           <w:rFonts w:ascii="Century" w:hAnsi="Century"/>
         </w:rPr>
-        <w:t>G</w:t>
-      </w:r>
-      <w:r>
-        <w:rPr>
-          <w:rFonts w:ascii="Century" w:hAnsi="Century"/>
-        </w:rPr>
-        <w:t xml:space="preserve">old, as money-commodity and means of payment, was also fixed as the physical shape of the </w:t>
-      </w:r>
-      <w:r>
-        <w:rPr>
-          <w:rFonts w:ascii="Century" w:hAnsi="Century"/>
-        </w:rPr>
-        <w:t xml:space="preserve">standard unit of price. </w:t>
-      </w:r>
-      <w:r>
-        <w:rPr>
-          <w:rFonts w:ascii="Century" w:hAnsi="Century"/>
-        </w:rPr>
-        <w:t>S</w:t>
-      </w:r>
-      <w:r>
-        <w:rPr>
-          <w:rFonts w:ascii="Century" w:hAnsi="Century"/>
-        </w:rPr>
-        <w:t>o, t</w:t>
-      </w:r>
-      <w:r>
-        <w:rPr>
-          <w:rFonts w:ascii="Century" w:hAnsi="Century"/>
-        </w:rPr>
-        <w:t>he hoarder of gold, the representative of the commodity-money, has lived since created the money form of value</w:t>
-      </w:r>
-      <w:r>
-        <w:rPr>
-          <w:rFonts w:ascii="Century" w:hAnsi="Century"/>
-        </w:rPr>
-        <w:t>;</w:t>
-      </w:r>
-      <w:r>
-        <w:rPr>
-          <w:rFonts w:ascii="Century" w:hAnsi="Century"/>
-        </w:rPr>
-        <w:t xml:space="preserve"> </w:t>
-      </w:r>
-      <w:r>
-        <w:rPr>
-          <w:rFonts w:ascii="Century" w:hAnsi="Century"/>
-        </w:rPr>
-        <w:t>within</w:t>
-      </w:r>
-      <w:r>
-        <w:rPr>
-          <w:rFonts w:ascii="Century" w:hAnsi="Century"/>
-        </w:rPr>
-        <w:t xml:space="preserve"> the initial conditions which, </w:t>
-      </w:r>
-      <w:r>
-        <w:rPr>
-          <w:rFonts w:ascii="Century" w:hAnsi="Century"/>
-          <w:i/>
-          <w:iCs/>
-        </w:rPr>
-        <w:t>by</w:t>
-      </w:r>
-      <w:r>
-        <w:rPr>
-          <w:rFonts w:ascii="Century" w:hAnsi="Century"/>
-        </w:rPr>
-        <w:t xml:space="preserve"> </w:t>
-      </w:r>
-      <w:r>
-        <w:rPr>
-          <w:rFonts w:ascii="Century" w:hAnsi="Century"/>
-          <w:i/>
-          <w:iCs/>
-        </w:rPr>
-        <w:t>social accident</w:t>
-      </w:r>
-      <w:r>
-        <w:rPr>
-          <w:rFonts w:ascii="Century" w:hAnsi="Century"/>
-        </w:rPr>
-        <w:t xml:space="preserve">, resulted in the extension of the exchange process, and </w:t>
-      </w:r>
-      <w:r>
-        <w:rPr>
-          <w:rFonts w:ascii="Century" w:hAnsi="Century"/>
-        </w:rPr>
-        <w:t xml:space="preserve">its </w:t>
-      </w:r>
-      <w:r>
-        <w:rPr>
-          <w:rFonts w:ascii="Century" w:hAnsi="Century"/>
-        </w:rPr>
-        <w:t xml:space="preserve">subsumption </w:t>
-      </w:r>
-      <w:r>
-        <w:rPr>
-          <w:rFonts w:ascii="Century" w:hAnsi="Century"/>
-        </w:rPr>
-        <w:t>to</w:t>
-      </w:r>
-      <w:r>
-        <w:rPr>
-          <w:rFonts w:ascii="Century" w:hAnsi="Century"/>
-        </w:rPr>
-        <w:t xml:space="preserve"> the process of money</w:t>
-      </w:r>
-      <w:r>
-        <w:rPr>
-          <w:rFonts w:ascii="Century" w:hAnsi="Century"/>
-        </w:rPr>
-        <w:t xml:space="preserve"> </w:t>
-      </w:r>
-      <w:r>
-        <w:rPr>
-          <w:rFonts w:ascii="Century" w:hAnsi="Century"/>
-        </w:rPr>
-        <w:t>circulation</w:t>
+        <w:t>Until this point, w</w:t>
+      </w:r>
+      <w:r>
+        <w:rPr>
+          <w:rFonts w:ascii="Century" w:hAnsi="Century"/>
+        </w:rPr>
+        <w:t>ith the compulsive subsumption of money circulation over the exchange process, money is used as a determinant of the “need to give an external expression to this opposition [between use-value and value which is latent in the nature of the commodity] for the purposes of commercial intercourse”. The upward scale shift of the exchange process mediated by money produced the drive toward the invention of an “independent” form of value, which finds neither rest nor peace until it became “independent from its own use-value”</w:t>
       </w:r>
       <w:r>
         <w:rPr>
@@ -3098,7 +3444,41 @@
         <w:rPr>
           <w:rFonts w:ascii="Century" w:hAnsi="Century"/>
         </w:rPr>
-        <w:t xml:space="preserve"> %%[[KV1C3P193L1]][[KV1C3P194L13]]%%.</w:t>
+        <w:t xml:space="preserve"> </w:t>
+      </w:r>
+      <w:proofErr w:type="gramStart"/>
+      <w:r>
+        <w:rPr>
+          <w:rFonts w:ascii="Century" w:hAnsi="Century"/>
+        </w:rPr>
+        <w:t>%%[</w:t>
+      </w:r>
+      <w:proofErr w:type="gramEnd"/>
+      <w:r>
+        <w:rPr>
+          <w:rFonts w:ascii="Century" w:hAnsi="Century"/>
+        </w:rPr>
+        <w:t>[KV1C2P182L34</w:t>
+      </w:r>
+      <w:proofErr w:type="gramStart"/>
+      <w:r>
+        <w:rPr>
+          <w:rFonts w:ascii="Century" w:hAnsi="Century"/>
+        </w:rPr>
+        <w:t>]]%</w:t>
+      </w:r>
+      <w:proofErr w:type="gramEnd"/>
+      <w:r>
+        <w:rPr>
+          <w:rFonts w:ascii="Century" w:hAnsi="Century"/>
+        </w:rPr>
+        <w:t>%</w:t>
+      </w:r>
+      <w:r>
+        <w:rPr>
+          <w:rFonts w:ascii="Century" w:hAnsi="Century"/>
+        </w:rPr>
+        <w:t xml:space="preserve">. </w:t>
       </w:r>
     </w:p>
     <w:p>
@@ -3112,155 +3492,231 @@
         <w:rPr>
           <w:rFonts w:ascii="Century" w:hAnsi="Century"/>
         </w:rPr>
-        <w:t xml:space="preserve">Gold </w:t>
-      </w:r>
-      <w:r>
-        <w:rPr>
-          <w:rFonts w:ascii="Century" w:hAnsi="Century"/>
-        </w:rPr>
-        <w:t>accomplish</w:t>
-      </w:r>
-      <w:r>
-        <w:rPr>
-          <w:rFonts w:ascii="Century" w:hAnsi="Century"/>
-        </w:rPr>
-        <w:t>es</w:t>
-      </w:r>
-      <w:r>
-        <w:rPr>
-          <w:rFonts w:ascii="Century" w:hAnsi="Century"/>
-        </w:rPr>
-        <w:t xml:space="preserve"> every </w:t>
-      </w:r>
-      <w:r>
-        <w:rPr>
-          <w:rFonts w:ascii="Century" w:hAnsi="Century"/>
-          <w:i/>
-          <w:iCs/>
-        </w:rPr>
-        <w:t xml:space="preserve">social </w:t>
-      </w:r>
-      <w:r>
-        <w:rPr>
-          <w:rFonts w:ascii="Century" w:hAnsi="Century"/>
-          <w:i/>
-          <w:iCs/>
-        </w:rPr>
-        <w:t>function</w:t>
-      </w:r>
-      <w:r>
-        <w:rPr>
-          <w:rFonts w:ascii="Century" w:hAnsi="Century"/>
-        </w:rPr>
-        <w:t xml:space="preserve"> of money, since the initial expansion of the</w:t>
-      </w:r>
-      <w:r>
-        <w:rPr>
-          <w:rFonts w:ascii="Century" w:hAnsi="Century"/>
-        </w:rPr>
-        <w:t xml:space="preserve"> </w:t>
-      </w:r>
-      <w:r>
-        <w:rPr>
-          <w:rFonts w:ascii="Century" w:hAnsi="Century"/>
-        </w:rPr>
-        <w:t>exchange</w:t>
-      </w:r>
-      <w:r>
-        <w:rPr>
-          <w:rFonts w:ascii="Century" w:hAnsi="Century"/>
-        </w:rPr>
-        <w:t xml:space="preserve"> process </w:t>
-      </w:r>
-      <w:r>
-        <w:rPr>
-          <w:rFonts w:ascii="Century" w:hAnsi="Century"/>
-        </w:rPr>
-        <w:t>mediated by the circulation</w:t>
-      </w:r>
-      <w:r>
-        <w:rPr>
-          <w:rFonts w:ascii="Century" w:hAnsi="Century"/>
-        </w:rPr>
-        <w:t xml:space="preserve"> of money</w:t>
-      </w:r>
-      <w:r>
-        <w:rPr>
-          <w:rFonts w:ascii="Century" w:hAnsi="Century"/>
-        </w:rPr>
-        <w:t>. Gold is real money</w:t>
-      </w:r>
-      <w:r>
-        <w:rPr>
-          <w:rFonts w:ascii="Century" w:hAnsi="Century"/>
-        </w:rPr>
-        <w:t>, as the real embodiment of values</w:t>
-      </w:r>
-      <w:r>
-        <w:rPr>
-          <w:rFonts w:ascii="Century" w:hAnsi="Century"/>
-        </w:rPr>
-        <w:t>,</w:t>
-      </w:r>
-      <w:r>
-        <w:rPr>
-          <w:rFonts w:ascii="Century" w:hAnsi="Century"/>
-        </w:rPr>
-        <w:t xml:space="preserve"> i</w:t>
-      </w:r>
-      <w:r>
-        <w:rPr>
-          <w:rFonts w:ascii="Century" w:hAnsi="Century"/>
-        </w:rPr>
-        <w:t>t is measure of value, and the elementary value form, also being the standard unit of price</w:t>
-      </w:r>
-      <w:r>
-        <w:rPr>
-          <w:rFonts w:ascii="Century" w:hAnsi="Century"/>
-        </w:rPr>
-        <w:t>,</w:t>
-      </w:r>
-      <w:r>
-        <w:rPr>
-          <w:rFonts w:ascii="Century" w:hAnsi="Century"/>
-        </w:rPr>
-        <w:t xml:space="preserve"> </w:t>
-      </w:r>
-      <w:r>
-        <w:rPr>
-          <w:rFonts w:ascii="Century" w:hAnsi="Century"/>
-        </w:rPr>
-        <w:t>and real capital</w:t>
-      </w:r>
-      <w:r>
-        <w:rPr>
-          <w:rFonts w:ascii="Century" w:hAnsi="Century"/>
-        </w:rPr>
-        <w:t xml:space="preserve"> as</w:t>
-      </w:r>
-      <w:r>
-        <w:rPr>
-          <w:rFonts w:ascii="Century" w:hAnsi="Century"/>
-        </w:rPr>
-        <w:t xml:space="preserve"> at the same time [gold is] being constantly removed, separated, from the process of money circulation as </w:t>
-      </w:r>
-      <w:r>
-        <w:rPr>
-          <w:rFonts w:ascii="Century" w:hAnsi="Century"/>
-        </w:rPr>
-        <w:t>a means</w:t>
-      </w:r>
-      <w:r>
-        <w:rPr>
-          <w:rFonts w:ascii="Century" w:hAnsi="Century"/>
-        </w:rPr>
-        <w:t xml:space="preserve"> of payment</w:t>
+        <w:t>Indeed, t</w:t>
+      </w:r>
+      <w:r>
+        <w:rPr>
+          <w:rFonts w:ascii="Century" w:hAnsi="Century"/>
+        </w:rPr>
+        <w:t>he function of money as a means for circulation resulted from the inherent contradiction between the elementary form of use</w:t>
+      </w:r>
+      <w:r>
+        <w:rPr>
+          <w:rFonts w:ascii="Century" w:hAnsi="Century"/>
+        </w:rPr>
+        <w:t>-</w:t>
+      </w:r>
+      <w:r>
+        <w:rPr>
+          <w:rFonts w:ascii="Century" w:hAnsi="Century"/>
+        </w:rPr>
+        <w:t>value and its exchange-value, resolved by the creation of a new form of value which is the money-form (M)</w:t>
+      </w:r>
+      <w:r>
+        <w:rPr>
+          <w:rFonts w:ascii="Century" w:hAnsi="Century"/>
+        </w:rPr>
+        <w:t xml:space="preserve">, </w:t>
+      </w:r>
+      <w:r>
+        <w:rPr>
+          <w:rFonts w:ascii="Century" w:hAnsi="Century"/>
+        </w:rPr>
+        <w:t>mediating the exchange of commodities (C-C)</w:t>
       </w:r>
       <w:r>
         <w:rPr>
           <w:rFonts w:ascii="Century" w:hAnsi="Century"/>
         </w:rPr>
         <w:t>.</w:t>
+      </w:r>
+      <w:r>
+        <w:rPr>
+          <w:rFonts w:ascii="Century" w:hAnsi="Century"/>
+        </w:rPr>
+        <w:t xml:space="preserve"> </w:t>
+      </w:r>
+      <w:r>
+        <w:rPr>
+          <w:rFonts w:ascii="Century" w:hAnsi="Century"/>
+        </w:rPr>
+        <w:t>In that manner</w:t>
+      </w:r>
+      <w:r>
+        <w:rPr>
+          <w:rFonts w:ascii="Century" w:hAnsi="Century"/>
+        </w:rPr>
+        <w:t xml:space="preserve"> </w:t>
+      </w:r>
+      <w:r>
+        <w:rPr>
+          <w:rFonts w:ascii="Century" w:hAnsi="Century"/>
+        </w:rPr>
+        <w:t>the differentiation of all commodities into commodities and money is completed</w:t>
+      </w:r>
+      <w:r>
+        <w:rPr>
+          <w:rFonts w:ascii="Century" w:hAnsi="Century"/>
+        </w:rPr>
+        <w:t xml:space="preserve">. </w:t>
+      </w:r>
+      <w:r>
+        <w:rPr>
+          <w:rFonts w:ascii="Century" w:hAnsi="Century"/>
+        </w:rPr>
+        <w:t>The</w:t>
+      </w:r>
+      <w:r>
+        <w:rPr>
+          <w:rFonts w:ascii="Century" w:hAnsi="Century"/>
+        </w:rPr>
+        <w:t xml:space="preserve"> value of every</w:t>
+      </w:r>
+      <w:r>
+        <w:rPr>
+          <w:rFonts w:ascii="Century" w:hAnsi="Century"/>
+        </w:rPr>
+        <w:t xml:space="preserve"> commodity</w:t>
+      </w:r>
+      <w:r>
+        <w:rPr>
+          <w:rFonts w:ascii="Century" w:hAnsi="Century"/>
+        </w:rPr>
+        <w:t xml:space="preserve"> is distinguished from its usefulness for </w:t>
+      </w:r>
+      <w:r>
+        <w:rPr>
+          <w:rFonts w:ascii="Century" w:hAnsi="Century"/>
+        </w:rPr>
+        <w:t>exchange and</w:t>
+      </w:r>
+      <w:r>
+        <w:rPr>
+          <w:rFonts w:ascii="Century" w:hAnsi="Century"/>
+        </w:rPr>
+        <w:t xml:space="preserve"> signed with price</w:t>
+      </w:r>
+      <w:r>
+        <w:rPr>
+          <w:rFonts w:ascii="Century" w:hAnsi="Century"/>
+        </w:rPr>
+        <w:t xml:space="preserve">, </w:t>
+      </w:r>
+      <w:r>
+        <w:rPr>
+          <w:rFonts w:ascii="Century" w:hAnsi="Century"/>
+        </w:rPr>
+        <w:t>an imagined quantity of mone</w:t>
+      </w:r>
+      <w:r>
+        <w:rPr>
+          <w:rFonts w:ascii="Century" w:hAnsi="Century"/>
+        </w:rPr>
+        <w:t xml:space="preserve">y </w:t>
+      </w:r>
+      <w:r>
+        <w:rPr>
+          <w:rFonts w:ascii="Century" w:hAnsi="Century"/>
+        </w:rPr>
+        <w:t xml:space="preserve">valorized as an ideally equivalent quantity of expended human labour. </w:t>
+      </w:r>
+      <w:proofErr w:type="gramStart"/>
+      <w:r>
+        <w:rPr>
+          <w:rFonts w:ascii="Century" w:hAnsi="Century"/>
+        </w:rPr>
+        <w:t>%%[</w:t>
+      </w:r>
+      <w:proofErr w:type="gramEnd"/>
+      <w:r>
+        <w:rPr>
+          <w:rFonts w:ascii="Century" w:hAnsi="Century"/>
+        </w:rPr>
+        <w:t>[KV1C3P198L16</w:t>
+      </w:r>
+      <w:proofErr w:type="gramStart"/>
+      <w:r>
+        <w:rPr>
+          <w:rFonts w:ascii="Century" w:hAnsi="Century"/>
+        </w:rPr>
+        <w:t>]]%</w:t>
+      </w:r>
+      <w:proofErr w:type="gramEnd"/>
+      <w:r>
+        <w:rPr>
+          <w:rFonts w:ascii="Century" w:hAnsi="Century"/>
+        </w:rPr>
+        <w:t xml:space="preserve">%. </w:t>
+      </w:r>
+      <w:proofErr w:type="gramStart"/>
+      <w:r>
+        <w:rPr>
+          <w:rFonts w:ascii="Century" w:hAnsi="Century"/>
+        </w:rPr>
+        <w:t>%%[</w:t>
+      </w:r>
+      <w:proofErr w:type="gramEnd"/>
+      <w:r>
+        <w:rPr>
+          <w:rFonts w:ascii="Century" w:hAnsi="Century"/>
+        </w:rPr>
+        <w:t>[KV1C3P188</w:t>
+      </w:r>
+      <w:r>
+        <w:rPr>
+          <w:rFonts w:ascii="Century" w:hAnsi="Century"/>
+        </w:rPr>
+        <w:t>F1</w:t>
+      </w:r>
+      <w:r>
+        <w:rPr>
+          <w:rFonts w:ascii="Century" w:hAnsi="Century"/>
+        </w:rPr>
+        <w:t>L1</w:t>
+      </w:r>
+      <w:proofErr w:type="gramStart"/>
+      <w:r>
+        <w:rPr>
+          <w:rFonts w:ascii="Century" w:hAnsi="Century"/>
+        </w:rPr>
+        <w:t>]]%</w:t>
+      </w:r>
+      <w:proofErr w:type="gramEnd"/>
+      <w:r>
+        <w:rPr>
+          <w:rFonts w:ascii="Century" w:hAnsi="Century"/>
+        </w:rPr>
+        <w:t>%</w:t>
+      </w:r>
+      <w:r>
+        <w:rPr>
+          <w:rFonts w:ascii="Century" w:hAnsi="Century"/>
+        </w:rPr>
+        <w:t xml:space="preserve">%%[[KV1C3P188L10]]%% </w:t>
+      </w:r>
+      <w:r>
+        <w:rPr>
+          <w:rFonts w:ascii="Century" w:hAnsi="Century"/>
+        </w:rPr>
+        <w:t>%%[[KV1C3P199L14]]%%</w:t>
+      </w:r>
+      <w:r>
+        <w:rPr>
+          <w:rFonts w:ascii="Century" w:hAnsi="Century"/>
+        </w:rPr>
+        <w:t>%%[[KV1C2P187L9]]%%</w:t>
+      </w:r>
+      <w:r>
+        <w:rPr>
+          <w:rFonts w:ascii="Century" w:hAnsi="Century"/>
+        </w:rPr>
+        <w:t>.</w:t>
+      </w:r>
+      <w:r>
+        <w:rPr>
+          <w:rFonts w:ascii="Century" w:hAnsi="Century"/>
+        </w:rPr>
+        <w:t xml:space="preserve"> </w:t>
       </w:r>
     </w:p>
     <w:p>
@@ -3274,37 +3730,217 @@
         <w:rPr>
           <w:rFonts w:ascii="Century" w:hAnsi="Century"/>
         </w:rPr>
-        <w:t>Until this point, w</w:t>
-      </w:r>
-      <w:r>
-        <w:rPr>
-          <w:rFonts w:ascii="Century" w:hAnsi="Century"/>
-        </w:rPr>
-        <w:t>ith the compulsive subsumption of money circulation over the exchange process, money is used as a determinant of the “need to give an external expression to this opposition [between use-value and value which is latent in the nature of the commodity] for the purposes of commercial intercourse”. The upward scale shift of the exchange process mediated by money produced the drive toward the invention of an “independent” form of value, which finds neither rest nor peace until it became “independent from its own use-value”</w:t>
-      </w:r>
-      <w:r>
-        <w:rPr>
-          <w:rFonts w:ascii="Century" w:hAnsi="Century"/>
-        </w:rPr>
-        <w:t>.</w:t>
-      </w:r>
-      <w:r>
-        <w:rPr>
-          <w:rFonts w:ascii="Century" w:hAnsi="Century"/>
-        </w:rPr>
-        <w:t xml:space="preserve"> </w:t>
-      </w:r>
-      <w:r>
-        <w:rPr>
-          <w:rFonts w:ascii="Century" w:hAnsi="Century"/>
-        </w:rPr>
-        <w:t>%%[[KV1C2P182L34]]%%</w:t>
+        <w:t>So, w</w:t>
+      </w:r>
+      <w:r>
+        <w:rPr>
+          <w:rFonts w:ascii="Century" w:hAnsi="Century"/>
+        </w:rPr>
+        <w:t xml:space="preserve">hy the indigenous alienable wealth became gold and silver, and </w:t>
+      </w:r>
+      <w:r>
+        <w:rPr>
+          <w:rFonts w:ascii="Century" w:hAnsi="Century"/>
+        </w:rPr>
+        <w:t>were no</w:t>
+      </w:r>
+      <w:r>
+        <w:rPr>
+          <w:rFonts w:ascii="Century" w:hAnsi="Century"/>
+        </w:rPr>
+        <w:t>t anymore nor cattle neither slaves? Is because gold</w:t>
+      </w:r>
+      <w:r>
+        <w:rPr>
+          <w:rFonts w:ascii="Century" w:hAnsi="Century"/>
+        </w:rPr>
+        <w:t xml:space="preserve"> and silver,</w:t>
+      </w:r>
+      <w:r>
+        <w:rPr>
+          <w:rFonts w:ascii="Century" w:hAnsi="Century"/>
+        </w:rPr>
+        <w:t xml:space="preserve"> and not the slave</w:t>
+      </w:r>
+      <w:r>
+        <w:rPr>
+          <w:rFonts w:ascii="Century" w:hAnsi="Century"/>
+        </w:rPr>
+        <w:t>,</w:t>
+      </w:r>
+      <w:r>
+        <w:rPr>
+          <w:rFonts w:ascii="Century" w:hAnsi="Century"/>
+        </w:rPr>
+        <w:t xml:space="preserve"> w</w:t>
+      </w:r>
+      <w:r>
+        <w:rPr>
+          <w:rFonts w:ascii="Century" w:hAnsi="Century"/>
+        </w:rPr>
+        <w:t>ere</w:t>
+      </w:r>
+      <w:r>
+        <w:rPr>
+          <w:rFonts w:ascii="Century" w:hAnsi="Century"/>
+        </w:rPr>
+        <w:t xml:space="preserve"> already the social form of money when the </w:t>
+      </w:r>
+      <w:r>
+        <w:rPr>
+          <w:rFonts w:ascii="Century" w:hAnsi="Century"/>
+        </w:rPr>
+        <w:t>super</w:t>
+      </w:r>
+      <w:r>
+        <w:rPr>
+          <w:rFonts w:ascii="Century" w:hAnsi="Century"/>
+        </w:rPr>
+        <w:t>-</w:t>
+      </w:r>
+      <w:r>
+        <w:rPr>
+          <w:rFonts w:ascii="Century" w:hAnsi="Century"/>
+        </w:rPr>
+        <w:t>exploitation of the indigenous peasantry in the</w:t>
+      </w:r>
+      <w:r>
+        <w:rPr>
+          <w:rFonts w:ascii="Century" w:hAnsi="Century"/>
+        </w:rPr>
+        <w:t xml:space="preserve"> silver and gold mines of </w:t>
+      </w:r>
+      <w:r>
+        <w:rPr>
+          <w:rFonts w:ascii="Century" w:hAnsi="Century"/>
+        </w:rPr>
+        <w:t>“</w:t>
+      </w:r>
+      <w:r>
+        <w:rPr>
+          <w:rFonts w:ascii="Century" w:hAnsi="Century"/>
+        </w:rPr>
+        <w:t>America</w:t>
+      </w:r>
+      <w:r>
+        <w:rPr>
+          <w:rFonts w:ascii="Century" w:hAnsi="Century"/>
+        </w:rPr>
+        <w:t>”</w:t>
+      </w:r>
+      <w:r>
+        <w:rPr>
+          <w:rFonts w:ascii="Century" w:hAnsi="Century"/>
+        </w:rPr>
+        <w:t xml:space="preserve"> </w:t>
+      </w:r>
+      <w:r>
+        <w:rPr>
+          <w:rFonts w:ascii="Century" w:hAnsi="Century"/>
+        </w:rPr>
+        <w:t>was planned and executed by colonization</w:t>
       </w:r>
       <w:r>
         <w:rPr>
           <w:rFonts w:ascii="Century" w:hAnsi="Century"/>
         </w:rPr>
         <w:t xml:space="preserve">. </w:t>
+      </w:r>
+      <w:r>
+        <w:rPr>
+          <w:rFonts w:ascii="Century" w:hAnsi="Century"/>
+        </w:rPr>
+        <w:t>Only a</w:t>
+      </w:r>
+      <w:r>
+        <w:rPr>
+          <w:rFonts w:ascii="Century" w:hAnsi="Century"/>
+        </w:rPr>
+        <w:t xml:space="preserve">fter genocide and slavery </w:t>
+      </w:r>
+      <w:r>
+        <w:rPr>
+          <w:rFonts w:ascii="Century" w:hAnsi="Century"/>
+        </w:rPr>
+        <w:t>follows</w:t>
+      </w:r>
+      <w:r>
+        <w:rPr>
+          <w:rFonts w:ascii="Century" w:hAnsi="Century"/>
+        </w:rPr>
+        <w:t xml:space="preserve"> the </w:t>
+      </w:r>
+      <w:r>
+        <w:rPr>
+          <w:rFonts w:ascii="Century" w:hAnsi="Century"/>
+        </w:rPr>
+        <w:t xml:space="preserve">extension of the </w:t>
+      </w:r>
+      <w:r>
+        <w:rPr>
+          <w:rFonts w:ascii="Century" w:hAnsi="Century"/>
+        </w:rPr>
+        <w:t>circulation</w:t>
+      </w:r>
+      <w:r>
+        <w:rPr>
+          <w:rFonts w:ascii="Century" w:hAnsi="Century"/>
+        </w:rPr>
+        <w:t xml:space="preserve"> process</w:t>
+      </w:r>
+      <w:r>
+        <w:rPr>
+          <w:rFonts w:ascii="Century" w:hAnsi="Century"/>
+        </w:rPr>
+        <w:t xml:space="preserve"> caused by the robbery of a magnitude of silver enough to being traded for gold in China</w:t>
+      </w:r>
+      <w:r>
+        <w:rPr>
+          <w:rFonts w:ascii="Century" w:hAnsi="Century"/>
+        </w:rPr>
+        <w:t>,</w:t>
+      </w:r>
+      <w:r>
+        <w:rPr>
+          <w:rFonts w:ascii="Century" w:hAnsi="Century"/>
+        </w:rPr>
+        <w:t xml:space="preserve"> displac</w:t>
+      </w:r>
+      <w:r>
+        <w:rPr>
+          <w:rFonts w:ascii="Century" w:hAnsi="Century"/>
+        </w:rPr>
+        <w:t>ing</w:t>
+      </w:r>
+      <w:r>
+        <w:rPr>
+          <w:rFonts w:ascii="Century" w:hAnsi="Century"/>
+        </w:rPr>
+        <w:t xml:space="preserve"> </w:t>
+      </w:r>
+      <w:r>
+        <w:rPr>
+          <w:rFonts w:ascii="Century" w:hAnsi="Century"/>
+        </w:rPr>
+        <w:t xml:space="preserve">gradually their rival money-commodities (silver and copper) </w:t>
+      </w:r>
+      <w:r>
+        <w:rPr>
+          <w:rFonts w:ascii="Century" w:hAnsi="Century"/>
+        </w:rPr>
+        <w:t>as dual measure</w:t>
+      </w:r>
+      <w:r>
+        <w:rPr>
+          <w:rFonts w:ascii="Century" w:hAnsi="Century"/>
+        </w:rPr>
+        <w:t>s</w:t>
+      </w:r>
+      <w:r>
+        <w:rPr>
+          <w:rFonts w:ascii="Century" w:hAnsi="Century"/>
+        </w:rPr>
+        <w:t xml:space="preserve"> of value in the world-economy. </w:t>
       </w:r>
     </w:p>
     <w:p>
@@ -3318,67 +3954,25 @@
         <w:rPr>
           <w:rFonts w:ascii="Century" w:hAnsi="Century"/>
         </w:rPr>
-        <w:t>Indeed, t</w:t>
-      </w:r>
-      <w:r>
-        <w:rPr>
-          <w:rFonts w:ascii="Century" w:hAnsi="Century"/>
-        </w:rPr>
-        <w:t>he function of money as a means for circulation resulted from the inherent contradiction between the elementary form of use</w:t>
-      </w:r>
-      <w:r>
-        <w:rPr>
-          <w:rFonts w:ascii="Century" w:hAnsi="Century"/>
-        </w:rPr>
-        <w:t>-</w:t>
-      </w:r>
-      <w:r>
-        <w:rPr>
-          <w:rFonts w:ascii="Century" w:hAnsi="Century"/>
-        </w:rPr>
-        <w:t>value and its exchange-value, resolved by the creation of a new form of value which is the money-form (M)</w:t>
-      </w:r>
-      <w:r>
-        <w:rPr>
-          <w:rFonts w:ascii="Century" w:hAnsi="Century"/>
-        </w:rPr>
-        <w:t xml:space="preserve">, </w:t>
-      </w:r>
-      <w:r>
-        <w:rPr>
-          <w:rFonts w:ascii="Century" w:hAnsi="Century"/>
-        </w:rPr>
-        <w:t>mediating the exchange of commodities (C-C)</w:t>
-      </w:r>
-      <w:r>
-        <w:rPr>
-          <w:rFonts w:ascii="Century" w:hAnsi="Century"/>
-        </w:rPr>
-        <w:t>.</w:t>
-      </w:r>
-      <w:r>
-        <w:rPr>
-          <w:rFonts w:ascii="Century" w:hAnsi="Century"/>
-        </w:rPr>
-        <w:t xml:space="preserve"> </w:t>
-      </w:r>
-      <w:r>
-        <w:rPr>
-          <w:rFonts w:ascii="Century" w:hAnsi="Century"/>
-        </w:rPr>
-        <w:t>In that manner</w:t>
-      </w:r>
-      <w:r>
-        <w:rPr>
-          <w:rFonts w:ascii="Century" w:hAnsi="Century"/>
-        </w:rPr>
-        <w:t xml:space="preserve"> </w:t>
-      </w:r>
-      <w:r>
-        <w:rPr>
-          <w:rFonts w:ascii="Century" w:hAnsi="Century"/>
-        </w:rPr>
-        <w:t>the differentiation of all commodities into commodities and money is completed</w:t>
+        <w:t>T</w:t>
+      </w:r>
+      <w:r>
+        <w:rPr>
+          <w:rFonts w:ascii="Century" w:hAnsi="Century"/>
+        </w:rPr>
+        <w:t xml:space="preserve">he mercantile capitalist </w:t>
+      </w:r>
+      <w:r>
+        <w:rPr>
+          <w:rFonts w:ascii="Century" w:hAnsi="Century"/>
+        </w:rPr>
+        <w:t>found in silver and gold</w:t>
+      </w:r>
+      <w:r>
+        <w:rPr>
+          <w:rFonts w:ascii="Century" w:hAnsi="Century"/>
+        </w:rPr>
+        <w:t xml:space="preserve"> the “chief element of indigenous alienable wealth”</w:t>
       </w:r>
       <w:r>
         <w:rPr>
@@ -3390,159 +3984,67 @@
         <w:rPr>
           <w:rFonts w:ascii="Century" w:hAnsi="Century"/>
         </w:rPr>
-        <w:t>The</w:t>
-      </w:r>
-      <w:r>
-        <w:rPr>
-          <w:rFonts w:ascii="Century" w:hAnsi="Century"/>
-        </w:rPr>
-        <w:t xml:space="preserve"> value of every</w:t>
-      </w:r>
-      <w:r>
-        <w:rPr>
-          <w:rFonts w:ascii="Century" w:hAnsi="Century"/>
-        </w:rPr>
-        <w:t xml:space="preserve"> commodity</w:t>
-      </w:r>
-      <w:r>
-        <w:rPr>
-          <w:rFonts w:ascii="Century" w:hAnsi="Century"/>
-        </w:rPr>
-        <w:t xml:space="preserve"> is distinguished from its usefulness for </w:t>
-      </w:r>
-      <w:r>
-        <w:rPr>
-          <w:rFonts w:ascii="Century" w:hAnsi="Century"/>
-        </w:rPr>
-        <w:t>exchange and</w:t>
-      </w:r>
-      <w:r>
-        <w:rPr>
-          <w:rFonts w:ascii="Century" w:hAnsi="Century"/>
-        </w:rPr>
-        <w:t xml:space="preserve"> signed with price</w:t>
-      </w:r>
-      <w:r>
-        <w:rPr>
-          <w:rFonts w:ascii="Century" w:hAnsi="Century"/>
-        </w:rPr>
-        <w:t xml:space="preserve">, </w:t>
-      </w:r>
-      <w:r>
-        <w:rPr>
-          <w:rFonts w:ascii="Century" w:hAnsi="Century"/>
-        </w:rPr>
-        <w:t>an imagined quantity of mone</w:t>
-      </w:r>
-      <w:r>
-        <w:rPr>
-          <w:rFonts w:ascii="Century" w:hAnsi="Century"/>
-        </w:rPr>
-        <w:t xml:space="preserve">y </w:t>
-      </w:r>
-      <w:r>
-        <w:rPr>
-          <w:rFonts w:ascii="Century" w:hAnsi="Century"/>
-        </w:rPr>
-        <w:t xml:space="preserve">valorized as an ideally equivalent quantity of expended human labour. </w:t>
-      </w:r>
-      <w:r>
-        <w:rPr>
-          <w:rFonts w:ascii="Century" w:hAnsi="Century"/>
-        </w:rPr>
-        <w:t xml:space="preserve">%%[[KV1C3P198L16]]%%. </w:t>
-      </w:r>
-      <w:r>
-        <w:rPr>
-          <w:rFonts w:ascii="Century" w:hAnsi="Century"/>
-        </w:rPr>
-        <w:t>%%[[KV1C3P188</w:t>
-      </w:r>
-      <w:r>
-        <w:rPr>
-          <w:rFonts w:ascii="Century" w:hAnsi="Century"/>
-        </w:rPr>
-        <w:t>F1</w:t>
-      </w:r>
-      <w:r>
-        <w:rPr>
-          <w:rFonts w:ascii="Century" w:hAnsi="Century"/>
-        </w:rPr>
-        <w:t>L1]]%%</w:t>
-      </w:r>
-      <w:r>
-        <w:rPr>
-          <w:rFonts w:ascii="Century" w:hAnsi="Century"/>
-        </w:rPr>
-        <w:t xml:space="preserve">%%[[KV1C3P188L10]]%% </w:t>
-      </w:r>
-      <w:r>
-        <w:rPr>
-          <w:rFonts w:ascii="Century" w:hAnsi="Century"/>
-        </w:rPr>
-        <w:t>%%[[KV1C3P199L14]]%%</w:t>
-      </w:r>
-      <w:r>
-        <w:rPr>
-          <w:rFonts w:ascii="Century" w:hAnsi="Century"/>
-        </w:rPr>
-        <w:t>%%[[KV1C2P187L9]]%%</w:t>
-      </w:r>
-      <w:r>
-        <w:rPr>
-          <w:rFonts w:ascii="Century" w:hAnsi="Century"/>
-        </w:rPr>
-        <w:t>.</w:t>
-      </w:r>
-      <w:r>
-        <w:rPr>
-          <w:rFonts w:ascii="Century" w:hAnsi="Century"/>
-        </w:rPr>
-        <w:t xml:space="preserve"> </w:t>
-      </w:r>
-    </w:p>
-    <w:p>
-      <w:pPr>
-        <w:spacing w:before="240" w:line="360" w:lineRule="auto"/>
-        <w:rPr>
-          <w:rFonts w:ascii="Century" w:hAnsi="Century"/>
-        </w:rPr>
-      </w:pPr>
-      <w:r>
-        <w:rPr>
-          <w:rFonts w:ascii="Century" w:hAnsi="Century"/>
-        </w:rPr>
-        <w:t>So, w</w:t>
-      </w:r>
-      <w:r>
-        <w:rPr>
-          <w:rFonts w:ascii="Century" w:hAnsi="Century"/>
-        </w:rPr>
-        <w:t xml:space="preserve">hy the indigenous alienable wealth became gold and silver, and </w:t>
-      </w:r>
-      <w:r>
-        <w:rPr>
-          <w:rFonts w:ascii="Century" w:hAnsi="Century"/>
-        </w:rPr>
-        <w:t>were no</w:t>
-      </w:r>
-      <w:r>
-        <w:rPr>
-          <w:rFonts w:ascii="Century" w:hAnsi="Century"/>
-        </w:rPr>
-        <w:t>t anymore nor cattle neither slaves? Is because gold</w:t>
-      </w:r>
-      <w:r>
-        <w:rPr>
-          <w:rFonts w:ascii="Century" w:hAnsi="Century"/>
-        </w:rPr>
-        <w:t xml:space="preserve"> and silver,</w:t>
-      </w:r>
-      <w:r>
-        <w:rPr>
-          <w:rFonts w:ascii="Century" w:hAnsi="Century"/>
-        </w:rPr>
-        <w:t xml:space="preserve"> and not the slave</w:t>
+        <w:t xml:space="preserve">As </w:t>
+      </w:r>
+      <w:r>
+        <w:rPr>
+          <w:rFonts w:ascii="Century" w:hAnsi="Century"/>
+        </w:rPr>
+        <w:t>values which</w:t>
+      </w:r>
+      <w:r>
+        <w:rPr>
+          <w:rFonts w:ascii="Century" w:hAnsi="Century"/>
+        </w:rPr>
+        <w:t xml:space="preserve"> do</w:t>
+      </w:r>
+      <w:r>
+        <w:rPr>
+          <w:rFonts w:ascii="Century" w:hAnsi="Century"/>
+        </w:rPr>
+        <w:t>n</w:t>
+      </w:r>
+      <w:r>
+        <w:rPr>
+          <w:rFonts w:ascii="Century" w:hAnsi="Century"/>
+        </w:rPr>
+        <w:t>’t have use-value outside its exchange-value form. They treated gold</w:t>
+      </w:r>
+      <w:r>
+        <w:rPr>
+          <w:rFonts w:ascii="Century" w:hAnsi="Century"/>
+        </w:rPr>
+        <w:t xml:space="preserve"> and silver</w:t>
+      </w:r>
+      <w:r>
+        <w:rPr>
+          <w:rFonts w:ascii="Century" w:hAnsi="Century"/>
+        </w:rPr>
+        <w:t xml:space="preserve"> as commodity-money</w:t>
+      </w:r>
+      <w:r>
+        <w:rPr>
+          <w:rFonts w:ascii="Century" w:hAnsi="Century"/>
+        </w:rPr>
+        <w:t xml:space="preserve">. </w:t>
+      </w:r>
+      <w:r>
+        <w:rPr>
+          <w:rFonts w:ascii="Century" w:hAnsi="Century"/>
+        </w:rPr>
+        <w:t>But certain industrial capital was in formation, incorporating the value of labour into the valorization process of gold</w:t>
+      </w:r>
+      <w:r>
+        <w:rPr>
+          <w:rFonts w:ascii="Century" w:hAnsi="Century"/>
+        </w:rPr>
+        <w:t xml:space="preserve"> production</w:t>
+      </w:r>
+      <w:r>
+        <w:rPr>
+          <w:rFonts w:ascii="Century" w:hAnsi="Century"/>
+        </w:rPr>
+        <w:t xml:space="preserve"> as a commodity</w:t>
       </w:r>
       <w:r>
         <w:rPr>
@@ -3554,297 +4056,35 @@
         <w:rPr>
           <w:rFonts w:ascii="Century" w:hAnsi="Century"/>
         </w:rPr>
-        <w:t xml:space="preserve"> w</w:t>
-      </w:r>
-      <w:r>
-        <w:rPr>
-          <w:rFonts w:ascii="Century" w:hAnsi="Century"/>
-        </w:rPr>
-        <w:t>ere</w:t>
-      </w:r>
-      <w:r>
-        <w:rPr>
-          <w:rFonts w:ascii="Century" w:hAnsi="Century"/>
-        </w:rPr>
-        <w:t xml:space="preserve"> already the social form of money when the </w:t>
-      </w:r>
-      <w:r>
-        <w:rPr>
-          <w:rFonts w:ascii="Century" w:hAnsi="Century"/>
-        </w:rPr>
-        <w:t>super</w:t>
-      </w:r>
-      <w:r>
-        <w:rPr>
-          <w:rFonts w:ascii="Century" w:hAnsi="Century"/>
-        </w:rPr>
-        <w:t>-</w:t>
-      </w:r>
-      <w:r>
-        <w:rPr>
-          <w:rFonts w:ascii="Century" w:hAnsi="Century"/>
-        </w:rPr>
-        <w:t>exploitation of the indigenous peasantry in the</w:t>
-      </w:r>
-      <w:r>
-        <w:rPr>
-          <w:rFonts w:ascii="Century" w:hAnsi="Century"/>
-        </w:rPr>
-        <w:t xml:space="preserve"> silver and gold mines of </w:t>
-      </w:r>
-      <w:r>
-        <w:rPr>
-          <w:rFonts w:ascii="Century" w:hAnsi="Century"/>
-        </w:rPr>
-        <w:t>“</w:t>
-      </w:r>
-      <w:r>
-        <w:rPr>
-          <w:rFonts w:ascii="Century" w:hAnsi="Century"/>
-        </w:rPr>
-        <w:t>America</w:t>
-      </w:r>
-      <w:r>
-        <w:rPr>
-          <w:rFonts w:ascii="Century" w:hAnsi="Century"/>
-        </w:rPr>
-        <w:t>”</w:t>
-      </w:r>
-      <w:r>
-        <w:rPr>
-          <w:rFonts w:ascii="Century" w:hAnsi="Century"/>
-        </w:rPr>
-        <w:t xml:space="preserve"> </w:t>
-      </w:r>
-      <w:r>
-        <w:rPr>
-          <w:rFonts w:ascii="Century" w:hAnsi="Century"/>
-        </w:rPr>
-        <w:t>was planned and executed by colonization</w:t>
-      </w:r>
-      <w:r>
-        <w:rPr>
-          <w:rFonts w:ascii="Century" w:hAnsi="Century"/>
-        </w:rPr>
-        <w:t xml:space="preserve">. </w:t>
-      </w:r>
-      <w:r>
-        <w:rPr>
-          <w:rFonts w:ascii="Century" w:hAnsi="Century"/>
-        </w:rPr>
-        <w:t>Only a</w:t>
-      </w:r>
-      <w:r>
-        <w:rPr>
-          <w:rFonts w:ascii="Century" w:hAnsi="Century"/>
-        </w:rPr>
-        <w:t xml:space="preserve">fter genocide and slavery </w:t>
-      </w:r>
-      <w:r>
-        <w:rPr>
-          <w:rFonts w:ascii="Century" w:hAnsi="Century"/>
-        </w:rPr>
-        <w:t>follows</w:t>
-      </w:r>
-      <w:r>
-        <w:rPr>
-          <w:rFonts w:ascii="Century" w:hAnsi="Century"/>
-        </w:rPr>
-        <w:t xml:space="preserve"> the </w:t>
-      </w:r>
-      <w:r>
-        <w:rPr>
-          <w:rFonts w:ascii="Century" w:hAnsi="Century"/>
-        </w:rPr>
-        <w:t xml:space="preserve">extension of the </w:t>
-      </w:r>
-      <w:r>
-        <w:rPr>
-          <w:rFonts w:ascii="Century" w:hAnsi="Century"/>
-        </w:rPr>
-        <w:t>circulation</w:t>
-      </w:r>
-      <w:r>
-        <w:rPr>
-          <w:rFonts w:ascii="Century" w:hAnsi="Century"/>
-        </w:rPr>
-        <w:t xml:space="preserve"> process</w:t>
-      </w:r>
-      <w:r>
-        <w:rPr>
-          <w:rFonts w:ascii="Century" w:hAnsi="Century"/>
-        </w:rPr>
-        <w:t xml:space="preserve"> caused by the robbery of a magnitude of silver enough to being traded for gold in China</w:t>
-      </w:r>
-      <w:r>
-        <w:rPr>
-          <w:rFonts w:ascii="Century" w:hAnsi="Century"/>
-        </w:rPr>
-        <w:t>,</w:t>
-      </w:r>
-      <w:r>
-        <w:rPr>
-          <w:rFonts w:ascii="Century" w:hAnsi="Century"/>
-        </w:rPr>
-        <w:t xml:space="preserve"> displac</w:t>
-      </w:r>
-      <w:r>
-        <w:rPr>
-          <w:rFonts w:ascii="Century" w:hAnsi="Century"/>
-        </w:rPr>
-        <w:t>ing</w:t>
-      </w:r>
-      <w:r>
-        <w:rPr>
-          <w:rFonts w:ascii="Century" w:hAnsi="Century"/>
-        </w:rPr>
-        <w:t xml:space="preserve"> </w:t>
-      </w:r>
-      <w:r>
-        <w:rPr>
-          <w:rFonts w:ascii="Century" w:hAnsi="Century"/>
-        </w:rPr>
-        <w:t xml:space="preserve">gradually their rival money-commodities (silver and copper) </w:t>
-      </w:r>
-      <w:r>
-        <w:rPr>
-          <w:rFonts w:ascii="Century" w:hAnsi="Century"/>
-        </w:rPr>
-        <w:t>as dual measure</w:t>
-      </w:r>
-      <w:r>
-        <w:rPr>
-          <w:rFonts w:ascii="Century" w:hAnsi="Century"/>
-        </w:rPr>
-        <w:t>s</w:t>
-      </w:r>
-      <w:r>
-        <w:rPr>
-          <w:rFonts w:ascii="Century" w:hAnsi="Century"/>
-        </w:rPr>
-        <w:t xml:space="preserve"> of value in the world-economy. </w:t>
-      </w:r>
-    </w:p>
-    <w:p>
-      <w:pPr>
-        <w:spacing w:before="240" w:line="360" w:lineRule="auto"/>
-        <w:rPr>
-          <w:rFonts w:ascii="Century" w:hAnsi="Century"/>
-        </w:rPr>
-      </w:pPr>
-      <w:r>
-        <w:rPr>
-          <w:rFonts w:ascii="Century" w:hAnsi="Century"/>
-        </w:rPr>
-        <w:t>T</w:t>
-      </w:r>
-      <w:r>
-        <w:rPr>
-          <w:rFonts w:ascii="Century" w:hAnsi="Century"/>
-        </w:rPr>
-        <w:t xml:space="preserve">he mercantile capitalist </w:t>
-      </w:r>
-      <w:r>
-        <w:rPr>
-          <w:rFonts w:ascii="Century" w:hAnsi="Century"/>
-        </w:rPr>
-        <w:t>found in silver and gold</w:t>
-      </w:r>
-      <w:r>
-        <w:rPr>
-          <w:rFonts w:ascii="Century" w:hAnsi="Century"/>
-        </w:rPr>
-        <w:t xml:space="preserve"> the “chief element of indigenous alienable wealth”</w:t>
-      </w:r>
-      <w:r>
-        <w:rPr>
-          <w:rFonts w:ascii="Century" w:hAnsi="Century"/>
-        </w:rPr>
-        <w:t xml:space="preserve">. </w:t>
-      </w:r>
-      <w:r>
-        <w:rPr>
-          <w:rFonts w:ascii="Century" w:hAnsi="Century"/>
-        </w:rPr>
-        <w:t xml:space="preserve">As </w:t>
-      </w:r>
-      <w:r>
-        <w:rPr>
-          <w:rFonts w:ascii="Century" w:hAnsi="Century"/>
-        </w:rPr>
-        <w:t>values which</w:t>
-      </w:r>
-      <w:r>
-        <w:rPr>
-          <w:rFonts w:ascii="Century" w:hAnsi="Century"/>
-        </w:rPr>
-        <w:t xml:space="preserve"> do</w:t>
-      </w:r>
-      <w:r>
-        <w:rPr>
-          <w:rFonts w:ascii="Century" w:hAnsi="Century"/>
-        </w:rPr>
-        <w:t>n</w:t>
-      </w:r>
-      <w:r>
-        <w:rPr>
-          <w:rFonts w:ascii="Century" w:hAnsi="Century"/>
-        </w:rPr>
-        <w:t>’t have use-value outside its exchange-value form. They treated gold</w:t>
-      </w:r>
-      <w:r>
-        <w:rPr>
-          <w:rFonts w:ascii="Century" w:hAnsi="Century"/>
-        </w:rPr>
-        <w:t xml:space="preserve"> and silver</w:t>
-      </w:r>
-      <w:r>
-        <w:rPr>
-          <w:rFonts w:ascii="Century" w:hAnsi="Century"/>
-        </w:rPr>
-        <w:t xml:space="preserve"> as commodity-money</w:t>
-      </w:r>
-      <w:r>
-        <w:rPr>
-          <w:rFonts w:ascii="Century" w:hAnsi="Century"/>
-        </w:rPr>
-        <w:t xml:space="preserve">. </w:t>
-      </w:r>
-      <w:r>
-        <w:rPr>
-          <w:rFonts w:ascii="Century" w:hAnsi="Century"/>
-        </w:rPr>
-        <w:t>But certain industrial capital was in formation, incorporating the value of labour into the valorization process of gold</w:t>
-      </w:r>
-      <w:r>
-        <w:rPr>
-          <w:rFonts w:ascii="Century" w:hAnsi="Century"/>
-        </w:rPr>
-        <w:t xml:space="preserve"> production</w:t>
-      </w:r>
-      <w:r>
-        <w:rPr>
-          <w:rFonts w:ascii="Century" w:hAnsi="Century"/>
-        </w:rPr>
-        <w:t xml:space="preserve"> as a commodity</w:t>
-      </w:r>
-      <w:r>
-        <w:rPr>
-          <w:rFonts w:ascii="Century" w:hAnsi="Century"/>
-        </w:rPr>
-        <w:t>,</w:t>
-      </w:r>
-      <w:r>
-        <w:rPr>
-          <w:rFonts w:ascii="Century" w:hAnsi="Century"/>
-        </w:rPr>
         <w:t xml:space="preserve"> in its circulation toward its money-form of value. Besides its circulation as a means of payment, gold is then produced for hoarding. </w:t>
       </w:r>
-      <w:r>
-        <w:rPr>
-          <w:rFonts w:ascii="Century" w:hAnsi="Century"/>
-        </w:rPr>
-        <w:t>%%[[KV1C2P183L18]]%%.</w:t>
+      <w:proofErr w:type="gramStart"/>
+      <w:r>
+        <w:rPr>
+          <w:rFonts w:ascii="Century" w:hAnsi="Century"/>
+        </w:rPr>
+        <w:t>%%[</w:t>
+      </w:r>
+      <w:proofErr w:type="gramEnd"/>
+      <w:r>
+        <w:rPr>
+          <w:rFonts w:ascii="Century" w:hAnsi="Century"/>
+        </w:rPr>
+        <w:t>[KV1C2P183L18</w:t>
+      </w:r>
+      <w:proofErr w:type="gramStart"/>
+      <w:r>
+        <w:rPr>
+          <w:rFonts w:ascii="Century" w:hAnsi="Century"/>
+        </w:rPr>
+        <w:t>]]%</w:t>
+      </w:r>
+      <w:proofErr w:type="gramEnd"/>
+      <w:r>
+        <w:rPr>
+          <w:rFonts w:ascii="Century" w:hAnsi="Century"/>
+        </w:rPr>
+        <w:t>%.</w:t>
       </w:r>
     </w:p>
     <w:p>
@@ -4283,7 +4523,35 @@
         <w:rPr>
           <w:rFonts w:ascii="Century" w:hAnsi="Century"/>
         </w:rPr>
-        <w:t xml:space="preserve"> %%[[KV1C3P231L8]]%%. </w:t>
+        <w:t xml:space="preserve"> </w:t>
+      </w:r>
+      <w:proofErr w:type="gramStart"/>
+      <w:r>
+        <w:rPr>
+          <w:rFonts w:ascii="Century" w:hAnsi="Century"/>
+        </w:rPr>
+        <w:t>%%[</w:t>
+      </w:r>
+      <w:proofErr w:type="gramEnd"/>
+      <w:r>
+        <w:rPr>
+          <w:rFonts w:ascii="Century" w:hAnsi="Century"/>
+        </w:rPr>
+        <w:t>[KV1C3P231L8</w:t>
+      </w:r>
+      <w:proofErr w:type="gramStart"/>
+      <w:r>
+        <w:rPr>
+          <w:rFonts w:ascii="Century" w:hAnsi="Century"/>
+        </w:rPr>
+        <w:t>]]%</w:t>
+      </w:r>
+      <w:proofErr w:type="gramEnd"/>
+      <w:r>
+        <w:rPr>
+          <w:rFonts w:ascii="Century" w:hAnsi="Century"/>
+        </w:rPr>
+        <w:t xml:space="preserve">%. </w:t>
       </w:r>
     </w:p>
     <w:p>
@@ -4431,11 +4699,19 @@
         </w:rPr>
         <w:t>8</w:t>
       </w:r>
-      <w:r>
-        <w:rPr>
-          <w:rFonts w:ascii="Century" w:hAnsi="Century"/>
-        </w:rPr>
-        <w:t>]]%%</w:t>
+      <w:proofErr w:type="gramStart"/>
+      <w:r>
+        <w:rPr>
+          <w:rFonts w:ascii="Century" w:hAnsi="Century"/>
+        </w:rPr>
+        <w:t>]]%</w:t>
+      </w:r>
+      <w:proofErr w:type="gramEnd"/>
+      <w:r>
+        <w:rPr>
+          <w:rFonts w:ascii="Century" w:hAnsi="Century"/>
+        </w:rPr>
+        <w:t>%</w:t>
       </w:r>
       <w:r>
         <w:rPr>
@@ -4501,11 +4777,33 @@
         </w:rPr>
         <w:t xml:space="preserve"> </w:t>
       </w:r>
-      <w:r>
-        <w:rPr>
-          <w:rFonts w:ascii="Century" w:hAnsi="Century"/>
-        </w:rPr>
-        <w:t>%%[[KV1C2P186L24]]%%</w:t>
+      <w:proofErr w:type="gramStart"/>
+      <w:r>
+        <w:rPr>
+          <w:rFonts w:ascii="Century" w:hAnsi="Century"/>
+        </w:rPr>
+        <w:t>%%[</w:t>
+      </w:r>
+      <w:proofErr w:type="gramEnd"/>
+      <w:r>
+        <w:rPr>
+          <w:rFonts w:ascii="Century" w:hAnsi="Century"/>
+        </w:rPr>
+        <w:t>[KV1C2P186L24</w:t>
+      </w:r>
+      <w:proofErr w:type="gramStart"/>
+      <w:r>
+        <w:rPr>
+          <w:rFonts w:ascii="Century" w:hAnsi="Century"/>
+        </w:rPr>
+        <w:t>]]%</w:t>
+      </w:r>
+      <w:proofErr w:type="gramEnd"/>
+      <w:r>
+        <w:rPr>
+          <w:rFonts w:ascii="Century" w:hAnsi="Century"/>
+        </w:rPr>
+        <w:t>%</w:t>
       </w:r>
       <w:r>
         <w:rPr>
@@ -4801,7 +5099,21 @@
         <w:rPr>
           <w:rFonts w:ascii="Century" w:hAnsi="Century"/>
         </w:rPr>
-        <w:t>%%[[KV1C3P188L10]]%%</w:t>
+        <w:t>%%[[KV1C3P188L10</w:t>
+      </w:r>
+      <w:proofErr w:type="gramStart"/>
+      <w:r>
+        <w:rPr>
+          <w:rFonts w:ascii="Century" w:hAnsi="Century"/>
+        </w:rPr>
+        <w:t>]]%</w:t>
+      </w:r>
+      <w:proofErr w:type="gramEnd"/>
+      <w:r>
+        <w:rPr>
+          <w:rFonts w:ascii="Century" w:hAnsi="Century"/>
+        </w:rPr>
+        <w:t>%</w:t>
       </w:r>
       <w:r>
         <w:rPr>
@@ -5198,12 +5510,6 @@
         <w:rPr>
           <w:rFonts w:ascii="Century" w:hAnsi="Century"/>
         </w:rPr>
-        <w:t>.</w:t>
-      </w:r>
-      <w:r>
-        <w:rPr>
-          <w:rFonts w:ascii="Century" w:hAnsi="Century"/>
-        </w:rPr>
         <w:t>%%[[KV1C3P19</w:t>
       </w:r>
       <w:r>
@@ -5224,11 +5530,19 @@
         </w:rPr>
         <w:t>6</w:t>
       </w:r>
-      <w:r>
-        <w:rPr>
-          <w:rFonts w:ascii="Century" w:hAnsi="Century"/>
-        </w:rPr>
-        <w:t>]]%%</w:t>
+      <w:proofErr w:type="gramStart"/>
+      <w:r>
+        <w:rPr>
+          <w:rFonts w:ascii="Century" w:hAnsi="Century"/>
+        </w:rPr>
+        <w:t>]]%</w:t>
+      </w:r>
+      <w:proofErr w:type="gramEnd"/>
+      <w:r>
+        <w:rPr>
+          <w:rFonts w:ascii="Century" w:hAnsi="Century"/>
+        </w:rPr>
+        <w:t>%</w:t>
       </w:r>
       <w:r>
         <w:rPr>
@@ -5448,11 +5762,61 @@
         </w:rPr>
         <w:t xml:space="preserve"> labour time, as the common measure of value of commodities, and the money-form of value. </w:t>
       </w:r>
-      <w:r>
-        <w:rPr>
-          <w:rFonts w:ascii="Century" w:hAnsi="Century"/>
-        </w:rPr>
-        <w:t>%%[[KV1C3P189L1]]%%. %%[[KV1C3P197L1]]%% %%[[KV1C3P193L1]]%%.</w:t>
+      <w:proofErr w:type="gramStart"/>
+      <w:r>
+        <w:rPr>
+          <w:rFonts w:ascii="Century" w:hAnsi="Century"/>
+        </w:rPr>
+        <w:t>%%[</w:t>
+      </w:r>
+      <w:proofErr w:type="gramEnd"/>
+      <w:r>
+        <w:rPr>
+          <w:rFonts w:ascii="Century" w:hAnsi="Century"/>
+        </w:rPr>
+        <w:t>[KV1C3P189L1</w:t>
+      </w:r>
+      <w:proofErr w:type="gramStart"/>
+      <w:r>
+        <w:rPr>
+          <w:rFonts w:ascii="Century" w:hAnsi="Century"/>
+        </w:rPr>
+        <w:t>]]%</w:t>
+      </w:r>
+      <w:proofErr w:type="gramEnd"/>
+      <w:r>
+        <w:rPr>
+          <w:rFonts w:ascii="Century" w:hAnsi="Century"/>
+        </w:rPr>
+        <w:t xml:space="preserve">%. </w:t>
+      </w:r>
+      <w:proofErr w:type="gramStart"/>
+      <w:r>
+        <w:rPr>
+          <w:rFonts w:ascii="Century" w:hAnsi="Century"/>
+        </w:rPr>
+        <w:t>%%[</w:t>
+      </w:r>
+      <w:proofErr w:type="gramEnd"/>
+      <w:r>
+        <w:rPr>
+          <w:rFonts w:ascii="Century" w:hAnsi="Century"/>
+        </w:rPr>
+        <w:t>[KV1C3P197L1</w:t>
+      </w:r>
+      <w:proofErr w:type="gramStart"/>
+      <w:r>
+        <w:rPr>
+          <w:rFonts w:ascii="Century" w:hAnsi="Century"/>
+        </w:rPr>
+        <w:t>]]%</w:t>
+      </w:r>
+      <w:proofErr w:type="gramEnd"/>
+      <w:r>
+        <w:rPr>
+          <w:rFonts w:ascii="Century" w:hAnsi="Century"/>
+        </w:rPr>
+        <w:t>% %%[[KV1C3P193L1]]%%.</w:t>
       </w:r>
     </w:p>
     <w:p>
@@ -5794,7 +6158,21 @@
         <w:rPr>
           <w:rFonts w:ascii="Century" w:hAnsi="Century"/>
         </w:rPr>
-        <w:t xml:space="preserve"> conditions, gold is still hoarded as real capital.</w:t>
+        <w:t xml:space="preserve"> conditions, gold is still hoarded as </w:t>
+      </w:r>
+      <w:proofErr w:type="gramStart"/>
+      <w:r>
+        <w:rPr>
+          <w:rFonts w:ascii="Century" w:hAnsi="Century"/>
+        </w:rPr>
+        <w:t>real</w:t>
+      </w:r>
+      <w:proofErr w:type="gramEnd"/>
+      <w:r>
+        <w:rPr>
+          <w:rFonts w:ascii="Century" w:hAnsi="Century"/>
+        </w:rPr>
+        <w:t xml:space="preserve"> capital.</w:t>
       </w:r>
       <w:r>
         <w:rPr>
@@ -5838,7 +6216,21 @@
         <w:rPr>
           <w:rFonts w:ascii="Century" w:hAnsi="Century"/>
         </w:rPr>
-        <w:t xml:space="preserve"> because is simultaneously money</w:t>
+        <w:t xml:space="preserve"> </w:t>
+      </w:r>
+      <w:proofErr w:type="gramStart"/>
+      <w:r>
+        <w:rPr>
+          <w:rFonts w:ascii="Century" w:hAnsi="Century"/>
+        </w:rPr>
+        <w:t>because</w:t>
+      </w:r>
+      <w:proofErr w:type="gramEnd"/>
+      <w:r>
+        <w:rPr>
+          <w:rFonts w:ascii="Century" w:hAnsi="Century"/>
+        </w:rPr>
+        <w:t xml:space="preserve"> is simultaneously money</w:t>
       </w:r>
       <w:r>
         <w:rPr>
@@ -5992,11 +6384,33 @@
         </w:rPr>
         <w:t xml:space="preserve"> </w:t>
       </w:r>
-      <w:r>
-        <w:rPr>
-          <w:rFonts w:ascii="Century" w:hAnsi="Century"/>
-        </w:rPr>
-        <w:t>%%[[KV1C3P192L20]]%%.</w:t>
+      <w:proofErr w:type="gramStart"/>
+      <w:r>
+        <w:rPr>
+          <w:rFonts w:ascii="Century" w:hAnsi="Century"/>
+        </w:rPr>
+        <w:t>%%[</w:t>
+      </w:r>
+      <w:proofErr w:type="gramEnd"/>
+      <w:r>
+        <w:rPr>
+          <w:rFonts w:ascii="Century" w:hAnsi="Century"/>
+        </w:rPr>
+        <w:t>[KV1C3P192L20</w:t>
+      </w:r>
+      <w:proofErr w:type="gramStart"/>
+      <w:r>
+        <w:rPr>
+          <w:rFonts w:ascii="Century" w:hAnsi="Century"/>
+        </w:rPr>
+        <w:t>]]%</w:t>
+      </w:r>
+      <w:proofErr w:type="gramEnd"/>
+      <w:r>
+        <w:rPr>
+          <w:rFonts w:ascii="Century" w:hAnsi="Century"/>
+        </w:rPr>
+        <w:t>%.</w:t>
       </w:r>
     </w:p>
     <w:p>
@@ -6176,11 +6590,61 @@
         </w:rPr>
         <w:t xml:space="preserve"> forms of appearance. </w:t>
       </w:r>
-      <w:r>
-        <w:rPr>
-          <w:rFonts w:ascii="Century" w:hAnsi="Century"/>
-        </w:rPr>
-        <w:t>%%[[KV1C3P197L1]]%%. %%[[KV1C3P196L24]]%%.</w:t>
+      <w:proofErr w:type="gramStart"/>
+      <w:r>
+        <w:rPr>
+          <w:rFonts w:ascii="Century" w:hAnsi="Century"/>
+        </w:rPr>
+        <w:t>%%[</w:t>
+      </w:r>
+      <w:proofErr w:type="gramEnd"/>
+      <w:r>
+        <w:rPr>
+          <w:rFonts w:ascii="Century" w:hAnsi="Century"/>
+        </w:rPr>
+        <w:t>[KV1C3P197L1</w:t>
+      </w:r>
+      <w:proofErr w:type="gramStart"/>
+      <w:r>
+        <w:rPr>
+          <w:rFonts w:ascii="Century" w:hAnsi="Century"/>
+        </w:rPr>
+        <w:t>]]%</w:t>
+      </w:r>
+      <w:proofErr w:type="gramEnd"/>
+      <w:r>
+        <w:rPr>
+          <w:rFonts w:ascii="Century" w:hAnsi="Century"/>
+        </w:rPr>
+        <w:t xml:space="preserve">%. </w:t>
+      </w:r>
+      <w:proofErr w:type="gramStart"/>
+      <w:r>
+        <w:rPr>
+          <w:rFonts w:ascii="Century" w:hAnsi="Century"/>
+        </w:rPr>
+        <w:t>%%[</w:t>
+      </w:r>
+      <w:proofErr w:type="gramEnd"/>
+      <w:r>
+        <w:rPr>
+          <w:rFonts w:ascii="Century" w:hAnsi="Century"/>
+        </w:rPr>
+        <w:t>[KV1C3P196L24</w:t>
+      </w:r>
+      <w:proofErr w:type="gramStart"/>
+      <w:r>
+        <w:rPr>
+          <w:rFonts w:ascii="Century" w:hAnsi="Century"/>
+        </w:rPr>
+        <w:t>]]%</w:t>
+      </w:r>
+      <w:proofErr w:type="gramEnd"/>
+      <w:r>
+        <w:rPr>
+          <w:rFonts w:ascii="Century" w:hAnsi="Century"/>
+        </w:rPr>
+        <w:t>%.</w:t>
       </w:r>
     </w:p>
     <w:p>
@@ -6700,7 +7164,21 @@
         <w:rPr>
           <w:rFonts w:ascii="Century" w:hAnsi="Century"/>
         </w:rPr>
-        <w:t>%%[[KV1C3P199L10]]%%</w:t>
+        <w:t>%%[[KV1C3P199L10</w:t>
+      </w:r>
+      <w:proofErr w:type="gramStart"/>
+      <w:r>
+        <w:rPr>
+          <w:rFonts w:ascii="Century" w:hAnsi="Century"/>
+        </w:rPr>
+        <w:t>]]%</w:t>
+      </w:r>
+      <w:proofErr w:type="gramEnd"/>
+      <w:r>
+        <w:rPr>
+          <w:rFonts w:ascii="Century" w:hAnsi="Century"/>
+        </w:rPr>
+        <w:t>%</w:t>
       </w:r>
       <w:r>
         <w:rPr>
@@ -6956,11 +7434,33 @@
         </w:rPr>
         <w:t xml:space="preserve"> </w:t>
       </w:r>
-      <w:r>
-        <w:rPr>
-          <w:rFonts w:ascii="Century" w:hAnsi="Century"/>
-        </w:rPr>
-        <w:t>%%[[KV1C3P225L28]]%%%%[[KV1C3P227L24]]%%</w:t>
+      <w:proofErr w:type="gramStart"/>
+      <w:r>
+        <w:rPr>
+          <w:rFonts w:ascii="Century" w:hAnsi="Century"/>
+        </w:rPr>
+        <w:t>%%[</w:t>
+      </w:r>
+      <w:proofErr w:type="gramEnd"/>
+      <w:r>
+        <w:rPr>
+          <w:rFonts w:ascii="Century" w:hAnsi="Century"/>
+        </w:rPr>
+        <w:t>[KV1C3P225L28</w:t>
+      </w:r>
+      <w:proofErr w:type="gramStart"/>
+      <w:r>
+        <w:rPr>
+          <w:rFonts w:ascii="Century" w:hAnsi="Century"/>
+        </w:rPr>
+        <w:t>]]%</w:t>
+      </w:r>
+      <w:proofErr w:type="gramEnd"/>
+      <w:r>
+        <w:rPr>
+          <w:rFonts w:ascii="Century" w:hAnsi="Century"/>
+        </w:rPr>
+        <w:t>%%%[[KV1C3P227L24]]%%</w:t>
       </w:r>
       <w:r>
         <w:rPr>
@@ -7142,7 +7642,35 @@
         <w:rPr>
           <w:rFonts w:ascii="Century" w:hAnsi="Century"/>
         </w:rPr>
-        <w:t xml:space="preserve"> %%[[KV1C3P199L16]]%%.</w:t>
+        <w:t xml:space="preserve"> </w:t>
+      </w:r>
+      <w:proofErr w:type="gramStart"/>
+      <w:r>
+        <w:rPr>
+          <w:rFonts w:ascii="Century" w:hAnsi="Century"/>
+        </w:rPr>
+        <w:t>%%[</w:t>
+      </w:r>
+      <w:proofErr w:type="gramEnd"/>
+      <w:r>
+        <w:rPr>
+          <w:rFonts w:ascii="Century" w:hAnsi="Century"/>
+        </w:rPr>
+        <w:t>[KV1C3P199L16</w:t>
+      </w:r>
+      <w:proofErr w:type="gramStart"/>
+      <w:r>
+        <w:rPr>
+          <w:rFonts w:ascii="Century" w:hAnsi="Century"/>
+        </w:rPr>
+        <w:t>]]%</w:t>
+      </w:r>
+      <w:proofErr w:type="gramEnd"/>
+      <w:r>
+        <w:rPr>
+          <w:rFonts w:ascii="Century" w:hAnsi="Century"/>
+        </w:rPr>
+        <w:t>%.</w:t>
       </w:r>
     </w:p>
     <w:p>
@@ -7188,11 +7716,33 @@
         </w:rPr>
         <w:t xml:space="preserve">. </w:t>
       </w:r>
-      <w:r>
-        <w:rPr>
-          <w:rFonts w:ascii="Century" w:hAnsi="Century"/>
-        </w:rPr>
-        <w:t>%%[[GNBIVP459L13]]%%</w:t>
+      <w:proofErr w:type="gramStart"/>
+      <w:r>
+        <w:rPr>
+          <w:rFonts w:ascii="Century" w:hAnsi="Century"/>
+        </w:rPr>
+        <w:t>%%[</w:t>
+      </w:r>
+      <w:proofErr w:type="gramEnd"/>
+      <w:r>
+        <w:rPr>
+          <w:rFonts w:ascii="Century" w:hAnsi="Century"/>
+        </w:rPr>
+        <w:t>[GNBIVP459L13</w:t>
+      </w:r>
+      <w:proofErr w:type="gramStart"/>
+      <w:r>
+        <w:rPr>
+          <w:rFonts w:ascii="Century" w:hAnsi="Century"/>
+        </w:rPr>
+        <w:t>]]%</w:t>
+      </w:r>
+      <w:proofErr w:type="gramEnd"/>
+      <w:r>
+        <w:rPr>
+          <w:rFonts w:ascii="Century" w:hAnsi="Century"/>
+        </w:rPr>
+        <w:t>%</w:t>
       </w:r>
       <w:r>
         <w:rPr>
@@ -7624,7 +8174,39 @@
           <w:rFonts w:ascii="Century" w:hAnsi="Century"/>
           <w:iCs/>
         </w:rPr>
-        <w:t>”. %%[[KV1C3P236L5]]%%</w:t>
+        <w:t xml:space="preserve">”. </w:t>
+      </w:r>
+      <w:proofErr w:type="gramStart"/>
+      <w:r>
+        <w:rPr>
+          <w:rFonts w:ascii="Century" w:hAnsi="Century"/>
+          <w:iCs/>
+        </w:rPr>
+        <w:t>%%[</w:t>
+      </w:r>
+      <w:proofErr w:type="gramEnd"/>
+      <w:r>
+        <w:rPr>
+          <w:rFonts w:ascii="Century" w:hAnsi="Century"/>
+          <w:iCs/>
+        </w:rPr>
+        <w:t>[KV1C3P236L5</w:t>
+      </w:r>
+      <w:proofErr w:type="gramStart"/>
+      <w:r>
+        <w:rPr>
+          <w:rFonts w:ascii="Century" w:hAnsi="Century"/>
+          <w:iCs/>
+        </w:rPr>
+        <w:t>]]%</w:t>
+      </w:r>
+      <w:proofErr w:type="gramEnd"/>
+      <w:r>
+        <w:rPr>
+          <w:rFonts w:ascii="Century" w:hAnsi="Century"/>
+          <w:iCs/>
+        </w:rPr>
+        <w:t>%</w:t>
       </w:r>
       <w:r>
         <w:rPr>
@@ -7686,7 +8268,35 @@
         <w:rPr>
           <w:rFonts w:ascii="Century" w:hAnsi="Century"/>
         </w:rPr>
-        <w:t xml:space="preserve">The liberalization of the price of money from its standard of price expressed in a fixed weight of gold as the elementary value form of money-commodity, raised the price of gold exponentially as well as propel another gold rush. But, as gold didn’t lose completely its properties, its physical properties as standard of price, central and international banks hoard it with extended voracity, while at the same time state capitalism is benefiting from the exponential upward of the gold-commodity price effecting in the exchange value of its national reserve gold fund. </w:t>
+        <w:t>The liberalization of the price of money from its standard of price expressed in a fixed weight of gold as the elementary value form of money-</w:t>
+      </w:r>
+      <w:proofErr w:type="gramStart"/>
+      <w:r>
+        <w:rPr>
+          <w:rFonts w:ascii="Century" w:hAnsi="Century"/>
+        </w:rPr>
+        <w:t>commodity,</w:t>
+      </w:r>
+      <w:proofErr w:type="gramEnd"/>
+      <w:r>
+        <w:rPr>
+          <w:rFonts w:ascii="Century" w:hAnsi="Century"/>
+        </w:rPr>
+        <w:t xml:space="preserve"> raised the price of gold exponentially as well as propel another gold rush. But, as gold didn’t lose completely its properties, its physical properties as standard of price, central and international banks </w:t>
+      </w:r>
+      <w:proofErr w:type="gramStart"/>
+      <w:r>
+        <w:rPr>
+          <w:rFonts w:ascii="Century" w:hAnsi="Century"/>
+        </w:rPr>
+        <w:t>hoard it</w:t>
+      </w:r>
+      <w:proofErr w:type="gramEnd"/>
+      <w:r>
+        <w:rPr>
+          <w:rFonts w:ascii="Century" w:hAnsi="Century"/>
+        </w:rPr>
+        <w:t xml:space="preserve"> with extended voracity, while at the same time state capitalism is benefiting from the exponential upward of the gold-commodity price effecting in the exchange value of its national reserve gold fund. </w:t>
       </w:r>
     </w:p>
     <w:p>
@@ -7712,7 +8322,21 @@
         <w:rPr>
           <w:rFonts w:ascii="Century" w:hAnsi="Century"/>
         </w:rPr>
-        <w:t>Still considering gold production, the production of gold as a money-commodity, as the process on which the joint “social process of production in a purely atomistic way” %%[[KV1C2P187L20]]%% “assume a material shape [the gold standard of price]. [W]</w:t>
+        <w:t>Still considering gold production, the production of gold as a money-commodity, as the process on which the joint “social process of production in a purely atomistic way” %%[[KV1C2P187L20</w:t>
+      </w:r>
+      <w:proofErr w:type="gramStart"/>
+      <w:r>
+        <w:rPr>
+          <w:rFonts w:ascii="Century" w:hAnsi="Century"/>
+        </w:rPr>
+        <w:t>]]%</w:t>
+      </w:r>
+      <w:proofErr w:type="gramEnd"/>
+      <w:r>
+        <w:rPr>
+          <w:rFonts w:ascii="Century" w:hAnsi="Century"/>
+        </w:rPr>
+        <w:t>% “assume a material shape [the gold standard of price]. [W]</w:t>
       </w:r>
       <w:proofErr w:type="spellStart"/>
       <w:r>
@@ -7738,13 +8362,55 @@
         <w:rPr>
           <w:rFonts w:ascii="Century" w:hAnsi="Century"/>
         </w:rPr>
-        <w:t xml:space="preserve"> %%[[KV1C2P187L22]]%%. </w:t>
-      </w:r>
-      <w:r>
-        <w:rPr>
-          <w:rFonts w:ascii="Century" w:hAnsi="Century"/>
-        </w:rPr>
-        <w:t xml:space="preserve">%%[[KV1C2P187L18]]%%  </w:t>
+        <w:t xml:space="preserve"> </w:t>
+      </w:r>
+      <w:proofErr w:type="gramStart"/>
+      <w:r>
+        <w:rPr>
+          <w:rFonts w:ascii="Century" w:hAnsi="Century"/>
+        </w:rPr>
+        <w:t>%%[</w:t>
+      </w:r>
+      <w:proofErr w:type="gramEnd"/>
+      <w:r>
+        <w:rPr>
+          <w:rFonts w:ascii="Century" w:hAnsi="Century"/>
+        </w:rPr>
+        <w:t>[KV1C2P187L22</w:t>
+      </w:r>
+      <w:proofErr w:type="gramStart"/>
+      <w:r>
+        <w:rPr>
+          <w:rFonts w:ascii="Century" w:hAnsi="Century"/>
+        </w:rPr>
+        <w:t>]]%</w:t>
+      </w:r>
+      <w:proofErr w:type="gramEnd"/>
+      <w:r>
+        <w:rPr>
+          <w:rFonts w:ascii="Century" w:hAnsi="Century"/>
+        </w:rPr>
+        <w:t xml:space="preserve">%. </w:t>
+      </w:r>
+      <w:r>
+        <w:rPr>
+          <w:rFonts w:ascii="Century" w:hAnsi="Century"/>
+        </w:rPr>
+        <w:t>%%[[KV1C2P187L18</w:t>
+      </w:r>
+      <w:proofErr w:type="gramStart"/>
+      <w:r>
+        <w:rPr>
+          <w:rFonts w:ascii="Century" w:hAnsi="Century"/>
+        </w:rPr>
+        <w:t>]]%</w:t>
+      </w:r>
+      <w:proofErr w:type="gramEnd"/>
+      <w:r>
+        <w:rPr>
+          <w:rFonts w:ascii="Century" w:hAnsi="Century"/>
+        </w:rPr>
+        <w:t xml:space="preserve">%  </w:t>
       </w:r>
       <w:r>
         <w:rPr>
@@ -7756,13 +8422,55 @@
         <w:rPr>
           <w:rFonts w:ascii="Century" w:hAnsi="Century"/>
         </w:rPr>
-        <w:t>the directly  social form of realization of human labour in the abstract</w:t>
-      </w:r>
-      <w:r>
-        <w:rPr>
-          <w:rFonts w:ascii="Century" w:hAnsi="Century"/>
-        </w:rPr>
-        <w:t>”. %%[[KV1C3P241L1]]%%.</w:t>
+        <w:t xml:space="preserve">the </w:t>
+      </w:r>
+      <w:proofErr w:type="gramStart"/>
+      <w:r>
+        <w:rPr>
+          <w:rFonts w:ascii="Century" w:hAnsi="Century"/>
+        </w:rPr>
+        <w:t>directly  social</w:t>
+      </w:r>
+      <w:proofErr w:type="gramEnd"/>
+      <w:r>
+        <w:rPr>
+          <w:rFonts w:ascii="Century" w:hAnsi="Century"/>
+        </w:rPr>
+        <w:t xml:space="preserve"> form of realization of human labour in the abstract</w:t>
+      </w:r>
+      <w:r>
+        <w:rPr>
+          <w:rFonts w:ascii="Century" w:hAnsi="Century"/>
+        </w:rPr>
+        <w:t xml:space="preserve">”. </w:t>
+      </w:r>
+      <w:proofErr w:type="gramStart"/>
+      <w:r>
+        <w:rPr>
+          <w:rFonts w:ascii="Century" w:hAnsi="Century"/>
+        </w:rPr>
+        <w:t>%%[</w:t>
+      </w:r>
+      <w:proofErr w:type="gramEnd"/>
+      <w:r>
+        <w:rPr>
+          <w:rFonts w:ascii="Century" w:hAnsi="Century"/>
+        </w:rPr>
+        <w:t>[KV1C3P241L1</w:t>
+      </w:r>
+      <w:proofErr w:type="gramStart"/>
+      <w:r>
+        <w:rPr>
+          <w:rFonts w:ascii="Century" w:hAnsi="Century"/>
+        </w:rPr>
+        <w:t>]]%</w:t>
+      </w:r>
+      <w:proofErr w:type="gramEnd"/>
+      <w:r>
+        <w:rPr>
+          <w:rFonts w:ascii="Century" w:hAnsi="Century"/>
+        </w:rPr>
+        <w:t>%.</w:t>
       </w:r>
     </w:p>
     <w:p>
@@ -7810,7 +8518,35 @@
         <w:rPr>
           <w:rFonts w:ascii="Century" w:hAnsi="Century"/>
         </w:rPr>
-        <w:t xml:space="preserve">Really, we know that the appropriation of gold is dependent on our control of the territories, cursed and not blessed by productive mines. The antimining struggles are in that sense, mediating between the chances and the social accidents which determine the realization of the accumulation of profits, produced by the exploitation of the total labour advanced in a certain period. Labour is in that sense, overdetermining the profit rate fall, not only as variable capital, but historically, getting back at the circulation process with the power of class struggle. </w:t>
+        <w:t xml:space="preserve">Really, we know that the appropriation of gold is dependent on our control of the territories, cursed and not blessed by productive mines. The antimining struggles are in that sense, mediating between the chances and the social </w:t>
+      </w:r>
+      <w:proofErr w:type="gramStart"/>
+      <w:r>
+        <w:rPr>
+          <w:rFonts w:ascii="Century" w:hAnsi="Century"/>
+        </w:rPr>
+        <w:t>accidents</w:t>
+      </w:r>
+      <w:proofErr w:type="gramEnd"/>
+      <w:r>
+        <w:rPr>
+          <w:rFonts w:ascii="Century" w:hAnsi="Century"/>
+        </w:rPr>
+        <w:t xml:space="preserve"> which determine the realization of the accumulation of profits, produced by the exploitation of the total labour advanced in a certain period. Labour is in that sense, overdetermining the profit rate fall, not only as variable capital, but historically, getting back at the circulation process with the power </w:t>
+      </w:r>
+      <w:proofErr w:type="gramStart"/>
+      <w:r>
+        <w:rPr>
+          <w:rFonts w:ascii="Century" w:hAnsi="Century"/>
+        </w:rPr>
+        <w:t>of class</w:t>
+      </w:r>
+      <w:proofErr w:type="gramEnd"/>
+      <w:r>
+        <w:rPr>
+          <w:rFonts w:ascii="Century" w:hAnsi="Century"/>
+        </w:rPr>
+        <w:t xml:space="preserve"> struggle. </w:t>
       </w:r>
     </w:p>
     <w:p>
@@ -7922,7 +8658,21 @@
         <w:rPr>
           <w:rFonts w:ascii="Century" w:hAnsi="Century"/>
         </w:rPr>
-        <w:t>, “no longer corresponds with the mass of commodities in circulation” %%[[KV1C3P237L20]]%%.</w:t>
+        <w:t>, “no longer corresponds with the mass of commodities in circulation” %%[[KV1C3P237L20</w:t>
+      </w:r>
+      <w:proofErr w:type="gramStart"/>
+      <w:r>
+        <w:rPr>
+          <w:rFonts w:ascii="Century" w:hAnsi="Century"/>
+        </w:rPr>
+        <w:t>]]%</w:t>
+      </w:r>
+      <w:proofErr w:type="gramEnd"/>
+      <w:r>
+        <w:rPr>
+          <w:rFonts w:ascii="Century" w:hAnsi="Century"/>
+        </w:rPr>
+        <w:t>%.</w:t>
       </w:r>
     </w:p>
     <w:p>

--- a/obsidian-history-vault-master/09 courses/UCSB/Sociology UCSB/Kevin Anderson/Marx Seminar/KV1C2C3_vF.docx
+++ b/obsidian-history-vault-master/09 courses/UCSB/Sociology UCSB/Kevin Anderson/Marx Seminar/KV1C2C3_vF.docx
@@ -5,278 +5,147 @@
     <w:p>
       <w:pPr>
         <w:pStyle w:val="Ttulo"/>
-        <w:ind w:left="1440" w:hanging="1440"/>
+        <w:rPr>
+          <w:smallCaps/>
+          <w:color w:val="auto"/>
+          <w:sz w:val="24"/>
+          <w:szCs w:val="24"/>
+        </w:rPr>
       </w:pPr>
       <w:r>
-        <w:t>The subsumption of circulation over exchange and the forgotten determinants of value metamorphosis</w:t>
-      </w:r>
-      <w:r>
-        <w:t>. A gold-centered approach</w:t>
+        <w:rPr>
+          <w:smallCaps/>
+          <w:color w:val="auto"/>
+          <w:sz w:val="24"/>
+          <w:szCs w:val="24"/>
+        </w:rPr>
+        <w:t xml:space="preserve">A </w:t>
+      </w:r>
+      <w:r>
+        <w:rPr>
+          <w:smallCaps/>
+          <w:color w:val="auto"/>
+          <w:sz w:val="24"/>
+          <w:szCs w:val="24"/>
+        </w:rPr>
+        <w:t>G</w:t>
+      </w:r>
+      <w:r>
+        <w:rPr>
+          <w:smallCaps/>
+          <w:color w:val="auto"/>
+          <w:sz w:val="24"/>
+          <w:szCs w:val="24"/>
+        </w:rPr>
+        <w:t>old-</w:t>
+      </w:r>
+      <w:r>
+        <w:rPr>
+          <w:smallCaps/>
+          <w:color w:val="auto"/>
+          <w:sz w:val="24"/>
+          <w:szCs w:val="24"/>
+        </w:rPr>
+        <w:t xml:space="preserve"> c</w:t>
+      </w:r>
+      <w:r>
+        <w:rPr>
+          <w:smallCaps/>
+          <w:color w:val="auto"/>
+          <w:sz w:val="24"/>
+          <w:szCs w:val="24"/>
+        </w:rPr>
+        <w:t xml:space="preserve">entered </w:t>
+      </w:r>
+      <w:r>
+        <w:rPr>
+          <w:smallCaps/>
+          <w:color w:val="auto"/>
+          <w:sz w:val="24"/>
+          <w:szCs w:val="24"/>
+        </w:rPr>
+        <w:t xml:space="preserve">Approach to the </w:t>
+      </w:r>
+      <w:r>
+        <w:rPr>
+          <w:smallCaps/>
+          <w:color w:val="auto"/>
+          <w:sz w:val="24"/>
+          <w:szCs w:val="24"/>
+        </w:rPr>
+        <w:t>Forgotten Determinants of Value Metamorphosis</w:t>
+      </w:r>
+      <w:r>
+        <w:rPr>
+          <w:smallCaps/>
+          <w:color w:val="auto"/>
+          <w:sz w:val="24"/>
+          <w:szCs w:val="24"/>
+        </w:rPr>
+        <w:t xml:space="preserve"> and the</w:t>
+      </w:r>
+      <w:r>
+        <w:rPr>
+          <w:smallCaps/>
+          <w:color w:val="auto"/>
+          <w:sz w:val="24"/>
+          <w:szCs w:val="24"/>
+        </w:rPr>
+        <w:t xml:space="preserve"> </w:t>
+      </w:r>
+      <w:r>
+        <w:rPr>
+          <w:smallCaps/>
+          <w:color w:val="auto"/>
+          <w:sz w:val="24"/>
+          <w:szCs w:val="24"/>
+        </w:rPr>
+        <w:t xml:space="preserve">Compulsive </w:t>
+      </w:r>
+      <w:r>
+        <w:rPr>
+          <w:smallCaps/>
+          <w:color w:val="auto"/>
+          <w:sz w:val="24"/>
+          <w:szCs w:val="24"/>
+        </w:rPr>
+        <w:t>S</w:t>
+      </w:r>
+      <w:r>
+        <w:rPr>
+          <w:smallCaps/>
+          <w:color w:val="auto"/>
+          <w:sz w:val="24"/>
+          <w:szCs w:val="24"/>
+        </w:rPr>
+        <w:t xml:space="preserve">ubsumption </w:t>
+      </w:r>
+      <w:r>
+        <w:rPr>
+          <w:smallCaps/>
+          <w:color w:val="auto"/>
+          <w:sz w:val="24"/>
+          <w:szCs w:val="24"/>
+        </w:rPr>
+        <w:t xml:space="preserve">Process of Capital Circulation </w:t>
       </w:r>
     </w:p>
     <w:p>
       <w:pPr>
         <w:spacing w:before="240" w:line="360" w:lineRule="auto"/>
-        <w:ind w:left="1440"/>
-        <w:rPr>
-          <w:rFonts w:ascii="Century" w:hAnsi="Century"/>
+        <w:rPr>
+          <w:rFonts w:ascii="Century" w:hAnsi="Century"/>
+          <w:b/>
+          <w:caps/>
         </w:rPr>
       </w:pPr>
       <w:r>
         <w:rPr>
           <w:rFonts w:ascii="Century" w:hAnsi="Century"/>
-        </w:rPr>
-        <w:t>This text discusses Marx's analysis of the exchange process in bourgeois</w:t>
-      </w:r>
-      <w:r>
-        <w:rPr>
-          <w:rFonts w:ascii="Century" w:hAnsi="Century"/>
-        </w:rPr>
-        <w:t xml:space="preserve"> </w:t>
-      </w:r>
-      <w:r>
-        <w:rPr>
-          <w:rFonts w:ascii="Century" w:hAnsi="Century"/>
-        </w:rPr>
-        <w:t>society, focusing on the subsumption of circulation over exchange and the determinants of value metamorphosis. It delves into the role of commodities, money, and gold in the exchange process, highlighting their significance in the development of</w:t>
-      </w:r>
-      <w:r>
-        <w:rPr>
-          <w:rFonts w:ascii="Century" w:hAnsi="Century"/>
-        </w:rPr>
-        <w:t xml:space="preserve"> </w:t>
-      </w:r>
-      <w:r>
-        <w:rPr>
-          <w:rFonts w:ascii="Century" w:hAnsi="Century"/>
-        </w:rPr>
-        <w:t>bourgeois societies</w:t>
-      </w:r>
-      <w:r>
-        <w:rPr>
-          <w:rFonts w:ascii="Century" w:hAnsi="Century"/>
-        </w:rPr>
-        <w:t xml:space="preserve">. The text </w:t>
-      </w:r>
-      <w:r>
-        <w:rPr>
-          <w:rFonts w:ascii="Century" w:hAnsi="Century"/>
-        </w:rPr>
-        <w:t xml:space="preserve">emphatically </w:t>
-      </w:r>
-      <w:r>
-        <w:rPr>
-          <w:rFonts w:ascii="Century" w:hAnsi="Century"/>
-        </w:rPr>
-        <w:t xml:space="preserve">addresses the historical and social implications of the circulation of money and commodities, </w:t>
-      </w:r>
-      <w:r>
-        <w:rPr>
-          <w:rFonts w:ascii="Century" w:hAnsi="Century"/>
-        </w:rPr>
-        <w:t>pl</w:t>
-      </w:r>
-      <w:r>
-        <w:rPr>
-          <w:rFonts w:ascii="Century" w:hAnsi="Century"/>
-        </w:rPr>
-        <w:t xml:space="preserve">acing special attention to the metamorphosis </w:t>
-      </w:r>
-      <w:r>
-        <w:rPr>
-          <w:rFonts w:ascii="Century" w:hAnsi="Century"/>
-        </w:rPr>
-        <w:t xml:space="preserve">of gold as universal equivalent </w:t>
-      </w:r>
-      <w:r>
-        <w:rPr>
-          <w:rFonts w:ascii="Century" w:hAnsi="Century"/>
-        </w:rPr>
-        <w:t xml:space="preserve">commodity </w:t>
-      </w:r>
-      <w:r>
-        <w:rPr>
-          <w:rFonts w:ascii="Century" w:hAnsi="Century"/>
-        </w:rPr>
-        <w:t>and measure of value</w:t>
-      </w:r>
-      <w:r>
-        <w:rPr>
-          <w:rFonts w:ascii="Century" w:hAnsi="Century"/>
-        </w:rPr>
-        <w:t>.</w:t>
-      </w:r>
-      <w:r>
-        <w:rPr>
-          <w:rFonts w:ascii="Century" w:hAnsi="Century"/>
-        </w:rPr>
-        <w:t xml:space="preserve"> Additionally, it explores the impact of colonialism and indigenous wealth on the circulation of gold and silver, leading to the formation of international capital bearers. The discussion concludes with insights into the complex relationships between commodities, money, and value within the capitalist system.</w:t>
-      </w:r>
-      <w:r>
-        <w:rPr>
-          <w:rFonts w:ascii="MS Mincho" w:eastAsia="MS Mincho" w:hAnsi="MS Mincho" w:cs="MS Mincho" w:hint="eastAsia"/>
-        </w:rPr>
-        <w:t> -</w:t>
-      </w:r>
-      <w:r>
-        <w:rPr>
-          <w:rFonts w:ascii="Century" w:hAnsi="Century"/>
-        </w:rPr>
-        <w:t xml:space="preserve">After the 1971 international financial reforms, the U.S. Dollar became the </w:t>
-      </w:r>
-      <w:r>
-        <w:rPr>
-          <w:rFonts w:ascii="Century" w:hAnsi="Century"/>
-        </w:rPr>
-        <w:t>hegemonic</w:t>
-      </w:r>
-      <w:r>
-        <w:rPr>
-          <w:rFonts w:ascii="Century" w:hAnsi="Century"/>
-        </w:rPr>
-        <w:t xml:space="preserve"> currency detached from the price of gold, which led to the liberalization of gold prices and its circulation as a commodity. </w:t>
-      </w:r>
-      <w:r>
-        <w:rPr>
-          <w:rFonts w:ascii="Century" w:hAnsi="Century"/>
-        </w:rPr>
-        <w:t xml:space="preserve">Nevertheless, </w:t>
-      </w:r>
-      <w:r>
-        <w:rPr>
-          <w:rFonts w:ascii="Century" w:hAnsi="Century"/>
-        </w:rPr>
-        <w:t>gold still holds value as real capital</w:t>
-      </w:r>
-      <w:r>
-        <w:rPr>
-          <w:rFonts w:ascii="Century" w:hAnsi="Century"/>
-        </w:rPr>
-        <w:t xml:space="preserve"> and </w:t>
-      </w:r>
-      <w:r>
-        <w:rPr>
-          <w:rFonts w:ascii="Century" w:hAnsi="Century"/>
-        </w:rPr>
-        <w:t>measure</w:t>
-      </w:r>
-      <w:r>
-        <w:rPr>
-          <w:rFonts w:ascii="Century" w:hAnsi="Century"/>
-        </w:rPr>
-        <w:t xml:space="preserve"> </w:t>
-      </w:r>
-      <w:r>
-        <w:rPr>
-          <w:rFonts w:ascii="Century" w:hAnsi="Century"/>
-        </w:rPr>
-        <w:t>unit</w:t>
-      </w:r>
-      <w:r>
-        <w:rPr>
-          <w:rFonts w:ascii="Century" w:hAnsi="Century"/>
-        </w:rPr>
-        <w:t xml:space="preserve"> of price, despite </w:t>
-      </w:r>
-      <w:r>
-        <w:rPr>
-          <w:rFonts w:ascii="Century" w:hAnsi="Century"/>
-        </w:rPr>
-        <w:t xml:space="preserve">the U.S. Dollar is </w:t>
-      </w:r>
-      <w:r>
-        <w:rPr>
-          <w:rFonts w:ascii="Century" w:hAnsi="Century"/>
-        </w:rPr>
-        <w:t xml:space="preserve">no longer </w:t>
-      </w:r>
-      <w:r>
-        <w:rPr>
-          <w:rFonts w:ascii="Century" w:hAnsi="Century"/>
-        </w:rPr>
-        <w:t>directly</w:t>
-      </w:r>
-      <w:r>
-        <w:rPr>
-          <w:rFonts w:ascii="Century" w:hAnsi="Century"/>
-        </w:rPr>
-        <w:t xml:space="preserve"> </w:t>
-      </w:r>
-      <w:r>
-        <w:rPr>
-          <w:rFonts w:ascii="Century" w:hAnsi="Century"/>
-        </w:rPr>
-        <w:t>tie</w:t>
-      </w:r>
-      <w:r>
-        <w:rPr>
-          <w:rFonts w:ascii="Century" w:hAnsi="Century"/>
-        </w:rPr>
-        <w:t xml:space="preserve"> </w:t>
-      </w:r>
-      <w:r>
-        <w:rPr>
-          <w:rFonts w:ascii="Century" w:hAnsi="Century"/>
-        </w:rPr>
-        <w:t xml:space="preserve">to the gold standard. </w:t>
-      </w:r>
-      <w:r>
-        <w:rPr>
-          <w:rFonts w:ascii="Century" w:hAnsi="Century"/>
-        </w:rPr>
-        <w:t>F</w:t>
-      </w:r>
-      <w:r>
-        <w:rPr>
-          <w:rFonts w:ascii="Century" w:hAnsi="Century"/>
-        </w:rPr>
-        <w:t xml:space="preserve">urthermore, </w:t>
-      </w:r>
-      <w:r>
-        <w:rPr>
-          <w:rFonts w:ascii="Century" w:hAnsi="Century"/>
-        </w:rPr>
-        <w:t>t</w:t>
-      </w:r>
-      <w:r>
-        <w:rPr>
-          <w:rFonts w:ascii="Century" w:hAnsi="Century"/>
-        </w:rPr>
-        <w:t>he significance of gold as a standard of price,</w:t>
-      </w:r>
-      <w:r>
-        <w:rPr>
-          <w:rFonts w:ascii="Century" w:hAnsi="Century"/>
-        </w:rPr>
-        <w:t xml:space="preserve"> pushing the gold rush</w:t>
-      </w:r>
-      <w:r>
-        <w:rPr>
-          <w:rFonts w:ascii="Century" w:hAnsi="Century"/>
-        </w:rPr>
-        <w:t xml:space="preserve"> </w:t>
-      </w:r>
-      <w:r>
-        <w:rPr>
-          <w:rFonts w:ascii="Century" w:hAnsi="Century"/>
-          <w:highlight w:val="yellow"/>
-        </w:rPr>
-        <w:t xml:space="preserve">in circulation are central to understanding the </w:t>
-      </w:r>
-      <w:r>
-        <w:rPr>
-          <w:rFonts w:ascii="Century" w:hAnsi="Century"/>
-          <w:highlight w:val="yellow"/>
-        </w:rPr>
-        <w:t xml:space="preserve">ongoing </w:t>
-      </w:r>
-      <w:r>
-        <w:rPr>
-          <w:rFonts w:ascii="Century" w:hAnsi="Century"/>
-          <w:highlight w:val="yellow"/>
-        </w:rPr>
-        <w:t>complexities of the world monetary system.</w:t>
+          <w:b/>
+          <w:caps/>
+        </w:rPr>
+        <w:t>Introducción</w:t>
       </w:r>
     </w:p>
     <w:p>
@@ -288,40 +157,51 @@
       </w:pPr>
       <w:r>
         <w:rPr>
-          <w:rFonts w:ascii="Century Schoolbook" w:hAnsi="Century Schoolbook"/>
-          <w:smallCaps/>
-        </w:rPr>
-        <w:t>Devil lives in the details</w:t>
-      </w:r>
-      <w:r>
-        <w:rPr>
-          <w:rFonts w:ascii="Century" w:hAnsi="Century"/>
-        </w:rPr>
-        <w:t xml:space="preserve">. Marx </w:t>
-      </w:r>
-      <w:r>
-        <w:rPr>
-          <w:rFonts w:ascii="Century" w:hAnsi="Century"/>
-        </w:rPr>
-        <w:t>traced</w:t>
-      </w:r>
-      <w:r>
-        <w:rPr>
-          <w:rFonts w:ascii="Century" w:hAnsi="Century"/>
-        </w:rPr>
-        <w:t xml:space="preserve"> the determinants of the exchange process </w:t>
-      </w:r>
-      <w:r>
-        <w:rPr>
-          <w:rFonts w:ascii="Century" w:hAnsi="Century"/>
-        </w:rPr>
-        <w:t>particularly</w:t>
-      </w:r>
-      <w:r>
-        <w:rPr>
-          <w:rFonts w:ascii="Century" w:hAnsi="Century"/>
-        </w:rPr>
-        <w:t xml:space="preserve"> </w:t>
+          <w:rFonts w:ascii="Century" w:hAnsi="Century"/>
+        </w:rPr>
+        <w:t>This</w:t>
+      </w:r>
+      <w:r>
+        <w:rPr>
+          <w:rFonts w:ascii="Century" w:hAnsi="Century"/>
+        </w:rPr>
+        <w:t xml:space="preserve"> document</w:t>
+      </w:r>
+      <w:r>
+        <w:rPr>
+          <w:rFonts w:ascii="Century" w:hAnsi="Century"/>
+        </w:rPr>
+        <w:t xml:space="preserve"> discusses Marx's analysis of the exchange process in bourgeois</w:t>
+      </w:r>
+      <w:r>
+        <w:rPr>
+          <w:rFonts w:ascii="Century" w:hAnsi="Century"/>
+        </w:rPr>
+        <w:t xml:space="preserve"> </w:t>
+      </w:r>
+      <w:r>
+        <w:rPr>
+          <w:rFonts w:ascii="Century" w:hAnsi="Century"/>
+        </w:rPr>
+        <w:t xml:space="preserve">society, focusing on the subsumption of circulation over exchange and the determinants of value metamorphosis. It </w:t>
+      </w:r>
+      <w:r>
+        <w:rPr>
+          <w:rFonts w:ascii="Century" w:hAnsi="Century"/>
+        </w:rPr>
+        <w:t>examines</w:t>
+      </w:r>
+      <w:r>
+        <w:rPr>
+          <w:rFonts w:ascii="Century" w:hAnsi="Century"/>
+        </w:rPr>
+        <w:t xml:space="preserve"> </w:t>
+      </w:r>
+      <w:r>
+        <w:rPr>
+          <w:rFonts w:ascii="Century" w:hAnsi="Century"/>
+        </w:rPr>
+        <w:t xml:space="preserve">the role of commodities, money, and gold in the exchange process, highlighting their significance </w:t>
       </w:r>
       <w:r>
         <w:rPr>
@@ -333,46 +213,73 @@
         <w:rPr>
           <w:rFonts w:ascii="Century" w:hAnsi="Century"/>
         </w:rPr>
-        <w:t xml:space="preserve"> bourgeois society, in its initial conditions. Which begins </w:t>
-      </w:r>
-      <w:r>
-        <w:rPr>
-          <w:rFonts w:ascii="Century" w:hAnsi="Century"/>
-        </w:rPr>
-        <w:lastRenderedPageBreak/>
-        <w:t xml:space="preserve">with the </w:t>
-      </w:r>
-      <w:r>
-        <w:rPr>
-          <w:rFonts w:ascii="Century" w:hAnsi="Century"/>
-          <w:i/>
-          <w:iCs/>
-        </w:rPr>
-        <w:t>social movement of commodities</w:t>
-      </w:r>
-      <w:r>
-        <w:rPr>
-          <w:rFonts w:ascii="Century" w:hAnsi="Century"/>
-        </w:rPr>
-        <w:t>, by one side, and of money</w:t>
-      </w:r>
-      <w:r>
-        <w:rPr>
-          <w:rFonts w:ascii="Century" w:hAnsi="Century"/>
-        </w:rPr>
-        <w:t>,</w:t>
-      </w:r>
-      <w:r>
-        <w:rPr>
-          <w:rFonts w:ascii="Century" w:hAnsi="Century"/>
-        </w:rPr>
-        <w:t xml:space="preserve"> in the other extreme of exchange relations.</w:t>
-      </w:r>
-      <w:r>
-        <w:rPr>
-          <w:rFonts w:ascii="Century" w:hAnsi="Century"/>
-        </w:rPr>
-        <w:t xml:space="preserve"> </w:t>
+        <w:t xml:space="preserve"> the </w:t>
+      </w:r>
+      <w:r>
+        <w:rPr>
+          <w:rFonts w:ascii="Century" w:hAnsi="Century"/>
+        </w:rPr>
+        <w:t xml:space="preserve">historical </w:t>
+      </w:r>
+      <w:r>
+        <w:rPr>
+          <w:rFonts w:ascii="Century" w:hAnsi="Century"/>
+        </w:rPr>
+        <w:t>development of</w:t>
+      </w:r>
+      <w:r>
+        <w:rPr>
+          <w:rFonts w:ascii="Century" w:hAnsi="Century"/>
+        </w:rPr>
+        <w:t xml:space="preserve"> </w:t>
+      </w:r>
+      <w:r>
+        <w:rPr>
+          <w:rFonts w:ascii="Century" w:hAnsi="Century"/>
+        </w:rPr>
+        <w:t>capital mode of reproduction</w:t>
+      </w:r>
+      <w:r>
+        <w:rPr>
+          <w:rFonts w:ascii="Century" w:hAnsi="Century"/>
+        </w:rPr>
+        <w:t xml:space="preserve">, </w:t>
+      </w:r>
+      <w:r>
+        <w:rPr>
+          <w:rFonts w:ascii="Century" w:hAnsi="Century"/>
+        </w:rPr>
+        <w:t>pl</w:t>
+      </w:r>
+      <w:r>
+        <w:rPr>
+          <w:rFonts w:ascii="Century" w:hAnsi="Century"/>
+        </w:rPr>
+        <w:t xml:space="preserve">acing special attention to the metamorphosis </w:t>
+      </w:r>
+      <w:r>
+        <w:rPr>
+          <w:rFonts w:ascii="Century" w:hAnsi="Century"/>
+        </w:rPr>
+        <w:t xml:space="preserve">of gold as universal equivalent </w:t>
+      </w:r>
+      <w:r>
+        <w:rPr>
+          <w:rFonts w:ascii="Century" w:hAnsi="Century"/>
+        </w:rPr>
+        <w:t>commodity</w:t>
+      </w:r>
+      <w:r>
+        <w:rPr>
+          <w:rFonts w:ascii="Century" w:hAnsi="Century"/>
+        </w:rPr>
+        <w:t>, money-commodity</w:t>
+      </w:r>
+      <w:r>
+        <w:rPr>
+          <w:rFonts w:ascii="Century" w:hAnsi="Century"/>
+        </w:rPr>
+        <w:t>.</w:t>
       </w:r>
     </w:p>
     <w:p>
@@ -386,71 +293,367 @@
         <w:rPr>
           <w:rFonts w:ascii="Century" w:hAnsi="Century"/>
         </w:rPr>
-        <w:t xml:space="preserve">The first distinction presented by Marx as a determinant of the exchange </w:t>
-      </w:r>
-      <w:proofErr w:type="gramStart"/>
-      <w:r>
-        <w:rPr>
-          <w:rFonts w:ascii="Century" w:hAnsi="Century"/>
-        </w:rPr>
-        <w:t>process</w:t>
-      </w:r>
-      <w:proofErr w:type="gramEnd"/>
-      <w:r>
-        <w:rPr>
-          <w:rFonts w:ascii="Century" w:hAnsi="Century"/>
-        </w:rPr>
-        <w:t xml:space="preserve"> of the bourgeoisie society is the differentiation between the commodity and the bearer. For the [bearer] his commodity </w:t>
-      </w:r>
-      <w:r>
-        <w:rPr>
-          <w:rFonts w:ascii="Century" w:hAnsi="Century"/>
-        </w:rPr>
-        <w:t>has</w:t>
-      </w:r>
-      <w:r>
-        <w:rPr>
-          <w:rFonts w:ascii="Century" w:hAnsi="Century"/>
-        </w:rPr>
-        <w:t xml:space="preserve"> no direct use-value</w:t>
+        <w:t xml:space="preserve">The origine of the scale of reproduction </w:t>
+      </w:r>
+      <w:r>
+        <w:rPr>
+          <w:rFonts w:ascii="Century" w:hAnsi="Century"/>
+        </w:rPr>
+        <w:t>of capital</w:t>
+      </w:r>
+      <w:r>
+        <w:rPr>
+          <w:rFonts w:ascii="Century" w:hAnsi="Century"/>
+        </w:rPr>
+        <w:t xml:space="preserve"> developed historically until the present </w:t>
+      </w:r>
+      <w:r>
+        <w:rPr>
+          <w:rFonts w:ascii="Century" w:hAnsi="Century"/>
+        </w:rPr>
+        <w:t>point is on</w:t>
+      </w:r>
+      <w:r>
+        <w:rPr>
+          <w:rFonts w:ascii="Century" w:hAnsi="Century"/>
+        </w:rPr>
+        <w:t xml:space="preserve"> the initial conditions </w:t>
+      </w:r>
+      <w:r>
+        <w:rPr>
+          <w:rFonts w:ascii="Century" w:hAnsi="Century"/>
+        </w:rPr>
+        <w:t>of the</w:t>
+      </w:r>
+      <w:r>
+        <w:rPr>
+          <w:rFonts w:ascii="Century" w:hAnsi="Century"/>
+        </w:rPr>
+        <w:t xml:space="preserve"> circulation</w:t>
+      </w:r>
+      <w:r>
+        <w:rPr>
+          <w:rFonts w:ascii="Century" w:hAnsi="Century"/>
+        </w:rPr>
+        <w:t xml:space="preserve"> process. </w:t>
+      </w:r>
+      <w:r>
+        <w:rPr>
+          <w:rFonts w:ascii="Century" w:hAnsi="Century"/>
+        </w:rPr>
+        <w:t>Th</w:t>
+      </w:r>
+      <w:r>
+        <w:rPr>
+          <w:rFonts w:ascii="Century" w:hAnsi="Century"/>
+        </w:rPr>
+        <w:t>e present</w:t>
+      </w:r>
+      <w:r>
+        <w:rPr>
+          <w:rFonts w:ascii="Century" w:hAnsi="Century"/>
+        </w:rPr>
+        <w:t xml:space="preserve"> </w:t>
+      </w:r>
+      <w:r>
+        <w:rPr>
+          <w:rFonts w:ascii="Century" w:hAnsi="Century"/>
+        </w:rPr>
+        <w:t xml:space="preserve">document seeks to </w:t>
+      </w:r>
+      <w:r>
+        <w:rPr>
+          <w:rFonts w:ascii="Century" w:hAnsi="Century"/>
+        </w:rPr>
+        <w:t xml:space="preserve">continue Marx’s </w:t>
+      </w:r>
+      <w:r>
+        <w:rPr>
+          <w:rFonts w:ascii="Century" w:hAnsi="Century"/>
+        </w:rPr>
+        <w:t>critique of the political economy of capitalism, as well as his theory of original accumulation</w:t>
+      </w:r>
+      <w:r>
+        <w:rPr>
+          <w:rFonts w:ascii="Century" w:hAnsi="Century"/>
+        </w:rPr>
+        <w:t xml:space="preserve"> the historical foundation of capital reproduction</w:t>
+      </w:r>
+      <w:r>
+        <w:rPr>
+          <w:rFonts w:ascii="Century" w:hAnsi="Century"/>
+        </w:rPr>
+        <w:t>.</w:t>
+      </w:r>
+      <w:r>
+        <w:rPr>
+          <w:rFonts w:ascii="Century" w:hAnsi="Century"/>
+        </w:rPr>
+        <w:t xml:space="preserve"> </w:t>
+      </w:r>
+      <w:r>
+        <w:rPr>
+          <w:rFonts w:ascii="Century" w:hAnsi="Century"/>
+        </w:rPr>
+        <w:t>G</w:t>
+      </w:r>
+      <w:r>
+        <w:rPr>
+          <w:rFonts w:ascii="Century" w:hAnsi="Century"/>
+        </w:rPr>
+        <w:t>rasp</w:t>
+      </w:r>
+      <w:r>
+        <w:rPr>
+          <w:rFonts w:ascii="Century" w:hAnsi="Century"/>
+        </w:rPr>
+        <w:t>ing</w:t>
+      </w:r>
+      <w:r>
+        <w:rPr>
+          <w:rFonts w:ascii="Century" w:hAnsi="Century"/>
+        </w:rPr>
+        <w:t xml:space="preserve"> </w:t>
+      </w:r>
+      <w:r>
+        <w:rPr>
+          <w:rFonts w:ascii="Century" w:hAnsi="Century"/>
+        </w:rPr>
+        <w:t xml:space="preserve">particularly </w:t>
+      </w:r>
+      <w:r>
+        <w:rPr>
+          <w:rFonts w:ascii="Century" w:hAnsi="Century"/>
+        </w:rPr>
+        <w:t xml:space="preserve">into the </w:t>
+      </w:r>
+      <w:r>
+        <w:rPr>
+          <w:rFonts w:ascii="Century" w:hAnsi="Century"/>
+        </w:rPr>
+        <w:t>metamorphosizes of commodities into money and of money into capital</w:t>
+      </w:r>
+      <w:r>
+        <w:rPr>
+          <w:rFonts w:ascii="Century" w:hAnsi="Century"/>
+        </w:rPr>
+        <w:t xml:space="preserve"> </w:t>
+      </w:r>
+      <w:r>
+        <w:rPr>
+          <w:rFonts w:ascii="Century" w:hAnsi="Century"/>
+        </w:rPr>
+        <w:t>to understand</w:t>
+      </w:r>
+      <w:r>
+        <w:rPr>
+          <w:rFonts w:ascii="Century" w:hAnsi="Century"/>
+        </w:rPr>
+        <w:t xml:space="preserve"> the</w:t>
+      </w:r>
+      <w:r>
+        <w:rPr>
+          <w:rFonts w:ascii="Century" w:hAnsi="Century"/>
+        </w:rPr>
+        <w:t xml:space="preserve"> formation of the r</w:t>
+      </w:r>
+      <w:r>
+        <w:rPr>
+          <w:rFonts w:ascii="Century" w:hAnsi="Century"/>
+        </w:rPr>
+        <w:t xml:space="preserve">eal </w:t>
+      </w:r>
+      <w:r>
+        <w:rPr>
+          <w:rFonts w:ascii="Century" w:hAnsi="Century"/>
+        </w:rPr>
+        <w:t xml:space="preserve">capital </w:t>
+      </w:r>
+      <w:r>
+        <w:rPr>
+          <w:rFonts w:ascii="Century" w:hAnsi="Century"/>
+        </w:rPr>
+        <w:t>form</w:t>
+      </w:r>
+      <w:r>
+        <w:rPr>
+          <w:rFonts w:ascii="Century" w:hAnsi="Century"/>
+        </w:rPr>
+        <w:t xml:space="preserve"> of value</w:t>
+      </w:r>
+      <w:r>
+        <w:rPr>
+          <w:rFonts w:ascii="Century" w:hAnsi="Century"/>
+        </w:rPr>
+        <w:t>:</w:t>
+      </w:r>
+      <w:r>
+        <w:rPr>
+          <w:rFonts w:ascii="Century" w:hAnsi="Century"/>
+        </w:rPr>
+        <w:t xml:space="preserve"> </w:t>
+      </w:r>
+      <w:r>
+        <w:rPr>
+          <w:rFonts w:ascii="Century" w:hAnsi="Century"/>
+        </w:rPr>
+        <w:t>h</w:t>
+      </w:r>
+      <w:r>
+        <w:rPr>
+          <w:rFonts w:ascii="Century" w:hAnsi="Century"/>
+        </w:rPr>
+        <w:t>oarded</w:t>
+      </w:r>
+      <w:r>
+        <w:rPr>
+          <w:rFonts w:ascii="Century" w:hAnsi="Century"/>
+        </w:rPr>
+        <w:t xml:space="preserve"> gold </w:t>
+      </w:r>
+      <w:r>
+        <w:rPr>
+          <w:rFonts w:ascii="Century" w:hAnsi="Century"/>
+        </w:rPr>
+        <w:t xml:space="preserve">in </w:t>
+      </w:r>
+      <w:r>
+        <w:rPr>
+          <w:rFonts w:ascii="Century" w:hAnsi="Century"/>
+        </w:rPr>
+        <w:t xml:space="preserve">persistent </w:t>
+      </w:r>
+      <w:r>
+        <w:rPr>
+          <w:rFonts w:ascii="Century" w:hAnsi="Century"/>
+        </w:rPr>
+        <w:t xml:space="preserve">compulsive </w:t>
+      </w:r>
+      <w:r>
+        <w:rPr>
+          <w:rFonts w:ascii="Century" w:hAnsi="Century"/>
+        </w:rPr>
+        <w:t>subsumption of every val</w:t>
+      </w:r>
+      <w:r>
+        <w:rPr>
+          <w:rFonts w:ascii="Century" w:hAnsi="Century"/>
+        </w:rPr>
+        <w:t>ue</w:t>
+      </w:r>
+      <w:r>
+        <w:rPr>
+          <w:rFonts w:ascii="Century" w:hAnsi="Century"/>
+        </w:rPr>
+        <w:t xml:space="preserve"> </w:t>
+      </w:r>
+      <w:r>
+        <w:rPr>
+          <w:rFonts w:ascii="Century" w:hAnsi="Century"/>
+        </w:rPr>
+        <w:t>in circulation,</w:t>
+      </w:r>
+      <w:r>
+        <w:rPr>
+          <w:rFonts w:ascii="Century" w:hAnsi="Century"/>
+        </w:rPr>
+        <w:t xml:space="preserve"> </w:t>
+      </w:r>
+      <w:r>
+        <w:rPr>
+          <w:rFonts w:ascii="Century" w:hAnsi="Century"/>
+        </w:rPr>
+        <w:t>accumulat</w:t>
+      </w:r>
+      <w:r>
+        <w:rPr>
+          <w:rFonts w:ascii="Century" w:hAnsi="Century"/>
+        </w:rPr>
+        <w:t>ed</w:t>
+      </w:r>
+      <w:r>
+        <w:rPr>
+          <w:rFonts w:ascii="Century" w:hAnsi="Century"/>
+        </w:rPr>
+        <w:t xml:space="preserve"> </w:t>
+      </w:r>
+      <w:r>
+        <w:rPr>
+          <w:rFonts w:ascii="Century" w:hAnsi="Century"/>
+        </w:rPr>
+        <w:t xml:space="preserve">historically </w:t>
+      </w:r>
+      <w:r>
+        <w:rPr>
+          <w:rFonts w:ascii="Century" w:hAnsi="Century"/>
+        </w:rPr>
+        <w:t xml:space="preserve">an aliquot part of </w:t>
+      </w:r>
+      <w:r>
+        <w:rPr>
+          <w:rFonts w:ascii="Century" w:hAnsi="Century"/>
+        </w:rPr>
+        <w:t>all</w:t>
+      </w:r>
+      <w:r>
+        <w:rPr>
+          <w:rFonts w:ascii="Century" w:hAnsi="Century"/>
+        </w:rPr>
+        <w:t xml:space="preserve"> </w:t>
+      </w:r>
+      <w:r>
+        <w:rPr>
+          <w:rFonts w:ascii="Century" w:hAnsi="Century"/>
+        </w:rPr>
+        <w:t>their prices in</w:t>
+      </w:r>
+      <w:r>
+        <w:rPr>
+          <w:rFonts w:ascii="Century" w:hAnsi="Century"/>
+        </w:rPr>
+        <w:t>to the</w:t>
+      </w:r>
+      <w:r>
+        <w:rPr>
+          <w:rFonts w:ascii="Century" w:hAnsi="Century"/>
+        </w:rPr>
+        <w:t xml:space="preserve"> </w:t>
+      </w:r>
+      <w:r>
+        <w:rPr>
+          <w:rFonts w:ascii="Century" w:hAnsi="Century"/>
+        </w:rPr>
+        <w:t xml:space="preserve">mass of </w:t>
+      </w:r>
+      <w:r>
+        <w:rPr>
+          <w:rFonts w:ascii="Century" w:hAnsi="Century"/>
+        </w:rPr>
+        <w:t>capital</w:t>
+      </w:r>
+      <w:r>
+        <w:rPr>
+          <w:rFonts w:ascii="Century" w:hAnsi="Century"/>
+        </w:rPr>
+        <w:t xml:space="preserve"> </w:t>
+      </w:r>
+      <w:r>
+        <w:rPr>
+          <w:rFonts w:ascii="Century" w:hAnsi="Century"/>
+        </w:rPr>
+        <w:t xml:space="preserve">presented in its real </w:t>
+      </w:r>
+      <w:r>
+        <w:rPr>
+          <w:rFonts w:ascii="Century" w:hAnsi="Century"/>
+        </w:rPr>
+        <w:t>value form</w:t>
       </w:r>
       <w:r>
         <w:rPr>
           <w:rFonts w:ascii="Century" w:hAnsi="Century"/>
         </w:rPr>
         <w:t xml:space="preserve">. </w:t>
-      </w:r>
-      <w:r>
-        <w:rPr>
-          <w:rFonts w:ascii="Century" w:hAnsi="Century"/>
-        </w:rPr>
-        <w:t xml:space="preserve">For himself, it is only use-value as </w:t>
-      </w:r>
-      <w:r>
-        <w:rPr>
-          <w:rFonts w:ascii="Century" w:hAnsi="Century"/>
-        </w:rPr>
-        <w:t>a means</w:t>
-      </w:r>
-      <w:r>
-        <w:rPr>
-          <w:rFonts w:ascii="Century" w:hAnsi="Century"/>
-        </w:rPr>
-        <w:t xml:space="preserve"> of exchange. The second is the determination of </w:t>
-      </w:r>
-      <w:proofErr w:type="gramStart"/>
-      <w:r>
-        <w:rPr>
-          <w:rFonts w:ascii="Century" w:hAnsi="Century"/>
-        </w:rPr>
-        <w:t>a universal</w:t>
-      </w:r>
-      <w:proofErr w:type="gramEnd"/>
-      <w:r>
-        <w:rPr>
-          <w:rFonts w:ascii="Century" w:hAnsi="Century"/>
-        </w:rPr>
-        <w:t xml:space="preserve"> equivalent caused by the extension of the exchange process. </w:t>
       </w:r>
     </w:p>
     <w:p>
@@ -464,51 +667,110 @@
         <w:rPr>
           <w:rFonts w:ascii="Century" w:hAnsi="Century"/>
         </w:rPr>
-        <w:t xml:space="preserve">From the perspective of the individual, each of the </w:t>
-      </w:r>
-      <w:proofErr w:type="gramStart"/>
-      <w:r>
-        <w:rPr>
-          <w:rFonts w:ascii="Century" w:hAnsi="Century"/>
-        </w:rPr>
-        <w:t>bearers</w:t>
-      </w:r>
-      <w:proofErr w:type="gramEnd"/>
-      <w:r>
-        <w:rPr>
-          <w:rFonts w:ascii="Century" w:hAnsi="Century"/>
-        </w:rPr>
-        <w:t xml:space="preserve"> treats his own commodity in exchange as the universal equivalent to all other commodities</w:t>
-      </w:r>
-      <w:r>
-        <w:rPr>
-          <w:rFonts w:ascii="Century" w:hAnsi="Century"/>
-        </w:rPr>
-        <w:t>, as use-values for being exchanged for an abstract</w:t>
-      </w:r>
-      <w:r>
-        <w:rPr>
-          <w:rFonts w:ascii="Century" w:hAnsi="Century"/>
-        </w:rPr>
-        <w:t xml:space="preserve"> </w:t>
-      </w:r>
-      <w:r>
-        <w:rPr>
-          <w:rFonts w:ascii="Century" w:hAnsi="Century"/>
-        </w:rPr>
-        <w:t>value</w:t>
-      </w:r>
-      <w:r>
-        <w:rPr>
-          <w:rFonts w:ascii="Century" w:hAnsi="Century"/>
-        </w:rPr>
-        <w:t xml:space="preserve"> equivalent</w:t>
-      </w:r>
-      <w:r>
-        <w:rPr>
-          <w:rFonts w:ascii="Century" w:hAnsi="Century"/>
-        </w:rPr>
-        <w:t xml:space="preserve"> to the living labour time embodied in its commodity-value form</w:t>
+        <w:t xml:space="preserve">Special attention is offered </w:t>
+      </w:r>
+      <w:r>
+        <w:rPr>
+          <w:rFonts w:ascii="Century" w:hAnsi="Century"/>
+        </w:rPr>
+        <w:t>to the</w:t>
+      </w:r>
+      <w:r>
+        <w:rPr>
+          <w:rFonts w:ascii="Century" w:hAnsi="Century"/>
+        </w:rPr>
+        <w:t xml:space="preserve"> </w:t>
+      </w:r>
+      <w:r>
+        <w:rPr>
+          <w:rFonts w:ascii="Century" w:hAnsi="Century"/>
+        </w:rPr>
+        <w:t xml:space="preserve">U.S. Dollar </w:t>
+      </w:r>
+      <w:r>
+        <w:rPr>
+          <w:rFonts w:ascii="Century" w:hAnsi="Century"/>
+        </w:rPr>
+        <w:t>breakdown as</w:t>
+      </w:r>
+      <w:r>
+        <w:rPr>
+          <w:rFonts w:ascii="Century" w:hAnsi="Century"/>
+        </w:rPr>
+        <w:t xml:space="preserve"> </w:t>
+      </w:r>
+      <w:r>
+        <w:rPr>
+          <w:rFonts w:ascii="Century" w:hAnsi="Century"/>
+        </w:rPr>
+        <w:t>hegemonic</w:t>
+      </w:r>
+      <w:r>
+        <w:rPr>
+          <w:rFonts w:ascii="Century" w:hAnsi="Century"/>
+        </w:rPr>
+        <w:t xml:space="preserve"> currency</w:t>
+      </w:r>
+      <w:r>
+        <w:rPr>
+          <w:rFonts w:ascii="Century" w:hAnsi="Century"/>
+        </w:rPr>
+        <w:t xml:space="preserve"> </w:t>
+      </w:r>
+      <w:r>
+        <w:rPr>
+          <w:rFonts w:ascii="Century" w:hAnsi="Century"/>
+        </w:rPr>
+        <w:t>of</w:t>
+      </w:r>
+      <w:r>
+        <w:rPr>
+          <w:rFonts w:ascii="Century" w:hAnsi="Century"/>
+        </w:rPr>
+        <w:t xml:space="preserve"> the world-economy</w:t>
+      </w:r>
+      <w:r>
+        <w:rPr>
+          <w:rFonts w:ascii="Century" w:hAnsi="Century"/>
+        </w:rPr>
+        <w:t>, stablished</w:t>
+      </w:r>
+      <w:r>
+        <w:rPr>
+          <w:rFonts w:ascii="Century" w:hAnsi="Century"/>
+        </w:rPr>
+        <w:t xml:space="preserve"> </w:t>
+      </w:r>
+      <w:r>
+        <w:rPr>
+          <w:rFonts w:ascii="Century" w:hAnsi="Century"/>
+        </w:rPr>
+        <w:t>a</w:t>
+      </w:r>
+      <w:r>
+        <w:rPr>
+          <w:rFonts w:ascii="Century" w:hAnsi="Century"/>
+        </w:rPr>
+        <w:t xml:space="preserve">fter the </w:t>
+      </w:r>
+      <w:r>
+        <w:rPr>
+          <w:rFonts w:ascii="Century" w:hAnsi="Century"/>
+          <w:i/>
+        </w:rPr>
+        <w:t>liberalization</w:t>
+      </w:r>
+      <w:r>
+        <w:rPr>
+          <w:rFonts w:ascii="Century" w:hAnsi="Century"/>
+        </w:rPr>
+        <w:t xml:space="preserve"> of gold</w:t>
+      </w:r>
+      <w:r>
+        <w:rPr>
+          <w:rFonts w:ascii="Century" w:hAnsi="Century"/>
+        </w:rPr>
+        <w:t xml:space="preserve"> commodity price</w:t>
       </w:r>
       <w:r>
         <w:rPr>
@@ -520,13 +782,115 @@
         <w:rPr>
           <w:rFonts w:ascii="Century" w:hAnsi="Century"/>
         </w:rPr>
-        <w:t xml:space="preserve"> And the</w:t>
-      </w:r>
-      <w:r>
-        <w:rPr>
-          <w:rFonts w:ascii="Century" w:hAnsi="Century"/>
-        </w:rPr>
-        <w:t xml:space="preserve"> third corresponds to the transformation of gold, the money-commodity, into money-capital. </w:t>
+        <w:t xml:space="preserve"> </w:t>
+      </w:r>
+      <w:r>
+        <w:rPr>
+          <w:rFonts w:ascii="Century" w:hAnsi="Century"/>
+        </w:rPr>
+        <w:t xml:space="preserve">Nevertheless, </w:t>
+      </w:r>
+      <w:r>
+        <w:rPr>
+          <w:rFonts w:ascii="Century" w:hAnsi="Century"/>
+        </w:rPr>
+        <w:t>gold still hold</w:t>
+      </w:r>
+      <w:r>
+        <w:rPr>
+          <w:rFonts w:ascii="Century" w:hAnsi="Century"/>
+        </w:rPr>
+        <w:t xml:space="preserve"> as real capital</w:t>
+      </w:r>
+      <w:r>
+        <w:rPr>
+          <w:rFonts w:ascii="Century" w:hAnsi="Century"/>
+        </w:rPr>
+        <w:t>,</w:t>
+      </w:r>
+      <w:r>
+        <w:rPr>
+          <w:rFonts w:ascii="Century" w:hAnsi="Century"/>
+        </w:rPr>
+        <w:t xml:space="preserve"> the U.S. Dollar standard</w:t>
+      </w:r>
+      <w:r>
+        <w:rPr>
+          <w:rFonts w:ascii="Century" w:hAnsi="Century"/>
+        </w:rPr>
+        <w:t xml:space="preserve"> of price is </w:t>
+      </w:r>
+      <w:r>
+        <w:rPr>
+          <w:rFonts w:ascii="Century" w:hAnsi="Century"/>
+        </w:rPr>
+        <w:t xml:space="preserve">being </w:t>
+      </w:r>
+      <w:r>
+        <w:rPr>
+          <w:rFonts w:ascii="Century" w:hAnsi="Century"/>
+        </w:rPr>
+        <w:t xml:space="preserve">expressed </w:t>
+      </w:r>
+      <w:r>
+        <w:rPr>
+          <w:rFonts w:ascii="Century" w:hAnsi="Century"/>
+        </w:rPr>
+        <w:t xml:space="preserve">yet in </w:t>
+      </w:r>
+      <w:r>
+        <w:rPr>
+          <w:rFonts w:ascii="Century" w:hAnsi="Century"/>
+        </w:rPr>
+        <w:t xml:space="preserve">weighted gold after Bretton Woods </w:t>
+      </w:r>
+      <w:r>
+        <w:rPr>
+          <w:rFonts w:ascii="Century" w:hAnsi="Century"/>
+        </w:rPr>
+        <w:t xml:space="preserve">finance policy </w:t>
+      </w:r>
+      <w:r>
+        <w:rPr>
+          <w:rFonts w:ascii="Century" w:hAnsi="Century"/>
+        </w:rPr>
+        <w:t xml:space="preserve">reforms, but in a fixed proportion </w:t>
+      </w:r>
+      <w:r>
+        <w:rPr>
+          <w:rFonts w:ascii="Century" w:hAnsi="Century"/>
+        </w:rPr>
+        <w:t>composing</w:t>
+      </w:r>
+      <w:r>
+        <w:rPr>
+          <w:rFonts w:ascii="Century" w:hAnsi="Century"/>
+        </w:rPr>
+        <w:t xml:space="preserve"> the</w:t>
+      </w:r>
+      <w:r>
+        <w:rPr>
+          <w:rFonts w:ascii="Century" w:hAnsi="Century"/>
+        </w:rPr>
+        <w:t xml:space="preserve"> </w:t>
+      </w:r>
+      <w:r>
+        <w:rPr>
+          <w:rFonts w:ascii="Century" w:hAnsi="Century"/>
+        </w:rPr>
+        <w:t xml:space="preserve">current </w:t>
+      </w:r>
+      <w:r>
+        <w:rPr>
+          <w:rFonts w:ascii="Century" w:hAnsi="Century"/>
+        </w:rPr>
+        <w:t>unit measure</w:t>
+      </w:r>
+      <w:r>
+        <w:rPr>
+          <w:rFonts w:ascii="Century" w:hAnsi="Century"/>
+        </w:rPr>
+        <w:t xml:space="preserve"> of monetary value, labeled as the dollar standard.</w:t>
       </w:r>
     </w:p>
     <w:p>
@@ -534,405 +898,108 @@
         <w:spacing w:before="240" w:line="360" w:lineRule="auto"/>
         <w:rPr>
           <w:rFonts w:ascii="Century" w:hAnsi="Century"/>
+          <w:b/>
+          <w:bCs/>
         </w:rPr>
       </w:pPr>
       <w:r>
         <w:rPr>
           <w:rFonts w:ascii="Century" w:hAnsi="Century"/>
-        </w:rPr>
-        <w:t xml:space="preserve">In the transition between the exchange of </w:t>
-      </w:r>
-      <w:r>
-        <w:rPr>
-          <w:rFonts w:ascii="Century" w:hAnsi="Century"/>
-        </w:rPr>
-        <w:t>v</w:t>
-      </w:r>
-      <w:r>
-        <w:rPr>
-          <w:rFonts w:ascii="Century" w:hAnsi="Century"/>
-        </w:rPr>
-        <w:t xml:space="preserve">alues and the </w:t>
-      </w:r>
-      <w:r>
-        <w:rPr>
-          <w:rFonts w:ascii="Century" w:hAnsi="Century"/>
-        </w:rPr>
-        <w:t>circulation process</w:t>
-      </w:r>
-      <w:r>
-        <w:rPr>
-          <w:rFonts w:ascii="Century" w:hAnsi="Century"/>
-        </w:rPr>
-        <w:t>, there is a determinant</w:t>
-      </w:r>
-      <w:r>
-        <w:rPr>
-          <w:rFonts w:ascii="Century" w:hAnsi="Century"/>
-        </w:rPr>
-        <w:t xml:space="preserve"> </w:t>
-      </w:r>
-      <w:r>
-        <w:rPr>
-          <w:rFonts w:ascii="Century" w:hAnsi="Century"/>
-        </w:rPr>
-        <w:t xml:space="preserve">detail for the </w:t>
-      </w:r>
-      <w:r>
-        <w:rPr>
-          <w:rFonts w:ascii="Century" w:hAnsi="Century"/>
-        </w:rPr>
-        <w:t xml:space="preserve">development of the </w:t>
-      </w:r>
-      <w:r>
-        <w:rPr>
-          <w:rFonts w:ascii="Century" w:hAnsi="Century"/>
-        </w:rPr>
-        <w:t xml:space="preserve">concrete form </w:t>
-      </w:r>
-      <w:r>
-        <w:rPr>
-          <w:rFonts w:ascii="Century" w:hAnsi="Century"/>
-        </w:rPr>
-        <w:t xml:space="preserve">of </w:t>
-      </w:r>
-      <w:r>
-        <w:rPr>
-          <w:rFonts w:ascii="Century" w:hAnsi="Century"/>
-        </w:rPr>
-        <w:t xml:space="preserve">bourgeoisie </w:t>
-      </w:r>
-      <w:r>
-        <w:rPr>
-          <w:rFonts w:ascii="Century" w:hAnsi="Century"/>
-        </w:rPr>
-        <w:t>exchange process</w:t>
-      </w:r>
-      <w:r>
-        <w:rPr>
-          <w:rFonts w:ascii="Century" w:hAnsi="Century"/>
-        </w:rPr>
-        <w:t xml:space="preserve">. Being subsumed, absorbed by the circulation of money. </w:t>
-      </w:r>
-      <w:r>
-        <w:rPr>
-          <w:rFonts w:ascii="Century" w:hAnsi="Century"/>
-        </w:rPr>
-        <w:t>The</w:t>
-      </w:r>
-      <w:r>
-        <w:rPr>
-          <w:rFonts w:ascii="Century" w:hAnsi="Century"/>
-        </w:rPr>
-        <w:t xml:space="preserve"> historical expansion and intension of the process of exchange is also the process of taking everything that is possible to be treated as something to </w:t>
-      </w:r>
-      <w:r>
-        <w:rPr>
-          <w:rFonts w:ascii="Century" w:hAnsi="Century"/>
-        </w:rPr>
-        <w:t xml:space="preserve">be </w:t>
-      </w:r>
-      <w:r>
-        <w:rPr>
-          <w:rFonts w:ascii="Century" w:hAnsi="Century"/>
-        </w:rPr>
-        <w:t>appropriate</w:t>
-      </w:r>
-      <w:r>
-        <w:rPr>
-          <w:rFonts w:ascii="Century" w:hAnsi="Century"/>
-        </w:rPr>
-        <w:t xml:space="preserve">, as if it </w:t>
-      </w:r>
-      <w:r>
-        <w:rPr>
-          <w:rFonts w:ascii="Century" w:hAnsi="Century"/>
-        </w:rPr>
-        <w:t>is</w:t>
-      </w:r>
-      <w:r>
-        <w:rPr>
-          <w:rFonts w:ascii="Century" w:hAnsi="Century"/>
-        </w:rPr>
-        <w:t xml:space="preserve"> a commodity.</w:t>
-      </w:r>
-      <w:r>
-        <w:rPr>
-          <w:rFonts w:ascii="Century" w:hAnsi="Century"/>
-        </w:rPr>
-        <w:t xml:space="preserve"> </w:t>
+          <w:b/>
+          <w:bCs/>
+        </w:rPr>
+        <w:t>The subsumption of the exchange process to the circuit of capital reproduction</w:t>
       </w:r>
     </w:p>
     <w:p>
       <w:pPr>
         <w:spacing w:before="240" w:line="360" w:lineRule="auto"/>
         <w:rPr>
-          <w:rFonts w:ascii="Century" w:hAnsi="Century"/>
+          <w:rFonts w:ascii="Century Schoolbook" w:hAnsi="Century Schoolbook"/>
         </w:rPr>
       </w:pPr>
       <w:r>
         <w:rPr>
-          <w:rFonts w:ascii="Century" w:hAnsi="Century"/>
-        </w:rPr>
-        <w:t>In that manner</w:t>
-      </w:r>
-      <w:r>
-        <w:rPr>
-          <w:rFonts w:ascii="Century" w:hAnsi="Century"/>
-        </w:rPr>
-        <w:t>,</w:t>
-      </w:r>
-      <w:r>
-        <w:rPr>
-          <w:rFonts w:ascii="Century" w:hAnsi="Century"/>
-        </w:rPr>
-        <w:t xml:space="preserve"> the </w:t>
-      </w:r>
-      <w:r>
-        <w:rPr>
-          <w:rFonts w:ascii="Century" w:hAnsi="Century"/>
+          <w:rFonts w:ascii="Century Schoolbook" w:hAnsi="Century Schoolbook"/>
           <w:i/>
           <w:iCs/>
-        </w:rPr>
-        <w:t>alienated being</w:t>
-      </w:r>
-      <w:r>
-        <w:rPr>
-          <w:rFonts w:ascii="Century" w:hAnsi="Century"/>
-        </w:rPr>
-        <w:t xml:space="preserve"> appears as the </w:t>
-      </w:r>
-      <w:r>
-        <w:rPr>
-          <w:rFonts w:ascii="Century" w:hAnsi="Century"/>
+          <w:szCs w:val="40"/>
+        </w:rPr>
+        <w:t>D</w:t>
+      </w:r>
+      <w:r>
+        <w:rPr>
+          <w:rFonts w:ascii="Century Schoolbook" w:hAnsi="Century Schoolbook"/>
           <w:i/>
           <w:iCs/>
         </w:rPr>
-        <w:t>bearer</w:t>
-      </w:r>
-      <w:r>
-        <w:rPr>
-          <w:rFonts w:ascii="Century" w:hAnsi="Century"/>
-          <w:i/>
-          <w:iCs/>
-        </w:rPr>
-        <w:t xml:space="preserve"> of alienable wealth</w:t>
-      </w:r>
-      <w:r>
-        <w:rPr>
-          <w:rFonts w:ascii="Century" w:hAnsi="Century"/>
-        </w:rPr>
-        <w:t xml:space="preserve">, seeking to receive in exchange an augmented magnitude of value in money-form. </w:t>
-      </w:r>
-      <w:r>
-        <w:rPr>
-          <w:rFonts w:ascii="Century" w:hAnsi="Century"/>
-        </w:rPr>
-        <w:t>Is it then m</w:t>
-      </w:r>
-      <w:r>
-        <w:rPr>
-          <w:rFonts w:ascii="Century" w:hAnsi="Century"/>
-        </w:rPr>
-        <w:t>ore than a living detail</w:t>
-      </w:r>
-      <w:r>
-        <w:rPr>
-          <w:rFonts w:ascii="Century" w:hAnsi="Century"/>
-        </w:rPr>
-        <w:t>?</w:t>
-      </w:r>
-      <w:r>
-        <w:rPr>
-          <w:rFonts w:ascii="Century" w:hAnsi="Century"/>
-        </w:rPr>
-        <w:t xml:space="preserve"> </w:t>
-      </w:r>
-      <w:r>
-        <w:rPr>
-          <w:rFonts w:ascii="Century" w:hAnsi="Century"/>
-        </w:rPr>
-        <w:t>A</w:t>
-      </w:r>
-      <w:r>
-        <w:rPr>
-          <w:rFonts w:ascii="Century" w:hAnsi="Century"/>
-        </w:rPr>
-        <w:t xml:space="preserve"> particular </w:t>
-      </w:r>
-      <w:r>
-        <w:rPr>
-          <w:rFonts w:ascii="Century" w:hAnsi="Century"/>
-          <w:i/>
-          <w:iCs/>
-        </w:rPr>
-        <w:t>social accident</w:t>
-      </w:r>
-      <w:r>
-        <w:rPr>
-          <w:rFonts w:ascii="Century" w:hAnsi="Century"/>
-        </w:rPr>
-        <w:t xml:space="preserve"> lies in the initial conditions of the process of </w:t>
-      </w:r>
-      <w:proofErr w:type="gramStart"/>
-      <w:r>
-        <w:rPr>
-          <w:rFonts w:ascii="Century" w:hAnsi="Century"/>
-        </w:rPr>
-        <w:t>commodity</w:t>
-      </w:r>
-      <w:proofErr w:type="gramEnd"/>
-      <w:r>
-        <w:rPr>
-          <w:rFonts w:ascii="Century" w:hAnsi="Century"/>
-        </w:rPr>
-        <w:t xml:space="preserve"> exchange.</w:t>
-      </w:r>
-      <w:r>
-        <w:rPr>
-          <w:rFonts w:ascii="Century" w:hAnsi="Century"/>
-        </w:rPr>
-        <w:t xml:space="preserve"> </w:t>
-      </w:r>
-      <w:proofErr w:type="gramStart"/>
-      <w:r>
-        <w:rPr>
-          <w:rFonts w:ascii="Century" w:hAnsi="Century"/>
-        </w:rPr>
-        <w:t>Is it</w:t>
-      </w:r>
-      <w:proofErr w:type="gramEnd"/>
-      <w:r>
-        <w:rPr>
-          <w:rFonts w:ascii="Century" w:hAnsi="Century"/>
-        </w:rPr>
-        <w:t xml:space="preserve"> </w:t>
-      </w:r>
-      <w:r>
-        <w:rPr>
-          <w:rFonts w:ascii="Century" w:hAnsi="Century"/>
-        </w:rPr>
-        <w:t xml:space="preserve">the mechanical and unreflective </w:t>
-      </w:r>
-      <w:r>
-        <w:rPr>
-          <w:rFonts w:ascii="Century" w:hAnsi="Century"/>
-        </w:rPr>
-        <w:t>movement</w:t>
-      </w:r>
-      <w:r>
-        <w:rPr>
-          <w:rFonts w:ascii="Century" w:hAnsi="Century"/>
-        </w:rPr>
-        <w:t xml:space="preserve"> of </w:t>
-      </w:r>
-      <w:r>
-        <w:rPr>
-          <w:rFonts w:ascii="Century" w:hAnsi="Century"/>
-        </w:rPr>
-        <w:t>u</w:t>
-      </w:r>
-      <w:r>
-        <w:rPr>
-          <w:rFonts w:ascii="Century" w:hAnsi="Century"/>
-        </w:rPr>
-        <w:t>n</w:t>
-      </w:r>
-      <w:r>
-        <w:rPr>
-          <w:rFonts w:ascii="Century" w:hAnsi="Century"/>
-        </w:rPr>
-        <w:t>ethical application of dialectics, the power of alienation,</w:t>
-      </w:r>
-      <w:r>
-        <w:rPr>
-          <w:rFonts w:ascii="Century" w:hAnsi="Century"/>
-        </w:rPr>
-        <w:t xml:space="preserve"> and</w:t>
-      </w:r>
-      <w:r>
-        <w:rPr>
-          <w:rFonts w:ascii="Century" w:hAnsi="Century"/>
-        </w:rPr>
-        <w:t xml:space="preserve"> therefore appropriation of something not being for </w:t>
-      </w:r>
-      <w:r>
-        <w:rPr>
-          <w:rFonts w:ascii="Century" w:hAnsi="Century"/>
-        </w:rPr>
-        <w:t>appropriation</w:t>
-      </w:r>
-      <w:r>
-        <w:rPr>
-          <w:rFonts w:ascii="Century" w:hAnsi="Century"/>
-        </w:rPr>
-        <w:t>?</w:t>
-      </w:r>
-      <w:r>
-        <w:rPr>
-          <w:rFonts w:ascii="Century" w:hAnsi="Century"/>
-        </w:rPr>
-        <w:t xml:space="preserve"> </w:t>
-      </w:r>
-      <w:proofErr w:type="gramStart"/>
-      <w:r>
-        <w:rPr>
-          <w:rFonts w:ascii="Century" w:hAnsi="Century"/>
-        </w:rPr>
-        <w:t>%%[</w:t>
-      </w:r>
-      <w:proofErr w:type="gramEnd"/>
-      <w:r>
-        <w:rPr>
-          <w:rFonts w:ascii="Century" w:hAnsi="Century"/>
-        </w:rPr>
-        <w:t>[KV1C2P179L13</w:t>
-      </w:r>
-      <w:proofErr w:type="gramStart"/>
-      <w:r>
-        <w:rPr>
-          <w:rFonts w:ascii="Century" w:hAnsi="Century"/>
-        </w:rPr>
-        <w:t>]]%</w:t>
-      </w:r>
-      <w:proofErr w:type="gramEnd"/>
-      <w:r>
-        <w:rPr>
-          <w:rFonts w:ascii="Century" w:hAnsi="Century"/>
-        </w:rPr>
-        <w:t>%. %%[[KV1C2P179L15</w:t>
-      </w:r>
-      <w:proofErr w:type="gramStart"/>
-      <w:r>
-        <w:rPr>
-          <w:rFonts w:ascii="Century" w:hAnsi="Century"/>
-        </w:rPr>
-        <w:t>]]%</w:t>
-      </w:r>
-      <w:proofErr w:type="gramEnd"/>
-      <w:r>
-        <w:rPr>
-          <w:rFonts w:ascii="Century" w:hAnsi="Century"/>
-        </w:rPr>
-        <w:t>%</w:t>
-      </w:r>
-      <w:r>
-        <w:rPr>
-          <w:rFonts w:ascii="Century" w:hAnsi="Century"/>
+        <w:t>evil lives in the details</w:t>
+      </w:r>
+      <w:r>
+        <w:rPr>
+          <w:rFonts w:ascii="Century Schoolbook" w:hAnsi="Century Schoolbook"/>
         </w:rPr>
         <w:t>.</w:t>
       </w:r>
       <w:r>
         <w:rPr>
-          <w:rFonts w:ascii="Century" w:hAnsi="Century"/>
-        </w:rPr>
-        <w:t>%%[[LCWV38P108L17]]%%</w:t>
-      </w:r>
-      <w:r>
-        <w:rPr>
-          <w:rFonts w:ascii="Century" w:hAnsi="Century"/>
-        </w:rPr>
-        <w:t>.</w:t>
+          <w:rFonts w:ascii="Century Schoolbook" w:hAnsi="Century Schoolbook"/>
+        </w:rPr>
+        <w:t xml:space="preserve"> </w:t>
+      </w:r>
+      <w:r>
+        <w:rPr>
+          <w:rFonts w:ascii="Century Schoolbook" w:hAnsi="Century Schoolbook"/>
+        </w:rPr>
+        <w:t xml:space="preserve">Marx </w:t>
+      </w:r>
+      <w:r>
+        <w:rPr>
+          <w:rFonts w:ascii="Century Schoolbook" w:hAnsi="Century Schoolbook"/>
+        </w:rPr>
+        <w:t>traced</w:t>
+      </w:r>
+      <w:r>
+        <w:rPr>
+          <w:rFonts w:ascii="Century Schoolbook" w:hAnsi="Century Schoolbook"/>
+        </w:rPr>
+        <w:t xml:space="preserve"> the determinants of the </w:t>
+      </w:r>
+      <w:r>
+        <w:rPr>
+          <w:rFonts w:ascii="Century Schoolbook" w:hAnsi="Century Schoolbook"/>
+        </w:rPr>
+        <w:t>circulation</w:t>
+      </w:r>
+      <w:r>
+        <w:rPr>
+          <w:rFonts w:ascii="Century Schoolbook" w:hAnsi="Century Schoolbook"/>
+        </w:rPr>
+        <w:t xml:space="preserve"> process </w:t>
+      </w:r>
+      <w:r>
+        <w:rPr>
+          <w:rFonts w:ascii="Century Schoolbook" w:hAnsi="Century Schoolbook"/>
+        </w:rPr>
+        <w:t>particularly</w:t>
+      </w:r>
+      <w:r>
+        <w:rPr>
+          <w:rFonts w:ascii="Century Schoolbook" w:hAnsi="Century Schoolbook"/>
+        </w:rPr>
+        <w:t xml:space="preserve"> </w:t>
+      </w:r>
+      <w:r>
+        <w:rPr>
+          <w:rFonts w:ascii="Century Schoolbook" w:hAnsi="Century Schoolbook"/>
+        </w:rPr>
+        <w:t>for</w:t>
+      </w:r>
+      <w:r>
+        <w:rPr>
+          <w:rFonts w:ascii="Century Schoolbook" w:hAnsi="Century Schoolbook"/>
+        </w:rPr>
+        <w:t xml:space="preserve"> bourgeois society in its initial conditions.</w:t>
       </w:r>
     </w:p>
     <w:p>
@@ -940,114 +1007,390 @@
         <w:spacing w:before="240" w:line="360" w:lineRule="auto"/>
         <w:rPr>
           <w:rFonts w:ascii="Century" w:hAnsi="Century"/>
+          <w:u w:val="single"/>
         </w:rPr>
       </w:pPr>
       <w:r>
         <w:rPr>
           <w:rFonts w:ascii="Century" w:hAnsi="Century"/>
         </w:rPr>
-        <w:lastRenderedPageBreak/>
-        <w:t>“But what is the commodity exchanged for? For the universal shape assumed by its own value. And what is the gold exchanged for? For a particular form of its own use-value”. The elementary</w:t>
-      </w:r>
-      <w:r>
-        <w:rPr>
-          <w:rFonts w:ascii="Century" w:hAnsi="Century"/>
-        </w:rPr>
-        <w:t xml:space="preserve"> </w:t>
-      </w:r>
-      <w:r>
-        <w:rPr>
-          <w:rFonts w:ascii="Century" w:hAnsi="Century"/>
-        </w:rPr>
-        <w:t>value</w:t>
-      </w:r>
-      <w:r>
-        <w:rPr>
-          <w:rFonts w:ascii="Century" w:hAnsi="Century"/>
-        </w:rPr>
-        <w:t xml:space="preserve">-form </w:t>
-      </w:r>
-      <w:r>
-        <w:rPr>
-          <w:rFonts w:ascii="Century" w:hAnsi="Century"/>
-        </w:rPr>
-        <w:t xml:space="preserve">of gold, which Marx refers to </w:t>
+        <w:t>The first determinan</w:t>
+      </w:r>
+      <w:r>
+        <w:rPr>
+          <w:rFonts w:ascii="Century" w:hAnsi="Century"/>
+        </w:rPr>
+        <w:t>t</w:t>
+      </w:r>
+      <w:r>
+        <w:rPr>
+          <w:rFonts w:ascii="Century" w:hAnsi="Century"/>
+        </w:rPr>
+        <w:t xml:space="preserve"> of the</w:t>
+      </w:r>
+      <w:r>
+        <w:rPr>
+          <w:rFonts w:ascii="Century" w:hAnsi="Century"/>
+        </w:rPr>
+        <w:t xml:space="preserve"> exchange process</w:t>
+      </w:r>
+      <w:r>
+        <w:rPr>
+          <w:rFonts w:ascii="Century" w:hAnsi="Century"/>
+        </w:rPr>
+        <w:t xml:space="preserve"> </w:t>
+      </w:r>
+      <w:r>
+        <w:rPr>
+          <w:rFonts w:ascii="Century" w:hAnsi="Century"/>
+        </w:rPr>
+        <w:t xml:space="preserve">subsumption into the circuit of capital reproduction, </w:t>
+      </w:r>
+      <w:r>
+        <w:rPr>
+          <w:rFonts w:ascii="Century" w:hAnsi="Century"/>
+        </w:rPr>
+        <w:t xml:space="preserve">is the determination of </w:t>
+      </w:r>
+      <w:r>
+        <w:rPr>
+          <w:rFonts w:ascii="Century" w:hAnsi="Century"/>
+        </w:rPr>
+        <w:t xml:space="preserve">gold as </w:t>
+      </w:r>
+      <w:r>
+        <w:rPr>
+          <w:rFonts w:ascii="Century" w:hAnsi="Century"/>
+        </w:rPr>
+        <w:t>the</w:t>
+      </w:r>
+      <w:r>
+        <w:rPr>
+          <w:rFonts w:ascii="Century" w:hAnsi="Century"/>
+        </w:rPr>
+        <w:t xml:space="preserve"> universal equivalent</w:t>
+      </w:r>
+      <w:r>
+        <w:rPr>
+          <w:rFonts w:ascii="Century" w:hAnsi="Century"/>
+        </w:rPr>
+        <w:t xml:space="preserve"> commodity</w:t>
+      </w:r>
+      <w:r>
+        <w:rPr>
+          <w:rFonts w:ascii="Century" w:hAnsi="Century"/>
+        </w:rPr>
+        <w:t>,</w:t>
+      </w:r>
+      <w:r>
+        <w:rPr>
+          <w:rFonts w:ascii="Century" w:hAnsi="Century"/>
+        </w:rPr>
+        <w:t xml:space="preserve"> caused by the extension of the exchange process</w:t>
+      </w:r>
+      <w:r>
+        <w:rPr>
+          <w:rFonts w:ascii="Century" w:hAnsi="Century"/>
+        </w:rPr>
+        <w:t xml:space="preserve"> mediated by money, being gold money</w:t>
+      </w:r>
+      <w:r>
+        <w:rPr>
+          <w:rFonts w:ascii="Century" w:hAnsi="Century"/>
+        </w:rPr>
+        <w:t>.</w:t>
+      </w:r>
+      <w:r>
+        <w:rPr>
+          <w:rFonts w:ascii="Century" w:hAnsi="Century"/>
+        </w:rPr>
+        <w:t xml:space="preserve"> </w:t>
+      </w:r>
+      <w:r>
+        <w:rPr>
+          <w:rFonts w:ascii="Century" w:hAnsi="Century"/>
+        </w:rPr>
+        <w:t>T</w:t>
+      </w:r>
+      <w:r>
+        <w:rPr>
+          <w:rFonts w:ascii="Century" w:hAnsi="Century"/>
+        </w:rPr>
+        <w:t>he</w:t>
+      </w:r>
+      <w:r>
+        <w:rPr>
+          <w:rFonts w:ascii="Century" w:hAnsi="Century"/>
+        </w:rPr>
+        <w:t xml:space="preserve"> </w:t>
+      </w:r>
+      <w:r>
+        <w:rPr>
+          <w:rFonts w:ascii="Century" w:hAnsi="Century"/>
+        </w:rPr>
+        <w:t>second</w:t>
+      </w:r>
+      <w:r>
+        <w:rPr>
+          <w:rFonts w:ascii="Century" w:hAnsi="Century"/>
+        </w:rPr>
+        <w:t xml:space="preserve"> </w:t>
+      </w:r>
+      <w:r>
+        <w:rPr>
+          <w:rFonts w:ascii="Century" w:hAnsi="Century"/>
+        </w:rPr>
+        <w:t xml:space="preserve">determinant </w:t>
+      </w:r>
+      <w:r>
+        <w:rPr>
+          <w:rFonts w:ascii="Century" w:hAnsi="Century"/>
+        </w:rPr>
+        <w:t>corresponds to the transformation of gold</w:t>
+      </w:r>
+      <w:r>
+        <w:rPr>
+          <w:rFonts w:ascii="Century" w:hAnsi="Century"/>
+        </w:rPr>
+        <w:t>, the money-</w:t>
+      </w:r>
+      <w:r>
+        <w:rPr>
+          <w:rFonts w:ascii="Century" w:hAnsi="Century"/>
+        </w:rPr>
+        <w:t>commodity,</w:t>
+      </w:r>
+      <w:r>
+        <w:rPr>
+          <w:rFonts w:ascii="Century" w:hAnsi="Century"/>
+        </w:rPr>
+        <w:t xml:space="preserve"> into money-capital. </w:t>
+      </w:r>
+      <w:r>
+        <w:rPr>
+          <w:rFonts w:ascii="Century" w:hAnsi="Century"/>
+        </w:rPr>
+        <w:t xml:space="preserve">In the transition between the exchange of </w:t>
+      </w:r>
+      <w:r>
+        <w:rPr>
+          <w:rFonts w:ascii="Century" w:hAnsi="Century"/>
+        </w:rPr>
+        <w:t>v</w:t>
+      </w:r>
+      <w:r>
+        <w:rPr>
+          <w:rFonts w:ascii="Century" w:hAnsi="Century"/>
+        </w:rPr>
+        <w:t xml:space="preserve">alues and the </w:t>
+      </w:r>
+      <w:r>
+        <w:rPr>
+          <w:rFonts w:ascii="Century" w:hAnsi="Century"/>
+        </w:rPr>
+        <w:t>circulation process</w:t>
+      </w:r>
+      <w:r>
+        <w:rPr>
+          <w:rFonts w:ascii="Century" w:hAnsi="Century"/>
+        </w:rPr>
+        <w:t xml:space="preserve">, </w:t>
+      </w:r>
+      <w:r>
+        <w:rPr>
+          <w:rFonts w:ascii="Century" w:hAnsi="Century"/>
+        </w:rPr>
+        <w:t>there</w:t>
+      </w:r>
+      <w:r>
+        <w:rPr>
+          <w:rFonts w:ascii="Century" w:hAnsi="Century"/>
+        </w:rPr>
+        <w:t xml:space="preserve"> is a determinant</w:t>
+      </w:r>
+      <w:r>
+        <w:rPr>
+          <w:rFonts w:ascii="Century" w:hAnsi="Century"/>
+        </w:rPr>
+        <w:t xml:space="preserve"> </w:t>
+      </w:r>
+      <w:r>
+        <w:rPr>
+          <w:rFonts w:ascii="Century" w:hAnsi="Century"/>
+        </w:rPr>
+        <w:t xml:space="preserve">detail for the </w:t>
+      </w:r>
+      <w:r>
+        <w:rPr>
+          <w:rFonts w:ascii="Century" w:hAnsi="Century"/>
+        </w:rPr>
+        <w:t xml:space="preserve">development of the </w:t>
+      </w:r>
+      <w:r>
+        <w:rPr>
+          <w:rFonts w:ascii="Century" w:hAnsi="Century"/>
+        </w:rPr>
+        <w:t xml:space="preserve">concrete </w:t>
+      </w:r>
+      <w:r>
+        <w:rPr>
+          <w:rFonts w:ascii="Century" w:hAnsi="Century"/>
+        </w:rPr>
+        <w:t>mode</w:t>
+      </w:r>
+      <w:r>
+        <w:rPr>
+          <w:rFonts w:ascii="Century" w:hAnsi="Century"/>
+        </w:rPr>
+        <w:t xml:space="preserve"> </w:t>
+      </w:r>
+      <w:r>
+        <w:rPr>
+          <w:rFonts w:ascii="Century" w:hAnsi="Century"/>
+        </w:rPr>
+        <w:t xml:space="preserve">of </w:t>
+      </w:r>
+      <w:r>
+        <w:rPr>
+          <w:rFonts w:ascii="Century" w:hAnsi="Century"/>
+        </w:rPr>
+        <w:t>capital reproduction</w:t>
+      </w:r>
+      <w:r>
+        <w:rPr>
+          <w:rFonts w:ascii="Century" w:hAnsi="Century"/>
+        </w:rPr>
+        <w:t>.</w:t>
+      </w:r>
+      <w:r>
+        <w:rPr>
+          <w:rFonts w:ascii="Century" w:hAnsi="Century"/>
+        </w:rPr>
+        <w:t xml:space="preserve"> </w:t>
+      </w:r>
+      <w:r>
+        <w:rPr>
+          <w:rFonts w:ascii="Century" w:hAnsi="Century"/>
+        </w:rPr>
+        <w:t>I</w:t>
+      </w:r>
+      <w:r>
+        <w:rPr>
+          <w:rFonts w:ascii="Century" w:hAnsi="Century"/>
+        </w:rPr>
+        <w:t xml:space="preserve">s </w:t>
+      </w:r>
+      <w:r>
+        <w:rPr>
+          <w:rFonts w:ascii="Century" w:hAnsi="Century"/>
+        </w:rPr>
+        <w:t>the mechanical and unreflective movement</w:t>
+      </w:r>
+      <w:r>
+        <w:rPr>
+          <w:rFonts w:ascii="Century" w:hAnsi="Century"/>
+        </w:rPr>
+        <w:t xml:space="preserve"> of </w:t>
+      </w:r>
+      <w:r>
+        <w:rPr>
+          <w:rFonts w:ascii="Century" w:hAnsi="Century"/>
+        </w:rPr>
+        <w:t>u</w:t>
+      </w:r>
+      <w:r>
+        <w:rPr>
+          <w:rFonts w:ascii="Century" w:hAnsi="Century"/>
+        </w:rPr>
+        <w:t>n</w:t>
+      </w:r>
+      <w:r>
+        <w:rPr>
+          <w:rFonts w:ascii="Century" w:hAnsi="Century"/>
+        </w:rPr>
+        <w:t>ethical application of dialectics, the power of alienation,</w:t>
+      </w:r>
+      <w:r>
+        <w:rPr>
+          <w:rFonts w:ascii="Century" w:hAnsi="Century"/>
+        </w:rPr>
+        <w:t xml:space="preserve"> and</w:t>
+      </w:r>
+      <w:r>
+        <w:rPr>
+          <w:rFonts w:ascii="Century" w:hAnsi="Century"/>
+        </w:rPr>
+        <w:t xml:space="preserve"> therefore appropriation of something not being for appropriation</w:t>
+      </w:r>
+      <w:r>
+        <w:rPr>
+          <w:rFonts w:ascii="Century" w:hAnsi="Century"/>
+        </w:rPr>
+        <w:t>?</w:t>
+      </w:r>
+      <w:r>
+        <w:rPr>
+          <w:rFonts w:ascii="Century" w:hAnsi="Century"/>
+        </w:rPr>
+        <w:t xml:space="preserve"> </w:t>
       </w:r>
       <w:proofErr w:type="gramStart"/>
       <w:r>
         <w:rPr>
           <w:rFonts w:ascii="Century" w:hAnsi="Century"/>
         </w:rPr>
-        <w:t>above</w:t>
+        <w:t>%%[</w:t>
       </w:r>
       <w:proofErr w:type="gramEnd"/>
       <w:r>
         <w:rPr>
           <w:rFonts w:ascii="Century" w:hAnsi="Century"/>
         </w:rPr>
-        <w:t>, is the standard of price. Which is a fixed weight of gold (i.e. an ounce of gold) operating as the unit of expression shared by their comparable magnitudes of price.</w:t>
-      </w:r>
-      <w:r>
-        <w:rPr>
-          <w:rFonts w:ascii="Century" w:hAnsi="Century"/>
-        </w:rPr>
-        <w:t xml:space="preserve"> </w:t>
+        <w:t>[KV1C2P179L13</w:t>
       </w:r>
       <w:proofErr w:type="gramStart"/>
       <w:r>
         <w:rPr>
           <w:rFonts w:ascii="Century" w:hAnsi="Century"/>
         </w:rPr>
-        <w:t>%%[</w:t>
+        <w:t>]]%</w:t>
       </w:r>
       <w:proofErr w:type="gramEnd"/>
       <w:r>
         <w:rPr>
           <w:rFonts w:ascii="Century" w:hAnsi="Century"/>
         </w:rPr>
-        <w:t>[KV1C3P203L17</w:t>
-      </w:r>
-      <w:proofErr w:type="gramStart"/>
-      <w:r>
-        <w:rPr>
-          <w:rFonts w:ascii="Century" w:hAnsi="Century"/>
-        </w:rPr>
-        <w:t>]]%</w:t>
-      </w:r>
-      <w:proofErr w:type="gramEnd"/>
-      <w:r>
-        <w:rPr>
-          <w:rFonts w:ascii="Century" w:hAnsi="Century"/>
-        </w:rPr>
         <w:t xml:space="preserve">%. </w:t>
       </w:r>
-      <w:proofErr w:type="gramStart"/>
-      <w:r>
-        <w:rPr>
-          <w:rFonts w:ascii="Century" w:hAnsi="Century"/>
-        </w:rPr>
-        <w:t>%%[</w:t>
-      </w:r>
-      <w:proofErr w:type="gramEnd"/>
-      <w:r>
-        <w:rPr>
-          <w:rFonts w:ascii="Century" w:hAnsi="Century"/>
-        </w:rPr>
-        <w:t>[KV1C3P192L5</w:t>
-      </w:r>
-      <w:proofErr w:type="gramStart"/>
-      <w:r>
-        <w:rPr>
-          <w:rFonts w:ascii="Century" w:hAnsi="Century"/>
-        </w:rPr>
-        <w:t>]]%</w:t>
-      </w:r>
-      <w:proofErr w:type="gramEnd"/>
-      <w:r>
-        <w:rPr>
-          <w:rFonts w:ascii="Century" w:hAnsi="Century"/>
-        </w:rPr>
-        <w:t xml:space="preserve">% </w:t>
+      <w:r>
+        <w:rPr>
+          <w:rFonts w:ascii="Century" w:hAnsi="Century"/>
+        </w:rPr>
+        <w:t>The</w:t>
+      </w:r>
+      <w:r>
+        <w:rPr>
+          <w:rFonts w:ascii="Century" w:hAnsi="Century"/>
+        </w:rPr>
+        <w:t xml:space="preserve"> historical expansion and intension of the process of exchange is also the process of taking everything possible as something to </w:t>
+      </w:r>
+      <w:r>
+        <w:rPr>
+          <w:rFonts w:ascii="Century" w:hAnsi="Century"/>
+        </w:rPr>
+        <w:t xml:space="preserve">be </w:t>
+      </w:r>
+      <w:r>
+        <w:rPr>
+          <w:rFonts w:ascii="Century" w:hAnsi="Century"/>
+        </w:rPr>
+        <w:t>appropriate</w:t>
+      </w:r>
+      <w:r>
+        <w:rPr>
+          <w:rFonts w:ascii="Century" w:hAnsi="Century"/>
+        </w:rPr>
+        <w:t>.</w:t>
       </w:r>
     </w:p>
     <w:p>
@@ -1189,19 +1532,95 @@
         <w:rPr>
           <w:rFonts w:ascii="Century" w:hAnsi="Century"/>
         </w:rPr>
-        <w:t xml:space="preserve">The circulation of money, on the other hand, is determined by the circulation of commodities, the circuit C-M-C always </w:t>
-      </w:r>
-      <w:r>
-        <w:rPr>
-          <w:rFonts w:ascii="Century" w:hAnsi="Century"/>
-        </w:rPr>
-        <w:t>implies</w:t>
-      </w:r>
-      <w:r>
-        <w:rPr>
-          <w:rFonts w:ascii="Century" w:hAnsi="Century"/>
-        </w:rPr>
-        <w:t xml:space="preserve"> the constant removal of money (M) from the commodity-owner in its first metamorphosis (C-M) to the other commodity-owner (M-C). By this second metamorphosis money became a means of purchase, always in the hands of the buyer, so the commodity is transferred from the hands of the seller to the buyer’s one, while removing the money from the hands of the buyer putting it in the sellers’ one. </w:t>
+        <w:t>Which was the determinant of the capital value-form at the initial conditions of the circulation process? There is m</w:t>
+      </w:r>
+      <w:r>
+        <w:rPr>
+          <w:rFonts w:ascii="Century" w:hAnsi="Century"/>
+        </w:rPr>
+        <w:t>ore than a detail</w:t>
+      </w:r>
+      <w:r>
+        <w:rPr>
+          <w:rFonts w:ascii="Century" w:hAnsi="Century"/>
+        </w:rPr>
+        <w:t xml:space="preserve"> in the initial conditions of the circulation process, a</w:t>
+      </w:r>
+      <w:r>
+        <w:rPr>
+          <w:rFonts w:ascii="Century" w:hAnsi="Century"/>
+        </w:rPr>
+        <w:t xml:space="preserve"> particular </w:t>
+      </w:r>
+      <w:r>
+        <w:rPr>
+          <w:rFonts w:ascii="Century" w:hAnsi="Century"/>
+          <w:i/>
+          <w:iCs/>
+        </w:rPr>
+        <w:t>social accident</w:t>
+      </w:r>
+      <w:r>
+        <w:rPr>
+          <w:rFonts w:ascii="Century" w:hAnsi="Century"/>
+        </w:rPr>
+        <w:t xml:space="preserve"> lies in the </w:t>
+      </w:r>
+      <w:r>
+        <w:rPr>
+          <w:rFonts w:ascii="Century" w:hAnsi="Century"/>
+        </w:rPr>
+        <w:t xml:space="preserve">foundations of the </w:t>
+      </w:r>
+      <w:r>
+        <w:rPr>
+          <w:rFonts w:ascii="Century" w:hAnsi="Century"/>
+        </w:rPr>
+        <w:t>exchange</w:t>
+      </w:r>
+      <w:r>
+        <w:rPr>
+          <w:rFonts w:ascii="Century" w:hAnsi="Century"/>
+        </w:rPr>
+        <w:t xml:space="preserve"> process. </w:t>
+      </w:r>
+      <w:r>
+        <w:rPr>
+          <w:rFonts w:ascii="Century" w:hAnsi="Century"/>
+        </w:rPr>
+        <w:t>%%[[KV1C2P179L15</w:t>
+      </w:r>
+      <w:proofErr w:type="gramStart"/>
+      <w:r>
+        <w:rPr>
+          <w:rFonts w:ascii="Century" w:hAnsi="Century"/>
+        </w:rPr>
+        <w:t>]]%</w:t>
+      </w:r>
+      <w:proofErr w:type="gramEnd"/>
+      <w:r>
+        <w:rPr>
+          <w:rFonts w:ascii="Century" w:hAnsi="Century"/>
+        </w:rPr>
+        <w:t>%</w:t>
+      </w:r>
+      <w:r>
+        <w:rPr>
+          <w:rFonts w:ascii="Century" w:hAnsi="Century"/>
+        </w:rPr>
+        <w:t>.</w:t>
+      </w:r>
+      <w:r>
+        <w:rPr>
+          <w:rFonts w:ascii="Century" w:hAnsi="Century"/>
+        </w:rPr>
+        <w:t>%%[[LCWV38P108L17]]%%</w:t>
+      </w:r>
+      <w:r>
+        <w:rPr>
+          <w:rFonts w:ascii="Century" w:hAnsi="Century"/>
+        </w:rPr>
+        <w:t>.</w:t>
       </w:r>
     </w:p>
     <w:p>
@@ -1215,49 +1634,13 @@
         <w:rPr>
           <w:rFonts w:ascii="Century" w:hAnsi="Century"/>
         </w:rPr>
-        <w:t>“With this, the continuity of the movement depends entirely on the money, and the same movement which, for the commodity, i</w:t>
-      </w:r>
-      <w:r>
-        <w:rPr>
-          <w:rFonts w:ascii="Century" w:hAnsi="Century"/>
-        </w:rPr>
-        <w:t>n</w:t>
-      </w:r>
-      <w:r>
-        <w:rPr>
-          <w:rFonts w:ascii="Century" w:hAnsi="Century"/>
-        </w:rPr>
-        <w:t>cludes two opposed processes, is, when considered as the movement of the money, always one and the same process, a constant change of places with commodities which are always different”</w:t>
-      </w:r>
-      <w:r>
-        <w:rPr>
-          <w:rFonts w:ascii="Century" w:hAnsi="Century"/>
-        </w:rPr>
-        <w:t>.</w:t>
-      </w:r>
-      <w:r>
-        <w:rPr>
-          <w:rFonts w:ascii="Century" w:hAnsi="Century"/>
-        </w:rPr>
-        <w:t>%%[[KV1C3P211L21]]%%</w:t>
-      </w:r>
-      <w:r>
-        <w:rPr>
-          <w:rFonts w:ascii="Century" w:hAnsi="Century"/>
-        </w:rPr>
-        <w:t xml:space="preserve"> </w:t>
-      </w:r>
-      <w:r>
-        <w:rPr>
-          <w:rFonts w:ascii="Century" w:hAnsi="Century"/>
-        </w:rPr>
-        <w:t>%%[[KV1C3P210L18]][[KV1C3P210L26]][[KV1C3P211L10]][[KV1C3P213L1]]%%</w:t>
-      </w:r>
-      <w:r>
-        <w:rPr>
-          <w:rFonts w:ascii="Century" w:hAnsi="Century"/>
-        </w:rPr>
-        <w:t>.</w:t>
+        <w:t>The circulation of money, on the other hand, is determined by the circulation of commodities, the circuit C-M-C always implies the constant removal of money (M) from the commodity-owner in its first metamorphosis (C-M) to the other commodity-owner (M-C). By this second metamorphosis money became a means of purchase.</w:t>
+      </w:r>
+      <w:r>
+        <w:rPr>
+          <w:rFonts w:ascii="Century" w:hAnsi="Century"/>
+        </w:rPr>
+        <w:t xml:space="preserve"> </w:t>
       </w:r>
     </w:p>
     <w:p>
@@ -1271,94 +1654,43 @@
         <w:rPr>
           <w:rFonts w:ascii="Century" w:hAnsi="Century"/>
         </w:rPr>
-        <w:lastRenderedPageBreak/>
-        <w:t>The circuit of money is the expression of the circuit of commodities. So, Marx raised the question about</w:t>
-      </w:r>
-      <w:r>
-        <w:rPr>
-          <w:rFonts w:ascii="Century" w:hAnsi="Century"/>
-        </w:rPr>
-        <w:t>:</w:t>
-      </w:r>
-      <w:r>
-        <w:rPr>
-          <w:rFonts w:ascii="Century" w:hAnsi="Century"/>
-        </w:rPr>
-        <w:t xml:space="preserve"> how much money is being absorbed by the circulation of commodities? </w:t>
-      </w:r>
-      <w:r>
-        <w:rPr>
-          <w:rFonts w:ascii="Century" w:hAnsi="Century"/>
-        </w:rPr>
-        <w:t>His answer i</w:t>
-      </w:r>
-      <w:r>
-        <w:rPr>
-          <w:rFonts w:ascii="Century" w:hAnsi="Century"/>
-        </w:rPr>
-        <w:t>ntroduc</w:t>
-      </w:r>
-      <w:r>
-        <w:rPr>
-          <w:rFonts w:ascii="Century" w:hAnsi="Century"/>
-        </w:rPr>
-        <w:t>ed</w:t>
-      </w:r>
-      <w:r>
-        <w:rPr>
-          <w:rFonts w:ascii="Century" w:hAnsi="Century"/>
-        </w:rPr>
-        <w:t xml:space="preserve"> circulation time as a determinant of the ratio between the velocity of the circulation of commodities and the velocity of circulation of money.</w:t>
-      </w:r>
-      <w:r>
-        <w:rPr>
-          <w:rFonts w:ascii="Century" w:hAnsi="Century"/>
-        </w:rPr>
-        <w:t xml:space="preserve"> S</w:t>
-      </w:r>
-      <w:r>
-        <w:rPr>
-          <w:rFonts w:ascii="Century" w:hAnsi="Century"/>
-        </w:rPr>
-        <w:t>o, if the total quantity of money circulating is determined by the total sum of prices of all commodities in circulation</w:t>
-      </w:r>
-      <w:r>
-        <w:rPr>
-          <w:rFonts w:ascii="Century" w:hAnsi="Century"/>
-        </w:rPr>
-        <w:t>;</w:t>
-      </w:r>
-      <w:r>
-        <w:rPr>
-          <w:rFonts w:ascii="Century" w:hAnsi="Century"/>
-        </w:rPr>
-        <w:t xml:space="preserve"> then, the circulation of the money-commodity (gold) is the expression of the total price of the commodities which exchange was mediated by money.</w:t>
-      </w:r>
-      <w:r>
-        <w:rPr>
-          <w:rFonts w:ascii="Century" w:hAnsi="Century"/>
-        </w:rPr>
-        <w:t xml:space="preserve"> </w:t>
-      </w:r>
-      <w:r>
-        <w:rPr>
-          <w:rFonts w:ascii="Century" w:hAnsi="Century"/>
-        </w:rPr>
-        <w:t>%%[[KV1C3P213L3</w:t>
-      </w:r>
-      <w:proofErr w:type="gramStart"/>
-      <w:r>
-        <w:rPr>
-          <w:rFonts w:ascii="Century" w:hAnsi="Century"/>
-        </w:rPr>
-        <w:t>]][</w:t>
-      </w:r>
-      <w:proofErr w:type="gramEnd"/>
-      <w:r>
-        <w:rPr>
-          <w:rFonts w:ascii="Century" w:hAnsi="Century"/>
-        </w:rPr>
-        <w:t>[KV1C3P216L2]][[KV1C3P216L30]]%%</w:t>
+        <w:t>“With this, the continuity of the movement depends entirely on the money, and the same movement which, for the commodity, i</w:t>
+      </w:r>
+      <w:r>
+        <w:rPr>
+          <w:rFonts w:ascii="Century" w:hAnsi="Century"/>
+        </w:rPr>
+        <w:t>n</w:t>
+      </w:r>
+      <w:r>
+        <w:rPr>
+          <w:rFonts w:ascii="Century" w:hAnsi="Century"/>
+        </w:rPr>
+        <w:t>cludes two opposed processes, is, when considered as the movement of the money, always one and the same process, a constant change of places with commodities which are always different”</w:t>
+      </w:r>
+      <w:r>
+        <w:rPr>
+          <w:rFonts w:ascii="Century" w:hAnsi="Century"/>
+        </w:rPr>
+        <w:t>.</w:t>
+      </w:r>
+      <w:r>
+        <w:rPr>
+          <w:rFonts w:ascii="Century" w:hAnsi="Century"/>
+        </w:rPr>
+        <w:t>%%[[KV1C3P211L21]]%%</w:t>
+      </w:r>
+      <w:r>
+        <w:rPr>
+          <w:rFonts w:ascii="Century" w:hAnsi="Century"/>
+        </w:rPr>
+        <w:t xml:space="preserve"> </w:t>
+      </w:r>
+      <w:r>
+        <w:rPr>
+          <w:rFonts w:ascii="Century" w:hAnsi="Century"/>
+        </w:rPr>
+        <w:t>%%[[KV1C3P210L18]][[KV1C3P210L26]][[KV1C3P211L10]][[KV1C3P213L1]]%%</w:t>
       </w:r>
       <w:r>
         <w:rPr>
@@ -1378,7 +1710,61 @@
         <w:rPr>
           <w:rFonts w:ascii="Century" w:hAnsi="Century"/>
         </w:rPr>
-        <w:t xml:space="preserve">As the quantity of total money absorbed as means for circulation is known by its equivalence to the total sum of the prices of all the commodities in circulation. We can also raise the following interrogate: How much gold is being absorbed by the circulation of money? </w:t>
+        <w:t>The circuit of money is the expression of the circuit of commodities. So, Marx raised the question about</w:t>
+      </w:r>
+      <w:r>
+        <w:rPr>
+          <w:rFonts w:ascii="Century" w:hAnsi="Century"/>
+        </w:rPr>
+        <w:t>:</w:t>
+      </w:r>
+      <w:r>
+        <w:rPr>
+          <w:rFonts w:ascii="Century" w:hAnsi="Century"/>
+        </w:rPr>
+        <w:t xml:space="preserve"> how much money is being absorbed by the circulation of commodities? </w:t>
+      </w:r>
+      <w:r>
+        <w:rPr>
+          <w:rFonts w:ascii="Century" w:hAnsi="Century"/>
+        </w:rPr>
+        <w:t>His answer i</w:t>
+      </w:r>
+      <w:r>
+        <w:rPr>
+          <w:rFonts w:ascii="Century" w:hAnsi="Century"/>
+        </w:rPr>
+        <w:t>ntroduc</w:t>
+      </w:r>
+      <w:r>
+        <w:rPr>
+          <w:rFonts w:ascii="Century" w:hAnsi="Century"/>
+        </w:rPr>
+        <w:t>ed</w:t>
+      </w:r>
+      <w:r>
+        <w:rPr>
+          <w:rFonts w:ascii="Century" w:hAnsi="Century"/>
+        </w:rPr>
+        <w:t xml:space="preserve"> the</w:t>
+      </w:r>
+      <w:r>
+        <w:rPr>
+          <w:rFonts w:ascii="Century" w:hAnsi="Century"/>
+        </w:rPr>
+        <w:t xml:space="preserve"> circulation time as a determinant of the ratio between the velocity of the circulation of commodities and the velocity of circulation of money.</w:t>
+      </w:r>
+      <w:r>
+        <w:rPr>
+          <w:rFonts w:ascii="Century" w:hAnsi="Century"/>
+        </w:rPr>
+        <w:t xml:space="preserve"> </w:t>
+      </w:r>
+      <w:r>
+        <w:rPr>
+          <w:rFonts w:ascii="Century" w:hAnsi="Century"/>
+        </w:rPr>
+        <w:t xml:space="preserve">As the quantity of total money absorbed as means for circulation is known by its equivalence to the total sum of the prices of all the commodities in circulation. </w:t>
       </w:r>
       <w:r>
         <w:rPr>
@@ -1390,71 +1776,63 @@
         <w:rPr>
           <w:rFonts w:ascii="Century" w:hAnsi="Century"/>
         </w:rPr>
-        <w:t>ts answer should be different from the response of the next one: How much gold is being expressed ideally by the sum of total prices of commodities circulating? The total sum of the prices of the commodities in circulation</w:t>
-      </w:r>
-      <w:r>
-        <w:rPr>
-          <w:rFonts w:ascii="Century" w:hAnsi="Century"/>
-        </w:rPr>
-        <w:t xml:space="preserve"> plus</w:t>
-      </w:r>
-      <w:r>
-        <w:rPr>
-          <w:rFonts w:ascii="Century" w:hAnsi="Century"/>
-        </w:rPr>
-        <w:t xml:space="preserve"> the average of the velocity of circulation (measured as the number of times the same piece of money turns-over within a given period</w:t>
-      </w:r>
-      <w:r>
-        <w:rPr>
-          <w:rFonts w:ascii="Century" w:hAnsi="Century"/>
-        </w:rPr>
-        <w:t>)</w:t>
-      </w:r>
-      <w:r>
-        <w:rPr>
-          <w:rFonts w:ascii="Century" w:hAnsi="Century"/>
-        </w:rPr>
-        <w:t>, determine the price of the quantity of money or the price of the money-commodity which is gold as means of circulation.</w:t>
-      </w:r>
-      <w:r>
-        <w:rPr>
-          <w:rFonts w:ascii="Century" w:hAnsi="Century"/>
-        </w:rPr>
-        <w:t xml:space="preserve"> </w:t>
+        <w:t>f the total quantity of money circulating is determined by the total sum of prices of all commodities in circulation</w:t>
+      </w:r>
+      <w:r>
+        <w:rPr>
+          <w:rFonts w:ascii="Century" w:hAnsi="Century"/>
+        </w:rPr>
+        <w:t>.</w:t>
+      </w:r>
+      <w:r>
+        <w:rPr>
+          <w:rFonts w:ascii="Century" w:hAnsi="Century"/>
+        </w:rPr>
+        <w:t xml:space="preserve"> </w:t>
+      </w:r>
+      <w:r>
+        <w:rPr>
+          <w:rFonts w:ascii="Century" w:hAnsi="Century"/>
+        </w:rPr>
+        <w:t>T</w:t>
+      </w:r>
+      <w:r>
+        <w:rPr>
+          <w:rFonts w:ascii="Century" w:hAnsi="Century"/>
+        </w:rPr>
+        <w:t>hen, the circulation of the money-commodity (gold) is the expression of the total price of the commodities which exchange was mediated by money.</w:t>
+      </w:r>
+      <w:r>
+        <w:rPr>
+          <w:rFonts w:ascii="Century" w:hAnsi="Century"/>
+        </w:rPr>
+        <w:t xml:space="preserve"> </w:t>
+      </w:r>
+      <w:r>
+        <w:rPr>
+          <w:rFonts w:ascii="Century" w:hAnsi="Century"/>
+        </w:rPr>
+        <w:t>%%[[KV1C3P213L3</w:t>
       </w:r>
       <w:proofErr w:type="gramStart"/>
       <w:r>
         <w:rPr>
           <w:rFonts w:ascii="Century" w:hAnsi="Century"/>
         </w:rPr>
-        <w:t>%%[</w:t>
+        <w:t>]][</w:t>
       </w:r>
       <w:proofErr w:type="gramEnd"/>
       <w:r>
         <w:rPr>
           <w:rFonts w:ascii="Century" w:hAnsi="Century"/>
         </w:rPr>
-        <w:t>[KV1C3P216L2</w:t>
-      </w:r>
-      <w:proofErr w:type="gramStart"/>
-      <w:r>
-        <w:rPr>
-          <w:rFonts w:ascii="Century" w:hAnsi="Century"/>
-        </w:rPr>
-        <w:t>]]%</w:t>
-      </w:r>
-      <w:proofErr w:type="gramEnd"/>
-      <w:r>
-        <w:rPr>
-          <w:rFonts w:ascii="Century" w:hAnsi="Century"/>
-        </w:rPr>
-        <w:t>%</w:t>
-      </w:r>
-      <w:r>
-        <w:rPr>
-          <w:rFonts w:ascii="Century" w:hAnsi="Century"/>
-        </w:rPr>
-        <w:t>.</w:t>
+        <w:t>[KV1C3P216L2]][[KV1C3P216L30]]%%</w:t>
+      </w:r>
+      <w:r>
+        <w:rPr>
+          <w:rFonts w:ascii="Century" w:hAnsi="Century"/>
+        </w:rPr>
+        <w:t xml:space="preserve">. </w:t>
       </w:r>
     </w:p>
     <w:p>
@@ -1468,7 +1846,25 @@
         <w:rPr>
           <w:rFonts w:ascii="Century" w:hAnsi="Century"/>
         </w:rPr>
-        <w:t xml:space="preserve">The determinants of the exchange process are rooted in the history of </w:t>
+        <w:t>Furthermore, w</w:t>
+      </w:r>
+      <w:r>
+        <w:rPr>
+          <w:rFonts w:ascii="Century" w:hAnsi="Century"/>
+        </w:rPr>
+        <w:t xml:space="preserve">e can also raise the following interrogate: How much gold is being absorbed by the circulation of money? </w:t>
+      </w:r>
+      <w:r>
+        <w:rPr>
+          <w:rFonts w:ascii="Century" w:hAnsi="Century"/>
+        </w:rPr>
+        <w:t>I</w:t>
+      </w:r>
+      <w:r>
+        <w:rPr>
+          <w:rFonts w:ascii="Century" w:hAnsi="Century"/>
+        </w:rPr>
+        <w:t xml:space="preserve">ts answer should be different from the response of the next one: How much gold is being expressed </w:t>
       </w:r>
       <w:r>
         <w:rPr>
@@ -1476,233 +1872,129 @@
           <w:i/>
           <w:iCs/>
         </w:rPr>
-        <w:t>the formal social movement of the commodities</w:t>
+        <w:t>ideally</w:t>
+      </w:r>
+      <w:r>
+        <w:rPr>
+          <w:rFonts w:ascii="Century" w:hAnsi="Century"/>
+        </w:rPr>
+        <w:t xml:space="preserve"> by the sum of total prices of commodities circulating? </w:t>
+      </w:r>
+      <w:r>
+        <w:rPr>
+          <w:rFonts w:ascii="Century" w:hAnsi="Century"/>
+        </w:rPr>
+        <w:t>T</w:t>
+      </w:r>
+      <w:r>
+        <w:rPr>
+          <w:rFonts w:ascii="Century" w:hAnsi="Century"/>
+        </w:rPr>
+        <w:t>he price of the quantity of money or the price of the money-</w:t>
+      </w:r>
+      <w:proofErr w:type="gramStart"/>
+      <w:r>
+        <w:rPr>
+          <w:rFonts w:ascii="Century" w:hAnsi="Century"/>
+        </w:rPr>
+        <w:t>commodity</w:t>
+      </w:r>
+      <w:proofErr w:type="gramEnd"/>
+      <w:r>
+        <w:rPr>
+          <w:rFonts w:ascii="Century" w:hAnsi="Century"/>
+        </w:rPr>
+        <w:t xml:space="preserve"> which is gold as means of circulation</w:t>
+      </w:r>
+      <w:r>
+        <w:rPr>
+          <w:rFonts w:ascii="Century" w:hAnsi="Century"/>
+        </w:rPr>
+        <w:t>,</w:t>
+      </w:r>
+      <w:r>
+        <w:rPr>
+          <w:rFonts w:ascii="Century" w:hAnsi="Century"/>
+        </w:rPr>
+        <w:t xml:space="preserve"> </w:t>
+      </w:r>
+      <w:r>
+        <w:rPr>
+          <w:rFonts w:ascii="Century" w:hAnsi="Century"/>
+        </w:rPr>
+        <w:t>is determined by t</w:t>
+      </w:r>
+      <w:r>
+        <w:rPr>
+          <w:rFonts w:ascii="Century" w:hAnsi="Century"/>
+        </w:rPr>
+        <w:t>he total sum of the prices of the commodities in circulation</w:t>
+      </w:r>
+      <w:r>
+        <w:rPr>
+          <w:rFonts w:ascii="Century" w:hAnsi="Century"/>
+        </w:rPr>
+        <w:t xml:space="preserve"> plus</w:t>
+      </w:r>
+      <w:r>
+        <w:rPr>
+          <w:rFonts w:ascii="Century" w:hAnsi="Century"/>
+        </w:rPr>
+        <w:t xml:space="preserve"> the average of the </w:t>
+      </w:r>
+      <w:proofErr w:type="gramStart"/>
+      <w:r>
+        <w:rPr>
+          <w:rFonts w:ascii="Century" w:hAnsi="Century"/>
+        </w:rPr>
+        <w:t>velocity</w:t>
+      </w:r>
+      <w:proofErr w:type="gramEnd"/>
+      <w:r>
+        <w:rPr>
+          <w:rFonts w:ascii="Century" w:hAnsi="Century"/>
+        </w:rPr>
+        <w:t xml:space="preserve"> of circulation (measured as the number of times the same piece of money turns-over within a given period.</w:t>
+      </w:r>
+      <w:r>
+        <w:rPr>
+          <w:rFonts w:ascii="Century" w:hAnsi="Century"/>
+        </w:rPr>
+        <w:t xml:space="preserve"> </w:t>
+      </w:r>
+      <w:proofErr w:type="gramStart"/>
+      <w:r>
+        <w:rPr>
+          <w:rFonts w:ascii="Century" w:hAnsi="Century"/>
+        </w:rPr>
+        <w:t>%%[</w:t>
+      </w:r>
+      <w:proofErr w:type="gramEnd"/>
+      <w:r>
+        <w:rPr>
+          <w:rFonts w:ascii="Century" w:hAnsi="Century"/>
+        </w:rPr>
+        <w:t>[KV1C3P216L2</w:t>
+      </w:r>
+      <w:proofErr w:type="gramStart"/>
+      <w:r>
+        <w:rPr>
+          <w:rFonts w:ascii="Century" w:hAnsi="Century"/>
+        </w:rPr>
+        <w:t>]]%</w:t>
+      </w:r>
+      <w:proofErr w:type="gramEnd"/>
+      <w:r>
+        <w:rPr>
+          <w:rFonts w:ascii="Century" w:hAnsi="Century"/>
+        </w:rPr>
+        <w:t>%</w:t>
       </w:r>
       <w:r>
         <w:rPr>
           <w:rFonts w:ascii="Century" w:hAnsi="Century"/>
         </w:rPr>
         <w:t>.</w:t>
-      </w:r>
-      <w:r>
-        <w:rPr>
-          <w:rFonts w:ascii="Century" w:hAnsi="Century"/>
-        </w:rPr>
-        <w:t xml:space="preserve"> </w:t>
-      </w:r>
-      <w:r>
-        <w:rPr>
-          <w:rFonts w:ascii="Century" w:hAnsi="Century"/>
-        </w:rPr>
-        <w:t>Indeed,</w:t>
-      </w:r>
-      <w:r>
-        <w:rPr>
-          <w:rFonts w:ascii="Century" w:hAnsi="Century"/>
-        </w:rPr>
-        <w:t xml:space="preserve"> th</w:t>
-      </w:r>
-      <w:r>
-        <w:rPr>
-          <w:rFonts w:ascii="Century" w:hAnsi="Century"/>
-        </w:rPr>
-        <w:t>e</w:t>
-      </w:r>
-      <w:r>
-        <w:rPr>
-          <w:rFonts w:ascii="Century" w:hAnsi="Century"/>
-        </w:rPr>
-        <w:t xml:space="preserve"> upward </w:t>
-      </w:r>
-      <w:r>
-        <w:rPr>
-          <w:rFonts w:ascii="Century" w:hAnsi="Century"/>
-        </w:rPr>
-        <w:t>scale-shift</w:t>
-      </w:r>
-      <w:r>
-        <w:rPr>
-          <w:rFonts w:ascii="Century" w:hAnsi="Century"/>
-        </w:rPr>
-        <w:t xml:space="preserve"> of the exchange process</w:t>
-      </w:r>
-      <w:r>
-        <w:rPr>
-          <w:rFonts w:ascii="Century" w:hAnsi="Century"/>
-        </w:rPr>
-        <w:t xml:space="preserve"> require</w:t>
-      </w:r>
-      <w:r>
-        <w:rPr>
-          <w:rFonts w:ascii="Century" w:hAnsi="Century"/>
-        </w:rPr>
-        <w:t>d</w:t>
-      </w:r>
-      <w:r>
-        <w:rPr>
-          <w:rFonts w:ascii="Century" w:hAnsi="Century"/>
-        </w:rPr>
-        <w:t xml:space="preserve"> a relative form of value reached </w:t>
-      </w:r>
-      <w:r>
-        <w:rPr>
-          <w:rFonts w:ascii="Century" w:hAnsi="Century"/>
-        </w:rPr>
-        <w:t>by the</w:t>
-      </w:r>
-      <w:r>
-        <w:rPr>
-          <w:rFonts w:ascii="Century" w:hAnsi="Century"/>
-        </w:rPr>
-        <w:t xml:space="preserve"> commodity </w:t>
-      </w:r>
-      <w:r>
-        <w:rPr>
-          <w:rFonts w:ascii="Century" w:hAnsi="Century"/>
-        </w:rPr>
-        <w:t xml:space="preserve">that </w:t>
-      </w:r>
-      <w:r>
-        <w:rPr>
-          <w:rFonts w:ascii="Century" w:hAnsi="Century"/>
-        </w:rPr>
-        <w:t xml:space="preserve">is </w:t>
-      </w:r>
-      <w:r>
-        <w:rPr>
-          <w:rFonts w:ascii="Century" w:hAnsi="Century"/>
-        </w:rPr>
-        <w:t>at the same time</w:t>
-      </w:r>
-      <w:r>
-        <w:rPr>
-          <w:rFonts w:ascii="Century" w:hAnsi="Century"/>
-        </w:rPr>
-        <w:t xml:space="preserve"> commodity and money: gold</w:t>
-      </w:r>
-      <w:r>
-        <w:rPr>
-          <w:rFonts w:ascii="Century" w:hAnsi="Century"/>
-        </w:rPr>
-        <w:t>.</w:t>
-      </w:r>
-      <w:r>
-        <w:rPr>
-          <w:rFonts w:ascii="Century" w:hAnsi="Century"/>
-        </w:rPr>
-        <w:t xml:space="preserve"> </w:t>
-      </w:r>
-      <w:r>
-        <w:rPr>
-          <w:rFonts w:ascii="Century" w:hAnsi="Century"/>
-        </w:rPr>
-        <w:t>Which, like</w:t>
-      </w:r>
-      <w:r>
-        <w:rPr>
-          <w:rFonts w:ascii="Century" w:hAnsi="Century"/>
-        </w:rPr>
-        <w:t xml:space="preserve"> other precious metals in history</w:t>
-      </w:r>
-      <w:r>
-        <w:rPr>
-          <w:rFonts w:ascii="Century" w:hAnsi="Century"/>
-        </w:rPr>
-        <w:t xml:space="preserve">, </w:t>
-      </w:r>
-      <w:r>
-        <w:rPr>
-          <w:rFonts w:ascii="Century" w:hAnsi="Century"/>
-        </w:rPr>
-        <w:t>such as</w:t>
-      </w:r>
-      <w:r>
-        <w:rPr>
-          <w:rFonts w:ascii="Century" w:hAnsi="Century"/>
-        </w:rPr>
-        <w:t xml:space="preserve"> silver and copper,</w:t>
-      </w:r>
-      <w:r>
-        <w:rPr>
-          <w:rFonts w:ascii="Century" w:hAnsi="Century"/>
-        </w:rPr>
-        <w:t xml:space="preserve"> became</w:t>
-      </w:r>
-      <w:r>
-        <w:rPr>
-          <w:rFonts w:ascii="Century" w:hAnsi="Century"/>
-        </w:rPr>
-        <w:t xml:space="preserve"> universal equivalents by </w:t>
-      </w:r>
-      <w:r>
-        <w:rPr>
-          <w:rFonts w:ascii="Century" w:hAnsi="Century"/>
-          <w:i/>
-          <w:iCs/>
-        </w:rPr>
-        <w:t>social accident</w:t>
-      </w:r>
-      <w:r>
-        <w:rPr>
-          <w:rFonts w:ascii="Century" w:hAnsi="Century"/>
-        </w:rPr>
-        <w:t xml:space="preserve">. </w:t>
-      </w:r>
-      <w:r>
-        <w:rPr>
-          <w:rFonts w:ascii="Century" w:hAnsi="Century"/>
-        </w:rPr>
-        <w:t>Fixing its use as a means of exchange, appearing in</w:t>
-      </w:r>
-      <w:r>
-        <w:rPr>
-          <w:rFonts w:ascii="Century" w:hAnsi="Century"/>
-        </w:rPr>
-        <w:t xml:space="preserve"> the process of circulation</w:t>
-      </w:r>
-      <w:r>
-        <w:rPr>
-          <w:rFonts w:ascii="Century" w:hAnsi="Century"/>
-        </w:rPr>
-        <w:t xml:space="preserve"> as a sign of magnitude for the quantitative equivalence of the exchange-value form of all the commodities, the universal equivalent commodity</w:t>
-      </w:r>
-      <w:r>
-        <w:rPr>
-          <w:rFonts w:ascii="Century" w:hAnsi="Century"/>
-        </w:rPr>
-        <w:t>: gold</w:t>
-      </w:r>
-      <w:r>
-        <w:rPr>
-          <w:rFonts w:ascii="Century" w:hAnsi="Century"/>
-        </w:rPr>
-        <w:t>.</w:t>
-      </w:r>
-      <w:r>
-        <w:rPr>
-          <w:rFonts w:ascii="Century" w:hAnsi="Century"/>
-        </w:rPr>
-        <w:t xml:space="preserve"> %</w:t>
-      </w:r>
-      <w:r>
-        <w:rPr>
-          <w:rFonts w:ascii="Century" w:hAnsi="Century"/>
-        </w:rPr>
-        <w:t>[KV1C2P180L24</w:t>
-      </w:r>
-      <w:proofErr w:type="gramStart"/>
-      <w:r>
-        <w:rPr>
-          <w:rFonts w:ascii="Century" w:hAnsi="Century"/>
-        </w:rPr>
-        <w:t>]]%</w:t>
-      </w:r>
-      <w:proofErr w:type="gramEnd"/>
-      <w:r>
-        <w:rPr>
-          <w:rFonts w:ascii="Century" w:hAnsi="Century"/>
-        </w:rPr>
-        <w:t>%.</w:t>
       </w:r>
     </w:p>
     <w:p>
@@ -1716,14 +2008,7 @@
         <w:rPr>
           <w:rFonts w:ascii="Century" w:hAnsi="Century"/>
         </w:rPr>
-        <w:lastRenderedPageBreak/>
-        <w:t>It was the</w:t>
-      </w:r>
-      <w:r>
-        <w:rPr>
-          <w:rFonts w:ascii="Century" w:hAnsi="Century"/>
-        </w:rPr>
-        <w:t xml:space="preserve"> so-called </w:t>
+        <w:t xml:space="preserve">The determinants of the exchange process are rooted in the history of </w:t>
       </w:r>
       <w:r>
         <w:rPr>
@@ -1731,85 +2016,163 @@
           <w:i/>
           <w:iCs/>
         </w:rPr>
-        <w:t>primitive</w:t>
-      </w:r>
-      <w:r>
-        <w:rPr>
-          <w:rFonts w:ascii="Century" w:hAnsi="Century"/>
-        </w:rPr>
-        <w:t xml:space="preserve"> </w:t>
-      </w:r>
-      <w:r>
-        <w:rPr>
-          <w:rFonts w:ascii="Century" w:hAnsi="Century"/>
-        </w:rPr>
-        <w:t xml:space="preserve">original </w:t>
-      </w:r>
-      <w:r>
-        <w:rPr>
-          <w:rFonts w:ascii="Century" w:hAnsi="Century"/>
-        </w:rPr>
-        <w:t>accumulation</w:t>
-      </w:r>
-      <w:r>
-        <w:rPr>
-          <w:rFonts w:ascii="Century" w:hAnsi="Century"/>
-        </w:rPr>
-        <w:t xml:space="preserve"> of capital</w:t>
-      </w:r>
-      <w:r>
-        <w:rPr>
-          <w:rFonts w:ascii="Century" w:hAnsi="Century"/>
-        </w:rPr>
-        <w:t xml:space="preserve"> </w:t>
-      </w:r>
-      <w:r>
-        <w:rPr>
-          <w:rFonts w:ascii="Century" w:hAnsi="Century"/>
-        </w:rPr>
-        <w:t>which</w:t>
-      </w:r>
-      <w:r>
-        <w:rPr>
-          <w:rFonts w:ascii="Century" w:hAnsi="Century"/>
-        </w:rPr>
-        <w:t xml:space="preserve"> </w:t>
-      </w:r>
-      <w:r>
-        <w:rPr>
-          <w:rFonts w:ascii="Century" w:hAnsi="Century"/>
-        </w:rPr>
-        <w:t xml:space="preserve">extended </w:t>
-      </w:r>
-      <w:r>
-        <w:rPr>
-          <w:rFonts w:ascii="Century" w:hAnsi="Century"/>
-        </w:rPr>
-        <w:t xml:space="preserve">the </w:t>
-      </w:r>
-      <w:r>
-        <w:rPr>
-          <w:rFonts w:ascii="Century" w:hAnsi="Century"/>
-        </w:rPr>
-        <w:t>circulation</w:t>
-      </w:r>
-      <w:r>
-        <w:rPr>
-          <w:rFonts w:ascii="Century" w:hAnsi="Century"/>
-        </w:rPr>
-        <w:t xml:space="preserve"> of gold as money, defining the initial conditions and scope of the actual scale of its reproduction circuit, </w:t>
-      </w:r>
-      <w:r>
-        <w:rPr>
-          <w:rFonts w:ascii="Century" w:hAnsi="Century"/>
-        </w:rPr>
-        <w:t>subsuming</w:t>
-      </w:r>
-      <w:r>
-        <w:rPr>
-          <w:rFonts w:ascii="Century" w:hAnsi="Century"/>
-        </w:rPr>
-        <w:t xml:space="preserve"> the exchange process to the </w:t>
+        <w:t>the formal social movement of commodities</w:t>
+      </w:r>
+      <w:r>
+        <w:rPr>
+          <w:rFonts w:ascii="Century" w:hAnsi="Century"/>
+        </w:rPr>
+        <w:t>.</w:t>
+      </w:r>
+      <w:r>
+        <w:rPr>
+          <w:rFonts w:ascii="Century" w:hAnsi="Century"/>
+        </w:rPr>
+        <w:t xml:space="preserve"> </w:t>
+      </w:r>
+      <w:r>
+        <w:rPr>
+          <w:rFonts w:ascii="Century" w:hAnsi="Century"/>
+        </w:rPr>
+        <w:t>Indeed,</w:t>
+      </w:r>
+      <w:r>
+        <w:rPr>
+          <w:rFonts w:ascii="Century" w:hAnsi="Century"/>
+        </w:rPr>
+        <w:t xml:space="preserve"> th</w:t>
+      </w:r>
+      <w:r>
+        <w:rPr>
+          <w:rFonts w:ascii="Century" w:hAnsi="Century"/>
+        </w:rPr>
+        <w:t>e</w:t>
+      </w:r>
+      <w:r>
+        <w:rPr>
+          <w:rFonts w:ascii="Century" w:hAnsi="Century"/>
+        </w:rPr>
+        <w:t xml:space="preserve"> upward </w:t>
+      </w:r>
+      <w:r>
+        <w:rPr>
+          <w:rFonts w:ascii="Century" w:hAnsi="Century"/>
+        </w:rPr>
+        <w:t>scale-shift</w:t>
+      </w:r>
+      <w:r>
+        <w:rPr>
+          <w:rFonts w:ascii="Century" w:hAnsi="Century"/>
+        </w:rPr>
+        <w:t xml:space="preserve"> of the exchange process</w:t>
+      </w:r>
+      <w:r>
+        <w:rPr>
+          <w:rFonts w:ascii="Century" w:hAnsi="Century"/>
+        </w:rPr>
+        <w:t xml:space="preserve"> require</w:t>
+      </w:r>
+      <w:r>
+        <w:rPr>
+          <w:rFonts w:ascii="Century" w:hAnsi="Century"/>
+        </w:rPr>
+        <w:t>d</w:t>
+      </w:r>
+      <w:r>
+        <w:rPr>
+          <w:rFonts w:ascii="Century" w:hAnsi="Century"/>
+        </w:rPr>
+        <w:t xml:space="preserve"> a relative form of value reached </w:t>
+      </w:r>
+      <w:r>
+        <w:rPr>
+          <w:rFonts w:ascii="Century" w:hAnsi="Century"/>
+        </w:rPr>
+        <w:t>by the</w:t>
+      </w:r>
+      <w:r>
+        <w:rPr>
+          <w:rFonts w:ascii="Century" w:hAnsi="Century"/>
+        </w:rPr>
+        <w:t xml:space="preserve"> commodity </w:t>
+      </w:r>
+      <w:r>
+        <w:rPr>
+          <w:rFonts w:ascii="Century" w:hAnsi="Century"/>
+        </w:rPr>
+        <w:t xml:space="preserve">that </w:t>
+      </w:r>
+      <w:r>
+        <w:rPr>
+          <w:rFonts w:ascii="Century" w:hAnsi="Century"/>
+        </w:rPr>
+        <w:t xml:space="preserve">is </w:t>
+      </w:r>
+      <w:r>
+        <w:rPr>
+          <w:rFonts w:ascii="Century" w:hAnsi="Century"/>
+        </w:rPr>
+        <w:t>at the same time</w:t>
+      </w:r>
+      <w:r>
+        <w:rPr>
+          <w:rFonts w:ascii="Century" w:hAnsi="Century"/>
+        </w:rPr>
+        <w:t xml:space="preserve"> commodity and money: gold</w:t>
+      </w:r>
+      <w:r>
+        <w:rPr>
+          <w:rFonts w:ascii="Century" w:hAnsi="Century"/>
+        </w:rPr>
+        <w:t>.</w:t>
+      </w:r>
+      <w:r>
+        <w:rPr>
+          <w:rFonts w:ascii="Century" w:hAnsi="Century"/>
+        </w:rPr>
+        <w:t xml:space="preserve"> </w:t>
+      </w:r>
+      <w:r>
+        <w:rPr>
+          <w:rFonts w:ascii="Century" w:hAnsi="Century"/>
+        </w:rPr>
+        <w:t>Which, like</w:t>
+      </w:r>
+      <w:r>
+        <w:rPr>
+          <w:rFonts w:ascii="Century" w:hAnsi="Century"/>
+        </w:rPr>
+        <w:t xml:space="preserve"> other precious metals in history</w:t>
+      </w:r>
+      <w:r>
+        <w:rPr>
+          <w:rFonts w:ascii="Century" w:hAnsi="Century"/>
+        </w:rPr>
+        <w:t xml:space="preserve">, </w:t>
+      </w:r>
+      <w:r>
+        <w:rPr>
+          <w:rFonts w:ascii="Century" w:hAnsi="Century"/>
+        </w:rPr>
+        <w:t>such as</w:t>
+      </w:r>
+      <w:r>
+        <w:rPr>
+          <w:rFonts w:ascii="Century" w:hAnsi="Century"/>
+        </w:rPr>
+        <w:t xml:space="preserve"> silver and copper,</w:t>
+      </w:r>
+      <w:r>
+        <w:rPr>
+          <w:rFonts w:ascii="Century" w:hAnsi="Century"/>
+        </w:rPr>
+        <w:t xml:space="preserve"> became</w:t>
+      </w:r>
+      <w:r>
+        <w:rPr>
+          <w:rFonts w:ascii="Century" w:hAnsi="Century"/>
+        </w:rPr>
+        <w:t xml:space="preserve"> universal equivalents by </w:t>
       </w:r>
       <w:r>
         <w:rPr>
@@ -1817,7 +2180,37 @@
           <w:i/>
           <w:iCs/>
         </w:rPr>
-        <w:t>social movement of money</w:t>
+        <w:t>social accident</w:t>
+      </w:r>
+      <w:r>
+        <w:rPr>
+          <w:rFonts w:ascii="Century" w:hAnsi="Century"/>
+        </w:rPr>
+        <w:t xml:space="preserve">. </w:t>
+      </w:r>
+      <w:r>
+        <w:rPr>
+          <w:rFonts w:ascii="Century" w:hAnsi="Century"/>
+        </w:rPr>
+        <w:t>Fixing its use as a means of exchange, appearing in</w:t>
+      </w:r>
+      <w:r>
+        <w:rPr>
+          <w:rFonts w:ascii="Century" w:hAnsi="Century"/>
+        </w:rPr>
+        <w:t xml:space="preserve"> the process of circulation</w:t>
+      </w:r>
+      <w:r>
+        <w:rPr>
+          <w:rFonts w:ascii="Century" w:hAnsi="Century"/>
+        </w:rPr>
+        <w:t xml:space="preserve"> as a sign of magnitude for the quantitative equivalence of the exchange-value form of all the commodities, the universal equivalent commodity</w:t>
+      </w:r>
+      <w:r>
+        <w:rPr>
+          <w:rFonts w:ascii="Century" w:hAnsi="Century"/>
+        </w:rPr>
+        <w:t>: gold</w:t>
       </w:r>
       <w:r>
         <w:rPr>
@@ -1829,285 +2222,27 @@
         <w:rPr>
           <w:rFonts w:ascii="Century" w:hAnsi="Century"/>
         </w:rPr>
-        <w:t xml:space="preserve"> </w:t>
-      </w:r>
-      <w:r>
-        <w:rPr>
-          <w:rFonts w:ascii="Century" w:hAnsi="Century"/>
-        </w:rPr>
-        <w:t>So, the physical presence of money</w:t>
-      </w:r>
-      <w:r>
-        <w:rPr>
-          <w:rFonts w:ascii="Century" w:hAnsi="Century"/>
-        </w:rPr>
-        <w:t xml:space="preserve"> </w:t>
-      </w:r>
-      <w:r>
-        <w:rPr>
-          <w:rFonts w:ascii="Century" w:hAnsi="Century"/>
-        </w:rPr>
-        <w:t>is mined</w:t>
-      </w:r>
-      <w:r>
-        <w:rPr>
-          <w:rFonts w:ascii="Century" w:hAnsi="Century"/>
-        </w:rPr>
-        <w:t xml:space="preserve"> </w:t>
-      </w:r>
-      <w:r>
-        <w:rPr>
-          <w:rFonts w:ascii="Century" w:hAnsi="Century"/>
-        </w:rPr>
-        <w:t>as</w:t>
-      </w:r>
-      <w:r>
-        <w:rPr>
-          <w:rFonts w:ascii="Century" w:hAnsi="Century"/>
-        </w:rPr>
-        <w:t xml:space="preserve"> the material form of indigenous alienable wealth, </w:t>
-      </w:r>
-      <w:r>
-        <w:rPr>
-          <w:rFonts w:ascii="Century" w:hAnsi="Century"/>
-        </w:rPr>
-        <w:t xml:space="preserve">transformed </w:t>
-      </w:r>
-      <w:r>
-        <w:rPr>
-          <w:rFonts w:ascii="Century" w:hAnsi="Century"/>
-        </w:rPr>
-        <w:t>into money-</w:t>
-      </w:r>
-      <w:r>
-        <w:rPr>
-          <w:rFonts w:ascii="Century" w:hAnsi="Century"/>
-        </w:rPr>
-        <w:t xml:space="preserve">commodity while arrived </w:t>
-      </w:r>
-      <w:r>
-        <w:rPr>
-          <w:rFonts w:ascii="Century" w:hAnsi="Century"/>
-        </w:rPr>
-        <w:t>at</w:t>
-      </w:r>
-      <w:r>
-        <w:rPr>
-          <w:rFonts w:ascii="Century" w:hAnsi="Century"/>
-        </w:rPr>
-        <w:t xml:space="preserve"> Europe as silver, </w:t>
-      </w:r>
-      <w:r>
-        <w:rPr>
-          <w:rFonts w:ascii="Century" w:hAnsi="Century"/>
-        </w:rPr>
-        <w:t xml:space="preserve">and </w:t>
-      </w:r>
-      <w:r>
-        <w:rPr>
-          <w:rFonts w:ascii="Century" w:hAnsi="Century"/>
-        </w:rPr>
-        <w:t xml:space="preserve">then </w:t>
-      </w:r>
-      <w:r>
-        <w:rPr>
-          <w:rFonts w:ascii="Century" w:hAnsi="Century"/>
-        </w:rPr>
-        <w:t xml:space="preserve">came back to Europe from China when completed its metamorphosis </w:t>
-      </w:r>
-      <w:r>
-        <w:rPr>
-          <w:rFonts w:ascii="Century" w:hAnsi="Century"/>
-        </w:rPr>
-        <w:t>in</w:t>
-      </w:r>
-      <w:r>
-        <w:rPr>
-          <w:rFonts w:ascii="Century" w:hAnsi="Century"/>
-        </w:rPr>
-        <w:t xml:space="preserve"> gold</w:t>
-      </w:r>
-      <w:r>
-        <w:rPr>
-          <w:rFonts w:ascii="Century" w:hAnsi="Century"/>
-        </w:rPr>
-        <w:t xml:space="preserve"> for hoarding</w:t>
-      </w:r>
-      <w:r>
-        <w:rPr>
-          <w:rFonts w:ascii="Century" w:hAnsi="Century"/>
-        </w:rPr>
-        <w:t>.</w:t>
-      </w:r>
-      <w:r>
-        <w:rPr>
-          <w:rFonts w:ascii="Century" w:hAnsi="Century"/>
-        </w:rPr>
-        <w:t xml:space="preserve"> </w:t>
-      </w:r>
-      <w:r>
-        <w:rPr>
-          <w:rFonts w:ascii="Century" w:hAnsi="Century"/>
-        </w:rPr>
-        <w:t xml:space="preserve">The following </w:t>
-      </w:r>
-      <w:r>
-        <w:rPr>
-          <w:rFonts w:ascii="Century" w:hAnsi="Century"/>
-        </w:rPr>
-        <w:t>act</w:t>
-      </w:r>
-      <w:r>
-        <w:rPr>
-          <w:rFonts w:ascii="Century" w:hAnsi="Century"/>
-        </w:rPr>
-        <w:t xml:space="preserve"> </w:t>
-      </w:r>
-      <w:r>
-        <w:rPr>
-          <w:rFonts w:ascii="Century" w:hAnsi="Century"/>
-        </w:rPr>
-        <w:t xml:space="preserve">on which the </w:t>
-      </w:r>
-      <w:r>
-        <w:rPr>
-          <w:rFonts w:ascii="Century" w:hAnsi="Century"/>
-          <w:i/>
-          <w:iCs/>
-        </w:rPr>
-        <w:t>primitive</w:t>
-      </w:r>
-      <w:r>
-        <w:rPr>
-          <w:rFonts w:ascii="Century" w:hAnsi="Century"/>
-        </w:rPr>
-        <w:t xml:space="preserve"> </w:t>
-      </w:r>
-      <w:r>
-        <w:rPr>
-          <w:rFonts w:ascii="Century" w:hAnsi="Century"/>
-        </w:rPr>
-        <w:t xml:space="preserve">performance of the money-commodity </w:t>
-      </w:r>
-      <w:r>
-        <w:rPr>
-          <w:rFonts w:ascii="Century" w:hAnsi="Century"/>
-        </w:rPr>
-        <w:t>bear</w:t>
-      </w:r>
-      <w:r>
-        <w:rPr>
-          <w:rFonts w:ascii="Century" w:hAnsi="Century"/>
-        </w:rPr>
-        <w:t xml:space="preserve">er took </w:t>
-      </w:r>
-      <w:r>
-        <w:rPr>
-          <w:rFonts w:ascii="Century" w:hAnsi="Century"/>
-        </w:rPr>
-        <w:t>place</w:t>
-      </w:r>
-      <w:r>
-        <w:rPr>
-          <w:rFonts w:ascii="Century" w:hAnsi="Century"/>
-        </w:rPr>
-        <w:t xml:space="preserve"> </w:t>
-      </w:r>
-      <w:r>
-        <w:rPr>
-          <w:rFonts w:ascii="Century" w:hAnsi="Century"/>
-        </w:rPr>
-        <w:t xml:space="preserve">was </w:t>
-      </w:r>
-      <w:r>
-        <w:rPr>
-          <w:rFonts w:ascii="Century" w:hAnsi="Century"/>
-        </w:rPr>
-        <w:t xml:space="preserve">conditioned </w:t>
-      </w:r>
-      <w:r>
-        <w:rPr>
-          <w:rFonts w:ascii="Century" w:hAnsi="Century"/>
-        </w:rPr>
-        <w:t>by the</w:t>
-      </w:r>
-      <w:r>
-        <w:rPr>
-          <w:rFonts w:ascii="Century" w:hAnsi="Century"/>
-        </w:rPr>
-        <w:t xml:space="preserve"> outcomes of the</w:t>
-      </w:r>
-      <w:r>
-        <w:rPr>
-          <w:rFonts w:ascii="Century" w:hAnsi="Century"/>
-        </w:rPr>
-        <w:t xml:space="preserve"> first metamorphosis</w:t>
-      </w:r>
-      <w:r>
-        <w:rPr>
-          <w:rFonts w:ascii="Century" w:hAnsi="Century"/>
-        </w:rPr>
-        <w:t>.</w:t>
-      </w:r>
-      <w:r>
-        <w:rPr>
-          <w:rFonts w:ascii="Century" w:hAnsi="Century"/>
-        </w:rPr>
-        <w:t xml:space="preserve"> </w:t>
-      </w:r>
-      <w:r>
-        <w:rPr>
-          <w:rFonts w:ascii="Century" w:hAnsi="Century"/>
-        </w:rPr>
-        <w:t>B</w:t>
-      </w:r>
-      <w:r>
-        <w:rPr>
-          <w:rFonts w:ascii="Century" w:hAnsi="Century"/>
-        </w:rPr>
-        <w:t xml:space="preserve">y which a certain degree of capital production was achieved due to </w:t>
-      </w:r>
-      <w:r>
-        <w:rPr>
-          <w:rFonts w:ascii="Century" w:hAnsi="Century"/>
-        </w:rPr>
-        <w:t xml:space="preserve">the </w:t>
-      </w:r>
-      <w:r>
-        <w:rPr>
-          <w:rFonts w:ascii="Century" w:hAnsi="Century"/>
-        </w:rPr>
-        <w:t xml:space="preserve">accelerated accumulation of </w:t>
-      </w:r>
-      <w:r>
-        <w:rPr>
-          <w:rFonts w:ascii="Century" w:hAnsi="Century"/>
-        </w:rPr>
-        <w:t xml:space="preserve">the </w:t>
-      </w:r>
-      <w:r>
-        <w:rPr>
-          <w:rFonts w:ascii="Century" w:hAnsi="Century"/>
-        </w:rPr>
-        <w:t>means of circulation</w:t>
-      </w:r>
-      <w:r>
-        <w:rPr>
-          <w:rFonts w:ascii="Century" w:hAnsi="Century"/>
-        </w:rPr>
-        <w:t xml:space="preserve"> correspondent to </w:t>
-      </w:r>
-      <w:r>
-        <w:rPr>
-          <w:rFonts w:ascii="Century" w:hAnsi="Century"/>
-        </w:rPr>
-        <w:t>the sixteenth-century</w:t>
-      </w:r>
-      <w:r>
-        <w:rPr>
-          <w:rFonts w:ascii="Century" w:hAnsi="Century"/>
-        </w:rPr>
-        <w:t>: gold and silver.</w:t>
+        <w:t xml:space="preserve"> %</w:t>
+      </w:r>
+      <w:r>
+        <w:rPr>
+          <w:rFonts w:ascii="Century" w:hAnsi="Century"/>
+        </w:rPr>
+        <w:t>[KV1C2P180L24</w:t>
+      </w:r>
+      <w:proofErr w:type="gramStart"/>
+      <w:r>
+        <w:rPr>
+          <w:rFonts w:ascii="Century" w:hAnsi="Century"/>
+        </w:rPr>
+        <w:t>]]%</w:t>
+      </w:r>
+      <w:proofErr w:type="gramEnd"/>
+      <w:r>
+        <w:rPr>
+          <w:rFonts w:ascii="Century" w:hAnsi="Century"/>
+        </w:rPr>
+        <w:t>%.</w:t>
       </w:r>
     </w:p>
     <w:p>
@@ -2175,25 +2310,7 @@
         <w:rPr>
           <w:rFonts w:ascii="Century" w:hAnsi="Century"/>
         </w:rPr>
-        <w:t>constitutive of</w:t>
-      </w:r>
-      <w:r>
-        <w:rPr>
-          <w:rFonts w:ascii="Century" w:hAnsi="Century"/>
-        </w:rPr>
-        <w:t xml:space="preserve"> the so-</w:t>
-      </w:r>
-      <w:r>
-        <w:rPr>
-          <w:rFonts w:ascii="Century" w:hAnsi="Century"/>
-        </w:rPr>
-        <w:t>labeled</w:t>
-      </w:r>
-      <w:r>
-        <w:rPr>
-          <w:rFonts w:ascii="Century" w:hAnsi="Century"/>
-        </w:rPr>
-        <w:t xml:space="preserve"> </w:t>
+        <w:t xml:space="preserve">constitutive of the so-labeled </w:t>
       </w:r>
       <w:r>
         <w:rPr>
@@ -2201,7 +2318,121 @@
           <w:i/>
           <w:iCs/>
         </w:rPr>
-        <w:t xml:space="preserve">original </w:t>
+        <w:t>original accumulation</w:t>
+      </w:r>
+      <w:r>
+        <w:rPr>
+          <w:rFonts w:ascii="Century" w:hAnsi="Century"/>
+        </w:rPr>
+        <w:t>.</w:t>
+      </w:r>
+      <w:r>
+        <w:rPr>
+          <w:rFonts w:ascii="Century" w:hAnsi="Century"/>
+        </w:rPr>
+        <w:t xml:space="preserve"> </w:t>
+      </w:r>
+      <w:r>
+        <w:rPr>
+          <w:rFonts w:ascii="Century" w:hAnsi="Century"/>
+        </w:rPr>
+        <w:t>A</w:t>
+      </w:r>
+      <w:r>
+        <w:rPr>
+          <w:rFonts w:ascii="Century" w:hAnsi="Century"/>
+        </w:rPr>
+        <w:t xml:space="preserve">s the historical foundation of the </w:t>
+      </w:r>
+      <w:r>
+        <w:rPr>
+          <w:rFonts w:ascii="Century" w:hAnsi="Century"/>
+        </w:rPr>
+        <w:t xml:space="preserve">reproduction </w:t>
+      </w:r>
+      <w:r>
+        <w:rPr>
+          <w:rFonts w:ascii="Century" w:hAnsi="Century"/>
+        </w:rPr>
+        <w:t xml:space="preserve">scale </w:t>
+      </w:r>
+      <w:r>
+        <w:rPr>
+          <w:rFonts w:ascii="Century" w:hAnsi="Century"/>
+        </w:rPr>
+        <w:t>i</w:t>
+      </w:r>
+      <w:r>
+        <w:rPr>
+          <w:rFonts w:ascii="Century" w:hAnsi="Century"/>
+        </w:rPr>
+        <w:t>n which</w:t>
+      </w:r>
+      <w:r>
+        <w:rPr>
+          <w:rFonts w:ascii="Century" w:hAnsi="Century"/>
+        </w:rPr>
+        <w:t xml:space="preserve"> </w:t>
+      </w:r>
+      <w:r>
+        <w:rPr>
+          <w:rFonts w:ascii="Century" w:hAnsi="Century"/>
+        </w:rPr>
+        <w:t>the extended accumulation of capital ha</w:t>
+      </w:r>
+      <w:r>
+        <w:rPr>
+          <w:rFonts w:ascii="Century" w:hAnsi="Century"/>
+        </w:rPr>
+        <w:t>s</w:t>
+      </w:r>
+      <w:r>
+        <w:rPr>
+          <w:rFonts w:ascii="Century" w:hAnsi="Century"/>
+        </w:rPr>
+        <w:t xml:space="preserve"> developed since then, from the initial conditions denoted by the invasion of </w:t>
+      </w:r>
+      <w:r>
+        <w:rPr>
+          <w:rFonts w:ascii="Century" w:hAnsi="Century"/>
+        </w:rPr>
+        <w:t>“</w:t>
+      </w:r>
+      <w:r>
+        <w:rPr>
+          <w:rFonts w:ascii="Century" w:hAnsi="Century"/>
+        </w:rPr>
+        <w:t>America</w:t>
+      </w:r>
+      <w:r>
+        <w:rPr>
+          <w:rFonts w:ascii="Century" w:hAnsi="Century"/>
+        </w:rPr>
+        <w:t>”</w:t>
+      </w:r>
+      <w:r>
+        <w:rPr>
+          <w:rFonts w:ascii="Century" w:hAnsi="Century"/>
+        </w:rPr>
+        <w:t>.</w:t>
+      </w:r>
+      <w:r>
+        <w:rPr>
+          <w:rFonts w:ascii="Century" w:hAnsi="Century"/>
+        </w:rPr>
+        <w:t xml:space="preserve"> </w:t>
+      </w:r>
+      <w:r>
+        <w:rPr>
+          <w:rFonts w:ascii="Century" w:hAnsi="Century"/>
+        </w:rPr>
+        <w:t>It was the</w:t>
+      </w:r>
+      <w:r>
+        <w:rPr>
+          <w:rFonts w:ascii="Century" w:hAnsi="Century"/>
+        </w:rPr>
+        <w:t xml:space="preserve"> so-called </w:t>
       </w:r>
       <w:r>
         <w:rPr>
@@ -2209,12 +2440,98 @@
           <w:i/>
           <w:iCs/>
         </w:rPr>
+        <w:t>primitive</w:t>
+      </w:r>
+      <w:r>
+        <w:rPr>
+          <w:rFonts w:ascii="Century" w:hAnsi="Century"/>
+        </w:rPr>
+        <w:t xml:space="preserve"> </w:t>
+      </w:r>
+      <w:r>
+        <w:rPr>
+          <w:rFonts w:ascii="Century" w:hAnsi="Century"/>
+        </w:rPr>
+        <w:t xml:space="preserve">original </w:t>
+      </w:r>
+      <w:r>
+        <w:rPr>
+          <w:rFonts w:ascii="Century" w:hAnsi="Century"/>
+        </w:rPr>
         <w:t>accumulation</w:t>
       </w:r>
       <w:r>
         <w:rPr>
           <w:rFonts w:ascii="Century" w:hAnsi="Century"/>
         </w:rPr>
+        <w:t xml:space="preserve"> of capital</w:t>
+      </w:r>
+      <w:r>
+        <w:rPr>
+          <w:rFonts w:ascii="Century" w:hAnsi="Century"/>
+        </w:rPr>
+        <w:t xml:space="preserve"> </w:t>
+      </w:r>
+      <w:r>
+        <w:rPr>
+          <w:rFonts w:ascii="Century" w:hAnsi="Century"/>
+        </w:rPr>
+        <w:t>which</w:t>
+      </w:r>
+      <w:r>
+        <w:rPr>
+          <w:rFonts w:ascii="Century" w:hAnsi="Century"/>
+        </w:rPr>
+        <w:t xml:space="preserve"> </w:t>
+      </w:r>
+      <w:r>
+        <w:rPr>
+          <w:rFonts w:ascii="Century" w:hAnsi="Century"/>
+        </w:rPr>
+        <w:t xml:space="preserve">extended </w:t>
+      </w:r>
+      <w:r>
+        <w:rPr>
+          <w:rFonts w:ascii="Century" w:hAnsi="Century"/>
+        </w:rPr>
+        <w:t xml:space="preserve">the </w:t>
+      </w:r>
+      <w:r>
+        <w:rPr>
+          <w:rFonts w:ascii="Century" w:hAnsi="Century"/>
+        </w:rPr>
+        <w:t>circulation</w:t>
+      </w:r>
+      <w:r>
+        <w:rPr>
+          <w:rFonts w:ascii="Century" w:hAnsi="Century"/>
+        </w:rPr>
+        <w:t xml:space="preserve"> of gold as money, defining the initial conditions and scope of the actual scale of its reproduction circuit, </w:t>
+      </w:r>
+      <w:r>
+        <w:rPr>
+          <w:rFonts w:ascii="Century" w:hAnsi="Century"/>
+        </w:rPr>
+        <w:t>subsuming</w:t>
+      </w:r>
+      <w:r>
+        <w:rPr>
+          <w:rFonts w:ascii="Century" w:hAnsi="Century"/>
+        </w:rPr>
+        <w:t xml:space="preserve"> the exchange process to the </w:t>
+      </w:r>
+      <w:r>
+        <w:rPr>
+          <w:rFonts w:ascii="Century" w:hAnsi="Century"/>
+          <w:i/>
+          <w:iCs/>
+        </w:rPr>
+        <w:t>social movement of money</w:t>
+      </w:r>
+      <w:r>
+        <w:rPr>
+          <w:rFonts w:ascii="Century" w:hAnsi="Century"/>
+        </w:rPr>
         <w:t>.</w:t>
       </w:r>
       <w:r>
@@ -2227,91 +2544,157 @@
         <w:rPr>
           <w:rFonts w:ascii="Century" w:hAnsi="Century"/>
         </w:rPr>
-        <w:t>A</w:t>
-      </w:r>
-      <w:r>
-        <w:rPr>
-          <w:rFonts w:ascii="Century" w:hAnsi="Century"/>
-        </w:rPr>
-        <w:t xml:space="preserve">s the historical foundation of the </w:t>
-      </w:r>
-      <w:r>
-        <w:rPr>
-          <w:rFonts w:ascii="Century" w:hAnsi="Century"/>
-        </w:rPr>
-        <w:t xml:space="preserve">reproduction </w:t>
-      </w:r>
-      <w:r>
-        <w:rPr>
-          <w:rFonts w:ascii="Century" w:hAnsi="Century"/>
-        </w:rPr>
-        <w:t xml:space="preserve">scale </w:t>
-      </w:r>
-      <w:r>
-        <w:rPr>
-          <w:rFonts w:ascii="Century" w:hAnsi="Century"/>
-        </w:rPr>
-        <w:t>i</w:t>
-      </w:r>
-      <w:r>
-        <w:rPr>
-          <w:rFonts w:ascii="Century" w:hAnsi="Century"/>
-        </w:rPr>
-        <w:t>n which</w:t>
-      </w:r>
-      <w:r>
-        <w:rPr>
-          <w:rFonts w:ascii="Century" w:hAnsi="Century"/>
-        </w:rPr>
-        <w:t xml:space="preserve"> </w:t>
-      </w:r>
-      <w:r>
-        <w:rPr>
-          <w:rFonts w:ascii="Century" w:hAnsi="Century"/>
-        </w:rPr>
-        <w:t>the extended accumulation of capital</w:t>
-      </w:r>
-      <w:r>
-        <w:rPr>
-          <w:rFonts w:ascii="Century" w:hAnsi="Century"/>
-        </w:rPr>
-        <w:t xml:space="preserve"> ha</w:t>
-      </w:r>
-      <w:r>
-        <w:rPr>
-          <w:rFonts w:ascii="Century" w:hAnsi="Century"/>
-        </w:rPr>
-        <w:t>s</w:t>
-      </w:r>
-      <w:r>
-        <w:rPr>
-          <w:rFonts w:ascii="Century" w:hAnsi="Century"/>
-        </w:rPr>
-        <w:t xml:space="preserve"> developed since then, from the initial conditions denoted by the invasion of </w:t>
-      </w:r>
-      <w:r>
-        <w:rPr>
-          <w:rFonts w:ascii="Century" w:hAnsi="Century"/>
-        </w:rPr>
-        <w:t>“</w:t>
-      </w:r>
-      <w:r>
-        <w:rPr>
-          <w:rFonts w:ascii="Century" w:hAnsi="Century"/>
-        </w:rPr>
-        <w:t>America</w:t>
-      </w:r>
-      <w:r>
-        <w:rPr>
-          <w:rFonts w:ascii="Century" w:hAnsi="Century"/>
-        </w:rPr>
-        <w:t>”</w:t>
+        <w:t>So, the physical presence of money</w:t>
+      </w:r>
+      <w:r>
+        <w:rPr>
+          <w:rFonts w:ascii="Century" w:hAnsi="Century"/>
+        </w:rPr>
+        <w:t xml:space="preserve"> </w:t>
+      </w:r>
+      <w:r>
+        <w:rPr>
+          <w:rFonts w:ascii="Century" w:hAnsi="Century"/>
+        </w:rPr>
+        <w:t>mined</w:t>
+      </w:r>
+      <w:r>
+        <w:rPr>
+          <w:rFonts w:ascii="Century" w:hAnsi="Century"/>
+        </w:rPr>
+        <w:t xml:space="preserve"> </w:t>
+      </w:r>
+      <w:r>
+        <w:rPr>
+          <w:rFonts w:ascii="Century" w:hAnsi="Century"/>
+        </w:rPr>
+        <w:t>in</w:t>
+      </w:r>
+      <w:r>
+        <w:rPr>
+          <w:rFonts w:ascii="Century" w:hAnsi="Century"/>
+        </w:rPr>
+        <w:t xml:space="preserve"> the material form of indigenous alienable wealth,</w:t>
+      </w:r>
+      <w:r>
+        <w:rPr>
+          <w:rFonts w:ascii="Century" w:hAnsi="Century"/>
+        </w:rPr>
+        <w:t xml:space="preserve"> silver, was</w:t>
+      </w:r>
+      <w:r>
+        <w:rPr>
+          <w:rFonts w:ascii="Century" w:hAnsi="Century"/>
+        </w:rPr>
+        <w:t xml:space="preserve"> </w:t>
+      </w:r>
+      <w:r>
+        <w:rPr>
+          <w:rFonts w:ascii="Century" w:hAnsi="Century"/>
+        </w:rPr>
+        <w:t xml:space="preserve">transformed </w:t>
+      </w:r>
+      <w:r>
+        <w:rPr>
+          <w:rFonts w:ascii="Century" w:hAnsi="Century"/>
+        </w:rPr>
+        <w:t>into money-</w:t>
+      </w:r>
+      <w:r>
+        <w:rPr>
+          <w:rFonts w:ascii="Century" w:hAnsi="Century"/>
+        </w:rPr>
+        <w:t xml:space="preserve">commodity </w:t>
+      </w:r>
+      <w:r>
+        <w:rPr>
+          <w:rFonts w:ascii="Century" w:hAnsi="Century"/>
+        </w:rPr>
+        <w:t>when arrived</w:t>
+      </w:r>
+      <w:r>
+        <w:rPr>
+          <w:rFonts w:ascii="Century" w:hAnsi="Century"/>
+        </w:rPr>
+        <w:t xml:space="preserve"> </w:t>
+      </w:r>
+      <w:r>
+        <w:rPr>
+          <w:rFonts w:ascii="Century" w:hAnsi="Century"/>
+        </w:rPr>
+        <w:t>at</w:t>
+      </w:r>
+      <w:r>
+        <w:rPr>
+          <w:rFonts w:ascii="Century" w:hAnsi="Century"/>
+        </w:rPr>
+        <w:t xml:space="preserve"> Europe, </w:t>
+      </w:r>
+      <w:r>
+        <w:rPr>
+          <w:rFonts w:ascii="Century" w:hAnsi="Century"/>
+        </w:rPr>
+        <w:t xml:space="preserve">and </w:t>
+      </w:r>
+      <w:r>
+        <w:rPr>
+          <w:rFonts w:ascii="Century" w:hAnsi="Century"/>
+        </w:rPr>
+        <w:t xml:space="preserve">then </w:t>
+      </w:r>
+      <w:r>
+        <w:rPr>
+          <w:rFonts w:ascii="Century" w:hAnsi="Century"/>
+        </w:rPr>
+        <w:t xml:space="preserve">completed </w:t>
+      </w:r>
+      <w:r>
+        <w:rPr>
+          <w:rFonts w:ascii="Century" w:hAnsi="Century"/>
+        </w:rPr>
+        <w:t xml:space="preserve">in China </w:t>
+      </w:r>
+      <w:r>
+        <w:rPr>
+          <w:rFonts w:ascii="Century" w:hAnsi="Century"/>
+        </w:rPr>
+        <w:t xml:space="preserve">its metamorphosis </w:t>
+      </w:r>
+      <w:r>
+        <w:rPr>
+          <w:rFonts w:ascii="Century" w:hAnsi="Century"/>
+        </w:rPr>
+        <w:t>in</w:t>
+      </w:r>
+      <w:r>
+        <w:rPr>
+          <w:rFonts w:ascii="Century" w:hAnsi="Century"/>
+        </w:rPr>
+        <w:t xml:space="preserve">to the elementary value form of </w:t>
+      </w:r>
+      <w:r>
+        <w:rPr>
+          <w:rFonts w:ascii="Century" w:hAnsi="Century"/>
+        </w:rPr>
+        <w:t>gold</w:t>
+      </w:r>
+      <w:r>
+        <w:rPr>
+          <w:rFonts w:ascii="Century" w:hAnsi="Century"/>
+        </w:rPr>
+        <w:t xml:space="preserve"> for hoarding</w:t>
       </w:r>
       <w:r>
         <w:rPr>
           <w:rFonts w:ascii="Century" w:hAnsi="Century"/>
         </w:rPr>
         <w:t>.</w:t>
+      </w:r>
+      <w:r>
+        <w:rPr>
+          <w:rFonts w:ascii="Century" w:hAnsi="Century"/>
+        </w:rPr>
+        <w:t xml:space="preserve"> </w:t>
       </w:r>
     </w:p>
     <w:p>
@@ -2325,6 +2708,176 @@
         <w:rPr>
           <w:rFonts w:ascii="Century" w:hAnsi="Century"/>
         </w:rPr>
+        <w:t xml:space="preserve">The following </w:t>
+      </w:r>
+      <w:r>
+        <w:rPr>
+          <w:rFonts w:ascii="Century" w:hAnsi="Century"/>
+        </w:rPr>
+        <w:t>act</w:t>
+      </w:r>
+      <w:r>
+        <w:rPr>
+          <w:rFonts w:ascii="Century" w:hAnsi="Century"/>
+        </w:rPr>
+        <w:t xml:space="preserve"> </w:t>
+      </w:r>
+      <w:r>
+        <w:rPr>
+          <w:rFonts w:ascii="Century" w:hAnsi="Century"/>
+        </w:rPr>
+        <w:t xml:space="preserve">on which the </w:t>
+      </w:r>
+      <w:r>
+        <w:rPr>
+          <w:rFonts w:ascii="Century" w:hAnsi="Century"/>
+          <w:i/>
+          <w:iCs/>
+        </w:rPr>
+        <w:t>primitive</w:t>
+      </w:r>
+      <w:r>
+        <w:rPr>
+          <w:rFonts w:ascii="Century" w:hAnsi="Century"/>
+        </w:rPr>
+        <w:t xml:space="preserve"> </w:t>
+      </w:r>
+      <w:r>
+        <w:rPr>
+          <w:rFonts w:ascii="Century" w:hAnsi="Century"/>
+        </w:rPr>
+        <w:t xml:space="preserve">performance of the money-commodity </w:t>
+      </w:r>
+      <w:r>
+        <w:rPr>
+          <w:rFonts w:ascii="Century" w:hAnsi="Century"/>
+        </w:rPr>
+        <w:t>bear</w:t>
+      </w:r>
+      <w:r>
+        <w:rPr>
+          <w:rFonts w:ascii="Century" w:hAnsi="Century"/>
+        </w:rPr>
+        <w:t xml:space="preserve">er took </w:t>
+      </w:r>
+      <w:r>
+        <w:rPr>
+          <w:rFonts w:ascii="Century" w:hAnsi="Century"/>
+        </w:rPr>
+        <w:t>place</w:t>
+      </w:r>
+      <w:r>
+        <w:rPr>
+          <w:rFonts w:ascii="Century" w:hAnsi="Century"/>
+        </w:rPr>
+        <w:t xml:space="preserve"> </w:t>
+      </w:r>
+      <w:r>
+        <w:rPr>
+          <w:rFonts w:ascii="Century" w:hAnsi="Century"/>
+        </w:rPr>
+        <w:t xml:space="preserve">was </w:t>
+      </w:r>
+      <w:r>
+        <w:rPr>
+          <w:rFonts w:ascii="Century" w:hAnsi="Century"/>
+        </w:rPr>
+        <w:t xml:space="preserve">conditioned </w:t>
+      </w:r>
+      <w:r>
+        <w:rPr>
+          <w:rFonts w:ascii="Century" w:hAnsi="Century"/>
+        </w:rPr>
+        <w:t>by the</w:t>
+      </w:r>
+      <w:r>
+        <w:rPr>
+          <w:rFonts w:ascii="Century" w:hAnsi="Century"/>
+        </w:rPr>
+        <w:t xml:space="preserve"> outcomes of the</w:t>
+      </w:r>
+      <w:r>
+        <w:rPr>
+          <w:rFonts w:ascii="Century" w:hAnsi="Century"/>
+        </w:rPr>
+        <w:t xml:space="preserve"> first metamorphosis</w:t>
+      </w:r>
+      <w:r>
+        <w:rPr>
+          <w:rFonts w:ascii="Century" w:hAnsi="Century"/>
+        </w:rPr>
+        <w:t>.</w:t>
+      </w:r>
+      <w:r>
+        <w:rPr>
+          <w:rFonts w:ascii="Century" w:hAnsi="Century"/>
+        </w:rPr>
+        <w:t xml:space="preserve"> </w:t>
+      </w:r>
+      <w:r>
+        <w:rPr>
+          <w:rFonts w:ascii="Century" w:hAnsi="Century"/>
+        </w:rPr>
+        <w:t>B</w:t>
+      </w:r>
+      <w:r>
+        <w:rPr>
+          <w:rFonts w:ascii="Century" w:hAnsi="Century"/>
+        </w:rPr>
+        <w:t xml:space="preserve">y which a certain degree of capital production was achieved due to </w:t>
+      </w:r>
+      <w:r>
+        <w:rPr>
+          <w:rFonts w:ascii="Century" w:hAnsi="Century"/>
+        </w:rPr>
+        <w:t xml:space="preserve">the </w:t>
+      </w:r>
+      <w:r>
+        <w:rPr>
+          <w:rFonts w:ascii="Century" w:hAnsi="Century"/>
+        </w:rPr>
+        <w:t xml:space="preserve">accelerated accumulation of </w:t>
+      </w:r>
+      <w:r>
+        <w:rPr>
+          <w:rFonts w:ascii="Century" w:hAnsi="Century"/>
+        </w:rPr>
+        <w:t xml:space="preserve">the </w:t>
+      </w:r>
+      <w:r>
+        <w:rPr>
+          <w:rFonts w:ascii="Century" w:hAnsi="Century"/>
+        </w:rPr>
+        <w:t>means of circulation</w:t>
+      </w:r>
+      <w:r>
+        <w:rPr>
+          <w:rFonts w:ascii="Century" w:hAnsi="Century"/>
+        </w:rPr>
+        <w:t xml:space="preserve"> correspondent to </w:t>
+      </w:r>
+      <w:r>
+        <w:rPr>
+          <w:rFonts w:ascii="Century" w:hAnsi="Century"/>
+        </w:rPr>
+        <w:t>the sixteenth-century</w:t>
+      </w:r>
+      <w:r>
+        <w:rPr>
+          <w:rFonts w:ascii="Century" w:hAnsi="Century"/>
+        </w:rPr>
+        <w:t>: gold and silver.</w:t>
+      </w:r>
+      <w:r>
+        <w:rPr>
+          <w:rFonts w:ascii="Century" w:hAnsi="Century"/>
+        </w:rPr>
+        <w:t xml:space="preserve"> </w:t>
+      </w:r>
+      <w:r>
+        <w:rPr>
+          <w:rFonts w:ascii="Century" w:hAnsi="Century"/>
+        </w:rPr>
         <w:t>The gold bearer</w:t>
       </w:r>
       <w:r>
@@ -2393,14 +2946,12 @@
         </w:rPr>
         <w:t xml:space="preserve"> merely replaceable but </w:t>
       </w:r>
-      <w:proofErr w:type="gramStart"/>
       <w:r>
         <w:rPr>
           <w:rFonts w:ascii="Century" w:hAnsi="Century"/>
         </w:rPr>
         <w:t>necessary</w:t>
       </w:r>
-      <w:proofErr w:type="gramEnd"/>
       <w:r>
         <w:rPr>
           <w:rFonts w:ascii="Century" w:hAnsi="Century"/>
@@ -2477,7 +3028,7 @@
         <w:rPr>
           <w:rFonts w:ascii="Century" w:hAnsi="Century"/>
         </w:rPr>
-        <w:t xml:space="preserve"> signed by the </w:t>
+        <w:t xml:space="preserve"> signed by </w:t>
       </w:r>
       <w:r>
         <w:rPr>
@@ -2541,7 +3092,6 @@
         <w:rPr>
           <w:rFonts w:ascii="Century" w:hAnsi="Century"/>
         </w:rPr>
-        <w:lastRenderedPageBreak/>
         <w:t>G</w:t>
       </w:r>
       <w:r>
@@ -3075,7 +3625,6 @@
         <w:rPr>
           <w:rFonts w:ascii="Century" w:hAnsi="Century"/>
         </w:rPr>
-        <w:lastRenderedPageBreak/>
         <w:t>%%[</w:t>
       </w:r>
       <w:proofErr w:type="gramEnd"/>
@@ -3872,14 +4421,7 @@
         <w:rPr>
           <w:rFonts w:ascii="Century" w:hAnsi="Century"/>
         </w:rPr>
-        <w:t xml:space="preserve"> </w:t>
-      </w:r>
-      <w:r>
-        <w:rPr>
-          <w:rFonts w:ascii="Century" w:hAnsi="Century"/>
-        </w:rPr>
-        <w:lastRenderedPageBreak/>
-        <w:t>metallized-money, monetized money, monetarized money or crypto-money</w:t>
+        <w:t xml:space="preserve"> metallized-money, monetized money, monetarized money or crypto-money</w:t>
       </w:r>
       <w:r>
         <w:rPr>
@@ -4023,21 +4565,19 @@
         <w:rPr>
           <w:rFonts w:ascii="Century" w:hAnsi="Century"/>
         </w:rPr>
-        <w:t xml:space="preserve">The final instance of the exchange of commodities mediated by money allows the consumption of </w:t>
-      </w:r>
-      <w:proofErr w:type="gramStart"/>
-      <w:r>
-        <w:rPr>
-          <w:rFonts w:ascii="Century" w:hAnsi="Century"/>
-        </w:rPr>
-        <w:t>a use-</w:t>
-      </w:r>
-      <w:proofErr w:type="gramEnd"/>
-      <w:r>
-        <w:rPr>
-          <w:rFonts w:ascii="Century" w:hAnsi="Century"/>
-        </w:rPr>
-        <w:t>value, only after its purchase (C-M-C)</w:t>
+        <w:t>The final instance of the exchange of commodities mediated by money allows the consumption of use-value</w:t>
+      </w:r>
+      <w:r>
+        <w:rPr>
+          <w:rFonts w:ascii="Century" w:hAnsi="Century"/>
+        </w:rPr>
+        <w:t>s</w:t>
+      </w:r>
+      <w:r>
+        <w:rPr>
+          <w:rFonts w:ascii="Century" w:hAnsi="Century"/>
+        </w:rPr>
+        <w:t>, only after its purchase (C-M-C)</w:t>
       </w:r>
       <w:r>
         <w:rPr>
@@ -4748,14 +5288,7 @@
         <w:rPr>
           <w:rFonts w:ascii="Century" w:hAnsi="Century"/>
         </w:rPr>
-        <w:t xml:space="preserve"> of the </w:t>
-      </w:r>
-      <w:r>
-        <w:rPr>
-          <w:rFonts w:ascii="Century" w:hAnsi="Century"/>
-        </w:rPr>
-        <w:lastRenderedPageBreak/>
-        <w:t>commodity</w:t>
+        <w:t xml:space="preserve"> of the commodity</w:t>
       </w:r>
       <w:r>
         <w:rPr>
@@ -4973,49 +5506,43 @@
         </w:rPr>
         <w:t xml:space="preserve"> </w:t>
       </w:r>
+      <w:r>
+        <w:rPr>
+          <w:rFonts w:ascii="Century" w:hAnsi="Century"/>
+        </w:rPr>
+        <w:t>%%[[KV1C3P19</w:t>
+      </w:r>
+      <w:r>
+        <w:rPr>
+          <w:rFonts w:ascii="Century" w:hAnsi="Century"/>
+        </w:rPr>
+        <w:t>0</w:t>
+      </w:r>
+      <w:r>
+        <w:rPr>
+          <w:rFonts w:ascii="Century" w:hAnsi="Century"/>
+        </w:rPr>
+        <w:t>L</w:t>
+      </w:r>
+      <w:r>
+        <w:rPr>
+          <w:rFonts w:ascii="Century" w:hAnsi="Century"/>
+        </w:rPr>
+        <w:t>6</w:t>
+      </w:r>
       <w:proofErr w:type="gramStart"/>
       <w:r>
         <w:rPr>
           <w:rFonts w:ascii="Century" w:hAnsi="Century"/>
         </w:rPr>
-        <w:t>.</w:t>
-      </w:r>
+        <w:t>]]%</w:t>
+      </w:r>
+      <w:proofErr w:type="gramEnd"/>
       <w:r>
         <w:rPr>
           <w:rFonts w:ascii="Century" w:hAnsi="Century"/>
         </w:rPr>
         <w:t>%</w:t>
-      </w:r>
-      <w:proofErr w:type="gramEnd"/>
-      <w:r>
-        <w:rPr>
-          <w:rFonts w:ascii="Century" w:hAnsi="Century"/>
-        </w:rPr>
-        <w:t>%[[KV1C3P19</w:t>
-      </w:r>
-      <w:r>
-        <w:rPr>
-          <w:rFonts w:ascii="Century" w:hAnsi="Century"/>
-        </w:rPr>
-        <w:t>0</w:t>
-      </w:r>
-      <w:r>
-        <w:rPr>
-          <w:rFonts w:ascii="Century" w:hAnsi="Century"/>
-        </w:rPr>
-        <w:t>L</w:t>
-      </w:r>
-      <w:r>
-        <w:rPr>
-          <w:rFonts w:ascii="Century" w:hAnsi="Century"/>
-        </w:rPr>
-        <w:t>6</w:t>
-      </w:r>
-      <w:r>
-        <w:rPr>
-          <w:rFonts w:ascii="Century" w:hAnsi="Century"/>
-        </w:rPr>
-        <w:t>]]%%</w:t>
       </w:r>
       <w:r>
         <w:rPr>
@@ -5551,7 +6078,6 @@
         <w:rPr>
           <w:rFonts w:ascii="Century" w:hAnsi="Century"/>
         </w:rPr>
-        <w:lastRenderedPageBreak/>
         <w:t xml:space="preserve">accountable </w:t>
       </w:r>
       <w:r>
@@ -6264,14 +6790,7 @@
         <w:rPr>
           <w:rFonts w:ascii="Century" w:hAnsi="Century"/>
         </w:rPr>
-        <w:t xml:space="preserve"> to </w:t>
-      </w:r>
-      <w:r>
-        <w:rPr>
-          <w:rFonts w:ascii="Century" w:hAnsi="Century"/>
-        </w:rPr>
-        <w:lastRenderedPageBreak/>
-        <w:t>the minimum social necessary.</w:t>
+        <w:t xml:space="preserve"> to the minimum social necessary.</w:t>
       </w:r>
       <w:r>
         <w:rPr>
@@ -7165,7 +7684,6 @@
         <w:rPr>
           <w:rFonts w:ascii="Century" w:hAnsi="Century"/>
         </w:rPr>
-        <w:lastRenderedPageBreak/>
         <w:t xml:space="preserve">Gold hoarding developed in the separation of the money-commodity from circulation. </w:t>
       </w:r>
       <w:r>
@@ -7290,7 +7808,19 @@
         <w:rPr>
           <w:rFonts w:ascii="Century" w:hAnsi="Century"/>
         </w:rPr>
-        <w:t xml:space="preserve">means of payment </w:t>
+        <w:t>means of payment</w:t>
+      </w:r>
+      <w:r>
+        <w:rPr>
+          <w:rFonts w:ascii="Century" w:hAnsi="Century"/>
+        </w:rPr>
+        <w:t>,</w:t>
+      </w:r>
+      <w:r>
+        <w:rPr>
+          <w:rFonts w:ascii="Century" w:hAnsi="Century"/>
+        </w:rPr>
+        <w:t xml:space="preserve"> </w:t>
       </w:r>
       <w:r>
         <w:rPr>
@@ -7623,15 +8153,7 @@
           <w:rFonts w:ascii="Century" w:hAnsi="Century"/>
           <w:iCs/>
         </w:rPr>
-        <w:t xml:space="preserve">also in China’s gold reserves, </w:t>
-      </w:r>
-      <w:r>
-        <w:rPr>
-          <w:rFonts w:ascii="Century" w:hAnsi="Century"/>
-          <w:iCs/>
-        </w:rPr>
-        <w:lastRenderedPageBreak/>
-        <w:t>with a first gold considerable purchase in 2003.</w:t>
+        <w:t>also in China’s gold reserves, with a first gold considerable purchase in 2003.</w:t>
       </w:r>
       <w:r>
         <w:rPr>
@@ -7894,14 +8416,7 @@
         <w:rPr>
           <w:rFonts w:ascii="Century" w:hAnsi="Century"/>
         </w:rPr>
-        <w:t xml:space="preserve">. So gold is world money </w:t>
-      </w:r>
-      <w:r>
-        <w:rPr>
-          <w:rFonts w:ascii="Century" w:hAnsi="Century"/>
-        </w:rPr>
-        <w:lastRenderedPageBreak/>
-        <w:t>because it is “</w:t>
+        <w:t>. So gold is world money because it is “</w:t>
       </w:r>
       <w:r>
         <w:rPr>
@@ -8045,14 +8560,7 @@
         <w:rPr>
           <w:rFonts w:ascii="Century" w:hAnsi="Century"/>
         </w:rPr>
-        <w:t xml:space="preserve">Also, while the imaginary, ideal, character of the money-form of value or price of the commodities, highlight the fictitious essence of money and its permanent expulsion from the circulation process of commodities (C-M-C); the relevance of the analysis of the standard of price for the study of the reproduction crisis of </w:t>
-      </w:r>
-      <w:r>
-        <w:rPr>
-          <w:rFonts w:ascii="Century" w:hAnsi="Century"/>
-        </w:rPr>
-        <w:lastRenderedPageBreak/>
-        <w:t>finance capital may be critical for the development of theoretical assumptions build over Marx’s critique to the political economy of the bourgeoisie society, considering the reforms to the gold standard of the international monetary system during 1968 and 1971, and its actual shift under the present critical juncture of transition to a new international monetary system, non-restricted by the dollar hegemony.</w:t>
+        <w:t>Also, while the imaginary, ideal, character of the money-form of value or price of the commodities, highlight the fictitious essence of money and its permanent expulsion from the circulation process of commodities (C-M-C); the relevance of the analysis of the standard of price for the study of the reproduction crisis of finance capital may be critical for the development of theoretical assumptions build over Marx’s critique to the political economy of the bourgeoisie society, considering the reforms to the gold standard of the international monetary system during 1968 and 1971, and its actual shift under the present critical juncture of transition to a new international monetary system, non-restricted by the dollar hegemony.</w:t>
       </w:r>
       <w:r>
         <w:rPr>
@@ -8167,9 +8675,256 @@
         <w:t>%.</w:t>
       </w:r>
     </w:p>
+    <w:p>
+      <w:pPr>
+        <w:spacing w:before="240" w:line="360" w:lineRule="auto"/>
+        <w:rPr>
+          <w:rFonts w:ascii="Century" w:hAnsi="Century"/>
+        </w:rPr>
+      </w:pPr>
+      <w:r>
+        <w:rPr>
+          <w:rFonts w:ascii="Century" w:hAnsi="Century"/>
+        </w:rPr>
+        <w:t>Conclusion</w:t>
+      </w:r>
+    </w:p>
+    <w:p>
+      <w:pPr>
+        <w:spacing w:before="240" w:line="360" w:lineRule="auto"/>
+        <w:rPr>
+          <w:rFonts w:ascii="Century Schoolbook" w:hAnsi="Century Schoolbook"/>
+        </w:rPr>
+      </w:pPr>
+      <w:r>
+        <w:rPr>
+          <w:rFonts w:ascii="Century Schoolbook" w:hAnsi="Century Schoolbook"/>
+        </w:rPr>
+        <w:t xml:space="preserve">The development of capital as a form of value developed necessarily after gold was already money, and money circulation had already subsumed the exchange process. Marx </w:t>
+      </w:r>
+      <w:r>
+        <w:rPr>
+          <w:rFonts w:ascii="Century Schoolbook" w:hAnsi="Century Schoolbook"/>
+        </w:rPr>
+        <w:t>studied</w:t>
+      </w:r>
+      <w:r>
+        <w:rPr>
+          <w:rFonts w:ascii="Century Schoolbook" w:hAnsi="Century Schoolbook"/>
+        </w:rPr>
+        <w:t xml:space="preserve"> the initial conditions</w:t>
+      </w:r>
+      <w:r>
+        <w:rPr>
+          <w:rFonts w:ascii="Century Schoolbook" w:hAnsi="Century Schoolbook"/>
+        </w:rPr>
+        <w:t xml:space="preserve"> of the circulation process</w:t>
+      </w:r>
+      <w:r>
+        <w:rPr>
+          <w:rFonts w:ascii="Century Schoolbook" w:hAnsi="Century Schoolbook"/>
+        </w:rPr>
+        <w:t xml:space="preserve"> </w:t>
+      </w:r>
+      <w:r>
+        <w:rPr>
+          <w:rFonts w:ascii="Century Schoolbook" w:hAnsi="Century Schoolbook"/>
+        </w:rPr>
+        <w:t>and the</w:t>
+      </w:r>
+      <w:r>
+        <w:rPr>
+          <w:rFonts w:ascii="Century Schoolbook" w:hAnsi="Century Schoolbook"/>
+        </w:rPr>
+        <w:t xml:space="preserve"> historical development of</w:t>
+      </w:r>
+      <w:r>
+        <w:rPr>
+          <w:rFonts w:ascii="Century Schoolbook" w:hAnsi="Century Schoolbook"/>
+        </w:rPr>
+        <w:t xml:space="preserve"> capital reproduction process as</w:t>
+      </w:r>
+      <w:r>
+        <w:rPr>
+          <w:rFonts w:ascii="Century Schoolbook" w:hAnsi="Century Schoolbook"/>
+        </w:rPr>
+        <w:t xml:space="preserve"> </w:t>
+      </w:r>
+      <w:r>
+        <w:rPr>
+          <w:rFonts w:ascii="Century Schoolbook" w:hAnsi="Century Schoolbook"/>
+        </w:rPr>
+        <w:t xml:space="preserve">a </w:t>
+      </w:r>
+      <w:r>
+        <w:rPr>
+          <w:rFonts w:ascii="Century Schoolbook" w:hAnsi="Century Schoolbook"/>
+        </w:rPr>
+        <w:t xml:space="preserve">form </w:t>
+      </w:r>
+      <w:r>
+        <w:rPr>
+          <w:rFonts w:ascii="Century Schoolbook" w:hAnsi="Century Schoolbook"/>
+        </w:rPr>
+        <w:t xml:space="preserve">of value. The historical juncture among the process of commodities exchange and money circulation is denoted as original accumulation, because it connotes the </w:t>
+      </w:r>
+      <w:r>
+        <w:rPr>
+          <w:rFonts w:ascii="Century Schoolbook" w:hAnsi="Century Schoolbook"/>
+          <w:i/>
+          <w:iCs/>
+        </w:rPr>
+        <w:t>origine</w:t>
+      </w:r>
+      <w:r>
+        <w:rPr>
+          <w:rFonts w:ascii="Century Schoolbook" w:hAnsi="Century Schoolbook"/>
+        </w:rPr>
+        <w:t xml:space="preserve"> of capital as capital, as the alien organism subsuming nature forces into its self-reproduceable metabolism. Without, before, the formation of “America”, resultant from the colonization process by the methods of primitive accumulation, dispossession and pure militarism, there is non-world-economy. The subsumption process of capital operated in its initial conditions at the world-economy scale. </w:t>
+      </w:r>
+    </w:p>
+    <w:p>
+      <w:pPr>
+        <w:spacing w:before="240" w:line="360" w:lineRule="auto"/>
+        <w:rPr>
+          <w:rFonts w:ascii="Century Schoolbook" w:hAnsi="Century Schoolbook"/>
+        </w:rPr>
+      </w:pPr>
+      <w:r>
+        <w:rPr>
+          <w:rFonts w:ascii="Century Schoolbook" w:hAnsi="Century Schoolbook"/>
+        </w:rPr>
+        <w:t xml:space="preserve">The reproduction metabolism development of the capital form of value is dependent on, or constrained by, the scale of the exchange process. It first relies </w:t>
+      </w:r>
+      <w:r>
+        <w:rPr>
+          <w:rFonts w:ascii="Century Schoolbook" w:hAnsi="Century Schoolbook"/>
+        </w:rPr>
+        <w:t>on</w:t>
+      </w:r>
+      <w:r>
+        <w:rPr>
+          <w:rFonts w:ascii="Century Schoolbook" w:hAnsi="Century Schoolbook"/>
+        </w:rPr>
+        <w:t xml:space="preserve"> the production of a surplus product which becomes commodity-capital, and, only after </w:t>
+      </w:r>
+      <w:r>
+        <w:rPr>
+          <w:rFonts w:ascii="Century Schoolbook" w:hAnsi="Century Schoolbook"/>
+        </w:rPr>
+        <w:t>reaching</w:t>
+      </w:r>
+      <w:r>
+        <w:rPr>
+          <w:rFonts w:ascii="Century Schoolbook" w:hAnsi="Century Schoolbook"/>
+        </w:rPr>
+        <w:t xml:space="preserve"> that condition, then it functions as productive capital (measured as the total cost price) in the production of money-capital. While capital is not always productive nor finance, as can be hoarded, it is real capital only if produces profits. Money, also, as capital, is organic in relation to capital, only if can bring real capital from the circuit of money circulation is functional for capital reproduction metabolism. Not all the money raised produced as a form of profit employing certain capital, can became capital, only the money which circulates as finance-productive capital, and the gold hoarded as real capital, are money-capital really. Overaccumulated money is not capital, </w:t>
+      </w:r>
+      <w:r>
+        <w:rPr>
+          <w:rFonts w:ascii="Century Schoolbook" w:hAnsi="Century Schoolbook"/>
+        </w:rPr>
+        <w:t>until it</w:t>
+      </w:r>
+      <w:r>
+        <w:rPr>
+          <w:rFonts w:ascii="Century Schoolbook" w:hAnsi="Century Schoolbook"/>
+        </w:rPr>
+        <w:t xml:space="preserve"> becomes money that </w:t>
+      </w:r>
+      <w:r>
+        <w:rPr>
+          <w:rFonts w:ascii="Century Schoolbook" w:hAnsi="Century Schoolbook"/>
+        </w:rPr>
+        <w:t>passes</w:t>
+      </w:r>
+      <w:r>
+        <w:rPr>
+          <w:rFonts w:ascii="Century Schoolbook" w:hAnsi="Century Schoolbook"/>
+        </w:rPr>
+        <w:t xml:space="preserve"> through the process of capital production.</w:t>
+      </w:r>
+    </w:p>
+    <w:p>
+      <w:pPr>
+        <w:spacing w:before="240" w:line="360" w:lineRule="auto"/>
+      </w:pPr>
+      <w:r>
+        <w:rPr>
+          <w:rFonts w:ascii="Century" w:hAnsi="Century"/>
+        </w:rPr>
+        <w:t>Furthermore, gold</w:t>
+      </w:r>
+      <w:r>
+        <w:rPr>
+          <w:rFonts w:ascii="Century" w:hAnsi="Century"/>
+        </w:rPr>
+        <w:t>’s significance</w:t>
+      </w:r>
+      <w:r>
+        <w:rPr>
+          <w:rFonts w:ascii="Century" w:hAnsi="Century"/>
+        </w:rPr>
+        <w:t xml:space="preserve"> as </w:t>
+      </w:r>
+      <w:r>
+        <w:rPr>
+          <w:rFonts w:ascii="Century" w:hAnsi="Century"/>
+        </w:rPr>
+        <w:t xml:space="preserve">the elementary form of the measure unit of price increased incrementally since the formation of the world-economy, not only in its ideal measure of value, but in its physical value form, accumulating constantly in the hoarded mass of commodity-money, the surplus-value historically produced by the exploitation of nature, and living human labour. As the commodity price of gold rises at every instance of the circulation process, accumulating in its physical form, a fixed aliquot part of everything consumed by every exchange mediated by money. Indeed, raising the price of the gold reserves raises the price of money in proportion to the gold fixed standard of price. Then, the value of money increases, and with it comes a general inflation of all commodities in circulation. As a response to the </w:t>
+      </w:r>
+      <w:r>
+        <w:rPr>
+          <w:rFonts w:ascii="Century" w:hAnsi="Century"/>
+        </w:rPr>
+        <w:t>increasing</w:t>
+      </w:r>
+      <w:r>
+        <w:rPr>
+          <w:rFonts w:ascii="Century" w:hAnsi="Century"/>
+        </w:rPr>
+        <w:t xml:space="preserve"> relevance of this</w:t>
+      </w:r>
+      <w:r>
+        <w:rPr>
+          <w:rFonts w:ascii="Century" w:hAnsi="Century"/>
+        </w:rPr>
+        <w:t xml:space="preserve"> issue for finance policy</w:t>
+      </w:r>
+      <w:r>
+        <w:rPr>
+          <w:rFonts w:ascii="Century" w:hAnsi="Century"/>
+        </w:rPr>
+        <w:t>, the</w:t>
+      </w:r>
+      <w:r>
+        <w:rPr>
+          <w:rFonts w:ascii="Century" w:hAnsi="Century"/>
+        </w:rPr>
+        <w:t xml:space="preserve"> gold reserves rush is </w:t>
+      </w:r>
+      <w:r>
+        <w:rPr>
+          <w:rFonts w:ascii="Century" w:hAnsi="Century"/>
+        </w:rPr>
+        <w:t>being pushed because of the total instability caused by the breakdown of U.S. world-hegemony of the</w:t>
+      </w:r>
+      <w:r>
+        <w:rPr>
+          <w:rFonts w:ascii="Century" w:hAnsi="Century"/>
+        </w:rPr>
+        <w:t xml:space="preserve"> international monetary system</w:t>
+      </w:r>
+      <w:r>
+        <w:rPr>
+          <w:rFonts w:ascii="Century" w:hAnsi="Century"/>
+        </w:rPr>
+        <w:t>, precisely because of the overdetermination of the U.S.  Dollar price on the standard of price. Gold national and international reserves are increasing its volume, particularly among the rival and challengers’ capitalist states contesting U.S. world-hegemony.</w:t>
+      </w:r>
+    </w:p>
     <w:sectPr>
-      <w:headerReference w:type="default" r:id="rId7"/>
-      <w:footerReference w:type="default" r:id="rId8"/>
+      <w:headerReference w:type="default" r:id="rId8"/>
+      <w:footerReference w:type="default" r:id="rId9"/>
       <w:pgSz w:w="12240" w:h="15840"/>
       <w:pgMar w:top="1417" w:right="1701" w:bottom="1417" w:left="1701" w:header="720" w:footer="720" w:gutter="0"/>
       <w:cols w:space="720"/>
@@ -8870,7 +9625,6 @@
   <w:style w:type="character" w:default="1" w:styleId="Fuentedeprrafopredeter">
     <w:name w:val="Default Paragraph Font"/>
     <w:uiPriority w:val="1"/>
-    <w:semiHidden/>
     <w:unhideWhenUsed/>
   </w:style>
   <w:style w:type="table" w:default="1" w:styleId="Tablanormal">
@@ -9811,4 +10565,16 @@
   </a:objectDefaults>
   <a:extraClrSchemeLst/>
 </a:theme>
+</file>
+
+<file path=customXml/item1.xml><?xml version="1.0" encoding="utf-8"?>
+<b:Sources xmlns:b="http://schemas.openxmlformats.org/officeDocument/2006/bibliography" xmlns="http://schemas.openxmlformats.org/officeDocument/2006/bibliography" SelectedStyle="\APASixthEditionOfficeOnline.xsl" StyleName="APA" Version="6"/>
+</file>
+
+<file path=customXml/itemProps1.xml><?xml version="1.0" encoding="utf-8"?>
+<ds:datastoreItem xmlns:ds="http://schemas.openxmlformats.org/officeDocument/2006/customXml" ds:itemID="{3E99DF41-C2EF-4064-B5A0-EB4359B69B49}">
+  <ds:schemaRefs>
+    <ds:schemaRef ds:uri="http://schemas.openxmlformats.org/officeDocument/2006/bibliography"/>
+  </ds:schemaRefs>
+</ds:datastoreItem>
 </file>